--- a/zht/docx/29.content.docx
+++ b/zht/docx/29.content.docx
@@ -292,6 +292,20 @@
       </w:r>
       <w:r>
         <w:rPr>
+          <w:lang w:val="zh_TW" w:bidi="zh_TW"/>
+        </w:rPr>
+        <w:t>פְּתוּאֵֽל</w:t>
+      </w:r>
+    </w:p>
+    <w:p>
+      <w:pPr/>
+      <w:r>
+        <w:rPr>
+          <w:lang w:val="zh_TW" w:bidi="zh_TW"/>
+        </w:rPr>
+      </w:r>
+      <w:r>
+        <w:rPr>
           <w:b/>
           <w:lang w:val="zh_TW" w:bidi="zh_TW"/>
         </w:rPr>
@@ -478,6 +492,20 @@
       </w:r>
       <w:r>
         <w:rPr>
+          <w:lang w:val="zh_TW" w:bidi="zh_TW"/>
+        </w:rPr>
+        <w:t>דְּבַר־יְהוָה֙ אֲשֶׁ֣ר הָיָ֔ה</w:t>
+      </w:r>
+    </w:p>
+    <w:p>
+      <w:pPr/>
+      <w:r>
+        <w:rPr>
+          <w:lang w:val="zh_TW" w:bidi="zh_TW"/>
+        </w:rPr>
+      </w:r>
+      <w:r>
+        <w:rPr>
           <w:b/>
           <w:lang w:val="zh_TW" w:bidi="zh_TW"/>
         </w:rPr>
@@ -573,6 +601,20 @@
       </w:r>
       <w:r>
         <w:rPr>
+          <w:lang w:val="zh_TW" w:bidi="zh_TW"/>
+        </w:rPr>
+        <w:t>שִׁמְעוּ־זֹאת֙ הַ⁠זְּקֵנִ֔ים וְ⁠הַֽאֲזִ֔ינוּ כֹּ֖ל יוֹשְׁבֵ֣י הָ⁠אָ֑רֶץ</w:t>
+      </w:r>
+    </w:p>
+    <w:p>
+      <w:pPr/>
+      <w:r>
+        <w:rPr>
+          <w:lang w:val="zh_TW" w:bidi="zh_TW"/>
+        </w:rPr>
+      </w:r>
+      <w:r>
+        <w:rPr>
           <w:b/>
           <w:lang w:val="zh_TW" w:bidi="zh_TW"/>
         </w:rPr>
@@ -656,6 +698,20 @@
       </w:r>
       <w:r>
         <w:rPr>
+          <w:lang w:val="zh_TW" w:bidi="zh_TW"/>
+        </w:rPr>
+        <w:t>הֶ⁠הָ֤יְתָה זֹּאת֙ בִּֽ⁠ימֵי⁠כֶ֔ם וְ⁠אִ֖ם בִּ⁠ימֵ֥י אֲבֹֽתֵי⁠כֶֽם</w:t>
+      </w:r>
+    </w:p>
+    <w:p>
+      <w:pPr/>
+      <w:r>
+        <w:rPr>
+          <w:lang w:val="zh_TW" w:bidi="zh_TW"/>
+        </w:rPr>
+      </w:r>
+      <w:r>
+        <w:rPr>
           <w:b/>
           <w:lang w:val="zh_TW" w:bidi="zh_TW"/>
         </w:rPr>
@@ -739,6 +795,20 @@
       </w:r>
       <w:r>
         <w:rPr>
+          <w:lang w:val="zh_TW" w:bidi="zh_TW"/>
+        </w:rPr>
+        <w:t>בִּֽ⁠ימֵי⁠כֶ֔ם וְ⁠אִ֖ם בִּ⁠ימֵ֥י</w:t>
+      </w:r>
+    </w:p>
+    <w:p>
+      <w:pPr/>
+      <w:r>
+        <w:rPr>
+          <w:lang w:val="zh_TW" w:bidi="zh_TW"/>
+        </w:rPr>
+      </w:r>
+      <w:r>
+        <w:rPr>
           <w:b/>
           <w:lang w:val="zh_TW" w:bidi="zh_TW"/>
         </w:rPr>
@@ -846,6 +916,20 @@
       </w:r>
       <w:r>
         <w:rPr>
+          <w:lang w:val="zh_TW" w:bidi="zh_TW"/>
+        </w:rPr>
+        <w:t>אֲבֹֽתֵי⁠כֶֽם</w:t>
+      </w:r>
+    </w:p>
+    <w:p>
+      <w:pPr/>
+      <w:r>
+        <w:rPr>
+          <w:lang w:val="zh_TW" w:bidi="zh_TW"/>
+        </w:rPr>
+      </w:r>
+      <w:r>
+        <w:rPr>
           <w:b/>
           <w:lang w:val="zh_TW" w:bidi="zh_TW"/>
         </w:rPr>
@@ -994,6 +1078,20 @@
       </w:r>
       <w:r>
         <w:rPr>
+          <w:lang w:val="zh_TW" w:bidi="zh_TW"/>
+        </w:rPr>
+        <w:t>וּ⁠בְנֵי⁠כֶם֙ לִ⁠בְנֵי⁠הֶ֔ם וּ⁠בְנֵי⁠הֶ֖ם לְ⁠ד֥וֹר אַחֵֽר</w:t>
+      </w:r>
+    </w:p>
+    <w:p>
+      <w:pPr/>
+      <w:r>
+        <w:rPr>
+          <w:lang w:val="zh_TW" w:bidi="zh_TW"/>
+        </w:rPr>
+      </w:r>
+      <w:r>
+        <w:rPr>
           <w:b/>
           <w:lang w:val="zh_TW" w:bidi="zh_TW"/>
         </w:rPr>
@@ -1101,6 +1199,20 @@
       </w:r>
       <w:r>
         <w:rPr>
+          <w:lang w:val="zh_TW" w:bidi="zh_TW"/>
+        </w:rPr>
+        <w:t>לִ⁠בְנֵי⁠כֶ֣ם &amp; וּ⁠בְנֵי⁠כֶם֙ לִ⁠בְנֵי⁠הֶ֔ם וּ⁠בְנֵי⁠הֶ֖ם</w:t>
+      </w:r>
+    </w:p>
+    <w:p>
+      <w:pPr/>
+      <w:r>
+        <w:rPr>
+          <w:lang w:val="zh_TW" w:bidi="zh_TW"/>
+        </w:rPr>
+      </w:r>
+      <w:r>
+        <w:rPr>
           <w:b/>
           <w:lang w:val="zh_TW" w:bidi="zh_TW"/>
         </w:rPr>
@@ -1197,6 +1309,20 @@
       </w:r>
       <w:r>
         <w:rPr>
+          <w:lang w:val="zh_TW" w:bidi="zh_TW"/>
+        </w:rPr>
+        <w:t>עָלֶ֖⁠יהָ לִ⁠בְנֵי⁠כֶ֣ם סַפֵּ֑רוּ וּ⁠בְנֵי⁠כֶם֙</w:t>
+      </w:r>
+    </w:p>
+    <w:p>
+      <w:pPr/>
+      <w:r>
+        <w:rPr>
+          <w:lang w:val="zh_TW" w:bidi="zh_TW"/>
+        </w:rPr>
+      </w:r>
+      <w:r>
+        <w:rPr>
           <w:b/>
           <w:lang w:val="zh_TW" w:bidi="zh_TW"/>
         </w:rPr>
@@ -1306,6 +1432,20 @@
       </w:r>
       <w:r>
         <w:rPr>
+          <w:lang w:val="zh_TW" w:bidi="zh_TW"/>
+        </w:rPr>
+        <w:t>יֶ֤תֶר הַ⁠גָּזָם֙ אָכַ֣ל הָֽ⁠אַרְבֶּ֔ה וְ⁠יֶ֥תֶר הָ⁠אַרְבֶּ֖ה אָכַ֣ל הַ⁠יָּ֑לֶק וְ⁠יֶ֣תֶר הַ⁠יֶּ֔לֶק אָכַ֖ל הֶ⁠חָסִֽיל</w:t>
+      </w:r>
+    </w:p>
+    <w:p>
+      <w:pPr/>
+      <w:r>
+        <w:rPr>
+          <w:lang w:val="zh_TW" w:bidi="zh_TW"/>
+        </w:rPr>
+      </w:r>
+      <w:r>
+        <w:rPr>
           <w:b/>
           <w:lang w:val="zh_TW" w:bidi="zh_TW"/>
         </w:rPr>
@@ -1389,6 +1529,20 @@
       </w:r>
       <w:r>
         <w:rPr>
+          <w:lang w:val="zh_TW" w:bidi="zh_TW"/>
+        </w:rPr>
+        <w:t>יֶ֤תֶר הַ⁠גָּזָם֙ אָכַ֣ל הָֽ⁠אַרְבֶּ֔ה וְ⁠יֶ֥תֶר הָ⁠אַרְבֶּ֖ה אָכַ֣ל הַ⁠יָּ֑לֶק וְ⁠יֶ֣תֶר הַ⁠יֶּ֔לֶק אָכַ֖ל הֶ⁠חָסִֽיל</w:t>
+      </w:r>
+    </w:p>
+    <w:p>
+      <w:pPr/>
+      <w:r>
+        <w:rPr>
+          <w:lang w:val="zh_TW" w:bidi="zh_TW"/>
+        </w:rPr>
+      </w:r>
+      <w:r>
+        <w:rPr>
           <w:b/>
           <w:lang w:val="zh_TW" w:bidi="zh_TW"/>
         </w:rPr>
@@ -1472,6 +1626,20 @@
       </w:r>
       <w:r>
         <w:rPr>
+          <w:lang w:val="zh_TW" w:bidi="zh_TW"/>
+        </w:rPr>
+        <w:t>יֶ֤תֶר הַ⁠גָּזָם֙ אָכַ֣ל הָֽ⁠אַרְבֶּ֔ה וְ⁠יֶ֥תֶר הָ⁠אַרְבֶּ֖ה אָכַ֣ל הַ⁠יָּ֑לֶק וְ⁠יֶ֣תֶר הַ⁠יֶּ֔לֶק אָכַ֖ל הֶ⁠חָסִֽיל</w:t>
+      </w:r>
+    </w:p>
+    <w:p>
+      <w:pPr/>
+      <w:r>
+        <w:rPr>
+          <w:lang w:val="zh_TW" w:bidi="zh_TW"/>
+        </w:rPr>
+      </w:r>
+      <w:r>
+        <w:rPr>
           <w:b/>
           <w:lang w:val="zh_TW" w:bidi="zh_TW"/>
         </w:rPr>
@@ -1575,6 +1743,20 @@
       </w:r>
       <w:r>
         <w:rPr>
+          <w:lang w:val="zh_TW" w:bidi="zh_TW"/>
+        </w:rPr>
+        <w:t>הָקִ֤יצוּ שִׁכּוֹרִים֙ וּ⁠בְכ֔וּ וְ⁠הֵילִ֖לוּ כָּל־שֹׁ֣תֵי יָ֑יִן עַל־עָסִ֕יס כִּ֥י נִכְרַ֖ת מִ⁠פִּי⁠כֶֽם</w:t>
+      </w:r>
+    </w:p>
+    <w:p>
+      <w:pPr/>
+      <w:r>
+        <w:rPr>
+          <w:lang w:val="zh_TW" w:bidi="zh_TW"/>
+        </w:rPr>
+      </w:r>
+      <w:r>
+        <w:rPr>
           <w:b/>
           <w:lang w:val="zh_TW" w:bidi="zh_TW"/>
         </w:rPr>
@@ -1658,6 +1840,20 @@
       </w:r>
       <w:r>
         <w:rPr>
+          <w:lang w:val="zh_TW" w:bidi="zh_TW"/>
+        </w:rPr>
+        <w:t>נִכְרַ֖ת מִ⁠פִּי⁠כֶֽם</w:t>
+      </w:r>
+    </w:p>
+    <w:p>
+      <w:pPr/>
+      <w:r>
+        <w:rPr>
+          <w:lang w:val="zh_TW" w:bidi="zh_TW"/>
+        </w:rPr>
+      </w:r>
+      <w:r>
+        <w:rPr>
           <w:b/>
           <w:lang w:val="zh_TW" w:bidi="zh_TW"/>
         </w:rPr>
@@ -1741,6 +1937,20 @@
       </w:r>
       <w:r>
         <w:rPr>
+          <w:lang w:val="zh_TW" w:bidi="zh_TW"/>
+        </w:rPr>
+        <w:t>מִ⁠פִּי⁠כֶֽם</w:t>
+      </w:r>
+    </w:p>
+    <w:p>
+      <w:pPr/>
+      <w:r>
+        <w:rPr>
+          <w:lang w:val="zh_TW" w:bidi="zh_TW"/>
+        </w:rPr>
+      </w:r>
+      <w:r>
+        <w:rPr>
           <w:b/>
           <w:lang w:val="zh_TW" w:bidi="zh_TW"/>
         </w:rPr>
@@ -1837,6 +2047,20 @@
       </w:r>
       <w:r>
         <w:rPr>
+          <w:lang w:val="zh_TW" w:bidi="zh_TW"/>
+        </w:rPr>
+        <w:t>נִכְרַ֖ת מִ⁠פִּי⁠כֶֽם</w:t>
+      </w:r>
+    </w:p>
+    <w:p>
+      <w:pPr/>
+      <w:r>
+        <w:rPr>
+          <w:lang w:val="zh_TW" w:bidi="zh_TW"/>
+        </w:rPr>
+      </w:r>
+      <w:r>
+        <w:rPr>
           <w:b/>
           <w:lang w:val="zh_TW" w:bidi="zh_TW"/>
         </w:rPr>
@@ -1948,6 +2172,20 @@
       </w:r>
       <w:r>
         <w:rPr>
+          <w:lang w:val="zh_TW" w:bidi="zh_TW"/>
+        </w:rPr>
+        <w:t>כִּֽי</w:t>
+      </w:r>
+    </w:p>
+    <w:p>
+      <w:pPr/>
+      <w:r>
+        <w:rPr>
+          <w:lang w:val="zh_TW" w:bidi="zh_TW"/>
+        </w:rPr>
+      </w:r>
+      <w:r>
+        <w:rPr>
           <w:b/>
           <w:lang w:val="zh_TW" w:bidi="zh_TW"/>
         </w:rPr>
@@ -2044,6 +2282,20 @@
       </w:r>
       <w:r>
         <w:rPr>
+          <w:lang w:val="zh_TW" w:bidi="zh_TW"/>
+        </w:rPr>
+        <w:t>גוֹי֙ עָלָ֣ה עַל־אַרְצִ֔⁠י</w:t>
+      </w:r>
+    </w:p>
+    <w:p>
+      <w:pPr/>
+      <w:r>
+        <w:rPr>
+          <w:lang w:val="zh_TW" w:bidi="zh_TW"/>
+        </w:rPr>
+      </w:r>
+      <w:r>
+        <w:rPr>
           <w:b/>
           <w:lang w:val="zh_TW" w:bidi="zh_TW"/>
         </w:rPr>
@@ -2155,6 +2407,20 @@
       </w:r>
       <w:r>
         <w:rPr>
+          <w:lang w:val="zh_TW" w:bidi="zh_TW"/>
+        </w:rPr>
+        <w:t>גוֹי֙</w:t>
+      </w:r>
+    </w:p>
+    <w:p>
+      <w:pPr/>
+      <w:r>
+        <w:rPr>
+          <w:lang w:val="zh_TW" w:bidi="zh_TW"/>
+        </w:rPr>
+      </w:r>
+      <w:r>
+        <w:rPr>
           <w:b/>
           <w:lang w:val="zh_TW" w:bidi="zh_TW"/>
         </w:rPr>
@@ -2275,6 +2541,20 @@
       </w:r>
       <w:r>
         <w:rPr>
+          <w:lang w:val="zh_TW" w:bidi="zh_TW"/>
+        </w:rPr>
+        <w:t>אַרְצִ֔⁠י</w:t>
+      </w:r>
+    </w:p>
+    <w:p>
+      <w:pPr/>
+      <w:r>
+        <w:rPr>
+          <w:lang w:val="zh_TW" w:bidi="zh_TW"/>
+        </w:rPr>
+      </w:r>
+      <w:r>
+        <w:rPr>
           <w:b/>
           <w:lang w:val="zh_TW" w:bidi="zh_TW"/>
         </w:rPr>
@@ -2371,6 +2651,20 @@
       </w:r>
       <w:r>
         <w:rPr>
+          <w:lang w:val="zh_TW" w:bidi="zh_TW"/>
+        </w:rPr>
+        <w:t>וְ⁠אֵ֣ין מִסְפָּ֑ר</w:t>
+      </w:r>
+    </w:p>
+    <w:p>
+      <w:pPr/>
+      <w:r>
+        <w:rPr>
+          <w:lang w:val="zh_TW" w:bidi="zh_TW"/>
+        </w:rPr>
+      </w:r>
+      <w:r>
+        <w:rPr>
           <w:b/>
           <w:lang w:val="zh_TW" w:bidi="zh_TW"/>
         </w:rPr>
@@ -2454,6 +2748,20 @@
       </w:r>
       <w:r>
         <w:rPr>
+          <w:lang w:val="zh_TW" w:bidi="zh_TW"/>
+        </w:rPr>
+        <w:t>שִׁנָּי⁠ו֙ שִׁנֵּ֣י אַרְיֵ֔ה וּֽ⁠מְתַלְּע֥וֹת לָבִ֖יא לֽ⁠וֹ</w:t>
+      </w:r>
+    </w:p>
+    <w:p>
+      <w:pPr/>
+      <w:r>
+        <w:rPr>
+          <w:lang w:val="zh_TW" w:bidi="zh_TW"/>
+        </w:rPr>
+      </w:r>
+      <w:r>
+        <w:rPr>
           <w:b/>
           <w:lang w:val="zh_TW" w:bidi="zh_TW"/>
         </w:rPr>
@@ -2537,6 +2845,20 @@
       </w:r>
       <w:r>
         <w:rPr>
+          <w:lang w:val="zh_TW" w:bidi="zh_TW"/>
+        </w:rPr>
+        <w:t>שִׁנָּי⁠ו֙ שִׁנֵּ֣י אַרְיֵ֔ה וּֽ⁠מְתַלְּע֥וֹת לָבִ֖יא לֽ⁠וֹ</w:t>
+      </w:r>
+    </w:p>
+    <w:p>
+      <w:pPr/>
+      <w:r>
+        <w:rPr>
+          <w:lang w:val="zh_TW" w:bidi="zh_TW"/>
+        </w:rPr>
+      </w:r>
+      <w:r>
+        <w:rPr>
           <w:b/>
           <w:lang w:val="zh_TW" w:bidi="zh_TW"/>
         </w:rPr>
@@ -2658,6 +2980,20 @@
       </w:r>
       <w:r>
         <w:rPr>
+          <w:lang w:val="zh_TW" w:bidi="zh_TW"/>
+        </w:rPr>
+        <w:t>וּֽ⁠מְתַלְּע֥וֹת לָבִ֖יא לֽ⁠וֹ</w:t>
+      </w:r>
+    </w:p>
+    <w:p>
+      <w:pPr/>
+      <w:r>
+        <w:rPr>
+          <w:lang w:val="zh_TW" w:bidi="zh_TW"/>
+        </w:rPr>
+      </w:r>
+      <w:r>
+        <w:rPr>
           <w:b/>
           <w:lang w:val="zh_TW" w:bidi="zh_TW"/>
         </w:rPr>
@@ -2741,6 +3077,20 @@
       </w:r>
       <w:r>
         <w:rPr>
+          <w:lang w:val="zh_TW" w:bidi="zh_TW"/>
+        </w:rPr>
+        <w:t>שָׂ֤ם גַּפְנִ⁠י֙ לְ⁠שַׁמָּ֔ה וּ⁠תְאֵנָתִ֖⁠י לִ⁠קְצָפָ֑ה</w:t>
+      </w:r>
+    </w:p>
+    <w:p>
+      <w:pPr/>
+      <w:r>
+        <w:rPr>
+          <w:lang w:val="zh_TW" w:bidi="zh_TW"/>
+        </w:rPr>
+      </w:r>
+      <w:r>
+        <w:rPr>
           <w:b/>
           <w:lang w:val="zh_TW" w:bidi="zh_TW"/>
         </w:rPr>
@@ -2837,6 +3187,20 @@
       </w:r>
       <w:r>
         <w:rPr>
+          <w:lang w:val="zh_TW" w:bidi="zh_TW"/>
+        </w:rPr>
+        <w:t>שָׂ֤ם גַּפְנִ⁠י֙ לְ⁠שַׁמָּ֔ה</w:t>
+      </w:r>
+    </w:p>
+    <w:p>
+      <w:pPr/>
+      <w:r>
+        <w:rPr>
+          <w:lang w:val="zh_TW" w:bidi="zh_TW"/>
+        </w:rPr>
+      </w:r>
+      <w:r>
+        <w:rPr>
           <w:b/>
           <w:lang w:val="zh_TW" w:bidi="zh_TW"/>
         </w:rPr>
@@ -2961,6 +3325,20 @@
       </w:r>
       <w:r>
         <w:rPr>
+          <w:lang w:val="zh_TW" w:bidi="zh_TW"/>
+        </w:rPr>
+        <w:t>חָשֹׂ֤ף חֲשָׂפָ⁠הּ֙</w:t>
+      </w:r>
+    </w:p>
+    <w:p>
+      <w:pPr/>
+      <w:r>
+        <w:rPr>
+          <w:lang w:val="zh_TW" w:bidi="zh_TW"/>
+        </w:rPr>
+      </w:r>
+      <w:r>
+        <w:rPr>
           <w:b/>
           <w:lang w:val="zh_TW" w:bidi="zh_TW"/>
         </w:rPr>
@@ -3072,6 +3450,20 @@
       </w:r>
       <w:r>
         <w:rPr>
+          <w:lang w:val="zh_TW" w:bidi="zh_TW"/>
+        </w:rPr>
+        <w:t>וְ⁠הִשְׁלִ֔יךְ</w:t>
+      </w:r>
+    </w:p>
+    <w:p>
+      <w:pPr/>
+      <w:r>
+        <w:rPr>
+          <w:lang w:val="zh_TW" w:bidi="zh_TW"/>
+        </w:rPr>
+      </w:r>
+      <w:r>
+        <w:rPr>
           <w:b/>
           <w:lang w:val="zh_TW" w:bidi="zh_TW"/>
         </w:rPr>
@@ -3180,6 +3572,20 @@
       </w:r>
       <w:r>
         <w:rPr>
+          <w:lang w:val="zh_TW" w:bidi="zh_TW"/>
+        </w:rPr>
+        <w:t>הִלְבִּ֖ינוּ שָׂרִיגֶֽי⁠הָ</w:t>
+      </w:r>
+    </w:p>
+    <w:p>
+      <w:pPr/>
+      <w:r>
+        <w:rPr>
+          <w:lang w:val="zh_TW" w:bidi="zh_TW"/>
+        </w:rPr>
+      </w:r>
+      <w:r>
+        <w:rPr>
           <w:b/>
           <w:lang w:val="zh_TW" w:bidi="zh_TW"/>
         </w:rPr>
@@ -3276,6 +3682,20 @@
       </w:r>
       <w:r>
         <w:rPr>
+          <w:lang w:val="zh_TW" w:bidi="zh_TW"/>
+        </w:rPr>
+        <w:t>אֱלִ֕י</w:t>
+      </w:r>
+    </w:p>
+    <w:p>
+      <w:pPr/>
+      <w:r>
+        <w:rPr>
+          <w:lang w:val="zh_TW" w:bidi="zh_TW"/>
+        </w:rPr>
+      </w:r>
+      <w:r>
+        <w:rPr>
           <w:b/>
           <w:lang w:val="zh_TW" w:bidi="zh_TW"/>
         </w:rPr>
@@ -3372,6 +3792,20 @@
       </w:r>
       <w:r>
         <w:rPr>
+          <w:lang w:val="zh_TW" w:bidi="zh_TW"/>
+        </w:rPr>
+        <w:t>כִּ⁠בְתוּלָ֥ה חֲגֻֽרַת־שַׂ֖ק עַל־בַּ֥עַל נְעוּרֶֽי⁠הָ</w:t>
+      </w:r>
+    </w:p>
+    <w:p>
+      <w:pPr/>
+      <w:r>
+        <w:rPr>
+          <w:lang w:val="zh_TW" w:bidi="zh_TW"/>
+        </w:rPr>
+      </w:r>
+      <w:r>
+        <w:rPr>
           <w:b/>
           <w:lang w:val="zh_TW" w:bidi="zh_TW"/>
         </w:rPr>
@@ -3455,6 +3889,20 @@
       </w:r>
       <w:r>
         <w:rPr>
+          <w:lang w:val="zh_TW" w:bidi="zh_TW"/>
+        </w:rPr>
+        <w:t>כִּ⁠בְתוּלָ֥ה חֲגֻֽרַת־שַׂ֖ק</w:t>
+      </w:r>
+    </w:p>
+    <w:p>
+      <w:pPr/>
+      <w:r>
+        <w:rPr>
+          <w:lang w:val="zh_TW" w:bidi="zh_TW"/>
+        </w:rPr>
+      </w:r>
+      <w:r>
+        <w:rPr>
           <w:b/>
           <w:lang w:val="zh_TW" w:bidi="zh_TW"/>
         </w:rPr>
@@ -3545,6 +3993,20 @@
       </w:r>
       <w:r>
         <w:rPr>
+          <w:lang w:val="zh_TW" w:bidi="zh_TW"/>
+        </w:rPr>
+        <w:t>כִּ⁠בְתוּלָ֥ה חֲגֻֽרַת־שַׂ֖ק</w:t>
+      </w:r>
+    </w:p>
+    <w:p>
+      <w:pPr/>
+      <w:r>
+        <w:rPr>
+          <w:lang w:val="zh_TW" w:bidi="zh_TW"/>
+        </w:rPr>
+      </w:r>
+      <w:r>
+        <w:rPr>
           <w:b/>
           <w:lang w:val="zh_TW" w:bidi="zh_TW"/>
         </w:rPr>
@@ -3656,6 +4118,20 @@
       </w:r>
       <w:r>
         <w:rPr>
+          <w:lang w:val="zh_TW" w:bidi="zh_TW"/>
+        </w:rPr>
+        <w:t>בַּ֥עַל נְעוּרֶֽי⁠הָ</w:t>
+      </w:r>
+    </w:p>
+    <w:p>
+      <w:pPr/>
+      <w:r>
+        <w:rPr>
+          <w:lang w:val="zh_TW" w:bidi="zh_TW"/>
+        </w:rPr>
+      </w:r>
+      <w:r>
+        <w:rPr>
           <w:b/>
           <w:lang w:val="zh_TW" w:bidi="zh_TW"/>
         </w:rPr>
@@ -3874,6 +4350,20 @@
       </w:r>
       <w:r>
         <w:rPr>
+          <w:lang w:val="zh_TW" w:bidi="zh_TW"/>
+        </w:rPr>
+        <w:t>הָכְרַ֥ת מִנְחָ֛ה וָ⁠נֶ֖סֶךְ</w:t>
+      </w:r>
+    </w:p>
+    <w:p>
+      <w:pPr/>
+      <w:r>
+        <w:rPr>
+          <w:lang w:val="zh_TW" w:bidi="zh_TW"/>
+        </w:rPr>
+      </w:r>
+      <w:r>
+        <w:rPr>
           <w:b/>
           <w:lang w:val="zh_TW" w:bidi="zh_TW"/>
         </w:rPr>
@@ -3985,6 +4475,20 @@
       </w:r>
       <w:r>
         <w:rPr>
+          <w:lang w:val="zh_TW" w:bidi="zh_TW"/>
+        </w:rPr>
+        <w:t>הָכְרַ֥ת &amp; מִ⁠בֵּ֣ית</w:t>
+      </w:r>
+    </w:p>
+    <w:p>
+      <w:pPr/>
+      <w:r>
+        <w:rPr>
+          <w:lang w:val="zh_TW" w:bidi="zh_TW"/>
+        </w:rPr>
+      </w:r>
+      <w:r>
+        <w:rPr>
           <w:b/>
           <w:lang w:val="zh_TW" w:bidi="zh_TW"/>
         </w:rPr>
@@ -4081,6 +4585,20 @@
       </w:r>
       <w:r>
         <w:rPr>
+          <w:lang w:val="zh_TW" w:bidi="zh_TW"/>
+        </w:rPr>
+        <w:t>מִ⁠בֵּ֣ית יְהוָ֑ה</w:t>
+      </w:r>
+    </w:p>
+    <w:p>
+      <w:pPr/>
+      <w:r>
+        <w:rPr>
+          <w:lang w:val="zh_TW" w:bidi="zh_TW"/>
+        </w:rPr>
+      </w:r>
+      <w:r>
+        <w:rPr>
           <w:b/>
           <w:lang w:val="zh_TW" w:bidi="zh_TW"/>
         </w:rPr>
@@ -4217,6 +4735,20 @@
       </w:r>
       <w:r>
         <w:rPr>
+          <w:lang w:val="zh_TW" w:bidi="zh_TW"/>
+        </w:rPr>
+        <w:t>שֻׁדַּ֣ד שָׂדֶ֔ה אָבְלָ֖ה אֲדָמָ֑ה כִּ֚י שֻׁדַּ֣ד דָּגָ֔ן</w:t>
+      </w:r>
+    </w:p>
+    <w:p>
+      <w:pPr/>
+      <w:r>
+        <w:rPr>
+          <w:lang w:val="zh_TW" w:bidi="zh_TW"/>
+        </w:rPr>
+      </w:r>
+      <w:r>
+        <w:rPr>
           <w:b/>
           <w:lang w:val="zh_TW" w:bidi="zh_TW"/>
         </w:rPr>
@@ -4328,6 +4860,20 @@
       </w:r>
       <w:r>
         <w:rPr>
+          <w:lang w:val="zh_TW" w:bidi="zh_TW"/>
+        </w:rPr>
+        <w:t>שֻׁדַּ֣ד שָׂדֶ֔ה &amp; שֻׁדַּ֣ד</w:t>
+      </w:r>
+    </w:p>
+    <w:p>
+      <w:pPr/>
+      <w:r>
+        <w:rPr>
+          <w:lang w:val="zh_TW" w:bidi="zh_TW"/>
+        </w:rPr>
+      </w:r>
+      <w:r>
+        <w:rPr>
           <w:b/>
           <w:lang w:val="zh_TW" w:bidi="zh_TW"/>
         </w:rPr>
@@ -4424,6 +4970,20 @@
       </w:r>
       <w:r>
         <w:rPr>
+          <w:lang w:val="zh_TW" w:bidi="zh_TW"/>
+        </w:rPr>
+        <w:t>אָבְלָ֖ה אֲדָמָ֑ה</w:t>
+      </w:r>
+    </w:p>
+    <w:p>
+      <w:pPr/>
+      <w:r>
+        <w:rPr>
+          <w:lang w:val="zh_TW" w:bidi="zh_TW"/>
+        </w:rPr>
+      </w:r>
+      <w:r>
+        <w:rPr>
           <w:b/>
           <w:lang w:val="zh_TW" w:bidi="zh_TW"/>
         </w:rPr>
@@ -4533,6 +5093,20 @@
       </w:r>
       <w:r>
         <w:rPr>
+          <w:lang w:val="zh_TW" w:bidi="zh_TW"/>
+        </w:rPr>
+        <w:t>הוֹבִ֥ישׁ תִּיר֖וֹשׁ</w:t>
+      </w:r>
+    </w:p>
+    <w:p>
+      <w:pPr/>
+      <w:r>
+        <w:rPr>
+          <w:lang w:val="zh_TW" w:bidi="zh_TW"/>
+        </w:rPr>
+      </w:r>
+      <w:r>
+        <w:rPr>
           <w:b/>
           <w:lang w:val="zh_TW" w:bidi="zh_TW"/>
         </w:rPr>
@@ -4629,6 +5203,20 @@
       </w:r>
       <w:r>
         <w:rPr>
+          <w:lang w:val="zh_TW" w:bidi="zh_TW"/>
+        </w:rPr>
+        <w:t>אֻמְלַ֥ל יִצְהָֽר</w:t>
+      </w:r>
+    </w:p>
+    <w:p>
+      <w:pPr/>
+      <w:r>
+        <w:rPr>
+          <w:lang w:val="zh_TW" w:bidi="zh_TW"/>
+        </w:rPr>
+      </w:r>
+      <w:r>
+        <w:rPr>
           <w:b/>
           <w:lang w:val="zh_TW" w:bidi="zh_TW"/>
         </w:rPr>
@@ -4726,6 +5314,20 @@
       </w:r>
       <w:r>
         <w:rPr>
+          <w:lang w:val="zh_TW" w:bidi="zh_TW"/>
+        </w:rPr>
+        <w:t>אֻמְלַ֥ל יִצְהָֽר</w:t>
+      </w:r>
+    </w:p>
+    <w:p>
+      <w:pPr/>
+      <w:r>
+        <w:rPr>
+          <w:lang w:val="zh_TW" w:bidi="zh_TW"/>
+        </w:rPr>
+      </w:r>
+      <w:r>
+        <w:rPr>
           <w:b/>
           <w:lang w:val="zh_TW" w:bidi="zh_TW"/>
         </w:rPr>
@@ -4859,6 +5461,20 @@
       </w:r>
       <w:r>
         <w:rPr>
+          <w:lang w:val="zh_TW" w:bidi="zh_TW"/>
+        </w:rPr>
+        <w:t>שָׂדֶֽה</w:t>
+      </w:r>
+    </w:p>
+    <w:p>
+      <w:pPr/>
+      <w:r>
+        <w:rPr>
+          <w:lang w:val="zh_TW" w:bidi="zh_TW"/>
+        </w:rPr>
+      </w:r>
+      <w:r>
+        <w:rPr>
           <w:b/>
           <w:lang w:val="zh_TW" w:bidi="zh_TW"/>
         </w:rPr>
@@ -4955,6 +5571,20 @@
       </w:r>
       <w:r>
         <w:rPr>
+          <w:lang w:val="zh_TW" w:bidi="zh_TW"/>
+        </w:rPr>
+        <w:t>הַ⁠גֶּ֣פֶן הוֹבִ֔ישָׁה וְ⁠הַ⁠תְּאֵנָ֖ה אֻמְלָ֑לָה רִמּ֞וֹן גַּם־תָּמָ֣ר וְ⁠תַפּ֗וּחַ</w:t>
+      </w:r>
+    </w:p>
+    <w:p>
+      <w:pPr/>
+      <w:r>
+        <w:rPr>
+          <w:lang w:val="zh_TW" w:bidi="zh_TW"/>
+        </w:rPr>
+      </w:r>
+      <w:r>
+        <w:rPr>
           <w:b/>
           <w:lang w:val="zh_TW" w:bidi="zh_TW"/>
         </w:rPr>
@@ -5103,6 +5733,20 @@
       </w:r>
       <w:r>
         <w:rPr>
+          <w:lang w:val="zh_TW" w:bidi="zh_TW"/>
+        </w:rPr>
+        <w:t>אֻמְלָ֑לָה</w:t>
+      </w:r>
+    </w:p>
+    <w:p>
+      <w:pPr/>
+      <w:r>
+        <w:rPr>
+          <w:lang w:val="zh_TW" w:bidi="zh_TW"/>
+        </w:rPr>
+      </w:r>
+      <w:r>
+        <w:rPr>
           <w:b/>
           <w:lang w:val="zh_TW" w:bidi="zh_TW"/>
         </w:rPr>
@@ -5214,6 +5858,20 @@
       </w:r>
       <w:r>
         <w:rPr>
+          <w:lang w:val="zh_TW" w:bidi="zh_TW"/>
+        </w:rPr>
+        <w:t>וְ⁠הַ⁠תְּאֵנָ֖ה אֻמְלָ֑לָה</w:t>
+      </w:r>
+    </w:p>
+    <w:p>
+      <w:pPr/>
+      <w:r>
+        <w:rPr>
+          <w:lang w:val="zh_TW" w:bidi="zh_TW"/>
+        </w:rPr>
+      </w:r>
+      <w:r>
+        <w:rPr>
           <w:b/>
           <w:lang w:val="zh_TW" w:bidi="zh_TW"/>
         </w:rPr>
@@ -5323,6 +5981,20 @@
       </w:r>
       <w:r>
         <w:rPr>
+          <w:lang w:val="zh_TW" w:bidi="zh_TW"/>
+        </w:rPr>
+        <w:t>כָּל־עֲצֵ֤י הַ⁠שָּׂדֶה֙ יָבֵ֔שׁוּ</w:t>
+      </w:r>
+    </w:p>
+    <w:p>
+      <w:pPr/>
+      <w:r>
+        <w:rPr>
+          <w:lang w:val="zh_TW" w:bidi="zh_TW"/>
+        </w:rPr>
+      </w:r>
+      <w:r>
+        <w:rPr>
           <w:b/>
           <w:lang w:val="zh_TW" w:bidi="zh_TW"/>
         </w:rPr>
@@ -5406,6 +6078,20 @@
       </w:r>
       <w:r>
         <w:rPr>
+          <w:lang w:val="zh_TW" w:bidi="zh_TW"/>
+        </w:rPr>
+        <w:t>הֹבִ֥ישׁ שָׂשׂ֖וֹן מִן־בְּנֵ֥י אָדָֽם</w:t>
+      </w:r>
+    </w:p>
+    <w:p>
+      <w:pPr/>
+      <w:r>
+        <w:rPr>
+          <w:lang w:val="zh_TW" w:bidi="zh_TW"/>
+        </w:rPr>
+      </w:r>
+      <w:r>
+        <w:rPr>
           <w:b/>
           <w:lang w:val="zh_TW" w:bidi="zh_TW"/>
         </w:rPr>
@@ -5543,6 +6229,20 @@
       </w:r>
       <w:r>
         <w:rPr>
+          <w:lang w:val="zh_TW" w:bidi="zh_TW"/>
+        </w:rPr>
+        <w:t>בְּנֵ֥י אָדָֽם</w:t>
+      </w:r>
+    </w:p>
+    <w:p>
+      <w:pPr/>
+      <w:r>
+        <w:rPr>
+          <w:lang w:val="zh_TW" w:bidi="zh_TW"/>
+        </w:rPr>
+      </w:r>
+      <w:r>
+        <w:rPr>
           <w:b/>
           <w:lang w:val="zh_TW" w:bidi="zh_TW"/>
         </w:rPr>
@@ -5680,6 +6380,20 @@
       </w:r>
       <w:r>
         <w:rPr>
+          <w:lang w:val="zh_TW" w:bidi="zh_TW"/>
+        </w:rPr>
+        <w:t>חִגְר֨וּ</w:t>
+      </w:r>
+    </w:p>
+    <w:p>
+      <w:pPr/>
+      <w:r>
+        <w:rPr>
+          <w:lang w:val="zh_TW" w:bidi="zh_TW"/>
+        </w:rPr>
+      </w:r>
+      <w:r>
+        <w:rPr>
           <w:b/>
           <w:lang w:val="zh_TW" w:bidi="zh_TW"/>
         </w:rPr>
@@ -5804,6 +6518,20 @@
       </w:r>
       <w:r>
         <w:rPr>
+          <w:lang w:val="zh_TW" w:bidi="zh_TW"/>
+        </w:rPr>
+        <w:t>לִ֣ינוּ בַ⁠שַּׂקִּ֔ים</w:t>
+      </w:r>
+    </w:p>
+    <w:p>
+      <w:pPr/>
+      <w:r>
+        <w:rPr>
+          <w:lang w:val="zh_TW" w:bidi="zh_TW"/>
+        </w:rPr>
+      </w:r>
+      <w:r>
+        <w:rPr>
           <w:b/>
           <w:lang w:val="zh_TW" w:bidi="zh_TW"/>
         </w:rPr>
@@ -5894,6 +6622,20 @@
       </w:r>
       <w:r>
         <w:rPr>
+          <w:lang w:val="zh_TW" w:bidi="zh_TW"/>
+        </w:rPr>
+        <w:t>נִמְנַ֛ע &amp; מִנְחָ֥ה וָ⁠נָֽסֶךְ</w:t>
+      </w:r>
+    </w:p>
+    <w:p>
+      <w:pPr/>
+      <w:r>
+        <w:rPr>
+          <w:lang w:val="zh_TW" w:bidi="zh_TW"/>
+        </w:rPr>
+      </w:r>
+      <w:r>
+        <w:rPr>
           <w:b/>
           <w:lang w:val="zh_TW" w:bidi="zh_TW"/>
         </w:rPr>
@@ -6005,6 +6747,20 @@
       </w:r>
       <w:r>
         <w:rPr>
+          <w:lang w:val="zh_TW" w:bidi="zh_TW"/>
+        </w:rPr>
+        <w:t>אֱלֹהָ֑⁠י</w:t>
+      </w:r>
+    </w:p>
+    <w:p>
+      <w:pPr/>
+      <w:r>
+        <w:rPr>
+          <w:lang w:val="zh_TW" w:bidi="zh_TW"/>
+        </w:rPr>
+      </w:r>
+      <w:r>
+        <w:rPr>
           <w:b/>
           <w:lang w:val="zh_TW" w:bidi="zh_TW"/>
         </w:rPr>
@@ -6101,6 +6857,20 @@
       </w:r>
       <w:r>
         <w:rPr>
+          <w:lang w:val="zh_TW" w:bidi="zh_TW"/>
+        </w:rPr>
+        <w:t>אֱלֹהֵי⁠כֶ֖ם</w:t>
+      </w:r>
+    </w:p>
+    <w:p>
+      <w:pPr/>
+      <w:r>
+        <w:rPr>
+          <w:lang w:val="zh_TW" w:bidi="zh_TW"/>
+        </w:rPr>
+      </w:r>
+      <w:r>
+        <w:rPr>
           <w:b/>
           <w:lang w:val="zh_TW" w:bidi="zh_TW"/>
         </w:rPr>
@@ -6197,6 +6967,20 @@
       </w:r>
       <w:r>
         <w:rPr>
+          <w:lang w:val="zh_TW" w:bidi="zh_TW"/>
+        </w:rPr>
+        <w:t>קַדְּשׁוּ־צוֹם֙</w:t>
+      </w:r>
+    </w:p>
+    <w:p>
+      <w:pPr/>
+      <w:r>
+        <w:rPr>
+          <w:lang w:val="zh_TW" w:bidi="zh_TW"/>
+        </w:rPr>
+      </w:r>
+      <w:r>
+        <w:rPr>
           <w:b/>
           <w:lang w:val="zh_TW" w:bidi="zh_TW"/>
         </w:rPr>
@@ -6287,6 +7071,20 @@
       </w:r>
       <w:r>
         <w:rPr>
+          <w:lang w:val="zh_TW" w:bidi="zh_TW"/>
+        </w:rPr>
+        <w:t>אֱלֹהֵי⁠כֶ֑ם</w:t>
+      </w:r>
+    </w:p>
+    <w:p>
+      <w:pPr/>
+      <w:r>
+        <w:rPr>
+          <w:lang w:val="zh_TW" w:bidi="zh_TW"/>
+        </w:rPr>
+      </w:r>
+      <w:r>
+        <w:rPr>
           <w:b/>
           <w:lang w:val="zh_TW" w:bidi="zh_TW"/>
         </w:rPr>
@@ -6383,6 +7181,20 @@
       </w:r>
       <w:r>
         <w:rPr>
+          <w:lang w:val="zh_TW" w:bidi="zh_TW"/>
+        </w:rPr>
+        <w:t>אֲהָ֖הּ לַ⁠יּ֑וֹם</w:t>
+      </w:r>
+    </w:p>
+    <w:p>
+      <w:pPr/>
+      <w:r>
+        <w:rPr>
+          <w:lang w:val="zh_TW" w:bidi="zh_TW"/>
+        </w:rPr>
+      </w:r>
+      <w:r>
+        <w:rPr>
           <w:b/>
           <w:lang w:val="zh_TW" w:bidi="zh_TW"/>
         </w:rPr>
@@ -6466,6 +7278,20 @@
       </w:r>
       <w:r>
         <w:rPr>
+          <w:lang w:val="zh_TW" w:bidi="zh_TW"/>
+        </w:rPr>
+        <w:t>אֲהָ֖הּ לַ⁠יּ֑וֹם</w:t>
+      </w:r>
+    </w:p>
+    <w:p>
+      <w:pPr/>
+      <w:r>
+        <w:rPr>
+          <w:lang w:val="zh_TW" w:bidi="zh_TW"/>
+        </w:rPr>
+      </w:r>
+      <w:r>
+        <w:rPr>
           <w:b/>
           <w:lang w:val="zh_TW" w:bidi="zh_TW"/>
         </w:rPr>
@@ -6562,6 +7388,20 @@
       </w:r>
       <w:r>
         <w:rPr>
+          <w:lang w:val="zh_TW" w:bidi="zh_TW"/>
+        </w:rPr>
+        <w:t>י֣וֹם יְהוָ֔ה</w:t>
+      </w:r>
+    </w:p>
+    <w:p>
+      <w:pPr/>
+      <w:r>
+        <w:rPr>
+          <w:lang w:val="zh_TW" w:bidi="zh_TW"/>
+        </w:rPr>
+      </w:r>
+      <w:r>
+        <w:rPr>
           <w:b/>
           <w:lang w:val="zh_TW" w:bidi="zh_TW"/>
         </w:rPr>
@@ -6658,6 +7498,20 @@
       </w:r>
       <w:r>
         <w:rPr>
+          <w:lang w:val="zh_TW" w:bidi="zh_TW"/>
+        </w:rPr>
+        <w:t>וּ⁠כְ⁠שֹׁ֖ד מִ⁠שַׁדַּ֥י יָבֽוֹא</w:t>
+      </w:r>
+    </w:p>
+    <w:p>
+      <w:pPr/>
+      <w:r>
+        <w:rPr>
+          <w:lang w:val="zh_TW" w:bidi="zh_TW"/>
+        </w:rPr>
+      </w:r>
+      <w:r>
+        <w:rPr>
           <w:b/>
           <w:lang w:val="zh_TW" w:bidi="zh_TW"/>
         </w:rPr>
@@ -6754,6 +7608,20 @@
       </w:r>
       <w:r>
         <w:rPr>
+          <w:lang w:val="zh_TW" w:bidi="zh_TW"/>
+        </w:rPr>
+        <w:t>מִ⁠שַׁדַּ֥י</w:t>
+      </w:r>
+    </w:p>
+    <w:p>
+      <w:pPr/>
+      <w:r>
+        <w:rPr>
+          <w:lang w:val="zh_TW" w:bidi="zh_TW"/>
+        </w:rPr>
+      </w:r>
+      <w:r>
+        <w:rPr>
           <w:b/>
           <w:lang w:val="zh_TW" w:bidi="zh_TW"/>
         </w:rPr>
@@ -6857,6 +7725,20 @@
       </w:r>
       <w:r>
         <w:rPr>
+          <w:lang w:val="zh_TW" w:bidi="zh_TW"/>
+        </w:rPr>
+        <w:t>הֲ⁠ל֛וֹא נֶ֥גֶד עֵינֵ֖י⁠נוּ אֹ֣כֶל נִכְרָ֑ת מִ⁠בֵּ֥ית אֱלֹהֵ֖י⁠נוּ שִׂמְחָ֥ה וָ⁠גִֽיל</w:t>
+      </w:r>
+    </w:p>
+    <w:p>
+      <w:pPr/>
+      <w:r>
+        <w:rPr>
+          <w:lang w:val="zh_TW" w:bidi="zh_TW"/>
+        </w:rPr>
+      </w:r>
+      <w:r>
+        <w:rPr>
           <w:b/>
           <w:lang w:val="zh_TW" w:bidi="zh_TW"/>
         </w:rPr>
@@ -6953,6 +7835,20 @@
       </w:r>
       <w:r>
         <w:rPr>
+          <w:lang w:val="zh_TW" w:bidi="zh_TW"/>
+        </w:rPr>
+        <w:t>הֲ⁠ל֛וֹא נֶ֥גֶד עֵינֵ֖י⁠נוּ אֹ֣כֶל נִכְרָ֑ת</w:t>
+      </w:r>
+    </w:p>
+    <w:p>
+      <w:pPr/>
+      <w:r>
+        <w:rPr>
+          <w:lang w:val="zh_TW" w:bidi="zh_TW"/>
+        </w:rPr>
+      </w:r>
+      <w:r>
+        <w:rPr>
           <w:b/>
           <w:lang w:val="zh_TW" w:bidi="zh_TW"/>
         </w:rPr>
@@ -7064,6 +7960,20 @@
       </w:r>
       <w:r>
         <w:rPr>
+          <w:lang w:val="zh_TW" w:bidi="zh_TW"/>
+        </w:rPr>
+        <w:t>נֶ֥גֶד עֵינֵ֖י⁠נוּ</w:t>
+      </w:r>
+    </w:p>
+    <w:p>
+      <w:pPr/>
+      <w:r>
+        <w:rPr>
+          <w:lang w:val="zh_TW" w:bidi="zh_TW"/>
+        </w:rPr>
+      </w:r>
+      <w:r>
+        <w:rPr>
           <w:b/>
           <w:lang w:val="zh_TW" w:bidi="zh_TW"/>
         </w:rPr>
@@ -7160,6 +8070,20 @@
       </w:r>
       <w:r>
         <w:rPr>
+          <w:lang w:val="zh_TW" w:bidi="zh_TW"/>
+        </w:rPr>
+        <w:t>מִ⁠בֵּ֥ית אֱלֹהֵ֖י⁠נוּ שִׂמְחָ֥ה וָ⁠גִֽיל</w:t>
+      </w:r>
+    </w:p>
+    <w:p>
+      <w:pPr/>
+      <w:r>
+        <w:rPr>
+          <w:lang w:val="zh_TW" w:bidi="zh_TW"/>
+        </w:rPr>
+      </w:r>
+      <w:r>
+        <w:rPr>
           <w:b/>
           <w:lang w:val="zh_TW" w:bidi="zh_TW"/>
         </w:rPr>
@@ -7243,6 +8167,20 @@
       </w:r>
       <w:r>
         <w:rPr>
+          <w:lang w:val="zh_TW" w:bidi="zh_TW"/>
+        </w:rPr>
+        <w:t>שִׂמְחָ֥ה וָ⁠גִֽיל</w:t>
+      </w:r>
+    </w:p>
+    <w:p>
+      <w:pPr/>
+      <w:r>
+        <w:rPr>
+          <w:lang w:val="zh_TW" w:bidi="zh_TW"/>
+        </w:rPr>
+      </w:r>
+      <w:r>
+        <w:rPr>
           <w:b/>
           <w:lang w:val="zh_TW" w:bidi="zh_TW"/>
         </w:rPr>
@@ -7346,6 +8284,20 @@
       </w:r>
       <w:r>
         <w:rPr>
+          <w:lang w:val="zh_TW" w:bidi="zh_TW"/>
+        </w:rPr>
+        <w:t>נֶהֶרְס֖וּ מַמְּגֻר֑וֹת</w:t>
+      </w:r>
+    </w:p>
+    <w:p>
+      <w:pPr/>
+      <w:r>
+        <w:rPr>
+          <w:lang w:val="zh_TW" w:bidi="zh_TW"/>
+        </w:rPr>
+      </w:r>
+      <w:r>
+        <w:rPr>
           <w:b/>
           <w:lang w:val="zh_TW" w:bidi="zh_TW"/>
         </w:rPr>
@@ -7457,6 +8409,20 @@
       </w:r>
       <w:r>
         <w:rPr>
+          <w:lang w:val="zh_TW" w:bidi="zh_TW"/>
+        </w:rPr>
+        <w:t>הֹבִ֖ישׁ דָּגָֽן</w:t>
+      </w:r>
+    </w:p>
+    <w:p>
+      <w:pPr/>
+      <w:r>
+        <w:rPr>
+          <w:lang w:val="zh_TW" w:bidi="zh_TW"/>
+        </w:rPr>
+      </w:r>
+      <w:r>
+        <w:rPr>
           <w:b/>
           <w:lang w:val="zh_TW" w:bidi="zh_TW"/>
         </w:rPr>
@@ -7566,6 +8532,20 @@
       </w:r>
       <w:r>
         <w:rPr>
+          <w:lang w:val="zh_TW" w:bidi="zh_TW"/>
+        </w:rPr>
+        <w:t>מַה־נֶּאֶנְחָ֣ה בְהֵמָ֗ה</w:t>
+      </w:r>
+    </w:p>
+    <w:p>
+      <w:pPr/>
+      <w:r>
+        <w:rPr>
+          <w:lang w:val="zh_TW" w:bidi="zh_TW"/>
+        </w:rPr>
+      </w:r>
+      <w:r>
+        <w:rPr>
           <w:b/>
           <w:lang w:val="zh_TW" w:bidi="zh_TW"/>
         </w:rPr>
@@ -7649,6 +8629,20 @@
       </w:r>
       <w:r>
         <w:rPr>
+          <w:lang w:val="zh_TW" w:bidi="zh_TW"/>
+        </w:rPr>
+        <w:t>מַה־נֶּאֶנְחָ֣ה בְהֵמָ֗ה</w:t>
+      </w:r>
+    </w:p>
+    <w:p>
+      <w:pPr/>
+      <w:r>
+        <w:rPr>
+          <w:lang w:val="zh_TW" w:bidi="zh_TW"/>
+        </w:rPr>
+      </w:r>
+      <w:r>
+        <w:rPr>
           <w:b/>
           <w:lang w:val="zh_TW" w:bidi="zh_TW"/>
         </w:rPr>
@@ -7745,6 +8739,20 @@
       </w:r>
       <w:r>
         <w:rPr>
+          <w:lang w:val="zh_TW" w:bidi="zh_TW"/>
+        </w:rPr>
+        <w:t>נָבֹ֨כוּ֙ עֶדְרֵ֣י בָקָ֔ר</w:t>
+      </w:r>
+    </w:p>
+    <w:p>
+      <w:pPr/>
+      <w:r>
+        <w:rPr>
+          <w:lang w:val="zh_TW" w:bidi="zh_TW"/>
+        </w:rPr>
+      </w:r>
+      <w:r>
+        <w:rPr>
           <w:b/>
           <w:lang w:val="zh_TW" w:bidi="zh_TW"/>
         </w:rPr>
@@ -7856,6 +8864,20 @@
       </w:r>
       <w:r>
         <w:rPr>
+          <w:lang w:val="zh_TW" w:bidi="zh_TW"/>
+        </w:rPr>
+        <w:t>עֶדְרֵ֥י הַ⁠צֹּ֖אן נֶאְשָֽׁמוּ</w:t>
+      </w:r>
+    </w:p>
+    <w:p>
+      <w:pPr/>
+      <w:r>
+        <w:rPr>
+          <w:lang w:val="zh_TW" w:bidi="zh_TW"/>
+        </w:rPr>
+      </w:r>
+      <w:r>
+        <w:rPr>
           <w:b/>
           <w:lang w:val="zh_TW" w:bidi="zh_TW"/>
         </w:rPr>
@@ -7939,6 +8961,20 @@
       </w:r>
       <w:r>
         <w:rPr>
+          <w:lang w:val="zh_TW" w:bidi="zh_TW"/>
+        </w:rPr>
+        <w:t>עֶדְרֵ֥י הַ⁠צֹּ֖אן נֶאְשָֽׁמוּ</w:t>
+      </w:r>
+    </w:p>
+    <w:p>
+      <w:pPr/>
+      <w:r>
+        <w:rPr>
+          <w:lang w:val="zh_TW" w:bidi="zh_TW"/>
+        </w:rPr>
+      </w:r>
+      <w:r>
+        <w:rPr>
           <w:b/>
           <w:lang w:val="zh_TW" w:bidi="zh_TW"/>
         </w:rPr>
@@ -8050,6 +9086,20 @@
       </w:r>
       <w:r>
         <w:rPr>
+          <w:lang w:val="zh_TW" w:bidi="zh_TW"/>
+        </w:rPr>
+        <w:t>אֵלֶ֥י⁠ךָ יְהוָ֖ה אֶקְרָ֑א</w:t>
+      </w:r>
+    </w:p>
+    <w:p>
+      <w:pPr/>
+      <w:r>
+        <w:rPr>
+          <w:lang w:val="zh_TW" w:bidi="zh_TW"/>
+        </w:rPr>
+      </w:r>
+      <w:r>
+        <w:rPr>
           <w:b/>
           <w:lang w:val="zh_TW" w:bidi="zh_TW"/>
         </w:rPr>
@@ -8133,6 +9183,20 @@
       </w:r>
       <w:r>
         <w:rPr>
+          <w:lang w:val="zh_TW" w:bidi="zh_TW"/>
+        </w:rPr>
+        <w:t>כִּ֣י אֵ֗שׁ אָֽכְלָה֙ נְא֣וֹת מִדְבָּ֔ר</w:t>
+      </w:r>
+    </w:p>
+    <w:p>
+      <w:pPr/>
+      <w:r>
+        <w:rPr>
+          <w:lang w:val="zh_TW" w:bidi="zh_TW"/>
+        </w:rPr>
+      </w:r>
+      <w:r>
+        <w:rPr>
           <w:b/>
           <w:lang w:val="zh_TW" w:bidi="zh_TW"/>
         </w:rPr>
@@ -8229,6 +9293,20 @@
       </w:r>
       <w:r>
         <w:rPr>
+          <w:lang w:val="zh_TW" w:bidi="zh_TW"/>
+        </w:rPr>
+        <w:t>וְ⁠לֶ֣הָבָ֔ה לִהֲטָ֖ה כָּל־עֲצֵ֥י הַ⁠שָּׂדֶֽה</w:t>
+      </w:r>
+    </w:p>
+    <w:p>
+      <w:pPr/>
+      <w:r>
+        <w:rPr>
+          <w:lang w:val="zh_TW" w:bidi="zh_TW"/>
+        </w:rPr>
+      </w:r>
+      <w:r>
+        <w:rPr>
           <w:b/>
           <w:lang w:val="zh_TW" w:bidi="zh_TW"/>
         </w:rPr>
@@ -8338,6 +9416,20 @@
       </w:r>
       <w:r>
         <w:rPr>
+          <w:lang w:val="zh_TW" w:bidi="zh_TW"/>
+        </w:rPr>
+        <w:t>וְ⁠לֶ֣הָבָ֔ה לִהֲטָ֖ה כָּל־עֲצֵ֥י הַ⁠שָּׂדֶֽה</w:t>
+      </w:r>
+    </w:p>
+    <w:p>
+      <w:pPr/>
+      <w:r>
+        <w:rPr>
+          <w:lang w:val="zh_TW" w:bidi="zh_TW"/>
+        </w:rPr>
+      </w:r>
+      <w:r>
+        <w:rPr>
           <w:b/>
           <w:lang w:val="zh_TW" w:bidi="zh_TW"/>
         </w:rPr>
@@ -8423,6 +9515,20 @@
         <w:rPr>
           <w:lang w:val="zh_TW" w:bidi="zh_TW"/>
         </w:rPr>
+      </w:r>
+    </w:p>
+    <w:p>
+      <w:pPr/>
+      <w:r>
+        <w:rPr>
+          <w:lang w:val="zh_TW" w:bidi="zh_TW"/>
+        </w:rPr>
+      </w:r>
+      <w:r>
+        <w:rPr>
+          <w:lang w:val="zh_TW" w:bidi="zh_TW"/>
+        </w:rPr>
+        <w:t>אֵלֶ֑י⁠ךָ</w:t>
       </w:r>
     </w:p>
     <w:p>
@@ -8631,6 +9737,20 @@
       </w:r>
       <w:r>
         <w:rPr>
+          <w:lang w:val="zh_TW" w:bidi="zh_TW"/>
+        </w:rPr>
+        <w:t>תִּקְע֨וּ שׁוֹפָ֜ר בְּ⁠צִיּ֗וֹן וְ⁠הָרִ֨יעוּ֙ בְּ⁠הַ֣ר קָדְשִׁ֔⁠י</w:t>
+      </w:r>
+    </w:p>
+    <w:p>
+      <w:pPr/>
+      <w:r>
+        <w:rPr>
+          <w:lang w:val="zh_TW" w:bidi="zh_TW"/>
+        </w:rPr>
+      </w:r>
+      <w:r>
+        <w:rPr>
           <w:b/>
           <w:lang w:val="zh_TW" w:bidi="zh_TW"/>
         </w:rPr>
@@ -8714,6 +9834,20 @@
       </w:r>
       <w:r>
         <w:rPr>
+          <w:lang w:val="zh_TW" w:bidi="zh_TW"/>
+        </w:rPr>
+        <w:t>שׁוֹפָ֜ר</w:t>
+      </w:r>
+    </w:p>
+    <w:p>
+      <w:pPr/>
+      <w:r>
+        <w:rPr>
+          <w:lang w:val="zh_TW" w:bidi="zh_TW"/>
+        </w:rPr>
+      </w:r>
+      <w:r>
+        <w:rPr>
           <w:b/>
           <w:lang w:val="zh_TW" w:bidi="zh_TW"/>
         </w:rPr>
@@ -8804,6 +9938,20 @@
       </w:r>
       <w:r>
         <w:rPr>
+          <w:lang w:val="zh_TW" w:bidi="zh_TW"/>
+        </w:rPr>
+        <w:t>שׁוֹפָ֜ר</w:t>
+      </w:r>
+    </w:p>
+    <w:p>
+      <w:pPr/>
+      <w:r>
+        <w:rPr>
+          <w:lang w:val="zh_TW" w:bidi="zh_TW"/>
+        </w:rPr>
+      </w:r>
+      <w:r>
+        <w:rPr>
           <w:b/>
           <w:lang w:val="zh_TW" w:bidi="zh_TW"/>
         </w:rPr>
@@ -8894,6 +10042,20 @@
       </w:r>
       <w:r>
         <w:rPr>
+          <w:lang w:val="zh_TW" w:bidi="zh_TW"/>
+        </w:rPr>
+        <w:t>בְּ⁠הַ֣ר קָדְשִׁ֔⁠י</w:t>
+      </w:r>
+    </w:p>
+    <w:p>
+      <w:pPr/>
+      <w:r>
+        <w:rPr>
+          <w:lang w:val="zh_TW" w:bidi="zh_TW"/>
+        </w:rPr>
+      </w:r>
+      <w:r>
+        <w:rPr>
           <w:b/>
           <w:lang w:val="zh_TW" w:bidi="zh_TW"/>
         </w:rPr>
@@ -9007,6 +10169,20 @@
         <w:rPr>
           <w:lang w:val="zh_TW" w:bidi="zh_TW"/>
         </w:rPr>
+      </w:r>
+    </w:p>
+    <w:p>
+      <w:pPr/>
+      <w:r>
+        <w:rPr>
+          <w:lang w:val="zh_TW" w:bidi="zh_TW"/>
+        </w:rPr>
+      </w:r>
+      <w:r>
+        <w:rPr>
+          <w:lang w:val="zh_TW" w:bidi="zh_TW"/>
+        </w:rPr>
+        <w:t>יִרְגְּז֕וּ</w:t>
       </w:r>
     </w:p>
     <w:p>
@@ -9215,6 +10391,20 @@
       </w:r>
       <w:r>
         <w:rPr>
+          <w:lang w:val="zh_TW" w:bidi="zh_TW"/>
+        </w:rPr>
+        <w:t>י֧וֹם חֹ֣שֶׁךְ וַ⁠אֲפֵלָ֗ה י֤וֹם עָנָן֙ וַ⁠עֲרָפֶ֔ל</w:t>
+      </w:r>
+    </w:p>
+    <w:p>
+      <w:pPr/>
+      <w:r>
+        <w:rPr>
+          <w:lang w:val="zh_TW" w:bidi="zh_TW"/>
+        </w:rPr>
+      </w:r>
+      <w:r>
+        <w:rPr>
           <w:b/>
           <w:lang w:val="zh_TW" w:bidi="zh_TW"/>
         </w:rPr>
@@ -9311,6 +10501,20 @@
       </w:r>
       <w:r>
         <w:rPr>
+          <w:lang w:val="zh_TW" w:bidi="zh_TW"/>
+        </w:rPr>
+        <w:t>חֹ֣שֶׁךְ וַ⁠אֲפֵלָ֗ה</w:t>
+      </w:r>
+    </w:p>
+    <w:p>
+      <w:pPr/>
+      <w:r>
+        <w:rPr>
+          <w:lang w:val="zh_TW" w:bidi="zh_TW"/>
+        </w:rPr>
+      </w:r>
+      <w:r>
+        <w:rPr>
           <w:b/>
           <w:lang w:val="zh_TW" w:bidi="zh_TW"/>
         </w:rPr>
@@ -9414,6 +10618,20 @@
       </w:r>
       <w:r>
         <w:rPr>
+          <w:lang w:val="zh_TW" w:bidi="zh_TW"/>
+        </w:rPr>
+        <w:t>עָנָן֙ וַ⁠עֲרָפֶ֔ל</w:t>
+      </w:r>
+    </w:p>
+    <w:p>
+      <w:pPr/>
+      <w:r>
+        <w:rPr>
+          <w:lang w:val="zh_TW" w:bidi="zh_TW"/>
+        </w:rPr>
+      </w:r>
+      <w:r>
+        <w:rPr>
           <w:b/>
           <w:lang w:val="zh_TW" w:bidi="zh_TW"/>
         </w:rPr>
@@ -9517,6 +10735,20 @@
       </w:r>
       <w:r>
         <w:rPr>
+          <w:lang w:val="zh_TW" w:bidi="zh_TW"/>
+        </w:rPr>
+        <w:t>כְּ⁠שַׁ֖חַר פָּרֻ֣שׂ עַל־הֶֽ⁠הָרִ֑ים</w:t>
+      </w:r>
+    </w:p>
+    <w:p>
+      <w:pPr/>
+      <w:r>
+        <w:rPr>
+          <w:lang w:val="zh_TW" w:bidi="zh_TW"/>
+        </w:rPr>
+      </w:r>
+      <w:r>
+        <w:rPr>
           <w:b/>
           <w:lang w:val="zh_TW" w:bidi="zh_TW"/>
         </w:rPr>
@@ -9600,6 +10832,20 @@
       </w:r>
       <w:r>
         <w:rPr>
+          <w:lang w:val="zh_TW" w:bidi="zh_TW"/>
+        </w:rPr>
+        <w:t>כְּ⁠שַׁ֖חַר פָּרֻ֣שׂ עַל־הֶֽ⁠הָרִ֑ים</w:t>
+      </w:r>
+    </w:p>
+    <w:p>
+      <w:pPr/>
+      <w:r>
+        <w:rPr>
+          <w:lang w:val="zh_TW" w:bidi="zh_TW"/>
+        </w:rPr>
+      </w:r>
+      <w:r>
+        <w:rPr>
           <w:b/>
           <w:lang w:val="zh_TW" w:bidi="zh_TW"/>
         </w:rPr>
@@ -9711,6 +10957,20 @@
       </w:r>
       <w:r>
         <w:rPr>
+          <w:lang w:val="zh_TW" w:bidi="zh_TW"/>
+        </w:rPr>
+        <w:t>כְּ⁠שַׁ֖חַר</w:t>
+      </w:r>
+    </w:p>
+    <w:p>
+      <w:pPr/>
+      <w:r>
+        <w:rPr>
+          <w:lang w:val="zh_TW" w:bidi="zh_TW"/>
+        </w:rPr>
+      </w:r>
+      <w:r>
+        <w:rPr>
           <w:b/>
           <w:lang w:val="zh_TW" w:bidi="zh_TW"/>
         </w:rPr>
@@ -9807,6 +11067,20 @@
       </w:r>
       <w:r>
         <w:rPr>
+          <w:lang w:val="zh_TW" w:bidi="zh_TW"/>
+        </w:rPr>
+        <w:t>עַ֚ם רַ֣ב וְ⁠עָצ֔וּם</w:t>
+      </w:r>
+    </w:p>
+    <w:p>
+      <w:pPr/>
+      <w:r>
+        <w:rPr>
+          <w:lang w:val="zh_TW" w:bidi="zh_TW"/>
+        </w:rPr>
+      </w:r>
+      <w:r>
+        <w:rPr>
           <w:b/>
           <w:lang w:val="zh_TW" w:bidi="zh_TW"/>
         </w:rPr>
@@ -9890,6 +11164,20 @@
       </w:r>
       <w:r>
         <w:rPr>
+          <w:lang w:val="zh_TW" w:bidi="zh_TW"/>
+        </w:rPr>
+        <w:t>עַ֚ם רַ֣ב וְ⁠עָצ֔וּם</w:t>
+      </w:r>
+    </w:p>
+    <w:p>
+      <w:pPr/>
+      <w:r>
+        <w:rPr>
+          <w:lang w:val="zh_TW" w:bidi="zh_TW"/>
+        </w:rPr>
+      </w:r>
+      <w:r>
+        <w:rPr>
           <w:b/>
           <w:lang w:val="zh_TW" w:bidi="zh_TW"/>
         </w:rPr>
@@ -9993,6 +11281,20 @@
       </w:r>
       <w:r>
         <w:rPr>
+          <w:lang w:val="zh_TW" w:bidi="zh_TW"/>
+        </w:rPr>
+        <w:t>כָּמֹ֗⁠הוּ לֹ֤א נִֽהְיָה֙ מִן־הָ֣⁠עוֹלָ֔ם וְ⁠אַֽחֲרָי⁠ו֙ לֹ֣א יוֹסֵ֔ף עַד־שְׁנֵ֖י דּ֥וֹר וָ⁠דֽוֹר</w:t>
+      </w:r>
+    </w:p>
+    <w:p>
+      <w:pPr/>
+      <w:r>
+        <w:rPr>
+          <w:lang w:val="zh_TW" w:bidi="zh_TW"/>
+        </w:rPr>
+      </w:r>
+      <w:r>
+        <w:rPr>
           <w:b/>
           <w:lang w:val="zh_TW" w:bidi="zh_TW"/>
         </w:rPr>
@@ -10076,6 +11378,20 @@
       </w:r>
       <w:r>
         <w:rPr>
+          <w:lang w:val="zh_TW" w:bidi="zh_TW"/>
+        </w:rPr>
+        <w:t>עַד־שְׁנֵ֖י דּ֥וֹר וָ⁠דֽוֹר</w:t>
+      </w:r>
+    </w:p>
+    <w:p>
+      <w:pPr/>
+      <w:r>
+        <w:rPr>
+          <w:lang w:val="zh_TW" w:bidi="zh_TW"/>
+        </w:rPr>
+      </w:r>
+      <w:r>
+        <w:rPr>
           <w:b/>
           <w:lang w:val="zh_TW" w:bidi="zh_TW"/>
         </w:rPr>
@@ -10159,6 +11475,20 @@
       </w:r>
       <w:r>
         <w:rPr>
+          <w:lang w:val="zh_TW" w:bidi="zh_TW"/>
+        </w:rPr>
+        <w:t>לְ⁠פָנָי⁠ו֙ אָ֣כְלָה אֵ֔שׁ וְ⁠אַחֲרָ֖י⁠ו תְּלַהֵ֣ט לֶֽהָבָ֑ה כְּ⁠גַן־עֵ֨דֶן הָ⁠אָ֜רֶץ לְ⁠פָנָ֗י⁠ו וְ⁠אַֽחֲרָי⁠ו֙ מִדְבַּ֣ר שְׁמָמָ֔ה וְ⁠גַם־פְּלֵיטָ֖ה לֹא־הָ֥יְתָה לּֽ⁠וֹ</w:t>
+      </w:r>
+    </w:p>
+    <w:p>
+      <w:pPr/>
+      <w:r>
+        <w:rPr>
+          <w:lang w:val="zh_TW" w:bidi="zh_TW"/>
+        </w:rPr>
+      </w:r>
+      <w:r>
+        <w:rPr>
           <w:b/>
           <w:lang w:val="zh_TW" w:bidi="zh_TW"/>
         </w:rPr>
@@ -10296,6 +11626,20 @@
       </w:r>
       <w:r>
         <w:rPr>
+          <w:lang w:val="zh_TW" w:bidi="zh_TW"/>
+        </w:rPr>
+        <w:t>לְ⁠פָנָי⁠ו֙ אָ֣כְלָה אֵ֔שׁ וְ⁠אַחֲרָ֖י⁠ו תְּלַהֵ֣ט לֶֽהָבָ֑ה</w:t>
+      </w:r>
+    </w:p>
+    <w:p>
+      <w:pPr/>
+      <w:r>
+        <w:rPr>
+          <w:lang w:val="zh_TW" w:bidi="zh_TW"/>
+        </w:rPr>
+      </w:r>
+      <w:r>
+        <w:rPr>
           <w:b/>
           <w:lang w:val="zh_TW" w:bidi="zh_TW"/>
         </w:rPr>
@@ -10405,6 +11749,20 @@
       </w:r>
       <w:r>
         <w:rPr>
+          <w:lang w:val="zh_TW" w:bidi="zh_TW"/>
+        </w:rPr>
+        <w:t>לְ⁠פָנָי⁠ו֙ אָ֣כְלָה אֵ֔שׁ</w:t>
+      </w:r>
+    </w:p>
+    <w:p>
+      <w:pPr/>
+      <w:r>
+        <w:rPr>
+          <w:lang w:val="zh_TW" w:bidi="zh_TW"/>
+        </w:rPr>
+      </w:r>
+      <w:r>
+        <w:rPr>
           <w:b/>
           <w:lang w:val="zh_TW" w:bidi="zh_TW"/>
         </w:rPr>
@@ -10501,6 +11859,20 @@
       </w:r>
       <w:r>
         <w:rPr>
+          <w:lang w:val="zh_TW" w:bidi="zh_TW"/>
+        </w:rPr>
+        <w:t>כְּ⁠גַן־עֵ֨דֶן הָ⁠אָ֜רֶץ לְ⁠פָנָ֗י⁠ו</w:t>
+      </w:r>
+    </w:p>
+    <w:p>
+      <w:pPr/>
+      <w:r>
+        <w:rPr>
+          <w:lang w:val="zh_TW" w:bidi="zh_TW"/>
+        </w:rPr>
+      </w:r>
+      <w:r>
+        <w:rPr>
           <w:b/>
           <w:lang w:val="zh_TW" w:bidi="zh_TW"/>
         </w:rPr>
@@ -10584,6 +11956,20 @@
       </w:r>
       <w:r>
         <w:rPr>
+          <w:lang w:val="zh_TW" w:bidi="zh_TW"/>
+        </w:rPr>
+        <w:t>מִדְבַּ֣ר שְׁמָמָ֔ה</w:t>
+      </w:r>
+    </w:p>
+    <w:p>
+      <w:pPr/>
+      <w:r>
+        <w:rPr>
+          <w:lang w:val="zh_TW" w:bidi="zh_TW"/>
+        </w:rPr>
+      </w:r>
+      <w:r>
+        <w:rPr>
           <w:b/>
           <w:lang w:val="zh_TW" w:bidi="zh_TW"/>
         </w:rPr>
@@ -10708,6 +12094,20 @@
       </w:r>
       <w:r>
         <w:rPr>
+          <w:lang w:val="zh_TW" w:bidi="zh_TW"/>
+        </w:rPr>
+        <w:t>וְ⁠גַם־פְּלֵיטָ֖ה לֹא־הָ֥יְתָה לּֽ⁠וֹ</w:t>
+      </w:r>
+    </w:p>
+    <w:p>
+      <w:pPr/>
+      <w:r>
+        <w:rPr>
+          <w:lang w:val="zh_TW" w:bidi="zh_TW"/>
+        </w:rPr>
+      </w:r>
+      <w:r>
+        <w:rPr>
           <w:b/>
           <w:lang w:val="zh_TW" w:bidi="zh_TW"/>
         </w:rPr>
@@ -10791,6 +12191,20 @@
       </w:r>
       <w:r>
         <w:rPr>
+          <w:lang w:val="zh_TW" w:bidi="zh_TW"/>
+        </w:rPr>
+        <w:t>פְּלֵיטָ֖ה לֹא־הָ֥יְתָה לּֽ⁠וֹ</w:t>
+      </w:r>
+    </w:p>
+    <w:p>
+      <w:pPr/>
+      <w:r>
+        <w:rPr>
+          <w:lang w:val="zh_TW" w:bidi="zh_TW"/>
+        </w:rPr>
+      </w:r>
+      <w:r>
+        <w:rPr>
           <w:b/>
           <w:lang w:val="zh_TW" w:bidi="zh_TW"/>
         </w:rPr>
@@ -10887,6 +12301,20 @@
       </w:r>
       <w:r>
         <w:rPr>
+          <w:lang w:val="zh_TW" w:bidi="zh_TW"/>
+        </w:rPr>
+        <w:t>כְּ⁠מַרְאֵ֥ה סוּסִ֖ים מַרְאֵ֑⁠הוּ</w:t>
+      </w:r>
+    </w:p>
+    <w:p>
+      <w:pPr/>
+      <w:r>
+        <w:rPr>
+          <w:lang w:val="zh_TW" w:bidi="zh_TW"/>
+        </w:rPr>
+      </w:r>
+      <w:r>
+        <w:rPr>
           <w:b/>
           <w:lang w:val="zh_TW" w:bidi="zh_TW"/>
         </w:rPr>
@@ -10970,6 +12398,20 @@
       </w:r>
       <w:r>
         <w:rPr>
+          <w:lang w:val="zh_TW" w:bidi="zh_TW"/>
+        </w:rPr>
+        <w:t>כְּ⁠מַרְאֵ֥ה &amp; מַרְאֵ֑⁠הוּ</w:t>
+      </w:r>
+    </w:p>
+    <w:p>
+      <w:pPr/>
+      <w:r>
+        <w:rPr>
+          <w:lang w:val="zh_TW" w:bidi="zh_TW"/>
+        </w:rPr>
+      </w:r>
+      <w:r>
+        <w:rPr>
           <w:b/>
           <w:lang w:val="zh_TW" w:bidi="zh_TW"/>
         </w:rPr>
@@ -11053,6 +12495,20 @@
       </w:r>
       <w:r>
         <w:rPr>
+          <w:lang w:val="zh_TW" w:bidi="zh_TW"/>
+        </w:rPr>
+        <w:t>וּ⁠כְ⁠פָרָשִׁ֖ים כֵּ֥ן יְרוּצֽוּ⁠ן</w:t>
+      </w:r>
+    </w:p>
+    <w:p>
+      <w:pPr/>
+      <w:r>
+        <w:rPr>
+          <w:lang w:val="zh_TW" w:bidi="zh_TW"/>
+        </w:rPr>
+      </w:r>
+      <w:r>
+        <w:rPr>
           <w:b/>
           <w:lang w:val="zh_TW" w:bidi="zh_TW"/>
         </w:rPr>
@@ -11136,6 +12592,20 @@
       </w:r>
       <w:r>
         <w:rPr>
+          <w:lang w:val="zh_TW" w:bidi="zh_TW"/>
+        </w:rPr>
+        <w:t>כְּ⁠ק֣וֹל מַרְכָּב֗וֹת עַל־רָאשֵׁ֤י הֶֽ⁠הָרִים֙ יְרַקֵּד֔וּ⁠ן</w:t>
+      </w:r>
+    </w:p>
+    <w:p>
+      <w:pPr/>
+      <w:r>
+        <w:rPr>
+          <w:lang w:val="zh_TW" w:bidi="zh_TW"/>
+        </w:rPr>
+      </w:r>
+      <w:r>
+        <w:rPr>
           <w:b/>
           <w:lang w:val="zh_TW" w:bidi="zh_TW"/>
         </w:rPr>
@@ -11219,6 +12689,20 @@
       </w:r>
       <w:r>
         <w:rPr>
+          <w:lang w:val="zh_TW" w:bidi="zh_TW"/>
+        </w:rPr>
+        <w:t>כְּ⁠קוֹל֙ לַ֣הַב אֵ֔שׁ אֹכְלָ֖ה קָ֑שׁ</w:t>
+      </w:r>
+    </w:p>
+    <w:p>
+      <w:pPr/>
+      <w:r>
+        <w:rPr>
+          <w:lang w:val="zh_TW" w:bidi="zh_TW"/>
+        </w:rPr>
+      </w:r>
+      <w:r>
+        <w:rPr>
           <w:b/>
           <w:lang w:val="zh_TW" w:bidi="zh_TW"/>
         </w:rPr>
@@ -11302,6 +12786,20 @@
       </w:r>
       <w:r>
         <w:rPr>
+          <w:lang w:val="zh_TW" w:bidi="zh_TW"/>
+        </w:rPr>
+        <w:t>כְּ⁠עַ֣ם עָצ֔וּם עֱר֖וּךְ מִלְחָמָֽה</w:t>
+      </w:r>
+    </w:p>
+    <w:p>
+      <w:pPr/>
+      <w:r>
+        <w:rPr>
+          <w:lang w:val="zh_TW" w:bidi="zh_TW"/>
+        </w:rPr>
+      </w:r>
+      <w:r>
+        <w:rPr>
           <w:b/>
           <w:lang w:val="zh_TW" w:bidi="zh_TW"/>
         </w:rPr>
@@ -11413,6 +12911,20 @@
       </w:r>
       <w:r>
         <w:rPr>
+          <w:lang w:val="zh_TW" w:bidi="zh_TW"/>
+        </w:rPr>
+        <w:t>כְּ⁠עַ֣ם עָצ֔וּם עֱר֖וּךְ מִלְחָמָֽה</w:t>
+      </w:r>
+    </w:p>
+    <w:p>
+      <w:pPr/>
+      <w:r>
+        <w:rPr>
+          <w:lang w:val="zh_TW" w:bidi="zh_TW"/>
+        </w:rPr>
+      </w:r>
+      <w:r>
+        <w:rPr>
           <w:b/>
           <w:lang w:val="zh_TW" w:bidi="zh_TW"/>
         </w:rPr>
@@ -11496,6 +13008,20 @@
       </w:r>
       <w:r>
         <w:rPr>
+          <w:lang w:val="zh_TW" w:bidi="zh_TW"/>
+        </w:rPr>
+        <w:t>כְּ⁠עַ֣ם עָצ֔וּם עֱר֖וּךְ מִלְחָמָֽה</w:t>
+      </w:r>
+    </w:p>
+    <w:p>
+      <w:pPr/>
+      <w:r>
+        <w:rPr>
+          <w:lang w:val="zh_TW" w:bidi="zh_TW"/>
+        </w:rPr>
+      </w:r>
+      <w:r>
+        <w:rPr>
           <w:b/>
           <w:lang w:val="zh_TW" w:bidi="zh_TW"/>
         </w:rPr>
@@ -11591,6 +13117,20 @@
       </w:r>
       <w:r>
         <w:rPr>
+          <w:lang w:val="zh_TW" w:bidi="zh_TW"/>
+        </w:rPr>
+        <w:t>יָחִ֣ילוּ</w:t>
+      </w:r>
+    </w:p>
+    <w:p>
+      <w:pPr/>
+      <w:r>
+        <w:rPr>
+          <w:lang w:val="zh_TW" w:bidi="zh_TW"/>
+        </w:rPr>
+      </w:r>
+      <w:r>
+        <w:rPr>
           <w:b/>
           <w:lang w:val="zh_TW" w:bidi="zh_TW"/>
         </w:rPr>
@@ -11715,6 +13255,20 @@
       </w:r>
       <w:r>
         <w:rPr>
+          <w:lang w:val="zh_TW" w:bidi="zh_TW"/>
+        </w:rPr>
+        <w:t>קִבְּצ֥וּ פָארֽוּר</w:t>
+      </w:r>
+    </w:p>
+    <w:p>
+      <w:pPr/>
+      <w:r>
+        <w:rPr>
+          <w:lang w:val="zh_TW" w:bidi="zh_TW"/>
+        </w:rPr>
+      </w:r>
+      <w:r>
+        <w:rPr>
           <w:b/>
           <w:lang w:val="zh_TW" w:bidi="zh_TW"/>
         </w:rPr>
@@ -11811,6 +13365,20 @@
       </w:r>
       <w:r>
         <w:rPr>
+          <w:lang w:val="zh_TW" w:bidi="zh_TW"/>
+        </w:rPr>
+        <w:t>כְּ⁠גִבּוֹרִ֣ים יְרֻצ֔וּ⁠ן</w:t>
+      </w:r>
+    </w:p>
+    <w:p>
+      <w:pPr/>
+      <w:r>
+        <w:rPr>
+          <w:lang w:val="zh_TW" w:bidi="zh_TW"/>
+        </w:rPr>
+      </w:r>
+      <w:r>
+        <w:rPr>
           <w:b/>
           <w:lang w:val="zh_TW" w:bidi="zh_TW"/>
         </w:rPr>
@@ -11894,6 +13462,20 @@
       </w:r>
       <w:r>
         <w:rPr>
+          <w:lang w:val="zh_TW" w:bidi="zh_TW"/>
+        </w:rPr>
+        <w:t>כְּ⁠אַנְשֵׁ֥י מִלְחָמָ֖ה יַעֲל֣וּ חוֹמָ֑ה</w:t>
+      </w:r>
+    </w:p>
+    <w:p>
+      <w:pPr/>
+      <w:r>
+        <w:rPr>
+          <w:lang w:val="zh_TW" w:bidi="zh_TW"/>
+        </w:rPr>
+      </w:r>
+      <w:r>
+        <w:rPr>
           <w:b/>
           <w:lang w:val="zh_TW" w:bidi="zh_TW"/>
         </w:rPr>
@@ -11977,6 +13559,20 @@
       </w:r>
       <w:r>
         <w:rPr>
+          <w:lang w:val="zh_TW" w:bidi="zh_TW"/>
+        </w:rPr>
+        <w:t>כְּ⁠אַנְשֵׁ֥י מִלְחָמָ֖ה</w:t>
+      </w:r>
+    </w:p>
+    <w:p>
+      <w:pPr/>
+      <w:r>
+        <w:rPr>
+          <w:lang w:val="zh_TW" w:bidi="zh_TW"/>
+        </w:rPr>
+      </w:r>
+      <w:r>
+        <w:rPr>
           <w:b/>
           <w:lang w:val="zh_TW" w:bidi="zh_TW"/>
         </w:rPr>
@@ -12101,6 +13697,20 @@
       </w:r>
       <w:r>
         <w:rPr>
+          <w:lang w:val="zh_TW" w:bidi="zh_TW"/>
+        </w:rPr>
+        <w:t>חוֹמָ֑ה</w:t>
+      </w:r>
+    </w:p>
+    <w:p>
+      <w:pPr/>
+      <w:r>
+        <w:rPr>
+          <w:lang w:val="zh_TW" w:bidi="zh_TW"/>
+        </w:rPr>
+      </w:r>
+      <w:r>
+        <w:rPr>
           <w:b/>
           <w:lang w:val="zh_TW" w:bidi="zh_TW"/>
         </w:rPr>
@@ -12197,6 +13807,20 @@
       </w:r>
       <w:r>
         <w:rPr>
+          <w:lang w:val="zh_TW" w:bidi="zh_TW"/>
+        </w:rPr>
+        <w:t>וְ⁠אִ֤ישׁ בִּ⁠דְרָכָי⁠ו֙</w:t>
+      </w:r>
+    </w:p>
+    <w:p>
+      <w:pPr/>
+      <w:r>
+        <w:rPr>
+          <w:lang w:val="zh_TW" w:bidi="zh_TW"/>
+        </w:rPr>
+      </w:r>
+      <w:r>
+        <w:rPr>
           <w:b/>
           <w:lang w:val="zh_TW" w:bidi="zh_TW"/>
         </w:rPr>
@@ -12334,6 +13958,20 @@
       </w:r>
       <w:r>
         <w:rPr>
+          <w:lang w:val="zh_TW" w:bidi="zh_TW"/>
+        </w:rPr>
+        <w:t>וְ⁠לֹ֥א יְעַבְּט֖וּ⁠ן אֹרְחוֹתָֽ⁠ם</w:t>
+      </w:r>
+    </w:p>
+    <w:p>
+      <w:pPr/>
+      <w:r>
+        <w:rPr>
+          <w:lang w:val="zh_TW" w:bidi="zh_TW"/>
+        </w:rPr>
+      </w:r>
+      <w:r>
+        <w:rPr>
           <w:b/>
           <w:lang w:val="zh_TW" w:bidi="zh_TW"/>
         </w:rPr>
@@ -12429,6 +14067,20 @@
       </w:r>
       <w:r>
         <w:rPr>
+          <w:lang w:val="zh_TW" w:bidi="zh_TW"/>
+        </w:rPr>
+        <w:t>וְ⁠לֹ֥א יְעַבְּט֖וּ⁠ן אֹרְחוֹתָֽ⁠ם</w:t>
+      </w:r>
+    </w:p>
+    <w:p>
+      <w:pPr/>
+      <w:r>
+        <w:rPr>
+          <w:lang w:val="zh_TW" w:bidi="zh_TW"/>
+        </w:rPr>
+      </w:r>
+      <w:r>
+        <w:rPr>
           <w:b/>
           <w:lang w:val="zh_TW" w:bidi="zh_TW"/>
         </w:rPr>
@@ -12512,6 +14164,20 @@
       </w:r>
       <w:r>
         <w:rPr>
+          <w:lang w:val="zh_TW" w:bidi="zh_TW"/>
+        </w:rPr>
+        <w:t>וְ⁠אִ֤ישׁ אָחִי⁠ו֙ לֹ֣א יִדְחָק֔וּ⁠ן</w:t>
+      </w:r>
+    </w:p>
+    <w:p>
+      <w:pPr/>
+      <w:r>
+        <w:rPr>
+          <w:lang w:val="zh_TW" w:bidi="zh_TW"/>
+        </w:rPr>
+      </w:r>
+      <w:r>
+        <w:rPr>
           <w:b/>
           <w:lang w:val="zh_TW" w:bidi="zh_TW"/>
         </w:rPr>
@@ -12649,6 +14315,20 @@
       </w:r>
       <w:r>
         <w:rPr>
+          <w:lang w:val="zh_TW" w:bidi="zh_TW"/>
+        </w:rPr>
+        <w:t>גֶּ֥בֶר בִּ⁠מְסִלָּת֖⁠וֹ יֵֽלֵכ֑וּ⁠ן</w:t>
+      </w:r>
+    </w:p>
+    <w:p>
+      <w:pPr/>
+      <w:r>
+        <w:rPr>
+          <w:lang w:val="zh_TW" w:bidi="zh_TW"/>
+        </w:rPr>
+      </w:r>
+      <w:r>
+        <w:rPr>
           <w:b/>
           <w:lang w:val="zh_TW" w:bidi="zh_TW"/>
         </w:rPr>
@@ -12786,6 +14466,20 @@
       </w:r>
       <w:r>
         <w:rPr>
+          <w:lang w:val="zh_TW" w:bidi="zh_TW"/>
+        </w:rPr>
+        <w:t>וּ⁠בְעַ֥ד הַ⁠שֶּׁ֛לַח יִפֹּ֖לוּ לֹ֥א יִבְצָֽעוּ</w:t>
+      </w:r>
+    </w:p>
+    <w:p>
+      <w:pPr/>
+      <w:r>
+        <w:rPr>
+          <w:lang w:val="zh_TW" w:bidi="zh_TW"/>
+        </w:rPr>
+      </w:r>
+      <w:r>
+        <w:rPr>
           <w:b/>
           <w:lang w:val="zh_TW" w:bidi="zh_TW"/>
         </w:rPr>
@@ -12869,6 +14563,20 @@
       </w:r>
       <w:r>
         <w:rPr>
+          <w:lang w:val="zh_TW" w:bidi="zh_TW"/>
+        </w:rPr>
+        <w:t>בָּ⁠עִ֣יר יָשֹׁ֗קּוּ בַּֽ⁠חוֹמָה֙ יְרֻצ֔וּ⁠ן בַּ⁠בָּתִּ֖ים יַעֲל֑וּ בְּעַ֧ד הַ⁠חַלּוֹנִ֛ים יָבֹ֖אוּ כַּ⁠גַּנָּֽב</w:t>
+      </w:r>
+    </w:p>
+    <w:p>
+      <w:pPr/>
+      <w:r>
+        <w:rPr>
+          <w:lang w:val="zh_TW" w:bidi="zh_TW"/>
+        </w:rPr>
+      </w:r>
+      <w:r>
+        <w:rPr>
           <w:b/>
           <w:lang w:val="zh_TW" w:bidi="zh_TW"/>
         </w:rPr>
@@ -12952,6 +14660,20 @@
       </w:r>
       <w:r>
         <w:rPr>
+          <w:lang w:val="zh_TW" w:bidi="zh_TW"/>
+        </w:rPr>
+        <w:t>בְּעַ֧ד הַ⁠חַלּוֹנִ֛ים יָבֹ֖אוּ כַּ⁠גַּנָּֽב</w:t>
+      </w:r>
+    </w:p>
+    <w:p>
+      <w:pPr/>
+      <w:r>
+        <w:rPr>
+          <w:lang w:val="zh_TW" w:bidi="zh_TW"/>
+        </w:rPr>
+      </w:r>
+      <w:r>
+        <w:rPr>
           <w:b/>
           <w:lang w:val="zh_TW" w:bidi="zh_TW"/>
         </w:rPr>
@@ -13047,6 +14769,20 @@
       </w:r>
       <w:r>
         <w:rPr>
+          <w:lang w:val="zh_TW" w:bidi="zh_TW"/>
+        </w:rPr>
+        <w:t>לְ⁠פָנָי⁠ו֙ רָ֣גְזָה אֶ֔רֶץ רָעֲשׁ֖וּ שָׁמָ֑יִם</w:t>
+      </w:r>
+    </w:p>
+    <w:p>
+      <w:pPr/>
+      <w:r>
+        <w:rPr>
+          <w:lang w:val="zh_TW" w:bidi="zh_TW"/>
+        </w:rPr>
+      </w:r>
+      <w:r>
+        <w:rPr>
           <w:b/>
           <w:lang w:val="zh_TW" w:bidi="zh_TW"/>
         </w:rPr>
@@ -13142,6 +14878,20 @@
       </w:r>
       <w:r>
         <w:rPr>
+          <w:lang w:val="zh_TW" w:bidi="zh_TW"/>
+        </w:rPr>
+        <w:t>שֶׁ֤מֶשׁ וְ⁠יָרֵ֨חַ֙ קָדָ֔רוּ</w:t>
+      </w:r>
+    </w:p>
+    <w:p>
+      <w:pPr/>
+      <w:r>
+        <w:rPr>
+          <w:lang w:val="zh_TW" w:bidi="zh_TW"/>
+        </w:rPr>
+      </w:r>
+      <w:r>
+        <w:rPr>
           <w:b/>
           <w:lang w:val="zh_TW" w:bidi="zh_TW"/>
         </w:rPr>
@@ -13263,6 +15013,20 @@
       </w:r>
       <w:r>
         <w:rPr>
+          <w:lang w:val="zh_TW" w:bidi="zh_TW"/>
+        </w:rPr>
+        <w:t>וְ⁠כוֹכָבִ֖ים אָסְפ֥וּ נָגְהָֽ⁠ם</w:t>
+      </w:r>
+    </w:p>
+    <w:p>
+      <w:pPr/>
+      <w:r>
+        <w:rPr>
+          <w:lang w:val="zh_TW" w:bidi="zh_TW"/>
+        </w:rPr>
+      </w:r>
+      <w:r>
+        <w:rPr>
           <w:b/>
           <w:lang w:val="zh_TW" w:bidi="zh_TW"/>
         </w:rPr>
@@ -13412,6 +15176,20 @@
       </w:r>
       <w:r>
         <w:rPr>
+          <w:lang w:val="zh_TW" w:bidi="zh_TW"/>
+        </w:rPr>
+        <w:t>קוֹל⁠וֹ֙</w:t>
+      </w:r>
+    </w:p>
+    <w:p>
+      <w:pPr/>
+      <w:r>
+        <w:rPr>
+          <w:lang w:val="zh_TW" w:bidi="zh_TW"/>
+        </w:rPr>
+      </w:r>
+      <w:r>
+        <w:rPr>
           <w:b/>
           <w:lang w:val="zh_TW" w:bidi="zh_TW"/>
         </w:rPr>
@@ -13520,6 +15298,20 @@
       </w:r>
       <w:r>
         <w:rPr>
+          <w:lang w:val="zh_TW" w:bidi="zh_TW"/>
+        </w:rPr>
+        <w:t>מַחֲנֵ֔⁠הוּ</w:t>
+      </w:r>
+    </w:p>
+    <w:p>
+      <w:pPr/>
+      <w:r>
+        <w:rPr>
+          <w:lang w:val="zh_TW" w:bidi="zh_TW"/>
+        </w:rPr>
+      </w:r>
+      <w:r>
+        <w:rPr>
           <w:b/>
           <w:lang w:val="zh_TW" w:bidi="zh_TW"/>
         </w:rPr>
@@ -13656,6 +15448,20 @@
       </w:r>
       <w:r>
         <w:rPr>
+          <w:lang w:val="zh_TW" w:bidi="zh_TW"/>
+        </w:rPr>
+        <w:t>דְבָר֑⁠וֹ</w:t>
+      </w:r>
+    </w:p>
+    <w:p>
+      <w:pPr/>
+      <w:r>
+        <w:rPr>
+          <w:lang w:val="zh_TW" w:bidi="zh_TW"/>
+        </w:rPr>
+      </w:r>
+      <w:r>
+        <w:rPr>
           <w:b/>
           <w:lang w:val="zh_TW" w:bidi="zh_TW"/>
         </w:rPr>
@@ -13781,6 +15587,20 @@
         <w:rPr>
           <w:lang w:val="zh_TW" w:bidi="zh_TW"/>
         </w:rPr>
+      </w:r>
+    </w:p>
+    <w:p>
+      <w:pPr/>
+      <w:r>
+        <w:rPr>
+          <w:lang w:val="zh_TW" w:bidi="zh_TW"/>
+        </w:rPr>
+      </w:r>
+      <w:r>
+        <w:rPr>
+          <w:lang w:val="zh_TW" w:bidi="zh_TW"/>
+        </w:rPr>
+        <w:t>כִּֽי־גָד֧וֹל יוֹם־יְהוָ֛ה וְ⁠נוֹרָ֥א מְאֹ֖ד וּ⁠מִ֥י יְכִילֶֽ⁠נּוּ</w:t>
       </w:r>
     </w:p>
     <w:p>
@@ -13988,6 +15808,20 @@
       </w:r>
       <w:r>
         <w:rPr>
+          <w:lang w:val="zh_TW" w:bidi="zh_TW"/>
+        </w:rPr>
+        <w:t>וְ⁠גַם־עַתָּה֙ נְאֻם־יְהוָ֔ה שֻׁ֥בוּ עָדַ֖⁠י</w:t>
+      </w:r>
+    </w:p>
+    <w:p>
+      <w:pPr/>
+      <w:r>
+        <w:rPr>
+          <w:lang w:val="zh_TW" w:bidi="zh_TW"/>
+        </w:rPr>
+      </w:r>
+      <w:r>
+        <w:rPr>
           <w:b/>
           <w:lang w:val="zh_TW" w:bidi="zh_TW"/>
         </w:rPr>
@@ -14084,6 +15918,20 @@
       </w:r>
       <w:r>
         <w:rPr>
+          <w:lang w:val="zh_TW" w:bidi="zh_TW"/>
+        </w:rPr>
+        <w:t>שֻׁ֥בוּ</w:t>
+      </w:r>
+    </w:p>
+    <w:p>
+      <w:pPr/>
+      <w:r>
+        <w:rPr>
+          <w:lang w:val="zh_TW" w:bidi="zh_TW"/>
+        </w:rPr>
+      </w:r>
+      <w:r>
+        <w:rPr>
           <w:b/>
           <w:lang w:val="zh_TW" w:bidi="zh_TW"/>
         </w:rPr>
@@ -14180,6 +16028,20 @@
       </w:r>
       <w:r>
         <w:rPr>
+          <w:lang w:val="zh_TW" w:bidi="zh_TW"/>
+        </w:rPr>
+        <w:t>שֻׁ֥בוּ עָדַ֖⁠י בְּ⁠כָל־לְבַבְ⁠כֶ֑ם</w:t>
+      </w:r>
+    </w:p>
+    <w:p>
+      <w:pPr/>
+      <w:r>
+        <w:rPr>
+          <w:lang w:val="zh_TW" w:bidi="zh_TW"/>
+        </w:rPr>
+      </w:r>
+      <w:r>
+        <w:rPr>
           <w:b/>
           <w:lang w:val="zh_TW" w:bidi="zh_TW"/>
         </w:rPr>
@@ -14289,6 +16151,20 @@
       </w:r>
       <w:r>
         <w:rPr>
+          <w:lang w:val="zh_TW" w:bidi="zh_TW"/>
+        </w:rPr>
+        <w:t>לְבַבְ⁠כֶ֑ם</w:t>
+      </w:r>
+    </w:p>
+    <w:p>
+      <w:pPr/>
+      <w:r>
+        <w:rPr>
+          <w:lang w:val="zh_TW" w:bidi="zh_TW"/>
+        </w:rPr>
+      </w:r>
+      <w:r>
+        <w:rPr>
           <w:b/>
           <w:lang w:val="zh_TW" w:bidi="zh_TW"/>
         </w:rPr>
@@ -14399,6 +16275,20 @@
       </w:r>
       <w:r>
         <w:rPr>
+          <w:lang w:val="zh_TW" w:bidi="zh_TW"/>
+        </w:rPr>
+        <w:t>וְ⁠קִרְע֤וּ לְבַבְ⁠כֶם֙ וְ⁠אַל־בִּגְדֵי⁠כֶ֔ם</w:t>
+      </w:r>
+    </w:p>
+    <w:p>
+      <w:pPr/>
+      <w:r>
+        <w:rPr>
+          <w:lang w:val="zh_TW" w:bidi="zh_TW"/>
+        </w:rPr>
+      </w:r>
+      <w:r>
+        <w:rPr>
           <w:b/>
           <w:lang w:val="zh_TW" w:bidi="zh_TW"/>
         </w:rPr>
@@ -14482,6 +16372,20 @@
       </w:r>
       <w:r>
         <w:rPr>
+          <w:lang w:val="zh_TW" w:bidi="zh_TW"/>
+        </w:rPr>
+        <w:t>וְ⁠קִרְע֤וּ לְבַבְ⁠כֶם֙ וְ⁠אַל־בִּגְדֵי⁠כֶ֔ם וְ⁠שׁ֖וּבוּ אֶל־יְהוָ֣ה אֱלֹֽהֵי⁠כֶ֑ם</w:t>
+      </w:r>
+    </w:p>
+    <w:p>
+      <w:pPr/>
+      <w:r>
+        <w:rPr>
+          <w:lang w:val="zh_TW" w:bidi="zh_TW"/>
+        </w:rPr>
+      </w:r>
+      <w:r>
+        <w:rPr>
           <w:b/>
           <w:lang w:val="zh_TW" w:bidi="zh_TW"/>
         </w:rPr>
@@ -14565,6 +16469,20 @@
       </w:r>
       <w:r>
         <w:rPr>
+          <w:lang w:val="zh_TW" w:bidi="zh_TW"/>
+        </w:rPr>
+        <w:t>אֶ֤רֶךְ אַפַּ֨יִם֙</w:t>
+      </w:r>
+    </w:p>
+    <w:p>
+      <w:pPr/>
+      <w:r>
+        <w:rPr>
+          <w:lang w:val="zh_TW" w:bidi="zh_TW"/>
+        </w:rPr>
+      </w:r>
+      <w:r>
+        <w:rPr>
           <w:b/>
           <w:lang w:val="zh_TW" w:bidi="zh_TW"/>
         </w:rPr>
@@ -14689,6 +16607,20 @@
       </w:r>
       <w:r>
         <w:rPr>
+          <w:lang w:val="zh_TW" w:bidi="zh_TW"/>
+        </w:rPr>
+        <w:t>וְ⁠רַב־חֶ֔סֶד</w:t>
+      </w:r>
+    </w:p>
+    <w:p>
+      <w:pPr/>
+      <w:r>
+        <w:rPr>
+          <w:lang w:val="zh_TW" w:bidi="zh_TW"/>
+        </w:rPr>
+      </w:r>
+      <w:r>
+        <w:rPr>
           <w:b/>
           <w:lang w:val="zh_TW" w:bidi="zh_TW"/>
         </w:rPr>
@@ -14785,6 +16717,20 @@
       </w:r>
       <w:r>
         <w:rPr>
+          <w:lang w:val="zh_TW" w:bidi="zh_TW"/>
+        </w:rPr>
+        <w:t>מִ֥י יוֹדֵ֖עַ יָשׁ֣וּב וְ⁠נִחָ֑ם וְ⁠הִשְׁאִ֤יר אַֽחֲרָי⁠ו֙ בְּרָכָ֔ה</w:t>
+      </w:r>
+    </w:p>
+    <w:p>
+      <w:pPr/>
+      <w:r>
+        <w:rPr>
+          <w:lang w:val="zh_TW" w:bidi="zh_TW"/>
+        </w:rPr>
+      </w:r>
+      <w:r>
+        <w:rPr>
           <w:b/>
           <w:lang w:val="zh_TW" w:bidi="zh_TW"/>
         </w:rPr>
@@ -14896,6 +16842,20 @@
       </w:r>
       <w:r>
         <w:rPr>
+          <w:lang w:val="zh_TW" w:bidi="zh_TW"/>
+        </w:rPr>
+        <w:t>יָשׁ֣וּב וְ⁠נִחָ֑ם</w:t>
+      </w:r>
+    </w:p>
+    <w:p>
+      <w:pPr/>
+      <w:r>
+        <w:rPr>
+          <w:lang w:val="zh_TW" w:bidi="zh_TW"/>
+        </w:rPr>
+      </w:r>
+      <w:r>
+        <w:rPr>
           <w:b/>
           <w:lang w:val="zh_TW" w:bidi="zh_TW"/>
         </w:rPr>
@@ -14999,6 +16959,20 @@
       </w:r>
       <w:r>
         <w:rPr>
+          <w:lang w:val="zh_TW" w:bidi="zh_TW"/>
+        </w:rPr>
+        <w:t>וְ⁠הִשְׁאִ֤יר &amp; בְּרָכָ֔ה</w:t>
+      </w:r>
+    </w:p>
+    <w:p>
+      <w:pPr/>
+      <w:r>
+        <w:rPr>
+          <w:lang w:val="zh_TW" w:bidi="zh_TW"/>
+        </w:rPr>
+      </w:r>
+      <w:r>
+        <w:rPr>
           <w:b/>
           <w:lang w:val="zh_TW" w:bidi="zh_TW"/>
         </w:rPr>
@@ -15095,6 +17069,20 @@
       </w:r>
       <w:r>
         <w:rPr>
+          <w:lang w:val="zh_TW" w:bidi="zh_TW"/>
+        </w:rPr>
+        <w:t>אֱלֹהֵי⁠כֶֽם</w:t>
+      </w:r>
+    </w:p>
+    <w:p>
+      <w:pPr/>
+      <w:r>
+        <w:rPr>
+          <w:lang w:val="zh_TW" w:bidi="zh_TW"/>
+        </w:rPr>
+      </w:r>
+      <w:r>
+        <w:rPr>
           <w:b/>
           <w:lang w:val="zh_TW" w:bidi="zh_TW"/>
         </w:rPr>
@@ -15191,6 +17179,20 @@
       </w:r>
       <w:r>
         <w:rPr>
+          <w:lang w:val="zh_TW" w:bidi="zh_TW"/>
+        </w:rPr>
+        <w:t>צ֖וֹם</w:t>
+      </w:r>
+    </w:p>
+    <w:p>
+      <w:pPr/>
+      <w:r>
+        <w:rPr>
+          <w:lang w:val="zh_TW" w:bidi="zh_TW"/>
+        </w:rPr>
+      </w:r>
+      <w:r>
+        <w:rPr>
           <w:b/>
           <w:lang w:val="zh_TW" w:bidi="zh_TW"/>
         </w:rPr>
@@ -15287,6 +17289,20 @@
       </w:r>
       <w:r>
         <w:rPr>
+          <w:lang w:val="zh_TW" w:bidi="zh_TW"/>
+        </w:rPr>
+        <w:t>קַדְּשׁוּ־צ֖וֹם קִרְא֥וּ עֲצָרָֽה</w:t>
+      </w:r>
+    </w:p>
+    <w:p>
+      <w:pPr/>
+      <w:r>
+        <w:rPr>
+          <w:lang w:val="zh_TW" w:bidi="zh_TW"/>
+        </w:rPr>
+      </w:r>
+      <w:r>
+        <w:rPr>
           <w:b/>
           <w:lang w:val="zh_TW" w:bidi="zh_TW"/>
         </w:rPr>
@@ -15370,6 +17386,20 @@
       </w:r>
       <w:r>
         <w:rPr>
+          <w:lang w:val="zh_TW" w:bidi="zh_TW"/>
+        </w:rPr>
+        <w:t>קִבְצ֣וּ זְקֵנִ֔ים אִסְפוּ֙ עֽוֹלָלִ֔ים וְ⁠יֹנְקֵ֖י שָׁדָ֑יִם</w:t>
+      </w:r>
+    </w:p>
+    <w:p>
+      <w:pPr/>
+      <w:r>
+        <w:rPr>
+          <w:lang w:val="zh_TW" w:bidi="zh_TW"/>
+        </w:rPr>
+      </w:r>
+      <w:r>
+        <w:rPr>
           <w:b/>
           <w:lang w:val="zh_TW" w:bidi="zh_TW"/>
         </w:rPr>
@@ -15453,6 +17483,20 @@
       </w:r>
       <w:r>
         <w:rPr>
+          <w:lang w:val="zh_TW" w:bidi="zh_TW"/>
+        </w:rPr>
+        <w:t>יֵצֵ֤א חָתָן֙ מֵֽ⁠חֶדְר֔⁠וֹ וְ⁠כַלָּ֖ה מֵ⁠חֻפָּתָֽ⁠הּ</w:t>
+      </w:r>
+    </w:p>
+    <w:p>
+      <w:pPr/>
+      <w:r>
+        <w:rPr>
+          <w:lang w:val="zh_TW" w:bidi="zh_TW"/>
+        </w:rPr>
+      </w:r>
+      <w:r>
+        <w:rPr>
           <w:b/>
           <w:lang w:val="zh_TW" w:bidi="zh_TW"/>
         </w:rPr>
@@ -15536,6 +17580,20 @@
       </w:r>
       <w:r>
         <w:rPr>
+          <w:lang w:val="zh_TW" w:bidi="zh_TW"/>
+        </w:rPr>
+        <w:t>בֵּ֤ין הָ⁠אוּלָם֙ וְ⁠לַ⁠מִּזְבֵּ֔חַ</w:t>
+      </w:r>
+    </w:p>
+    <w:p>
+      <w:pPr/>
+      <w:r>
+        <w:rPr>
+          <w:lang w:val="zh_TW" w:bidi="zh_TW"/>
+        </w:rPr>
+      </w:r>
+      <w:r>
+        <w:rPr>
           <w:b/>
           <w:lang w:val="zh_TW" w:bidi="zh_TW"/>
         </w:rPr>
@@ -15619,6 +17677,20 @@
       </w:r>
       <w:r>
         <w:rPr>
+          <w:lang w:val="zh_TW" w:bidi="zh_TW"/>
+        </w:rPr>
+        <w:t>וְ⁠אַל־תִּתֵּ֨ן נַחֲלָתְ⁠ךָ֤ לְ⁠חֶרְפָּה֙</w:t>
+      </w:r>
+    </w:p>
+    <w:p>
+      <w:pPr/>
+      <w:r>
+        <w:rPr>
+          <w:lang w:val="zh_TW" w:bidi="zh_TW"/>
+        </w:rPr>
+      </w:r>
+      <w:r>
+        <w:rPr>
           <w:b/>
           <w:lang w:val="zh_TW" w:bidi="zh_TW"/>
         </w:rPr>
@@ -15715,6 +17787,20 @@
       </w:r>
       <w:r>
         <w:rPr>
+          <w:lang w:val="zh_TW" w:bidi="zh_TW"/>
+        </w:rPr>
+        <w:t>נַחֲלָתְ⁠ךָ֤</w:t>
+      </w:r>
+    </w:p>
+    <w:p>
+      <w:pPr/>
+      <w:r>
+        <w:rPr>
+          <w:lang w:val="zh_TW" w:bidi="zh_TW"/>
+        </w:rPr>
+      </w:r>
+      <w:r>
+        <w:rPr>
           <w:b/>
           <w:lang w:val="zh_TW" w:bidi="zh_TW"/>
         </w:rPr>
@@ -15798,6 +17884,20 @@
       </w:r>
       <w:r>
         <w:rPr>
+          <w:lang w:val="zh_TW" w:bidi="zh_TW"/>
+        </w:rPr>
+        <w:t>לִ⁠מְשָׁל־בָּ֣⁠ם גּוֹיִ֔ם</w:t>
+      </w:r>
+    </w:p>
+    <w:p>
+      <w:pPr/>
+      <w:r>
+        <w:rPr>
+          <w:lang w:val="zh_TW" w:bidi="zh_TW"/>
+        </w:rPr>
+      </w:r>
+      <w:r>
+        <w:rPr>
           <w:b/>
           <w:lang w:val="zh_TW" w:bidi="zh_TW"/>
         </w:rPr>
@@ -15893,6 +17993,20 @@
       </w:r>
       <w:r>
         <w:rPr>
+          <w:lang w:val="zh_TW" w:bidi="zh_TW"/>
+        </w:rPr>
+        <w:t>לָ֚⁠מָּה יֹאמְר֣וּ בָֽ⁠עַמִּ֔ים אַיֵּ֖ה אֱלֹהֵי⁠הֶֽם</w:t>
+      </w:r>
+    </w:p>
+    <w:p>
+      <w:pPr/>
+      <w:r>
+        <w:rPr>
+          <w:lang w:val="zh_TW" w:bidi="zh_TW"/>
+        </w:rPr>
+      </w:r>
+      <w:r>
+        <w:rPr>
           <w:b/>
           <w:lang w:val="zh_TW" w:bidi="zh_TW"/>
         </w:rPr>
@@ -15976,6 +18090,20 @@
       </w:r>
       <w:r>
         <w:rPr>
+          <w:lang w:val="zh_TW" w:bidi="zh_TW"/>
+        </w:rPr>
+        <w:t>לָ֚⁠מָּה יֹאמְר֣וּ</w:t>
+      </w:r>
+    </w:p>
+    <w:p>
+      <w:pPr/>
+      <w:r>
+        <w:rPr>
+          <w:lang w:val="zh_TW" w:bidi="zh_TW"/>
+        </w:rPr>
+      </w:r>
+      <w:r>
+        <w:rPr>
           <w:b/>
           <w:lang w:val="zh_TW" w:bidi="zh_TW"/>
         </w:rPr>
@@ -16072,6 +18200,20 @@
       </w:r>
       <w:r>
         <w:rPr>
+          <w:lang w:val="zh_TW" w:bidi="zh_TW"/>
+        </w:rPr>
+        <w:t>לָ֚⁠מָּה יֹאמְר֣וּ בָֽ⁠עַמִּ֔ים</w:t>
+      </w:r>
+    </w:p>
+    <w:p>
+      <w:pPr/>
+      <w:r>
+        <w:rPr>
+          <w:lang w:val="zh_TW" w:bidi="zh_TW"/>
+        </w:rPr>
+      </w:r>
+      <w:r>
+        <w:rPr>
           <w:b/>
           <w:lang w:val="zh_TW" w:bidi="zh_TW"/>
         </w:rPr>
@@ -16155,6 +18297,20 @@
       </w:r>
       <w:r>
         <w:rPr>
+          <w:lang w:val="zh_TW" w:bidi="zh_TW"/>
+        </w:rPr>
+        <w:t>אַיֵּ֖ה אֱלֹהֵי⁠הֶֽם</w:t>
+      </w:r>
+    </w:p>
+    <w:p>
+      <w:pPr/>
+      <w:r>
+        <w:rPr>
+          <w:lang w:val="zh_TW" w:bidi="zh_TW"/>
+        </w:rPr>
+      </w:r>
+      <w:r>
+        <w:rPr>
           <w:b/>
           <w:lang w:val="zh_TW" w:bidi="zh_TW"/>
         </w:rPr>
@@ -16238,6 +18394,20 @@
       </w:r>
       <w:r>
         <w:rPr>
+          <w:lang w:val="zh_TW" w:bidi="zh_TW"/>
+        </w:rPr>
+        <w:t>וַ⁠יְקַנֵּ֥א יְהוָ֖ה לְ⁠אַרְצ֑⁠וֹ וַ⁠יַּחְמֹ֖ל עַל־עַמּֽ⁠וֹ</w:t>
+      </w:r>
+    </w:p>
+    <w:p>
+      <w:pPr/>
+      <w:r>
+        <w:rPr>
+          <w:lang w:val="zh_TW" w:bidi="zh_TW"/>
+        </w:rPr>
+      </w:r>
+      <w:r>
+        <w:rPr>
           <w:b/>
           <w:lang w:val="zh_TW" w:bidi="zh_TW"/>
         </w:rPr>
@@ -16321,6 +18491,20 @@
       </w:r>
       <w:r>
         <w:rPr>
+          <w:lang w:val="zh_TW" w:bidi="zh_TW"/>
+        </w:rPr>
+        <w:t>לְ⁠אַרְצ֑⁠וֹ</w:t>
+      </w:r>
+    </w:p>
+    <w:p>
+      <w:pPr/>
+      <w:r>
+        <w:rPr>
+          <w:lang w:val="zh_TW" w:bidi="zh_TW"/>
+        </w:rPr>
+      </w:r>
+      <w:r>
+        <w:rPr>
           <w:b/>
           <w:lang w:val="zh_TW" w:bidi="zh_TW"/>
         </w:rPr>
@@ -16417,6 +18601,20 @@
       </w:r>
       <w:r>
         <w:rPr>
+          <w:lang w:val="zh_TW" w:bidi="zh_TW"/>
+        </w:rPr>
+        <w:t>וַ⁠יַּ֨עַן יְהוָ֜ה וַ⁠יֹּ֣אמֶר</w:t>
+      </w:r>
+    </w:p>
+    <w:p>
+      <w:pPr/>
+      <w:r>
+        <w:rPr>
+          <w:lang w:val="zh_TW" w:bidi="zh_TW"/>
+        </w:rPr>
+      </w:r>
+      <w:r>
+        <w:rPr>
           <w:b/>
           <w:lang w:val="zh_TW" w:bidi="zh_TW"/>
         </w:rPr>
@@ -16507,6 +18705,20 @@
       </w:r>
       <w:r>
         <w:rPr>
+          <w:lang w:val="zh_TW" w:bidi="zh_TW"/>
+        </w:rPr>
+        <w:t>וַ⁠יַּ֨עַן יְהוָ֜ה וַ⁠יֹּ֣אמֶר</w:t>
+      </w:r>
+    </w:p>
+    <w:p>
+      <w:pPr/>
+      <w:r>
+        <w:rPr>
+          <w:lang w:val="zh_TW" w:bidi="zh_TW"/>
+        </w:rPr>
+      </w:r>
+      <w:r>
+        <w:rPr>
           <w:b/>
           <w:lang w:val="zh_TW" w:bidi="zh_TW"/>
         </w:rPr>
@@ -16629,6 +18841,20 @@
       </w:r>
       <w:r>
         <w:rPr>
+          <w:lang w:val="zh_TW" w:bidi="zh_TW"/>
+        </w:rPr>
+        <w:t>הִנְ⁠נִ֨י שֹׁלֵ֤חַ לָ⁠כֶם֙ אֶת־הַ⁠דָּגָן֙ וְ⁠הַ⁠תִּיר֣וֹשׁ וְ⁠הַ⁠יִּצְהָ֔ר</w:t>
+      </w:r>
+    </w:p>
+    <w:p>
+      <w:pPr/>
+      <w:r>
+        <w:rPr>
+          <w:lang w:val="zh_TW" w:bidi="zh_TW"/>
+        </w:rPr>
+      </w:r>
+      <w:r>
+        <w:rPr>
           <w:b/>
           <w:lang w:val="zh_TW" w:bidi="zh_TW"/>
         </w:rPr>
@@ -16712,6 +18938,20 @@
       </w:r>
       <w:r>
         <w:rPr>
+          <w:lang w:val="zh_TW" w:bidi="zh_TW"/>
+        </w:rPr>
+        <w:t>הִנְ⁠נִ֨י שֹׁלֵ֤חַ</w:t>
+      </w:r>
+    </w:p>
+    <w:p>
+      <w:pPr/>
+      <w:r>
+        <w:rPr>
+          <w:lang w:val="zh_TW" w:bidi="zh_TW"/>
+        </w:rPr>
+      </w:r>
+      <w:r>
+        <w:rPr>
           <w:b/>
           <w:lang w:val="zh_TW" w:bidi="zh_TW"/>
         </w:rPr>
@@ -16808,6 +19048,20 @@
       </w:r>
       <w:r>
         <w:rPr>
+          <w:lang w:val="zh_TW" w:bidi="zh_TW"/>
+        </w:rPr>
+        <w:t>אֹת֑⁠וֹ</w:t>
+      </w:r>
+    </w:p>
+    <w:p>
+      <w:pPr/>
+      <w:r>
+        <w:rPr>
+          <w:lang w:val="zh_TW" w:bidi="zh_TW"/>
+        </w:rPr>
+      </w:r>
+      <w:r>
+        <w:rPr>
           <w:b/>
           <w:lang w:val="zh_TW" w:bidi="zh_TW"/>
         </w:rPr>
@@ -16971,6 +19225,20 @@
       </w:r>
       <w:r>
         <w:rPr>
+          <w:lang w:val="zh_TW" w:bidi="zh_TW"/>
+        </w:rPr>
+        <w:t>וְ⁠לֹא־אֶתֵּ֨ן אֶתְ⁠כֶ֥ם ע֛וֹד חֶרְפָּ֖ה בַּ⁠גּוֹיִֽם</w:t>
+      </w:r>
+    </w:p>
+    <w:p>
+      <w:pPr/>
+      <w:r>
+        <w:rPr>
+          <w:lang w:val="zh_TW" w:bidi="zh_TW"/>
+        </w:rPr>
+      </w:r>
+      <w:r>
+        <w:rPr>
           <w:b/>
           <w:lang w:val="zh_TW" w:bidi="zh_TW"/>
         </w:rPr>
@@ -17067,6 +19335,20 @@
       </w:r>
       <w:r>
         <w:rPr>
+          <w:lang w:val="zh_TW" w:bidi="zh_TW"/>
+        </w:rPr>
+        <w:t>וְֽ⁠אֶת־הַ⁠צְּפוֹנִ֞י</w:t>
+      </w:r>
+    </w:p>
+    <w:p>
+      <w:pPr/>
+      <w:r>
+        <w:rPr>
+          <w:lang w:val="zh_TW" w:bidi="zh_TW"/>
+        </w:rPr>
+      </w:r>
+      <w:r>
+        <w:rPr>
           <w:b/>
           <w:lang w:val="zh_TW" w:bidi="zh_TW"/>
         </w:rPr>
@@ -17191,6 +19473,20 @@
       </w:r>
       <w:r>
         <w:rPr>
+          <w:lang w:val="zh_TW" w:bidi="zh_TW"/>
+        </w:rPr>
+        <w:t>אֶ֣רֶץ צִיָּ֣ה וּ⁠שְׁמָמָה֒</w:t>
+      </w:r>
+    </w:p>
+    <w:p>
+      <w:pPr/>
+      <w:r>
+        <w:rPr>
+          <w:lang w:val="zh_TW" w:bidi="zh_TW"/>
+        </w:rPr>
+      </w:r>
+      <w:r>
+        <w:rPr>
           <w:b/>
           <w:lang w:val="zh_TW" w:bidi="zh_TW"/>
         </w:rPr>
@@ -17328,6 +19624,20 @@
       </w:r>
       <w:r>
         <w:rPr>
+          <w:lang w:val="zh_TW" w:bidi="zh_TW"/>
+        </w:rPr>
+        <w:t>אֶ֣רֶץ צִיָּ֣ה וּ⁠שְׁמָמָה֒</w:t>
+      </w:r>
+    </w:p>
+    <w:p>
+      <w:pPr/>
+      <w:r>
+        <w:rPr>
+          <w:lang w:val="zh_TW" w:bidi="zh_TW"/>
+        </w:rPr>
+      </w:r>
+      <w:r>
+        <w:rPr>
           <w:b/>
           <w:lang w:val="zh_TW" w:bidi="zh_TW"/>
         </w:rPr>
@@ -17431,6 +19741,20 @@
       </w:r>
       <w:r>
         <w:rPr>
+          <w:lang w:val="zh_TW" w:bidi="zh_TW"/>
+        </w:rPr>
+        <w:t>אֶל &amp; אֶת־פָּנָ֗י⁠ו אֶל־הַ⁠יָּם֙ הַ⁠קַּדְמֹנִ֔י וְ⁠סֹפ֖⁠וֹ אֶל־הַ⁠יָּ֣ם הָ⁠אַֽחֲר֑וֹן</w:t>
+      </w:r>
+    </w:p>
+    <w:p>
+      <w:pPr/>
+      <w:r>
+        <w:rPr>
+          <w:lang w:val="zh_TW" w:bidi="zh_TW"/>
+        </w:rPr>
+      </w:r>
+      <w:r>
+        <w:rPr>
           <w:b/>
           <w:lang w:val="zh_TW" w:bidi="zh_TW"/>
         </w:rPr>
@@ -17574,6 +19898,20 @@
       </w:r>
       <w:r>
         <w:rPr>
+          <w:lang w:val="zh_TW" w:bidi="zh_TW"/>
+        </w:rPr>
+        <w:t>אֶל &amp; אֶת־פָּנָ֗י⁠ו אֶל־הַ⁠יָּם֙ הַ⁠קַּדְמֹנִ֔י וְ⁠סֹפ֖⁠וֹ אֶל־הַ⁠יָּ֣ם הָ⁠אַֽחֲר֑וֹן</w:t>
+      </w:r>
+    </w:p>
+    <w:p>
+      <w:pPr/>
+      <w:r>
+        <w:rPr>
+          <w:lang w:val="zh_TW" w:bidi="zh_TW"/>
+        </w:rPr>
+      </w:r>
+      <w:r>
+        <w:rPr>
           <w:b/>
           <w:lang w:val="zh_TW" w:bidi="zh_TW"/>
         </w:rPr>
@@ -17683,6 +20021,20 @@
       </w:r>
       <w:r>
         <w:rPr>
+          <w:lang w:val="zh_TW" w:bidi="zh_TW"/>
+        </w:rPr>
+        <w:t>וְ⁠עָלָ֣ה בָאְשׁ֗⁠וֹ וְ⁠תַ֨עַל֙ צַחֲנָת֔⁠וֹ</w:t>
+      </w:r>
+    </w:p>
+    <w:p>
+      <w:pPr/>
+      <w:r>
+        <w:rPr>
+          <w:lang w:val="zh_TW" w:bidi="zh_TW"/>
+        </w:rPr>
+      </w:r>
+      <w:r>
+        <w:rPr>
           <w:b/>
           <w:lang w:val="zh_TW" w:bidi="zh_TW"/>
         </w:rPr>
@@ -17807,6 +20159,20 @@
       </w:r>
       <w:r>
         <w:rPr>
+          <w:lang w:val="zh_TW" w:bidi="zh_TW"/>
+        </w:rPr>
+        <w:t>הִגְדִּ֖יל לַ⁠עֲשֽׂוֹת</w:t>
+      </w:r>
+    </w:p>
+    <w:p>
+      <w:pPr/>
+      <w:r>
+        <w:rPr>
+          <w:lang w:val="zh_TW" w:bidi="zh_TW"/>
+        </w:rPr>
+      </w:r>
+      <w:r>
+        <w:rPr>
           <w:b/>
           <w:lang w:val="zh_TW" w:bidi="zh_TW"/>
         </w:rPr>
@@ -17890,6 +20256,20 @@
       </w:r>
       <w:r>
         <w:rPr>
+          <w:lang w:val="zh_TW" w:bidi="zh_TW"/>
+        </w:rPr>
+        <w:t>כִּ֥י הִגְדִּ֖יל לַ⁠עֲשֽׂוֹת</w:t>
+      </w:r>
+    </w:p>
+    <w:p>
+      <w:pPr/>
+      <w:r>
+        <w:rPr>
+          <w:lang w:val="zh_TW" w:bidi="zh_TW"/>
+        </w:rPr>
+      </w:r>
+      <w:r>
+        <w:rPr>
           <w:b/>
           <w:lang w:val="zh_TW" w:bidi="zh_TW"/>
         </w:rPr>
@@ -17973,6 +20353,20 @@
       </w:r>
       <w:r>
         <w:rPr>
+          <w:lang w:val="zh_TW" w:bidi="zh_TW"/>
+        </w:rPr>
+        <w:t>אַל־תִּֽירְאִ֖י אֲדָמָ֑ה גִּ֣ילִי וּ⁠שְׂמָ֔חִי</w:t>
+      </w:r>
+    </w:p>
+    <w:p>
+      <w:pPr/>
+      <w:r>
+        <w:rPr>
+          <w:lang w:val="zh_TW" w:bidi="zh_TW"/>
+        </w:rPr>
+      </w:r>
+      <w:r>
+        <w:rPr>
           <w:b/>
           <w:lang w:val="zh_TW" w:bidi="zh_TW"/>
         </w:rPr>
@@ -18069,6 +20463,20 @@
       </w:r>
       <w:r>
         <w:rPr>
+          <w:lang w:val="zh_TW" w:bidi="zh_TW"/>
+        </w:rPr>
+        <w:t>גִּ֣ילִי וּ⁠שְׂמָ֔חִי</w:t>
+      </w:r>
+    </w:p>
+    <w:p>
+      <w:pPr/>
+      <w:r>
+        <w:rPr>
+          <w:lang w:val="zh_TW" w:bidi="zh_TW"/>
+        </w:rPr>
+      </w:r>
+      <w:r>
+        <w:rPr>
           <w:b/>
           <w:lang w:val="zh_TW" w:bidi="zh_TW"/>
         </w:rPr>
@@ -18172,6 +20580,20 @@
       </w:r>
       <w:r>
         <w:rPr>
+          <w:lang w:val="zh_TW" w:bidi="zh_TW"/>
+        </w:rPr>
+        <w:t>הִגְדִּ֥יל יְהוָ֖ה לַ⁠עֲשֽׂוֹת</w:t>
+      </w:r>
+    </w:p>
+    <w:p>
+      <w:pPr/>
+      <w:r>
+        <w:rPr>
+          <w:lang w:val="zh_TW" w:bidi="zh_TW"/>
+        </w:rPr>
+      </w:r>
+      <w:r>
+        <w:rPr>
           <w:b/>
           <w:lang w:val="zh_TW" w:bidi="zh_TW"/>
         </w:rPr>
@@ -18255,6 +20677,20 @@
       </w:r>
       <w:r>
         <w:rPr>
+          <w:lang w:val="zh_TW" w:bidi="zh_TW"/>
+        </w:rPr>
+        <w:t>הִגְדִּ֥יל יְהוָ֖ה לַ⁠עֲשֽׂוֹת</w:t>
+      </w:r>
+    </w:p>
+    <w:p>
+      <w:pPr/>
+      <w:r>
+        <w:rPr>
+          <w:lang w:val="zh_TW" w:bidi="zh_TW"/>
+        </w:rPr>
+      </w:r>
+      <w:r>
+        <w:rPr>
           <w:b/>
           <w:lang w:val="zh_TW" w:bidi="zh_TW"/>
         </w:rPr>
@@ -18338,6 +20774,20 @@
       </w:r>
       <w:r>
         <w:rPr>
+          <w:lang w:val="zh_TW" w:bidi="zh_TW"/>
+        </w:rPr>
+        <w:t>אַל־תִּֽירְאוּ֙ בַּהֲמ֣וֹת שָׂדַ֔י</w:t>
+      </w:r>
+    </w:p>
+    <w:p>
+      <w:pPr/>
+      <w:r>
+        <w:rPr>
+          <w:lang w:val="zh_TW" w:bidi="zh_TW"/>
+        </w:rPr>
+      </w:r>
+      <w:r>
+        <w:rPr>
           <w:b/>
           <w:lang w:val="zh_TW" w:bidi="zh_TW"/>
         </w:rPr>
@@ -18446,6 +20896,20 @@
       </w:r>
       <w:r>
         <w:rPr>
+          <w:lang w:val="zh_TW" w:bidi="zh_TW"/>
+        </w:rPr>
+        <w:t>דָשְׁא֖וּ נְא֣וֹת מִדְבָּ֑ר כִּֽי־עֵץ֙ נָשָׂ֣א פִרְי֔⁠וֹ תְּאֵנָ֥ה וָ⁠גֶ֖פֶן נָתְנ֥וּ חֵילָֽ⁠ם</w:t>
+      </w:r>
+    </w:p>
+    <w:p>
+      <w:pPr/>
+      <w:r>
+        <w:rPr>
+          <w:lang w:val="zh_TW" w:bidi="zh_TW"/>
+        </w:rPr>
+      </w:r>
+      <w:r>
+        <w:rPr>
           <w:b/>
           <w:lang w:val="zh_TW" w:bidi="zh_TW"/>
         </w:rPr>
@@ -18529,6 +20993,20 @@
       </w:r>
       <w:r>
         <w:rPr>
+          <w:lang w:val="zh_TW" w:bidi="zh_TW"/>
+        </w:rPr>
+        <w:t>עֵץ֙ נָשָׂ֣א פִרְי֔⁠וֹ תְּאֵנָ֥ה וָ⁠גֶ֖פֶן נָתְנ֥וּ חֵילָֽ⁠ם</w:t>
+      </w:r>
+    </w:p>
+    <w:p>
+      <w:pPr/>
+      <w:r>
+        <w:rPr>
+          <w:lang w:val="zh_TW" w:bidi="zh_TW"/>
+        </w:rPr>
+      </w:r>
+      <w:r>
+        <w:rPr>
           <w:b/>
           <w:lang w:val="zh_TW" w:bidi="zh_TW"/>
         </w:rPr>
@@ -18651,6 +21129,20 @@
       </w:r>
       <w:r>
         <w:rPr>
+          <w:lang w:val="zh_TW" w:bidi="zh_TW"/>
+        </w:rPr>
+        <w:t>חֵילָֽ⁠ם</w:t>
+      </w:r>
+    </w:p>
+    <w:p>
+      <w:pPr/>
+      <w:r>
+        <w:rPr>
+          <w:lang w:val="zh_TW" w:bidi="zh_TW"/>
+        </w:rPr>
+      </w:r>
+      <w:r>
+        <w:rPr>
           <w:b/>
           <w:lang w:val="zh_TW" w:bidi="zh_TW"/>
         </w:rPr>
@@ -18747,6 +21239,20 @@
       </w:r>
       <w:r>
         <w:rPr>
+          <w:lang w:val="zh_TW" w:bidi="zh_TW"/>
+        </w:rPr>
+        <w:t>וּ⁠בְנֵ֣י צִיּ֗וֹן</w:t>
+      </w:r>
+    </w:p>
+    <w:p>
+      <w:pPr/>
+      <w:r>
+        <w:rPr>
+          <w:lang w:val="zh_TW" w:bidi="zh_TW"/>
+        </w:rPr>
+      </w:r>
+      <w:r>
+        <w:rPr>
           <w:b/>
           <w:lang w:val="zh_TW" w:bidi="zh_TW"/>
         </w:rPr>
@@ -18843,6 +21349,20 @@
       </w:r>
       <w:r>
         <w:rPr>
+          <w:lang w:val="zh_TW" w:bidi="zh_TW"/>
+        </w:rPr>
+        <w:t>אֱלֹֽהֵי⁠כֶ֔ם</w:t>
+      </w:r>
+    </w:p>
+    <w:p>
+      <w:pPr/>
+      <w:r>
+        <w:rPr>
+          <w:lang w:val="zh_TW" w:bidi="zh_TW"/>
+        </w:rPr>
+      </w:r>
+      <w:r>
+        <w:rPr>
           <w:b/>
           <w:lang w:val="zh_TW" w:bidi="zh_TW"/>
         </w:rPr>
@@ -18939,6 +21459,20 @@
       </w:r>
       <w:r>
         <w:rPr>
+          <w:lang w:val="zh_TW" w:bidi="zh_TW"/>
+        </w:rPr>
+        <w:t>נָתַ֥ן לָ⁠כֶ֛ם אֶת־הַ⁠מּוֹרֶ֖ה לִ⁠צְדָקָ֑ה וַ⁠יּ֣וֹרֶד לָ⁠כֶ֗ם גֶּ֛שֶׁם</w:t>
+      </w:r>
+    </w:p>
+    <w:p>
+      <w:pPr/>
+      <w:r>
+        <w:rPr>
+          <w:lang w:val="zh_TW" w:bidi="zh_TW"/>
+        </w:rPr>
+      </w:r>
+      <w:r>
+        <w:rPr>
           <w:b/>
           <w:lang w:val="zh_TW" w:bidi="zh_TW"/>
         </w:rPr>
@@ -19022,6 +21556,20 @@
       </w:r>
       <w:r>
         <w:rPr>
+          <w:lang w:val="zh_TW" w:bidi="zh_TW"/>
+        </w:rPr>
+        <w:t>לִ⁠צְדָקָ֑ה</w:t>
+      </w:r>
+    </w:p>
+    <w:p>
+      <w:pPr/>
+      <w:r>
+        <w:rPr>
+          <w:lang w:val="zh_TW" w:bidi="zh_TW"/>
+        </w:rPr>
+      </w:r>
+      <w:r>
+        <w:rPr>
           <w:b/>
           <w:lang w:val="zh_TW" w:bidi="zh_TW"/>
         </w:rPr>
@@ -19118,6 +21666,20 @@
       </w:r>
       <w:r>
         <w:rPr>
+          <w:lang w:val="zh_TW" w:bidi="zh_TW"/>
+        </w:rPr>
+        <w:t>גֶּ֛שֶׁם</w:t>
+      </w:r>
+    </w:p>
+    <w:p>
+      <w:pPr/>
+      <w:r>
+        <w:rPr>
+          <w:lang w:val="zh_TW" w:bidi="zh_TW"/>
+        </w:rPr>
+      </w:r>
+      <w:r>
+        <w:rPr>
           <w:b/>
           <w:lang w:val="zh_TW" w:bidi="zh_TW"/>
         </w:rPr>
@@ -19214,6 +21776,20 @@
       </w:r>
       <w:r>
         <w:rPr>
+          <w:lang w:val="zh_TW" w:bidi="zh_TW"/>
+        </w:rPr>
+        <w:t>מוֹרֶ֥ה וּ⁠מַלְק֖וֹשׁ</w:t>
+      </w:r>
+    </w:p>
+    <w:p>
+      <w:pPr/>
+      <w:r>
+        <w:rPr>
+          <w:lang w:val="zh_TW" w:bidi="zh_TW"/>
+        </w:rPr>
+      </w:r>
+      <w:r>
+        <w:rPr>
           <w:b/>
           <w:lang w:val="zh_TW" w:bidi="zh_TW"/>
         </w:rPr>
@@ -19351,6 +21927,20 @@
       </w:r>
       <w:r>
         <w:rPr>
+          <w:lang w:val="zh_TW" w:bidi="zh_TW"/>
+        </w:rPr>
+        <w:t>בָּ⁠רִאשֽׁוֹן</w:t>
+      </w:r>
+    </w:p>
+    <w:p>
+      <w:pPr/>
+      <w:r>
+        <w:rPr>
+          <w:lang w:val="zh_TW" w:bidi="zh_TW"/>
+        </w:rPr>
+      </w:r>
+      <w:r>
+        <w:rPr>
           <w:b/>
           <w:lang w:val="zh_TW" w:bidi="zh_TW"/>
         </w:rPr>
@@ -19475,6 +22065,20 @@
       </w:r>
       <w:r>
         <w:rPr>
+          <w:lang w:val="zh_TW" w:bidi="zh_TW"/>
+        </w:rPr>
+        <w:t>וְ⁠הֵשִׁ֥יקוּ הַ⁠יְקָבִ֖ים תִּיר֥וֹשׁ וְ⁠יִצְהָֽר</w:t>
+      </w:r>
+    </w:p>
+    <w:p>
+      <w:pPr/>
+      <w:r>
+        <w:rPr>
+          <w:lang w:val="zh_TW" w:bidi="zh_TW"/>
+        </w:rPr>
+      </w:r>
+      <w:r>
+        <w:rPr>
           <w:b/>
           <w:lang w:val="zh_TW" w:bidi="zh_TW"/>
         </w:rPr>
@@ -19558,6 +22162,20 @@
       </w:r>
       <w:r>
         <w:rPr>
+          <w:lang w:val="zh_TW" w:bidi="zh_TW"/>
+        </w:rPr>
+        <w:t>וְ⁠שִׁלַּמְתִּ֤י לָ⁠כֶם֙ אֶת־הַ⁠שָּׁנִ֔ים</w:t>
+      </w:r>
+    </w:p>
+    <w:p>
+      <w:pPr/>
+      <w:r>
+        <w:rPr>
+          <w:lang w:val="zh_TW" w:bidi="zh_TW"/>
+        </w:rPr>
+      </w:r>
+      <w:r>
+        <w:rPr>
           <w:b/>
           <w:lang w:val="zh_TW" w:bidi="zh_TW"/>
         </w:rPr>
@@ -19641,6 +22259,20 @@
       </w:r>
       <w:r>
         <w:rPr>
+          <w:lang w:val="zh_TW" w:bidi="zh_TW"/>
+        </w:rPr>
+        <w:t>אֶת־הַ⁠שָּׁנִ֔ים</w:t>
+      </w:r>
+    </w:p>
+    <w:p>
+      <w:pPr/>
+      <w:r>
+        <w:rPr>
+          <w:lang w:val="zh_TW" w:bidi="zh_TW"/>
+        </w:rPr>
+      </w:r>
+      <w:r>
+        <w:rPr>
           <w:b/>
           <w:lang w:val="zh_TW" w:bidi="zh_TW"/>
         </w:rPr>
@@ -19737,6 +22369,20 @@
       </w:r>
       <w:r>
         <w:rPr>
+          <w:lang w:val="zh_TW" w:bidi="zh_TW"/>
+        </w:rPr>
+        <w:t>חֵילִ⁠י֙ הַ⁠גָּד֔וֹל</w:t>
+      </w:r>
+    </w:p>
+    <w:p>
+      <w:pPr/>
+      <w:r>
+        <w:rPr>
+          <w:lang w:val="zh_TW" w:bidi="zh_TW"/>
+        </w:rPr>
+      </w:r>
+      <w:r>
+        <w:rPr>
           <w:b/>
           <w:lang w:val="zh_TW" w:bidi="zh_TW"/>
         </w:rPr>
@@ -19833,6 +22479,20 @@
       </w:r>
       <w:r>
         <w:rPr>
+          <w:lang w:val="zh_TW" w:bidi="zh_TW"/>
+        </w:rPr>
+        <w:t>וַ⁠אֲכַלְתֶּ֤ם אָכוֹל֙</w:t>
+      </w:r>
+    </w:p>
+    <w:p>
+      <w:pPr/>
+      <w:r>
+        <w:rPr>
+          <w:lang w:val="zh_TW" w:bidi="zh_TW"/>
+        </w:rPr>
+      </w:r>
+      <w:r>
+        <w:rPr>
           <w:b/>
           <w:lang w:val="zh_TW" w:bidi="zh_TW"/>
         </w:rPr>
@@ -19944,6 +22604,20 @@
       </w:r>
       <w:r>
         <w:rPr>
+          <w:lang w:val="zh_TW" w:bidi="zh_TW"/>
+        </w:rPr>
+        <w:t>אֶת־שֵׁ֤ם יְהוָה֙ אֱלֹ֣הֵי⁠כֶ֔ם</w:t>
+      </w:r>
+    </w:p>
+    <w:p>
+      <w:pPr/>
+      <w:r>
+        <w:rPr>
+          <w:lang w:val="zh_TW" w:bidi="zh_TW"/>
+        </w:rPr>
+      </w:r>
+      <w:r>
+        <w:rPr>
           <w:b/>
           <w:lang w:val="zh_TW" w:bidi="zh_TW"/>
         </w:rPr>
@@ -20027,6 +22701,20 @@
       </w:r>
       <w:r>
         <w:rPr>
+          <w:lang w:val="zh_TW" w:bidi="zh_TW"/>
+        </w:rPr>
+        <w:t>אֶת־שֵׁ֤ם</w:t>
+      </w:r>
+    </w:p>
+    <w:p>
+      <w:pPr/>
+      <w:r>
+        <w:rPr>
+          <w:lang w:val="zh_TW" w:bidi="zh_TW"/>
+        </w:rPr>
+      </w:r>
+      <w:r>
+        <w:rPr>
           <w:b/>
           <w:lang w:val="zh_TW" w:bidi="zh_TW"/>
         </w:rPr>
@@ -20123,6 +22811,20 @@
       </w:r>
       <w:r>
         <w:rPr>
+          <w:lang w:val="zh_TW" w:bidi="zh_TW"/>
+        </w:rPr>
+        <w:t>אֲשֶׁר־עָשָׂ֥ה עִמָּ⁠כֶ֖ם לְ⁠הַפְלִ֑יא</w:t>
+      </w:r>
+    </w:p>
+    <w:p>
+      <w:pPr/>
+      <w:r>
+        <w:rPr>
+          <w:lang w:val="zh_TW" w:bidi="zh_TW"/>
+        </w:rPr>
+      </w:r>
+      <w:r>
+        <w:rPr>
           <w:b/>
           <w:lang w:val="zh_TW" w:bidi="zh_TW"/>
         </w:rPr>
@@ -20241,6 +22943,20 @@
       </w:r>
       <w:r>
         <w:rPr>
+          <w:lang w:val="zh_TW" w:bidi="zh_TW"/>
+        </w:rPr>
+        <w:t>וְ⁠לֹא־יֵבֹ֥שׁוּ עַמִּ֖⁠י לְ⁠עוֹלָֽם</w:t>
+      </w:r>
+    </w:p>
+    <w:p>
+      <w:pPr/>
+      <w:r>
+        <w:rPr>
+          <w:lang w:val="zh_TW" w:bidi="zh_TW"/>
+        </w:rPr>
+      </w:r>
+      <w:r>
+        <w:rPr>
           <w:b/>
           <w:lang w:val="zh_TW" w:bidi="zh_TW"/>
         </w:rPr>
@@ -20337,6 +23053,20 @@
       </w:r>
       <w:r>
         <w:rPr>
+          <w:lang w:val="zh_TW" w:bidi="zh_TW"/>
+        </w:rPr>
+        <w:t>יִשְׂרָאֵל֙</w:t>
+      </w:r>
+    </w:p>
+    <w:p>
+      <w:pPr/>
+      <w:r>
+        <w:rPr>
+          <w:lang w:val="zh_TW" w:bidi="zh_TW"/>
+        </w:rPr>
+      </w:r>
+      <w:r>
+        <w:rPr>
           <w:b/>
           <w:lang w:val="zh_TW" w:bidi="zh_TW"/>
         </w:rPr>
@@ -20433,6 +23163,20 @@
       </w:r>
       <w:r>
         <w:rPr>
+          <w:lang w:val="zh_TW" w:bidi="zh_TW"/>
+        </w:rPr>
+        <w:t>וְ⁠לֹא־יֵבֹ֥שׁוּ עַמִּ֖⁠י לְ⁠עוֹלָֽם</w:t>
+      </w:r>
+    </w:p>
+    <w:p>
+      <w:pPr/>
+      <w:r>
+        <w:rPr>
+          <w:lang w:val="zh_TW" w:bidi="zh_TW"/>
+        </w:rPr>
+      </w:r>
+      <w:r>
+        <w:rPr>
           <w:b/>
           <w:lang w:val="zh_TW" w:bidi="zh_TW"/>
         </w:rPr>
@@ -20529,6 +23273,20 @@
       </w:r>
       <w:r>
         <w:rPr>
+          <w:lang w:val="zh_TW" w:bidi="zh_TW"/>
+        </w:rPr>
+        <w:t>וְ⁠הָיָ֣ה אַֽחֲרֵי־כֵ֗ן</w:t>
+      </w:r>
+    </w:p>
+    <w:p>
+      <w:pPr/>
+      <w:r>
+        <w:rPr>
+          <w:lang w:val="zh_TW" w:bidi="zh_TW"/>
+        </w:rPr>
+      </w:r>
+      <w:r>
+        <w:rPr>
           <w:b/>
           <w:lang w:val="zh_TW" w:bidi="zh_TW"/>
         </w:rPr>
@@ -20612,6 +23370,20 @@
       </w:r>
       <w:r>
         <w:rPr>
+          <w:lang w:val="zh_TW" w:bidi="zh_TW"/>
+        </w:rPr>
+        <w:t>אֶשְׁפּ֤וֹךְ אֶת־רוּחִ⁠י֙ עַל־כָּל־בָּשָׂ֔ר</w:t>
+      </w:r>
+    </w:p>
+    <w:p>
+      <w:pPr/>
+      <w:r>
+        <w:rPr>
+          <w:lang w:val="zh_TW" w:bidi="zh_TW"/>
+        </w:rPr>
+      </w:r>
+      <w:r>
+        <w:rPr>
           <w:b/>
           <w:lang w:val="zh_TW" w:bidi="zh_TW"/>
         </w:rPr>
@@ -20695,6 +23467,20 @@
       </w:r>
       <w:r>
         <w:rPr>
+          <w:lang w:val="zh_TW" w:bidi="zh_TW"/>
+        </w:rPr>
+        <w:t>עַל־כָּל־בָּשָׂ֔ר</w:t>
+      </w:r>
+    </w:p>
+    <w:p>
+      <w:pPr/>
+      <w:r>
+        <w:rPr>
+          <w:lang w:val="zh_TW" w:bidi="zh_TW"/>
+        </w:rPr>
+      </w:r>
+      <w:r>
+        <w:rPr>
           <w:b/>
           <w:lang w:val="zh_TW" w:bidi="zh_TW"/>
         </w:rPr>
@@ -20791,6 +23577,20 @@
       </w:r>
       <w:r>
         <w:rPr>
+          <w:lang w:val="zh_TW" w:bidi="zh_TW"/>
+        </w:rPr>
+        <w:t>עַל־כָּל־בָּשָׂ֔ר</w:t>
+      </w:r>
+    </w:p>
+    <w:p>
+      <w:pPr/>
+      <w:r>
+        <w:rPr>
+          <w:lang w:val="zh_TW" w:bidi="zh_TW"/>
+        </w:rPr>
+      </w:r>
+      <w:r>
+        <w:rPr>
           <w:b/>
           <w:lang w:val="zh_TW" w:bidi="zh_TW"/>
         </w:rPr>
@@ -20887,6 +23687,20 @@
       </w:r>
       <w:r>
         <w:rPr>
+          <w:lang w:val="zh_TW" w:bidi="zh_TW"/>
+        </w:rPr>
+        <w:t>וְ⁠נִבְּא֖וּ בְּנֵי⁠כֶ֣ם וּ⁠בְנֽוֹתֵי⁠כֶ֑ם</w:t>
+      </w:r>
+    </w:p>
+    <w:p>
+      <w:pPr/>
+      <w:r>
+        <w:rPr>
+          <w:lang w:val="zh_TW" w:bidi="zh_TW"/>
+        </w:rPr>
+      </w:r>
+      <w:r>
+        <w:rPr>
           <w:b/>
           <w:lang w:val="zh_TW" w:bidi="zh_TW"/>
         </w:rPr>
@@ -20970,6 +23784,20 @@
       </w:r>
       <w:r>
         <w:rPr>
+          <w:lang w:val="zh_TW" w:bidi="zh_TW"/>
+        </w:rPr>
+        <w:t>זִקְנֵי⁠כֶם֙ חֲלֹמ֣וֹת יַחֲלֹמ֔וּ⁠ן בַּח֣וּרֵי⁠כֶ֔ם חֶזְיֹנ֖וֹת יִרְאֽוּ</w:t>
+      </w:r>
+    </w:p>
+    <w:p>
+      <w:pPr/>
+      <w:r>
+        <w:rPr>
+          <w:lang w:val="zh_TW" w:bidi="zh_TW"/>
+        </w:rPr>
+      </w:r>
+      <w:r>
+        <w:rPr>
           <w:b/>
           <w:lang w:val="zh_TW" w:bidi="zh_TW"/>
         </w:rPr>
@@ -21053,6 +23881,20 @@
       </w:r>
       <w:r>
         <w:rPr>
+          <w:lang w:val="zh_TW" w:bidi="zh_TW"/>
+        </w:rPr>
+        <w:t>חֲלֹמ֣וֹת</w:t>
+      </w:r>
+    </w:p>
+    <w:p>
+      <w:pPr/>
+      <w:r>
+        <w:rPr>
+          <w:lang w:val="zh_TW" w:bidi="zh_TW"/>
+        </w:rPr>
+      </w:r>
+      <w:r>
+        <w:rPr>
           <w:b/>
           <w:lang w:val="zh_TW" w:bidi="zh_TW"/>
         </w:rPr>
@@ -21149,6 +23991,20 @@
       </w:r>
       <w:r>
         <w:rPr>
+          <w:lang w:val="zh_TW" w:bidi="zh_TW"/>
+        </w:rPr>
+        <w:t>וְ⁠גַ֥ם עַל־הָֽ⁠עֲבָדִ֖ים וְ⁠עַל־הַ⁠שְּׁפָח֑וֹת</w:t>
+      </w:r>
+    </w:p>
+    <w:p>
+      <w:pPr/>
+      <w:r>
+        <w:rPr>
+          <w:lang w:val="zh_TW" w:bidi="zh_TW"/>
+        </w:rPr>
+      </w:r>
+      <w:r>
+        <w:rPr>
           <w:b/>
           <w:lang w:val="zh_TW" w:bidi="zh_TW"/>
         </w:rPr>
@@ -21221,6 +24077,20 @@
         <w:rPr>
           <w:lang w:val="zh_TW" w:bidi="zh_TW"/>
         </w:rPr>
+      </w:r>
+    </w:p>
+    <w:p>
+      <w:pPr/>
+      <w:r>
+        <w:rPr>
+          <w:lang w:val="zh_TW" w:bidi="zh_TW"/>
+        </w:rPr>
+      </w:r>
+      <w:r>
+        <w:rPr>
+          <w:lang w:val="zh_TW" w:bidi="zh_TW"/>
+        </w:rPr>
+        <w:t>בַּ⁠יָּמִ֣ים הָ⁠הֵ֔מָּה</w:t>
       </w:r>
     </w:p>
     <w:p>
@@ -21525,6 +24395,20 @@
       </w:r>
       <w:r>
         <w:rPr>
+          <w:lang w:val="zh_TW" w:bidi="zh_TW"/>
+        </w:rPr>
+        <w:t>הַ⁠שֶּׁ֨מֶשׁ֙ יֵהָפֵ֣ךְ לְ⁠חֹ֔שֶׁךְ וְ⁠הַ⁠יָּרֵ֖חַ לְ⁠דָ֑ם</w:t>
+      </w:r>
+    </w:p>
+    <w:p>
+      <w:pPr/>
+      <w:r>
+        <w:rPr>
+          <w:lang w:val="zh_TW" w:bidi="zh_TW"/>
+        </w:rPr>
+      </w:r>
+      <w:r>
+        <w:rPr>
           <w:b/>
           <w:lang w:val="zh_TW" w:bidi="zh_TW"/>
         </w:rPr>
@@ -21608,6 +24492,20 @@
       </w:r>
       <w:r>
         <w:rPr>
+          <w:lang w:val="zh_TW" w:bidi="zh_TW"/>
+        </w:rPr>
+        <w:t>הַ⁠שֶּׁ֨מֶשׁ֙ יֵהָפֵ֣ךְ לְ⁠חֹ֔שֶׁךְ וְ⁠הַ⁠יָּרֵ֖חַ לְ⁠דָ֑ם</w:t>
+      </w:r>
+    </w:p>
+    <w:p>
+      <w:pPr/>
+      <w:r>
+        <w:rPr>
+          <w:lang w:val="zh_TW" w:bidi="zh_TW"/>
+        </w:rPr>
+      </w:r>
+      <w:r>
+        <w:rPr>
           <w:b/>
           <w:lang w:val="zh_TW" w:bidi="zh_TW"/>
         </w:rPr>
@@ -21719,6 +24617,20 @@
       </w:r>
       <w:r>
         <w:rPr>
+          <w:lang w:val="zh_TW" w:bidi="zh_TW"/>
+        </w:rPr>
+        <w:t>וְ⁠הַ⁠יָּרֵ֖חַ לְ⁠דָ֑ם</w:t>
+      </w:r>
+    </w:p>
+    <w:p>
+      <w:pPr/>
+      <w:r>
+        <w:rPr>
+          <w:lang w:val="zh_TW" w:bidi="zh_TW"/>
+        </w:rPr>
+      </w:r>
+      <w:r>
+        <w:rPr>
           <w:b/>
           <w:lang w:val="zh_TW" w:bidi="zh_TW"/>
         </w:rPr>
@@ -21802,6 +24714,20 @@
       </w:r>
       <w:r>
         <w:rPr>
+          <w:lang w:val="zh_TW" w:bidi="zh_TW"/>
+        </w:rPr>
+        <w:t>לִ⁠פְנֵ֗י בּ֚וֹא י֣וֹם יְהוָ֔ה הַ⁠גָּד֖וֹל וְ⁠הַ⁠נּוֹרָֽא</w:t>
+      </w:r>
+    </w:p>
+    <w:p>
+      <w:pPr/>
+      <w:r>
+        <w:rPr>
+          <w:lang w:val="zh_TW" w:bidi="zh_TW"/>
+        </w:rPr>
+      </w:r>
+      <w:r>
+        <w:rPr>
           <w:b/>
           <w:lang w:val="zh_TW" w:bidi="zh_TW"/>
         </w:rPr>
@@ -21887,6 +24813,20 @@
         <w:rPr>
           <w:lang w:val="zh_TW" w:bidi="zh_TW"/>
         </w:rPr>
+      </w:r>
+    </w:p>
+    <w:p>
+      <w:pPr/>
+      <w:r>
+        <w:rPr>
+          <w:lang w:val="zh_TW" w:bidi="zh_TW"/>
+        </w:rPr>
+      </w:r>
+      <w:r>
+        <w:rPr>
+          <w:lang w:val="zh_TW" w:bidi="zh_TW"/>
+        </w:rPr>
+        <w:t>י֣וֹם יְהוָ֔ה הַ⁠גָּד֖וֹל וְ⁠הַ⁠נּוֹרָֽא</w:t>
       </w:r>
     </w:p>
     <w:p>
@@ -22082,6 +25022,20 @@
       </w:r>
       <w:r>
         <w:rPr>
+          <w:lang w:val="zh_TW" w:bidi="zh_TW"/>
+        </w:rPr>
+        <w:t>וְ⁠הָיָ֗ה</w:t>
+      </w:r>
+    </w:p>
+    <w:p>
+      <w:pPr/>
+      <w:r>
+        <w:rPr>
+          <w:lang w:val="zh_TW" w:bidi="zh_TW"/>
+        </w:rPr>
+      </w:r>
+      <w:r>
+        <w:rPr>
           <w:b/>
           <w:lang w:val="zh_TW" w:bidi="zh_TW"/>
         </w:rPr>
@@ -22165,6 +25119,20 @@
       </w:r>
       <w:r>
         <w:rPr>
+          <w:lang w:val="zh_TW" w:bidi="zh_TW"/>
+        </w:rPr>
+        <w:t>כֹּ֧ל אֲשֶׁר־יִקְרָ֛א בְּ⁠שֵׁ֥ם יְהוָ֖ה יִמָּלֵ֑ט &amp; יְהוָ֔ה</w:t>
+      </w:r>
+    </w:p>
+    <w:p>
+      <w:pPr/>
+      <w:r>
+        <w:rPr>
+          <w:lang w:val="zh_TW" w:bidi="zh_TW"/>
+        </w:rPr>
+      </w:r>
+      <w:r>
+        <w:rPr>
           <w:b/>
           <w:lang w:val="zh_TW" w:bidi="zh_TW"/>
         </w:rPr>
@@ -22248,6 +25216,20 @@
       </w:r>
       <w:r>
         <w:rPr>
+          <w:lang w:val="zh_TW" w:bidi="zh_TW"/>
+        </w:rPr>
+        <w:t>בְּ⁠שֵׁ֥ם יְהוָ֖ה &amp; יְהוָ֔ה</w:t>
+      </w:r>
+    </w:p>
+    <w:p>
+      <w:pPr/>
+      <w:r>
+        <w:rPr>
+          <w:lang w:val="zh_TW" w:bidi="zh_TW"/>
+        </w:rPr>
+      </w:r>
+      <w:r>
+        <w:rPr>
           <w:b/>
           <w:lang w:val="zh_TW" w:bidi="zh_TW"/>
         </w:rPr>
@@ -22344,6 +25326,20 @@
       </w:r>
       <w:r>
         <w:rPr>
+          <w:lang w:val="zh_TW" w:bidi="zh_TW"/>
+        </w:rPr>
+        <w:t>בְּ⁠שֵׁ֥ם יְהוָ֖ה &amp; יְהוָ֔ה</w:t>
+      </w:r>
+    </w:p>
+    <w:p>
+      <w:pPr/>
+      <w:r>
+        <w:rPr>
+          <w:lang w:val="zh_TW" w:bidi="zh_TW"/>
+        </w:rPr>
+      </w:r>
+      <w:r>
+        <w:rPr>
           <w:b/>
           <w:lang w:val="zh_TW" w:bidi="zh_TW"/>
         </w:rPr>
@@ -22427,6 +25423,20 @@
       </w:r>
       <w:r>
         <w:rPr>
+          <w:lang w:val="zh_TW" w:bidi="zh_TW"/>
+        </w:rPr>
+        <w:t>כִּ֠י בְּ⁠הַר־צִיּ֨וֹן וּ⁠בִ⁠ירוּשָׁלִַ֜ם תִּֽהְיֶ֣ה פְלֵיטָ֗ה</w:t>
+      </w:r>
+    </w:p>
+    <w:p>
+      <w:pPr/>
+      <w:r>
+        <w:rPr>
+          <w:lang w:val="zh_TW" w:bidi="zh_TW"/>
+        </w:rPr>
+      </w:r>
+      <w:r>
+        <w:rPr>
           <w:b/>
           <w:lang w:val="zh_TW" w:bidi="zh_TW"/>
         </w:rPr>
@@ -22551,6 +25561,20 @@
       </w:r>
       <w:r>
         <w:rPr>
+          <w:lang w:val="zh_TW" w:bidi="zh_TW"/>
+        </w:rPr>
+        <w:t>בְּ⁠הַר־צִיּ֨וֹן וּ⁠בִ⁠ירוּשָׁלִַ֜ם</w:t>
+      </w:r>
+    </w:p>
+    <w:p>
+      <w:pPr/>
+      <w:r>
+        <w:rPr>
+          <w:lang w:val="zh_TW" w:bidi="zh_TW"/>
+        </w:rPr>
+      </w:r>
+      <w:r>
+        <w:rPr>
           <w:b/>
           <w:lang w:val="zh_TW" w:bidi="zh_TW"/>
         </w:rPr>
@@ -22654,6 +25678,20 @@
       </w:r>
       <w:r>
         <w:rPr>
+          <w:lang w:val="zh_TW" w:bidi="zh_TW"/>
+        </w:rPr>
+        <w:t>כַּֽ⁠אֲשֶׁר֙ אָמַ֣ר יְהוָ֔ה</w:t>
+      </w:r>
+    </w:p>
+    <w:p>
+      <w:pPr/>
+      <w:r>
+        <w:rPr>
+          <w:lang w:val="zh_TW" w:bidi="zh_TW"/>
+        </w:rPr>
+      </w:r>
+      <w:r>
+        <w:rPr>
           <w:b/>
           <w:lang w:val="zh_TW" w:bidi="zh_TW"/>
         </w:rPr>
@@ -22737,6 +25775,20 @@
       </w:r>
       <w:r>
         <w:rPr>
+          <w:lang w:val="zh_TW" w:bidi="zh_TW"/>
+        </w:rPr>
+        <w:t>יְהוָ֖ה &amp; וּ⁠בַ֨⁠שְּׂרִידִ֔ים אֲשֶׁ֥ר יְהוָ֖ה קֹרֵֽא</w:t>
+      </w:r>
+    </w:p>
+    <w:p>
+      <w:pPr/>
+      <w:r>
+        <w:rPr>
+          <w:lang w:val="zh_TW" w:bidi="zh_TW"/>
+        </w:rPr>
+      </w:r>
+      <w:r>
+        <w:rPr>
           <w:b/>
           <w:lang w:val="zh_TW" w:bidi="zh_TW"/>
         </w:rPr>
@@ -22820,6 +25872,20 @@
       </w:r>
       <w:r>
         <w:rPr>
+          <w:lang w:val="zh_TW" w:bidi="zh_TW"/>
+        </w:rPr>
+        <w:t>יְהוָ֖ה &amp; אֲשֶׁ֥ר יְהוָ֖ה קֹרֵֽא</w:t>
+      </w:r>
+    </w:p>
+    <w:p>
+      <w:pPr/>
+      <w:r>
+        <w:rPr>
+          <w:lang w:val="zh_TW" w:bidi="zh_TW"/>
+        </w:rPr>
+      </w:r>
+      <w:r>
+        <w:rPr>
           <w:b/>
           <w:lang w:val="zh_TW" w:bidi="zh_TW"/>
         </w:rPr>
@@ -22903,6 +25969,20 @@
       </w:r>
       <w:r>
         <w:rPr>
+          <w:lang w:val="zh_TW" w:bidi="zh_TW"/>
+        </w:rPr>
+        <w:t>כִּ֗י הִנֵּ֛ה בַּ⁠יָּמִ֥ים הָ⁠הֵ֖מָּה וּ⁠בָ⁠עֵ֣ת הַ⁠הִ֑יא</w:t>
+      </w:r>
+    </w:p>
+    <w:p>
+      <w:pPr/>
+      <w:r>
+        <w:rPr>
+          <w:lang w:val="zh_TW" w:bidi="zh_TW"/>
+        </w:rPr>
+      </w:r>
+      <w:r>
+        <w:rPr>
           <w:b/>
           <w:lang w:val="zh_TW" w:bidi="zh_TW"/>
         </w:rPr>
@@ -23014,6 +26094,20 @@
       </w:r>
       <w:r>
         <w:rPr>
+          <w:lang w:val="zh_TW" w:bidi="zh_TW"/>
+        </w:rPr>
+        <w:t>כִּ֗י הִנֵּ֛ה</w:t>
+      </w:r>
+    </w:p>
+    <w:p>
+      <w:pPr/>
+      <w:r>
+        <w:rPr>
+          <w:lang w:val="zh_TW" w:bidi="zh_TW"/>
+        </w:rPr>
+      </w:r>
+      <w:r>
+        <w:rPr>
           <w:b/>
           <w:lang w:val="zh_TW" w:bidi="zh_TW"/>
         </w:rPr>
@@ -23124,6 +26218,20 @@
       </w:r>
       <w:r>
         <w:rPr>
+          <w:lang w:val="zh_TW" w:bidi="zh_TW"/>
+        </w:rPr>
+        <w:t>בַּ⁠יָּמִ֥ים הָ⁠הֵ֖מָּה וּ⁠בָ⁠עֵ֣ת הַ⁠הִ֑יא</w:t>
+      </w:r>
+    </w:p>
+    <w:p>
+      <w:pPr/>
+      <w:r>
+        <w:rPr>
+          <w:lang w:val="zh_TW" w:bidi="zh_TW"/>
+        </w:rPr>
+      </w:r>
+      <w:r>
+        <w:rPr>
           <w:b/>
           <w:lang w:val="zh_TW" w:bidi="zh_TW"/>
         </w:rPr>
@@ -23227,6 +26335,20 @@
       </w:r>
       <w:r>
         <w:rPr>
+          <w:lang w:val="zh_TW" w:bidi="zh_TW"/>
+        </w:rPr>
+        <w:t>אֲשֶׁ֥ר אָשִׁ֛יב אֶת־שְׁב֥וּת יְהוּדָ֖ה וִ⁠ירוּשָׁלִָֽם</w:t>
+      </w:r>
+    </w:p>
+    <w:p>
+      <w:pPr/>
+      <w:r>
+        <w:rPr>
+          <w:lang w:val="zh_TW" w:bidi="zh_TW"/>
+        </w:rPr>
+      </w:r>
+      <w:r>
+        <w:rPr>
           <w:b/>
           <w:lang w:val="zh_TW" w:bidi="zh_TW"/>
         </w:rPr>
@@ -23351,6 +26473,20 @@
       </w:r>
       <w:r>
         <w:rPr>
+          <w:lang w:val="zh_TW" w:bidi="zh_TW"/>
+        </w:rPr>
+        <w:t>אֲשֶׁ֥ר אָשִׁ֛יב אֶת־שְׁב֥וּת יְהוּדָ֖ה וִ⁠ירוּשָׁלִָֽם</w:t>
+      </w:r>
+    </w:p>
+    <w:p>
+      <w:pPr/>
+      <w:r>
+        <w:rPr>
+          <w:lang w:val="zh_TW" w:bidi="zh_TW"/>
+        </w:rPr>
+      </w:r>
+      <w:r>
+        <w:rPr>
           <w:b/>
           <w:lang w:val="zh_TW" w:bidi="zh_TW"/>
         </w:rPr>
@@ -23434,6 +26570,20 @@
       </w:r>
       <w:r>
         <w:rPr>
+          <w:lang w:val="zh_TW" w:bidi="zh_TW"/>
+        </w:rPr>
+        <w:t>עֵ֖מֶק יְהֽוֹשָׁפָ֑ט</w:t>
+      </w:r>
+    </w:p>
+    <w:p>
+      <w:pPr/>
+      <w:r>
+        <w:rPr>
+          <w:lang w:val="zh_TW" w:bidi="zh_TW"/>
+        </w:rPr>
+      </w:r>
+      <w:r>
+        <w:rPr>
           <w:b/>
           <w:lang w:val="zh_TW" w:bidi="zh_TW"/>
         </w:rPr>
@@ -23537,6 +26687,20 @@
       </w:r>
       <w:r>
         <w:rPr>
+          <w:lang w:val="zh_TW" w:bidi="zh_TW"/>
+        </w:rPr>
+        <w:t>עַמִּ֨⁠י וְ⁠נַחֲלָתִ֤⁠י יִשְׂרָאֵל֙</w:t>
+      </w:r>
+    </w:p>
+    <w:p>
+      <w:pPr/>
+      <w:r>
+        <w:rPr>
+          <w:lang w:val="zh_TW" w:bidi="zh_TW"/>
+        </w:rPr>
+      </w:r>
+      <w:r>
+        <w:rPr>
           <w:b/>
           <w:lang w:val="zh_TW" w:bidi="zh_TW"/>
         </w:rPr>
@@ -23659,6 +26823,20 @@
       </w:r>
       <w:r>
         <w:rPr>
+          <w:lang w:val="zh_TW" w:bidi="zh_TW"/>
+        </w:rPr>
+        <w:t>וְ⁠אֶת־אַרְצִ֖⁠י חִלֵּֽקוּ</w:t>
+      </w:r>
+    </w:p>
+    <w:p>
+      <w:pPr/>
+      <w:r>
+        <w:rPr>
+          <w:lang w:val="zh_TW" w:bidi="zh_TW"/>
+        </w:rPr>
+      </w:r>
+      <w:r>
+        <w:rPr>
           <w:b/>
           <w:lang w:val="zh_TW" w:bidi="zh_TW"/>
         </w:rPr>
@@ -23742,6 +26920,20 @@
       </w:r>
       <w:r>
         <w:rPr>
+          <w:lang w:val="zh_TW" w:bidi="zh_TW"/>
+        </w:rPr>
+        <w:t>גוֹרָ֑ל</w:t>
+      </w:r>
+    </w:p>
+    <w:p>
+      <w:pPr/>
+      <w:r>
+        <w:rPr>
+          <w:lang w:val="zh_TW" w:bidi="zh_TW"/>
+        </w:rPr>
+      </w:r>
+      <w:r>
+        <w:rPr>
           <w:b/>
           <w:lang w:val="zh_TW" w:bidi="zh_TW"/>
         </w:rPr>
@@ -23838,6 +27030,20 @@
       </w:r>
       <w:r>
         <w:rPr>
+          <w:lang w:val="zh_TW" w:bidi="zh_TW"/>
+        </w:rPr>
+        <w:t>וַ⁠יִּתְּנ֤וּ הַ⁠יֶּ֨לֶד֙ בַּ⁠זּוֹנָ֔ה וְ⁠הַ⁠יַּלְדָּ֛ה מָכְר֥וּ</w:t>
+      </w:r>
+    </w:p>
+    <w:p>
+      <w:pPr/>
+      <w:r>
+        <w:rPr>
+          <w:lang w:val="zh_TW" w:bidi="zh_TW"/>
+        </w:rPr>
+      </w:r>
+      <w:r>
+        <w:rPr>
           <w:b/>
           <w:lang w:val="zh_TW" w:bidi="zh_TW"/>
         </w:rPr>
@@ -23954,6 +27160,20 @@
       </w:r>
       <w:r>
         <w:rPr>
+          <w:lang w:val="zh_TW" w:bidi="zh_TW"/>
+        </w:rPr>
+        <w:t>וְ֠⁠גַם מָה־אַתֶּ֥ם לִ⁠י֙ צֹ֣ר וְ⁠צִיד֔וֹן וְ⁠כֹ֖ל גְּלִיל֣וֹת פְּלָ֑שֶׁת הַ⁠גְּמ֗וּל אַתֶּם֙ מְשַׁלְּמִ֣ים עָלָ֔⁠י &amp; אַתֶּם֙</w:t>
+      </w:r>
+    </w:p>
+    <w:p>
+      <w:pPr/>
+      <w:r>
+        <w:rPr>
+          <w:lang w:val="zh_TW" w:bidi="zh_TW"/>
+        </w:rPr>
+      </w:r>
+      <w:r>
+        <w:rPr>
           <w:b/>
           <w:lang w:val="zh_TW" w:bidi="zh_TW"/>
         </w:rPr>
@@ -24037,6 +27257,20 @@
       </w:r>
       <w:r>
         <w:rPr>
+          <w:lang w:val="zh_TW" w:bidi="zh_TW"/>
+        </w:rPr>
+        <w:t>מָה־אַתֶּ֥ם לִ⁠י֙</w:t>
+      </w:r>
+    </w:p>
+    <w:p>
+      <w:pPr/>
+      <w:r>
+        <w:rPr>
+          <w:lang w:val="zh_TW" w:bidi="zh_TW"/>
+        </w:rPr>
+      </w:r>
+      <w:r>
+        <w:rPr>
           <w:b/>
           <w:lang w:val="zh_TW" w:bidi="zh_TW"/>
         </w:rPr>
@@ -24120,6 +27354,20 @@
       </w:r>
       <w:r>
         <w:rPr>
+          <w:lang w:val="zh_TW" w:bidi="zh_TW"/>
+        </w:rPr>
+        <w:t>הַ⁠גְּמ֗וּל אַתֶּם֙ מְשַׁלְּמִ֣ים עָלָ֔⁠י וְ⁠אִם־גֹּמְלִ֤ים אַתֶּם֙ עָלַ֔⁠י</w:t>
+      </w:r>
+    </w:p>
+    <w:p>
+      <w:pPr/>
+      <w:r>
+        <w:rPr>
+          <w:lang w:val="zh_TW" w:bidi="zh_TW"/>
+        </w:rPr>
+      </w:r>
+      <w:r>
+        <w:rPr>
           <w:b/>
           <w:lang w:val="zh_TW" w:bidi="zh_TW"/>
         </w:rPr>
@@ -24203,6 +27451,20 @@
       </w:r>
       <w:r>
         <w:rPr>
+          <w:lang w:val="zh_TW" w:bidi="zh_TW"/>
+        </w:rPr>
+        <w:t>קַ֣ל מְהֵרָ֔ה</w:t>
+      </w:r>
+    </w:p>
+    <w:p>
+      <w:pPr/>
+      <w:r>
+        <w:rPr>
+          <w:lang w:val="zh_TW" w:bidi="zh_TW"/>
+        </w:rPr>
+      </w:r>
+      <w:r>
+        <w:rPr>
           <w:b/>
           <w:lang w:val="zh_TW" w:bidi="zh_TW"/>
         </w:rPr>
@@ -24334,6 +27596,20 @@
       </w:r>
       <w:r>
         <w:rPr>
+          <w:lang w:val="zh_TW" w:bidi="zh_TW"/>
+        </w:rPr>
+        <w:t>אָשִׁ֥יב גְּמֻלְ⁠כֶ֖ם בְּ⁠רֹאשְׁ⁠כֶֽם</w:t>
+      </w:r>
+    </w:p>
+    <w:p>
+      <w:pPr/>
+      <w:r>
+        <w:rPr>
+          <w:lang w:val="zh_TW" w:bidi="zh_TW"/>
+        </w:rPr>
+      </w:r>
+      <w:r>
+        <w:rPr>
           <w:b/>
           <w:lang w:val="zh_TW" w:bidi="zh_TW"/>
         </w:rPr>
@@ -24430,6 +27706,20 @@
       </w:r>
       <w:r>
         <w:rPr>
+          <w:lang w:val="zh_TW" w:bidi="zh_TW"/>
+        </w:rPr>
+        <w:t>בְּ⁠רֹאשְׁ⁠כֶֽם</w:t>
+      </w:r>
+    </w:p>
+    <w:p>
+      <w:pPr/>
+      <w:r>
+        <w:rPr>
+          <w:lang w:val="zh_TW" w:bidi="zh_TW"/>
+        </w:rPr>
+      </w:r>
+      <w:r>
+        <w:rPr>
           <w:b/>
           <w:lang w:val="zh_TW" w:bidi="zh_TW"/>
         </w:rPr>
@@ -24543,6 +27833,20 @@
         <w:rPr>
           <w:lang w:val="zh_TW" w:bidi="zh_TW"/>
         </w:rPr>
+      </w:r>
+    </w:p>
+    <w:p>
+      <w:pPr/>
+      <w:r>
+        <w:rPr>
+          <w:lang w:val="zh_TW" w:bidi="zh_TW"/>
+        </w:rPr>
+      </w:r>
+      <w:r>
+        <w:rPr>
+          <w:lang w:val="zh_TW" w:bidi="zh_TW"/>
+        </w:rPr>
+        <w:t>וּ⁠בְנֵ֤י יְהוּדָה֙ וּ⁠בְנֵ֣י יְרוּשָׁלִַ֔ם</w:t>
       </w:r>
     </w:p>
     <w:p>
@@ -24668,6 +27972,20 @@
       </w:r>
       <w:r>
         <w:rPr>
+          <w:lang w:val="zh_TW" w:bidi="zh_TW"/>
+        </w:rPr>
+        <w:t>לִ⁠בְנֵ֣י הַ⁠יְּוָנִ֑ים</w:t>
+      </w:r>
+    </w:p>
+    <w:p>
+      <w:pPr/>
+      <w:r>
+        <w:rPr>
+          <w:lang w:val="zh_TW" w:bidi="zh_TW"/>
+        </w:rPr>
+      </w:r>
+      <w:r>
+        <w:rPr>
           <w:b/>
           <w:lang w:val="zh_TW" w:bidi="zh_TW"/>
         </w:rPr>
@@ -24777,6 +28095,20 @@
       </w:r>
       <w:r>
         <w:rPr>
+          <w:lang w:val="zh_TW" w:bidi="zh_TW"/>
+        </w:rPr>
+        <w:t>הַ⁠יְּוָנִ֑ים</w:t>
+      </w:r>
+    </w:p>
+    <w:p>
+      <w:pPr/>
+      <w:r>
+        <w:rPr>
+          <w:lang w:val="zh_TW" w:bidi="zh_TW"/>
+        </w:rPr>
+      </w:r>
+      <w:r>
+        <w:rPr>
           <w:b/>
           <w:lang w:val="zh_TW" w:bidi="zh_TW"/>
         </w:rPr>
@@ -24867,6 +28199,20 @@
       </w:r>
       <w:r>
         <w:rPr>
+          <w:lang w:val="zh_TW" w:bidi="zh_TW"/>
+        </w:rPr>
+        <w:t>לְמַ֥עַן הַרְחִיקָ֖⁠ם מֵ⁠עַ֥ל גְּבוּלָֽ⁠ם</w:t>
+      </w:r>
+    </w:p>
+    <w:p>
+      <w:pPr/>
+      <w:r>
+        <w:rPr>
+          <w:lang w:val="zh_TW" w:bidi="zh_TW"/>
+        </w:rPr>
+      </w:r>
+      <w:r>
+        <w:rPr>
           <w:b/>
           <w:lang w:val="zh_TW" w:bidi="zh_TW"/>
         </w:rPr>
@@ -24939,6 +28285,20 @@
         <w:rPr>
           <w:lang w:val="zh_TW" w:bidi="zh_TW"/>
         </w:rPr>
+      </w:r>
+    </w:p>
+    <w:p>
+      <w:pPr/>
+      <w:r>
+        <w:rPr>
+          <w:lang w:val="zh_TW" w:bidi="zh_TW"/>
+        </w:rPr>
+      </w:r>
+      <w:r>
+        <w:rPr>
+          <w:lang w:val="zh_TW" w:bidi="zh_TW"/>
+        </w:rPr>
+        <w:t>הִנְ⁠נִ֣י מְעִירָ֔⁠ם</w:t>
       </w:r>
     </w:p>
     <w:p>
@@ -25079,6 +28439,20 @@
       </w:r>
       <w:r>
         <w:rPr>
+          <w:lang w:val="zh_TW" w:bidi="zh_TW"/>
+        </w:rPr>
+        <w:t>אֲשֶׁר־מְכַרְתֶּ֥ם אֹתָ֖⁠ם שָׁ֑מָּ⁠ה</w:t>
+      </w:r>
+    </w:p>
+    <w:p>
+      <w:pPr/>
+      <w:r>
+        <w:rPr>
+          <w:lang w:val="zh_TW" w:bidi="zh_TW"/>
+        </w:rPr>
+      </w:r>
+      <w:r>
+        <w:rPr>
           <w:b/>
           <w:lang w:val="zh_TW" w:bidi="zh_TW"/>
         </w:rPr>
@@ -25263,6 +28637,20 @@
       </w:r>
       <w:r>
         <w:rPr>
+          <w:lang w:val="zh_TW" w:bidi="zh_TW"/>
+        </w:rPr>
+        <w:t>בְּ⁠רֹאשְׁ⁠כֶֽם</w:t>
+      </w:r>
+    </w:p>
+    <w:p>
+      <w:pPr/>
+      <w:r>
+        <w:rPr>
+          <w:lang w:val="zh_TW" w:bidi="zh_TW"/>
+        </w:rPr>
+      </w:r>
+      <w:r>
+        <w:rPr>
           <w:b/>
           <w:lang w:val="zh_TW" w:bidi="zh_TW"/>
         </w:rPr>
@@ -25374,6 +28762,20 @@
       </w:r>
       <w:r>
         <w:rPr>
+          <w:lang w:val="zh_TW" w:bidi="zh_TW"/>
+        </w:rPr>
+        <w:t>וּ⁠מָכַרְתִּ֞י</w:t>
+      </w:r>
+    </w:p>
+    <w:p>
+      <w:pPr/>
+      <w:r>
+        <w:rPr>
+          <w:lang w:val="zh_TW" w:bidi="zh_TW"/>
+        </w:rPr>
+      </w:r>
+      <w:r>
+        <w:rPr>
           <w:b/>
           <w:lang w:val="zh_TW" w:bidi="zh_TW"/>
         </w:rPr>
@@ -25517,6 +28919,20 @@
       </w:r>
       <w:r>
         <w:rPr>
+          <w:lang w:val="zh_TW" w:bidi="zh_TW"/>
+        </w:rPr>
+        <w:t>בְּ⁠יַד֙ בְּנֵ֣י יְהוּדָ֔ה</w:t>
+      </w:r>
+    </w:p>
+    <w:p>
+      <w:pPr/>
+      <w:r>
+        <w:rPr>
+          <w:lang w:val="zh_TW" w:bidi="zh_TW"/>
+        </w:rPr>
+      </w:r>
+      <w:r>
+        <w:rPr>
           <w:b/>
           <w:lang w:val="zh_TW" w:bidi="zh_TW"/>
         </w:rPr>
@@ -25625,6 +29041,20 @@
       </w:r>
       <w:r>
         <w:rPr>
+          <w:lang w:val="zh_TW" w:bidi="zh_TW"/>
+        </w:rPr>
+        <w:t>וּ⁠מָכַרְתִּ֞י אֶת־בְּנֵי⁠כֶ֣ם וְ⁠אֶת־בְּנֽוֹתֵי⁠כֶ֗ם בְּ⁠יַד֙ בְּנֵ֣י יְהוּדָ֔ה</w:t>
+      </w:r>
+    </w:p>
+    <w:p>
+      <w:pPr/>
+      <w:r>
+        <w:rPr>
+          <w:lang w:val="zh_TW" w:bidi="zh_TW"/>
+        </w:rPr>
+      </w:r>
+      <w:r>
+        <w:rPr>
           <w:b/>
           <w:lang w:val="zh_TW" w:bidi="zh_TW"/>
         </w:rPr>
@@ -25721,6 +29151,20 @@
       </w:r>
       <w:r>
         <w:rPr>
+          <w:lang w:val="zh_TW" w:bidi="zh_TW"/>
+        </w:rPr>
+        <w:t>בְּנֵ֣י יְהוּדָ֔ה</w:t>
+      </w:r>
+    </w:p>
+    <w:p>
+      <w:pPr/>
+      <w:r>
+        <w:rPr>
+          <w:lang w:val="zh_TW" w:bidi="zh_TW"/>
+        </w:rPr>
+      </w:r>
+      <w:r>
+        <w:rPr>
           <w:b/>
           <w:lang w:val="zh_TW" w:bidi="zh_TW"/>
         </w:rPr>
@@ -25858,6 +29302,20 @@
       </w:r>
       <w:r>
         <w:rPr>
+          <w:lang w:val="zh_TW" w:bidi="zh_TW"/>
+        </w:rPr>
+        <w:t>לִ⁠שְׁבָאיִ֖ם</w:t>
+      </w:r>
+    </w:p>
+    <w:p>
+      <w:pPr/>
+      <w:r>
+        <w:rPr>
+          <w:lang w:val="zh_TW" w:bidi="zh_TW"/>
+        </w:rPr>
+      </w:r>
+      <w:r>
+        <w:rPr>
           <w:b/>
           <w:lang w:val="zh_TW" w:bidi="zh_TW"/>
         </w:rPr>
@@ -25948,6 +29406,20 @@
       </w:r>
       <w:r>
         <w:rPr>
+          <w:lang w:val="zh_TW" w:bidi="zh_TW"/>
+        </w:rPr>
+        <w:t>אֶל־גּ֣וֹי רָח֑וֹק כִּ֥י יְהוָ֖ה דִּבֵּֽר</w:t>
+      </w:r>
+    </w:p>
+    <w:p>
+      <w:pPr/>
+      <w:r>
+        <w:rPr>
+          <w:lang w:val="zh_TW" w:bidi="zh_TW"/>
+        </w:rPr>
+      </w:r>
+      <w:r>
+        <w:rPr>
           <w:b/>
           <w:lang w:val="zh_TW" w:bidi="zh_TW"/>
         </w:rPr>
@@ -26056,6 +29528,20 @@
       </w:r>
       <w:r>
         <w:rPr>
+          <w:lang w:val="zh_TW" w:bidi="zh_TW"/>
+        </w:rPr>
+        <w:t>קִרְאוּ</w:t>
+      </w:r>
+    </w:p>
+    <w:p>
+      <w:pPr/>
+      <w:r>
+        <w:rPr>
+          <w:lang w:val="zh_TW" w:bidi="zh_TW"/>
+        </w:rPr>
+      </w:r>
+      <w:r>
+        <w:rPr>
           <w:b/>
           <w:lang w:val="zh_TW" w:bidi="zh_TW"/>
         </w:rPr>
@@ -26152,6 +29638,20 @@
       </w:r>
       <w:r>
         <w:rPr>
+          <w:lang w:val="zh_TW" w:bidi="zh_TW"/>
+        </w:rPr>
+        <w:t>קַדְּשׁ֖וּ מִלְחָמָ֑ה</w:t>
+      </w:r>
+    </w:p>
+    <w:p>
+      <w:pPr/>
+      <w:r>
+        <w:rPr>
+          <w:lang w:val="zh_TW" w:bidi="zh_TW"/>
+        </w:rPr>
+      </w:r>
+      <w:r>
+        <w:rPr>
           <w:b/>
           <w:lang w:val="zh_TW" w:bidi="zh_TW"/>
         </w:rPr>
@@ -26248,6 +29748,20 @@
       </w:r>
       <w:r>
         <w:rPr>
+          <w:lang w:val="zh_TW" w:bidi="zh_TW"/>
+        </w:rPr>
+        <w:t>אִתֵּי⁠כֶם֙</w:t>
+      </w:r>
+    </w:p>
+    <w:p>
+      <w:pPr/>
+      <w:r>
+        <w:rPr>
+          <w:lang w:val="zh_TW" w:bidi="zh_TW"/>
+        </w:rPr>
+      </w:r>
+      <w:r>
+        <w:rPr>
           <w:b/>
           <w:lang w:val="zh_TW" w:bidi="zh_TW"/>
         </w:rPr>
@@ -26338,6 +29852,20 @@
       </w:r>
       <w:r>
         <w:rPr>
+          <w:lang w:val="zh_TW" w:bidi="zh_TW"/>
+        </w:rPr>
+        <w:t>וּ⁠מַזְמְרֹֽתֵי⁠כֶ֖ם</w:t>
+      </w:r>
+    </w:p>
+    <w:p>
+      <w:pPr/>
+      <w:r>
+        <w:rPr>
+          <w:lang w:val="zh_TW" w:bidi="zh_TW"/>
+        </w:rPr>
+      </w:r>
+      <w:r>
+        <w:rPr>
           <w:b/>
           <w:lang w:val="zh_TW" w:bidi="zh_TW"/>
         </w:rPr>
@@ -26428,6 +29956,20 @@
       </w:r>
       <w:r>
         <w:rPr>
+          <w:lang w:val="zh_TW" w:bidi="zh_TW"/>
+        </w:rPr>
+        <w:t>הַֽ⁠חַלָּ֔שׁ יֹאמַ֖ר גִּבּ֥וֹר אָֽנִי</w:t>
+      </w:r>
+    </w:p>
+    <w:p>
+      <w:pPr/>
+      <w:r>
+        <w:rPr>
+          <w:lang w:val="zh_TW" w:bidi="zh_TW"/>
+        </w:rPr>
+      </w:r>
+      <w:r>
+        <w:rPr>
           <w:b/>
           <w:lang w:val="zh_TW" w:bidi="zh_TW"/>
         </w:rPr>
@@ -26539,6 +30081,20 @@
       </w:r>
       <w:r>
         <w:rPr>
+          <w:lang w:val="zh_TW" w:bidi="zh_TW"/>
+        </w:rPr>
+        <w:t>הַֽ⁠חַלָּ֔שׁ</w:t>
+      </w:r>
+    </w:p>
+    <w:p>
+      <w:pPr/>
+      <w:r>
+        <w:rPr>
+          <w:lang w:val="zh_TW" w:bidi="zh_TW"/>
+        </w:rPr>
+      </w:r>
+      <w:r>
+        <w:rPr>
           <w:b/>
           <w:lang w:val="zh_TW" w:bidi="zh_TW"/>
         </w:rPr>
@@ -26635,6 +30191,20 @@
       </w:r>
       <w:r>
         <w:rPr>
+          <w:lang w:val="zh_TW" w:bidi="zh_TW"/>
+        </w:rPr>
+        <w:t>ע֣וּשׁוּ וָ⁠בֹ֧אוּ</w:t>
+      </w:r>
+    </w:p>
+    <w:p>
+      <w:pPr/>
+      <w:r>
+        <w:rPr>
+          <w:lang w:val="zh_TW" w:bidi="zh_TW"/>
+        </w:rPr>
+      </w:r>
+      <w:r>
+        <w:rPr>
           <w:b/>
           <w:lang w:val="zh_TW" w:bidi="zh_TW"/>
         </w:rPr>
@@ -26761,6 +30331,20 @@
         <w:rPr>
           <w:lang w:val="zh_TW" w:bidi="zh_TW"/>
         </w:rPr>
+      </w:r>
+    </w:p>
+    <w:p>
+      <w:pPr/>
+      <w:r>
+        <w:rPr>
+          <w:lang w:val="zh_TW" w:bidi="zh_TW"/>
+        </w:rPr>
+      </w:r>
+      <w:r>
+        <w:rPr>
+          <w:lang w:val="zh_TW" w:bidi="zh_TW"/>
+        </w:rPr>
+        <w:t>יֵע֨וֹרוּ֙ &amp; הַ⁠גּוֹיִ֔ם</w:t>
       </w:r>
     </w:p>
     <w:p>
@@ -26968,6 +30552,20 @@
       </w:r>
       <w:r>
         <w:rPr>
+          <w:lang w:val="zh_TW" w:bidi="zh_TW"/>
+        </w:rPr>
+        <w:t>אֵשֵׁ֛ב לִ⁠שְׁפֹּ֥ט</w:t>
+      </w:r>
+    </w:p>
+    <w:p>
+      <w:pPr/>
+      <w:r>
+        <w:rPr>
+          <w:lang w:val="zh_TW" w:bidi="zh_TW"/>
+        </w:rPr>
+      </w:r>
+      <w:r>
+        <w:rPr>
           <w:b/>
           <w:lang w:val="zh_TW" w:bidi="zh_TW"/>
         </w:rPr>
@@ -27058,6 +30656,20 @@
       </w:r>
       <w:r>
         <w:rPr>
+          <w:lang w:val="zh_TW" w:bidi="zh_TW"/>
+        </w:rPr>
+        <w:t>שִׁלְח֣וּ מַגָּ֔ל כִּ֥י בָשַׁ֖ל קָצִ֑יר &amp; כִּֽי</w:t>
+      </w:r>
+    </w:p>
+    <w:p>
+      <w:pPr/>
+      <w:r>
+        <w:rPr>
+          <w:lang w:val="zh_TW" w:bidi="zh_TW"/>
+        </w:rPr>
+      </w:r>
+      <w:r>
+        <w:rPr>
           <w:b/>
           <w:lang w:val="zh_TW" w:bidi="zh_TW"/>
         </w:rPr>
@@ -27147,6 +30759,20 @@
       </w:r>
       <w:r>
         <w:rPr>
+          <w:lang w:val="zh_TW" w:bidi="zh_TW"/>
+        </w:rPr>
+        <w:t>שִׁלְח֣וּ מַגָּ֔ל</w:t>
+      </w:r>
+    </w:p>
+    <w:p>
+      <w:pPr/>
+      <w:r>
+        <w:rPr>
+          <w:lang w:val="zh_TW" w:bidi="zh_TW"/>
+        </w:rPr>
+      </w:r>
+      <w:r>
+        <w:rPr>
           <w:b/>
           <w:lang w:val="zh_TW" w:bidi="zh_TW"/>
         </w:rPr>
@@ -27277,6 +30903,20 @@
       </w:r>
       <w:r>
         <w:rPr>
+          <w:lang w:val="zh_TW" w:bidi="zh_TW"/>
+        </w:rPr>
+        <w:t>שִׁלְח֣וּ מַגָּ֔ל</w:t>
+      </w:r>
+    </w:p>
+    <w:p>
+      <w:pPr/>
+      <w:r>
+        <w:rPr>
+          <w:lang w:val="zh_TW" w:bidi="zh_TW"/>
+        </w:rPr>
+      </w:r>
+      <w:r>
+        <w:rPr>
           <w:b/>
           <w:lang w:val="zh_TW" w:bidi="zh_TW"/>
         </w:rPr>
@@ -27368,6 +31008,20 @@
         <w:rPr>
           <w:lang w:val="zh_TW" w:bidi="zh_TW"/>
         </w:rPr>
+      </w:r>
+    </w:p>
+    <w:p>
+      <w:pPr/>
+      <w:r>
+        <w:rPr>
+          <w:lang w:val="zh_TW" w:bidi="zh_TW"/>
+        </w:rPr>
+      </w:r>
+      <w:r>
+        <w:rPr>
+          <w:lang w:val="zh_TW" w:bidi="zh_TW"/>
+        </w:rPr>
+        <w:t>שִׁלְח֣וּ</w:t>
       </w:r>
     </w:p>
     <w:p>
@@ -27500,6 +31154,20 @@
       </w:r>
       <w:r>
         <w:rPr>
+          <w:lang w:val="zh_TW" w:bidi="zh_TW"/>
+        </w:rPr>
+        <w:t>בֹּ֤אֽוּ רְדוּ֙ כִּֽי־מָ֣לְאָה גַּ֔ת</w:t>
+      </w:r>
+    </w:p>
+    <w:p>
+      <w:pPr/>
+      <w:r>
+        <w:rPr>
+          <w:lang w:val="zh_TW" w:bidi="zh_TW"/>
+        </w:rPr>
+      </w:r>
+      <w:r>
+        <w:rPr>
           <w:b/>
           <w:lang w:val="zh_TW" w:bidi="zh_TW"/>
         </w:rPr>
@@ -27589,6 +31257,20 @@
       </w:r>
       <w:r>
         <w:rPr>
+          <w:lang w:val="zh_TW" w:bidi="zh_TW"/>
+        </w:rPr>
+        <w:t>כִּ֥י &amp; כִּ֥י רַבָּ֖ה רָעָתָֽ⁠ם</w:t>
+      </w:r>
+    </w:p>
+    <w:p>
+      <w:pPr/>
+      <w:r>
+        <w:rPr>
+          <w:lang w:val="zh_TW" w:bidi="zh_TW"/>
+        </w:rPr>
+      </w:r>
+      <w:r>
+        <w:rPr>
           <w:b/>
           <w:lang w:val="zh_TW" w:bidi="zh_TW"/>
         </w:rPr>
@@ -27685,6 +31367,20 @@
       </w:r>
       <w:r>
         <w:rPr>
+          <w:lang w:val="zh_TW" w:bidi="zh_TW"/>
+        </w:rPr>
+        <w:t>הֲמוֹנִ֣ים הֲמוֹנִ֔ים בְּ⁠עֵ֖מֶק הֶֽ⁠חָר֑וּץ &amp; בְּ⁠עֵ֖מֶק</w:t>
+      </w:r>
+    </w:p>
+    <w:p>
+      <w:pPr/>
+      <w:r>
+        <w:rPr>
+          <w:lang w:val="zh_TW" w:bidi="zh_TW"/>
+        </w:rPr>
+      </w:r>
+      <w:r>
+        <w:rPr>
           <w:b/>
           <w:lang w:val="zh_TW" w:bidi="zh_TW"/>
         </w:rPr>
@@ -27781,6 +31477,20 @@
       </w:r>
       <w:r>
         <w:rPr>
+          <w:lang w:val="zh_TW" w:bidi="zh_TW"/>
+        </w:rPr>
+        <w:t>הֲמוֹנִ֣ים הֲמוֹנִ֔ים בְּ⁠עֵ֖מֶק הֶֽ⁠חָר֑וּץ &amp; בְּ⁠עֵ֖מֶק</w:t>
+      </w:r>
+    </w:p>
+    <w:p>
+      <w:pPr/>
+      <w:r>
+        <w:rPr>
+          <w:lang w:val="zh_TW" w:bidi="zh_TW"/>
+        </w:rPr>
+      </w:r>
+      <w:r>
+        <w:rPr>
           <w:b/>
           <w:lang w:val="zh_TW" w:bidi="zh_TW"/>
         </w:rPr>
@@ -27892,6 +31602,20 @@
       </w:r>
       <w:r>
         <w:rPr>
+          <w:lang w:val="zh_TW" w:bidi="zh_TW"/>
+        </w:rPr>
+        <w:t>בְּ⁠עֵ֖מֶק הֶֽ⁠חָר֑וּץ &amp; בְּ⁠עֵ֖מֶק</w:t>
+      </w:r>
+    </w:p>
+    <w:p>
+      <w:pPr/>
+      <w:r>
+        <w:rPr>
+          <w:lang w:val="zh_TW" w:bidi="zh_TW"/>
+        </w:rPr>
+      </w:r>
+      <w:r>
+        <w:rPr>
           <w:b/>
           <w:lang w:val="zh_TW" w:bidi="zh_TW"/>
         </w:rPr>
@@ -27977,6 +31701,20 @@
         <w:rPr>
           <w:lang w:val="zh_TW" w:bidi="zh_TW"/>
         </w:rPr>
+      </w:r>
+    </w:p>
+    <w:p>
+      <w:pPr/>
+      <w:r>
+        <w:rPr>
+          <w:lang w:val="zh_TW" w:bidi="zh_TW"/>
+        </w:rPr>
+      </w:r>
+      <w:r>
+        <w:rPr>
+          <w:lang w:val="zh_TW" w:bidi="zh_TW"/>
+        </w:rPr>
+        <w:t>שֶׁ֥מֶשׁ וְ⁠יָרֵ֖חַ קָדָ֑רוּ וְ⁠כוֹכָבִ֖ים אָסְפ֥וּ נָגְהָֽ⁠ם</w:t>
       </w:r>
     </w:p>
     <w:p>
@@ -28190,6 +31928,20 @@
       </w:r>
       <w:r>
         <w:rPr>
+          <w:lang w:val="zh_TW" w:bidi="zh_TW"/>
+        </w:rPr>
+        <w:t>וַ⁠יהוָ֞ה מִ⁠צִּיּ֣וֹן יִשְׁאָ֗ג</w:t>
+      </w:r>
+    </w:p>
+    <w:p>
+      <w:pPr/>
+      <w:r>
+        <w:rPr>
+          <w:lang w:val="zh_TW" w:bidi="zh_TW"/>
+        </w:rPr>
+      </w:r>
+      <w:r>
+        <w:rPr>
           <w:b/>
           <w:lang w:val="zh_TW" w:bidi="zh_TW"/>
         </w:rPr>
@@ -28298,6 +32050,20 @@
       </w:r>
       <w:r>
         <w:rPr>
+          <w:lang w:val="zh_TW" w:bidi="zh_TW"/>
+        </w:rPr>
+        <w:t>וְ⁠רָעֲשׁ֖וּ שָׁמַ֣יִם וָ⁠אָ֑רֶץ</w:t>
+      </w:r>
+    </w:p>
+    <w:p>
+      <w:pPr/>
+      <w:r>
+        <w:rPr>
+          <w:lang w:val="zh_TW" w:bidi="zh_TW"/>
+        </w:rPr>
+      </w:r>
+      <w:r>
+        <w:rPr>
           <w:b/>
           <w:lang w:val="zh_TW" w:bidi="zh_TW"/>
         </w:rPr>
@@ -28419,6 +32185,20 @@
       </w:r>
       <w:r>
         <w:rPr>
+          <w:lang w:val="zh_TW" w:bidi="zh_TW"/>
+        </w:rPr>
+        <w:t>וַֽ⁠יהוָה֙ מַֽחֲסֶ֣ה לְ⁠עַמּ֔⁠וֹ וּ⁠מָע֖וֹז לִ⁠בְנֵ֥י יִשְׂרָאֵֽל</w:t>
+      </w:r>
+    </w:p>
+    <w:p>
+      <w:pPr/>
+      <w:r>
+        <w:rPr>
+          <w:lang w:val="zh_TW" w:bidi="zh_TW"/>
+        </w:rPr>
+      </w:r>
+      <w:r>
+        <w:rPr>
           <w:b/>
           <w:lang w:val="zh_TW" w:bidi="zh_TW"/>
         </w:rPr>
@@ -28529,6 +32309,20 @@
         <w:rPr>
           <w:lang w:val="zh_TW" w:bidi="zh_TW"/>
         </w:rPr>
+      </w:r>
+    </w:p>
+    <w:p>
+      <w:pPr/>
+      <w:r>
+        <w:rPr>
+          <w:lang w:val="zh_TW" w:bidi="zh_TW"/>
+        </w:rPr>
+      </w:r>
+      <w:r>
+        <w:rPr>
+          <w:lang w:val="zh_TW" w:bidi="zh_TW"/>
+        </w:rPr>
+        <w:t>לִ⁠בְנֵ֥י יִשְׂרָאֵֽל</w:t>
       </w:r>
     </w:p>
     <w:p>
@@ -28682,6 +32476,20 @@
       </w:r>
       <w:r>
         <w:rPr>
+          <w:lang w:val="zh_TW" w:bidi="zh_TW"/>
+        </w:rPr>
+        <w:t>וִֽ⁠ידַעְתֶּ֗ם</w:t>
+      </w:r>
+    </w:p>
+    <w:p>
+      <w:pPr/>
+      <w:r>
+        <w:rPr>
+          <w:lang w:val="zh_TW" w:bidi="zh_TW"/>
+        </w:rPr>
+      </w:r>
+      <w:r>
+        <w:rPr>
           <w:b/>
           <w:lang w:val="zh_TW" w:bidi="zh_TW"/>
         </w:rPr>
@@ -28777,6 +32585,20 @@
       </w:r>
       <w:r>
         <w:rPr>
+          <w:lang w:val="zh_TW" w:bidi="zh_TW"/>
+        </w:rPr>
+        <w:t>הַר־קָדְשִׁ֑⁠י</w:t>
+      </w:r>
+    </w:p>
+    <w:p>
+      <w:pPr/>
+      <w:r>
+        <w:rPr>
+          <w:lang w:val="zh_TW" w:bidi="zh_TW"/>
+        </w:rPr>
+      </w:r>
+      <w:r>
+        <w:rPr>
           <w:b/>
           <w:lang w:val="zh_TW" w:bidi="zh_TW"/>
         </w:rPr>
@@ -28901,6 +32723,20 @@
       </w:r>
       <w:r>
         <w:rPr>
+          <w:lang w:val="zh_TW" w:bidi="zh_TW"/>
+        </w:rPr>
+        <w:t>וְ⁠הָיָה֩ בַ⁠יּ֨וֹם הַ⁠ה֜וּא</w:t>
+      </w:r>
+    </w:p>
+    <w:p>
+      <w:pPr/>
+      <w:r>
+        <w:rPr>
+          <w:lang w:val="zh_TW" w:bidi="zh_TW"/>
+        </w:rPr>
+      </w:r>
+      <w:r>
+        <w:rPr>
           <w:b/>
           <w:lang w:val="zh_TW" w:bidi="zh_TW"/>
         </w:rPr>
@@ -28984,6 +32820,20 @@
       </w:r>
       <w:r>
         <w:rPr>
+          <w:lang w:val="zh_TW" w:bidi="zh_TW"/>
+        </w:rPr>
+        <w:t>בַ⁠יּ֨וֹם הַ⁠ה֜וּא</w:t>
+      </w:r>
+    </w:p>
+    <w:p>
+      <w:pPr/>
+      <w:r>
+        <w:rPr>
+          <w:lang w:val="zh_TW" w:bidi="zh_TW"/>
+        </w:rPr>
+      </w:r>
+      <w:r>
+        <w:rPr>
           <w:b/>
           <w:lang w:val="zh_TW" w:bidi="zh_TW"/>
         </w:rPr>
@@ -29086,6 +32936,20 @@
       </w:r>
       <w:r>
         <w:rPr>
+          <w:lang w:val="zh_TW" w:bidi="zh_TW"/>
+        </w:rPr>
+        <w:t>יִטְּפ֧וּ הֶ⁠הָרִ֣ים עָסִ֗יס וְ⁠הַ⁠גְּבָעוֹת֙ תֵּלַ֣כְנָה חָלָ֔ב</w:t>
+      </w:r>
+    </w:p>
+    <w:p>
+      <w:pPr/>
+      <w:r>
+        <w:rPr>
+          <w:lang w:val="zh_TW" w:bidi="zh_TW"/>
+        </w:rPr>
+      </w:r>
+      <w:r>
+        <w:rPr>
           <w:b/>
           <w:lang w:val="zh_TW" w:bidi="zh_TW"/>
         </w:rPr>
@@ -29227,6 +33091,20 @@
       </w:r>
       <w:r>
         <w:rPr>
+          <w:lang w:val="zh_TW" w:bidi="zh_TW"/>
+        </w:rPr>
+        <w:t>וּ⁠מַעְיָ֗ן &amp; יֵצֵ֔א</w:t>
+      </w:r>
+    </w:p>
+    <w:p>
+      <w:pPr/>
+      <w:r>
+        <w:rPr>
+          <w:lang w:val="zh_TW" w:bidi="zh_TW"/>
+        </w:rPr>
+      </w:r>
+      <w:r>
+        <w:rPr>
           <w:b/>
           <w:lang w:val="zh_TW" w:bidi="zh_TW"/>
         </w:rPr>
@@ -29323,6 +33201,20 @@
       </w:r>
       <w:r>
         <w:rPr>
+          <w:lang w:val="zh_TW" w:bidi="zh_TW"/>
+        </w:rPr>
+        <w:t>וּ⁠מַעְיָ֗ן</w:t>
+      </w:r>
+    </w:p>
+    <w:p>
+      <w:pPr/>
+      <w:r>
+        <w:rPr>
+          <w:lang w:val="zh_TW" w:bidi="zh_TW"/>
+        </w:rPr>
+      </w:r>
+      <w:r>
+        <w:rPr>
           <w:b/>
           <w:lang w:val="zh_TW" w:bidi="zh_TW"/>
         </w:rPr>
@@ -29414,6 +33306,20 @@
         <w:rPr>
           <w:lang w:val="zh_TW" w:bidi="zh_TW"/>
         </w:rPr>
+      </w:r>
+    </w:p>
+    <w:p>
+      <w:pPr/>
+      <w:r>
+        <w:rPr>
+          <w:lang w:val="zh_TW" w:bidi="zh_TW"/>
+        </w:rPr>
+      </w:r>
+      <w:r>
+        <w:rPr>
+          <w:lang w:val="zh_TW" w:bidi="zh_TW"/>
+        </w:rPr>
+        <w:t>מִ⁠בֵּ֤ית יְהוָה֙</w:t>
       </w:r>
     </w:p>
     <w:p>
@@ -29538,6 +33444,20 @@
       </w:r>
       <w:r>
         <w:rPr>
+          <w:lang w:val="zh_TW" w:bidi="zh_TW"/>
+        </w:rPr>
+        <w:t>אֶת־נַ֥חַל הַ⁠שִּׁטִּֽים</w:t>
+      </w:r>
+    </w:p>
+    <w:p>
+      <w:pPr/>
+      <w:r>
+        <w:rPr>
+          <w:lang w:val="zh_TW" w:bidi="zh_TW"/>
+        </w:rPr>
+      </w:r>
+      <w:r>
+        <w:rPr>
           <w:b/>
           <w:lang w:val="zh_TW" w:bidi="zh_TW"/>
         </w:rPr>
@@ -29628,6 +33548,20 @@
       </w:r>
       <w:r>
         <w:rPr>
+          <w:lang w:val="zh_TW" w:bidi="zh_TW"/>
+        </w:rPr>
+        <w:t>מִצְרַ֨יִם֙ לִ⁠שְׁמָמָ֣ה תִֽהְיֶ֔ה</w:t>
+      </w:r>
+    </w:p>
+    <w:p>
+      <w:pPr/>
+      <w:r>
+        <w:rPr>
+          <w:lang w:val="zh_TW" w:bidi="zh_TW"/>
+        </w:rPr>
+      </w:r>
+      <w:r>
+        <w:rPr>
           <w:b/>
           <w:lang w:val="zh_TW" w:bidi="zh_TW"/>
         </w:rPr>
@@ -29724,6 +33658,20 @@
       </w:r>
       <w:r>
         <w:rPr>
+          <w:lang w:val="zh_TW" w:bidi="zh_TW"/>
+        </w:rPr>
+        <w:t>מֵֽ⁠חֲמַס֙ בְּנֵ֣י יְהוּדָ֔ה</w:t>
+      </w:r>
+    </w:p>
+    <w:p>
+      <w:pPr/>
+      <w:r>
+        <w:rPr>
+          <w:lang w:val="zh_TW" w:bidi="zh_TW"/>
+        </w:rPr>
+      </w:r>
+      <w:r>
+        <w:rPr>
           <w:b/>
           <w:lang w:val="zh_TW" w:bidi="zh_TW"/>
         </w:rPr>
@@ -29839,6 +33787,20 @@
       </w:r>
       <w:r>
         <w:rPr>
+          <w:lang w:val="zh_TW" w:bidi="zh_TW"/>
+        </w:rPr>
+        <w:t>שָׁפְכ֥וּ דָם־נָקִ֖יא</w:t>
+      </w:r>
+    </w:p>
+    <w:p>
+      <w:pPr/>
+      <w:r>
+        <w:rPr>
+          <w:lang w:val="zh_TW" w:bidi="zh_TW"/>
+        </w:rPr>
+      </w:r>
+      <w:r>
+        <w:rPr>
           <w:b/>
           <w:lang w:val="zh_TW" w:bidi="zh_TW"/>
         </w:rPr>
@@ -29941,6 +33903,20 @@
       </w:r>
       <w:r>
         <w:rPr>
+          <w:lang w:val="zh_TW" w:bidi="zh_TW"/>
+        </w:rPr>
+        <w:t>בְּ⁠אַרְצָֽ⁠ם</w:t>
+      </w:r>
+    </w:p>
+    <w:p>
+      <w:pPr/>
+      <w:r>
+        <w:rPr>
+          <w:lang w:val="zh_TW" w:bidi="zh_TW"/>
+        </w:rPr>
+      </w:r>
+      <w:r>
+        <w:rPr>
           <w:b/>
           <w:lang w:val="zh_TW" w:bidi="zh_TW"/>
         </w:rPr>
@@ -30098,6 +34074,20 @@
       </w:r>
       <w:r>
         <w:rPr>
+          <w:lang w:val="zh_TW" w:bidi="zh_TW"/>
+        </w:rPr>
+        <w:t>וִ⁠יהוּדָ֖ה</w:t>
+      </w:r>
+    </w:p>
+    <w:p>
+      <w:pPr/>
+      <w:r>
+        <w:rPr>
+          <w:lang w:val="zh_TW" w:bidi="zh_TW"/>
+        </w:rPr>
+      </w:r>
+      <w:r>
+        <w:rPr>
           <w:b/>
           <w:lang w:val="zh_TW" w:bidi="zh_TW"/>
         </w:rPr>
@@ -30200,6 +34190,20 @@
       </w:r>
       <w:r>
         <w:rPr>
+          <w:lang w:val="zh_TW" w:bidi="zh_TW"/>
+        </w:rPr>
+        <w:t>וִ⁠ירוּשָׁלִַ֖ם לְ⁠ד֥וֹר וָ⁠דֽוֹר</w:t>
+      </w:r>
+    </w:p>
+    <w:p>
+      <w:pPr/>
+      <w:r>
+        <w:rPr>
+          <w:lang w:val="zh_TW" w:bidi="zh_TW"/>
+        </w:rPr>
+      </w:r>
+      <w:r>
+        <w:rPr>
           <w:b/>
           <w:lang w:val="zh_TW" w:bidi="zh_TW"/>
         </w:rPr>
@@ -30278,6 +34282,20 @@
         <w:rPr>
           <w:lang w:val="zh_TW" w:bidi="zh_TW"/>
         </w:rPr>
+      </w:r>
+    </w:p>
+    <w:p>
+      <w:pPr/>
+      <w:r>
+        <w:rPr>
+          <w:lang w:val="zh_TW" w:bidi="zh_TW"/>
+        </w:rPr>
+      </w:r>
+      <w:r>
+        <w:rPr>
+          <w:lang w:val="zh_TW" w:bidi="zh_TW"/>
+        </w:rPr>
+        <w:t>לְ⁠ד֥וֹר וָ⁠דֽוֹר</w:t>
       </w:r>
     </w:p>
     <w:p>
@@ -30390,6 +34408,20 @@
       </w:r>
       <w:r>
         <w:rPr>
+          <w:lang w:val="zh_TW" w:bidi="zh_TW"/>
+        </w:rPr>
+        <w:t>וְ⁠נִקֵּ֖יתִי דָּמָ֣⁠ם לֹֽא־נִקֵּ֑יתִי</w:t>
+      </w:r>
+    </w:p>
+    <w:p>
+      <w:pPr/>
+      <w:r>
+        <w:rPr>
+          <w:lang w:val="zh_TW" w:bidi="zh_TW"/>
+        </w:rPr>
+      </w:r>
+      <w:r>
+        <w:rPr>
           <w:b/>
           <w:lang w:val="zh_TW" w:bidi="zh_TW"/>
         </w:rPr>
@@ -30473,6 +34505,20 @@
       </w:r>
       <w:r>
         <w:rPr>
+          <w:lang w:val="zh_TW" w:bidi="zh_TW"/>
+        </w:rPr>
+        <w:t>דָּמָ֣⁠ם</w:t>
+      </w:r>
+    </w:p>
+    <w:p>
+      <w:pPr/>
+      <w:r>
+        <w:rPr>
+          <w:lang w:val="zh_TW" w:bidi="zh_TW"/>
+        </w:rPr>
+      </w:r>
+      <w:r>
+        <w:rPr>
           <w:b/>
           <w:lang w:val="zh_TW" w:bidi="zh_TW"/>
         </w:rPr>
@@ -30575,6 +34621,20 @@
       </w:r>
       <w:r>
         <w:rPr>
+          <w:lang w:val="zh_TW" w:bidi="zh_TW"/>
+        </w:rPr>
+        <w:t>וַֽ⁠יהוָ֖ה שֹׁכֵ֥ן בְּ⁠צִיּֽוֹן</w:t>
+      </w:r>
+    </w:p>
+    <w:p>
+      <w:pPr/>
+      <w:r>
+        <w:rPr>
+          <w:lang w:val="zh_TW" w:bidi="zh_TW"/>
+        </w:rPr>
+      </w:r>
+      <w:r>
+        <w:rPr>
           <w:b/>
           <w:lang w:val="zh_TW" w:bidi="zh_TW"/>
         </w:rPr>
@@ -30659,6 +34719,20 @@
         <w:rPr>
           <w:lang w:val="zh_TW" w:bidi="zh_TW"/>
         </w:rPr>
+      </w:r>
+    </w:p>
+    <w:p>
+      <w:pPr/>
+      <w:r>
+        <w:rPr>
+          <w:lang w:val="zh_TW" w:bidi="zh_TW"/>
+        </w:rPr>
+      </w:r>
+      <w:r>
+        <w:rPr>
+          <w:lang w:val="zh_TW" w:bidi="zh_TW"/>
+        </w:rPr>
+        <w:t>וַֽ⁠יהוָ֖ה שֹׁכֵ֥ן בְּ⁠צִיּֽוֹן</w:t>
       </w:r>
     </w:p>
     <w:p>

--- a/zht/docx/29.content.docx
+++ b/zht/docx/29.content.docx
@@ -28,49 +28,15 @@
       </w:r>
     </w:p>
     <w:p>
-      <w:pPr>
-        <w:pStyle w:val="Heading2"/>
-      </w:pPr>
-      <w:r>
-        <w:rPr>
-          <w:lang w:val="zh_TW" w:bidi="zh_TW"/>
-        </w:rPr>
-        <w:t>License Information</w:t>
-      </w:r>
-      <w:r>
-        <w:rPr>
-          <w:lang w:val="zh_TW" w:bidi="zh_TW"/>
-        </w:rPr>
-      </w:r>
-    </w:p>
-    <w:p>
-      <w:pPr/>
-      <w:r>
-        <w:rPr>
-          <w:lang w:val="zh_TW" w:bidi="zh_TW"/>
-        </w:rPr>
-      </w:r>
-      <w:r>
-        <w:rPr>
-          <w:b/>
-          <w:lang w:val="zh_TW" w:bidi="zh_TW"/>
-        </w:rPr>
-        <w:t>翻譯筆記 (unfoldingWord)</w:t>
-      </w:r>
-      <w:r>
-        <w:rPr>
-          <w:lang w:val="zh_TW" w:bidi="zh_TW"/>
-        </w:rPr>
-        <w:t xml:space="preserve"> (Chinese (Traditional)) is based on</w:t>
-      </w:r>
-      <w:r>
-        <w:rPr>
-          <w:lang w:val="zh_TW" w:bidi="zh_TW"/>
-        </w:rPr>
-        <w:t xml:space="preserve">: </w:t>
-      </w:r>
-      <w:r>
-        <w:rPr>
+      <w:pPr/>
+      <w:r>
+        <w:rPr>
+          <w:lang w:val="zh_TW" w:bidi="zh_TW"/>
+        </w:rPr>
+      </w:r>
+      <w:r>
+        <w:rPr>
+          <w:b/>
           <w:lang w:val="zh_TW" w:bidi="zh_TW"/>
         </w:rPr>
         <w:t>unfoldingWord® Translation Notes</w:t>
@@ -79,62 +45,31 @@
         <w:rPr>
           <w:lang w:val="zh_TW" w:bidi="zh_TW"/>
         </w:rPr>
-        <w:t xml:space="preserve">, </w:t>
-      </w:r>
-      <w:hyperlink r:id="rId13">
-        <w:r>
-          <w:rPr>
-            <w:lang w:val="zh_TW" w:bidi="zh_TW"/>
-          </w:rPr>
-          <w:rPr>
-            <w:color w:val="0000EE"/>
-            <w:u w:val="single"/>
-          </w:rPr>
-          <w:t>unfoldingWord</w:t>
-        </w:r>
-      </w:hyperlink>
-      <w:r>
-        <w:rPr>
-          <w:lang w:val="zh_TW" w:bidi="zh_TW"/>
-        </w:rPr>
-        <w:t xml:space="preserve">, 2022, which is licensed under a </w:t>
-      </w:r>
-      <w:hyperlink r:id="rId14">
-        <w:r>
-          <w:rPr>
-            <w:lang w:val="zh_TW" w:bidi="zh_TW"/>
-          </w:rPr>
-          <w:rPr>
-            <w:color w:val="0000EE"/>
-            <w:u w:val="single"/>
-          </w:rPr>
-          <w:t>CC BY-SA 4.0 license</w:t>
-        </w:r>
-      </w:hyperlink>
-      <w:r>
-        <w:rPr>
-          <w:lang w:val="zh_TW" w:bidi="zh_TW"/>
-        </w:rPr>
-        <w:t>.</w:t>
-      </w:r>
-      <w:r>
-        <w:rPr>
-          <w:lang w:val="zh_TW" w:bidi="zh_TW"/>
-        </w:rPr>
-      </w:r>
-    </w:p>
-    <w:p>
-      <w:pPr/>
-      <w:r>
-        <w:rPr>
-          <w:lang w:val="zh_TW" w:bidi="zh_TW"/>
-        </w:rPr>
-      </w:r>
-      <w:r>
-        <w:rPr>
-          <w:lang w:val="zh_TW" w:bidi="zh_TW"/>
-        </w:rPr>
-        <w:t>This PDF version is provided under the same license.</w:t>
+        <w:t xml:space="preserve"> © 2022 unfoldingWord. Released under CC BY-SA 4.0 license. </w:t>
+      </w:r>
+      <w:r>
+        <w:rPr>
+          <w:lang w:val="zh_TW" w:bidi="zh_TW"/>
+        </w:rPr>
+        <w:t>unfoldingWord® Translation Notes</w:t>
+      </w:r>
+      <w:r>
+        <w:rPr>
+          <w:lang w:val="zh_TW" w:bidi="zh_TW"/>
+        </w:rPr>
+        <w:t xml:space="preserve"> has been adapted in the following languages: Tok Pisin, Arabic (عربي), French (Français), Hindi (हिंदी), Indonesian (Bahasa Indonesia), Portuguese (Português), Russian (Русский), Spanish (Español), Swahili (Kiswahili), and Simplified Chinese (简体中文) from </w:t>
+      </w:r>
+      <w:r>
+        <w:rPr>
+          <w:lang w:val="zh_TW" w:bidi="zh_TW"/>
+        </w:rPr>
+        <w:t>unfoldingWord® Translation Notes</w:t>
+      </w:r>
+      <w:r>
+        <w:rPr>
+          <w:lang w:val="zh_TW" w:bidi="zh_TW"/>
+        </w:rPr>
+        <w:t xml:space="preserve"> © 2022 unfoldingWord. Released under CC BY-SA 4.0 license by Mission Mutual</w:t>
       </w:r>
       <w:r>
         <w:rPr>
@@ -292,20 +227,6 @@
       </w:r>
       <w:r>
         <w:rPr>
-          <w:lang w:val="zh_TW" w:bidi="zh_TW"/>
-        </w:rPr>
-        <w:t>פְּתוּאֵֽל</w:t>
-      </w:r>
-    </w:p>
-    <w:p>
-      <w:pPr/>
-      <w:r>
-        <w:rPr>
-          <w:lang w:val="zh_TW" w:bidi="zh_TW"/>
-        </w:rPr>
-      </w:r>
-      <w:r>
-        <w:rPr>
           <w:b/>
           <w:lang w:val="zh_TW" w:bidi="zh_TW"/>
         </w:rPr>
@@ -492,20 +413,6 @@
       </w:r>
       <w:r>
         <w:rPr>
-          <w:lang w:val="zh_TW" w:bidi="zh_TW"/>
-        </w:rPr>
-        <w:t>דְּבַר־יְהוָה֙ אֲשֶׁ֣ר הָיָ֔ה</w:t>
-      </w:r>
-    </w:p>
-    <w:p>
-      <w:pPr/>
-      <w:r>
-        <w:rPr>
-          <w:lang w:val="zh_TW" w:bidi="zh_TW"/>
-        </w:rPr>
-      </w:r>
-      <w:r>
-        <w:rPr>
           <w:b/>
           <w:lang w:val="zh_TW" w:bidi="zh_TW"/>
         </w:rPr>
@@ -601,20 +508,6 @@
       </w:r>
       <w:r>
         <w:rPr>
-          <w:lang w:val="zh_TW" w:bidi="zh_TW"/>
-        </w:rPr>
-        <w:t>שִׁמְעוּ־זֹאת֙ הַ⁠זְּקֵנִ֔ים וְ⁠הַֽאֲזִ֔ינוּ כֹּ֖ל יוֹשְׁבֵ֣י הָ⁠אָ֑רֶץ</w:t>
-      </w:r>
-    </w:p>
-    <w:p>
-      <w:pPr/>
-      <w:r>
-        <w:rPr>
-          <w:lang w:val="zh_TW" w:bidi="zh_TW"/>
-        </w:rPr>
-      </w:r>
-      <w:r>
-        <w:rPr>
           <w:b/>
           <w:lang w:val="zh_TW" w:bidi="zh_TW"/>
         </w:rPr>
@@ -698,20 +591,6 @@
       </w:r>
       <w:r>
         <w:rPr>
-          <w:lang w:val="zh_TW" w:bidi="zh_TW"/>
-        </w:rPr>
-        <w:t>הֶ⁠הָ֤יְתָה זֹּאת֙ בִּֽ⁠ימֵי⁠כֶ֔ם וְ⁠אִ֖ם בִּ⁠ימֵ֥י אֲבֹֽתֵי⁠כֶֽם</w:t>
-      </w:r>
-    </w:p>
-    <w:p>
-      <w:pPr/>
-      <w:r>
-        <w:rPr>
-          <w:lang w:val="zh_TW" w:bidi="zh_TW"/>
-        </w:rPr>
-      </w:r>
-      <w:r>
-        <w:rPr>
           <w:b/>
           <w:lang w:val="zh_TW" w:bidi="zh_TW"/>
         </w:rPr>
@@ -795,20 +674,6 @@
       </w:r>
       <w:r>
         <w:rPr>
-          <w:lang w:val="zh_TW" w:bidi="zh_TW"/>
-        </w:rPr>
-        <w:t>בִּֽ⁠ימֵי⁠כֶ֔ם וְ⁠אִ֖ם בִּ⁠ימֵ֥י</w:t>
-      </w:r>
-    </w:p>
-    <w:p>
-      <w:pPr/>
-      <w:r>
-        <w:rPr>
-          <w:lang w:val="zh_TW" w:bidi="zh_TW"/>
-        </w:rPr>
-      </w:r>
-      <w:r>
-        <w:rPr>
           <w:b/>
           <w:lang w:val="zh_TW" w:bidi="zh_TW"/>
         </w:rPr>
@@ -916,20 +781,6 @@
       </w:r>
       <w:r>
         <w:rPr>
-          <w:lang w:val="zh_TW" w:bidi="zh_TW"/>
-        </w:rPr>
-        <w:t>אֲבֹֽתֵי⁠כֶֽם</w:t>
-      </w:r>
-    </w:p>
-    <w:p>
-      <w:pPr/>
-      <w:r>
-        <w:rPr>
-          <w:lang w:val="zh_TW" w:bidi="zh_TW"/>
-        </w:rPr>
-      </w:r>
-      <w:r>
-        <w:rPr>
           <w:b/>
           <w:lang w:val="zh_TW" w:bidi="zh_TW"/>
         </w:rPr>
@@ -1078,20 +929,6 @@
       </w:r>
       <w:r>
         <w:rPr>
-          <w:lang w:val="zh_TW" w:bidi="zh_TW"/>
-        </w:rPr>
-        <w:t>וּ⁠בְנֵי⁠כֶם֙ לִ⁠בְנֵי⁠הֶ֔ם וּ⁠בְנֵי⁠הֶ֖ם לְ⁠ד֥וֹר אַחֵֽר</w:t>
-      </w:r>
-    </w:p>
-    <w:p>
-      <w:pPr/>
-      <w:r>
-        <w:rPr>
-          <w:lang w:val="zh_TW" w:bidi="zh_TW"/>
-        </w:rPr>
-      </w:r>
-      <w:r>
-        <w:rPr>
           <w:b/>
           <w:lang w:val="zh_TW" w:bidi="zh_TW"/>
         </w:rPr>
@@ -1199,20 +1036,6 @@
       </w:r>
       <w:r>
         <w:rPr>
-          <w:lang w:val="zh_TW" w:bidi="zh_TW"/>
-        </w:rPr>
-        <w:t>לִ⁠בְנֵי⁠כֶ֣ם &amp; וּ⁠בְנֵי⁠כֶם֙ לִ⁠בְנֵי⁠הֶ֔ם וּ⁠בְנֵי⁠הֶ֖ם</w:t>
-      </w:r>
-    </w:p>
-    <w:p>
-      <w:pPr/>
-      <w:r>
-        <w:rPr>
-          <w:lang w:val="zh_TW" w:bidi="zh_TW"/>
-        </w:rPr>
-      </w:r>
-      <w:r>
-        <w:rPr>
           <w:b/>
           <w:lang w:val="zh_TW" w:bidi="zh_TW"/>
         </w:rPr>
@@ -1309,20 +1132,6 @@
       </w:r>
       <w:r>
         <w:rPr>
-          <w:lang w:val="zh_TW" w:bidi="zh_TW"/>
-        </w:rPr>
-        <w:t>עָלֶ֖⁠יהָ לִ⁠בְנֵי⁠כֶ֣ם סַפֵּ֑רוּ וּ⁠בְנֵי⁠כֶם֙</w:t>
-      </w:r>
-    </w:p>
-    <w:p>
-      <w:pPr/>
-      <w:r>
-        <w:rPr>
-          <w:lang w:val="zh_TW" w:bidi="zh_TW"/>
-        </w:rPr>
-      </w:r>
-      <w:r>
-        <w:rPr>
           <w:b/>
           <w:lang w:val="zh_TW" w:bidi="zh_TW"/>
         </w:rPr>
@@ -1432,20 +1241,6 @@
       </w:r>
       <w:r>
         <w:rPr>
-          <w:lang w:val="zh_TW" w:bidi="zh_TW"/>
-        </w:rPr>
-        <w:t>יֶ֤תֶר הַ⁠גָּזָם֙ אָכַ֣ל הָֽ⁠אַרְבֶּ֔ה וְ⁠יֶ֥תֶר הָ⁠אַרְבֶּ֖ה אָכַ֣ל הַ⁠יָּ֑לֶק וְ⁠יֶ֣תֶר הַ⁠יֶּ֔לֶק אָכַ֖ל הֶ⁠חָסִֽיל</w:t>
-      </w:r>
-    </w:p>
-    <w:p>
-      <w:pPr/>
-      <w:r>
-        <w:rPr>
-          <w:lang w:val="zh_TW" w:bidi="zh_TW"/>
-        </w:rPr>
-      </w:r>
-      <w:r>
-        <w:rPr>
           <w:b/>
           <w:lang w:val="zh_TW" w:bidi="zh_TW"/>
         </w:rPr>
@@ -1529,20 +1324,6 @@
       </w:r>
       <w:r>
         <w:rPr>
-          <w:lang w:val="zh_TW" w:bidi="zh_TW"/>
-        </w:rPr>
-        <w:t>יֶ֤תֶר הַ⁠גָּזָם֙ אָכַ֣ל הָֽ⁠אַרְבֶּ֔ה וְ⁠יֶ֥תֶר הָ⁠אַרְבֶּ֖ה אָכַ֣ל הַ⁠יָּ֑לֶק וְ⁠יֶ֣תֶר הַ⁠יֶּ֔לֶק אָכַ֖ל הֶ⁠חָסִֽיל</w:t>
-      </w:r>
-    </w:p>
-    <w:p>
-      <w:pPr/>
-      <w:r>
-        <w:rPr>
-          <w:lang w:val="zh_TW" w:bidi="zh_TW"/>
-        </w:rPr>
-      </w:r>
-      <w:r>
-        <w:rPr>
           <w:b/>
           <w:lang w:val="zh_TW" w:bidi="zh_TW"/>
         </w:rPr>
@@ -1626,20 +1407,6 @@
       </w:r>
       <w:r>
         <w:rPr>
-          <w:lang w:val="zh_TW" w:bidi="zh_TW"/>
-        </w:rPr>
-        <w:t>יֶ֤תֶר הַ⁠גָּזָם֙ אָכַ֣ל הָֽ⁠אַרְבֶּ֔ה וְ⁠יֶ֥תֶר הָ⁠אַרְבֶּ֖ה אָכַ֣ל הַ⁠יָּ֑לֶק וְ⁠יֶ֣תֶר הַ⁠יֶּ֔לֶק אָכַ֖ל הֶ⁠חָסִֽיל</w:t>
-      </w:r>
-    </w:p>
-    <w:p>
-      <w:pPr/>
-      <w:r>
-        <w:rPr>
-          <w:lang w:val="zh_TW" w:bidi="zh_TW"/>
-        </w:rPr>
-      </w:r>
-      <w:r>
-        <w:rPr>
           <w:b/>
           <w:lang w:val="zh_TW" w:bidi="zh_TW"/>
         </w:rPr>
@@ -1743,20 +1510,6 @@
       </w:r>
       <w:r>
         <w:rPr>
-          <w:lang w:val="zh_TW" w:bidi="zh_TW"/>
-        </w:rPr>
-        <w:t>הָקִ֤יצוּ שִׁכּוֹרִים֙ וּ⁠בְכ֔וּ וְ⁠הֵילִ֖לוּ כָּל־שֹׁ֣תֵי יָ֑יִן עַל־עָסִ֕יס כִּ֥י נִכְרַ֖ת מִ⁠פִּי⁠כֶֽם</w:t>
-      </w:r>
-    </w:p>
-    <w:p>
-      <w:pPr/>
-      <w:r>
-        <w:rPr>
-          <w:lang w:val="zh_TW" w:bidi="zh_TW"/>
-        </w:rPr>
-      </w:r>
-      <w:r>
-        <w:rPr>
           <w:b/>
           <w:lang w:val="zh_TW" w:bidi="zh_TW"/>
         </w:rPr>
@@ -1840,20 +1593,6 @@
       </w:r>
       <w:r>
         <w:rPr>
-          <w:lang w:val="zh_TW" w:bidi="zh_TW"/>
-        </w:rPr>
-        <w:t>נִכְרַ֖ת מִ⁠פִּי⁠כֶֽם</w:t>
-      </w:r>
-    </w:p>
-    <w:p>
-      <w:pPr/>
-      <w:r>
-        <w:rPr>
-          <w:lang w:val="zh_TW" w:bidi="zh_TW"/>
-        </w:rPr>
-      </w:r>
-      <w:r>
-        <w:rPr>
           <w:b/>
           <w:lang w:val="zh_TW" w:bidi="zh_TW"/>
         </w:rPr>
@@ -1937,20 +1676,6 @@
       </w:r>
       <w:r>
         <w:rPr>
-          <w:lang w:val="zh_TW" w:bidi="zh_TW"/>
-        </w:rPr>
-        <w:t>מִ⁠פִּי⁠כֶֽם</w:t>
-      </w:r>
-    </w:p>
-    <w:p>
-      <w:pPr/>
-      <w:r>
-        <w:rPr>
-          <w:lang w:val="zh_TW" w:bidi="zh_TW"/>
-        </w:rPr>
-      </w:r>
-      <w:r>
-        <w:rPr>
           <w:b/>
           <w:lang w:val="zh_TW" w:bidi="zh_TW"/>
         </w:rPr>
@@ -2047,20 +1772,6 @@
       </w:r>
       <w:r>
         <w:rPr>
-          <w:lang w:val="zh_TW" w:bidi="zh_TW"/>
-        </w:rPr>
-        <w:t>נִכְרַ֖ת מִ⁠פִּי⁠כֶֽם</w:t>
-      </w:r>
-    </w:p>
-    <w:p>
-      <w:pPr/>
-      <w:r>
-        <w:rPr>
-          <w:lang w:val="zh_TW" w:bidi="zh_TW"/>
-        </w:rPr>
-      </w:r>
-      <w:r>
-        <w:rPr>
           <w:b/>
           <w:lang w:val="zh_TW" w:bidi="zh_TW"/>
         </w:rPr>
@@ -2172,20 +1883,6 @@
       </w:r>
       <w:r>
         <w:rPr>
-          <w:lang w:val="zh_TW" w:bidi="zh_TW"/>
-        </w:rPr>
-        <w:t>כִּֽי</w:t>
-      </w:r>
-    </w:p>
-    <w:p>
-      <w:pPr/>
-      <w:r>
-        <w:rPr>
-          <w:lang w:val="zh_TW" w:bidi="zh_TW"/>
-        </w:rPr>
-      </w:r>
-      <w:r>
-        <w:rPr>
           <w:b/>
           <w:lang w:val="zh_TW" w:bidi="zh_TW"/>
         </w:rPr>
@@ -2282,20 +1979,6 @@
       </w:r>
       <w:r>
         <w:rPr>
-          <w:lang w:val="zh_TW" w:bidi="zh_TW"/>
-        </w:rPr>
-        <w:t>גוֹי֙ עָלָ֣ה עַל־אַרְצִ֔⁠י</w:t>
-      </w:r>
-    </w:p>
-    <w:p>
-      <w:pPr/>
-      <w:r>
-        <w:rPr>
-          <w:lang w:val="zh_TW" w:bidi="zh_TW"/>
-        </w:rPr>
-      </w:r>
-      <w:r>
-        <w:rPr>
           <w:b/>
           <w:lang w:val="zh_TW" w:bidi="zh_TW"/>
         </w:rPr>
@@ -2407,20 +2090,6 @@
       </w:r>
       <w:r>
         <w:rPr>
-          <w:lang w:val="zh_TW" w:bidi="zh_TW"/>
-        </w:rPr>
-        <w:t>גוֹי֙</w:t>
-      </w:r>
-    </w:p>
-    <w:p>
-      <w:pPr/>
-      <w:r>
-        <w:rPr>
-          <w:lang w:val="zh_TW" w:bidi="zh_TW"/>
-        </w:rPr>
-      </w:r>
-      <w:r>
-        <w:rPr>
           <w:b/>
           <w:lang w:val="zh_TW" w:bidi="zh_TW"/>
         </w:rPr>
@@ -2541,20 +2210,6 @@
       </w:r>
       <w:r>
         <w:rPr>
-          <w:lang w:val="zh_TW" w:bidi="zh_TW"/>
-        </w:rPr>
-        <w:t>אַרְצִ֔⁠י</w:t>
-      </w:r>
-    </w:p>
-    <w:p>
-      <w:pPr/>
-      <w:r>
-        <w:rPr>
-          <w:lang w:val="zh_TW" w:bidi="zh_TW"/>
-        </w:rPr>
-      </w:r>
-      <w:r>
-        <w:rPr>
           <w:b/>
           <w:lang w:val="zh_TW" w:bidi="zh_TW"/>
         </w:rPr>
@@ -2651,20 +2306,6 @@
       </w:r>
       <w:r>
         <w:rPr>
-          <w:lang w:val="zh_TW" w:bidi="zh_TW"/>
-        </w:rPr>
-        <w:t>וְ⁠אֵ֣ין מִסְפָּ֑ר</w:t>
-      </w:r>
-    </w:p>
-    <w:p>
-      <w:pPr/>
-      <w:r>
-        <w:rPr>
-          <w:lang w:val="zh_TW" w:bidi="zh_TW"/>
-        </w:rPr>
-      </w:r>
-      <w:r>
-        <w:rPr>
           <w:b/>
           <w:lang w:val="zh_TW" w:bidi="zh_TW"/>
         </w:rPr>
@@ -2748,20 +2389,6 @@
       </w:r>
       <w:r>
         <w:rPr>
-          <w:lang w:val="zh_TW" w:bidi="zh_TW"/>
-        </w:rPr>
-        <w:t>שִׁנָּי⁠ו֙ שִׁנֵּ֣י אַרְיֵ֔ה וּֽ⁠מְתַלְּע֥וֹת לָבִ֖יא לֽ⁠וֹ</w:t>
-      </w:r>
-    </w:p>
-    <w:p>
-      <w:pPr/>
-      <w:r>
-        <w:rPr>
-          <w:lang w:val="zh_TW" w:bidi="zh_TW"/>
-        </w:rPr>
-      </w:r>
-      <w:r>
-        <w:rPr>
           <w:b/>
           <w:lang w:val="zh_TW" w:bidi="zh_TW"/>
         </w:rPr>
@@ -2845,20 +2472,6 @@
       </w:r>
       <w:r>
         <w:rPr>
-          <w:lang w:val="zh_TW" w:bidi="zh_TW"/>
-        </w:rPr>
-        <w:t>שִׁנָּי⁠ו֙ שִׁנֵּ֣י אַרְיֵ֔ה וּֽ⁠מְתַלְּע֥וֹת לָבִ֖יא לֽ⁠וֹ</w:t>
-      </w:r>
-    </w:p>
-    <w:p>
-      <w:pPr/>
-      <w:r>
-        <w:rPr>
-          <w:lang w:val="zh_TW" w:bidi="zh_TW"/>
-        </w:rPr>
-      </w:r>
-      <w:r>
-        <w:rPr>
           <w:b/>
           <w:lang w:val="zh_TW" w:bidi="zh_TW"/>
         </w:rPr>
@@ -2980,20 +2593,6 @@
       </w:r>
       <w:r>
         <w:rPr>
-          <w:lang w:val="zh_TW" w:bidi="zh_TW"/>
-        </w:rPr>
-        <w:t>וּֽ⁠מְתַלְּע֥וֹת לָבִ֖יא לֽ⁠וֹ</w:t>
-      </w:r>
-    </w:p>
-    <w:p>
-      <w:pPr/>
-      <w:r>
-        <w:rPr>
-          <w:lang w:val="zh_TW" w:bidi="zh_TW"/>
-        </w:rPr>
-      </w:r>
-      <w:r>
-        <w:rPr>
           <w:b/>
           <w:lang w:val="zh_TW" w:bidi="zh_TW"/>
         </w:rPr>
@@ -3077,20 +2676,6 @@
       </w:r>
       <w:r>
         <w:rPr>
-          <w:lang w:val="zh_TW" w:bidi="zh_TW"/>
-        </w:rPr>
-        <w:t>שָׂ֤ם גַּפְנִ⁠י֙ לְ⁠שַׁמָּ֔ה וּ⁠תְאֵנָתִ֖⁠י לִ⁠קְצָפָ֑ה</w:t>
-      </w:r>
-    </w:p>
-    <w:p>
-      <w:pPr/>
-      <w:r>
-        <w:rPr>
-          <w:lang w:val="zh_TW" w:bidi="zh_TW"/>
-        </w:rPr>
-      </w:r>
-      <w:r>
-        <w:rPr>
           <w:b/>
           <w:lang w:val="zh_TW" w:bidi="zh_TW"/>
         </w:rPr>
@@ -3187,20 +2772,6 @@
       </w:r>
       <w:r>
         <w:rPr>
-          <w:lang w:val="zh_TW" w:bidi="zh_TW"/>
-        </w:rPr>
-        <w:t>שָׂ֤ם גַּפְנִ⁠י֙ לְ⁠שַׁמָּ֔ה</w:t>
-      </w:r>
-    </w:p>
-    <w:p>
-      <w:pPr/>
-      <w:r>
-        <w:rPr>
-          <w:lang w:val="zh_TW" w:bidi="zh_TW"/>
-        </w:rPr>
-      </w:r>
-      <w:r>
-        <w:rPr>
           <w:b/>
           <w:lang w:val="zh_TW" w:bidi="zh_TW"/>
         </w:rPr>
@@ -3325,20 +2896,6 @@
       </w:r>
       <w:r>
         <w:rPr>
-          <w:lang w:val="zh_TW" w:bidi="zh_TW"/>
-        </w:rPr>
-        <w:t>חָשֹׂ֤ף חֲשָׂפָ⁠הּ֙</w:t>
-      </w:r>
-    </w:p>
-    <w:p>
-      <w:pPr/>
-      <w:r>
-        <w:rPr>
-          <w:lang w:val="zh_TW" w:bidi="zh_TW"/>
-        </w:rPr>
-      </w:r>
-      <w:r>
-        <w:rPr>
           <w:b/>
           <w:lang w:val="zh_TW" w:bidi="zh_TW"/>
         </w:rPr>
@@ -3450,20 +3007,6 @@
       </w:r>
       <w:r>
         <w:rPr>
-          <w:lang w:val="zh_TW" w:bidi="zh_TW"/>
-        </w:rPr>
-        <w:t>וְ⁠הִשְׁלִ֔יךְ</w:t>
-      </w:r>
-    </w:p>
-    <w:p>
-      <w:pPr/>
-      <w:r>
-        <w:rPr>
-          <w:lang w:val="zh_TW" w:bidi="zh_TW"/>
-        </w:rPr>
-      </w:r>
-      <w:r>
-        <w:rPr>
           <w:b/>
           <w:lang w:val="zh_TW" w:bidi="zh_TW"/>
         </w:rPr>
@@ -3572,20 +3115,6 @@
       </w:r>
       <w:r>
         <w:rPr>
-          <w:lang w:val="zh_TW" w:bidi="zh_TW"/>
-        </w:rPr>
-        <w:t>הִלְבִּ֖ינוּ שָׂרִיגֶֽי⁠הָ</w:t>
-      </w:r>
-    </w:p>
-    <w:p>
-      <w:pPr/>
-      <w:r>
-        <w:rPr>
-          <w:lang w:val="zh_TW" w:bidi="zh_TW"/>
-        </w:rPr>
-      </w:r>
-      <w:r>
-        <w:rPr>
           <w:b/>
           <w:lang w:val="zh_TW" w:bidi="zh_TW"/>
         </w:rPr>
@@ -3682,20 +3211,6 @@
       </w:r>
       <w:r>
         <w:rPr>
-          <w:lang w:val="zh_TW" w:bidi="zh_TW"/>
-        </w:rPr>
-        <w:t>אֱלִ֕י</w:t>
-      </w:r>
-    </w:p>
-    <w:p>
-      <w:pPr/>
-      <w:r>
-        <w:rPr>
-          <w:lang w:val="zh_TW" w:bidi="zh_TW"/>
-        </w:rPr>
-      </w:r>
-      <w:r>
-        <w:rPr>
           <w:b/>
           <w:lang w:val="zh_TW" w:bidi="zh_TW"/>
         </w:rPr>
@@ -3792,20 +3307,6 @@
       </w:r>
       <w:r>
         <w:rPr>
-          <w:lang w:val="zh_TW" w:bidi="zh_TW"/>
-        </w:rPr>
-        <w:t>כִּ⁠בְתוּלָ֥ה חֲגֻֽרַת־שַׂ֖ק עַל־בַּ֥עַל נְעוּרֶֽי⁠הָ</w:t>
-      </w:r>
-    </w:p>
-    <w:p>
-      <w:pPr/>
-      <w:r>
-        <w:rPr>
-          <w:lang w:val="zh_TW" w:bidi="zh_TW"/>
-        </w:rPr>
-      </w:r>
-      <w:r>
-        <w:rPr>
           <w:b/>
           <w:lang w:val="zh_TW" w:bidi="zh_TW"/>
         </w:rPr>
@@ -3889,20 +3390,6 @@
       </w:r>
       <w:r>
         <w:rPr>
-          <w:lang w:val="zh_TW" w:bidi="zh_TW"/>
-        </w:rPr>
-        <w:t>כִּ⁠בְתוּלָ֥ה חֲגֻֽרַת־שַׂ֖ק</w:t>
-      </w:r>
-    </w:p>
-    <w:p>
-      <w:pPr/>
-      <w:r>
-        <w:rPr>
-          <w:lang w:val="zh_TW" w:bidi="zh_TW"/>
-        </w:rPr>
-      </w:r>
-      <w:r>
-        <w:rPr>
           <w:b/>
           <w:lang w:val="zh_TW" w:bidi="zh_TW"/>
         </w:rPr>
@@ -3993,20 +3480,6 @@
       </w:r>
       <w:r>
         <w:rPr>
-          <w:lang w:val="zh_TW" w:bidi="zh_TW"/>
-        </w:rPr>
-        <w:t>כִּ⁠בְתוּלָ֥ה חֲגֻֽרַת־שַׂ֖ק</w:t>
-      </w:r>
-    </w:p>
-    <w:p>
-      <w:pPr/>
-      <w:r>
-        <w:rPr>
-          <w:lang w:val="zh_TW" w:bidi="zh_TW"/>
-        </w:rPr>
-      </w:r>
-      <w:r>
-        <w:rPr>
           <w:b/>
           <w:lang w:val="zh_TW" w:bidi="zh_TW"/>
         </w:rPr>
@@ -4118,20 +3591,6 @@
       </w:r>
       <w:r>
         <w:rPr>
-          <w:lang w:val="zh_TW" w:bidi="zh_TW"/>
-        </w:rPr>
-        <w:t>בַּ֥עַל נְעוּרֶֽי⁠הָ</w:t>
-      </w:r>
-    </w:p>
-    <w:p>
-      <w:pPr/>
-      <w:r>
-        <w:rPr>
-          <w:lang w:val="zh_TW" w:bidi="zh_TW"/>
-        </w:rPr>
-      </w:r>
-      <w:r>
-        <w:rPr>
           <w:b/>
           <w:lang w:val="zh_TW" w:bidi="zh_TW"/>
         </w:rPr>
@@ -4350,20 +3809,6 @@
       </w:r>
       <w:r>
         <w:rPr>
-          <w:lang w:val="zh_TW" w:bidi="zh_TW"/>
-        </w:rPr>
-        <w:t>הָכְרַ֥ת מִנְחָ֛ה וָ⁠נֶ֖סֶךְ</w:t>
-      </w:r>
-    </w:p>
-    <w:p>
-      <w:pPr/>
-      <w:r>
-        <w:rPr>
-          <w:lang w:val="zh_TW" w:bidi="zh_TW"/>
-        </w:rPr>
-      </w:r>
-      <w:r>
-        <w:rPr>
           <w:b/>
           <w:lang w:val="zh_TW" w:bidi="zh_TW"/>
         </w:rPr>
@@ -4475,20 +3920,6 @@
       </w:r>
       <w:r>
         <w:rPr>
-          <w:lang w:val="zh_TW" w:bidi="zh_TW"/>
-        </w:rPr>
-        <w:t>הָכְרַ֥ת &amp; מִ⁠בֵּ֣ית</w:t>
-      </w:r>
-    </w:p>
-    <w:p>
-      <w:pPr/>
-      <w:r>
-        <w:rPr>
-          <w:lang w:val="zh_TW" w:bidi="zh_TW"/>
-        </w:rPr>
-      </w:r>
-      <w:r>
-        <w:rPr>
           <w:b/>
           <w:lang w:val="zh_TW" w:bidi="zh_TW"/>
         </w:rPr>
@@ -4585,20 +4016,6 @@
       </w:r>
       <w:r>
         <w:rPr>
-          <w:lang w:val="zh_TW" w:bidi="zh_TW"/>
-        </w:rPr>
-        <w:t>מִ⁠בֵּ֣ית יְהוָ֑ה</w:t>
-      </w:r>
-    </w:p>
-    <w:p>
-      <w:pPr/>
-      <w:r>
-        <w:rPr>
-          <w:lang w:val="zh_TW" w:bidi="zh_TW"/>
-        </w:rPr>
-      </w:r>
-      <w:r>
-        <w:rPr>
           <w:b/>
           <w:lang w:val="zh_TW" w:bidi="zh_TW"/>
         </w:rPr>
@@ -4735,20 +4152,6 @@
       </w:r>
       <w:r>
         <w:rPr>
-          <w:lang w:val="zh_TW" w:bidi="zh_TW"/>
-        </w:rPr>
-        <w:t>שֻׁדַּ֣ד שָׂדֶ֔ה אָבְלָ֖ה אֲדָמָ֑ה כִּ֚י שֻׁדַּ֣ד דָּגָ֔ן</w:t>
-      </w:r>
-    </w:p>
-    <w:p>
-      <w:pPr/>
-      <w:r>
-        <w:rPr>
-          <w:lang w:val="zh_TW" w:bidi="zh_TW"/>
-        </w:rPr>
-      </w:r>
-      <w:r>
-        <w:rPr>
           <w:b/>
           <w:lang w:val="zh_TW" w:bidi="zh_TW"/>
         </w:rPr>
@@ -4860,20 +4263,6 @@
       </w:r>
       <w:r>
         <w:rPr>
-          <w:lang w:val="zh_TW" w:bidi="zh_TW"/>
-        </w:rPr>
-        <w:t>שֻׁדַּ֣ד שָׂדֶ֔ה &amp; שֻׁדַּ֣ד</w:t>
-      </w:r>
-    </w:p>
-    <w:p>
-      <w:pPr/>
-      <w:r>
-        <w:rPr>
-          <w:lang w:val="zh_TW" w:bidi="zh_TW"/>
-        </w:rPr>
-      </w:r>
-      <w:r>
-        <w:rPr>
           <w:b/>
           <w:lang w:val="zh_TW" w:bidi="zh_TW"/>
         </w:rPr>
@@ -4970,20 +4359,6 @@
       </w:r>
       <w:r>
         <w:rPr>
-          <w:lang w:val="zh_TW" w:bidi="zh_TW"/>
-        </w:rPr>
-        <w:t>אָבְלָ֖ה אֲדָמָ֑ה</w:t>
-      </w:r>
-    </w:p>
-    <w:p>
-      <w:pPr/>
-      <w:r>
-        <w:rPr>
-          <w:lang w:val="zh_TW" w:bidi="zh_TW"/>
-        </w:rPr>
-      </w:r>
-      <w:r>
-        <w:rPr>
           <w:b/>
           <w:lang w:val="zh_TW" w:bidi="zh_TW"/>
         </w:rPr>
@@ -5093,20 +4468,6 @@
       </w:r>
       <w:r>
         <w:rPr>
-          <w:lang w:val="zh_TW" w:bidi="zh_TW"/>
-        </w:rPr>
-        <w:t>הוֹבִ֥ישׁ תִּיר֖וֹשׁ</w:t>
-      </w:r>
-    </w:p>
-    <w:p>
-      <w:pPr/>
-      <w:r>
-        <w:rPr>
-          <w:lang w:val="zh_TW" w:bidi="zh_TW"/>
-        </w:rPr>
-      </w:r>
-      <w:r>
-        <w:rPr>
           <w:b/>
           <w:lang w:val="zh_TW" w:bidi="zh_TW"/>
         </w:rPr>
@@ -5203,20 +4564,6 @@
       </w:r>
       <w:r>
         <w:rPr>
-          <w:lang w:val="zh_TW" w:bidi="zh_TW"/>
-        </w:rPr>
-        <w:t>אֻמְלַ֥ל יִצְהָֽר</w:t>
-      </w:r>
-    </w:p>
-    <w:p>
-      <w:pPr/>
-      <w:r>
-        <w:rPr>
-          <w:lang w:val="zh_TW" w:bidi="zh_TW"/>
-        </w:rPr>
-      </w:r>
-      <w:r>
-        <w:rPr>
           <w:b/>
           <w:lang w:val="zh_TW" w:bidi="zh_TW"/>
         </w:rPr>
@@ -5314,20 +4661,6 @@
       </w:r>
       <w:r>
         <w:rPr>
-          <w:lang w:val="zh_TW" w:bidi="zh_TW"/>
-        </w:rPr>
-        <w:t>אֻמְלַ֥ל יִצְהָֽר</w:t>
-      </w:r>
-    </w:p>
-    <w:p>
-      <w:pPr/>
-      <w:r>
-        <w:rPr>
-          <w:lang w:val="zh_TW" w:bidi="zh_TW"/>
-        </w:rPr>
-      </w:r>
-      <w:r>
-        <w:rPr>
           <w:b/>
           <w:lang w:val="zh_TW" w:bidi="zh_TW"/>
         </w:rPr>
@@ -5461,20 +4794,6 @@
       </w:r>
       <w:r>
         <w:rPr>
-          <w:lang w:val="zh_TW" w:bidi="zh_TW"/>
-        </w:rPr>
-        <w:t>שָׂדֶֽה</w:t>
-      </w:r>
-    </w:p>
-    <w:p>
-      <w:pPr/>
-      <w:r>
-        <w:rPr>
-          <w:lang w:val="zh_TW" w:bidi="zh_TW"/>
-        </w:rPr>
-      </w:r>
-      <w:r>
-        <w:rPr>
           <w:b/>
           <w:lang w:val="zh_TW" w:bidi="zh_TW"/>
         </w:rPr>
@@ -5571,20 +4890,6 @@
       </w:r>
       <w:r>
         <w:rPr>
-          <w:lang w:val="zh_TW" w:bidi="zh_TW"/>
-        </w:rPr>
-        <w:t>הַ⁠גֶּ֣פֶן הוֹבִ֔ישָׁה וְ⁠הַ⁠תְּאֵנָ֖ה אֻמְלָ֑לָה רִמּ֞וֹן גַּם־תָּמָ֣ר וְ⁠תַפּ֗וּחַ</w:t>
-      </w:r>
-    </w:p>
-    <w:p>
-      <w:pPr/>
-      <w:r>
-        <w:rPr>
-          <w:lang w:val="zh_TW" w:bidi="zh_TW"/>
-        </w:rPr>
-      </w:r>
-      <w:r>
-        <w:rPr>
           <w:b/>
           <w:lang w:val="zh_TW" w:bidi="zh_TW"/>
         </w:rPr>
@@ -5733,20 +5038,6 @@
       </w:r>
       <w:r>
         <w:rPr>
-          <w:lang w:val="zh_TW" w:bidi="zh_TW"/>
-        </w:rPr>
-        <w:t>אֻמְלָ֑לָה</w:t>
-      </w:r>
-    </w:p>
-    <w:p>
-      <w:pPr/>
-      <w:r>
-        <w:rPr>
-          <w:lang w:val="zh_TW" w:bidi="zh_TW"/>
-        </w:rPr>
-      </w:r>
-      <w:r>
-        <w:rPr>
           <w:b/>
           <w:lang w:val="zh_TW" w:bidi="zh_TW"/>
         </w:rPr>
@@ -5858,20 +5149,6 @@
       </w:r>
       <w:r>
         <w:rPr>
-          <w:lang w:val="zh_TW" w:bidi="zh_TW"/>
-        </w:rPr>
-        <w:t>וְ⁠הַ⁠תְּאֵנָ֖ה אֻמְלָ֑לָה</w:t>
-      </w:r>
-    </w:p>
-    <w:p>
-      <w:pPr/>
-      <w:r>
-        <w:rPr>
-          <w:lang w:val="zh_TW" w:bidi="zh_TW"/>
-        </w:rPr>
-      </w:r>
-      <w:r>
-        <w:rPr>
           <w:b/>
           <w:lang w:val="zh_TW" w:bidi="zh_TW"/>
         </w:rPr>
@@ -5981,20 +5258,6 @@
       </w:r>
       <w:r>
         <w:rPr>
-          <w:lang w:val="zh_TW" w:bidi="zh_TW"/>
-        </w:rPr>
-        <w:t>כָּל־עֲצֵ֤י הַ⁠שָּׂדֶה֙ יָבֵ֔שׁוּ</w:t>
-      </w:r>
-    </w:p>
-    <w:p>
-      <w:pPr/>
-      <w:r>
-        <w:rPr>
-          <w:lang w:val="zh_TW" w:bidi="zh_TW"/>
-        </w:rPr>
-      </w:r>
-      <w:r>
-        <w:rPr>
           <w:b/>
           <w:lang w:val="zh_TW" w:bidi="zh_TW"/>
         </w:rPr>
@@ -6078,20 +5341,6 @@
       </w:r>
       <w:r>
         <w:rPr>
-          <w:lang w:val="zh_TW" w:bidi="zh_TW"/>
-        </w:rPr>
-        <w:t>הֹבִ֥ישׁ שָׂשׂ֖וֹן מִן־בְּנֵ֥י אָדָֽם</w:t>
-      </w:r>
-    </w:p>
-    <w:p>
-      <w:pPr/>
-      <w:r>
-        <w:rPr>
-          <w:lang w:val="zh_TW" w:bidi="zh_TW"/>
-        </w:rPr>
-      </w:r>
-      <w:r>
-        <w:rPr>
           <w:b/>
           <w:lang w:val="zh_TW" w:bidi="zh_TW"/>
         </w:rPr>
@@ -6229,20 +5478,6 @@
       </w:r>
       <w:r>
         <w:rPr>
-          <w:lang w:val="zh_TW" w:bidi="zh_TW"/>
-        </w:rPr>
-        <w:t>בְּנֵ֥י אָדָֽם</w:t>
-      </w:r>
-    </w:p>
-    <w:p>
-      <w:pPr/>
-      <w:r>
-        <w:rPr>
-          <w:lang w:val="zh_TW" w:bidi="zh_TW"/>
-        </w:rPr>
-      </w:r>
-      <w:r>
-        <w:rPr>
           <w:b/>
           <w:lang w:val="zh_TW" w:bidi="zh_TW"/>
         </w:rPr>
@@ -6380,20 +5615,6 @@
       </w:r>
       <w:r>
         <w:rPr>
-          <w:lang w:val="zh_TW" w:bidi="zh_TW"/>
-        </w:rPr>
-        <w:t>חִגְר֨וּ</w:t>
-      </w:r>
-    </w:p>
-    <w:p>
-      <w:pPr/>
-      <w:r>
-        <w:rPr>
-          <w:lang w:val="zh_TW" w:bidi="zh_TW"/>
-        </w:rPr>
-      </w:r>
-      <w:r>
-        <w:rPr>
           <w:b/>
           <w:lang w:val="zh_TW" w:bidi="zh_TW"/>
         </w:rPr>
@@ -6518,20 +5739,6 @@
       </w:r>
       <w:r>
         <w:rPr>
-          <w:lang w:val="zh_TW" w:bidi="zh_TW"/>
-        </w:rPr>
-        <w:t>לִ֣ינוּ בַ⁠שַּׂקִּ֔ים</w:t>
-      </w:r>
-    </w:p>
-    <w:p>
-      <w:pPr/>
-      <w:r>
-        <w:rPr>
-          <w:lang w:val="zh_TW" w:bidi="zh_TW"/>
-        </w:rPr>
-      </w:r>
-      <w:r>
-        <w:rPr>
           <w:b/>
           <w:lang w:val="zh_TW" w:bidi="zh_TW"/>
         </w:rPr>
@@ -6622,20 +5829,6 @@
       </w:r>
       <w:r>
         <w:rPr>
-          <w:lang w:val="zh_TW" w:bidi="zh_TW"/>
-        </w:rPr>
-        <w:t>נִמְנַ֛ע &amp; מִנְחָ֥ה וָ⁠נָֽסֶךְ</w:t>
-      </w:r>
-    </w:p>
-    <w:p>
-      <w:pPr/>
-      <w:r>
-        <w:rPr>
-          <w:lang w:val="zh_TW" w:bidi="zh_TW"/>
-        </w:rPr>
-      </w:r>
-      <w:r>
-        <w:rPr>
           <w:b/>
           <w:lang w:val="zh_TW" w:bidi="zh_TW"/>
         </w:rPr>
@@ -6747,20 +5940,6 @@
       </w:r>
       <w:r>
         <w:rPr>
-          <w:lang w:val="zh_TW" w:bidi="zh_TW"/>
-        </w:rPr>
-        <w:t>אֱלֹהָ֑⁠י</w:t>
-      </w:r>
-    </w:p>
-    <w:p>
-      <w:pPr/>
-      <w:r>
-        <w:rPr>
-          <w:lang w:val="zh_TW" w:bidi="zh_TW"/>
-        </w:rPr>
-      </w:r>
-      <w:r>
-        <w:rPr>
           <w:b/>
           <w:lang w:val="zh_TW" w:bidi="zh_TW"/>
         </w:rPr>
@@ -6857,20 +6036,6 @@
       </w:r>
       <w:r>
         <w:rPr>
-          <w:lang w:val="zh_TW" w:bidi="zh_TW"/>
-        </w:rPr>
-        <w:t>אֱלֹהֵי⁠כֶ֖ם</w:t>
-      </w:r>
-    </w:p>
-    <w:p>
-      <w:pPr/>
-      <w:r>
-        <w:rPr>
-          <w:lang w:val="zh_TW" w:bidi="zh_TW"/>
-        </w:rPr>
-      </w:r>
-      <w:r>
-        <w:rPr>
           <w:b/>
           <w:lang w:val="zh_TW" w:bidi="zh_TW"/>
         </w:rPr>
@@ -6967,20 +6132,6 @@
       </w:r>
       <w:r>
         <w:rPr>
-          <w:lang w:val="zh_TW" w:bidi="zh_TW"/>
-        </w:rPr>
-        <w:t>קַדְּשׁוּ־צוֹם֙</w:t>
-      </w:r>
-    </w:p>
-    <w:p>
-      <w:pPr/>
-      <w:r>
-        <w:rPr>
-          <w:lang w:val="zh_TW" w:bidi="zh_TW"/>
-        </w:rPr>
-      </w:r>
-      <w:r>
-        <w:rPr>
           <w:b/>
           <w:lang w:val="zh_TW" w:bidi="zh_TW"/>
         </w:rPr>
@@ -7071,20 +6222,6 @@
       </w:r>
       <w:r>
         <w:rPr>
-          <w:lang w:val="zh_TW" w:bidi="zh_TW"/>
-        </w:rPr>
-        <w:t>אֱלֹהֵי⁠כֶ֑ם</w:t>
-      </w:r>
-    </w:p>
-    <w:p>
-      <w:pPr/>
-      <w:r>
-        <w:rPr>
-          <w:lang w:val="zh_TW" w:bidi="zh_TW"/>
-        </w:rPr>
-      </w:r>
-      <w:r>
-        <w:rPr>
           <w:b/>
           <w:lang w:val="zh_TW" w:bidi="zh_TW"/>
         </w:rPr>
@@ -7181,20 +6318,6 @@
       </w:r>
       <w:r>
         <w:rPr>
-          <w:lang w:val="zh_TW" w:bidi="zh_TW"/>
-        </w:rPr>
-        <w:t>אֲהָ֖הּ לַ⁠יּ֑וֹם</w:t>
-      </w:r>
-    </w:p>
-    <w:p>
-      <w:pPr/>
-      <w:r>
-        <w:rPr>
-          <w:lang w:val="zh_TW" w:bidi="zh_TW"/>
-        </w:rPr>
-      </w:r>
-      <w:r>
-        <w:rPr>
           <w:b/>
           <w:lang w:val="zh_TW" w:bidi="zh_TW"/>
         </w:rPr>
@@ -7278,20 +6401,6 @@
       </w:r>
       <w:r>
         <w:rPr>
-          <w:lang w:val="zh_TW" w:bidi="zh_TW"/>
-        </w:rPr>
-        <w:t>אֲהָ֖הּ לַ⁠יּ֑וֹם</w:t>
-      </w:r>
-    </w:p>
-    <w:p>
-      <w:pPr/>
-      <w:r>
-        <w:rPr>
-          <w:lang w:val="zh_TW" w:bidi="zh_TW"/>
-        </w:rPr>
-      </w:r>
-      <w:r>
-        <w:rPr>
           <w:b/>
           <w:lang w:val="zh_TW" w:bidi="zh_TW"/>
         </w:rPr>
@@ -7388,20 +6497,6 @@
       </w:r>
       <w:r>
         <w:rPr>
-          <w:lang w:val="zh_TW" w:bidi="zh_TW"/>
-        </w:rPr>
-        <w:t>י֣וֹם יְהוָ֔ה</w:t>
-      </w:r>
-    </w:p>
-    <w:p>
-      <w:pPr/>
-      <w:r>
-        <w:rPr>
-          <w:lang w:val="zh_TW" w:bidi="zh_TW"/>
-        </w:rPr>
-      </w:r>
-      <w:r>
-        <w:rPr>
           <w:b/>
           <w:lang w:val="zh_TW" w:bidi="zh_TW"/>
         </w:rPr>
@@ -7498,20 +6593,6 @@
       </w:r>
       <w:r>
         <w:rPr>
-          <w:lang w:val="zh_TW" w:bidi="zh_TW"/>
-        </w:rPr>
-        <w:t>וּ⁠כְ⁠שֹׁ֖ד מִ⁠שַׁדַּ֥י יָבֽוֹא</w:t>
-      </w:r>
-    </w:p>
-    <w:p>
-      <w:pPr/>
-      <w:r>
-        <w:rPr>
-          <w:lang w:val="zh_TW" w:bidi="zh_TW"/>
-        </w:rPr>
-      </w:r>
-      <w:r>
-        <w:rPr>
           <w:b/>
           <w:lang w:val="zh_TW" w:bidi="zh_TW"/>
         </w:rPr>
@@ -7608,20 +6689,6 @@
       </w:r>
       <w:r>
         <w:rPr>
-          <w:lang w:val="zh_TW" w:bidi="zh_TW"/>
-        </w:rPr>
-        <w:t>מִ⁠שַׁדַּ֥י</w:t>
-      </w:r>
-    </w:p>
-    <w:p>
-      <w:pPr/>
-      <w:r>
-        <w:rPr>
-          <w:lang w:val="zh_TW" w:bidi="zh_TW"/>
-        </w:rPr>
-      </w:r>
-      <w:r>
-        <w:rPr>
           <w:b/>
           <w:lang w:val="zh_TW" w:bidi="zh_TW"/>
         </w:rPr>
@@ -7725,20 +6792,6 @@
       </w:r>
       <w:r>
         <w:rPr>
-          <w:lang w:val="zh_TW" w:bidi="zh_TW"/>
-        </w:rPr>
-        <w:t>הֲ⁠ל֛וֹא נֶ֥גֶד עֵינֵ֖י⁠נוּ אֹ֣כֶל נִכְרָ֑ת מִ⁠בֵּ֥ית אֱלֹהֵ֖י⁠נוּ שִׂמְחָ֥ה וָ⁠גִֽיל</w:t>
-      </w:r>
-    </w:p>
-    <w:p>
-      <w:pPr/>
-      <w:r>
-        <w:rPr>
-          <w:lang w:val="zh_TW" w:bidi="zh_TW"/>
-        </w:rPr>
-      </w:r>
-      <w:r>
-        <w:rPr>
           <w:b/>
           <w:lang w:val="zh_TW" w:bidi="zh_TW"/>
         </w:rPr>
@@ -7835,20 +6888,6 @@
       </w:r>
       <w:r>
         <w:rPr>
-          <w:lang w:val="zh_TW" w:bidi="zh_TW"/>
-        </w:rPr>
-        <w:t>הֲ⁠ל֛וֹא נֶ֥גֶד עֵינֵ֖י⁠נוּ אֹ֣כֶל נִכְרָ֑ת</w:t>
-      </w:r>
-    </w:p>
-    <w:p>
-      <w:pPr/>
-      <w:r>
-        <w:rPr>
-          <w:lang w:val="zh_TW" w:bidi="zh_TW"/>
-        </w:rPr>
-      </w:r>
-      <w:r>
-        <w:rPr>
           <w:b/>
           <w:lang w:val="zh_TW" w:bidi="zh_TW"/>
         </w:rPr>
@@ -7960,20 +6999,6 @@
       </w:r>
       <w:r>
         <w:rPr>
-          <w:lang w:val="zh_TW" w:bidi="zh_TW"/>
-        </w:rPr>
-        <w:t>נֶ֥גֶד עֵינֵ֖י⁠נוּ</w:t>
-      </w:r>
-    </w:p>
-    <w:p>
-      <w:pPr/>
-      <w:r>
-        <w:rPr>
-          <w:lang w:val="zh_TW" w:bidi="zh_TW"/>
-        </w:rPr>
-      </w:r>
-      <w:r>
-        <w:rPr>
           <w:b/>
           <w:lang w:val="zh_TW" w:bidi="zh_TW"/>
         </w:rPr>
@@ -8070,20 +7095,6 @@
       </w:r>
       <w:r>
         <w:rPr>
-          <w:lang w:val="zh_TW" w:bidi="zh_TW"/>
-        </w:rPr>
-        <w:t>מִ⁠בֵּ֥ית אֱלֹהֵ֖י⁠נוּ שִׂמְחָ֥ה וָ⁠גִֽיל</w:t>
-      </w:r>
-    </w:p>
-    <w:p>
-      <w:pPr/>
-      <w:r>
-        <w:rPr>
-          <w:lang w:val="zh_TW" w:bidi="zh_TW"/>
-        </w:rPr>
-      </w:r>
-      <w:r>
-        <w:rPr>
           <w:b/>
           <w:lang w:val="zh_TW" w:bidi="zh_TW"/>
         </w:rPr>
@@ -8167,20 +7178,6 @@
       </w:r>
       <w:r>
         <w:rPr>
-          <w:lang w:val="zh_TW" w:bidi="zh_TW"/>
-        </w:rPr>
-        <w:t>שִׂמְחָ֥ה וָ⁠גִֽיל</w:t>
-      </w:r>
-    </w:p>
-    <w:p>
-      <w:pPr/>
-      <w:r>
-        <w:rPr>
-          <w:lang w:val="zh_TW" w:bidi="zh_TW"/>
-        </w:rPr>
-      </w:r>
-      <w:r>
-        <w:rPr>
           <w:b/>
           <w:lang w:val="zh_TW" w:bidi="zh_TW"/>
         </w:rPr>
@@ -8284,20 +7281,6 @@
       </w:r>
       <w:r>
         <w:rPr>
-          <w:lang w:val="zh_TW" w:bidi="zh_TW"/>
-        </w:rPr>
-        <w:t>נֶהֶרְס֖וּ מַמְּגֻר֑וֹת</w:t>
-      </w:r>
-    </w:p>
-    <w:p>
-      <w:pPr/>
-      <w:r>
-        <w:rPr>
-          <w:lang w:val="zh_TW" w:bidi="zh_TW"/>
-        </w:rPr>
-      </w:r>
-      <w:r>
-        <w:rPr>
           <w:b/>
           <w:lang w:val="zh_TW" w:bidi="zh_TW"/>
         </w:rPr>
@@ -8409,20 +7392,6 @@
       </w:r>
       <w:r>
         <w:rPr>
-          <w:lang w:val="zh_TW" w:bidi="zh_TW"/>
-        </w:rPr>
-        <w:t>הֹבִ֖ישׁ דָּגָֽן</w:t>
-      </w:r>
-    </w:p>
-    <w:p>
-      <w:pPr/>
-      <w:r>
-        <w:rPr>
-          <w:lang w:val="zh_TW" w:bidi="zh_TW"/>
-        </w:rPr>
-      </w:r>
-      <w:r>
-        <w:rPr>
           <w:b/>
           <w:lang w:val="zh_TW" w:bidi="zh_TW"/>
         </w:rPr>
@@ -8532,20 +7501,6 @@
       </w:r>
       <w:r>
         <w:rPr>
-          <w:lang w:val="zh_TW" w:bidi="zh_TW"/>
-        </w:rPr>
-        <w:t>מַה־נֶּאֶנְחָ֣ה בְהֵמָ֗ה</w:t>
-      </w:r>
-    </w:p>
-    <w:p>
-      <w:pPr/>
-      <w:r>
-        <w:rPr>
-          <w:lang w:val="zh_TW" w:bidi="zh_TW"/>
-        </w:rPr>
-      </w:r>
-      <w:r>
-        <w:rPr>
           <w:b/>
           <w:lang w:val="zh_TW" w:bidi="zh_TW"/>
         </w:rPr>
@@ -8629,20 +7584,6 @@
       </w:r>
       <w:r>
         <w:rPr>
-          <w:lang w:val="zh_TW" w:bidi="zh_TW"/>
-        </w:rPr>
-        <w:t>מַה־נֶּאֶנְחָ֣ה בְהֵמָ֗ה</w:t>
-      </w:r>
-    </w:p>
-    <w:p>
-      <w:pPr/>
-      <w:r>
-        <w:rPr>
-          <w:lang w:val="zh_TW" w:bidi="zh_TW"/>
-        </w:rPr>
-      </w:r>
-      <w:r>
-        <w:rPr>
           <w:b/>
           <w:lang w:val="zh_TW" w:bidi="zh_TW"/>
         </w:rPr>
@@ -8739,20 +7680,6 @@
       </w:r>
       <w:r>
         <w:rPr>
-          <w:lang w:val="zh_TW" w:bidi="zh_TW"/>
-        </w:rPr>
-        <w:t>נָבֹ֨כוּ֙ עֶדְרֵ֣י בָקָ֔ר</w:t>
-      </w:r>
-    </w:p>
-    <w:p>
-      <w:pPr/>
-      <w:r>
-        <w:rPr>
-          <w:lang w:val="zh_TW" w:bidi="zh_TW"/>
-        </w:rPr>
-      </w:r>
-      <w:r>
-        <w:rPr>
           <w:b/>
           <w:lang w:val="zh_TW" w:bidi="zh_TW"/>
         </w:rPr>
@@ -8864,20 +7791,6 @@
       </w:r>
       <w:r>
         <w:rPr>
-          <w:lang w:val="zh_TW" w:bidi="zh_TW"/>
-        </w:rPr>
-        <w:t>עֶדְרֵ֥י הַ⁠צֹּ֖אן נֶאְשָֽׁמוּ</w:t>
-      </w:r>
-    </w:p>
-    <w:p>
-      <w:pPr/>
-      <w:r>
-        <w:rPr>
-          <w:lang w:val="zh_TW" w:bidi="zh_TW"/>
-        </w:rPr>
-      </w:r>
-      <w:r>
-        <w:rPr>
           <w:b/>
           <w:lang w:val="zh_TW" w:bidi="zh_TW"/>
         </w:rPr>
@@ -8961,20 +7874,6 @@
       </w:r>
       <w:r>
         <w:rPr>
-          <w:lang w:val="zh_TW" w:bidi="zh_TW"/>
-        </w:rPr>
-        <w:t>עֶדְרֵ֥י הַ⁠צֹּ֖אן נֶאְשָֽׁמוּ</w:t>
-      </w:r>
-    </w:p>
-    <w:p>
-      <w:pPr/>
-      <w:r>
-        <w:rPr>
-          <w:lang w:val="zh_TW" w:bidi="zh_TW"/>
-        </w:rPr>
-      </w:r>
-      <w:r>
-        <w:rPr>
           <w:b/>
           <w:lang w:val="zh_TW" w:bidi="zh_TW"/>
         </w:rPr>
@@ -9086,20 +7985,6 @@
       </w:r>
       <w:r>
         <w:rPr>
-          <w:lang w:val="zh_TW" w:bidi="zh_TW"/>
-        </w:rPr>
-        <w:t>אֵלֶ֥י⁠ךָ יְהוָ֖ה אֶקְרָ֑א</w:t>
-      </w:r>
-    </w:p>
-    <w:p>
-      <w:pPr/>
-      <w:r>
-        <w:rPr>
-          <w:lang w:val="zh_TW" w:bidi="zh_TW"/>
-        </w:rPr>
-      </w:r>
-      <w:r>
-        <w:rPr>
           <w:b/>
           <w:lang w:val="zh_TW" w:bidi="zh_TW"/>
         </w:rPr>
@@ -9183,20 +8068,6 @@
       </w:r>
       <w:r>
         <w:rPr>
-          <w:lang w:val="zh_TW" w:bidi="zh_TW"/>
-        </w:rPr>
-        <w:t>כִּ֣י אֵ֗שׁ אָֽכְלָה֙ נְא֣וֹת מִדְבָּ֔ר</w:t>
-      </w:r>
-    </w:p>
-    <w:p>
-      <w:pPr/>
-      <w:r>
-        <w:rPr>
-          <w:lang w:val="zh_TW" w:bidi="zh_TW"/>
-        </w:rPr>
-      </w:r>
-      <w:r>
-        <w:rPr>
           <w:b/>
           <w:lang w:val="zh_TW" w:bidi="zh_TW"/>
         </w:rPr>
@@ -9293,20 +8164,6 @@
       </w:r>
       <w:r>
         <w:rPr>
-          <w:lang w:val="zh_TW" w:bidi="zh_TW"/>
-        </w:rPr>
-        <w:t>וְ⁠לֶ֣הָבָ֔ה לִהֲטָ֖ה כָּל־עֲצֵ֥י הַ⁠שָּׂדֶֽה</w:t>
-      </w:r>
-    </w:p>
-    <w:p>
-      <w:pPr/>
-      <w:r>
-        <w:rPr>
-          <w:lang w:val="zh_TW" w:bidi="zh_TW"/>
-        </w:rPr>
-      </w:r>
-      <w:r>
-        <w:rPr>
           <w:b/>
           <w:lang w:val="zh_TW" w:bidi="zh_TW"/>
         </w:rPr>
@@ -9416,20 +8273,6 @@
       </w:r>
       <w:r>
         <w:rPr>
-          <w:lang w:val="zh_TW" w:bidi="zh_TW"/>
-        </w:rPr>
-        <w:t>וְ⁠לֶ֣הָבָ֔ה לִהֲטָ֖ה כָּל־עֲצֵ֥י הַ⁠שָּׂדֶֽה</w:t>
-      </w:r>
-    </w:p>
-    <w:p>
-      <w:pPr/>
-      <w:r>
-        <w:rPr>
-          <w:lang w:val="zh_TW" w:bidi="zh_TW"/>
-        </w:rPr>
-      </w:r>
-      <w:r>
-        <w:rPr>
           <w:b/>
           <w:lang w:val="zh_TW" w:bidi="zh_TW"/>
         </w:rPr>
@@ -9526,20 +8369,6 @@
       </w:r>
       <w:r>
         <w:rPr>
-          <w:lang w:val="zh_TW" w:bidi="zh_TW"/>
-        </w:rPr>
-        <w:t>אֵלֶ֑י⁠ךָ</w:t>
-      </w:r>
-    </w:p>
-    <w:p>
-      <w:pPr/>
-      <w:r>
-        <w:rPr>
-          <w:lang w:val="zh_TW" w:bidi="zh_TW"/>
-        </w:rPr>
-      </w:r>
-      <w:r>
-        <w:rPr>
           <w:b/>
           <w:lang w:val="zh_TW" w:bidi="zh_TW"/>
         </w:rPr>
@@ -9655,7 +8484,7 @@
         </w:rPr>
         <w:t>看看你在</w:t>
       </w:r>
-      <w:hyperlink r:id="rId15">
+      <w:hyperlink r:id="rId13">
         <w:r>
           <w:rPr>
             <w:lang w:val="zh_TW" w:bidi="zh_TW"/>
@@ -9737,20 +8566,6 @@
       </w:r>
       <w:r>
         <w:rPr>
-          <w:lang w:val="zh_TW" w:bidi="zh_TW"/>
-        </w:rPr>
-        <w:t>תִּקְע֨וּ שׁוֹפָ֜ר בְּ⁠צִיּ֗וֹן וְ⁠הָרִ֨יעוּ֙ בְּ⁠הַ֣ר קָדְשִׁ֔⁠י</w:t>
-      </w:r>
-    </w:p>
-    <w:p>
-      <w:pPr/>
-      <w:r>
-        <w:rPr>
-          <w:lang w:val="zh_TW" w:bidi="zh_TW"/>
-        </w:rPr>
-      </w:r>
-      <w:r>
-        <w:rPr>
           <w:b/>
           <w:lang w:val="zh_TW" w:bidi="zh_TW"/>
         </w:rPr>
@@ -9834,20 +8649,6 @@
       </w:r>
       <w:r>
         <w:rPr>
-          <w:lang w:val="zh_TW" w:bidi="zh_TW"/>
-        </w:rPr>
-        <w:t>שׁוֹפָ֜ר</w:t>
-      </w:r>
-    </w:p>
-    <w:p>
-      <w:pPr/>
-      <w:r>
-        <w:rPr>
-          <w:lang w:val="zh_TW" w:bidi="zh_TW"/>
-        </w:rPr>
-      </w:r>
-      <w:r>
-        <w:rPr>
           <w:b/>
           <w:lang w:val="zh_TW" w:bidi="zh_TW"/>
         </w:rPr>
@@ -9938,20 +8739,6 @@
       </w:r>
       <w:r>
         <w:rPr>
-          <w:lang w:val="zh_TW" w:bidi="zh_TW"/>
-        </w:rPr>
-        <w:t>שׁוֹפָ֜ר</w:t>
-      </w:r>
-    </w:p>
-    <w:p>
-      <w:pPr/>
-      <w:r>
-        <w:rPr>
-          <w:lang w:val="zh_TW" w:bidi="zh_TW"/>
-        </w:rPr>
-      </w:r>
-      <w:r>
-        <w:rPr>
           <w:b/>
           <w:lang w:val="zh_TW" w:bidi="zh_TW"/>
         </w:rPr>
@@ -10042,20 +8829,6 @@
       </w:r>
       <w:r>
         <w:rPr>
-          <w:lang w:val="zh_TW" w:bidi="zh_TW"/>
-        </w:rPr>
-        <w:t>בְּ⁠הַ֣ר קָדְשִׁ֔⁠י</w:t>
-      </w:r>
-    </w:p>
-    <w:p>
-      <w:pPr/>
-      <w:r>
-        <w:rPr>
-          <w:lang w:val="zh_TW" w:bidi="zh_TW"/>
-        </w:rPr>
-      </w:r>
-      <w:r>
-        <w:rPr>
           <w:b/>
           <w:lang w:val="zh_TW" w:bidi="zh_TW"/>
         </w:rPr>
@@ -10180,20 +8953,6 @@
       </w:r>
       <w:r>
         <w:rPr>
-          <w:lang w:val="zh_TW" w:bidi="zh_TW"/>
-        </w:rPr>
-        <w:t>יִרְגְּז֕וּ</w:t>
-      </w:r>
-    </w:p>
-    <w:p>
-      <w:pPr/>
-      <w:r>
-        <w:rPr>
-          <w:lang w:val="zh_TW" w:bidi="zh_TW"/>
-        </w:rPr>
-      </w:r>
-      <w:r>
-        <w:rPr>
           <w:b/>
           <w:lang w:val="zh_TW" w:bidi="zh_TW"/>
         </w:rPr>
@@ -10309,7 +9068,7 @@
         </w:rPr>
         <w:t>看看你在</w:t>
       </w:r>
-      <w:hyperlink r:id="rId16">
+      <w:hyperlink r:id="rId14">
         <w:r>
           <w:rPr>
             <w:lang w:val="zh_TW" w:bidi="zh_TW"/>
@@ -10391,20 +9150,6 @@
       </w:r>
       <w:r>
         <w:rPr>
-          <w:lang w:val="zh_TW" w:bidi="zh_TW"/>
-        </w:rPr>
-        <w:t>י֧וֹם חֹ֣שֶׁךְ וַ⁠אֲפֵלָ֗ה י֤וֹם עָנָן֙ וַ⁠עֲרָפֶ֔ל</w:t>
-      </w:r>
-    </w:p>
-    <w:p>
-      <w:pPr/>
-      <w:r>
-        <w:rPr>
-          <w:lang w:val="zh_TW" w:bidi="zh_TW"/>
-        </w:rPr>
-      </w:r>
-      <w:r>
-        <w:rPr>
           <w:b/>
           <w:lang w:val="zh_TW" w:bidi="zh_TW"/>
         </w:rPr>
@@ -10501,20 +9246,6 @@
       </w:r>
       <w:r>
         <w:rPr>
-          <w:lang w:val="zh_TW" w:bidi="zh_TW"/>
-        </w:rPr>
-        <w:t>חֹ֣שֶׁךְ וַ⁠אֲפֵלָ֗ה</w:t>
-      </w:r>
-    </w:p>
-    <w:p>
-      <w:pPr/>
-      <w:r>
-        <w:rPr>
-          <w:lang w:val="zh_TW" w:bidi="zh_TW"/>
-        </w:rPr>
-      </w:r>
-      <w:r>
-        <w:rPr>
           <w:b/>
           <w:lang w:val="zh_TW" w:bidi="zh_TW"/>
         </w:rPr>
@@ -10618,20 +9349,6 @@
       </w:r>
       <w:r>
         <w:rPr>
-          <w:lang w:val="zh_TW" w:bidi="zh_TW"/>
-        </w:rPr>
-        <w:t>עָנָן֙ וַ⁠עֲרָפֶ֔ל</w:t>
-      </w:r>
-    </w:p>
-    <w:p>
-      <w:pPr/>
-      <w:r>
-        <w:rPr>
-          <w:lang w:val="zh_TW" w:bidi="zh_TW"/>
-        </w:rPr>
-      </w:r>
-      <w:r>
-        <w:rPr>
           <w:b/>
           <w:lang w:val="zh_TW" w:bidi="zh_TW"/>
         </w:rPr>
@@ -10735,20 +9452,6 @@
       </w:r>
       <w:r>
         <w:rPr>
-          <w:lang w:val="zh_TW" w:bidi="zh_TW"/>
-        </w:rPr>
-        <w:t>כְּ⁠שַׁ֖חַר פָּרֻ֣שׂ עַל־הֶֽ⁠הָרִ֑ים</w:t>
-      </w:r>
-    </w:p>
-    <w:p>
-      <w:pPr/>
-      <w:r>
-        <w:rPr>
-          <w:lang w:val="zh_TW" w:bidi="zh_TW"/>
-        </w:rPr>
-      </w:r>
-      <w:r>
-        <w:rPr>
           <w:b/>
           <w:lang w:val="zh_TW" w:bidi="zh_TW"/>
         </w:rPr>
@@ -10832,20 +9535,6 @@
       </w:r>
       <w:r>
         <w:rPr>
-          <w:lang w:val="zh_TW" w:bidi="zh_TW"/>
-        </w:rPr>
-        <w:t>כְּ⁠שַׁ֖חַר פָּרֻ֣שׂ עַל־הֶֽ⁠הָרִ֑ים</w:t>
-      </w:r>
-    </w:p>
-    <w:p>
-      <w:pPr/>
-      <w:r>
-        <w:rPr>
-          <w:lang w:val="zh_TW" w:bidi="zh_TW"/>
-        </w:rPr>
-      </w:r>
-      <w:r>
-        <w:rPr>
           <w:b/>
           <w:lang w:val="zh_TW" w:bidi="zh_TW"/>
         </w:rPr>
@@ -10957,20 +9646,6 @@
       </w:r>
       <w:r>
         <w:rPr>
-          <w:lang w:val="zh_TW" w:bidi="zh_TW"/>
-        </w:rPr>
-        <w:t>כְּ⁠שַׁ֖חַר</w:t>
-      </w:r>
-    </w:p>
-    <w:p>
-      <w:pPr/>
-      <w:r>
-        <w:rPr>
-          <w:lang w:val="zh_TW" w:bidi="zh_TW"/>
-        </w:rPr>
-      </w:r>
-      <w:r>
-        <w:rPr>
           <w:b/>
           <w:lang w:val="zh_TW" w:bidi="zh_TW"/>
         </w:rPr>
@@ -11067,20 +9742,6 @@
       </w:r>
       <w:r>
         <w:rPr>
-          <w:lang w:val="zh_TW" w:bidi="zh_TW"/>
-        </w:rPr>
-        <w:t>עַ֚ם רַ֣ב וְ⁠עָצ֔וּם</w:t>
-      </w:r>
-    </w:p>
-    <w:p>
-      <w:pPr/>
-      <w:r>
-        <w:rPr>
-          <w:lang w:val="zh_TW" w:bidi="zh_TW"/>
-        </w:rPr>
-      </w:r>
-      <w:r>
-        <w:rPr>
           <w:b/>
           <w:lang w:val="zh_TW" w:bidi="zh_TW"/>
         </w:rPr>
@@ -11164,20 +9825,6 @@
       </w:r>
       <w:r>
         <w:rPr>
-          <w:lang w:val="zh_TW" w:bidi="zh_TW"/>
-        </w:rPr>
-        <w:t>עַ֚ם רַ֣ב וְ⁠עָצ֔וּם</w:t>
-      </w:r>
-    </w:p>
-    <w:p>
-      <w:pPr/>
-      <w:r>
-        <w:rPr>
-          <w:lang w:val="zh_TW" w:bidi="zh_TW"/>
-        </w:rPr>
-      </w:r>
-      <w:r>
-        <w:rPr>
           <w:b/>
           <w:lang w:val="zh_TW" w:bidi="zh_TW"/>
         </w:rPr>
@@ -11281,20 +9928,6 @@
       </w:r>
       <w:r>
         <w:rPr>
-          <w:lang w:val="zh_TW" w:bidi="zh_TW"/>
-        </w:rPr>
-        <w:t>כָּמֹ֗⁠הוּ לֹ֤א נִֽהְיָה֙ מִן־הָ֣⁠עוֹלָ֔ם וְ⁠אַֽחֲרָי⁠ו֙ לֹ֣א יוֹסֵ֔ף עַד־שְׁנֵ֖י דּ֥וֹר וָ⁠דֽוֹר</w:t>
-      </w:r>
-    </w:p>
-    <w:p>
-      <w:pPr/>
-      <w:r>
-        <w:rPr>
-          <w:lang w:val="zh_TW" w:bidi="zh_TW"/>
-        </w:rPr>
-      </w:r>
-      <w:r>
-        <w:rPr>
           <w:b/>
           <w:lang w:val="zh_TW" w:bidi="zh_TW"/>
         </w:rPr>
@@ -11378,20 +10011,6 @@
       </w:r>
       <w:r>
         <w:rPr>
-          <w:lang w:val="zh_TW" w:bidi="zh_TW"/>
-        </w:rPr>
-        <w:t>עַד־שְׁנֵ֖י דּ֥וֹר וָ⁠דֽוֹר</w:t>
-      </w:r>
-    </w:p>
-    <w:p>
-      <w:pPr/>
-      <w:r>
-        <w:rPr>
-          <w:lang w:val="zh_TW" w:bidi="zh_TW"/>
-        </w:rPr>
-      </w:r>
-      <w:r>
-        <w:rPr>
           <w:b/>
           <w:lang w:val="zh_TW" w:bidi="zh_TW"/>
         </w:rPr>
@@ -11475,20 +10094,6 @@
       </w:r>
       <w:r>
         <w:rPr>
-          <w:lang w:val="zh_TW" w:bidi="zh_TW"/>
-        </w:rPr>
-        <w:t>לְ⁠פָנָי⁠ו֙ אָ֣כְלָה אֵ֔שׁ וְ⁠אַחֲרָ֖י⁠ו תְּלַהֵ֣ט לֶֽהָבָ֑ה כְּ⁠גַן־עֵ֨דֶן הָ⁠אָ֜רֶץ לְ⁠פָנָ֗י⁠ו וְ⁠אַֽחֲרָי⁠ו֙ מִדְבַּ֣ר שְׁמָמָ֔ה וְ⁠גַם־פְּלֵיטָ֖ה לֹא־הָ֥יְתָה לּֽ⁠וֹ</w:t>
-      </w:r>
-    </w:p>
-    <w:p>
-      <w:pPr/>
-      <w:r>
-        <w:rPr>
-          <w:lang w:val="zh_TW" w:bidi="zh_TW"/>
-        </w:rPr>
-      </w:r>
-      <w:r>
-        <w:rPr>
           <w:b/>
           <w:lang w:val="zh_TW" w:bidi="zh_TW"/>
         </w:rPr>
@@ -11626,20 +10231,6 @@
       </w:r>
       <w:r>
         <w:rPr>
-          <w:lang w:val="zh_TW" w:bidi="zh_TW"/>
-        </w:rPr>
-        <w:t>לְ⁠פָנָי⁠ו֙ אָ֣כְלָה אֵ֔שׁ וְ⁠אַחֲרָ֖י⁠ו תְּלַהֵ֣ט לֶֽהָבָ֑ה</w:t>
-      </w:r>
-    </w:p>
-    <w:p>
-      <w:pPr/>
-      <w:r>
-        <w:rPr>
-          <w:lang w:val="zh_TW" w:bidi="zh_TW"/>
-        </w:rPr>
-      </w:r>
-      <w:r>
-        <w:rPr>
           <w:b/>
           <w:lang w:val="zh_TW" w:bidi="zh_TW"/>
         </w:rPr>
@@ -11749,20 +10340,6 @@
       </w:r>
       <w:r>
         <w:rPr>
-          <w:lang w:val="zh_TW" w:bidi="zh_TW"/>
-        </w:rPr>
-        <w:t>לְ⁠פָנָי⁠ו֙ אָ֣כְלָה אֵ֔שׁ</w:t>
-      </w:r>
-    </w:p>
-    <w:p>
-      <w:pPr/>
-      <w:r>
-        <w:rPr>
-          <w:lang w:val="zh_TW" w:bidi="zh_TW"/>
-        </w:rPr>
-      </w:r>
-      <w:r>
-        <w:rPr>
           <w:b/>
           <w:lang w:val="zh_TW" w:bidi="zh_TW"/>
         </w:rPr>
@@ -11859,20 +10436,6 @@
       </w:r>
       <w:r>
         <w:rPr>
-          <w:lang w:val="zh_TW" w:bidi="zh_TW"/>
-        </w:rPr>
-        <w:t>כְּ⁠גַן־עֵ֨דֶן הָ⁠אָ֜רֶץ לְ⁠פָנָ֗י⁠ו</w:t>
-      </w:r>
-    </w:p>
-    <w:p>
-      <w:pPr/>
-      <w:r>
-        <w:rPr>
-          <w:lang w:val="zh_TW" w:bidi="zh_TW"/>
-        </w:rPr>
-      </w:r>
-      <w:r>
-        <w:rPr>
           <w:b/>
           <w:lang w:val="zh_TW" w:bidi="zh_TW"/>
         </w:rPr>
@@ -11956,20 +10519,6 @@
       </w:r>
       <w:r>
         <w:rPr>
-          <w:lang w:val="zh_TW" w:bidi="zh_TW"/>
-        </w:rPr>
-        <w:t>מִדְבַּ֣ר שְׁמָמָ֔ה</w:t>
-      </w:r>
-    </w:p>
-    <w:p>
-      <w:pPr/>
-      <w:r>
-        <w:rPr>
-          <w:lang w:val="zh_TW" w:bidi="zh_TW"/>
-        </w:rPr>
-      </w:r>
-      <w:r>
-        <w:rPr>
           <w:b/>
           <w:lang w:val="zh_TW" w:bidi="zh_TW"/>
         </w:rPr>
@@ -12094,20 +10643,6 @@
       </w:r>
       <w:r>
         <w:rPr>
-          <w:lang w:val="zh_TW" w:bidi="zh_TW"/>
-        </w:rPr>
-        <w:t>וְ⁠גַם־פְּלֵיטָ֖ה לֹא־הָ֥יְתָה לּֽ⁠וֹ</w:t>
-      </w:r>
-    </w:p>
-    <w:p>
-      <w:pPr/>
-      <w:r>
-        <w:rPr>
-          <w:lang w:val="zh_TW" w:bidi="zh_TW"/>
-        </w:rPr>
-      </w:r>
-      <w:r>
-        <w:rPr>
           <w:b/>
           <w:lang w:val="zh_TW" w:bidi="zh_TW"/>
         </w:rPr>
@@ -12191,20 +10726,6 @@
       </w:r>
       <w:r>
         <w:rPr>
-          <w:lang w:val="zh_TW" w:bidi="zh_TW"/>
-        </w:rPr>
-        <w:t>פְּלֵיטָ֖ה לֹא־הָ֥יְתָה לּֽ⁠וֹ</w:t>
-      </w:r>
-    </w:p>
-    <w:p>
-      <w:pPr/>
-      <w:r>
-        <w:rPr>
-          <w:lang w:val="zh_TW" w:bidi="zh_TW"/>
-        </w:rPr>
-      </w:r>
-      <w:r>
-        <w:rPr>
           <w:b/>
           <w:lang w:val="zh_TW" w:bidi="zh_TW"/>
         </w:rPr>
@@ -12301,20 +10822,6 @@
       </w:r>
       <w:r>
         <w:rPr>
-          <w:lang w:val="zh_TW" w:bidi="zh_TW"/>
-        </w:rPr>
-        <w:t>כְּ⁠מַרְאֵ֥ה סוּסִ֖ים מַרְאֵ֑⁠הוּ</w:t>
-      </w:r>
-    </w:p>
-    <w:p>
-      <w:pPr/>
-      <w:r>
-        <w:rPr>
-          <w:lang w:val="zh_TW" w:bidi="zh_TW"/>
-        </w:rPr>
-      </w:r>
-      <w:r>
-        <w:rPr>
           <w:b/>
           <w:lang w:val="zh_TW" w:bidi="zh_TW"/>
         </w:rPr>
@@ -12398,20 +10905,6 @@
       </w:r>
       <w:r>
         <w:rPr>
-          <w:lang w:val="zh_TW" w:bidi="zh_TW"/>
-        </w:rPr>
-        <w:t>כְּ⁠מַרְאֵ֥ה &amp; מַרְאֵ֑⁠הוּ</w:t>
-      </w:r>
-    </w:p>
-    <w:p>
-      <w:pPr/>
-      <w:r>
-        <w:rPr>
-          <w:lang w:val="zh_TW" w:bidi="zh_TW"/>
-        </w:rPr>
-      </w:r>
-      <w:r>
-        <w:rPr>
           <w:b/>
           <w:lang w:val="zh_TW" w:bidi="zh_TW"/>
         </w:rPr>
@@ -12495,20 +10988,6 @@
       </w:r>
       <w:r>
         <w:rPr>
-          <w:lang w:val="zh_TW" w:bidi="zh_TW"/>
-        </w:rPr>
-        <w:t>וּ⁠כְ⁠פָרָשִׁ֖ים כֵּ֥ן יְרוּצֽוּ⁠ן</w:t>
-      </w:r>
-    </w:p>
-    <w:p>
-      <w:pPr/>
-      <w:r>
-        <w:rPr>
-          <w:lang w:val="zh_TW" w:bidi="zh_TW"/>
-        </w:rPr>
-      </w:r>
-      <w:r>
-        <w:rPr>
           <w:b/>
           <w:lang w:val="zh_TW" w:bidi="zh_TW"/>
         </w:rPr>
@@ -12592,20 +11071,6 @@
       </w:r>
       <w:r>
         <w:rPr>
-          <w:lang w:val="zh_TW" w:bidi="zh_TW"/>
-        </w:rPr>
-        <w:t>כְּ⁠ק֣וֹל מַרְכָּב֗וֹת עַל־רָאשֵׁ֤י הֶֽ⁠הָרִים֙ יְרַקֵּד֔וּ⁠ן</w:t>
-      </w:r>
-    </w:p>
-    <w:p>
-      <w:pPr/>
-      <w:r>
-        <w:rPr>
-          <w:lang w:val="zh_TW" w:bidi="zh_TW"/>
-        </w:rPr>
-      </w:r>
-      <w:r>
-        <w:rPr>
           <w:b/>
           <w:lang w:val="zh_TW" w:bidi="zh_TW"/>
         </w:rPr>
@@ -12689,20 +11154,6 @@
       </w:r>
       <w:r>
         <w:rPr>
-          <w:lang w:val="zh_TW" w:bidi="zh_TW"/>
-        </w:rPr>
-        <w:t>כְּ⁠קוֹל֙ לַ֣הַב אֵ֔שׁ אֹכְלָ֖ה קָ֑שׁ</w:t>
-      </w:r>
-    </w:p>
-    <w:p>
-      <w:pPr/>
-      <w:r>
-        <w:rPr>
-          <w:lang w:val="zh_TW" w:bidi="zh_TW"/>
-        </w:rPr>
-      </w:r>
-      <w:r>
-        <w:rPr>
           <w:b/>
           <w:lang w:val="zh_TW" w:bidi="zh_TW"/>
         </w:rPr>
@@ -12786,20 +11237,6 @@
       </w:r>
       <w:r>
         <w:rPr>
-          <w:lang w:val="zh_TW" w:bidi="zh_TW"/>
-        </w:rPr>
-        <w:t>כְּ⁠עַ֣ם עָצ֔וּם עֱר֖וּךְ מִלְחָמָֽה</w:t>
-      </w:r>
-    </w:p>
-    <w:p>
-      <w:pPr/>
-      <w:r>
-        <w:rPr>
-          <w:lang w:val="zh_TW" w:bidi="zh_TW"/>
-        </w:rPr>
-      </w:r>
-      <w:r>
-        <w:rPr>
           <w:b/>
           <w:lang w:val="zh_TW" w:bidi="zh_TW"/>
         </w:rPr>
@@ -12911,20 +11348,6 @@
       </w:r>
       <w:r>
         <w:rPr>
-          <w:lang w:val="zh_TW" w:bidi="zh_TW"/>
-        </w:rPr>
-        <w:t>כְּ⁠עַ֣ם עָצ֔וּם עֱר֖וּךְ מִלְחָמָֽה</w:t>
-      </w:r>
-    </w:p>
-    <w:p>
-      <w:pPr/>
-      <w:r>
-        <w:rPr>
-          <w:lang w:val="zh_TW" w:bidi="zh_TW"/>
-        </w:rPr>
-      </w:r>
-      <w:r>
-        <w:rPr>
           <w:b/>
           <w:lang w:val="zh_TW" w:bidi="zh_TW"/>
         </w:rPr>
@@ -13008,20 +11431,6 @@
       </w:r>
       <w:r>
         <w:rPr>
-          <w:lang w:val="zh_TW" w:bidi="zh_TW"/>
-        </w:rPr>
-        <w:t>כְּ⁠עַ֣ם עָצ֔וּם עֱר֖וּךְ מִלְחָמָֽה</w:t>
-      </w:r>
-    </w:p>
-    <w:p>
-      <w:pPr/>
-      <w:r>
-        <w:rPr>
-          <w:lang w:val="zh_TW" w:bidi="zh_TW"/>
-        </w:rPr>
-      </w:r>
-      <w:r>
-        <w:rPr>
           <w:b/>
           <w:lang w:val="zh_TW" w:bidi="zh_TW"/>
         </w:rPr>
@@ -13117,20 +11526,6 @@
       </w:r>
       <w:r>
         <w:rPr>
-          <w:lang w:val="zh_TW" w:bidi="zh_TW"/>
-        </w:rPr>
-        <w:t>יָחִ֣ילוּ</w:t>
-      </w:r>
-    </w:p>
-    <w:p>
-      <w:pPr/>
-      <w:r>
-        <w:rPr>
-          <w:lang w:val="zh_TW" w:bidi="zh_TW"/>
-        </w:rPr>
-      </w:r>
-      <w:r>
-        <w:rPr>
           <w:b/>
           <w:lang w:val="zh_TW" w:bidi="zh_TW"/>
         </w:rPr>
@@ -13255,20 +11650,6 @@
       </w:r>
       <w:r>
         <w:rPr>
-          <w:lang w:val="zh_TW" w:bidi="zh_TW"/>
-        </w:rPr>
-        <w:t>קִבְּצ֥וּ פָארֽוּר</w:t>
-      </w:r>
-    </w:p>
-    <w:p>
-      <w:pPr/>
-      <w:r>
-        <w:rPr>
-          <w:lang w:val="zh_TW" w:bidi="zh_TW"/>
-        </w:rPr>
-      </w:r>
-      <w:r>
-        <w:rPr>
           <w:b/>
           <w:lang w:val="zh_TW" w:bidi="zh_TW"/>
         </w:rPr>
@@ -13365,20 +11746,6 @@
       </w:r>
       <w:r>
         <w:rPr>
-          <w:lang w:val="zh_TW" w:bidi="zh_TW"/>
-        </w:rPr>
-        <w:t>כְּ⁠גִבּוֹרִ֣ים יְרֻצ֔וּ⁠ן</w:t>
-      </w:r>
-    </w:p>
-    <w:p>
-      <w:pPr/>
-      <w:r>
-        <w:rPr>
-          <w:lang w:val="zh_TW" w:bidi="zh_TW"/>
-        </w:rPr>
-      </w:r>
-      <w:r>
-        <w:rPr>
           <w:b/>
           <w:lang w:val="zh_TW" w:bidi="zh_TW"/>
         </w:rPr>
@@ -13462,20 +11829,6 @@
       </w:r>
       <w:r>
         <w:rPr>
-          <w:lang w:val="zh_TW" w:bidi="zh_TW"/>
-        </w:rPr>
-        <w:t>כְּ⁠אַנְשֵׁ֥י מִלְחָמָ֖ה יַעֲל֣וּ חוֹמָ֑ה</w:t>
-      </w:r>
-    </w:p>
-    <w:p>
-      <w:pPr/>
-      <w:r>
-        <w:rPr>
-          <w:lang w:val="zh_TW" w:bidi="zh_TW"/>
-        </w:rPr>
-      </w:r>
-      <w:r>
-        <w:rPr>
           <w:b/>
           <w:lang w:val="zh_TW" w:bidi="zh_TW"/>
         </w:rPr>
@@ -13559,20 +11912,6 @@
       </w:r>
       <w:r>
         <w:rPr>
-          <w:lang w:val="zh_TW" w:bidi="zh_TW"/>
-        </w:rPr>
-        <w:t>כְּ⁠אַנְשֵׁ֥י מִלְחָמָ֖ה</w:t>
-      </w:r>
-    </w:p>
-    <w:p>
-      <w:pPr/>
-      <w:r>
-        <w:rPr>
-          <w:lang w:val="zh_TW" w:bidi="zh_TW"/>
-        </w:rPr>
-      </w:r>
-      <w:r>
-        <w:rPr>
           <w:b/>
           <w:lang w:val="zh_TW" w:bidi="zh_TW"/>
         </w:rPr>
@@ -13697,20 +12036,6 @@
       </w:r>
       <w:r>
         <w:rPr>
-          <w:lang w:val="zh_TW" w:bidi="zh_TW"/>
-        </w:rPr>
-        <w:t>חוֹמָ֑ה</w:t>
-      </w:r>
-    </w:p>
-    <w:p>
-      <w:pPr/>
-      <w:r>
-        <w:rPr>
-          <w:lang w:val="zh_TW" w:bidi="zh_TW"/>
-        </w:rPr>
-      </w:r>
-      <w:r>
-        <w:rPr>
           <w:b/>
           <w:lang w:val="zh_TW" w:bidi="zh_TW"/>
         </w:rPr>
@@ -13807,20 +12132,6 @@
       </w:r>
       <w:r>
         <w:rPr>
-          <w:lang w:val="zh_TW" w:bidi="zh_TW"/>
-        </w:rPr>
-        <w:t>וְ⁠אִ֤ישׁ בִּ⁠דְרָכָי⁠ו֙</w:t>
-      </w:r>
-    </w:p>
-    <w:p>
-      <w:pPr/>
-      <w:r>
-        <w:rPr>
-          <w:lang w:val="zh_TW" w:bidi="zh_TW"/>
-        </w:rPr>
-      </w:r>
-      <w:r>
-        <w:rPr>
           <w:b/>
           <w:lang w:val="zh_TW" w:bidi="zh_TW"/>
         </w:rPr>
@@ -13958,20 +12269,6 @@
       </w:r>
       <w:r>
         <w:rPr>
-          <w:lang w:val="zh_TW" w:bidi="zh_TW"/>
-        </w:rPr>
-        <w:t>וְ⁠לֹ֥א יְעַבְּט֖וּ⁠ן אֹרְחוֹתָֽ⁠ם</w:t>
-      </w:r>
-    </w:p>
-    <w:p>
-      <w:pPr/>
-      <w:r>
-        <w:rPr>
-          <w:lang w:val="zh_TW" w:bidi="zh_TW"/>
-        </w:rPr>
-      </w:r>
-      <w:r>
-        <w:rPr>
           <w:b/>
           <w:lang w:val="zh_TW" w:bidi="zh_TW"/>
         </w:rPr>
@@ -14067,20 +12364,6 @@
       </w:r>
       <w:r>
         <w:rPr>
-          <w:lang w:val="zh_TW" w:bidi="zh_TW"/>
-        </w:rPr>
-        <w:t>וְ⁠לֹ֥א יְעַבְּט֖וּ⁠ן אֹרְחוֹתָֽ⁠ם</w:t>
-      </w:r>
-    </w:p>
-    <w:p>
-      <w:pPr/>
-      <w:r>
-        <w:rPr>
-          <w:lang w:val="zh_TW" w:bidi="zh_TW"/>
-        </w:rPr>
-      </w:r>
-      <w:r>
-        <w:rPr>
           <w:b/>
           <w:lang w:val="zh_TW" w:bidi="zh_TW"/>
         </w:rPr>
@@ -14164,20 +12447,6 @@
       </w:r>
       <w:r>
         <w:rPr>
-          <w:lang w:val="zh_TW" w:bidi="zh_TW"/>
-        </w:rPr>
-        <w:t>וְ⁠אִ֤ישׁ אָחִי⁠ו֙ לֹ֣א יִדְחָק֔וּ⁠ן</w:t>
-      </w:r>
-    </w:p>
-    <w:p>
-      <w:pPr/>
-      <w:r>
-        <w:rPr>
-          <w:lang w:val="zh_TW" w:bidi="zh_TW"/>
-        </w:rPr>
-      </w:r>
-      <w:r>
-        <w:rPr>
           <w:b/>
           <w:lang w:val="zh_TW" w:bidi="zh_TW"/>
         </w:rPr>
@@ -14315,20 +12584,6 @@
       </w:r>
       <w:r>
         <w:rPr>
-          <w:lang w:val="zh_TW" w:bidi="zh_TW"/>
-        </w:rPr>
-        <w:t>גֶּ֥בֶר בִּ⁠מְסִלָּת֖⁠וֹ יֵֽלֵכ֑וּ⁠ן</w:t>
-      </w:r>
-    </w:p>
-    <w:p>
-      <w:pPr/>
-      <w:r>
-        <w:rPr>
-          <w:lang w:val="zh_TW" w:bidi="zh_TW"/>
-        </w:rPr>
-      </w:r>
-      <w:r>
-        <w:rPr>
           <w:b/>
           <w:lang w:val="zh_TW" w:bidi="zh_TW"/>
         </w:rPr>
@@ -14466,20 +12721,6 @@
       </w:r>
       <w:r>
         <w:rPr>
-          <w:lang w:val="zh_TW" w:bidi="zh_TW"/>
-        </w:rPr>
-        <w:t>וּ⁠בְעַ֥ד הַ⁠שֶּׁ֛לַח יִפֹּ֖לוּ לֹ֥א יִבְצָֽעוּ</w:t>
-      </w:r>
-    </w:p>
-    <w:p>
-      <w:pPr/>
-      <w:r>
-        <w:rPr>
-          <w:lang w:val="zh_TW" w:bidi="zh_TW"/>
-        </w:rPr>
-      </w:r>
-      <w:r>
-        <w:rPr>
           <w:b/>
           <w:lang w:val="zh_TW" w:bidi="zh_TW"/>
         </w:rPr>
@@ -14563,20 +12804,6 @@
       </w:r>
       <w:r>
         <w:rPr>
-          <w:lang w:val="zh_TW" w:bidi="zh_TW"/>
-        </w:rPr>
-        <w:t>בָּ⁠עִ֣יר יָשֹׁ֗קּוּ בַּֽ⁠חוֹמָה֙ יְרֻצ֔וּ⁠ן בַּ⁠בָּתִּ֖ים יַעֲל֑וּ בְּעַ֧ד הַ⁠חַלּוֹנִ֛ים יָבֹ֖אוּ כַּ⁠גַּנָּֽב</w:t>
-      </w:r>
-    </w:p>
-    <w:p>
-      <w:pPr/>
-      <w:r>
-        <w:rPr>
-          <w:lang w:val="zh_TW" w:bidi="zh_TW"/>
-        </w:rPr>
-      </w:r>
-      <w:r>
-        <w:rPr>
           <w:b/>
           <w:lang w:val="zh_TW" w:bidi="zh_TW"/>
         </w:rPr>
@@ -14660,20 +12887,6 @@
       </w:r>
       <w:r>
         <w:rPr>
-          <w:lang w:val="zh_TW" w:bidi="zh_TW"/>
-        </w:rPr>
-        <w:t>בְּעַ֧ד הַ⁠חַלּוֹנִ֛ים יָבֹ֖אוּ כַּ⁠גַּנָּֽב</w:t>
-      </w:r>
-    </w:p>
-    <w:p>
-      <w:pPr/>
-      <w:r>
-        <w:rPr>
-          <w:lang w:val="zh_TW" w:bidi="zh_TW"/>
-        </w:rPr>
-      </w:r>
-      <w:r>
-        <w:rPr>
           <w:b/>
           <w:lang w:val="zh_TW" w:bidi="zh_TW"/>
         </w:rPr>
@@ -14769,20 +12982,6 @@
       </w:r>
       <w:r>
         <w:rPr>
-          <w:lang w:val="zh_TW" w:bidi="zh_TW"/>
-        </w:rPr>
-        <w:t>לְ⁠פָנָי⁠ו֙ רָ֣גְזָה אֶ֔רֶץ רָעֲשׁ֖וּ שָׁמָ֑יִם</w:t>
-      </w:r>
-    </w:p>
-    <w:p>
-      <w:pPr/>
-      <w:r>
-        <w:rPr>
-          <w:lang w:val="zh_TW" w:bidi="zh_TW"/>
-        </w:rPr>
-      </w:r>
-      <w:r>
-        <w:rPr>
           <w:b/>
           <w:lang w:val="zh_TW" w:bidi="zh_TW"/>
         </w:rPr>
@@ -14878,20 +13077,6 @@
       </w:r>
       <w:r>
         <w:rPr>
-          <w:lang w:val="zh_TW" w:bidi="zh_TW"/>
-        </w:rPr>
-        <w:t>שֶׁ֤מֶשׁ וְ⁠יָרֵ֨חַ֙ קָדָ֔רוּ</w:t>
-      </w:r>
-    </w:p>
-    <w:p>
-      <w:pPr/>
-      <w:r>
-        <w:rPr>
-          <w:lang w:val="zh_TW" w:bidi="zh_TW"/>
-        </w:rPr>
-      </w:r>
-      <w:r>
-        <w:rPr>
           <w:b/>
           <w:lang w:val="zh_TW" w:bidi="zh_TW"/>
         </w:rPr>
@@ -15013,20 +13198,6 @@
       </w:r>
       <w:r>
         <w:rPr>
-          <w:lang w:val="zh_TW" w:bidi="zh_TW"/>
-        </w:rPr>
-        <w:t>וְ⁠כוֹכָבִ֖ים אָסְפ֥וּ נָגְהָֽ⁠ם</w:t>
-      </w:r>
-    </w:p>
-    <w:p>
-      <w:pPr/>
-      <w:r>
-        <w:rPr>
-          <w:lang w:val="zh_TW" w:bidi="zh_TW"/>
-        </w:rPr>
-      </w:r>
-      <w:r>
-        <w:rPr>
           <w:b/>
           <w:lang w:val="zh_TW" w:bidi="zh_TW"/>
         </w:rPr>
@@ -15176,20 +13347,6 @@
       </w:r>
       <w:r>
         <w:rPr>
-          <w:lang w:val="zh_TW" w:bidi="zh_TW"/>
-        </w:rPr>
-        <w:t>קוֹל⁠וֹ֙</w:t>
-      </w:r>
-    </w:p>
-    <w:p>
-      <w:pPr/>
-      <w:r>
-        <w:rPr>
-          <w:lang w:val="zh_TW" w:bidi="zh_TW"/>
-        </w:rPr>
-      </w:r>
-      <w:r>
-        <w:rPr>
           <w:b/>
           <w:lang w:val="zh_TW" w:bidi="zh_TW"/>
         </w:rPr>
@@ -15298,20 +13455,6 @@
       </w:r>
       <w:r>
         <w:rPr>
-          <w:lang w:val="zh_TW" w:bidi="zh_TW"/>
-        </w:rPr>
-        <w:t>מַחֲנֵ֔⁠הוּ</w:t>
-      </w:r>
-    </w:p>
-    <w:p>
-      <w:pPr/>
-      <w:r>
-        <w:rPr>
-          <w:lang w:val="zh_TW" w:bidi="zh_TW"/>
-        </w:rPr>
-      </w:r>
-      <w:r>
-        <w:rPr>
           <w:b/>
           <w:lang w:val="zh_TW" w:bidi="zh_TW"/>
         </w:rPr>
@@ -15448,20 +13591,6 @@
       </w:r>
       <w:r>
         <w:rPr>
-          <w:lang w:val="zh_TW" w:bidi="zh_TW"/>
-        </w:rPr>
-        <w:t>דְבָר֑⁠וֹ</w:t>
-      </w:r>
-    </w:p>
-    <w:p>
-      <w:pPr/>
-      <w:r>
-        <w:rPr>
-          <w:lang w:val="zh_TW" w:bidi="zh_TW"/>
-        </w:rPr>
-      </w:r>
-      <w:r>
-        <w:rPr>
           <w:b/>
           <w:lang w:val="zh_TW" w:bidi="zh_TW"/>
         </w:rPr>
@@ -15598,20 +13727,6 @@
       </w:r>
       <w:r>
         <w:rPr>
-          <w:lang w:val="zh_TW" w:bidi="zh_TW"/>
-        </w:rPr>
-        <w:t>כִּֽי־גָד֧וֹל יוֹם־יְהוָ֛ה וְ⁠נוֹרָ֥א מְאֹ֖ד וּ⁠מִ֥י יְכִילֶֽ⁠נּוּ</w:t>
-      </w:r>
-    </w:p>
-    <w:p>
-      <w:pPr/>
-      <w:r>
-        <w:rPr>
-          <w:lang w:val="zh_TW" w:bidi="zh_TW"/>
-        </w:rPr>
-      </w:r>
-      <w:r>
-        <w:rPr>
           <w:b/>
           <w:lang w:val="zh_TW" w:bidi="zh_TW"/>
         </w:rPr>
@@ -15726,7 +13841,7 @@
         </w:rPr>
         <w:t>看看你在</w:t>
       </w:r>
-      <w:hyperlink r:id="rId16">
+      <w:hyperlink r:id="rId14">
         <w:r>
           <w:rPr>
             <w:lang w:val="zh_TW" w:bidi="zh_TW"/>
@@ -15808,20 +13923,6 @@
       </w:r>
       <w:r>
         <w:rPr>
-          <w:lang w:val="zh_TW" w:bidi="zh_TW"/>
-        </w:rPr>
-        <w:t>וְ⁠גַם־עַתָּה֙ נְאֻם־יְהוָ֔ה שֻׁ֥בוּ עָדַ֖⁠י</w:t>
-      </w:r>
-    </w:p>
-    <w:p>
-      <w:pPr/>
-      <w:r>
-        <w:rPr>
-          <w:lang w:val="zh_TW" w:bidi="zh_TW"/>
-        </w:rPr>
-      </w:r>
-      <w:r>
-        <w:rPr>
           <w:b/>
           <w:lang w:val="zh_TW" w:bidi="zh_TW"/>
         </w:rPr>
@@ -15918,20 +14019,6 @@
       </w:r>
       <w:r>
         <w:rPr>
-          <w:lang w:val="zh_TW" w:bidi="zh_TW"/>
-        </w:rPr>
-        <w:t>שֻׁ֥בוּ</w:t>
-      </w:r>
-    </w:p>
-    <w:p>
-      <w:pPr/>
-      <w:r>
-        <w:rPr>
-          <w:lang w:val="zh_TW" w:bidi="zh_TW"/>
-        </w:rPr>
-      </w:r>
-      <w:r>
-        <w:rPr>
           <w:b/>
           <w:lang w:val="zh_TW" w:bidi="zh_TW"/>
         </w:rPr>
@@ -16028,20 +14115,6 @@
       </w:r>
       <w:r>
         <w:rPr>
-          <w:lang w:val="zh_TW" w:bidi="zh_TW"/>
-        </w:rPr>
-        <w:t>שֻׁ֥בוּ עָדַ֖⁠י בְּ⁠כָל־לְבַבְ⁠כֶ֑ם</w:t>
-      </w:r>
-    </w:p>
-    <w:p>
-      <w:pPr/>
-      <w:r>
-        <w:rPr>
-          <w:lang w:val="zh_TW" w:bidi="zh_TW"/>
-        </w:rPr>
-      </w:r>
-      <w:r>
-        <w:rPr>
           <w:b/>
           <w:lang w:val="zh_TW" w:bidi="zh_TW"/>
         </w:rPr>
@@ -16151,20 +14224,6 @@
       </w:r>
       <w:r>
         <w:rPr>
-          <w:lang w:val="zh_TW" w:bidi="zh_TW"/>
-        </w:rPr>
-        <w:t>לְבַבְ⁠כֶ֑ם</w:t>
-      </w:r>
-    </w:p>
-    <w:p>
-      <w:pPr/>
-      <w:r>
-        <w:rPr>
-          <w:lang w:val="zh_TW" w:bidi="zh_TW"/>
-        </w:rPr>
-      </w:r>
-      <w:r>
-        <w:rPr>
           <w:b/>
           <w:lang w:val="zh_TW" w:bidi="zh_TW"/>
         </w:rPr>
@@ -16275,20 +14334,6 @@
       </w:r>
       <w:r>
         <w:rPr>
-          <w:lang w:val="zh_TW" w:bidi="zh_TW"/>
-        </w:rPr>
-        <w:t>וְ⁠קִרְע֤וּ לְבַבְ⁠כֶם֙ וְ⁠אַל־בִּגְדֵי⁠כֶ֔ם</w:t>
-      </w:r>
-    </w:p>
-    <w:p>
-      <w:pPr/>
-      <w:r>
-        <w:rPr>
-          <w:lang w:val="zh_TW" w:bidi="zh_TW"/>
-        </w:rPr>
-      </w:r>
-      <w:r>
-        <w:rPr>
           <w:b/>
           <w:lang w:val="zh_TW" w:bidi="zh_TW"/>
         </w:rPr>
@@ -16372,20 +14417,6 @@
       </w:r>
       <w:r>
         <w:rPr>
-          <w:lang w:val="zh_TW" w:bidi="zh_TW"/>
-        </w:rPr>
-        <w:t>וְ⁠קִרְע֤וּ לְבַבְ⁠כֶם֙ וְ⁠אַל־בִּגְדֵי⁠כֶ֔ם וְ⁠שׁ֖וּבוּ אֶל־יְהוָ֣ה אֱלֹֽהֵי⁠כֶ֑ם</w:t>
-      </w:r>
-    </w:p>
-    <w:p>
-      <w:pPr/>
-      <w:r>
-        <w:rPr>
-          <w:lang w:val="zh_TW" w:bidi="zh_TW"/>
-        </w:rPr>
-      </w:r>
-      <w:r>
-        <w:rPr>
           <w:b/>
           <w:lang w:val="zh_TW" w:bidi="zh_TW"/>
         </w:rPr>
@@ -16469,20 +14500,6 @@
       </w:r>
       <w:r>
         <w:rPr>
-          <w:lang w:val="zh_TW" w:bidi="zh_TW"/>
-        </w:rPr>
-        <w:t>אֶ֤רֶךְ אַפַּ֨יִם֙</w:t>
-      </w:r>
-    </w:p>
-    <w:p>
-      <w:pPr/>
-      <w:r>
-        <w:rPr>
-          <w:lang w:val="zh_TW" w:bidi="zh_TW"/>
-        </w:rPr>
-      </w:r>
-      <w:r>
-        <w:rPr>
           <w:b/>
           <w:lang w:val="zh_TW" w:bidi="zh_TW"/>
         </w:rPr>
@@ -16607,20 +14624,6 @@
       </w:r>
       <w:r>
         <w:rPr>
-          <w:lang w:val="zh_TW" w:bidi="zh_TW"/>
-        </w:rPr>
-        <w:t>וְ⁠רַב־חֶ֔סֶד</w:t>
-      </w:r>
-    </w:p>
-    <w:p>
-      <w:pPr/>
-      <w:r>
-        <w:rPr>
-          <w:lang w:val="zh_TW" w:bidi="zh_TW"/>
-        </w:rPr>
-      </w:r>
-      <w:r>
-        <w:rPr>
           <w:b/>
           <w:lang w:val="zh_TW" w:bidi="zh_TW"/>
         </w:rPr>
@@ -16717,20 +14720,6 @@
       </w:r>
       <w:r>
         <w:rPr>
-          <w:lang w:val="zh_TW" w:bidi="zh_TW"/>
-        </w:rPr>
-        <w:t>מִ֥י יוֹדֵ֖עַ יָשׁ֣וּב וְ⁠נִחָ֑ם וְ⁠הִשְׁאִ֤יר אַֽחֲרָי⁠ו֙ בְּרָכָ֔ה</w:t>
-      </w:r>
-    </w:p>
-    <w:p>
-      <w:pPr/>
-      <w:r>
-        <w:rPr>
-          <w:lang w:val="zh_TW" w:bidi="zh_TW"/>
-        </w:rPr>
-      </w:r>
-      <w:r>
-        <w:rPr>
           <w:b/>
           <w:lang w:val="zh_TW" w:bidi="zh_TW"/>
         </w:rPr>
@@ -16842,20 +14831,6 @@
       </w:r>
       <w:r>
         <w:rPr>
-          <w:lang w:val="zh_TW" w:bidi="zh_TW"/>
-        </w:rPr>
-        <w:t>יָשׁ֣וּב וְ⁠נִחָ֑ם</w:t>
-      </w:r>
-    </w:p>
-    <w:p>
-      <w:pPr/>
-      <w:r>
-        <w:rPr>
-          <w:lang w:val="zh_TW" w:bidi="zh_TW"/>
-        </w:rPr>
-      </w:r>
-      <w:r>
-        <w:rPr>
           <w:b/>
           <w:lang w:val="zh_TW" w:bidi="zh_TW"/>
         </w:rPr>
@@ -16959,20 +14934,6 @@
       </w:r>
       <w:r>
         <w:rPr>
-          <w:lang w:val="zh_TW" w:bidi="zh_TW"/>
-        </w:rPr>
-        <w:t>וְ⁠הִשְׁאִ֤יר &amp; בְּרָכָ֔ה</w:t>
-      </w:r>
-    </w:p>
-    <w:p>
-      <w:pPr/>
-      <w:r>
-        <w:rPr>
-          <w:lang w:val="zh_TW" w:bidi="zh_TW"/>
-        </w:rPr>
-      </w:r>
-      <w:r>
-        <w:rPr>
           <w:b/>
           <w:lang w:val="zh_TW" w:bidi="zh_TW"/>
         </w:rPr>
@@ -17069,20 +15030,6 @@
       </w:r>
       <w:r>
         <w:rPr>
-          <w:lang w:val="zh_TW" w:bidi="zh_TW"/>
-        </w:rPr>
-        <w:t>אֱלֹהֵי⁠כֶֽם</w:t>
-      </w:r>
-    </w:p>
-    <w:p>
-      <w:pPr/>
-      <w:r>
-        <w:rPr>
-          <w:lang w:val="zh_TW" w:bidi="zh_TW"/>
-        </w:rPr>
-      </w:r>
-      <w:r>
-        <w:rPr>
           <w:b/>
           <w:lang w:val="zh_TW" w:bidi="zh_TW"/>
         </w:rPr>
@@ -17179,20 +15126,6 @@
       </w:r>
       <w:r>
         <w:rPr>
-          <w:lang w:val="zh_TW" w:bidi="zh_TW"/>
-        </w:rPr>
-        <w:t>צ֖וֹם</w:t>
-      </w:r>
-    </w:p>
-    <w:p>
-      <w:pPr/>
-      <w:r>
-        <w:rPr>
-          <w:lang w:val="zh_TW" w:bidi="zh_TW"/>
-        </w:rPr>
-      </w:r>
-      <w:r>
-        <w:rPr>
           <w:b/>
           <w:lang w:val="zh_TW" w:bidi="zh_TW"/>
         </w:rPr>
@@ -17289,20 +15222,6 @@
       </w:r>
       <w:r>
         <w:rPr>
-          <w:lang w:val="zh_TW" w:bidi="zh_TW"/>
-        </w:rPr>
-        <w:t>קַדְּשׁוּ־צ֖וֹם קִרְא֥וּ עֲצָרָֽה</w:t>
-      </w:r>
-    </w:p>
-    <w:p>
-      <w:pPr/>
-      <w:r>
-        <w:rPr>
-          <w:lang w:val="zh_TW" w:bidi="zh_TW"/>
-        </w:rPr>
-      </w:r>
-      <w:r>
-        <w:rPr>
           <w:b/>
           <w:lang w:val="zh_TW" w:bidi="zh_TW"/>
         </w:rPr>
@@ -17386,20 +15305,6 @@
       </w:r>
       <w:r>
         <w:rPr>
-          <w:lang w:val="zh_TW" w:bidi="zh_TW"/>
-        </w:rPr>
-        <w:t>קִבְצ֣וּ זְקֵנִ֔ים אִסְפוּ֙ עֽוֹלָלִ֔ים וְ⁠יֹנְקֵ֖י שָׁדָ֑יִם</w:t>
-      </w:r>
-    </w:p>
-    <w:p>
-      <w:pPr/>
-      <w:r>
-        <w:rPr>
-          <w:lang w:val="zh_TW" w:bidi="zh_TW"/>
-        </w:rPr>
-      </w:r>
-      <w:r>
-        <w:rPr>
           <w:b/>
           <w:lang w:val="zh_TW" w:bidi="zh_TW"/>
         </w:rPr>
@@ -17483,20 +15388,6 @@
       </w:r>
       <w:r>
         <w:rPr>
-          <w:lang w:val="zh_TW" w:bidi="zh_TW"/>
-        </w:rPr>
-        <w:t>יֵצֵ֤א חָתָן֙ מֵֽ⁠חֶדְר֔⁠וֹ וְ⁠כַלָּ֖ה מֵ⁠חֻפָּתָֽ⁠הּ</w:t>
-      </w:r>
-    </w:p>
-    <w:p>
-      <w:pPr/>
-      <w:r>
-        <w:rPr>
-          <w:lang w:val="zh_TW" w:bidi="zh_TW"/>
-        </w:rPr>
-      </w:r>
-      <w:r>
-        <w:rPr>
           <w:b/>
           <w:lang w:val="zh_TW" w:bidi="zh_TW"/>
         </w:rPr>
@@ -17580,20 +15471,6 @@
       </w:r>
       <w:r>
         <w:rPr>
-          <w:lang w:val="zh_TW" w:bidi="zh_TW"/>
-        </w:rPr>
-        <w:t>בֵּ֤ין הָ⁠אוּלָם֙ וְ⁠לַ⁠מִּזְבֵּ֔חַ</w:t>
-      </w:r>
-    </w:p>
-    <w:p>
-      <w:pPr/>
-      <w:r>
-        <w:rPr>
-          <w:lang w:val="zh_TW" w:bidi="zh_TW"/>
-        </w:rPr>
-      </w:r>
-      <w:r>
-        <w:rPr>
           <w:b/>
           <w:lang w:val="zh_TW" w:bidi="zh_TW"/>
         </w:rPr>
@@ -17677,20 +15554,6 @@
       </w:r>
       <w:r>
         <w:rPr>
-          <w:lang w:val="zh_TW" w:bidi="zh_TW"/>
-        </w:rPr>
-        <w:t>וְ⁠אַל־תִּתֵּ֨ן נַחֲלָתְ⁠ךָ֤ לְ⁠חֶרְפָּה֙</w:t>
-      </w:r>
-    </w:p>
-    <w:p>
-      <w:pPr/>
-      <w:r>
-        <w:rPr>
-          <w:lang w:val="zh_TW" w:bidi="zh_TW"/>
-        </w:rPr>
-      </w:r>
-      <w:r>
-        <w:rPr>
           <w:b/>
           <w:lang w:val="zh_TW" w:bidi="zh_TW"/>
         </w:rPr>
@@ -17787,20 +15650,6 @@
       </w:r>
       <w:r>
         <w:rPr>
-          <w:lang w:val="zh_TW" w:bidi="zh_TW"/>
-        </w:rPr>
-        <w:t>נַחֲלָתְ⁠ךָ֤</w:t>
-      </w:r>
-    </w:p>
-    <w:p>
-      <w:pPr/>
-      <w:r>
-        <w:rPr>
-          <w:lang w:val="zh_TW" w:bidi="zh_TW"/>
-        </w:rPr>
-      </w:r>
-      <w:r>
-        <w:rPr>
           <w:b/>
           <w:lang w:val="zh_TW" w:bidi="zh_TW"/>
         </w:rPr>
@@ -17884,20 +15733,6 @@
       </w:r>
       <w:r>
         <w:rPr>
-          <w:lang w:val="zh_TW" w:bidi="zh_TW"/>
-        </w:rPr>
-        <w:t>לִ⁠מְשָׁל־בָּ֣⁠ם גּוֹיִ֔ם</w:t>
-      </w:r>
-    </w:p>
-    <w:p>
-      <w:pPr/>
-      <w:r>
-        <w:rPr>
-          <w:lang w:val="zh_TW" w:bidi="zh_TW"/>
-        </w:rPr>
-      </w:r>
-      <w:r>
-        <w:rPr>
           <w:b/>
           <w:lang w:val="zh_TW" w:bidi="zh_TW"/>
         </w:rPr>
@@ -17993,20 +15828,6 @@
       </w:r>
       <w:r>
         <w:rPr>
-          <w:lang w:val="zh_TW" w:bidi="zh_TW"/>
-        </w:rPr>
-        <w:t>לָ֚⁠מָּה יֹאמְר֣וּ בָֽ⁠עַמִּ֔ים אַיֵּ֖ה אֱלֹהֵי⁠הֶֽם</w:t>
-      </w:r>
-    </w:p>
-    <w:p>
-      <w:pPr/>
-      <w:r>
-        <w:rPr>
-          <w:lang w:val="zh_TW" w:bidi="zh_TW"/>
-        </w:rPr>
-      </w:r>
-      <w:r>
-        <w:rPr>
           <w:b/>
           <w:lang w:val="zh_TW" w:bidi="zh_TW"/>
         </w:rPr>
@@ -18090,20 +15911,6 @@
       </w:r>
       <w:r>
         <w:rPr>
-          <w:lang w:val="zh_TW" w:bidi="zh_TW"/>
-        </w:rPr>
-        <w:t>לָ֚⁠מָּה יֹאמְר֣וּ</w:t>
-      </w:r>
-    </w:p>
-    <w:p>
-      <w:pPr/>
-      <w:r>
-        <w:rPr>
-          <w:lang w:val="zh_TW" w:bidi="zh_TW"/>
-        </w:rPr>
-      </w:r>
-      <w:r>
-        <w:rPr>
           <w:b/>
           <w:lang w:val="zh_TW" w:bidi="zh_TW"/>
         </w:rPr>
@@ -18200,20 +16007,6 @@
       </w:r>
       <w:r>
         <w:rPr>
-          <w:lang w:val="zh_TW" w:bidi="zh_TW"/>
-        </w:rPr>
-        <w:t>לָ֚⁠מָּה יֹאמְר֣וּ בָֽ⁠עַמִּ֔ים</w:t>
-      </w:r>
-    </w:p>
-    <w:p>
-      <w:pPr/>
-      <w:r>
-        <w:rPr>
-          <w:lang w:val="zh_TW" w:bidi="zh_TW"/>
-        </w:rPr>
-      </w:r>
-      <w:r>
-        <w:rPr>
           <w:b/>
           <w:lang w:val="zh_TW" w:bidi="zh_TW"/>
         </w:rPr>
@@ -18297,20 +16090,6 @@
       </w:r>
       <w:r>
         <w:rPr>
-          <w:lang w:val="zh_TW" w:bidi="zh_TW"/>
-        </w:rPr>
-        <w:t>אַיֵּ֖ה אֱלֹהֵי⁠הֶֽם</w:t>
-      </w:r>
-    </w:p>
-    <w:p>
-      <w:pPr/>
-      <w:r>
-        <w:rPr>
-          <w:lang w:val="zh_TW" w:bidi="zh_TW"/>
-        </w:rPr>
-      </w:r>
-      <w:r>
-        <w:rPr>
           <w:b/>
           <w:lang w:val="zh_TW" w:bidi="zh_TW"/>
         </w:rPr>
@@ -18394,20 +16173,6 @@
       </w:r>
       <w:r>
         <w:rPr>
-          <w:lang w:val="zh_TW" w:bidi="zh_TW"/>
-        </w:rPr>
-        <w:t>וַ⁠יְקַנֵּ֥א יְהוָ֖ה לְ⁠אַרְצ֑⁠וֹ וַ⁠יַּחְמֹ֖ל עַל־עַמּֽ⁠וֹ</w:t>
-      </w:r>
-    </w:p>
-    <w:p>
-      <w:pPr/>
-      <w:r>
-        <w:rPr>
-          <w:lang w:val="zh_TW" w:bidi="zh_TW"/>
-        </w:rPr>
-      </w:r>
-      <w:r>
-        <w:rPr>
           <w:b/>
           <w:lang w:val="zh_TW" w:bidi="zh_TW"/>
         </w:rPr>
@@ -18491,20 +16256,6 @@
       </w:r>
       <w:r>
         <w:rPr>
-          <w:lang w:val="zh_TW" w:bidi="zh_TW"/>
-        </w:rPr>
-        <w:t>לְ⁠אַרְצ֑⁠וֹ</w:t>
-      </w:r>
-    </w:p>
-    <w:p>
-      <w:pPr/>
-      <w:r>
-        <w:rPr>
-          <w:lang w:val="zh_TW" w:bidi="zh_TW"/>
-        </w:rPr>
-      </w:r>
-      <w:r>
-        <w:rPr>
           <w:b/>
           <w:lang w:val="zh_TW" w:bidi="zh_TW"/>
         </w:rPr>
@@ -18601,20 +16352,6 @@
       </w:r>
       <w:r>
         <w:rPr>
-          <w:lang w:val="zh_TW" w:bidi="zh_TW"/>
-        </w:rPr>
-        <w:t>וַ⁠יַּ֨עַן יְהוָ֜ה וַ⁠יֹּ֣אמֶר</w:t>
-      </w:r>
-    </w:p>
-    <w:p>
-      <w:pPr/>
-      <w:r>
-        <w:rPr>
-          <w:lang w:val="zh_TW" w:bidi="zh_TW"/>
-        </w:rPr>
-      </w:r>
-      <w:r>
-        <w:rPr>
           <w:b/>
           <w:lang w:val="zh_TW" w:bidi="zh_TW"/>
         </w:rPr>
@@ -18705,20 +16442,6 @@
       </w:r>
       <w:r>
         <w:rPr>
-          <w:lang w:val="zh_TW" w:bidi="zh_TW"/>
-        </w:rPr>
-        <w:t>וַ⁠יַּ֨עַן יְהוָ֜ה וַ⁠יֹּ֣אמֶר</w:t>
-      </w:r>
-    </w:p>
-    <w:p>
-      <w:pPr/>
-      <w:r>
-        <w:rPr>
-          <w:lang w:val="zh_TW" w:bidi="zh_TW"/>
-        </w:rPr>
-      </w:r>
-      <w:r>
-        <w:rPr>
           <w:b/>
           <w:lang w:val="zh_TW" w:bidi="zh_TW"/>
         </w:rPr>
@@ -18841,20 +16564,6 @@
       </w:r>
       <w:r>
         <w:rPr>
-          <w:lang w:val="zh_TW" w:bidi="zh_TW"/>
-        </w:rPr>
-        <w:t>הִנְ⁠נִ֨י שֹׁלֵ֤חַ לָ⁠כֶם֙ אֶת־הַ⁠דָּגָן֙ וְ⁠הַ⁠תִּיר֣וֹשׁ וְ⁠הַ⁠יִּצְהָ֔ר</w:t>
-      </w:r>
-    </w:p>
-    <w:p>
-      <w:pPr/>
-      <w:r>
-        <w:rPr>
-          <w:lang w:val="zh_TW" w:bidi="zh_TW"/>
-        </w:rPr>
-      </w:r>
-      <w:r>
-        <w:rPr>
           <w:b/>
           <w:lang w:val="zh_TW" w:bidi="zh_TW"/>
         </w:rPr>
@@ -18938,20 +16647,6 @@
       </w:r>
       <w:r>
         <w:rPr>
-          <w:lang w:val="zh_TW" w:bidi="zh_TW"/>
-        </w:rPr>
-        <w:t>הִנְ⁠נִ֨י שֹׁלֵ֤חַ</w:t>
-      </w:r>
-    </w:p>
-    <w:p>
-      <w:pPr/>
-      <w:r>
-        <w:rPr>
-          <w:lang w:val="zh_TW" w:bidi="zh_TW"/>
-        </w:rPr>
-      </w:r>
-      <w:r>
-        <w:rPr>
           <w:b/>
           <w:lang w:val="zh_TW" w:bidi="zh_TW"/>
         </w:rPr>
@@ -19048,20 +16743,6 @@
       </w:r>
       <w:r>
         <w:rPr>
-          <w:lang w:val="zh_TW" w:bidi="zh_TW"/>
-        </w:rPr>
-        <w:t>אֹת֑⁠וֹ</w:t>
-      </w:r>
-    </w:p>
-    <w:p>
-      <w:pPr/>
-      <w:r>
-        <w:rPr>
-          <w:lang w:val="zh_TW" w:bidi="zh_TW"/>
-        </w:rPr>
-      </w:r>
-      <w:r>
-        <w:rPr>
           <w:b/>
           <w:lang w:val="zh_TW" w:bidi="zh_TW"/>
         </w:rPr>
@@ -19225,20 +16906,6 @@
       </w:r>
       <w:r>
         <w:rPr>
-          <w:lang w:val="zh_TW" w:bidi="zh_TW"/>
-        </w:rPr>
-        <w:t>וְ⁠לֹא־אֶתֵּ֨ן אֶתְ⁠כֶ֥ם ע֛וֹד חֶרְפָּ֖ה בַּ⁠גּוֹיִֽם</w:t>
-      </w:r>
-    </w:p>
-    <w:p>
-      <w:pPr/>
-      <w:r>
-        <w:rPr>
-          <w:lang w:val="zh_TW" w:bidi="zh_TW"/>
-        </w:rPr>
-      </w:r>
-      <w:r>
-        <w:rPr>
           <w:b/>
           <w:lang w:val="zh_TW" w:bidi="zh_TW"/>
         </w:rPr>
@@ -19335,20 +17002,6 @@
       </w:r>
       <w:r>
         <w:rPr>
-          <w:lang w:val="zh_TW" w:bidi="zh_TW"/>
-        </w:rPr>
-        <w:t>וְֽ⁠אֶת־הַ⁠צְּפוֹנִ֞י</w:t>
-      </w:r>
-    </w:p>
-    <w:p>
-      <w:pPr/>
-      <w:r>
-        <w:rPr>
-          <w:lang w:val="zh_TW" w:bidi="zh_TW"/>
-        </w:rPr>
-      </w:r>
-      <w:r>
-        <w:rPr>
           <w:b/>
           <w:lang w:val="zh_TW" w:bidi="zh_TW"/>
         </w:rPr>
@@ -19473,20 +17126,6 @@
       </w:r>
       <w:r>
         <w:rPr>
-          <w:lang w:val="zh_TW" w:bidi="zh_TW"/>
-        </w:rPr>
-        <w:t>אֶ֣רֶץ צִיָּ֣ה וּ⁠שְׁמָמָה֒</w:t>
-      </w:r>
-    </w:p>
-    <w:p>
-      <w:pPr/>
-      <w:r>
-        <w:rPr>
-          <w:lang w:val="zh_TW" w:bidi="zh_TW"/>
-        </w:rPr>
-      </w:r>
-      <w:r>
-        <w:rPr>
           <w:b/>
           <w:lang w:val="zh_TW" w:bidi="zh_TW"/>
         </w:rPr>
@@ -19624,20 +17263,6 @@
       </w:r>
       <w:r>
         <w:rPr>
-          <w:lang w:val="zh_TW" w:bidi="zh_TW"/>
-        </w:rPr>
-        <w:t>אֶ֣רֶץ צִיָּ֣ה וּ⁠שְׁמָמָה֒</w:t>
-      </w:r>
-    </w:p>
-    <w:p>
-      <w:pPr/>
-      <w:r>
-        <w:rPr>
-          <w:lang w:val="zh_TW" w:bidi="zh_TW"/>
-        </w:rPr>
-      </w:r>
-      <w:r>
-        <w:rPr>
           <w:b/>
           <w:lang w:val="zh_TW" w:bidi="zh_TW"/>
         </w:rPr>
@@ -19741,20 +17366,6 @@
       </w:r>
       <w:r>
         <w:rPr>
-          <w:lang w:val="zh_TW" w:bidi="zh_TW"/>
-        </w:rPr>
-        <w:t>אֶל &amp; אֶת־פָּנָ֗י⁠ו אֶל־הַ⁠יָּם֙ הַ⁠קַּדְמֹנִ֔י וְ⁠סֹפ֖⁠וֹ אֶל־הַ⁠יָּ֣ם הָ⁠אַֽחֲר֑וֹן</w:t>
-      </w:r>
-    </w:p>
-    <w:p>
-      <w:pPr/>
-      <w:r>
-        <w:rPr>
-          <w:lang w:val="zh_TW" w:bidi="zh_TW"/>
-        </w:rPr>
-      </w:r>
-      <w:r>
-        <w:rPr>
           <w:b/>
           <w:lang w:val="zh_TW" w:bidi="zh_TW"/>
         </w:rPr>
@@ -19898,20 +17509,6 @@
       </w:r>
       <w:r>
         <w:rPr>
-          <w:lang w:val="zh_TW" w:bidi="zh_TW"/>
-        </w:rPr>
-        <w:t>אֶל &amp; אֶת־פָּנָ֗י⁠ו אֶל־הַ⁠יָּם֙ הַ⁠קַּדְמֹנִ֔י וְ⁠סֹפ֖⁠וֹ אֶל־הַ⁠יָּ֣ם הָ⁠אַֽחֲר֑וֹן</w:t>
-      </w:r>
-    </w:p>
-    <w:p>
-      <w:pPr/>
-      <w:r>
-        <w:rPr>
-          <w:lang w:val="zh_TW" w:bidi="zh_TW"/>
-        </w:rPr>
-      </w:r>
-      <w:r>
-        <w:rPr>
           <w:b/>
           <w:lang w:val="zh_TW" w:bidi="zh_TW"/>
         </w:rPr>
@@ -20021,20 +17618,6 @@
       </w:r>
       <w:r>
         <w:rPr>
-          <w:lang w:val="zh_TW" w:bidi="zh_TW"/>
-        </w:rPr>
-        <w:t>וְ⁠עָלָ֣ה בָאְשׁ֗⁠וֹ וְ⁠תַ֨עַל֙ צַחֲנָת֔⁠וֹ</w:t>
-      </w:r>
-    </w:p>
-    <w:p>
-      <w:pPr/>
-      <w:r>
-        <w:rPr>
-          <w:lang w:val="zh_TW" w:bidi="zh_TW"/>
-        </w:rPr>
-      </w:r>
-      <w:r>
-        <w:rPr>
           <w:b/>
           <w:lang w:val="zh_TW" w:bidi="zh_TW"/>
         </w:rPr>
@@ -20159,20 +17742,6 @@
       </w:r>
       <w:r>
         <w:rPr>
-          <w:lang w:val="zh_TW" w:bidi="zh_TW"/>
-        </w:rPr>
-        <w:t>הִגְדִּ֖יל לַ⁠עֲשֽׂוֹת</w:t>
-      </w:r>
-    </w:p>
-    <w:p>
-      <w:pPr/>
-      <w:r>
-        <w:rPr>
-          <w:lang w:val="zh_TW" w:bidi="zh_TW"/>
-        </w:rPr>
-      </w:r>
-      <w:r>
-        <w:rPr>
           <w:b/>
           <w:lang w:val="zh_TW" w:bidi="zh_TW"/>
         </w:rPr>
@@ -20256,20 +17825,6 @@
       </w:r>
       <w:r>
         <w:rPr>
-          <w:lang w:val="zh_TW" w:bidi="zh_TW"/>
-        </w:rPr>
-        <w:t>כִּ֥י הִגְדִּ֖יל לַ⁠עֲשֽׂוֹת</w:t>
-      </w:r>
-    </w:p>
-    <w:p>
-      <w:pPr/>
-      <w:r>
-        <w:rPr>
-          <w:lang w:val="zh_TW" w:bidi="zh_TW"/>
-        </w:rPr>
-      </w:r>
-      <w:r>
-        <w:rPr>
           <w:b/>
           <w:lang w:val="zh_TW" w:bidi="zh_TW"/>
         </w:rPr>
@@ -20353,20 +17908,6 @@
       </w:r>
       <w:r>
         <w:rPr>
-          <w:lang w:val="zh_TW" w:bidi="zh_TW"/>
-        </w:rPr>
-        <w:t>אַל־תִּֽירְאִ֖י אֲדָמָ֑ה גִּ֣ילִי וּ⁠שְׂמָ֔חִי</w:t>
-      </w:r>
-    </w:p>
-    <w:p>
-      <w:pPr/>
-      <w:r>
-        <w:rPr>
-          <w:lang w:val="zh_TW" w:bidi="zh_TW"/>
-        </w:rPr>
-      </w:r>
-      <w:r>
-        <w:rPr>
           <w:b/>
           <w:lang w:val="zh_TW" w:bidi="zh_TW"/>
         </w:rPr>
@@ -20463,20 +18004,6 @@
       </w:r>
       <w:r>
         <w:rPr>
-          <w:lang w:val="zh_TW" w:bidi="zh_TW"/>
-        </w:rPr>
-        <w:t>גִּ֣ילִי וּ⁠שְׂמָ֔חִי</w:t>
-      </w:r>
-    </w:p>
-    <w:p>
-      <w:pPr/>
-      <w:r>
-        <w:rPr>
-          <w:lang w:val="zh_TW" w:bidi="zh_TW"/>
-        </w:rPr>
-      </w:r>
-      <w:r>
-        <w:rPr>
           <w:b/>
           <w:lang w:val="zh_TW" w:bidi="zh_TW"/>
         </w:rPr>
@@ -20580,20 +18107,6 @@
       </w:r>
       <w:r>
         <w:rPr>
-          <w:lang w:val="zh_TW" w:bidi="zh_TW"/>
-        </w:rPr>
-        <w:t>הִגְדִּ֥יל יְהוָ֖ה לַ⁠עֲשֽׂוֹת</w:t>
-      </w:r>
-    </w:p>
-    <w:p>
-      <w:pPr/>
-      <w:r>
-        <w:rPr>
-          <w:lang w:val="zh_TW" w:bidi="zh_TW"/>
-        </w:rPr>
-      </w:r>
-      <w:r>
-        <w:rPr>
           <w:b/>
           <w:lang w:val="zh_TW" w:bidi="zh_TW"/>
         </w:rPr>
@@ -20677,20 +18190,6 @@
       </w:r>
       <w:r>
         <w:rPr>
-          <w:lang w:val="zh_TW" w:bidi="zh_TW"/>
-        </w:rPr>
-        <w:t>הִגְדִּ֥יל יְהוָ֖ה לַ⁠עֲשֽׂוֹת</w:t>
-      </w:r>
-    </w:p>
-    <w:p>
-      <w:pPr/>
-      <w:r>
-        <w:rPr>
-          <w:lang w:val="zh_TW" w:bidi="zh_TW"/>
-        </w:rPr>
-      </w:r>
-      <w:r>
-        <w:rPr>
           <w:b/>
           <w:lang w:val="zh_TW" w:bidi="zh_TW"/>
         </w:rPr>
@@ -20774,20 +18273,6 @@
       </w:r>
       <w:r>
         <w:rPr>
-          <w:lang w:val="zh_TW" w:bidi="zh_TW"/>
-        </w:rPr>
-        <w:t>אַל־תִּֽירְאוּ֙ בַּהֲמ֣וֹת שָׂדַ֔י</w:t>
-      </w:r>
-    </w:p>
-    <w:p>
-      <w:pPr/>
-      <w:r>
-        <w:rPr>
-          <w:lang w:val="zh_TW" w:bidi="zh_TW"/>
-        </w:rPr>
-      </w:r>
-      <w:r>
-        <w:rPr>
           <w:b/>
           <w:lang w:val="zh_TW" w:bidi="zh_TW"/>
         </w:rPr>
@@ -20896,20 +18381,6 @@
       </w:r>
       <w:r>
         <w:rPr>
-          <w:lang w:val="zh_TW" w:bidi="zh_TW"/>
-        </w:rPr>
-        <w:t>דָשְׁא֖וּ נְא֣וֹת מִדְבָּ֑ר כִּֽי־עֵץ֙ נָשָׂ֣א פִרְי֔⁠וֹ תְּאֵנָ֥ה וָ⁠גֶ֖פֶן נָתְנ֥וּ חֵילָֽ⁠ם</w:t>
-      </w:r>
-    </w:p>
-    <w:p>
-      <w:pPr/>
-      <w:r>
-        <w:rPr>
-          <w:lang w:val="zh_TW" w:bidi="zh_TW"/>
-        </w:rPr>
-      </w:r>
-      <w:r>
-        <w:rPr>
           <w:b/>
           <w:lang w:val="zh_TW" w:bidi="zh_TW"/>
         </w:rPr>
@@ -20993,20 +18464,6 @@
       </w:r>
       <w:r>
         <w:rPr>
-          <w:lang w:val="zh_TW" w:bidi="zh_TW"/>
-        </w:rPr>
-        <w:t>עֵץ֙ נָשָׂ֣א פִרְי֔⁠וֹ תְּאֵנָ֥ה וָ⁠גֶ֖פֶן נָתְנ֥וּ חֵילָֽ⁠ם</w:t>
-      </w:r>
-    </w:p>
-    <w:p>
-      <w:pPr/>
-      <w:r>
-        <w:rPr>
-          <w:lang w:val="zh_TW" w:bidi="zh_TW"/>
-        </w:rPr>
-      </w:r>
-      <w:r>
-        <w:rPr>
           <w:b/>
           <w:lang w:val="zh_TW" w:bidi="zh_TW"/>
         </w:rPr>
@@ -21129,20 +18586,6 @@
       </w:r>
       <w:r>
         <w:rPr>
-          <w:lang w:val="zh_TW" w:bidi="zh_TW"/>
-        </w:rPr>
-        <w:t>חֵילָֽ⁠ם</w:t>
-      </w:r>
-    </w:p>
-    <w:p>
-      <w:pPr/>
-      <w:r>
-        <w:rPr>
-          <w:lang w:val="zh_TW" w:bidi="zh_TW"/>
-        </w:rPr>
-      </w:r>
-      <w:r>
-        <w:rPr>
           <w:b/>
           <w:lang w:val="zh_TW" w:bidi="zh_TW"/>
         </w:rPr>
@@ -21239,20 +18682,6 @@
       </w:r>
       <w:r>
         <w:rPr>
-          <w:lang w:val="zh_TW" w:bidi="zh_TW"/>
-        </w:rPr>
-        <w:t>וּ⁠בְנֵ֣י צִיּ֗וֹן</w:t>
-      </w:r>
-    </w:p>
-    <w:p>
-      <w:pPr/>
-      <w:r>
-        <w:rPr>
-          <w:lang w:val="zh_TW" w:bidi="zh_TW"/>
-        </w:rPr>
-      </w:r>
-      <w:r>
-        <w:rPr>
           <w:b/>
           <w:lang w:val="zh_TW" w:bidi="zh_TW"/>
         </w:rPr>
@@ -21349,20 +18778,6 @@
       </w:r>
       <w:r>
         <w:rPr>
-          <w:lang w:val="zh_TW" w:bidi="zh_TW"/>
-        </w:rPr>
-        <w:t>אֱלֹֽהֵי⁠כֶ֔ם</w:t>
-      </w:r>
-    </w:p>
-    <w:p>
-      <w:pPr/>
-      <w:r>
-        <w:rPr>
-          <w:lang w:val="zh_TW" w:bidi="zh_TW"/>
-        </w:rPr>
-      </w:r>
-      <w:r>
-        <w:rPr>
           <w:b/>
           <w:lang w:val="zh_TW" w:bidi="zh_TW"/>
         </w:rPr>
@@ -21459,20 +18874,6 @@
       </w:r>
       <w:r>
         <w:rPr>
-          <w:lang w:val="zh_TW" w:bidi="zh_TW"/>
-        </w:rPr>
-        <w:t>נָתַ֥ן לָ⁠כֶ֛ם אֶת־הַ⁠מּוֹרֶ֖ה לִ⁠צְדָקָ֑ה וַ⁠יּ֣וֹרֶד לָ⁠כֶ֗ם גֶּ֛שֶׁם</w:t>
-      </w:r>
-    </w:p>
-    <w:p>
-      <w:pPr/>
-      <w:r>
-        <w:rPr>
-          <w:lang w:val="zh_TW" w:bidi="zh_TW"/>
-        </w:rPr>
-      </w:r>
-      <w:r>
-        <w:rPr>
           <w:b/>
           <w:lang w:val="zh_TW" w:bidi="zh_TW"/>
         </w:rPr>
@@ -21556,20 +18957,6 @@
       </w:r>
       <w:r>
         <w:rPr>
-          <w:lang w:val="zh_TW" w:bidi="zh_TW"/>
-        </w:rPr>
-        <w:t>לִ⁠צְדָקָ֑ה</w:t>
-      </w:r>
-    </w:p>
-    <w:p>
-      <w:pPr/>
-      <w:r>
-        <w:rPr>
-          <w:lang w:val="zh_TW" w:bidi="zh_TW"/>
-        </w:rPr>
-      </w:r>
-      <w:r>
-        <w:rPr>
           <w:b/>
           <w:lang w:val="zh_TW" w:bidi="zh_TW"/>
         </w:rPr>
@@ -21666,20 +19053,6 @@
       </w:r>
       <w:r>
         <w:rPr>
-          <w:lang w:val="zh_TW" w:bidi="zh_TW"/>
-        </w:rPr>
-        <w:t>גֶּ֛שֶׁם</w:t>
-      </w:r>
-    </w:p>
-    <w:p>
-      <w:pPr/>
-      <w:r>
-        <w:rPr>
-          <w:lang w:val="zh_TW" w:bidi="zh_TW"/>
-        </w:rPr>
-      </w:r>
-      <w:r>
-        <w:rPr>
           <w:b/>
           <w:lang w:val="zh_TW" w:bidi="zh_TW"/>
         </w:rPr>
@@ -21776,20 +19149,6 @@
       </w:r>
       <w:r>
         <w:rPr>
-          <w:lang w:val="zh_TW" w:bidi="zh_TW"/>
-        </w:rPr>
-        <w:t>מוֹרֶ֥ה וּ⁠מַלְק֖וֹשׁ</w:t>
-      </w:r>
-    </w:p>
-    <w:p>
-      <w:pPr/>
-      <w:r>
-        <w:rPr>
-          <w:lang w:val="zh_TW" w:bidi="zh_TW"/>
-        </w:rPr>
-      </w:r>
-      <w:r>
-        <w:rPr>
           <w:b/>
           <w:lang w:val="zh_TW" w:bidi="zh_TW"/>
         </w:rPr>
@@ -21927,20 +19286,6 @@
       </w:r>
       <w:r>
         <w:rPr>
-          <w:lang w:val="zh_TW" w:bidi="zh_TW"/>
-        </w:rPr>
-        <w:t>בָּ⁠רִאשֽׁוֹן</w:t>
-      </w:r>
-    </w:p>
-    <w:p>
-      <w:pPr/>
-      <w:r>
-        <w:rPr>
-          <w:lang w:val="zh_TW" w:bidi="zh_TW"/>
-        </w:rPr>
-      </w:r>
-      <w:r>
-        <w:rPr>
           <w:b/>
           <w:lang w:val="zh_TW" w:bidi="zh_TW"/>
         </w:rPr>
@@ -22065,20 +19410,6 @@
       </w:r>
       <w:r>
         <w:rPr>
-          <w:lang w:val="zh_TW" w:bidi="zh_TW"/>
-        </w:rPr>
-        <w:t>וְ⁠הֵשִׁ֥יקוּ הַ⁠יְקָבִ֖ים תִּיר֥וֹשׁ וְ⁠יִצְהָֽר</w:t>
-      </w:r>
-    </w:p>
-    <w:p>
-      <w:pPr/>
-      <w:r>
-        <w:rPr>
-          <w:lang w:val="zh_TW" w:bidi="zh_TW"/>
-        </w:rPr>
-      </w:r>
-      <w:r>
-        <w:rPr>
           <w:b/>
           <w:lang w:val="zh_TW" w:bidi="zh_TW"/>
         </w:rPr>
@@ -22162,20 +19493,6 @@
       </w:r>
       <w:r>
         <w:rPr>
-          <w:lang w:val="zh_TW" w:bidi="zh_TW"/>
-        </w:rPr>
-        <w:t>וְ⁠שִׁלַּמְתִּ֤י לָ⁠כֶם֙ אֶת־הַ⁠שָּׁנִ֔ים</w:t>
-      </w:r>
-    </w:p>
-    <w:p>
-      <w:pPr/>
-      <w:r>
-        <w:rPr>
-          <w:lang w:val="zh_TW" w:bidi="zh_TW"/>
-        </w:rPr>
-      </w:r>
-      <w:r>
-        <w:rPr>
           <w:b/>
           <w:lang w:val="zh_TW" w:bidi="zh_TW"/>
         </w:rPr>
@@ -22259,20 +19576,6 @@
       </w:r>
       <w:r>
         <w:rPr>
-          <w:lang w:val="zh_TW" w:bidi="zh_TW"/>
-        </w:rPr>
-        <w:t>אֶת־הַ⁠שָּׁנִ֔ים</w:t>
-      </w:r>
-    </w:p>
-    <w:p>
-      <w:pPr/>
-      <w:r>
-        <w:rPr>
-          <w:lang w:val="zh_TW" w:bidi="zh_TW"/>
-        </w:rPr>
-      </w:r>
-      <w:r>
-        <w:rPr>
           <w:b/>
           <w:lang w:val="zh_TW" w:bidi="zh_TW"/>
         </w:rPr>
@@ -22369,20 +19672,6 @@
       </w:r>
       <w:r>
         <w:rPr>
-          <w:lang w:val="zh_TW" w:bidi="zh_TW"/>
-        </w:rPr>
-        <w:t>חֵילִ⁠י֙ הַ⁠גָּד֔וֹל</w:t>
-      </w:r>
-    </w:p>
-    <w:p>
-      <w:pPr/>
-      <w:r>
-        <w:rPr>
-          <w:lang w:val="zh_TW" w:bidi="zh_TW"/>
-        </w:rPr>
-      </w:r>
-      <w:r>
-        <w:rPr>
           <w:b/>
           <w:lang w:val="zh_TW" w:bidi="zh_TW"/>
         </w:rPr>
@@ -22479,20 +19768,6 @@
       </w:r>
       <w:r>
         <w:rPr>
-          <w:lang w:val="zh_TW" w:bidi="zh_TW"/>
-        </w:rPr>
-        <w:t>וַ⁠אֲכַלְתֶּ֤ם אָכוֹל֙</w:t>
-      </w:r>
-    </w:p>
-    <w:p>
-      <w:pPr/>
-      <w:r>
-        <w:rPr>
-          <w:lang w:val="zh_TW" w:bidi="zh_TW"/>
-        </w:rPr>
-      </w:r>
-      <w:r>
-        <w:rPr>
           <w:b/>
           <w:lang w:val="zh_TW" w:bidi="zh_TW"/>
         </w:rPr>
@@ -22604,20 +19879,6 @@
       </w:r>
       <w:r>
         <w:rPr>
-          <w:lang w:val="zh_TW" w:bidi="zh_TW"/>
-        </w:rPr>
-        <w:t>אֶת־שֵׁ֤ם יְהוָה֙ אֱלֹ֣הֵי⁠כֶ֔ם</w:t>
-      </w:r>
-    </w:p>
-    <w:p>
-      <w:pPr/>
-      <w:r>
-        <w:rPr>
-          <w:lang w:val="zh_TW" w:bidi="zh_TW"/>
-        </w:rPr>
-      </w:r>
-      <w:r>
-        <w:rPr>
           <w:b/>
           <w:lang w:val="zh_TW" w:bidi="zh_TW"/>
         </w:rPr>
@@ -22701,20 +19962,6 @@
       </w:r>
       <w:r>
         <w:rPr>
-          <w:lang w:val="zh_TW" w:bidi="zh_TW"/>
-        </w:rPr>
-        <w:t>אֶת־שֵׁ֤ם</w:t>
-      </w:r>
-    </w:p>
-    <w:p>
-      <w:pPr/>
-      <w:r>
-        <w:rPr>
-          <w:lang w:val="zh_TW" w:bidi="zh_TW"/>
-        </w:rPr>
-      </w:r>
-      <w:r>
-        <w:rPr>
           <w:b/>
           <w:lang w:val="zh_TW" w:bidi="zh_TW"/>
         </w:rPr>
@@ -22811,20 +20058,6 @@
       </w:r>
       <w:r>
         <w:rPr>
-          <w:lang w:val="zh_TW" w:bidi="zh_TW"/>
-        </w:rPr>
-        <w:t>אֲשֶׁר־עָשָׂ֥ה עִמָּ⁠כֶ֖ם לְ⁠הַפְלִ֑יא</w:t>
-      </w:r>
-    </w:p>
-    <w:p>
-      <w:pPr/>
-      <w:r>
-        <w:rPr>
-          <w:lang w:val="zh_TW" w:bidi="zh_TW"/>
-        </w:rPr>
-      </w:r>
-      <w:r>
-        <w:rPr>
           <w:b/>
           <w:lang w:val="zh_TW" w:bidi="zh_TW"/>
         </w:rPr>
@@ -22943,20 +20176,6 @@
       </w:r>
       <w:r>
         <w:rPr>
-          <w:lang w:val="zh_TW" w:bidi="zh_TW"/>
-        </w:rPr>
-        <w:t>וְ⁠לֹא־יֵבֹ֥שׁוּ עַמִּ֖⁠י לְ⁠עוֹלָֽם</w:t>
-      </w:r>
-    </w:p>
-    <w:p>
-      <w:pPr/>
-      <w:r>
-        <w:rPr>
-          <w:lang w:val="zh_TW" w:bidi="zh_TW"/>
-        </w:rPr>
-      </w:r>
-      <w:r>
-        <w:rPr>
           <w:b/>
           <w:lang w:val="zh_TW" w:bidi="zh_TW"/>
         </w:rPr>
@@ -23053,20 +20272,6 @@
       </w:r>
       <w:r>
         <w:rPr>
-          <w:lang w:val="zh_TW" w:bidi="zh_TW"/>
-        </w:rPr>
-        <w:t>יִשְׂרָאֵל֙</w:t>
-      </w:r>
-    </w:p>
-    <w:p>
-      <w:pPr/>
-      <w:r>
-        <w:rPr>
-          <w:lang w:val="zh_TW" w:bidi="zh_TW"/>
-        </w:rPr>
-      </w:r>
-      <w:r>
-        <w:rPr>
           <w:b/>
           <w:lang w:val="zh_TW" w:bidi="zh_TW"/>
         </w:rPr>
@@ -23163,20 +20368,6 @@
       </w:r>
       <w:r>
         <w:rPr>
-          <w:lang w:val="zh_TW" w:bidi="zh_TW"/>
-        </w:rPr>
-        <w:t>וְ⁠לֹא־יֵבֹ֥שׁוּ עַמִּ֖⁠י לְ⁠עוֹלָֽם</w:t>
-      </w:r>
-    </w:p>
-    <w:p>
-      <w:pPr/>
-      <w:r>
-        <w:rPr>
-          <w:lang w:val="zh_TW" w:bidi="zh_TW"/>
-        </w:rPr>
-      </w:r>
-      <w:r>
-        <w:rPr>
           <w:b/>
           <w:lang w:val="zh_TW" w:bidi="zh_TW"/>
         </w:rPr>
@@ -23273,20 +20464,6 @@
       </w:r>
       <w:r>
         <w:rPr>
-          <w:lang w:val="zh_TW" w:bidi="zh_TW"/>
-        </w:rPr>
-        <w:t>וְ⁠הָיָ֣ה אַֽחֲרֵי־כֵ֗ן</w:t>
-      </w:r>
-    </w:p>
-    <w:p>
-      <w:pPr/>
-      <w:r>
-        <w:rPr>
-          <w:lang w:val="zh_TW" w:bidi="zh_TW"/>
-        </w:rPr>
-      </w:r>
-      <w:r>
-        <w:rPr>
           <w:b/>
           <w:lang w:val="zh_TW" w:bidi="zh_TW"/>
         </w:rPr>
@@ -23370,20 +20547,6 @@
       </w:r>
       <w:r>
         <w:rPr>
-          <w:lang w:val="zh_TW" w:bidi="zh_TW"/>
-        </w:rPr>
-        <w:t>אֶשְׁפּ֤וֹךְ אֶת־רוּחִ⁠י֙ עַל־כָּל־בָּשָׂ֔ר</w:t>
-      </w:r>
-    </w:p>
-    <w:p>
-      <w:pPr/>
-      <w:r>
-        <w:rPr>
-          <w:lang w:val="zh_TW" w:bidi="zh_TW"/>
-        </w:rPr>
-      </w:r>
-      <w:r>
-        <w:rPr>
           <w:b/>
           <w:lang w:val="zh_TW" w:bidi="zh_TW"/>
         </w:rPr>
@@ -23467,20 +20630,6 @@
       </w:r>
       <w:r>
         <w:rPr>
-          <w:lang w:val="zh_TW" w:bidi="zh_TW"/>
-        </w:rPr>
-        <w:t>עַל־כָּל־בָּשָׂ֔ר</w:t>
-      </w:r>
-    </w:p>
-    <w:p>
-      <w:pPr/>
-      <w:r>
-        <w:rPr>
-          <w:lang w:val="zh_TW" w:bidi="zh_TW"/>
-        </w:rPr>
-      </w:r>
-      <w:r>
-        <w:rPr>
           <w:b/>
           <w:lang w:val="zh_TW" w:bidi="zh_TW"/>
         </w:rPr>
@@ -23577,20 +20726,6 @@
       </w:r>
       <w:r>
         <w:rPr>
-          <w:lang w:val="zh_TW" w:bidi="zh_TW"/>
-        </w:rPr>
-        <w:t>עַל־כָּל־בָּשָׂ֔ר</w:t>
-      </w:r>
-    </w:p>
-    <w:p>
-      <w:pPr/>
-      <w:r>
-        <w:rPr>
-          <w:lang w:val="zh_TW" w:bidi="zh_TW"/>
-        </w:rPr>
-      </w:r>
-      <w:r>
-        <w:rPr>
           <w:b/>
           <w:lang w:val="zh_TW" w:bidi="zh_TW"/>
         </w:rPr>
@@ -23687,20 +20822,6 @@
       </w:r>
       <w:r>
         <w:rPr>
-          <w:lang w:val="zh_TW" w:bidi="zh_TW"/>
-        </w:rPr>
-        <w:t>וְ⁠נִבְּא֖וּ בְּנֵי⁠כֶ֣ם וּ⁠בְנֽוֹתֵי⁠כֶ֑ם</w:t>
-      </w:r>
-    </w:p>
-    <w:p>
-      <w:pPr/>
-      <w:r>
-        <w:rPr>
-          <w:lang w:val="zh_TW" w:bidi="zh_TW"/>
-        </w:rPr>
-      </w:r>
-      <w:r>
-        <w:rPr>
           <w:b/>
           <w:lang w:val="zh_TW" w:bidi="zh_TW"/>
         </w:rPr>
@@ -23784,20 +20905,6 @@
       </w:r>
       <w:r>
         <w:rPr>
-          <w:lang w:val="zh_TW" w:bidi="zh_TW"/>
-        </w:rPr>
-        <w:t>זִקְנֵי⁠כֶם֙ חֲלֹמ֣וֹת יַחֲלֹמ֔וּ⁠ן בַּח֣וּרֵי⁠כֶ֔ם חֶזְיֹנ֖וֹת יִרְאֽוּ</w:t>
-      </w:r>
-    </w:p>
-    <w:p>
-      <w:pPr/>
-      <w:r>
-        <w:rPr>
-          <w:lang w:val="zh_TW" w:bidi="zh_TW"/>
-        </w:rPr>
-      </w:r>
-      <w:r>
-        <w:rPr>
           <w:b/>
           <w:lang w:val="zh_TW" w:bidi="zh_TW"/>
         </w:rPr>
@@ -23881,20 +20988,6 @@
       </w:r>
       <w:r>
         <w:rPr>
-          <w:lang w:val="zh_TW" w:bidi="zh_TW"/>
-        </w:rPr>
-        <w:t>חֲלֹמ֣וֹת</w:t>
-      </w:r>
-    </w:p>
-    <w:p>
-      <w:pPr/>
-      <w:r>
-        <w:rPr>
-          <w:lang w:val="zh_TW" w:bidi="zh_TW"/>
-        </w:rPr>
-      </w:r>
-      <w:r>
-        <w:rPr>
           <w:b/>
           <w:lang w:val="zh_TW" w:bidi="zh_TW"/>
         </w:rPr>
@@ -23991,20 +21084,6 @@
       </w:r>
       <w:r>
         <w:rPr>
-          <w:lang w:val="zh_TW" w:bidi="zh_TW"/>
-        </w:rPr>
-        <w:t>וְ⁠גַ֥ם עַל־הָֽ⁠עֲבָדִ֖ים וְ⁠עַל־הַ⁠שְּׁפָח֑וֹת</w:t>
-      </w:r>
-    </w:p>
-    <w:p>
-      <w:pPr/>
-      <w:r>
-        <w:rPr>
-          <w:lang w:val="zh_TW" w:bidi="zh_TW"/>
-        </w:rPr>
-      </w:r>
-      <w:r>
-        <w:rPr>
           <w:b/>
           <w:lang w:val="zh_TW" w:bidi="zh_TW"/>
         </w:rPr>
@@ -24088,20 +21167,6 @@
       </w:r>
       <w:r>
         <w:rPr>
-          <w:lang w:val="zh_TW" w:bidi="zh_TW"/>
-        </w:rPr>
-        <w:t>בַּ⁠יָּמִ֣ים הָ⁠הֵ֔מָּה</w:t>
-      </w:r>
-    </w:p>
-    <w:p>
-      <w:pPr/>
-      <w:r>
-        <w:rPr>
-          <w:lang w:val="zh_TW" w:bidi="zh_TW"/>
-        </w:rPr>
-      </w:r>
-      <w:r>
-        <w:rPr>
           <w:b/>
           <w:lang w:val="zh_TW" w:bidi="zh_TW"/>
         </w:rPr>
@@ -24217,7 +21282,7 @@
         </w:rPr>
         <w:t>看看你在</w:t>
       </w:r>
-      <w:hyperlink r:id="rId17">
+      <w:hyperlink r:id="rId15">
         <w:r>
           <w:rPr>
             <w:lang w:val="zh_TW" w:bidi="zh_TW"/>
@@ -24395,20 +21460,6 @@
       </w:r>
       <w:r>
         <w:rPr>
-          <w:lang w:val="zh_TW" w:bidi="zh_TW"/>
-        </w:rPr>
-        <w:t>הַ⁠שֶּׁ֨מֶשׁ֙ יֵהָפֵ֣ךְ לְ⁠חֹ֔שֶׁךְ וְ⁠הַ⁠יָּרֵ֖חַ לְ⁠דָ֑ם</w:t>
-      </w:r>
-    </w:p>
-    <w:p>
-      <w:pPr/>
-      <w:r>
-        <w:rPr>
-          <w:lang w:val="zh_TW" w:bidi="zh_TW"/>
-        </w:rPr>
-      </w:r>
-      <w:r>
-        <w:rPr>
           <w:b/>
           <w:lang w:val="zh_TW" w:bidi="zh_TW"/>
         </w:rPr>
@@ -24492,20 +21543,6 @@
       </w:r>
       <w:r>
         <w:rPr>
-          <w:lang w:val="zh_TW" w:bidi="zh_TW"/>
-        </w:rPr>
-        <w:t>הַ⁠שֶּׁ֨מֶשׁ֙ יֵהָפֵ֣ךְ לְ⁠חֹ֔שֶׁךְ וְ⁠הַ⁠יָּרֵ֖חַ לְ⁠דָ֑ם</w:t>
-      </w:r>
-    </w:p>
-    <w:p>
-      <w:pPr/>
-      <w:r>
-        <w:rPr>
-          <w:lang w:val="zh_TW" w:bidi="zh_TW"/>
-        </w:rPr>
-      </w:r>
-      <w:r>
-        <w:rPr>
           <w:b/>
           <w:lang w:val="zh_TW" w:bidi="zh_TW"/>
         </w:rPr>
@@ -24617,20 +21654,6 @@
       </w:r>
       <w:r>
         <w:rPr>
-          <w:lang w:val="zh_TW" w:bidi="zh_TW"/>
-        </w:rPr>
-        <w:t>וְ⁠הַ⁠יָּרֵ֖חַ לְ⁠דָ֑ם</w:t>
-      </w:r>
-    </w:p>
-    <w:p>
-      <w:pPr/>
-      <w:r>
-        <w:rPr>
-          <w:lang w:val="zh_TW" w:bidi="zh_TW"/>
-        </w:rPr>
-      </w:r>
-      <w:r>
-        <w:rPr>
           <w:b/>
           <w:lang w:val="zh_TW" w:bidi="zh_TW"/>
         </w:rPr>
@@ -24714,20 +21737,6 @@
       </w:r>
       <w:r>
         <w:rPr>
-          <w:lang w:val="zh_TW" w:bidi="zh_TW"/>
-        </w:rPr>
-        <w:t>לִ⁠פְנֵ֗י בּ֚וֹא י֣וֹם יְהוָ֔ה הַ⁠גָּד֖וֹל וְ⁠הַ⁠נּוֹרָֽא</w:t>
-      </w:r>
-    </w:p>
-    <w:p>
-      <w:pPr/>
-      <w:r>
-        <w:rPr>
-          <w:lang w:val="zh_TW" w:bidi="zh_TW"/>
-        </w:rPr>
-      </w:r>
-      <w:r>
-        <w:rPr>
           <w:b/>
           <w:lang w:val="zh_TW" w:bidi="zh_TW"/>
         </w:rPr>
@@ -24824,20 +21833,6 @@
       </w:r>
       <w:r>
         <w:rPr>
-          <w:lang w:val="zh_TW" w:bidi="zh_TW"/>
-        </w:rPr>
-        <w:t>י֣וֹם יְהוָ֔ה הַ⁠גָּד֖וֹל וְ⁠הַ⁠נּוֹרָֽא</w:t>
-      </w:r>
-    </w:p>
-    <w:p>
-      <w:pPr/>
-      <w:r>
-        <w:rPr>
-          <w:lang w:val="zh_TW" w:bidi="zh_TW"/>
-        </w:rPr>
-      </w:r>
-      <w:r>
-        <w:rPr>
           <w:b/>
           <w:lang w:val="zh_TW" w:bidi="zh_TW"/>
         </w:rPr>
@@ -24940,7 +21935,7 @@
         </w:rPr>
         <w:t>看看在</w:t>
       </w:r>
-      <w:hyperlink r:id="rId16">
+      <w:hyperlink r:id="rId14">
         <w:r>
           <w:rPr>
             <w:lang w:val="zh_TW" w:bidi="zh_TW"/>
@@ -25022,20 +22017,6 @@
       </w:r>
       <w:r>
         <w:rPr>
-          <w:lang w:val="zh_TW" w:bidi="zh_TW"/>
-        </w:rPr>
-        <w:t>וְ⁠הָיָ֗ה</w:t>
-      </w:r>
-    </w:p>
-    <w:p>
-      <w:pPr/>
-      <w:r>
-        <w:rPr>
-          <w:lang w:val="zh_TW" w:bidi="zh_TW"/>
-        </w:rPr>
-      </w:r>
-      <w:r>
-        <w:rPr>
           <w:b/>
           <w:lang w:val="zh_TW" w:bidi="zh_TW"/>
         </w:rPr>
@@ -25119,20 +22100,6 @@
       </w:r>
       <w:r>
         <w:rPr>
-          <w:lang w:val="zh_TW" w:bidi="zh_TW"/>
-        </w:rPr>
-        <w:t>כֹּ֧ל אֲשֶׁר־יִקְרָ֛א בְּ⁠שֵׁ֥ם יְהוָ֖ה יִמָּלֵ֑ט &amp; יְהוָ֔ה</w:t>
-      </w:r>
-    </w:p>
-    <w:p>
-      <w:pPr/>
-      <w:r>
-        <w:rPr>
-          <w:lang w:val="zh_TW" w:bidi="zh_TW"/>
-        </w:rPr>
-      </w:r>
-      <w:r>
-        <w:rPr>
           <w:b/>
           <w:lang w:val="zh_TW" w:bidi="zh_TW"/>
         </w:rPr>
@@ -25216,20 +22183,6 @@
       </w:r>
       <w:r>
         <w:rPr>
-          <w:lang w:val="zh_TW" w:bidi="zh_TW"/>
-        </w:rPr>
-        <w:t>בְּ⁠שֵׁ֥ם יְהוָ֖ה &amp; יְהוָ֔ה</w:t>
-      </w:r>
-    </w:p>
-    <w:p>
-      <w:pPr/>
-      <w:r>
-        <w:rPr>
-          <w:lang w:val="zh_TW" w:bidi="zh_TW"/>
-        </w:rPr>
-      </w:r>
-      <w:r>
-        <w:rPr>
           <w:b/>
           <w:lang w:val="zh_TW" w:bidi="zh_TW"/>
         </w:rPr>
@@ -25326,20 +22279,6 @@
       </w:r>
       <w:r>
         <w:rPr>
-          <w:lang w:val="zh_TW" w:bidi="zh_TW"/>
-        </w:rPr>
-        <w:t>בְּ⁠שֵׁ֥ם יְהוָ֖ה &amp; יְהוָ֔ה</w:t>
-      </w:r>
-    </w:p>
-    <w:p>
-      <w:pPr/>
-      <w:r>
-        <w:rPr>
-          <w:lang w:val="zh_TW" w:bidi="zh_TW"/>
-        </w:rPr>
-      </w:r>
-      <w:r>
-        <w:rPr>
           <w:b/>
           <w:lang w:val="zh_TW" w:bidi="zh_TW"/>
         </w:rPr>
@@ -25423,20 +22362,6 @@
       </w:r>
       <w:r>
         <w:rPr>
-          <w:lang w:val="zh_TW" w:bidi="zh_TW"/>
-        </w:rPr>
-        <w:t>כִּ֠י בְּ⁠הַר־צִיּ֨וֹן וּ⁠בִ⁠ירוּשָׁלִַ֜ם תִּֽהְיֶ֣ה פְלֵיטָ֗ה</w:t>
-      </w:r>
-    </w:p>
-    <w:p>
-      <w:pPr/>
-      <w:r>
-        <w:rPr>
-          <w:lang w:val="zh_TW" w:bidi="zh_TW"/>
-        </w:rPr>
-      </w:r>
-      <w:r>
-        <w:rPr>
           <w:b/>
           <w:lang w:val="zh_TW" w:bidi="zh_TW"/>
         </w:rPr>
@@ -25561,20 +22486,6 @@
       </w:r>
       <w:r>
         <w:rPr>
-          <w:lang w:val="zh_TW" w:bidi="zh_TW"/>
-        </w:rPr>
-        <w:t>בְּ⁠הַר־צִיּ֨וֹן וּ⁠בִ⁠ירוּשָׁלִַ֜ם</w:t>
-      </w:r>
-    </w:p>
-    <w:p>
-      <w:pPr/>
-      <w:r>
-        <w:rPr>
-          <w:lang w:val="zh_TW" w:bidi="zh_TW"/>
-        </w:rPr>
-      </w:r>
-      <w:r>
-        <w:rPr>
           <w:b/>
           <w:lang w:val="zh_TW" w:bidi="zh_TW"/>
         </w:rPr>
@@ -25678,20 +22589,6 @@
       </w:r>
       <w:r>
         <w:rPr>
-          <w:lang w:val="zh_TW" w:bidi="zh_TW"/>
-        </w:rPr>
-        <w:t>כַּֽ⁠אֲשֶׁר֙ אָמַ֣ר יְהוָ֔ה</w:t>
-      </w:r>
-    </w:p>
-    <w:p>
-      <w:pPr/>
-      <w:r>
-        <w:rPr>
-          <w:lang w:val="zh_TW" w:bidi="zh_TW"/>
-        </w:rPr>
-      </w:r>
-      <w:r>
-        <w:rPr>
           <w:b/>
           <w:lang w:val="zh_TW" w:bidi="zh_TW"/>
         </w:rPr>
@@ -25775,20 +22672,6 @@
       </w:r>
       <w:r>
         <w:rPr>
-          <w:lang w:val="zh_TW" w:bidi="zh_TW"/>
-        </w:rPr>
-        <w:t>יְהוָ֖ה &amp; וּ⁠בַ֨⁠שְּׂרִידִ֔ים אֲשֶׁ֥ר יְהוָ֖ה קֹרֵֽא</w:t>
-      </w:r>
-    </w:p>
-    <w:p>
-      <w:pPr/>
-      <w:r>
-        <w:rPr>
-          <w:lang w:val="zh_TW" w:bidi="zh_TW"/>
-        </w:rPr>
-      </w:r>
-      <w:r>
-        <w:rPr>
           <w:b/>
           <w:lang w:val="zh_TW" w:bidi="zh_TW"/>
         </w:rPr>
@@ -25872,20 +22755,6 @@
       </w:r>
       <w:r>
         <w:rPr>
-          <w:lang w:val="zh_TW" w:bidi="zh_TW"/>
-        </w:rPr>
-        <w:t>יְהוָ֖ה &amp; אֲשֶׁ֥ר יְהוָ֖ה קֹרֵֽא</w:t>
-      </w:r>
-    </w:p>
-    <w:p>
-      <w:pPr/>
-      <w:r>
-        <w:rPr>
-          <w:lang w:val="zh_TW" w:bidi="zh_TW"/>
-        </w:rPr>
-      </w:r>
-      <w:r>
-        <w:rPr>
           <w:b/>
           <w:lang w:val="zh_TW" w:bidi="zh_TW"/>
         </w:rPr>
@@ -25969,20 +22838,6 @@
       </w:r>
       <w:r>
         <w:rPr>
-          <w:lang w:val="zh_TW" w:bidi="zh_TW"/>
-        </w:rPr>
-        <w:t>כִּ֗י הִנֵּ֛ה בַּ⁠יָּמִ֥ים הָ⁠הֵ֖מָּה וּ⁠בָ⁠עֵ֣ת הַ⁠הִ֑יא</w:t>
-      </w:r>
-    </w:p>
-    <w:p>
-      <w:pPr/>
-      <w:r>
-        <w:rPr>
-          <w:lang w:val="zh_TW" w:bidi="zh_TW"/>
-        </w:rPr>
-      </w:r>
-      <w:r>
-        <w:rPr>
           <w:b/>
           <w:lang w:val="zh_TW" w:bidi="zh_TW"/>
         </w:rPr>
@@ -26094,20 +22949,6 @@
       </w:r>
       <w:r>
         <w:rPr>
-          <w:lang w:val="zh_TW" w:bidi="zh_TW"/>
-        </w:rPr>
-        <w:t>כִּ֗י הִנֵּ֛ה</w:t>
-      </w:r>
-    </w:p>
-    <w:p>
-      <w:pPr/>
-      <w:r>
-        <w:rPr>
-          <w:lang w:val="zh_TW" w:bidi="zh_TW"/>
-        </w:rPr>
-      </w:r>
-      <w:r>
-        <w:rPr>
           <w:b/>
           <w:lang w:val="zh_TW" w:bidi="zh_TW"/>
         </w:rPr>
@@ -26218,20 +23059,6 @@
       </w:r>
       <w:r>
         <w:rPr>
-          <w:lang w:val="zh_TW" w:bidi="zh_TW"/>
-        </w:rPr>
-        <w:t>בַּ⁠יָּמִ֥ים הָ⁠הֵ֖מָּה וּ⁠בָ⁠עֵ֣ת הַ⁠הִ֑יא</w:t>
-      </w:r>
-    </w:p>
-    <w:p>
-      <w:pPr/>
-      <w:r>
-        <w:rPr>
-          <w:lang w:val="zh_TW" w:bidi="zh_TW"/>
-        </w:rPr>
-      </w:r>
-      <w:r>
-        <w:rPr>
           <w:b/>
           <w:lang w:val="zh_TW" w:bidi="zh_TW"/>
         </w:rPr>
@@ -26335,20 +23162,6 @@
       </w:r>
       <w:r>
         <w:rPr>
-          <w:lang w:val="zh_TW" w:bidi="zh_TW"/>
-        </w:rPr>
-        <w:t>אֲשֶׁ֥ר אָשִׁ֛יב אֶת־שְׁב֥וּת יְהוּדָ֖ה וִ⁠ירוּשָׁלִָֽם</w:t>
-      </w:r>
-    </w:p>
-    <w:p>
-      <w:pPr/>
-      <w:r>
-        <w:rPr>
-          <w:lang w:val="zh_TW" w:bidi="zh_TW"/>
-        </w:rPr>
-      </w:r>
-      <w:r>
-        <w:rPr>
           <w:b/>
           <w:lang w:val="zh_TW" w:bidi="zh_TW"/>
         </w:rPr>
@@ -26473,20 +23286,6 @@
       </w:r>
       <w:r>
         <w:rPr>
-          <w:lang w:val="zh_TW" w:bidi="zh_TW"/>
-        </w:rPr>
-        <w:t>אֲשֶׁ֥ר אָשִׁ֛יב אֶת־שְׁב֥וּת יְהוּדָ֖ה וִ⁠ירוּשָׁלִָֽם</w:t>
-      </w:r>
-    </w:p>
-    <w:p>
-      <w:pPr/>
-      <w:r>
-        <w:rPr>
-          <w:lang w:val="zh_TW" w:bidi="zh_TW"/>
-        </w:rPr>
-      </w:r>
-      <w:r>
-        <w:rPr>
           <w:b/>
           <w:lang w:val="zh_TW" w:bidi="zh_TW"/>
         </w:rPr>
@@ -26570,20 +23369,6 @@
       </w:r>
       <w:r>
         <w:rPr>
-          <w:lang w:val="zh_TW" w:bidi="zh_TW"/>
-        </w:rPr>
-        <w:t>עֵ֖מֶק יְהֽוֹשָׁפָ֑ט</w:t>
-      </w:r>
-    </w:p>
-    <w:p>
-      <w:pPr/>
-      <w:r>
-        <w:rPr>
-          <w:lang w:val="zh_TW" w:bidi="zh_TW"/>
-        </w:rPr>
-      </w:r>
-      <w:r>
-        <w:rPr>
           <w:b/>
           <w:lang w:val="zh_TW" w:bidi="zh_TW"/>
         </w:rPr>
@@ -26687,20 +23472,6 @@
       </w:r>
       <w:r>
         <w:rPr>
-          <w:lang w:val="zh_TW" w:bidi="zh_TW"/>
-        </w:rPr>
-        <w:t>עַמִּ֨⁠י וְ⁠נַחֲלָתִ֤⁠י יִשְׂרָאֵל֙</w:t>
-      </w:r>
-    </w:p>
-    <w:p>
-      <w:pPr/>
-      <w:r>
-        <w:rPr>
-          <w:lang w:val="zh_TW" w:bidi="zh_TW"/>
-        </w:rPr>
-      </w:r>
-      <w:r>
-        <w:rPr>
           <w:b/>
           <w:lang w:val="zh_TW" w:bidi="zh_TW"/>
         </w:rPr>
@@ -26823,20 +23594,6 @@
       </w:r>
       <w:r>
         <w:rPr>
-          <w:lang w:val="zh_TW" w:bidi="zh_TW"/>
-        </w:rPr>
-        <w:t>וְ⁠אֶת־אַרְצִ֖⁠י חִלֵּֽקוּ</w:t>
-      </w:r>
-    </w:p>
-    <w:p>
-      <w:pPr/>
-      <w:r>
-        <w:rPr>
-          <w:lang w:val="zh_TW" w:bidi="zh_TW"/>
-        </w:rPr>
-      </w:r>
-      <w:r>
-        <w:rPr>
           <w:b/>
           <w:lang w:val="zh_TW" w:bidi="zh_TW"/>
         </w:rPr>
@@ -26920,20 +23677,6 @@
       </w:r>
       <w:r>
         <w:rPr>
-          <w:lang w:val="zh_TW" w:bidi="zh_TW"/>
-        </w:rPr>
-        <w:t>גוֹרָ֑ל</w:t>
-      </w:r>
-    </w:p>
-    <w:p>
-      <w:pPr/>
-      <w:r>
-        <w:rPr>
-          <w:lang w:val="zh_TW" w:bidi="zh_TW"/>
-        </w:rPr>
-      </w:r>
-      <w:r>
-        <w:rPr>
           <w:b/>
           <w:lang w:val="zh_TW" w:bidi="zh_TW"/>
         </w:rPr>
@@ -27030,20 +23773,6 @@
       </w:r>
       <w:r>
         <w:rPr>
-          <w:lang w:val="zh_TW" w:bidi="zh_TW"/>
-        </w:rPr>
-        <w:t>וַ⁠יִּתְּנ֤וּ הַ⁠יֶּ֨לֶד֙ בַּ⁠זּוֹנָ֔ה וְ⁠הַ⁠יַּלְדָּ֛ה מָכְר֥וּ</w:t>
-      </w:r>
-    </w:p>
-    <w:p>
-      <w:pPr/>
-      <w:r>
-        <w:rPr>
-          <w:lang w:val="zh_TW" w:bidi="zh_TW"/>
-        </w:rPr>
-      </w:r>
-      <w:r>
-        <w:rPr>
           <w:b/>
           <w:lang w:val="zh_TW" w:bidi="zh_TW"/>
         </w:rPr>
@@ -27160,20 +23889,6 @@
       </w:r>
       <w:r>
         <w:rPr>
-          <w:lang w:val="zh_TW" w:bidi="zh_TW"/>
-        </w:rPr>
-        <w:t>וְ֠⁠גַם מָה־אַתֶּ֥ם לִ⁠י֙ צֹ֣ר וְ⁠צִיד֔וֹן וְ⁠כֹ֖ל גְּלִיל֣וֹת פְּלָ֑שֶׁת הַ⁠גְּמ֗וּל אַתֶּם֙ מְשַׁלְּמִ֣ים עָלָ֔⁠י &amp; אַתֶּם֙</w:t>
-      </w:r>
-    </w:p>
-    <w:p>
-      <w:pPr/>
-      <w:r>
-        <w:rPr>
-          <w:lang w:val="zh_TW" w:bidi="zh_TW"/>
-        </w:rPr>
-      </w:r>
-      <w:r>
-        <w:rPr>
           <w:b/>
           <w:lang w:val="zh_TW" w:bidi="zh_TW"/>
         </w:rPr>
@@ -27257,20 +23972,6 @@
       </w:r>
       <w:r>
         <w:rPr>
-          <w:lang w:val="zh_TW" w:bidi="zh_TW"/>
-        </w:rPr>
-        <w:t>מָה־אַתֶּ֥ם לִ⁠י֙</w:t>
-      </w:r>
-    </w:p>
-    <w:p>
-      <w:pPr/>
-      <w:r>
-        <w:rPr>
-          <w:lang w:val="zh_TW" w:bidi="zh_TW"/>
-        </w:rPr>
-      </w:r>
-      <w:r>
-        <w:rPr>
           <w:b/>
           <w:lang w:val="zh_TW" w:bidi="zh_TW"/>
         </w:rPr>
@@ -27354,20 +24055,6 @@
       </w:r>
       <w:r>
         <w:rPr>
-          <w:lang w:val="zh_TW" w:bidi="zh_TW"/>
-        </w:rPr>
-        <w:t>הַ⁠גְּמ֗וּל אַתֶּם֙ מְשַׁלְּמִ֣ים עָלָ֔⁠י וְ⁠אִם־גֹּמְלִ֤ים אַתֶּם֙ עָלַ֔⁠י</w:t>
-      </w:r>
-    </w:p>
-    <w:p>
-      <w:pPr/>
-      <w:r>
-        <w:rPr>
-          <w:lang w:val="zh_TW" w:bidi="zh_TW"/>
-        </w:rPr>
-      </w:r>
-      <w:r>
-        <w:rPr>
           <w:b/>
           <w:lang w:val="zh_TW" w:bidi="zh_TW"/>
         </w:rPr>
@@ -27451,20 +24138,6 @@
       </w:r>
       <w:r>
         <w:rPr>
-          <w:lang w:val="zh_TW" w:bidi="zh_TW"/>
-        </w:rPr>
-        <w:t>קַ֣ל מְהֵרָ֔ה</w:t>
-      </w:r>
-    </w:p>
-    <w:p>
-      <w:pPr/>
-      <w:r>
-        <w:rPr>
-          <w:lang w:val="zh_TW" w:bidi="zh_TW"/>
-        </w:rPr>
-      </w:r>
-      <w:r>
-        <w:rPr>
           <w:b/>
           <w:lang w:val="zh_TW" w:bidi="zh_TW"/>
         </w:rPr>
@@ -27596,20 +24269,6 @@
       </w:r>
       <w:r>
         <w:rPr>
-          <w:lang w:val="zh_TW" w:bidi="zh_TW"/>
-        </w:rPr>
-        <w:t>אָשִׁ֥יב גְּמֻלְ⁠כֶ֖ם בְּ⁠רֹאשְׁ⁠כֶֽם</w:t>
-      </w:r>
-    </w:p>
-    <w:p>
-      <w:pPr/>
-      <w:r>
-        <w:rPr>
-          <w:lang w:val="zh_TW" w:bidi="zh_TW"/>
-        </w:rPr>
-      </w:r>
-      <w:r>
-        <w:rPr>
           <w:b/>
           <w:lang w:val="zh_TW" w:bidi="zh_TW"/>
         </w:rPr>
@@ -27706,20 +24365,6 @@
       </w:r>
       <w:r>
         <w:rPr>
-          <w:lang w:val="zh_TW" w:bidi="zh_TW"/>
-        </w:rPr>
-        <w:t>בְּ⁠רֹאשְׁ⁠כֶֽם</w:t>
-      </w:r>
-    </w:p>
-    <w:p>
-      <w:pPr/>
-      <w:r>
-        <w:rPr>
-          <w:lang w:val="zh_TW" w:bidi="zh_TW"/>
-        </w:rPr>
-      </w:r>
-      <w:r>
-        <w:rPr>
           <w:b/>
           <w:lang w:val="zh_TW" w:bidi="zh_TW"/>
         </w:rPr>
@@ -27844,20 +24489,6 @@
       </w:r>
       <w:r>
         <w:rPr>
-          <w:lang w:val="zh_TW" w:bidi="zh_TW"/>
-        </w:rPr>
-        <w:t>וּ⁠בְנֵ֤י יְהוּדָה֙ וּ⁠בְנֵ֣י יְרוּשָׁלִַ֔ם</w:t>
-      </w:r>
-    </w:p>
-    <w:p>
-      <w:pPr/>
-      <w:r>
-        <w:rPr>
-          <w:lang w:val="zh_TW" w:bidi="zh_TW"/>
-        </w:rPr>
-      </w:r>
-      <w:r>
-        <w:rPr>
           <w:b/>
           <w:lang w:val="zh_TW" w:bidi="zh_TW"/>
         </w:rPr>
@@ -27877,7 +24508,7 @@
         </w:rPr>
         <w:t>看看你如何翻譯</w:t>
       </w:r>
-      <w:hyperlink r:id="rId18">
+      <w:hyperlink r:id="rId16">
         <w:r>
           <w:rPr>
             <w:lang w:val="zh_TW" w:bidi="zh_TW"/>
@@ -27972,20 +24603,6 @@
       </w:r>
       <w:r>
         <w:rPr>
-          <w:lang w:val="zh_TW" w:bidi="zh_TW"/>
-        </w:rPr>
-        <w:t>לִ⁠בְנֵ֣י הַ⁠יְּוָנִ֑ים</w:t>
-      </w:r>
-    </w:p>
-    <w:p>
-      <w:pPr/>
-      <w:r>
-        <w:rPr>
-          <w:lang w:val="zh_TW" w:bidi="zh_TW"/>
-        </w:rPr>
-      </w:r>
-      <w:r>
-        <w:rPr>
           <w:b/>
           <w:lang w:val="zh_TW" w:bidi="zh_TW"/>
         </w:rPr>
@@ -28095,20 +24712,6 @@
       </w:r>
       <w:r>
         <w:rPr>
-          <w:lang w:val="zh_TW" w:bidi="zh_TW"/>
-        </w:rPr>
-        <w:t>הַ⁠יְּוָנִ֑ים</w:t>
-      </w:r>
-    </w:p>
-    <w:p>
-      <w:pPr/>
-      <w:r>
-        <w:rPr>
-          <w:lang w:val="zh_TW" w:bidi="zh_TW"/>
-        </w:rPr>
-      </w:r>
-      <w:r>
-        <w:rPr>
           <w:b/>
           <w:lang w:val="zh_TW" w:bidi="zh_TW"/>
         </w:rPr>
@@ -28199,20 +24802,6 @@
       </w:r>
       <w:r>
         <w:rPr>
-          <w:lang w:val="zh_TW" w:bidi="zh_TW"/>
-        </w:rPr>
-        <w:t>לְמַ֥עַן הַרְחִיקָ֖⁠ם מֵ⁠עַ֥ל גְּבוּלָֽ⁠ם</w:t>
-      </w:r>
-    </w:p>
-    <w:p>
-      <w:pPr/>
-      <w:r>
-        <w:rPr>
-          <w:lang w:val="zh_TW" w:bidi="zh_TW"/>
-        </w:rPr>
-      </w:r>
-      <w:r>
-        <w:rPr>
           <w:b/>
           <w:lang w:val="zh_TW" w:bidi="zh_TW"/>
         </w:rPr>
@@ -28296,20 +24885,6 @@
       </w:r>
       <w:r>
         <w:rPr>
-          <w:lang w:val="zh_TW" w:bidi="zh_TW"/>
-        </w:rPr>
-        <w:t>הִנְ⁠נִ֣י מְעִירָ֔⁠ם</w:t>
-      </w:r>
-    </w:p>
-    <w:p>
-      <w:pPr/>
-      <w:r>
-        <w:rPr>
-          <w:lang w:val="zh_TW" w:bidi="zh_TW"/>
-        </w:rPr>
-      </w:r>
-      <w:r>
-        <w:rPr>
           <w:b/>
           <w:lang w:val="zh_TW" w:bidi="zh_TW"/>
         </w:rPr>
@@ -28357,7 +24932,7 @@
         </w:rPr>
         <w:t>同</w:t>
       </w:r>
-      <w:hyperlink r:id="rId19">
+      <w:hyperlink r:id="rId17">
         <w:r>
           <w:rPr>
             <w:lang w:val="zh_TW" w:bidi="zh_TW"/>
@@ -28439,20 +25014,6 @@
       </w:r>
       <w:r>
         <w:rPr>
-          <w:lang w:val="zh_TW" w:bidi="zh_TW"/>
-        </w:rPr>
-        <w:t>אֲשֶׁר־מְכַרְתֶּ֥ם אֹתָ֖⁠ם שָׁ֑מָּ⁠ה</w:t>
-      </w:r>
-    </w:p>
-    <w:p>
-      <w:pPr/>
-      <w:r>
-        <w:rPr>
-          <w:lang w:val="zh_TW" w:bidi="zh_TW"/>
-        </w:rPr>
-      </w:r>
-      <w:r>
-        <w:rPr>
           <w:b/>
           <w:lang w:val="zh_TW" w:bidi="zh_TW"/>
         </w:rPr>
@@ -28555,7 +25116,7 @@
         </w:rPr>
         <w:t>看看在</w:t>
       </w:r>
-      <w:hyperlink r:id="rId20">
+      <w:hyperlink r:id="rId18">
         <w:r>
           <w:rPr>
             <w:lang w:val="zh_TW" w:bidi="zh_TW"/>
@@ -28637,20 +25198,6 @@
       </w:r>
       <w:r>
         <w:rPr>
-          <w:lang w:val="zh_TW" w:bidi="zh_TW"/>
-        </w:rPr>
-        <w:t>בְּ⁠רֹאשְׁ⁠כֶֽם</w:t>
-      </w:r>
-    </w:p>
-    <w:p>
-      <w:pPr/>
-      <w:r>
-        <w:rPr>
-          <w:lang w:val="zh_TW" w:bidi="zh_TW"/>
-        </w:rPr>
-      </w:r>
-      <w:r>
-        <w:rPr>
           <w:b/>
           <w:lang w:val="zh_TW" w:bidi="zh_TW"/>
         </w:rPr>
@@ -28762,20 +25309,6 @@
       </w:r>
       <w:r>
         <w:rPr>
-          <w:lang w:val="zh_TW" w:bidi="zh_TW"/>
-        </w:rPr>
-        <w:t>וּ⁠מָכַרְתִּ֞י</w:t>
-      </w:r>
-    </w:p>
-    <w:p>
-      <w:pPr/>
-      <w:r>
-        <w:rPr>
-          <w:lang w:val="zh_TW" w:bidi="zh_TW"/>
-        </w:rPr>
-      </w:r>
-      <w:r>
-        <w:rPr>
           <w:b/>
           <w:lang w:val="zh_TW" w:bidi="zh_TW"/>
         </w:rPr>
@@ -28919,20 +25452,6 @@
       </w:r>
       <w:r>
         <w:rPr>
-          <w:lang w:val="zh_TW" w:bidi="zh_TW"/>
-        </w:rPr>
-        <w:t>בְּ⁠יַד֙ בְּנֵ֣י יְהוּדָ֔ה</w:t>
-      </w:r>
-    </w:p>
-    <w:p>
-      <w:pPr/>
-      <w:r>
-        <w:rPr>
-          <w:lang w:val="zh_TW" w:bidi="zh_TW"/>
-        </w:rPr>
-      </w:r>
-      <w:r>
-        <w:rPr>
           <w:b/>
           <w:lang w:val="zh_TW" w:bidi="zh_TW"/>
         </w:rPr>
@@ -29041,20 +25560,6 @@
       </w:r>
       <w:r>
         <w:rPr>
-          <w:lang w:val="zh_TW" w:bidi="zh_TW"/>
-        </w:rPr>
-        <w:t>וּ⁠מָכַרְתִּ֞י אֶת־בְּנֵי⁠כֶ֣ם וְ⁠אֶת־בְּנֽוֹתֵי⁠כֶ֗ם בְּ⁠יַד֙ בְּנֵ֣י יְהוּדָ֔ה</w:t>
-      </w:r>
-    </w:p>
-    <w:p>
-      <w:pPr/>
-      <w:r>
-        <w:rPr>
-          <w:lang w:val="zh_TW" w:bidi="zh_TW"/>
-        </w:rPr>
-      </w:r>
-      <w:r>
-        <w:rPr>
           <w:b/>
           <w:lang w:val="zh_TW" w:bidi="zh_TW"/>
         </w:rPr>
@@ -29151,20 +25656,6 @@
       </w:r>
       <w:r>
         <w:rPr>
-          <w:lang w:val="zh_TW" w:bidi="zh_TW"/>
-        </w:rPr>
-        <w:t>בְּנֵ֣י יְהוּדָ֔ה</w:t>
-      </w:r>
-    </w:p>
-    <w:p>
-      <w:pPr/>
-      <w:r>
-        <w:rPr>
-          <w:lang w:val="zh_TW" w:bidi="zh_TW"/>
-        </w:rPr>
-      </w:r>
-      <w:r>
-        <w:rPr>
           <w:b/>
           <w:lang w:val="zh_TW" w:bidi="zh_TW"/>
         </w:rPr>
@@ -29302,20 +25793,6 @@
       </w:r>
       <w:r>
         <w:rPr>
-          <w:lang w:val="zh_TW" w:bidi="zh_TW"/>
-        </w:rPr>
-        <w:t>לִ⁠שְׁבָאיִ֖ם</w:t>
-      </w:r>
-    </w:p>
-    <w:p>
-      <w:pPr/>
-      <w:r>
-        <w:rPr>
-          <w:lang w:val="zh_TW" w:bidi="zh_TW"/>
-        </w:rPr>
-      </w:r>
-      <w:r>
-        <w:rPr>
           <w:b/>
           <w:lang w:val="zh_TW" w:bidi="zh_TW"/>
         </w:rPr>
@@ -29406,20 +25883,6 @@
       </w:r>
       <w:r>
         <w:rPr>
-          <w:lang w:val="zh_TW" w:bidi="zh_TW"/>
-        </w:rPr>
-        <w:t>אֶל־גּ֣וֹי רָח֑וֹק כִּ֥י יְהוָ֖ה דִּבֵּֽר</w:t>
-      </w:r>
-    </w:p>
-    <w:p>
-      <w:pPr/>
-      <w:r>
-        <w:rPr>
-          <w:lang w:val="zh_TW" w:bidi="zh_TW"/>
-        </w:rPr>
-      </w:r>
-      <w:r>
-        <w:rPr>
           <w:b/>
           <w:lang w:val="zh_TW" w:bidi="zh_TW"/>
         </w:rPr>
@@ -29528,20 +25991,6 @@
       </w:r>
       <w:r>
         <w:rPr>
-          <w:lang w:val="zh_TW" w:bidi="zh_TW"/>
-        </w:rPr>
-        <w:t>קִרְאוּ</w:t>
-      </w:r>
-    </w:p>
-    <w:p>
-      <w:pPr/>
-      <w:r>
-        <w:rPr>
-          <w:lang w:val="zh_TW" w:bidi="zh_TW"/>
-        </w:rPr>
-      </w:r>
-      <w:r>
-        <w:rPr>
           <w:b/>
           <w:lang w:val="zh_TW" w:bidi="zh_TW"/>
         </w:rPr>
@@ -29638,20 +26087,6 @@
       </w:r>
       <w:r>
         <w:rPr>
-          <w:lang w:val="zh_TW" w:bidi="zh_TW"/>
-        </w:rPr>
-        <w:t>קַדְּשׁ֖וּ מִלְחָמָ֑ה</w:t>
-      </w:r>
-    </w:p>
-    <w:p>
-      <w:pPr/>
-      <w:r>
-        <w:rPr>
-          <w:lang w:val="zh_TW" w:bidi="zh_TW"/>
-        </w:rPr>
-      </w:r>
-      <w:r>
-        <w:rPr>
           <w:b/>
           <w:lang w:val="zh_TW" w:bidi="zh_TW"/>
         </w:rPr>
@@ -29748,20 +26183,6 @@
       </w:r>
       <w:r>
         <w:rPr>
-          <w:lang w:val="zh_TW" w:bidi="zh_TW"/>
-        </w:rPr>
-        <w:t>אִתֵּי⁠כֶם֙</w:t>
-      </w:r>
-    </w:p>
-    <w:p>
-      <w:pPr/>
-      <w:r>
-        <w:rPr>
-          <w:lang w:val="zh_TW" w:bidi="zh_TW"/>
-        </w:rPr>
-      </w:r>
-      <w:r>
-        <w:rPr>
           <w:b/>
           <w:lang w:val="zh_TW" w:bidi="zh_TW"/>
         </w:rPr>
@@ -29852,20 +26273,6 @@
       </w:r>
       <w:r>
         <w:rPr>
-          <w:lang w:val="zh_TW" w:bidi="zh_TW"/>
-        </w:rPr>
-        <w:t>וּ⁠מַזְמְרֹֽתֵי⁠כֶ֖ם</w:t>
-      </w:r>
-    </w:p>
-    <w:p>
-      <w:pPr/>
-      <w:r>
-        <w:rPr>
-          <w:lang w:val="zh_TW" w:bidi="zh_TW"/>
-        </w:rPr>
-      </w:r>
-      <w:r>
-        <w:rPr>
           <w:b/>
           <w:lang w:val="zh_TW" w:bidi="zh_TW"/>
         </w:rPr>
@@ -29956,20 +26363,6 @@
       </w:r>
       <w:r>
         <w:rPr>
-          <w:lang w:val="zh_TW" w:bidi="zh_TW"/>
-        </w:rPr>
-        <w:t>הַֽ⁠חַלָּ֔שׁ יֹאמַ֖ר גִּבּ֥וֹר אָֽנִי</w:t>
-      </w:r>
-    </w:p>
-    <w:p>
-      <w:pPr/>
-      <w:r>
-        <w:rPr>
-          <w:lang w:val="zh_TW" w:bidi="zh_TW"/>
-        </w:rPr>
-      </w:r>
-      <w:r>
-        <w:rPr>
           <w:b/>
           <w:lang w:val="zh_TW" w:bidi="zh_TW"/>
         </w:rPr>
@@ -30081,20 +26474,6 @@
       </w:r>
       <w:r>
         <w:rPr>
-          <w:lang w:val="zh_TW" w:bidi="zh_TW"/>
-        </w:rPr>
-        <w:t>הַֽ⁠חַלָּ֔שׁ</w:t>
-      </w:r>
-    </w:p>
-    <w:p>
-      <w:pPr/>
-      <w:r>
-        <w:rPr>
-          <w:lang w:val="zh_TW" w:bidi="zh_TW"/>
-        </w:rPr>
-      </w:r>
-      <w:r>
-        <w:rPr>
           <w:b/>
           <w:lang w:val="zh_TW" w:bidi="zh_TW"/>
         </w:rPr>
@@ -30191,20 +26570,6 @@
       </w:r>
       <w:r>
         <w:rPr>
-          <w:lang w:val="zh_TW" w:bidi="zh_TW"/>
-        </w:rPr>
-        <w:t>ע֣וּשׁוּ וָ⁠בֹ֧אוּ</w:t>
-      </w:r>
-    </w:p>
-    <w:p>
-      <w:pPr/>
-      <w:r>
-        <w:rPr>
-          <w:lang w:val="zh_TW" w:bidi="zh_TW"/>
-        </w:rPr>
-      </w:r>
-      <w:r>
-        <w:rPr>
           <w:b/>
           <w:lang w:val="zh_TW" w:bidi="zh_TW"/>
         </w:rPr>
@@ -30342,20 +26707,6 @@
       </w:r>
       <w:r>
         <w:rPr>
-          <w:lang w:val="zh_TW" w:bidi="zh_TW"/>
-        </w:rPr>
-        <w:t>יֵע֨וֹרוּ֙ &amp; הַ⁠גּוֹיִ֔ם</w:t>
-      </w:r>
-    </w:p>
-    <w:p>
-      <w:pPr/>
-      <w:r>
-        <w:rPr>
-          <w:lang w:val="zh_TW" w:bidi="zh_TW"/>
-        </w:rPr>
-      </w:r>
-      <w:r>
-        <w:rPr>
           <w:b/>
           <w:lang w:val="zh_TW" w:bidi="zh_TW"/>
         </w:rPr>
@@ -30470,7 +26821,7 @@
         </w:rPr>
         <w:t>看看在</w:t>
       </w:r>
-      <w:hyperlink r:id="rId21">
+      <w:hyperlink r:id="rId19">
         <w:r>
           <w:rPr>
             <w:lang w:val="zh_TW" w:bidi="zh_TW"/>
@@ -30552,20 +26903,6 @@
       </w:r>
       <w:r>
         <w:rPr>
-          <w:lang w:val="zh_TW" w:bidi="zh_TW"/>
-        </w:rPr>
-        <w:t>אֵשֵׁ֛ב לִ⁠שְׁפֹּ֥ט</w:t>
-      </w:r>
-    </w:p>
-    <w:p>
-      <w:pPr/>
-      <w:r>
-        <w:rPr>
-          <w:lang w:val="zh_TW" w:bidi="zh_TW"/>
-        </w:rPr>
-      </w:r>
-      <w:r>
-        <w:rPr>
           <w:b/>
           <w:lang w:val="zh_TW" w:bidi="zh_TW"/>
         </w:rPr>
@@ -30656,20 +26993,6 @@
       </w:r>
       <w:r>
         <w:rPr>
-          <w:lang w:val="zh_TW" w:bidi="zh_TW"/>
-        </w:rPr>
-        <w:t>שִׁלְח֣וּ מַגָּ֔ל כִּ֥י בָשַׁ֖ל קָצִ֑יר &amp; כִּֽי</w:t>
-      </w:r>
-    </w:p>
-    <w:p>
-      <w:pPr/>
-      <w:r>
-        <w:rPr>
-          <w:lang w:val="zh_TW" w:bidi="zh_TW"/>
-        </w:rPr>
-      </w:r>
-      <w:r>
-        <w:rPr>
           <w:b/>
           <w:lang w:val="zh_TW" w:bidi="zh_TW"/>
         </w:rPr>
@@ -30759,20 +27082,6 @@
       </w:r>
       <w:r>
         <w:rPr>
-          <w:lang w:val="zh_TW" w:bidi="zh_TW"/>
-        </w:rPr>
-        <w:t>שִׁלְח֣וּ מַגָּ֔ל</w:t>
-      </w:r>
-    </w:p>
-    <w:p>
-      <w:pPr/>
-      <w:r>
-        <w:rPr>
-          <w:lang w:val="zh_TW" w:bidi="zh_TW"/>
-        </w:rPr>
-      </w:r>
-      <w:r>
-        <w:rPr>
           <w:b/>
           <w:lang w:val="zh_TW" w:bidi="zh_TW"/>
         </w:rPr>
@@ -30903,20 +27212,6 @@
       </w:r>
       <w:r>
         <w:rPr>
-          <w:lang w:val="zh_TW" w:bidi="zh_TW"/>
-        </w:rPr>
-        <w:t>שִׁלְח֣וּ מַגָּ֔ל</w:t>
-      </w:r>
-    </w:p>
-    <w:p>
-      <w:pPr/>
-      <w:r>
-        <w:rPr>
-          <w:lang w:val="zh_TW" w:bidi="zh_TW"/>
-        </w:rPr>
-      </w:r>
-      <w:r>
-        <w:rPr>
           <w:b/>
           <w:lang w:val="zh_TW" w:bidi="zh_TW"/>
         </w:rPr>
@@ -31019,20 +27314,6 @@
       </w:r>
       <w:r>
         <w:rPr>
-          <w:lang w:val="zh_TW" w:bidi="zh_TW"/>
-        </w:rPr>
-        <w:t>שִׁלְח֣וּ</w:t>
-      </w:r>
-    </w:p>
-    <w:p>
-      <w:pPr/>
-      <w:r>
-        <w:rPr>
-          <w:lang w:val="zh_TW" w:bidi="zh_TW"/>
-        </w:rPr>
-      </w:r>
-      <w:r>
-        <w:rPr>
           <w:b/>
           <w:lang w:val="zh_TW" w:bidi="zh_TW"/>
         </w:rPr>
@@ -31072,7 +27353,7 @@
         </w:rPr>
         <w:t>譯註：有些譯本對這一節的翻譯為「伸出……來踐踏吧」）這些命令在此處是複數形式，因此請在翻譯中使用複數形式，如果在你的語言中有這種區分。這些命令似乎是在對</w:t>
       </w:r>
-      <w:hyperlink r:id="rId22">
+      <w:hyperlink r:id="rId20">
         <w:r>
           <w:rPr>
             <w:lang w:val="zh_TW" w:bidi="zh_TW"/>
@@ -31154,20 +27435,6 @@
       </w:r>
       <w:r>
         <w:rPr>
-          <w:lang w:val="zh_TW" w:bidi="zh_TW"/>
-        </w:rPr>
-        <w:t>בֹּ֤אֽוּ רְדוּ֙ כִּֽי־מָ֣לְאָה גַּ֔ת</w:t>
-      </w:r>
-    </w:p>
-    <w:p>
-      <w:pPr/>
-      <w:r>
-        <w:rPr>
-          <w:lang w:val="zh_TW" w:bidi="zh_TW"/>
-        </w:rPr>
-      </w:r>
-      <w:r>
-        <w:rPr>
           <w:b/>
           <w:lang w:val="zh_TW" w:bidi="zh_TW"/>
         </w:rPr>
@@ -31257,20 +27524,6 @@
       </w:r>
       <w:r>
         <w:rPr>
-          <w:lang w:val="zh_TW" w:bidi="zh_TW"/>
-        </w:rPr>
-        <w:t>כִּ֥י &amp; כִּ֥י רַבָּ֖ה רָעָתָֽ⁠ם</w:t>
-      </w:r>
-    </w:p>
-    <w:p>
-      <w:pPr/>
-      <w:r>
-        <w:rPr>
-          <w:lang w:val="zh_TW" w:bidi="zh_TW"/>
-        </w:rPr>
-      </w:r>
-      <w:r>
-        <w:rPr>
           <w:b/>
           <w:lang w:val="zh_TW" w:bidi="zh_TW"/>
         </w:rPr>
@@ -31367,20 +27620,6 @@
       </w:r>
       <w:r>
         <w:rPr>
-          <w:lang w:val="zh_TW" w:bidi="zh_TW"/>
-        </w:rPr>
-        <w:t>הֲמוֹנִ֣ים הֲמוֹנִ֔ים בְּ⁠עֵ֖מֶק הֶֽ⁠חָר֑וּץ &amp; בְּ⁠עֵ֖מֶק</w:t>
-      </w:r>
-    </w:p>
-    <w:p>
-      <w:pPr/>
-      <w:r>
-        <w:rPr>
-          <w:lang w:val="zh_TW" w:bidi="zh_TW"/>
-        </w:rPr>
-      </w:r>
-      <w:r>
-        <w:rPr>
           <w:b/>
           <w:lang w:val="zh_TW" w:bidi="zh_TW"/>
         </w:rPr>
@@ -31477,20 +27716,6 @@
       </w:r>
       <w:r>
         <w:rPr>
-          <w:lang w:val="zh_TW" w:bidi="zh_TW"/>
-        </w:rPr>
-        <w:t>הֲמוֹנִ֣ים הֲמוֹנִ֔ים בְּ⁠עֵ֖מֶק הֶֽ⁠חָר֑וּץ &amp; בְּ⁠עֵ֖מֶק</w:t>
-      </w:r>
-    </w:p>
-    <w:p>
-      <w:pPr/>
-      <w:r>
-        <w:rPr>
-          <w:lang w:val="zh_TW" w:bidi="zh_TW"/>
-        </w:rPr>
-      </w:r>
-      <w:r>
-        <w:rPr>
           <w:b/>
           <w:lang w:val="zh_TW" w:bidi="zh_TW"/>
         </w:rPr>
@@ -31602,20 +27827,6 @@
       </w:r>
       <w:r>
         <w:rPr>
-          <w:lang w:val="zh_TW" w:bidi="zh_TW"/>
-        </w:rPr>
-        <w:t>בְּ⁠עֵ֖מֶק הֶֽ⁠חָר֑וּץ &amp; בְּ⁠עֵ֖מֶק</w:t>
-      </w:r>
-    </w:p>
-    <w:p>
-      <w:pPr/>
-      <w:r>
-        <w:rPr>
-          <w:lang w:val="zh_TW" w:bidi="zh_TW"/>
-        </w:rPr>
-      </w:r>
-      <w:r>
-        <w:rPr>
           <w:b/>
           <w:lang w:val="zh_TW" w:bidi="zh_TW"/>
         </w:rPr>
@@ -31712,20 +27923,6 @@
       </w:r>
       <w:r>
         <w:rPr>
-          <w:lang w:val="zh_TW" w:bidi="zh_TW"/>
-        </w:rPr>
-        <w:t>שֶׁ֥מֶשׁ וְ⁠יָרֵ֖חַ קָדָ֑רוּ וְ⁠כוֹכָבִ֖ים אָסְפ֥וּ נָגְהָֽ⁠ם</w:t>
-      </w:r>
-    </w:p>
-    <w:p>
-      <w:pPr/>
-      <w:r>
-        <w:rPr>
-          <w:lang w:val="zh_TW" w:bidi="zh_TW"/>
-        </w:rPr>
-      </w:r>
-      <w:r>
-        <w:rPr>
           <w:b/>
           <w:lang w:val="zh_TW" w:bidi="zh_TW"/>
         </w:rPr>
@@ -31745,7 +27942,7 @@
         </w:rPr>
         <w:t>這些片語與</w:t>
       </w:r>
-      <w:hyperlink r:id="rId23">
+      <w:hyperlink r:id="rId21">
         <w:r>
           <w:rPr>
             <w:lang w:val="zh_TW" w:bidi="zh_TW"/>
@@ -31846,7 +28043,7 @@
         </w:rPr>
         <w:t>看看在</w:t>
       </w:r>
-      <w:hyperlink r:id="rId23">
+      <w:hyperlink r:id="rId21">
         <w:r>
           <w:rPr>
             <w:lang w:val="zh_TW" w:bidi="zh_TW"/>
@@ -31928,20 +28125,6 @@
       </w:r>
       <w:r>
         <w:rPr>
-          <w:lang w:val="zh_TW" w:bidi="zh_TW"/>
-        </w:rPr>
-        <w:t>וַ⁠יהוָ֞ה מִ⁠צִּיּ֣וֹן יִשְׁאָ֗ג</w:t>
-      </w:r>
-    </w:p>
-    <w:p>
-      <w:pPr/>
-      <w:r>
-        <w:rPr>
-          <w:lang w:val="zh_TW" w:bidi="zh_TW"/>
-        </w:rPr>
-      </w:r>
-      <w:r>
-        <w:rPr>
           <w:b/>
           <w:lang w:val="zh_TW" w:bidi="zh_TW"/>
         </w:rPr>
@@ -32050,20 +28233,6 @@
       </w:r>
       <w:r>
         <w:rPr>
-          <w:lang w:val="zh_TW" w:bidi="zh_TW"/>
-        </w:rPr>
-        <w:t>וְ⁠רָעֲשׁ֖וּ שָׁמַ֣יִם וָ⁠אָ֑רֶץ</w:t>
-      </w:r>
-    </w:p>
-    <w:p>
-      <w:pPr/>
-      <w:r>
-        <w:rPr>
-          <w:lang w:val="zh_TW" w:bidi="zh_TW"/>
-        </w:rPr>
-      </w:r>
-      <w:r>
-        <w:rPr>
           <w:b/>
           <w:lang w:val="zh_TW" w:bidi="zh_TW"/>
         </w:rPr>
@@ -32185,20 +28354,6 @@
       </w:r>
       <w:r>
         <w:rPr>
-          <w:lang w:val="zh_TW" w:bidi="zh_TW"/>
-        </w:rPr>
-        <w:t>וַֽ⁠יהוָה֙ מַֽחֲסֶ֣ה לְ⁠עַמּ֔⁠וֹ וּ⁠מָע֖וֹז לִ⁠בְנֵ֥י יִשְׂרָאֵֽל</w:t>
-      </w:r>
-    </w:p>
-    <w:p>
-      <w:pPr/>
-      <w:r>
-        <w:rPr>
-          <w:lang w:val="zh_TW" w:bidi="zh_TW"/>
-        </w:rPr>
-      </w:r>
-      <w:r>
-        <w:rPr>
           <w:b/>
           <w:lang w:val="zh_TW" w:bidi="zh_TW"/>
         </w:rPr>
@@ -32320,20 +28475,6 @@
       </w:r>
       <w:r>
         <w:rPr>
-          <w:lang w:val="zh_TW" w:bidi="zh_TW"/>
-        </w:rPr>
-        <w:t>לִ⁠בְנֵ֥י יִשְׂרָאֵֽל</w:t>
-      </w:r>
-    </w:p>
-    <w:p>
-      <w:pPr/>
-      <w:r>
-        <w:rPr>
-          <w:lang w:val="zh_TW" w:bidi="zh_TW"/>
-        </w:rPr>
-      </w:r>
-      <w:r>
-        <w:rPr>
           <w:b/>
           <w:lang w:val="zh_TW" w:bidi="zh_TW"/>
         </w:rPr>
@@ -32381,7 +28522,7 @@
         </w:rPr>
         <w:t>看看你如何翻譯</w:t>
       </w:r>
-      <w:hyperlink r:id="rId18">
+      <w:hyperlink r:id="rId16">
         <w:r>
           <w:rPr>
             <w:lang w:val="zh_TW" w:bidi="zh_TW"/>
@@ -32476,20 +28617,6 @@
       </w:r>
       <w:r>
         <w:rPr>
-          <w:lang w:val="zh_TW" w:bidi="zh_TW"/>
-        </w:rPr>
-        <w:t>וִֽ⁠ידַעְתֶּ֗ם</w:t>
-      </w:r>
-    </w:p>
-    <w:p>
-      <w:pPr/>
-      <w:r>
-        <w:rPr>
-          <w:lang w:val="zh_TW" w:bidi="zh_TW"/>
-        </w:rPr>
-      </w:r>
-      <w:r>
-        <w:rPr>
           <w:b/>
           <w:lang w:val="zh_TW" w:bidi="zh_TW"/>
         </w:rPr>
@@ -32585,20 +28712,6 @@
       </w:r>
       <w:r>
         <w:rPr>
-          <w:lang w:val="zh_TW" w:bidi="zh_TW"/>
-        </w:rPr>
-        <w:t>הַר־קָדְשִׁ֑⁠י</w:t>
-      </w:r>
-    </w:p>
-    <w:p>
-      <w:pPr/>
-      <w:r>
-        <w:rPr>
-          <w:lang w:val="zh_TW" w:bidi="zh_TW"/>
-        </w:rPr>
-      </w:r>
-      <w:r>
-        <w:rPr>
           <w:b/>
           <w:lang w:val="zh_TW" w:bidi="zh_TW"/>
         </w:rPr>
@@ -32723,20 +28836,6 @@
       </w:r>
       <w:r>
         <w:rPr>
-          <w:lang w:val="zh_TW" w:bidi="zh_TW"/>
-        </w:rPr>
-        <w:t>וְ⁠הָיָה֩ בַ⁠יּ֨וֹם הַ⁠ה֜וּא</w:t>
-      </w:r>
-    </w:p>
-    <w:p>
-      <w:pPr/>
-      <w:r>
-        <w:rPr>
-          <w:lang w:val="zh_TW" w:bidi="zh_TW"/>
-        </w:rPr>
-      </w:r>
-      <w:r>
-        <w:rPr>
           <w:b/>
           <w:lang w:val="zh_TW" w:bidi="zh_TW"/>
         </w:rPr>
@@ -32820,20 +28919,6 @@
       </w:r>
       <w:r>
         <w:rPr>
-          <w:lang w:val="zh_TW" w:bidi="zh_TW"/>
-        </w:rPr>
-        <w:t>בַ⁠יּ֨וֹם הַ⁠ה֜וּא</w:t>
-      </w:r>
-    </w:p>
-    <w:p>
-      <w:pPr/>
-      <w:r>
-        <w:rPr>
-          <w:lang w:val="zh_TW" w:bidi="zh_TW"/>
-        </w:rPr>
-      </w:r>
-      <w:r>
-        <w:rPr>
           <w:b/>
           <w:lang w:val="zh_TW" w:bidi="zh_TW"/>
         </w:rPr>
@@ -32936,20 +29021,6 @@
       </w:r>
       <w:r>
         <w:rPr>
-          <w:lang w:val="zh_TW" w:bidi="zh_TW"/>
-        </w:rPr>
-        <w:t>יִטְּפ֧וּ הֶ⁠הָרִ֣ים עָסִ֗יס וְ⁠הַ⁠גְּבָעוֹת֙ תֵּלַ֣כְנָה חָלָ֔ב</w:t>
-      </w:r>
-    </w:p>
-    <w:p>
-      <w:pPr/>
-      <w:r>
-        <w:rPr>
-          <w:lang w:val="zh_TW" w:bidi="zh_TW"/>
-        </w:rPr>
-      </w:r>
-      <w:r>
-        <w:rPr>
           <w:b/>
           <w:lang w:val="zh_TW" w:bidi="zh_TW"/>
         </w:rPr>
@@ -33091,20 +29162,6 @@
       </w:r>
       <w:r>
         <w:rPr>
-          <w:lang w:val="zh_TW" w:bidi="zh_TW"/>
-        </w:rPr>
-        <w:t>וּ⁠מַעְיָ֗ן &amp; יֵצֵ֔א</w:t>
-      </w:r>
-    </w:p>
-    <w:p>
-      <w:pPr/>
-      <w:r>
-        <w:rPr>
-          <w:lang w:val="zh_TW" w:bidi="zh_TW"/>
-        </w:rPr>
-      </w:r>
-      <w:r>
-        <w:rPr>
           <w:b/>
           <w:lang w:val="zh_TW" w:bidi="zh_TW"/>
         </w:rPr>
@@ -33201,20 +29258,6 @@
       </w:r>
       <w:r>
         <w:rPr>
-          <w:lang w:val="zh_TW" w:bidi="zh_TW"/>
-        </w:rPr>
-        <w:t>וּ⁠מַעְיָ֗ן</w:t>
-      </w:r>
-    </w:p>
-    <w:p>
-      <w:pPr/>
-      <w:r>
-        <w:rPr>
-          <w:lang w:val="zh_TW" w:bidi="zh_TW"/>
-        </w:rPr>
-      </w:r>
-      <w:r>
-        <w:rPr>
           <w:b/>
           <w:lang w:val="zh_TW" w:bidi="zh_TW"/>
         </w:rPr>
@@ -33317,20 +29360,6 @@
       </w:r>
       <w:r>
         <w:rPr>
-          <w:lang w:val="zh_TW" w:bidi="zh_TW"/>
-        </w:rPr>
-        <w:t>מִ⁠בֵּ֤ית יְהוָה֙</w:t>
-      </w:r>
-    </w:p>
-    <w:p>
-      <w:pPr/>
-      <w:r>
-        <w:rPr>
-          <w:lang w:val="zh_TW" w:bidi="zh_TW"/>
-        </w:rPr>
-      </w:r>
-      <w:r>
-        <w:rPr>
           <w:b/>
           <w:lang w:val="zh_TW" w:bidi="zh_TW"/>
         </w:rPr>
@@ -33350,7 +29379,7 @@
         </w:rPr>
         <w:t>看看在</w:t>
       </w:r>
-      <w:hyperlink r:id="rId24">
+      <w:hyperlink r:id="rId22">
         <w:r>
           <w:rPr>
             <w:lang w:val="zh_TW" w:bidi="zh_TW"/>
@@ -33444,20 +29473,6 @@
       </w:r>
       <w:r>
         <w:rPr>
-          <w:lang w:val="zh_TW" w:bidi="zh_TW"/>
-        </w:rPr>
-        <w:t>אֶת־נַ֥חַל הַ⁠שִּׁטִּֽים</w:t>
-      </w:r>
-    </w:p>
-    <w:p>
-      <w:pPr/>
-      <w:r>
-        <w:rPr>
-          <w:lang w:val="zh_TW" w:bidi="zh_TW"/>
-        </w:rPr>
-      </w:r>
-      <w:r>
-        <w:rPr>
           <w:b/>
           <w:lang w:val="zh_TW" w:bidi="zh_TW"/>
         </w:rPr>
@@ -33548,20 +29563,6 @@
       </w:r>
       <w:r>
         <w:rPr>
-          <w:lang w:val="zh_TW" w:bidi="zh_TW"/>
-        </w:rPr>
-        <w:t>מִצְרַ֨יִם֙ לִ⁠שְׁמָמָ֣ה תִֽהְיֶ֔ה</w:t>
-      </w:r>
-    </w:p>
-    <w:p>
-      <w:pPr/>
-      <w:r>
-        <w:rPr>
-          <w:lang w:val="zh_TW" w:bidi="zh_TW"/>
-        </w:rPr>
-      </w:r>
-      <w:r>
-        <w:rPr>
           <w:b/>
           <w:lang w:val="zh_TW" w:bidi="zh_TW"/>
         </w:rPr>
@@ -33658,20 +29659,6 @@
       </w:r>
       <w:r>
         <w:rPr>
-          <w:lang w:val="zh_TW" w:bidi="zh_TW"/>
-        </w:rPr>
-        <w:t>מֵֽ⁠חֲמַס֙ בְּנֵ֣י יְהוּדָ֔ה</w:t>
-      </w:r>
-    </w:p>
-    <w:p>
-      <w:pPr/>
-      <w:r>
-        <w:rPr>
-          <w:lang w:val="zh_TW" w:bidi="zh_TW"/>
-        </w:rPr>
-      </w:r>
-      <w:r>
-        <w:rPr>
           <w:b/>
           <w:lang w:val="zh_TW" w:bidi="zh_TW"/>
         </w:rPr>
@@ -33787,20 +29774,6 @@
       </w:r>
       <w:r>
         <w:rPr>
-          <w:lang w:val="zh_TW" w:bidi="zh_TW"/>
-        </w:rPr>
-        <w:t>שָׁפְכ֥וּ דָם־נָקִ֖יא</w:t>
-      </w:r>
-    </w:p>
-    <w:p>
-      <w:pPr/>
-      <w:r>
-        <w:rPr>
-          <w:lang w:val="zh_TW" w:bidi="zh_TW"/>
-        </w:rPr>
-      </w:r>
-      <w:r>
-        <w:rPr>
           <w:b/>
           <w:lang w:val="zh_TW" w:bidi="zh_TW"/>
         </w:rPr>
@@ -33903,20 +29876,6 @@
       </w:r>
       <w:r>
         <w:rPr>
-          <w:lang w:val="zh_TW" w:bidi="zh_TW"/>
-        </w:rPr>
-        <w:t>בְּ⁠אַרְצָֽ⁠ם</w:t>
-      </w:r>
-    </w:p>
-    <w:p>
-      <w:pPr/>
-      <w:r>
-        <w:rPr>
-          <w:lang w:val="zh_TW" w:bidi="zh_TW"/>
-        </w:rPr>
-      </w:r>
-      <w:r>
-        <w:rPr>
           <w:b/>
           <w:lang w:val="zh_TW" w:bidi="zh_TW"/>
         </w:rPr>
@@ -34074,20 +30033,6 @@
       </w:r>
       <w:r>
         <w:rPr>
-          <w:lang w:val="zh_TW" w:bidi="zh_TW"/>
-        </w:rPr>
-        <w:t>וִ⁠יהוּדָ֖ה</w:t>
-      </w:r>
-    </w:p>
-    <w:p>
-      <w:pPr/>
-      <w:r>
-        <w:rPr>
-          <w:lang w:val="zh_TW" w:bidi="zh_TW"/>
-        </w:rPr>
-      </w:r>
-      <w:r>
-        <w:rPr>
           <w:b/>
           <w:lang w:val="zh_TW" w:bidi="zh_TW"/>
         </w:rPr>
@@ -34190,20 +30135,6 @@
       </w:r>
       <w:r>
         <w:rPr>
-          <w:lang w:val="zh_TW" w:bidi="zh_TW"/>
-        </w:rPr>
-        <w:t>וִ⁠ירוּשָׁלִַ֖ם לְ⁠ד֥וֹר וָ⁠דֽוֹר</w:t>
-      </w:r>
-    </w:p>
-    <w:p>
-      <w:pPr/>
-      <w:r>
-        <w:rPr>
-          <w:lang w:val="zh_TW" w:bidi="zh_TW"/>
-        </w:rPr>
-      </w:r>
-      <w:r>
-        <w:rPr>
           <w:b/>
           <w:lang w:val="zh_TW" w:bidi="zh_TW"/>
         </w:rPr>
@@ -34293,20 +30224,6 @@
       </w:r>
       <w:r>
         <w:rPr>
-          <w:lang w:val="zh_TW" w:bidi="zh_TW"/>
-        </w:rPr>
-        <w:t>לְ⁠ד֥וֹר וָ⁠דֽוֹר</w:t>
-      </w:r>
-    </w:p>
-    <w:p>
-      <w:pPr/>
-      <w:r>
-        <w:rPr>
-          <w:lang w:val="zh_TW" w:bidi="zh_TW"/>
-        </w:rPr>
-      </w:r>
-      <w:r>
-        <w:rPr>
           <w:b/>
           <w:lang w:val="zh_TW" w:bidi="zh_TW"/>
         </w:rPr>
@@ -34326,7 +30243,7 @@
         </w:rPr>
         <w:t>就像在</w:t>
       </w:r>
-      <w:hyperlink r:id="rId25">
+      <w:hyperlink r:id="rId23">
         <w:r>
           <w:rPr>
             <w:lang w:val="zh_TW" w:bidi="zh_TW"/>
@@ -34408,20 +30325,6 @@
       </w:r>
       <w:r>
         <w:rPr>
-          <w:lang w:val="zh_TW" w:bidi="zh_TW"/>
-        </w:rPr>
-        <w:t>וְ⁠נִקֵּ֖יתִי דָּמָ֣⁠ם לֹֽא־נִקֵּ֑יתִי</w:t>
-      </w:r>
-    </w:p>
-    <w:p>
-      <w:pPr/>
-      <w:r>
-        <w:rPr>
-          <w:lang w:val="zh_TW" w:bidi="zh_TW"/>
-        </w:rPr>
-      </w:r>
-      <w:r>
-        <w:rPr>
           <w:b/>
           <w:lang w:val="zh_TW" w:bidi="zh_TW"/>
         </w:rPr>
@@ -34505,20 +30408,6 @@
       </w:r>
       <w:r>
         <w:rPr>
-          <w:lang w:val="zh_TW" w:bidi="zh_TW"/>
-        </w:rPr>
-        <w:t>דָּמָ֣⁠ם</w:t>
-      </w:r>
-    </w:p>
-    <w:p>
-      <w:pPr/>
-      <w:r>
-        <w:rPr>
-          <w:lang w:val="zh_TW" w:bidi="zh_TW"/>
-        </w:rPr>
-      </w:r>
-      <w:r>
-        <w:rPr>
           <w:b/>
           <w:lang w:val="zh_TW" w:bidi="zh_TW"/>
         </w:rPr>
@@ -34621,20 +30510,6 @@
       </w:r>
       <w:r>
         <w:rPr>
-          <w:lang w:val="zh_TW" w:bidi="zh_TW"/>
-        </w:rPr>
-        <w:t>וַֽ⁠יהוָ֖ה שֹׁכֵ֥ן בְּ⁠צִיּֽוֹן</w:t>
-      </w:r>
-    </w:p>
-    <w:p>
-      <w:pPr/>
-      <w:r>
-        <w:rPr>
-          <w:lang w:val="zh_TW" w:bidi="zh_TW"/>
-        </w:rPr>
-      </w:r>
-      <w:r>
-        <w:rPr>
           <w:b/>
           <w:lang w:val="zh_TW" w:bidi="zh_TW"/>
         </w:rPr>
@@ -34719,20 +30594,6 @@
         <w:rPr>
           <w:lang w:val="zh_TW" w:bidi="zh_TW"/>
         </w:rPr>
-      </w:r>
-    </w:p>
-    <w:p>
-      <w:pPr/>
-      <w:r>
-        <w:rPr>
-          <w:lang w:val="zh_TW" w:bidi="zh_TW"/>
-        </w:rPr>
-      </w:r>
-      <w:r>
-        <w:rPr>
-          <w:lang w:val="zh_TW" w:bidi="zh_TW"/>
-        </w:rPr>
-        <w:t>וַֽ⁠יהוָ֖ה שֹׁכֵ֥ן בְּ⁠צִיּֽוֹן</w:t>
       </w:r>
     </w:p>
     <w:p>

--- a/zht/docx/29.content.docx
+++ b/zht/docx/29.content.docx
@@ -28,15 +28,49 @@
       </w:r>
     </w:p>
     <w:p>
-      <w:pPr/>
-      <w:r>
-        <w:rPr>
-          <w:lang w:val="zh_TW" w:bidi="zh_TW"/>
-        </w:rPr>
-      </w:r>
-      <w:r>
-        <w:rPr>
-          <w:b/>
+      <w:pPr>
+        <w:pStyle w:val="Heading2"/>
+      </w:pPr>
+      <w:r>
+        <w:rPr>
+          <w:lang w:val="zh_TW" w:bidi="zh_TW"/>
+        </w:rPr>
+        <w:t>License Information</w:t>
+      </w:r>
+      <w:r>
+        <w:rPr>
+          <w:lang w:val="zh_TW" w:bidi="zh_TW"/>
+        </w:rPr>
+      </w:r>
+    </w:p>
+    <w:p>
+      <w:pPr/>
+      <w:r>
+        <w:rPr>
+          <w:lang w:val="zh_TW" w:bidi="zh_TW"/>
+        </w:rPr>
+      </w:r>
+      <w:r>
+        <w:rPr>
+          <w:b/>
+          <w:lang w:val="zh_TW" w:bidi="zh_TW"/>
+        </w:rPr>
+        <w:t>翻譯筆記 (unfoldingWord)</w:t>
+      </w:r>
+      <w:r>
+        <w:rPr>
+          <w:lang w:val="zh_TW" w:bidi="zh_TW"/>
+        </w:rPr>
+        <w:t xml:space="preserve"> (Chinese (Traditional)) is based on</w:t>
+      </w:r>
+      <w:r>
+        <w:rPr>
+          <w:lang w:val="zh_TW" w:bidi="zh_TW"/>
+        </w:rPr>
+        <w:t xml:space="preserve">: </w:t>
+      </w:r>
+      <w:r>
+        <w:rPr>
           <w:lang w:val="zh_TW" w:bidi="zh_TW"/>
         </w:rPr>
         <w:t>unfoldingWord® Translation Notes</w:t>
@@ -45,31 +79,62 @@
         <w:rPr>
           <w:lang w:val="zh_TW" w:bidi="zh_TW"/>
         </w:rPr>
-        <w:t xml:space="preserve"> © 2022 unfoldingWord. Released under CC BY-SA 4.0 license. </w:t>
-      </w:r>
-      <w:r>
-        <w:rPr>
-          <w:lang w:val="zh_TW" w:bidi="zh_TW"/>
-        </w:rPr>
-        <w:t>unfoldingWord® Translation Notes</w:t>
-      </w:r>
-      <w:r>
-        <w:rPr>
-          <w:lang w:val="zh_TW" w:bidi="zh_TW"/>
-        </w:rPr>
-        <w:t xml:space="preserve"> has been adapted in the following languages: Tok Pisin, Arabic (عربي), French (Français), Hindi (हिंदी), Indonesian (Bahasa Indonesia), Portuguese (Português), Russian (Русский), Spanish (Español), Swahili (Kiswahili), and Simplified Chinese (简体中文) from </w:t>
-      </w:r>
-      <w:r>
-        <w:rPr>
-          <w:lang w:val="zh_TW" w:bidi="zh_TW"/>
-        </w:rPr>
-        <w:t>unfoldingWord® Translation Notes</w:t>
-      </w:r>
-      <w:r>
-        <w:rPr>
-          <w:lang w:val="zh_TW" w:bidi="zh_TW"/>
-        </w:rPr>
-        <w:t xml:space="preserve"> © 2022 unfoldingWord. Released under CC BY-SA 4.0 license by Mission Mutual</w:t>
+        <w:t xml:space="preserve">, </w:t>
+      </w:r>
+      <w:hyperlink r:id="rId13">
+        <w:r>
+          <w:rPr>
+            <w:lang w:val="zh_TW" w:bidi="zh_TW"/>
+          </w:rPr>
+          <w:rPr>
+            <w:color w:val="0000EE"/>
+            <w:u w:val="single"/>
+          </w:rPr>
+          <w:t>unfoldingWord</w:t>
+        </w:r>
+      </w:hyperlink>
+      <w:r>
+        <w:rPr>
+          <w:lang w:val="zh_TW" w:bidi="zh_TW"/>
+        </w:rPr>
+        <w:t xml:space="preserve">, 2022, which is licensed under a </w:t>
+      </w:r>
+      <w:hyperlink r:id="rId14">
+        <w:r>
+          <w:rPr>
+            <w:lang w:val="zh_TW" w:bidi="zh_TW"/>
+          </w:rPr>
+          <w:rPr>
+            <w:color w:val="0000EE"/>
+            <w:u w:val="single"/>
+          </w:rPr>
+          <w:t>CC BY-SA 4.0 license</w:t>
+        </w:r>
+      </w:hyperlink>
+      <w:r>
+        <w:rPr>
+          <w:lang w:val="zh_TW" w:bidi="zh_TW"/>
+        </w:rPr>
+        <w:t>.</w:t>
+      </w:r>
+      <w:r>
+        <w:rPr>
+          <w:lang w:val="zh_TW" w:bidi="zh_TW"/>
+        </w:rPr>
+      </w:r>
+    </w:p>
+    <w:p>
+      <w:pPr/>
+      <w:r>
+        <w:rPr>
+          <w:lang w:val="zh_TW" w:bidi="zh_TW"/>
+        </w:rPr>
+      </w:r>
+      <w:r>
+        <w:rPr>
+          <w:lang w:val="zh_TW" w:bidi="zh_TW"/>
+        </w:rPr>
+        <w:t>This PDF version is provided under the same license.</w:t>
       </w:r>
       <w:r>
         <w:rPr>
@@ -227,6 +292,20 @@
       </w:r>
       <w:r>
         <w:rPr>
+          <w:lang w:val="zh_TW" w:bidi="zh_TW"/>
+        </w:rPr>
+        <w:t>פְּתוּאֵֽל</w:t>
+      </w:r>
+    </w:p>
+    <w:p>
+      <w:pPr/>
+      <w:r>
+        <w:rPr>
+          <w:lang w:val="zh_TW" w:bidi="zh_TW"/>
+        </w:rPr>
+      </w:r>
+      <w:r>
+        <w:rPr>
           <w:b/>
           <w:lang w:val="zh_TW" w:bidi="zh_TW"/>
         </w:rPr>
@@ -413,6 +492,20 @@
       </w:r>
       <w:r>
         <w:rPr>
+          <w:lang w:val="zh_TW" w:bidi="zh_TW"/>
+        </w:rPr>
+        <w:t>דְּבַר־יְהוָה֙ אֲשֶׁ֣ר הָיָ֔ה</w:t>
+      </w:r>
+    </w:p>
+    <w:p>
+      <w:pPr/>
+      <w:r>
+        <w:rPr>
+          <w:lang w:val="zh_TW" w:bidi="zh_TW"/>
+        </w:rPr>
+      </w:r>
+      <w:r>
+        <w:rPr>
           <w:b/>
           <w:lang w:val="zh_TW" w:bidi="zh_TW"/>
         </w:rPr>
@@ -508,6 +601,20 @@
       </w:r>
       <w:r>
         <w:rPr>
+          <w:lang w:val="zh_TW" w:bidi="zh_TW"/>
+        </w:rPr>
+        <w:t>שִׁמְעוּ־זֹאת֙ הַ⁠זְּקֵנִ֔ים וְ⁠הַֽאֲזִ֔ינוּ כֹּ֖ל יוֹשְׁבֵ֣י הָ⁠אָ֑רֶץ</w:t>
+      </w:r>
+    </w:p>
+    <w:p>
+      <w:pPr/>
+      <w:r>
+        <w:rPr>
+          <w:lang w:val="zh_TW" w:bidi="zh_TW"/>
+        </w:rPr>
+      </w:r>
+      <w:r>
+        <w:rPr>
           <w:b/>
           <w:lang w:val="zh_TW" w:bidi="zh_TW"/>
         </w:rPr>
@@ -591,6 +698,20 @@
       </w:r>
       <w:r>
         <w:rPr>
+          <w:lang w:val="zh_TW" w:bidi="zh_TW"/>
+        </w:rPr>
+        <w:t>הֶ⁠הָ֤יְתָה זֹּאת֙ בִּֽ⁠ימֵי⁠כֶ֔ם וְ⁠אִ֖ם בִּ⁠ימֵ֥י אֲבֹֽתֵי⁠כֶֽם</w:t>
+      </w:r>
+    </w:p>
+    <w:p>
+      <w:pPr/>
+      <w:r>
+        <w:rPr>
+          <w:lang w:val="zh_TW" w:bidi="zh_TW"/>
+        </w:rPr>
+      </w:r>
+      <w:r>
+        <w:rPr>
           <w:b/>
           <w:lang w:val="zh_TW" w:bidi="zh_TW"/>
         </w:rPr>
@@ -674,6 +795,20 @@
       </w:r>
       <w:r>
         <w:rPr>
+          <w:lang w:val="zh_TW" w:bidi="zh_TW"/>
+        </w:rPr>
+        <w:t>בִּֽ⁠ימֵי⁠כֶ֔ם וְ⁠אִ֖ם בִּ⁠ימֵ֥י</w:t>
+      </w:r>
+    </w:p>
+    <w:p>
+      <w:pPr/>
+      <w:r>
+        <w:rPr>
+          <w:lang w:val="zh_TW" w:bidi="zh_TW"/>
+        </w:rPr>
+      </w:r>
+      <w:r>
+        <w:rPr>
           <w:b/>
           <w:lang w:val="zh_TW" w:bidi="zh_TW"/>
         </w:rPr>
@@ -781,6 +916,20 @@
       </w:r>
       <w:r>
         <w:rPr>
+          <w:lang w:val="zh_TW" w:bidi="zh_TW"/>
+        </w:rPr>
+        <w:t>אֲבֹֽתֵי⁠כֶֽם</w:t>
+      </w:r>
+    </w:p>
+    <w:p>
+      <w:pPr/>
+      <w:r>
+        <w:rPr>
+          <w:lang w:val="zh_TW" w:bidi="zh_TW"/>
+        </w:rPr>
+      </w:r>
+      <w:r>
+        <w:rPr>
           <w:b/>
           <w:lang w:val="zh_TW" w:bidi="zh_TW"/>
         </w:rPr>
@@ -929,6 +1078,20 @@
       </w:r>
       <w:r>
         <w:rPr>
+          <w:lang w:val="zh_TW" w:bidi="zh_TW"/>
+        </w:rPr>
+        <w:t>וּ⁠בְנֵי⁠כֶם֙ לִ⁠בְנֵי⁠הֶ֔ם וּ⁠בְנֵי⁠הֶ֖ם לְ⁠ד֥וֹר אַחֵֽר</w:t>
+      </w:r>
+    </w:p>
+    <w:p>
+      <w:pPr/>
+      <w:r>
+        <w:rPr>
+          <w:lang w:val="zh_TW" w:bidi="zh_TW"/>
+        </w:rPr>
+      </w:r>
+      <w:r>
+        <w:rPr>
           <w:b/>
           <w:lang w:val="zh_TW" w:bidi="zh_TW"/>
         </w:rPr>
@@ -1036,6 +1199,20 @@
       </w:r>
       <w:r>
         <w:rPr>
+          <w:lang w:val="zh_TW" w:bidi="zh_TW"/>
+        </w:rPr>
+        <w:t>לִ⁠בְנֵי⁠כֶ֣ם &amp; וּ⁠בְנֵי⁠כֶם֙ לִ⁠בְנֵי⁠הֶ֔ם וּ⁠בְנֵי⁠הֶ֖ם</w:t>
+      </w:r>
+    </w:p>
+    <w:p>
+      <w:pPr/>
+      <w:r>
+        <w:rPr>
+          <w:lang w:val="zh_TW" w:bidi="zh_TW"/>
+        </w:rPr>
+      </w:r>
+      <w:r>
+        <w:rPr>
           <w:b/>
           <w:lang w:val="zh_TW" w:bidi="zh_TW"/>
         </w:rPr>
@@ -1132,6 +1309,20 @@
       </w:r>
       <w:r>
         <w:rPr>
+          <w:lang w:val="zh_TW" w:bidi="zh_TW"/>
+        </w:rPr>
+        <w:t>עָלֶ֖⁠יהָ לִ⁠בְנֵי⁠כֶ֣ם סַפֵּ֑רוּ וּ⁠בְנֵי⁠כֶם֙</w:t>
+      </w:r>
+    </w:p>
+    <w:p>
+      <w:pPr/>
+      <w:r>
+        <w:rPr>
+          <w:lang w:val="zh_TW" w:bidi="zh_TW"/>
+        </w:rPr>
+      </w:r>
+      <w:r>
+        <w:rPr>
           <w:b/>
           <w:lang w:val="zh_TW" w:bidi="zh_TW"/>
         </w:rPr>
@@ -1241,6 +1432,20 @@
       </w:r>
       <w:r>
         <w:rPr>
+          <w:lang w:val="zh_TW" w:bidi="zh_TW"/>
+        </w:rPr>
+        <w:t>יֶ֤תֶר הַ⁠גָּזָם֙ אָכַ֣ל הָֽ⁠אַרְבֶּ֔ה וְ⁠יֶ֥תֶר הָ⁠אַרְבֶּ֖ה אָכַ֣ל הַ⁠יָּ֑לֶק וְ⁠יֶ֣תֶר הַ⁠יֶּ֔לֶק אָכַ֖ל הֶ⁠חָסִֽיל</w:t>
+      </w:r>
+    </w:p>
+    <w:p>
+      <w:pPr/>
+      <w:r>
+        <w:rPr>
+          <w:lang w:val="zh_TW" w:bidi="zh_TW"/>
+        </w:rPr>
+      </w:r>
+      <w:r>
+        <w:rPr>
           <w:b/>
           <w:lang w:val="zh_TW" w:bidi="zh_TW"/>
         </w:rPr>
@@ -1324,6 +1529,20 @@
       </w:r>
       <w:r>
         <w:rPr>
+          <w:lang w:val="zh_TW" w:bidi="zh_TW"/>
+        </w:rPr>
+        <w:t>יֶ֤תֶר הַ⁠גָּזָם֙ אָכַ֣ל הָֽ⁠אַרְבֶּ֔ה וְ⁠יֶ֥תֶר הָ⁠אַרְבֶּ֖ה אָכַ֣ל הַ⁠יָּ֑לֶק וְ⁠יֶ֣תֶר הַ⁠יֶּ֔לֶק אָכַ֖ל הֶ⁠חָסִֽיל</w:t>
+      </w:r>
+    </w:p>
+    <w:p>
+      <w:pPr/>
+      <w:r>
+        <w:rPr>
+          <w:lang w:val="zh_TW" w:bidi="zh_TW"/>
+        </w:rPr>
+      </w:r>
+      <w:r>
+        <w:rPr>
           <w:b/>
           <w:lang w:val="zh_TW" w:bidi="zh_TW"/>
         </w:rPr>
@@ -1407,6 +1626,20 @@
       </w:r>
       <w:r>
         <w:rPr>
+          <w:lang w:val="zh_TW" w:bidi="zh_TW"/>
+        </w:rPr>
+        <w:t>יֶ֤תֶר הַ⁠גָּזָם֙ אָכַ֣ל הָֽ⁠אַרְבֶּ֔ה וְ⁠יֶ֥תֶר הָ⁠אַרְבֶּ֖ה אָכַ֣ל הַ⁠יָּ֑לֶק וְ⁠יֶ֣תֶר הַ⁠יֶּ֔לֶק אָכַ֖ל הֶ⁠חָסִֽיל</w:t>
+      </w:r>
+    </w:p>
+    <w:p>
+      <w:pPr/>
+      <w:r>
+        <w:rPr>
+          <w:lang w:val="zh_TW" w:bidi="zh_TW"/>
+        </w:rPr>
+      </w:r>
+      <w:r>
+        <w:rPr>
           <w:b/>
           <w:lang w:val="zh_TW" w:bidi="zh_TW"/>
         </w:rPr>
@@ -1510,6 +1743,20 @@
       </w:r>
       <w:r>
         <w:rPr>
+          <w:lang w:val="zh_TW" w:bidi="zh_TW"/>
+        </w:rPr>
+        <w:t>הָקִ֤יצוּ שִׁכּוֹרִים֙ וּ⁠בְכ֔וּ וְ⁠הֵילִ֖לוּ כָּל־שֹׁ֣תֵי יָ֑יִן עַל־עָסִ֕יס כִּ֥י נִכְרַ֖ת מִ⁠פִּי⁠כֶֽם</w:t>
+      </w:r>
+    </w:p>
+    <w:p>
+      <w:pPr/>
+      <w:r>
+        <w:rPr>
+          <w:lang w:val="zh_TW" w:bidi="zh_TW"/>
+        </w:rPr>
+      </w:r>
+      <w:r>
+        <w:rPr>
           <w:b/>
           <w:lang w:val="zh_TW" w:bidi="zh_TW"/>
         </w:rPr>
@@ -1593,6 +1840,20 @@
       </w:r>
       <w:r>
         <w:rPr>
+          <w:lang w:val="zh_TW" w:bidi="zh_TW"/>
+        </w:rPr>
+        <w:t>נִכְרַ֖ת מִ⁠פִּי⁠כֶֽם</w:t>
+      </w:r>
+    </w:p>
+    <w:p>
+      <w:pPr/>
+      <w:r>
+        <w:rPr>
+          <w:lang w:val="zh_TW" w:bidi="zh_TW"/>
+        </w:rPr>
+      </w:r>
+      <w:r>
+        <w:rPr>
           <w:b/>
           <w:lang w:val="zh_TW" w:bidi="zh_TW"/>
         </w:rPr>
@@ -1676,6 +1937,20 @@
       </w:r>
       <w:r>
         <w:rPr>
+          <w:lang w:val="zh_TW" w:bidi="zh_TW"/>
+        </w:rPr>
+        <w:t>מִ⁠פִּי⁠כֶֽם</w:t>
+      </w:r>
+    </w:p>
+    <w:p>
+      <w:pPr/>
+      <w:r>
+        <w:rPr>
+          <w:lang w:val="zh_TW" w:bidi="zh_TW"/>
+        </w:rPr>
+      </w:r>
+      <w:r>
+        <w:rPr>
           <w:b/>
           <w:lang w:val="zh_TW" w:bidi="zh_TW"/>
         </w:rPr>
@@ -1772,6 +2047,20 @@
       </w:r>
       <w:r>
         <w:rPr>
+          <w:lang w:val="zh_TW" w:bidi="zh_TW"/>
+        </w:rPr>
+        <w:t>נִכְרַ֖ת מִ⁠פִּי⁠כֶֽם</w:t>
+      </w:r>
+    </w:p>
+    <w:p>
+      <w:pPr/>
+      <w:r>
+        <w:rPr>
+          <w:lang w:val="zh_TW" w:bidi="zh_TW"/>
+        </w:rPr>
+      </w:r>
+      <w:r>
+        <w:rPr>
           <w:b/>
           <w:lang w:val="zh_TW" w:bidi="zh_TW"/>
         </w:rPr>
@@ -1883,6 +2172,20 @@
       </w:r>
       <w:r>
         <w:rPr>
+          <w:lang w:val="zh_TW" w:bidi="zh_TW"/>
+        </w:rPr>
+        <w:t>כִּֽי</w:t>
+      </w:r>
+    </w:p>
+    <w:p>
+      <w:pPr/>
+      <w:r>
+        <w:rPr>
+          <w:lang w:val="zh_TW" w:bidi="zh_TW"/>
+        </w:rPr>
+      </w:r>
+      <w:r>
+        <w:rPr>
           <w:b/>
           <w:lang w:val="zh_TW" w:bidi="zh_TW"/>
         </w:rPr>
@@ -1979,6 +2282,20 @@
       </w:r>
       <w:r>
         <w:rPr>
+          <w:lang w:val="zh_TW" w:bidi="zh_TW"/>
+        </w:rPr>
+        <w:t>גוֹי֙ עָלָ֣ה עַל־אַרְצִ֔⁠י</w:t>
+      </w:r>
+    </w:p>
+    <w:p>
+      <w:pPr/>
+      <w:r>
+        <w:rPr>
+          <w:lang w:val="zh_TW" w:bidi="zh_TW"/>
+        </w:rPr>
+      </w:r>
+      <w:r>
+        <w:rPr>
           <w:b/>
           <w:lang w:val="zh_TW" w:bidi="zh_TW"/>
         </w:rPr>
@@ -2090,6 +2407,20 @@
       </w:r>
       <w:r>
         <w:rPr>
+          <w:lang w:val="zh_TW" w:bidi="zh_TW"/>
+        </w:rPr>
+        <w:t>גוֹי֙</w:t>
+      </w:r>
+    </w:p>
+    <w:p>
+      <w:pPr/>
+      <w:r>
+        <w:rPr>
+          <w:lang w:val="zh_TW" w:bidi="zh_TW"/>
+        </w:rPr>
+      </w:r>
+      <w:r>
+        <w:rPr>
           <w:b/>
           <w:lang w:val="zh_TW" w:bidi="zh_TW"/>
         </w:rPr>
@@ -2210,6 +2541,20 @@
       </w:r>
       <w:r>
         <w:rPr>
+          <w:lang w:val="zh_TW" w:bidi="zh_TW"/>
+        </w:rPr>
+        <w:t>אַרְצִ֔⁠י</w:t>
+      </w:r>
+    </w:p>
+    <w:p>
+      <w:pPr/>
+      <w:r>
+        <w:rPr>
+          <w:lang w:val="zh_TW" w:bidi="zh_TW"/>
+        </w:rPr>
+      </w:r>
+      <w:r>
+        <w:rPr>
           <w:b/>
           <w:lang w:val="zh_TW" w:bidi="zh_TW"/>
         </w:rPr>
@@ -2306,6 +2651,20 @@
       </w:r>
       <w:r>
         <w:rPr>
+          <w:lang w:val="zh_TW" w:bidi="zh_TW"/>
+        </w:rPr>
+        <w:t>וְ⁠אֵ֣ין מִסְפָּ֑ר</w:t>
+      </w:r>
+    </w:p>
+    <w:p>
+      <w:pPr/>
+      <w:r>
+        <w:rPr>
+          <w:lang w:val="zh_TW" w:bidi="zh_TW"/>
+        </w:rPr>
+      </w:r>
+      <w:r>
+        <w:rPr>
           <w:b/>
           <w:lang w:val="zh_TW" w:bidi="zh_TW"/>
         </w:rPr>
@@ -2389,6 +2748,20 @@
       </w:r>
       <w:r>
         <w:rPr>
+          <w:lang w:val="zh_TW" w:bidi="zh_TW"/>
+        </w:rPr>
+        <w:t>שִׁנָּי⁠ו֙ שִׁנֵּ֣י אַרְיֵ֔ה וּֽ⁠מְתַלְּע֥וֹת לָבִ֖יא לֽ⁠וֹ</w:t>
+      </w:r>
+    </w:p>
+    <w:p>
+      <w:pPr/>
+      <w:r>
+        <w:rPr>
+          <w:lang w:val="zh_TW" w:bidi="zh_TW"/>
+        </w:rPr>
+      </w:r>
+      <w:r>
+        <w:rPr>
           <w:b/>
           <w:lang w:val="zh_TW" w:bidi="zh_TW"/>
         </w:rPr>
@@ -2472,6 +2845,20 @@
       </w:r>
       <w:r>
         <w:rPr>
+          <w:lang w:val="zh_TW" w:bidi="zh_TW"/>
+        </w:rPr>
+        <w:t>שִׁנָּי⁠ו֙ שִׁנֵּ֣י אַרְיֵ֔ה וּֽ⁠מְתַלְּע֥וֹת לָבִ֖יא לֽ⁠וֹ</w:t>
+      </w:r>
+    </w:p>
+    <w:p>
+      <w:pPr/>
+      <w:r>
+        <w:rPr>
+          <w:lang w:val="zh_TW" w:bidi="zh_TW"/>
+        </w:rPr>
+      </w:r>
+      <w:r>
+        <w:rPr>
           <w:b/>
           <w:lang w:val="zh_TW" w:bidi="zh_TW"/>
         </w:rPr>
@@ -2593,6 +2980,20 @@
       </w:r>
       <w:r>
         <w:rPr>
+          <w:lang w:val="zh_TW" w:bidi="zh_TW"/>
+        </w:rPr>
+        <w:t>וּֽ⁠מְתַלְּע֥וֹת לָבִ֖יא לֽ⁠וֹ</w:t>
+      </w:r>
+    </w:p>
+    <w:p>
+      <w:pPr/>
+      <w:r>
+        <w:rPr>
+          <w:lang w:val="zh_TW" w:bidi="zh_TW"/>
+        </w:rPr>
+      </w:r>
+      <w:r>
+        <w:rPr>
           <w:b/>
           <w:lang w:val="zh_TW" w:bidi="zh_TW"/>
         </w:rPr>
@@ -2676,6 +3077,20 @@
       </w:r>
       <w:r>
         <w:rPr>
+          <w:lang w:val="zh_TW" w:bidi="zh_TW"/>
+        </w:rPr>
+        <w:t>שָׂ֤ם גַּפְנִ⁠י֙ לְ⁠שַׁמָּ֔ה וּ⁠תְאֵנָתִ֖⁠י לִ⁠קְצָפָ֑ה</w:t>
+      </w:r>
+    </w:p>
+    <w:p>
+      <w:pPr/>
+      <w:r>
+        <w:rPr>
+          <w:lang w:val="zh_TW" w:bidi="zh_TW"/>
+        </w:rPr>
+      </w:r>
+      <w:r>
+        <w:rPr>
           <w:b/>
           <w:lang w:val="zh_TW" w:bidi="zh_TW"/>
         </w:rPr>
@@ -2772,6 +3187,20 @@
       </w:r>
       <w:r>
         <w:rPr>
+          <w:lang w:val="zh_TW" w:bidi="zh_TW"/>
+        </w:rPr>
+        <w:t>שָׂ֤ם גַּפְנִ⁠י֙ לְ⁠שַׁמָּ֔ה</w:t>
+      </w:r>
+    </w:p>
+    <w:p>
+      <w:pPr/>
+      <w:r>
+        <w:rPr>
+          <w:lang w:val="zh_TW" w:bidi="zh_TW"/>
+        </w:rPr>
+      </w:r>
+      <w:r>
+        <w:rPr>
           <w:b/>
           <w:lang w:val="zh_TW" w:bidi="zh_TW"/>
         </w:rPr>
@@ -2896,6 +3325,20 @@
       </w:r>
       <w:r>
         <w:rPr>
+          <w:lang w:val="zh_TW" w:bidi="zh_TW"/>
+        </w:rPr>
+        <w:t>חָשֹׂ֤ף חֲשָׂפָ⁠הּ֙</w:t>
+      </w:r>
+    </w:p>
+    <w:p>
+      <w:pPr/>
+      <w:r>
+        <w:rPr>
+          <w:lang w:val="zh_TW" w:bidi="zh_TW"/>
+        </w:rPr>
+      </w:r>
+      <w:r>
+        <w:rPr>
           <w:b/>
           <w:lang w:val="zh_TW" w:bidi="zh_TW"/>
         </w:rPr>
@@ -3007,6 +3450,20 @@
       </w:r>
       <w:r>
         <w:rPr>
+          <w:lang w:val="zh_TW" w:bidi="zh_TW"/>
+        </w:rPr>
+        <w:t>וְ⁠הִשְׁלִ֔יךְ</w:t>
+      </w:r>
+    </w:p>
+    <w:p>
+      <w:pPr/>
+      <w:r>
+        <w:rPr>
+          <w:lang w:val="zh_TW" w:bidi="zh_TW"/>
+        </w:rPr>
+      </w:r>
+      <w:r>
+        <w:rPr>
           <w:b/>
           <w:lang w:val="zh_TW" w:bidi="zh_TW"/>
         </w:rPr>
@@ -3115,6 +3572,20 @@
       </w:r>
       <w:r>
         <w:rPr>
+          <w:lang w:val="zh_TW" w:bidi="zh_TW"/>
+        </w:rPr>
+        <w:t>הִלְבִּ֖ינוּ שָׂרִיגֶֽי⁠הָ</w:t>
+      </w:r>
+    </w:p>
+    <w:p>
+      <w:pPr/>
+      <w:r>
+        <w:rPr>
+          <w:lang w:val="zh_TW" w:bidi="zh_TW"/>
+        </w:rPr>
+      </w:r>
+      <w:r>
+        <w:rPr>
           <w:b/>
           <w:lang w:val="zh_TW" w:bidi="zh_TW"/>
         </w:rPr>
@@ -3211,6 +3682,20 @@
       </w:r>
       <w:r>
         <w:rPr>
+          <w:lang w:val="zh_TW" w:bidi="zh_TW"/>
+        </w:rPr>
+        <w:t>אֱלִ֕י</w:t>
+      </w:r>
+    </w:p>
+    <w:p>
+      <w:pPr/>
+      <w:r>
+        <w:rPr>
+          <w:lang w:val="zh_TW" w:bidi="zh_TW"/>
+        </w:rPr>
+      </w:r>
+      <w:r>
+        <w:rPr>
           <w:b/>
           <w:lang w:val="zh_TW" w:bidi="zh_TW"/>
         </w:rPr>
@@ -3307,6 +3792,20 @@
       </w:r>
       <w:r>
         <w:rPr>
+          <w:lang w:val="zh_TW" w:bidi="zh_TW"/>
+        </w:rPr>
+        <w:t>כִּ⁠בְתוּלָ֥ה חֲגֻֽרַת־שַׂ֖ק עַל־בַּ֥עַל נְעוּרֶֽי⁠הָ</w:t>
+      </w:r>
+    </w:p>
+    <w:p>
+      <w:pPr/>
+      <w:r>
+        <w:rPr>
+          <w:lang w:val="zh_TW" w:bidi="zh_TW"/>
+        </w:rPr>
+      </w:r>
+      <w:r>
+        <w:rPr>
           <w:b/>
           <w:lang w:val="zh_TW" w:bidi="zh_TW"/>
         </w:rPr>
@@ -3390,6 +3889,20 @@
       </w:r>
       <w:r>
         <w:rPr>
+          <w:lang w:val="zh_TW" w:bidi="zh_TW"/>
+        </w:rPr>
+        <w:t>כִּ⁠בְתוּלָ֥ה חֲגֻֽרַת־שַׂ֖ק</w:t>
+      </w:r>
+    </w:p>
+    <w:p>
+      <w:pPr/>
+      <w:r>
+        <w:rPr>
+          <w:lang w:val="zh_TW" w:bidi="zh_TW"/>
+        </w:rPr>
+      </w:r>
+      <w:r>
+        <w:rPr>
           <w:b/>
           <w:lang w:val="zh_TW" w:bidi="zh_TW"/>
         </w:rPr>
@@ -3480,6 +3993,20 @@
       </w:r>
       <w:r>
         <w:rPr>
+          <w:lang w:val="zh_TW" w:bidi="zh_TW"/>
+        </w:rPr>
+        <w:t>כִּ⁠בְתוּלָ֥ה חֲגֻֽרַת־שַׂ֖ק</w:t>
+      </w:r>
+    </w:p>
+    <w:p>
+      <w:pPr/>
+      <w:r>
+        <w:rPr>
+          <w:lang w:val="zh_TW" w:bidi="zh_TW"/>
+        </w:rPr>
+      </w:r>
+      <w:r>
+        <w:rPr>
           <w:b/>
           <w:lang w:val="zh_TW" w:bidi="zh_TW"/>
         </w:rPr>
@@ -3591,6 +4118,20 @@
       </w:r>
       <w:r>
         <w:rPr>
+          <w:lang w:val="zh_TW" w:bidi="zh_TW"/>
+        </w:rPr>
+        <w:t>בַּ֥עַל נְעוּרֶֽי⁠הָ</w:t>
+      </w:r>
+    </w:p>
+    <w:p>
+      <w:pPr/>
+      <w:r>
+        <w:rPr>
+          <w:lang w:val="zh_TW" w:bidi="zh_TW"/>
+        </w:rPr>
+      </w:r>
+      <w:r>
+        <w:rPr>
           <w:b/>
           <w:lang w:val="zh_TW" w:bidi="zh_TW"/>
         </w:rPr>
@@ -3809,6 +4350,20 @@
       </w:r>
       <w:r>
         <w:rPr>
+          <w:lang w:val="zh_TW" w:bidi="zh_TW"/>
+        </w:rPr>
+        <w:t>הָכְרַ֥ת מִנְחָ֛ה וָ⁠נֶ֖סֶךְ</w:t>
+      </w:r>
+    </w:p>
+    <w:p>
+      <w:pPr/>
+      <w:r>
+        <w:rPr>
+          <w:lang w:val="zh_TW" w:bidi="zh_TW"/>
+        </w:rPr>
+      </w:r>
+      <w:r>
+        <w:rPr>
           <w:b/>
           <w:lang w:val="zh_TW" w:bidi="zh_TW"/>
         </w:rPr>
@@ -3920,6 +4475,20 @@
       </w:r>
       <w:r>
         <w:rPr>
+          <w:lang w:val="zh_TW" w:bidi="zh_TW"/>
+        </w:rPr>
+        <w:t>הָכְרַ֥ת &amp; מִ⁠בֵּ֣ית</w:t>
+      </w:r>
+    </w:p>
+    <w:p>
+      <w:pPr/>
+      <w:r>
+        <w:rPr>
+          <w:lang w:val="zh_TW" w:bidi="zh_TW"/>
+        </w:rPr>
+      </w:r>
+      <w:r>
+        <w:rPr>
           <w:b/>
           <w:lang w:val="zh_TW" w:bidi="zh_TW"/>
         </w:rPr>
@@ -4016,6 +4585,20 @@
       </w:r>
       <w:r>
         <w:rPr>
+          <w:lang w:val="zh_TW" w:bidi="zh_TW"/>
+        </w:rPr>
+        <w:t>מִ⁠בֵּ֣ית יְהוָ֑ה</w:t>
+      </w:r>
+    </w:p>
+    <w:p>
+      <w:pPr/>
+      <w:r>
+        <w:rPr>
+          <w:lang w:val="zh_TW" w:bidi="zh_TW"/>
+        </w:rPr>
+      </w:r>
+      <w:r>
+        <w:rPr>
           <w:b/>
           <w:lang w:val="zh_TW" w:bidi="zh_TW"/>
         </w:rPr>
@@ -4152,6 +4735,20 @@
       </w:r>
       <w:r>
         <w:rPr>
+          <w:lang w:val="zh_TW" w:bidi="zh_TW"/>
+        </w:rPr>
+        <w:t>שֻׁדַּ֣ד שָׂדֶ֔ה אָבְלָ֖ה אֲדָמָ֑ה כִּ֚י שֻׁדַּ֣ד דָּגָ֔ן</w:t>
+      </w:r>
+    </w:p>
+    <w:p>
+      <w:pPr/>
+      <w:r>
+        <w:rPr>
+          <w:lang w:val="zh_TW" w:bidi="zh_TW"/>
+        </w:rPr>
+      </w:r>
+      <w:r>
+        <w:rPr>
           <w:b/>
           <w:lang w:val="zh_TW" w:bidi="zh_TW"/>
         </w:rPr>
@@ -4263,6 +4860,20 @@
       </w:r>
       <w:r>
         <w:rPr>
+          <w:lang w:val="zh_TW" w:bidi="zh_TW"/>
+        </w:rPr>
+        <w:t>שֻׁדַּ֣ד שָׂדֶ֔ה &amp; שֻׁדַּ֣ד</w:t>
+      </w:r>
+    </w:p>
+    <w:p>
+      <w:pPr/>
+      <w:r>
+        <w:rPr>
+          <w:lang w:val="zh_TW" w:bidi="zh_TW"/>
+        </w:rPr>
+      </w:r>
+      <w:r>
+        <w:rPr>
           <w:b/>
           <w:lang w:val="zh_TW" w:bidi="zh_TW"/>
         </w:rPr>
@@ -4359,6 +4970,20 @@
       </w:r>
       <w:r>
         <w:rPr>
+          <w:lang w:val="zh_TW" w:bidi="zh_TW"/>
+        </w:rPr>
+        <w:t>אָבְלָ֖ה אֲדָמָ֑ה</w:t>
+      </w:r>
+    </w:p>
+    <w:p>
+      <w:pPr/>
+      <w:r>
+        <w:rPr>
+          <w:lang w:val="zh_TW" w:bidi="zh_TW"/>
+        </w:rPr>
+      </w:r>
+      <w:r>
+        <w:rPr>
           <w:b/>
           <w:lang w:val="zh_TW" w:bidi="zh_TW"/>
         </w:rPr>
@@ -4468,6 +5093,20 @@
       </w:r>
       <w:r>
         <w:rPr>
+          <w:lang w:val="zh_TW" w:bidi="zh_TW"/>
+        </w:rPr>
+        <w:t>הוֹבִ֥ישׁ תִּיר֖וֹשׁ</w:t>
+      </w:r>
+    </w:p>
+    <w:p>
+      <w:pPr/>
+      <w:r>
+        <w:rPr>
+          <w:lang w:val="zh_TW" w:bidi="zh_TW"/>
+        </w:rPr>
+      </w:r>
+      <w:r>
+        <w:rPr>
           <w:b/>
           <w:lang w:val="zh_TW" w:bidi="zh_TW"/>
         </w:rPr>
@@ -4564,6 +5203,20 @@
       </w:r>
       <w:r>
         <w:rPr>
+          <w:lang w:val="zh_TW" w:bidi="zh_TW"/>
+        </w:rPr>
+        <w:t>אֻמְלַ֥ל יִצְהָֽר</w:t>
+      </w:r>
+    </w:p>
+    <w:p>
+      <w:pPr/>
+      <w:r>
+        <w:rPr>
+          <w:lang w:val="zh_TW" w:bidi="zh_TW"/>
+        </w:rPr>
+      </w:r>
+      <w:r>
+        <w:rPr>
           <w:b/>
           <w:lang w:val="zh_TW" w:bidi="zh_TW"/>
         </w:rPr>
@@ -4661,6 +5314,20 @@
       </w:r>
       <w:r>
         <w:rPr>
+          <w:lang w:val="zh_TW" w:bidi="zh_TW"/>
+        </w:rPr>
+        <w:t>אֻמְלַ֥ל יִצְהָֽר</w:t>
+      </w:r>
+    </w:p>
+    <w:p>
+      <w:pPr/>
+      <w:r>
+        <w:rPr>
+          <w:lang w:val="zh_TW" w:bidi="zh_TW"/>
+        </w:rPr>
+      </w:r>
+      <w:r>
+        <w:rPr>
           <w:b/>
           <w:lang w:val="zh_TW" w:bidi="zh_TW"/>
         </w:rPr>
@@ -4794,6 +5461,20 @@
       </w:r>
       <w:r>
         <w:rPr>
+          <w:lang w:val="zh_TW" w:bidi="zh_TW"/>
+        </w:rPr>
+        <w:t>שָׂדֶֽה</w:t>
+      </w:r>
+    </w:p>
+    <w:p>
+      <w:pPr/>
+      <w:r>
+        <w:rPr>
+          <w:lang w:val="zh_TW" w:bidi="zh_TW"/>
+        </w:rPr>
+      </w:r>
+      <w:r>
+        <w:rPr>
           <w:b/>
           <w:lang w:val="zh_TW" w:bidi="zh_TW"/>
         </w:rPr>
@@ -4890,6 +5571,20 @@
       </w:r>
       <w:r>
         <w:rPr>
+          <w:lang w:val="zh_TW" w:bidi="zh_TW"/>
+        </w:rPr>
+        <w:t>הַ⁠גֶּ֣פֶן הוֹבִ֔ישָׁה וְ⁠הַ⁠תְּאֵנָ֖ה אֻמְלָ֑לָה רִמּ֞וֹן גַּם־תָּמָ֣ר וְ⁠תַפּ֗וּחַ</w:t>
+      </w:r>
+    </w:p>
+    <w:p>
+      <w:pPr/>
+      <w:r>
+        <w:rPr>
+          <w:lang w:val="zh_TW" w:bidi="zh_TW"/>
+        </w:rPr>
+      </w:r>
+      <w:r>
+        <w:rPr>
           <w:b/>
           <w:lang w:val="zh_TW" w:bidi="zh_TW"/>
         </w:rPr>
@@ -5038,6 +5733,20 @@
       </w:r>
       <w:r>
         <w:rPr>
+          <w:lang w:val="zh_TW" w:bidi="zh_TW"/>
+        </w:rPr>
+        <w:t>אֻמְלָ֑לָה</w:t>
+      </w:r>
+    </w:p>
+    <w:p>
+      <w:pPr/>
+      <w:r>
+        <w:rPr>
+          <w:lang w:val="zh_TW" w:bidi="zh_TW"/>
+        </w:rPr>
+      </w:r>
+      <w:r>
+        <w:rPr>
           <w:b/>
           <w:lang w:val="zh_TW" w:bidi="zh_TW"/>
         </w:rPr>
@@ -5149,6 +5858,20 @@
       </w:r>
       <w:r>
         <w:rPr>
+          <w:lang w:val="zh_TW" w:bidi="zh_TW"/>
+        </w:rPr>
+        <w:t>וְ⁠הַ⁠תְּאֵנָ֖ה אֻמְלָ֑לָה</w:t>
+      </w:r>
+    </w:p>
+    <w:p>
+      <w:pPr/>
+      <w:r>
+        <w:rPr>
+          <w:lang w:val="zh_TW" w:bidi="zh_TW"/>
+        </w:rPr>
+      </w:r>
+      <w:r>
+        <w:rPr>
           <w:b/>
           <w:lang w:val="zh_TW" w:bidi="zh_TW"/>
         </w:rPr>
@@ -5258,6 +5981,20 @@
       </w:r>
       <w:r>
         <w:rPr>
+          <w:lang w:val="zh_TW" w:bidi="zh_TW"/>
+        </w:rPr>
+        <w:t>כָּל־עֲצֵ֤י הַ⁠שָּׂדֶה֙ יָבֵ֔שׁוּ</w:t>
+      </w:r>
+    </w:p>
+    <w:p>
+      <w:pPr/>
+      <w:r>
+        <w:rPr>
+          <w:lang w:val="zh_TW" w:bidi="zh_TW"/>
+        </w:rPr>
+      </w:r>
+      <w:r>
+        <w:rPr>
           <w:b/>
           <w:lang w:val="zh_TW" w:bidi="zh_TW"/>
         </w:rPr>
@@ -5341,6 +6078,20 @@
       </w:r>
       <w:r>
         <w:rPr>
+          <w:lang w:val="zh_TW" w:bidi="zh_TW"/>
+        </w:rPr>
+        <w:t>הֹבִ֥ישׁ שָׂשׂ֖וֹן מִן־בְּנֵ֥י אָדָֽם</w:t>
+      </w:r>
+    </w:p>
+    <w:p>
+      <w:pPr/>
+      <w:r>
+        <w:rPr>
+          <w:lang w:val="zh_TW" w:bidi="zh_TW"/>
+        </w:rPr>
+      </w:r>
+      <w:r>
+        <w:rPr>
           <w:b/>
           <w:lang w:val="zh_TW" w:bidi="zh_TW"/>
         </w:rPr>
@@ -5478,6 +6229,20 @@
       </w:r>
       <w:r>
         <w:rPr>
+          <w:lang w:val="zh_TW" w:bidi="zh_TW"/>
+        </w:rPr>
+        <w:t>בְּנֵ֥י אָדָֽם</w:t>
+      </w:r>
+    </w:p>
+    <w:p>
+      <w:pPr/>
+      <w:r>
+        <w:rPr>
+          <w:lang w:val="zh_TW" w:bidi="zh_TW"/>
+        </w:rPr>
+      </w:r>
+      <w:r>
+        <w:rPr>
           <w:b/>
           <w:lang w:val="zh_TW" w:bidi="zh_TW"/>
         </w:rPr>
@@ -5615,6 +6380,20 @@
       </w:r>
       <w:r>
         <w:rPr>
+          <w:lang w:val="zh_TW" w:bidi="zh_TW"/>
+        </w:rPr>
+        <w:t>חִגְר֨וּ</w:t>
+      </w:r>
+    </w:p>
+    <w:p>
+      <w:pPr/>
+      <w:r>
+        <w:rPr>
+          <w:lang w:val="zh_TW" w:bidi="zh_TW"/>
+        </w:rPr>
+      </w:r>
+      <w:r>
+        <w:rPr>
           <w:b/>
           <w:lang w:val="zh_TW" w:bidi="zh_TW"/>
         </w:rPr>
@@ -5739,6 +6518,20 @@
       </w:r>
       <w:r>
         <w:rPr>
+          <w:lang w:val="zh_TW" w:bidi="zh_TW"/>
+        </w:rPr>
+        <w:t>לִ֣ינוּ בַ⁠שַּׂקִּ֔ים</w:t>
+      </w:r>
+    </w:p>
+    <w:p>
+      <w:pPr/>
+      <w:r>
+        <w:rPr>
+          <w:lang w:val="zh_TW" w:bidi="zh_TW"/>
+        </w:rPr>
+      </w:r>
+      <w:r>
+        <w:rPr>
           <w:b/>
           <w:lang w:val="zh_TW" w:bidi="zh_TW"/>
         </w:rPr>
@@ -5829,6 +6622,20 @@
       </w:r>
       <w:r>
         <w:rPr>
+          <w:lang w:val="zh_TW" w:bidi="zh_TW"/>
+        </w:rPr>
+        <w:t>נִמְנַ֛ע &amp; מִנְחָ֥ה וָ⁠נָֽסֶךְ</w:t>
+      </w:r>
+    </w:p>
+    <w:p>
+      <w:pPr/>
+      <w:r>
+        <w:rPr>
+          <w:lang w:val="zh_TW" w:bidi="zh_TW"/>
+        </w:rPr>
+      </w:r>
+      <w:r>
+        <w:rPr>
           <w:b/>
           <w:lang w:val="zh_TW" w:bidi="zh_TW"/>
         </w:rPr>
@@ -5940,6 +6747,20 @@
       </w:r>
       <w:r>
         <w:rPr>
+          <w:lang w:val="zh_TW" w:bidi="zh_TW"/>
+        </w:rPr>
+        <w:t>אֱלֹהָ֑⁠י</w:t>
+      </w:r>
+    </w:p>
+    <w:p>
+      <w:pPr/>
+      <w:r>
+        <w:rPr>
+          <w:lang w:val="zh_TW" w:bidi="zh_TW"/>
+        </w:rPr>
+      </w:r>
+      <w:r>
+        <w:rPr>
           <w:b/>
           <w:lang w:val="zh_TW" w:bidi="zh_TW"/>
         </w:rPr>
@@ -6036,6 +6857,20 @@
       </w:r>
       <w:r>
         <w:rPr>
+          <w:lang w:val="zh_TW" w:bidi="zh_TW"/>
+        </w:rPr>
+        <w:t>אֱלֹהֵי⁠כֶ֖ם</w:t>
+      </w:r>
+    </w:p>
+    <w:p>
+      <w:pPr/>
+      <w:r>
+        <w:rPr>
+          <w:lang w:val="zh_TW" w:bidi="zh_TW"/>
+        </w:rPr>
+      </w:r>
+      <w:r>
+        <w:rPr>
           <w:b/>
           <w:lang w:val="zh_TW" w:bidi="zh_TW"/>
         </w:rPr>
@@ -6132,6 +6967,20 @@
       </w:r>
       <w:r>
         <w:rPr>
+          <w:lang w:val="zh_TW" w:bidi="zh_TW"/>
+        </w:rPr>
+        <w:t>קַדְּשׁוּ־צוֹם֙</w:t>
+      </w:r>
+    </w:p>
+    <w:p>
+      <w:pPr/>
+      <w:r>
+        <w:rPr>
+          <w:lang w:val="zh_TW" w:bidi="zh_TW"/>
+        </w:rPr>
+      </w:r>
+      <w:r>
+        <w:rPr>
           <w:b/>
           <w:lang w:val="zh_TW" w:bidi="zh_TW"/>
         </w:rPr>
@@ -6222,6 +7071,20 @@
       </w:r>
       <w:r>
         <w:rPr>
+          <w:lang w:val="zh_TW" w:bidi="zh_TW"/>
+        </w:rPr>
+        <w:t>אֱלֹהֵי⁠כֶ֑ם</w:t>
+      </w:r>
+    </w:p>
+    <w:p>
+      <w:pPr/>
+      <w:r>
+        <w:rPr>
+          <w:lang w:val="zh_TW" w:bidi="zh_TW"/>
+        </w:rPr>
+      </w:r>
+      <w:r>
+        <w:rPr>
           <w:b/>
           <w:lang w:val="zh_TW" w:bidi="zh_TW"/>
         </w:rPr>
@@ -6318,6 +7181,20 @@
       </w:r>
       <w:r>
         <w:rPr>
+          <w:lang w:val="zh_TW" w:bidi="zh_TW"/>
+        </w:rPr>
+        <w:t>אֲהָ֖הּ לַ⁠יּ֑וֹם</w:t>
+      </w:r>
+    </w:p>
+    <w:p>
+      <w:pPr/>
+      <w:r>
+        <w:rPr>
+          <w:lang w:val="zh_TW" w:bidi="zh_TW"/>
+        </w:rPr>
+      </w:r>
+      <w:r>
+        <w:rPr>
           <w:b/>
           <w:lang w:val="zh_TW" w:bidi="zh_TW"/>
         </w:rPr>
@@ -6401,6 +7278,20 @@
       </w:r>
       <w:r>
         <w:rPr>
+          <w:lang w:val="zh_TW" w:bidi="zh_TW"/>
+        </w:rPr>
+        <w:t>אֲהָ֖הּ לַ⁠יּ֑וֹם</w:t>
+      </w:r>
+    </w:p>
+    <w:p>
+      <w:pPr/>
+      <w:r>
+        <w:rPr>
+          <w:lang w:val="zh_TW" w:bidi="zh_TW"/>
+        </w:rPr>
+      </w:r>
+      <w:r>
+        <w:rPr>
           <w:b/>
           <w:lang w:val="zh_TW" w:bidi="zh_TW"/>
         </w:rPr>
@@ -6497,6 +7388,20 @@
       </w:r>
       <w:r>
         <w:rPr>
+          <w:lang w:val="zh_TW" w:bidi="zh_TW"/>
+        </w:rPr>
+        <w:t>י֣וֹם יְהוָ֔ה</w:t>
+      </w:r>
+    </w:p>
+    <w:p>
+      <w:pPr/>
+      <w:r>
+        <w:rPr>
+          <w:lang w:val="zh_TW" w:bidi="zh_TW"/>
+        </w:rPr>
+      </w:r>
+      <w:r>
+        <w:rPr>
           <w:b/>
           <w:lang w:val="zh_TW" w:bidi="zh_TW"/>
         </w:rPr>
@@ -6593,6 +7498,20 @@
       </w:r>
       <w:r>
         <w:rPr>
+          <w:lang w:val="zh_TW" w:bidi="zh_TW"/>
+        </w:rPr>
+        <w:t>וּ⁠כְ⁠שֹׁ֖ד מִ⁠שַׁדַּ֥י יָבֽוֹא</w:t>
+      </w:r>
+    </w:p>
+    <w:p>
+      <w:pPr/>
+      <w:r>
+        <w:rPr>
+          <w:lang w:val="zh_TW" w:bidi="zh_TW"/>
+        </w:rPr>
+      </w:r>
+      <w:r>
+        <w:rPr>
           <w:b/>
           <w:lang w:val="zh_TW" w:bidi="zh_TW"/>
         </w:rPr>
@@ -6689,6 +7608,20 @@
       </w:r>
       <w:r>
         <w:rPr>
+          <w:lang w:val="zh_TW" w:bidi="zh_TW"/>
+        </w:rPr>
+        <w:t>מִ⁠שַׁדַּ֥י</w:t>
+      </w:r>
+    </w:p>
+    <w:p>
+      <w:pPr/>
+      <w:r>
+        <w:rPr>
+          <w:lang w:val="zh_TW" w:bidi="zh_TW"/>
+        </w:rPr>
+      </w:r>
+      <w:r>
+        <w:rPr>
           <w:b/>
           <w:lang w:val="zh_TW" w:bidi="zh_TW"/>
         </w:rPr>
@@ -6792,6 +7725,20 @@
       </w:r>
       <w:r>
         <w:rPr>
+          <w:lang w:val="zh_TW" w:bidi="zh_TW"/>
+        </w:rPr>
+        <w:t>הֲ⁠ל֛וֹא נֶ֥גֶד עֵינֵ֖י⁠נוּ אֹ֣כֶל נִכְרָ֑ת מִ⁠בֵּ֥ית אֱלֹהֵ֖י⁠נוּ שִׂמְחָ֥ה וָ⁠גִֽיל</w:t>
+      </w:r>
+    </w:p>
+    <w:p>
+      <w:pPr/>
+      <w:r>
+        <w:rPr>
+          <w:lang w:val="zh_TW" w:bidi="zh_TW"/>
+        </w:rPr>
+      </w:r>
+      <w:r>
+        <w:rPr>
           <w:b/>
           <w:lang w:val="zh_TW" w:bidi="zh_TW"/>
         </w:rPr>
@@ -6888,6 +7835,20 @@
       </w:r>
       <w:r>
         <w:rPr>
+          <w:lang w:val="zh_TW" w:bidi="zh_TW"/>
+        </w:rPr>
+        <w:t>הֲ⁠ל֛וֹא נֶ֥גֶד עֵינֵ֖י⁠נוּ אֹ֣כֶל נִכְרָ֑ת</w:t>
+      </w:r>
+    </w:p>
+    <w:p>
+      <w:pPr/>
+      <w:r>
+        <w:rPr>
+          <w:lang w:val="zh_TW" w:bidi="zh_TW"/>
+        </w:rPr>
+      </w:r>
+      <w:r>
+        <w:rPr>
           <w:b/>
           <w:lang w:val="zh_TW" w:bidi="zh_TW"/>
         </w:rPr>
@@ -6999,6 +7960,20 @@
       </w:r>
       <w:r>
         <w:rPr>
+          <w:lang w:val="zh_TW" w:bidi="zh_TW"/>
+        </w:rPr>
+        <w:t>נֶ֥גֶד עֵינֵ֖י⁠נוּ</w:t>
+      </w:r>
+    </w:p>
+    <w:p>
+      <w:pPr/>
+      <w:r>
+        <w:rPr>
+          <w:lang w:val="zh_TW" w:bidi="zh_TW"/>
+        </w:rPr>
+      </w:r>
+      <w:r>
+        <w:rPr>
           <w:b/>
           <w:lang w:val="zh_TW" w:bidi="zh_TW"/>
         </w:rPr>
@@ -7095,6 +8070,20 @@
       </w:r>
       <w:r>
         <w:rPr>
+          <w:lang w:val="zh_TW" w:bidi="zh_TW"/>
+        </w:rPr>
+        <w:t>מִ⁠בֵּ֥ית אֱלֹהֵ֖י⁠נוּ שִׂמְחָ֥ה וָ⁠גִֽיל</w:t>
+      </w:r>
+    </w:p>
+    <w:p>
+      <w:pPr/>
+      <w:r>
+        <w:rPr>
+          <w:lang w:val="zh_TW" w:bidi="zh_TW"/>
+        </w:rPr>
+      </w:r>
+      <w:r>
+        <w:rPr>
           <w:b/>
           <w:lang w:val="zh_TW" w:bidi="zh_TW"/>
         </w:rPr>
@@ -7178,6 +8167,20 @@
       </w:r>
       <w:r>
         <w:rPr>
+          <w:lang w:val="zh_TW" w:bidi="zh_TW"/>
+        </w:rPr>
+        <w:t>שִׂמְחָ֥ה וָ⁠גִֽיל</w:t>
+      </w:r>
+    </w:p>
+    <w:p>
+      <w:pPr/>
+      <w:r>
+        <w:rPr>
+          <w:lang w:val="zh_TW" w:bidi="zh_TW"/>
+        </w:rPr>
+      </w:r>
+      <w:r>
+        <w:rPr>
           <w:b/>
           <w:lang w:val="zh_TW" w:bidi="zh_TW"/>
         </w:rPr>
@@ -7281,6 +8284,20 @@
       </w:r>
       <w:r>
         <w:rPr>
+          <w:lang w:val="zh_TW" w:bidi="zh_TW"/>
+        </w:rPr>
+        <w:t>נֶהֶרְס֖וּ מַמְּגֻר֑וֹת</w:t>
+      </w:r>
+    </w:p>
+    <w:p>
+      <w:pPr/>
+      <w:r>
+        <w:rPr>
+          <w:lang w:val="zh_TW" w:bidi="zh_TW"/>
+        </w:rPr>
+      </w:r>
+      <w:r>
+        <w:rPr>
           <w:b/>
           <w:lang w:val="zh_TW" w:bidi="zh_TW"/>
         </w:rPr>
@@ -7392,6 +8409,20 @@
       </w:r>
       <w:r>
         <w:rPr>
+          <w:lang w:val="zh_TW" w:bidi="zh_TW"/>
+        </w:rPr>
+        <w:t>הֹבִ֖ישׁ דָּגָֽן</w:t>
+      </w:r>
+    </w:p>
+    <w:p>
+      <w:pPr/>
+      <w:r>
+        <w:rPr>
+          <w:lang w:val="zh_TW" w:bidi="zh_TW"/>
+        </w:rPr>
+      </w:r>
+      <w:r>
+        <w:rPr>
           <w:b/>
           <w:lang w:val="zh_TW" w:bidi="zh_TW"/>
         </w:rPr>
@@ -7501,6 +8532,20 @@
       </w:r>
       <w:r>
         <w:rPr>
+          <w:lang w:val="zh_TW" w:bidi="zh_TW"/>
+        </w:rPr>
+        <w:t>מַה־נֶּאֶנְחָ֣ה בְהֵמָ֗ה</w:t>
+      </w:r>
+    </w:p>
+    <w:p>
+      <w:pPr/>
+      <w:r>
+        <w:rPr>
+          <w:lang w:val="zh_TW" w:bidi="zh_TW"/>
+        </w:rPr>
+      </w:r>
+      <w:r>
+        <w:rPr>
           <w:b/>
           <w:lang w:val="zh_TW" w:bidi="zh_TW"/>
         </w:rPr>
@@ -7584,6 +8629,20 @@
       </w:r>
       <w:r>
         <w:rPr>
+          <w:lang w:val="zh_TW" w:bidi="zh_TW"/>
+        </w:rPr>
+        <w:t>מַה־נֶּאֶנְחָ֣ה בְהֵמָ֗ה</w:t>
+      </w:r>
+    </w:p>
+    <w:p>
+      <w:pPr/>
+      <w:r>
+        <w:rPr>
+          <w:lang w:val="zh_TW" w:bidi="zh_TW"/>
+        </w:rPr>
+      </w:r>
+      <w:r>
+        <w:rPr>
           <w:b/>
           <w:lang w:val="zh_TW" w:bidi="zh_TW"/>
         </w:rPr>
@@ -7680,6 +8739,20 @@
       </w:r>
       <w:r>
         <w:rPr>
+          <w:lang w:val="zh_TW" w:bidi="zh_TW"/>
+        </w:rPr>
+        <w:t>נָבֹ֨כוּ֙ עֶדְרֵ֣י בָקָ֔ר</w:t>
+      </w:r>
+    </w:p>
+    <w:p>
+      <w:pPr/>
+      <w:r>
+        <w:rPr>
+          <w:lang w:val="zh_TW" w:bidi="zh_TW"/>
+        </w:rPr>
+      </w:r>
+      <w:r>
+        <w:rPr>
           <w:b/>
           <w:lang w:val="zh_TW" w:bidi="zh_TW"/>
         </w:rPr>
@@ -7791,6 +8864,20 @@
       </w:r>
       <w:r>
         <w:rPr>
+          <w:lang w:val="zh_TW" w:bidi="zh_TW"/>
+        </w:rPr>
+        <w:t>עֶדְרֵ֥י הַ⁠צֹּ֖אן נֶאְשָֽׁמוּ</w:t>
+      </w:r>
+    </w:p>
+    <w:p>
+      <w:pPr/>
+      <w:r>
+        <w:rPr>
+          <w:lang w:val="zh_TW" w:bidi="zh_TW"/>
+        </w:rPr>
+      </w:r>
+      <w:r>
+        <w:rPr>
           <w:b/>
           <w:lang w:val="zh_TW" w:bidi="zh_TW"/>
         </w:rPr>
@@ -7874,6 +8961,20 @@
       </w:r>
       <w:r>
         <w:rPr>
+          <w:lang w:val="zh_TW" w:bidi="zh_TW"/>
+        </w:rPr>
+        <w:t>עֶדְרֵ֥י הַ⁠צֹּ֖אן נֶאְשָֽׁמוּ</w:t>
+      </w:r>
+    </w:p>
+    <w:p>
+      <w:pPr/>
+      <w:r>
+        <w:rPr>
+          <w:lang w:val="zh_TW" w:bidi="zh_TW"/>
+        </w:rPr>
+      </w:r>
+      <w:r>
+        <w:rPr>
           <w:b/>
           <w:lang w:val="zh_TW" w:bidi="zh_TW"/>
         </w:rPr>
@@ -7985,6 +9086,20 @@
       </w:r>
       <w:r>
         <w:rPr>
+          <w:lang w:val="zh_TW" w:bidi="zh_TW"/>
+        </w:rPr>
+        <w:t>אֵלֶ֥י⁠ךָ יְהוָ֖ה אֶקְרָ֑א</w:t>
+      </w:r>
+    </w:p>
+    <w:p>
+      <w:pPr/>
+      <w:r>
+        <w:rPr>
+          <w:lang w:val="zh_TW" w:bidi="zh_TW"/>
+        </w:rPr>
+      </w:r>
+      <w:r>
+        <w:rPr>
           <w:b/>
           <w:lang w:val="zh_TW" w:bidi="zh_TW"/>
         </w:rPr>
@@ -8068,6 +9183,20 @@
       </w:r>
       <w:r>
         <w:rPr>
+          <w:lang w:val="zh_TW" w:bidi="zh_TW"/>
+        </w:rPr>
+        <w:t>כִּ֣י אֵ֗שׁ אָֽכְלָה֙ נְא֣וֹת מִדְבָּ֔ר</w:t>
+      </w:r>
+    </w:p>
+    <w:p>
+      <w:pPr/>
+      <w:r>
+        <w:rPr>
+          <w:lang w:val="zh_TW" w:bidi="zh_TW"/>
+        </w:rPr>
+      </w:r>
+      <w:r>
+        <w:rPr>
           <w:b/>
           <w:lang w:val="zh_TW" w:bidi="zh_TW"/>
         </w:rPr>
@@ -8164,6 +9293,20 @@
       </w:r>
       <w:r>
         <w:rPr>
+          <w:lang w:val="zh_TW" w:bidi="zh_TW"/>
+        </w:rPr>
+        <w:t>וְ⁠לֶ֣הָבָ֔ה לִהֲטָ֖ה כָּל־עֲצֵ֥י הַ⁠שָּׂדֶֽה</w:t>
+      </w:r>
+    </w:p>
+    <w:p>
+      <w:pPr/>
+      <w:r>
+        <w:rPr>
+          <w:lang w:val="zh_TW" w:bidi="zh_TW"/>
+        </w:rPr>
+      </w:r>
+      <w:r>
+        <w:rPr>
           <w:b/>
           <w:lang w:val="zh_TW" w:bidi="zh_TW"/>
         </w:rPr>
@@ -8273,6 +9416,20 @@
       </w:r>
       <w:r>
         <w:rPr>
+          <w:lang w:val="zh_TW" w:bidi="zh_TW"/>
+        </w:rPr>
+        <w:t>וְ⁠לֶ֣הָבָ֔ה לִהֲטָ֖ה כָּל־עֲצֵ֥י הַ⁠שָּׂדֶֽה</w:t>
+      </w:r>
+    </w:p>
+    <w:p>
+      <w:pPr/>
+      <w:r>
+        <w:rPr>
+          <w:lang w:val="zh_TW" w:bidi="zh_TW"/>
+        </w:rPr>
+      </w:r>
+      <w:r>
+        <w:rPr>
           <w:b/>
           <w:lang w:val="zh_TW" w:bidi="zh_TW"/>
         </w:rPr>
@@ -8369,6 +9526,20 @@
       </w:r>
       <w:r>
         <w:rPr>
+          <w:lang w:val="zh_TW" w:bidi="zh_TW"/>
+        </w:rPr>
+        <w:t>אֵלֶ֑י⁠ךָ</w:t>
+      </w:r>
+    </w:p>
+    <w:p>
+      <w:pPr/>
+      <w:r>
+        <w:rPr>
+          <w:lang w:val="zh_TW" w:bidi="zh_TW"/>
+        </w:rPr>
+      </w:r>
+      <w:r>
+        <w:rPr>
           <w:b/>
           <w:lang w:val="zh_TW" w:bidi="zh_TW"/>
         </w:rPr>
@@ -8484,7 +9655,7 @@
         </w:rPr>
         <w:t>看看你在</w:t>
       </w:r>
-      <w:hyperlink r:id="rId13">
+      <w:hyperlink r:id="rId15">
         <w:r>
           <w:rPr>
             <w:lang w:val="zh_TW" w:bidi="zh_TW"/>
@@ -8566,6 +9737,20 @@
       </w:r>
       <w:r>
         <w:rPr>
+          <w:lang w:val="zh_TW" w:bidi="zh_TW"/>
+        </w:rPr>
+        <w:t>תִּקְע֨וּ שׁוֹפָ֜ר בְּ⁠צִיּ֗וֹן וְ⁠הָרִ֨יעוּ֙ בְּ⁠הַ֣ר קָדְשִׁ֔⁠י</w:t>
+      </w:r>
+    </w:p>
+    <w:p>
+      <w:pPr/>
+      <w:r>
+        <w:rPr>
+          <w:lang w:val="zh_TW" w:bidi="zh_TW"/>
+        </w:rPr>
+      </w:r>
+      <w:r>
+        <w:rPr>
           <w:b/>
           <w:lang w:val="zh_TW" w:bidi="zh_TW"/>
         </w:rPr>
@@ -8649,6 +9834,20 @@
       </w:r>
       <w:r>
         <w:rPr>
+          <w:lang w:val="zh_TW" w:bidi="zh_TW"/>
+        </w:rPr>
+        <w:t>שׁוֹפָ֜ר</w:t>
+      </w:r>
+    </w:p>
+    <w:p>
+      <w:pPr/>
+      <w:r>
+        <w:rPr>
+          <w:lang w:val="zh_TW" w:bidi="zh_TW"/>
+        </w:rPr>
+      </w:r>
+      <w:r>
+        <w:rPr>
           <w:b/>
           <w:lang w:val="zh_TW" w:bidi="zh_TW"/>
         </w:rPr>
@@ -8739,6 +9938,20 @@
       </w:r>
       <w:r>
         <w:rPr>
+          <w:lang w:val="zh_TW" w:bidi="zh_TW"/>
+        </w:rPr>
+        <w:t>שׁוֹפָ֜ר</w:t>
+      </w:r>
+    </w:p>
+    <w:p>
+      <w:pPr/>
+      <w:r>
+        <w:rPr>
+          <w:lang w:val="zh_TW" w:bidi="zh_TW"/>
+        </w:rPr>
+      </w:r>
+      <w:r>
+        <w:rPr>
           <w:b/>
           <w:lang w:val="zh_TW" w:bidi="zh_TW"/>
         </w:rPr>
@@ -8829,6 +10042,20 @@
       </w:r>
       <w:r>
         <w:rPr>
+          <w:lang w:val="zh_TW" w:bidi="zh_TW"/>
+        </w:rPr>
+        <w:t>בְּ⁠הַ֣ר קָדְשִׁ֔⁠י</w:t>
+      </w:r>
+    </w:p>
+    <w:p>
+      <w:pPr/>
+      <w:r>
+        <w:rPr>
+          <w:lang w:val="zh_TW" w:bidi="zh_TW"/>
+        </w:rPr>
+      </w:r>
+      <w:r>
+        <w:rPr>
           <w:b/>
           <w:lang w:val="zh_TW" w:bidi="zh_TW"/>
         </w:rPr>
@@ -8953,6 +10180,20 @@
       </w:r>
       <w:r>
         <w:rPr>
+          <w:lang w:val="zh_TW" w:bidi="zh_TW"/>
+        </w:rPr>
+        <w:t>יִרְגְּז֕וּ</w:t>
+      </w:r>
+    </w:p>
+    <w:p>
+      <w:pPr/>
+      <w:r>
+        <w:rPr>
+          <w:lang w:val="zh_TW" w:bidi="zh_TW"/>
+        </w:rPr>
+      </w:r>
+      <w:r>
+        <w:rPr>
           <w:b/>
           <w:lang w:val="zh_TW" w:bidi="zh_TW"/>
         </w:rPr>
@@ -9068,7 +10309,7 @@
         </w:rPr>
         <w:t>看看你在</w:t>
       </w:r>
-      <w:hyperlink r:id="rId14">
+      <w:hyperlink r:id="rId16">
         <w:r>
           <w:rPr>
             <w:lang w:val="zh_TW" w:bidi="zh_TW"/>
@@ -9150,6 +10391,20 @@
       </w:r>
       <w:r>
         <w:rPr>
+          <w:lang w:val="zh_TW" w:bidi="zh_TW"/>
+        </w:rPr>
+        <w:t>י֧וֹם חֹ֣שֶׁךְ וַ⁠אֲפֵלָ֗ה י֤וֹם עָנָן֙ וַ⁠עֲרָפֶ֔ל</w:t>
+      </w:r>
+    </w:p>
+    <w:p>
+      <w:pPr/>
+      <w:r>
+        <w:rPr>
+          <w:lang w:val="zh_TW" w:bidi="zh_TW"/>
+        </w:rPr>
+      </w:r>
+      <w:r>
+        <w:rPr>
           <w:b/>
           <w:lang w:val="zh_TW" w:bidi="zh_TW"/>
         </w:rPr>
@@ -9246,6 +10501,20 @@
       </w:r>
       <w:r>
         <w:rPr>
+          <w:lang w:val="zh_TW" w:bidi="zh_TW"/>
+        </w:rPr>
+        <w:t>חֹ֣שֶׁךְ וַ⁠אֲפֵלָ֗ה</w:t>
+      </w:r>
+    </w:p>
+    <w:p>
+      <w:pPr/>
+      <w:r>
+        <w:rPr>
+          <w:lang w:val="zh_TW" w:bidi="zh_TW"/>
+        </w:rPr>
+      </w:r>
+      <w:r>
+        <w:rPr>
           <w:b/>
           <w:lang w:val="zh_TW" w:bidi="zh_TW"/>
         </w:rPr>
@@ -9349,6 +10618,20 @@
       </w:r>
       <w:r>
         <w:rPr>
+          <w:lang w:val="zh_TW" w:bidi="zh_TW"/>
+        </w:rPr>
+        <w:t>עָנָן֙ וַ⁠עֲרָפֶ֔ל</w:t>
+      </w:r>
+    </w:p>
+    <w:p>
+      <w:pPr/>
+      <w:r>
+        <w:rPr>
+          <w:lang w:val="zh_TW" w:bidi="zh_TW"/>
+        </w:rPr>
+      </w:r>
+      <w:r>
+        <w:rPr>
           <w:b/>
           <w:lang w:val="zh_TW" w:bidi="zh_TW"/>
         </w:rPr>
@@ -9452,6 +10735,20 @@
       </w:r>
       <w:r>
         <w:rPr>
+          <w:lang w:val="zh_TW" w:bidi="zh_TW"/>
+        </w:rPr>
+        <w:t>כְּ⁠שַׁ֖חַר פָּרֻ֣שׂ עַל־הֶֽ⁠הָרִ֑ים</w:t>
+      </w:r>
+    </w:p>
+    <w:p>
+      <w:pPr/>
+      <w:r>
+        <w:rPr>
+          <w:lang w:val="zh_TW" w:bidi="zh_TW"/>
+        </w:rPr>
+      </w:r>
+      <w:r>
+        <w:rPr>
           <w:b/>
           <w:lang w:val="zh_TW" w:bidi="zh_TW"/>
         </w:rPr>
@@ -9535,6 +10832,20 @@
       </w:r>
       <w:r>
         <w:rPr>
+          <w:lang w:val="zh_TW" w:bidi="zh_TW"/>
+        </w:rPr>
+        <w:t>כְּ⁠שַׁ֖חַר פָּרֻ֣שׂ עַל־הֶֽ⁠הָרִ֑ים</w:t>
+      </w:r>
+    </w:p>
+    <w:p>
+      <w:pPr/>
+      <w:r>
+        <w:rPr>
+          <w:lang w:val="zh_TW" w:bidi="zh_TW"/>
+        </w:rPr>
+      </w:r>
+      <w:r>
+        <w:rPr>
           <w:b/>
           <w:lang w:val="zh_TW" w:bidi="zh_TW"/>
         </w:rPr>
@@ -9646,6 +10957,20 @@
       </w:r>
       <w:r>
         <w:rPr>
+          <w:lang w:val="zh_TW" w:bidi="zh_TW"/>
+        </w:rPr>
+        <w:t>כְּ⁠שַׁ֖חַר</w:t>
+      </w:r>
+    </w:p>
+    <w:p>
+      <w:pPr/>
+      <w:r>
+        <w:rPr>
+          <w:lang w:val="zh_TW" w:bidi="zh_TW"/>
+        </w:rPr>
+      </w:r>
+      <w:r>
+        <w:rPr>
           <w:b/>
           <w:lang w:val="zh_TW" w:bidi="zh_TW"/>
         </w:rPr>
@@ -9742,6 +11067,20 @@
       </w:r>
       <w:r>
         <w:rPr>
+          <w:lang w:val="zh_TW" w:bidi="zh_TW"/>
+        </w:rPr>
+        <w:t>עַ֚ם רַ֣ב וְ⁠עָצ֔וּם</w:t>
+      </w:r>
+    </w:p>
+    <w:p>
+      <w:pPr/>
+      <w:r>
+        <w:rPr>
+          <w:lang w:val="zh_TW" w:bidi="zh_TW"/>
+        </w:rPr>
+      </w:r>
+      <w:r>
+        <w:rPr>
           <w:b/>
           <w:lang w:val="zh_TW" w:bidi="zh_TW"/>
         </w:rPr>
@@ -9825,6 +11164,20 @@
       </w:r>
       <w:r>
         <w:rPr>
+          <w:lang w:val="zh_TW" w:bidi="zh_TW"/>
+        </w:rPr>
+        <w:t>עַ֚ם רַ֣ב וְ⁠עָצ֔וּם</w:t>
+      </w:r>
+    </w:p>
+    <w:p>
+      <w:pPr/>
+      <w:r>
+        <w:rPr>
+          <w:lang w:val="zh_TW" w:bidi="zh_TW"/>
+        </w:rPr>
+      </w:r>
+      <w:r>
+        <w:rPr>
           <w:b/>
           <w:lang w:val="zh_TW" w:bidi="zh_TW"/>
         </w:rPr>
@@ -9928,6 +11281,20 @@
       </w:r>
       <w:r>
         <w:rPr>
+          <w:lang w:val="zh_TW" w:bidi="zh_TW"/>
+        </w:rPr>
+        <w:t>כָּמֹ֗⁠הוּ לֹ֤א נִֽהְיָה֙ מִן־הָ֣⁠עוֹלָ֔ם וְ⁠אַֽחֲרָי⁠ו֙ לֹ֣א יוֹסֵ֔ף עַד־שְׁנֵ֖י דּ֥וֹר וָ⁠דֽוֹר</w:t>
+      </w:r>
+    </w:p>
+    <w:p>
+      <w:pPr/>
+      <w:r>
+        <w:rPr>
+          <w:lang w:val="zh_TW" w:bidi="zh_TW"/>
+        </w:rPr>
+      </w:r>
+      <w:r>
+        <w:rPr>
           <w:b/>
           <w:lang w:val="zh_TW" w:bidi="zh_TW"/>
         </w:rPr>
@@ -10011,6 +11378,20 @@
       </w:r>
       <w:r>
         <w:rPr>
+          <w:lang w:val="zh_TW" w:bidi="zh_TW"/>
+        </w:rPr>
+        <w:t>עַד־שְׁנֵ֖י דּ֥וֹר וָ⁠דֽוֹר</w:t>
+      </w:r>
+    </w:p>
+    <w:p>
+      <w:pPr/>
+      <w:r>
+        <w:rPr>
+          <w:lang w:val="zh_TW" w:bidi="zh_TW"/>
+        </w:rPr>
+      </w:r>
+      <w:r>
+        <w:rPr>
           <w:b/>
           <w:lang w:val="zh_TW" w:bidi="zh_TW"/>
         </w:rPr>
@@ -10094,6 +11475,20 @@
       </w:r>
       <w:r>
         <w:rPr>
+          <w:lang w:val="zh_TW" w:bidi="zh_TW"/>
+        </w:rPr>
+        <w:t>לְ⁠פָנָי⁠ו֙ אָ֣כְלָה אֵ֔שׁ וְ⁠אַחֲרָ֖י⁠ו תְּלַהֵ֣ט לֶֽהָבָ֑ה כְּ⁠גַן־עֵ֨דֶן הָ⁠אָ֜רֶץ לְ⁠פָנָ֗י⁠ו וְ⁠אַֽחֲרָי⁠ו֙ מִדְבַּ֣ר שְׁמָמָ֔ה וְ⁠גַם־פְּלֵיטָ֖ה לֹא־הָ֥יְתָה לּֽ⁠וֹ</w:t>
+      </w:r>
+    </w:p>
+    <w:p>
+      <w:pPr/>
+      <w:r>
+        <w:rPr>
+          <w:lang w:val="zh_TW" w:bidi="zh_TW"/>
+        </w:rPr>
+      </w:r>
+      <w:r>
+        <w:rPr>
           <w:b/>
           <w:lang w:val="zh_TW" w:bidi="zh_TW"/>
         </w:rPr>
@@ -10231,6 +11626,20 @@
       </w:r>
       <w:r>
         <w:rPr>
+          <w:lang w:val="zh_TW" w:bidi="zh_TW"/>
+        </w:rPr>
+        <w:t>לְ⁠פָנָי⁠ו֙ אָ֣כְלָה אֵ֔שׁ וְ⁠אַחֲרָ֖י⁠ו תְּלַהֵ֣ט לֶֽהָבָ֑ה</w:t>
+      </w:r>
+    </w:p>
+    <w:p>
+      <w:pPr/>
+      <w:r>
+        <w:rPr>
+          <w:lang w:val="zh_TW" w:bidi="zh_TW"/>
+        </w:rPr>
+      </w:r>
+      <w:r>
+        <w:rPr>
           <w:b/>
           <w:lang w:val="zh_TW" w:bidi="zh_TW"/>
         </w:rPr>
@@ -10340,6 +11749,20 @@
       </w:r>
       <w:r>
         <w:rPr>
+          <w:lang w:val="zh_TW" w:bidi="zh_TW"/>
+        </w:rPr>
+        <w:t>לְ⁠פָנָי⁠ו֙ אָ֣כְלָה אֵ֔שׁ</w:t>
+      </w:r>
+    </w:p>
+    <w:p>
+      <w:pPr/>
+      <w:r>
+        <w:rPr>
+          <w:lang w:val="zh_TW" w:bidi="zh_TW"/>
+        </w:rPr>
+      </w:r>
+      <w:r>
+        <w:rPr>
           <w:b/>
           <w:lang w:val="zh_TW" w:bidi="zh_TW"/>
         </w:rPr>
@@ -10436,6 +11859,20 @@
       </w:r>
       <w:r>
         <w:rPr>
+          <w:lang w:val="zh_TW" w:bidi="zh_TW"/>
+        </w:rPr>
+        <w:t>כְּ⁠גַן־עֵ֨דֶן הָ⁠אָ֜רֶץ לְ⁠פָנָ֗י⁠ו</w:t>
+      </w:r>
+    </w:p>
+    <w:p>
+      <w:pPr/>
+      <w:r>
+        <w:rPr>
+          <w:lang w:val="zh_TW" w:bidi="zh_TW"/>
+        </w:rPr>
+      </w:r>
+      <w:r>
+        <w:rPr>
           <w:b/>
           <w:lang w:val="zh_TW" w:bidi="zh_TW"/>
         </w:rPr>
@@ -10519,6 +11956,20 @@
       </w:r>
       <w:r>
         <w:rPr>
+          <w:lang w:val="zh_TW" w:bidi="zh_TW"/>
+        </w:rPr>
+        <w:t>מִדְבַּ֣ר שְׁמָמָ֔ה</w:t>
+      </w:r>
+    </w:p>
+    <w:p>
+      <w:pPr/>
+      <w:r>
+        <w:rPr>
+          <w:lang w:val="zh_TW" w:bidi="zh_TW"/>
+        </w:rPr>
+      </w:r>
+      <w:r>
+        <w:rPr>
           <w:b/>
           <w:lang w:val="zh_TW" w:bidi="zh_TW"/>
         </w:rPr>
@@ -10643,6 +12094,20 @@
       </w:r>
       <w:r>
         <w:rPr>
+          <w:lang w:val="zh_TW" w:bidi="zh_TW"/>
+        </w:rPr>
+        <w:t>וְ⁠גַם־פְּלֵיטָ֖ה לֹא־הָ֥יְתָה לּֽ⁠וֹ</w:t>
+      </w:r>
+    </w:p>
+    <w:p>
+      <w:pPr/>
+      <w:r>
+        <w:rPr>
+          <w:lang w:val="zh_TW" w:bidi="zh_TW"/>
+        </w:rPr>
+      </w:r>
+      <w:r>
+        <w:rPr>
           <w:b/>
           <w:lang w:val="zh_TW" w:bidi="zh_TW"/>
         </w:rPr>
@@ -10726,6 +12191,20 @@
       </w:r>
       <w:r>
         <w:rPr>
+          <w:lang w:val="zh_TW" w:bidi="zh_TW"/>
+        </w:rPr>
+        <w:t>פְּלֵיטָ֖ה לֹא־הָ֥יְתָה לּֽ⁠וֹ</w:t>
+      </w:r>
+    </w:p>
+    <w:p>
+      <w:pPr/>
+      <w:r>
+        <w:rPr>
+          <w:lang w:val="zh_TW" w:bidi="zh_TW"/>
+        </w:rPr>
+      </w:r>
+      <w:r>
+        <w:rPr>
           <w:b/>
           <w:lang w:val="zh_TW" w:bidi="zh_TW"/>
         </w:rPr>
@@ -10822,6 +12301,20 @@
       </w:r>
       <w:r>
         <w:rPr>
+          <w:lang w:val="zh_TW" w:bidi="zh_TW"/>
+        </w:rPr>
+        <w:t>כְּ⁠מַרְאֵ֥ה סוּסִ֖ים מַרְאֵ֑⁠הוּ</w:t>
+      </w:r>
+    </w:p>
+    <w:p>
+      <w:pPr/>
+      <w:r>
+        <w:rPr>
+          <w:lang w:val="zh_TW" w:bidi="zh_TW"/>
+        </w:rPr>
+      </w:r>
+      <w:r>
+        <w:rPr>
           <w:b/>
           <w:lang w:val="zh_TW" w:bidi="zh_TW"/>
         </w:rPr>
@@ -10905,6 +12398,20 @@
       </w:r>
       <w:r>
         <w:rPr>
+          <w:lang w:val="zh_TW" w:bidi="zh_TW"/>
+        </w:rPr>
+        <w:t>כְּ⁠מַרְאֵ֥ה &amp; מַרְאֵ֑⁠הוּ</w:t>
+      </w:r>
+    </w:p>
+    <w:p>
+      <w:pPr/>
+      <w:r>
+        <w:rPr>
+          <w:lang w:val="zh_TW" w:bidi="zh_TW"/>
+        </w:rPr>
+      </w:r>
+      <w:r>
+        <w:rPr>
           <w:b/>
           <w:lang w:val="zh_TW" w:bidi="zh_TW"/>
         </w:rPr>
@@ -10988,6 +12495,20 @@
       </w:r>
       <w:r>
         <w:rPr>
+          <w:lang w:val="zh_TW" w:bidi="zh_TW"/>
+        </w:rPr>
+        <w:t>וּ⁠כְ⁠פָרָשִׁ֖ים כֵּ֥ן יְרוּצֽוּ⁠ן</w:t>
+      </w:r>
+    </w:p>
+    <w:p>
+      <w:pPr/>
+      <w:r>
+        <w:rPr>
+          <w:lang w:val="zh_TW" w:bidi="zh_TW"/>
+        </w:rPr>
+      </w:r>
+      <w:r>
+        <w:rPr>
           <w:b/>
           <w:lang w:val="zh_TW" w:bidi="zh_TW"/>
         </w:rPr>
@@ -11071,6 +12592,20 @@
       </w:r>
       <w:r>
         <w:rPr>
+          <w:lang w:val="zh_TW" w:bidi="zh_TW"/>
+        </w:rPr>
+        <w:t>כְּ⁠ק֣וֹל מַרְכָּב֗וֹת עַל־רָאשֵׁ֤י הֶֽ⁠הָרִים֙ יְרַקֵּד֔וּ⁠ן</w:t>
+      </w:r>
+    </w:p>
+    <w:p>
+      <w:pPr/>
+      <w:r>
+        <w:rPr>
+          <w:lang w:val="zh_TW" w:bidi="zh_TW"/>
+        </w:rPr>
+      </w:r>
+      <w:r>
+        <w:rPr>
           <w:b/>
           <w:lang w:val="zh_TW" w:bidi="zh_TW"/>
         </w:rPr>
@@ -11154,6 +12689,20 @@
       </w:r>
       <w:r>
         <w:rPr>
+          <w:lang w:val="zh_TW" w:bidi="zh_TW"/>
+        </w:rPr>
+        <w:t>כְּ⁠קוֹל֙ לַ֣הַב אֵ֔שׁ אֹכְלָ֖ה קָ֑שׁ</w:t>
+      </w:r>
+    </w:p>
+    <w:p>
+      <w:pPr/>
+      <w:r>
+        <w:rPr>
+          <w:lang w:val="zh_TW" w:bidi="zh_TW"/>
+        </w:rPr>
+      </w:r>
+      <w:r>
+        <w:rPr>
           <w:b/>
           <w:lang w:val="zh_TW" w:bidi="zh_TW"/>
         </w:rPr>
@@ -11237,6 +12786,20 @@
       </w:r>
       <w:r>
         <w:rPr>
+          <w:lang w:val="zh_TW" w:bidi="zh_TW"/>
+        </w:rPr>
+        <w:t>כְּ⁠עַ֣ם עָצ֔וּם עֱר֖וּךְ מִלְחָמָֽה</w:t>
+      </w:r>
+    </w:p>
+    <w:p>
+      <w:pPr/>
+      <w:r>
+        <w:rPr>
+          <w:lang w:val="zh_TW" w:bidi="zh_TW"/>
+        </w:rPr>
+      </w:r>
+      <w:r>
+        <w:rPr>
           <w:b/>
           <w:lang w:val="zh_TW" w:bidi="zh_TW"/>
         </w:rPr>
@@ -11348,6 +12911,20 @@
       </w:r>
       <w:r>
         <w:rPr>
+          <w:lang w:val="zh_TW" w:bidi="zh_TW"/>
+        </w:rPr>
+        <w:t>כְּ⁠עַ֣ם עָצ֔וּם עֱר֖וּךְ מִלְחָמָֽה</w:t>
+      </w:r>
+    </w:p>
+    <w:p>
+      <w:pPr/>
+      <w:r>
+        <w:rPr>
+          <w:lang w:val="zh_TW" w:bidi="zh_TW"/>
+        </w:rPr>
+      </w:r>
+      <w:r>
+        <w:rPr>
           <w:b/>
           <w:lang w:val="zh_TW" w:bidi="zh_TW"/>
         </w:rPr>
@@ -11431,6 +13008,20 @@
       </w:r>
       <w:r>
         <w:rPr>
+          <w:lang w:val="zh_TW" w:bidi="zh_TW"/>
+        </w:rPr>
+        <w:t>כְּ⁠עַ֣ם עָצ֔וּם עֱר֖וּךְ מִלְחָמָֽה</w:t>
+      </w:r>
+    </w:p>
+    <w:p>
+      <w:pPr/>
+      <w:r>
+        <w:rPr>
+          <w:lang w:val="zh_TW" w:bidi="zh_TW"/>
+        </w:rPr>
+      </w:r>
+      <w:r>
+        <w:rPr>
           <w:b/>
           <w:lang w:val="zh_TW" w:bidi="zh_TW"/>
         </w:rPr>
@@ -11526,6 +13117,20 @@
       </w:r>
       <w:r>
         <w:rPr>
+          <w:lang w:val="zh_TW" w:bidi="zh_TW"/>
+        </w:rPr>
+        <w:t>יָחִ֣ילוּ</w:t>
+      </w:r>
+    </w:p>
+    <w:p>
+      <w:pPr/>
+      <w:r>
+        <w:rPr>
+          <w:lang w:val="zh_TW" w:bidi="zh_TW"/>
+        </w:rPr>
+      </w:r>
+      <w:r>
+        <w:rPr>
           <w:b/>
           <w:lang w:val="zh_TW" w:bidi="zh_TW"/>
         </w:rPr>
@@ -11650,6 +13255,20 @@
       </w:r>
       <w:r>
         <w:rPr>
+          <w:lang w:val="zh_TW" w:bidi="zh_TW"/>
+        </w:rPr>
+        <w:t>קִבְּצ֥וּ פָארֽוּר</w:t>
+      </w:r>
+    </w:p>
+    <w:p>
+      <w:pPr/>
+      <w:r>
+        <w:rPr>
+          <w:lang w:val="zh_TW" w:bidi="zh_TW"/>
+        </w:rPr>
+      </w:r>
+      <w:r>
+        <w:rPr>
           <w:b/>
           <w:lang w:val="zh_TW" w:bidi="zh_TW"/>
         </w:rPr>
@@ -11746,6 +13365,20 @@
       </w:r>
       <w:r>
         <w:rPr>
+          <w:lang w:val="zh_TW" w:bidi="zh_TW"/>
+        </w:rPr>
+        <w:t>כְּ⁠גִבּוֹרִ֣ים יְרֻצ֔וּ⁠ן</w:t>
+      </w:r>
+    </w:p>
+    <w:p>
+      <w:pPr/>
+      <w:r>
+        <w:rPr>
+          <w:lang w:val="zh_TW" w:bidi="zh_TW"/>
+        </w:rPr>
+      </w:r>
+      <w:r>
+        <w:rPr>
           <w:b/>
           <w:lang w:val="zh_TW" w:bidi="zh_TW"/>
         </w:rPr>
@@ -11829,6 +13462,20 @@
       </w:r>
       <w:r>
         <w:rPr>
+          <w:lang w:val="zh_TW" w:bidi="zh_TW"/>
+        </w:rPr>
+        <w:t>כְּ⁠אַנְשֵׁ֥י מִלְחָמָ֖ה יַעֲל֣וּ חוֹמָ֑ה</w:t>
+      </w:r>
+    </w:p>
+    <w:p>
+      <w:pPr/>
+      <w:r>
+        <w:rPr>
+          <w:lang w:val="zh_TW" w:bidi="zh_TW"/>
+        </w:rPr>
+      </w:r>
+      <w:r>
+        <w:rPr>
           <w:b/>
           <w:lang w:val="zh_TW" w:bidi="zh_TW"/>
         </w:rPr>
@@ -11912,6 +13559,20 @@
       </w:r>
       <w:r>
         <w:rPr>
+          <w:lang w:val="zh_TW" w:bidi="zh_TW"/>
+        </w:rPr>
+        <w:t>כְּ⁠אַנְשֵׁ֥י מִלְחָמָ֖ה</w:t>
+      </w:r>
+    </w:p>
+    <w:p>
+      <w:pPr/>
+      <w:r>
+        <w:rPr>
+          <w:lang w:val="zh_TW" w:bidi="zh_TW"/>
+        </w:rPr>
+      </w:r>
+      <w:r>
+        <w:rPr>
           <w:b/>
           <w:lang w:val="zh_TW" w:bidi="zh_TW"/>
         </w:rPr>
@@ -12036,6 +13697,20 @@
       </w:r>
       <w:r>
         <w:rPr>
+          <w:lang w:val="zh_TW" w:bidi="zh_TW"/>
+        </w:rPr>
+        <w:t>חוֹמָ֑ה</w:t>
+      </w:r>
+    </w:p>
+    <w:p>
+      <w:pPr/>
+      <w:r>
+        <w:rPr>
+          <w:lang w:val="zh_TW" w:bidi="zh_TW"/>
+        </w:rPr>
+      </w:r>
+      <w:r>
+        <w:rPr>
           <w:b/>
           <w:lang w:val="zh_TW" w:bidi="zh_TW"/>
         </w:rPr>
@@ -12132,6 +13807,20 @@
       </w:r>
       <w:r>
         <w:rPr>
+          <w:lang w:val="zh_TW" w:bidi="zh_TW"/>
+        </w:rPr>
+        <w:t>וְ⁠אִ֤ישׁ בִּ⁠דְרָכָי⁠ו֙</w:t>
+      </w:r>
+    </w:p>
+    <w:p>
+      <w:pPr/>
+      <w:r>
+        <w:rPr>
+          <w:lang w:val="zh_TW" w:bidi="zh_TW"/>
+        </w:rPr>
+      </w:r>
+      <w:r>
+        <w:rPr>
           <w:b/>
           <w:lang w:val="zh_TW" w:bidi="zh_TW"/>
         </w:rPr>
@@ -12269,6 +13958,20 @@
       </w:r>
       <w:r>
         <w:rPr>
+          <w:lang w:val="zh_TW" w:bidi="zh_TW"/>
+        </w:rPr>
+        <w:t>וְ⁠לֹ֥א יְעַבְּט֖וּ⁠ן אֹרְחוֹתָֽ⁠ם</w:t>
+      </w:r>
+    </w:p>
+    <w:p>
+      <w:pPr/>
+      <w:r>
+        <w:rPr>
+          <w:lang w:val="zh_TW" w:bidi="zh_TW"/>
+        </w:rPr>
+      </w:r>
+      <w:r>
+        <w:rPr>
           <w:b/>
           <w:lang w:val="zh_TW" w:bidi="zh_TW"/>
         </w:rPr>
@@ -12364,6 +14067,20 @@
       </w:r>
       <w:r>
         <w:rPr>
+          <w:lang w:val="zh_TW" w:bidi="zh_TW"/>
+        </w:rPr>
+        <w:t>וְ⁠לֹ֥א יְעַבְּט֖וּ⁠ן אֹרְחוֹתָֽ⁠ם</w:t>
+      </w:r>
+    </w:p>
+    <w:p>
+      <w:pPr/>
+      <w:r>
+        <w:rPr>
+          <w:lang w:val="zh_TW" w:bidi="zh_TW"/>
+        </w:rPr>
+      </w:r>
+      <w:r>
+        <w:rPr>
           <w:b/>
           <w:lang w:val="zh_TW" w:bidi="zh_TW"/>
         </w:rPr>
@@ -12447,6 +14164,20 @@
       </w:r>
       <w:r>
         <w:rPr>
+          <w:lang w:val="zh_TW" w:bidi="zh_TW"/>
+        </w:rPr>
+        <w:t>וְ⁠אִ֤ישׁ אָחִי⁠ו֙ לֹ֣א יִדְחָק֔וּ⁠ן</w:t>
+      </w:r>
+    </w:p>
+    <w:p>
+      <w:pPr/>
+      <w:r>
+        <w:rPr>
+          <w:lang w:val="zh_TW" w:bidi="zh_TW"/>
+        </w:rPr>
+      </w:r>
+      <w:r>
+        <w:rPr>
           <w:b/>
           <w:lang w:val="zh_TW" w:bidi="zh_TW"/>
         </w:rPr>
@@ -12584,6 +14315,20 @@
       </w:r>
       <w:r>
         <w:rPr>
+          <w:lang w:val="zh_TW" w:bidi="zh_TW"/>
+        </w:rPr>
+        <w:t>גֶּ֥בֶר בִּ⁠מְסִלָּת֖⁠וֹ יֵֽלֵכ֑וּ⁠ן</w:t>
+      </w:r>
+    </w:p>
+    <w:p>
+      <w:pPr/>
+      <w:r>
+        <w:rPr>
+          <w:lang w:val="zh_TW" w:bidi="zh_TW"/>
+        </w:rPr>
+      </w:r>
+      <w:r>
+        <w:rPr>
           <w:b/>
           <w:lang w:val="zh_TW" w:bidi="zh_TW"/>
         </w:rPr>
@@ -12721,6 +14466,20 @@
       </w:r>
       <w:r>
         <w:rPr>
+          <w:lang w:val="zh_TW" w:bidi="zh_TW"/>
+        </w:rPr>
+        <w:t>וּ⁠בְעַ֥ד הַ⁠שֶּׁ֛לַח יִפֹּ֖לוּ לֹ֥א יִבְצָֽעוּ</w:t>
+      </w:r>
+    </w:p>
+    <w:p>
+      <w:pPr/>
+      <w:r>
+        <w:rPr>
+          <w:lang w:val="zh_TW" w:bidi="zh_TW"/>
+        </w:rPr>
+      </w:r>
+      <w:r>
+        <w:rPr>
           <w:b/>
           <w:lang w:val="zh_TW" w:bidi="zh_TW"/>
         </w:rPr>
@@ -12804,6 +14563,20 @@
       </w:r>
       <w:r>
         <w:rPr>
+          <w:lang w:val="zh_TW" w:bidi="zh_TW"/>
+        </w:rPr>
+        <w:t>בָּ⁠עִ֣יר יָשֹׁ֗קּוּ בַּֽ⁠חוֹמָה֙ יְרֻצ֔וּ⁠ן בַּ⁠בָּתִּ֖ים יַעֲל֑וּ בְּעַ֧ד הַ⁠חַלּוֹנִ֛ים יָבֹ֖אוּ כַּ⁠גַּנָּֽב</w:t>
+      </w:r>
+    </w:p>
+    <w:p>
+      <w:pPr/>
+      <w:r>
+        <w:rPr>
+          <w:lang w:val="zh_TW" w:bidi="zh_TW"/>
+        </w:rPr>
+      </w:r>
+      <w:r>
+        <w:rPr>
           <w:b/>
           <w:lang w:val="zh_TW" w:bidi="zh_TW"/>
         </w:rPr>
@@ -12887,6 +14660,20 @@
       </w:r>
       <w:r>
         <w:rPr>
+          <w:lang w:val="zh_TW" w:bidi="zh_TW"/>
+        </w:rPr>
+        <w:t>בְּעַ֧ד הַ⁠חַלּוֹנִ֛ים יָבֹ֖אוּ כַּ⁠גַּנָּֽב</w:t>
+      </w:r>
+    </w:p>
+    <w:p>
+      <w:pPr/>
+      <w:r>
+        <w:rPr>
+          <w:lang w:val="zh_TW" w:bidi="zh_TW"/>
+        </w:rPr>
+      </w:r>
+      <w:r>
+        <w:rPr>
           <w:b/>
           <w:lang w:val="zh_TW" w:bidi="zh_TW"/>
         </w:rPr>
@@ -12982,6 +14769,20 @@
       </w:r>
       <w:r>
         <w:rPr>
+          <w:lang w:val="zh_TW" w:bidi="zh_TW"/>
+        </w:rPr>
+        <w:t>לְ⁠פָנָי⁠ו֙ רָ֣גְזָה אֶ֔רֶץ רָעֲשׁ֖וּ שָׁמָ֑יִם</w:t>
+      </w:r>
+    </w:p>
+    <w:p>
+      <w:pPr/>
+      <w:r>
+        <w:rPr>
+          <w:lang w:val="zh_TW" w:bidi="zh_TW"/>
+        </w:rPr>
+      </w:r>
+      <w:r>
+        <w:rPr>
           <w:b/>
           <w:lang w:val="zh_TW" w:bidi="zh_TW"/>
         </w:rPr>
@@ -13077,6 +14878,20 @@
       </w:r>
       <w:r>
         <w:rPr>
+          <w:lang w:val="zh_TW" w:bidi="zh_TW"/>
+        </w:rPr>
+        <w:t>שֶׁ֤מֶשׁ וְ⁠יָרֵ֨חַ֙ קָדָ֔רוּ</w:t>
+      </w:r>
+    </w:p>
+    <w:p>
+      <w:pPr/>
+      <w:r>
+        <w:rPr>
+          <w:lang w:val="zh_TW" w:bidi="zh_TW"/>
+        </w:rPr>
+      </w:r>
+      <w:r>
+        <w:rPr>
           <w:b/>
           <w:lang w:val="zh_TW" w:bidi="zh_TW"/>
         </w:rPr>
@@ -13198,6 +15013,20 @@
       </w:r>
       <w:r>
         <w:rPr>
+          <w:lang w:val="zh_TW" w:bidi="zh_TW"/>
+        </w:rPr>
+        <w:t>וְ⁠כוֹכָבִ֖ים אָסְפ֥וּ נָגְהָֽ⁠ם</w:t>
+      </w:r>
+    </w:p>
+    <w:p>
+      <w:pPr/>
+      <w:r>
+        <w:rPr>
+          <w:lang w:val="zh_TW" w:bidi="zh_TW"/>
+        </w:rPr>
+      </w:r>
+      <w:r>
+        <w:rPr>
           <w:b/>
           <w:lang w:val="zh_TW" w:bidi="zh_TW"/>
         </w:rPr>
@@ -13347,6 +15176,20 @@
       </w:r>
       <w:r>
         <w:rPr>
+          <w:lang w:val="zh_TW" w:bidi="zh_TW"/>
+        </w:rPr>
+        <w:t>קוֹל⁠וֹ֙</w:t>
+      </w:r>
+    </w:p>
+    <w:p>
+      <w:pPr/>
+      <w:r>
+        <w:rPr>
+          <w:lang w:val="zh_TW" w:bidi="zh_TW"/>
+        </w:rPr>
+      </w:r>
+      <w:r>
+        <w:rPr>
           <w:b/>
           <w:lang w:val="zh_TW" w:bidi="zh_TW"/>
         </w:rPr>
@@ -13455,6 +15298,20 @@
       </w:r>
       <w:r>
         <w:rPr>
+          <w:lang w:val="zh_TW" w:bidi="zh_TW"/>
+        </w:rPr>
+        <w:t>מַחֲנֵ֔⁠הוּ</w:t>
+      </w:r>
+    </w:p>
+    <w:p>
+      <w:pPr/>
+      <w:r>
+        <w:rPr>
+          <w:lang w:val="zh_TW" w:bidi="zh_TW"/>
+        </w:rPr>
+      </w:r>
+      <w:r>
+        <w:rPr>
           <w:b/>
           <w:lang w:val="zh_TW" w:bidi="zh_TW"/>
         </w:rPr>
@@ -13591,6 +15448,20 @@
       </w:r>
       <w:r>
         <w:rPr>
+          <w:lang w:val="zh_TW" w:bidi="zh_TW"/>
+        </w:rPr>
+        <w:t>דְבָר֑⁠וֹ</w:t>
+      </w:r>
+    </w:p>
+    <w:p>
+      <w:pPr/>
+      <w:r>
+        <w:rPr>
+          <w:lang w:val="zh_TW" w:bidi="zh_TW"/>
+        </w:rPr>
+      </w:r>
+      <w:r>
+        <w:rPr>
           <w:b/>
           <w:lang w:val="zh_TW" w:bidi="zh_TW"/>
         </w:rPr>
@@ -13727,6 +15598,20 @@
       </w:r>
       <w:r>
         <w:rPr>
+          <w:lang w:val="zh_TW" w:bidi="zh_TW"/>
+        </w:rPr>
+        <w:t>כִּֽי־גָד֧וֹל יוֹם־יְהוָ֛ה וְ⁠נוֹרָ֥א מְאֹ֖ד וּ⁠מִ֥י יְכִילֶֽ⁠נּוּ</w:t>
+      </w:r>
+    </w:p>
+    <w:p>
+      <w:pPr/>
+      <w:r>
+        <w:rPr>
+          <w:lang w:val="zh_TW" w:bidi="zh_TW"/>
+        </w:rPr>
+      </w:r>
+      <w:r>
+        <w:rPr>
           <w:b/>
           <w:lang w:val="zh_TW" w:bidi="zh_TW"/>
         </w:rPr>
@@ -13841,7 +15726,7 @@
         </w:rPr>
         <w:t>看看你在</w:t>
       </w:r>
-      <w:hyperlink r:id="rId14">
+      <w:hyperlink r:id="rId16">
         <w:r>
           <w:rPr>
             <w:lang w:val="zh_TW" w:bidi="zh_TW"/>
@@ -13923,6 +15808,20 @@
       </w:r>
       <w:r>
         <w:rPr>
+          <w:lang w:val="zh_TW" w:bidi="zh_TW"/>
+        </w:rPr>
+        <w:t>וְ⁠גַם־עַתָּה֙ נְאֻם־יְהוָ֔ה שֻׁ֥בוּ עָדַ֖⁠י</w:t>
+      </w:r>
+    </w:p>
+    <w:p>
+      <w:pPr/>
+      <w:r>
+        <w:rPr>
+          <w:lang w:val="zh_TW" w:bidi="zh_TW"/>
+        </w:rPr>
+      </w:r>
+      <w:r>
+        <w:rPr>
           <w:b/>
           <w:lang w:val="zh_TW" w:bidi="zh_TW"/>
         </w:rPr>
@@ -14019,6 +15918,20 @@
       </w:r>
       <w:r>
         <w:rPr>
+          <w:lang w:val="zh_TW" w:bidi="zh_TW"/>
+        </w:rPr>
+        <w:t>שֻׁ֥בוּ</w:t>
+      </w:r>
+    </w:p>
+    <w:p>
+      <w:pPr/>
+      <w:r>
+        <w:rPr>
+          <w:lang w:val="zh_TW" w:bidi="zh_TW"/>
+        </w:rPr>
+      </w:r>
+      <w:r>
+        <w:rPr>
           <w:b/>
           <w:lang w:val="zh_TW" w:bidi="zh_TW"/>
         </w:rPr>
@@ -14115,6 +16028,20 @@
       </w:r>
       <w:r>
         <w:rPr>
+          <w:lang w:val="zh_TW" w:bidi="zh_TW"/>
+        </w:rPr>
+        <w:t>שֻׁ֥בוּ עָדַ֖⁠י בְּ⁠כָל־לְבַבְ⁠כֶ֑ם</w:t>
+      </w:r>
+    </w:p>
+    <w:p>
+      <w:pPr/>
+      <w:r>
+        <w:rPr>
+          <w:lang w:val="zh_TW" w:bidi="zh_TW"/>
+        </w:rPr>
+      </w:r>
+      <w:r>
+        <w:rPr>
           <w:b/>
           <w:lang w:val="zh_TW" w:bidi="zh_TW"/>
         </w:rPr>
@@ -14224,6 +16151,20 @@
       </w:r>
       <w:r>
         <w:rPr>
+          <w:lang w:val="zh_TW" w:bidi="zh_TW"/>
+        </w:rPr>
+        <w:t>לְבַבְ⁠כֶ֑ם</w:t>
+      </w:r>
+    </w:p>
+    <w:p>
+      <w:pPr/>
+      <w:r>
+        <w:rPr>
+          <w:lang w:val="zh_TW" w:bidi="zh_TW"/>
+        </w:rPr>
+      </w:r>
+      <w:r>
+        <w:rPr>
           <w:b/>
           <w:lang w:val="zh_TW" w:bidi="zh_TW"/>
         </w:rPr>
@@ -14334,6 +16275,20 @@
       </w:r>
       <w:r>
         <w:rPr>
+          <w:lang w:val="zh_TW" w:bidi="zh_TW"/>
+        </w:rPr>
+        <w:t>וְ⁠קִרְע֤וּ לְבַבְ⁠כֶם֙ וְ⁠אַל־בִּגְדֵי⁠כֶ֔ם</w:t>
+      </w:r>
+    </w:p>
+    <w:p>
+      <w:pPr/>
+      <w:r>
+        <w:rPr>
+          <w:lang w:val="zh_TW" w:bidi="zh_TW"/>
+        </w:rPr>
+      </w:r>
+      <w:r>
+        <w:rPr>
           <w:b/>
           <w:lang w:val="zh_TW" w:bidi="zh_TW"/>
         </w:rPr>
@@ -14417,6 +16372,20 @@
       </w:r>
       <w:r>
         <w:rPr>
+          <w:lang w:val="zh_TW" w:bidi="zh_TW"/>
+        </w:rPr>
+        <w:t>וְ⁠קִרְע֤וּ לְבַבְ⁠כֶם֙ וְ⁠אַל־בִּגְדֵי⁠כֶ֔ם וְ⁠שׁ֖וּבוּ אֶל־יְהוָ֣ה אֱלֹֽהֵי⁠כֶ֑ם</w:t>
+      </w:r>
+    </w:p>
+    <w:p>
+      <w:pPr/>
+      <w:r>
+        <w:rPr>
+          <w:lang w:val="zh_TW" w:bidi="zh_TW"/>
+        </w:rPr>
+      </w:r>
+      <w:r>
+        <w:rPr>
           <w:b/>
           <w:lang w:val="zh_TW" w:bidi="zh_TW"/>
         </w:rPr>
@@ -14500,6 +16469,20 @@
       </w:r>
       <w:r>
         <w:rPr>
+          <w:lang w:val="zh_TW" w:bidi="zh_TW"/>
+        </w:rPr>
+        <w:t>אֶ֤רֶךְ אַפַּ֨יִם֙</w:t>
+      </w:r>
+    </w:p>
+    <w:p>
+      <w:pPr/>
+      <w:r>
+        <w:rPr>
+          <w:lang w:val="zh_TW" w:bidi="zh_TW"/>
+        </w:rPr>
+      </w:r>
+      <w:r>
+        <w:rPr>
           <w:b/>
           <w:lang w:val="zh_TW" w:bidi="zh_TW"/>
         </w:rPr>
@@ -14624,6 +16607,20 @@
       </w:r>
       <w:r>
         <w:rPr>
+          <w:lang w:val="zh_TW" w:bidi="zh_TW"/>
+        </w:rPr>
+        <w:t>וְ⁠רַב־חֶ֔סֶד</w:t>
+      </w:r>
+    </w:p>
+    <w:p>
+      <w:pPr/>
+      <w:r>
+        <w:rPr>
+          <w:lang w:val="zh_TW" w:bidi="zh_TW"/>
+        </w:rPr>
+      </w:r>
+      <w:r>
+        <w:rPr>
           <w:b/>
           <w:lang w:val="zh_TW" w:bidi="zh_TW"/>
         </w:rPr>
@@ -14720,6 +16717,20 @@
       </w:r>
       <w:r>
         <w:rPr>
+          <w:lang w:val="zh_TW" w:bidi="zh_TW"/>
+        </w:rPr>
+        <w:t>מִ֥י יוֹדֵ֖עַ יָשׁ֣וּב וְ⁠נִחָ֑ם וְ⁠הִשְׁאִ֤יר אַֽחֲרָי⁠ו֙ בְּרָכָ֔ה</w:t>
+      </w:r>
+    </w:p>
+    <w:p>
+      <w:pPr/>
+      <w:r>
+        <w:rPr>
+          <w:lang w:val="zh_TW" w:bidi="zh_TW"/>
+        </w:rPr>
+      </w:r>
+      <w:r>
+        <w:rPr>
           <w:b/>
           <w:lang w:val="zh_TW" w:bidi="zh_TW"/>
         </w:rPr>
@@ -14831,6 +16842,20 @@
       </w:r>
       <w:r>
         <w:rPr>
+          <w:lang w:val="zh_TW" w:bidi="zh_TW"/>
+        </w:rPr>
+        <w:t>יָשׁ֣וּב וְ⁠נִחָ֑ם</w:t>
+      </w:r>
+    </w:p>
+    <w:p>
+      <w:pPr/>
+      <w:r>
+        <w:rPr>
+          <w:lang w:val="zh_TW" w:bidi="zh_TW"/>
+        </w:rPr>
+      </w:r>
+      <w:r>
+        <w:rPr>
           <w:b/>
           <w:lang w:val="zh_TW" w:bidi="zh_TW"/>
         </w:rPr>
@@ -14934,6 +16959,20 @@
       </w:r>
       <w:r>
         <w:rPr>
+          <w:lang w:val="zh_TW" w:bidi="zh_TW"/>
+        </w:rPr>
+        <w:t>וְ⁠הִשְׁאִ֤יר &amp; בְּרָכָ֔ה</w:t>
+      </w:r>
+    </w:p>
+    <w:p>
+      <w:pPr/>
+      <w:r>
+        <w:rPr>
+          <w:lang w:val="zh_TW" w:bidi="zh_TW"/>
+        </w:rPr>
+      </w:r>
+      <w:r>
+        <w:rPr>
           <w:b/>
           <w:lang w:val="zh_TW" w:bidi="zh_TW"/>
         </w:rPr>
@@ -15030,6 +17069,20 @@
       </w:r>
       <w:r>
         <w:rPr>
+          <w:lang w:val="zh_TW" w:bidi="zh_TW"/>
+        </w:rPr>
+        <w:t>אֱלֹהֵי⁠כֶֽם</w:t>
+      </w:r>
+    </w:p>
+    <w:p>
+      <w:pPr/>
+      <w:r>
+        <w:rPr>
+          <w:lang w:val="zh_TW" w:bidi="zh_TW"/>
+        </w:rPr>
+      </w:r>
+      <w:r>
+        <w:rPr>
           <w:b/>
           <w:lang w:val="zh_TW" w:bidi="zh_TW"/>
         </w:rPr>
@@ -15126,6 +17179,20 @@
       </w:r>
       <w:r>
         <w:rPr>
+          <w:lang w:val="zh_TW" w:bidi="zh_TW"/>
+        </w:rPr>
+        <w:t>צ֖וֹם</w:t>
+      </w:r>
+    </w:p>
+    <w:p>
+      <w:pPr/>
+      <w:r>
+        <w:rPr>
+          <w:lang w:val="zh_TW" w:bidi="zh_TW"/>
+        </w:rPr>
+      </w:r>
+      <w:r>
+        <w:rPr>
           <w:b/>
           <w:lang w:val="zh_TW" w:bidi="zh_TW"/>
         </w:rPr>
@@ -15222,6 +17289,20 @@
       </w:r>
       <w:r>
         <w:rPr>
+          <w:lang w:val="zh_TW" w:bidi="zh_TW"/>
+        </w:rPr>
+        <w:t>קַדְּשׁוּ־צ֖וֹם קִרְא֥וּ עֲצָרָֽה</w:t>
+      </w:r>
+    </w:p>
+    <w:p>
+      <w:pPr/>
+      <w:r>
+        <w:rPr>
+          <w:lang w:val="zh_TW" w:bidi="zh_TW"/>
+        </w:rPr>
+      </w:r>
+      <w:r>
+        <w:rPr>
           <w:b/>
           <w:lang w:val="zh_TW" w:bidi="zh_TW"/>
         </w:rPr>
@@ -15305,6 +17386,20 @@
       </w:r>
       <w:r>
         <w:rPr>
+          <w:lang w:val="zh_TW" w:bidi="zh_TW"/>
+        </w:rPr>
+        <w:t>קִבְצ֣וּ זְקֵנִ֔ים אִסְפוּ֙ עֽוֹלָלִ֔ים וְ⁠יֹנְקֵ֖י שָׁדָ֑יִם</w:t>
+      </w:r>
+    </w:p>
+    <w:p>
+      <w:pPr/>
+      <w:r>
+        <w:rPr>
+          <w:lang w:val="zh_TW" w:bidi="zh_TW"/>
+        </w:rPr>
+      </w:r>
+      <w:r>
+        <w:rPr>
           <w:b/>
           <w:lang w:val="zh_TW" w:bidi="zh_TW"/>
         </w:rPr>
@@ -15388,6 +17483,20 @@
       </w:r>
       <w:r>
         <w:rPr>
+          <w:lang w:val="zh_TW" w:bidi="zh_TW"/>
+        </w:rPr>
+        <w:t>יֵצֵ֤א חָתָן֙ מֵֽ⁠חֶדְר֔⁠וֹ וְ⁠כַלָּ֖ה מֵ⁠חֻפָּתָֽ⁠הּ</w:t>
+      </w:r>
+    </w:p>
+    <w:p>
+      <w:pPr/>
+      <w:r>
+        <w:rPr>
+          <w:lang w:val="zh_TW" w:bidi="zh_TW"/>
+        </w:rPr>
+      </w:r>
+      <w:r>
+        <w:rPr>
           <w:b/>
           <w:lang w:val="zh_TW" w:bidi="zh_TW"/>
         </w:rPr>
@@ -15471,6 +17580,20 @@
       </w:r>
       <w:r>
         <w:rPr>
+          <w:lang w:val="zh_TW" w:bidi="zh_TW"/>
+        </w:rPr>
+        <w:t>בֵּ֤ין הָ⁠אוּלָם֙ וְ⁠לַ⁠מִּזְבֵּ֔חַ</w:t>
+      </w:r>
+    </w:p>
+    <w:p>
+      <w:pPr/>
+      <w:r>
+        <w:rPr>
+          <w:lang w:val="zh_TW" w:bidi="zh_TW"/>
+        </w:rPr>
+      </w:r>
+      <w:r>
+        <w:rPr>
           <w:b/>
           <w:lang w:val="zh_TW" w:bidi="zh_TW"/>
         </w:rPr>
@@ -15554,6 +17677,20 @@
       </w:r>
       <w:r>
         <w:rPr>
+          <w:lang w:val="zh_TW" w:bidi="zh_TW"/>
+        </w:rPr>
+        <w:t>וְ⁠אַל־תִּתֵּ֨ן נַחֲלָתְ⁠ךָ֤ לְ⁠חֶרְפָּה֙</w:t>
+      </w:r>
+    </w:p>
+    <w:p>
+      <w:pPr/>
+      <w:r>
+        <w:rPr>
+          <w:lang w:val="zh_TW" w:bidi="zh_TW"/>
+        </w:rPr>
+      </w:r>
+      <w:r>
+        <w:rPr>
           <w:b/>
           <w:lang w:val="zh_TW" w:bidi="zh_TW"/>
         </w:rPr>
@@ -15650,6 +17787,20 @@
       </w:r>
       <w:r>
         <w:rPr>
+          <w:lang w:val="zh_TW" w:bidi="zh_TW"/>
+        </w:rPr>
+        <w:t>נַחֲלָתְ⁠ךָ֤</w:t>
+      </w:r>
+    </w:p>
+    <w:p>
+      <w:pPr/>
+      <w:r>
+        <w:rPr>
+          <w:lang w:val="zh_TW" w:bidi="zh_TW"/>
+        </w:rPr>
+      </w:r>
+      <w:r>
+        <w:rPr>
           <w:b/>
           <w:lang w:val="zh_TW" w:bidi="zh_TW"/>
         </w:rPr>
@@ -15733,6 +17884,20 @@
       </w:r>
       <w:r>
         <w:rPr>
+          <w:lang w:val="zh_TW" w:bidi="zh_TW"/>
+        </w:rPr>
+        <w:t>לִ⁠מְשָׁל־בָּ֣⁠ם גּוֹיִ֔ם</w:t>
+      </w:r>
+    </w:p>
+    <w:p>
+      <w:pPr/>
+      <w:r>
+        <w:rPr>
+          <w:lang w:val="zh_TW" w:bidi="zh_TW"/>
+        </w:rPr>
+      </w:r>
+      <w:r>
+        <w:rPr>
           <w:b/>
           <w:lang w:val="zh_TW" w:bidi="zh_TW"/>
         </w:rPr>
@@ -15828,6 +17993,20 @@
       </w:r>
       <w:r>
         <w:rPr>
+          <w:lang w:val="zh_TW" w:bidi="zh_TW"/>
+        </w:rPr>
+        <w:t>לָ֚⁠מָּה יֹאמְר֣וּ בָֽ⁠עַמִּ֔ים אַיֵּ֖ה אֱלֹהֵי⁠הֶֽם</w:t>
+      </w:r>
+    </w:p>
+    <w:p>
+      <w:pPr/>
+      <w:r>
+        <w:rPr>
+          <w:lang w:val="zh_TW" w:bidi="zh_TW"/>
+        </w:rPr>
+      </w:r>
+      <w:r>
+        <w:rPr>
           <w:b/>
           <w:lang w:val="zh_TW" w:bidi="zh_TW"/>
         </w:rPr>
@@ -15911,6 +18090,20 @@
       </w:r>
       <w:r>
         <w:rPr>
+          <w:lang w:val="zh_TW" w:bidi="zh_TW"/>
+        </w:rPr>
+        <w:t>לָ֚⁠מָּה יֹאמְר֣וּ</w:t>
+      </w:r>
+    </w:p>
+    <w:p>
+      <w:pPr/>
+      <w:r>
+        <w:rPr>
+          <w:lang w:val="zh_TW" w:bidi="zh_TW"/>
+        </w:rPr>
+      </w:r>
+      <w:r>
+        <w:rPr>
           <w:b/>
           <w:lang w:val="zh_TW" w:bidi="zh_TW"/>
         </w:rPr>
@@ -16007,6 +18200,20 @@
       </w:r>
       <w:r>
         <w:rPr>
+          <w:lang w:val="zh_TW" w:bidi="zh_TW"/>
+        </w:rPr>
+        <w:t>לָ֚⁠מָּה יֹאמְר֣וּ בָֽ⁠עַמִּ֔ים</w:t>
+      </w:r>
+    </w:p>
+    <w:p>
+      <w:pPr/>
+      <w:r>
+        <w:rPr>
+          <w:lang w:val="zh_TW" w:bidi="zh_TW"/>
+        </w:rPr>
+      </w:r>
+      <w:r>
+        <w:rPr>
           <w:b/>
           <w:lang w:val="zh_TW" w:bidi="zh_TW"/>
         </w:rPr>
@@ -16090,6 +18297,20 @@
       </w:r>
       <w:r>
         <w:rPr>
+          <w:lang w:val="zh_TW" w:bidi="zh_TW"/>
+        </w:rPr>
+        <w:t>אַיֵּ֖ה אֱלֹהֵי⁠הֶֽם</w:t>
+      </w:r>
+    </w:p>
+    <w:p>
+      <w:pPr/>
+      <w:r>
+        <w:rPr>
+          <w:lang w:val="zh_TW" w:bidi="zh_TW"/>
+        </w:rPr>
+      </w:r>
+      <w:r>
+        <w:rPr>
           <w:b/>
           <w:lang w:val="zh_TW" w:bidi="zh_TW"/>
         </w:rPr>
@@ -16173,6 +18394,20 @@
       </w:r>
       <w:r>
         <w:rPr>
+          <w:lang w:val="zh_TW" w:bidi="zh_TW"/>
+        </w:rPr>
+        <w:t>וַ⁠יְקַנֵּ֥א יְהוָ֖ה לְ⁠אַרְצ֑⁠וֹ וַ⁠יַּחְמֹ֖ל עַל־עַמּֽ⁠וֹ</w:t>
+      </w:r>
+    </w:p>
+    <w:p>
+      <w:pPr/>
+      <w:r>
+        <w:rPr>
+          <w:lang w:val="zh_TW" w:bidi="zh_TW"/>
+        </w:rPr>
+      </w:r>
+      <w:r>
+        <w:rPr>
           <w:b/>
           <w:lang w:val="zh_TW" w:bidi="zh_TW"/>
         </w:rPr>
@@ -16256,6 +18491,20 @@
       </w:r>
       <w:r>
         <w:rPr>
+          <w:lang w:val="zh_TW" w:bidi="zh_TW"/>
+        </w:rPr>
+        <w:t>לְ⁠אַרְצ֑⁠וֹ</w:t>
+      </w:r>
+    </w:p>
+    <w:p>
+      <w:pPr/>
+      <w:r>
+        <w:rPr>
+          <w:lang w:val="zh_TW" w:bidi="zh_TW"/>
+        </w:rPr>
+      </w:r>
+      <w:r>
+        <w:rPr>
           <w:b/>
           <w:lang w:val="zh_TW" w:bidi="zh_TW"/>
         </w:rPr>
@@ -16352,6 +18601,20 @@
       </w:r>
       <w:r>
         <w:rPr>
+          <w:lang w:val="zh_TW" w:bidi="zh_TW"/>
+        </w:rPr>
+        <w:t>וַ⁠יַּ֨עַן יְהוָ֜ה וַ⁠יֹּ֣אמֶר</w:t>
+      </w:r>
+    </w:p>
+    <w:p>
+      <w:pPr/>
+      <w:r>
+        <w:rPr>
+          <w:lang w:val="zh_TW" w:bidi="zh_TW"/>
+        </w:rPr>
+      </w:r>
+      <w:r>
+        <w:rPr>
           <w:b/>
           <w:lang w:val="zh_TW" w:bidi="zh_TW"/>
         </w:rPr>
@@ -16442,6 +18705,20 @@
       </w:r>
       <w:r>
         <w:rPr>
+          <w:lang w:val="zh_TW" w:bidi="zh_TW"/>
+        </w:rPr>
+        <w:t>וַ⁠יַּ֨עַן יְהוָ֜ה וַ⁠יֹּ֣אמֶר</w:t>
+      </w:r>
+    </w:p>
+    <w:p>
+      <w:pPr/>
+      <w:r>
+        <w:rPr>
+          <w:lang w:val="zh_TW" w:bidi="zh_TW"/>
+        </w:rPr>
+      </w:r>
+      <w:r>
+        <w:rPr>
           <w:b/>
           <w:lang w:val="zh_TW" w:bidi="zh_TW"/>
         </w:rPr>
@@ -16564,6 +18841,20 @@
       </w:r>
       <w:r>
         <w:rPr>
+          <w:lang w:val="zh_TW" w:bidi="zh_TW"/>
+        </w:rPr>
+        <w:t>הִנְ⁠נִ֨י שֹׁלֵ֤חַ לָ⁠כֶם֙ אֶת־הַ⁠דָּגָן֙ וְ⁠הַ⁠תִּיר֣וֹשׁ וְ⁠הַ⁠יִּצְהָ֔ר</w:t>
+      </w:r>
+    </w:p>
+    <w:p>
+      <w:pPr/>
+      <w:r>
+        <w:rPr>
+          <w:lang w:val="zh_TW" w:bidi="zh_TW"/>
+        </w:rPr>
+      </w:r>
+      <w:r>
+        <w:rPr>
           <w:b/>
           <w:lang w:val="zh_TW" w:bidi="zh_TW"/>
         </w:rPr>
@@ -16647,6 +18938,20 @@
       </w:r>
       <w:r>
         <w:rPr>
+          <w:lang w:val="zh_TW" w:bidi="zh_TW"/>
+        </w:rPr>
+        <w:t>הִנְ⁠נִ֨י שֹׁלֵ֤חַ</w:t>
+      </w:r>
+    </w:p>
+    <w:p>
+      <w:pPr/>
+      <w:r>
+        <w:rPr>
+          <w:lang w:val="zh_TW" w:bidi="zh_TW"/>
+        </w:rPr>
+      </w:r>
+      <w:r>
+        <w:rPr>
           <w:b/>
           <w:lang w:val="zh_TW" w:bidi="zh_TW"/>
         </w:rPr>
@@ -16743,6 +19048,20 @@
       </w:r>
       <w:r>
         <w:rPr>
+          <w:lang w:val="zh_TW" w:bidi="zh_TW"/>
+        </w:rPr>
+        <w:t>אֹת֑⁠וֹ</w:t>
+      </w:r>
+    </w:p>
+    <w:p>
+      <w:pPr/>
+      <w:r>
+        <w:rPr>
+          <w:lang w:val="zh_TW" w:bidi="zh_TW"/>
+        </w:rPr>
+      </w:r>
+      <w:r>
+        <w:rPr>
           <w:b/>
           <w:lang w:val="zh_TW" w:bidi="zh_TW"/>
         </w:rPr>
@@ -16906,6 +19225,20 @@
       </w:r>
       <w:r>
         <w:rPr>
+          <w:lang w:val="zh_TW" w:bidi="zh_TW"/>
+        </w:rPr>
+        <w:t>וְ⁠לֹא־אֶתֵּ֨ן אֶתְ⁠כֶ֥ם ע֛וֹד חֶרְפָּ֖ה בַּ⁠גּוֹיִֽם</w:t>
+      </w:r>
+    </w:p>
+    <w:p>
+      <w:pPr/>
+      <w:r>
+        <w:rPr>
+          <w:lang w:val="zh_TW" w:bidi="zh_TW"/>
+        </w:rPr>
+      </w:r>
+      <w:r>
+        <w:rPr>
           <w:b/>
           <w:lang w:val="zh_TW" w:bidi="zh_TW"/>
         </w:rPr>
@@ -17002,6 +19335,20 @@
       </w:r>
       <w:r>
         <w:rPr>
+          <w:lang w:val="zh_TW" w:bidi="zh_TW"/>
+        </w:rPr>
+        <w:t>וְֽ⁠אֶת־הַ⁠צְּפוֹנִ֞י</w:t>
+      </w:r>
+    </w:p>
+    <w:p>
+      <w:pPr/>
+      <w:r>
+        <w:rPr>
+          <w:lang w:val="zh_TW" w:bidi="zh_TW"/>
+        </w:rPr>
+      </w:r>
+      <w:r>
+        <w:rPr>
           <w:b/>
           <w:lang w:val="zh_TW" w:bidi="zh_TW"/>
         </w:rPr>
@@ -17126,6 +19473,20 @@
       </w:r>
       <w:r>
         <w:rPr>
+          <w:lang w:val="zh_TW" w:bidi="zh_TW"/>
+        </w:rPr>
+        <w:t>אֶ֣רֶץ צִיָּ֣ה וּ⁠שְׁמָמָה֒</w:t>
+      </w:r>
+    </w:p>
+    <w:p>
+      <w:pPr/>
+      <w:r>
+        <w:rPr>
+          <w:lang w:val="zh_TW" w:bidi="zh_TW"/>
+        </w:rPr>
+      </w:r>
+      <w:r>
+        <w:rPr>
           <w:b/>
           <w:lang w:val="zh_TW" w:bidi="zh_TW"/>
         </w:rPr>
@@ -17263,6 +19624,20 @@
       </w:r>
       <w:r>
         <w:rPr>
+          <w:lang w:val="zh_TW" w:bidi="zh_TW"/>
+        </w:rPr>
+        <w:t>אֶ֣רֶץ צִיָּ֣ה וּ⁠שְׁמָמָה֒</w:t>
+      </w:r>
+    </w:p>
+    <w:p>
+      <w:pPr/>
+      <w:r>
+        <w:rPr>
+          <w:lang w:val="zh_TW" w:bidi="zh_TW"/>
+        </w:rPr>
+      </w:r>
+      <w:r>
+        <w:rPr>
           <w:b/>
           <w:lang w:val="zh_TW" w:bidi="zh_TW"/>
         </w:rPr>
@@ -17366,6 +19741,20 @@
       </w:r>
       <w:r>
         <w:rPr>
+          <w:lang w:val="zh_TW" w:bidi="zh_TW"/>
+        </w:rPr>
+        <w:t>אֶל &amp; אֶת־פָּנָ֗י⁠ו אֶל־הַ⁠יָּם֙ הַ⁠קַּדְמֹנִ֔י וְ⁠סֹפ֖⁠וֹ אֶל־הַ⁠יָּ֣ם הָ⁠אַֽחֲר֑וֹן</w:t>
+      </w:r>
+    </w:p>
+    <w:p>
+      <w:pPr/>
+      <w:r>
+        <w:rPr>
+          <w:lang w:val="zh_TW" w:bidi="zh_TW"/>
+        </w:rPr>
+      </w:r>
+      <w:r>
+        <w:rPr>
           <w:b/>
           <w:lang w:val="zh_TW" w:bidi="zh_TW"/>
         </w:rPr>
@@ -17509,6 +19898,20 @@
       </w:r>
       <w:r>
         <w:rPr>
+          <w:lang w:val="zh_TW" w:bidi="zh_TW"/>
+        </w:rPr>
+        <w:t>אֶל &amp; אֶת־פָּנָ֗י⁠ו אֶל־הַ⁠יָּם֙ הַ⁠קַּדְמֹנִ֔י וְ⁠סֹפ֖⁠וֹ אֶל־הַ⁠יָּ֣ם הָ⁠אַֽחֲר֑וֹן</w:t>
+      </w:r>
+    </w:p>
+    <w:p>
+      <w:pPr/>
+      <w:r>
+        <w:rPr>
+          <w:lang w:val="zh_TW" w:bidi="zh_TW"/>
+        </w:rPr>
+      </w:r>
+      <w:r>
+        <w:rPr>
           <w:b/>
           <w:lang w:val="zh_TW" w:bidi="zh_TW"/>
         </w:rPr>
@@ -17618,6 +20021,20 @@
       </w:r>
       <w:r>
         <w:rPr>
+          <w:lang w:val="zh_TW" w:bidi="zh_TW"/>
+        </w:rPr>
+        <w:t>וְ⁠עָלָ֣ה בָאְשׁ֗⁠וֹ וְ⁠תַ֨עַל֙ צַחֲנָת֔⁠וֹ</w:t>
+      </w:r>
+    </w:p>
+    <w:p>
+      <w:pPr/>
+      <w:r>
+        <w:rPr>
+          <w:lang w:val="zh_TW" w:bidi="zh_TW"/>
+        </w:rPr>
+      </w:r>
+      <w:r>
+        <w:rPr>
           <w:b/>
           <w:lang w:val="zh_TW" w:bidi="zh_TW"/>
         </w:rPr>
@@ -17742,6 +20159,20 @@
       </w:r>
       <w:r>
         <w:rPr>
+          <w:lang w:val="zh_TW" w:bidi="zh_TW"/>
+        </w:rPr>
+        <w:t>הִגְדִּ֖יל לַ⁠עֲשֽׂוֹת</w:t>
+      </w:r>
+    </w:p>
+    <w:p>
+      <w:pPr/>
+      <w:r>
+        <w:rPr>
+          <w:lang w:val="zh_TW" w:bidi="zh_TW"/>
+        </w:rPr>
+      </w:r>
+      <w:r>
+        <w:rPr>
           <w:b/>
           <w:lang w:val="zh_TW" w:bidi="zh_TW"/>
         </w:rPr>
@@ -17825,6 +20256,20 @@
       </w:r>
       <w:r>
         <w:rPr>
+          <w:lang w:val="zh_TW" w:bidi="zh_TW"/>
+        </w:rPr>
+        <w:t>כִּ֥י הִגְדִּ֖יל לַ⁠עֲשֽׂוֹת</w:t>
+      </w:r>
+    </w:p>
+    <w:p>
+      <w:pPr/>
+      <w:r>
+        <w:rPr>
+          <w:lang w:val="zh_TW" w:bidi="zh_TW"/>
+        </w:rPr>
+      </w:r>
+      <w:r>
+        <w:rPr>
           <w:b/>
           <w:lang w:val="zh_TW" w:bidi="zh_TW"/>
         </w:rPr>
@@ -17908,6 +20353,20 @@
       </w:r>
       <w:r>
         <w:rPr>
+          <w:lang w:val="zh_TW" w:bidi="zh_TW"/>
+        </w:rPr>
+        <w:t>אַל־תִּֽירְאִ֖י אֲדָמָ֑ה גִּ֣ילִי וּ⁠שְׂמָ֔חִי</w:t>
+      </w:r>
+    </w:p>
+    <w:p>
+      <w:pPr/>
+      <w:r>
+        <w:rPr>
+          <w:lang w:val="zh_TW" w:bidi="zh_TW"/>
+        </w:rPr>
+      </w:r>
+      <w:r>
+        <w:rPr>
           <w:b/>
           <w:lang w:val="zh_TW" w:bidi="zh_TW"/>
         </w:rPr>
@@ -18004,6 +20463,20 @@
       </w:r>
       <w:r>
         <w:rPr>
+          <w:lang w:val="zh_TW" w:bidi="zh_TW"/>
+        </w:rPr>
+        <w:t>גִּ֣ילִי וּ⁠שְׂמָ֔חִי</w:t>
+      </w:r>
+    </w:p>
+    <w:p>
+      <w:pPr/>
+      <w:r>
+        <w:rPr>
+          <w:lang w:val="zh_TW" w:bidi="zh_TW"/>
+        </w:rPr>
+      </w:r>
+      <w:r>
+        <w:rPr>
           <w:b/>
           <w:lang w:val="zh_TW" w:bidi="zh_TW"/>
         </w:rPr>
@@ -18107,6 +20580,20 @@
       </w:r>
       <w:r>
         <w:rPr>
+          <w:lang w:val="zh_TW" w:bidi="zh_TW"/>
+        </w:rPr>
+        <w:t>הִגְדִּ֥יל יְהוָ֖ה לַ⁠עֲשֽׂוֹת</w:t>
+      </w:r>
+    </w:p>
+    <w:p>
+      <w:pPr/>
+      <w:r>
+        <w:rPr>
+          <w:lang w:val="zh_TW" w:bidi="zh_TW"/>
+        </w:rPr>
+      </w:r>
+      <w:r>
+        <w:rPr>
           <w:b/>
           <w:lang w:val="zh_TW" w:bidi="zh_TW"/>
         </w:rPr>
@@ -18190,6 +20677,20 @@
       </w:r>
       <w:r>
         <w:rPr>
+          <w:lang w:val="zh_TW" w:bidi="zh_TW"/>
+        </w:rPr>
+        <w:t>הִגְדִּ֥יל יְהוָ֖ה לַ⁠עֲשֽׂוֹת</w:t>
+      </w:r>
+    </w:p>
+    <w:p>
+      <w:pPr/>
+      <w:r>
+        <w:rPr>
+          <w:lang w:val="zh_TW" w:bidi="zh_TW"/>
+        </w:rPr>
+      </w:r>
+      <w:r>
+        <w:rPr>
           <w:b/>
           <w:lang w:val="zh_TW" w:bidi="zh_TW"/>
         </w:rPr>
@@ -18273,6 +20774,20 @@
       </w:r>
       <w:r>
         <w:rPr>
+          <w:lang w:val="zh_TW" w:bidi="zh_TW"/>
+        </w:rPr>
+        <w:t>אַל־תִּֽירְאוּ֙ בַּהֲמ֣וֹת שָׂדַ֔י</w:t>
+      </w:r>
+    </w:p>
+    <w:p>
+      <w:pPr/>
+      <w:r>
+        <w:rPr>
+          <w:lang w:val="zh_TW" w:bidi="zh_TW"/>
+        </w:rPr>
+      </w:r>
+      <w:r>
+        <w:rPr>
           <w:b/>
           <w:lang w:val="zh_TW" w:bidi="zh_TW"/>
         </w:rPr>
@@ -18381,6 +20896,20 @@
       </w:r>
       <w:r>
         <w:rPr>
+          <w:lang w:val="zh_TW" w:bidi="zh_TW"/>
+        </w:rPr>
+        <w:t>דָשְׁא֖וּ נְא֣וֹת מִדְבָּ֑ר כִּֽי־עֵץ֙ נָשָׂ֣א פִרְי֔⁠וֹ תְּאֵנָ֥ה וָ⁠גֶ֖פֶן נָתְנ֥וּ חֵילָֽ⁠ם</w:t>
+      </w:r>
+    </w:p>
+    <w:p>
+      <w:pPr/>
+      <w:r>
+        <w:rPr>
+          <w:lang w:val="zh_TW" w:bidi="zh_TW"/>
+        </w:rPr>
+      </w:r>
+      <w:r>
+        <w:rPr>
           <w:b/>
           <w:lang w:val="zh_TW" w:bidi="zh_TW"/>
         </w:rPr>
@@ -18464,6 +20993,20 @@
       </w:r>
       <w:r>
         <w:rPr>
+          <w:lang w:val="zh_TW" w:bidi="zh_TW"/>
+        </w:rPr>
+        <w:t>עֵץ֙ נָשָׂ֣א פִרְי֔⁠וֹ תְּאֵנָ֥ה וָ⁠גֶ֖פֶן נָתְנ֥וּ חֵילָֽ⁠ם</w:t>
+      </w:r>
+    </w:p>
+    <w:p>
+      <w:pPr/>
+      <w:r>
+        <w:rPr>
+          <w:lang w:val="zh_TW" w:bidi="zh_TW"/>
+        </w:rPr>
+      </w:r>
+      <w:r>
+        <w:rPr>
           <w:b/>
           <w:lang w:val="zh_TW" w:bidi="zh_TW"/>
         </w:rPr>
@@ -18586,6 +21129,20 @@
       </w:r>
       <w:r>
         <w:rPr>
+          <w:lang w:val="zh_TW" w:bidi="zh_TW"/>
+        </w:rPr>
+        <w:t>חֵילָֽ⁠ם</w:t>
+      </w:r>
+    </w:p>
+    <w:p>
+      <w:pPr/>
+      <w:r>
+        <w:rPr>
+          <w:lang w:val="zh_TW" w:bidi="zh_TW"/>
+        </w:rPr>
+      </w:r>
+      <w:r>
+        <w:rPr>
           <w:b/>
           <w:lang w:val="zh_TW" w:bidi="zh_TW"/>
         </w:rPr>
@@ -18682,6 +21239,20 @@
       </w:r>
       <w:r>
         <w:rPr>
+          <w:lang w:val="zh_TW" w:bidi="zh_TW"/>
+        </w:rPr>
+        <w:t>וּ⁠בְנֵ֣י צִיּ֗וֹן</w:t>
+      </w:r>
+    </w:p>
+    <w:p>
+      <w:pPr/>
+      <w:r>
+        <w:rPr>
+          <w:lang w:val="zh_TW" w:bidi="zh_TW"/>
+        </w:rPr>
+      </w:r>
+      <w:r>
+        <w:rPr>
           <w:b/>
           <w:lang w:val="zh_TW" w:bidi="zh_TW"/>
         </w:rPr>
@@ -18778,6 +21349,20 @@
       </w:r>
       <w:r>
         <w:rPr>
+          <w:lang w:val="zh_TW" w:bidi="zh_TW"/>
+        </w:rPr>
+        <w:t>אֱלֹֽהֵי⁠כֶ֔ם</w:t>
+      </w:r>
+    </w:p>
+    <w:p>
+      <w:pPr/>
+      <w:r>
+        <w:rPr>
+          <w:lang w:val="zh_TW" w:bidi="zh_TW"/>
+        </w:rPr>
+      </w:r>
+      <w:r>
+        <w:rPr>
           <w:b/>
           <w:lang w:val="zh_TW" w:bidi="zh_TW"/>
         </w:rPr>
@@ -18874,6 +21459,20 @@
       </w:r>
       <w:r>
         <w:rPr>
+          <w:lang w:val="zh_TW" w:bidi="zh_TW"/>
+        </w:rPr>
+        <w:t>נָתַ֥ן לָ⁠כֶ֛ם אֶת־הַ⁠מּוֹרֶ֖ה לִ⁠צְדָקָ֑ה וַ⁠יּ֣וֹרֶד לָ⁠כֶ֗ם גֶּ֛שֶׁם</w:t>
+      </w:r>
+    </w:p>
+    <w:p>
+      <w:pPr/>
+      <w:r>
+        <w:rPr>
+          <w:lang w:val="zh_TW" w:bidi="zh_TW"/>
+        </w:rPr>
+      </w:r>
+      <w:r>
+        <w:rPr>
           <w:b/>
           <w:lang w:val="zh_TW" w:bidi="zh_TW"/>
         </w:rPr>
@@ -18957,6 +21556,20 @@
       </w:r>
       <w:r>
         <w:rPr>
+          <w:lang w:val="zh_TW" w:bidi="zh_TW"/>
+        </w:rPr>
+        <w:t>לִ⁠צְדָקָ֑ה</w:t>
+      </w:r>
+    </w:p>
+    <w:p>
+      <w:pPr/>
+      <w:r>
+        <w:rPr>
+          <w:lang w:val="zh_TW" w:bidi="zh_TW"/>
+        </w:rPr>
+      </w:r>
+      <w:r>
+        <w:rPr>
           <w:b/>
           <w:lang w:val="zh_TW" w:bidi="zh_TW"/>
         </w:rPr>
@@ -19053,6 +21666,20 @@
       </w:r>
       <w:r>
         <w:rPr>
+          <w:lang w:val="zh_TW" w:bidi="zh_TW"/>
+        </w:rPr>
+        <w:t>גֶּ֛שֶׁם</w:t>
+      </w:r>
+    </w:p>
+    <w:p>
+      <w:pPr/>
+      <w:r>
+        <w:rPr>
+          <w:lang w:val="zh_TW" w:bidi="zh_TW"/>
+        </w:rPr>
+      </w:r>
+      <w:r>
+        <w:rPr>
           <w:b/>
           <w:lang w:val="zh_TW" w:bidi="zh_TW"/>
         </w:rPr>
@@ -19149,6 +21776,20 @@
       </w:r>
       <w:r>
         <w:rPr>
+          <w:lang w:val="zh_TW" w:bidi="zh_TW"/>
+        </w:rPr>
+        <w:t>מוֹרֶ֥ה וּ⁠מַלְק֖וֹשׁ</w:t>
+      </w:r>
+    </w:p>
+    <w:p>
+      <w:pPr/>
+      <w:r>
+        <w:rPr>
+          <w:lang w:val="zh_TW" w:bidi="zh_TW"/>
+        </w:rPr>
+      </w:r>
+      <w:r>
+        <w:rPr>
           <w:b/>
           <w:lang w:val="zh_TW" w:bidi="zh_TW"/>
         </w:rPr>
@@ -19286,6 +21927,20 @@
       </w:r>
       <w:r>
         <w:rPr>
+          <w:lang w:val="zh_TW" w:bidi="zh_TW"/>
+        </w:rPr>
+        <w:t>בָּ⁠רִאשֽׁוֹן</w:t>
+      </w:r>
+    </w:p>
+    <w:p>
+      <w:pPr/>
+      <w:r>
+        <w:rPr>
+          <w:lang w:val="zh_TW" w:bidi="zh_TW"/>
+        </w:rPr>
+      </w:r>
+      <w:r>
+        <w:rPr>
           <w:b/>
           <w:lang w:val="zh_TW" w:bidi="zh_TW"/>
         </w:rPr>
@@ -19410,6 +22065,20 @@
       </w:r>
       <w:r>
         <w:rPr>
+          <w:lang w:val="zh_TW" w:bidi="zh_TW"/>
+        </w:rPr>
+        <w:t>וְ⁠הֵשִׁ֥יקוּ הַ⁠יְקָבִ֖ים תִּיר֥וֹשׁ וְ⁠יִצְהָֽר</w:t>
+      </w:r>
+    </w:p>
+    <w:p>
+      <w:pPr/>
+      <w:r>
+        <w:rPr>
+          <w:lang w:val="zh_TW" w:bidi="zh_TW"/>
+        </w:rPr>
+      </w:r>
+      <w:r>
+        <w:rPr>
           <w:b/>
           <w:lang w:val="zh_TW" w:bidi="zh_TW"/>
         </w:rPr>
@@ -19493,6 +22162,20 @@
       </w:r>
       <w:r>
         <w:rPr>
+          <w:lang w:val="zh_TW" w:bidi="zh_TW"/>
+        </w:rPr>
+        <w:t>וְ⁠שִׁלַּמְתִּ֤י לָ⁠כֶם֙ אֶת־הַ⁠שָּׁנִ֔ים</w:t>
+      </w:r>
+    </w:p>
+    <w:p>
+      <w:pPr/>
+      <w:r>
+        <w:rPr>
+          <w:lang w:val="zh_TW" w:bidi="zh_TW"/>
+        </w:rPr>
+      </w:r>
+      <w:r>
+        <w:rPr>
           <w:b/>
           <w:lang w:val="zh_TW" w:bidi="zh_TW"/>
         </w:rPr>
@@ -19576,6 +22259,20 @@
       </w:r>
       <w:r>
         <w:rPr>
+          <w:lang w:val="zh_TW" w:bidi="zh_TW"/>
+        </w:rPr>
+        <w:t>אֶת־הַ⁠שָּׁנִ֔ים</w:t>
+      </w:r>
+    </w:p>
+    <w:p>
+      <w:pPr/>
+      <w:r>
+        <w:rPr>
+          <w:lang w:val="zh_TW" w:bidi="zh_TW"/>
+        </w:rPr>
+      </w:r>
+      <w:r>
+        <w:rPr>
           <w:b/>
           <w:lang w:val="zh_TW" w:bidi="zh_TW"/>
         </w:rPr>
@@ -19672,6 +22369,20 @@
       </w:r>
       <w:r>
         <w:rPr>
+          <w:lang w:val="zh_TW" w:bidi="zh_TW"/>
+        </w:rPr>
+        <w:t>חֵילִ⁠י֙ הַ⁠גָּד֔וֹל</w:t>
+      </w:r>
+    </w:p>
+    <w:p>
+      <w:pPr/>
+      <w:r>
+        <w:rPr>
+          <w:lang w:val="zh_TW" w:bidi="zh_TW"/>
+        </w:rPr>
+      </w:r>
+      <w:r>
+        <w:rPr>
           <w:b/>
           <w:lang w:val="zh_TW" w:bidi="zh_TW"/>
         </w:rPr>
@@ -19768,6 +22479,20 @@
       </w:r>
       <w:r>
         <w:rPr>
+          <w:lang w:val="zh_TW" w:bidi="zh_TW"/>
+        </w:rPr>
+        <w:t>וַ⁠אֲכַלְתֶּ֤ם אָכוֹל֙</w:t>
+      </w:r>
+    </w:p>
+    <w:p>
+      <w:pPr/>
+      <w:r>
+        <w:rPr>
+          <w:lang w:val="zh_TW" w:bidi="zh_TW"/>
+        </w:rPr>
+      </w:r>
+      <w:r>
+        <w:rPr>
           <w:b/>
           <w:lang w:val="zh_TW" w:bidi="zh_TW"/>
         </w:rPr>
@@ -19879,6 +22604,20 @@
       </w:r>
       <w:r>
         <w:rPr>
+          <w:lang w:val="zh_TW" w:bidi="zh_TW"/>
+        </w:rPr>
+        <w:t>אֶת־שֵׁ֤ם יְהוָה֙ אֱלֹ֣הֵי⁠כֶ֔ם</w:t>
+      </w:r>
+    </w:p>
+    <w:p>
+      <w:pPr/>
+      <w:r>
+        <w:rPr>
+          <w:lang w:val="zh_TW" w:bidi="zh_TW"/>
+        </w:rPr>
+      </w:r>
+      <w:r>
+        <w:rPr>
           <w:b/>
           <w:lang w:val="zh_TW" w:bidi="zh_TW"/>
         </w:rPr>
@@ -19962,6 +22701,20 @@
       </w:r>
       <w:r>
         <w:rPr>
+          <w:lang w:val="zh_TW" w:bidi="zh_TW"/>
+        </w:rPr>
+        <w:t>אֶת־שֵׁ֤ם</w:t>
+      </w:r>
+    </w:p>
+    <w:p>
+      <w:pPr/>
+      <w:r>
+        <w:rPr>
+          <w:lang w:val="zh_TW" w:bidi="zh_TW"/>
+        </w:rPr>
+      </w:r>
+      <w:r>
+        <w:rPr>
           <w:b/>
           <w:lang w:val="zh_TW" w:bidi="zh_TW"/>
         </w:rPr>
@@ -20058,6 +22811,20 @@
       </w:r>
       <w:r>
         <w:rPr>
+          <w:lang w:val="zh_TW" w:bidi="zh_TW"/>
+        </w:rPr>
+        <w:t>אֲשֶׁר־עָשָׂ֥ה עִמָּ⁠כֶ֖ם לְ⁠הַפְלִ֑יא</w:t>
+      </w:r>
+    </w:p>
+    <w:p>
+      <w:pPr/>
+      <w:r>
+        <w:rPr>
+          <w:lang w:val="zh_TW" w:bidi="zh_TW"/>
+        </w:rPr>
+      </w:r>
+      <w:r>
+        <w:rPr>
           <w:b/>
           <w:lang w:val="zh_TW" w:bidi="zh_TW"/>
         </w:rPr>
@@ -20176,6 +22943,20 @@
       </w:r>
       <w:r>
         <w:rPr>
+          <w:lang w:val="zh_TW" w:bidi="zh_TW"/>
+        </w:rPr>
+        <w:t>וְ⁠לֹא־יֵבֹ֥שׁוּ עַמִּ֖⁠י לְ⁠עוֹלָֽם</w:t>
+      </w:r>
+    </w:p>
+    <w:p>
+      <w:pPr/>
+      <w:r>
+        <w:rPr>
+          <w:lang w:val="zh_TW" w:bidi="zh_TW"/>
+        </w:rPr>
+      </w:r>
+      <w:r>
+        <w:rPr>
           <w:b/>
           <w:lang w:val="zh_TW" w:bidi="zh_TW"/>
         </w:rPr>
@@ -20272,6 +23053,20 @@
       </w:r>
       <w:r>
         <w:rPr>
+          <w:lang w:val="zh_TW" w:bidi="zh_TW"/>
+        </w:rPr>
+        <w:t>יִשְׂרָאֵל֙</w:t>
+      </w:r>
+    </w:p>
+    <w:p>
+      <w:pPr/>
+      <w:r>
+        <w:rPr>
+          <w:lang w:val="zh_TW" w:bidi="zh_TW"/>
+        </w:rPr>
+      </w:r>
+      <w:r>
+        <w:rPr>
           <w:b/>
           <w:lang w:val="zh_TW" w:bidi="zh_TW"/>
         </w:rPr>
@@ -20368,6 +23163,20 @@
       </w:r>
       <w:r>
         <w:rPr>
+          <w:lang w:val="zh_TW" w:bidi="zh_TW"/>
+        </w:rPr>
+        <w:t>וְ⁠לֹא־יֵבֹ֥שׁוּ עַמִּ֖⁠י לְ⁠עוֹלָֽם</w:t>
+      </w:r>
+    </w:p>
+    <w:p>
+      <w:pPr/>
+      <w:r>
+        <w:rPr>
+          <w:lang w:val="zh_TW" w:bidi="zh_TW"/>
+        </w:rPr>
+      </w:r>
+      <w:r>
+        <w:rPr>
           <w:b/>
           <w:lang w:val="zh_TW" w:bidi="zh_TW"/>
         </w:rPr>
@@ -20464,6 +23273,20 @@
       </w:r>
       <w:r>
         <w:rPr>
+          <w:lang w:val="zh_TW" w:bidi="zh_TW"/>
+        </w:rPr>
+        <w:t>וְ⁠הָיָ֣ה אַֽחֲרֵי־כֵ֗ן</w:t>
+      </w:r>
+    </w:p>
+    <w:p>
+      <w:pPr/>
+      <w:r>
+        <w:rPr>
+          <w:lang w:val="zh_TW" w:bidi="zh_TW"/>
+        </w:rPr>
+      </w:r>
+      <w:r>
+        <w:rPr>
           <w:b/>
           <w:lang w:val="zh_TW" w:bidi="zh_TW"/>
         </w:rPr>
@@ -20547,6 +23370,20 @@
       </w:r>
       <w:r>
         <w:rPr>
+          <w:lang w:val="zh_TW" w:bidi="zh_TW"/>
+        </w:rPr>
+        <w:t>אֶשְׁפּ֤וֹךְ אֶת־רוּחִ⁠י֙ עַל־כָּל־בָּשָׂ֔ר</w:t>
+      </w:r>
+    </w:p>
+    <w:p>
+      <w:pPr/>
+      <w:r>
+        <w:rPr>
+          <w:lang w:val="zh_TW" w:bidi="zh_TW"/>
+        </w:rPr>
+      </w:r>
+      <w:r>
+        <w:rPr>
           <w:b/>
           <w:lang w:val="zh_TW" w:bidi="zh_TW"/>
         </w:rPr>
@@ -20630,6 +23467,20 @@
       </w:r>
       <w:r>
         <w:rPr>
+          <w:lang w:val="zh_TW" w:bidi="zh_TW"/>
+        </w:rPr>
+        <w:t>עַל־כָּל־בָּשָׂ֔ר</w:t>
+      </w:r>
+    </w:p>
+    <w:p>
+      <w:pPr/>
+      <w:r>
+        <w:rPr>
+          <w:lang w:val="zh_TW" w:bidi="zh_TW"/>
+        </w:rPr>
+      </w:r>
+      <w:r>
+        <w:rPr>
           <w:b/>
           <w:lang w:val="zh_TW" w:bidi="zh_TW"/>
         </w:rPr>
@@ -20726,6 +23577,20 @@
       </w:r>
       <w:r>
         <w:rPr>
+          <w:lang w:val="zh_TW" w:bidi="zh_TW"/>
+        </w:rPr>
+        <w:t>עַל־כָּל־בָּשָׂ֔ר</w:t>
+      </w:r>
+    </w:p>
+    <w:p>
+      <w:pPr/>
+      <w:r>
+        <w:rPr>
+          <w:lang w:val="zh_TW" w:bidi="zh_TW"/>
+        </w:rPr>
+      </w:r>
+      <w:r>
+        <w:rPr>
           <w:b/>
           <w:lang w:val="zh_TW" w:bidi="zh_TW"/>
         </w:rPr>
@@ -20822,6 +23687,20 @@
       </w:r>
       <w:r>
         <w:rPr>
+          <w:lang w:val="zh_TW" w:bidi="zh_TW"/>
+        </w:rPr>
+        <w:t>וְ⁠נִבְּא֖וּ בְּנֵי⁠כֶ֣ם וּ⁠בְנֽוֹתֵי⁠כֶ֑ם</w:t>
+      </w:r>
+    </w:p>
+    <w:p>
+      <w:pPr/>
+      <w:r>
+        <w:rPr>
+          <w:lang w:val="zh_TW" w:bidi="zh_TW"/>
+        </w:rPr>
+      </w:r>
+      <w:r>
+        <w:rPr>
           <w:b/>
           <w:lang w:val="zh_TW" w:bidi="zh_TW"/>
         </w:rPr>
@@ -20905,6 +23784,20 @@
       </w:r>
       <w:r>
         <w:rPr>
+          <w:lang w:val="zh_TW" w:bidi="zh_TW"/>
+        </w:rPr>
+        <w:t>זִקְנֵי⁠כֶם֙ חֲלֹמ֣וֹת יַחֲלֹמ֔וּ⁠ן בַּח֣וּרֵי⁠כֶ֔ם חֶזְיֹנ֖וֹת יִרְאֽוּ</w:t>
+      </w:r>
+    </w:p>
+    <w:p>
+      <w:pPr/>
+      <w:r>
+        <w:rPr>
+          <w:lang w:val="zh_TW" w:bidi="zh_TW"/>
+        </w:rPr>
+      </w:r>
+      <w:r>
+        <w:rPr>
           <w:b/>
           <w:lang w:val="zh_TW" w:bidi="zh_TW"/>
         </w:rPr>
@@ -20988,6 +23881,20 @@
       </w:r>
       <w:r>
         <w:rPr>
+          <w:lang w:val="zh_TW" w:bidi="zh_TW"/>
+        </w:rPr>
+        <w:t>חֲלֹמ֣וֹת</w:t>
+      </w:r>
+    </w:p>
+    <w:p>
+      <w:pPr/>
+      <w:r>
+        <w:rPr>
+          <w:lang w:val="zh_TW" w:bidi="zh_TW"/>
+        </w:rPr>
+      </w:r>
+      <w:r>
+        <w:rPr>
           <w:b/>
           <w:lang w:val="zh_TW" w:bidi="zh_TW"/>
         </w:rPr>
@@ -21084,6 +23991,20 @@
       </w:r>
       <w:r>
         <w:rPr>
+          <w:lang w:val="zh_TW" w:bidi="zh_TW"/>
+        </w:rPr>
+        <w:t>וְ⁠גַ֥ם עַל־הָֽ⁠עֲבָדִ֖ים וְ⁠עַל־הַ⁠שְּׁפָח֑וֹת</w:t>
+      </w:r>
+    </w:p>
+    <w:p>
+      <w:pPr/>
+      <w:r>
+        <w:rPr>
+          <w:lang w:val="zh_TW" w:bidi="zh_TW"/>
+        </w:rPr>
+      </w:r>
+      <w:r>
+        <w:rPr>
           <w:b/>
           <w:lang w:val="zh_TW" w:bidi="zh_TW"/>
         </w:rPr>
@@ -21167,6 +24088,20 @@
       </w:r>
       <w:r>
         <w:rPr>
+          <w:lang w:val="zh_TW" w:bidi="zh_TW"/>
+        </w:rPr>
+        <w:t>בַּ⁠יָּמִ֣ים הָ⁠הֵ֔מָּה</w:t>
+      </w:r>
+    </w:p>
+    <w:p>
+      <w:pPr/>
+      <w:r>
+        <w:rPr>
+          <w:lang w:val="zh_TW" w:bidi="zh_TW"/>
+        </w:rPr>
+      </w:r>
+      <w:r>
+        <w:rPr>
           <w:b/>
           <w:lang w:val="zh_TW" w:bidi="zh_TW"/>
         </w:rPr>
@@ -21282,7 +24217,7 @@
         </w:rPr>
         <w:t>看看你在</w:t>
       </w:r>
-      <w:hyperlink r:id="rId15">
+      <w:hyperlink r:id="rId17">
         <w:r>
           <w:rPr>
             <w:lang w:val="zh_TW" w:bidi="zh_TW"/>
@@ -21460,6 +24395,20 @@
       </w:r>
       <w:r>
         <w:rPr>
+          <w:lang w:val="zh_TW" w:bidi="zh_TW"/>
+        </w:rPr>
+        <w:t>הַ⁠שֶּׁ֨מֶשׁ֙ יֵהָפֵ֣ךְ לְ⁠חֹ֔שֶׁךְ וְ⁠הַ⁠יָּרֵ֖חַ לְ⁠דָ֑ם</w:t>
+      </w:r>
+    </w:p>
+    <w:p>
+      <w:pPr/>
+      <w:r>
+        <w:rPr>
+          <w:lang w:val="zh_TW" w:bidi="zh_TW"/>
+        </w:rPr>
+      </w:r>
+      <w:r>
+        <w:rPr>
           <w:b/>
           <w:lang w:val="zh_TW" w:bidi="zh_TW"/>
         </w:rPr>
@@ -21543,6 +24492,20 @@
       </w:r>
       <w:r>
         <w:rPr>
+          <w:lang w:val="zh_TW" w:bidi="zh_TW"/>
+        </w:rPr>
+        <w:t>הַ⁠שֶּׁ֨מֶשׁ֙ יֵהָפֵ֣ךְ לְ⁠חֹ֔שֶׁךְ וְ⁠הַ⁠יָּרֵ֖חַ לְ⁠דָ֑ם</w:t>
+      </w:r>
+    </w:p>
+    <w:p>
+      <w:pPr/>
+      <w:r>
+        <w:rPr>
+          <w:lang w:val="zh_TW" w:bidi="zh_TW"/>
+        </w:rPr>
+      </w:r>
+      <w:r>
+        <w:rPr>
           <w:b/>
           <w:lang w:val="zh_TW" w:bidi="zh_TW"/>
         </w:rPr>
@@ -21654,6 +24617,20 @@
       </w:r>
       <w:r>
         <w:rPr>
+          <w:lang w:val="zh_TW" w:bidi="zh_TW"/>
+        </w:rPr>
+        <w:t>וְ⁠הַ⁠יָּרֵ֖חַ לְ⁠דָ֑ם</w:t>
+      </w:r>
+    </w:p>
+    <w:p>
+      <w:pPr/>
+      <w:r>
+        <w:rPr>
+          <w:lang w:val="zh_TW" w:bidi="zh_TW"/>
+        </w:rPr>
+      </w:r>
+      <w:r>
+        <w:rPr>
           <w:b/>
           <w:lang w:val="zh_TW" w:bidi="zh_TW"/>
         </w:rPr>
@@ -21737,6 +24714,20 @@
       </w:r>
       <w:r>
         <w:rPr>
+          <w:lang w:val="zh_TW" w:bidi="zh_TW"/>
+        </w:rPr>
+        <w:t>לִ⁠פְנֵ֗י בּ֚וֹא י֣וֹם יְהוָ֔ה הַ⁠גָּד֖וֹל וְ⁠הַ⁠נּוֹרָֽא</w:t>
+      </w:r>
+    </w:p>
+    <w:p>
+      <w:pPr/>
+      <w:r>
+        <w:rPr>
+          <w:lang w:val="zh_TW" w:bidi="zh_TW"/>
+        </w:rPr>
+      </w:r>
+      <w:r>
+        <w:rPr>
           <w:b/>
           <w:lang w:val="zh_TW" w:bidi="zh_TW"/>
         </w:rPr>
@@ -21833,6 +24824,20 @@
       </w:r>
       <w:r>
         <w:rPr>
+          <w:lang w:val="zh_TW" w:bidi="zh_TW"/>
+        </w:rPr>
+        <w:t>י֣וֹם יְהוָ֔ה הַ⁠גָּד֖וֹל וְ⁠הַ⁠נּוֹרָֽא</w:t>
+      </w:r>
+    </w:p>
+    <w:p>
+      <w:pPr/>
+      <w:r>
+        <w:rPr>
+          <w:lang w:val="zh_TW" w:bidi="zh_TW"/>
+        </w:rPr>
+      </w:r>
+      <w:r>
+        <w:rPr>
           <w:b/>
           <w:lang w:val="zh_TW" w:bidi="zh_TW"/>
         </w:rPr>
@@ -21935,7 +24940,7 @@
         </w:rPr>
         <w:t>看看在</w:t>
       </w:r>
-      <w:hyperlink r:id="rId14">
+      <w:hyperlink r:id="rId16">
         <w:r>
           <w:rPr>
             <w:lang w:val="zh_TW" w:bidi="zh_TW"/>
@@ -22017,6 +25022,20 @@
       </w:r>
       <w:r>
         <w:rPr>
+          <w:lang w:val="zh_TW" w:bidi="zh_TW"/>
+        </w:rPr>
+        <w:t>וְ⁠הָיָ֗ה</w:t>
+      </w:r>
+    </w:p>
+    <w:p>
+      <w:pPr/>
+      <w:r>
+        <w:rPr>
+          <w:lang w:val="zh_TW" w:bidi="zh_TW"/>
+        </w:rPr>
+      </w:r>
+      <w:r>
+        <w:rPr>
           <w:b/>
           <w:lang w:val="zh_TW" w:bidi="zh_TW"/>
         </w:rPr>
@@ -22100,6 +25119,20 @@
       </w:r>
       <w:r>
         <w:rPr>
+          <w:lang w:val="zh_TW" w:bidi="zh_TW"/>
+        </w:rPr>
+        <w:t>כֹּ֧ל אֲשֶׁר־יִקְרָ֛א בְּ⁠שֵׁ֥ם יְהוָ֖ה יִמָּלֵ֑ט &amp; יְהוָ֔ה</w:t>
+      </w:r>
+    </w:p>
+    <w:p>
+      <w:pPr/>
+      <w:r>
+        <w:rPr>
+          <w:lang w:val="zh_TW" w:bidi="zh_TW"/>
+        </w:rPr>
+      </w:r>
+      <w:r>
+        <w:rPr>
           <w:b/>
           <w:lang w:val="zh_TW" w:bidi="zh_TW"/>
         </w:rPr>
@@ -22183,6 +25216,20 @@
       </w:r>
       <w:r>
         <w:rPr>
+          <w:lang w:val="zh_TW" w:bidi="zh_TW"/>
+        </w:rPr>
+        <w:t>בְּ⁠שֵׁ֥ם יְהוָ֖ה &amp; יְהוָ֔ה</w:t>
+      </w:r>
+    </w:p>
+    <w:p>
+      <w:pPr/>
+      <w:r>
+        <w:rPr>
+          <w:lang w:val="zh_TW" w:bidi="zh_TW"/>
+        </w:rPr>
+      </w:r>
+      <w:r>
+        <w:rPr>
           <w:b/>
           <w:lang w:val="zh_TW" w:bidi="zh_TW"/>
         </w:rPr>
@@ -22279,6 +25326,20 @@
       </w:r>
       <w:r>
         <w:rPr>
+          <w:lang w:val="zh_TW" w:bidi="zh_TW"/>
+        </w:rPr>
+        <w:t>בְּ⁠שֵׁ֥ם יְהוָ֖ה &amp; יְהוָ֔ה</w:t>
+      </w:r>
+    </w:p>
+    <w:p>
+      <w:pPr/>
+      <w:r>
+        <w:rPr>
+          <w:lang w:val="zh_TW" w:bidi="zh_TW"/>
+        </w:rPr>
+      </w:r>
+      <w:r>
+        <w:rPr>
           <w:b/>
           <w:lang w:val="zh_TW" w:bidi="zh_TW"/>
         </w:rPr>
@@ -22362,6 +25423,20 @@
       </w:r>
       <w:r>
         <w:rPr>
+          <w:lang w:val="zh_TW" w:bidi="zh_TW"/>
+        </w:rPr>
+        <w:t>כִּ֠י בְּ⁠הַר־צִיּ֨וֹן וּ⁠בִ⁠ירוּשָׁלִַ֜ם תִּֽהְיֶ֣ה פְלֵיטָ֗ה</w:t>
+      </w:r>
+    </w:p>
+    <w:p>
+      <w:pPr/>
+      <w:r>
+        <w:rPr>
+          <w:lang w:val="zh_TW" w:bidi="zh_TW"/>
+        </w:rPr>
+      </w:r>
+      <w:r>
+        <w:rPr>
           <w:b/>
           <w:lang w:val="zh_TW" w:bidi="zh_TW"/>
         </w:rPr>
@@ -22486,6 +25561,20 @@
       </w:r>
       <w:r>
         <w:rPr>
+          <w:lang w:val="zh_TW" w:bidi="zh_TW"/>
+        </w:rPr>
+        <w:t>בְּ⁠הַר־צִיּ֨וֹן וּ⁠בִ⁠ירוּשָׁלִַ֜ם</w:t>
+      </w:r>
+    </w:p>
+    <w:p>
+      <w:pPr/>
+      <w:r>
+        <w:rPr>
+          <w:lang w:val="zh_TW" w:bidi="zh_TW"/>
+        </w:rPr>
+      </w:r>
+      <w:r>
+        <w:rPr>
           <w:b/>
           <w:lang w:val="zh_TW" w:bidi="zh_TW"/>
         </w:rPr>
@@ -22589,6 +25678,20 @@
       </w:r>
       <w:r>
         <w:rPr>
+          <w:lang w:val="zh_TW" w:bidi="zh_TW"/>
+        </w:rPr>
+        <w:t>כַּֽ⁠אֲשֶׁר֙ אָמַ֣ר יְהוָ֔ה</w:t>
+      </w:r>
+    </w:p>
+    <w:p>
+      <w:pPr/>
+      <w:r>
+        <w:rPr>
+          <w:lang w:val="zh_TW" w:bidi="zh_TW"/>
+        </w:rPr>
+      </w:r>
+      <w:r>
+        <w:rPr>
           <w:b/>
           <w:lang w:val="zh_TW" w:bidi="zh_TW"/>
         </w:rPr>
@@ -22672,6 +25775,20 @@
       </w:r>
       <w:r>
         <w:rPr>
+          <w:lang w:val="zh_TW" w:bidi="zh_TW"/>
+        </w:rPr>
+        <w:t>יְהוָ֖ה &amp; וּ⁠בַ֨⁠שְּׂרִידִ֔ים אֲשֶׁ֥ר יְהוָ֖ה קֹרֵֽא</w:t>
+      </w:r>
+    </w:p>
+    <w:p>
+      <w:pPr/>
+      <w:r>
+        <w:rPr>
+          <w:lang w:val="zh_TW" w:bidi="zh_TW"/>
+        </w:rPr>
+      </w:r>
+      <w:r>
+        <w:rPr>
           <w:b/>
           <w:lang w:val="zh_TW" w:bidi="zh_TW"/>
         </w:rPr>
@@ -22755,6 +25872,20 @@
       </w:r>
       <w:r>
         <w:rPr>
+          <w:lang w:val="zh_TW" w:bidi="zh_TW"/>
+        </w:rPr>
+        <w:t>יְהוָ֖ה &amp; אֲשֶׁ֥ר יְהוָ֖ה קֹרֵֽא</w:t>
+      </w:r>
+    </w:p>
+    <w:p>
+      <w:pPr/>
+      <w:r>
+        <w:rPr>
+          <w:lang w:val="zh_TW" w:bidi="zh_TW"/>
+        </w:rPr>
+      </w:r>
+      <w:r>
+        <w:rPr>
           <w:b/>
           <w:lang w:val="zh_TW" w:bidi="zh_TW"/>
         </w:rPr>
@@ -22838,6 +25969,20 @@
       </w:r>
       <w:r>
         <w:rPr>
+          <w:lang w:val="zh_TW" w:bidi="zh_TW"/>
+        </w:rPr>
+        <w:t>כִּ֗י הִנֵּ֛ה בַּ⁠יָּמִ֥ים הָ⁠הֵ֖מָּה וּ⁠בָ⁠עֵ֣ת הַ⁠הִ֑יא</w:t>
+      </w:r>
+    </w:p>
+    <w:p>
+      <w:pPr/>
+      <w:r>
+        <w:rPr>
+          <w:lang w:val="zh_TW" w:bidi="zh_TW"/>
+        </w:rPr>
+      </w:r>
+      <w:r>
+        <w:rPr>
           <w:b/>
           <w:lang w:val="zh_TW" w:bidi="zh_TW"/>
         </w:rPr>
@@ -22949,6 +26094,20 @@
       </w:r>
       <w:r>
         <w:rPr>
+          <w:lang w:val="zh_TW" w:bidi="zh_TW"/>
+        </w:rPr>
+        <w:t>כִּ֗י הִנֵּ֛ה</w:t>
+      </w:r>
+    </w:p>
+    <w:p>
+      <w:pPr/>
+      <w:r>
+        <w:rPr>
+          <w:lang w:val="zh_TW" w:bidi="zh_TW"/>
+        </w:rPr>
+      </w:r>
+      <w:r>
+        <w:rPr>
           <w:b/>
           <w:lang w:val="zh_TW" w:bidi="zh_TW"/>
         </w:rPr>
@@ -23059,6 +26218,20 @@
       </w:r>
       <w:r>
         <w:rPr>
+          <w:lang w:val="zh_TW" w:bidi="zh_TW"/>
+        </w:rPr>
+        <w:t>בַּ⁠יָּמִ֥ים הָ⁠הֵ֖מָּה וּ⁠בָ⁠עֵ֣ת הַ⁠הִ֑יא</w:t>
+      </w:r>
+    </w:p>
+    <w:p>
+      <w:pPr/>
+      <w:r>
+        <w:rPr>
+          <w:lang w:val="zh_TW" w:bidi="zh_TW"/>
+        </w:rPr>
+      </w:r>
+      <w:r>
+        <w:rPr>
           <w:b/>
           <w:lang w:val="zh_TW" w:bidi="zh_TW"/>
         </w:rPr>
@@ -23162,6 +26335,20 @@
       </w:r>
       <w:r>
         <w:rPr>
+          <w:lang w:val="zh_TW" w:bidi="zh_TW"/>
+        </w:rPr>
+        <w:t>אֲשֶׁ֥ר אָשִׁ֛יב אֶת־שְׁב֥וּת יְהוּדָ֖ה וִ⁠ירוּשָׁלִָֽם</w:t>
+      </w:r>
+    </w:p>
+    <w:p>
+      <w:pPr/>
+      <w:r>
+        <w:rPr>
+          <w:lang w:val="zh_TW" w:bidi="zh_TW"/>
+        </w:rPr>
+      </w:r>
+      <w:r>
+        <w:rPr>
           <w:b/>
           <w:lang w:val="zh_TW" w:bidi="zh_TW"/>
         </w:rPr>
@@ -23286,6 +26473,20 @@
       </w:r>
       <w:r>
         <w:rPr>
+          <w:lang w:val="zh_TW" w:bidi="zh_TW"/>
+        </w:rPr>
+        <w:t>אֲשֶׁ֥ר אָשִׁ֛יב אֶת־שְׁב֥וּת יְהוּדָ֖ה וִ⁠ירוּשָׁלִָֽם</w:t>
+      </w:r>
+    </w:p>
+    <w:p>
+      <w:pPr/>
+      <w:r>
+        <w:rPr>
+          <w:lang w:val="zh_TW" w:bidi="zh_TW"/>
+        </w:rPr>
+      </w:r>
+      <w:r>
+        <w:rPr>
           <w:b/>
           <w:lang w:val="zh_TW" w:bidi="zh_TW"/>
         </w:rPr>
@@ -23369,6 +26570,20 @@
       </w:r>
       <w:r>
         <w:rPr>
+          <w:lang w:val="zh_TW" w:bidi="zh_TW"/>
+        </w:rPr>
+        <w:t>עֵ֖מֶק יְהֽוֹשָׁפָ֑ט</w:t>
+      </w:r>
+    </w:p>
+    <w:p>
+      <w:pPr/>
+      <w:r>
+        <w:rPr>
+          <w:lang w:val="zh_TW" w:bidi="zh_TW"/>
+        </w:rPr>
+      </w:r>
+      <w:r>
+        <w:rPr>
           <w:b/>
           <w:lang w:val="zh_TW" w:bidi="zh_TW"/>
         </w:rPr>
@@ -23472,6 +26687,20 @@
       </w:r>
       <w:r>
         <w:rPr>
+          <w:lang w:val="zh_TW" w:bidi="zh_TW"/>
+        </w:rPr>
+        <w:t>עַמִּ֨⁠י וְ⁠נַחֲלָתִ֤⁠י יִשְׂרָאֵל֙</w:t>
+      </w:r>
+    </w:p>
+    <w:p>
+      <w:pPr/>
+      <w:r>
+        <w:rPr>
+          <w:lang w:val="zh_TW" w:bidi="zh_TW"/>
+        </w:rPr>
+      </w:r>
+      <w:r>
+        <w:rPr>
           <w:b/>
           <w:lang w:val="zh_TW" w:bidi="zh_TW"/>
         </w:rPr>
@@ -23594,6 +26823,20 @@
       </w:r>
       <w:r>
         <w:rPr>
+          <w:lang w:val="zh_TW" w:bidi="zh_TW"/>
+        </w:rPr>
+        <w:t>וְ⁠אֶת־אַרְצִ֖⁠י חִלֵּֽקוּ</w:t>
+      </w:r>
+    </w:p>
+    <w:p>
+      <w:pPr/>
+      <w:r>
+        <w:rPr>
+          <w:lang w:val="zh_TW" w:bidi="zh_TW"/>
+        </w:rPr>
+      </w:r>
+      <w:r>
+        <w:rPr>
           <w:b/>
           <w:lang w:val="zh_TW" w:bidi="zh_TW"/>
         </w:rPr>
@@ -23677,6 +26920,20 @@
       </w:r>
       <w:r>
         <w:rPr>
+          <w:lang w:val="zh_TW" w:bidi="zh_TW"/>
+        </w:rPr>
+        <w:t>גוֹרָ֑ל</w:t>
+      </w:r>
+    </w:p>
+    <w:p>
+      <w:pPr/>
+      <w:r>
+        <w:rPr>
+          <w:lang w:val="zh_TW" w:bidi="zh_TW"/>
+        </w:rPr>
+      </w:r>
+      <w:r>
+        <w:rPr>
           <w:b/>
           <w:lang w:val="zh_TW" w:bidi="zh_TW"/>
         </w:rPr>
@@ -23773,6 +27030,20 @@
       </w:r>
       <w:r>
         <w:rPr>
+          <w:lang w:val="zh_TW" w:bidi="zh_TW"/>
+        </w:rPr>
+        <w:t>וַ⁠יִּתְּנ֤וּ הַ⁠יֶּ֨לֶד֙ בַּ⁠זּוֹנָ֔ה וְ⁠הַ⁠יַּלְדָּ֛ה מָכְר֥וּ</w:t>
+      </w:r>
+    </w:p>
+    <w:p>
+      <w:pPr/>
+      <w:r>
+        <w:rPr>
+          <w:lang w:val="zh_TW" w:bidi="zh_TW"/>
+        </w:rPr>
+      </w:r>
+      <w:r>
+        <w:rPr>
           <w:b/>
           <w:lang w:val="zh_TW" w:bidi="zh_TW"/>
         </w:rPr>
@@ -23889,6 +27160,20 @@
       </w:r>
       <w:r>
         <w:rPr>
+          <w:lang w:val="zh_TW" w:bidi="zh_TW"/>
+        </w:rPr>
+        <w:t>וְ֠⁠גַם מָה־אַתֶּ֥ם לִ⁠י֙ צֹ֣ר וְ⁠צִיד֔וֹן וְ⁠כֹ֖ל גְּלִיל֣וֹת פְּלָ֑שֶׁת הַ⁠גְּמ֗וּל אַתֶּם֙ מְשַׁלְּמִ֣ים עָלָ֔⁠י &amp; אַתֶּם֙</w:t>
+      </w:r>
+    </w:p>
+    <w:p>
+      <w:pPr/>
+      <w:r>
+        <w:rPr>
+          <w:lang w:val="zh_TW" w:bidi="zh_TW"/>
+        </w:rPr>
+      </w:r>
+      <w:r>
+        <w:rPr>
           <w:b/>
           <w:lang w:val="zh_TW" w:bidi="zh_TW"/>
         </w:rPr>
@@ -23972,6 +27257,20 @@
       </w:r>
       <w:r>
         <w:rPr>
+          <w:lang w:val="zh_TW" w:bidi="zh_TW"/>
+        </w:rPr>
+        <w:t>מָה־אַתֶּ֥ם לִ⁠י֙</w:t>
+      </w:r>
+    </w:p>
+    <w:p>
+      <w:pPr/>
+      <w:r>
+        <w:rPr>
+          <w:lang w:val="zh_TW" w:bidi="zh_TW"/>
+        </w:rPr>
+      </w:r>
+      <w:r>
+        <w:rPr>
           <w:b/>
           <w:lang w:val="zh_TW" w:bidi="zh_TW"/>
         </w:rPr>
@@ -24055,6 +27354,20 @@
       </w:r>
       <w:r>
         <w:rPr>
+          <w:lang w:val="zh_TW" w:bidi="zh_TW"/>
+        </w:rPr>
+        <w:t>הַ⁠גְּמ֗וּל אַתֶּם֙ מְשַׁלְּמִ֣ים עָלָ֔⁠י וְ⁠אִם־גֹּמְלִ֤ים אַתֶּם֙ עָלַ֔⁠י</w:t>
+      </w:r>
+    </w:p>
+    <w:p>
+      <w:pPr/>
+      <w:r>
+        <w:rPr>
+          <w:lang w:val="zh_TW" w:bidi="zh_TW"/>
+        </w:rPr>
+      </w:r>
+      <w:r>
+        <w:rPr>
           <w:b/>
           <w:lang w:val="zh_TW" w:bidi="zh_TW"/>
         </w:rPr>
@@ -24138,6 +27451,20 @@
       </w:r>
       <w:r>
         <w:rPr>
+          <w:lang w:val="zh_TW" w:bidi="zh_TW"/>
+        </w:rPr>
+        <w:t>קַ֣ל מְהֵרָ֔ה</w:t>
+      </w:r>
+    </w:p>
+    <w:p>
+      <w:pPr/>
+      <w:r>
+        <w:rPr>
+          <w:lang w:val="zh_TW" w:bidi="zh_TW"/>
+        </w:rPr>
+      </w:r>
+      <w:r>
+        <w:rPr>
           <w:b/>
           <w:lang w:val="zh_TW" w:bidi="zh_TW"/>
         </w:rPr>
@@ -24269,6 +27596,20 @@
       </w:r>
       <w:r>
         <w:rPr>
+          <w:lang w:val="zh_TW" w:bidi="zh_TW"/>
+        </w:rPr>
+        <w:t>אָשִׁ֥יב גְּמֻלְ⁠כֶ֖ם בְּ⁠רֹאשְׁ⁠כֶֽם</w:t>
+      </w:r>
+    </w:p>
+    <w:p>
+      <w:pPr/>
+      <w:r>
+        <w:rPr>
+          <w:lang w:val="zh_TW" w:bidi="zh_TW"/>
+        </w:rPr>
+      </w:r>
+      <w:r>
+        <w:rPr>
           <w:b/>
           <w:lang w:val="zh_TW" w:bidi="zh_TW"/>
         </w:rPr>
@@ -24365,6 +27706,20 @@
       </w:r>
       <w:r>
         <w:rPr>
+          <w:lang w:val="zh_TW" w:bidi="zh_TW"/>
+        </w:rPr>
+        <w:t>בְּ⁠רֹאשְׁ⁠כֶֽם</w:t>
+      </w:r>
+    </w:p>
+    <w:p>
+      <w:pPr/>
+      <w:r>
+        <w:rPr>
+          <w:lang w:val="zh_TW" w:bidi="zh_TW"/>
+        </w:rPr>
+      </w:r>
+      <w:r>
+        <w:rPr>
           <w:b/>
           <w:lang w:val="zh_TW" w:bidi="zh_TW"/>
         </w:rPr>
@@ -24489,6 +27844,20 @@
       </w:r>
       <w:r>
         <w:rPr>
+          <w:lang w:val="zh_TW" w:bidi="zh_TW"/>
+        </w:rPr>
+        <w:t>וּ⁠בְנֵ֤י יְהוּדָה֙ וּ⁠בְנֵ֣י יְרוּשָׁלִַ֔ם</w:t>
+      </w:r>
+    </w:p>
+    <w:p>
+      <w:pPr/>
+      <w:r>
+        <w:rPr>
+          <w:lang w:val="zh_TW" w:bidi="zh_TW"/>
+        </w:rPr>
+      </w:r>
+      <w:r>
+        <w:rPr>
           <w:b/>
           <w:lang w:val="zh_TW" w:bidi="zh_TW"/>
         </w:rPr>
@@ -24508,7 +27877,7 @@
         </w:rPr>
         <w:t>看看你如何翻譯</w:t>
       </w:r>
-      <w:hyperlink r:id="rId16">
+      <w:hyperlink r:id="rId18">
         <w:r>
           <w:rPr>
             <w:lang w:val="zh_TW" w:bidi="zh_TW"/>
@@ -24603,6 +27972,20 @@
       </w:r>
       <w:r>
         <w:rPr>
+          <w:lang w:val="zh_TW" w:bidi="zh_TW"/>
+        </w:rPr>
+        <w:t>לִ⁠בְנֵ֣י הַ⁠יְּוָנִ֑ים</w:t>
+      </w:r>
+    </w:p>
+    <w:p>
+      <w:pPr/>
+      <w:r>
+        <w:rPr>
+          <w:lang w:val="zh_TW" w:bidi="zh_TW"/>
+        </w:rPr>
+      </w:r>
+      <w:r>
+        <w:rPr>
           <w:b/>
           <w:lang w:val="zh_TW" w:bidi="zh_TW"/>
         </w:rPr>
@@ -24712,6 +28095,20 @@
       </w:r>
       <w:r>
         <w:rPr>
+          <w:lang w:val="zh_TW" w:bidi="zh_TW"/>
+        </w:rPr>
+        <w:t>הַ⁠יְּוָנִ֑ים</w:t>
+      </w:r>
+    </w:p>
+    <w:p>
+      <w:pPr/>
+      <w:r>
+        <w:rPr>
+          <w:lang w:val="zh_TW" w:bidi="zh_TW"/>
+        </w:rPr>
+      </w:r>
+      <w:r>
+        <w:rPr>
           <w:b/>
           <w:lang w:val="zh_TW" w:bidi="zh_TW"/>
         </w:rPr>
@@ -24802,6 +28199,20 @@
       </w:r>
       <w:r>
         <w:rPr>
+          <w:lang w:val="zh_TW" w:bidi="zh_TW"/>
+        </w:rPr>
+        <w:t>לְמַ֥עַן הַרְחִיקָ֖⁠ם מֵ⁠עַ֥ל גְּבוּלָֽ⁠ם</w:t>
+      </w:r>
+    </w:p>
+    <w:p>
+      <w:pPr/>
+      <w:r>
+        <w:rPr>
+          <w:lang w:val="zh_TW" w:bidi="zh_TW"/>
+        </w:rPr>
+      </w:r>
+      <w:r>
+        <w:rPr>
           <w:b/>
           <w:lang w:val="zh_TW" w:bidi="zh_TW"/>
         </w:rPr>
@@ -24885,6 +28296,20 @@
       </w:r>
       <w:r>
         <w:rPr>
+          <w:lang w:val="zh_TW" w:bidi="zh_TW"/>
+        </w:rPr>
+        <w:t>הִנְ⁠נִ֣י מְעִירָ֔⁠ם</w:t>
+      </w:r>
+    </w:p>
+    <w:p>
+      <w:pPr/>
+      <w:r>
+        <w:rPr>
+          <w:lang w:val="zh_TW" w:bidi="zh_TW"/>
+        </w:rPr>
+      </w:r>
+      <w:r>
+        <w:rPr>
           <w:b/>
           <w:lang w:val="zh_TW" w:bidi="zh_TW"/>
         </w:rPr>
@@ -24932,7 +28357,7 @@
         </w:rPr>
         <w:t>同</w:t>
       </w:r>
-      <w:hyperlink r:id="rId17">
+      <w:hyperlink r:id="rId19">
         <w:r>
           <w:rPr>
             <w:lang w:val="zh_TW" w:bidi="zh_TW"/>
@@ -25014,6 +28439,20 @@
       </w:r>
       <w:r>
         <w:rPr>
+          <w:lang w:val="zh_TW" w:bidi="zh_TW"/>
+        </w:rPr>
+        <w:t>אֲשֶׁר־מְכַרְתֶּ֥ם אֹתָ֖⁠ם שָׁ֑מָּ⁠ה</w:t>
+      </w:r>
+    </w:p>
+    <w:p>
+      <w:pPr/>
+      <w:r>
+        <w:rPr>
+          <w:lang w:val="zh_TW" w:bidi="zh_TW"/>
+        </w:rPr>
+      </w:r>
+      <w:r>
+        <w:rPr>
           <w:b/>
           <w:lang w:val="zh_TW" w:bidi="zh_TW"/>
         </w:rPr>
@@ -25116,7 +28555,7 @@
         </w:rPr>
         <w:t>看看在</w:t>
       </w:r>
-      <w:hyperlink r:id="rId18">
+      <w:hyperlink r:id="rId20">
         <w:r>
           <w:rPr>
             <w:lang w:val="zh_TW" w:bidi="zh_TW"/>
@@ -25198,6 +28637,20 @@
       </w:r>
       <w:r>
         <w:rPr>
+          <w:lang w:val="zh_TW" w:bidi="zh_TW"/>
+        </w:rPr>
+        <w:t>בְּ⁠רֹאשְׁ⁠כֶֽם</w:t>
+      </w:r>
+    </w:p>
+    <w:p>
+      <w:pPr/>
+      <w:r>
+        <w:rPr>
+          <w:lang w:val="zh_TW" w:bidi="zh_TW"/>
+        </w:rPr>
+      </w:r>
+      <w:r>
+        <w:rPr>
           <w:b/>
           <w:lang w:val="zh_TW" w:bidi="zh_TW"/>
         </w:rPr>
@@ -25309,6 +28762,20 @@
       </w:r>
       <w:r>
         <w:rPr>
+          <w:lang w:val="zh_TW" w:bidi="zh_TW"/>
+        </w:rPr>
+        <w:t>וּ⁠מָכַרְתִּ֞י</w:t>
+      </w:r>
+    </w:p>
+    <w:p>
+      <w:pPr/>
+      <w:r>
+        <w:rPr>
+          <w:lang w:val="zh_TW" w:bidi="zh_TW"/>
+        </w:rPr>
+      </w:r>
+      <w:r>
+        <w:rPr>
           <w:b/>
           <w:lang w:val="zh_TW" w:bidi="zh_TW"/>
         </w:rPr>
@@ -25452,6 +28919,20 @@
       </w:r>
       <w:r>
         <w:rPr>
+          <w:lang w:val="zh_TW" w:bidi="zh_TW"/>
+        </w:rPr>
+        <w:t>בְּ⁠יַד֙ בְּנֵ֣י יְהוּדָ֔ה</w:t>
+      </w:r>
+    </w:p>
+    <w:p>
+      <w:pPr/>
+      <w:r>
+        <w:rPr>
+          <w:lang w:val="zh_TW" w:bidi="zh_TW"/>
+        </w:rPr>
+      </w:r>
+      <w:r>
+        <w:rPr>
           <w:b/>
           <w:lang w:val="zh_TW" w:bidi="zh_TW"/>
         </w:rPr>
@@ -25560,6 +29041,20 @@
       </w:r>
       <w:r>
         <w:rPr>
+          <w:lang w:val="zh_TW" w:bidi="zh_TW"/>
+        </w:rPr>
+        <w:t>וּ⁠מָכַרְתִּ֞י אֶת־בְּנֵי⁠כֶ֣ם וְ⁠אֶת־בְּנֽוֹתֵי⁠כֶ֗ם בְּ⁠יַד֙ בְּנֵ֣י יְהוּדָ֔ה</w:t>
+      </w:r>
+    </w:p>
+    <w:p>
+      <w:pPr/>
+      <w:r>
+        <w:rPr>
+          <w:lang w:val="zh_TW" w:bidi="zh_TW"/>
+        </w:rPr>
+      </w:r>
+      <w:r>
+        <w:rPr>
           <w:b/>
           <w:lang w:val="zh_TW" w:bidi="zh_TW"/>
         </w:rPr>
@@ -25656,6 +29151,20 @@
       </w:r>
       <w:r>
         <w:rPr>
+          <w:lang w:val="zh_TW" w:bidi="zh_TW"/>
+        </w:rPr>
+        <w:t>בְּנֵ֣י יְהוּדָ֔ה</w:t>
+      </w:r>
+    </w:p>
+    <w:p>
+      <w:pPr/>
+      <w:r>
+        <w:rPr>
+          <w:lang w:val="zh_TW" w:bidi="zh_TW"/>
+        </w:rPr>
+      </w:r>
+      <w:r>
+        <w:rPr>
           <w:b/>
           <w:lang w:val="zh_TW" w:bidi="zh_TW"/>
         </w:rPr>
@@ -25793,6 +29302,20 @@
       </w:r>
       <w:r>
         <w:rPr>
+          <w:lang w:val="zh_TW" w:bidi="zh_TW"/>
+        </w:rPr>
+        <w:t>לִ⁠שְׁבָאיִ֖ם</w:t>
+      </w:r>
+    </w:p>
+    <w:p>
+      <w:pPr/>
+      <w:r>
+        <w:rPr>
+          <w:lang w:val="zh_TW" w:bidi="zh_TW"/>
+        </w:rPr>
+      </w:r>
+      <w:r>
+        <w:rPr>
           <w:b/>
           <w:lang w:val="zh_TW" w:bidi="zh_TW"/>
         </w:rPr>
@@ -25883,6 +29406,20 @@
       </w:r>
       <w:r>
         <w:rPr>
+          <w:lang w:val="zh_TW" w:bidi="zh_TW"/>
+        </w:rPr>
+        <w:t>אֶל־גּ֣וֹי רָח֑וֹק כִּ֥י יְהוָ֖ה דִּבֵּֽר</w:t>
+      </w:r>
+    </w:p>
+    <w:p>
+      <w:pPr/>
+      <w:r>
+        <w:rPr>
+          <w:lang w:val="zh_TW" w:bidi="zh_TW"/>
+        </w:rPr>
+      </w:r>
+      <w:r>
+        <w:rPr>
           <w:b/>
           <w:lang w:val="zh_TW" w:bidi="zh_TW"/>
         </w:rPr>
@@ -25991,6 +29528,20 @@
       </w:r>
       <w:r>
         <w:rPr>
+          <w:lang w:val="zh_TW" w:bidi="zh_TW"/>
+        </w:rPr>
+        <w:t>קִרְאוּ</w:t>
+      </w:r>
+    </w:p>
+    <w:p>
+      <w:pPr/>
+      <w:r>
+        <w:rPr>
+          <w:lang w:val="zh_TW" w:bidi="zh_TW"/>
+        </w:rPr>
+      </w:r>
+      <w:r>
+        <w:rPr>
           <w:b/>
           <w:lang w:val="zh_TW" w:bidi="zh_TW"/>
         </w:rPr>
@@ -26087,6 +29638,20 @@
       </w:r>
       <w:r>
         <w:rPr>
+          <w:lang w:val="zh_TW" w:bidi="zh_TW"/>
+        </w:rPr>
+        <w:t>קַדְּשׁ֖וּ מִלְחָמָ֑ה</w:t>
+      </w:r>
+    </w:p>
+    <w:p>
+      <w:pPr/>
+      <w:r>
+        <w:rPr>
+          <w:lang w:val="zh_TW" w:bidi="zh_TW"/>
+        </w:rPr>
+      </w:r>
+      <w:r>
+        <w:rPr>
           <w:b/>
           <w:lang w:val="zh_TW" w:bidi="zh_TW"/>
         </w:rPr>
@@ -26183,6 +29748,20 @@
       </w:r>
       <w:r>
         <w:rPr>
+          <w:lang w:val="zh_TW" w:bidi="zh_TW"/>
+        </w:rPr>
+        <w:t>אִתֵּי⁠כֶם֙</w:t>
+      </w:r>
+    </w:p>
+    <w:p>
+      <w:pPr/>
+      <w:r>
+        <w:rPr>
+          <w:lang w:val="zh_TW" w:bidi="zh_TW"/>
+        </w:rPr>
+      </w:r>
+      <w:r>
+        <w:rPr>
           <w:b/>
           <w:lang w:val="zh_TW" w:bidi="zh_TW"/>
         </w:rPr>
@@ -26273,6 +29852,20 @@
       </w:r>
       <w:r>
         <w:rPr>
+          <w:lang w:val="zh_TW" w:bidi="zh_TW"/>
+        </w:rPr>
+        <w:t>וּ⁠מַזְמְרֹֽתֵי⁠כֶ֖ם</w:t>
+      </w:r>
+    </w:p>
+    <w:p>
+      <w:pPr/>
+      <w:r>
+        <w:rPr>
+          <w:lang w:val="zh_TW" w:bidi="zh_TW"/>
+        </w:rPr>
+      </w:r>
+      <w:r>
+        <w:rPr>
           <w:b/>
           <w:lang w:val="zh_TW" w:bidi="zh_TW"/>
         </w:rPr>
@@ -26363,6 +29956,20 @@
       </w:r>
       <w:r>
         <w:rPr>
+          <w:lang w:val="zh_TW" w:bidi="zh_TW"/>
+        </w:rPr>
+        <w:t>הַֽ⁠חַלָּ֔שׁ יֹאמַ֖ר גִּבּ֥וֹר אָֽנִי</w:t>
+      </w:r>
+    </w:p>
+    <w:p>
+      <w:pPr/>
+      <w:r>
+        <w:rPr>
+          <w:lang w:val="zh_TW" w:bidi="zh_TW"/>
+        </w:rPr>
+      </w:r>
+      <w:r>
+        <w:rPr>
           <w:b/>
           <w:lang w:val="zh_TW" w:bidi="zh_TW"/>
         </w:rPr>
@@ -26474,6 +30081,20 @@
       </w:r>
       <w:r>
         <w:rPr>
+          <w:lang w:val="zh_TW" w:bidi="zh_TW"/>
+        </w:rPr>
+        <w:t>הַֽ⁠חַלָּ֔שׁ</w:t>
+      </w:r>
+    </w:p>
+    <w:p>
+      <w:pPr/>
+      <w:r>
+        <w:rPr>
+          <w:lang w:val="zh_TW" w:bidi="zh_TW"/>
+        </w:rPr>
+      </w:r>
+      <w:r>
+        <w:rPr>
           <w:b/>
           <w:lang w:val="zh_TW" w:bidi="zh_TW"/>
         </w:rPr>
@@ -26570,6 +30191,20 @@
       </w:r>
       <w:r>
         <w:rPr>
+          <w:lang w:val="zh_TW" w:bidi="zh_TW"/>
+        </w:rPr>
+        <w:t>ע֣וּשׁוּ וָ⁠בֹ֧אוּ</w:t>
+      </w:r>
+    </w:p>
+    <w:p>
+      <w:pPr/>
+      <w:r>
+        <w:rPr>
+          <w:lang w:val="zh_TW" w:bidi="zh_TW"/>
+        </w:rPr>
+      </w:r>
+      <w:r>
+        <w:rPr>
           <w:b/>
           <w:lang w:val="zh_TW" w:bidi="zh_TW"/>
         </w:rPr>
@@ -26707,6 +30342,20 @@
       </w:r>
       <w:r>
         <w:rPr>
+          <w:lang w:val="zh_TW" w:bidi="zh_TW"/>
+        </w:rPr>
+        <w:t>יֵע֨וֹרוּ֙ &amp; הַ⁠גּוֹיִ֔ם</w:t>
+      </w:r>
+    </w:p>
+    <w:p>
+      <w:pPr/>
+      <w:r>
+        <w:rPr>
+          <w:lang w:val="zh_TW" w:bidi="zh_TW"/>
+        </w:rPr>
+      </w:r>
+      <w:r>
+        <w:rPr>
           <w:b/>
           <w:lang w:val="zh_TW" w:bidi="zh_TW"/>
         </w:rPr>
@@ -26821,7 +30470,7 @@
         </w:rPr>
         <w:t>看看在</w:t>
       </w:r>
-      <w:hyperlink r:id="rId19">
+      <w:hyperlink r:id="rId21">
         <w:r>
           <w:rPr>
             <w:lang w:val="zh_TW" w:bidi="zh_TW"/>
@@ -26903,6 +30552,20 @@
       </w:r>
       <w:r>
         <w:rPr>
+          <w:lang w:val="zh_TW" w:bidi="zh_TW"/>
+        </w:rPr>
+        <w:t>אֵשֵׁ֛ב לִ⁠שְׁפֹּ֥ט</w:t>
+      </w:r>
+    </w:p>
+    <w:p>
+      <w:pPr/>
+      <w:r>
+        <w:rPr>
+          <w:lang w:val="zh_TW" w:bidi="zh_TW"/>
+        </w:rPr>
+      </w:r>
+      <w:r>
+        <w:rPr>
           <w:b/>
           <w:lang w:val="zh_TW" w:bidi="zh_TW"/>
         </w:rPr>
@@ -26993,6 +30656,20 @@
       </w:r>
       <w:r>
         <w:rPr>
+          <w:lang w:val="zh_TW" w:bidi="zh_TW"/>
+        </w:rPr>
+        <w:t>שִׁלְח֣וּ מַגָּ֔ל כִּ֥י בָשַׁ֖ל קָצִ֑יר &amp; כִּֽי</w:t>
+      </w:r>
+    </w:p>
+    <w:p>
+      <w:pPr/>
+      <w:r>
+        <w:rPr>
+          <w:lang w:val="zh_TW" w:bidi="zh_TW"/>
+        </w:rPr>
+      </w:r>
+      <w:r>
+        <w:rPr>
           <w:b/>
           <w:lang w:val="zh_TW" w:bidi="zh_TW"/>
         </w:rPr>
@@ -27082,6 +30759,20 @@
       </w:r>
       <w:r>
         <w:rPr>
+          <w:lang w:val="zh_TW" w:bidi="zh_TW"/>
+        </w:rPr>
+        <w:t>שִׁלְח֣וּ מַגָּ֔ל</w:t>
+      </w:r>
+    </w:p>
+    <w:p>
+      <w:pPr/>
+      <w:r>
+        <w:rPr>
+          <w:lang w:val="zh_TW" w:bidi="zh_TW"/>
+        </w:rPr>
+      </w:r>
+      <w:r>
+        <w:rPr>
           <w:b/>
           <w:lang w:val="zh_TW" w:bidi="zh_TW"/>
         </w:rPr>
@@ -27212,6 +30903,20 @@
       </w:r>
       <w:r>
         <w:rPr>
+          <w:lang w:val="zh_TW" w:bidi="zh_TW"/>
+        </w:rPr>
+        <w:t>שִׁלְח֣וּ מַגָּ֔ל</w:t>
+      </w:r>
+    </w:p>
+    <w:p>
+      <w:pPr/>
+      <w:r>
+        <w:rPr>
+          <w:lang w:val="zh_TW" w:bidi="zh_TW"/>
+        </w:rPr>
+      </w:r>
+      <w:r>
+        <w:rPr>
           <w:b/>
           <w:lang w:val="zh_TW" w:bidi="zh_TW"/>
         </w:rPr>
@@ -27314,6 +31019,20 @@
       </w:r>
       <w:r>
         <w:rPr>
+          <w:lang w:val="zh_TW" w:bidi="zh_TW"/>
+        </w:rPr>
+        <w:t>שִׁלְח֣וּ</w:t>
+      </w:r>
+    </w:p>
+    <w:p>
+      <w:pPr/>
+      <w:r>
+        <w:rPr>
+          <w:lang w:val="zh_TW" w:bidi="zh_TW"/>
+        </w:rPr>
+      </w:r>
+      <w:r>
+        <w:rPr>
           <w:b/>
           <w:lang w:val="zh_TW" w:bidi="zh_TW"/>
         </w:rPr>
@@ -27353,7 +31072,7 @@
         </w:rPr>
         <w:t>譯註：有些譯本對這一節的翻譯為「伸出……來踐踏吧」）這些命令在此處是複數形式，因此請在翻譯中使用複數形式，如果在你的語言中有這種區分。這些命令似乎是在對</w:t>
       </w:r>
-      <w:hyperlink r:id="rId20">
+      <w:hyperlink r:id="rId22">
         <w:r>
           <w:rPr>
             <w:lang w:val="zh_TW" w:bidi="zh_TW"/>
@@ -27435,6 +31154,20 @@
       </w:r>
       <w:r>
         <w:rPr>
+          <w:lang w:val="zh_TW" w:bidi="zh_TW"/>
+        </w:rPr>
+        <w:t>בֹּ֤אֽוּ רְדוּ֙ כִּֽי־מָ֣לְאָה גַּ֔ת</w:t>
+      </w:r>
+    </w:p>
+    <w:p>
+      <w:pPr/>
+      <w:r>
+        <w:rPr>
+          <w:lang w:val="zh_TW" w:bidi="zh_TW"/>
+        </w:rPr>
+      </w:r>
+      <w:r>
+        <w:rPr>
           <w:b/>
           <w:lang w:val="zh_TW" w:bidi="zh_TW"/>
         </w:rPr>
@@ -27524,6 +31257,20 @@
       </w:r>
       <w:r>
         <w:rPr>
+          <w:lang w:val="zh_TW" w:bidi="zh_TW"/>
+        </w:rPr>
+        <w:t>כִּ֥י &amp; כִּ֥י רַבָּ֖ה רָעָתָֽ⁠ם</w:t>
+      </w:r>
+    </w:p>
+    <w:p>
+      <w:pPr/>
+      <w:r>
+        <w:rPr>
+          <w:lang w:val="zh_TW" w:bidi="zh_TW"/>
+        </w:rPr>
+      </w:r>
+      <w:r>
+        <w:rPr>
           <w:b/>
           <w:lang w:val="zh_TW" w:bidi="zh_TW"/>
         </w:rPr>
@@ -27620,6 +31367,20 @@
       </w:r>
       <w:r>
         <w:rPr>
+          <w:lang w:val="zh_TW" w:bidi="zh_TW"/>
+        </w:rPr>
+        <w:t>הֲמוֹנִ֣ים הֲמוֹנִ֔ים בְּ⁠עֵ֖מֶק הֶֽ⁠חָר֑וּץ &amp; בְּ⁠עֵ֖מֶק</w:t>
+      </w:r>
+    </w:p>
+    <w:p>
+      <w:pPr/>
+      <w:r>
+        <w:rPr>
+          <w:lang w:val="zh_TW" w:bidi="zh_TW"/>
+        </w:rPr>
+      </w:r>
+      <w:r>
+        <w:rPr>
           <w:b/>
           <w:lang w:val="zh_TW" w:bidi="zh_TW"/>
         </w:rPr>
@@ -27716,6 +31477,20 @@
       </w:r>
       <w:r>
         <w:rPr>
+          <w:lang w:val="zh_TW" w:bidi="zh_TW"/>
+        </w:rPr>
+        <w:t>הֲמוֹנִ֣ים הֲמוֹנִ֔ים בְּ⁠עֵ֖מֶק הֶֽ⁠חָר֑וּץ &amp; בְּ⁠עֵ֖מֶק</w:t>
+      </w:r>
+    </w:p>
+    <w:p>
+      <w:pPr/>
+      <w:r>
+        <w:rPr>
+          <w:lang w:val="zh_TW" w:bidi="zh_TW"/>
+        </w:rPr>
+      </w:r>
+      <w:r>
+        <w:rPr>
           <w:b/>
           <w:lang w:val="zh_TW" w:bidi="zh_TW"/>
         </w:rPr>
@@ -27827,6 +31602,20 @@
       </w:r>
       <w:r>
         <w:rPr>
+          <w:lang w:val="zh_TW" w:bidi="zh_TW"/>
+        </w:rPr>
+        <w:t>בְּ⁠עֵ֖מֶק הֶֽ⁠חָר֑וּץ &amp; בְּ⁠עֵ֖מֶק</w:t>
+      </w:r>
+    </w:p>
+    <w:p>
+      <w:pPr/>
+      <w:r>
+        <w:rPr>
+          <w:lang w:val="zh_TW" w:bidi="zh_TW"/>
+        </w:rPr>
+      </w:r>
+      <w:r>
+        <w:rPr>
           <w:b/>
           <w:lang w:val="zh_TW" w:bidi="zh_TW"/>
         </w:rPr>
@@ -27923,6 +31712,20 @@
       </w:r>
       <w:r>
         <w:rPr>
+          <w:lang w:val="zh_TW" w:bidi="zh_TW"/>
+        </w:rPr>
+        <w:t>שֶׁ֥מֶשׁ וְ⁠יָרֵ֖חַ קָדָ֑רוּ וְ⁠כוֹכָבִ֖ים אָסְפ֥וּ נָגְהָֽ⁠ם</w:t>
+      </w:r>
+    </w:p>
+    <w:p>
+      <w:pPr/>
+      <w:r>
+        <w:rPr>
+          <w:lang w:val="zh_TW" w:bidi="zh_TW"/>
+        </w:rPr>
+      </w:r>
+      <w:r>
+        <w:rPr>
           <w:b/>
           <w:lang w:val="zh_TW" w:bidi="zh_TW"/>
         </w:rPr>
@@ -27942,7 +31745,7 @@
         </w:rPr>
         <w:t>這些片語與</w:t>
       </w:r>
-      <w:hyperlink r:id="rId21">
+      <w:hyperlink r:id="rId23">
         <w:r>
           <w:rPr>
             <w:lang w:val="zh_TW" w:bidi="zh_TW"/>
@@ -28043,7 +31846,7 @@
         </w:rPr>
         <w:t>看看在</w:t>
       </w:r>
-      <w:hyperlink r:id="rId21">
+      <w:hyperlink r:id="rId23">
         <w:r>
           <w:rPr>
             <w:lang w:val="zh_TW" w:bidi="zh_TW"/>
@@ -28125,6 +31928,20 @@
       </w:r>
       <w:r>
         <w:rPr>
+          <w:lang w:val="zh_TW" w:bidi="zh_TW"/>
+        </w:rPr>
+        <w:t>וַ⁠יהוָ֞ה מִ⁠צִּיּ֣וֹן יִשְׁאָ֗ג</w:t>
+      </w:r>
+    </w:p>
+    <w:p>
+      <w:pPr/>
+      <w:r>
+        <w:rPr>
+          <w:lang w:val="zh_TW" w:bidi="zh_TW"/>
+        </w:rPr>
+      </w:r>
+      <w:r>
+        <w:rPr>
           <w:b/>
           <w:lang w:val="zh_TW" w:bidi="zh_TW"/>
         </w:rPr>
@@ -28233,6 +32050,20 @@
       </w:r>
       <w:r>
         <w:rPr>
+          <w:lang w:val="zh_TW" w:bidi="zh_TW"/>
+        </w:rPr>
+        <w:t>וְ⁠רָעֲשׁ֖וּ שָׁמַ֣יִם וָ⁠אָ֑רֶץ</w:t>
+      </w:r>
+    </w:p>
+    <w:p>
+      <w:pPr/>
+      <w:r>
+        <w:rPr>
+          <w:lang w:val="zh_TW" w:bidi="zh_TW"/>
+        </w:rPr>
+      </w:r>
+      <w:r>
+        <w:rPr>
           <w:b/>
           <w:lang w:val="zh_TW" w:bidi="zh_TW"/>
         </w:rPr>
@@ -28354,6 +32185,20 @@
       </w:r>
       <w:r>
         <w:rPr>
+          <w:lang w:val="zh_TW" w:bidi="zh_TW"/>
+        </w:rPr>
+        <w:t>וַֽ⁠יהוָה֙ מַֽחֲסֶ֣ה לְ⁠עַמּ֔⁠וֹ וּ⁠מָע֖וֹז לִ⁠בְנֵ֥י יִשְׂרָאֵֽל</w:t>
+      </w:r>
+    </w:p>
+    <w:p>
+      <w:pPr/>
+      <w:r>
+        <w:rPr>
+          <w:lang w:val="zh_TW" w:bidi="zh_TW"/>
+        </w:rPr>
+      </w:r>
+      <w:r>
+        <w:rPr>
           <w:b/>
           <w:lang w:val="zh_TW" w:bidi="zh_TW"/>
         </w:rPr>
@@ -28475,6 +32320,20 @@
       </w:r>
       <w:r>
         <w:rPr>
+          <w:lang w:val="zh_TW" w:bidi="zh_TW"/>
+        </w:rPr>
+        <w:t>לִ⁠בְנֵ֥י יִשְׂרָאֵֽל</w:t>
+      </w:r>
+    </w:p>
+    <w:p>
+      <w:pPr/>
+      <w:r>
+        <w:rPr>
+          <w:lang w:val="zh_TW" w:bidi="zh_TW"/>
+        </w:rPr>
+      </w:r>
+      <w:r>
+        <w:rPr>
           <w:b/>
           <w:lang w:val="zh_TW" w:bidi="zh_TW"/>
         </w:rPr>
@@ -28522,7 +32381,7 @@
         </w:rPr>
         <w:t>看看你如何翻譯</w:t>
       </w:r>
-      <w:hyperlink r:id="rId16">
+      <w:hyperlink r:id="rId18">
         <w:r>
           <w:rPr>
             <w:lang w:val="zh_TW" w:bidi="zh_TW"/>
@@ -28617,6 +32476,20 @@
       </w:r>
       <w:r>
         <w:rPr>
+          <w:lang w:val="zh_TW" w:bidi="zh_TW"/>
+        </w:rPr>
+        <w:t>וִֽ⁠ידַעְתֶּ֗ם</w:t>
+      </w:r>
+    </w:p>
+    <w:p>
+      <w:pPr/>
+      <w:r>
+        <w:rPr>
+          <w:lang w:val="zh_TW" w:bidi="zh_TW"/>
+        </w:rPr>
+      </w:r>
+      <w:r>
+        <w:rPr>
           <w:b/>
           <w:lang w:val="zh_TW" w:bidi="zh_TW"/>
         </w:rPr>
@@ -28712,6 +32585,20 @@
       </w:r>
       <w:r>
         <w:rPr>
+          <w:lang w:val="zh_TW" w:bidi="zh_TW"/>
+        </w:rPr>
+        <w:t>הַר־קָדְשִׁ֑⁠י</w:t>
+      </w:r>
+    </w:p>
+    <w:p>
+      <w:pPr/>
+      <w:r>
+        <w:rPr>
+          <w:lang w:val="zh_TW" w:bidi="zh_TW"/>
+        </w:rPr>
+      </w:r>
+      <w:r>
+        <w:rPr>
           <w:b/>
           <w:lang w:val="zh_TW" w:bidi="zh_TW"/>
         </w:rPr>
@@ -28836,6 +32723,20 @@
       </w:r>
       <w:r>
         <w:rPr>
+          <w:lang w:val="zh_TW" w:bidi="zh_TW"/>
+        </w:rPr>
+        <w:t>וְ⁠הָיָה֩ בַ⁠יּ֨וֹם הַ⁠ה֜וּא</w:t>
+      </w:r>
+    </w:p>
+    <w:p>
+      <w:pPr/>
+      <w:r>
+        <w:rPr>
+          <w:lang w:val="zh_TW" w:bidi="zh_TW"/>
+        </w:rPr>
+      </w:r>
+      <w:r>
+        <w:rPr>
           <w:b/>
           <w:lang w:val="zh_TW" w:bidi="zh_TW"/>
         </w:rPr>
@@ -28919,6 +32820,20 @@
       </w:r>
       <w:r>
         <w:rPr>
+          <w:lang w:val="zh_TW" w:bidi="zh_TW"/>
+        </w:rPr>
+        <w:t>בַ⁠יּ֨וֹם הַ⁠ה֜וּא</w:t>
+      </w:r>
+    </w:p>
+    <w:p>
+      <w:pPr/>
+      <w:r>
+        <w:rPr>
+          <w:lang w:val="zh_TW" w:bidi="zh_TW"/>
+        </w:rPr>
+      </w:r>
+      <w:r>
+        <w:rPr>
           <w:b/>
           <w:lang w:val="zh_TW" w:bidi="zh_TW"/>
         </w:rPr>
@@ -29021,6 +32936,20 @@
       </w:r>
       <w:r>
         <w:rPr>
+          <w:lang w:val="zh_TW" w:bidi="zh_TW"/>
+        </w:rPr>
+        <w:t>יִטְּפ֧וּ הֶ⁠הָרִ֣ים עָסִ֗יס וְ⁠הַ⁠גְּבָעוֹת֙ תֵּלַ֣כְנָה חָלָ֔ב</w:t>
+      </w:r>
+    </w:p>
+    <w:p>
+      <w:pPr/>
+      <w:r>
+        <w:rPr>
+          <w:lang w:val="zh_TW" w:bidi="zh_TW"/>
+        </w:rPr>
+      </w:r>
+      <w:r>
+        <w:rPr>
           <w:b/>
           <w:lang w:val="zh_TW" w:bidi="zh_TW"/>
         </w:rPr>
@@ -29162,6 +33091,20 @@
       </w:r>
       <w:r>
         <w:rPr>
+          <w:lang w:val="zh_TW" w:bidi="zh_TW"/>
+        </w:rPr>
+        <w:t>וּ⁠מַעְיָ֗ן &amp; יֵצֵ֔א</w:t>
+      </w:r>
+    </w:p>
+    <w:p>
+      <w:pPr/>
+      <w:r>
+        <w:rPr>
+          <w:lang w:val="zh_TW" w:bidi="zh_TW"/>
+        </w:rPr>
+      </w:r>
+      <w:r>
+        <w:rPr>
           <w:b/>
           <w:lang w:val="zh_TW" w:bidi="zh_TW"/>
         </w:rPr>
@@ -29258,6 +33201,20 @@
       </w:r>
       <w:r>
         <w:rPr>
+          <w:lang w:val="zh_TW" w:bidi="zh_TW"/>
+        </w:rPr>
+        <w:t>וּ⁠מַעְיָ֗ן</w:t>
+      </w:r>
+    </w:p>
+    <w:p>
+      <w:pPr/>
+      <w:r>
+        <w:rPr>
+          <w:lang w:val="zh_TW" w:bidi="zh_TW"/>
+        </w:rPr>
+      </w:r>
+      <w:r>
+        <w:rPr>
           <w:b/>
           <w:lang w:val="zh_TW" w:bidi="zh_TW"/>
         </w:rPr>
@@ -29360,6 +33317,20 @@
       </w:r>
       <w:r>
         <w:rPr>
+          <w:lang w:val="zh_TW" w:bidi="zh_TW"/>
+        </w:rPr>
+        <w:t>מִ⁠בֵּ֤ית יְהוָה֙</w:t>
+      </w:r>
+    </w:p>
+    <w:p>
+      <w:pPr/>
+      <w:r>
+        <w:rPr>
+          <w:lang w:val="zh_TW" w:bidi="zh_TW"/>
+        </w:rPr>
+      </w:r>
+      <w:r>
+        <w:rPr>
           <w:b/>
           <w:lang w:val="zh_TW" w:bidi="zh_TW"/>
         </w:rPr>
@@ -29379,7 +33350,7 @@
         </w:rPr>
         <w:t>看看在</w:t>
       </w:r>
-      <w:hyperlink r:id="rId22">
+      <w:hyperlink r:id="rId24">
         <w:r>
           <w:rPr>
             <w:lang w:val="zh_TW" w:bidi="zh_TW"/>
@@ -29473,6 +33444,20 @@
       </w:r>
       <w:r>
         <w:rPr>
+          <w:lang w:val="zh_TW" w:bidi="zh_TW"/>
+        </w:rPr>
+        <w:t>אֶת־נַ֥חַל הַ⁠שִּׁטִּֽים</w:t>
+      </w:r>
+    </w:p>
+    <w:p>
+      <w:pPr/>
+      <w:r>
+        <w:rPr>
+          <w:lang w:val="zh_TW" w:bidi="zh_TW"/>
+        </w:rPr>
+      </w:r>
+      <w:r>
+        <w:rPr>
           <w:b/>
           <w:lang w:val="zh_TW" w:bidi="zh_TW"/>
         </w:rPr>
@@ -29563,6 +33548,20 @@
       </w:r>
       <w:r>
         <w:rPr>
+          <w:lang w:val="zh_TW" w:bidi="zh_TW"/>
+        </w:rPr>
+        <w:t>מִצְרַ֨יִם֙ לִ⁠שְׁמָמָ֣ה תִֽהְיֶ֔ה</w:t>
+      </w:r>
+    </w:p>
+    <w:p>
+      <w:pPr/>
+      <w:r>
+        <w:rPr>
+          <w:lang w:val="zh_TW" w:bidi="zh_TW"/>
+        </w:rPr>
+      </w:r>
+      <w:r>
+        <w:rPr>
           <w:b/>
           <w:lang w:val="zh_TW" w:bidi="zh_TW"/>
         </w:rPr>
@@ -29659,6 +33658,20 @@
       </w:r>
       <w:r>
         <w:rPr>
+          <w:lang w:val="zh_TW" w:bidi="zh_TW"/>
+        </w:rPr>
+        <w:t>מֵֽ⁠חֲמַס֙ בְּנֵ֣י יְהוּדָ֔ה</w:t>
+      </w:r>
+    </w:p>
+    <w:p>
+      <w:pPr/>
+      <w:r>
+        <w:rPr>
+          <w:lang w:val="zh_TW" w:bidi="zh_TW"/>
+        </w:rPr>
+      </w:r>
+      <w:r>
+        <w:rPr>
           <w:b/>
           <w:lang w:val="zh_TW" w:bidi="zh_TW"/>
         </w:rPr>
@@ -29774,6 +33787,20 @@
       </w:r>
       <w:r>
         <w:rPr>
+          <w:lang w:val="zh_TW" w:bidi="zh_TW"/>
+        </w:rPr>
+        <w:t>שָׁפְכ֥וּ דָם־נָקִ֖יא</w:t>
+      </w:r>
+    </w:p>
+    <w:p>
+      <w:pPr/>
+      <w:r>
+        <w:rPr>
+          <w:lang w:val="zh_TW" w:bidi="zh_TW"/>
+        </w:rPr>
+      </w:r>
+      <w:r>
+        <w:rPr>
           <w:b/>
           <w:lang w:val="zh_TW" w:bidi="zh_TW"/>
         </w:rPr>
@@ -29876,6 +33903,20 @@
       </w:r>
       <w:r>
         <w:rPr>
+          <w:lang w:val="zh_TW" w:bidi="zh_TW"/>
+        </w:rPr>
+        <w:t>בְּ⁠אַרְצָֽ⁠ם</w:t>
+      </w:r>
+    </w:p>
+    <w:p>
+      <w:pPr/>
+      <w:r>
+        <w:rPr>
+          <w:lang w:val="zh_TW" w:bidi="zh_TW"/>
+        </w:rPr>
+      </w:r>
+      <w:r>
+        <w:rPr>
           <w:b/>
           <w:lang w:val="zh_TW" w:bidi="zh_TW"/>
         </w:rPr>
@@ -30033,6 +34074,20 @@
       </w:r>
       <w:r>
         <w:rPr>
+          <w:lang w:val="zh_TW" w:bidi="zh_TW"/>
+        </w:rPr>
+        <w:t>וִ⁠יהוּדָ֖ה</w:t>
+      </w:r>
+    </w:p>
+    <w:p>
+      <w:pPr/>
+      <w:r>
+        <w:rPr>
+          <w:lang w:val="zh_TW" w:bidi="zh_TW"/>
+        </w:rPr>
+      </w:r>
+      <w:r>
+        <w:rPr>
           <w:b/>
           <w:lang w:val="zh_TW" w:bidi="zh_TW"/>
         </w:rPr>
@@ -30135,6 +34190,20 @@
       </w:r>
       <w:r>
         <w:rPr>
+          <w:lang w:val="zh_TW" w:bidi="zh_TW"/>
+        </w:rPr>
+        <w:t>וִ⁠ירוּשָׁלִַ֖ם לְ⁠ד֥וֹר וָ⁠דֽוֹר</w:t>
+      </w:r>
+    </w:p>
+    <w:p>
+      <w:pPr/>
+      <w:r>
+        <w:rPr>
+          <w:lang w:val="zh_TW" w:bidi="zh_TW"/>
+        </w:rPr>
+      </w:r>
+      <w:r>
+        <w:rPr>
           <w:b/>
           <w:lang w:val="zh_TW" w:bidi="zh_TW"/>
         </w:rPr>
@@ -30224,6 +34293,20 @@
       </w:r>
       <w:r>
         <w:rPr>
+          <w:lang w:val="zh_TW" w:bidi="zh_TW"/>
+        </w:rPr>
+        <w:t>לְ⁠ד֥וֹר וָ⁠דֽוֹר</w:t>
+      </w:r>
+    </w:p>
+    <w:p>
+      <w:pPr/>
+      <w:r>
+        <w:rPr>
+          <w:lang w:val="zh_TW" w:bidi="zh_TW"/>
+        </w:rPr>
+      </w:r>
+      <w:r>
+        <w:rPr>
           <w:b/>
           <w:lang w:val="zh_TW" w:bidi="zh_TW"/>
         </w:rPr>
@@ -30243,7 +34326,7 @@
         </w:rPr>
         <w:t>就像在</w:t>
       </w:r>
-      <w:hyperlink r:id="rId23">
+      <w:hyperlink r:id="rId25">
         <w:r>
           <w:rPr>
             <w:lang w:val="zh_TW" w:bidi="zh_TW"/>
@@ -30325,6 +34408,20 @@
       </w:r>
       <w:r>
         <w:rPr>
+          <w:lang w:val="zh_TW" w:bidi="zh_TW"/>
+        </w:rPr>
+        <w:t>וְ⁠נִקֵּ֖יתִי דָּמָ֣⁠ם לֹֽא־נִקֵּ֑יתִי</w:t>
+      </w:r>
+    </w:p>
+    <w:p>
+      <w:pPr/>
+      <w:r>
+        <w:rPr>
+          <w:lang w:val="zh_TW" w:bidi="zh_TW"/>
+        </w:rPr>
+      </w:r>
+      <w:r>
+        <w:rPr>
           <w:b/>
           <w:lang w:val="zh_TW" w:bidi="zh_TW"/>
         </w:rPr>
@@ -30408,6 +34505,20 @@
       </w:r>
       <w:r>
         <w:rPr>
+          <w:lang w:val="zh_TW" w:bidi="zh_TW"/>
+        </w:rPr>
+        <w:t>דָּמָ֣⁠ם</w:t>
+      </w:r>
+    </w:p>
+    <w:p>
+      <w:pPr/>
+      <w:r>
+        <w:rPr>
+          <w:lang w:val="zh_TW" w:bidi="zh_TW"/>
+        </w:rPr>
+      </w:r>
+      <w:r>
+        <w:rPr>
           <w:b/>
           <w:lang w:val="zh_TW" w:bidi="zh_TW"/>
         </w:rPr>
@@ -30510,6 +34621,20 @@
       </w:r>
       <w:r>
         <w:rPr>
+          <w:lang w:val="zh_TW" w:bidi="zh_TW"/>
+        </w:rPr>
+        <w:t>וַֽ⁠יהוָ֖ה שֹׁכֵ֥ן בְּ⁠צִיּֽוֹן</w:t>
+      </w:r>
+    </w:p>
+    <w:p>
+      <w:pPr/>
+      <w:r>
+        <w:rPr>
+          <w:lang w:val="zh_TW" w:bidi="zh_TW"/>
+        </w:rPr>
+      </w:r>
+      <w:r>
+        <w:rPr>
           <w:b/>
           <w:lang w:val="zh_TW" w:bidi="zh_TW"/>
         </w:rPr>
@@ -30594,6 +34719,20 @@
         <w:rPr>
           <w:lang w:val="zh_TW" w:bidi="zh_TW"/>
         </w:rPr>
+      </w:r>
+    </w:p>
+    <w:p>
+      <w:pPr/>
+      <w:r>
+        <w:rPr>
+          <w:lang w:val="zh_TW" w:bidi="zh_TW"/>
+        </w:rPr>
+      </w:r>
+      <w:r>
+        <w:rPr>
+          <w:lang w:val="zh_TW" w:bidi="zh_TW"/>
+        </w:rPr>
+        <w:t>וַֽ⁠יהוָ֖ה שֹׁכֵ֥ן בְּ⁠צִיּֽוֹן</w:t>
       </w:r>
     </w:p>
     <w:p>

--- a/zht/docx/29.content.docx
+++ b/zht/docx/29.content.docx
@@ -227,6 +227,20 @@
       </w:r>
       <w:r>
         <w:rPr>
+          <w:lang w:val="zh_TW" w:bidi="zh_TW"/>
+        </w:rPr>
+        <w:t>פְּתוּאֵֽל</w:t>
+      </w:r>
+    </w:p>
+    <w:p>
+      <w:pPr/>
+      <w:r>
+        <w:rPr>
+          <w:lang w:val="zh_TW" w:bidi="zh_TW"/>
+        </w:rPr>
+      </w:r>
+      <w:r>
+        <w:rPr>
           <w:b/>
           <w:lang w:val="zh_TW" w:bidi="zh_TW"/>
         </w:rPr>
@@ -413,6 +427,20 @@
       </w:r>
       <w:r>
         <w:rPr>
+          <w:lang w:val="zh_TW" w:bidi="zh_TW"/>
+        </w:rPr>
+        <w:t>דְּבַר־יְהוָה֙ אֲשֶׁ֣ר הָיָ֔ה</w:t>
+      </w:r>
+    </w:p>
+    <w:p>
+      <w:pPr/>
+      <w:r>
+        <w:rPr>
+          <w:lang w:val="zh_TW" w:bidi="zh_TW"/>
+        </w:rPr>
+      </w:r>
+      <w:r>
+        <w:rPr>
           <w:b/>
           <w:lang w:val="zh_TW" w:bidi="zh_TW"/>
         </w:rPr>
@@ -508,6 +536,20 @@
       </w:r>
       <w:r>
         <w:rPr>
+          <w:lang w:val="zh_TW" w:bidi="zh_TW"/>
+        </w:rPr>
+        <w:t>שִׁמְעוּ־זֹאת֙ הַ⁠זְּקֵנִ֔ים וְ⁠הַֽאֲזִ֔ינוּ כֹּ֖ל יוֹשְׁבֵ֣י הָ⁠אָ֑רֶץ</w:t>
+      </w:r>
+    </w:p>
+    <w:p>
+      <w:pPr/>
+      <w:r>
+        <w:rPr>
+          <w:lang w:val="zh_TW" w:bidi="zh_TW"/>
+        </w:rPr>
+      </w:r>
+      <w:r>
+        <w:rPr>
           <w:b/>
           <w:lang w:val="zh_TW" w:bidi="zh_TW"/>
         </w:rPr>
@@ -591,6 +633,20 @@
       </w:r>
       <w:r>
         <w:rPr>
+          <w:lang w:val="zh_TW" w:bidi="zh_TW"/>
+        </w:rPr>
+        <w:t>הֶ⁠הָ֤יְתָה זֹּאת֙ בִּֽ⁠ימֵי⁠כֶ֔ם וְ⁠אִ֖ם בִּ⁠ימֵ֥י אֲבֹֽתֵי⁠כֶֽם</w:t>
+      </w:r>
+    </w:p>
+    <w:p>
+      <w:pPr/>
+      <w:r>
+        <w:rPr>
+          <w:lang w:val="zh_TW" w:bidi="zh_TW"/>
+        </w:rPr>
+      </w:r>
+      <w:r>
+        <w:rPr>
           <w:b/>
           <w:lang w:val="zh_TW" w:bidi="zh_TW"/>
         </w:rPr>
@@ -674,6 +730,20 @@
       </w:r>
       <w:r>
         <w:rPr>
+          <w:lang w:val="zh_TW" w:bidi="zh_TW"/>
+        </w:rPr>
+        <w:t>בִּֽ⁠ימֵי⁠כֶ֔ם וְ⁠אִ֖ם בִּ⁠ימֵ֥י</w:t>
+      </w:r>
+    </w:p>
+    <w:p>
+      <w:pPr/>
+      <w:r>
+        <w:rPr>
+          <w:lang w:val="zh_TW" w:bidi="zh_TW"/>
+        </w:rPr>
+      </w:r>
+      <w:r>
+        <w:rPr>
           <w:b/>
           <w:lang w:val="zh_TW" w:bidi="zh_TW"/>
         </w:rPr>
@@ -781,6 +851,20 @@
       </w:r>
       <w:r>
         <w:rPr>
+          <w:lang w:val="zh_TW" w:bidi="zh_TW"/>
+        </w:rPr>
+        <w:t>אֲבֹֽתֵי⁠כֶֽם</w:t>
+      </w:r>
+    </w:p>
+    <w:p>
+      <w:pPr/>
+      <w:r>
+        <w:rPr>
+          <w:lang w:val="zh_TW" w:bidi="zh_TW"/>
+        </w:rPr>
+      </w:r>
+      <w:r>
+        <w:rPr>
           <w:b/>
           <w:lang w:val="zh_TW" w:bidi="zh_TW"/>
         </w:rPr>
@@ -929,6 +1013,20 @@
       </w:r>
       <w:r>
         <w:rPr>
+          <w:lang w:val="zh_TW" w:bidi="zh_TW"/>
+        </w:rPr>
+        <w:t>וּ⁠בְנֵי⁠כֶם֙ לִ⁠בְנֵי⁠הֶ֔ם וּ⁠בְנֵי⁠הֶ֖ם לְ⁠ד֥וֹר אַחֵֽר</w:t>
+      </w:r>
+    </w:p>
+    <w:p>
+      <w:pPr/>
+      <w:r>
+        <w:rPr>
+          <w:lang w:val="zh_TW" w:bidi="zh_TW"/>
+        </w:rPr>
+      </w:r>
+      <w:r>
+        <w:rPr>
           <w:b/>
           <w:lang w:val="zh_TW" w:bidi="zh_TW"/>
         </w:rPr>
@@ -1036,6 +1134,20 @@
       </w:r>
       <w:r>
         <w:rPr>
+          <w:lang w:val="zh_TW" w:bidi="zh_TW"/>
+        </w:rPr>
+        <w:t>לִ⁠בְנֵי⁠כֶ֣ם &amp; וּ⁠בְנֵי⁠כֶם֙ לִ⁠בְנֵי⁠הֶ֔ם וּ⁠בְנֵי⁠הֶ֖ם</w:t>
+      </w:r>
+    </w:p>
+    <w:p>
+      <w:pPr/>
+      <w:r>
+        <w:rPr>
+          <w:lang w:val="zh_TW" w:bidi="zh_TW"/>
+        </w:rPr>
+      </w:r>
+      <w:r>
+        <w:rPr>
           <w:b/>
           <w:lang w:val="zh_TW" w:bidi="zh_TW"/>
         </w:rPr>
@@ -1132,6 +1244,20 @@
       </w:r>
       <w:r>
         <w:rPr>
+          <w:lang w:val="zh_TW" w:bidi="zh_TW"/>
+        </w:rPr>
+        <w:t>עָלֶ֖⁠יהָ לִ⁠בְנֵי⁠כֶ֣ם סַפֵּ֑רוּ וּ⁠בְנֵי⁠כֶם֙</w:t>
+      </w:r>
+    </w:p>
+    <w:p>
+      <w:pPr/>
+      <w:r>
+        <w:rPr>
+          <w:lang w:val="zh_TW" w:bidi="zh_TW"/>
+        </w:rPr>
+      </w:r>
+      <w:r>
+        <w:rPr>
           <w:b/>
           <w:lang w:val="zh_TW" w:bidi="zh_TW"/>
         </w:rPr>
@@ -1241,6 +1367,20 @@
       </w:r>
       <w:r>
         <w:rPr>
+          <w:lang w:val="zh_TW" w:bidi="zh_TW"/>
+        </w:rPr>
+        <w:t>יֶ֤תֶר הַ⁠גָּזָם֙ אָכַ֣ל הָֽ⁠אַרְבֶּ֔ה וְ⁠יֶ֥תֶר הָ⁠אַרְבֶּ֖ה אָכַ֣ל הַ⁠יָּ֑לֶק וְ⁠יֶ֣תֶר הַ⁠יֶּ֔לֶק אָכַ֖ל הֶ⁠חָסִֽיל</w:t>
+      </w:r>
+    </w:p>
+    <w:p>
+      <w:pPr/>
+      <w:r>
+        <w:rPr>
+          <w:lang w:val="zh_TW" w:bidi="zh_TW"/>
+        </w:rPr>
+      </w:r>
+      <w:r>
+        <w:rPr>
           <w:b/>
           <w:lang w:val="zh_TW" w:bidi="zh_TW"/>
         </w:rPr>
@@ -1324,6 +1464,20 @@
       </w:r>
       <w:r>
         <w:rPr>
+          <w:lang w:val="zh_TW" w:bidi="zh_TW"/>
+        </w:rPr>
+        <w:t>יֶ֤תֶר הַ⁠גָּזָם֙ אָכַ֣ל הָֽ⁠אַרְבֶּ֔ה וְ⁠יֶ֥תֶר הָ⁠אַרְבֶּ֖ה אָכַ֣ל הַ⁠יָּ֑לֶק וְ⁠יֶ֣תֶר הַ⁠יֶּ֔לֶק אָכַ֖ל הֶ⁠חָסִֽיל</w:t>
+      </w:r>
+    </w:p>
+    <w:p>
+      <w:pPr/>
+      <w:r>
+        <w:rPr>
+          <w:lang w:val="zh_TW" w:bidi="zh_TW"/>
+        </w:rPr>
+      </w:r>
+      <w:r>
+        <w:rPr>
           <w:b/>
           <w:lang w:val="zh_TW" w:bidi="zh_TW"/>
         </w:rPr>
@@ -1407,6 +1561,20 @@
       </w:r>
       <w:r>
         <w:rPr>
+          <w:lang w:val="zh_TW" w:bidi="zh_TW"/>
+        </w:rPr>
+        <w:t>יֶ֤תֶר הַ⁠גָּזָם֙ אָכַ֣ל הָֽ⁠אַרְבֶּ֔ה וְ⁠יֶ֥תֶר הָ⁠אַרְבֶּ֖ה אָכַ֣ל הַ⁠יָּ֑לֶק וְ⁠יֶ֣תֶר הַ⁠יֶּ֔לֶק אָכַ֖ל הֶ⁠חָסִֽיל</w:t>
+      </w:r>
+    </w:p>
+    <w:p>
+      <w:pPr/>
+      <w:r>
+        <w:rPr>
+          <w:lang w:val="zh_TW" w:bidi="zh_TW"/>
+        </w:rPr>
+      </w:r>
+      <w:r>
+        <w:rPr>
           <w:b/>
           <w:lang w:val="zh_TW" w:bidi="zh_TW"/>
         </w:rPr>
@@ -1510,6 +1678,20 @@
       </w:r>
       <w:r>
         <w:rPr>
+          <w:lang w:val="zh_TW" w:bidi="zh_TW"/>
+        </w:rPr>
+        <w:t>הָקִ֤יצוּ שִׁכּוֹרִים֙ וּ⁠בְכ֔וּ וְ⁠הֵילִ֖לוּ כָּל־שֹׁ֣תֵי יָ֑יִן עַל־עָסִ֕יס כִּ֥י נִכְרַ֖ת מִ⁠פִּי⁠כֶֽם</w:t>
+      </w:r>
+    </w:p>
+    <w:p>
+      <w:pPr/>
+      <w:r>
+        <w:rPr>
+          <w:lang w:val="zh_TW" w:bidi="zh_TW"/>
+        </w:rPr>
+      </w:r>
+      <w:r>
+        <w:rPr>
           <w:b/>
           <w:lang w:val="zh_TW" w:bidi="zh_TW"/>
         </w:rPr>
@@ -1593,6 +1775,20 @@
       </w:r>
       <w:r>
         <w:rPr>
+          <w:lang w:val="zh_TW" w:bidi="zh_TW"/>
+        </w:rPr>
+        <w:t>נִכְרַ֖ת מִ⁠פִּי⁠כֶֽם</w:t>
+      </w:r>
+    </w:p>
+    <w:p>
+      <w:pPr/>
+      <w:r>
+        <w:rPr>
+          <w:lang w:val="zh_TW" w:bidi="zh_TW"/>
+        </w:rPr>
+      </w:r>
+      <w:r>
+        <w:rPr>
           <w:b/>
           <w:lang w:val="zh_TW" w:bidi="zh_TW"/>
         </w:rPr>
@@ -1676,6 +1872,20 @@
       </w:r>
       <w:r>
         <w:rPr>
+          <w:lang w:val="zh_TW" w:bidi="zh_TW"/>
+        </w:rPr>
+        <w:t>מִ⁠פִּי⁠כֶֽם</w:t>
+      </w:r>
+    </w:p>
+    <w:p>
+      <w:pPr/>
+      <w:r>
+        <w:rPr>
+          <w:lang w:val="zh_TW" w:bidi="zh_TW"/>
+        </w:rPr>
+      </w:r>
+      <w:r>
+        <w:rPr>
           <w:b/>
           <w:lang w:val="zh_TW" w:bidi="zh_TW"/>
         </w:rPr>
@@ -1772,6 +1982,20 @@
       </w:r>
       <w:r>
         <w:rPr>
+          <w:lang w:val="zh_TW" w:bidi="zh_TW"/>
+        </w:rPr>
+        <w:t>נִכְרַ֖ת מִ⁠פִּי⁠כֶֽם</w:t>
+      </w:r>
+    </w:p>
+    <w:p>
+      <w:pPr/>
+      <w:r>
+        <w:rPr>
+          <w:lang w:val="zh_TW" w:bidi="zh_TW"/>
+        </w:rPr>
+      </w:r>
+      <w:r>
+        <w:rPr>
           <w:b/>
           <w:lang w:val="zh_TW" w:bidi="zh_TW"/>
         </w:rPr>
@@ -1883,6 +2107,20 @@
       </w:r>
       <w:r>
         <w:rPr>
+          <w:lang w:val="zh_TW" w:bidi="zh_TW"/>
+        </w:rPr>
+        <w:t>כִּֽי</w:t>
+      </w:r>
+    </w:p>
+    <w:p>
+      <w:pPr/>
+      <w:r>
+        <w:rPr>
+          <w:lang w:val="zh_TW" w:bidi="zh_TW"/>
+        </w:rPr>
+      </w:r>
+      <w:r>
+        <w:rPr>
           <w:b/>
           <w:lang w:val="zh_TW" w:bidi="zh_TW"/>
         </w:rPr>
@@ -1979,6 +2217,20 @@
       </w:r>
       <w:r>
         <w:rPr>
+          <w:lang w:val="zh_TW" w:bidi="zh_TW"/>
+        </w:rPr>
+        <w:t>גוֹי֙ עָלָ֣ה עַל־אַרְצִ֔⁠י</w:t>
+      </w:r>
+    </w:p>
+    <w:p>
+      <w:pPr/>
+      <w:r>
+        <w:rPr>
+          <w:lang w:val="zh_TW" w:bidi="zh_TW"/>
+        </w:rPr>
+      </w:r>
+      <w:r>
+        <w:rPr>
           <w:b/>
           <w:lang w:val="zh_TW" w:bidi="zh_TW"/>
         </w:rPr>
@@ -2090,6 +2342,20 @@
       </w:r>
       <w:r>
         <w:rPr>
+          <w:lang w:val="zh_TW" w:bidi="zh_TW"/>
+        </w:rPr>
+        <w:t>גוֹי֙</w:t>
+      </w:r>
+    </w:p>
+    <w:p>
+      <w:pPr/>
+      <w:r>
+        <w:rPr>
+          <w:lang w:val="zh_TW" w:bidi="zh_TW"/>
+        </w:rPr>
+      </w:r>
+      <w:r>
+        <w:rPr>
           <w:b/>
           <w:lang w:val="zh_TW" w:bidi="zh_TW"/>
         </w:rPr>
@@ -2210,6 +2476,20 @@
       </w:r>
       <w:r>
         <w:rPr>
+          <w:lang w:val="zh_TW" w:bidi="zh_TW"/>
+        </w:rPr>
+        <w:t>אַרְצִ֔⁠י</w:t>
+      </w:r>
+    </w:p>
+    <w:p>
+      <w:pPr/>
+      <w:r>
+        <w:rPr>
+          <w:lang w:val="zh_TW" w:bidi="zh_TW"/>
+        </w:rPr>
+      </w:r>
+      <w:r>
+        <w:rPr>
           <w:b/>
           <w:lang w:val="zh_TW" w:bidi="zh_TW"/>
         </w:rPr>
@@ -2306,6 +2586,20 @@
       </w:r>
       <w:r>
         <w:rPr>
+          <w:lang w:val="zh_TW" w:bidi="zh_TW"/>
+        </w:rPr>
+        <w:t>וְ⁠אֵ֣ין מִסְפָּ֑ר</w:t>
+      </w:r>
+    </w:p>
+    <w:p>
+      <w:pPr/>
+      <w:r>
+        <w:rPr>
+          <w:lang w:val="zh_TW" w:bidi="zh_TW"/>
+        </w:rPr>
+      </w:r>
+      <w:r>
+        <w:rPr>
           <w:b/>
           <w:lang w:val="zh_TW" w:bidi="zh_TW"/>
         </w:rPr>
@@ -2389,6 +2683,20 @@
       </w:r>
       <w:r>
         <w:rPr>
+          <w:lang w:val="zh_TW" w:bidi="zh_TW"/>
+        </w:rPr>
+        <w:t>שִׁנָּי⁠ו֙ שִׁנֵּ֣י אַרְיֵ֔ה וּֽ⁠מְתַלְּע֥וֹת לָבִ֖יא לֽ⁠וֹ</w:t>
+      </w:r>
+    </w:p>
+    <w:p>
+      <w:pPr/>
+      <w:r>
+        <w:rPr>
+          <w:lang w:val="zh_TW" w:bidi="zh_TW"/>
+        </w:rPr>
+      </w:r>
+      <w:r>
+        <w:rPr>
           <w:b/>
           <w:lang w:val="zh_TW" w:bidi="zh_TW"/>
         </w:rPr>
@@ -2472,6 +2780,20 @@
       </w:r>
       <w:r>
         <w:rPr>
+          <w:lang w:val="zh_TW" w:bidi="zh_TW"/>
+        </w:rPr>
+        <w:t>שִׁנָּי⁠ו֙ שִׁנֵּ֣י אַרְיֵ֔ה וּֽ⁠מְתַלְּע֥וֹת לָבִ֖יא לֽ⁠וֹ</w:t>
+      </w:r>
+    </w:p>
+    <w:p>
+      <w:pPr/>
+      <w:r>
+        <w:rPr>
+          <w:lang w:val="zh_TW" w:bidi="zh_TW"/>
+        </w:rPr>
+      </w:r>
+      <w:r>
+        <w:rPr>
           <w:b/>
           <w:lang w:val="zh_TW" w:bidi="zh_TW"/>
         </w:rPr>
@@ -2593,6 +2915,20 @@
       </w:r>
       <w:r>
         <w:rPr>
+          <w:lang w:val="zh_TW" w:bidi="zh_TW"/>
+        </w:rPr>
+        <w:t>וּֽ⁠מְתַלְּע֥וֹת לָבִ֖יא לֽ⁠וֹ</w:t>
+      </w:r>
+    </w:p>
+    <w:p>
+      <w:pPr/>
+      <w:r>
+        <w:rPr>
+          <w:lang w:val="zh_TW" w:bidi="zh_TW"/>
+        </w:rPr>
+      </w:r>
+      <w:r>
+        <w:rPr>
           <w:b/>
           <w:lang w:val="zh_TW" w:bidi="zh_TW"/>
         </w:rPr>
@@ -2676,6 +3012,20 @@
       </w:r>
       <w:r>
         <w:rPr>
+          <w:lang w:val="zh_TW" w:bidi="zh_TW"/>
+        </w:rPr>
+        <w:t>שָׂ֤ם גַּפְנִ⁠י֙ לְ⁠שַׁמָּ֔ה וּ⁠תְאֵנָתִ֖⁠י לִ⁠קְצָפָ֑ה</w:t>
+      </w:r>
+    </w:p>
+    <w:p>
+      <w:pPr/>
+      <w:r>
+        <w:rPr>
+          <w:lang w:val="zh_TW" w:bidi="zh_TW"/>
+        </w:rPr>
+      </w:r>
+      <w:r>
+        <w:rPr>
           <w:b/>
           <w:lang w:val="zh_TW" w:bidi="zh_TW"/>
         </w:rPr>
@@ -2772,6 +3122,20 @@
       </w:r>
       <w:r>
         <w:rPr>
+          <w:lang w:val="zh_TW" w:bidi="zh_TW"/>
+        </w:rPr>
+        <w:t>שָׂ֤ם גַּפְנִ⁠י֙ לְ⁠שַׁמָּ֔ה</w:t>
+      </w:r>
+    </w:p>
+    <w:p>
+      <w:pPr/>
+      <w:r>
+        <w:rPr>
+          <w:lang w:val="zh_TW" w:bidi="zh_TW"/>
+        </w:rPr>
+      </w:r>
+      <w:r>
+        <w:rPr>
           <w:b/>
           <w:lang w:val="zh_TW" w:bidi="zh_TW"/>
         </w:rPr>
@@ -2896,6 +3260,20 @@
       </w:r>
       <w:r>
         <w:rPr>
+          <w:lang w:val="zh_TW" w:bidi="zh_TW"/>
+        </w:rPr>
+        <w:t>חָשֹׂ֤ף חֲשָׂפָ⁠הּ֙</w:t>
+      </w:r>
+    </w:p>
+    <w:p>
+      <w:pPr/>
+      <w:r>
+        <w:rPr>
+          <w:lang w:val="zh_TW" w:bidi="zh_TW"/>
+        </w:rPr>
+      </w:r>
+      <w:r>
+        <w:rPr>
           <w:b/>
           <w:lang w:val="zh_TW" w:bidi="zh_TW"/>
         </w:rPr>
@@ -3007,6 +3385,20 @@
       </w:r>
       <w:r>
         <w:rPr>
+          <w:lang w:val="zh_TW" w:bidi="zh_TW"/>
+        </w:rPr>
+        <w:t>וְ⁠הִשְׁלִ֔יךְ</w:t>
+      </w:r>
+    </w:p>
+    <w:p>
+      <w:pPr/>
+      <w:r>
+        <w:rPr>
+          <w:lang w:val="zh_TW" w:bidi="zh_TW"/>
+        </w:rPr>
+      </w:r>
+      <w:r>
+        <w:rPr>
           <w:b/>
           <w:lang w:val="zh_TW" w:bidi="zh_TW"/>
         </w:rPr>
@@ -3115,6 +3507,20 @@
       </w:r>
       <w:r>
         <w:rPr>
+          <w:lang w:val="zh_TW" w:bidi="zh_TW"/>
+        </w:rPr>
+        <w:t>הִלְבִּ֖ינוּ שָׂרִיגֶֽי⁠הָ</w:t>
+      </w:r>
+    </w:p>
+    <w:p>
+      <w:pPr/>
+      <w:r>
+        <w:rPr>
+          <w:lang w:val="zh_TW" w:bidi="zh_TW"/>
+        </w:rPr>
+      </w:r>
+      <w:r>
+        <w:rPr>
           <w:b/>
           <w:lang w:val="zh_TW" w:bidi="zh_TW"/>
         </w:rPr>
@@ -3211,6 +3617,20 @@
       </w:r>
       <w:r>
         <w:rPr>
+          <w:lang w:val="zh_TW" w:bidi="zh_TW"/>
+        </w:rPr>
+        <w:t>אֱלִ֕י</w:t>
+      </w:r>
+    </w:p>
+    <w:p>
+      <w:pPr/>
+      <w:r>
+        <w:rPr>
+          <w:lang w:val="zh_TW" w:bidi="zh_TW"/>
+        </w:rPr>
+      </w:r>
+      <w:r>
+        <w:rPr>
           <w:b/>
           <w:lang w:val="zh_TW" w:bidi="zh_TW"/>
         </w:rPr>
@@ -3307,6 +3727,20 @@
       </w:r>
       <w:r>
         <w:rPr>
+          <w:lang w:val="zh_TW" w:bidi="zh_TW"/>
+        </w:rPr>
+        <w:t>כִּ⁠בְתוּלָ֥ה חֲגֻֽרַת־שַׂ֖ק עַל־בַּ֥עַל נְעוּרֶֽי⁠הָ</w:t>
+      </w:r>
+    </w:p>
+    <w:p>
+      <w:pPr/>
+      <w:r>
+        <w:rPr>
+          <w:lang w:val="zh_TW" w:bidi="zh_TW"/>
+        </w:rPr>
+      </w:r>
+      <w:r>
+        <w:rPr>
           <w:b/>
           <w:lang w:val="zh_TW" w:bidi="zh_TW"/>
         </w:rPr>
@@ -3390,6 +3824,20 @@
       </w:r>
       <w:r>
         <w:rPr>
+          <w:lang w:val="zh_TW" w:bidi="zh_TW"/>
+        </w:rPr>
+        <w:t>כִּ⁠בְתוּלָ֥ה חֲגֻֽרַת־שַׂ֖ק</w:t>
+      </w:r>
+    </w:p>
+    <w:p>
+      <w:pPr/>
+      <w:r>
+        <w:rPr>
+          <w:lang w:val="zh_TW" w:bidi="zh_TW"/>
+        </w:rPr>
+      </w:r>
+      <w:r>
+        <w:rPr>
           <w:b/>
           <w:lang w:val="zh_TW" w:bidi="zh_TW"/>
         </w:rPr>
@@ -3480,6 +3928,20 @@
       </w:r>
       <w:r>
         <w:rPr>
+          <w:lang w:val="zh_TW" w:bidi="zh_TW"/>
+        </w:rPr>
+        <w:t>כִּ⁠בְתוּלָ֥ה חֲגֻֽרַת־שַׂ֖ק</w:t>
+      </w:r>
+    </w:p>
+    <w:p>
+      <w:pPr/>
+      <w:r>
+        <w:rPr>
+          <w:lang w:val="zh_TW" w:bidi="zh_TW"/>
+        </w:rPr>
+      </w:r>
+      <w:r>
+        <w:rPr>
           <w:b/>
           <w:lang w:val="zh_TW" w:bidi="zh_TW"/>
         </w:rPr>
@@ -3591,6 +4053,20 @@
       </w:r>
       <w:r>
         <w:rPr>
+          <w:lang w:val="zh_TW" w:bidi="zh_TW"/>
+        </w:rPr>
+        <w:t>בַּ֥עַל נְעוּרֶֽי⁠הָ</w:t>
+      </w:r>
+    </w:p>
+    <w:p>
+      <w:pPr/>
+      <w:r>
+        <w:rPr>
+          <w:lang w:val="zh_TW" w:bidi="zh_TW"/>
+        </w:rPr>
+      </w:r>
+      <w:r>
+        <w:rPr>
           <w:b/>
           <w:lang w:val="zh_TW" w:bidi="zh_TW"/>
         </w:rPr>
@@ -3809,6 +4285,20 @@
       </w:r>
       <w:r>
         <w:rPr>
+          <w:lang w:val="zh_TW" w:bidi="zh_TW"/>
+        </w:rPr>
+        <w:t>הָכְרַ֥ת מִנְחָ֛ה וָ⁠נֶ֖סֶךְ</w:t>
+      </w:r>
+    </w:p>
+    <w:p>
+      <w:pPr/>
+      <w:r>
+        <w:rPr>
+          <w:lang w:val="zh_TW" w:bidi="zh_TW"/>
+        </w:rPr>
+      </w:r>
+      <w:r>
+        <w:rPr>
           <w:b/>
           <w:lang w:val="zh_TW" w:bidi="zh_TW"/>
         </w:rPr>
@@ -3920,6 +4410,20 @@
       </w:r>
       <w:r>
         <w:rPr>
+          <w:lang w:val="zh_TW" w:bidi="zh_TW"/>
+        </w:rPr>
+        <w:t>הָכְרַ֥ת &amp; מִ⁠בֵּ֣ית</w:t>
+      </w:r>
+    </w:p>
+    <w:p>
+      <w:pPr/>
+      <w:r>
+        <w:rPr>
+          <w:lang w:val="zh_TW" w:bidi="zh_TW"/>
+        </w:rPr>
+      </w:r>
+      <w:r>
+        <w:rPr>
           <w:b/>
           <w:lang w:val="zh_TW" w:bidi="zh_TW"/>
         </w:rPr>
@@ -4016,6 +4520,20 @@
       </w:r>
       <w:r>
         <w:rPr>
+          <w:lang w:val="zh_TW" w:bidi="zh_TW"/>
+        </w:rPr>
+        <w:t>מִ⁠בֵּ֣ית יְהוָ֑ה</w:t>
+      </w:r>
+    </w:p>
+    <w:p>
+      <w:pPr/>
+      <w:r>
+        <w:rPr>
+          <w:lang w:val="zh_TW" w:bidi="zh_TW"/>
+        </w:rPr>
+      </w:r>
+      <w:r>
+        <w:rPr>
           <w:b/>
           <w:lang w:val="zh_TW" w:bidi="zh_TW"/>
         </w:rPr>
@@ -4152,6 +4670,20 @@
       </w:r>
       <w:r>
         <w:rPr>
+          <w:lang w:val="zh_TW" w:bidi="zh_TW"/>
+        </w:rPr>
+        <w:t>שֻׁדַּ֣ד שָׂדֶ֔ה אָבְלָ֖ה אֲדָמָ֑ה כִּ֚י שֻׁדַּ֣ד דָּגָ֔ן</w:t>
+      </w:r>
+    </w:p>
+    <w:p>
+      <w:pPr/>
+      <w:r>
+        <w:rPr>
+          <w:lang w:val="zh_TW" w:bidi="zh_TW"/>
+        </w:rPr>
+      </w:r>
+      <w:r>
+        <w:rPr>
           <w:b/>
           <w:lang w:val="zh_TW" w:bidi="zh_TW"/>
         </w:rPr>
@@ -4263,6 +4795,20 @@
       </w:r>
       <w:r>
         <w:rPr>
+          <w:lang w:val="zh_TW" w:bidi="zh_TW"/>
+        </w:rPr>
+        <w:t>שֻׁדַּ֣ד שָׂדֶ֔ה &amp; שֻׁדַּ֣ד</w:t>
+      </w:r>
+    </w:p>
+    <w:p>
+      <w:pPr/>
+      <w:r>
+        <w:rPr>
+          <w:lang w:val="zh_TW" w:bidi="zh_TW"/>
+        </w:rPr>
+      </w:r>
+      <w:r>
+        <w:rPr>
           <w:b/>
           <w:lang w:val="zh_TW" w:bidi="zh_TW"/>
         </w:rPr>
@@ -4359,6 +4905,20 @@
       </w:r>
       <w:r>
         <w:rPr>
+          <w:lang w:val="zh_TW" w:bidi="zh_TW"/>
+        </w:rPr>
+        <w:t>אָבְלָ֖ה אֲדָמָ֑ה</w:t>
+      </w:r>
+    </w:p>
+    <w:p>
+      <w:pPr/>
+      <w:r>
+        <w:rPr>
+          <w:lang w:val="zh_TW" w:bidi="zh_TW"/>
+        </w:rPr>
+      </w:r>
+      <w:r>
+        <w:rPr>
           <w:b/>
           <w:lang w:val="zh_TW" w:bidi="zh_TW"/>
         </w:rPr>
@@ -4468,6 +5028,20 @@
       </w:r>
       <w:r>
         <w:rPr>
+          <w:lang w:val="zh_TW" w:bidi="zh_TW"/>
+        </w:rPr>
+        <w:t>הוֹבִ֥ישׁ תִּיר֖וֹשׁ</w:t>
+      </w:r>
+    </w:p>
+    <w:p>
+      <w:pPr/>
+      <w:r>
+        <w:rPr>
+          <w:lang w:val="zh_TW" w:bidi="zh_TW"/>
+        </w:rPr>
+      </w:r>
+      <w:r>
+        <w:rPr>
           <w:b/>
           <w:lang w:val="zh_TW" w:bidi="zh_TW"/>
         </w:rPr>
@@ -4564,6 +5138,20 @@
       </w:r>
       <w:r>
         <w:rPr>
+          <w:lang w:val="zh_TW" w:bidi="zh_TW"/>
+        </w:rPr>
+        <w:t>אֻמְלַ֥ל יִצְהָֽר</w:t>
+      </w:r>
+    </w:p>
+    <w:p>
+      <w:pPr/>
+      <w:r>
+        <w:rPr>
+          <w:lang w:val="zh_TW" w:bidi="zh_TW"/>
+        </w:rPr>
+      </w:r>
+      <w:r>
+        <w:rPr>
           <w:b/>
           <w:lang w:val="zh_TW" w:bidi="zh_TW"/>
         </w:rPr>
@@ -4661,6 +5249,20 @@
       </w:r>
       <w:r>
         <w:rPr>
+          <w:lang w:val="zh_TW" w:bidi="zh_TW"/>
+        </w:rPr>
+        <w:t>אֻמְלַ֥ל יִצְהָֽר</w:t>
+      </w:r>
+    </w:p>
+    <w:p>
+      <w:pPr/>
+      <w:r>
+        <w:rPr>
+          <w:lang w:val="zh_TW" w:bidi="zh_TW"/>
+        </w:rPr>
+      </w:r>
+      <w:r>
+        <w:rPr>
           <w:b/>
           <w:lang w:val="zh_TW" w:bidi="zh_TW"/>
         </w:rPr>
@@ -4794,6 +5396,20 @@
       </w:r>
       <w:r>
         <w:rPr>
+          <w:lang w:val="zh_TW" w:bidi="zh_TW"/>
+        </w:rPr>
+        <w:t>שָׂדֶֽה</w:t>
+      </w:r>
+    </w:p>
+    <w:p>
+      <w:pPr/>
+      <w:r>
+        <w:rPr>
+          <w:lang w:val="zh_TW" w:bidi="zh_TW"/>
+        </w:rPr>
+      </w:r>
+      <w:r>
+        <w:rPr>
           <w:b/>
           <w:lang w:val="zh_TW" w:bidi="zh_TW"/>
         </w:rPr>
@@ -4890,6 +5506,20 @@
       </w:r>
       <w:r>
         <w:rPr>
+          <w:lang w:val="zh_TW" w:bidi="zh_TW"/>
+        </w:rPr>
+        <w:t>הַ⁠גֶּ֣פֶן הוֹבִ֔ישָׁה וְ⁠הַ⁠תְּאֵנָ֖ה אֻמְלָ֑לָה רִמּ֞וֹן גַּם־תָּמָ֣ר וְ⁠תַפּ֗וּחַ</w:t>
+      </w:r>
+    </w:p>
+    <w:p>
+      <w:pPr/>
+      <w:r>
+        <w:rPr>
+          <w:lang w:val="zh_TW" w:bidi="zh_TW"/>
+        </w:rPr>
+      </w:r>
+      <w:r>
+        <w:rPr>
           <w:b/>
           <w:lang w:val="zh_TW" w:bidi="zh_TW"/>
         </w:rPr>
@@ -5038,6 +5668,20 @@
       </w:r>
       <w:r>
         <w:rPr>
+          <w:lang w:val="zh_TW" w:bidi="zh_TW"/>
+        </w:rPr>
+        <w:t>אֻמְלָ֑לָה</w:t>
+      </w:r>
+    </w:p>
+    <w:p>
+      <w:pPr/>
+      <w:r>
+        <w:rPr>
+          <w:lang w:val="zh_TW" w:bidi="zh_TW"/>
+        </w:rPr>
+      </w:r>
+      <w:r>
+        <w:rPr>
           <w:b/>
           <w:lang w:val="zh_TW" w:bidi="zh_TW"/>
         </w:rPr>
@@ -5149,6 +5793,20 @@
       </w:r>
       <w:r>
         <w:rPr>
+          <w:lang w:val="zh_TW" w:bidi="zh_TW"/>
+        </w:rPr>
+        <w:t>וְ⁠הַ⁠תְּאֵנָ֖ה אֻמְלָ֑לָה</w:t>
+      </w:r>
+    </w:p>
+    <w:p>
+      <w:pPr/>
+      <w:r>
+        <w:rPr>
+          <w:lang w:val="zh_TW" w:bidi="zh_TW"/>
+        </w:rPr>
+      </w:r>
+      <w:r>
+        <w:rPr>
           <w:b/>
           <w:lang w:val="zh_TW" w:bidi="zh_TW"/>
         </w:rPr>
@@ -5258,6 +5916,20 @@
       </w:r>
       <w:r>
         <w:rPr>
+          <w:lang w:val="zh_TW" w:bidi="zh_TW"/>
+        </w:rPr>
+        <w:t>כָּל־עֲצֵ֤י הַ⁠שָּׂדֶה֙ יָבֵ֔שׁוּ</w:t>
+      </w:r>
+    </w:p>
+    <w:p>
+      <w:pPr/>
+      <w:r>
+        <w:rPr>
+          <w:lang w:val="zh_TW" w:bidi="zh_TW"/>
+        </w:rPr>
+      </w:r>
+      <w:r>
+        <w:rPr>
           <w:b/>
           <w:lang w:val="zh_TW" w:bidi="zh_TW"/>
         </w:rPr>
@@ -5341,6 +6013,20 @@
       </w:r>
       <w:r>
         <w:rPr>
+          <w:lang w:val="zh_TW" w:bidi="zh_TW"/>
+        </w:rPr>
+        <w:t>הֹבִ֥ישׁ שָׂשׂ֖וֹן מִן־בְּנֵ֥י אָדָֽם</w:t>
+      </w:r>
+    </w:p>
+    <w:p>
+      <w:pPr/>
+      <w:r>
+        <w:rPr>
+          <w:lang w:val="zh_TW" w:bidi="zh_TW"/>
+        </w:rPr>
+      </w:r>
+      <w:r>
+        <w:rPr>
           <w:b/>
           <w:lang w:val="zh_TW" w:bidi="zh_TW"/>
         </w:rPr>
@@ -5478,6 +6164,20 @@
       </w:r>
       <w:r>
         <w:rPr>
+          <w:lang w:val="zh_TW" w:bidi="zh_TW"/>
+        </w:rPr>
+        <w:t>בְּנֵ֥י אָדָֽם</w:t>
+      </w:r>
+    </w:p>
+    <w:p>
+      <w:pPr/>
+      <w:r>
+        <w:rPr>
+          <w:lang w:val="zh_TW" w:bidi="zh_TW"/>
+        </w:rPr>
+      </w:r>
+      <w:r>
+        <w:rPr>
           <w:b/>
           <w:lang w:val="zh_TW" w:bidi="zh_TW"/>
         </w:rPr>
@@ -5615,6 +6315,20 @@
       </w:r>
       <w:r>
         <w:rPr>
+          <w:lang w:val="zh_TW" w:bidi="zh_TW"/>
+        </w:rPr>
+        <w:t>חִגְר֨וּ</w:t>
+      </w:r>
+    </w:p>
+    <w:p>
+      <w:pPr/>
+      <w:r>
+        <w:rPr>
+          <w:lang w:val="zh_TW" w:bidi="zh_TW"/>
+        </w:rPr>
+      </w:r>
+      <w:r>
+        <w:rPr>
           <w:b/>
           <w:lang w:val="zh_TW" w:bidi="zh_TW"/>
         </w:rPr>
@@ -5739,6 +6453,20 @@
       </w:r>
       <w:r>
         <w:rPr>
+          <w:lang w:val="zh_TW" w:bidi="zh_TW"/>
+        </w:rPr>
+        <w:t>לִ֣ינוּ בַ⁠שַּׂקִּ֔ים</w:t>
+      </w:r>
+    </w:p>
+    <w:p>
+      <w:pPr/>
+      <w:r>
+        <w:rPr>
+          <w:lang w:val="zh_TW" w:bidi="zh_TW"/>
+        </w:rPr>
+      </w:r>
+      <w:r>
+        <w:rPr>
           <w:b/>
           <w:lang w:val="zh_TW" w:bidi="zh_TW"/>
         </w:rPr>
@@ -5829,6 +6557,20 @@
       </w:r>
       <w:r>
         <w:rPr>
+          <w:lang w:val="zh_TW" w:bidi="zh_TW"/>
+        </w:rPr>
+        <w:t>נִמְנַ֛ע &amp; מִנְחָ֥ה וָ⁠נָֽסֶךְ</w:t>
+      </w:r>
+    </w:p>
+    <w:p>
+      <w:pPr/>
+      <w:r>
+        <w:rPr>
+          <w:lang w:val="zh_TW" w:bidi="zh_TW"/>
+        </w:rPr>
+      </w:r>
+      <w:r>
+        <w:rPr>
           <w:b/>
           <w:lang w:val="zh_TW" w:bidi="zh_TW"/>
         </w:rPr>
@@ -5940,6 +6682,20 @@
       </w:r>
       <w:r>
         <w:rPr>
+          <w:lang w:val="zh_TW" w:bidi="zh_TW"/>
+        </w:rPr>
+        <w:t>אֱלֹהָ֑⁠י</w:t>
+      </w:r>
+    </w:p>
+    <w:p>
+      <w:pPr/>
+      <w:r>
+        <w:rPr>
+          <w:lang w:val="zh_TW" w:bidi="zh_TW"/>
+        </w:rPr>
+      </w:r>
+      <w:r>
+        <w:rPr>
           <w:b/>
           <w:lang w:val="zh_TW" w:bidi="zh_TW"/>
         </w:rPr>
@@ -6036,6 +6792,20 @@
       </w:r>
       <w:r>
         <w:rPr>
+          <w:lang w:val="zh_TW" w:bidi="zh_TW"/>
+        </w:rPr>
+        <w:t>אֱלֹהֵי⁠כֶ֖ם</w:t>
+      </w:r>
+    </w:p>
+    <w:p>
+      <w:pPr/>
+      <w:r>
+        <w:rPr>
+          <w:lang w:val="zh_TW" w:bidi="zh_TW"/>
+        </w:rPr>
+      </w:r>
+      <w:r>
+        <w:rPr>
           <w:b/>
           <w:lang w:val="zh_TW" w:bidi="zh_TW"/>
         </w:rPr>
@@ -6132,6 +6902,20 @@
       </w:r>
       <w:r>
         <w:rPr>
+          <w:lang w:val="zh_TW" w:bidi="zh_TW"/>
+        </w:rPr>
+        <w:t>קַדְּשׁוּ־צוֹם֙</w:t>
+      </w:r>
+    </w:p>
+    <w:p>
+      <w:pPr/>
+      <w:r>
+        <w:rPr>
+          <w:lang w:val="zh_TW" w:bidi="zh_TW"/>
+        </w:rPr>
+      </w:r>
+      <w:r>
+        <w:rPr>
           <w:b/>
           <w:lang w:val="zh_TW" w:bidi="zh_TW"/>
         </w:rPr>
@@ -6222,6 +7006,20 @@
       </w:r>
       <w:r>
         <w:rPr>
+          <w:lang w:val="zh_TW" w:bidi="zh_TW"/>
+        </w:rPr>
+        <w:t>אֱלֹהֵי⁠כֶ֑ם</w:t>
+      </w:r>
+    </w:p>
+    <w:p>
+      <w:pPr/>
+      <w:r>
+        <w:rPr>
+          <w:lang w:val="zh_TW" w:bidi="zh_TW"/>
+        </w:rPr>
+      </w:r>
+      <w:r>
+        <w:rPr>
           <w:b/>
           <w:lang w:val="zh_TW" w:bidi="zh_TW"/>
         </w:rPr>
@@ -6318,6 +7116,20 @@
       </w:r>
       <w:r>
         <w:rPr>
+          <w:lang w:val="zh_TW" w:bidi="zh_TW"/>
+        </w:rPr>
+        <w:t>אֲהָ֖הּ לַ⁠יּ֑וֹם</w:t>
+      </w:r>
+    </w:p>
+    <w:p>
+      <w:pPr/>
+      <w:r>
+        <w:rPr>
+          <w:lang w:val="zh_TW" w:bidi="zh_TW"/>
+        </w:rPr>
+      </w:r>
+      <w:r>
+        <w:rPr>
           <w:b/>
           <w:lang w:val="zh_TW" w:bidi="zh_TW"/>
         </w:rPr>
@@ -6401,6 +7213,20 @@
       </w:r>
       <w:r>
         <w:rPr>
+          <w:lang w:val="zh_TW" w:bidi="zh_TW"/>
+        </w:rPr>
+        <w:t>אֲהָ֖הּ לַ⁠יּ֑וֹם</w:t>
+      </w:r>
+    </w:p>
+    <w:p>
+      <w:pPr/>
+      <w:r>
+        <w:rPr>
+          <w:lang w:val="zh_TW" w:bidi="zh_TW"/>
+        </w:rPr>
+      </w:r>
+      <w:r>
+        <w:rPr>
           <w:b/>
           <w:lang w:val="zh_TW" w:bidi="zh_TW"/>
         </w:rPr>
@@ -6497,6 +7323,20 @@
       </w:r>
       <w:r>
         <w:rPr>
+          <w:lang w:val="zh_TW" w:bidi="zh_TW"/>
+        </w:rPr>
+        <w:t>י֣וֹם יְהוָ֔ה</w:t>
+      </w:r>
+    </w:p>
+    <w:p>
+      <w:pPr/>
+      <w:r>
+        <w:rPr>
+          <w:lang w:val="zh_TW" w:bidi="zh_TW"/>
+        </w:rPr>
+      </w:r>
+      <w:r>
+        <w:rPr>
           <w:b/>
           <w:lang w:val="zh_TW" w:bidi="zh_TW"/>
         </w:rPr>
@@ -6593,6 +7433,20 @@
       </w:r>
       <w:r>
         <w:rPr>
+          <w:lang w:val="zh_TW" w:bidi="zh_TW"/>
+        </w:rPr>
+        <w:t>וּ⁠כְ⁠שֹׁ֖ד מִ⁠שַׁדַּ֥י יָבֽוֹא</w:t>
+      </w:r>
+    </w:p>
+    <w:p>
+      <w:pPr/>
+      <w:r>
+        <w:rPr>
+          <w:lang w:val="zh_TW" w:bidi="zh_TW"/>
+        </w:rPr>
+      </w:r>
+      <w:r>
+        <w:rPr>
           <w:b/>
           <w:lang w:val="zh_TW" w:bidi="zh_TW"/>
         </w:rPr>
@@ -6689,6 +7543,20 @@
       </w:r>
       <w:r>
         <w:rPr>
+          <w:lang w:val="zh_TW" w:bidi="zh_TW"/>
+        </w:rPr>
+        <w:t>מִ⁠שַׁדַּ֥י</w:t>
+      </w:r>
+    </w:p>
+    <w:p>
+      <w:pPr/>
+      <w:r>
+        <w:rPr>
+          <w:lang w:val="zh_TW" w:bidi="zh_TW"/>
+        </w:rPr>
+      </w:r>
+      <w:r>
+        <w:rPr>
           <w:b/>
           <w:lang w:val="zh_TW" w:bidi="zh_TW"/>
         </w:rPr>
@@ -6792,6 +7660,20 @@
       </w:r>
       <w:r>
         <w:rPr>
+          <w:lang w:val="zh_TW" w:bidi="zh_TW"/>
+        </w:rPr>
+        <w:t>הֲ⁠ל֛וֹא נֶ֥גֶד עֵינֵ֖י⁠נוּ אֹ֣כֶל נִכְרָ֑ת מִ⁠בֵּ֥ית אֱלֹהֵ֖י⁠נוּ שִׂמְחָ֥ה וָ⁠גִֽיל</w:t>
+      </w:r>
+    </w:p>
+    <w:p>
+      <w:pPr/>
+      <w:r>
+        <w:rPr>
+          <w:lang w:val="zh_TW" w:bidi="zh_TW"/>
+        </w:rPr>
+      </w:r>
+      <w:r>
+        <w:rPr>
           <w:b/>
           <w:lang w:val="zh_TW" w:bidi="zh_TW"/>
         </w:rPr>
@@ -6888,6 +7770,20 @@
       </w:r>
       <w:r>
         <w:rPr>
+          <w:lang w:val="zh_TW" w:bidi="zh_TW"/>
+        </w:rPr>
+        <w:t>הֲ⁠ל֛וֹא נֶ֥גֶד עֵינֵ֖י⁠נוּ אֹ֣כֶל נִכְרָ֑ת</w:t>
+      </w:r>
+    </w:p>
+    <w:p>
+      <w:pPr/>
+      <w:r>
+        <w:rPr>
+          <w:lang w:val="zh_TW" w:bidi="zh_TW"/>
+        </w:rPr>
+      </w:r>
+      <w:r>
+        <w:rPr>
           <w:b/>
           <w:lang w:val="zh_TW" w:bidi="zh_TW"/>
         </w:rPr>
@@ -6999,6 +7895,20 @@
       </w:r>
       <w:r>
         <w:rPr>
+          <w:lang w:val="zh_TW" w:bidi="zh_TW"/>
+        </w:rPr>
+        <w:t>נֶ֥גֶד עֵינֵ֖י⁠נוּ</w:t>
+      </w:r>
+    </w:p>
+    <w:p>
+      <w:pPr/>
+      <w:r>
+        <w:rPr>
+          <w:lang w:val="zh_TW" w:bidi="zh_TW"/>
+        </w:rPr>
+      </w:r>
+      <w:r>
+        <w:rPr>
           <w:b/>
           <w:lang w:val="zh_TW" w:bidi="zh_TW"/>
         </w:rPr>
@@ -7095,6 +8005,20 @@
       </w:r>
       <w:r>
         <w:rPr>
+          <w:lang w:val="zh_TW" w:bidi="zh_TW"/>
+        </w:rPr>
+        <w:t>מִ⁠בֵּ֥ית אֱלֹהֵ֖י⁠נוּ שִׂמְחָ֥ה וָ⁠גִֽיל</w:t>
+      </w:r>
+    </w:p>
+    <w:p>
+      <w:pPr/>
+      <w:r>
+        <w:rPr>
+          <w:lang w:val="zh_TW" w:bidi="zh_TW"/>
+        </w:rPr>
+      </w:r>
+      <w:r>
+        <w:rPr>
           <w:b/>
           <w:lang w:val="zh_TW" w:bidi="zh_TW"/>
         </w:rPr>
@@ -7178,6 +8102,20 @@
       </w:r>
       <w:r>
         <w:rPr>
+          <w:lang w:val="zh_TW" w:bidi="zh_TW"/>
+        </w:rPr>
+        <w:t>שִׂמְחָ֥ה וָ⁠גִֽיל</w:t>
+      </w:r>
+    </w:p>
+    <w:p>
+      <w:pPr/>
+      <w:r>
+        <w:rPr>
+          <w:lang w:val="zh_TW" w:bidi="zh_TW"/>
+        </w:rPr>
+      </w:r>
+      <w:r>
+        <w:rPr>
           <w:b/>
           <w:lang w:val="zh_TW" w:bidi="zh_TW"/>
         </w:rPr>
@@ -7281,6 +8219,20 @@
       </w:r>
       <w:r>
         <w:rPr>
+          <w:lang w:val="zh_TW" w:bidi="zh_TW"/>
+        </w:rPr>
+        <w:t>נֶהֶרְס֖וּ מַמְּגֻר֑וֹת</w:t>
+      </w:r>
+    </w:p>
+    <w:p>
+      <w:pPr/>
+      <w:r>
+        <w:rPr>
+          <w:lang w:val="zh_TW" w:bidi="zh_TW"/>
+        </w:rPr>
+      </w:r>
+      <w:r>
+        <w:rPr>
           <w:b/>
           <w:lang w:val="zh_TW" w:bidi="zh_TW"/>
         </w:rPr>
@@ -7392,6 +8344,20 @@
       </w:r>
       <w:r>
         <w:rPr>
+          <w:lang w:val="zh_TW" w:bidi="zh_TW"/>
+        </w:rPr>
+        <w:t>הֹבִ֖ישׁ דָּגָֽן</w:t>
+      </w:r>
+    </w:p>
+    <w:p>
+      <w:pPr/>
+      <w:r>
+        <w:rPr>
+          <w:lang w:val="zh_TW" w:bidi="zh_TW"/>
+        </w:rPr>
+      </w:r>
+      <w:r>
+        <w:rPr>
           <w:b/>
           <w:lang w:val="zh_TW" w:bidi="zh_TW"/>
         </w:rPr>
@@ -7501,6 +8467,20 @@
       </w:r>
       <w:r>
         <w:rPr>
+          <w:lang w:val="zh_TW" w:bidi="zh_TW"/>
+        </w:rPr>
+        <w:t>מַה־נֶּאֶנְחָ֣ה בְהֵמָ֗ה</w:t>
+      </w:r>
+    </w:p>
+    <w:p>
+      <w:pPr/>
+      <w:r>
+        <w:rPr>
+          <w:lang w:val="zh_TW" w:bidi="zh_TW"/>
+        </w:rPr>
+      </w:r>
+      <w:r>
+        <w:rPr>
           <w:b/>
           <w:lang w:val="zh_TW" w:bidi="zh_TW"/>
         </w:rPr>
@@ -7584,6 +8564,20 @@
       </w:r>
       <w:r>
         <w:rPr>
+          <w:lang w:val="zh_TW" w:bidi="zh_TW"/>
+        </w:rPr>
+        <w:t>מַה־נֶּאֶנְחָ֣ה בְהֵמָ֗ה</w:t>
+      </w:r>
+    </w:p>
+    <w:p>
+      <w:pPr/>
+      <w:r>
+        <w:rPr>
+          <w:lang w:val="zh_TW" w:bidi="zh_TW"/>
+        </w:rPr>
+      </w:r>
+      <w:r>
+        <w:rPr>
           <w:b/>
           <w:lang w:val="zh_TW" w:bidi="zh_TW"/>
         </w:rPr>
@@ -7680,6 +8674,20 @@
       </w:r>
       <w:r>
         <w:rPr>
+          <w:lang w:val="zh_TW" w:bidi="zh_TW"/>
+        </w:rPr>
+        <w:t>נָבֹ֨כוּ֙ עֶדְרֵ֣י בָקָ֔ר</w:t>
+      </w:r>
+    </w:p>
+    <w:p>
+      <w:pPr/>
+      <w:r>
+        <w:rPr>
+          <w:lang w:val="zh_TW" w:bidi="zh_TW"/>
+        </w:rPr>
+      </w:r>
+      <w:r>
+        <w:rPr>
           <w:b/>
           <w:lang w:val="zh_TW" w:bidi="zh_TW"/>
         </w:rPr>
@@ -7791,6 +8799,20 @@
       </w:r>
       <w:r>
         <w:rPr>
+          <w:lang w:val="zh_TW" w:bidi="zh_TW"/>
+        </w:rPr>
+        <w:t>עֶדְרֵ֥י הַ⁠צֹּ֖אן נֶאְשָֽׁמוּ</w:t>
+      </w:r>
+    </w:p>
+    <w:p>
+      <w:pPr/>
+      <w:r>
+        <w:rPr>
+          <w:lang w:val="zh_TW" w:bidi="zh_TW"/>
+        </w:rPr>
+      </w:r>
+      <w:r>
+        <w:rPr>
           <w:b/>
           <w:lang w:val="zh_TW" w:bidi="zh_TW"/>
         </w:rPr>
@@ -7874,6 +8896,20 @@
       </w:r>
       <w:r>
         <w:rPr>
+          <w:lang w:val="zh_TW" w:bidi="zh_TW"/>
+        </w:rPr>
+        <w:t>עֶדְרֵ֥י הַ⁠צֹּ֖אן נֶאְשָֽׁמוּ</w:t>
+      </w:r>
+    </w:p>
+    <w:p>
+      <w:pPr/>
+      <w:r>
+        <w:rPr>
+          <w:lang w:val="zh_TW" w:bidi="zh_TW"/>
+        </w:rPr>
+      </w:r>
+      <w:r>
+        <w:rPr>
           <w:b/>
           <w:lang w:val="zh_TW" w:bidi="zh_TW"/>
         </w:rPr>
@@ -7985,6 +9021,20 @@
       </w:r>
       <w:r>
         <w:rPr>
+          <w:lang w:val="zh_TW" w:bidi="zh_TW"/>
+        </w:rPr>
+        <w:t>אֵלֶ֥י⁠ךָ יְהוָ֖ה אֶקְרָ֑א</w:t>
+      </w:r>
+    </w:p>
+    <w:p>
+      <w:pPr/>
+      <w:r>
+        <w:rPr>
+          <w:lang w:val="zh_TW" w:bidi="zh_TW"/>
+        </w:rPr>
+      </w:r>
+      <w:r>
+        <w:rPr>
           <w:b/>
           <w:lang w:val="zh_TW" w:bidi="zh_TW"/>
         </w:rPr>
@@ -8068,6 +9118,20 @@
       </w:r>
       <w:r>
         <w:rPr>
+          <w:lang w:val="zh_TW" w:bidi="zh_TW"/>
+        </w:rPr>
+        <w:t>כִּ֣י אֵ֗שׁ אָֽכְלָה֙ נְא֣וֹת מִדְבָּ֔ר</w:t>
+      </w:r>
+    </w:p>
+    <w:p>
+      <w:pPr/>
+      <w:r>
+        <w:rPr>
+          <w:lang w:val="zh_TW" w:bidi="zh_TW"/>
+        </w:rPr>
+      </w:r>
+      <w:r>
+        <w:rPr>
           <w:b/>
           <w:lang w:val="zh_TW" w:bidi="zh_TW"/>
         </w:rPr>
@@ -8164,6 +9228,20 @@
       </w:r>
       <w:r>
         <w:rPr>
+          <w:lang w:val="zh_TW" w:bidi="zh_TW"/>
+        </w:rPr>
+        <w:t>וְ⁠לֶ֣הָבָ֔ה לִהֲטָ֖ה כָּל־עֲצֵ֥י הַ⁠שָּׂדֶֽה</w:t>
+      </w:r>
+    </w:p>
+    <w:p>
+      <w:pPr/>
+      <w:r>
+        <w:rPr>
+          <w:lang w:val="zh_TW" w:bidi="zh_TW"/>
+        </w:rPr>
+      </w:r>
+      <w:r>
+        <w:rPr>
           <w:b/>
           <w:lang w:val="zh_TW" w:bidi="zh_TW"/>
         </w:rPr>
@@ -8273,6 +9351,20 @@
       </w:r>
       <w:r>
         <w:rPr>
+          <w:lang w:val="zh_TW" w:bidi="zh_TW"/>
+        </w:rPr>
+        <w:t>וְ⁠לֶ֣הָבָ֔ה לִהֲטָ֖ה כָּל־עֲצֵ֥י הַ⁠שָּׂדֶֽה</w:t>
+      </w:r>
+    </w:p>
+    <w:p>
+      <w:pPr/>
+      <w:r>
+        <w:rPr>
+          <w:lang w:val="zh_TW" w:bidi="zh_TW"/>
+        </w:rPr>
+      </w:r>
+      <w:r>
+        <w:rPr>
           <w:b/>
           <w:lang w:val="zh_TW" w:bidi="zh_TW"/>
         </w:rPr>
@@ -8358,6 +9450,20 @@
         <w:rPr>
           <w:lang w:val="zh_TW" w:bidi="zh_TW"/>
         </w:rPr>
+      </w:r>
+    </w:p>
+    <w:p>
+      <w:pPr/>
+      <w:r>
+        <w:rPr>
+          <w:lang w:val="zh_TW" w:bidi="zh_TW"/>
+        </w:rPr>
+      </w:r>
+      <w:r>
+        <w:rPr>
+          <w:lang w:val="zh_TW" w:bidi="zh_TW"/>
+        </w:rPr>
+        <w:t>אֵלֶ֑י⁠ךָ</w:t>
       </w:r>
     </w:p>
     <w:p>
@@ -8566,6 +9672,20 @@
       </w:r>
       <w:r>
         <w:rPr>
+          <w:lang w:val="zh_TW" w:bidi="zh_TW"/>
+        </w:rPr>
+        <w:t>תִּקְע֨וּ שׁוֹפָ֜ר בְּ⁠צִיּ֗וֹן וְ⁠הָרִ֨יעוּ֙ בְּ⁠הַ֣ר קָדְשִׁ֔⁠י</w:t>
+      </w:r>
+    </w:p>
+    <w:p>
+      <w:pPr/>
+      <w:r>
+        <w:rPr>
+          <w:lang w:val="zh_TW" w:bidi="zh_TW"/>
+        </w:rPr>
+      </w:r>
+      <w:r>
+        <w:rPr>
           <w:b/>
           <w:lang w:val="zh_TW" w:bidi="zh_TW"/>
         </w:rPr>
@@ -8649,6 +9769,20 @@
       </w:r>
       <w:r>
         <w:rPr>
+          <w:lang w:val="zh_TW" w:bidi="zh_TW"/>
+        </w:rPr>
+        <w:t>שׁוֹפָ֜ר</w:t>
+      </w:r>
+    </w:p>
+    <w:p>
+      <w:pPr/>
+      <w:r>
+        <w:rPr>
+          <w:lang w:val="zh_TW" w:bidi="zh_TW"/>
+        </w:rPr>
+      </w:r>
+      <w:r>
+        <w:rPr>
           <w:b/>
           <w:lang w:val="zh_TW" w:bidi="zh_TW"/>
         </w:rPr>
@@ -8739,6 +9873,20 @@
       </w:r>
       <w:r>
         <w:rPr>
+          <w:lang w:val="zh_TW" w:bidi="zh_TW"/>
+        </w:rPr>
+        <w:t>שׁוֹפָ֜ר</w:t>
+      </w:r>
+    </w:p>
+    <w:p>
+      <w:pPr/>
+      <w:r>
+        <w:rPr>
+          <w:lang w:val="zh_TW" w:bidi="zh_TW"/>
+        </w:rPr>
+      </w:r>
+      <w:r>
+        <w:rPr>
           <w:b/>
           <w:lang w:val="zh_TW" w:bidi="zh_TW"/>
         </w:rPr>
@@ -8829,6 +9977,20 @@
       </w:r>
       <w:r>
         <w:rPr>
+          <w:lang w:val="zh_TW" w:bidi="zh_TW"/>
+        </w:rPr>
+        <w:t>בְּ⁠הַ֣ר קָדְשִׁ֔⁠י</w:t>
+      </w:r>
+    </w:p>
+    <w:p>
+      <w:pPr/>
+      <w:r>
+        <w:rPr>
+          <w:lang w:val="zh_TW" w:bidi="zh_TW"/>
+        </w:rPr>
+      </w:r>
+      <w:r>
+        <w:rPr>
           <w:b/>
           <w:lang w:val="zh_TW" w:bidi="zh_TW"/>
         </w:rPr>
@@ -8942,6 +10104,20 @@
         <w:rPr>
           <w:lang w:val="zh_TW" w:bidi="zh_TW"/>
         </w:rPr>
+      </w:r>
+    </w:p>
+    <w:p>
+      <w:pPr/>
+      <w:r>
+        <w:rPr>
+          <w:lang w:val="zh_TW" w:bidi="zh_TW"/>
+        </w:rPr>
+      </w:r>
+      <w:r>
+        <w:rPr>
+          <w:lang w:val="zh_TW" w:bidi="zh_TW"/>
+        </w:rPr>
+        <w:t>יִרְגְּז֕וּ</w:t>
       </w:r>
     </w:p>
     <w:p>
@@ -9150,6 +10326,20 @@
       </w:r>
       <w:r>
         <w:rPr>
+          <w:lang w:val="zh_TW" w:bidi="zh_TW"/>
+        </w:rPr>
+        <w:t>י֧וֹם חֹ֣שֶׁךְ וַ⁠אֲפֵלָ֗ה י֤וֹם עָנָן֙ וַ⁠עֲרָפֶ֔ל</w:t>
+      </w:r>
+    </w:p>
+    <w:p>
+      <w:pPr/>
+      <w:r>
+        <w:rPr>
+          <w:lang w:val="zh_TW" w:bidi="zh_TW"/>
+        </w:rPr>
+      </w:r>
+      <w:r>
+        <w:rPr>
           <w:b/>
           <w:lang w:val="zh_TW" w:bidi="zh_TW"/>
         </w:rPr>
@@ -9246,6 +10436,20 @@
       </w:r>
       <w:r>
         <w:rPr>
+          <w:lang w:val="zh_TW" w:bidi="zh_TW"/>
+        </w:rPr>
+        <w:t>חֹ֣שֶׁךְ וַ⁠אֲפֵלָ֗ה</w:t>
+      </w:r>
+    </w:p>
+    <w:p>
+      <w:pPr/>
+      <w:r>
+        <w:rPr>
+          <w:lang w:val="zh_TW" w:bidi="zh_TW"/>
+        </w:rPr>
+      </w:r>
+      <w:r>
+        <w:rPr>
           <w:b/>
           <w:lang w:val="zh_TW" w:bidi="zh_TW"/>
         </w:rPr>
@@ -9349,6 +10553,20 @@
       </w:r>
       <w:r>
         <w:rPr>
+          <w:lang w:val="zh_TW" w:bidi="zh_TW"/>
+        </w:rPr>
+        <w:t>עָנָן֙ וַ⁠עֲרָפֶ֔ל</w:t>
+      </w:r>
+    </w:p>
+    <w:p>
+      <w:pPr/>
+      <w:r>
+        <w:rPr>
+          <w:lang w:val="zh_TW" w:bidi="zh_TW"/>
+        </w:rPr>
+      </w:r>
+      <w:r>
+        <w:rPr>
           <w:b/>
           <w:lang w:val="zh_TW" w:bidi="zh_TW"/>
         </w:rPr>
@@ -9452,6 +10670,20 @@
       </w:r>
       <w:r>
         <w:rPr>
+          <w:lang w:val="zh_TW" w:bidi="zh_TW"/>
+        </w:rPr>
+        <w:t>כְּ⁠שַׁ֖חַר פָּרֻ֣שׂ עַל־הֶֽ⁠הָרִ֑ים</w:t>
+      </w:r>
+    </w:p>
+    <w:p>
+      <w:pPr/>
+      <w:r>
+        <w:rPr>
+          <w:lang w:val="zh_TW" w:bidi="zh_TW"/>
+        </w:rPr>
+      </w:r>
+      <w:r>
+        <w:rPr>
           <w:b/>
           <w:lang w:val="zh_TW" w:bidi="zh_TW"/>
         </w:rPr>
@@ -9535,6 +10767,20 @@
       </w:r>
       <w:r>
         <w:rPr>
+          <w:lang w:val="zh_TW" w:bidi="zh_TW"/>
+        </w:rPr>
+        <w:t>כְּ⁠שַׁ֖חַר פָּרֻ֣שׂ עַל־הֶֽ⁠הָרִ֑ים</w:t>
+      </w:r>
+    </w:p>
+    <w:p>
+      <w:pPr/>
+      <w:r>
+        <w:rPr>
+          <w:lang w:val="zh_TW" w:bidi="zh_TW"/>
+        </w:rPr>
+      </w:r>
+      <w:r>
+        <w:rPr>
           <w:b/>
           <w:lang w:val="zh_TW" w:bidi="zh_TW"/>
         </w:rPr>
@@ -9646,6 +10892,20 @@
       </w:r>
       <w:r>
         <w:rPr>
+          <w:lang w:val="zh_TW" w:bidi="zh_TW"/>
+        </w:rPr>
+        <w:t>כְּ⁠שַׁ֖חַר</w:t>
+      </w:r>
+    </w:p>
+    <w:p>
+      <w:pPr/>
+      <w:r>
+        <w:rPr>
+          <w:lang w:val="zh_TW" w:bidi="zh_TW"/>
+        </w:rPr>
+      </w:r>
+      <w:r>
+        <w:rPr>
           <w:b/>
           <w:lang w:val="zh_TW" w:bidi="zh_TW"/>
         </w:rPr>
@@ -9742,6 +11002,20 @@
       </w:r>
       <w:r>
         <w:rPr>
+          <w:lang w:val="zh_TW" w:bidi="zh_TW"/>
+        </w:rPr>
+        <w:t>עַ֚ם רַ֣ב וְ⁠עָצ֔וּם</w:t>
+      </w:r>
+    </w:p>
+    <w:p>
+      <w:pPr/>
+      <w:r>
+        <w:rPr>
+          <w:lang w:val="zh_TW" w:bidi="zh_TW"/>
+        </w:rPr>
+      </w:r>
+      <w:r>
+        <w:rPr>
           <w:b/>
           <w:lang w:val="zh_TW" w:bidi="zh_TW"/>
         </w:rPr>
@@ -9825,6 +11099,20 @@
       </w:r>
       <w:r>
         <w:rPr>
+          <w:lang w:val="zh_TW" w:bidi="zh_TW"/>
+        </w:rPr>
+        <w:t>עַ֚ם רַ֣ב וְ⁠עָצ֔וּם</w:t>
+      </w:r>
+    </w:p>
+    <w:p>
+      <w:pPr/>
+      <w:r>
+        <w:rPr>
+          <w:lang w:val="zh_TW" w:bidi="zh_TW"/>
+        </w:rPr>
+      </w:r>
+      <w:r>
+        <w:rPr>
           <w:b/>
           <w:lang w:val="zh_TW" w:bidi="zh_TW"/>
         </w:rPr>
@@ -9928,6 +11216,20 @@
       </w:r>
       <w:r>
         <w:rPr>
+          <w:lang w:val="zh_TW" w:bidi="zh_TW"/>
+        </w:rPr>
+        <w:t>כָּמֹ֗⁠הוּ לֹ֤א נִֽהְיָה֙ מִן־הָ֣⁠עוֹלָ֔ם וְ⁠אַֽחֲרָי⁠ו֙ לֹ֣א יוֹסֵ֔ף עַד־שְׁנֵ֖י דּ֥וֹר וָ⁠דֽוֹר</w:t>
+      </w:r>
+    </w:p>
+    <w:p>
+      <w:pPr/>
+      <w:r>
+        <w:rPr>
+          <w:lang w:val="zh_TW" w:bidi="zh_TW"/>
+        </w:rPr>
+      </w:r>
+      <w:r>
+        <w:rPr>
           <w:b/>
           <w:lang w:val="zh_TW" w:bidi="zh_TW"/>
         </w:rPr>
@@ -10011,6 +11313,20 @@
       </w:r>
       <w:r>
         <w:rPr>
+          <w:lang w:val="zh_TW" w:bidi="zh_TW"/>
+        </w:rPr>
+        <w:t>עַד־שְׁנֵ֖י דּ֥וֹר וָ⁠דֽוֹר</w:t>
+      </w:r>
+    </w:p>
+    <w:p>
+      <w:pPr/>
+      <w:r>
+        <w:rPr>
+          <w:lang w:val="zh_TW" w:bidi="zh_TW"/>
+        </w:rPr>
+      </w:r>
+      <w:r>
+        <w:rPr>
           <w:b/>
           <w:lang w:val="zh_TW" w:bidi="zh_TW"/>
         </w:rPr>
@@ -10094,6 +11410,20 @@
       </w:r>
       <w:r>
         <w:rPr>
+          <w:lang w:val="zh_TW" w:bidi="zh_TW"/>
+        </w:rPr>
+        <w:t>לְ⁠פָנָי⁠ו֙ אָ֣כְלָה אֵ֔שׁ וְ⁠אַחֲרָ֖י⁠ו תְּלַהֵ֣ט לֶֽהָבָ֑ה כְּ⁠גַן־עֵ֨דֶן הָ⁠אָ֜רֶץ לְ⁠פָנָ֗י⁠ו וְ⁠אַֽחֲרָי⁠ו֙ מִדְבַּ֣ר שְׁמָמָ֔ה וְ⁠גַם־פְּלֵיטָ֖ה לֹא־הָ֥יְתָה לּֽ⁠וֹ</w:t>
+      </w:r>
+    </w:p>
+    <w:p>
+      <w:pPr/>
+      <w:r>
+        <w:rPr>
+          <w:lang w:val="zh_TW" w:bidi="zh_TW"/>
+        </w:rPr>
+      </w:r>
+      <w:r>
+        <w:rPr>
           <w:b/>
           <w:lang w:val="zh_TW" w:bidi="zh_TW"/>
         </w:rPr>
@@ -10231,6 +11561,20 @@
       </w:r>
       <w:r>
         <w:rPr>
+          <w:lang w:val="zh_TW" w:bidi="zh_TW"/>
+        </w:rPr>
+        <w:t>לְ⁠פָנָי⁠ו֙ אָ֣כְלָה אֵ֔שׁ וְ⁠אַחֲרָ֖י⁠ו תְּלַהֵ֣ט לֶֽהָבָ֑ה</w:t>
+      </w:r>
+    </w:p>
+    <w:p>
+      <w:pPr/>
+      <w:r>
+        <w:rPr>
+          <w:lang w:val="zh_TW" w:bidi="zh_TW"/>
+        </w:rPr>
+      </w:r>
+      <w:r>
+        <w:rPr>
           <w:b/>
           <w:lang w:val="zh_TW" w:bidi="zh_TW"/>
         </w:rPr>
@@ -10340,6 +11684,20 @@
       </w:r>
       <w:r>
         <w:rPr>
+          <w:lang w:val="zh_TW" w:bidi="zh_TW"/>
+        </w:rPr>
+        <w:t>לְ⁠פָנָי⁠ו֙ אָ֣כְלָה אֵ֔שׁ</w:t>
+      </w:r>
+    </w:p>
+    <w:p>
+      <w:pPr/>
+      <w:r>
+        <w:rPr>
+          <w:lang w:val="zh_TW" w:bidi="zh_TW"/>
+        </w:rPr>
+      </w:r>
+      <w:r>
+        <w:rPr>
           <w:b/>
           <w:lang w:val="zh_TW" w:bidi="zh_TW"/>
         </w:rPr>
@@ -10436,6 +11794,20 @@
       </w:r>
       <w:r>
         <w:rPr>
+          <w:lang w:val="zh_TW" w:bidi="zh_TW"/>
+        </w:rPr>
+        <w:t>כְּ⁠גַן־עֵ֨דֶן הָ⁠אָ֜רֶץ לְ⁠פָנָ֗י⁠ו</w:t>
+      </w:r>
+    </w:p>
+    <w:p>
+      <w:pPr/>
+      <w:r>
+        <w:rPr>
+          <w:lang w:val="zh_TW" w:bidi="zh_TW"/>
+        </w:rPr>
+      </w:r>
+      <w:r>
+        <w:rPr>
           <w:b/>
           <w:lang w:val="zh_TW" w:bidi="zh_TW"/>
         </w:rPr>
@@ -10519,6 +11891,20 @@
       </w:r>
       <w:r>
         <w:rPr>
+          <w:lang w:val="zh_TW" w:bidi="zh_TW"/>
+        </w:rPr>
+        <w:t>מִדְבַּ֣ר שְׁמָמָ֔ה</w:t>
+      </w:r>
+    </w:p>
+    <w:p>
+      <w:pPr/>
+      <w:r>
+        <w:rPr>
+          <w:lang w:val="zh_TW" w:bidi="zh_TW"/>
+        </w:rPr>
+      </w:r>
+      <w:r>
+        <w:rPr>
           <w:b/>
           <w:lang w:val="zh_TW" w:bidi="zh_TW"/>
         </w:rPr>
@@ -10643,6 +12029,20 @@
       </w:r>
       <w:r>
         <w:rPr>
+          <w:lang w:val="zh_TW" w:bidi="zh_TW"/>
+        </w:rPr>
+        <w:t>וְ⁠גַם־פְּלֵיטָ֖ה לֹא־הָ֥יְתָה לּֽ⁠וֹ</w:t>
+      </w:r>
+    </w:p>
+    <w:p>
+      <w:pPr/>
+      <w:r>
+        <w:rPr>
+          <w:lang w:val="zh_TW" w:bidi="zh_TW"/>
+        </w:rPr>
+      </w:r>
+      <w:r>
+        <w:rPr>
           <w:b/>
           <w:lang w:val="zh_TW" w:bidi="zh_TW"/>
         </w:rPr>
@@ -10726,6 +12126,20 @@
       </w:r>
       <w:r>
         <w:rPr>
+          <w:lang w:val="zh_TW" w:bidi="zh_TW"/>
+        </w:rPr>
+        <w:t>פְּלֵיטָ֖ה לֹא־הָ֥יְתָה לּֽ⁠וֹ</w:t>
+      </w:r>
+    </w:p>
+    <w:p>
+      <w:pPr/>
+      <w:r>
+        <w:rPr>
+          <w:lang w:val="zh_TW" w:bidi="zh_TW"/>
+        </w:rPr>
+      </w:r>
+      <w:r>
+        <w:rPr>
           <w:b/>
           <w:lang w:val="zh_TW" w:bidi="zh_TW"/>
         </w:rPr>
@@ -10822,6 +12236,20 @@
       </w:r>
       <w:r>
         <w:rPr>
+          <w:lang w:val="zh_TW" w:bidi="zh_TW"/>
+        </w:rPr>
+        <w:t>כְּ⁠מַרְאֵ֥ה סוּסִ֖ים מַרְאֵ֑⁠הוּ</w:t>
+      </w:r>
+    </w:p>
+    <w:p>
+      <w:pPr/>
+      <w:r>
+        <w:rPr>
+          <w:lang w:val="zh_TW" w:bidi="zh_TW"/>
+        </w:rPr>
+      </w:r>
+      <w:r>
+        <w:rPr>
           <w:b/>
           <w:lang w:val="zh_TW" w:bidi="zh_TW"/>
         </w:rPr>
@@ -10905,6 +12333,20 @@
       </w:r>
       <w:r>
         <w:rPr>
+          <w:lang w:val="zh_TW" w:bidi="zh_TW"/>
+        </w:rPr>
+        <w:t>כְּ⁠מַרְאֵ֥ה &amp; מַרְאֵ֑⁠הוּ</w:t>
+      </w:r>
+    </w:p>
+    <w:p>
+      <w:pPr/>
+      <w:r>
+        <w:rPr>
+          <w:lang w:val="zh_TW" w:bidi="zh_TW"/>
+        </w:rPr>
+      </w:r>
+      <w:r>
+        <w:rPr>
           <w:b/>
           <w:lang w:val="zh_TW" w:bidi="zh_TW"/>
         </w:rPr>
@@ -10988,6 +12430,20 @@
       </w:r>
       <w:r>
         <w:rPr>
+          <w:lang w:val="zh_TW" w:bidi="zh_TW"/>
+        </w:rPr>
+        <w:t>וּ⁠כְ⁠פָרָשִׁ֖ים כֵּ֥ן יְרוּצֽוּ⁠ן</w:t>
+      </w:r>
+    </w:p>
+    <w:p>
+      <w:pPr/>
+      <w:r>
+        <w:rPr>
+          <w:lang w:val="zh_TW" w:bidi="zh_TW"/>
+        </w:rPr>
+      </w:r>
+      <w:r>
+        <w:rPr>
           <w:b/>
           <w:lang w:val="zh_TW" w:bidi="zh_TW"/>
         </w:rPr>
@@ -11071,6 +12527,20 @@
       </w:r>
       <w:r>
         <w:rPr>
+          <w:lang w:val="zh_TW" w:bidi="zh_TW"/>
+        </w:rPr>
+        <w:t>כְּ⁠ק֣וֹל מַרְכָּב֗וֹת עַל־רָאשֵׁ֤י הֶֽ⁠הָרִים֙ יְרַקֵּד֔וּ⁠ן</w:t>
+      </w:r>
+    </w:p>
+    <w:p>
+      <w:pPr/>
+      <w:r>
+        <w:rPr>
+          <w:lang w:val="zh_TW" w:bidi="zh_TW"/>
+        </w:rPr>
+      </w:r>
+      <w:r>
+        <w:rPr>
           <w:b/>
           <w:lang w:val="zh_TW" w:bidi="zh_TW"/>
         </w:rPr>
@@ -11154,6 +12624,20 @@
       </w:r>
       <w:r>
         <w:rPr>
+          <w:lang w:val="zh_TW" w:bidi="zh_TW"/>
+        </w:rPr>
+        <w:t>כְּ⁠קוֹל֙ לַ֣הַב אֵ֔שׁ אֹכְלָ֖ה קָ֑שׁ</w:t>
+      </w:r>
+    </w:p>
+    <w:p>
+      <w:pPr/>
+      <w:r>
+        <w:rPr>
+          <w:lang w:val="zh_TW" w:bidi="zh_TW"/>
+        </w:rPr>
+      </w:r>
+      <w:r>
+        <w:rPr>
           <w:b/>
           <w:lang w:val="zh_TW" w:bidi="zh_TW"/>
         </w:rPr>
@@ -11237,6 +12721,20 @@
       </w:r>
       <w:r>
         <w:rPr>
+          <w:lang w:val="zh_TW" w:bidi="zh_TW"/>
+        </w:rPr>
+        <w:t>כְּ⁠עַ֣ם עָצ֔וּם עֱר֖וּךְ מִלְחָמָֽה</w:t>
+      </w:r>
+    </w:p>
+    <w:p>
+      <w:pPr/>
+      <w:r>
+        <w:rPr>
+          <w:lang w:val="zh_TW" w:bidi="zh_TW"/>
+        </w:rPr>
+      </w:r>
+      <w:r>
+        <w:rPr>
           <w:b/>
           <w:lang w:val="zh_TW" w:bidi="zh_TW"/>
         </w:rPr>
@@ -11348,6 +12846,20 @@
       </w:r>
       <w:r>
         <w:rPr>
+          <w:lang w:val="zh_TW" w:bidi="zh_TW"/>
+        </w:rPr>
+        <w:t>כְּ⁠עַ֣ם עָצ֔וּם עֱר֖וּךְ מִלְחָמָֽה</w:t>
+      </w:r>
+    </w:p>
+    <w:p>
+      <w:pPr/>
+      <w:r>
+        <w:rPr>
+          <w:lang w:val="zh_TW" w:bidi="zh_TW"/>
+        </w:rPr>
+      </w:r>
+      <w:r>
+        <w:rPr>
           <w:b/>
           <w:lang w:val="zh_TW" w:bidi="zh_TW"/>
         </w:rPr>
@@ -11431,6 +12943,20 @@
       </w:r>
       <w:r>
         <w:rPr>
+          <w:lang w:val="zh_TW" w:bidi="zh_TW"/>
+        </w:rPr>
+        <w:t>כְּ⁠עַ֣ם עָצ֔וּם עֱר֖וּךְ מִלְחָמָֽה</w:t>
+      </w:r>
+    </w:p>
+    <w:p>
+      <w:pPr/>
+      <w:r>
+        <w:rPr>
+          <w:lang w:val="zh_TW" w:bidi="zh_TW"/>
+        </w:rPr>
+      </w:r>
+      <w:r>
+        <w:rPr>
           <w:b/>
           <w:lang w:val="zh_TW" w:bidi="zh_TW"/>
         </w:rPr>
@@ -11526,6 +13052,20 @@
       </w:r>
       <w:r>
         <w:rPr>
+          <w:lang w:val="zh_TW" w:bidi="zh_TW"/>
+        </w:rPr>
+        <w:t>יָחִ֣ילוּ</w:t>
+      </w:r>
+    </w:p>
+    <w:p>
+      <w:pPr/>
+      <w:r>
+        <w:rPr>
+          <w:lang w:val="zh_TW" w:bidi="zh_TW"/>
+        </w:rPr>
+      </w:r>
+      <w:r>
+        <w:rPr>
           <w:b/>
           <w:lang w:val="zh_TW" w:bidi="zh_TW"/>
         </w:rPr>
@@ -11650,6 +13190,20 @@
       </w:r>
       <w:r>
         <w:rPr>
+          <w:lang w:val="zh_TW" w:bidi="zh_TW"/>
+        </w:rPr>
+        <w:t>קִבְּצ֥וּ פָארֽוּר</w:t>
+      </w:r>
+    </w:p>
+    <w:p>
+      <w:pPr/>
+      <w:r>
+        <w:rPr>
+          <w:lang w:val="zh_TW" w:bidi="zh_TW"/>
+        </w:rPr>
+      </w:r>
+      <w:r>
+        <w:rPr>
           <w:b/>
           <w:lang w:val="zh_TW" w:bidi="zh_TW"/>
         </w:rPr>
@@ -11746,6 +13300,20 @@
       </w:r>
       <w:r>
         <w:rPr>
+          <w:lang w:val="zh_TW" w:bidi="zh_TW"/>
+        </w:rPr>
+        <w:t>כְּ⁠גִבּוֹרִ֣ים יְרֻצ֔וּ⁠ן</w:t>
+      </w:r>
+    </w:p>
+    <w:p>
+      <w:pPr/>
+      <w:r>
+        <w:rPr>
+          <w:lang w:val="zh_TW" w:bidi="zh_TW"/>
+        </w:rPr>
+      </w:r>
+      <w:r>
+        <w:rPr>
           <w:b/>
           <w:lang w:val="zh_TW" w:bidi="zh_TW"/>
         </w:rPr>
@@ -11829,6 +13397,20 @@
       </w:r>
       <w:r>
         <w:rPr>
+          <w:lang w:val="zh_TW" w:bidi="zh_TW"/>
+        </w:rPr>
+        <w:t>כְּ⁠אַנְשֵׁ֥י מִלְחָמָ֖ה יַעֲל֣וּ חוֹמָ֑ה</w:t>
+      </w:r>
+    </w:p>
+    <w:p>
+      <w:pPr/>
+      <w:r>
+        <w:rPr>
+          <w:lang w:val="zh_TW" w:bidi="zh_TW"/>
+        </w:rPr>
+      </w:r>
+      <w:r>
+        <w:rPr>
           <w:b/>
           <w:lang w:val="zh_TW" w:bidi="zh_TW"/>
         </w:rPr>
@@ -11912,6 +13494,20 @@
       </w:r>
       <w:r>
         <w:rPr>
+          <w:lang w:val="zh_TW" w:bidi="zh_TW"/>
+        </w:rPr>
+        <w:t>כְּ⁠אַנְשֵׁ֥י מִלְחָמָ֖ה</w:t>
+      </w:r>
+    </w:p>
+    <w:p>
+      <w:pPr/>
+      <w:r>
+        <w:rPr>
+          <w:lang w:val="zh_TW" w:bidi="zh_TW"/>
+        </w:rPr>
+      </w:r>
+      <w:r>
+        <w:rPr>
           <w:b/>
           <w:lang w:val="zh_TW" w:bidi="zh_TW"/>
         </w:rPr>
@@ -12036,6 +13632,20 @@
       </w:r>
       <w:r>
         <w:rPr>
+          <w:lang w:val="zh_TW" w:bidi="zh_TW"/>
+        </w:rPr>
+        <w:t>חוֹמָ֑ה</w:t>
+      </w:r>
+    </w:p>
+    <w:p>
+      <w:pPr/>
+      <w:r>
+        <w:rPr>
+          <w:lang w:val="zh_TW" w:bidi="zh_TW"/>
+        </w:rPr>
+      </w:r>
+      <w:r>
+        <w:rPr>
           <w:b/>
           <w:lang w:val="zh_TW" w:bidi="zh_TW"/>
         </w:rPr>
@@ -12132,6 +13742,20 @@
       </w:r>
       <w:r>
         <w:rPr>
+          <w:lang w:val="zh_TW" w:bidi="zh_TW"/>
+        </w:rPr>
+        <w:t>וְ⁠אִ֤ישׁ בִּ⁠דְרָכָי⁠ו֙</w:t>
+      </w:r>
+    </w:p>
+    <w:p>
+      <w:pPr/>
+      <w:r>
+        <w:rPr>
+          <w:lang w:val="zh_TW" w:bidi="zh_TW"/>
+        </w:rPr>
+      </w:r>
+      <w:r>
+        <w:rPr>
           <w:b/>
           <w:lang w:val="zh_TW" w:bidi="zh_TW"/>
         </w:rPr>
@@ -12269,6 +13893,20 @@
       </w:r>
       <w:r>
         <w:rPr>
+          <w:lang w:val="zh_TW" w:bidi="zh_TW"/>
+        </w:rPr>
+        <w:t>וְ⁠לֹ֥א יְעַבְּט֖וּ⁠ן אֹרְחוֹתָֽ⁠ם</w:t>
+      </w:r>
+    </w:p>
+    <w:p>
+      <w:pPr/>
+      <w:r>
+        <w:rPr>
+          <w:lang w:val="zh_TW" w:bidi="zh_TW"/>
+        </w:rPr>
+      </w:r>
+      <w:r>
+        <w:rPr>
           <w:b/>
           <w:lang w:val="zh_TW" w:bidi="zh_TW"/>
         </w:rPr>
@@ -12364,6 +14002,20 @@
       </w:r>
       <w:r>
         <w:rPr>
+          <w:lang w:val="zh_TW" w:bidi="zh_TW"/>
+        </w:rPr>
+        <w:t>וְ⁠לֹ֥א יְעַבְּט֖וּ⁠ן אֹרְחוֹתָֽ⁠ם</w:t>
+      </w:r>
+    </w:p>
+    <w:p>
+      <w:pPr/>
+      <w:r>
+        <w:rPr>
+          <w:lang w:val="zh_TW" w:bidi="zh_TW"/>
+        </w:rPr>
+      </w:r>
+      <w:r>
+        <w:rPr>
           <w:b/>
           <w:lang w:val="zh_TW" w:bidi="zh_TW"/>
         </w:rPr>
@@ -12447,6 +14099,20 @@
       </w:r>
       <w:r>
         <w:rPr>
+          <w:lang w:val="zh_TW" w:bidi="zh_TW"/>
+        </w:rPr>
+        <w:t>וְ⁠אִ֤ישׁ אָחִי⁠ו֙ לֹ֣א יִדְחָק֔וּ⁠ן</w:t>
+      </w:r>
+    </w:p>
+    <w:p>
+      <w:pPr/>
+      <w:r>
+        <w:rPr>
+          <w:lang w:val="zh_TW" w:bidi="zh_TW"/>
+        </w:rPr>
+      </w:r>
+      <w:r>
+        <w:rPr>
           <w:b/>
           <w:lang w:val="zh_TW" w:bidi="zh_TW"/>
         </w:rPr>
@@ -12584,6 +14250,20 @@
       </w:r>
       <w:r>
         <w:rPr>
+          <w:lang w:val="zh_TW" w:bidi="zh_TW"/>
+        </w:rPr>
+        <w:t>גֶּ֥בֶר בִּ⁠מְסִלָּת֖⁠וֹ יֵֽלֵכ֑וּ⁠ן</w:t>
+      </w:r>
+    </w:p>
+    <w:p>
+      <w:pPr/>
+      <w:r>
+        <w:rPr>
+          <w:lang w:val="zh_TW" w:bidi="zh_TW"/>
+        </w:rPr>
+      </w:r>
+      <w:r>
+        <w:rPr>
           <w:b/>
           <w:lang w:val="zh_TW" w:bidi="zh_TW"/>
         </w:rPr>
@@ -12721,6 +14401,20 @@
       </w:r>
       <w:r>
         <w:rPr>
+          <w:lang w:val="zh_TW" w:bidi="zh_TW"/>
+        </w:rPr>
+        <w:t>וּ⁠בְעַ֥ד הַ⁠שֶּׁ֛לַח יִפֹּ֖לוּ לֹ֥א יִבְצָֽעוּ</w:t>
+      </w:r>
+    </w:p>
+    <w:p>
+      <w:pPr/>
+      <w:r>
+        <w:rPr>
+          <w:lang w:val="zh_TW" w:bidi="zh_TW"/>
+        </w:rPr>
+      </w:r>
+      <w:r>
+        <w:rPr>
           <w:b/>
           <w:lang w:val="zh_TW" w:bidi="zh_TW"/>
         </w:rPr>
@@ -12804,6 +14498,20 @@
       </w:r>
       <w:r>
         <w:rPr>
+          <w:lang w:val="zh_TW" w:bidi="zh_TW"/>
+        </w:rPr>
+        <w:t>בָּ⁠עִ֣יר יָשֹׁ֗קּוּ בַּֽ⁠חוֹמָה֙ יְרֻצ֔וּ⁠ן בַּ⁠בָּתִּ֖ים יַעֲל֑וּ בְּעַ֧ד הַ⁠חַלּוֹנִ֛ים יָבֹ֖אוּ כַּ⁠גַּנָּֽב</w:t>
+      </w:r>
+    </w:p>
+    <w:p>
+      <w:pPr/>
+      <w:r>
+        <w:rPr>
+          <w:lang w:val="zh_TW" w:bidi="zh_TW"/>
+        </w:rPr>
+      </w:r>
+      <w:r>
+        <w:rPr>
           <w:b/>
           <w:lang w:val="zh_TW" w:bidi="zh_TW"/>
         </w:rPr>
@@ -12887,6 +14595,20 @@
       </w:r>
       <w:r>
         <w:rPr>
+          <w:lang w:val="zh_TW" w:bidi="zh_TW"/>
+        </w:rPr>
+        <w:t>בְּעַ֧ד הַ⁠חַלּוֹנִ֛ים יָבֹ֖אוּ כַּ⁠גַּנָּֽב</w:t>
+      </w:r>
+    </w:p>
+    <w:p>
+      <w:pPr/>
+      <w:r>
+        <w:rPr>
+          <w:lang w:val="zh_TW" w:bidi="zh_TW"/>
+        </w:rPr>
+      </w:r>
+      <w:r>
+        <w:rPr>
           <w:b/>
           <w:lang w:val="zh_TW" w:bidi="zh_TW"/>
         </w:rPr>
@@ -12982,6 +14704,20 @@
       </w:r>
       <w:r>
         <w:rPr>
+          <w:lang w:val="zh_TW" w:bidi="zh_TW"/>
+        </w:rPr>
+        <w:t>לְ⁠פָנָי⁠ו֙ רָ֣גְזָה אֶ֔רֶץ רָעֲשׁ֖וּ שָׁמָ֑יִם</w:t>
+      </w:r>
+    </w:p>
+    <w:p>
+      <w:pPr/>
+      <w:r>
+        <w:rPr>
+          <w:lang w:val="zh_TW" w:bidi="zh_TW"/>
+        </w:rPr>
+      </w:r>
+      <w:r>
+        <w:rPr>
           <w:b/>
           <w:lang w:val="zh_TW" w:bidi="zh_TW"/>
         </w:rPr>
@@ -13077,6 +14813,20 @@
       </w:r>
       <w:r>
         <w:rPr>
+          <w:lang w:val="zh_TW" w:bidi="zh_TW"/>
+        </w:rPr>
+        <w:t>שֶׁ֤מֶשׁ וְ⁠יָרֵ֨חַ֙ קָדָ֔רוּ</w:t>
+      </w:r>
+    </w:p>
+    <w:p>
+      <w:pPr/>
+      <w:r>
+        <w:rPr>
+          <w:lang w:val="zh_TW" w:bidi="zh_TW"/>
+        </w:rPr>
+      </w:r>
+      <w:r>
+        <w:rPr>
           <w:b/>
           <w:lang w:val="zh_TW" w:bidi="zh_TW"/>
         </w:rPr>
@@ -13198,6 +14948,20 @@
       </w:r>
       <w:r>
         <w:rPr>
+          <w:lang w:val="zh_TW" w:bidi="zh_TW"/>
+        </w:rPr>
+        <w:t>וְ⁠כוֹכָבִ֖ים אָסְפ֥וּ נָגְהָֽ⁠ם</w:t>
+      </w:r>
+    </w:p>
+    <w:p>
+      <w:pPr/>
+      <w:r>
+        <w:rPr>
+          <w:lang w:val="zh_TW" w:bidi="zh_TW"/>
+        </w:rPr>
+      </w:r>
+      <w:r>
+        <w:rPr>
           <w:b/>
           <w:lang w:val="zh_TW" w:bidi="zh_TW"/>
         </w:rPr>
@@ -13347,6 +15111,20 @@
       </w:r>
       <w:r>
         <w:rPr>
+          <w:lang w:val="zh_TW" w:bidi="zh_TW"/>
+        </w:rPr>
+        <w:t>קוֹל⁠וֹ֙</w:t>
+      </w:r>
+    </w:p>
+    <w:p>
+      <w:pPr/>
+      <w:r>
+        <w:rPr>
+          <w:lang w:val="zh_TW" w:bidi="zh_TW"/>
+        </w:rPr>
+      </w:r>
+      <w:r>
+        <w:rPr>
           <w:b/>
           <w:lang w:val="zh_TW" w:bidi="zh_TW"/>
         </w:rPr>
@@ -13455,6 +15233,20 @@
       </w:r>
       <w:r>
         <w:rPr>
+          <w:lang w:val="zh_TW" w:bidi="zh_TW"/>
+        </w:rPr>
+        <w:t>מַחֲנֵ֔⁠הוּ</w:t>
+      </w:r>
+    </w:p>
+    <w:p>
+      <w:pPr/>
+      <w:r>
+        <w:rPr>
+          <w:lang w:val="zh_TW" w:bidi="zh_TW"/>
+        </w:rPr>
+      </w:r>
+      <w:r>
+        <w:rPr>
           <w:b/>
           <w:lang w:val="zh_TW" w:bidi="zh_TW"/>
         </w:rPr>
@@ -13591,6 +15383,20 @@
       </w:r>
       <w:r>
         <w:rPr>
+          <w:lang w:val="zh_TW" w:bidi="zh_TW"/>
+        </w:rPr>
+        <w:t>דְבָר֑⁠וֹ</w:t>
+      </w:r>
+    </w:p>
+    <w:p>
+      <w:pPr/>
+      <w:r>
+        <w:rPr>
+          <w:lang w:val="zh_TW" w:bidi="zh_TW"/>
+        </w:rPr>
+      </w:r>
+      <w:r>
+        <w:rPr>
           <w:b/>
           <w:lang w:val="zh_TW" w:bidi="zh_TW"/>
         </w:rPr>
@@ -13716,6 +15522,20 @@
         <w:rPr>
           <w:lang w:val="zh_TW" w:bidi="zh_TW"/>
         </w:rPr>
+      </w:r>
+    </w:p>
+    <w:p>
+      <w:pPr/>
+      <w:r>
+        <w:rPr>
+          <w:lang w:val="zh_TW" w:bidi="zh_TW"/>
+        </w:rPr>
+      </w:r>
+      <w:r>
+        <w:rPr>
+          <w:lang w:val="zh_TW" w:bidi="zh_TW"/>
+        </w:rPr>
+        <w:t>כִּֽי־גָד֧וֹל יוֹם־יְהוָ֛ה וְ⁠נוֹרָ֥א מְאֹ֖ד וּ⁠מִ֥י יְכִילֶֽ⁠נּוּ</w:t>
       </w:r>
     </w:p>
     <w:p>
@@ -13923,6 +15743,20 @@
       </w:r>
       <w:r>
         <w:rPr>
+          <w:lang w:val="zh_TW" w:bidi="zh_TW"/>
+        </w:rPr>
+        <w:t>וְ⁠גַם־עַתָּה֙ נְאֻם־יְהוָ֔ה שֻׁ֥בוּ עָדַ֖⁠י</w:t>
+      </w:r>
+    </w:p>
+    <w:p>
+      <w:pPr/>
+      <w:r>
+        <w:rPr>
+          <w:lang w:val="zh_TW" w:bidi="zh_TW"/>
+        </w:rPr>
+      </w:r>
+      <w:r>
+        <w:rPr>
           <w:b/>
           <w:lang w:val="zh_TW" w:bidi="zh_TW"/>
         </w:rPr>
@@ -14019,6 +15853,20 @@
       </w:r>
       <w:r>
         <w:rPr>
+          <w:lang w:val="zh_TW" w:bidi="zh_TW"/>
+        </w:rPr>
+        <w:t>שֻׁ֥בוּ</w:t>
+      </w:r>
+    </w:p>
+    <w:p>
+      <w:pPr/>
+      <w:r>
+        <w:rPr>
+          <w:lang w:val="zh_TW" w:bidi="zh_TW"/>
+        </w:rPr>
+      </w:r>
+      <w:r>
+        <w:rPr>
           <w:b/>
           <w:lang w:val="zh_TW" w:bidi="zh_TW"/>
         </w:rPr>
@@ -14115,6 +15963,20 @@
       </w:r>
       <w:r>
         <w:rPr>
+          <w:lang w:val="zh_TW" w:bidi="zh_TW"/>
+        </w:rPr>
+        <w:t>שֻׁ֥בוּ עָדַ֖⁠י בְּ⁠כָל־לְבַבְ⁠כֶ֑ם</w:t>
+      </w:r>
+    </w:p>
+    <w:p>
+      <w:pPr/>
+      <w:r>
+        <w:rPr>
+          <w:lang w:val="zh_TW" w:bidi="zh_TW"/>
+        </w:rPr>
+      </w:r>
+      <w:r>
+        <w:rPr>
           <w:b/>
           <w:lang w:val="zh_TW" w:bidi="zh_TW"/>
         </w:rPr>
@@ -14224,6 +16086,20 @@
       </w:r>
       <w:r>
         <w:rPr>
+          <w:lang w:val="zh_TW" w:bidi="zh_TW"/>
+        </w:rPr>
+        <w:t>לְבַבְ⁠כֶ֑ם</w:t>
+      </w:r>
+    </w:p>
+    <w:p>
+      <w:pPr/>
+      <w:r>
+        <w:rPr>
+          <w:lang w:val="zh_TW" w:bidi="zh_TW"/>
+        </w:rPr>
+      </w:r>
+      <w:r>
+        <w:rPr>
           <w:b/>
           <w:lang w:val="zh_TW" w:bidi="zh_TW"/>
         </w:rPr>
@@ -14334,6 +16210,20 @@
       </w:r>
       <w:r>
         <w:rPr>
+          <w:lang w:val="zh_TW" w:bidi="zh_TW"/>
+        </w:rPr>
+        <w:t>וְ⁠קִרְע֤וּ לְבַבְ⁠כֶם֙ וְ⁠אַל־בִּגְדֵי⁠כֶ֔ם</w:t>
+      </w:r>
+    </w:p>
+    <w:p>
+      <w:pPr/>
+      <w:r>
+        <w:rPr>
+          <w:lang w:val="zh_TW" w:bidi="zh_TW"/>
+        </w:rPr>
+      </w:r>
+      <w:r>
+        <w:rPr>
           <w:b/>
           <w:lang w:val="zh_TW" w:bidi="zh_TW"/>
         </w:rPr>
@@ -14417,6 +16307,20 @@
       </w:r>
       <w:r>
         <w:rPr>
+          <w:lang w:val="zh_TW" w:bidi="zh_TW"/>
+        </w:rPr>
+        <w:t>וְ⁠קִרְע֤וּ לְבַבְ⁠כֶם֙ וְ⁠אַל־בִּגְדֵי⁠כֶ֔ם וְ⁠שׁ֖וּבוּ אֶל־יְהוָ֣ה אֱלֹֽהֵי⁠כֶ֑ם</w:t>
+      </w:r>
+    </w:p>
+    <w:p>
+      <w:pPr/>
+      <w:r>
+        <w:rPr>
+          <w:lang w:val="zh_TW" w:bidi="zh_TW"/>
+        </w:rPr>
+      </w:r>
+      <w:r>
+        <w:rPr>
           <w:b/>
           <w:lang w:val="zh_TW" w:bidi="zh_TW"/>
         </w:rPr>
@@ -14500,6 +16404,20 @@
       </w:r>
       <w:r>
         <w:rPr>
+          <w:lang w:val="zh_TW" w:bidi="zh_TW"/>
+        </w:rPr>
+        <w:t>אֶ֤רֶךְ אַפַּ֨יִם֙</w:t>
+      </w:r>
+    </w:p>
+    <w:p>
+      <w:pPr/>
+      <w:r>
+        <w:rPr>
+          <w:lang w:val="zh_TW" w:bidi="zh_TW"/>
+        </w:rPr>
+      </w:r>
+      <w:r>
+        <w:rPr>
           <w:b/>
           <w:lang w:val="zh_TW" w:bidi="zh_TW"/>
         </w:rPr>
@@ -14624,6 +16542,20 @@
       </w:r>
       <w:r>
         <w:rPr>
+          <w:lang w:val="zh_TW" w:bidi="zh_TW"/>
+        </w:rPr>
+        <w:t>וְ⁠רַב־חֶ֔סֶד</w:t>
+      </w:r>
+    </w:p>
+    <w:p>
+      <w:pPr/>
+      <w:r>
+        <w:rPr>
+          <w:lang w:val="zh_TW" w:bidi="zh_TW"/>
+        </w:rPr>
+      </w:r>
+      <w:r>
+        <w:rPr>
           <w:b/>
           <w:lang w:val="zh_TW" w:bidi="zh_TW"/>
         </w:rPr>
@@ -14720,6 +16652,20 @@
       </w:r>
       <w:r>
         <w:rPr>
+          <w:lang w:val="zh_TW" w:bidi="zh_TW"/>
+        </w:rPr>
+        <w:t>מִ֥י יוֹדֵ֖עַ יָשׁ֣וּב וְ⁠נִחָ֑ם וְ⁠הִשְׁאִ֤יר אַֽחֲרָי⁠ו֙ בְּרָכָ֔ה</w:t>
+      </w:r>
+    </w:p>
+    <w:p>
+      <w:pPr/>
+      <w:r>
+        <w:rPr>
+          <w:lang w:val="zh_TW" w:bidi="zh_TW"/>
+        </w:rPr>
+      </w:r>
+      <w:r>
+        <w:rPr>
           <w:b/>
           <w:lang w:val="zh_TW" w:bidi="zh_TW"/>
         </w:rPr>
@@ -14831,6 +16777,20 @@
       </w:r>
       <w:r>
         <w:rPr>
+          <w:lang w:val="zh_TW" w:bidi="zh_TW"/>
+        </w:rPr>
+        <w:t>יָשׁ֣וּב וְ⁠נִחָ֑ם</w:t>
+      </w:r>
+    </w:p>
+    <w:p>
+      <w:pPr/>
+      <w:r>
+        <w:rPr>
+          <w:lang w:val="zh_TW" w:bidi="zh_TW"/>
+        </w:rPr>
+      </w:r>
+      <w:r>
+        <w:rPr>
           <w:b/>
           <w:lang w:val="zh_TW" w:bidi="zh_TW"/>
         </w:rPr>
@@ -14934,6 +16894,20 @@
       </w:r>
       <w:r>
         <w:rPr>
+          <w:lang w:val="zh_TW" w:bidi="zh_TW"/>
+        </w:rPr>
+        <w:t>וְ⁠הִשְׁאִ֤יר &amp; בְּרָכָ֔ה</w:t>
+      </w:r>
+    </w:p>
+    <w:p>
+      <w:pPr/>
+      <w:r>
+        <w:rPr>
+          <w:lang w:val="zh_TW" w:bidi="zh_TW"/>
+        </w:rPr>
+      </w:r>
+      <w:r>
+        <w:rPr>
           <w:b/>
           <w:lang w:val="zh_TW" w:bidi="zh_TW"/>
         </w:rPr>
@@ -15030,6 +17004,20 @@
       </w:r>
       <w:r>
         <w:rPr>
+          <w:lang w:val="zh_TW" w:bidi="zh_TW"/>
+        </w:rPr>
+        <w:t>אֱלֹהֵי⁠כֶֽם</w:t>
+      </w:r>
+    </w:p>
+    <w:p>
+      <w:pPr/>
+      <w:r>
+        <w:rPr>
+          <w:lang w:val="zh_TW" w:bidi="zh_TW"/>
+        </w:rPr>
+      </w:r>
+      <w:r>
+        <w:rPr>
           <w:b/>
           <w:lang w:val="zh_TW" w:bidi="zh_TW"/>
         </w:rPr>
@@ -15126,6 +17114,20 @@
       </w:r>
       <w:r>
         <w:rPr>
+          <w:lang w:val="zh_TW" w:bidi="zh_TW"/>
+        </w:rPr>
+        <w:t>צ֖וֹם</w:t>
+      </w:r>
+    </w:p>
+    <w:p>
+      <w:pPr/>
+      <w:r>
+        <w:rPr>
+          <w:lang w:val="zh_TW" w:bidi="zh_TW"/>
+        </w:rPr>
+      </w:r>
+      <w:r>
+        <w:rPr>
           <w:b/>
           <w:lang w:val="zh_TW" w:bidi="zh_TW"/>
         </w:rPr>
@@ -15222,6 +17224,20 @@
       </w:r>
       <w:r>
         <w:rPr>
+          <w:lang w:val="zh_TW" w:bidi="zh_TW"/>
+        </w:rPr>
+        <w:t>קַדְּשׁוּ־צ֖וֹם קִרְא֥וּ עֲצָרָֽה</w:t>
+      </w:r>
+    </w:p>
+    <w:p>
+      <w:pPr/>
+      <w:r>
+        <w:rPr>
+          <w:lang w:val="zh_TW" w:bidi="zh_TW"/>
+        </w:rPr>
+      </w:r>
+      <w:r>
+        <w:rPr>
           <w:b/>
           <w:lang w:val="zh_TW" w:bidi="zh_TW"/>
         </w:rPr>
@@ -15305,6 +17321,20 @@
       </w:r>
       <w:r>
         <w:rPr>
+          <w:lang w:val="zh_TW" w:bidi="zh_TW"/>
+        </w:rPr>
+        <w:t>קִבְצ֣וּ זְקֵנִ֔ים אִסְפוּ֙ עֽוֹלָלִ֔ים וְ⁠יֹנְקֵ֖י שָׁדָ֑יִם</w:t>
+      </w:r>
+    </w:p>
+    <w:p>
+      <w:pPr/>
+      <w:r>
+        <w:rPr>
+          <w:lang w:val="zh_TW" w:bidi="zh_TW"/>
+        </w:rPr>
+      </w:r>
+      <w:r>
+        <w:rPr>
           <w:b/>
           <w:lang w:val="zh_TW" w:bidi="zh_TW"/>
         </w:rPr>
@@ -15388,6 +17418,20 @@
       </w:r>
       <w:r>
         <w:rPr>
+          <w:lang w:val="zh_TW" w:bidi="zh_TW"/>
+        </w:rPr>
+        <w:t>יֵצֵ֤א חָתָן֙ מֵֽ⁠חֶדְר֔⁠וֹ וְ⁠כַלָּ֖ה מֵ⁠חֻפָּתָֽ⁠הּ</w:t>
+      </w:r>
+    </w:p>
+    <w:p>
+      <w:pPr/>
+      <w:r>
+        <w:rPr>
+          <w:lang w:val="zh_TW" w:bidi="zh_TW"/>
+        </w:rPr>
+      </w:r>
+      <w:r>
+        <w:rPr>
           <w:b/>
           <w:lang w:val="zh_TW" w:bidi="zh_TW"/>
         </w:rPr>
@@ -15471,6 +17515,20 @@
       </w:r>
       <w:r>
         <w:rPr>
+          <w:lang w:val="zh_TW" w:bidi="zh_TW"/>
+        </w:rPr>
+        <w:t>בֵּ֤ין הָ⁠אוּלָם֙ וְ⁠לַ⁠מִּזְבֵּ֔חַ</w:t>
+      </w:r>
+    </w:p>
+    <w:p>
+      <w:pPr/>
+      <w:r>
+        <w:rPr>
+          <w:lang w:val="zh_TW" w:bidi="zh_TW"/>
+        </w:rPr>
+      </w:r>
+      <w:r>
+        <w:rPr>
           <w:b/>
           <w:lang w:val="zh_TW" w:bidi="zh_TW"/>
         </w:rPr>
@@ -15554,6 +17612,20 @@
       </w:r>
       <w:r>
         <w:rPr>
+          <w:lang w:val="zh_TW" w:bidi="zh_TW"/>
+        </w:rPr>
+        <w:t>וְ⁠אַל־תִּתֵּ֨ן נַחֲלָתְ⁠ךָ֤ לְ⁠חֶרְפָּה֙</w:t>
+      </w:r>
+    </w:p>
+    <w:p>
+      <w:pPr/>
+      <w:r>
+        <w:rPr>
+          <w:lang w:val="zh_TW" w:bidi="zh_TW"/>
+        </w:rPr>
+      </w:r>
+      <w:r>
+        <w:rPr>
           <w:b/>
           <w:lang w:val="zh_TW" w:bidi="zh_TW"/>
         </w:rPr>
@@ -15650,6 +17722,20 @@
       </w:r>
       <w:r>
         <w:rPr>
+          <w:lang w:val="zh_TW" w:bidi="zh_TW"/>
+        </w:rPr>
+        <w:t>נַחֲלָתְ⁠ךָ֤</w:t>
+      </w:r>
+    </w:p>
+    <w:p>
+      <w:pPr/>
+      <w:r>
+        <w:rPr>
+          <w:lang w:val="zh_TW" w:bidi="zh_TW"/>
+        </w:rPr>
+      </w:r>
+      <w:r>
+        <w:rPr>
           <w:b/>
           <w:lang w:val="zh_TW" w:bidi="zh_TW"/>
         </w:rPr>
@@ -15733,6 +17819,20 @@
       </w:r>
       <w:r>
         <w:rPr>
+          <w:lang w:val="zh_TW" w:bidi="zh_TW"/>
+        </w:rPr>
+        <w:t>לִ⁠מְשָׁל־בָּ֣⁠ם גּוֹיִ֔ם</w:t>
+      </w:r>
+    </w:p>
+    <w:p>
+      <w:pPr/>
+      <w:r>
+        <w:rPr>
+          <w:lang w:val="zh_TW" w:bidi="zh_TW"/>
+        </w:rPr>
+      </w:r>
+      <w:r>
+        <w:rPr>
           <w:b/>
           <w:lang w:val="zh_TW" w:bidi="zh_TW"/>
         </w:rPr>
@@ -15828,6 +17928,20 @@
       </w:r>
       <w:r>
         <w:rPr>
+          <w:lang w:val="zh_TW" w:bidi="zh_TW"/>
+        </w:rPr>
+        <w:t>לָ֚⁠מָּה יֹאמְר֣וּ בָֽ⁠עַמִּ֔ים אַיֵּ֖ה אֱלֹהֵי⁠הֶֽם</w:t>
+      </w:r>
+    </w:p>
+    <w:p>
+      <w:pPr/>
+      <w:r>
+        <w:rPr>
+          <w:lang w:val="zh_TW" w:bidi="zh_TW"/>
+        </w:rPr>
+      </w:r>
+      <w:r>
+        <w:rPr>
           <w:b/>
           <w:lang w:val="zh_TW" w:bidi="zh_TW"/>
         </w:rPr>
@@ -15911,6 +18025,20 @@
       </w:r>
       <w:r>
         <w:rPr>
+          <w:lang w:val="zh_TW" w:bidi="zh_TW"/>
+        </w:rPr>
+        <w:t>לָ֚⁠מָּה יֹאמְר֣וּ</w:t>
+      </w:r>
+    </w:p>
+    <w:p>
+      <w:pPr/>
+      <w:r>
+        <w:rPr>
+          <w:lang w:val="zh_TW" w:bidi="zh_TW"/>
+        </w:rPr>
+      </w:r>
+      <w:r>
+        <w:rPr>
           <w:b/>
           <w:lang w:val="zh_TW" w:bidi="zh_TW"/>
         </w:rPr>
@@ -16007,6 +18135,20 @@
       </w:r>
       <w:r>
         <w:rPr>
+          <w:lang w:val="zh_TW" w:bidi="zh_TW"/>
+        </w:rPr>
+        <w:t>לָ֚⁠מָּה יֹאמְר֣וּ בָֽ⁠עַמִּ֔ים</w:t>
+      </w:r>
+    </w:p>
+    <w:p>
+      <w:pPr/>
+      <w:r>
+        <w:rPr>
+          <w:lang w:val="zh_TW" w:bidi="zh_TW"/>
+        </w:rPr>
+      </w:r>
+      <w:r>
+        <w:rPr>
           <w:b/>
           <w:lang w:val="zh_TW" w:bidi="zh_TW"/>
         </w:rPr>
@@ -16090,6 +18232,20 @@
       </w:r>
       <w:r>
         <w:rPr>
+          <w:lang w:val="zh_TW" w:bidi="zh_TW"/>
+        </w:rPr>
+        <w:t>אַיֵּ֖ה אֱלֹהֵי⁠הֶֽם</w:t>
+      </w:r>
+    </w:p>
+    <w:p>
+      <w:pPr/>
+      <w:r>
+        <w:rPr>
+          <w:lang w:val="zh_TW" w:bidi="zh_TW"/>
+        </w:rPr>
+      </w:r>
+      <w:r>
+        <w:rPr>
           <w:b/>
           <w:lang w:val="zh_TW" w:bidi="zh_TW"/>
         </w:rPr>
@@ -16173,6 +18329,20 @@
       </w:r>
       <w:r>
         <w:rPr>
+          <w:lang w:val="zh_TW" w:bidi="zh_TW"/>
+        </w:rPr>
+        <w:t>וַ⁠יְקַנֵּ֥א יְהוָ֖ה לְ⁠אַרְצ֑⁠וֹ וַ⁠יַּחְמֹ֖ל עַל־עַמּֽ⁠וֹ</w:t>
+      </w:r>
+    </w:p>
+    <w:p>
+      <w:pPr/>
+      <w:r>
+        <w:rPr>
+          <w:lang w:val="zh_TW" w:bidi="zh_TW"/>
+        </w:rPr>
+      </w:r>
+      <w:r>
+        <w:rPr>
           <w:b/>
           <w:lang w:val="zh_TW" w:bidi="zh_TW"/>
         </w:rPr>
@@ -16256,6 +18426,20 @@
       </w:r>
       <w:r>
         <w:rPr>
+          <w:lang w:val="zh_TW" w:bidi="zh_TW"/>
+        </w:rPr>
+        <w:t>לְ⁠אַרְצ֑⁠וֹ</w:t>
+      </w:r>
+    </w:p>
+    <w:p>
+      <w:pPr/>
+      <w:r>
+        <w:rPr>
+          <w:lang w:val="zh_TW" w:bidi="zh_TW"/>
+        </w:rPr>
+      </w:r>
+      <w:r>
+        <w:rPr>
           <w:b/>
           <w:lang w:val="zh_TW" w:bidi="zh_TW"/>
         </w:rPr>
@@ -16352,6 +18536,20 @@
       </w:r>
       <w:r>
         <w:rPr>
+          <w:lang w:val="zh_TW" w:bidi="zh_TW"/>
+        </w:rPr>
+        <w:t>וַ⁠יַּ֨עַן יְהוָ֜ה וַ⁠יֹּ֣אמֶר</w:t>
+      </w:r>
+    </w:p>
+    <w:p>
+      <w:pPr/>
+      <w:r>
+        <w:rPr>
+          <w:lang w:val="zh_TW" w:bidi="zh_TW"/>
+        </w:rPr>
+      </w:r>
+      <w:r>
+        <w:rPr>
           <w:b/>
           <w:lang w:val="zh_TW" w:bidi="zh_TW"/>
         </w:rPr>
@@ -16442,6 +18640,20 @@
       </w:r>
       <w:r>
         <w:rPr>
+          <w:lang w:val="zh_TW" w:bidi="zh_TW"/>
+        </w:rPr>
+        <w:t>וַ⁠יַּ֨עַן יְהוָ֜ה וַ⁠יֹּ֣אמֶר</w:t>
+      </w:r>
+    </w:p>
+    <w:p>
+      <w:pPr/>
+      <w:r>
+        <w:rPr>
+          <w:lang w:val="zh_TW" w:bidi="zh_TW"/>
+        </w:rPr>
+      </w:r>
+      <w:r>
+        <w:rPr>
           <w:b/>
           <w:lang w:val="zh_TW" w:bidi="zh_TW"/>
         </w:rPr>
@@ -16564,6 +18776,20 @@
       </w:r>
       <w:r>
         <w:rPr>
+          <w:lang w:val="zh_TW" w:bidi="zh_TW"/>
+        </w:rPr>
+        <w:t>הִנְ⁠נִ֨י שֹׁלֵ֤חַ לָ⁠כֶם֙ אֶת־הַ⁠דָּגָן֙ וְ⁠הַ⁠תִּיר֣וֹשׁ וְ⁠הַ⁠יִּצְהָ֔ר</w:t>
+      </w:r>
+    </w:p>
+    <w:p>
+      <w:pPr/>
+      <w:r>
+        <w:rPr>
+          <w:lang w:val="zh_TW" w:bidi="zh_TW"/>
+        </w:rPr>
+      </w:r>
+      <w:r>
+        <w:rPr>
           <w:b/>
           <w:lang w:val="zh_TW" w:bidi="zh_TW"/>
         </w:rPr>
@@ -16647,6 +18873,20 @@
       </w:r>
       <w:r>
         <w:rPr>
+          <w:lang w:val="zh_TW" w:bidi="zh_TW"/>
+        </w:rPr>
+        <w:t>הִנְ⁠נִ֨י שֹׁלֵ֤חַ</w:t>
+      </w:r>
+    </w:p>
+    <w:p>
+      <w:pPr/>
+      <w:r>
+        <w:rPr>
+          <w:lang w:val="zh_TW" w:bidi="zh_TW"/>
+        </w:rPr>
+      </w:r>
+      <w:r>
+        <w:rPr>
           <w:b/>
           <w:lang w:val="zh_TW" w:bidi="zh_TW"/>
         </w:rPr>
@@ -16743,6 +18983,20 @@
       </w:r>
       <w:r>
         <w:rPr>
+          <w:lang w:val="zh_TW" w:bidi="zh_TW"/>
+        </w:rPr>
+        <w:t>אֹת֑⁠וֹ</w:t>
+      </w:r>
+    </w:p>
+    <w:p>
+      <w:pPr/>
+      <w:r>
+        <w:rPr>
+          <w:lang w:val="zh_TW" w:bidi="zh_TW"/>
+        </w:rPr>
+      </w:r>
+      <w:r>
+        <w:rPr>
           <w:b/>
           <w:lang w:val="zh_TW" w:bidi="zh_TW"/>
         </w:rPr>
@@ -16906,6 +19160,20 @@
       </w:r>
       <w:r>
         <w:rPr>
+          <w:lang w:val="zh_TW" w:bidi="zh_TW"/>
+        </w:rPr>
+        <w:t>וְ⁠לֹא־אֶתֵּ֨ן אֶתְ⁠כֶ֥ם ע֛וֹד חֶרְפָּ֖ה בַּ⁠גּוֹיִֽם</w:t>
+      </w:r>
+    </w:p>
+    <w:p>
+      <w:pPr/>
+      <w:r>
+        <w:rPr>
+          <w:lang w:val="zh_TW" w:bidi="zh_TW"/>
+        </w:rPr>
+      </w:r>
+      <w:r>
+        <w:rPr>
           <w:b/>
           <w:lang w:val="zh_TW" w:bidi="zh_TW"/>
         </w:rPr>
@@ -17002,6 +19270,20 @@
       </w:r>
       <w:r>
         <w:rPr>
+          <w:lang w:val="zh_TW" w:bidi="zh_TW"/>
+        </w:rPr>
+        <w:t>וְֽ⁠אֶת־הַ⁠צְּפוֹנִ֞י</w:t>
+      </w:r>
+    </w:p>
+    <w:p>
+      <w:pPr/>
+      <w:r>
+        <w:rPr>
+          <w:lang w:val="zh_TW" w:bidi="zh_TW"/>
+        </w:rPr>
+      </w:r>
+      <w:r>
+        <w:rPr>
           <w:b/>
           <w:lang w:val="zh_TW" w:bidi="zh_TW"/>
         </w:rPr>
@@ -17126,6 +19408,20 @@
       </w:r>
       <w:r>
         <w:rPr>
+          <w:lang w:val="zh_TW" w:bidi="zh_TW"/>
+        </w:rPr>
+        <w:t>אֶ֣רֶץ צִיָּ֣ה וּ⁠שְׁמָמָה֒</w:t>
+      </w:r>
+    </w:p>
+    <w:p>
+      <w:pPr/>
+      <w:r>
+        <w:rPr>
+          <w:lang w:val="zh_TW" w:bidi="zh_TW"/>
+        </w:rPr>
+      </w:r>
+      <w:r>
+        <w:rPr>
           <w:b/>
           <w:lang w:val="zh_TW" w:bidi="zh_TW"/>
         </w:rPr>
@@ -17263,6 +19559,20 @@
       </w:r>
       <w:r>
         <w:rPr>
+          <w:lang w:val="zh_TW" w:bidi="zh_TW"/>
+        </w:rPr>
+        <w:t>אֶ֣רֶץ צִיָּ֣ה וּ⁠שְׁמָמָה֒</w:t>
+      </w:r>
+    </w:p>
+    <w:p>
+      <w:pPr/>
+      <w:r>
+        <w:rPr>
+          <w:lang w:val="zh_TW" w:bidi="zh_TW"/>
+        </w:rPr>
+      </w:r>
+      <w:r>
+        <w:rPr>
           <w:b/>
           <w:lang w:val="zh_TW" w:bidi="zh_TW"/>
         </w:rPr>
@@ -17366,6 +19676,20 @@
       </w:r>
       <w:r>
         <w:rPr>
+          <w:lang w:val="zh_TW" w:bidi="zh_TW"/>
+        </w:rPr>
+        <w:t>אֶל &amp; אֶת־פָּנָ֗י⁠ו אֶל־הַ⁠יָּם֙ הַ⁠קַּדְמֹנִ֔י וְ⁠סֹפ֖⁠וֹ אֶל־הַ⁠יָּ֣ם הָ⁠אַֽחֲר֑וֹן</w:t>
+      </w:r>
+    </w:p>
+    <w:p>
+      <w:pPr/>
+      <w:r>
+        <w:rPr>
+          <w:lang w:val="zh_TW" w:bidi="zh_TW"/>
+        </w:rPr>
+      </w:r>
+      <w:r>
+        <w:rPr>
           <w:b/>
           <w:lang w:val="zh_TW" w:bidi="zh_TW"/>
         </w:rPr>
@@ -17509,6 +19833,20 @@
       </w:r>
       <w:r>
         <w:rPr>
+          <w:lang w:val="zh_TW" w:bidi="zh_TW"/>
+        </w:rPr>
+        <w:t>אֶל &amp; אֶת־פָּנָ֗י⁠ו אֶל־הַ⁠יָּם֙ הַ⁠קַּדְמֹנִ֔י וְ⁠סֹפ֖⁠וֹ אֶל־הַ⁠יָּ֣ם הָ⁠אַֽחֲר֑וֹן</w:t>
+      </w:r>
+    </w:p>
+    <w:p>
+      <w:pPr/>
+      <w:r>
+        <w:rPr>
+          <w:lang w:val="zh_TW" w:bidi="zh_TW"/>
+        </w:rPr>
+      </w:r>
+      <w:r>
+        <w:rPr>
           <w:b/>
           <w:lang w:val="zh_TW" w:bidi="zh_TW"/>
         </w:rPr>
@@ -17618,6 +19956,20 @@
       </w:r>
       <w:r>
         <w:rPr>
+          <w:lang w:val="zh_TW" w:bidi="zh_TW"/>
+        </w:rPr>
+        <w:t>וְ⁠עָלָ֣ה בָאְשׁ֗⁠וֹ וְ⁠תַ֨עַל֙ צַחֲנָת֔⁠וֹ</w:t>
+      </w:r>
+    </w:p>
+    <w:p>
+      <w:pPr/>
+      <w:r>
+        <w:rPr>
+          <w:lang w:val="zh_TW" w:bidi="zh_TW"/>
+        </w:rPr>
+      </w:r>
+      <w:r>
+        <w:rPr>
           <w:b/>
           <w:lang w:val="zh_TW" w:bidi="zh_TW"/>
         </w:rPr>
@@ -17742,6 +20094,20 @@
       </w:r>
       <w:r>
         <w:rPr>
+          <w:lang w:val="zh_TW" w:bidi="zh_TW"/>
+        </w:rPr>
+        <w:t>הִגְדִּ֖יל לַ⁠עֲשֽׂוֹת</w:t>
+      </w:r>
+    </w:p>
+    <w:p>
+      <w:pPr/>
+      <w:r>
+        <w:rPr>
+          <w:lang w:val="zh_TW" w:bidi="zh_TW"/>
+        </w:rPr>
+      </w:r>
+      <w:r>
+        <w:rPr>
           <w:b/>
           <w:lang w:val="zh_TW" w:bidi="zh_TW"/>
         </w:rPr>
@@ -17825,6 +20191,20 @@
       </w:r>
       <w:r>
         <w:rPr>
+          <w:lang w:val="zh_TW" w:bidi="zh_TW"/>
+        </w:rPr>
+        <w:t>כִּ֥י הִגְדִּ֖יל לַ⁠עֲשֽׂוֹת</w:t>
+      </w:r>
+    </w:p>
+    <w:p>
+      <w:pPr/>
+      <w:r>
+        <w:rPr>
+          <w:lang w:val="zh_TW" w:bidi="zh_TW"/>
+        </w:rPr>
+      </w:r>
+      <w:r>
+        <w:rPr>
           <w:b/>
           <w:lang w:val="zh_TW" w:bidi="zh_TW"/>
         </w:rPr>
@@ -17908,6 +20288,20 @@
       </w:r>
       <w:r>
         <w:rPr>
+          <w:lang w:val="zh_TW" w:bidi="zh_TW"/>
+        </w:rPr>
+        <w:t>אַל־תִּֽירְאִ֖י אֲדָמָ֑ה גִּ֣ילִי וּ⁠שְׂמָ֔חִי</w:t>
+      </w:r>
+    </w:p>
+    <w:p>
+      <w:pPr/>
+      <w:r>
+        <w:rPr>
+          <w:lang w:val="zh_TW" w:bidi="zh_TW"/>
+        </w:rPr>
+      </w:r>
+      <w:r>
+        <w:rPr>
           <w:b/>
           <w:lang w:val="zh_TW" w:bidi="zh_TW"/>
         </w:rPr>
@@ -18004,6 +20398,20 @@
       </w:r>
       <w:r>
         <w:rPr>
+          <w:lang w:val="zh_TW" w:bidi="zh_TW"/>
+        </w:rPr>
+        <w:t>גִּ֣ילִי וּ⁠שְׂמָ֔חִי</w:t>
+      </w:r>
+    </w:p>
+    <w:p>
+      <w:pPr/>
+      <w:r>
+        <w:rPr>
+          <w:lang w:val="zh_TW" w:bidi="zh_TW"/>
+        </w:rPr>
+      </w:r>
+      <w:r>
+        <w:rPr>
           <w:b/>
           <w:lang w:val="zh_TW" w:bidi="zh_TW"/>
         </w:rPr>
@@ -18107,6 +20515,20 @@
       </w:r>
       <w:r>
         <w:rPr>
+          <w:lang w:val="zh_TW" w:bidi="zh_TW"/>
+        </w:rPr>
+        <w:t>הִגְדִּ֥יל יְהוָ֖ה לַ⁠עֲשֽׂוֹת</w:t>
+      </w:r>
+    </w:p>
+    <w:p>
+      <w:pPr/>
+      <w:r>
+        <w:rPr>
+          <w:lang w:val="zh_TW" w:bidi="zh_TW"/>
+        </w:rPr>
+      </w:r>
+      <w:r>
+        <w:rPr>
           <w:b/>
           <w:lang w:val="zh_TW" w:bidi="zh_TW"/>
         </w:rPr>
@@ -18190,6 +20612,20 @@
       </w:r>
       <w:r>
         <w:rPr>
+          <w:lang w:val="zh_TW" w:bidi="zh_TW"/>
+        </w:rPr>
+        <w:t>הִגְדִּ֥יל יְהוָ֖ה לַ⁠עֲשֽׂוֹת</w:t>
+      </w:r>
+    </w:p>
+    <w:p>
+      <w:pPr/>
+      <w:r>
+        <w:rPr>
+          <w:lang w:val="zh_TW" w:bidi="zh_TW"/>
+        </w:rPr>
+      </w:r>
+      <w:r>
+        <w:rPr>
           <w:b/>
           <w:lang w:val="zh_TW" w:bidi="zh_TW"/>
         </w:rPr>
@@ -18273,6 +20709,20 @@
       </w:r>
       <w:r>
         <w:rPr>
+          <w:lang w:val="zh_TW" w:bidi="zh_TW"/>
+        </w:rPr>
+        <w:t>אַל־תִּֽירְאוּ֙ בַּהֲמ֣וֹת שָׂדַ֔י</w:t>
+      </w:r>
+    </w:p>
+    <w:p>
+      <w:pPr/>
+      <w:r>
+        <w:rPr>
+          <w:lang w:val="zh_TW" w:bidi="zh_TW"/>
+        </w:rPr>
+      </w:r>
+      <w:r>
+        <w:rPr>
           <w:b/>
           <w:lang w:val="zh_TW" w:bidi="zh_TW"/>
         </w:rPr>
@@ -18381,6 +20831,20 @@
       </w:r>
       <w:r>
         <w:rPr>
+          <w:lang w:val="zh_TW" w:bidi="zh_TW"/>
+        </w:rPr>
+        <w:t>דָשְׁא֖וּ נְא֣וֹת מִדְבָּ֑ר כִּֽי־עֵץ֙ נָשָׂ֣א פִרְי֔⁠וֹ תְּאֵנָ֥ה וָ⁠גֶ֖פֶן נָתְנ֥וּ חֵילָֽ⁠ם</w:t>
+      </w:r>
+    </w:p>
+    <w:p>
+      <w:pPr/>
+      <w:r>
+        <w:rPr>
+          <w:lang w:val="zh_TW" w:bidi="zh_TW"/>
+        </w:rPr>
+      </w:r>
+      <w:r>
+        <w:rPr>
           <w:b/>
           <w:lang w:val="zh_TW" w:bidi="zh_TW"/>
         </w:rPr>
@@ -18464,6 +20928,20 @@
       </w:r>
       <w:r>
         <w:rPr>
+          <w:lang w:val="zh_TW" w:bidi="zh_TW"/>
+        </w:rPr>
+        <w:t>עֵץ֙ נָשָׂ֣א פִרְי֔⁠וֹ תְּאֵנָ֥ה וָ⁠גֶ֖פֶן נָתְנ֥וּ חֵילָֽ⁠ם</w:t>
+      </w:r>
+    </w:p>
+    <w:p>
+      <w:pPr/>
+      <w:r>
+        <w:rPr>
+          <w:lang w:val="zh_TW" w:bidi="zh_TW"/>
+        </w:rPr>
+      </w:r>
+      <w:r>
+        <w:rPr>
           <w:b/>
           <w:lang w:val="zh_TW" w:bidi="zh_TW"/>
         </w:rPr>
@@ -18586,6 +21064,20 @@
       </w:r>
       <w:r>
         <w:rPr>
+          <w:lang w:val="zh_TW" w:bidi="zh_TW"/>
+        </w:rPr>
+        <w:t>חֵילָֽ⁠ם</w:t>
+      </w:r>
+    </w:p>
+    <w:p>
+      <w:pPr/>
+      <w:r>
+        <w:rPr>
+          <w:lang w:val="zh_TW" w:bidi="zh_TW"/>
+        </w:rPr>
+      </w:r>
+      <w:r>
+        <w:rPr>
           <w:b/>
           <w:lang w:val="zh_TW" w:bidi="zh_TW"/>
         </w:rPr>
@@ -18682,6 +21174,20 @@
       </w:r>
       <w:r>
         <w:rPr>
+          <w:lang w:val="zh_TW" w:bidi="zh_TW"/>
+        </w:rPr>
+        <w:t>וּ⁠בְנֵ֣י צִיּ֗וֹן</w:t>
+      </w:r>
+    </w:p>
+    <w:p>
+      <w:pPr/>
+      <w:r>
+        <w:rPr>
+          <w:lang w:val="zh_TW" w:bidi="zh_TW"/>
+        </w:rPr>
+      </w:r>
+      <w:r>
+        <w:rPr>
           <w:b/>
           <w:lang w:val="zh_TW" w:bidi="zh_TW"/>
         </w:rPr>
@@ -18778,6 +21284,20 @@
       </w:r>
       <w:r>
         <w:rPr>
+          <w:lang w:val="zh_TW" w:bidi="zh_TW"/>
+        </w:rPr>
+        <w:t>אֱלֹֽהֵי⁠כֶ֔ם</w:t>
+      </w:r>
+    </w:p>
+    <w:p>
+      <w:pPr/>
+      <w:r>
+        <w:rPr>
+          <w:lang w:val="zh_TW" w:bidi="zh_TW"/>
+        </w:rPr>
+      </w:r>
+      <w:r>
+        <w:rPr>
           <w:b/>
           <w:lang w:val="zh_TW" w:bidi="zh_TW"/>
         </w:rPr>
@@ -18874,6 +21394,20 @@
       </w:r>
       <w:r>
         <w:rPr>
+          <w:lang w:val="zh_TW" w:bidi="zh_TW"/>
+        </w:rPr>
+        <w:t>נָתַ֥ן לָ⁠כֶ֛ם אֶת־הַ⁠מּוֹרֶ֖ה לִ⁠צְדָקָ֑ה וַ⁠יּ֣וֹרֶד לָ⁠כֶ֗ם גֶּ֛שֶׁם</w:t>
+      </w:r>
+    </w:p>
+    <w:p>
+      <w:pPr/>
+      <w:r>
+        <w:rPr>
+          <w:lang w:val="zh_TW" w:bidi="zh_TW"/>
+        </w:rPr>
+      </w:r>
+      <w:r>
+        <w:rPr>
           <w:b/>
           <w:lang w:val="zh_TW" w:bidi="zh_TW"/>
         </w:rPr>
@@ -18957,6 +21491,20 @@
       </w:r>
       <w:r>
         <w:rPr>
+          <w:lang w:val="zh_TW" w:bidi="zh_TW"/>
+        </w:rPr>
+        <w:t>לִ⁠צְדָקָ֑ה</w:t>
+      </w:r>
+    </w:p>
+    <w:p>
+      <w:pPr/>
+      <w:r>
+        <w:rPr>
+          <w:lang w:val="zh_TW" w:bidi="zh_TW"/>
+        </w:rPr>
+      </w:r>
+      <w:r>
+        <w:rPr>
           <w:b/>
           <w:lang w:val="zh_TW" w:bidi="zh_TW"/>
         </w:rPr>
@@ -19053,6 +21601,20 @@
       </w:r>
       <w:r>
         <w:rPr>
+          <w:lang w:val="zh_TW" w:bidi="zh_TW"/>
+        </w:rPr>
+        <w:t>גֶּ֛שֶׁם</w:t>
+      </w:r>
+    </w:p>
+    <w:p>
+      <w:pPr/>
+      <w:r>
+        <w:rPr>
+          <w:lang w:val="zh_TW" w:bidi="zh_TW"/>
+        </w:rPr>
+      </w:r>
+      <w:r>
+        <w:rPr>
           <w:b/>
           <w:lang w:val="zh_TW" w:bidi="zh_TW"/>
         </w:rPr>
@@ -19149,6 +21711,20 @@
       </w:r>
       <w:r>
         <w:rPr>
+          <w:lang w:val="zh_TW" w:bidi="zh_TW"/>
+        </w:rPr>
+        <w:t>מוֹרֶ֥ה וּ⁠מַלְק֖וֹשׁ</w:t>
+      </w:r>
+    </w:p>
+    <w:p>
+      <w:pPr/>
+      <w:r>
+        <w:rPr>
+          <w:lang w:val="zh_TW" w:bidi="zh_TW"/>
+        </w:rPr>
+      </w:r>
+      <w:r>
+        <w:rPr>
           <w:b/>
           <w:lang w:val="zh_TW" w:bidi="zh_TW"/>
         </w:rPr>
@@ -19286,6 +21862,20 @@
       </w:r>
       <w:r>
         <w:rPr>
+          <w:lang w:val="zh_TW" w:bidi="zh_TW"/>
+        </w:rPr>
+        <w:t>בָּ⁠רִאשֽׁוֹן</w:t>
+      </w:r>
+    </w:p>
+    <w:p>
+      <w:pPr/>
+      <w:r>
+        <w:rPr>
+          <w:lang w:val="zh_TW" w:bidi="zh_TW"/>
+        </w:rPr>
+      </w:r>
+      <w:r>
+        <w:rPr>
           <w:b/>
           <w:lang w:val="zh_TW" w:bidi="zh_TW"/>
         </w:rPr>
@@ -19410,6 +22000,20 @@
       </w:r>
       <w:r>
         <w:rPr>
+          <w:lang w:val="zh_TW" w:bidi="zh_TW"/>
+        </w:rPr>
+        <w:t>וְ⁠הֵשִׁ֥יקוּ הַ⁠יְקָבִ֖ים תִּיר֥וֹשׁ וְ⁠יִצְהָֽר</w:t>
+      </w:r>
+    </w:p>
+    <w:p>
+      <w:pPr/>
+      <w:r>
+        <w:rPr>
+          <w:lang w:val="zh_TW" w:bidi="zh_TW"/>
+        </w:rPr>
+      </w:r>
+      <w:r>
+        <w:rPr>
           <w:b/>
           <w:lang w:val="zh_TW" w:bidi="zh_TW"/>
         </w:rPr>
@@ -19493,6 +22097,20 @@
       </w:r>
       <w:r>
         <w:rPr>
+          <w:lang w:val="zh_TW" w:bidi="zh_TW"/>
+        </w:rPr>
+        <w:t>וְ⁠שִׁלַּמְתִּ֤י לָ⁠כֶם֙ אֶת־הַ⁠שָּׁנִ֔ים</w:t>
+      </w:r>
+    </w:p>
+    <w:p>
+      <w:pPr/>
+      <w:r>
+        <w:rPr>
+          <w:lang w:val="zh_TW" w:bidi="zh_TW"/>
+        </w:rPr>
+      </w:r>
+      <w:r>
+        <w:rPr>
           <w:b/>
           <w:lang w:val="zh_TW" w:bidi="zh_TW"/>
         </w:rPr>
@@ -19576,6 +22194,20 @@
       </w:r>
       <w:r>
         <w:rPr>
+          <w:lang w:val="zh_TW" w:bidi="zh_TW"/>
+        </w:rPr>
+        <w:t>אֶת־הַ⁠שָּׁנִ֔ים</w:t>
+      </w:r>
+    </w:p>
+    <w:p>
+      <w:pPr/>
+      <w:r>
+        <w:rPr>
+          <w:lang w:val="zh_TW" w:bidi="zh_TW"/>
+        </w:rPr>
+      </w:r>
+      <w:r>
+        <w:rPr>
           <w:b/>
           <w:lang w:val="zh_TW" w:bidi="zh_TW"/>
         </w:rPr>
@@ -19672,6 +22304,20 @@
       </w:r>
       <w:r>
         <w:rPr>
+          <w:lang w:val="zh_TW" w:bidi="zh_TW"/>
+        </w:rPr>
+        <w:t>חֵילִ⁠י֙ הַ⁠גָּד֔וֹל</w:t>
+      </w:r>
+    </w:p>
+    <w:p>
+      <w:pPr/>
+      <w:r>
+        <w:rPr>
+          <w:lang w:val="zh_TW" w:bidi="zh_TW"/>
+        </w:rPr>
+      </w:r>
+      <w:r>
+        <w:rPr>
           <w:b/>
           <w:lang w:val="zh_TW" w:bidi="zh_TW"/>
         </w:rPr>
@@ -19768,6 +22414,20 @@
       </w:r>
       <w:r>
         <w:rPr>
+          <w:lang w:val="zh_TW" w:bidi="zh_TW"/>
+        </w:rPr>
+        <w:t>וַ⁠אֲכַלְתֶּ֤ם אָכוֹל֙</w:t>
+      </w:r>
+    </w:p>
+    <w:p>
+      <w:pPr/>
+      <w:r>
+        <w:rPr>
+          <w:lang w:val="zh_TW" w:bidi="zh_TW"/>
+        </w:rPr>
+      </w:r>
+      <w:r>
+        <w:rPr>
           <w:b/>
           <w:lang w:val="zh_TW" w:bidi="zh_TW"/>
         </w:rPr>
@@ -19879,6 +22539,20 @@
       </w:r>
       <w:r>
         <w:rPr>
+          <w:lang w:val="zh_TW" w:bidi="zh_TW"/>
+        </w:rPr>
+        <w:t>אֶת־שֵׁ֤ם יְהוָה֙ אֱלֹ֣הֵי⁠כֶ֔ם</w:t>
+      </w:r>
+    </w:p>
+    <w:p>
+      <w:pPr/>
+      <w:r>
+        <w:rPr>
+          <w:lang w:val="zh_TW" w:bidi="zh_TW"/>
+        </w:rPr>
+      </w:r>
+      <w:r>
+        <w:rPr>
           <w:b/>
           <w:lang w:val="zh_TW" w:bidi="zh_TW"/>
         </w:rPr>
@@ -19962,6 +22636,20 @@
       </w:r>
       <w:r>
         <w:rPr>
+          <w:lang w:val="zh_TW" w:bidi="zh_TW"/>
+        </w:rPr>
+        <w:t>אֶת־שֵׁ֤ם</w:t>
+      </w:r>
+    </w:p>
+    <w:p>
+      <w:pPr/>
+      <w:r>
+        <w:rPr>
+          <w:lang w:val="zh_TW" w:bidi="zh_TW"/>
+        </w:rPr>
+      </w:r>
+      <w:r>
+        <w:rPr>
           <w:b/>
           <w:lang w:val="zh_TW" w:bidi="zh_TW"/>
         </w:rPr>
@@ -20058,6 +22746,20 @@
       </w:r>
       <w:r>
         <w:rPr>
+          <w:lang w:val="zh_TW" w:bidi="zh_TW"/>
+        </w:rPr>
+        <w:t>אֲשֶׁר־עָשָׂ֥ה עִמָּ⁠כֶ֖ם לְ⁠הַפְלִ֑יא</w:t>
+      </w:r>
+    </w:p>
+    <w:p>
+      <w:pPr/>
+      <w:r>
+        <w:rPr>
+          <w:lang w:val="zh_TW" w:bidi="zh_TW"/>
+        </w:rPr>
+      </w:r>
+      <w:r>
+        <w:rPr>
           <w:b/>
           <w:lang w:val="zh_TW" w:bidi="zh_TW"/>
         </w:rPr>
@@ -20176,6 +22878,20 @@
       </w:r>
       <w:r>
         <w:rPr>
+          <w:lang w:val="zh_TW" w:bidi="zh_TW"/>
+        </w:rPr>
+        <w:t>וְ⁠לֹא־יֵבֹ֥שׁוּ עַמִּ֖⁠י לְ⁠עוֹלָֽם</w:t>
+      </w:r>
+    </w:p>
+    <w:p>
+      <w:pPr/>
+      <w:r>
+        <w:rPr>
+          <w:lang w:val="zh_TW" w:bidi="zh_TW"/>
+        </w:rPr>
+      </w:r>
+      <w:r>
+        <w:rPr>
           <w:b/>
           <w:lang w:val="zh_TW" w:bidi="zh_TW"/>
         </w:rPr>
@@ -20272,6 +22988,20 @@
       </w:r>
       <w:r>
         <w:rPr>
+          <w:lang w:val="zh_TW" w:bidi="zh_TW"/>
+        </w:rPr>
+        <w:t>יִשְׂרָאֵל֙</w:t>
+      </w:r>
+    </w:p>
+    <w:p>
+      <w:pPr/>
+      <w:r>
+        <w:rPr>
+          <w:lang w:val="zh_TW" w:bidi="zh_TW"/>
+        </w:rPr>
+      </w:r>
+      <w:r>
+        <w:rPr>
           <w:b/>
           <w:lang w:val="zh_TW" w:bidi="zh_TW"/>
         </w:rPr>
@@ -20368,6 +23098,20 @@
       </w:r>
       <w:r>
         <w:rPr>
+          <w:lang w:val="zh_TW" w:bidi="zh_TW"/>
+        </w:rPr>
+        <w:t>וְ⁠לֹא־יֵבֹ֥שׁוּ עַמִּ֖⁠י לְ⁠עוֹלָֽם</w:t>
+      </w:r>
+    </w:p>
+    <w:p>
+      <w:pPr/>
+      <w:r>
+        <w:rPr>
+          <w:lang w:val="zh_TW" w:bidi="zh_TW"/>
+        </w:rPr>
+      </w:r>
+      <w:r>
+        <w:rPr>
           <w:b/>
           <w:lang w:val="zh_TW" w:bidi="zh_TW"/>
         </w:rPr>
@@ -20464,6 +23208,20 @@
       </w:r>
       <w:r>
         <w:rPr>
+          <w:lang w:val="zh_TW" w:bidi="zh_TW"/>
+        </w:rPr>
+        <w:t>וְ⁠הָיָ֣ה אַֽחֲרֵי־כֵ֗ן</w:t>
+      </w:r>
+    </w:p>
+    <w:p>
+      <w:pPr/>
+      <w:r>
+        <w:rPr>
+          <w:lang w:val="zh_TW" w:bidi="zh_TW"/>
+        </w:rPr>
+      </w:r>
+      <w:r>
+        <w:rPr>
           <w:b/>
           <w:lang w:val="zh_TW" w:bidi="zh_TW"/>
         </w:rPr>
@@ -20547,6 +23305,20 @@
       </w:r>
       <w:r>
         <w:rPr>
+          <w:lang w:val="zh_TW" w:bidi="zh_TW"/>
+        </w:rPr>
+        <w:t>אֶשְׁפּ֤וֹךְ אֶת־רוּחִ⁠י֙ עַל־כָּל־בָּשָׂ֔ר</w:t>
+      </w:r>
+    </w:p>
+    <w:p>
+      <w:pPr/>
+      <w:r>
+        <w:rPr>
+          <w:lang w:val="zh_TW" w:bidi="zh_TW"/>
+        </w:rPr>
+      </w:r>
+      <w:r>
+        <w:rPr>
           <w:b/>
           <w:lang w:val="zh_TW" w:bidi="zh_TW"/>
         </w:rPr>
@@ -20630,6 +23402,20 @@
       </w:r>
       <w:r>
         <w:rPr>
+          <w:lang w:val="zh_TW" w:bidi="zh_TW"/>
+        </w:rPr>
+        <w:t>עַל־כָּל־בָּשָׂ֔ר</w:t>
+      </w:r>
+    </w:p>
+    <w:p>
+      <w:pPr/>
+      <w:r>
+        <w:rPr>
+          <w:lang w:val="zh_TW" w:bidi="zh_TW"/>
+        </w:rPr>
+      </w:r>
+      <w:r>
+        <w:rPr>
           <w:b/>
           <w:lang w:val="zh_TW" w:bidi="zh_TW"/>
         </w:rPr>
@@ -20726,6 +23512,20 @@
       </w:r>
       <w:r>
         <w:rPr>
+          <w:lang w:val="zh_TW" w:bidi="zh_TW"/>
+        </w:rPr>
+        <w:t>עַל־כָּל־בָּשָׂ֔ר</w:t>
+      </w:r>
+    </w:p>
+    <w:p>
+      <w:pPr/>
+      <w:r>
+        <w:rPr>
+          <w:lang w:val="zh_TW" w:bidi="zh_TW"/>
+        </w:rPr>
+      </w:r>
+      <w:r>
+        <w:rPr>
           <w:b/>
           <w:lang w:val="zh_TW" w:bidi="zh_TW"/>
         </w:rPr>
@@ -20822,6 +23622,20 @@
       </w:r>
       <w:r>
         <w:rPr>
+          <w:lang w:val="zh_TW" w:bidi="zh_TW"/>
+        </w:rPr>
+        <w:t>וְ⁠נִבְּא֖וּ בְּנֵי⁠כֶ֣ם וּ⁠בְנֽוֹתֵי⁠כֶ֑ם</w:t>
+      </w:r>
+    </w:p>
+    <w:p>
+      <w:pPr/>
+      <w:r>
+        <w:rPr>
+          <w:lang w:val="zh_TW" w:bidi="zh_TW"/>
+        </w:rPr>
+      </w:r>
+      <w:r>
+        <w:rPr>
           <w:b/>
           <w:lang w:val="zh_TW" w:bidi="zh_TW"/>
         </w:rPr>
@@ -20905,6 +23719,20 @@
       </w:r>
       <w:r>
         <w:rPr>
+          <w:lang w:val="zh_TW" w:bidi="zh_TW"/>
+        </w:rPr>
+        <w:t>זִקְנֵי⁠כֶם֙ חֲלֹמ֣וֹת יַחֲלֹמ֔וּ⁠ן בַּח֣וּרֵי⁠כֶ֔ם חֶזְיֹנ֖וֹת יִרְאֽוּ</w:t>
+      </w:r>
+    </w:p>
+    <w:p>
+      <w:pPr/>
+      <w:r>
+        <w:rPr>
+          <w:lang w:val="zh_TW" w:bidi="zh_TW"/>
+        </w:rPr>
+      </w:r>
+      <w:r>
+        <w:rPr>
           <w:b/>
           <w:lang w:val="zh_TW" w:bidi="zh_TW"/>
         </w:rPr>
@@ -20988,6 +23816,20 @@
       </w:r>
       <w:r>
         <w:rPr>
+          <w:lang w:val="zh_TW" w:bidi="zh_TW"/>
+        </w:rPr>
+        <w:t>חֲלֹמ֣וֹת</w:t>
+      </w:r>
+    </w:p>
+    <w:p>
+      <w:pPr/>
+      <w:r>
+        <w:rPr>
+          <w:lang w:val="zh_TW" w:bidi="zh_TW"/>
+        </w:rPr>
+      </w:r>
+      <w:r>
+        <w:rPr>
           <w:b/>
           <w:lang w:val="zh_TW" w:bidi="zh_TW"/>
         </w:rPr>
@@ -21084,6 +23926,20 @@
       </w:r>
       <w:r>
         <w:rPr>
+          <w:lang w:val="zh_TW" w:bidi="zh_TW"/>
+        </w:rPr>
+        <w:t>וְ⁠גַ֥ם עַל־הָֽ⁠עֲבָדִ֖ים וְ⁠עַל־הַ⁠שְּׁפָח֑וֹת</w:t>
+      </w:r>
+    </w:p>
+    <w:p>
+      <w:pPr/>
+      <w:r>
+        <w:rPr>
+          <w:lang w:val="zh_TW" w:bidi="zh_TW"/>
+        </w:rPr>
+      </w:r>
+      <w:r>
+        <w:rPr>
           <w:b/>
           <w:lang w:val="zh_TW" w:bidi="zh_TW"/>
         </w:rPr>
@@ -21156,6 +24012,20 @@
         <w:rPr>
           <w:lang w:val="zh_TW" w:bidi="zh_TW"/>
         </w:rPr>
+      </w:r>
+    </w:p>
+    <w:p>
+      <w:pPr/>
+      <w:r>
+        <w:rPr>
+          <w:lang w:val="zh_TW" w:bidi="zh_TW"/>
+        </w:rPr>
+      </w:r>
+      <w:r>
+        <w:rPr>
+          <w:lang w:val="zh_TW" w:bidi="zh_TW"/>
+        </w:rPr>
+        <w:t>בַּ⁠יָּמִ֣ים הָ⁠הֵ֔מָּה</w:t>
       </w:r>
     </w:p>
     <w:p>
@@ -21460,6 +24330,20 @@
       </w:r>
       <w:r>
         <w:rPr>
+          <w:lang w:val="zh_TW" w:bidi="zh_TW"/>
+        </w:rPr>
+        <w:t>הַ⁠שֶּׁ֨מֶשׁ֙ יֵהָפֵ֣ךְ לְ⁠חֹ֔שֶׁךְ וְ⁠הַ⁠יָּרֵ֖חַ לְ⁠דָ֑ם</w:t>
+      </w:r>
+    </w:p>
+    <w:p>
+      <w:pPr/>
+      <w:r>
+        <w:rPr>
+          <w:lang w:val="zh_TW" w:bidi="zh_TW"/>
+        </w:rPr>
+      </w:r>
+      <w:r>
+        <w:rPr>
           <w:b/>
           <w:lang w:val="zh_TW" w:bidi="zh_TW"/>
         </w:rPr>
@@ -21543,6 +24427,20 @@
       </w:r>
       <w:r>
         <w:rPr>
+          <w:lang w:val="zh_TW" w:bidi="zh_TW"/>
+        </w:rPr>
+        <w:t>הַ⁠שֶּׁ֨מֶשׁ֙ יֵהָפֵ֣ךְ לְ⁠חֹ֔שֶׁךְ וְ⁠הַ⁠יָּרֵ֖חַ לְ⁠דָ֑ם</w:t>
+      </w:r>
+    </w:p>
+    <w:p>
+      <w:pPr/>
+      <w:r>
+        <w:rPr>
+          <w:lang w:val="zh_TW" w:bidi="zh_TW"/>
+        </w:rPr>
+      </w:r>
+      <w:r>
+        <w:rPr>
           <w:b/>
           <w:lang w:val="zh_TW" w:bidi="zh_TW"/>
         </w:rPr>
@@ -21654,6 +24552,20 @@
       </w:r>
       <w:r>
         <w:rPr>
+          <w:lang w:val="zh_TW" w:bidi="zh_TW"/>
+        </w:rPr>
+        <w:t>וְ⁠הַ⁠יָּרֵ֖חַ לְ⁠דָ֑ם</w:t>
+      </w:r>
+    </w:p>
+    <w:p>
+      <w:pPr/>
+      <w:r>
+        <w:rPr>
+          <w:lang w:val="zh_TW" w:bidi="zh_TW"/>
+        </w:rPr>
+      </w:r>
+      <w:r>
+        <w:rPr>
           <w:b/>
           <w:lang w:val="zh_TW" w:bidi="zh_TW"/>
         </w:rPr>
@@ -21737,6 +24649,20 @@
       </w:r>
       <w:r>
         <w:rPr>
+          <w:lang w:val="zh_TW" w:bidi="zh_TW"/>
+        </w:rPr>
+        <w:t>לִ⁠פְנֵ֗י בּ֚וֹא י֣וֹם יְהוָ֔ה הַ⁠גָּד֖וֹל וְ⁠הַ⁠נּוֹרָֽא</w:t>
+      </w:r>
+    </w:p>
+    <w:p>
+      <w:pPr/>
+      <w:r>
+        <w:rPr>
+          <w:lang w:val="zh_TW" w:bidi="zh_TW"/>
+        </w:rPr>
+      </w:r>
+      <w:r>
+        <w:rPr>
           <w:b/>
           <w:lang w:val="zh_TW" w:bidi="zh_TW"/>
         </w:rPr>
@@ -21822,6 +24748,20 @@
         <w:rPr>
           <w:lang w:val="zh_TW" w:bidi="zh_TW"/>
         </w:rPr>
+      </w:r>
+    </w:p>
+    <w:p>
+      <w:pPr/>
+      <w:r>
+        <w:rPr>
+          <w:lang w:val="zh_TW" w:bidi="zh_TW"/>
+        </w:rPr>
+      </w:r>
+      <w:r>
+        <w:rPr>
+          <w:lang w:val="zh_TW" w:bidi="zh_TW"/>
+        </w:rPr>
+        <w:t>י֣וֹם יְהוָ֔ה הַ⁠גָּד֖וֹל וְ⁠הַ⁠נּוֹרָֽא</w:t>
       </w:r>
     </w:p>
     <w:p>
@@ -22017,6 +24957,20 @@
       </w:r>
       <w:r>
         <w:rPr>
+          <w:lang w:val="zh_TW" w:bidi="zh_TW"/>
+        </w:rPr>
+        <w:t>וְ⁠הָיָ֗ה</w:t>
+      </w:r>
+    </w:p>
+    <w:p>
+      <w:pPr/>
+      <w:r>
+        <w:rPr>
+          <w:lang w:val="zh_TW" w:bidi="zh_TW"/>
+        </w:rPr>
+      </w:r>
+      <w:r>
+        <w:rPr>
           <w:b/>
           <w:lang w:val="zh_TW" w:bidi="zh_TW"/>
         </w:rPr>
@@ -22100,6 +25054,20 @@
       </w:r>
       <w:r>
         <w:rPr>
+          <w:lang w:val="zh_TW" w:bidi="zh_TW"/>
+        </w:rPr>
+        <w:t>כֹּ֧ל אֲשֶׁר־יִקְרָ֛א בְּ⁠שֵׁ֥ם יְהוָ֖ה יִמָּלֵ֑ט &amp; יְהוָ֔ה</w:t>
+      </w:r>
+    </w:p>
+    <w:p>
+      <w:pPr/>
+      <w:r>
+        <w:rPr>
+          <w:lang w:val="zh_TW" w:bidi="zh_TW"/>
+        </w:rPr>
+      </w:r>
+      <w:r>
+        <w:rPr>
           <w:b/>
           <w:lang w:val="zh_TW" w:bidi="zh_TW"/>
         </w:rPr>
@@ -22183,6 +25151,20 @@
       </w:r>
       <w:r>
         <w:rPr>
+          <w:lang w:val="zh_TW" w:bidi="zh_TW"/>
+        </w:rPr>
+        <w:t>בְּ⁠שֵׁ֥ם יְהוָ֖ה &amp; יְהוָ֔ה</w:t>
+      </w:r>
+    </w:p>
+    <w:p>
+      <w:pPr/>
+      <w:r>
+        <w:rPr>
+          <w:lang w:val="zh_TW" w:bidi="zh_TW"/>
+        </w:rPr>
+      </w:r>
+      <w:r>
+        <w:rPr>
           <w:b/>
           <w:lang w:val="zh_TW" w:bidi="zh_TW"/>
         </w:rPr>
@@ -22279,6 +25261,20 @@
       </w:r>
       <w:r>
         <w:rPr>
+          <w:lang w:val="zh_TW" w:bidi="zh_TW"/>
+        </w:rPr>
+        <w:t>בְּ⁠שֵׁ֥ם יְהוָ֖ה &amp; יְהוָ֔ה</w:t>
+      </w:r>
+    </w:p>
+    <w:p>
+      <w:pPr/>
+      <w:r>
+        <w:rPr>
+          <w:lang w:val="zh_TW" w:bidi="zh_TW"/>
+        </w:rPr>
+      </w:r>
+      <w:r>
+        <w:rPr>
           <w:b/>
           <w:lang w:val="zh_TW" w:bidi="zh_TW"/>
         </w:rPr>
@@ -22362,6 +25358,20 @@
       </w:r>
       <w:r>
         <w:rPr>
+          <w:lang w:val="zh_TW" w:bidi="zh_TW"/>
+        </w:rPr>
+        <w:t>כִּ֠י בְּ⁠הַר־צִיּ֨וֹן וּ⁠בִ⁠ירוּשָׁלִַ֜ם תִּֽהְיֶ֣ה פְלֵיטָ֗ה</w:t>
+      </w:r>
+    </w:p>
+    <w:p>
+      <w:pPr/>
+      <w:r>
+        <w:rPr>
+          <w:lang w:val="zh_TW" w:bidi="zh_TW"/>
+        </w:rPr>
+      </w:r>
+      <w:r>
+        <w:rPr>
           <w:b/>
           <w:lang w:val="zh_TW" w:bidi="zh_TW"/>
         </w:rPr>
@@ -22486,6 +25496,20 @@
       </w:r>
       <w:r>
         <w:rPr>
+          <w:lang w:val="zh_TW" w:bidi="zh_TW"/>
+        </w:rPr>
+        <w:t>בְּ⁠הַר־צִיּ֨וֹן וּ⁠בִ⁠ירוּשָׁלִַ֜ם</w:t>
+      </w:r>
+    </w:p>
+    <w:p>
+      <w:pPr/>
+      <w:r>
+        <w:rPr>
+          <w:lang w:val="zh_TW" w:bidi="zh_TW"/>
+        </w:rPr>
+      </w:r>
+      <w:r>
+        <w:rPr>
           <w:b/>
           <w:lang w:val="zh_TW" w:bidi="zh_TW"/>
         </w:rPr>
@@ -22589,6 +25613,20 @@
       </w:r>
       <w:r>
         <w:rPr>
+          <w:lang w:val="zh_TW" w:bidi="zh_TW"/>
+        </w:rPr>
+        <w:t>כַּֽ⁠אֲשֶׁר֙ אָמַ֣ר יְהוָ֔ה</w:t>
+      </w:r>
+    </w:p>
+    <w:p>
+      <w:pPr/>
+      <w:r>
+        <w:rPr>
+          <w:lang w:val="zh_TW" w:bidi="zh_TW"/>
+        </w:rPr>
+      </w:r>
+      <w:r>
+        <w:rPr>
           <w:b/>
           <w:lang w:val="zh_TW" w:bidi="zh_TW"/>
         </w:rPr>
@@ -22672,6 +25710,20 @@
       </w:r>
       <w:r>
         <w:rPr>
+          <w:lang w:val="zh_TW" w:bidi="zh_TW"/>
+        </w:rPr>
+        <w:t>יְהוָ֖ה &amp; וּ⁠בַ֨⁠שְּׂרִידִ֔ים אֲשֶׁ֥ר יְהוָ֖ה קֹרֵֽא</w:t>
+      </w:r>
+    </w:p>
+    <w:p>
+      <w:pPr/>
+      <w:r>
+        <w:rPr>
+          <w:lang w:val="zh_TW" w:bidi="zh_TW"/>
+        </w:rPr>
+      </w:r>
+      <w:r>
+        <w:rPr>
           <w:b/>
           <w:lang w:val="zh_TW" w:bidi="zh_TW"/>
         </w:rPr>
@@ -22755,6 +25807,20 @@
       </w:r>
       <w:r>
         <w:rPr>
+          <w:lang w:val="zh_TW" w:bidi="zh_TW"/>
+        </w:rPr>
+        <w:t>יְהוָ֖ה &amp; אֲשֶׁ֥ר יְהוָ֖ה קֹרֵֽא</w:t>
+      </w:r>
+    </w:p>
+    <w:p>
+      <w:pPr/>
+      <w:r>
+        <w:rPr>
+          <w:lang w:val="zh_TW" w:bidi="zh_TW"/>
+        </w:rPr>
+      </w:r>
+      <w:r>
+        <w:rPr>
           <w:b/>
           <w:lang w:val="zh_TW" w:bidi="zh_TW"/>
         </w:rPr>
@@ -22838,6 +25904,20 @@
       </w:r>
       <w:r>
         <w:rPr>
+          <w:lang w:val="zh_TW" w:bidi="zh_TW"/>
+        </w:rPr>
+        <w:t>כִּ֗י הִנֵּ֛ה בַּ⁠יָּמִ֥ים הָ⁠הֵ֖מָּה וּ⁠בָ⁠עֵ֣ת הַ⁠הִ֑יא</w:t>
+      </w:r>
+    </w:p>
+    <w:p>
+      <w:pPr/>
+      <w:r>
+        <w:rPr>
+          <w:lang w:val="zh_TW" w:bidi="zh_TW"/>
+        </w:rPr>
+      </w:r>
+      <w:r>
+        <w:rPr>
           <w:b/>
           <w:lang w:val="zh_TW" w:bidi="zh_TW"/>
         </w:rPr>
@@ -22949,6 +26029,20 @@
       </w:r>
       <w:r>
         <w:rPr>
+          <w:lang w:val="zh_TW" w:bidi="zh_TW"/>
+        </w:rPr>
+        <w:t>כִּ֗י הִנֵּ֛ה</w:t>
+      </w:r>
+    </w:p>
+    <w:p>
+      <w:pPr/>
+      <w:r>
+        <w:rPr>
+          <w:lang w:val="zh_TW" w:bidi="zh_TW"/>
+        </w:rPr>
+      </w:r>
+      <w:r>
+        <w:rPr>
           <w:b/>
           <w:lang w:val="zh_TW" w:bidi="zh_TW"/>
         </w:rPr>
@@ -23059,6 +26153,20 @@
       </w:r>
       <w:r>
         <w:rPr>
+          <w:lang w:val="zh_TW" w:bidi="zh_TW"/>
+        </w:rPr>
+        <w:t>בַּ⁠יָּמִ֥ים הָ⁠הֵ֖מָּה וּ⁠בָ⁠עֵ֣ת הַ⁠הִ֑יא</w:t>
+      </w:r>
+    </w:p>
+    <w:p>
+      <w:pPr/>
+      <w:r>
+        <w:rPr>
+          <w:lang w:val="zh_TW" w:bidi="zh_TW"/>
+        </w:rPr>
+      </w:r>
+      <w:r>
+        <w:rPr>
           <w:b/>
           <w:lang w:val="zh_TW" w:bidi="zh_TW"/>
         </w:rPr>
@@ -23162,6 +26270,20 @@
       </w:r>
       <w:r>
         <w:rPr>
+          <w:lang w:val="zh_TW" w:bidi="zh_TW"/>
+        </w:rPr>
+        <w:t>אֲשֶׁ֥ר אָשִׁ֛יב אֶת־שְׁב֥וּת יְהוּדָ֖ה וִ⁠ירוּשָׁלִָֽם</w:t>
+      </w:r>
+    </w:p>
+    <w:p>
+      <w:pPr/>
+      <w:r>
+        <w:rPr>
+          <w:lang w:val="zh_TW" w:bidi="zh_TW"/>
+        </w:rPr>
+      </w:r>
+      <w:r>
+        <w:rPr>
           <w:b/>
           <w:lang w:val="zh_TW" w:bidi="zh_TW"/>
         </w:rPr>
@@ -23286,6 +26408,20 @@
       </w:r>
       <w:r>
         <w:rPr>
+          <w:lang w:val="zh_TW" w:bidi="zh_TW"/>
+        </w:rPr>
+        <w:t>אֲשֶׁ֥ר אָשִׁ֛יב אֶת־שְׁב֥וּת יְהוּדָ֖ה וִ⁠ירוּשָׁלִָֽם</w:t>
+      </w:r>
+    </w:p>
+    <w:p>
+      <w:pPr/>
+      <w:r>
+        <w:rPr>
+          <w:lang w:val="zh_TW" w:bidi="zh_TW"/>
+        </w:rPr>
+      </w:r>
+      <w:r>
+        <w:rPr>
           <w:b/>
           <w:lang w:val="zh_TW" w:bidi="zh_TW"/>
         </w:rPr>
@@ -23369,6 +26505,20 @@
       </w:r>
       <w:r>
         <w:rPr>
+          <w:lang w:val="zh_TW" w:bidi="zh_TW"/>
+        </w:rPr>
+        <w:t>עֵ֖מֶק יְהֽוֹשָׁפָ֑ט</w:t>
+      </w:r>
+    </w:p>
+    <w:p>
+      <w:pPr/>
+      <w:r>
+        <w:rPr>
+          <w:lang w:val="zh_TW" w:bidi="zh_TW"/>
+        </w:rPr>
+      </w:r>
+      <w:r>
+        <w:rPr>
           <w:b/>
           <w:lang w:val="zh_TW" w:bidi="zh_TW"/>
         </w:rPr>
@@ -23472,6 +26622,20 @@
       </w:r>
       <w:r>
         <w:rPr>
+          <w:lang w:val="zh_TW" w:bidi="zh_TW"/>
+        </w:rPr>
+        <w:t>עַמִּ֨⁠י וְ⁠נַחֲלָתִ֤⁠י יִשְׂרָאֵל֙</w:t>
+      </w:r>
+    </w:p>
+    <w:p>
+      <w:pPr/>
+      <w:r>
+        <w:rPr>
+          <w:lang w:val="zh_TW" w:bidi="zh_TW"/>
+        </w:rPr>
+      </w:r>
+      <w:r>
+        <w:rPr>
           <w:b/>
           <w:lang w:val="zh_TW" w:bidi="zh_TW"/>
         </w:rPr>
@@ -23594,6 +26758,20 @@
       </w:r>
       <w:r>
         <w:rPr>
+          <w:lang w:val="zh_TW" w:bidi="zh_TW"/>
+        </w:rPr>
+        <w:t>וְ⁠אֶת־אַרְצִ֖⁠י חִלֵּֽקוּ</w:t>
+      </w:r>
+    </w:p>
+    <w:p>
+      <w:pPr/>
+      <w:r>
+        <w:rPr>
+          <w:lang w:val="zh_TW" w:bidi="zh_TW"/>
+        </w:rPr>
+      </w:r>
+      <w:r>
+        <w:rPr>
           <w:b/>
           <w:lang w:val="zh_TW" w:bidi="zh_TW"/>
         </w:rPr>
@@ -23677,6 +26855,20 @@
       </w:r>
       <w:r>
         <w:rPr>
+          <w:lang w:val="zh_TW" w:bidi="zh_TW"/>
+        </w:rPr>
+        <w:t>גוֹרָ֑ל</w:t>
+      </w:r>
+    </w:p>
+    <w:p>
+      <w:pPr/>
+      <w:r>
+        <w:rPr>
+          <w:lang w:val="zh_TW" w:bidi="zh_TW"/>
+        </w:rPr>
+      </w:r>
+      <w:r>
+        <w:rPr>
           <w:b/>
           <w:lang w:val="zh_TW" w:bidi="zh_TW"/>
         </w:rPr>
@@ -23773,6 +26965,20 @@
       </w:r>
       <w:r>
         <w:rPr>
+          <w:lang w:val="zh_TW" w:bidi="zh_TW"/>
+        </w:rPr>
+        <w:t>וַ⁠יִּתְּנ֤וּ הַ⁠יֶּ֨לֶד֙ בַּ⁠זּוֹנָ֔ה וְ⁠הַ⁠יַּלְדָּ֛ה מָכְר֥וּ</w:t>
+      </w:r>
+    </w:p>
+    <w:p>
+      <w:pPr/>
+      <w:r>
+        <w:rPr>
+          <w:lang w:val="zh_TW" w:bidi="zh_TW"/>
+        </w:rPr>
+      </w:r>
+      <w:r>
+        <w:rPr>
           <w:b/>
           <w:lang w:val="zh_TW" w:bidi="zh_TW"/>
         </w:rPr>
@@ -23889,6 +27095,20 @@
       </w:r>
       <w:r>
         <w:rPr>
+          <w:lang w:val="zh_TW" w:bidi="zh_TW"/>
+        </w:rPr>
+        <w:t>וְ֠⁠גַם מָה־אַתֶּ֥ם לִ⁠י֙ צֹ֣ר וְ⁠צִיד֔וֹן וְ⁠כֹ֖ל גְּלִיל֣וֹת פְּלָ֑שֶׁת הַ⁠גְּמ֗וּל אַתֶּם֙ מְשַׁלְּמִ֣ים עָלָ֔⁠י &amp; אַתֶּם֙</w:t>
+      </w:r>
+    </w:p>
+    <w:p>
+      <w:pPr/>
+      <w:r>
+        <w:rPr>
+          <w:lang w:val="zh_TW" w:bidi="zh_TW"/>
+        </w:rPr>
+      </w:r>
+      <w:r>
+        <w:rPr>
           <w:b/>
           <w:lang w:val="zh_TW" w:bidi="zh_TW"/>
         </w:rPr>
@@ -23972,6 +27192,20 @@
       </w:r>
       <w:r>
         <w:rPr>
+          <w:lang w:val="zh_TW" w:bidi="zh_TW"/>
+        </w:rPr>
+        <w:t>מָה־אַתֶּ֥ם לִ⁠י֙</w:t>
+      </w:r>
+    </w:p>
+    <w:p>
+      <w:pPr/>
+      <w:r>
+        <w:rPr>
+          <w:lang w:val="zh_TW" w:bidi="zh_TW"/>
+        </w:rPr>
+      </w:r>
+      <w:r>
+        <w:rPr>
           <w:b/>
           <w:lang w:val="zh_TW" w:bidi="zh_TW"/>
         </w:rPr>
@@ -24055,6 +27289,20 @@
       </w:r>
       <w:r>
         <w:rPr>
+          <w:lang w:val="zh_TW" w:bidi="zh_TW"/>
+        </w:rPr>
+        <w:t>הַ⁠גְּמ֗וּל אַתֶּם֙ מְשַׁלְּמִ֣ים עָלָ֔⁠י וְ⁠אִם־גֹּמְלִ֤ים אַתֶּם֙ עָלַ֔⁠י</w:t>
+      </w:r>
+    </w:p>
+    <w:p>
+      <w:pPr/>
+      <w:r>
+        <w:rPr>
+          <w:lang w:val="zh_TW" w:bidi="zh_TW"/>
+        </w:rPr>
+      </w:r>
+      <w:r>
+        <w:rPr>
           <w:b/>
           <w:lang w:val="zh_TW" w:bidi="zh_TW"/>
         </w:rPr>
@@ -24138,6 +27386,20 @@
       </w:r>
       <w:r>
         <w:rPr>
+          <w:lang w:val="zh_TW" w:bidi="zh_TW"/>
+        </w:rPr>
+        <w:t>קַ֣ל מְהֵרָ֔ה</w:t>
+      </w:r>
+    </w:p>
+    <w:p>
+      <w:pPr/>
+      <w:r>
+        <w:rPr>
+          <w:lang w:val="zh_TW" w:bidi="zh_TW"/>
+        </w:rPr>
+      </w:r>
+      <w:r>
+        <w:rPr>
           <w:b/>
           <w:lang w:val="zh_TW" w:bidi="zh_TW"/>
         </w:rPr>
@@ -24269,6 +27531,20 @@
       </w:r>
       <w:r>
         <w:rPr>
+          <w:lang w:val="zh_TW" w:bidi="zh_TW"/>
+        </w:rPr>
+        <w:t>אָשִׁ֥יב גְּמֻלְ⁠כֶ֖ם בְּ⁠רֹאשְׁ⁠כֶֽם</w:t>
+      </w:r>
+    </w:p>
+    <w:p>
+      <w:pPr/>
+      <w:r>
+        <w:rPr>
+          <w:lang w:val="zh_TW" w:bidi="zh_TW"/>
+        </w:rPr>
+      </w:r>
+      <w:r>
+        <w:rPr>
           <w:b/>
           <w:lang w:val="zh_TW" w:bidi="zh_TW"/>
         </w:rPr>
@@ -24365,6 +27641,20 @@
       </w:r>
       <w:r>
         <w:rPr>
+          <w:lang w:val="zh_TW" w:bidi="zh_TW"/>
+        </w:rPr>
+        <w:t>בְּ⁠רֹאשְׁ⁠כֶֽם</w:t>
+      </w:r>
+    </w:p>
+    <w:p>
+      <w:pPr/>
+      <w:r>
+        <w:rPr>
+          <w:lang w:val="zh_TW" w:bidi="zh_TW"/>
+        </w:rPr>
+      </w:r>
+      <w:r>
+        <w:rPr>
           <w:b/>
           <w:lang w:val="zh_TW" w:bidi="zh_TW"/>
         </w:rPr>
@@ -24478,6 +27768,20 @@
         <w:rPr>
           <w:lang w:val="zh_TW" w:bidi="zh_TW"/>
         </w:rPr>
+      </w:r>
+    </w:p>
+    <w:p>
+      <w:pPr/>
+      <w:r>
+        <w:rPr>
+          <w:lang w:val="zh_TW" w:bidi="zh_TW"/>
+        </w:rPr>
+      </w:r>
+      <w:r>
+        <w:rPr>
+          <w:lang w:val="zh_TW" w:bidi="zh_TW"/>
+        </w:rPr>
+        <w:t>וּ⁠בְנֵ֤י יְהוּדָה֙ וּ⁠בְנֵ֣י יְרוּשָׁלִַ֔ם</w:t>
       </w:r>
     </w:p>
     <w:p>
@@ -24603,6 +27907,20 @@
       </w:r>
       <w:r>
         <w:rPr>
+          <w:lang w:val="zh_TW" w:bidi="zh_TW"/>
+        </w:rPr>
+        <w:t>לִ⁠בְנֵ֣י הַ⁠יְּוָנִ֑ים</w:t>
+      </w:r>
+    </w:p>
+    <w:p>
+      <w:pPr/>
+      <w:r>
+        <w:rPr>
+          <w:lang w:val="zh_TW" w:bidi="zh_TW"/>
+        </w:rPr>
+      </w:r>
+      <w:r>
+        <w:rPr>
           <w:b/>
           <w:lang w:val="zh_TW" w:bidi="zh_TW"/>
         </w:rPr>
@@ -24712,6 +28030,20 @@
       </w:r>
       <w:r>
         <w:rPr>
+          <w:lang w:val="zh_TW" w:bidi="zh_TW"/>
+        </w:rPr>
+        <w:t>הַ⁠יְּוָנִ֑ים</w:t>
+      </w:r>
+    </w:p>
+    <w:p>
+      <w:pPr/>
+      <w:r>
+        <w:rPr>
+          <w:lang w:val="zh_TW" w:bidi="zh_TW"/>
+        </w:rPr>
+      </w:r>
+      <w:r>
+        <w:rPr>
           <w:b/>
           <w:lang w:val="zh_TW" w:bidi="zh_TW"/>
         </w:rPr>
@@ -24802,6 +28134,20 @@
       </w:r>
       <w:r>
         <w:rPr>
+          <w:lang w:val="zh_TW" w:bidi="zh_TW"/>
+        </w:rPr>
+        <w:t>לְמַ֥עַן הַרְחִיקָ֖⁠ם מֵ⁠עַ֥ל גְּבוּלָֽ⁠ם</w:t>
+      </w:r>
+    </w:p>
+    <w:p>
+      <w:pPr/>
+      <w:r>
+        <w:rPr>
+          <w:lang w:val="zh_TW" w:bidi="zh_TW"/>
+        </w:rPr>
+      </w:r>
+      <w:r>
+        <w:rPr>
           <w:b/>
           <w:lang w:val="zh_TW" w:bidi="zh_TW"/>
         </w:rPr>
@@ -24874,6 +28220,20 @@
         <w:rPr>
           <w:lang w:val="zh_TW" w:bidi="zh_TW"/>
         </w:rPr>
+      </w:r>
+    </w:p>
+    <w:p>
+      <w:pPr/>
+      <w:r>
+        <w:rPr>
+          <w:lang w:val="zh_TW" w:bidi="zh_TW"/>
+        </w:rPr>
+      </w:r>
+      <w:r>
+        <w:rPr>
+          <w:lang w:val="zh_TW" w:bidi="zh_TW"/>
+        </w:rPr>
+        <w:t>הִנְ⁠נִ֣י מְעִירָ֔⁠ם</w:t>
       </w:r>
     </w:p>
     <w:p>
@@ -25014,6 +28374,20 @@
       </w:r>
       <w:r>
         <w:rPr>
+          <w:lang w:val="zh_TW" w:bidi="zh_TW"/>
+        </w:rPr>
+        <w:t>אֲשֶׁר־מְכַרְתֶּ֥ם אֹתָ֖⁠ם שָׁ֑מָּ⁠ה</w:t>
+      </w:r>
+    </w:p>
+    <w:p>
+      <w:pPr/>
+      <w:r>
+        <w:rPr>
+          <w:lang w:val="zh_TW" w:bidi="zh_TW"/>
+        </w:rPr>
+      </w:r>
+      <w:r>
+        <w:rPr>
           <w:b/>
           <w:lang w:val="zh_TW" w:bidi="zh_TW"/>
         </w:rPr>
@@ -25198,6 +28572,20 @@
       </w:r>
       <w:r>
         <w:rPr>
+          <w:lang w:val="zh_TW" w:bidi="zh_TW"/>
+        </w:rPr>
+        <w:t>בְּ⁠רֹאשְׁ⁠כֶֽם</w:t>
+      </w:r>
+    </w:p>
+    <w:p>
+      <w:pPr/>
+      <w:r>
+        <w:rPr>
+          <w:lang w:val="zh_TW" w:bidi="zh_TW"/>
+        </w:rPr>
+      </w:r>
+      <w:r>
+        <w:rPr>
           <w:b/>
           <w:lang w:val="zh_TW" w:bidi="zh_TW"/>
         </w:rPr>
@@ -25309,6 +28697,20 @@
       </w:r>
       <w:r>
         <w:rPr>
+          <w:lang w:val="zh_TW" w:bidi="zh_TW"/>
+        </w:rPr>
+        <w:t>וּ⁠מָכַרְתִּ֞י</w:t>
+      </w:r>
+    </w:p>
+    <w:p>
+      <w:pPr/>
+      <w:r>
+        <w:rPr>
+          <w:lang w:val="zh_TW" w:bidi="zh_TW"/>
+        </w:rPr>
+      </w:r>
+      <w:r>
+        <w:rPr>
           <w:b/>
           <w:lang w:val="zh_TW" w:bidi="zh_TW"/>
         </w:rPr>
@@ -25452,6 +28854,20 @@
       </w:r>
       <w:r>
         <w:rPr>
+          <w:lang w:val="zh_TW" w:bidi="zh_TW"/>
+        </w:rPr>
+        <w:t>בְּ⁠יַד֙ בְּנֵ֣י יְהוּדָ֔ה</w:t>
+      </w:r>
+    </w:p>
+    <w:p>
+      <w:pPr/>
+      <w:r>
+        <w:rPr>
+          <w:lang w:val="zh_TW" w:bidi="zh_TW"/>
+        </w:rPr>
+      </w:r>
+      <w:r>
+        <w:rPr>
           <w:b/>
           <w:lang w:val="zh_TW" w:bidi="zh_TW"/>
         </w:rPr>
@@ -25560,6 +28976,20 @@
       </w:r>
       <w:r>
         <w:rPr>
+          <w:lang w:val="zh_TW" w:bidi="zh_TW"/>
+        </w:rPr>
+        <w:t>וּ⁠מָכַרְתִּ֞י אֶת־בְּנֵי⁠כֶ֣ם וְ⁠אֶת־בְּנֽוֹתֵי⁠כֶ֗ם בְּ⁠יַד֙ בְּנֵ֣י יְהוּדָ֔ה</w:t>
+      </w:r>
+    </w:p>
+    <w:p>
+      <w:pPr/>
+      <w:r>
+        <w:rPr>
+          <w:lang w:val="zh_TW" w:bidi="zh_TW"/>
+        </w:rPr>
+      </w:r>
+      <w:r>
+        <w:rPr>
           <w:b/>
           <w:lang w:val="zh_TW" w:bidi="zh_TW"/>
         </w:rPr>
@@ -25656,6 +29086,20 @@
       </w:r>
       <w:r>
         <w:rPr>
+          <w:lang w:val="zh_TW" w:bidi="zh_TW"/>
+        </w:rPr>
+        <w:t>בְּנֵ֣י יְהוּדָ֔ה</w:t>
+      </w:r>
+    </w:p>
+    <w:p>
+      <w:pPr/>
+      <w:r>
+        <w:rPr>
+          <w:lang w:val="zh_TW" w:bidi="zh_TW"/>
+        </w:rPr>
+      </w:r>
+      <w:r>
+        <w:rPr>
           <w:b/>
           <w:lang w:val="zh_TW" w:bidi="zh_TW"/>
         </w:rPr>
@@ -25793,6 +29237,20 @@
       </w:r>
       <w:r>
         <w:rPr>
+          <w:lang w:val="zh_TW" w:bidi="zh_TW"/>
+        </w:rPr>
+        <w:t>לִ⁠שְׁבָאיִ֖ם</w:t>
+      </w:r>
+    </w:p>
+    <w:p>
+      <w:pPr/>
+      <w:r>
+        <w:rPr>
+          <w:lang w:val="zh_TW" w:bidi="zh_TW"/>
+        </w:rPr>
+      </w:r>
+      <w:r>
+        <w:rPr>
           <w:b/>
           <w:lang w:val="zh_TW" w:bidi="zh_TW"/>
         </w:rPr>
@@ -25883,6 +29341,20 @@
       </w:r>
       <w:r>
         <w:rPr>
+          <w:lang w:val="zh_TW" w:bidi="zh_TW"/>
+        </w:rPr>
+        <w:t>אֶל־גּ֣וֹי רָח֑וֹק כִּ֥י יְהוָ֖ה דִּבֵּֽר</w:t>
+      </w:r>
+    </w:p>
+    <w:p>
+      <w:pPr/>
+      <w:r>
+        <w:rPr>
+          <w:lang w:val="zh_TW" w:bidi="zh_TW"/>
+        </w:rPr>
+      </w:r>
+      <w:r>
+        <w:rPr>
           <w:b/>
           <w:lang w:val="zh_TW" w:bidi="zh_TW"/>
         </w:rPr>
@@ -25991,6 +29463,20 @@
       </w:r>
       <w:r>
         <w:rPr>
+          <w:lang w:val="zh_TW" w:bidi="zh_TW"/>
+        </w:rPr>
+        <w:t>קִרְאוּ</w:t>
+      </w:r>
+    </w:p>
+    <w:p>
+      <w:pPr/>
+      <w:r>
+        <w:rPr>
+          <w:lang w:val="zh_TW" w:bidi="zh_TW"/>
+        </w:rPr>
+      </w:r>
+      <w:r>
+        <w:rPr>
           <w:b/>
           <w:lang w:val="zh_TW" w:bidi="zh_TW"/>
         </w:rPr>
@@ -26087,6 +29573,20 @@
       </w:r>
       <w:r>
         <w:rPr>
+          <w:lang w:val="zh_TW" w:bidi="zh_TW"/>
+        </w:rPr>
+        <w:t>קַדְּשׁ֖וּ מִלְחָמָ֑ה</w:t>
+      </w:r>
+    </w:p>
+    <w:p>
+      <w:pPr/>
+      <w:r>
+        <w:rPr>
+          <w:lang w:val="zh_TW" w:bidi="zh_TW"/>
+        </w:rPr>
+      </w:r>
+      <w:r>
+        <w:rPr>
           <w:b/>
           <w:lang w:val="zh_TW" w:bidi="zh_TW"/>
         </w:rPr>
@@ -26183,6 +29683,20 @@
       </w:r>
       <w:r>
         <w:rPr>
+          <w:lang w:val="zh_TW" w:bidi="zh_TW"/>
+        </w:rPr>
+        <w:t>אִתֵּי⁠כֶם֙</w:t>
+      </w:r>
+    </w:p>
+    <w:p>
+      <w:pPr/>
+      <w:r>
+        <w:rPr>
+          <w:lang w:val="zh_TW" w:bidi="zh_TW"/>
+        </w:rPr>
+      </w:r>
+      <w:r>
+        <w:rPr>
           <w:b/>
           <w:lang w:val="zh_TW" w:bidi="zh_TW"/>
         </w:rPr>
@@ -26273,6 +29787,20 @@
       </w:r>
       <w:r>
         <w:rPr>
+          <w:lang w:val="zh_TW" w:bidi="zh_TW"/>
+        </w:rPr>
+        <w:t>וּ⁠מַזְמְרֹֽתֵי⁠כֶ֖ם</w:t>
+      </w:r>
+    </w:p>
+    <w:p>
+      <w:pPr/>
+      <w:r>
+        <w:rPr>
+          <w:lang w:val="zh_TW" w:bidi="zh_TW"/>
+        </w:rPr>
+      </w:r>
+      <w:r>
+        <w:rPr>
           <w:b/>
           <w:lang w:val="zh_TW" w:bidi="zh_TW"/>
         </w:rPr>
@@ -26363,6 +29891,20 @@
       </w:r>
       <w:r>
         <w:rPr>
+          <w:lang w:val="zh_TW" w:bidi="zh_TW"/>
+        </w:rPr>
+        <w:t>הַֽ⁠חַלָּ֔שׁ יֹאמַ֖ר גִּבּ֥וֹר אָֽנִי</w:t>
+      </w:r>
+    </w:p>
+    <w:p>
+      <w:pPr/>
+      <w:r>
+        <w:rPr>
+          <w:lang w:val="zh_TW" w:bidi="zh_TW"/>
+        </w:rPr>
+      </w:r>
+      <w:r>
+        <w:rPr>
           <w:b/>
           <w:lang w:val="zh_TW" w:bidi="zh_TW"/>
         </w:rPr>
@@ -26474,6 +30016,20 @@
       </w:r>
       <w:r>
         <w:rPr>
+          <w:lang w:val="zh_TW" w:bidi="zh_TW"/>
+        </w:rPr>
+        <w:t>הַֽ⁠חַלָּ֔שׁ</w:t>
+      </w:r>
+    </w:p>
+    <w:p>
+      <w:pPr/>
+      <w:r>
+        <w:rPr>
+          <w:lang w:val="zh_TW" w:bidi="zh_TW"/>
+        </w:rPr>
+      </w:r>
+      <w:r>
+        <w:rPr>
           <w:b/>
           <w:lang w:val="zh_TW" w:bidi="zh_TW"/>
         </w:rPr>
@@ -26570,6 +30126,20 @@
       </w:r>
       <w:r>
         <w:rPr>
+          <w:lang w:val="zh_TW" w:bidi="zh_TW"/>
+        </w:rPr>
+        <w:t>ע֣וּשׁוּ וָ⁠בֹ֧אוּ</w:t>
+      </w:r>
+    </w:p>
+    <w:p>
+      <w:pPr/>
+      <w:r>
+        <w:rPr>
+          <w:lang w:val="zh_TW" w:bidi="zh_TW"/>
+        </w:rPr>
+      </w:r>
+      <w:r>
+        <w:rPr>
           <w:b/>
           <w:lang w:val="zh_TW" w:bidi="zh_TW"/>
         </w:rPr>
@@ -26696,6 +30266,20 @@
         <w:rPr>
           <w:lang w:val="zh_TW" w:bidi="zh_TW"/>
         </w:rPr>
+      </w:r>
+    </w:p>
+    <w:p>
+      <w:pPr/>
+      <w:r>
+        <w:rPr>
+          <w:lang w:val="zh_TW" w:bidi="zh_TW"/>
+        </w:rPr>
+      </w:r>
+      <w:r>
+        <w:rPr>
+          <w:lang w:val="zh_TW" w:bidi="zh_TW"/>
+        </w:rPr>
+        <w:t>יֵע֨וֹרוּ֙ &amp; הַ⁠גּוֹיִ֔ם</w:t>
       </w:r>
     </w:p>
     <w:p>
@@ -26903,6 +30487,20 @@
       </w:r>
       <w:r>
         <w:rPr>
+          <w:lang w:val="zh_TW" w:bidi="zh_TW"/>
+        </w:rPr>
+        <w:t>אֵשֵׁ֛ב לִ⁠שְׁפֹּ֥ט</w:t>
+      </w:r>
+    </w:p>
+    <w:p>
+      <w:pPr/>
+      <w:r>
+        <w:rPr>
+          <w:lang w:val="zh_TW" w:bidi="zh_TW"/>
+        </w:rPr>
+      </w:r>
+      <w:r>
+        <w:rPr>
           <w:b/>
           <w:lang w:val="zh_TW" w:bidi="zh_TW"/>
         </w:rPr>
@@ -26993,6 +30591,20 @@
       </w:r>
       <w:r>
         <w:rPr>
+          <w:lang w:val="zh_TW" w:bidi="zh_TW"/>
+        </w:rPr>
+        <w:t>שִׁלְח֣וּ מַגָּ֔ל כִּ֥י בָשַׁ֖ל קָצִ֑יר &amp; כִּֽי</w:t>
+      </w:r>
+    </w:p>
+    <w:p>
+      <w:pPr/>
+      <w:r>
+        <w:rPr>
+          <w:lang w:val="zh_TW" w:bidi="zh_TW"/>
+        </w:rPr>
+      </w:r>
+      <w:r>
+        <w:rPr>
           <w:b/>
           <w:lang w:val="zh_TW" w:bidi="zh_TW"/>
         </w:rPr>
@@ -27082,6 +30694,20 @@
       </w:r>
       <w:r>
         <w:rPr>
+          <w:lang w:val="zh_TW" w:bidi="zh_TW"/>
+        </w:rPr>
+        <w:t>שִׁלְח֣וּ מַגָּ֔ל</w:t>
+      </w:r>
+    </w:p>
+    <w:p>
+      <w:pPr/>
+      <w:r>
+        <w:rPr>
+          <w:lang w:val="zh_TW" w:bidi="zh_TW"/>
+        </w:rPr>
+      </w:r>
+      <w:r>
+        <w:rPr>
           <w:b/>
           <w:lang w:val="zh_TW" w:bidi="zh_TW"/>
         </w:rPr>
@@ -27212,6 +30838,20 @@
       </w:r>
       <w:r>
         <w:rPr>
+          <w:lang w:val="zh_TW" w:bidi="zh_TW"/>
+        </w:rPr>
+        <w:t>שִׁלְח֣וּ מַגָּ֔ל</w:t>
+      </w:r>
+    </w:p>
+    <w:p>
+      <w:pPr/>
+      <w:r>
+        <w:rPr>
+          <w:lang w:val="zh_TW" w:bidi="zh_TW"/>
+        </w:rPr>
+      </w:r>
+      <w:r>
+        <w:rPr>
           <w:b/>
           <w:lang w:val="zh_TW" w:bidi="zh_TW"/>
         </w:rPr>
@@ -27303,6 +30943,20 @@
         <w:rPr>
           <w:lang w:val="zh_TW" w:bidi="zh_TW"/>
         </w:rPr>
+      </w:r>
+    </w:p>
+    <w:p>
+      <w:pPr/>
+      <w:r>
+        <w:rPr>
+          <w:lang w:val="zh_TW" w:bidi="zh_TW"/>
+        </w:rPr>
+      </w:r>
+      <w:r>
+        <w:rPr>
+          <w:lang w:val="zh_TW" w:bidi="zh_TW"/>
+        </w:rPr>
+        <w:t>שִׁלְח֣וּ</w:t>
       </w:r>
     </w:p>
     <w:p>
@@ -27435,6 +31089,20 @@
       </w:r>
       <w:r>
         <w:rPr>
+          <w:lang w:val="zh_TW" w:bidi="zh_TW"/>
+        </w:rPr>
+        <w:t>בֹּ֤אֽוּ רְדוּ֙ כִּֽי־מָ֣לְאָה גַּ֔ת</w:t>
+      </w:r>
+    </w:p>
+    <w:p>
+      <w:pPr/>
+      <w:r>
+        <w:rPr>
+          <w:lang w:val="zh_TW" w:bidi="zh_TW"/>
+        </w:rPr>
+      </w:r>
+      <w:r>
+        <w:rPr>
           <w:b/>
           <w:lang w:val="zh_TW" w:bidi="zh_TW"/>
         </w:rPr>
@@ -27524,6 +31192,20 @@
       </w:r>
       <w:r>
         <w:rPr>
+          <w:lang w:val="zh_TW" w:bidi="zh_TW"/>
+        </w:rPr>
+        <w:t>כִּ֥י &amp; כִּ֥י רַבָּ֖ה רָעָתָֽ⁠ם</w:t>
+      </w:r>
+    </w:p>
+    <w:p>
+      <w:pPr/>
+      <w:r>
+        <w:rPr>
+          <w:lang w:val="zh_TW" w:bidi="zh_TW"/>
+        </w:rPr>
+      </w:r>
+      <w:r>
+        <w:rPr>
           <w:b/>
           <w:lang w:val="zh_TW" w:bidi="zh_TW"/>
         </w:rPr>
@@ -27620,6 +31302,20 @@
       </w:r>
       <w:r>
         <w:rPr>
+          <w:lang w:val="zh_TW" w:bidi="zh_TW"/>
+        </w:rPr>
+        <w:t>הֲמוֹנִ֣ים הֲמוֹנִ֔ים בְּ⁠עֵ֖מֶק הֶֽ⁠חָר֑וּץ &amp; בְּ⁠עֵ֖מֶק</w:t>
+      </w:r>
+    </w:p>
+    <w:p>
+      <w:pPr/>
+      <w:r>
+        <w:rPr>
+          <w:lang w:val="zh_TW" w:bidi="zh_TW"/>
+        </w:rPr>
+      </w:r>
+      <w:r>
+        <w:rPr>
           <w:b/>
           <w:lang w:val="zh_TW" w:bidi="zh_TW"/>
         </w:rPr>
@@ -27716,6 +31412,20 @@
       </w:r>
       <w:r>
         <w:rPr>
+          <w:lang w:val="zh_TW" w:bidi="zh_TW"/>
+        </w:rPr>
+        <w:t>הֲמוֹנִ֣ים הֲמוֹנִ֔ים בְּ⁠עֵ֖מֶק הֶֽ⁠חָר֑וּץ &amp; בְּ⁠עֵ֖מֶק</w:t>
+      </w:r>
+    </w:p>
+    <w:p>
+      <w:pPr/>
+      <w:r>
+        <w:rPr>
+          <w:lang w:val="zh_TW" w:bidi="zh_TW"/>
+        </w:rPr>
+      </w:r>
+      <w:r>
+        <w:rPr>
           <w:b/>
           <w:lang w:val="zh_TW" w:bidi="zh_TW"/>
         </w:rPr>
@@ -27827,6 +31537,20 @@
       </w:r>
       <w:r>
         <w:rPr>
+          <w:lang w:val="zh_TW" w:bidi="zh_TW"/>
+        </w:rPr>
+        <w:t>בְּ⁠עֵ֖מֶק הֶֽ⁠חָר֑וּץ &amp; בְּ⁠עֵ֖מֶק</w:t>
+      </w:r>
+    </w:p>
+    <w:p>
+      <w:pPr/>
+      <w:r>
+        <w:rPr>
+          <w:lang w:val="zh_TW" w:bidi="zh_TW"/>
+        </w:rPr>
+      </w:r>
+      <w:r>
+        <w:rPr>
           <w:b/>
           <w:lang w:val="zh_TW" w:bidi="zh_TW"/>
         </w:rPr>
@@ -27912,6 +31636,20 @@
         <w:rPr>
           <w:lang w:val="zh_TW" w:bidi="zh_TW"/>
         </w:rPr>
+      </w:r>
+    </w:p>
+    <w:p>
+      <w:pPr/>
+      <w:r>
+        <w:rPr>
+          <w:lang w:val="zh_TW" w:bidi="zh_TW"/>
+        </w:rPr>
+      </w:r>
+      <w:r>
+        <w:rPr>
+          <w:lang w:val="zh_TW" w:bidi="zh_TW"/>
+        </w:rPr>
+        <w:t>שֶׁ֥מֶשׁ וְ⁠יָרֵ֖חַ קָדָ֑רוּ וְ⁠כוֹכָבִ֖ים אָסְפ֥וּ נָגְהָֽ⁠ם</w:t>
       </w:r>
     </w:p>
     <w:p>
@@ -28125,6 +31863,20 @@
       </w:r>
       <w:r>
         <w:rPr>
+          <w:lang w:val="zh_TW" w:bidi="zh_TW"/>
+        </w:rPr>
+        <w:t>וַ⁠יהוָ֞ה מִ⁠צִּיּ֣וֹן יִשְׁאָ֗ג</w:t>
+      </w:r>
+    </w:p>
+    <w:p>
+      <w:pPr/>
+      <w:r>
+        <w:rPr>
+          <w:lang w:val="zh_TW" w:bidi="zh_TW"/>
+        </w:rPr>
+      </w:r>
+      <w:r>
+        <w:rPr>
           <w:b/>
           <w:lang w:val="zh_TW" w:bidi="zh_TW"/>
         </w:rPr>
@@ -28233,6 +31985,20 @@
       </w:r>
       <w:r>
         <w:rPr>
+          <w:lang w:val="zh_TW" w:bidi="zh_TW"/>
+        </w:rPr>
+        <w:t>וְ⁠רָעֲשׁ֖וּ שָׁמַ֣יִם וָ⁠אָ֑רֶץ</w:t>
+      </w:r>
+    </w:p>
+    <w:p>
+      <w:pPr/>
+      <w:r>
+        <w:rPr>
+          <w:lang w:val="zh_TW" w:bidi="zh_TW"/>
+        </w:rPr>
+      </w:r>
+      <w:r>
+        <w:rPr>
           <w:b/>
           <w:lang w:val="zh_TW" w:bidi="zh_TW"/>
         </w:rPr>
@@ -28354,6 +32120,20 @@
       </w:r>
       <w:r>
         <w:rPr>
+          <w:lang w:val="zh_TW" w:bidi="zh_TW"/>
+        </w:rPr>
+        <w:t>וַֽ⁠יהוָה֙ מַֽחֲסֶ֣ה לְ⁠עַמּ֔⁠וֹ וּ⁠מָע֖וֹז לִ⁠בְנֵ֥י יִשְׂרָאֵֽל</w:t>
+      </w:r>
+    </w:p>
+    <w:p>
+      <w:pPr/>
+      <w:r>
+        <w:rPr>
+          <w:lang w:val="zh_TW" w:bidi="zh_TW"/>
+        </w:rPr>
+      </w:r>
+      <w:r>
+        <w:rPr>
           <w:b/>
           <w:lang w:val="zh_TW" w:bidi="zh_TW"/>
         </w:rPr>
@@ -28464,6 +32244,20 @@
         <w:rPr>
           <w:lang w:val="zh_TW" w:bidi="zh_TW"/>
         </w:rPr>
+      </w:r>
+    </w:p>
+    <w:p>
+      <w:pPr/>
+      <w:r>
+        <w:rPr>
+          <w:lang w:val="zh_TW" w:bidi="zh_TW"/>
+        </w:rPr>
+      </w:r>
+      <w:r>
+        <w:rPr>
+          <w:lang w:val="zh_TW" w:bidi="zh_TW"/>
+        </w:rPr>
+        <w:t>לִ⁠בְנֵ֥י יִשְׂרָאֵֽל</w:t>
       </w:r>
     </w:p>
     <w:p>
@@ -28617,6 +32411,20 @@
       </w:r>
       <w:r>
         <w:rPr>
+          <w:lang w:val="zh_TW" w:bidi="zh_TW"/>
+        </w:rPr>
+        <w:t>וִֽ⁠ידַעְתֶּ֗ם</w:t>
+      </w:r>
+    </w:p>
+    <w:p>
+      <w:pPr/>
+      <w:r>
+        <w:rPr>
+          <w:lang w:val="zh_TW" w:bidi="zh_TW"/>
+        </w:rPr>
+      </w:r>
+      <w:r>
+        <w:rPr>
           <w:b/>
           <w:lang w:val="zh_TW" w:bidi="zh_TW"/>
         </w:rPr>
@@ -28712,6 +32520,20 @@
       </w:r>
       <w:r>
         <w:rPr>
+          <w:lang w:val="zh_TW" w:bidi="zh_TW"/>
+        </w:rPr>
+        <w:t>הַר־קָדְשִׁ֑⁠י</w:t>
+      </w:r>
+    </w:p>
+    <w:p>
+      <w:pPr/>
+      <w:r>
+        <w:rPr>
+          <w:lang w:val="zh_TW" w:bidi="zh_TW"/>
+        </w:rPr>
+      </w:r>
+      <w:r>
+        <w:rPr>
           <w:b/>
           <w:lang w:val="zh_TW" w:bidi="zh_TW"/>
         </w:rPr>
@@ -28836,6 +32658,20 @@
       </w:r>
       <w:r>
         <w:rPr>
+          <w:lang w:val="zh_TW" w:bidi="zh_TW"/>
+        </w:rPr>
+        <w:t>וְ⁠הָיָה֩ בַ⁠יּ֨וֹם הַ⁠ה֜וּא</w:t>
+      </w:r>
+    </w:p>
+    <w:p>
+      <w:pPr/>
+      <w:r>
+        <w:rPr>
+          <w:lang w:val="zh_TW" w:bidi="zh_TW"/>
+        </w:rPr>
+      </w:r>
+      <w:r>
+        <w:rPr>
           <w:b/>
           <w:lang w:val="zh_TW" w:bidi="zh_TW"/>
         </w:rPr>
@@ -28919,6 +32755,20 @@
       </w:r>
       <w:r>
         <w:rPr>
+          <w:lang w:val="zh_TW" w:bidi="zh_TW"/>
+        </w:rPr>
+        <w:t>בַ⁠יּ֨וֹם הַ⁠ה֜וּא</w:t>
+      </w:r>
+    </w:p>
+    <w:p>
+      <w:pPr/>
+      <w:r>
+        <w:rPr>
+          <w:lang w:val="zh_TW" w:bidi="zh_TW"/>
+        </w:rPr>
+      </w:r>
+      <w:r>
+        <w:rPr>
           <w:b/>
           <w:lang w:val="zh_TW" w:bidi="zh_TW"/>
         </w:rPr>
@@ -29021,6 +32871,20 @@
       </w:r>
       <w:r>
         <w:rPr>
+          <w:lang w:val="zh_TW" w:bidi="zh_TW"/>
+        </w:rPr>
+        <w:t>יִטְּפ֧וּ הֶ⁠הָרִ֣ים עָסִ֗יס וְ⁠הַ⁠גְּבָעוֹת֙ תֵּלַ֣כְנָה חָלָ֔ב</w:t>
+      </w:r>
+    </w:p>
+    <w:p>
+      <w:pPr/>
+      <w:r>
+        <w:rPr>
+          <w:lang w:val="zh_TW" w:bidi="zh_TW"/>
+        </w:rPr>
+      </w:r>
+      <w:r>
+        <w:rPr>
           <w:b/>
           <w:lang w:val="zh_TW" w:bidi="zh_TW"/>
         </w:rPr>
@@ -29162,6 +33026,20 @@
       </w:r>
       <w:r>
         <w:rPr>
+          <w:lang w:val="zh_TW" w:bidi="zh_TW"/>
+        </w:rPr>
+        <w:t>וּ⁠מַעְיָ֗ן &amp; יֵצֵ֔א</w:t>
+      </w:r>
+    </w:p>
+    <w:p>
+      <w:pPr/>
+      <w:r>
+        <w:rPr>
+          <w:lang w:val="zh_TW" w:bidi="zh_TW"/>
+        </w:rPr>
+      </w:r>
+      <w:r>
+        <w:rPr>
           <w:b/>
           <w:lang w:val="zh_TW" w:bidi="zh_TW"/>
         </w:rPr>
@@ -29258,6 +33136,20 @@
       </w:r>
       <w:r>
         <w:rPr>
+          <w:lang w:val="zh_TW" w:bidi="zh_TW"/>
+        </w:rPr>
+        <w:t>וּ⁠מַעְיָ֗ן</w:t>
+      </w:r>
+    </w:p>
+    <w:p>
+      <w:pPr/>
+      <w:r>
+        <w:rPr>
+          <w:lang w:val="zh_TW" w:bidi="zh_TW"/>
+        </w:rPr>
+      </w:r>
+      <w:r>
+        <w:rPr>
           <w:b/>
           <w:lang w:val="zh_TW" w:bidi="zh_TW"/>
         </w:rPr>
@@ -29349,6 +33241,20 @@
         <w:rPr>
           <w:lang w:val="zh_TW" w:bidi="zh_TW"/>
         </w:rPr>
+      </w:r>
+    </w:p>
+    <w:p>
+      <w:pPr/>
+      <w:r>
+        <w:rPr>
+          <w:lang w:val="zh_TW" w:bidi="zh_TW"/>
+        </w:rPr>
+      </w:r>
+      <w:r>
+        <w:rPr>
+          <w:lang w:val="zh_TW" w:bidi="zh_TW"/>
+        </w:rPr>
+        <w:t>מִ⁠בֵּ֤ית יְהוָה֙</w:t>
       </w:r>
     </w:p>
     <w:p>
@@ -29473,6 +33379,20 @@
       </w:r>
       <w:r>
         <w:rPr>
+          <w:lang w:val="zh_TW" w:bidi="zh_TW"/>
+        </w:rPr>
+        <w:t>אֶת־נַ֥חַל הַ⁠שִּׁטִּֽים</w:t>
+      </w:r>
+    </w:p>
+    <w:p>
+      <w:pPr/>
+      <w:r>
+        <w:rPr>
+          <w:lang w:val="zh_TW" w:bidi="zh_TW"/>
+        </w:rPr>
+      </w:r>
+      <w:r>
+        <w:rPr>
           <w:b/>
           <w:lang w:val="zh_TW" w:bidi="zh_TW"/>
         </w:rPr>
@@ -29563,6 +33483,20 @@
       </w:r>
       <w:r>
         <w:rPr>
+          <w:lang w:val="zh_TW" w:bidi="zh_TW"/>
+        </w:rPr>
+        <w:t>מִצְרַ֨יִם֙ לִ⁠שְׁמָמָ֣ה תִֽהְיֶ֔ה</w:t>
+      </w:r>
+    </w:p>
+    <w:p>
+      <w:pPr/>
+      <w:r>
+        <w:rPr>
+          <w:lang w:val="zh_TW" w:bidi="zh_TW"/>
+        </w:rPr>
+      </w:r>
+      <w:r>
+        <w:rPr>
           <w:b/>
           <w:lang w:val="zh_TW" w:bidi="zh_TW"/>
         </w:rPr>
@@ -29659,6 +33593,20 @@
       </w:r>
       <w:r>
         <w:rPr>
+          <w:lang w:val="zh_TW" w:bidi="zh_TW"/>
+        </w:rPr>
+        <w:t>מֵֽ⁠חֲמַס֙ בְּנֵ֣י יְהוּדָ֔ה</w:t>
+      </w:r>
+    </w:p>
+    <w:p>
+      <w:pPr/>
+      <w:r>
+        <w:rPr>
+          <w:lang w:val="zh_TW" w:bidi="zh_TW"/>
+        </w:rPr>
+      </w:r>
+      <w:r>
+        <w:rPr>
           <w:b/>
           <w:lang w:val="zh_TW" w:bidi="zh_TW"/>
         </w:rPr>
@@ -29774,6 +33722,20 @@
       </w:r>
       <w:r>
         <w:rPr>
+          <w:lang w:val="zh_TW" w:bidi="zh_TW"/>
+        </w:rPr>
+        <w:t>שָׁפְכ֥וּ דָם־נָקִ֖יא</w:t>
+      </w:r>
+    </w:p>
+    <w:p>
+      <w:pPr/>
+      <w:r>
+        <w:rPr>
+          <w:lang w:val="zh_TW" w:bidi="zh_TW"/>
+        </w:rPr>
+      </w:r>
+      <w:r>
+        <w:rPr>
           <w:b/>
           <w:lang w:val="zh_TW" w:bidi="zh_TW"/>
         </w:rPr>
@@ -29876,6 +33838,20 @@
       </w:r>
       <w:r>
         <w:rPr>
+          <w:lang w:val="zh_TW" w:bidi="zh_TW"/>
+        </w:rPr>
+        <w:t>בְּ⁠אַרְצָֽ⁠ם</w:t>
+      </w:r>
+    </w:p>
+    <w:p>
+      <w:pPr/>
+      <w:r>
+        <w:rPr>
+          <w:lang w:val="zh_TW" w:bidi="zh_TW"/>
+        </w:rPr>
+      </w:r>
+      <w:r>
+        <w:rPr>
           <w:b/>
           <w:lang w:val="zh_TW" w:bidi="zh_TW"/>
         </w:rPr>
@@ -30033,6 +34009,20 @@
       </w:r>
       <w:r>
         <w:rPr>
+          <w:lang w:val="zh_TW" w:bidi="zh_TW"/>
+        </w:rPr>
+        <w:t>וִ⁠יהוּדָ֖ה</w:t>
+      </w:r>
+    </w:p>
+    <w:p>
+      <w:pPr/>
+      <w:r>
+        <w:rPr>
+          <w:lang w:val="zh_TW" w:bidi="zh_TW"/>
+        </w:rPr>
+      </w:r>
+      <w:r>
+        <w:rPr>
           <w:b/>
           <w:lang w:val="zh_TW" w:bidi="zh_TW"/>
         </w:rPr>
@@ -30135,6 +34125,20 @@
       </w:r>
       <w:r>
         <w:rPr>
+          <w:lang w:val="zh_TW" w:bidi="zh_TW"/>
+        </w:rPr>
+        <w:t>וִ⁠ירוּשָׁלִַ֖ם לְ⁠ד֥וֹר וָ⁠דֽוֹר</w:t>
+      </w:r>
+    </w:p>
+    <w:p>
+      <w:pPr/>
+      <w:r>
+        <w:rPr>
+          <w:lang w:val="zh_TW" w:bidi="zh_TW"/>
+        </w:rPr>
+      </w:r>
+      <w:r>
+        <w:rPr>
           <w:b/>
           <w:lang w:val="zh_TW" w:bidi="zh_TW"/>
         </w:rPr>
@@ -30213,6 +34217,20 @@
         <w:rPr>
           <w:lang w:val="zh_TW" w:bidi="zh_TW"/>
         </w:rPr>
+      </w:r>
+    </w:p>
+    <w:p>
+      <w:pPr/>
+      <w:r>
+        <w:rPr>
+          <w:lang w:val="zh_TW" w:bidi="zh_TW"/>
+        </w:rPr>
+      </w:r>
+      <w:r>
+        <w:rPr>
+          <w:lang w:val="zh_TW" w:bidi="zh_TW"/>
+        </w:rPr>
+        <w:t>לְ⁠ד֥וֹר וָ⁠דֽוֹר</w:t>
       </w:r>
     </w:p>
     <w:p>
@@ -30325,6 +34343,20 @@
       </w:r>
       <w:r>
         <w:rPr>
+          <w:lang w:val="zh_TW" w:bidi="zh_TW"/>
+        </w:rPr>
+        <w:t>וְ⁠נִקֵּ֖יתִי דָּמָ֣⁠ם לֹֽא־נִקֵּ֑יתִי</w:t>
+      </w:r>
+    </w:p>
+    <w:p>
+      <w:pPr/>
+      <w:r>
+        <w:rPr>
+          <w:lang w:val="zh_TW" w:bidi="zh_TW"/>
+        </w:rPr>
+      </w:r>
+      <w:r>
+        <w:rPr>
           <w:b/>
           <w:lang w:val="zh_TW" w:bidi="zh_TW"/>
         </w:rPr>
@@ -30408,6 +34440,20 @@
       </w:r>
       <w:r>
         <w:rPr>
+          <w:lang w:val="zh_TW" w:bidi="zh_TW"/>
+        </w:rPr>
+        <w:t>דָּמָ֣⁠ם</w:t>
+      </w:r>
+    </w:p>
+    <w:p>
+      <w:pPr/>
+      <w:r>
+        <w:rPr>
+          <w:lang w:val="zh_TW" w:bidi="zh_TW"/>
+        </w:rPr>
+      </w:r>
+      <w:r>
+        <w:rPr>
           <w:b/>
           <w:lang w:val="zh_TW" w:bidi="zh_TW"/>
         </w:rPr>
@@ -30510,6 +34556,20 @@
       </w:r>
       <w:r>
         <w:rPr>
+          <w:lang w:val="zh_TW" w:bidi="zh_TW"/>
+        </w:rPr>
+        <w:t>וַֽ⁠יהוָ֖ה שֹׁכֵ֥ן בְּ⁠צִיּֽוֹן</w:t>
+      </w:r>
+    </w:p>
+    <w:p>
+      <w:pPr/>
+      <w:r>
+        <w:rPr>
+          <w:lang w:val="zh_TW" w:bidi="zh_TW"/>
+        </w:rPr>
+      </w:r>
+      <w:r>
+        <w:rPr>
           <w:b/>
           <w:lang w:val="zh_TW" w:bidi="zh_TW"/>
         </w:rPr>
@@ -30594,6 +34654,20 @@
         <w:rPr>
           <w:lang w:val="zh_TW" w:bidi="zh_TW"/>
         </w:rPr>
+      </w:r>
+    </w:p>
+    <w:p>
+      <w:pPr/>
+      <w:r>
+        <w:rPr>
+          <w:lang w:val="zh_TW" w:bidi="zh_TW"/>
+        </w:rPr>
+      </w:r>
+      <w:r>
+        <w:rPr>
+          <w:lang w:val="zh_TW" w:bidi="zh_TW"/>
+        </w:rPr>
+        <w:t>וַֽ⁠יהוָ֖ה שֹׁכֵ֥ן בְּ⁠צִיּֽוֹן</w:t>
       </w:r>
     </w:p>
     <w:p>

--- a/zht/docx/29.content.docx
+++ b/zht/docx/29.content.docx
@@ -28,49 +28,15 @@
       </w:r>
     </w:p>
     <w:p>
-      <w:pPr>
-        <w:pStyle w:val="Heading2"/>
-      </w:pPr>
-      <w:r>
-        <w:rPr>
-          <w:lang w:val="zh_TW" w:bidi="zh_TW"/>
-        </w:rPr>
-        <w:t>License Information</w:t>
-      </w:r>
-      <w:r>
-        <w:rPr>
-          <w:lang w:val="zh_TW" w:bidi="zh_TW"/>
-        </w:rPr>
-      </w:r>
-    </w:p>
-    <w:p>
-      <w:pPr/>
-      <w:r>
-        <w:rPr>
-          <w:lang w:val="zh_TW" w:bidi="zh_TW"/>
-        </w:rPr>
-      </w:r>
-      <w:r>
-        <w:rPr>
-          <w:b/>
-          <w:lang w:val="zh_TW" w:bidi="zh_TW"/>
-        </w:rPr>
-        <w:t>翻譯筆記 (unfoldingWord)</w:t>
-      </w:r>
-      <w:r>
-        <w:rPr>
-          <w:lang w:val="zh_TW" w:bidi="zh_TW"/>
-        </w:rPr>
-        <w:t xml:space="preserve"> (Chinese (Traditional)) is based on</w:t>
-      </w:r>
-      <w:r>
-        <w:rPr>
-          <w:lang w:val="zh_TW" w:bidi="zh_TW"/>
-        </w:rPr>
-        <w:t xml:space="preserve">: </w:t>
-      </w:r>
-      <w:r>
-        <w:rPr>
+      <w:pPr/>
+      <w:r>
+        <w:rPr>
+          <w:lang w:val="zh_TW" w:bidi="zh_TW"/>
+        </w:rPr>
+      </w:r>
+      <w:r>
+        <w:rPr>
+          <w:b/>
           <w:lang w:val="zh_TW" w:bidi="zh_TW"/>
         </w:rPr>
         <w:t>unfoldingWord® Translation Notes</w:t>
@@ -79,62 +45,31 @@
         <w:rPr>
           <w:lang w:val="zh_TW" w:bidi="zh_TW"/>
         </w:rPr>
-        <w:t xml:space="preserve">, </w:t>
-      </w:r>
-      <w:hyperlink r:id="rId13">
-        <w:r>
-          <w:rPr>
-            <w:lang w:val="zh_TW" w:bidi="zh_TW"/>
-          </w:rPr>
-          <w:rPr>
-            <w:color w:val="0000EE"/>
-            <w:u w:val="single"/>
-          </w:rPr>
-          <w:t>unfoldingWord</w:t>
-        </w:r>
-      </w:hyperlink>
-      <w:r>
-        <w:rPr>
-          <w:lang w:val="zh_TW" w:bidi="zh_TW"/>
-        </w:rPr>
-        <w:t xml:space="preserve">, 2022, which is licensed under a </w:t>
-      </w:r>
-      <w:hyperlink r:id="rId14">
-        <w:r>
-          <w:rPr>
-            <w:lang w:val="zh_TW" w:bidi="zh_TW"/>
-          </w:rPr>
-          <w:rPr>
-            <w:color w:val="0000EE"/>
-            <w:u w:val="single"/>
-          </w:rPr>
-          <w:t>CC BY-SA 4.0 license</w:t>
-        </w:r>
-      </w:hyperlink>
-      <w:r>
-        <w:rPr>
-          <w:lang w:val="zh_TW" w:bidi="zh_TW"/>
-        </w:rPr>
-        <w:t>.</w:t>
-      </w:r>
-      <w:r>
-        <w:rPr>
-          <w:lang w:val="zh_TW" w:bidi="zh_TW"/>
-        </w:rPr>
-      </w:r>
-    </w:p>
-    <w:p>
-      <w:pPr/>
-      <w:r>
-        <w:rPr>
-          <w:lang w:val="zh_TW" w:bidi="zh_TW"/>
-        </w:rPr>
-      </w:r>
-      <w:r>
-        <w:rPr>
-          <w:lang w:val="zh_TW" w:bidi="zh_TW"/>
-        </w:rPr>
-        <w:t>This PDF version is provided under the same license.</w:t>
+        <w:t xml:space="preserve"> © 2022 unfoldingWord. Released under CC BY-SA 4.0 license. </w:t>
+      </w:r>
+      <w:r>
+        <w:rPr>
+          <w:lang w:val="zh_TW" w:bidi="zh_TW"/>
+        </w:rPr>
+        <w:t>unfoldingWord® Translation Notes</w:t>
+      </w:r>
+      <w:r>
+        <w:rPr>
+          <w:lang w:val="zh_TW" w:bidi="zh_TW"/>
+        </w:rPr>
+        <w:t xml:space="preserve"> has been adapted in the following languages: Tok Pisin, Arabic (عربي), French (Français), Hindi (हिंदी), Indonesian (Bahasa Indonesia), Portuguese (Português), Russian (Русский), Spanish (Español), Swahili (Kiswahili), and Simplified Chinese (简体中文) from </w:t>
+      </w:r>
+      <w:r>
+        <w:rPr>
+          <w:lang w:val="zh_TW" w:bidi="zh_TW"/>
+        </w:rPr>
+        <w:t>unfoldingWord® Translation Notes</w:t>
+      </w:r>
+      <w:r>
+        <w:rPr>
+          <w:lang w:val="zh_TW" w:bidi="zh_TW"/>
+        </w:rPr>
+        <w:t xml:space="preserve"> © 2022 unfoldingWord. Released under CC BY-SA 4.0 license by Mission Mutual</w:t>
       </w:r>
       <w:r>
         <w:rPr>
@@ -9655,7 +9590,7 @@
         </w:rPr>
         <w:t>看看你在</w:t>
       </w:r>
-      <w:hyperlink r:id="rId15">
+      <w:hyperlink r:id="rId13">
         <w:r>
           <w:rPr>
             <w:lang w:val="zh_TW" w:bidi="zh_TW"/>
@@ -10309,7 +10244,7 @@
         </w:rPr>
         <w:t>看看你在</w:t>
       </w:r>
-      <w:hyperlink r:id="rId16">
+      <w:hyperlink r:id="rId14">
         <w:r>
           <w:rPr>
             <w:lang w:val="zh_TW" w:bidi="zh_TW"/>
@@ -15726,7 +15661,7 @@
         </w:rPr>
         <w:t>看看你在</w:t>
       </w:r>
-      <w:hyperlink r:id="rId16">
+      <w:hyperlink r:id="rId14">
         <w:r>
           <w:rPr>
             <w:lang w:val="zh_TW" w:bidi="zh_TW"/>
@@ -24217,7 +24152,7 @@
         </w:rPr>
         <w:t>看看你在</w:t>
       </w:r>
-      <w:hyperlink r:id="rId17">
+      <w:hyperlink r:id="rId15">
         <w:r>
           <w:rPr>
             <w:lang w:val="zh_TW" w:bidi="zh_TW"/>
@@ -24940,7 +24875,7 @@
         </w:rPr>
         <w:t>看看在</w:t>
       </w:r>
-      <w:hyperlink r:id="rId16">
+      <w:hyperlink r:id="rId14">
         <w:r>
           <w:rPr>
             <w:lang w:val="zh_TW" w:bidi="zh_TW"/>
@@ -27877,7 +27812,7 @@
         </w:rPr>
         <w:t>看看你如何翻譯</w:t>
       </w:r>
-      <w:hyperlink r:id="rId18">
+      <w:hyperlink r:id="rId16">
         <w:r>
           <w:rPr>
             <w:lang w:val="zh_TW" w:bidi="zh_TW"/>
@@ -28357,7 +28292,7 @@
         </w:rPr>
         <w:t>同</w:t>
       </w:r>
-      <w:hyperlink r:id="rId19">
+      <w:hyperlink r:id="rId17">
         <w:r>
           <w:rPr>
             <w:lang w:val="zh_TW" w:bidi="zh_TW"/>
@@ -28555,7 +28490,7 @@
         </w:rPr>
         <w:t>看看在</w:t>
       </w:r>
-      <w:hyperlink r:id="rId20">
+      <w:hyperlink r:id="rId18">
         <w:r>
           <w:rPr>
             <w:lang w:val="zh_TW" w:bidi="zh_TW"/>
@@ -30470,7 +30405,7 @@
         </w:rPr>
         <w:t>看看在</w:t>
       </w:r>
-      <w:hyperlink r:id="rId21">
+      <w:hyperlink r:id="rId19">
         <w:r>
           <w:rPr>
             <w:lang w:val="zh_TW" w:bidi="zh_TW"/>
@@ -31072,7 +31007,7 @@
         </w:rPr>
         <w:t>譯註：有些譯本對這一節的翻譯為「伸出……來踐踏吧」）這些命令在此處是複數形式，因此請在翻譯中使用複數形式，如果在你的語言中有這種區分。這些命令似乎是在對</w:t>
       </w:r>
-      <w:hyperlink r:id="rId22">
+      <w:hyperlink r:id="rId20">
         <w:r>
           <w:rPr>
             <w:lang w:val="zh_TW" w:bidi="zh_TW"/>
@@ -31745,7 +31680,7 @@
         </w:rPr>
         <w:t>這些片語與</w:t>
       </w:r>
-      <w:hyperlink r:id="rId23">
+      <w:hyperlink r:id="rId21">
         <w:r>
           <w:rPr>
             <w:lang w:val="zh_TW" w:bidi="zh_TW"/>
@@ -31846,7 +31781,7 @@
         </w:rPr>
         <w:t>看看在</w:t>
       </w:r>
-      <w:hyperlink r:id="rId23">
+      <w:hyperlink r:id="rId21">
         <w:r>
           <w:rPr>
             <w:lang w:val="zh_TW" w:bidi="zh_TW"/>
@@ -32381,7 +32316,7 @@
         </w:rPr>
         <w:t>看看你如何翻譯</w:t>
       </w:r>
-      <w:hyperlink r:id="rId18">
+      <w:hyperlink r:id="rId16">
         <w:r>
           <w:rPr>
             <w:lang w:val="zh_TW" w:bidi="zh_TW"/>
@@ -33350,7 +33285,7 @@
         </w:rPr>
         <w:t>看看在</w:t>
       </w:r>
-      <w:hyperlink r:id="rId24">
+      <w:hyperlink r:id="rId22">
         <w:r>
           <w:rPr>
             <w:lang w:val="zh_TW" w:bidi="zh_TW"/>
@@ -34326,7 +34261,7 @@
         </w:rPr>
         <w:t>就像在</w:t>
       </w:r>
-      <w:hyperlink r:id="rId25">
+      <w:hyperlink r:id="rId23">
         <w:r>
           <w:rPr>
             <w:lang w:val="zh_TW" w:bidi="zh_TW"/>

--- a/zht/docx/29.content.docx
+++ b/zht/docx/29.content.docx
@@ -141,13 +141,6 @@
         <w:rPr>
           <w:lang w:val="zh_TW" w:bidi="zh_TW"/>
         </w:rPr>
-      </w:r>
-      <w:r>
-        <w:rPr>
-          <w:i/>
-          <w:lang w:val="zh_TW" w:bidi="zh_TW"/>
-        </w:rPr>
-        <w:t>約珥書 1:1 (#1), 約珥書 1:1 (#2), 約珥書 1:1 (#3), 約珥書 1:2 (#1), 約珥書 1:2 (#2), 約珥書 1:2 (#3), 約珥書 1:2 (#4), 約珥書 1:3 (#1), 約珥書 1:3 (#2), 約珥書 1:3 (#3), 約珥書 1:4 (#1), 約珥書 1:4 (#2), 約珥書 1:4 (#3), 約珥書 1:5 (#1), 約珥書 1:5 (#2), 約珥書 1:5 (#3), 約珥書 1:5 (#4), 約珥書 1:6 (#1), 約珥書 1:6 (#2), 約珥書 1:6 (#3), 約珥書 1:6 (#4), 約珥書 1:6 (#5), 約珥書 1:6 (#6), 約珥書 1:6 (#7), 約珥書 1:6 (#8), 約珥書 1:7 (#1), 約珥書 1:7 (#2), 約珥書 1:7 (#3), 約珥書 1:7 (#4), 約珥書 1:7 (#5), 約珥書 1:8 (#1), 約珥書 1:8 (#2), 約珥書 1:8 (#3), 約珥書 1:8 (#4), 約珥書 1:8 (#5), 約珥書 1:8 (#6), 約珥書 1:9 (#1), 約珥書 1:9 (#2), 約珥書 1:9 (#3), 約珥書 1:10 (#1), 約珥書 1:10 (#2), 約珥書 1:10 (#3), 約珥書 1:10 (#4), 約珥書 1:10 (#5), 約珥書 1:10 (#6), 約珥書 1:11 (#1), 約珥書 1:12 (#1), 約珥書 1:12 (#2), 約珥書 1:12 (#3), 約珥書 1:12 (#4), 約珥書 1:12 (#5), 約珥書 1:12 (#6), 約珥書 1:13 (#1), 約珥書 1:13 (#2), 約珥書 1:13 (#3), 約珥書 1:13 (#4), 約珥書 1:13 (#5), 約珥書 1:14 (#1), 約珥書 1:14 (#2), 約珥書 1:15 (#1), 約珥書 1:15 (#2), 約珥書 1:15 (#3), 約珥書 1:15 (#4), 約珥書 1:15 (#5), 約珥書 1:16 (#1), 約珥書 1:16 (#2), 約珥書 1:16 (#3), 約珥書 1:16 (#4), 約珥書 1:16 (#5), 約珥書 1:17 (#1), 約珥書 1:17 (#2), 約珥書 1:18 (#1), 約珥書 1:18 (#2), 約珥書 1:18 (#3), 約珥書 1:18 (#4), 約珥書 1:18 (#5), 約珥書 1:19 (#1), 約珥書 1:19 (#2), 約珥書 1:19 (#3), 約珥書 1:19 (#4), 約珥書 1:20 (#1), 約珥書 1:20 (#2), 約珥書 2:1 (#1), 約珥書 2:1 (#2), 約珥書 2:1 (#3), 約珥書 2:1 (#4), 約珥書 2:1 (#5), 約珥書 2:1 (#6), 約珥書 2:2 (#1), 約珥書 2:2 (#2), 約珥書 2:2 (#3), 約珥書 2:2 (#4), 約珥書 2:2 (#5), 約珥書 2:2 (#6), 約珥書 2:2 (#7), 約珥書 2:2 (#8), 約珥書 2:2 (#9), 約珥書 2:2 (#10), 約珥書 2:3 (#1), 約珥書 2:3 (#2), 約珥書 2:3 (#3), 約珥書 2:3 (#4), 約珥書 2:3 (#5), 約珥書 2:3 (#6), 約珥書 2:3 (#7), 約珥書 2:4 (#1), 約珥書 2:4 (#2), 約珥書 2:4 (#3), 約珥書 2:5 (#1), 約珥書 2:5 (#2), 約珥書 2:5 (#3), 約珥書 2:5 (#4), 約珥書 2:5 (#5), 約珥書 2:6 (#1), 約珥書 2:6 (#2), 約珥書 2:7 (#1), 約珥書 2:7 (#2), 約珥書 2:7 (#3), 約珥書 2:7 (#4), 約珥書 2:7 (#5), 約珥書 2:7 (#6), 約珥書 2:7 (#7), 約珥書 2:8 (#1), 約珥書 2:8 (#2), 約珥書 2:8 (#3), 約珥書 2:9 (#1), 約珥書 2:9 (#2), 約珥書 2:10 (#1), 約珥書 2:10 (#2), 約珥書 2:10 (#3), 約珥書 2:11 (#1), 約珥書 2:11 (#2), 約珥書 2:11 (#3), 約珥書 2:11 (#4), 約珥書 2:11 (#5), 約珥書 2:12 (#1), 約珥書 2:12 (#2), 約珥書 2:12 (#1), 約珥書 2:12 (#2), 約珥書 2:13 (#1), 約珥書 2:13 (#1), 約珥書 2:13 (#2), 約珥書 2:13 (#3), 約珥書 2:14 (#1), 約珥書 2:14 (#2), 約珥書 2:14 (#3), 約珥書 2:14 (#4), 約珥書 2:15 (#1), 約珥書 2:15 (#2), 約珥書 2:16 (#1), 約珥書 2:16 (#1), 約珥書 2:17 (#1), 約珥書 2:17 (#2), 約珥書 2:17 (#3), 約珥書 2:17 (#4), 約珥書 2:17 (#5), 約珥書 2:17 (#6), 約珥書 2:17 (#7), 約珥書 2:17 (#8), 約珥書 2:18 (#1), 約珥書 2:18 (#2), 約珥書 2:19 (#1), 約珥書 2:19 (#2), 約珥書 2:19 (#3), 約珥書 2:19 (#4), 約珥書 2:19 (#5), 約珥書 2:19 (#6), 約珥書 2:20 (#1), 約珥書 2:20 (#2), 約珥書 2:20 (#3), 約珥書 2:20 (#4), 約珥書 2:20 (#5), 約珥書 2:20 (#6), 約珥書 2:20 (#7), 約珥書 2:20 (#8), 約珥書 2:21 (#1), 約珥書 2:21 (#2), 約珥書 2:21 (#3), 約珥書 2:21 (#4), 約珥書 2:22 (#1), 約珥書 2:22 (#2), 約珥書 2:22 (#3), 約珥書 2:22 (#4), 約珥書 2:23 (#1), 約珥書 2:23 (#2), 約珥書 2:23 (#3), 約珥書 2:23 (#4), 約珥書 2:23 (#5), 約珥書 2:23 (#6), 約珥書 2:23 (#7), 約珥書 2:24 (#1), 約珥書 2:25 (#1), 約珥書 2:25 (#2), 約珥書 2:25 (#3), 約珥書 2:26 (#1), 約珥書 2:26 (#2), 約珥書 2:26 (#3), 約珥書 2:26 (#4), 約珥書 2:26 (#5), 約珥書 2:27 (#1), 約珥書 2:27 (#2), 約珥書 2:28 (#1), 約珥書 2:28 (#2), 約珥書 2:28 (#3), 約珥書 2:28 (#4), 約珥書 2:28 (#5), 約珥書 2:28 (#6), 約珥書 2:28 (#7), 約珥書 2:29 (#1), 約珥書 2:29 (#2), 約珥書 2:29 (#3), 約珥書 2:30 (#1), 約珥書 2:31 (#1), 約珥書 2:31 (#2), 約珥書 2:31 (#3), 約珥書 2:31 (#4), 約珥書 2:31 (#5), 約珥書 2:31 (#6), 約珥書 2:32 (#1), 約珥書 2:32 (#2), 約珥書 2:32 (#3), 約珥書 2:32 (#4), 約珥書 2:32 (#5), 約珥書 2:32 (#6), 約珥書 2:32 (#7), 約珥書 2:32 (#8), 約珥書 2:32 (#9), 約珥書 3:1 (#1), 約珥書 3:1 (#2), 約珥書 3:1 (#3), 約珥書 3:1 (#4), 約珥書 3:1 (#5), 約珥書 3:2 (#1), 約珥書 3:2 (#2), 約珥書 3:2 (#3), 約珥書 3:3 (#1), 約珥書 3:3 (#2), 約珥書 3:4 (#1), 約珥書 3:4 (#2), 約珥書 3:4 (#3), 約珥書 3:4 (#4), 約珥書 3:4 (#5), 約珥書 3:4 (#6), 約珥書 3:6 (#1), 約珥書 3:6 (#2), 約珥書 3:6 (#3), 約珥書 3:6 (#4), 約珥書 3:7 (#1), 約珥書 3:7 (#2), 約珥書 3:7 (#3), 約珥書 3:7 (#4), 約珥書 3:8 (#1), 約珥書 3:8 (#2), 約珥書 3:8 (#3), 約珥書 3:8 (#4), 約珥書 3:8 (#5), 約珥書 3:8 (#6), 約珥書 3:9 (#1), 約珥書 3:9 (#2), 約珥書 3:10 (#1), 約珥書 3:10 (#2), 約珥書 3:10 (#3), 約珥書 3:10 (#4), 約珥書 3:11 (#1), 約珥書 3:12 (#1), 約珥書 3:12 (#2), 約珥書 3:12 (#3), 約珥書 3:13 (#1), 約珥書 3:13 (#2), 約珥書 3:13 (#3), 約珥書 3:13 (#4), 約珥書 3:13 (#5), 約珥書 3:13 (#6), 約珥書 3:14 (#1), 約珥書 3:14 (#2), 約珥書 3:14 (#3), 約珥書 3:15 (#1), 約珥書 3:15 (#2), 約珥書 3:16 (#1), 約珥書 3:16 (#2), 約珥書 3:16 (#3), 約珥書 3:16 (#4), 約珥書 3:17 (#1), 約珥書 3:17 (#2), 約珥書 3:18 (#1), 約珥書 3:18 (#2), 約珥書 3:18 (#3), 約珥書 3:18 (#4), 約珥書 3:18 (#5), 約珥書 3:18 (#6), 約珥書 3:18 (#7), 約珥書 3:19 (#1), 約珥書 3:19 (#2), 約珥書 3:19 (#3), 約珥書 3:19 (#4), 約珥書 3:20 (#1), 約珥書 3:20 (#2), 約珥書 3:20 (#3), 約珥書 3:21 (#1), 約珥書 3:21 (#2), 約珥書 3:21 (#3), 約珥書 3:21 (#4)</w:t>
       </w:r>
       <w:r>
         <w:rPr>

--- a/zht/docx/29.content.docx
+++ b/zht/docx/29.content.docx
@@ -146,19 +146,6 @@
         <w:rPr>
           <w:lang w:val="zh_TW" w:bidi="zh_TW"/>
         </w:rPr>
-      </w:r>
-    </w:p>
-    <w:p>
-      <w:pPr/>
-      <w:r>
-        <w:rPr>
-          <w:lang w:val="zh_TW" w:bidi="zh_TW"/>
-        </w:rPr>
-      </w:r>
-      <w:r>
-        <w:rPr>
-          <w:lang w:val="zh_TW" w:bidi="zh_TW"/>
-        </w:rPr>
         <w:t xml:space="preserve"> </w:t>
       </w:r>
       <w:r>
@@ -220,20 +207,6 @@
       </w:r>
       <w:r>
         <w:rPr>
-          <w:lang w:val="zh_TW" w:bidi="zh_TW"/>
-        </w:rPr>
-        <w:t>פְּתוּאֵֽל</w:t>
-      </w:r>
-    </w:p>
-    <w:p>
-      <w:pPr/>
-      <w:r>
-        <w:rPr>
-          <w:lang w:val="zh_TW" w:bidi="zh_TW"/>
-        </w:rPr>
-      </w:r>
-      <w:r>
-        <w:rPr>
           <w:b/>
           <w:lang w:val="zh_TW" w:bidi="zh_TW"/>
         </w:rPr>
@@ -420,20 +393,6 @@
       </w:r>
       <w:r>
         <w:rPr>
-          <w:lang w:val="zh_TW" w:bidi="zh_TW"/>
-        </w:rPr>
-        <w:t>דְּבַר־יְהוָה֙ אֲשֶׁ֣ר הָיָ֔ה</w:t>
-      </w:r>
-    </w:p>
-    <w:p>
-      <w:pPr/>
-      <w:r>
-        <w:rPr>
-          <w:lang w:val="zh_TW" w:bidi="zh_TW"/>
-        </w:rPr>
-      </w:r>
-      <w:r>
-        <w:rPr>
           <w:b/>
           <w:lang w:val="zh_TW" w:bidi="zh_TW"/>
         </w:rPr>
@@ -529,20 +488,6 @@
       </w:r>
       <w:r>
         <w:rPr>
-          <w:lang w:val="zh_TW" w:bidi="zh_TW"/>
-        </w:rPr>
-        <w:t>שִׁמְעוּ־זֹאת֙ הַ⁠זְּקֵנִ֔ים וְ⁠הַֽאֲזִ֔ינוּ כֹּ֖ל יוֹשְׁבֵ֣י הָ⁠אָ֑רֶץ</w:t>
-      </w:r>
-    </w:p>
-    <w:p>
-      <w:pPr/>
-      <w:r>
-        <w:rPr>
-          <w:lang w:val="zh_TW" w:bidi="zh_TW"/>
-        </w:rPr>
-      </w:r>
-      <w:r>
-        <w:rPr>
           <w:b/>
           <w:lang w:val="zh_TW" w:bidi="zh_TW"/>
         </w:rPr>
@@ -626,20 +571,6 @@
       </w:r>
       <w:r>
         <w:rPr>
-          <w:lang w:val="zh_TW" w:bidi="zh_TW"/>
-        </w:rPr>
-        <w:t>הֶ⁠הָ֤יְתָה זֹּאת֙ בִּֽ⁠ימֵי⁠כֶ֔ם וְ⁠אִ֖ם בִּ⁠ימֵ֥י אֲבֹֽתֵי⁠כֶֽם</w:t>
-      </w:r>
-    </w:p>
-    <w:p>
-      <w:pPr/>
-      <w:r>
-        <w:rPr>
-          <w:lang w:val="zh_TW" w:bidi="zh_TW"/>
-        </w:rPr>
-      </w:r>
-      <w:r>
-        <w:rPr>
           <w:b/>
           <w:lang w:val="zh_TW" w:bidi="zh_TW"/>
         </w:rPr>
@@ -723,20 +654,6 @@
       </w:r>
       <w:r>
         <w:rPr>
-          <w:lang w:val="zh_TW" w:bidi="zh_TW"/>
-        </w:rPr>
-        <w:t>בִּֽ⁠ימֵי⁠כֶ֔ם וְ⁠אִ֖ם בִּ⁠ימֵ֥י</w:t>
-      </w:r>
-    </w:p>
-    <w:p>
-      <w:pPr/>
-      <w:r>
-        <w:rPr>
-          <w:lang w:val="zh_TW" w:bidi="zh_TW"/>
-        </w:rPr>
-      </w:r>
-      <w:r>
-        <w:rPr>
           <w:b/>
           <w:lang w:val="zh_TW" w:bidi="zh_TW"/>
         </w:rPr>
@@ -844,20 +761,6 @@
       </w:r>
       <w:r>
         <w:rPr>
-          <w:lang w:val="zh_TW" w:bidi="zh_TW"/>
-        </w:rPr>
-        <w:t>אֲבֹֽתֵי⁠כֶֽם</w:t>
-      </w:r>
-    </w:p>
-    <w:p>
-      <w:pPr/>
-      <w:r>
-        <w:rPr>
-          <w:lang w:val="zh_TW" w:bidi="zh_TW"/>
-        </w:rPr>
-      </w:r>
-      <w:r>
-        <w:rPr>
           <w:b/>
           <w:lang w:val="zh_TW" w:bidi="zh_TW"/>
         </w:rPr>
@@ -1006,20 +909,6 @@
       </w:r>
       <w:r>
         <w:rPr>
-          <w:lang w:val="zh_TW" w:bidi="zh_TW"/>
-        </w:rPr>
-        <w:t>וּ⁠בְנֵי⁠כֶם֙ לִ⁠בְנֵי⁠הֶ֔ם וּ⁠בְנֵי⁠הֶ֖ם לְ⁠ד֥וֹר אַחֵֽר</w:t>
-      </w:r>
-    </w:p>
-    <w:p>
-      <w:pPr/>
-      <w:r>
-        <w:rPr>
-          <w:lang w:val="zh_TW" w:bidi="zh_TW"/>
-        </w:rPr>
-      </w:r>
-      <w:r>
-        <w:rPr>
           <w:b/>
           <w:lang w:val="zh_TW" w:bidi="zh_TW"/>
         </w:rPr>
@@ -1127,20 +1016,6 @@
       </w:r>
       <w:r>
         <w:rPr>
-          <w:lang w:val="zh_TW" w:bidi="zh_TW"/>
-        </w:rPr>
-        <w:t>לִ⁠בְנֵי⁠כֶ֣ם &amp; וּ⁠בְנֵי⁠כֶם֙ לִ⁠בְנֵי⁠הֶ֔ם וּ⁠בְנֵי⁠הֶ֖ם</w:t>
-      </w:r>
-    </w:p>
-    <w:p>
-      <w:pPr/>
-      <w:r>
-        <w:rPr>
-          <w:lang w:val="zh_TW" w:bidi="zh_TW"/>
-        </w:rPr>
-      </w:r>
-      <w:r>
-        <w:rPr>
           <w:b/>
           <w:lang w:val="zh_TW" w:bidi="zh_TW"/>
         </w:rPr>
@@ -1237,20 +1112,6 @@
       </w:r>
       <w:r>
         <w:rPr>
-          <w:lang w:val="zh_TW" w:bidi="zh_TW"/>
-        </w:rPr>
-        <w:t>עָלֶ֖⁠יהָ לִ⁠בְנֵי⁠כֶ֣ם סַפֵּ֑רוּ וּ⁠בְנֵי⁠כֶם֙</w:t>
-      </w:r>
-    </w:p>
-    <w:p>
-      <w:pPr/>
-      <w:r>
-        <w:rPr>
-          <w:lang w:val="zh_TW" w:bidi="zh_TW"/>
-        </w:rPr>
-      </w:r>
-      <w:r>
-        <w:rPr>
           <w:b/>
           <w:lang w:val="zh_TW" w:bidi="zh_TW"/>
         </w:rPr>
@@ -1360,20 +1221,6 @@
       </w:r>
       <w:r>
         <w:rPr>
-          <w:lang w:val="zh_TW" w:bidi="zh_TW"/>
-        </w:rPr>
-        <w:t>יֶ֤תֶר הַ⁠גָּזָם֙ אָכַ֣ל הָֽ⁠אַרְבֶּ֔ה וְ⁠יֶ֥תֶר הָ⁠אַרְבֶּ֖ה אָכַ֣ל הַ⁠יָּ֑לֶק וְ⁠יֶ֣תֶר הַ⁠יֶּ֔לֶק אָכַ֖ל הֶ⁠חָסִֽיל</w:t>
-      </w:r>
-    </w:p>
-    <w:p>
-      <w:pPr/>
-      <w:r>
-        <w:rPr>
-          <w:lang w:val="zh_TW" w:bidi="zh_TW"/>
-        </w:rPr>
-      </w:r>
-      <w:r>
-        <w:rPr>
           <w:b/>
           <w:lang w:val="zh_TW" w:bidi="zh_TW"/>
         </w:rPr>
@@ -1457,20 +1304,6 @@
       </w:r>
       <w:r>
         <w:rPr>
-          <w:lang w:val="zh_TW" w:bidi="zh_TW"/>
-        </w:rPr>
-        <w:t>יֶ֤תֶר הַ⁠גָּזָם֙ אָכַ֣ל הָֽ⁠אַרְבֶּ֔ה וְ⁠יֶ֥תֶר הָ⁠אַרְבֶּ֖ה אָכַ֣ל הַ⁠יָּ֑לֶק וְ⁠יֶ֣תֶר הַ⁠יֶּ֔לֶק אָכַ֖ל הֶ⁠חָסִֽיל</w:t>
-      </w:r>
-    </w:p>
-    <w:p>
-      <w:pPr/>
-      <w:r>
-        <w:rPr>
-          <w:lang w:val="zh_TW" w:bidi="zh_TW"/>
-        </w:rPr>
-      </w:r>
-      <w:r>
-        <w:rPr>
           <w:b/>
           <w:lang w:val="zh_TW" w:bidi="zh_TW"/>
         </w:rPr>
@@ -1554,20 +1387,6 @@
       </w:r>
       <w:r>
         <w:rPr>
-          <w:lang w:val="zh_TW" w:bidi="zh_TW"/>
-        </w:rPr>
-        <w:t>יֶ֤תֶר הַ⁠גָּזָם֙ אָכַ֣ל הָֽ⁠אַרְבֶּ֔ה וְ⁠יֶ֥תֶר הָ⁠אַרְבֶּ֖ה אָכַ֣ל הַ⁠יָּ֑לֶק וְ⁠יֶ֣תֶר הַ⁠יֶּ֔לֶק אָכַ֖ל הֶ⁠חָסִֽיל</w:t>
-      </w:r>
-    </w:p>
-    <w:p>
-      <w:pPr/>
-      <w:r>
-        <w:rPr>
-          <w:lang w:val="zh_TW" w:bidi="zh_TW"/>
-        </w:rPr>
-      </w:r>
-      <w:r>
-        <w:rPr>
           <w:b/>
           <w:lang w:val="zh_TW" w:bidi="zh_TW"/>
         </w:rPr>
@@ -1671,20 +1490,6 @@
       </w:r>
       <w:r>
         <w:rPr>
-          <w:lang w:val="zh_TW" w:bidi="zh_TW"/>
-        </w:rPr>
-        <w:t>הָקִ֤יצוּ שִׁכּוֹרִים֙ וּ⁠בְכ֔וּ וְ⁠הֵילִ֖לוּ כָּל־שֹׁ֣תֵי יָ֑יִן עַל־עָסִ֕יס כִּ֥י נִכְרַ֖ת מִ⁠פִּי⁠כֶֽם</w:t>
-      </w:r>
-    </w:p>
-    <w:p>
-      <w:pPr/>
-      <w:r>
-        <w:rPr>
-          <w:lang w:val="zh_TW" w:bidi="zh_TW"/>
-        </w:rPr>
-      </w:r>
-      <w:r>
-        <w:rPr>
           <w:b/>
           <w:lang w:val="zh_TW" w:bidi="zh_TW"/>
         </w:rPr>
@@ -1768,20 +1573,6 @@
       </w:r>
       <w:r>
         <w:rPr>
-          <w:lang w:val="zh_TW" w:bidi="zh_TW"/>
-        </w:rPr>
-        <w:t>נִכְרַ֖ת מִ⁠פִּי⁠כֶֽם</w:t>
-      </w:r>
-    </w:p>
-    <w:p>
-      <w:pPr/>
-      <w:r>
-        <w:rPr>
-          <w:lang w:val="zh_TW" w:bidi="zh_TW"/>
-        </w:rPr>
-      </w:r>
-      <w:r>
-        <w:rPr>
           <w:b/>
           <w:lang w:val="zh_TW" w:bidi="zh_TW"/>
         </w:rPr>
@@ -1865,20 +1656,6 @@
       </w:r>
       <w:r>
         <w:rPr>
-          <w:lang w:val="zh_TW" w:bidi="zh_TW"/>
-        </w:rPr>
-        <w:t>מִ⁠פִּי⁠כֶֽם</w:t>
-      </w:r>
-    </w:p>
-    <w:p>
-      <w:pPr/>
-      <w:r>
-        <w:rPr>
-          <w:lang w:val="zh_TW" w:bidi="zh_TW"/>
-        </w:rPr>
-      </w:r>
-      <w:r>
-        <w:rPr>
           <w:b/>
           <w:lang w:val="zh_TW" w:bidi="zh_TW"/>
         </w:rPr>
@@ -1975,20 +1752,6 @@
       </w:r>
       <w:r>
         <w:rPr>
-          <w:lang w:val="zh_TW" w:bidi="zh_TW"/>
-        </w:rPr>
-        <w:t>נִכְרַ֖ת מִ⁠פִּי⁠כֶֽם</w:t>
-      </w:r>
-    </w:p>
-    <w:p>
-      <w:pPr/>
-      <w:r>
-        <w:rPr>
-          <w:lang w:val="zh_TW" w:bidi="zh_TW"/>
-        </w:rPr>
-      </w:r>
-      <w:r>
-        <w:rPr>
           <w:b/>
           <w:lang w:val="zh_TW" w:bidi="zh_TW"/>
         </w:rPr>
@@ -2100,20 +1863,6 @@
       </w:r>
       <w:r>
         <w:rPr>
-          <w:lang w:val="zh_TW" w:bidi="zh_TW"/>
-        </w:rPr>
-        <w:t>כִּֽי</w:t>
-      </w:r>
-    </w:p>
-    <w:p>
-      <w:pPr/>
-      <w:r>
-        <w:rPr>
-          <w:lang w:val="zh_TW" w:bidi="zh_TW"/>
-        </w:rPr>
-      </w:r>
-      <w:r>
-        <w:rPr>
           <w:b/>
           <w:lang w:val="zh_TW" w:bidi="zh_TW"/>
         </w:rPr>
@@ -2210,20 +1959,6 @@
       </w:r>
       <w:r>
         <w:rPr>
-          <w:lang w:val="zh_TW" w:bidi="zh_TW"/>
-        </w:rPr>
-        <w:t>גוֹי֙ עָלָ֣ה עַל־אַרְצִ֔⁠י</w:t>
-      </w:r>
-    </w:p>
-    <w:p>
-      <w:pPr/>
-      <w:r>
-        <w:rPr>
-          <w:lang w:val="zh_TW" w:bidi="zh_TW"/>
-        </w:rPr>
-      </w:r>
-      <w:r>
-        <w:rPr>
           <w:b/>
           <w:lang w:val="zh_TW" w:bidi="zh_TW"/>
         </w:rPr>
@@ -2335,20 +2070,6 @@
       </w:r>
       <w:r>
         <w:rPr>
-          <w:lang w:val="zh_TW" w:bidi="zh_TW"/>
-        </w:rPr>
-        <w:t>גוֹי֙</w:t>
-      </w:r>
-    </w:p>
-    <w:p>
-      <w:pPr/>
-      <w:r>
-        <w:rPr>
-          <w:lang w:val="zh_TW" w:bidi="zh_TW"/>
-        </w:rPr>
-      </w:r>
-      <w:r>
-        <w:rPr>
           <w:b/>
           <w:lang w:val="zh_TW" w:bidi="zh_TW"/>
         </w:rPr>
@@ -2469,20 +2190,6 @@
       </w:r>
       <w:r>
         <w:rPr>
-          <w:lang w:val="zh_TW" w:bidi="zh_TW"/>
-        </w:rPr>
-        <w:t>אַרְצִ֔⁠י</w:t>
-      </w:r>
-    </w:p>
-    <w:p>
-      <w:pPr/>
-      <w:r>
-        <w:rPr>
-          <w:lang w:val="zh_TW" w:bidi="zh_TW"/>
-        </w:rPr>
-      </w:r>
-      <w:r>
-        <w:rPr>
           <w:b/>
           <w:lang w:val="zh_TW" w:bidi="zh_TW"/>
         </w:rPr>
@@ -2579,20 +2286,6 @@
       </w:r>
       <w:r>
         <w:rPr>
-          <w:lang w:val="zh_TW" w:bidi="zh_TW"/>
-        </w:rPr>
-        <w:t>וְ⁠אֵ֣ין מִסְפָּ֑ר</w:t>
-      </w:r>
-    </w:p>
-    <w:p>
-      <w:pPr/>
-      <w:r>
-        <w:rPr>
-          <w:lang w:val="zh_TW" w:bidi="zh_TW"/>
-        </w:rPr>
-      </w:r>
-      <w:r>
-        <w:rPr>
           <w:b/>
           <w:lang w:val="zh_TW" w:bidi="zh_TW"/>
         </w:rPr>
@@ -2676,20 +2369,6 @@
       </w:r>
       <w:r>
         <w:rPr>
-          <w:lang w:val="zh_TW" w:bidi="zh_TW"/>
-        </w:rPr>
-        <w:t>שִׁנָּי⁠ו֙ שִׁנֵּ֣י אַרְיֵ֔ה וּֽ⁠מְתַלְּע֥וֹת לָבִ֖יא לֽ⁠וֹ</w:t>
-      </w:r>
-    </w:p>
-    <w:p>
-      <w:pPr/>
-      <w:r>
-        <w:rPr>
-          <w:lang w:val="zh_TW" w:bidi="zh_TW"/>
-        </w:rPr>
-      </w:r>
-      <w:r>
-        <w:rPr>
           <w:b/>
           <w:lang w:val="zh_TW" w:bidi="zh_TW"/>
         </w:rPr>
@@ -2773,20 +2452,6 @@
       </w:r>
       <w:r>
         <w:rPr>
-          <w:lang w:val="zh_TW" w:bidi="zh_TW"/>
-        </w:rPr>
-        <w:t>שִׁנָּי⁠ו֙ שִׁנֵּ֣י אַרְיֵ֔ה וּֽ⁠מְתַלְּע֥וֹת לָבִ֖יא לֽ⁠וֹ</w:t>
-      </w:r>
-    </w:p>
-    <w:p>
-      <w:pPr/>
-      <w:r>
-        <w:rPr>
-          <w:lang w:val="zh_TW" w:bidi="zh_TW"/>
-        </w:rPr>
-      </w:r>
-      <w:r>
-        <w:rPr>
           <w:b/>
           <w:lang w:val="zh_TW" w:bidi="zh_TW"/>
         </w:rPr>
@@ -2908,20 +2573,6 @@
       </w:r>
       <w:r>
         <w:rPr>
-          <w:lang w:val="zh_TW" w:bidi="zh_TW"/>
-        </w:rPr>
-        <w:t>וּֽ⁠מְתַלְּע֥וֹת לָבִ֖יא לֽ⁠וֹ</w:t>
-      </w:r>
-    </w:p>
-    <w:p>
-      <w:pPr/>
-      <w:r>
-        <w:rPr>
-          <w:lang w:val="zh_TW" w:bidi="zh_TW"/>
-        </w:rPr>
-      </w:r>
-      <w:r>
-        <w:rPr>
           <w:b/>
           <w:lang w:val="zh_TW" w:bidi="zh_TW"/>
         </w:rPr>
@@ -3005,20 +2656,6 @@
       </w:r>
       <w:r>
         <w:rPr>
-          <w:lang w:val="zh_TW" w:bidi="zh_TW"/>
-        </w:rPr>
-        <w:t>שָׂ֤ם גַּפְנִ⁠י֙ לְ⁠שַׁמָּ֔ה וּ⁠תְאֵנָתִ֖⁠י לִ⁠קְצָפָ֑ה</w:t>
-      </w:r>
-    </w:p>
-    <w:p>
-      <w:pPr/>
-      <w:r>
-        <w:rPr>
-          <w:lang w:val="zh_TW" w:bidi="zh_TW"/>
-        </w:rPr>
-      </w:r>
-      <w:r>
-        <w:rPr>
           <w:b/>
           <w:lang w:val="zh_TW" w:bidi="zh_TW"/>
         </w:rPr>
@@ -3115,20 +2752,6 @@
       </w:r>
       <w:r>
         <w:rPr>
-          <w:lang w:val="zh_TW" w:bidi="zh_TW"/>
-        </w:rPr>
-        <w:t>שָׂ֤ם גַּפְנִ⁠י֙ לְ⁠שַׁמָּ֔ה</w:t>
-      </w:r>
-    </w:p>
-    <w:p>
-      <w:pPr/>
-      <w:r>
-        <w:rPr>
-          <w:lang w:val="zh_TW" w:bidi="zh_TW"/>
-        </w:rPr>
-      </w:r>
-      <w:r>
-        <w:rPr>
           <w:b/>
           <w:lang w:val="zh_TW" w:bidi="zh_TW"/>
         </w:rPr>
@@ -3253,20 +2876,6 @@
       </w:r>
       <w:r>
         <w:rPr>
-          <w:lang w:val="zh_TW" w:bidi="zh_TW"/>
-        </w:rPr>
-        <w:t>חָשֹׂ֤ף חֲשָׂפָ⁠הּ֙</w:t>
-      </w:r>
-    </w:p>
-    <w:p>
-      <w:pPr/>
-      <w:r>
-        <w:rPr>
-          <w:lang w:val="zh_TW" w:bidi="zh_TW"/>
-        </w:rPr>
-      </w:r>
-      <w:r>
-        <w:rPr>
           <w:b/>
           <w:lang w:val="zh_TW" w:bidi="zh_TW"/>
         </w:rPr>
@@ -3378,20 +2987,6 @@
       </w:r>
       <w:r>
         <w:rPr>
-          <w:lang w:val="zh_TW" w:bidi="zh_TW"/>
-        </w:rPr>
-        <w:t>וְ⁠הִשְׁלִ֔יךְ</w:t>
-      </w:r>
-    </w:p>
-    <w:p>
-      <w:pPr/>
-      <w:r>
-        <w:rPr>
-          <w:lang w:val="zh_TW" w:bidi="zh_TW"/>
-        </w:rPr>
-      </w:r>
-      <w:r>
-        <w:rPr>
           <w:b/>
           <w:lang w:val="zh_TW" w:bidi="zh_TW"/>
         </w:rPr>
@@ -3500,20 +3095,6 @@
       </w:r>
       <w:r>
         <w:rPr>
-          <w:lang w:val="zh_TW" w:bidi="zh_TW"/>
-        </w:rPr>
-        <w:t>הִלְבִּ֖ינוּ שָׂרִיגֶֽי⁠הָ</w:t>
-      </w:r>
-    </w:p>
-    <w:p>
-      <w:pPr/>
-      <w:r>
-        <w:rPr>
-          <w:lang w:val="zh_TW" w:bidi="zh_TW"/>
-        </w:rPr>
-      </w:r>
-      <w:r>
-        <w:rPr>
           <w:b/>
           <w:lang w:val="zh_TW" w:bidi="zh_TW"/>
         </w:rPr>
@@ -3610,20 +3191,6 @@
       </w:r>
       <w:r>
         <w:rPr>
-          <w:lang w:val="zh_TW" w:bidi="zh_TW"/>
-        </w:rPr>
-        <w:t>אֱלִ֕י</w:t>
-      </w:r>
-    </w:p>
-    <w:p>
-      <w:pPr/>
-      <w:r>
-        <w:rPr>
-          <w:lang w:val="zh_TW" w:bidi="zh_TW"/>
-        </w:rPr>
-      </w:r>
-      <w:r>
-        <w:rPr>
           <w:b/>
           <w:lang w:val="zh_TW" w:bidi="zh_TW"/>
         </w:rPr>
@@ -3720,20 +3287,6 @@
       </w:r>
       <w:r>
         <w:rPr>
-          <w:lang w:val="zh_TW" w:bidi="zh_TW"/>
-        </w:rPr>
-        <w:t>כִּ⁠בְתוּלָ֥ה חֲגֻֽרַת־שַׂ֖ק עַל־בַּ֥עַל נְעוּרֶֽי⁠הָ</w:t>
-      </w:r>
-    </w:p>
-    <w:p>
-      <w:pPr/>
-      <w:r>
-        <w:rPr>
-          <w:lang w:val="zh_TW" w:bidi="zh_TW"/>
-        </w:rPr>
-      </w:r>
-      <w:r>
-        <w:rPr>
           <w:b/>
           <w:lang w:val="zh_TW" w:bidi="zh_TW"/>
         </w:rPr>
@@ -3817,20 +3370,6 @@
       </w:r>
       <w:r>
         <w:rPr>
-          <w:lang w:val="zh_TW" w:bidi="zh_TW"/>
-        </w:rPr>
-        <w:t>כִּ⁠בְתוּלָ֥ה חֲגֻֽרַת־שַׂ֖ק</w:t>
-      </w:r>
-    </w:p>
-    <w:p>
-      <w:pPr/>
-      <w:r>
-        <w:rPr>
-          <w:lang w:val="zh_TW" w:bidi="zh_TW"/>
-        </w:rPr>
-      </w:r>
-      <w:r>
-        <w:rPr>
           <w:b/>
           <w:lang w:val="zh_TW" w:bidi="zh_TW"/>
         </w:rPr>
@@ -3921,20 +3460,6 @@
       </w:r>
       <w:r>
         <w:rPr>
-          <w:lang w:val="zh_TW" w:bidi="zh_TW"/>
-        </w:rPr>
-        <w:t>כִּ⁠בְתוּלָ֥ה חֲגֻֽרַת־שַׂ֖ק</w:t>
-      </w:r>
-    </w:p>
-    <w:p>
-      <w:pPr/>
-      <w:r>
-        <w:rPr>
-          <w:lang w:val="zh_TW" w:bidi="zh_TW"/>
-        </w:rPr>
-      </w:r>
-      <w:r>
-        <w:rPr>
           <w:b/>
           <w:lang w:val="zh_TW" w:bidi="zh_TW"/>
         </w:rPr>
@@ -4046,20 +3571,6 @@
       </w:r>
       <w:r>
         <w:rPr>
-          <w:lang w:val="zh_TW" w:bidi="zh_TW"/>
-        </w:rPr>
-        <w:t>בַּ֥עַל נְעוּרֶֽי⁠הָ</w:t>
-      </w:r>
-    </w:p>
-    <w:p>
-      <w:pPr/>
-      <w:r>
-        <w:rPr>
-          <w:lang w:val="zh_TW" w:bidi="zh_TW"/>
-        </w:rPr>
-      </w:r>
-      <w:r>
-        <w:rPr>
           <w:b/>
           <w:lang w:val="zh_TW" w:bidi="zh_TW"/>
         </w:rPr>
@@ -4278,20 +3789,6 @@
       </w:r>
       <w:r>
         <w:rPr>
-          <w:lang w:val="zh_TW" w:bidi="zh_TW"/>
-        </w:rPr>
-        <w:t>הָכְרַ֥ת מִנְחָ֛ה וָ⁠נֶ֖סֶךְ</w:t>
-      </w:r>
-    </w:p>
-    <w:p>
-      <w:pPr/>
-      <w:r>
-        <w:rPr>
-          <w:lang w:val="zh_TW" w:bidi="zh_TW"/>
-        </w:rPr>
-      </w:r>
-      <w:r>
-        <w:rPr>
           <w:b/>
           <w:lang w:val="zh_TW" w:bidi="zh_TW"/>
         </w:rPr>
@@ -4403,20 +3900,6 @@
       </w:r>
       <w:r>
         <w:rPr>
-          <w:lang w:val="zh_TW" w:bidi="zh_TW"/>
-        </w:rPr>
-        <w:t>הָכְרַ֥ת &amp; מִ⁠בֵּ֣ית</w:t>
-      </w:r>
-    </w:p>
-    <w:p>
-      <w:pPr/>
-      <w:r>
-        <w:rPr>
-          <w:lang w:val="zh_TW" w:bidi="zh_TW"/>
-        </w:rPr>
-      </w:r>
-      <w:r>
-        <w:rPr>
           <w:b/>
           <w:lang w:val="zh_TW" w:bidi="zh_TW"/>
         </w:rPr>
@@ -4513,20 +3996,6 @@
       </w:r>
       <w:r>
         <w:rPr>
-          <w:lang w:val="zh_TW" w:bidi="zh_TW"/>
-        </w:rPr>
-        <w:t>מִ⁠בֵּ֣ית יְהוָ֑ה</w:t>
-      </w:r>
-    </w:p>
-    <w:p>
-      <w:pPr/>
-      <w:r>
-        <w:rPr>
-          <w:lang w:val="zh_TW" w:bidi="zh_TW"/>
-        </w:rPr>
-      </w:r>
-      <w:r>
-        <w:rPr>
           <w:b/>
           <w:lang w:val="zh_TW" w:bidi="zh_TW"/>
         </w:rPr>
@@ -4663,20 +4132,6 @@
       </w:r>
       <w:r>
         <w:rPr>
-          <w:lang w:val="zh_TW" w:bidi="zh_TW"/>
-        </w:rPr>
-        <w:t>שֻׁדַּ֣ד שָׂדֶ֔ה אָבְלָ֖ה אֲדָמָ֑ה כִּ֚י שֻׁדַּ֣ד דָּגָ֔ן</w:t>
-      </w:r>
-    </w:p>
-    <w:p>
-      <w:pPr/>
-      <w:r>
-        <w:rPr>
-          <w:lang w:val="zh_TW" w:bidi="zh_TW"/>
-        </w:rPr>
-      </w:r>
-      <w:r>
-        <w:rPr>
           <w:b/>
           <w:lang w:val="zh_TW" w:bidi="zh_TW"/>
         </w:rPr>
@@ -4788,20 +4243,6 @@
       </w:r>
       <w:r>
         <w:rPr>
-          <w:lang w:val="zh_TW" w:bidi="zh_TW"/>
-        </w:rPr>
-        <w:t>שֻׁדַּ֣ד שָׂדֶ֔ה &amp; שֻׁדַּ֣ד</w:t>
-      </w:r>
-    </w:p>
-    <w:p>
-      <w:pPr/>
-      <w:r>
-        <w:rPr>
-          <w:lang w:val="zh_TW" w:bidi="zh_TW"/>
-        </w:rPr>
-      </w:r>
-      <w:r>
-        <w:rPr>
           <w:b/>
           <w:lang w:val="zh_TW" w:bidi="zh_TW"/>
         </w:rPr>
@@ -4898,20 +4339,6 @@
       </w:r>
       <w:r>
         <w:rPr>
-          <w:lang w:val="zh_TW" w:bidi="zh_TW"/>
-        </w:rPr>
-        <w:t>אָבְלָ֖ה אֲדָמָ֑ה</w:t>
-      </w:r>
-    </w:p>
-    <w:p>
-      <w:pPr/>
-      <w:r>
-        <w:rPr>
-          <w:lang w:val="zh_TW" w:bidi="zh_TW"/>
-        </w:rPr>
-      </w:r>
-      <w:r>
-        <w:rPr>
           <w:b/>
           <w:lang w:val="zh_TW" w:bidi="zh_TW"/>
         </w:rPr>
@@ -5021,20 +4448,6 @@
       </w:r>
       <w:r>
         <w:rPr>
-          <w:lang w:val="zh_TW" w:bidi="zh_TW"/>
-        </w:rPr>
-        <w:t>הוֹבִ֥ישׁ תִּיר֖וֹשׁ</w:t>
-      </w:r>
-    </w:p>
-    <w:p>
-      <w:pPr/>
-      <w:r>
-        <w:rPr>
-          <w:lang w:val="zh_TW" w:bidi="zh_TW"/>
-        </w:rPr>
-      </w:r>
-      <w:r>
-        <w:rPr>
           <w:b/>
           <w:lang w:val="zh_TW" w:bidi="zh_TW"/>
         </w:rPr>
@@ -5131,20 +4544,6 @@
       </w:r>
       <w:r>
         <w:rPr>
-          <w:lang w:val="zh_TW" w:bidi="zh_TW"/>
-        </w:rPr>
-        <w:t>אֻמְלַ֥ל יִצְהָֽר</w:t>
-      </w:r>
-    </w:p>
-    <w:p>
-      <w:pPr/>
-      <w:r>
-        <w:rPr>
-          <w:lang w:val="zh_TW" w:bidi="zh_TW"/>
-        </w:rPr>
-      </w:r>
-      <w:r>
-        <w:rPr>
           <w:b/>
           <w:lang w:val="zh_TW" w:bidi="zh_TW"/>
         </w:rPr>
@@ -5242,20 +4641,6 @@
       </w:r>
       <w:r>
         <w:rPr>
-          <w:lang w:val="zh_TW" w:bidi="zh_TW"/>
-        </w:rPr>
-        <w:t>אֻמְלַ֥ל יִצְהָֽר</w:t>
-      </w:r>
-    </w:p>
-    <w:p>
-      <w:pPr/>
-      <w:r>
-        <w:rPr>
-          <w:lang w:val="zh_TW" w:bidi="zh_TW"/>
-        </w:rPr>
-      </w:r>
-      <w:r>
-        <w:rPr>
           <w:b/>
           <w:lang w:val="zh_TW" w:bidi="zh_TW"/>
         </w:rPr>
@@ -5389,20 +4774,6 @@
       </w:r>
       <w:r>
         <w:rPr>
-          <w:lang w:val="zh_TW" w:bidi="zh_TW"/>
-        </w:rPr>
-        <w:t>שָׂדֶֽה</w:t>
-      </w:r>
-    </w:p>
-    <w:p>
-      <w:pPr/>
-      <w:r>
-        <w:rPr>
-          <w:lang w:val="zh_TW" w:bidi="zh_TW"/>
-        </w:rPr>
-      </w:r>
-      <w:r>
-        <w:rPr>
           <w:b/>
           <w:lang w:val="zh_TW" w:bidi="zh_TW"/>
         </w:rPr>
@@ -5499,20 +4870,6 @@
       </w:r>
       <w:r>
         <w:rPr>
-          <w:lang w:val="zh_TW" w:bidi="zh_TW"/>
-        </w:rPr>
-        <w:t>הַ⁠גֶּ֣פֶן הוֹבִ֔ישָׁה וְ⁠הַ⁠תְּאֵנָ֖ה אֻמְלָ֑לָה רִמּ֞וֹן גַּם־תָּמָ֣ר וְ⁠תַפּ֗וּחַ</w:t>
-      </w:r>
-    </w:p>
-    <w:p>
-      <w:pPr/>
-      <w:r>
-        <w:rPr>
-          <w:lang w:val="zh_TW" w:bidi="zh_TW"/>
-        </w:rPr>
-      </w:r>
-      <w:r>
-        <w:rPr>
           <w:b/>
           <w:lang w:val="zh_TW" w:bidi="zh_TW"/>
         </w:rPr>
@@ -5661,20 +5018,6 @@
       </w:r>
       <w:r>
         <w:rPr>
-          <w:lang w:val="zh_TW" w:bidi="zh_TW"/>
-        </w:rPr>
-        <w:t>אֻמְלָ֑לָה</w:t>
-      </w:r>
-    </w:p>
-    <w:p>
-      <w:pPr/>
-      <w:r>
-        <w:rPr>
-          <w:lang w:val="zh_TW" w:bidi="zh_TW"/>
-        </w:rPr>
-      </w:r>
-      <w:r>
-        <w:rPr>
           <w:b/>
           <w:lang w:val="zh_TW" w:bidi="zh_TW"/>
         </w:rPr>
@@ -5786,20 +5129,6 @@
       </w:r>
       <w:r>
         <w:rPr>
-          <w:lang w:val="zh_TW" w:bidi="zh_TW"/>
-        </w:rPr>
-        <w:t>וְ⁠הַ⁠תְּאֵנָ֖ה אֻמְלָ֑לָה</w:t>
-      </w:r>
-    </w:p>
-    <w:p>
-      <w:pPr/>
-      <w:r>
-        <w:rPr>
-          <w:lang w:val="zh_TW" w:bidi="zh_TW"/>
-        </w:rPr>
-      </w:r>
-      <w:r>
-        <w:rPr>
           <w:b/>
           <w:lang w:val="zh_TW" w:bidi="zh_TW"/>
         </w:rPr>
@@ -5909,20 +5238,6 @@
       </w:r>
       <w:r>
         <w:rPr>
-          <w:lang w:val="zh_TW" w:bidi="zh_TW"/>
-        </w:rPr>
-        <w:t>כָּל־עֲצֵ֤י הַ⁠שָּׂדֶה֙ יָבֵ֔שׁוּ</w:t>
-      </w:r>
-    </w:p>
-    <w:p>
-      <w:pPr/>
-      <w:r>
-        <w:rPr>
-          <w:lang w:val="zh_TW" w:bidi="zh_TW"/>
-        </w:rPr>
-      </w:r>
-      <w:r>
-        <w:rPr>
           <w:b/>
           <w:lang w:val="zh_TW" w:bidi="zh_TW"/>
         </w:rPr>
@@ -6006,20 +5321,6 @@
       </w:r>
       <w:r>
         <w:rPr>
-          <w:lang w:val="zh_TW" w:bidi="zh_TW"/>
-        </w:rPr>
-        <w:t>הֹבִ֥ישׁ שָׂשׂ֖וֹן מִן־בְּנֵ֥י אָדָֽם</w:t>
-      </w:r>
-    </w:p>
-    <w:p>
-      <w:pPr/>
-      <w:r>
-        <w:rPr>
-          <w:lang w:val="zh_TW" w:bidi="zh_TW"/>
-        </w:rPr>
-      </w:r>
-      <w:r>
-        <w:rPr>
           <w:b/>
           <w:lang w:val="zh_TW" w:bidi="zh_TW"/>
         </w:rPr>
@@ -6157,20 +5458,6 @@
       </w:r>
       <w:r>
         <w:rPr>
-          <w:lang w:val="zh_TW" w:bidi="zh_TW"/>
-        </w:rPr>
-        <w:t>בְּנֵ֥י אָדָֽם</w:t>
-      </w:r>
-    </w:p>
-    <w:p>
-      <w:pPr/>
-      <w:r>
-        <w:rPr>
-          <w:lang w:val="zh_TW" w:bidi="zh_TW"/>
-        </w:rPr>
-      </w:r>
-      <w:r>
-        <w:rPr>
           <w:b/>
           <w:lang w:val="zh_TW" w:bidi="zh_TW"/>
         </w:rPr>
@@ -6308,20 +5595,6 @@
       </w:r>
       <w:r>
         <w:rPr>
-          <w:lang w:val="zh_TW" w:bidi="zh_TW"/>
-        </w:rPr>
-        <w:t>חִגְר֨וּ</w:t>
-      </w:r>
-    </w:p>
-    <w:p>
-      <w:pPr/>
-      <w:r>
-        <w:rPr>
-          <w:lang w:val="zh_TW" w:bidi="zh_TW"/>
-        </w:rPr>
-      </w:r>
-      <w:r>
-        <w:rPr>
           <w:b/>
           <w:lang w:val="zh_TW" w:bidi="zh_TW"/>
         </w:rPr>
@@ -6446,20 +5719,6 @@
       </w:r>
       <w:r>
         <w:rPr>
-          <w:lang w:val="zh_TW" w:bidi="zh_TW"/>
-        </w:rPr>
-        <w:t>לִ֣ינוּ בַ⁠שַּׂקִּ֔ים</w:t>
-      </w:r>
-    </w:p>
-    <w:p>
-      <w:pPr/>
-      <w:r>
-        <w:rPr>
-          <w:lang w:val="zh_TW" w:bidi="zh_TW"/>
-        </w:rPr>
-      </w:r>
-      <w:r>
-        <w:rPr>
           <w:b/>
           <w:lang w:val="zh_TW" w:bidi="zh_TW"/>
         </w:rPr>
@@ -6550,20 +5809,6 @@
       </w:r>
       <w:r>
         <w:rPr>
-          <w:lang w:val="zh_TW" w:bidi="zh_TW"/>
-        </w:rPr>
-        <w:t>נִמְנַ֛ע &amp; מִנְחָ֥ה וָ⁠נָֽסֶךְ</w:t>
-      </w:r>
-    </w:p>
-    <w:p>
-      <w:pPr/>
-      <w:r>
-        <w:rPr>
-          <w:lang w:val="zh_TW" w:bidi="zh_TW"/>
-        </w:rPr>
-      </w:r>
-      <w:r>
-        <w:rPr>
           <w:b/>
           <w:lang w:val="zh_TW" w:bidi="zh_TW"/>
         </w:rPr>
@@ -6675,20 +5920,6 @@
       </w:r>
       <w:r>
         <w:rPr>
-          <w:lang w:val="zh_TW" w:bidi="zh_TW"/>
-        </w:rPr>
-        <w:t>אֱלֹהָ֑⁠י</w:t>
-      </w:r>
-    </w:p>
-    <w:p>
-      <w:pPr/>
-      <w:r>
-        <w:rPr>
-          <w:lang w:val="zh_TW" w:bidi="zh_TW"/>
-        </w:rPr>
-      </w:r>
-      <w:r>
-        <w:rPr>
           <w:b/>
           <w:lang w:val="zh_TW" w:bidi="zh_TW"/>
         </w:rPr>
@@ -6785,20 +6016,6 @@
       </w:r>
       <w:r>
         <w:rPr>
-          <w:lang w:val="zh_TW" w:bidi="zh_TW"/>
-        </w:rPr>
-        <w:t>אֱלֹהֵי⁠כֶ֖ם</w:t>
-      </w:r>
-    </w:p>
-    <w:p>
-      <w:pPr/>
-      <w:r>
-        <w:rPr>
-          <w:lang w:val="zh_TW" w:bidi="zh_TW"/>
-        </w:rPr>
-      </w:r>
-      <w:r>
-        <w:rPr>
           <w:b/>
           <w:lang w:val="zh_TW" w:bidi="zh_TW"/>
         </w:rPr>
@@ -6895,20 +6112,6 @@
       </w:r>
       <w:r>
         <w:rPr>
-          <w:lang w:val="zh_TW" w:bidi="zh_TW"/>
-        </w:rPr>
-        <w:t>קַדְּשׁוּ־צוֹם֙</w:t>
-      </w:r>
-    </w:p>
-    <w:p>
-      <w:pPr/>
-      <w:r>
-        <w:rPr>
-          <w:lang w:val="zh_TW" w:bidi="zh_TW"/>
-        </w:rPr>
-      </w:r>
-      <w:r>
-        <w:rPr>
           <w:b/>
           <w:lang w:val="zh_TW" w:bidi="zh_TW"/>
         </w:rPr>
@@ -6999,20 +6202,6 @@
       </w:r>
       <w:r>
         <w:rPr>
-          <w:lang w:val="zh_TW" w:bidi="zh_TW"/>
-        </w:rPr>
-        <w:t>אֱלֹהֵי⁠כֶ֑ם</w:t>
-      </w:r>
-    </w:p>
-    <w:p>
-      <w:pPr/>
-      <w:r>
-        <w:rPr>
-          <w:lang w:val="zh_TW" w:bidi="zh_TW"/>
-        </w:rPr>
-      </w:r>
-      <w:r>
-        <w:rPr>
           <w:b/>
           <w:lang w:val="zh_TW" w:bidi="zh_TW"/>
         </w:rPr>
@@ -7109,20 +6298,6 @@
       </w:r>
       <w:r>
         <w:rPr>
-          <w:lang w:val="zh_TW" w:bidi="zh_TW"/>
-        </w:rPr>
-        <w:t>אֲהָ֖הּ לַ⁠יּ֑וֹם</w:t>
-      </w:r>
-    </w:p>
-    <w:p>
-      <w:pPr/>
-      <w:r>
-        <w:rPr>
-          <w:lang w:val="zh_TW" w:bidi="zh_TW"/>
-        </w:rPr>
-      </w:r>
-      <w:r>
-        <w:rPr>
           <w:b/>
           <w:lang w:val="zh_TW" w:bidi="zh_TW"/>
         </w:rPr>
@@ -7206,20 +6381,6 @@
       </w:r>
       <w:r>
         <w:rPr>
-          <w:lang w:val="zh_TW" w:bidi="zh_TW"/>
-        </w:rPr>
-        <w:t>אֲהָ֖הּ לַ⁠יּ֑וֹם</w:t>
-      </w:r>
-    </w:p>
-    <w:p>
-      <w:pPr/>
-      <w:r>
-        <w:rPr>
-          <w:lang w:val="zh_TW" w:bidi="zh_TW"/>
-        </w:rPr>
-      </w:r>
-      <w:r>
-        <w:rPr>
           <w:b/>
           <w:lang w:val="zh_TW" w:bidi="zh_TW"/>
         </w:rPr>
@@ -7316,20 +6477,6 @@
       </w:r>
       <w:r>
         <w:rPr>
-          <w:lang w:val="zh_TW" w:bidi="zh_TW"/>
-        </w:rPr>
-        <w:t>י֣וֹם יְהוָ֔ה</w:t>
-      </w:r>
-    </w:p>
-    <w:p>
-      <w:pPr/>
-      <w:r>
-        <w:rPr>
-          <w:lang w:val="zh_TW" w:bidi="zh_TW"/>
-        </w:rPr>
-      </w:r>
-      <w:r>
-        <w:rPr>
           <w:b/>
           <w:lang w:val="zh_TW" w:bidi="zh_TW"/>
         </w:rPr>
@@ -7426,20 +6573,6 @@
       </w:r>
       <w:r>
         <w:rPr>
-          <w:lang w:val="zh_TW" w:bidi="zh_TW"/>
-        </w:rPr>
-        <w:t>וּ⁠כְ⁠שֹׁ֖ד מִ⁠שַׁדַּ֥י יָבֽוֹא</w:t>
-      </w:r>
-    </w:p>
-    <w:p>
-      <w:pPr/>
-      <w:r>
-        <w:rPr>
-          <w:lang w:val="zh_TW" w:bidi="zh_TW"/>
-        </w:rPr>
-      </w:r>
-      <w:r>
-        <w:rPr>
           <w:b/>
           <w:lang w:val="zh_TW" w:bidi="zh_TW"/>
         </w:rPr>
@@ -7536,20 +6669,6 @@
       </w:r>
       <w:r>
         <w:rPr>
-          <w:lang w:val="zh_TW" w:bidi="zh_TW"/>
-        </w:rPr>
-        <w:t>מִ⁠שַׁדַּ֥י</w:t>
-      </w:r>
-    </w:p>
-    <w:p>
-      <w:pPr/>
-      <w:r>
-        <w:rPr>
-          <w:lang w:val="zh_TW" w:bidi="zh_TW"/>
-        </w:rPr>
-      </w:r>
-      <w:r>
-        <w:rPr>
           <w:b/>
           <w:lang w:val="zh_TW" w:bidi="zh_TW"/>
         </w:rPr>
@@ -7653,20 +6772,6 @@
       </w:r>
       <w:r>
         <w:rPr>
-          <w:lang w:val="zh_TW" w:bidi="zh_TW"/>
-        </w:rPr>
-        <w:t>הֲ⁠ל֛וֹא נֶ֥גֶד עֵינֵ֖י⁠נוּ אֹ֣כֶל נִכְרָ֑ת מִ⁠בֵּ֥ית אֱלֹהֵ֖י⁠נוּ שִׂמְחָ֥ה וָ⁠גִֽיל</w:t>
-      </w:r>
-    </w:p>
-    <w:p>
-      <w:pPr/>
-      <w:r>
-        <w:rPr>
-          <w:lang w:val="zh_TW" w:bidi="zh_TW"/>
-        </w:rPr>
-      </w:r>
-      <w:r>
-        <w:rPr>
           <w:b/>
           <w:lang w:val="zh_TW" w:bidi="zh_TW"/>
         </w:rPr>
@@ -7763,20 +6868,6 @@
       </w:r>
       <w:r>
         <w:rPr>
-          <w:lang w:val="zh_TW" w:bidi="zh_TW"/>
-        </w:rPr>
-        <w:t>הֲ⁠ל֛וֹא נֶ֥גֶד עֵינֵ֖י⁠נוּ אֹ֣כֶל נִכְרָ֑ת</w:t>
-      </w:r>
-    </w:p>
-    <w:p>
-      <w:pPr/>
-      <w:r>
-        <w:rPr>
-          <w:lang w:val="zh_TW" w:bidi="zh_TW"/>
-        </w:rPr>
-      </w:r>
-      <w:r>
-        <w:rPr>
           <w:b/>
           <w:lang w:val="zh_TW" w:bidi="zh_TW"/>
         </w:rPr>
@@ -7888,20 +6979,6 @@
       </w:r>
       <w:r>
         <w:rPr>
-          <w:lang w:val="zh_TW" w:bidi="zh_TW"/>
-        </w:rPr>
-        <w:t>נֶ֥גֶד עֵינֵ֖י⁠נוּ</w:t>
-      </w:r>
-    </w:p>
-    <w:p>
-      <w:pPr/>
-      <w:r>
-        <w:rPr>
-          <w:lang w:val="zh_TW" w:bidi="zh_TW"/>
-        </w:rPr>
-      </w:r>
-      <w:r>
-        <w:rPr>
           <w:b/>
           <w:lang w:val="zh_TW" w:bidi="zh_TW"/>
         </w:rPr>
@@ -7998,20 +7075,6 @@
       </w:r>
       <w:r>
         <w:rPr>
-          <w:lang w:val="zh_TW" w:bidi="zh_TW"/>
-        </w:rPr>
-        <w:t>מִ⁠בֵּ֥ית אֱלֹהֵ֖י⁠נוּ שִׂמְחָ֥ה וָ⁠גִֽיל</w:t>
-      </w:r>
-    </w:p>
-    <w:p>
-      <w:pPr/>
-      <w:r>
-        <w:rPr>
-          <w:lang w:val="zh_TW" w:bidi="zh_TW"/>
-        </w:rPr>
-      </w:r>
-      <w:r>
-        <w:rPr>
           <w:b/>
           <w:lang w:val="zh_TW" w:bidi="zh_TW"/>
         </w:rPr>
@@ -8095,20 +7158,6 @@
       </w:r>
       <w:r>
         <w:rPr>
-          <w:lang w:val="zh_TW" w:bidi="zh_TW"/>
-        </w:rPr>
-        <w:t>שִׂמְחָ֥ה וָ⁠גִֽיל</w:t>
-      </w:r>
-    </w:p>
-    <w:p>
-      <w:pPr/>
-      <w:r>
-        <w:rPr>
-          <w:lang w:val="zh_TW" w:bidi="zh_TW"/>
-        </w:rPr>
-      </w:r>
-      <w:r>
-        <w:rPr>
           <w:b/>
           <w:lang w:val="zh_TW" w:bidi="zh_TW"/>
         </w:rPr>
@@ -8212,20 +7261,6 @@
       </w:r>
       <w:r>
         <w:rPr>
-          <w:lang w:val="zh_TW" w:bidi="zh_TW"/>
-        </w:rPr>
-        <w:t>נֶהֶרְס֖וּ מַמְּגֻר֑וֹת</w:t>
-      </w:r>
-    </w:p>
-    <w:p>
-      <w:pPr/>
-      <w:r>
-        <w:rPr>
-          <w:lang w:val="zh_TW" w:bidi="zh_TW"/>
-        </w:rPr>
-      </w:r>
-      <w:r>
-        <w:rPr>
           <w:b/>
           <w:lang w:val="zh_TW" w:bidi="zh_TW"/>
         </w:rPr>
@@ -8337,20 +7372,6 @@
       </w:r>
       <w:r>
         <w:rPr>
-          <w:lang w:val="zh_TW" w:bidi="zh_TW"/>
-        </w:rPr>
-        <w:t>הֹבִ֖ישׁ דָּגָֽן</w:t>
-      </w:r>
-    </w:p>
-    <w:p>
-      <w:pPr/>
-      <w:r>
-        <w:rPr>
-          <w:lang w:val="zh_TW" w:bidi="zh_TW"/>
-        </w:rPr>
-      </w:r>
-      <w:r>
-        <w:rPr>
           <w:b/>
           <w:lang w:val="zh_TW" w:bidi="zh_TW"/>
         </w:rPr>
@@ -8460,20 +7481,6 @@
       </w:r>
       <w:r>
         <w:rPr>
-          <w:lang w:val="zh_TW" w:bidi="zh_TW"/>
-        </w:rPr>
-        <w:t>מַה־נֶּאֶנְחָ֣ה בְהֵמָ֗ה</w:t>
-      </w:r>
-    </w:p>
-    <w:p>
-      <w:pPr/>
-      <w:r>
-        <w:rPr>
-          <w:lang w:val="zh_TW" w:bidi="zh_TW"/>
-        </w:rPr>
-      </w:r>
-      <w:r>
-        <w:rPr>
           <w:b/>
           <w:lang w:val="zh_TW" w:bidi="zh_TW"/>
         </w:rPr>
@@ -8557,20 +7564,6 @@
       </w:r>
       <w:r>
         <w:rPr>
-          <w:lang w:val="zh_TW" w:bidi="zh_TW"/>
-        </w:rPr>
-        <w:t>מַה־נֶּאֶנְחָ֣ה בְהֵמָ֗ה</w:t>
-      </w:r>
-    </w:p>
-    <w:p>
-      <w:pPr/>
-      <w:r>
-        <w:rPr>
-          <w:lang w:val="zh_TW" w:bidi="zh_TW"/>
-        </w:rPr>
-      </w:r>
-      <w:r>
-        <w:rPr>
           <w:b/>
           <w:lang w:val="zh_TW" w:bidi="zh_TW"/>
         </w:rPr>
@@ -8667,20 +7660,6 @@
       </w:r>
       <w:r>
         <w:rPr>
-          <w:lang w:val="zh_TW" w:bidi="zh_TW"/>
-        </w:rPr>
-        <w:t>נָבֹ֨כוּ֙ עֶדְרֵ֣י בָקָ֔ר</w:t>
-      </w:r>
-    </w:p>
-    <w:p>
-      <w:pPr/>
-      <w:r>
-        <w:rPr>
-          <w:lang w:val="zh_TW" w:bidi="zh_TW"/>
-        </w:rPr>
-      </w:r>
-      <w:r>
-        <w:rPr>
           <w:b/>
           <w:lang w:val="zh_TW" w:bidi="zh_TW"/>
         </w:rPr>
@@ -8792,20 +7771,6 @@
       </w:r>
       <w:r>
         <w:rPr>
-          <w:lang w:val="zh_TW" w:bidi="zh_TW"/>
-        </w:rPr>
-        <w:t>עֶדְרֵ֥י הַ⁠צֹּ֖אן נֶאְשָֽׁמוּ</w:t>
-      </w:r>
-    </w:p>
-    <w:p>
-      <w:pPr/>
-      <w:r>
-        <w:rPr>
-          <w:lang w:val="zh_TW" w:bidi="zh_TW"/>
-        </w:rPr>
-      </w:r>
-      <w:r>
-        <w:rPr>
           <w:b/>
           <w:lang w:val="zh_TW" w:bidi="zh_TW"/>
         </w:rPr>
@@ -8889,20 +7854,6 @@
       </w:r>
       <w:r>
         <w:rPr>
-          <w:lang w:val="zh_TW" w:bidi="zh_TW"/>
-        </w:rPr>
-        <w:t>עֶדְרֵ֥י הַ⁠צֹּ֖אן נֶאְשָֽׁמוּ</w:t>
-      </w:r>
-    </w:p>
-    <w:p>
-      <w:pPr/>
-      <w:r>
-        <w:rPr>
-          <w:lang w:val="zh_TW" w:bidi="zh_TW"/>
-        </w:rPr>
-      </w:r>
-      <w:r>
-        <w:rPr>
           <w:b/>
           <w:lang w:val="zh_TW" w:bidi="zh_TW"/>
         </w:rPr>
@@ -9014,20 +7965,6 @@
       </w:r>
       <w:r>
         <w:rPr>
-          <w:lang w:val="zh_TW" w:bidi="zh_TW"/>
-        </w:rPr>
-        <w:t>אֵלֶ֥י⁠ךָ יְהוָ֖ה אֶקְרָ֑א</w:t>
-      </w:r>
-    </w:p>
-    <w:p>
-      <w:pPr/>
-      <w:r>
-        <w:rPr>
-          <w:lang w:val="zh_TW" w:bidi="zh_TW"/>
-        </w:rPr>
-      </w:r>
-      <w:r>
-        <w:rPr>
           <w:b/>
           <w:lang w:val="zh_TW" w:bidi="zh_TW"/>
         </w:rPr>
@@ -9111,20 +8048,6 @@
       </w:r>
       <w:r>
         <w:rPr>
-          <w:lang w:val="zh_TW" w:bidi="zh_TW"/>
-        </w:rPr>
-        <w:t>כִּ֣י אֵ֗שׁ אָֽכְלָה֙ נְא֣וֹת מִדְבָּ֔ר</w:t>
-      </w:r>
-    </w:p>
-    <w:p>
-      <w:pPr/>
-      <w:r>
-        <w:rPr>
-          <w:lang w:val="zh_TW" w:bidi="zh_TW"/>
-        </w:rPr>
-      </w:r>
-      <w:r>
-        <w:rPr>
           <w:b/>
           <w:lang w:val="zh_TW" w:bidi="zh_TW"/>
         </w:rPr>
@@ -9221,20 +8144,6 @@
       </w:r>
       <w:r>
         <w:rPr>
-          <w:lang w:val="zh_TW" w:bidi="zh_TW"/>
-        </w:rPr>
-        <w:t>וְ⁠לֶ֣הָבָ֔ה לִהֲטָ֖ה כָּל־עֲצֵ֥י הַ⁠שָּׂדֶֽה</w:t>
-      </w:r>
-    </w:p>
-    <w:p>
-      <w:pPr/>
-      <w:r>
-        <w:rPr>
-          <w:lang w:val="zh_TW" w:bidi="zh_TW"/>
-        </w:rPr>
-      </w:r>
-      <w:r>
-        <w:rPr>
           <w:b/>
           <w:lang w:val="zh_TW" w:bidi="zh_TW"/>
         </w:rPr>
@@ -9344,20 +8253,6 @@
       </w:r>
       <w:r>
         <w:rPr>
-          <w:lang w:val="zh_TW" w:bidi="zh_TW"/>
-        </w:rPr>
-        <w:t>וְ⁠לֶ֣הָבָ֔ה לִהֲטָ֖ה כָּל־עֲצֵ֥י הַ⁠שָּׂדֶֽה</w:t>
-      </w:r>
-    </w:p>
-    <w:p>
-      <w:pPr/>
-      <w:r>
-        <w:rPr>
-          <w:lang w:val="zh_TW" w:bidi="zh_TW"/>
-        </w:rPr>
-      </w:r>
-      <w:r>
-        <w:rPr>
           <w:b/>
           <w:lang w:val="zh_TW" w:bidi="zh_TW"/>
         </w:rPr>
@@ -9443,20 +8338,6 @@
         <w:rPr>
           <w:lang w:val="zh_TW" w:bidi="zh_TW"/>
         </w:rPr>
-      </w:r>
-    </w:p>
-    <w:p>
-      <w:pPr/>
-      <w:r>
-        <w:rPr>
-          <w:lang w:val="zh_TW" w:bidi="zh_TW"/>
-        </w:rPr>
-      </w:r>
-      <w:r>
-        <w:rPr>
-          <w:lang w:val="zh_TW" w:bidi="zh_TW"/>
-        </w:rPr>
-        <w:t>אֵלֶ֑י⁠ךָ</w:t>
       </w:r>
     </w:p>
     <w:p>
@@ -9665,20 +8546,6 @@
       </w:r>
       <w:r>
         <w:rPr>
-          <w:lang w:val="zh_TW" w:bidi="zh_TW"/>
-        </w:rPr>
-        <w:t>תִּקְע֨וּ שׁוֹפָ֜ר בְּ⁠צִיּ֗וֹן וְ⁠הָרִ֨יעוּ֙ בְּ⁠הַ֣ר קָדְשִׁ֔⁠י</w:t>
-      </w:r>
-    </w:p>
-    <w:p>
-      <w:pPr/>
-      <w:r>
-        <w:rPr>
-          <w:lang w:val="zh_TW" w:bidi="zh_TW"/>
-        </w:rPr>
-      </w:r>
-      <w:r>
-        <w:rPr>
           <w:b/>
           <w:lang w:val="zh_TW" w:bidi="zh_TW"/>
         </w:rPr>
@@ -9762,20 +8629,6 @@
       </w:r>
       <w:r>
         <w:rPr>
-          <w:lang w:val="zh_TW" w:bidi="zh_TW"/>
-        </w:rPr>
-        <w:t>שׁוֹפָ֜ר</w:t>
-      </w:r>
-    </w:p>
-    <w:p>
-      <w:pPr/>
-      <w:r>
-        <w:rPr>
-          <w:lang w:val="zh_TW" w:bidi="zh_TW"/>
-        </w:rPr>
-      </w:r>
-      <w:r>
-        <w:rPr>
           <w:b/>
           <w:lang w:val="zh_TW" w:bidi="zh_TW"/>
         </w:rPr>
@@ -9866,20 +8719,6 @@
       </w:r>
       <w:r>
         <w:rPr>
-          <w:lang w:val="zh_TW" w:bidi="zh_TW"/>
-        </w:rPr>
-        <w:t>שׁוֹפָ֜ר</w:t>
-      </w:r>
-    </w:p>
-    <w:p>
-      <w:pPr/>
-      <w:r>
-        <w:rPr>
-          <w:lang w:val="zh_TW" w:bidi="zh_TW"/>
-        </w:rPr>
-      </w:r>
-      <w:r>
-        <w:rPr>
           <w:b/>
           <w:lang w:val="zh_TW" w:bidi="zh_TW"/>
         </w:rPr>
@@ -9970,20 +8809,6 @@
       </w:r>
       <w:r>
         <w:rPr>
-          <w:lang w:val="zh_TW" w:bidi="zh_TW"/>
-        </w:rPr>
-        <w:t>בְּ⁠הַ֣ר קָדְשִׁ֔⁠י</w:t>
-      </w:r>
-    </w:p>
-    <w:p>
-      <w:pPr/>
-      <w:r>
-        <w:rPr>
-          <w:lang w:val="zh_TW" w:bidi="zh_TW"/>
-        </w:rPr>
-      </w:r>
-      <w:r>
-        <w:rPr>
           <w:b/>
           <w:lang w:val="zh_TW" w:bidi="zh_TW"/>
         </w:rPr>
@@ -10097,20 +8922,6 @@
         <w:rPr>
           <w:lang w:val="zh_TW" w:bidi="zh_TW"/>
         </w:rPr>
-      </w:r>
-    </w:p>
-    <w:p>
-      <w:pPr/>
-      <w:r>
-        <w:rPr>
-          <w:lang w:val="zh_TW" w:bidi="zh_TW"/>
-        </w:rPr>
-      </w:r>
-      <w:r>
-        <w:rPr>
-          <w:lang w:val="zh_TW" w:bidi="zh_TW"/>
-        </w:rPr>
-        <w:t>יִרְגְּז֕וּ</w:t>
       </w:r>
     </w:p>
     <w:p>
@@ -10319,20 +9130,6 @@
       </w:r>
       <w:r>
         <w:rPr>
-          <w:lang w:val="zh_TW" w:bidi="zh_TW"/>
-        </w:rPr>
-        <w:t>י֧וֹם חֹ֣שֶׁךְ וַ⁠אֲפֵלָ֗ה י֤וֹם עָנָן֙ וַ⁠עֲרָפֶ֔ל</w:t>
-      </w:r>
-    </w:p>
-    <w:p>
-      <w:pPr/>
-      <w:r>
-        <w:rPr>
-          <w:lang w:val="zh_TW" w:bidi="zh_TW"/>
-        </w:rPr>
-      </w:r>
-      <w:r>
-        <w:rPr>
           <w:b/>
           <w:lang w:val="zh_TW" w:bidi="zh_TW"/>
         </w:rPr>
@@ -10429,20 +9226,6 @@
       </w:r>
       <w:r>
         <w:rPr>
-          <w:lang w:val="zh_TW" w:bidi="zh_TW"/>
-        </w:rPr>
-        <w:t>חֹ֣שֶׁךְ וַ⁠אֲפֵלָ֗ה</w:t>
-      </w:r>
-    </w:p>
-    <w:p>
-      <w:pPr/>
-      <w:r>
-        <w:rPr>
-          <w:lang w:val="zh_TW" w:bidi="zh_TW"/>
-        </w:rPr>
-      </w:r>
-      <w:r>
-        <w:rPr>
           <w:b/>
           <w:lang w:val="zh_TW" w:bidi="zh_TW"/>
         </w:rPr>
@@ -10546,20 +9329,6 @@
       </w:r>
       <w:r>
         <w:rPr>
-          <w:lang w:val="zh_TW" w:bidi="zh_TW"/>
-        </w:rPr>
-        <w:t>עָנָן֙ וַ⁠עֲרָפֶ֔ל</w:t>
-      </w:r>
-    </w:p>
-    <w:p>
-      <w:pPr/>
-      <w:r>
-        <w:rPr>
-          <w:lang w:val="zh_TW" w:bidi="zh_TW"/>
-        </w:rPr>
-      </w:r>
-      <w:r>
-        <w:rPr>
           <w:b/>
           <w:lang w:val="zh_TW" w:bidi="zh_TW"/>
         </w:rPr>
@@ -10663,20 +9432,6 @@
       </w:r>
       <w:r>
         <w:rPr>
-          <w:lang w:val="zh_TW" w:bidi="zh_TW"/>
-        </w:rPr>
-        <w:t>כְּ⁠שַׁ֖חַר פָּרֻ֣שׂ עַל־הֶֽ⁠הָרִ֑ים</w:t>
-      </w:r>
-    </w:p>
-    <w:p>
-      <w:pPr/>
-      <w:r>
-        <w:rPr>
-          <w:lang w:val="zh_TW" w:bidi="zh_TW"/>
-        </w:rPr>
-      </w:r>
-      <w:r>
-        <w:rPr>
           <w:b/>
           <w:lang w:val="zh_TW" w:bidi="zh_TW"/>
         </w:rPr>
@@ -10760,20 +9515,6 @@
       </w:r>
       <w:r>
         <w:rPr>
-          <w:lang w:val="zh_TW" w:bidi="zh_TW"/>
-        </w:rPr>
-        <w:t>כְּ⁠שַׁ֖חַר פָּרֻ֣שׂ עַל־הֶֽ⁠הָרִ֑ים</w:t>
-      </w:r>
-    </w:p>
-    <w:p>
-      <w:pPr/>
-      <w:r>
-        <w:rPr>
-          <w:lang w:val="zh_TW" w:bidi="zh_TW"/>
-        </w:rPr>
-      </w:r>
-      <w:r>
-        <w:rPr>
           <w:b/>
           <w:lang w:val="zh_TW" w:bidi="zh_TW"/>
         </w:rPr>
@@ -10885,20 +9626,6 @@
       </w:r>
       <w:r>
         <w:rPr>
-          <w:lang w:val="zh_TW" w:bidi="zh_TW"/>
-        </w:rPr>
-        <w:t>כְּ⁠שַׁ֖חַר</w:t>
-      </w:r>
-    </w:p>
-    <w:p>
-      <w:pPr/>
-      <w:r>
-        <w:rPr>
-          <w:lang w:val="zh_TW" w:bidi="zh_TW"/>
-        </w:rPr>
-      </w:r>
-      <w:r>
-        <w:rPr>
           <w:b/>
           <w:lang w:val="zh_TW" w:bidi="zh_TW"/>
         </w:rPr>
@@ -10995,20 +9722,6 @@
       </w:r>
       <w:r>
         <w:rPr>
-          <w:lang w:val="zh_TW" w:bidi="zh_TW"/>
-        </w:rPr>
-        <w:t>עַ֚ם רַ֣ב וְ⁠עָצ֔וּם</w:t>
-      </w:r>
-    </w:p>
-    <w:p>
-      <w:pPr/>
-      <w:r>
-        <w:rPr>
-          <w:lang w:val="zh_TW" w:bidi="zh_TW"/>
-        </w:rPr>
-      </w:r>
-      <w:r>
-        <w:rPr>
           <w:b/>
           <w:lang w:val="zh_TW" w:bidi="zh_TW"/>
         </w:rPr>
@@ -11092,20 +9805,6 @@
       </w:r>
       <w:r>
         <w:rPr>
-          <w:lang w:val="zh_TW" w:bidi="zh_TW"/>
-        </w:rPr>
-        <w:t>עַ֚ם רַ֣ב וְ⁠עָצ֔וּם</w:t>
-      </w:r>
-    </w:p>
-    <w:p>
-      <w:pPr/>
-      <w:r>
-        <w:rPr>
-          <w:lang w:val="zh_TW" w:bidi="zh_TW"/>
-        </w:rPr>
-      </w:r>
-      <w:r>
-        <w:rPr>
           <w:b/>
           <w:lang w:val="zh_TW" w:bidi="zh_TW"/>
         </w:rPr>
@@ -11209,20 +9908,6 @@
       </w:r>
       <w:r>
         <w:rPr>
-          <w:lang w:val="zh_TW" w:bidi="zh_TW"/>
-        </w:rPr>
-        <w:t>כָּמֹ֗⁠הוּ לֹ֤א נִֽהְיָה֙ מִן־הָ֣⁠עוֹלָ֔ם וְ⁠אַֽחֲרָי⁠ו֙ לֹ֣א יוֹסֵ֔ף עַד־שְׁנֵ֖י דּ֥וֹר וָ⁠דֽוֹר</w:t>
-      </w:r>
-    </w:p>
-    <w:p>
-      <w:pPr/>
-      <w:r>
-        <w:rPr>
-          <w:lang w:val="zh_TW" w:bidi="zh_TW"/>
-        </w:rPr>
-      </w:r>
-      <w:r>
-        <w:rPr>
           <w:b/>
           <w:lang w:val="zh_TW" w:bidi="zh_TW"/>
         </w:rPr>
@@ -11306,20 +9991,6 @@
       </w:r>
       <w:r>
         <w:rPr>
-          <w:lang w:val="zh_TW" w:bidi="zh_TW"/>
-        </w:rPr>
-        <w:t>עַד־שְׁנֵ֖י דּ֥וֹר וָ⁠דֽוֹר</w:t>
-      </w:r>
-    </w:p>
-    <w:p>
-      <w:pPr/>
-      <w:r>
-        <w:rPr>
-          <w:lang w:val="zh_TW" w:bidi="zh_TW"/>
-        </w:rPr>
-      </w:r>
-      <w:r>
-        <w:rPr>
           <w:b/>
           <w:lang w:val="zh_TW" w:bidi="zh_TW"/>
         </w:rPr>
@@ -11403,20 +10074,6 @@
       </w:r>
       <w:r>
         <w:rPr>
-          <w:lang w:val="zh_TW" w:bidi="zh_TW"/>
-        </w:rPr>
-        <w:t>לְ⁠פָנָי⁠ו֙ אָ֣כְלָה אֵ֔שׁ וְ⁠אַחֲרָ֖י⁠ו תְּלַהֵ֣ט לֶֽהָבָ֑ה כְּ⁠גַן־עֵ֨דֶן הָ⁠אָ֜רֶץ לְ⁠פָנָ֗י⁠ו וְ⁠אַֽחֲרָי⁠ו֙ מִדְבַּ֣ר שְׁמָמָ֔ה וְ⁠גַם־פְּלֵיטָ֖ה לֹא־הָ֥יְתָה לּֽ⁠וֹ</w:t>
-      </w:r>
-    </w:p>
-    <w:p>
-      <w:pPr/>
-      <w:r>
-        <w:rPr>
-          <w:lang w:val="zh_TW" w:bidi="zh_TW"/>
-        </w:rPr>
-      </w:r>
-      <w:r>
-        <w:rPr>
           <w:b/>
           <w:lang w:val="zh_TW" w:bidi="zh_TW"/>
         </w:rPr>
@@ -11554,20 +10211,6 @@
       </w:r>
       <w:r>
         <w:rPr>
-          <w:lang w:val="zh_TW" w:bidi="zh_TW"/>
-        </w:rPr>
-        <w:t>לְ⁠פָנָי⁠ו֙ אָ֣כְלָה אֵ֔שׁ וְ⁠אַחֲרָ֖י⁠ו תְּלַהֵ֣ט לֶֽהָבָ֑ה</w:t>
-      </w:r>
-    </w:p>
-    <w:p>
-      <w:pPr/>
-      <w:r>
-        <w:rPr>
-          <w:lang w:val="zh_TW" w:bidi="zh_TW"/>
-        </w:rPr>
-      </w:r>
-      <w:r>
-        <w:rPr>
           <w:b/>
           <w:lang w:val="zh_TW" w:bidi="zh_TW"/>
         </w:rPr>
@@ -11677,20 +10320,6 @@
       </w:r>
       <w:r>
         <w:rPr>
-          <w:lang w:val="zh_TW" w:bidi="zh_TW"/>
-        </w:rPr>
-        <w:t>לְ⁠פָנָי⁠ו֙ אָ֣כְלָה אֵ֔שׁ</w:t>
-      </w:r>
-    </w:p>
-    <w:p>
-      <w:pPr/>
-      <w:r>
-        <w:rPr>
-          <w:lang w:val="zh_TW" w:bidi="zh_TW"/>
-        </w:rPr>
-      </w:r>
-      <w:r>
-        <w:rPr>
           <w:b/>
           <w:lang w:val="zh_TW" w:bidi="zh_TW"/>
         </w:rPr>
@@ -11787,20 +10416,6 @@
       </w:r>
       <w:r>
         <w:rPr>
-          <w:lang w:val="zh_TW" w:bidi="zh_TW"/>
-        </w:rPr>
-        <w:t>כְּ⁠גַן־עֵ֨דֶן הָ⁠אָ֜רֶץ לְ⁠פָנָ֗י⁠ו</w:t>
-      </w:r>
-    </w:p>
-    <w:p>
-      <w:pPr/>
-      <w:r>
-        <w:rPr>
-          <w:lang w:val="zh_TW" w:bidi="zh_TW"/>
-        </w:rPr>
-      </w:r>
-      <w:r>
-        <w:rPr>
           <w:b/>
           <w:lang w:val="zh_TW" w:bidi="zh_TW"/>
         </w:rPr>
@@ -11884,20 +10499,6 @@
       </w:r>
       <w:r>
         <w:rPr>
-          <w:lang w:val="zh_TW" w:bidi="zh_TW"/>
-        </w:rPr>
-        <w:t>מִדְבַּ֣ר שְׁמָמָ֔ה</w:t>
-      </w:r>
-    </w:p>
-    <w:p>
-      <w:pPr/>
-      <w:r>
-        <w:rPr>
-          <w:lang w:val="zh_TW" w:bidi="zh_TW"/>
-        </w:rPr>
-      </w:r>
-      <w:r>
-        <w:rPr>
           <w:b/>
           <w:lang w:val="zh_TW" w:bidi="zh_TW"/>
         </w:rPr>
@@ -12022,20 +10623,6 @@
       </w:r>
       <w:r>
         <w:rPr>
-          <w:lang w:val="zh_TW" w:bidi="zh_TW"/>
-        </w:rPr>
-        <w:t>וְ⁠גַם־פְּלֵיטָ֖ה לֹא־הָ֥יְתָה לּֽ⁠וֹ</w:t>
-      </w:r>
-    </w:p>
-    <w:p>
-      <w:pPr/>
-      <w:r>
-        <w:rPr>
-          <w:lang w:val="zh_TW" w:bidi="zh_TW"/>
-        </w:rPr>
-      </w:r>
-      <w:r>
-        <w:rPr>
           <w:b/>
           <w:lang w:val="zh_TW" w:bidi="zh_TW"/>
         </w:rPr>
@@ -12119,20 +10706,6 @@
       </w:r>
       <w:r>
         <w:rPr>
-          <w:lang w:val="zh_TW" w:bidi="zh_TW"/>
-        </w:rPr>
-        <w:t>פְּלֵיטָ֖ה לֹא־הָ֥יְתָה לּֽ⁠וֹ</w:t>
-      </w:r>
-    </w:p>
-    <w:p>
-      <w:pPr/>
-      <w:r>
-        <w:rPr>
-          <w:lang w:val="zh_TW" w:bidi="zh_TW"/>
-        </w:rPr>
-      </w:r>
-      <w:r>
-        <w:rPr>
           <w:b/>
           <w:lang w:val="zh_TW" w:bidi="zh_TW"/>
         </w:rPr>
@@ -12229,20 +10802,6 @@
       </w:r>
       <w:r>
         <w:rPr>
-          <w:lang w:val="zh_TW" w:bidi="zh_TW"/>
-        </w:rPr>
-        <w:t>כְּ⁠מַרְאֵ֥ה סוּסִ֖ים מַרְאֵ֑⁠הוּ</w:t>
-      </w:r>
-    </w:p>
-    <w:p>
-      <w:pPr/>
-      <w:r>
-        <w:rPr>
-          <w:lang w:val="zh_TW" w:bidi="zh_TW"/>
-        </w:rPr>
-      </w:r>
-      <w:r>
-        <w:rPr>
           <w:b/>
           <w:lang w:val="zh_TW" w:bidi="zh_TW"/>
         </w:rPr>
@@ -12326,20 +10885,6 @@
       </w:r>
       <w:r>
         <w:rPr>
-          <w:lang w:val="zh_TW" w:bidi="zh_TW"/>
-        </w:rPr>
-        <w:t>כְּ⁠מַרְאֵ֥ה &amp; מַרְאֵ֑⁠הוּ</w:t>
-      </w:r>
-    </w:p>
-    <w:p>
-      <w:pPr/>
-      <w:r>
-        <w:rPr>
-          <w:lang w:val="zh_TW" w:bidi="zh_TW"/>
-        </w:rPr>
-      </w:r>
-      <w:r>
-        <w:rPr>
           <w:b/>
           <w:lang w:val="zh_TW" w:bidi="zh_TW"/>
         </w:rPr>
@@ -12423,20 +10968,6 @@
       </w:r>
       <w:r>
         <w:rPr>
-          <w:lang w:val="zh_TW" w:bidi="zh_TW"/>
-        </w:rPr>
-        <w:t>וּ⁠כְ⁠פָרָשִׁ֖ים כֵּ֥ן יְרוּצֽוּ⁠ן</w:t>
-      </w:r>
-    </w:p>
-    <w:p>
-      <w:pPr/>
-      <w:r>
-        <w:rPr>
-          <w:lang w:val="zh_TW" w:bidi="zh_TW"/>
-        </w:rPr>
-      </w:r>
-      <w:r>
-        <w:rPr>
           <w:b/>
           <w:lang w:val="zh_TW" w:bidi="zh_TW"/>
         </w:rPr>
@@ -12520,20 +11051,6 @@
       </w:r>
       <w:r>
         <w:rPr>
-          <w:lang w:val="zh_TW" w:bidi="zh_TW"/>
-        </w:rPr>
-        <w:t>כְּ⁠ק֣וֹל מַרְכָּב֗וֹת עַל־רָאשֵׁ֤י הֶֽ⁠הָרִים֙ יְרַקֵּד֔וּ⁠ן</w:t>
-      </w:r>
-    </w:p>
-    <w:p>
-      <w:pPr/>
-      <w:r>
-        <w:rPr>
-          <w:lang w:val="zh_TW" w:bidi="zh_TW"/>
-        </w:rPr>
-      </w:r>
-      <w:r>
-        <w:rPr>
           <w:b/>
           <w:lang w:val="zh_TW" w:bidi="zh_TW"/>
         </w:rPr>
@@ -12617,20 +11134,6 @@
       </w:r>
       <w:r>
         <w:rPr>
-          <w:lang w:val="zh_TW" w:bidi="zh_TW"/>
-        </w:rPr>
-        <w:t>כְּ⁠קוֹל֙ לַ֣הַב אֵ֔שׁ אֹכְלָ֖ה קָ֑שׁ</w:t>
-      </w:r>
-    </w:p>
-    <w:p>
-      <w:pPr/>
-      <w:r>
-        <w:rPr>
-          <w:lang w:val="zh_TW" w:bidi="zh_TW"/>
-        </w:rPr>
-      </w:r>
-      <w:r>
-        <w:rPr>
           <w:b/>
           <w:lang w:val="zh_TW" w:bidi="zh_TW"/>
         </w:rPr>
@@ -12714,20 +11217,6 @@
       </w:r>
       <w:r>
         <w:rPr>
-          <w:lang w:val="zh_TW" w:bidi="zh_TW"/>
-        </w:rPr>
-        <w:t>כְּ⁠עַ֣ם עָצ֔וּם עֱר֖וּךְ מִלְחָמָֽה</w:t>
-      </w:r>
-    </w:p>
-    <w:p>
-      <w:pPr/>
-      <w:r>
-        <w:rPr>
-          <w:lang w:val="zh_TW" w:bidi="zh_TW"/>
-        </w:rPr>
-      </w:r>
-      <w:r>
-        <w:rPr>
           <w:b/>
           <w:lang w:val="zh_TW" w:bidi="zh_TW"/>
         </w:rPr>
@@ -12839,20 +11328,6 @@
       </w:r>
       <w:r>
         <w:rPr>
-          <w:lang w:val="zh_TW" w:bidi="zh_TW"/>
-        </w:rPr>
-        <w:t>כְּ⁠עַ֣ם עָצ֔וּם עֱר֖וּךְ מִלְחָמָֽה</w:t>
-      </w:r>
-    </w:p>
-    <w:p>
-      <w:pPr/>
-      <w:r>
-        <w:rPr>
-          <w:lang w:val="zh_TW" w:bidi="zh_TW"/>
-        </w:rPr>
-      </w:r>
-      <w:r>
-        <w:rPr>
           <w:b/>
           <w:lang w:val="zh_TW" w:bidi="zh_TW"/>
         </w:rPr>
@@ -12936,20 +11411,6 @@
       </w:r>
       <w:r>
         <w:rPr>
-          <w:lang w:val="zh_TW" w:bidi="zh_TW"/>
-        </w:rPr>
-        <w:t>כְּ⁠עַ֣ם עָצ֔וּם עֱר֖וּךְ מִלְחָמָֽה</w:t>
-      </w:r>
-    </w:p>
-    <w:p>
-      <w:pPr/>
-      <w:r>
-        <w:rPr>
-          <w:lang w:val="zh_TW" w:bidi="zh_TW"/>
-        </w:rPr>
-      </w:r>
-      <w:r>
-        <w:rPr>
           <w:b/>
           <w:lang w:val="zh_TW" w:bidi="zh_TW"/>
         </w:rPr>
@@ -13045,20 +11506,6 @@
       </w:r>
       <w:r>
         <w:rPr>
-          <w:lang w:val="zh_TW" w:bidi="zh_TW"/>
-        </w:rPr>
-        <w:t>יָחִ֣ילוּ</w:t>
-      </w:r>
-    </w:p>
-    <w:p>
-      <w:pPr/>
-      <w:r>
-        <w:rPr>
-          <w:lang w:val="zh_TW" w:bidi="zh_TW"/>
-        </w:rPr>
-      </w:r>
-      <w:r>
-        <w:rPr>
           <w:b/>
           <w:lang w:val="zh_TW" w:bidi="zh_TW"/>
         </w:rPr>
@@ -13183,20 +11630,6 @@
       </w:r>
       <w:r>
         <w:rPr>
-          <w:lang w:val="zh_TW" w:bidi="zh_TW"/>
-        </w:rPr>
-        <w:t>קִבְּצ֥וּ פָארֽוּר</w:t>
-      </w:r>
-    </w:p>
-    <w:p>
-      <w:pPr/>
-      <w:r>
-        <w:rPr>
-          <w:lang w:val="zh_TW" w:bidi="zh_TW"/>
-        </w:rPr>
-      </w:r>
-      <w:r>
-        <w:rPr>
           <w:b/>
           <w:lang w:val="zh_TW" w:bidi="zh_TW"/>
         </w:rPr>
@@ -13293,20 +11726,6 @@
       </w:r>
       <w:r>
         <w:rPr>
-          <w:lang w:val="zh_TW" w:bidi="zh_TW"/>
-        </w:rPr>
-        <w:t>כְּ⁠גִבּוֹרִ֣ים יְרֻצ֔וּ⁠ן</w:t>
-      </w:r>
-    </w:p>
-    <w:p>
-      <w:pPr/>
-      <w:r>
-        <w:rPr>
-          <w:lang w:val="zh_TW" w:bidi="zh_TW"/>
-        </w:rPr>
-      </w:r>
-      <w:r>
-        <w:rPr>
           <w:b/>
           <w:lang w:val="zh_TW" w:bidi="zh_TW"/>
         </w:rPr>
@@ -13390,20 +11809,6 @@
       </w:r>
       <w:r>
         <w:rPr>
-          <w:lang w:val="zh_TW" w:bidi="zh_TW"/>
-        </w:rPr>
-        <w:t>כְּ⁠אַנְשֵׁ֥י מִלְחָמָ֖ה יַעֲל֣וּ חוֹמָ֑ה</w:t>
-      </w:r>
-    </w:p>
-    <w:p>
-      <w:pPr/>
-      <w:r>
-        <w:rPr>
-          <w:lang w:val="zh_TW" w:bidi="zh_TW"/>
-        </w:rPr>
-      </w:r>
-      <w:r>
-        <w:rPr>
           <w:b/>
           <w:lang w:val="zh_TW" w:bidi="zh_TW"/>
         </w:rPr>
@@ -13487,20 +11892,6 @@
       </w:r>
       <w:r>
         <w:rPr>
-          <w:lang w:val="zh_TW" w:bidi="zh_TW"/>
-        </w:rPr>
-        <w:t>כְּ⁠אַנְשֵׁ֥י מִלְחָמָ֖ה</w:t>
-      </w:r>
-    </w:p>
-    <w:p>
-      <w:pPr/>
-      <w:r>
-        <w:rPr>
-          <w:lang w:val="zh_TW" w:bidi="zh_TW"/>
-        </w:rPr>
-      </w:r>
-      <w:r>
-        <w:rPr>
           <w:b/>
           <w:lang w:val="zh_TW" w:bidi="zh_TW"/>
         </w:rPr>
@@ -13625,20 +12016,6 @@
       </w:r>
       <w:r>
         <w:rPr>
-          <w:lang w:val="zh_TW" w:bidi="zh_TW"/>
-        </w:rPr>
-        <w:t>חוֹמָ֑ה</w:t>
-      </w:r>
-    </w:p>
-    <w:p>
-      <w:pPr/>
-      <w:r>
-        <w:rPr>
-          <w:lang w:val="zh_TW" w:bidi="zh_TW"/>
-        </w:rPr>
-      </w:r>
-      <w:r>
-        <w:rPr>
           <w:b/>
           <w:lang w:val="zh_TW" w:bidi="zh_TW"/>
         </w:rPr>
@@ -13735,20 +12112,6 @@
       </w:r>
       <w:r>
         <w:rPr>
-          <w:lang w:val="zh_TW" w:bidi="zh_TW"/>
-        </w:rPr>
-        <w:t>וְ⁠אִ֤ישׁ בִּ⁠דְרָכָי⁠ו֙</w:t>
-      </w:r>
-    </w:p>
-    <w:p>
-      <w:pPr/>
-      <w:r>
-        <w:rPr>
-          <w:lang w:val="zh_TW" w:bidi="zh_TW"/>
-        </w:rPr>
-      </w:r>
-      <w:r>
-        <w:rPr>
           <w:b/>
           <w:lang w:val="zh_TW" w:bidi="zh_TW"/>
         </w:rPr>
@@ -13886,20 +12249,6 @@
       </w:r>
       <w:r>
         <w:rPr>
-          <w:lang w:val="zh_TW" w:bidi="zh_TW"/>
-        </w:rPr>
-        <w:t>וְ⁠לֹ֥א יְעַבְּט֖וּ⁠ן אֹרְחוֹתָֽ⁠ם</w:t>
-      </w:r>
-    </w:p>
-    <w:p>
-      <w:pPr/>
-      <w:r>
-        <w:rPr>
-          <w:lang w:val="zh_TW" w:bidi="zh_TW"/>
-        </w:rPr>
-      </w:r>
-      <w:r>
-        <w:rPr>
           <w:b/>
           <w:lang w:val="zh_TW" w:bidi="zh_TW"/>
         </w:rPr>
@@ -13995,20 +12344,6 @@
       </w:r>
       <w:r>
         <w:rPr>
-          <w:lang w:val="zh_TW" w:bidi="zh_TW"/>
-        </w:rPr>
-        <w:t>וְ⁠לֹ֥א יְעַבְּט֖וּ⁠ן אֹרְחוֹתָֽ⁠ם</w:t>
-      </w:r>
-    </w:p>
-    <w:p>
-      <w:pPr/>
-      <w:r>
-        <w:rPr>
-          <w:lang w:val="zh_TW" w:bidi="zh_TW"/>
-        </w:rPr>
-      </w:r>
-      <w:r>
-        <w:rPr>
           <w:b/>
           <w:lang w:val="zh_TW" w:bidi="zh_TW"/>
         </w:rPr>
@@ -14092,20 +12427,6 @@
       </w:r>
       <w:r>
         <w:rPr>
-          <w:lang w:val="zh_TW" w:bidi="zh_TW"/>
-        </w:rPr>
-        <w:t>וְ⁠אִ֤ישׁ אָחִי⁠ו֙ לֹ֣א יִדְחָק֔וּ⁠ן</w:t>
-      </w:r>
-    </w:p>
-    <w:p>
-      <w:pPr/>
-      <w:r>
-        <w:rPr>
-          <w:lang w:val="zh_TW" w:bidi="zh_TW"/>
-        </w:rPr>
-      </w:r>
-      <w:r>
-        <w:rPr>
           <w:b/>
           <w:lang w:val="zh_TW" w:bidi="zh_TW"/>
         </w:rPr>
@@ -14243,20 +12564,6 @@
       </w:r>
       <w:r>
         <w:rPr>
-          <w:lang w:val="zh_TW" w:bidi="zh_TW"/>
-        </w:rPr>
-        <w:t>גֶּ֥בֶר בִּ⁠מְסִלָּת֖⁠וֹ יֵֽלֵכ֑וּ⁠ן</w:t>
-      </w:r>
-    </w:p>
-    <w:p>
-      <w:pPr/>
-      <w:r>
-        <w:rPr>
-          <w:lang w:val="zh_TW" w:bidi="zh_TW"/>
-        </w:rPr>
-      </w:r>
-      <w:r>
-        <w:rPr>
           <w:b/>
           <w:lang w:val="zh_TW" w:bidi="zh_TW"/>
         </w:rPr>
@@ -14394,20 +12701,6 @@
       </w:r>
       <w:r>
         <w:rPr>
-          <w:lang w:val="zh_TW" w:bidi="zh_TW"/>
-        </w:rPr>
-        <w:t>וּ⁠בְעַ֥ד הַ⁠שֶּׁ֛לַח יִפֹּ֖לוּ לֹ֥א יִבְצָֽעוּ</w:t>
-      </w:r>
-    </w:p>
-    <w:p>
-      <w:pPr/>
-      <w:r>
-        <w:rPr>
-          <w:lang w:val="zh_TW" w:bidi="zh_TW"/>
-        </w:rPr>
-      </w:r>
-      <w:r>
-        <w:rPr>
           <w:b/>
           <w:lang w:val="zh_TW" w:bidi="zh_TW"/>
         </w:rPr>
@@ -14491,20 +12784,6 @@
       </w:r>
       <w:r>
         <w:rPr>
-          <w:lang w:val="zh_TW" w:bidi="zh_TW"/>
-        </w:rPr>
-        <w:t>בָּ⁠עִ֣יר יָשֹׁ֗קּוּ בַּֽ⁠חוֹמָה֙ יְרֻצ֔וּ⁠ן בַּ⁠בָּתִּ֖ים יַעֲל֑וּ בְּעַ֧ד הַ⁠חַלּוֹנִ֛ים יָבֹ֖אוּ כַּ⁠גַּנָּֽב</w:t>
-      </w:r>
-    </w:p>
-    <w:p>
-      <w:pPr/>
-      <w:r>
-        <w:rPr>
-          <w:lang w:val="zh_TW" w:bidi="zh_TW"/>
-        </w:rPr>
-      </w:r>
-      <w:r>
-        <w:rPr>
           <w:b/>
           <w:lang w:val="zh_TW" w:bidi="zh_TW"/>
         </w:rPr>
@@ -14588,20 +12867,6 @@
       </w:r>
       <w:r>
         <w:rPr>
-          <w:lang w:val="zh_TW" w:bidi="zh_TW"/>
-        </w:rPr>
-        <w:t>בְּעַ֧ד הַ⁠חַלּוֹנִ֛ים יָבֹ֖אוּ כַּ⁠גַּנָּֽב</w:t>
-      </w:r>
-    </w:p>
-    <w:p>
-      <w:pPr/>
-      <w:r>
-        <w:rPr>
-          <w:lang w:val="zh_TW" w:bidi="zh_TW"/>
-        </w:rPr>
-      </w:r>
-      <w:r>
-        <w:rPr>
           <w:b/>
           <w:lang w:val="zh_TW" w:bidi="zh_TW"/>
         </w:rPr>
@@ -14697,20 +12962,6 @@
       </w:r>
       <w:r>
         <w:rPr>
-          <w:lang w:val="zh_TW" w:bidi="zh_TW"/>
-        </w:rPr>
-        <w:t>לְ⁠פָנָי⁠ו֙ רָ֣גְזָה אֶ֔רֶץ רָעֲשׁ֖וּ שָׁמָ֑יִם</w:t>
-      </w:r>
-    </w:p>
-    <w:p>
-      <w:pPr/>
-      <w:r>
-        <w:rPr>
-          <w:lang w:val="zh_TW" w:bidi="zh_TW"/>
-        </w:rPr>
-      </w:r>
-      <w:r>
-        <w:rPr>
           <w:b/>
           <w:lang w:val="zh_TW" w:bidi="zh_TW"/>
         </w:rPr>
@@ -14806,20 +13057,6 @@
       </w:r>
       <w:r>
         <w:rPr>
-          <w:lang w:val="zh_TW" w:bidi="zh_TW"/>
-        </w:rPr>
-        <w:t>שֶׁ֤מֶשׁ וְ⁠יָרֵ֨חַ֙ קָדָ֔רוּ</w:t>
-      </w:r>
-    </w:p>
-    <w:p>
-      <w:pPr/>
-      <w:r>
-        <w:rPr>
-          <w:lang w:val="zh_TW" w:bidi="zh_TW"/>
-        </w:rPr>
-      </w:r>
-      <w:r>
-        <w:rPr>
           <w:b/>
           <w:lang w:val="zh_TW" w:bidi="zh_TW"/>
         </w:rPr>
@@ -14941,20 +13178,6 @@
       </w:r>
       <w:r>
         <w:rPr>
-          <w:lang w:val="zh_TW" w:bidi="zh_TW"/>
-        </w:rPr>
-        <w:t>וְ⁠כוֹכָבִ֖ים אָסְפ֥וּ נָגְהָֽ⁠ם</w:t>
-      </w:r>
-    </w:p>
-    <w:p>
-      <w:pPr/>
-      <w:r>
-        <w:rPr>
-          <w:lang w:val="zh_TW" w:bidi="zh_TW"/>
-        </w:rPr>
-      </w:r>
-      <w:r>
-        <w:rPr>
           <w:b/>
           <w:lang w:val="zh_TW" w:bidi="zh_TW"/>
         </w:rPr>
@@ -15104,20 +13327,6 @@
       </w:r>
       <w:r>
         <w:rPr>
-          <w:lang w:val="zh_TW" w:bidi="zh_TW"/>
-        </w:rPr>
-        <w:t>קוֹל⁠וֹ֙</w:t>
-      </w:r>
-    </w:p>
-    <w:p>
-      <w:pPr/>
-      <w:r>
-        <w:rPr>
-          <w:lang w:val="zh_TW" w:bidi="zh_TW"/>
-        </w:rPr>
-      </w:r>
-      <w:r>
-        <w:rPr>
           <w:b/>
           <w:lang w:val="zh_TW" w:bidi="zh_TW"/>
         </w:rPr>
@@ -15226,20 +13435,6 @@
       </w:r>
       <w:r>
         <w:rPr>
-          <w:lang w:val="zh_TW" w:bidi="zh_TW"/>
-        </w:rPr>
-        <w:t>מַחֲנֵ֔⁠הוּ</w:t>
-      </w:r>
-    </w:p>
-    <w:p>
-      <w:pPr/>
-      <w:r>
-        <w:rPr>
-          <w:lang w:val="zh_TW" w:bidi="zh_TW"/>
-        </w:rPr>
-      </w:r>
-      <w:r>
-        <w:rPr>
           <w:b/>
           <w:lang w:val="zh_TW" w:bidi="zh_TW"/>
         </w:rPr>
@@ -15376,20 +13571,6 @@
       </w:r>
       <w:r>
         <w:rPr>
-          <w:lang w:val="zh_TW" w:bidi="zh_TW"/>
-        </w:rPr>
-        <w:t>דְבָר֑⁠וֹ</w:t>
-      </w:r>
-    </w:p>
-    <w:p>
-      <w:pPr/>
-      <w:r>
-        <w:rPr>
-          <w:lang w:val="zh_TW" w:bidi="zh_TW"/>
-        </w:rPr>
-      </w:r>
-      <w:r>
-        <w:rPr>
           <w:b/>
           <w:lang w:val="zh_TW" w:bidi="zh_TW"/>
         </w:rPr>
@@ -15515,20 +13696,6 @@
         <w:rPr>
           <w:lang w:val="zh_TW" w:bidi="zh_TW"/>
         </w:rPr>
-      </w:r>
-    </w:p>
-    <w:p>
-      <w:pPr/>
-      <w:r>
-        <w:rPr>
-          <w:lang w:val="zh_TW" w:bidi="zh_TW"/>
-        </w:rPr>
-      </w:r>
-      <w:r>
-        <w:rPr>
-          <w:lang w:val="zh_TW" w:bidi="zh_TW"/>
-        </w:rPr>
-        <w:t>כִּֽי־גָד֧וֹל יוֹם־יְהוָ֛ה וְ⁠נוֹרָ֥א מְאֹ֖ד וּ⁠מִ֥י יְכִילֶֽ⁠נּוּ</w:t>
       </w:r>
     </w:p>
     <w:p>
@@ -15736,20 +13903,6 @@
       </w:r>
       <w:r>
         <w:rPr>
-          <w:lang w:val="zh_TW" w:bidi="zh_TW"/>
-        </w:rPr>
-        <w:t>וְ⁠גַם־עַתָּה֙ נְאֻם־יְהוָ֔ה שֻׁ֥בוּ עָדַ֖⁠י</w:t>
-      </w:r>
-    </w:p>
-    <w:p>
-      <w:pPr/>
-      <w:r>
-        <w:rPr>
-          <w:lang w:val="zh_TW" w:bidi="zh_TW"/>
-        </w:rPr>
-      </w:r>
-      <w:r>
-        <w:rPr>
           <w:b/>
           <w:lang w:val="zh_TW" w:bidi="zh_TW"/>
         </w:rPr>
@@ -15846,20 +13999,6 @@
       </w:r>
       <w:r>
         <w:rPr>
-          <w:lang w:val="zh_TW" w:bidi="zh_TW"/>
-        </w:rPr>
-        <w:t>שֻׁ֥בוּ</w:t>
-      </w:r>
-    </w:p>
-    <w:p>
-      <w:pPr/>
-      <w:r>
-        <w:rPr>
-          <w:lang w:val="zh_TW" w:bidi="zh_TW"/>
-        </w:rPr>
-      </w:r>
-      <w:r>
-        <w:rPr>
           <w:b/>
           <w:lang w:val="zh_TW" w:bidi="zh_TW"/>
         </w:rPr>
@@ -15956,20 +14095,6 @@
       </w:r>
       <w:r>
         <w:rPr>
-          <w:lang w:val="zh_TW" w:bidi="zh_TW"/>
-        </w:rPr>
-        <w:t>שֻׁ֥בוּ עָדַ֖⁠י בְּ⁠כָל־לְבַבְ⁠כֶ֑ם</w:t>
-      </w:r>
-    </w:p>
-    <w:p>
-      <w:pPr/>
-      <w:r>
-        <w:rPr>
-          <w:lang w:val="zh_TW" w:bidi="zh_TW"/>
-        </w:rPr>
-      </w:r>
-      <w:r>
-        <w:rPr>
           <w:b/>
           <w:lang w:val="zh_TW" w:bidi="zh_TW"/>
         </w:rPr>
@@ -16079,20 +14204,6 @@
       </w:r>
       <w:r>
         <w:rPr>
-          <w:lang w:val="zh_TW" w:bidi="zh_TW"/>
-        </w:rPr>
-        <w:t>לְבַבְ⁠כֶ֑ם</w:t>
-      </w:r>
-    </w:p>
-    <w:p>
-      <w:pPr/>
-      <w:r>
-        <w:rPr>
-          <w:lang w:val="zh_TW" w:bidi="zh_TW"/>
-        </w:rPr>
-      </w:r>
-      <w:r>
-        <w:rPr>
           <w:b/>
           <w:lang w:val="zh_TW" w:bidi="zh_TW"/>
         </w:rPr>
@@ -16203,20 +14314,6 @@
       </w:r>
       <w:r>
         <w:rPr>
-          <w:lang w:val="zh_TW" w:bidi="zh_TW"/>
-        </w:rPr>
-        <w:t>וְ⁠קִרְע֤וּ לְבַבְ⁠כֶם֙ וְ⁠אַל־בִּגְדֵי⁠כֶ֔ם</w:t>
-      </w:r>
-    </w:p>
-    <w:p>
-      <w:pPr/>
-      <w:r>
-        <w:rPr>
-          <w:lang w:val="zh_TW" w:bidi="zh_TW"/>
-        </w:rPr>
-      </w:r>
-      <w:r>
-        <w:rPr>
           <w:b/>
           <w:lang w:val="zh_TW" w:bidi="zh_TW"/>
         </w:rPr>
@@ -16300,20 +14397,6 @@
       </w:r>
       <w:r>
         <w:rPr>
-          <w:lang w:val="zh_TW" w:bidi="zh_TW"/>
-        </w:rPr>
-        <w:t>וְ⁠קִרְע֤וּ לְבַבְ⁠כֶם֙ וְ⁠אַל־בִּגְדֵי⁠כֶ֔ם וְ⁠שׁ֖וּבוּ אֶל־יְהוָ֣ה אֱלֹֽהֵי⁠כֶ֑ם</w:t>
-      </w:r>
-    </w:p>
-    <w:p>
-      <w:pPr/>
-      <w:r>
-        <w:rPr>
-          <w:lang w:val="zh_TW" w:bidi="zh_TW"/>
-        </w:rPr>
-      </w:r>
-      <w:r>
-        <w:rPr>
           <w:b/>
           <w:lang w:val="zh_TW" w:bidi="zh_TW"/>
         </w:rPr>
@@ -16397,20 +14480,6 @@
       </w:r>
       <w:r>
         <w:rPr>
-          <w:lang w:val="zh_TW" w:bidi="zh_TW"/>
-        </w:rPr>
-        <w:t>אֶ֤רֶךְ אַפַּ֨יִם֙</w:t>
-      </w:r>
-    </w:p>
-    <w:p>
-      <w:pPr/>
-      <w:r>
-        <w:rPr>
-          <w:lang w:val="zh_TW" w:bidi="zh_TW"/>
-        </w:rPr>
-      </w:r>
-      <w:r>
-        <w:rPr>
           <w:b/>
           <w:lang w:val="zh_TW" w:bidi="zh_TW"/>
         </w:rPr>
@@ -16535,20 +14604,6 @@
       </w:r>
       <w:r>
         <w:rPr>
-          <w:lang w:val="zh_TW" w:bidi="zh_TW"/>
-        </w:rPr>
-        <w:t>וְ⁠רַב־חֶ֔סֶד</w:t>
-      </w:r>
-    </w:p>
-    <w:p>
-      <w:pPr/>
-      <w:r>
-        <w:rPr>
-          <w:lang w:val="zh_TW" w:bidi="zh_TW"/>
-        </w:rPr>
-      </w:r>
-      <w:r>
-        <w:rPr>
           <w:b/>
           <w:lang w:val="zh_TW" w:bidi="zh_TW"/>
         </w:rPr>
@@ -16645,20 +14700,6 @@
       </w:r>
       <w:r>
         <w:rPr>
-          <w:lang w:val="zh_TW" w:bidi="zh_TW"/>
-        </w:rPr>
-        <w:t>מִ֥י יוֹדֵ֖עַ יָשׁ֣וּב וְ⁠נִחָ֑ם וְ⁠הִשְׁאִ֤יר אַֽחֲרָי⁠ו֙ בְּרָכָ֔ה</w:t>
-      </w:r>
-    </w:p>
-    <w:p>
-      <w:pPr/>
-      <w:r>
-        <w:rPr>
-          <w:lang w:val="zh_TW" w:bidi="zh_TW"/>
-        </w:rPr>
-      </w:r>
-      <w:r>
-        <w:rPr>
           <w:b/>
           <w:lang w:val="zh_TW" w:bidi="zh_TW"/>
         </w:rPr>
@@ -16770,20 +14811,6 @@
       </w:r>
       <w:r>
         <w:rPr>
-          <w:lang w:val="zh_TW" w:bidi="zh_TW"/>
-        </w:rPr>
-        <w:t>יָשׁ֣וּב וְ⁠נִחָ֑ם</w:t>
-      </w:r>
-    </w:p>
-    <w:p>
-      <w:pPr/>
-      <w:r>
-        <w:rPr>
-          <w:lang w:val="zh_TW" w:bidi="zh_TW"/>
-        </w:rPr>
-      </w:r>
-      <w:r>
-        <w:rPr>
           <w:b/>
           <w:lang w:val="zh_TW" w:bidi="zh_TW"/>
         </w:rPr>
@@ -16887,20 +14914,6 @@
       </w:r>
       <w:r>
         <w:rPr>
-          <w:lang w:val="zh_TW" w:bidi="zh_TW"/>
-        </w:rPr>
-        <w:t>וְ⁠הִשְׁאִ֤יר &amp; בְּרָכָ֔ה</w:t>
-      </w:r>
-    </w:p>
-    <w:p>
-      <w:pPr/>
-      <w:r>
-        <w:rPr>
-          <w:lang w:val="zh_TW" w:bidi="zh_TW"/>
-        </w:rPr>
-      </w:r>
-      <w:r>
-        <w:rPr>
           <w:b/>
           <w:lang w:val="zh_TW" w:bidi="zh_TW"/>
         </w:rPr>
@@ -16997,20 +15010,6 @@
       </w:r>
       <w:r>
         <w:rPr>
-          <w:lang w:val="zh_TW" w:bidi="zh_TW"/>
-        </w:rPr>
-        <w:t>אֱלֹהֵי⁠כֶֽם</w:t>
-      </w:r>
-    </w:p>
-    <w:p>
-      <w:pPr/>
-      <w:r>
-        <w:rPr>
-          <w:lang w:val="zh_TW" w:bidi="zh_TW"/>
-        </w:rPr>
-      </w:r>
-      <w:r>
-        <w:rPr>
           <w:b/>
           <w:lang w:val="zh_TW" w:bidi="zh_TW"/>
         </w:rPr>
@@ -17107,20 +15106,6 @@
       </w:r>
       <w:r>
         <w:rPr>
-          <w:lang w:val="zh_TW" w:bidi="zh_TW"/>
-        </w:rPr>
-        <w:t>צ֖וֹם</w:t>
-      </w:r>
-    </w:p>
-    <w:p>
-      <w:pPr/>
-      <w:r>
-        <w:rPr>
-          <w:lang w:val="zh_TW" w:bidi="zh_TW"/>
-        </w:rPr>
-      </w:r>
-      <w:r>
-        <w:rPr>
           <w:b/>
           <w:lang w:val="zh_TW" w:bidi="zh_TW"/>
         </w:rPr>
@@ -17217,20 +15202,6 @@
       </w:r>
       <w:r>
         <w:rPr>
-          <w:lang w:val="zh_TW" w:bidi="zh_TW"/>
-        </w:rPr>
-        <w:t>קַדְּשׁוּ־צ֖וֹם קִרְא֥וּ עֲצָרָֽה</w:t>
-      </w:r>
-    </w:p>
-    <w:p>
-      <w:pPr/>
-      <w:r>
-        <w:rPr>
-          <w:lang w:val="zh_TW" w:bidi="zh_TW"/>
-        </w:rPr>
-      </w:r>
-      <w:r>
-        <w:rPr>
           <w:b/>
           <w:lang w:val="zh_TW" w:bidi="zh_TW"/>
         </w:rPr>
@@ -17314,20 +15285,6 @@
       </w:r>
       <w:r>
         <w:rPr>
-          <w:lang w:val="zh_TW" w:bidi="zh_TW"/>
-        </w:rPr>
-        <w:t>קִבְצ֣וּ זְקֵנִ֔ים אִסְפוּ֙ עֽוֹלָלִ֔ים וְ⁠יֹנְקֵ֖י שָׁדָ֑יִם</w:t>
-      </w:r>
-    </w:p>
-    <w:p>
-      <w:pPr/>
-      <w:r>
-        <w:rPr>
-          <w:lang w:val="zh_TW" w:bidi="zh_TW"/>
-        </w:rPr>
-      </w:r>
-      <w:r>
-        <w:rPr>
           <w:b/>
           <w:lang w:val="zh_TW" w:bidi="zh_TW"/>
         </w:rPr>
@@ -17411,20 +15368,6 @@
       </w:r>
       <w:r>
         <w:rPr>
-          <w:lang w:val="zh_TW" w:bidi="zh_TW"/>
-        </w:rPr>
-        <w:t>יֵצֵ֤א חָתָן֙ מֵֽ⁠חֶדְר֔⁠וֹ וְ⁠כַלָּ֖ה מֵ⁠חֻפָּתָֽ⁠הּ</w:t>
-      </w:r>
-    </w:p>
-    <w:p>
-      <w:pPr/>
-      <w:r>
-        <w:rPr>
-          <w:lang w:val="zh_TW" w:bidi="zh_TW"/>
-        </w:rPr>
-      </w:r>
-      <w:r>
-        <w:rPr>
           <w:b/>
           <w:lang w:val="zh_TW" w:bidi="zh_TW"/>
         </w:rPr>
@@ -17508,20 +15451,6 @@
       </w:r>
       <w:r>
         <w:rPr>
-          <w:lang w:val="zh_TW" w:bidi="zh_TW"/>
-        </w:rPr>
-        <w:t>בֵּ֤ין הָ⁠אוּלָם֙ וְ⁠לַ⁠מִּזְבֵּ֔חַ</w:t>
-      </w:r>
-    </w:p>
-    <w:p>
-      <w:pPr/>
-      <w:r>
-        <w:rPr>
-          <w:lang w:val="zh_TW" w:bidi="zh_TW"/>
-        </w:rPr>
-      </w:r>
-      <w:r>
-        <w:rPr>
           <w:b/>
           <w:lang w:val="zh_TW" w:bidi="zh_TW"/>
         </w:rPr>
@@ -17605,20 +15534,6 @@
       </w:r>
       <w:r>
         <w:rPr>
-          <w:lang w:val="zh_TW" w:bidi="zh_TW"/>
-        </w:rPr>
-        <w:t>וְ⁠אַל־תִּתֵּ֨ן נַחֲלָתְ⁠ךָ֤ לְ⁠חֶרְפָּה֙</w:t>
-      </w:r>
-    </w:p>
-    <w:p>
-      <w:pPr/>
-      <w:r>
-        <w:rPr>
-          <w:lang w:val="zh_TW" w:bidi="zh_TW"/>
-        </w:rPr>
-      </w:r>
-      <w:r>
-        <w:rPr>
           <w:b/>
           <w:lang w:val="zh_TW" w:bidi="zh_TW"/>
         </w:rPr>
@@ -17715,20 +15630,6 @@
       </w:r>
       <w:r>
         <w:rPr>
-          <w:lang w:val="zh_TW" w:bidi="zh_TW"/>
-        </w:rPr>
-        <w:t>נַחֲלָתְ⁠ךָ֤</w:t>
-      </w:r>
-    </w:p>
-    <w:p>
-      <w:pPr/>
-      <w:r>
-        <w:rPr>
-          <w:lang w:val="zh_TW" w:bidi="zh_TW"/>
-        </w:rPr>
-      </w:r>
-      <w:r>
-        <w:rPr>
           <w:b/>
           <w:lang w:val="zh_TW" w:bidi="zh_TW"/>
         </w:rPr>
@@ -17812,20 +15713,6 @@
       </w:r>
       <w:r>
         <w:rPr>
-          <w:lang w:val="zh_TW" w:bidi="zh_TW"/>
-        </w:rPr>
-        <w:t>לִ⁠מְשָׁל־בָּ֣⁠ם גּוֹיִ֔ם</w:t>
-      </w:r>
-    </w:p>
-    <w:p>
-      <w:pPr/>
-      <w:r>
-        <w:rPr>
-          <w:lang w:val="zh_TW" w:bidi="zh_TW"/>
-        </w:rPr>
-      </w:r>
-      <w:r>
-        <w:rPr>
           <w:b/>
           <w:lang w:val="zh_TW" w:bidi="zh_TW"/>
         </w:rPr>
@@ -17921,20 +15808,6 @@
       </w:r>
       <w:r>
         <w:rPr>
-          <w:lang w:val="zh_TW" w:bidi="zh_TW"/>
-        </w:rPr>
-        <w:t>לָ֚⁠מָּה יֹאמְר֣וּ בָֽ⁠עַמִּ֔ים אַיֵּ֖ה אֱלֹהֵי⁠הֶֽם</w:t>
-      </w:r>
-    </w:p>
-    <w:p>
-      <w:pPr/>
-      <w:r>
-        <w:rPr>
-          <w:lang w:val="zh_TW" w:bidi="zh_TW"/>
-        </w:rPr>
-      </w:r>
-      <w:r>
-        <w:rPr>
           <w:b/>
           <w:lang w:val="zh_TW" w:bidi="zh_TW"/>
         </w:rPr>
@@ -18018,20 +15891,6 @@
       </w:r>
       <w:r>
         <w:rPr>
-          <w:lang w:val="zh_TW" w:bidi="zh_TW"/>
-        </w:rPr>
-        <w:t>לָ֚⁠מָּה יֹאמְר֣וּ</w:t>
-      </w:r>
-    </w:p>
-    <w:p>
-      <w:pPr/>
-      <w:r>
-        <w:rPr>
-          <w:lang w:val="zh_TW" w:bidi="zh_TW"/>
-        </w:rPr>
-      </w:r>
-      <w:r>
-        <w:rPr>
           <w:b/>
           <w:lang w:val="zh_TW" w:bidi="zh_TW"/>
         </w:rPr>
@@ -18128,20 +15987,6 @@
       </w:r>
       <w:r>
         <w:rPr>
-          <w:lang w:val="zh_TW" w:bidi="zh_TW"/>
-        </w:rPr>
-        <w:t>לָ֚⁠מָּה יֹאמְר֣וּ בָֽ⁠עַמִּ֔ים</w:t>
-      </w:r>
-    </w:p>
-    <w:p>
-      <w:pPr/>
-      <w:r>
-        <w:rPr>
-          <w:lang w:val="zh_TW" w:bidi="zh_TW"/>
-        </w:rPr>
-      </w:r>
-      <w:r>
-        <w:rPr>
           <w:b/>
           <w:lang w:val="zh_TW" w:bidi="zh_TW"/>
         </w:rPr>
@@ -18225,20 +16070,6 @@
       </w:r>
       <w:r>
         <w:rPr>
-          <w:lang w:val="zh_TW" w:bidi="zh_TW"/>
-        </w:rPr>
-        <w:t>אַיֵּ֖ה אֱלֹהֵי⁠הֶֽם</w:t>
-      </w:r>
-    </w:p>
-    <w:p>
-      <w:pPr/>
-      <w:r>
-        <w:rPr>
-          <w:lang w:val="zh_TW" w:bidi="zh_TW"/>
-        </w:rPr>
-      </w:r>
-      <w:r>
-        <w:rPr>
           <w:b/>
           <w:lang w:val="zh_TW" w:bidi="zh_TW"/>
         </w:rPr>
@@ -18322,20 +16153,6 @@
       </w:r>
       <w:r>
         <w:rPr>
-          <w:lang w:val="zh_TW" w:bidi="zh_TW"/>
-        </w:rPr>
-        <w:t>וַ⁠יְקַנֵּ֥א יְהוָ֖ה לְ⁠אַרְצ֑⁠וֹ וַ⁠יַּחְמֹ֖ל עַל־עַמּֽ⁠וֹ</w:t>
-      </w:r>
-    </w:p>
-    <w:p>
-      <w:pPr/>
-      <w:r>
-        <w:rPr>
-          <w:lang w:val="zh_TW" w:bidi="zh_TW"/>
-        </w:rPr>
-      </w:r>
-      <w:r>
-        <w:rPr>
           <w:b/>
           <w:lang w:val="zh_TW" w:bidi="zh_TW"/>
         </w:rPr>
@@ -18419,20 +16236,6 @@
       </w:r>
       <w:r>
         <w:rPr>
-          <w:lang w:val="zh_TW" w:bidi="zh_TW"/>
-        </w:rPr>
-        <w:t>לְ⁠אַרְצ֑⁠וֹ</w:t>
-      </w:r>
-    </w:p>
-    <w:p>
-      <w:pPr/>
-      <w:r>
-        <w:rPr>
-          <w:lang w:val="zh_TW" w:bidi="zh_TW"/>
-        </w:rPr>
-      </w:r>
-      <w:r>
-        <w:rPr>
           <w:b/>
           <w:lang w:val="zh_TW" w:bidi="zh_TW"/>
         </w:rPr>
@@ -18529,20 +16332,6 @@
       </w:r>
       <w:r>
         <w:rPr>
-          <w:lang w:val="zh_TW" w:bidi="zh_TW"/>
-        </w:rPr>
-        <w:t>וַ⁠יַּ֨עַן יְהוָ֜ה וַ⁠יֹּ֣אמֶר</w:t>
-      </w:r>
-    </w:p>
-    <w:p>
-      <w:pPr/>
-      <w:r>
-        <w:rPr>
-          <w:lang w:val="zh_TW" w:bidi="zh_TW"/>
-        </w:rPr>
-      </w:r>
-      <w:r>
-        <w:rPr>
           <w:b/>
           <w:lang w:val="zh_TW" w:bidi="zh_TW"/>
         </w:rPr>
@@ -18633,20 +16422,6 @@
       </w:r>
       <w:r>
         <w:rPr>
-          <w:lang w:val="zh_TW" w:bidi="zh_TW"/>
-        </w:rPr>
-        <w:t>וַ⁠יַּ֨עַן יְהוָ֜ה וַ⁠יֹּ֣אמֶר</w:t>
-      </w:r>
-    </w:p>
-    <w:p>
-      <w:pPr/>
-      <w:r>
-        <w:rPr>
-          <w:lang w:val="zh_TW" w:bidi="zh_TW"/>
-        </w:rPr>
-      </w:r>
-      <w:r>
-        <w:rPr>
           <w:b/>
           <w:lang w:val="zh_TW" w:bidi="zh_TW"/>
         </w:rPr>
@@ -18769,20 +16544,6 @@
       </w:r>
       <w:r>
         <w:rPr>
-          <w:lang w:val="zh_TW" w:bidi="zh_TW"/>
-        </w:rPr>
-        <w:t>הִנְ⁠נִ֨י שֹׁלֵ֤חַ לָ⁠כֶם֙ אֶת־הַ⁠דָּגָן֙ וְ⁠הַ⁠תִּיר֣וֹשׁ וְ⁠הַ⁠יִּצְהָ֔ר</w:t>
-      </w:r>
-    </w:p>
-    <w:p>
-      <w:pPr/>
-      <w:r>
-        <w:rPr>
-          <w:lang w:val="zh_TW" w:bidi="zh_TW"/>
-        </w:rPr>
-      </w:r>
-      <w:r>
-        <w:rPr>
           <w:b/>
           <w:lang w:val="zh_TW" w:bidi="zh_TW"/>
         </w:rPr>
@@ -18866,20 +16627,6 @@
       </w:r>
       <w:r>
         <w:rPr>
-          <w:lang w:val="zh_TW" w:bidi="zh_TW"/>
-        </w:rPr>
-        <w:t>הִנְ⁠נִ֨י שֹׁלֵ֤חַ</w:t>
-      </w:r>
-    </w:p>
-    <w:p>
-      <w:pPr/>
-      <w:r>
-        <w:rPr>
-          <w:lang w:val="zh_TW" w:bidi="zh_TW"/>
-        </w:rPr>
-      </w:r>
-      <w:r>
-        <w:rPr>
           <w:b/>
           <w:lang w:val="zh_TW" w:bidi="zh_TW"/>
         </w:rPr>
@@ -18976,20 +16723,6 @@
       </w:r>
       <w:r>
         <w:rPr>
-          <w:lang w:val="zh_TW" w:bidi="zh_TW"/>
-        </w:rPr>
-        <w:t>אֹת֑⁠וֹ</w:t>
-      </w:r>
-    </w:p>
-    <w:p>
-      <w:pPr/>
-      <w:r>
-        <w:rPr>
-          <w:lang w:val="zh_TW" w:bidi="zh_TW"/>
-        </w:rPr>
-      </w:r>
-      <w:r>
-        <w:rPr>
           <w:b/>
           <w:lang w:val="zh_TW" w:bidi="zh_TW"/>
         </w:rPr>
@@ -19153,20 +16886,6 @@
       </w:r>
       <w:r>
         <w:rPr>
-          <w:lang w:val="zh_TW" w:bidi="zh_TW"/>
-        </w:rPr>
-        <w:t>וְ⁠לֹא־אֶתֵּ֨ן אֶתְ⁠כֶ֥ם ע֛וֹד חֶרְפָּ֖ה בַּ⁠גּוֹיִֽם</w:t>
-      </w:r>
-    </w:p>
-    <w:p>
-      <w:pPr/>
-      <w:r>
-        <w:rPr>
-          <w:lang w:val="zh_TW" w:bidi="zh_TW"/>
-        </w:rPr>
-      </w:r>
-      <w:r>
-        <w:rPr>
           <w:b/>
           <w:lang w:val="zh_TW" w:bidi="zh_TW"/>
         </w:rPr>
@@ -19263,20 +16982,6 @@
       </w:r>
       <w:r>
         <w:rPr>
-          <w:lang w:val="zh_TW" w:bidi="zh_TW"/>
-        </w:rPr>
-        <w:t>וְֽ⁠אֶת־הַ⁠צְּפוֹנִ֞י</w:t>
-      </w:r>
-    </w:p>
-    <w:p>
-      <w:pPr/>
-      <w:r>
-        <w:rPr>
-          <w:lang w:val="zh_TW" w:bidi="zh_TW"/>
-        </w:rPr>
-      </w:r>
-      <w:r>
-        <w:rPr>
           <w:b/>
           <w:lang w:val="zh_TW" w:bidi="zh_TW"/>
         </w:rPr>
@@ -19401,20 +17106,6 @@
       </w:r>
       <w:r>
         <w:rPr>
-          <w:lang w:val="zh_TW" w:bidi="zh_TW"/>
-        </w:rPr>
-        <w:t>אֶ֣רֶץ צִיָּ֣ה וּ⁠שְׁמָמָה֒</w:t>
-      </w:r>
-    </w:p>
-    <w:p>
-      <w:pPr/>
-      <w:r>
-        <w:rPr>
-          <w:lang w:val="zh_TW" w:bidi="zh_TW"/>
-        </w:rPr>
-      </w:r>
-      <w:r>
-        <w:rPr>
           <w:b/>
           <w:lang w:val="zh_TW" w:bidi="zh_TW"/>
         </w:rPr>
@@ -19552,20 +17243,6 @@
       </w:r>
       <w:r>
         <w:rPr>
-          <w:lang w:val="zh_TW" w:bidi="zh_TW"/>
-        </w:rPr>
-        <w:t>אֶ֣רֶץ צִיָּ֣ה וּ⁠שְׁמָמָה֒</w:t>
-      </w:r>
-    </w:p>
-    <w:p>
-      <w:pPr/>
-      <w:r>
-        <w:rPr>
-          <w:lang w:val="zh_TW" w:bidi="zh_TW"/>
-        </w:rPr>
-      </w:r>
-      <w:r>
-        <w:rPr>
           <w:b/>
           <w:lang w:val="zh_TW" w:bidi="zh_TW"/>
         </w:rPr>
@@ -19669,20 +17346,6 @@
       </w:r>
       <w:r>
         <w:rPr>
-          <w:lang w:val="zh_TW" w:bidi="zh_TW"/>
-        </w:rPr>
-        <w:t>אֶל &amp; אֶת־פָּנָ֗י⁠ו אֶל־הַ⁠יָּם֙ הַ⁠קַּדְמֹנִ֔י וְ⁠סֹפ֖⁠וֹ אֶל־הַ⁠יָּ֣ם הָ⁠אַֽחֲר֑וֹן</w:t>
-      </w:r>
-    </w:p>
-    <w:p>
-      <w:pPr/>
-      <w:r>
-        <w:rPr>
-          <w:lang w:val="zh_TW" w:bidi="zh_TW"/>
-        </w:rPr>
-      </w:r>
-      <w:r>
-        <w:rPr>
           <w:b/>
           <w:lang w:val="zh_TW" w:bidi="zh_TW"/>
         </w:rPr>
@@ -19826,20 +17489,6 @@
       </w:r>
       <w:r>
         <w:rPr>
-          <w:lang w:val="zh_TW" w:bidi="zh_TW"/>
-        </w:rPr>
-        <w:t>אֶל &amp; אֶת־פָּנָ֗י⁠ו אֶל־הַ⁠יָּם֙ הַ⁠קַּדְמֹנִ֔י וְ⁠סֹפ֖⁠וֹ אֶל־הַ⁠יָּ֣ם הָ⁠אַֽחֲר֑וֹן</w:t>
-      </w:r>
-    </w:p>
-    <w:p>
-      <w:pPr/>
-      <w:r>
-        <w:rPr>
-          <w:lang w:val="zh_TW" w:bidi="zh_TW"/>
-        </w:rPr>
-      </w:r>
-      <w:r>
-        <w:rPr>
           <w:b/>
           <w:lang w:val="zh_TW" w:bidi="zh_TW"/>
         </w:rPr>
@@ -19949,20 +17598,6 @@
       </w:r>
       <w:r>
         <w:rPr>
-          <w:lang w:val="zh_TW" w:bidi="zh_TW"/>
-        </w:rPr>
-        <w:t>וְ⁠עָלָ֣ה בָאְשׁ֗⁠וֹ וְ⁠תַ֨עַל֙ צַחֲנָת֔⁠וֹ</w:t>
-      </w:r>
-    </w:p>
-    <w:p>
-      <w:pPr/>
-      <w:r>
-        <w:rPr>
-          <w:lang w:val="zh_TW" w:bidi="zh_TW"/>
-        </w:rPr>
-      </w:r>
-      <w:r>
-        <w:rPr>
           <w:b/>
           <w:lang w:val="zh_TW" w:bidi="zh_TW"/>
         </w:rPr>
@@ -20087,20 +17722,6 @@
       </w:r>
       <w:r>
         <w:rPr>
-          <w:lang w:val="zh_TW" w:bidi="zh_TW"/>
-        </w:rPr>
-        <w:t>הִגְדִּ֖יל לַ⁠עֲשֽׂוֹת</w:t>
-      </w:r>
-    </w:p>
-    <w:p>
-      <w:pPr/>
-      <w:r>
-        <w:rPr>
-          <w:lang w:val="zh_TW" w:bidi="zh_TW"/>
-        </w:rPr>
-      </w:r>
-      <w:r>
-        <w:rPr>
           <w:b/>
           <w:lang w:val="zh_TW" w:bidi="zh_TW"/>
         </w:rPr>
@@ -20184,20 +17805,6 @@
       </w:r>
       <w:r>
         <w:rPr>
-          <w:lang w:val="zh_TW" w:bidi="zh_TW"/>
-        </w:rPr>
-        <w:t>כִּ֥י הִגְדִּ֖יל לַ⁠עֲשֽׂוֹת</w:t>
-      </w:r>
-    </w:p>
-    <w:p>
-      <w:pPr/>
-      <w:r>
-        <w:rPr>
-          <w:lang w:val="zh_TW" w:bidi="zh_TW"/>
-        </w:rPr>
-      </w:r>
-      <w:r>
-        <w:rPr>
           <w:b/>
           <w:lang w:val="zh_TW" w:bidi="zh_TW"/>
         </w:rPr>
@@ -20281,20 +17888,6 @@
       </w:r>
       <w:r>
         <w:rPr>
-          <w:lang w:val="zh_TW" w:bidi="zh_TW"/>
-        </w:rPr>
-        <w:t>אַל־תִּֽירְאִ֖י אֲדָמָ֑ה גִּ֣ילִי וּ⁠שְׂמָ֔חִי</w:t>
-      </w:r>
-    </w:p>
-    <w:p>
-      <w:pPr/>
-      <w:r>
-        <w:rPr>
-          <w:lang w:val="zh_TW" w:bidi="zh_TW"/>
-        </w:rPr>
-      </w:r>
-      <w:r>
-        <w:rPr>
           <w:b/>
           <w:lang w:val="zh_TW" w:bidi="zh_TW"/>
         </w:rPr>
@@ -20391,20 +17984,6 @@
       </w:r>
       <w:r>
         <w:rPr>
-          <w:lang w:val="zh_TW" w:bidi="zh_TW"/>
-        </w:rPr>
-        <w:t>גִּ֣ילִי וּ⁠שְׂמָ֔חִי</w:t>
-      </w:r>
-    </w:p>
-    <w:p>
-      <w:pPr/>
-      <w:r>
-        <w:rPr>
-          <w:lang w:val="zh_TW" w:bidi="zh_TW"/>
-        </w:rPr>
-      </w:r>
-      <w:r>
-        <w:rPr>
           <w:b/>
           <w:lang w:val="zh_TW" w:bidi="zh_TW"/>
         </w:rPr>
@@ -20508,20 +18087,6 @@
       </w:r>
       <w:r>
         <w:rPr>
-          <w:lang w:val="zh_TW" w:bidi="zh_TW"/>
-        </w:rPr>
-        <w:t>הִגְדִּ֥יל יְהוָ֖ה לַ⁠עֲשֽׂוֹת</w:t>
-      </w:r>
-    </w:p>
-    <w:p>
-      <w:pPr/>
-      <w:r>
-        <w:rPr>
-          <w:lang w:val="zh_TW" w:bidi="zh_TW"/>
-        </w:rPr>
-      </w:r>
-      <w:r>
-        <w:rPr>
           <w:b/>
           <w:lang w:val="zh_TW" w:bidi="zh_TW"/>
         </w:rPr>
@@ -20605,20 +18170,6 @@
       </w:r>
       <w:r>
         <w:rPr>
-          <w:lang w:val="zh_TW" w:bidi="zh_TW"/>
-        </w:rPr>
-        <w:t>הִגְדִּ֥יל יְהוָ֖ה לַ⁠עֲשֽׂוֹת</w:t>
-      </w:r>
-    </w:p>
-    <w:p>
-      <w:pPr/>
-      <w:r>
-        <w:rPr>
-          <w:lang w:val="zh_TW" w:bidi="zh_TW"/>
-        </w:rPr>
-      </w:r>
-      <w:r>
-        <w:rPr>
           <w:b/>
           <w:lang w:val="zh_TW" w:bidi="zh_TW"/>
         </w:rPr>
@@ -20702,20 +18253,6 @@
       </w:r>
       <w:r>
         <w:rPr>
-          <w:lang w:val="zh_TW" w:bidi="zh_TW"/>
-        </w:rPr>
-        <w:t>אַל־תִּֽירְאוּ֙ בַּהֲמ֣וֹת שָׂדַ֔י</w:t>
-      </w:r>
-    </w:p>
-    <w:p>
-      <w:pPr/>
-      <w:r>
-        <w:rPr>
-          <w:lang w:val="zh_TW" w:bidi="zh_TW"/>
-        </w:rPr>
-      </w:r>
-      <w:r>
-        <w:rPr>
           <w:b/>
           <w:lang w:val="zh_TW" w:bidi="zh_TW"/>
         </w:rPr>
@@ -20824,20 +18361,6 @@
       </w:r>
       <w:r>
         <w:rPr>
-          <w:lang w:val="zh_TW" w:bidi="zh_TW"/>
-        </w:rPr>
-        <w:t>דָשְׁא֖וּ נְא֣וֹת מִדְבָּ֑ר כִּֽי־עֵץ֙ נָשָׂ֣א פִרְי֔⁠וֹ תְּאֵנָ֥ה וָ⁠גֶ֖פֶן נָתְנ֥וּ חֵילָֽ⁠ם</w:t>
-      </w:r>
-    </w:p>
-    <w:p>
-      <w:pPr/>
-      <w:r>
-        <w:rPr>
-          <w:lang w:val="zh_TW" w:bidi="zh_TW"/>
-        </w:rPr>
-      </w:r>
-      <w:r>
-        <w:rPr>
           <w:b/>
           <w:lang w:val="zh_TW" w:bidi="zh_TW"/>
         </w:rPr>
@@ -20921,20 +18444,6 @@
       </w:r>
       <w:r>
         <w:rPr>
-          <w:lang w:val="zh_TW" w:bidi="zh_TW"/>
-        </w:rPr>
-        <w:t>עֵץ֙ נָשָׂ֣א פִרְי֔⁠וֹ תְּאֵנָ֥ה וָ⁠גֶ֖פֶן נָתְנ֥וּ חֵילָֽ⁠ם</w:t>
-      </w:r>
-    </w:p>
-    <w:p>
-      <w:pPr/>
-      <w:r>
-        <w:rPr>
-          <w:lang w:val="zh_TW" w:bidi="zh_TW"/>
-        </w:rPr>
-      </w:r>
-      <w:r>
-        <w:rPr>
           <w:b/>
           <w:lang w:val="zh_TW" w:bidi="zh_TW"/>
         </w:rPr>
@@ -21057,20 +18566,6 @@
       </w:r>
       <w:r>
         <w:rPr>
-          <w:lang w:val="zh_TW" w:bidi="zh_TW"/>
-        </w:rPr>
-        <w:t>חֵילָֽ⁠ם</w:t>
-      </w:r>
-    </w:p>
-    <w:p>
-      <w:pPr/>
-      <w:r>
-        <w:rPr>
-          <w:lang w:val="zh_TW" w:bidi="zh_TW"/>
-        </w:rPr>
-      </w:r>
-      <w:r>
-        <w:rPr>
           <w:b/>
           <w:lang w:val="zh_TW" w:bidi="zh_TW"/>
         </w:rPr>
@@ -21167,20 +18662,6 @@
       </w:r>
       <w:r>
         <w:rPr>
-          <w:lang w:val="zh_TW" w:bidi="zh_TW"/>
-        </w:rPr>
-        <w:t>וּ⁠בְנֵ֣י צִיּ֗וֹן</w:t>
-      </w:r>
-    </w:p>
-    <w:p>
-      <w:pPr/>
-      <w:r>
-        <w:rPr>
-          <w:lang w:val="zh_TW" w:bidi="zh_TW"/>
-        </w:rPr>
-      </w:r>
-      <w:r>
-        <w:rPr>
           <w:b/>
           <w:lang w:val="zh_TW" w:bidi="zh_TW"/>
         </w:rPr>
@@ -21277,20 +18758,6 @@
       </w:r>
       <w:r>
         <w:rPr>
-          <w:lang w:val="zh_TW" w:bidi="zh_TW"/>
-        </w:rPr>
-        <w:t>אֱלֹֽהֵי⁠כֶ֔ם</w:t>
-      </w:r>
-    </w:p>
-    <w:p>
-      <w:pPr/>
-      <w:r>
-        <w:rPr>
-          <w:lang w:val="zh_TW" w:bidi="zh_TW"/>
-        </w:rPr>
-      </w:r>
-      <w:r>
-        <w:rPr>
           <w:b/>
           <w:lang w:val="zh_TW" w:bidi="zh_TW"/>
         </w:rPr>
@@ -21387,20 +18854,6 @@
       </w:r>
       <w:r>
         <w:rPr>
-          <w:lang w:val="zh_TW" w:bidi="zh_TW"/>
-        </w:rPr>
-        <w:t>נָתַ֥ן לָ⁠כֶ֛ם אֶת־הַ⁠מּוֹרֶ֖ה לִ⁠צְדָקָ֑ה וַ⁠יּ֣וֹרֶד לָ⁠כֶ֗ם גֶּ֛שֶׁם</w:t>
-      </w:r>
-    </w:p>
-    <w:p>
-      <w:pPr/>
-      <w:r>
-        <w:rPr>
-          <w:lang w:val="zh_TW" w:bidi="zh_TW"/>
-        </w:rPr>
-      </w:r>
-      <w:r>
-        <w:rPr>
           <w:b/>
           <w:lang w:val="zh_TW" w:bidi="zh_TW"/>
         </w:rPr>
@@ -21484,20 +18937,6 @@
       </w:r>
       <w:r>
         <w:rPr>
-          <w:lang w:val="zh_TW" w:bidi="zh_TW"/>
-        </w:rPr>
-        <w:t>לִ⁠צְדָקָ֑ה</w:t>
-      </w:r>
-    </w:p>
-    <w:p>
-      <w:pPr/>
-      <w:r>
-        <w:rPr>
-          <w:lang w:val="zh_TW" w:bidi="zh_TW"/>
-        </w:rPr>
-      </w:r>
-      <w:r>
-        <w:rPr>
           <w:b/>
           <w:lang w:val="zh_TW" w:bidi="zh_TW"/>
         </w:rPr>
@@ -21594,20 +19033,6 @@
       </w:r>
       <w:r>
         <w:rPr>
-          <w:lang w:val="zh_TW" w:bidi="zh_TW"/>
-        </w:rPr>
-        <w:t>גֶּ֛שֶׁם</w:t>
-      </w:r>
-    </w:p>
-    <w:p>
-      <w:pPr/>
-      <w:r>
-        <w:rPr>
-          <w:lang w:val="zh_TW" w:bidi="zh_TW"/>
-        </w:rPr>
-      </w:r>
-      <w:r>
-        <w:rPr>
           <w:b/>
           <w:lang w:val="zh_TW" w:bidi="zh_TW"/>
         </w:rPr>
@@ -21704,20 +19129,6 @@
       </w:r>
       <w:r>
         <w:rPr>
-          <w:lang w:val="zh_TW" w:bidi="zh_TW"/>
-        </w:rPr>
-        <w:t>מוֹרֶ֥ה וּ⁠מַלְק֖וֹשׁ</w:t>
-      </w:r>
-    </w:p>
-    <w:p>
-      <w:pPr/>
-      <w:r>
-        <w:rPr>
-          <w:lang w:val="zh_TW" w:bidi="zh_TW"/>
-        </w:rPr>
-      </w:r>
-      <w:r>
-        <w:rPr>
           <w:b/>
           <w:lang w:val="zh_TW" w:bidi="zh_TW"/>
         </w:rPr>
@@ -21855,20 +19266,6 @@
       </w:r>
       <w:r>
         <w:rPr>
-          <w:lang w:val="zh_TW" w:bidi="zh_TW"/>
-        </w:rPr>
-        <w:t>בָּ⁠רִאשֽׁוֹן</w:t>
-      </w:r>
-    </w:p>
-    <w:p>
-      <w:pPr/>
-      <w:r>
-        <w:rPr>
-          <w:lang w:val="zh_TW" w:bidi="zh_TW"/>
-        </w:rPr>
-      </w:r>
-      <w:r>
-        <w:rPr>
           <w:b/>
           <w:lang w:val="zh_TW" w:bidi="zh_TW"/>
         </w:rPr>
@@ -21993,20 +19390,6 @@
       </w:r>
       <w:r>
         <w:rPr>
-          <w:lang w:val="zh_TW" w:bidi="zh_TW"/>
-        </w:rPr>
-        <w:t>וְ⁠הֵשִׁ֥יקוּ הַ⁠יְקָבִ֖ים תִּיר֥וֹשׁ וְ⁠יִצְהָֽר</w:t>
-      </w:r>
-    </w:p>
-    <w:p>
-      <w:pPr/>
-      <w:r>
-        <w:rPr>
-          <w:lang w:val="zh_TW" w:bidi="zh_TW"/>
-        </w:rPr>
-      </w:r>
-      <w:r>
-        <w:rPr>
           <w:b/>
           <w:lang w:val="zh_TW" w:bidi="zh_TW"/>
         </w:rPr>
@@ -22090,20 +19473,6 @@
       </w:r>
       <w:r>
         <w:rPr>
-          <w:lang w:val="zh_TW" w:bidi="zh_TW"/>
-        </w:rPr>
-        <w:t>וְ⁠שִׁלַּמְתִּ֤י לָ⁠כֶם֙ אֶת־הַ⁠שָּׁנִ֔ים</w:t>
-      </w:r>
-    </w:p>
-    <w:p>
-      <w:pPr/>
-      <w:r>
-        <w:rPr>
-          <w:lang w:val="zh_TW" w:bidi="zh_TW"/>
-        </w:rPr>
-      </w:r>
-      <w:r>
-        <w:rPr>
           <w:b/>
           <w:lang w:val="zh_TW" w:bidi="zh_TW"/>
         </w:rPr>
@@ -22187,20 +19556,6 @@
       </w:r>
       <w:r>
         <w:rPr>
-          <w:lang w:val="zh_TW" w:bidi="zh_TW"/>
-        </w:rPr>
-        <w:t>אֶת־הַ⁠שָּׁנִ֔ים</w:t>
-      </w:r>
-    </w:p>
-    <w:p>
-      <w:pPr/>
-      <w:r>
-        <w:rPr>
-          <w:lang w:val="zh_TW" w:bidi="zh_TW"/>
-        </w:rPr>
-      </w:r>
-      <w:r>
-        <w:rPr>
           <w:b/>
           <w:lang w:val="zh_TW" w:bidi="zh_TW"/>
         </w:rPr>
@@ -22297,20 +19652,6 @@
       </w:r>
       <w:r>
         <w:rPr>
-          <w:lang w:val="zh_TW" w:bidi="zh_TW"/>
-        </w:rPr>
-        <w:t>חֵילִ⁠י֙ הַ⁠גָּד֔וֹל</w:t>
-      </w:r>
-    </w:p>
-    <w:p>
-      <w:pPr/>
-      <w:r>
-        <w:rPr>
-          <w:lang w:val="zh_TW" w:bidi="zh_TW"/>
-        </w:rPr>
-      </w:r>
-      <w:r>
-        <w:rPr>
           <w:b/>
           <w:lang w:val="zh_TW" w:bidi="zh_TW"/>
         </w:rPr>
@@ -22407,20 +19748,6 @@
       </w:r>
       <w:r>
         <w:rPr>
-          <w:lang w:val="zh_TW" w:bidi="zh_TW"/>
-        </w:rPr>
-        <w:t>וַ⁠אֲכַלְתֶּ֤ם אָכוֹל֙</w:t>
-      </w:r>
-    </w:p>
-    <w:p>
-      <w:pPr/>
-      <w:r>
-        <w:rPr>
-          <w:lang w:val="zh_TW" w:bidi="zh_TW"/>
-        </w:rPr>
-      </w:r>
-      <w:r>
-        <w:rPr>
           <w:b/>
           <w:lang w:val="zh_TW" w:bidi="zh_TW"/>
         </w:rPr>
@@ -22532,20 +19859,6 @@
       </w:r>
       <w:r>
         <w:rPr>
-          <w:lang w:val="zh_TW" w:bidi="zh_TW"/>
-        </w:rPr>
-        <w:t>אֶת־שֵׁ֤ם יְהוָה֙ אֱלֹ֣הֵי⁠כֶ֔ם</w:t>
-      </w:r>
-    </w:p>
-    <w:p>
-      <w:pPr/>
-      <w:r>
-        <w:rPr>
-          <w:lang w:val="zh_TW" w:bidi="zh_TW"/>
-        </w:rPr>
-      </w:r>
-      <w:r>
-        <w:rPr>
           <w:b/>
           <w:lang w:val="zh_TW" w:bidi="zh_TW"/>
         </w:rPr>
@@ -22629,20 +19942,6 @@
       </w:r>
       <w:r>
         <w:rPr>
-          <w:lang w:val="zh_TW" w:bidi="zh_TW"/>
-        </w:rPr>
-        <w:t>אֶת־שֵׁ֤ם</w:t>
-      </w:r>
-    </w:p>
-    <w:p>
-      <w:pPr/>
-      <w:r>
-        <w:rPr>
-          <w:lang w:val="zh_TW" w:bidi="zh_TW"/>
-        </w:rPr>
-      </w:r>
-      <w:r>
-        <w:rPr>
           <w:b/>
           <w:lang w:val="zh_TW" w:bidi="zh_TW"/>
         </w:rPr>
@@ -22739,20 +20038,6 @@
       </w:r>
       <w:r>
         <w:rPr>
-          <w:lang w:val="zh_TW" w:bidi="zh_TW"/>
-        </w:rPr>
-        <w:t>אֲשֶׁר־עָשָׂ֥ה עִמָּ⁠כֶ֖ם לְ⁠הַפְלִ֑יא</w:t>
-      </w:r>
-    </w:p>
-    <w:p>
-      <w:pPr/>
-      <w:r>
-        <w:rPr>
-          <w:lang w:val="zh_TW" w:bidi="zh_TW"/>
-        </w:rPr>
-      </w:r>
-      <w:r>
-        <w:rPr>
           <w:b/>
           <w:lang w:val="zh_TW" w:bidi="zh_TW"/>
         </w:rPr>
@@ -22871,20 +20156,6 @@
       </w:r>
       <w:r>
         <w:rPr>
-          <w:lang w:val="zh_TW" w:bidi="zh_TW"/>
-        </w:rPr>
-        <w:t>וְ⁠לֹא־יֵבֹ֥שׁוּ עַמִּ֖⁠י לְ⁠עוֹלָֽם</w:t>
-      </w:r>
-    </w:p>
-    <w:p>
-      <w:pPr/>
-      <w:r>
-        <w:rPr>
-          <w:lang w:val="zh_TW" w:bidi="zh_TW"/>
-        </w:rPr>
-      </w:r>
-      <w:r>
-        <w:rPr>
           <w:b/>
           <w:lang w:val="zh_TW" w:bidi="zh_TW"/>
         </w:rPr>
@@ -22981,20 +20252,6 @@
       </w:r>
       <w:r>
         <w:rPr>
-          <w:lang w:val="zh_TW" w:bidi="zh_TW"/>
-        </w:rPr>
-        <w:t>יִשְׂרָאֵל֙</w:t>
-      </w:r>
-    </w:p>
-    <w:p>
-      <w:pPr/>
-      <w:r>
-        <w:rPr>
-          <w:lang w:val="zh_TW" w:bidi="zh_TW"/>
-        </w:rPr>
-      </w:r>
-      <w:r>
-        <w:rPr>
           <w:b/>
           <w:lang w:val="zh_TW" w:bidi="zh_TW"/>
         </w:rPr>
@@ -23091,20 +20348,6 @@
       </w:r>
       <w:r>
         <w:rPr>
-          <w:lang w:val="zh_TW" w:bidi="zh_TW"/>
-        </w:rPr>
-        <w:t>וְ⁠לֹא־יֵבֹ֥שׁוּ עַמִּ֖⁠י לְ⁠עוֹלָֽם</w:t>
-      </w:r>
-    </w:p>
-    <w:p>
-      <w:pPr/>
-      <w:r>
-        <w:rPr>
-          <w:lang w:val="zh_TW" w:bidi="zh_TW"/>
-        </w:rPr>
-      </w:r>
-      <w:r>
-        <w:rPr>
           <w:b/>
           <w:lang w:val="zh_TW" w:bidi="zh_TW"/>
         </w:rPr>
@@ -23201,20 +20444,6 @@
       </w:r>
       <w:r>
         <w:rPr>
-          <w:lang w:val="zh_TW" w:bidi="zh_TW"/>
-        </w:rPr>
-        <w:t>וְ⁠הָיָ֣ה אַֽחֲרֵי־כֵ֗ן</w:t>
-      </w:r>
-    </w:p>
-    <w:p>
-      <w:pPr/>
-      <w:r>
-        <w:rPr>
-          <w:lang w:val="zh_TW" w:bidi="zh_TW"/>
-        </w:rPr>
-      </w:r>
-      <w:r>
-        <w:rPr>
           <w:b/>
           <w:lang w:val="zh_TW" w:bidi="zh_TW"/>
         </w:rPr>
@@ -23298,20 +20527,6 @@
       </w:r>
       <w:r>
         <w:rPr>
-          <w:lang w:val="zh_TW" w:bidi="zh_TW"/>
-        </w:rPr>
-        <w:t>אֶשְׁפּ֤וֹךְ אֶת־רוּחִ⁠י֙ עַל־כָּל־בָּשָׂ֔ר</w:t>
-      </w:r>
-    </w:p>
-    <w:p>
-      <w:pPr/>
-      <w:r>
-        <w:rPr>
-          <w:lang w:val="zh_TW" w:bidi="zh_TW"/>
-        </w:rPr>
-      </w:r>
-      <w:r>
-        <w:rPr>
           <w:b/>
           <w:lang w:val="zh_TW" w:bidi="zh_TW"/>
         </w:rPr>
@@ -23395,20 +20610,6 @@
       </w:r>
       <w:r>
         <w:rPr>
-          <w:lang w:val="zh_TW" w:bidi="zh_TW"/>
-        </w:rPr>
-        <w:t>עַל־כָּל־בָּשָׂ֔ר</w:t>
-      </w:r>
-    </w:p>
-    <w:p>
-      <w:pPr/>
-      <w:r>
-        <w:rPr>
-          <w:lang w:val="zh_TW" w:bidi="zh_TW"/>
-        </w:rPr>
-      </w:r>
-      <w:r>
-        <w:rPr>
           <w:b/>
           <w:lang w:val="zh_TW" w:bidi="zh_TW"/>
         </w:rPr>
@@ -23505,20 +20706,6 @@
       </w:r>
       <w:r>
         <w:rPr>
-          <w:lang w:val="zh_TW" w:bidi="zh_TW"/>
-        </w:rPr>
-        <w:t>עַל־כָּל־בָּשָׂ֔ר</w:t>
-      </w:r>
-    </w:p>
-    <w:p>
-      <w:pPr/>
-      <w:r>
-        <w:rPr>
-          <w:lang w:val="zh_TW" w:bidi="zh_TW"/>
-        </w:rPr>
-      </w:r>
-      <w:r>
-        <w:rPr>
           <w:b/>
           <w:lang w:val="zh_TW" w:bidi="zh_TW"/>
         </w:rPr>
@@ -23615,20 +20802,6 @@
       </w:r>
       <w:r>
         <w:rPr>
-          <w:lang w:val="zh_TW" w:bidi="zh_TW"/>
-        </w:rPr>
-        <w:t>וְ⁠נִבְּא֖וּ בְּנֵי⁠כֶ֣ם וּ⁠בְנֽוֹתֵי⁠כֶ֑ם</w:t>
-      </w:r>
-    </w:p>
-    <w:p>
-      <w:pPr/>
-      <w:r>
-        <w:rPr>
-          <w:lang w:val="zh_TW" w:bidi="zh_TW"/>
-        </w:rPr>
-      </w:r>
-      <w:r>
-        <w:rPr>
           <w:b/>
           <w:lang w:val="zh_TW" w:bidi="zh_TW"/>
         </w:rPr>
@@ -23712,20 +20885,6 @@
       </w:r>
       <w:r>
         <w:rPr>
-          <w:lang w:val="zh_TW" w:bidi="zh_TW"/>
-        </w:rPr>
-        <w:t>זִקְנֵי⁠כֶם֙ חֲלֹמ֣וֹת יַחֲלֹמ֔וּ⁠ן בַּח֣וּרֵי⁠כֶ֔ם חֶזְיֹנ֖וֹת יִרְאֽוּ</w:t>
-      </w:r>
-    </w:p>
-    <w:p>
-      <w:pPr/>
-      <w:r>
-        <w:rPr>
-          <w:lang w:val="zh_TW" w:bidi="zh_TW"/>
-        </w:rPr>
-      </w:r>
-      <w:r>
-        <w:rPr>
           <w:b/>
           <w:lang w:val="zh_TW" w:bidi="zh_TW"/>
         </w:rPr>
@@ -23809,20 +20968,6 @@
       </w:r>
       <w:r>
         <w:rPr>
-          <w:lang w:val="zh_TW" w:bidi="zh_TW"/>
-        </w:rPr>
-        <w:t>חֲלֹמ֣וֹת</w:t>
-      </w:r>
-    </w:p>
-    <w:p>
-      <w:pPr/>
-      <w:r>
-        <w:rPr>
-          <w:lang w:val="zh_TW" w:bidi="zh_TW"/>
-        </w:rPr>
-      </w:r>
-      <w:r>
-        <w:rPr>
           <w:b/>
           <w:lang w:val="zh_TW" w:bidi="zh_TW"/>
         </w:rPr>
@@ -23919,20 +21064,6 @@
       </w:r>
       <w:r>
         <w:rPr>
-          <w:lang w:val="zh_TW" w:bidi="zh_TW"/>
-        </w:rPr>
-        <w:t>וְ⁠גַ֥ם עַל־הָֽ⁠עֲבָדִ֖ים וְ⁠עַל־הַ⁠שְּׁפָח֑וֹת</w:t>
-      </w:r>
-    </w:p>
-    <w:p>
-      <w:pPr/>
-      <w:r>
-        <w:rPr>
-          <w:lang w:val="zh_TW" w:bidi="zh_TW"/>
-        </w:rPr>
-      </w:r>
-      <w:r>
-        <w:rPr>
           <w:b/>
           <w:lang w:val="zh_TW" w:bidi="zh_TW"/>
         </w:rPr>
@@ -24005,20 +21136,6 @@
         <w:rPr>
           <w:lang w:val="zh_TW" w:bidi="zh_TW"/>
         </w:rPr>
-      </w:r>
-    </w:p>
-    <w:p>
-      <w:pPr/>
-      <w:r>
-        <w:rPr>
-          <w:lang w:val="zh_TW" w:bidi="zh_TW"/>
-        </w:rPr>
-      </w:r>
-      <w:r>
-        <w:rPr>
-          <w:lang w:val="zh_TW" w:bidi="zh_TW"/>
-        </w:rPr>
-        <w:t>בַּ⁠יָּמִ֣ים הָ⁠הֵ֔מָּה</w:t>
       </w:r>
     </w:p>
     <w:p>
@@ -24323,20 +21440,6 @@
       </w:r>
       <w:r>
         <w:rPr>
-          <w:lang w:val="zh_TW" w:bidi="zh_TW"/>
-        </w:rPr>
-        <w:t>הַ⁠שֶּׁ֨מֶשׁ֙ יֵהָפֵ֣ךְ לְ⁠חֹ֔שֶׁךְ וְ⁠הַ⁠יָּרֵ֖חַ לְ⁠דָ֑ם</w:t>
-      </w:r>
-    </w:p>
-    <w:p>
-      <w:pPr/>
-      <w:r>
-        <w:rPr>
-          <w:lang w:val="zh_TW" w:bidi="zh_TW"/>
-        </w:rPr>
-      </w:r>
-      <w:r>
-        <w:rPr>
           <w:b/>
           <w:lang w:val="zh_TW" w:bidi="zh_TW"/>
         </w:rPr>
@@ -24420,20 +21523,6 @@
       </w:r>
       <w:r>
         <w:rPr>
-          <w:lang w:val="zh_TW" w:bidi="zh_TW"/>
-        </w:rPr>
-        <w:t>הַ⁠שֶּׁ֨מֶשׁ֙ יֵהָפֵ֣ךְ לְ⁠חֹ֔שֶׁךְ וְ⁠הַ⁠יָּרֵ֖חַ לְ⁠דָ֑ם</w:t>
-      </w:r>
-    </w:p>
-    <w:p>
-      <w:pPr/>
-      <w:r>
-        <w:rPr>
-          <w:lang w:val="zh_TW" w:bidi="zh_TW"/>
-        </w:rPr>
-      </w:r>
-      <w:r>
-        <w:rPr>
           <w:b/>
           <w:lang w:val="zh_TW" w:bidi="zh_TW"/>
         </w:rPr>
@@ -24545,20 +21634,6 @@
       </w:r>
       <w:r>
         <w:rPr>
-          <w:lang w:val="zh_TW" w:bidi="zh_TW"/>
-        </w:rPr>
-        <w:t>וְ⁠הַ⁠יָּרֵ֖חַ לְ⁠דָ֑ם</w:t>
-      </w:r>
-    </w:p>
-    <w:p>
-      <w:pPr/>
-      <w:r>
-        <w:rPr>
-          <w:lang w:val="zh_TW" w:bidi="zh_TW"/>
-        </w:rPr>
-      </w:r>
-      <w:r>
-        <w:rPr>
           <w:b/>
           <w:lang w:val="zh_TW" w:bidi="zh_TW"/>
         </w:rPr>
@@ -24642,20 +21717,6 @@
       </w:r>
       <w:r>
         <w:rPr>
-          <w:lang w:val="zh_TW" w:bidi="zh_TW"/>
-        </w:rPr>
-        <w:t>לִ⁠פְנֵ֗י בּ֚וֹא י֣וֹם יְהוָ֔ה הַ⁠גָּד֖וֹל וְ⁠הַ⁠נּוֹרָֽא</w:t>
-      </w:r>
-    </w:p>
-    <w:p>
-      <w:pPr/>
-      <w:r>
-        <w:rPr>
-          <w:lang w:val="zh_TW" w:bidi="zh_TW"/>
-        </w:rPr>
-      </w:r>
-      <w:r>
-        <w:rPr>
           <w:b/>
           <w:lang w:val="zh_TW" w:bidi="zh_TW"/>
         </w:rPr>
@@ -24741,20 +21802,6 @@
         <w:rPr>
           <w:lang w:val="zh_TW" w:bidi="zh_TW"/>
         </w:rPr>
-      </w:r>
-    </w:p>
-    <w:p>
-      <w:pPr/>
-      <w:r>
-        <w:rPr>
-          <w:lang w:val="zh_TW" w:bidi="zh_TW"/>
-        </w:rPr>
-      </w:r>
-      <w:r>
-        <w:rPr>
-          <w:lang w:val="zh_TW" w:bidi="zh_TW"/>
-        </w:rPr>
-        <w:t>י֣וֹם יְהוָ֔ה הַ⁠גָּד֖וֹל וְ⁠הַ⁠נּוֹרָֽא</w:t>
       </w:r>
     </w:p>
     <w:p>
@@ -24950,20 +21997,6 @@
       </w:r>
       <w:r>
         <w:rPr>
-          <w:lang w:val="zh_TW" w:bidi="zh_TW"/>
-        </w:rPr>
-        <w:t>וְ⁠הָיָ֗ה</w:t>
-      </w:r>
-    </w:p>
-    <w:p>
-      <w:pPr/>
-      <w:r>
-        <w:rPr>
-          <w:lang w:val="zh_TW" w:bidi="zh_TW"/>
-        </w:rPr>
-      </w:r>
-      <w:r>
-        <w:rPr>
           <w:b/>
           <w:lang w:val="zh_TW" w:bidi="zh_TW"/>
         </w:rPr>
@@ -25047,20 +22080,6 @@
       </w:r>
       <w:r>
         <w:rPr>
-          <w:lang w:val="zh_TW" w:bidi="zh_TW"/>
-        </w:rPr>
-        <w:t>כֹּ֧ל אֲשֶׁר־יִקְרָ֛א בְּ⁠שֵׁ֥ם יְהוָ֖ה יִמָּלֵ֑ט &amp; יְהוָ֔ה</w:t>
-      </w:r>
-    </w:p>
-    <w:p>
-      <w:pPr/>
-      <w:r>
-        <w:rPr>
-          <w:lang w:val="zh_TW" w:bidi="zh_TW"/>
-        </w:rPr>
-      </w:r>
-      <w:r>
-        <w:rPr>
           <w:b/>
           <w:lang w:val="zh_TW" w:bidi="zh_TW"/>
         </w:rPr>
@@ -25144,20 +22163,6 @@
       </w:r>
       <w:r>
         <w:rPr>
-          <w:lang w:val="zh_TW" w:bidi="zh_TW"/>
-        </w:rPr>
-        <w:t>בְּ⁠שֵׁ֥ם יְהוָ֖ה &amp; יְהוָ֔ה</w:t>
-      </w:r>
-    </w:p>
-    <w:p>
-      <w:pPr/>
-      <w:r>
-        <w:rPr>
-          <w:lang w:val="zh_TW" w:bidi="zh_TW"/>
-        </w:rPr>
-      </w:r>
-      <w:r>
-        <w:rPr>
           <w:b/>
           <w:lang w:val="zh_TW" w:bidi="zh_TW"/>
         </w:rPr>
@@ -25254,20 +22259,6 @@
       </w:r>
       <w:r>
         <w:rPr>
-          <w:lang w:val="zh_TW" w:bidi="zh_TW"/>
-        </w:rPr>
-        <w:t>בְּ⁠שֵׁ֥ם יְהוָ֖ה &amp; יְהוָ֔ה</w:t>
-      </w:r>
-    </w:p>
-    <w:p>
-      <w:pPr/>
-      <w:r>
-        <w:rPr>
-          <w:lang w:val="zh_TW" w:bidi="zh_TW"/>
-        </w:rPr>
-      </w:r>
-      <w:r>
-        <w:rPr>
           <w:b/>
           <w:lang w:val="zh_TW" w:bidi="zh_TW"/>
         </w:rPr>
@@ -25351,20 +22342,6 @@
       </w:r>
       <w:r>
         <w:rPr>
-          <w:lang w:val="zh_TW" w:bidi="zh_TW"/>
-        </w:rPr>
-        <w:t>כִּ֠י בְּ⁠הַר־צִיּ֨וֹן וּ⁠בִ⁠ירוּשָׁלִַ֜ם תִּֽהְיֶ֣ה פְלֵיטָ֗ה</w:t>
-      </w:r>
-    </w:p>
-    <w:p>
-      <w:pPr/>
-      <w:r>
-        <w:rPr>
-          <w:lang w:val="zh_TW" w:bidi="zh_TW"/>
-        </w:rPr>
-      </w:r>
-      <w:r>
-        <w:rPr>
           <w:b/>
           <w:lang w:val="zh_TW" w:bidi="zh_TW"/>
         </w:rPr>
@@ -25489,20 +22466,6 @@
       </w:r>
       <w:r>
         <w:rPr>
-          <w:lang w:val="zh_TW" w:bidi="zh_TW"/>
-        </w:rPr>
-        <w:t>בְּ⁠הַר־צִיּ֨וֹן וּ⁠בִ⁠ירוּשָׁלִַ֜ם</w:t>
-      </w:r>
-    </w:p>
-    <w:p>
-      <w:pPr/>
-      <w:r>
-        <w:rPr>
-          <w:lang w:val="zh_TW" w:bidi="zh_TW"/>
-        </w:rPr>
-      </w:r>
-      <w:r>
-        <w:rPr>
           <w:b/>
           <w:lang w:val="zh_TW" w:bidi="zh_TW"/>
         </w:rPr>
@@ -25606,20 +22569,6 @@
       </w:r>
       <w:r>
         <w:rPr>
-          <w:lang w:val="zh_TW" w:bidi="zh_TW"/>
-        </w:rPr>
-        <w:t>כַּֽ⁠אֲשֶׁר֙ אָמַ֣ר יְהוָ֔ה</w:t>
-      </w:r>
-    </w:p>
-    <w:p>
-      <w:pPr/>
-      <w:r>
-        <w:rPr>
-          <w:lang w:val="zh_TW" w:bidi="zh_TW"/>
-        </w:rPr>
-      </w:r>
-      <w:r>
-        <w:rPr>
           <w:b/>
           <w:lang w:val="zh_TW" w:bidi="zh_TW"/>
         </w:rPr>
@@ -25703,20 +22652,6 @@
       </w:r>
       <w:r>
         <w:rPr>
-          <w:lang w:val="zh_TW" w:bidi="zh_TW"/>
-        </w:rPr>
-        <w:t>יְהוָ֖ה &amp; וּ⁠בַ֨⁠שְּׂרִידִ֔ים אֲשֶׁ֥ר יְהוָ֖ה קֹרֵֽא</w:t>
-      </w:r>
-    </w:p>
-    <w:p>
-      <w:pPr/>
-      <w:r>
-        <w:rPr>
-          <w:lang w:val="zh_TW" w:bidi="zh_TW"/>
-        </w:rPr>
-      </w:r>
-      <w:r>
-        <w:rPr>
           <w:b/>
           <w:lang w:val="zh_TW" w:bidi="zh_TW"/>
         </w:rPr>
@@ -25800,20 +22735,6 @@
       </w:r>
       <w:r>
         <w:rPr>
-          <w:lang w:val="zh_TW" w:bidi="zh_TW"/>
-        </w:rPr>
-        <w:t>יְהוָ֖ה &amp; אֲשֶׁ֥ר יְהוָ֖ה קֹרֵֽא</w:t>
-      </w:r>
-    </w:p>
-    <w:p>
-      <w:pPr/>
-      <w:r>
-        <w:rPr>
-          <w:lang w:val="zh_TW" w:bidi="zh_TW"/>
-        </w:rPr>
-      </w:r>
-      <w:r>
-        <w:rPr>
           <w:b/>
           <w:lang w:val="zh_TW" w:bidi="zh_TW"/>
         </w:rPr>
@@ -25897,20 +22818,6 @@
       </w:r>
       <w:r>
         <w:rPr>
-          <w:lang w:val="zh_TW" w:bidi="zh_TW"/>
-        </w:rPr>
-        <w:t>כִּ֗י הִנֵּ֛ה בַּ⁠יָּמִ֥ים הָ⁠הֵ֖מָּה וּ⁠בָ⁠עֵ֣ת הַ⁠הִ֑יא</w:t>
-      </w:r>
-    </w:p>
-    <w:p>
-      <w:pPr/>
-      <w:r>
-        <w:rPr>
-          <w:lang w:val="zh_TW" w:bidi="zh_TW"/>
-        </w:rPr>
-      </w:r>
-      <w:r>
-        <w:rPr>
           <w:b/>
           <w:lang w:val="zh_TW" w:bidi="zh_TW"/>
         </w:rPr>
@@ -26022,20 +22929,6 @@
       </w:r>
       <w:r>
         <w:rPr>
-          <w:lang w:val="zh_TW" w:bidi="zh_TW"/>
-        </w:rPr>
-        <w:t>כִּ֗י הִנֵּ֛ה</w:t>
-      </w:r>
-    </w:p>
-    <w:p>
-      <w:pPr/>
-      <w:r>
-        <w:rPr>
-          <w:lang w:val="zh_TW" w:bidi="zh_TW"/>
-        </w:rPr>
-      </w:r>
-      <w:r>
-        <w:rPr>
           <w:b/>
           <w:lang w:val="zh_TW" w:bidi="zh_TW"/>
         </w:rPr>
@@ -26146,20 +23039,6 @@
       </w:r>
       <w:r>
         <w:rPr>
-          <w:lang w:val="zh_TW" w:bidi="zh_TW"/>
-        </w:rPr>
-        <w:t>בַּ⁠יָּמִ֥ים הָ⁠הֵ֖מָּה וּ⁠בָ⁠עֵ֣ת הַ⁠הִ֑יא</w:t>
-      </w:r>
-    </w:p>
-    <w:p>
-      <w:pPr/>
-      <w:r>
-        <w:rPr>
-          <w:lang w:val="zh_TW" w:bidi="zh_TW"/>
-        </w:rPr>
-      </w:r>
-      <w:r>
-        <w:rPr>
           <w:b/>
           <w:lang w:val="zh_TW" w:bidi="zh_TW"/>
         </w:rPr>
@@ -26263,20 +23142,6 @@
       </w:r>
       <w:r>
         <w:rPr>
-          <w:lang w:val="zh_TW" w:bidi="zh_TW"/>
-        </w:rPr>
-        <w:t>אֲשֶׁ֥ר אָשִׁ֛יב אֶת־שְׁב֥וּת יְהוּדָ֖ה וִ⁠ירוּשָׁלִָֽם</w:t>
-      </w:r>
-    </w:p>
-    <w:p>
-      <w:pPr/>
-      <w:r>
-        <w:rPr>
-          <w:lang w:val="zh_TW" w:bidi="zh_TW"/>
-        </w:rPr>
-      </w:r>
-      <w:r>
-        <w:rPr>
           <w:b/>
           <w:lang w:val="zh_TW" w:bidi="zh_TW"/>
         </w:rPr>
@@ -26401,20 +23266,6 @@
       </w:r>
       <w:r>
         <w:rPr>
-          <w:lang w:val="zh_TW" w:bidi="zh_TW"/>
-        </w:rPr>
-        <w:t>אֲשֶׁ֥ר אָשִׁ֛יב אֶת־שְׁב֥וּת יְהוּדָ֖ה וִ⁠ירוּשָׁלִָֽם</w:t>
-      </w:r>
-    </w:p>
-    <w:p>
-      <w:pPr/>
-      <w:r>
-        <w:rPr>
-          <w:lang w:val="zh_TW" w:bidi="zh_TW"/>
-        </w:rPr>
-      </w:r>
-      <w:r>
-        <w:rPr>
           <w:b/>
           <w:lang w:val="zh_TW" w:bidi="zh_TW"/>
         </w:rPr>
@@ -26498,20 +23349,6 @@
       </w:r>
       <w:r>
         <w:rPr>
-          <w:lang w:val="zh_TW" w:bidi="zh_TW"/>
-        </w:rPr>
-        <w:t>עֵ֖מֶק יְהֽוֹשָׁפָ֑ט</w:t>
-      </w:r>
-    </w:p>
-    <w:p>
-      <w:pPr/>
-      <w:r>
-        <w:rPr>
-          <w:lang w:val="zh_TW" w:bidi="zh_TW"/>
-        </w:rPr>
-      </w:r>
-      <w:r>
-        <w:rPr>
           <w:b/>
           <w:lang w:val="zh_TW" w:bidi="zh_TW"/>
         </w:rPr>
@@ -26615,20 +23452,6 @@
       </w:r>
       <w:r>
         <w:rPr>
-          <w:lang w:val="zh_TW" w:bidi="zh_TW"/>
-        </w:rPr>
-        <w:t>עַמִּ֨⁠י וְ⁠נַחֲלָתִ֤⁠י יִשְׂרָאֵל֙</w:t>
-      </w:r>
-    </w:p>
-    <w:p>
-      <w:pPr/>
-      <w:r>
-        <w:rPr>
-          <w:lang w:val="zh_TW" w:bidi="zh_TW"/>
-        </w:rPr>
-      </w:r>
-      <w:r>
-        <w:rPr>
           <w:b/>
           <w:lang w:val="zh_TW" w:bidi="zh_TW"/>
         </w:rPr>
@@ -26751,20 +23574,6 @@
       </w:r>
       <w:r>
         <w:rPr>
-          <w:lang w:val="zh_TW" w:bidi="zh_TW"/>
-        </w:rPr>
-        <w:t>וְ⁠אֶת־אַרְצִ֖⁠י חִלֵּֽקוּ</w:t>
-      </w:r>
-    </w:p>
-    <w:p>
-      <w:pPr/>
-      <w:r>
-        <w:rPr>
-          <w:lang w:val="zh_TW" w:bidi="zh_TW"/>
-        </w:rPr>
-      </w:r>
-      <w:r>
-        <w:rPr>
           <w:b/>
           <w:lang w:val="zh_TW" w:bidi="zh_TW"/>
         </w:rPr>
@@ -26848,20 +23657,6 @@
       </w:r>
       <w:r>
         <w:rPr>
-          <w:lang w:val="zh_TW" w:bidi="zh_TW"/>
-        </w:rPr>
-        <w:t>גוֹרָ֑ל</w:t>
-      </w:r>
-    </w:p>
-    <w:p>
-      <w:pPr/>
-      <w:r>
-        <w:rPr>
-          <w:lang w:val="zh_TW" w:bidi="zh_TW"/>
-        </w:rPr>
-      </w:r>
-      <w:r>
-        <w:rPr>
           <w:b/>
           <w:lang w:val="zh_TW" w:bidi="zh_TW"/>
         </w:rPr>
@@ -26958,20 +23753,6 @@
       </w:r>
       <w:r>
         <w:rPr>
-          <w:lang w:val="zh_TW" w:bidi="zh_TW"/>
-        </w:rPr>
-        <w:t>וַ⁠יִּתְּנ֤וּ הַ⁠יֶּ֨לֶד֙ בַּ⁠זּוֹנָ֔ה וְ⁠הַ⁠יַּלְדָּ֛ה מָכְר֥וּ</w:t>
-      </w:r>
-    </w:p>
-    <w:p>
-      <w:pPr/>
-      <w:r>
-        <w:rPr>
-          <w:lang w:val="zh_TW" w:bidi="zh_TW"/>
-        </w:rPr>
-      </w:r>
-      <w:r>
-        <w:rPr>
           <w:b/>
           <w:lang w:val="zh_TW" w:bidi="zh_TW"/>
         </w:rPr>
@@ -27088,20 +23869,6 @@
       </w:r>
       <w:r>
         <w:rPr>
-          <w:lang w:val="zh_TW" w:bidi="zh_TW"/>
-        </w:rPr>
-        <w:t>וְ֠⁠גַם מָה־אַתֶּ֥ם לִ⁠י֙ צֹ֣ר וְ⁠צִיד֔וֹן וְ⁠כֹ֖ל גְּלִיל֣וֹת פְּלָ֑שֶׁת הַ⁠גְּמ֗וּל אַתֶּם֙ מְשַׁלְּמִ֣ים עָלָ֔⁠י &amp; אַתֶּם֙</w:t>
-      </w:r>
-    </w:p>
-    <w:p>
-      <w:pPr/>
-      <w:r>
-        <w:rPr>
-          <w:lang w:val="zh_TW" w:bidi="zh_TW"/>
-        </w:rPr>
-      </w:r>
-      <w:r>
-        <w:rPr>
           <w:b/>
           <w:lang w:val="zh_TW" w:bidi="zh_TW"/>
         </w:rPr>
@@ -27185,20 +23952,6 @@
       </w:r>
       <w:r>
         <w:rPr>
-          <w:lang w:val="zh_TW" w:bidi="zh_TW"/>
-        </w:rPr>
-        <w:t>מָה־אַתֶּ֥ם לִ⁠י֙</w:t>
-      </w:r>
-    </w:p>
-    <w:p>
-      <w:pPr/>
-      <w:r>
-        <w:rPr>
-          <w:lang w:val="zh_TW" w:bidi="zh_TW"/>
-        </w:rPr>
-      </w:r>
-      <w:r>
-        <w:rPr>
           <w:b/>
           <w:lang w:val="zh_TW" w:bidi="zh_TW"/>
         </w:rPr>
@@ -27282,20 +24035,6 @@
       </w:r>
       <w:r>
         <w:rPr>
-          <w:lang w:val="zh_TW" w:bidi="zh_TW"/>
-        </w:rPr>
-        <w:t>הַ⁠גְּמ֗וּל אַתֶּם֙ מְשַׁלְּמִ֣ים עָלָ֔⁠י וְ⁠אִם־גֹּמְלִ֤ים אַתֶּם֙ עָלַ֔⁠י</w:t>
-      </w:r>
-    </w:p>
-    <w:p>
-      <w:pPr/>
-      <w:r>
-        <w:rPr>
-          <w:lang w:val="zh_TW" w:bidi="zh_TW"/>
-        </w:rPr>
-      </w:r>
-      <w:r>
-        <w:rPr>
           <w:b/>
           <w:lang w:val="zh_TW" w:bidi="zh_TW"/>
         </w:rPr>
@@ -27379,20 +24118,6 @@
       </w:r>
       <w:r>
         <w:rPr>
-          <w:lang w:val="zh_TW" w:bidi="zh_TW"/>
-        </w:rPr>
-        <w:t>קַ֣ל מְהֵרָ֔ה</w:t>
-      </w:r>
-    </w:p>
-    <w:p>
-      <w:pPr/>
-      <w:r>
-        <w:rPr>
-          <w:lang w:val="zh_TW" w:bidi="zh_TW"/>
-        </w:rPr>
-      </w:r>
-      <w:r>
-        <w:rPr>
           <w:b/>
           <w:lang w:val="zh_TW" w:bidi="zh_TW"/>
         </w:rPr>
@@ -27524,20 +24249,6 @@
       </w:r>
       <w:r>
         <w:rPr>
-          <w:lang w:val="zh_TW" w:bidi="zh_TW"/>
-        </w:rPr>
-        <w:t>אָשִׁ֥יב גְּמֻלְ⁠כֶ֖ם בְּ⁠רֹאשְׁ⁠כֶֽם</w:t>
-      </w:r>
-    </w:p>
-    <w:p>
-      <w:pPr/>
-      <w:r>
-        <w:rPr>
-          <w:lang w:val="zh_TW" w:bidi="zh_TW"/>
-        </w:rPr>
-      </w:r>
-      <w:r>
-        <w:rPr>
           <w:b/>
           <w:lang w:val="zh_TW" w:bidi="zh_TW"/>
         </w:rPr>
@@ -27634,20 +24345,6 @@
       </w:r>
       <w:r>
         <w:rPr>
-          <w:lang w:val="zh_TW" w:bidi="zh_TW"/>
-        </w:rPr>
-        <w:t>בְּ⁠רֹאשְׁ⁠כֶֽם</w:t>
-      </w:r>
-    </w:p>
-    <w:p>
-      <w:pPr/>
-      <w:r>
-        <w:rPr>
-          <w:lang w:val="zh_TW" w:bidi="zh_TW"/>
-        </w:rPr>
-      </w:r>
-      <w:r>
-        <w:rPr>
           <w:b/>
           <w:lang w:val="zh_TW" w:bidi="zh_TW"/>
         </w:rPr>
@@ -27761,20 +24458,6 @@
         <w:rPr>
           <w:lang w:val="zh_TW" w:bidi="zh_TW"/>
         </w:rPr>
-      </w:r>
-    </w:p>
-    <w:p>
-      <w:pPr/>
-      <w:r>
-        <w:rPr>
-          <w:lang w:val="zh_TW" w:bidi="zh_TW"/>
-        </w:rPr>
-      </w:r>
-      <w:r>
-        <w:rPr>
-          <w:lang w:val="zh_TW" w:bidi="zh_TW"/>
-        </w:rPr>
-        <w:t>וּ⁠בְנֵ֤י יְהוּדָה֙ וּ⁠בְנֵ֣י יְרוּשָׁלִַ֔ם</w:t>
       </w:r>
     </w:p>
     <w:p>
@@ -27900,20 +24583,6 @@
       </w:r>
       <w:r>
         <w:rPr>
-          <w:lang w:val="zh_TW" w:bidi="zh_TW"/>
-        </w:rPr>
-        <w:t>לִ⁠בְנֵ֣י הַ⁠יְּוָנִ֑ים</w:t>
-      </w:r>
-    </w:p>
-    <w:p>
-      <w:pPr/>
-      <w:r>
-        <w:rPr>
-          <w:lang w:val="zh_TW" w:bidi="zh_TW"/>
-        </w:rPr>
-      </w:r>
-      <w:r>
-        <w:rPr>
           <w:b/>
           <w:lang w:val="zh_TW" w:bidi="zh_TW"/>
         </w:rPr>
@@ -28023,20 +24692,6 @@
       </w:r>
       <w:r>
         <w:rPr>
-          <w:lang w:val="zh_TW" w:bidi="zh_TW"/>
-        </w:rPr>
-        <w:t>הַ⁠יְּוָנִ֑ים</w:t>
-      </w:r>
-    </w:p>
-    <w:p>
-      <w:pPr/>
-      <w:r>
-        <w:rPr>
-          <w:lang w:val="zh_TW" w:bidi="zh_TW"/>
-        </w:rPr>
-      </w:r>
-      <w:r>
-        <w:rPr>
           <w:b/>
           <w:lang w:val="zh_TW" w:bidi="zh_TW"/>
         </w:rPr>
@@ -28127,20 +24782,6 @@
       </w:r>
       <w:r>
         <w:rPr>
-          <w:lang w:val="zh_TW" w:bidi="zh_TW"/>
-        </w:rPr>
-        <w:t>לְמַ֥עַן הַרְחִיקָ֖⁠ם מֵ⁠עַ֥ל גְּבוּלָֽ⁠ם</w:t>
-      </w:r>
-    </w:p>
-    <w:p>
-      <w:pPr/>
-      <w:r>
-        <w:rPr>
-          <w:lang w:val="zh_TW" w:bidi="zh_TW"/>
-        </w:rPr>
-      </w:r>
-      <w:r>
-        <w:rPr>
           <w:b/>
           <w:lang w:val="zh_TW" w:bidi="zh_TW"/>
         </w:rPr>
@@ -28213,20 +24854,6 @@
         <w:rPr>
           <w:lang w:val="zh_TW" w:bidi="zh_TW"/>
         </w:rPr>
-      </w:r>
-    </w:p>
-    <w:p>
-      <w:pPr/>
-      <w:r>
-        <w:rPr>
-          <w:lang w:val="zh_TW" w:bidi="zh_TW"/>
-        </w:rPr>
-      </w:r>
-      <w:r>
-        <w:rPr>
-          <w:lang w:val="zh_TW" w:bidi="zh_TW"/>
-        </w:rPr>
-        <w:t>הִנְ⁠נִ֣י מְעִירָ֔⁠ם</w:t>
       </w:r>
     </w:p>
     <w:p>
@@ -28367,20 +24994,6 @@
       </w:r>
       <w:r>
         <w:rPr>
-          <w:lang w:val="zh_TW" w:bidi="zh_TW"/>
-        </w:rPr>
-        <w:t>אֲשֶׁר־מְכַרְתֶּ֥ם אֹתָ֖⁠ם שָׁ֑מָּ⁠ה</w:t>
-      </w:r>
-    </w:p>
-    <w:p>
-      <w:pPr/>
-      <w:r>
-        <w:rPr>
-          <w:lang w:val="zh_TW" w:bidi="zh_TW"/>
-        </w:rPr>
-      </w:r>
-      <w:r>
-        <w:rPr>
           <w:b/>
           <w:lang w:val="zh_TW" w:bidi="zh_TW"/>
         </w:rPr>
@@ -28565,20 +25178,6 @@
       </w:r>
       <w:r>
         <w:rPr>
-          <w:lang w:val="zh_TW" w:bidi="zh_TW"/>
-        </w:rPr>
-        <w:t>בְּ⁠רֹאשְׁ⁠כֶֽם</w:t>
-      </w:r>
-    </w:p>
-    <w:p>
-      <w:pPr/>
-      <w:r>
-        <w:rPr>
-          <w:lang w:val="zh_TW" w:bidi="zh_TW"/>
-        </w:rPr>
-      </w:r>
-      <w:r>
-        <w:rPr>
           <w:b/>
           <w:lang w:val="zh_TW" w:bidi="zh_TW"/>
         </w:rPr>
@@ -28690,20 +25289,6 @@
       </w:r>
       <w:r>
         <w:rPr>
-          <w:lang w:val="zh_TW" w:bidi="zh_TW"/>
-        </w:rPr>
-        <w:t>וּ⁠מָכַרְתִּ֞י</w:t>
-      </w:r>
-    </w:p>
-    <w:p>
-      <w:pPr/>
-      <w:r>
-        <w:rPr>
-          <w:lang w:val="zh_TW" w:bidi="zh_TW"/>
-        </w:rPr>
-      </w:r>
-      <w:r>
-        <w:rPr>
           <w:b/>
           <w:lang w:val="zh_TW" w:bidi="zh_TW"/>
         </w:rPr>
@@ -28847,20 +25432,6 @@
       </w:r>
       <w:r>
         <w:rPr>
-          <w:lang w:val="zh_TW" w:bidi="zh_TW"/>
-        </w:rPr>
-        <w:t>בְּ⁠יַד֙ בְּנֵ֣י יְהוּדָ֔ה</w:t>
-      </w:r>
-    </w:p>
-    <w:p>
-      <w:pPr/>
-      <w:r>
-        <w:rPr>
-          <w:lang w:val="zh_TW" w:bidi="zh_TW"/>
-        </w:rPr>
-      </w:r>
-      <w:r>
-        <w:rPr>
           <w:b/>
           <w:lang w:val="zh_TW" w:bidi="zh_TW"/>
         </w:rPr>
@@ -28969,20 +25540,6 @@
       </w:r>
       <w:r>
         <w:rPr>
-          <w:lang w:val="zh_TW" w:bidi="zh_TW"/>
-        </w:rPr>
-        <w:t>וּ⁠מָכַרְתִּ֞י אֶת־בְּנֵי⁠כֶ֣ם וְ⁠אֶת־בְּנֽוֹתֵי⁠כֶ֗ם בְּ⁠יַד֙ בְּנֵ֣י יְהוּדָ֔ה</w:t>
-      </w:r>
-    </w:p>
-    <w:p>
-      <w:pPr/>
-      <w:r>
-        <w:rPr>
-          <w:lang w:val="zh_TW" w:bidi="zh_TW"/>
-        </w:rPr>
-      </w:r>
-      <w:r>
-        <w:rPr>
           <w:b/>
           <w:lang w:val="zh_TW" w:bidi="zh_TW"/>
         </w:rPr>
@@ -29079,20 +25636,6 @@
       </w:r>
       <w:r>
         <w:rPr>
-          <w:lang w:val="zh_TW" w:bidi="zh_TW"/>
-        </w:rPr>
-        <w:t>בְּנֵ֣י יְהוּדָ֔ה</w:t>
-      </w:r>
-    </w:p>
-    <w:p>
-      <w:pPr/>
-      <w:r>
-        <w:rPr>
-          <w:lang w:val="zh_TW" w:bidi="zh_TW"/>
-        </w:rPr>
-      </w:r>
-      <w:r>
-        <w:rPr>
           <w:b/>
           <w:lang w:val="zh_TW" w:bidi="zh_TW"/>
         </w:rPr>
@@ -29230,20 +25773,6 @@
       </w:r>
       <w:r>
         <w:rPr>
-          <w:lang w:val="zh_TW" w:bidi="zh_TW"/>
-        </w:rPr>
-        <w:t>לִ⁠שְׁבָאיִ֖ם</w:t>
-      </w:r>
-    </w:p>
-    <w:p>
-      <w:pPr/>
-      <w:r>
-        <w:rPr>
-          <w:lang w:val="zh_TW" w:bidi="zh_TW"/>
-        </w:rPr>
-      </w:r>
-      <w:r>
-        <w:rPr>
           <w:b/>
           <w:lang w:val="zh_TW" w:bidi="zh_TW"/>
         </w:rPr>
@@ -29334,20 +25863,6 @@
       </w:r>
       <w:r>
         <w:rPr>
-          <w:lang w:val="zh_TW" w:bidi="zh_TW"/>
-        </w:rPr>
-        <w:t>אֶל־גּ֣וֹי רָח֑וֹק כִּ֥י יְהוָ֖ה דִּבֵּֽר</w:t>
-      </w:r>
-    </w:p>
-    <w:p>
-      <w:pPr/>
-      <w:r>
-        <w:rPr>
-          <w:lang w:val="zh_TW" w:bidi="zh_TW"/>
-        </w:rPr>
-      </w:r>
-      <w:r>
-        <w:rPr>
           <w:b/>
           <w:lang w:val="zh_TW" w:bidi="zh_TW"/>
         </w:rPr>
@@ -29456,20 +25971,6 @@
       </w:r>
       <w:r>
         <w:rPr>
-          <w:lang w:val="zh_TW" w:bidi="zh_TW"/>
-        </w:rPr>
-        <w:t>קִרְאוּ</w:t>
-      </w:r>
-    </w:p>
-    <w:p>
-      <w:pPr/>
-      <w:r>
-        <w:rPr>
-          <w:lang w:val="zh_TW" w:bidi="zh_TW"/>
-        </w:rPr>
-      </w:r>
-      <w:r>
-        <w:rPr>
           <w:b/>
           <w:lang w:val="zh_TW" w:bidi="zh_TW"/>
         </w:rPr>
@@ -29566,20 +26067,6 @@
       </w:r>
       <w:r>
         <w:rPr>
-          <w:lang w:val="zh_TW" w:bidi="zh_TW"/>
-        </w:rPr>
-        <w:t>קַדְּשׁ֖וּ מִלְחָמָ֑ה</w:t>
-      </w:r>
-    </w:p>
-    <w:p>
-      <w:pPr/>
-      <w:r>
-        <w:rPr>
-          <w:lang w:val="zh_TW" w:bidi="zh_TW"/>
-        </w:rPr>
-      </w:r>
-      <w:r>
-        <w:rPr>
           <w:b/>
           <w:lang w:val="zh_TW" w:bidi="zh_TW"/>
         </w:rPr>
@@ -29676,20 +26163,6 @@
       </w:r>
       <w:r>
         <w:rPr>
-          <w:lang w:val="zh_TW" w:bidi="zh_TW"/>
-        </w:rPr>
-        <w:t>אִתֵּי⁠כֶם֙</w:t>
-      </w:r>
-    </w:p>
-    <w:p>
-      <w:pPr/>
-      <w:r>
-        <w:rPr>
-          <w:lang w:val="zh_TW" w:bidi="zh_TW"/>
-        </w:rPr>
-      </w:r>
-      <w:r>
-        <w:rPr>
           <w:b/>
           <w:lang w:val="zh_TW" w:bidi="zh_TW"/>
         </w:rPr>
@@ -29780,20 +26253,6 @@
       </w:r>
       <w:r>
         <w:rPr>
-          <w:lang w:val="zh_TW" w:bidi="zh_TW"/>
-        </w:rPr>
-        <w:t>וּ⁠מַזְמְרֹֽתֵי⁠כֶ֖ם</w:t>
-      </w:r>
-    </w:p>
-    <w:p>
-      <w:pPr/>
-      <w:r>
-        <w:rPr>
-          <w:lang w:val="zh_TW" w:bidi="zh_TW"/>
-        </w:rPr>
-      </w:r>
-      <w:r>
-        <w:rPr>
           <w:b/>
           <w:lang w:val="zh_TW" w:bidi="zh_TW"/>
         </w:rPr>
@@ -29884,20 +26343,6 @@
       </w:r>
       <w:r>
         <w:rPr>
-          <w:lang w:val="zh_TW" w:bidi="zh_TW"/>
-        </w:rPr>
-        <w:t>הַֽ⁠חַלָּ֔שׁ יֹאמַ֖ר גִּבּ֥וֹר אָֽנִי</w:t>
-      </w:r>
-    </w:p>
-    <w:p>
-      <w:pPr/>
-      <w:r>
-        <w:rPr>
-          <w:lang w:val="zh_TW" w:bidi="zh_TW"/>
-        </w:rPr>
-      </w:r>
-      <w:r>
-        <w:rPr>
           <w:b/>
           <w:lang w:val="zh_TW" w:bidi="zh_TW"/>
         </w:rPr>
@@ -30009,20 +26454,6 @@
       </w:r>
       <w:r>
         <w:rPr>
-          <w:lang w:val="zh_TW" w:bidi="zh_TW"/>
-        </w:rPr>
-        <w:t>הַֽ⁠חַלָּ֔שׁ</w:t>
-      </w:r>
-    </w:p>
-    <w:p>
-      <w:pPr/>
-      <w:r>
-        <w:rPr>
-          <w:lang w:val="zh_TW" w:bidi="zh_TW"/>
-        </w:rPr>
-      </w:r>
-      <w:r>
-        <w:rPr>
           <w:b/>
           <w:lang w:val="zh_TW" w:bidi="zh_TW"/>
         </w:rPr>
@@ -30119,20 +26550,6 @@
       </w:r>
       <w:r>
         <w:rPr>
-          <w:lang w:val="zh_TW" w:bidi="zh_TW"/>
-        </w:rPr>
-        <w:t>ע֣וּשׁוּ וָ⁠בֹ֧אוּ</w:t>
-      </w:r>
-    </w:p>
-    <w:p>
-      <w:pPr/>
-      <w:r>
-        <w:rPr>
-          <w:lang w:val="zh_TW" w:bidi="zh_TW"/>
-        </w:rPr>
-      </w:r>
-      <w:r>
-        <w:rPr>
           <w:b/>
           <w:lang w:val="zh_TW" w:bidi="zh_TW"/>
         </w:rPr>
@@ -30259,20 +26676,6 @@
         <w:rPr>
           <w:lang w:val="zh_TW" w:bidi="zh_TW"/>
         </w:rPr>
-      </w:r>
-    </w:p>
-    <w:p>
-      <w:pPr/>
-      <w:r>
-        <w:rPr>
-          <w:lang w:val="zh_TW" w:bidi="zh_TW"/>
-        </w:rPr>
-      </w:r>
-      <w:r>
-        <w:rPr>
-          <w:lang w:val="zh_TW" w:bidi="zh_TW"/>
-        </w:rPr>
-        <w:t>יֵע֨וֹרוּ֙ &amp; הַ⁠גּוֹיִ֔ם</w:t>
       </w:r>
     </w:p>
     <w:p>
@@ -30480,20 +26883,6 @@
       </w:r>
       <w:r>
         <w:rPr>
-          <w:lang w:val="zh_TW" w:bidi="zh_TW"/>
-        </w:rPr>
-        <w:t>אֵשֵׁ֛ב לִ⁠שְׁפֹּ֥ט</w:t>
-      </w:r>
-    </w:p>
-    <w:p>
-      <w:pPr/>
-      <w:r>
-        <w:rPr>
-          <w:lang w:val="zh_TW" w:bidi="zh_TW"/>
-        </w:rPr>
-      </w:r>
-      <w:r>
-        <w:rPr>
           <w:b/>
           <w:lang w:val="zh_TW" w:bidi="zh_TW"/>
         </w:rPr>
@@ -30584,20 +26973,6 @@
       </w:r>
       <w:r>
         <w:rPr>
-          <w:lang w:val="zh_TW" w:bidi="zh_TW"/>
-        </w:rPr>
-        <w:t>שִׁלְח֣וּ מַגָּ֔ל כִּ֥י בָשַׁ֖ל קָצִ֑יר &amp; כִּֽי</w:t>
-      </w:r>
-    </w:p>
-    <w:p>
-      <w:pPr/>
-      <w:r>
-        <w:rPr>
-          <w:lang w:val="zh_TW" w:bidi="zh_TW"/>
-        </w:rPr>
-      </w:r>
-      <w:r>
-        <w:rPr>
           <w:b/>
           <w:lang w:val="zh_TW" w:bidi="zh_TW"/>
         </w:rPr>
@@ -30687,20 +27062,6 @@
       </w:r>
       <w:r>
         <w:rPr>
-          <w:lang w:val="zh_TW" w:bidi="zh_TW"/>
-        </w:rPr>
-        <w:t>שִׁלְח֣וּ מַגָּ֔ל</w:t>
-      </w:r>
-    </w:p>
-    <w:p>
-      <w:pPr/>
-      <w:r>
-        <w:rPr>
-          <w:lang w:val="zh_TW" w:bidi="zh_TW"/>
-        </w:rPr>
-      </w:r>
-      <w:r>
-        <w:rPr>
           <w:b/>
           <w:lang w:val="zh_TW" w:bidi="zh_TW"/>
         </w:rPr>
@@ -30831,20 +27192,6 @@
       </w:r>
       <w:r>
         <w:rPr>
-          <w:lang w:val="zh_TW" w:bidi="zh_TW"/>
-        </w:rPr>
-        <w:t>שִׁלְח֣וּ מַגָּ֔ל</w:t>
-      </w:r>
-    </w:p>
-    <w:p>
-      <w:pPr/>
-      <w:r>
-        <w:rPr>
-          <w:lang w:val="zh_TW" w:bidi="zh_TW"/>
-        </w:rPr>
-      </w:r>
-      <w:r>
-        <w:rPr>
           <w:b/>
           <w:lang w:val="zh_TW" w:bidi="zh_TW"/>
         </w:rPr>
@@ -30936,20 +27283,6 @@
         <w:rPr>
           <w:lang w:val="zh_TW" w:bidi="zh_TW"/>
         </w:rPr>
-      </w:r>
-    </w:p>
-    <w:p>
-      <w:pPr/>
-      <w:r>
-        <w:rPr>
-          <w:lang w:val="zh_TW" w:bidi="zh_TW"/>
-        </w:rPr>
-      </w:r>
-      <w:r>
-        <w:rPr>
-          <w:lang w:val="zh_TW" w:bidi="zh_TW"/>
-        </w:rPr>
-        <w:t>שִׁלְח֣וּ</w:t>
       </w:r>
     </w:p>
     <w:p>
@@ -31082,20 +27415,6 @@
       </w:r>
       <w:r>
         <w:rPr>
-          <w:lang w:val="zh_TW" w:bidi="zh_TW"/>
-        </w:rPr>
-        <w:t>בֹּ֤אֽוּ רְדוּ֙ כִּֽי־מָ֣לְאָה גַּ֔ת</w:t>
-      </w:r>
-    </w:p>
-    <w:p>
-      <w:pPr/>
-      <w:r>
-        <w:rPr>
-          <w:lang w:val="zh_TW" w:bidi="zh_TW"/>
-        </w:rPr>
-      </w:r>
-      <w:r>
-        <w:rPr>
           <w:b/>
           <w:lang w:val="zh_TW" w:bidi="zh_TW"/>
         </w:rPr>
@@ -31185,20 +27504,6 @@
       </w:r>
       <w:r>
         <w:rPr>
-          <w:lang w:val="zh_TW" w:bidi="zh_TW"/>
-        </w:rPr>
-        <w:t>כִּ֥י &amp; כִּ֥י רַבָּ֖ה רָעָתָֽ⁠ם</w:t>
-      </w:r>
-    </w:p>
-    <w:p>
-      <w:pPr/>
-      <w:r>
-        <w:rPr>
-          <w:lang w:val="zh_TW" w:bidi="zh_TW"/>
-        </w:rPr>
-      </w:r>
-      <w:r>
-        <w:rPr>
           <w:b/>
           <w:lang w:val="zh_TW" w:bidi="zh_TW"/>
         </w:rPr>
@@ -31295,20 +27600,6 @@
       </w:r>
       <w:r>
         <w:rPr>
-          <w:lang w:val="zh_TW" w:bidi="zh_TW"/>
-        </w:rPr>
-        <w:t>הֲמוֹנִ֣ים הֲמוֹנִ֔ים בְּ⁠עֵ֖מֶק הֶֽ⁠חָר֑וּץ &amp; בְּ⁠עֵ֖מֶק</w:t>
-      </w:r>
-    </w:p>
-    <w:p>
-      <w:pPr/>
-      <w:r>
-        <w:rPr>
-          <w:lang w:val="zh_TW" w:bidi="zh_TW"/>
-        </w:rPr>
-      </w:r>
-      <w:r>
-        <w:rPr>
           <w:b/>
           <w:lang w:val="zh_TW" w:bidi="zh_TW"/>
         </w:rPr>
@@ -31405,20 +27696,6 @@
       </w:r>
       <w:r>
         <w:rPr>
-          <w:lang w:val="zh_TW" w:bidi="zh_TW"/>
-        </w:rPr>
-        <w:t>הֲמוֹנִ֣ים הֲמוֹנִ֔ים בְּ⁠עֵ֖מֶק הֶֽ⁠חָר֑וּץ &amp; בְּ⁠עֵ֖מֶק</w:t>
-      </w:r>
-    </w:p>
-    <w:p>
-      <w:pPr/>
-      <w:r>
-        <w:rPr>
-          <w:lang w:val="zh_TW" w:bidi="zh_TW"/>
-        </w:rPr>
-      </w:r>
-      <w:r>
-        <w:rPr>
           <w:b/>
           <w:lang w:val="zh_TW" w:bidi="zh_TW"/>
         </w:rPr>
@@ -31530,20 +27807,6 @@
       </w:r>
       <w:r>
         <w:rPr>
-          <w:lang w:val="zh_TW" w:bidi="zh_TW"/>
-        </w:rPr>
-        <w:t>בְּ⁠עֵ֖מֶק הֶֽ⁠חָר֑וּץ &amp; בְּ⁠עֵ֖מֶק</w:t>
-      </w:r>
-    </w:p>
-    <w:p>
-      <w:pPr/>
-      <w:r>
-        <w:rPr>
-          <w:lang w:val="zh_TW" w:bidi="zh_TW"/>
-        </w:rPr>
-      </w:r>
-      <w:r>
-        <w:rPr>
           <w:b/>
           <w:lang w:val="zh_TW" w:bidi="zh_TW"/>
         </w:rPr>
@@ -31629,20 +27892,6 @@
         <w:rPr>
           <w:lang w:val="zh_TW" w:bidi="zh_TW"/>
         </w:rPr>
-      </w:r>
-    </w:p>
-    <w:p>
-      <w:pPr/>
-      <w:r>
-        <w:rPr>
-          <w:lang w:val="zh_TW" w:bidi="zh_TW"/>
-        </w:rPr>
-      </w:r>
-      <w:r>
-        <w:rPr>
-          <w:lang w:val="zh_TW" w:bidi="zh_TW"/>
-        </w:rPr>
-        <w:t>שֶׁ֥מֶשׁ וְ⁠יָרֵ֖חַ קָדָ֑רוּ וְ⁠כוֹכָבִ֖ים אָסְפ֥וּ נָגְהָֽ⁠ם</w:t>
       </w:r>
     </w:p>
     <w:p>
@@ -31856,20 +28105,6 @@
       </w:r>
       <w:r>
         <w:rPr>
-          <w:lang w:val="zh_TW" w:bidi="zh_TW"/>
-        </w:rPr>
-        <w:t>וַ⁠יהוָ֞ה מִ⁠צִּיּ֣וֹן יִשְׁאָ֗ג</w:t>
-      </w:r>
-    </w:p>
-    <w:p>
-      <w:pPr/>
-      <w:r>
-        <w:rPr>
-          <w:lang w:val="zh_TW" w:bidi="zh_TW"/>
-        </w:rPr>
-      </w:r>
-      <w:r>
-        <w:rPr>
           <w:b/>
           <w:lang w:val="zh_TW" w:bidi="zh_TW"/>
         </w:rPr>
@@ -31978,20 +28213,6 @@
       </w:r>
       <w:r>
         <w:rPr>
-          <w:lang w:val="zh_TW" w:bidi="zh_TW"/>
-        </w:rPr>
-        <w:t>וְ⁠רָעֲשׁ֖וּ שָׁמַ֣יִם וָ⁠אָ֑רֶץ</w:t>
-      </w:r>
-    </w:p>
-    <w:p>
-      <w:pPr/>
-      <w:r>
-        <w:rPr>
-          <w:lang w:val="zh_TW" w:bidi="zh_TW"/>
-        </w:rPr>
-      </w:r>
-      <w:r>
-        <w:rPr>
           <w:b/>
           <w:lang w:val="zh_TW" w:bidi="zh_TW"/>
         </w:rPr>
@@ -32113,20 +28334,6 @@
       </w:r>
       <w:r>
         <w:rPr>
-          <w:lang w:val="zh_TW" w:bidi="zh_TW"/>
-        </w:rPr>
-        <w:t>וַֽ⁠יהוָה֙ מַֽחֲסֶ֣ה לְ⁠עַמּ֔⁠וֹ וּ⁠מָע֖וֹז לִ⁠בְנֵ֥י יִשְׂרָאֵֽל</w:t>
-      </w:r>
-    </w:p>
-    <w:p>
-      <w:pPr/>
-      <w:r>
-        <w:rPr>
-          <w:lang w:val="zh_TW" w:bidi="zh_TW"/>
-        </w:rPr>
-      </w:r>
-      <w:r>
-        <w:rPr>
           <w:b/>
           <w:lang w:val="zh_TW" w:bidi="zh_TW"/>
         </w:rPr>
@@ -32237,20 +28444,6 @@
         <w:rPr>
           <w:lang w:val="zh_TW" w:bidi="zh_TW"/>
         </w:rPr>
-      </w:r>
-    </w:p>
-    <w:p>
-      <w:pPr/>
-      <w:r>
-        <w:rPr>
-          <w:lang w:val="zh_TW" w:bidi="zh_TW"/>
-        </w:rPr>
-      </w:r>
-      <w:r>
-        <w:rPr>
-          <w:lang w:val="zh_TW" w:bidi="zh_TW"/>
-        </w:rPr>
-        <w:t>לִ⁠בְנֵ֥י יִשְׂרָאֵֽל</w:t>
       </w:r>
     </w:p>
     <w:p>
@@ -32404,20 +28597,6 @@
       </w:r>
       <w:r>
         <w:rPr>
-          <w:lang w:val="zh_TW" w:bidi="zh_TW"/>
-        </w:rPr>
-        <w:t>וִֽ⁠ידַעְתֶּ֗ם</w:t>
-      </w:r>
-    </w:p>
-    <w:p>
-      <w:pPr/>
-      <w:r>
-        <w:rPr>
-          <w:lang w:val="zh_TW" w:bidi="zh_TW"/>
-        </w:rPr>
-      </w:r>
-      <w:r>
-        <w:rPr>
           <w:b/>
           <w:lang w:val="zh_TW" w:bidi="zh_TW"/>
         </w:rPr>
@@ -32513,20 +28692,6 @@
       </w:r>
       <w:r>
         <w:rPr>
-          <w:lang w:val="zh_TW" w:bidi="zh_TW"/>
-        </w:rPr>
-        <w:t>הַר־קָדְשִׁ֑⁠י</w:t>
-      </w:r>
-    </w:p>
-    <w:p>
-      <w:pPr/>
-      <w:r>
-        <w:rPr>
-          <w:lang w:val="zh_TW" w:bidi="zh_TW"/>
-        </w:rPr>
-      </w:r>
-      <w:r>
-        <w:rPr>
           <w:b/>
           <w:lang w:val="zh_TW" w:bidi="zh_TW"/>
         </w:rPr>
@@ -32651,20 +28816,6 @@
       </w:r>
       <w:r>
         <w:rPr>
-          <w:lang w:val="zh_TW" w:bidi="zh_TW"/>
-        </w:rPr>
-        <w:t>וְ⁠הָיָה֩ בַ⁠יּ֨וֹם הַ⁠ה֜וּא</w:t>
-      </w:r>
-    </w:p>
-    <w:p>
-      <w:pPr/>
-      <w:r>
-        <w:rPr>
-          <w:lang w:val="zh_TW" w:bidi="zh_TW"/>
-        </w:rPr>
-      </w:r>
-      <w:r>
-        <w:rPr>
           <w:b/>
           <w:lang w:val="zh_TW" w:bidi="zh_TW"/>
         </w:rPr>
@@ -32748,20 +28899,6 @@
       </w:r>
       <w:r>
         <w:rPr>
-          <w:lang w:val="zh_TW" w:bidi="zh_TW"/>
-        </w:rPr>
-        <w:t>בַ⁠יּ֨וֹם הַ⁠ה֜וּא</w:t>
-      </w:r>
-    </w:p>
-    <w:p>
-      <w:pPr/>
-      <w:r>
-        <w:rPr>
-          <w:lang w:val="zh_TW" w:bidi="zh_TW"/>
-        </w:rPr>
-      </w:r>
-      <w:r>
-        <w:rPr>
           <w:b/>
           <w:lang w:val="zh_TW" w:bidi="zh_TW"/>
         </w:rPr>
@@ -32864,20 +29001,6 @@
       </w:r>
       <w:r>
         <w:rPr>
-          <w:lang w:val="zh_TW" w:bidi="zh_TW"/>
-        </w:rPr>
-        <w:t>יִטְּפ֧וּ הֶ⁠הָרִ֣ים עָסִ֗יס וְ⁠הַ⁠גְּבָעוֹת֙ תֵּלַ֣כְנָה חָלָ֔ב</w:t>
-      </w:r>
-    </w:p>
-    <w:p>
-      <w:pPr/>
-      <w:r>
-        <w:rPr>
-          <w:lang w:val="zh_TW" w:bidi="zh_TW"/>
-        </w:rPr>
-      </w:r>
-      <w:r>
-        <w:rPr>
           <w:b/>
           <w:lang w:val="zh_TW" w:bidi="zh_TW"/>
         </w:rPr>
@@ -33019,20 +29142,6 @@
       </w:r>
       <w:r>
         <w:rPr>
-          <w:lang w:val="zh_TW" w:bidi="zh_TW"/>
-        </w:rPr>
-        <w:t>וּ⁠מַעְיָ֗ן &amp; יֵצֵ֔א</w:t>
-      </w:r>
-    </w:p>
-    <w:p>
-      <w:pPr/>
-      <w:r>
-        <w:rPr>
-          <w:lang w:val="zh_TW" w:bidi="zh_TW"/>
-        </w:rPr>
-      </w:r>
-      <w:r>
-        <w:rPr>
           <w:b/>
           <w:lang w:val="zh_TW" w:bidi="zh_TW"/>
         </w:rPr>
@@ -33129,20 +29238,6 @@
       </w:r>
       <w:r>
         <w:rPr>
-          <w:lang w:val="zh_TW" w:bidi="zh_TW"/>
-        </w:rPr>
-        <w:t>וּ⁠מַעְיָ֗ן</w:t>
-      </w:r>
-    </w:p>
-    <w:p>
-      <w:pPr/>
-      <w:r>
-        <w:rPr>
-          <w:lang w:val="zh_TW" w:bidi="zh_TW"/>
-        </w:rPr>
-      </w:r>
-      <w:r>
-        <w:rPr>
           <w:b/>
           <w:lang w:val="zh_TW" w:bidi="zh_TW"/>
         </w:rPr>
@@ -33234,20 +29329,6 @@
         <w:rPr>
           <w:lang w:val="zh_TW" w:bidi="zh_TW"/>
         </w:rPr>
-      </w:r>
-    </w:p>
-    <w:p>
-      <w:pPr/>
-      <w:r>
-        <w:rPr>
-          <w:lang w:val="zh_TW" w:bidi="zh_TW"/>
-        </w:rPr>
-      </w:r>
-      <w:r>
-        <w:rPr>
-          <w:lang w:val="zh_TW" w:bidi="zh_TW"/>
-        </w:rPr>
-        <w:t>מִ⁠בֵּ֤ית יְהוָה֙</w:t>
       </w:r>
     </w:p>
     <w:p>
@@ -33372,20 +29453,6 @@
       </w:r>
       <w:r>
         <w:rPr>
-          <w:lang w:val="zh_TW" w:bidi="zh_TW"/>
-        </w:rPr>
-        <w:t>אֶת־נַ֥חַל הַ⁠שִּׁטִּֽים</w:t>
-      </w:r>
-    </w:p>
-    <w:p>
-      <w:pPr/>
-      <w:r>
-        <w:rPr>
-          <w:lang w:val="zh_TW" w:bidi="zh_TW"/>
-        </w:rPr>
-      </w:r>
-      <w:r>
-        <w:rPr>
           <w:b/>
           <w:lang w:val="zh_TW" w:bidi="zh_TW"/>
         </w:rPr>
@@ -33476,20 +29543,6 @@
       </w:r>
       <w:r>
         <w:rPr>
-          <w:lang w:val="zh_TW" w:bidi="zh_TW"/>
-        </w:rPr>
-        <w:t>מִצְרַ֨יִם֙ לִ⁠שְׁמָמָ֣ה תִֽהְיֶ֔ה</w:t>
-      </w:r>
-    </w:p>
-    <w:p>
-      <w:pPr/>
-      <w:r>
-        <w:rPr>
-          <w:lang w:val="zh_TW" w:bidi="zh_TW"/>
-        </w:rPr>
-      </w:r>
-      <w:r>
-        <w:rPr>
           <w:b/>
           <w:lang w:val="zh_TW" w:bidi="zh_TW"/>
         </w:rPr>
@@ -33586,20 +29639,6 @@
       </w:r>
       <w:r>
         <w:rPr>
-          <w:lang w:val="zh_TW" w:bidi="zh_TW"/>
-        </w:rPr>
-        <w:t>מֵֽ⁠חֲמַס֙ בְּנֵ֣י יְהוּדָ֔ה</w:t>
-      </w:r>
-    </w:p>
-    <w:p>
-      <w:pPr/>
-      <w:r>
-        <w:rPr>
-          <w:lang w:val="zh_TW" w:bidi="zh_TW"/>
-        </w:rPr>
-      </w:r>
-      <w:r>
-        <w:rPr>
           <w:b/>
           <w:lang w:val="zh_TW" w:bidi="zh_TW"/>
         </w:rPr>
@@ -33715,20 +29754,6 @@
       </w:r>
       <w:r>
         <w:rPr>
-          <w:lang w:val="zh_TW" w:bidi="zh_TW"/>
-        </w:rPr>
-        <w:t>שָׁפְכ֥וּ דָם־נָקִ֖יא</w:t>
-      </w:r>
-    </w:p>
-    <w:p>
-      <w:pPr/>
-      <w:r>
-        <w:rPr>
-          <w:lang w:val="zh_TW" w:bidi="zh_TW"/>
-        </w:rPr>
-      </w:r>
-      <w:r>
-        <w:rPr>
           <w:b/>
           <w:lang w:val="zh_TW" w:bidi="zh_TW"/>
         </w:rPr>
@@ -33831,20 +29856,6 @@
       </w:r>
       <w:r>
         <w:rPr>
-          <w:lang w:val="zh_TW" w:bidi="zh_TW"/>
-        </w:rPr>
-        <w:t>בְּ⁠אַרְצָֽ⁠ם</w:t>
-      </w:r>
-    </w:p>
-    <w:p>
-      <w:pPr/>
-      <w:r>
-        <w:rPr>
-          <w:lang w:val="zh_TW" w:bidi="zh_TW"/>
-        </w:rPr>
-      </w:r>
-      <w:r>
-        <w:rPr>
           <w:b/>
           <w:lang w:val="zh_TW" w:bidi="zh_TW"/>
         </w:rPr>
@@ -34002,20 +30013,6 @@
       </w:r>
       <w:r>
         <w:rPr>
-          <w:lang w:val="zh_TW" w:bidi="zh_TW"/>
-        </w:rPr>
-        <w:t>וִ⁠יהוּדָ֖ה</w:t>
-      </w:r>
-    </w:p>
-    <w:p>
-      <w:pPr/>
-      <w:r>
-        <w:rPr>
-          <w:lang w:val="zh_TW" w:bidi="zh_TW"/>
-        </w:rPr>
-      </w:r>
-      <w:r>
-        <w:rPr>
           <w:b/>
           <w:lang w:val="zh_TW" w:bidi="zh_TW"/>
         </w:rPr>
@@ -34118,20 +30115,6 @@
       </w:r>
       <w:r>
         <w:rPr>
-          <w:lang w:val="zh_TW" w:bidi="zh_TW"/>
-        </w:rPr>
-        <w:t>וִ⁠ירוּשָׁלִַ֖ם לְ⁠ד֥וֹר וָ⁠דֽוֹר</w:t>
-      </w:r>
-    </w:p>
-    <w:p>
-      <w:pPr/>
-      <w:r>
-        <w:rPr>
-          <w:lang w:val="zh_TW" w:bidi="zh_TW"/>
-        </w:rPr>
-      </w:r>
-      <w:r>
-        <w:rPr>
           <w:b/>
           <w:lang w:val="zh_TW" w:bidi="zh_TW"/>
         </w:rPr>
@@ -34210,20 +30193,6 @@
         <w:rPr>
           <w:lang w:val="zh_TW" w:bidi="zh_TW"/>
         </w:rPr>
-      </w:r>
-    </w:p>
-    <w:p>
-      <w:pPr/>
-      <w:r>
-        <w:rPr>
-          <w:lang w:val="zh_TW" w:bidi="zh_TW"/>
-        </w:rPr>
-      </w:r>
-      <w:r>
-        <w:rPr>
-          <w:lang w:val="zh_TW" w:bidi="zh_TW"/>
-        </w:rPr>
-        <w:t>לְ⁠ד֥וֹר וָ⁠דֽוֹר</w:t>
       </w:r>
     </w:p>
     <w:p>
@@ -34336,20 +30305,6 @@
       </w:r>
       <w:r>
         <w:rPr>
-          <w:lang w:val="zh_TW" w:bidi="zh_TW"/>
-        </w:rPr>
-        <w:t>וְ⁠נִקֵּ֖יתִי דָּמָ֣⁠ם לֹֽא־נִקֵּ֑יתִי</w:t>
-      </w:r>
-    </w:p>
-    <w:p>
-      <w:pPr/>
-      <w:r>
-        <w:rPr>
-          <w:lang w:val="zh_TW" w:bidi="zh_TW"/>
-        </w:rPr>
-      </w:r>
-      <w:r>
-        <w:rPr>
           <w:b/>
           <w:lang w:val="zh_TW" w:bidi="zh_TW"/>
         </w:rPr>
@@ -34433,20 +30388,6 @@
       </w:r>
       <w:r>
         <w:rPr>
-          <w:lang w:val="zh_TW" w:bidi="zh_TW"/>
-        </w:rPr>
-        <w:t>דָּמָ֣⁠ם</w:t>
-      </w:r>
-    </w:p>
-    <w:p>
-      <w:pPr/>
-      <w:r>
-        <w:rPr>
-          <w:lang w:val="zh_TW" w:bidi="zh_TW"/>
-        </w:rPr>
-      </w:r>
-      <w:r>
-        <w:rPr>
           <w:b/>
           <w:lang w:val="zh_TW" w:bidi="zh_TW"/>
         </w:rPr>
@@ -34549,20 +30490,6 @@
       </w:r>
       <w:r>
         <w:rPr>
-          <w:lang w:val="zh_TW" w:bidi="zh_TW"/>
-        </w:rPr>
-        <w:t>וַֽ⁠יהוָ֖ה שֹׁכֵ֥ן בְּ⁠צִיּֽוֹן</w:t>
-      </w:r>
-    </w:p>
-    <w:p>
-      <w:pPr/>
-      <w:r>
-        <w:rPr>
-          <w:lang w:val="zh_TW" w:bidi="zh_TW"/>
-        </w:rPr>
-      </w:r>
-      <w:r>
-        <w:rPr>
           <w:b/>
           <w:lang w:val="zh_TW" w:bidi="zh_TW"/>
         </w:rPr>
@@ -34647,20 +30574,6 @@
         <w:rPr>
           <w:lang w:val="zh_TW" w:bidi="zh_TW"/>
         </w:rPr>
-      </w:r>
-    </w:p>
-    <w:p>
-      <w:pPr/>
-      <w:r>
-        <w:rPr>
-          <w:lang w:val="zh_TW" w:bidi="zh_TW"/>
-        </w:rPr>
-      </w:r>
-      <w:r>
-        <w:rPr>
-          <w:lang w:val="zh_TW" w:bidi="zh_TW"/>
-        </w:rPr>
-        <w:t>וַֽ⁠יהוָ֖ה שֹׁכֵ֥ן בְּ⁠צִיּֽוֹן</w:t>
       </w:r>
     </w:p>
     <w:p>

--- a/zht/docx/29.content.docx
+++ b/zht/docx/29.content.docx
@@ -19,7 +19,7 @@
         <w:rPr>
           <w:lang w:val="zh_TW" w:bidi="zh_TW"/>
         </w:rPr>
-        <w:t>Resource: 翻譯筆記 (unfoldingWord)</w:t>
+        <w:t>Resource: unfoldingWord® Translation Notes</w:t>
       </w:r>
       <w:r>
         <w:rPr>
@@ -90,7 +90,7 @@
         <w:rPr>
           <w:lang w:val="zh_TW" w:bidi="zh_TW"/>
         </w:rPr>
-        <w:t>翻譯筆記 (unfoldingWord)</w:t>
+        <w:t>unfoldingWord® Translation Notes</w:t>
       </w:r>
     </w:p>
     <w:p>

--- a/zht/docx/29.content.docx
+++ b/zht/docx/29.content.docx
@@ -207,6 +207,20 @@
       </w:r>
       <w:r>
         <w:rPr>
+          <w:lang w:val="zh_TW" w:bidi="zh_TW"/>
+        </w:rPr>
+        <w:t>פְּתוּאֵֽל</w:t>
+      </w:r>
+    </w:p>
+    <w:p>
+      <w:pPr/>
+      <w:r>
+        <w:rPr>
+          <w:lang w:val="zh_TW" w:bidi="zh_TW"/>
+        </w:rPr>
+      </w:r>
+      <w:r>
+        <w:rPr>
           <w:b/>
           <w:lang w:val="zh_TW" w:bidi="zh_TW"/>
         </w:rPr>
@@ -393,6 +407,20 @@
       </w:r>
       <w:r>
         <w:rPr>
+          <w:lang w:val="zh_TW" w:bidi="zh_TW"/>
+        </w:rPr>
+        <w:t>דְּבַר־יְהוָה֙ אֲשֶׁ֣ר הָיָ֔ה</w:t>
+      </w:r>
+    </w:p>
+    <w:p>
+      <w:pPr/>
+      <w:r>
+        <w:rPr>
+          <w:lang w:val="zh_TW" w:bidi="zh_TW"/>
+        </w:rPr>
+      </w:r>
+      <w:r>
+        <w:rPr>
           <w:b/>
           <w:lang w:val="zh_TW" w:bidi="zh_TW"/>
         </w:rPr>
@@ -488,6 +516,20 @@
       </w:r>
       <w:r>
         <w:rPr>
+          <w:lang w:val="zh_TW" w:bidi="zh_TW"/>
+        </w:rPr>
+        <w:t>שִׁמְעוּ־זֹאת֙ הַ⁠זְּקֵנִ֔ים וְ⁠הַֽאֲזִ֔ינוּ כֹּ֖ל יוֹשְׁבֵ֣י הָ⁠אָ֑רֶץ</w:t>
+      </w:r>
+    </w:p>
+    <w:p>
+      <w:pPr/>
+      <w:r>
+        <w:rPr>
+          <w:lang w:val="zh_TW" w:bidi="zh_TW"/>
+        </w:rPr>
+      </w:r>
+      <w:r>
+        <w:rPr>
           <w:b/>
           <w:lang w:val="zh_TW" w:bidi="zh_TW"/>
         </w:rPr>
@@ -571,6 +613,20 @@
       </w:r>
       <w:r>
         <w:rPr>
+          <w:lang w:val="zh_TW" w:bidi="zh_TW"/>
+        </w:rPr>
+        <w:t>הֶ⁠הָ֤יְתָה זֹּאת֙ בִּֽ⁠ימֵי⁠כֶ֔ם וְ⁠אִ֖ם בִּ⁠ימֵ֥י אֲבֹֽתֵי⁠כֶֽם</w:t>
+      </w:r>
+    </w:p>
+    <w:p>
+      <w:pPr/>
+      <w:r>
+        <w:rPr>
+          <w:lang w:val="zh_TW" w:bidi="zh_TW"/>
+        </w:rPr>
+      </w:r>
+      <w:r>
+        <w:rPr>
           <w:b/>
           <w:lang w:val="zh_TW" w:bidi="zh_TW"/>
         </w:rPr>
@@ -654,6 +710,20 @@
       </w:r>
       <w:r>
         <w:rPr>
+          <w:lang w:val="zh_TW" w:bidi="zh_TW"/>
+        </w:rPr>
+        <w:t>בִּֽ⁠ימֵי⁠כֶ֔ם וְ⁠אִ֖ם בִּ⁠ימֵ֥י</w:t>
+      </w:r>
+    </w:p>
+    <w:p>
+      <w:pPr/>
+      <w:r>
+        <w:rPr>
+          <w:lang w:val="zh_TW" w:bidi="zh_TW"/>
+        </w:rPr>
+      </w:r>
+      <w:r>
+        <w:rPr>
           <w:b/>
           <w:lang w:val="zh_TW" w:bidi="zh_TW"/>
         </w:rPr>
@@ -761,6 +831,20 @@
       </w:r>
       <w:r>
         <w:rPr>
+          <w:lang w:val="zh_TW" w:bidi="zh_TW"/>
+        </w:rPr>
+        <w:t>אֲבֹֽתֵי⁠כֶֽם</w:t>
+      </w:r>
+    </w:p>
+    <w:p>
+      <w:pPr/>
+      <w:r>
+        <w:rPr>
+          <w:lang w:val="zh_TW" w:bidi="zh_TW"/>
+        </w:rPr>
+      </w:r>
+      <w:r>
+        <w:rPr>
           <w:b/>
           <w:lang w:val="zh_TW" w:bidi="zh_TW"/>
         </w:rPr>
@@ -909,6 +993,20 @@
       </w:r>
       <w:r>
         <w:rPr>
+          <w:lang w:val="zh_TW" w:bidi="zh_TW"/>
+        </w:rPr>
+        <w:t>וּ⁠בְנֵי⁠כֶם֙ לִ⁠בְנֵי⁠הֶ֔ם וּ⁠בְנֵי⁠הֶ֖ם לְ⁠ד֥וֹר אַחֵֽר</w:t>
+      </w:r>
+    </w:p>
+    <w:p>
+      <w:pPr/>
+      <w:r>
+        <w:rPr>
+          <w:lang w:val="zh_TW" w:bidi="zh_TW"/>
+        </w:rPr>
+      </w:r>
+      <w:r>
+        <w:rPr>
           <w:b/>
           <w:lang w:val="zh_TW" w:bidi="zh_TW"/>
         </w:rPr>
@@ -1016,6 +1114,20 @@
       </w:r>
       <w:r>
         <w:rPr>
+          <w:lang w:val="zh_TW" w:bidi="zh_TW"/>
+        </w:rPr>
+        <w:t>לִ⁠בְנֵי⁠כֶ֣ם &amp; וּ⁠בְנֵי⁠כֶם֙ לִ⁠בְנֵי⁠הֶ֔ם וּ⁠בְנֵי⁠הֶ֖ם</w:t>
+      </w:r>
+    </w:p>
+    <w:p>
+      <w:pPr/>
+      <w:r>
+        <w:rPr>
+          <w:lang w:val="zh_TW" w:bidi="zh_TW"/>
+        </w:rPr>
+      </w:r>
+      <w:r>
+        <w:rPr>
           <w:b/>
           <w:lang w:val="zh_TW" w:bidi="zh_TW"/>
         </w:rPr>
@@ -1112,6 +1224,20 @@
       </w:r>
       <w:r>
         <w:rPr>
+          <w:lang w:val="zh_TW" w:bidi="zh_TW"/>
+        </w:rPr>
+        <w:t>עָלֶ֖⁠יהָ לִ⁠בְנֵי⁠כֶ֣ם סַפֵּ֑רוּ וּ⁠בְנֵי⁠כֶם֙</w:t>
+      </w:r>
+    </w:p>
+    <w:p>
+      <w:pPr/>
+      <w:r>
+        <w:rPr>
+          <w:lang w:val="zh_TW" w:bidi="zh_TW"/>
+        </w:rPr>
+      </w:r>
+      <w:r>
+        <w:rPr>
           <w:b/>
           <w:lang w:val="zh_TW" w:bidi="zh_TW"/>
         </w:rPr>
@@ -1221,6 +1347,20 @@
       </w:r>
       <w:r>
         <w:rPr>
+          <w:lang w:val="zh_TW" w:bidi="zh_TW"/>
+        </w:rPr>
+        <w:t>יֶ֤תֶר הַ⁠גָּזָם֙ אָכַ֣ל הָֽ⁠אַרְבֶּ֔ה וְ⁠יֶ֥תֶר הָ⁠אַרְבֶּ֖ה אָכַ֣ל הַ⁠יָּ֑לֶק וְ⁠יֶ֣תֶר הַ⁠יֶּ֔לֶק אָכַ֖ל הֶ⁠חָסִֽיל</w:t>
+      </w:r>
+    </w:p>
+    <w:p>
+      <w:pPr/>
+      <w:r>
+        <w:rPr>
+          <w:lang w:val="zh_TW" w:bidi="zh_TW"/>
+        </w:rPr>
+      </w:r>
+      <w:r>
+        <w:rPr>
           <w:b/>
           <w:lang w:val="zh_TW" w:bidi="zh_TW"/>
         </w:rPr>
@@ -1304,6 +1444,20 @@
       </w:r>
       <w:r>
         <w:rPr>
+          <w:lang w:val="zh_TW" w:bidi="zh_TW"/>
+        </w:rPr>
+        <w:t>יֶ֤תֶר הַ⁠גָּזָם֙ אָכַ֣ל הָֽ⁠אַרְבֶּ֔ה וְ⁠יֶ֥תֶר הָ⁠אַרְבֶּ֖ה אָכַ֣ל הַ⁠יָּ֑לֶק וְ⁠יֶ֣תֶר הַ⁠יֶּ֔לֶק אָכַ֖ל הֶ⁠חָסִֽיל</w:t>
+      </w:r>
+    </w:p>
+    <w:p>
+      <w:pPr/>
+      <w:r>
+        <w:rPr>
+          <w:lang w:val="zh_TW" w:bidi="zh_TW"/>
+        </w:rPr>
+      </w:r>
+      <w:r>
+        <w:rPr>
           <w:b/>
           <w:lang w:val="zh_TW" w:bidi="zh_TW"/>
         </w:rPr>
@@ -1387,6 +1541,20 @@
       </w:r>
       <w:r>
         <w:rPr>
+          <w:lang w:val="zh_TW" w:bidi="zh_TW"/>
+        </w:rPr>
+        <w:t>יֶ֤תֶר הַ⁠גָּזָם֙ אָכַ֣ל הָֽ⁠אַרְבֶּ֔ה וְ⁠יֶ֥תֶר הָ⁠אַרְבֶּ֖ה אָכַ֣ל הַ⁠יָּ֑לֶק וְ⁠יֶ֣תֶר הַ⁠יֶּ֔לֶק אָכַ֖ל הֶ⁠חָסִֽיל</w:t>
+      </w:r>
+    </w:p>
+    <w:p>
+      <w:pPr/>
+      <w:r>
+        <w:rPr>
+          <w:lang w:val="zh_TW" w:bidi="zh_TW"/>
+        </w:rPr>
+      </w:r>
+      <w:r>
+        <w:rPr>
           <w:b/>
           <w:lang w:val="zh_TW" w:bidi="zh_TW"/>
         </w:rPr>
@@ -1490,6 +1658,20 @@
       </w:r>
       <w:r>
         <w:rPr>
+          <w:lang w:val="zh_TW" w:bidi="zh_TW"/>
+        </w:rPr>
+        <w:t>הָקִ֤יצוּ שִׁכּוֹרִים֙ וּ⁠בְכ֔וּ וְ⁠הֵילִ֖לוּ כָּל־שֹׁ֣תֵי יָ֑יִן עַל־עָסִ֕יס כִּ֥י נִכְרַ֖ת מִ⁠פִּי⁠כֶֽם</w:t>
+      </w:r>
+    </w:p>
+    <w:p>
+      <w:pPr/>
+      <w:r>
+        <w:rPr>
+          <w:lang w:val="zh_TW" w:bidi="zh_TW"/>
+        </w:rPr>
+      </w:r>
+      <w:r>
+        <w:rPr>
           <w:b/>
           <w:lang w:val="zh_TW" w:bidi="zh_TW"/>
         </w:rPr>
@@ -1573,6 +1755,20 @@
       </w:r>
       <w:r>
         <w:rPr>
+          <w:lang w:val="zh_TW" w:bidi="zh_TW"/>
+        </w:rPr>
+        <w:t>נִכְרַ֖ת מִ⁠פִּי⁠כֶֽם</w:t>
+      </w:r>
+    </w:p>
+    <w:p>
+      <w:pPr/>
+      <w:r>
+        <w:rPr>
+          <w:lang w:val="zh_TW" w:bidi="zh_TW"/>
+        </w:rPr>
+      </w:r>
+      <w:r>
+        <w:rPr>
           <w:b/>
           <w:lang w:val="zh_TW" w:bidi="zh_TW"/>
         </w:rPr>
@@ -1656,6 +1852,20 @@
       </w:r>
       <w:r>
         <w:rPr>
+          <w:lang w:val="zh_TW" w:bidi="zh_TW"/>
+        </w:rPr>
+        <w:t>מִ⁠פִּי⁠כֶֽם</w:t>
+      </w:r>
+    </w:p>
+    <w:p>
+      <w:pPr/>
+      <w:r>
+        <w:rPr>
+          <w:lang w:val="zh_TW" w:bidi="zh_TW"/>
+        </w:rPr>
+      </w:r>
+      <w:r>
+        <w:rPr>
           <w:b/>
           <w:lang w:val="zh_TW" w:bidi="zh_TW"/>
         </w:rPr>
@@ -1752,6 +1962,20 @@
       </w:r>
       <w:r>
         <w:rPr>
+          <w:lang w:val="zh_TW" w:bidi="zh_TW"/>
+        </w:rPr>
+        <w:t>נִכְרַ֖ת מִ⁠פִּי⁠כֶֽם</w:t>
+      </w:r>
+    </w:p>
+    <w:p>
+      <w:pPr/>
+      <w:r>
+        <w:rPr>
+          <w:lang w:val="zh_TW" w:bidi="zh_TW"/>
+        </w:rPr>
+      </w:r>
+      <w:r>
+        <w:rPr>
           <w:b/>
           <w:lang w:val="zh_TW" w:bidi="zh_TW"/>
         </w:rPr>
@@ -1863,6 +2087,20 @@
       </w:r>
       <w:r>
         <w:rPr>
+          <w:lang w:val="zh_TW" w:bidi="zh_TW"/>
+        </w:rPr>
+        <w:t>כִּֽי</w:t>
+      </w:r>
+    </w:p>
+    <w:p>
+      <w:pPr/>
+      <w:r>
+        <w:rPr>
+          <w:lang w:val="zh_TW" w:bidi="zh_TW"/>
+        </w:rPr>
+      </w:r>
+      <w:r>
+        <w:rPr>
           <w:b/>
           <w:lang w:val="zh_TW" w:bidi="zh_TW"/>
         </w:rPr>
@@ -1959,6 +2197,20 @@
       </w:r>
       <w:r>
         <w:rPr>
+          <w:lang w:val="zh_TW" w:bidi="zh_TW"/>
+        </w:rPr>
+        <w:t>גוֹי֙ עָלָ֣ה עַל־אַרְצִ֔⁠י</w:t>
+      </w:r>
+    </w:p>
+    <w:p>
+      <w:pPr/>
+      <w:r>
+        <w:rPr>
+          <w:lang w:val="zh_TW" w:bidi="zh_TW"/>
+        </w:rPr>
+      </w:r>
+      <w:r>
+        <w:rPr>
           <w:b/>
           <w:lang w:val="zh_TW" w:bidi="zh_TW"/>
         </w:rPr>
@@ -2070,6 +2322,20 @@
       </w:r>
       <w:r>
         <w:rPr>
+          <w:lang w:val="zh_TW" w:bidi="zh_TW"/>
+        </w:rPr>
+        <w:t>גוֹי֙</w:t>
+      </w:r>
+    </w:p>
+    <w:p>
+      <w:pPr/>
+      <w:r>
+        <w:rPr>
+          <w:lang w:val="zh_TW" w:bidi="zh_TW"/>
+        </w:rPr>
+      </w:r>
+      <w:r>
+        <w:rPr>
           <w:b/>
           <w:lang w:val="zh_TW" w:bidi="zh_TW"/>
         </w:rPr>
@@ -2190,6 +2456,20 @@
       </w:r>
       <w:r>
         <w:rPr>
+          <w:lang w:val="zh_TW" w:bidi="zh_TW"/>
+        </w:rPr>
+        <w:t>אַרְצִ֔⁠י</w:t>
+      </w:r>
+    </w:p>
+    <w:p>
+      <w:pPr/>
+      <w:r>
+        <w:rPr>
+          <w:lang w:val="zh_TW" w:bidi="zh_TW"/>
+        </w:rPr>
+      </w:r>
+      <w:r>
+        <w:rPr>
           <w:b/>
           <w:lang w:val="zh_TW" w:bidi="zh_TW"/>
         </w:rPr>
@@ -2286,6 +2566,20 @@
       </w:r>
       <w:r>
         <w:rPr>
+          <w:lang w:val="zh_TW" w:bidi="zh_TW"/>
+        </w:rPr>
+        <w:t>וְ⁠אֵ֣ין מִסְפָּ֑ר</w:t>
+      </w:r>
+    </w:p>
+    <w:p>
+      <w:pPr/>
+      <w:r>
+        <w:rPr>
+          <w:lang w:val="zh_TW" w:bidi="zh_TW"/>
+        </w:rPr>
+      </w:r>
+      <w:r>
+        <w:rPr>
           <w:b/>
           <w:lang w:val="zh_TW" w:bidi="zh_TW"/>
         </w:rPr>
@@ -2369,6 +2663,20 @@
       </w:r>
       <w:r>
         <w:rPr>
+          <w:lang w:val="zh_TW" w:bidi="zh_TW"/>
+        </w:rPr>
+        <w:t>שִׁנָּי⁠ו֙ שִׁנֵּ֣י אַרְיֵ֔ה וּֽ⁠מְתַלְּע֥וֹת לָבִ֖יא לֽ⁠וֹ</w:t>
+      </w:r>
+    </w:p>
+    <w:p>
+      <w:pPr/>
+      <w:r>
+        <w:rPr>
+          <w:lang w:val="zh_TW" w:bidi="zh_TW"/>
+        </w:rPr>
+      </w:r>
+      <w:r>
+        <w:rPr>
           <w:b/>
           <w:lang w:val="zh_TW" w:bidi="zh_TW"/>
         </w:rPr>
@@ -2452,6 +2760,20 @@
       </w:r>
       <w:r>
         <w:rPr>
+          <w:lang w:val="zh_TW" w:bidi="zh_TW"/>
+        </w:rPr>
+        <w:t>שִׁנָּי⁠ו֙ שִׁנֵּ֣י אַרְיֵ֔ה וּֽ⁠מְתַלְּע֥וֹת לָבִ֖יא לֽ⁠וֹ</w:t>
+      </w:r>
+    </w:p>
+    <w:p>
+      <w:pPr/>
+      <w:r>
+        <w:rPr>
+          <w:lang w:val="zh_TW" w:bidi="zh_TW"/>
+        </w:rPr>
+      </w:r>
+      <w:r>
+        <w:rPr>
           <w:b/>
           <w:lang w:val="zh_TW" w:bidi="zh_TW"/>
         </w:rPr>
@@ -2573,6 +2895,20 @@
       </w:r>
       <w:r>
         <w:rPr>
+          <w:lang w:val="zh_TW" w:bidi="zh_TW"/>
+        </w:rPr>
+        <w:t>וּֽ⁠מְתַלְּע֥וֹת לָבִ֖יא לֽ⁠וֹ</w:t>
+      </w:r>
+    </w:p>
+    <w:p>
+      <w:pPr/>
+      <w:r>
+        <w:rPr>
+          <w:lang w:val="zh_TW" w:bidi="zh_TW"/>
+        </w:rPr>
+      </w:r>
+      <w:r>
+        <w:rPr>
           <w:b/>
           <w:lang w:val="zh_TW" w:bidi="zh_TW"/>
         </w:rPr>
@@ -2656,6 +2992,20 @@
       </w:r>
       <w:r>
         <w:rPr>
+          <w:lang w:val="zh_TW" w:bidi="zh_TW"/>
+        </w:rPr>
+        <w:t>שָׂ֤ם גַּפְנִ⁠י֙ לְ⁠שַׁמָּ֔ה וּ⁠תְאֵנָתִ֖⁠י לִ⁠קְצָפָ֑ה</w:t>
+      </w:r>
+    </w:p>
+    <w:p>
+      <w:pPr/>
+      <w:r>
+        <w:rPr>
+          <w:lang w:val="zh_TW" w:bidi="zh_TW"/>
+        </w:rPr>
+      </w:r>
+      <w:r>
+        <w:rPr>
           <w:b/>
           <w:lang w:val="zh_TW" w:bidi="zh_TW"/>
         </w:rPr>
@@ -2752,6 +3102,20 @@
       </w:r>
       <w:r>
         <w:rPr>
+          <w:lang w:val="zh_TW" w:bidi="zh_TW"/>
+        </w:rPr>
+        <w:t>שָׂ֤ם גַּפְנִ⁠י֙ לְ⁠שַׁמָּ֔ה</w:t>
+      </w:r>
+    </w:p>
+    <w:p>
+      <w:pPr/>
+      <w:r>
+        <w:rPr>
+          <w:lang w:val="zh_TW" w:bidi="zh_TW"/>
+        </w:rPr>
+      </w:r>
+      <w:r>
+        <w:rPr>
           <w:b/>
           <w:lang w:val="zh_TW" w:bidi="zh_TW"/>
         </w:rPr>
@@ -2876,6 +3240,20 @@
       </w:r>
       <w:r>
         <w:rPr>
+          <w:lang w:val="zh_TW" w:bidi="zh_TW"/>
+        </w:rPr>
+        <w:t>חָשֹׂ֤ף חֲשָׂפָ⁠הּ֙</w:t>
+      </w:r>
+    </w:p>
+    <w:p>
+      <w:pPr/>
+      <w:r>
+        <w:rPr>
+          <w:lang w:val="zh_TW" w:bidi="zh_TW"/>
+        </w:rPr>
+      </w:r>
+      <w:r>
+        <w:rPr>
           <w:b/>
           <w:lang w:val="zh_TW" w:bidi="zh_TW"/>
         </w:rPr>
@@ -2987,6 +3365,20 @@
       </w:r>
       <w:r>
         <w:rPr>
+          <w:lang w:val="zh_TW" w:bidi="zh_TW"/>
+        </w:rPr>
+        <w:t>וְ⁠הִשְׁלִ֔יךְ</w:t>
+      </w:r>
+    </w:p>
+    <w:p>
+      <w:pPr/>
+      <w:r>
+        <w:rPr>
+          <w:lang w:val="zh_TW" w:bidi="zh_TW"/>
+        </w:rPr>
+      </w:r>
+      <w:r>
+        <w:rPr>
           <w:b/>
           <w:lang w:val="zh_TW" w:bidi="zh_TW"/>
         </w:rPr>
@@ -3095,6 +3487,20 @@
       </w:r>
       <w:r>
         <w:rPr>
+          <w:lang w:val="zh_TW" w:bidi="zh_TW"/>
+        </w:rPr>
+        <w:t>הִלְבִּ֖ינוּ שָׂרִיגֶֽי⁠הָ</w:t>
+      </w:r>
+    </w:p>
+    <w:p>
+      <w:pPr/>
+      <w:r>
+        <w:rPr>
+          <w:lang w:val="zh_TW" w:bidi="zh_TW"/>
+        </w:rPr>
+      </w:r>
+      <w:r>
+        <w:rPr>
           <w:b/>
           <w:lang w:val="zh_TW" w:bidi="zh_TW"/>
         </w:rPr>
@@ -3191,6 +3597,20 @@
       </w:r>
       <w:r>
         <w:rPr>
+          <w:lang w:val="zh_TW" w:bidi="zh_TW"/>
+        </w:rPr>
+        <w:t>אֱלִ֕י</w:t>
+      </w:r>
+    </w:p>
+    <w:p>
+      <w:pPr/>
+      <w:r>
+        <w:rPr>
+          <w:lang w:val="zh_TW" w:bidi="zh_TW"/>
+        </w:rPr>
+      </w:r>
+      <w:r>
+        <w:rPr>
           <w:b/>
           <w:lang w:val="zh_TW" w:bidi="zh_TW"/>
         </w:rPr>
@@ -3287,6 +3707,20 @@
       </w:r>
       <w:r>
         <w:rPr>
+          <w:lang w:val="zh_TW" w:bidi="zh_TW"/>
+        </w:rPr>
+        <w:t>כִּ⁠בְתוּלָ֥ה חֲגֻֽרַת־שַׂ֖ק עַל־בַּ֥עַל נְעוּרֶֽי⁠הָ</w:t>
+      </w:r>
+    </w:p>
+    <w:p>
+      <w:pPr/>
+      <w:r>
+        <w:rPr>
+          <w:lang w:val="zh_TW" w:bidi="zh_TW"/>
+        </w:rPr>
+      </w:r>
+      <w:r>
+        <w:rPr>
           <w:b/>
           <w:lang w:val="zh_TW" w:bidi="zh_TW"/>
         </w:rPr>
@@ -3370,6 +3804,20 @@
       </w:r>
       <w:r>
         <w:rPr>
+          <w:lang w:val="zh_TW" w:bidi="zh_TW"/>
+        </w:rPr>
+        <w:t>כִּ⁠בְתוּלָ֥ה חֲגֻֽרַת־שַׂ֖ק</w:t>
+      </w:r>
+    </w:p>
+    <w:p>
+      <w:pPr/>
+      <w:r>
+        <w:rPr>
+          <w:lang w:val="zh_TW" w:bidi="zh_TW"/>
+        </w:rPr>
+      </w:r>
+      <w:r>
+        <w:rPr>
           <w:b/>
           <w:lang w:val="zh_TW" w:bidi="zh_TW"/>
         </w:rPr>
@@ -3460,6 +3908,20 @@
       </w:r>
       <w:r>
         <w:rPr>
+          <w:lang w:val="zh_TW" w:bidi="zh_TW"/>
+        </w:rPr>
+        <w:t>כִּ⁠בְתוּלָ֥ה חֲגֻֽרַת־שַׂ֖ק</w:t>
+      </w:r>
+    </w:p>
+    <w:p>
+      <w:pPr/>
+      <w:r>
+        <w:rPr>
+          <w:lang w:val="zh_TW" w:bidi="zh_TW"/>
+        </w:rPr>
+      </w:r>
+      <w:r>
+        <w:rPr>
           <w:b/>
           <w:lang w:val="zh_TW" w:bidi="zh_TW"/>
         </w:rPr>
@@ -3571,6 +4033,20 @@
       </w:r>
       <w:r>
         <w:rPr>
+          <w:lang w:val="zh_TW" w:bidi="zh_TW"/>
+        </w:rPr>
+        <w:t>בַּ֥עַל נְעוּרֶֽי⁠הָ</w:t>
+      </w:r>
+    </w:p>
+    <w:p>
+      <w:pPr/>
+      <w:r>
+        <w:rPr>
+          <w:lang w:val="zh_TW" w:bidi="zh_TW"/>
+        </w:rPr>
+      </w:r>
+      <w:r>
+        <w:rPr>
           <w:b/>
           <w:lang w:val="zh_TW" w:bidi="zh_TW"/>
         </w:rPr>
@@ -3789,6 +4265,20 @@
       </w:r>
       <w:r>
         <w:rPr>
+          <w:lang w:val="zh_TW" w:bidi="zh_TW"/>
+        </w:rPr>
+        <w:t>הָכְרַ֥ת מִנְחָ֛ה וָ⁠נֶ֖סֶךְ</w:t>
+      </w:r>
+    </w:p>
+    <w:p>
+      <w:pPr/>
+      <w:r>
+        <w:rPr>
+          <w:lang w:val="zh_TW" w:bidi="zh_TW"/>
+        </w:rPr>
+      </w:r>
+      <w:r>
+        <w:rPr>
           <w:b/>
           <w:lang w:val="zh_TW" w:bidi="zh_TW"/>
         </w:rPr>
@@ -3900,6 +4390,20 @@
       </w:r>
       <w:r>
         <w:rPr>
+          <w:lang w:val="zh_TW" w:bidi="zh_TW"/>
+        </w:rPr>
+        <w:t>הָכְרַ֥ת &amp; מִ⁠בֵּ֣ית</w:t>
+      </w:r>
+    </w:p>
+    <w:p>
+      <w:pPr/>
+      <w:r>
+        <w:rPr>
+          <w:lang w:val="zh_TW" w:bidi="zh_TW"/>
+        </w:rPr>
+      </w:r>
+      <w:r>
+        <w:rPr>
           <w:b/>
           <w:lang w:val="zh_TW" w:bidi="zh_TW"/>
         </w:rPr>
@@ -3996,6 +4500,20 @@
       </w:r>
       <w:r>
         <w:rPr>
+          <w:lang w:val="zh_TW" w:bidi="zh_TW"/>
+        </w:rPr>
+        <w:t>מִ⁠בֵּ֣ית יְהוָ֑ה</w:t>
+      </w:r>
+    </w:p>
+    <w:p>
+      <w:pPr/>
+      <w:r>
+        <w:rPr>
+          <w:lang w:val="zh_TW" w:bidi="zh_TW"/>
+        </w:rPr>
+      </w:r>
+      <w:r>
+        <w:rPr>
           <w:b/>
           <w:lang w:val="zh_TW" w:bidi="zh_TW"/>
         </w:rPr>
@@ -4132,6 +4650,20 @@
       </w:r>
       <w:r>
         <w:rPr>
+          <w:lang w:val="zh_TW" w:bidi="zh_TW"/>
+        </w:rPr>
+        <w:t>שֻׁדַּ֣ד שָׂדֶ֔ה אָבְלָ֖ה אֲדָמָ֑ה כִּ֚י שֻׁדַּ֣ד דָּגָ֔ן</w:t>
+      </w:r>
+    </w:p>
+    <w:p>
+      <w:pPr/>
+      <w:r>
+        <w:rPr>
+          <w:lang w:val="zh_TW" w:bidi="zh_TW"/>
+        </w:rPr>
+      </w:r>
+      <w:r>
+        <w:rPr>
           <w:b/>
           <w:lang w:val="zh_TW" w:bidi="zh_TW"/>
         </w:rPr>
@@ -4243,6 +4775,20 @@
       </w:r>
       <w:r>
         <w:rPr>
+          <w:lang w:val="zh_TW" w:bidi="zh_TW"/>
+        </w:rPr>
+        <w:t>שֻׁדַּ֣ד שָׂדֶ֔ה &amp; שֻׁדַּ֣ד</w:t>
+      </w:r>
+    </w:p>
+    <w:p>
+      <w:pPr/>
+      <w:r>
+        <w:rPr>
+          <w:lang w:val="zh_TW" w:bidi="zh_TW"/>
+        </w:rPr>
+      </w:r>
+      <w:r>
+        <w:rPr>
           <w:b/>
           <w:lang w:val="zh_TW" w:bidi="zh_TW"/>
         </w:rPr>
@@ -4339,6 +4885,20 @@
       </w:r>
       <w:r>
         <w:rPr>
+          <w:lang w:val="zh_TW" w:bidi="zh_TW"/>
+        </w:rPr>
+        <w:t>אָבְלָ֖ה אֲדָמָ֑ה</w:t>
+      </w:r>
+    </w:p>
+    <w:p>
+      <w:pPr/>
+      <w:r>
+        <w:rPr>
+          <w:lang w:val="zh_TW" w:bidi="zh_TW"/>
+        </w:rPr>
+      </w:r>
+      <w:r>
+        <w:rPr>
           <w:b/>
           <w:lang w:val="zh_TW" w:bidi="zh_TW"/>
         </w:rPr>
@@ -4448,6 +5008,20 @@
       </w:r>
       <w:r>
         <w:rPr>
+          <w:lang w:val="zh_TW" w:bidi="zh_TW"/>
+        </w:rPr>
+        <w:t>הוֹבִ֥ישׁ תִּיר֖וֹשׁ</w:t>
+      </w:r>
+    </w:p>
+    <w:p>
+      <w:pPr/>
+      <w:r>
+        <w:rPr>
+          <w:lang w:val="zh_TW" w:bidi="zh_TW"/>
+        </w:rPr>
+      </w:r>
+      <w:r>
+        <w:rPr>
           <w:b/>
           <w:lang w:val="zh_TW" w:bidi="zh_TW"/>
         </w:rPr>
@@ -4544,6 +5118,20 @@
       </w:r>
       <w:r>
         <w:rPr>
+          <w:lang w:val="zh_TW" w:bidi="zh_TW"/>
+        </w:rPr>
+        <w:t>אֻמְלַ֥ל יִצְהָֽר</w:t>
+      </w:r>
+    </w:p>
+    <w:p>
+      <w:pPr/>
+      <w:r>
+        <w:rPr>
+          <w:lang w:val="zh_TW" w:bidi="zh_TW"/>
+        </w:rPr>
+      </w:r>
+      <w:r>
+        <w:rPr>
           <w:b/>
           <w:lang w:val="zh_TW" w:bidi="zh_TW"/>
         </w:rPr>
@@ -4641,6 +5229,20 @@
       </w:r>
       <w:r>
         <w:rPr>
+          <w:lang w:val="zh_TW" w:bidi="zh_TW"/>
+        </w:rPr>
+        <w:t>אֻמְלַ֥ל יִצְהָֽר</w:t>
+      </w:r>
+    </w:p>
+    <w:p>
+      <w:pPr/>
+      <w:r>
+        <w:rPr>
+          <w:lang w:val="zh_TW" w:bidi="zh_TW"/>
+        </w:rPr>
+      </w:r>
+      <w:r>
+        <w:rPr>
           <w:b/>
           <w:lang w:val="zh_TW" w:bidi="zh_TW"/>
         </w:rPr>
@@ -4774,6 +5376,20 @@
       </w:r>
       <w:r>
         <w:rPr>
+          <w:lang w:val="zh_TW" w:bidi="zh_TW"/>
+        </w:rPr>
+        <w:t>שָׂדֶֽה</w:t>
+      </w:r>
+    </w:p>
+    <w:p>
+      <w:pPr/>
+      <w:r>
+        <w:rPr>
+          <w:lang w:val="zh_TW" w:bidi="zh_TW"/>
+        </w:rPr>
+      </w:r>
+      <w:r>
+        <w:rPr>
           <w:b/>
           <w:lang w:val="zh_TW" w:bidi="zh_TW"/>
         </w:rPr>
@@ -4870,6 +5486,20 @@
       </w:r>
       <w:r>
         <w:rPr>
+          <w:lang w:val="zh_TW" w:bidi="zh_TW"/>
+        </w:rPr>
+        <w:t>הַ⁠גֶּ֣פֶן הוֹבִ֔ישָׁה וְ⁠הַ⁠תְּאֵנָ֖ה אֻמְלָ֑לָה רִמּ֞וֹן גַּם־תָּמָ֣ר וְ⁠תַפּ֗וּחַ</w:t>
+      </w:r>
+    </w:p>
+    <w:p>
+      <w:pPr/>
+      <w:r>
+        <w:rPr>
+          <w:lang w:val="zh_TW" w:bidi="zh_TW"/>
+        </w:rPr>
+      </w:r>
+      <w:r>
+        <w:rPr>
           <w:b/>
           <w:lang w:val="zh_TW" w:bidi="zh_TW"/>
         </w:rPr>
@@ -5018,6 +5648,20 @@
       </w:r>
       <w:r>
         <w:rPr>
+          <w:lang w:val="zh_TW" w:bidi="zh_TW"/>
+        </w:rPr>
+        <w:t>אֻמְלָ֑לָה</w:t>
+      </w:r>
+    </w:p>
+    <w:p>
+      <w:pPr/>
+      <w:r>
+        <w:rPr>
+          <w:lang w:val="zh_TW" w:bidi="zh_TW"/>
+        </w:rPr>
+      </w:r>
+      <w:r>
+        <w:rPr>
           <w:b/>
           <w:lang w:val="zh_TW" w:bidi="zh_TW"/>
         </w:rPr>
@@ -5129,6 +5773,20 @@
       </w:r>
       <w:r>
         <w:rPr>
+          <w:lang w:val="zh_TW" w:bidi="zh_TW"/>
+        </w:rPr>
+        <w:t>וְ⁠הַ⁠תְּאֵנָ֖ה אֻמְלָ֑לָה</w:t>
+      </w:r>
+    </w:p>
+    <w:p>
+      <w:pPr/>
+      <w:r>
+        <w:rPr>
+          <w:lang w:val="zh_TW" w:bidi="zh_TW"/>
+        </w:rPr>
+      </w:r>
+      <w:r>
+        <w:rPr>
           <w:b/>
           <w:lang w:val="zh_TW" w:bidi="zh_TW"/>
         </w:rPr>
@@ -5238,6 +5896,20 @@
       </w:r>
       <w:r>
         <w:rPr>
+          <w:lang w:val="zh_TW" w:bidi="zh_TW"/>
+        </w:rPr>
+        <w:t>כָּל־עֲצֵ֤י הַ⁠שָּׂדֶה֙ יָבֵ֔שׁוּ</w:t>
+      </w:r>
+    </w:p>
+    <w:p>
+      <w:pPr/>
+      <w:r>
+        <w:rPr>
+          <w:lang w:val="zh_TW" w:bidi="zh_TW"/>
+        </w:rPr>
+      </w:r>
+      <w:r>
+        <w:rPr>
           <w:b/>
           <w:lang w:val="zh_TW" w:bidi="zh_TW"/>
         </w:rPr>
@@ -5321,6 +5993,20 @@
       </w:r>
       <w:r>
         <w:rPr>
+          <w:lang w:val="zh_TW" w:bidi="zh_TW"/>
+        </w:rPr>
+        <w:t>הֹבִ֥ישׁ שָׂשׂ֖וֹן מִן־בְּנֵ֥י אָדָֽם</w:t>
+      </w:r>
+    </w:p>
+    <w:p>
+      <w:pPr/>
+      <w:r>
+        <w:rPr>
+          <w:lang w:val="zh_TW" w:bidi="zh_TW"/>
+        </w:rPr>
+      </w:r>
+      <w:r>
+        <w:rPr>
           <w:b/>
           <w:lang w:val="zh_TW" w:bidi="zh_TW"/>
         </w:rPr>
@@ -5458,6 +6144,20 @@
       </w:r>
       <w:r>
         <w:rPr>
+          <w:lang w:val="zh_TW" w:bidi="zh_TW"/>
+        </w:rPr>
+        <w:t>בְּנֵ֥י אָדָֽם</w:t>
+      </w:r>
+    </w:p>
+    <w:p>
+      <w:pPr/>
+      <w:r>
+        <w:rPr>
+          <w:lang w:val="zh_TW" w:bidi="zh_TW"/>
+        </w:rPr>
+      </w:r>
+      <w:r>
+        <w:rPr>
           <w:b/>
           <w:lang w:val="zh_TW" w:bidi="zh_TW"/>
         </w:rPr>
@@ -5595,6 +6295,20 @@
       </w:r>
       <w:r>
         <w:rPr>
+          <w:lang w:val="zh_TW" w:bidi="zh_TW"/>
+        </w:rPr>
+        <w:t>חִגְר֨וּ</w:t>
+      </w:r>
+    </w:p>
+    <w:p>
+      <w:pPr/>
+      <w:r>
+        <w:rPr>
+          <w:lang w:val="zh_TW" w:bidi="zh_TW"/>
+        </w:rPr>
+      </w:r>
+      <w:r>
+        <w:rPr>
           <w:b/>
           <w:lang w:val="zh_TW" w:bidi="zh_TW"/>
         </w:rPr>
@@ -5719,6 +6433,20 @@
       </w:r>
       <w:r>
         <w:rPr>
+          <w:lang w:val="zh_TW" w:bidi="zh_TW"/>
+        </w:rPr>
+        <w:t>לִ֣ינוּ בַ⁠שַּׂקִּ֔ים</w:t>
+      </w:r>
+    </w:p>
+    <w:p>
+      <w:pPr/>
+      <w:r>
+        <w:rPr>
+          <w:lang w:val="zh_TW" w:bidi="zh_TW"/>
+        </w:rPr>
+      </w:r>
+      <w:r>
+        <w:rPr>
           <w:b/>
           <w:lang w:val="zh_TW" w:bidi="zh_TW"/>
         </w:rPr>
@@ -5809,6 +6537,20 @@
       </w:r>
       <w:r>
         <w:rPr>
+          <w:lang w:val="zh_TW" w:bidi="zh_TW"/>
+        </w:rPr>
+        <w:t>נִמְנַ֛ע &amp; מִנְחָ֥ה וָ⁠נָֽסֶךְ</w:t>
+      </w:r>
+    </w:p>
+    <w:p>
+      <w:pPr/>
+      <w:r>
+        <w:rPr>
+          <w:lang w:val="zh_TW" w:bidi="zh_TW"/>
+        </w:rPr>
+      </w:r>
+      <w:r>
+        <w:rPr>
           <w:b/>
           <w:lang w:val="zh_TW" w:bidi="zh_TW"/>
         </w:rPr>
@@ -5920,6 +6662,20 @@
       </w:r>
       <w:r>
         <w:rPr>
+          <w:lang w:val="zh_TW" w:bidi="zh_TW"/>
+        </w:rPr>
+        <w:t>אֱלֹהָ֑⁠י</w:t>
+      </w:r>
+    </w:p>
+    <w:p>
+      <w:pPr/>
+      <w:r>
+        <w:rPr>
+          <w:lang w:val="zh_TW" w:bidi="zh_TW"/>
+        </w:rPr>
+      </w:r>
+      <w:r>
+        <w:rPr>
           <w:b/>
           <w:lang w:val="zh_TW" w:bidi="zh_TW"/>
         </w:rPr>
@@ -6016,6 +6772,20 @@
       </w:r>
       <w:r>
         <w:rPr>
+          <w:lang w:val="zh_TW" w:bidi="zh_TW"/>
+        </w:rPr>
+        <w:t>אֱלֹהֵי⁠כֶ֖ם</w:t>
+      </w:r>
+    </w:p>
+    <w:p>
+      <w:pPr/>
+      <w:r>
+        <w:rPr>
+          <w:lang w:val="zh_TW" w:bidi="zh_TW"/>
+        </w:rPr>
+      </w:r>
+      <w:r>
+        <w:rPr>
           <w:b/>
           <w:lang w:val="zh_TW" w:bidi="zh_TW"/>
         </w:rPr>
@@ -6112,6 +6882,20 @@
       </w:r>
       <w:r>
         <w:rPr>
+          <w:lang w:val="zh_TW" w:bidi="zh_TW"/>
+        </w:rPr>
+        <w:t>קַדְּשׁוּ־צוֹם֙</w:t>
+      </w:r>
+    </w:p>
+    <w:p>
+      <w:pPr/>
+      <w:r>
+        <w:rPr>
+          <w:lang w:val="zh_TW" w:bidi="zh_TW"/>
+        </w:rPr>
+      </w:r>
+      <w:r>
+        <w:rPr>
           <w:b/>
           <w:lang w:val="zh_TW" w:bidi="zh_TW"/>
         </w:rPr>
@@ -6202,6 +6986,20 @@
       </w:r>
       <w:r>
         <w:rPr>
+          <w:lang w:val="zh_TW" w:bidi="zh_TW"/>
+        </w:rPr>
+        <w:t>אֱלֹהֵי⁠כֶ֑ם</w:t>
+      </w:r>
+    </w:p>
+    <w:p>
+      <w:pPr/>
+      <w:r>
+        <w:rPr>
+          <w:lang w:val="zh_TW" w:bidi="zh_TW"/>
+        </w:rPr>
+      </w:r>
+      <w:r>
+        <w:rPr>
           <w:b/>
           <w:lang w:val="zh_TW" w:bidi="zh_TW"/>
         </w:rPr>
@@ -6298,6 +7096,20 @@
       </w:r>
       <w:r>
         <w:rPr>
+          <w:lang w:val="zh_TW" w:bidi="zh_TW"/>
+        </w:rPr>
+        <w:t>אֲהָ֖הּ לַ⁠יּ֑וֹם</w:t>
+      </w:r>
+    </w:p>
+    <w:p>
+      <w:pPr/>
+      <w:r>
+        <w:rPr>
+          <w:lang w:val="zh_TW" w:bidi="zh_TW"/>
+        </w:rPr>
+      </w:r>
+      <w:r>
+        <w:rPr>
           <w:b/>
           <w:lang w:val="zh_TW" w:bidi="zh_TW"/>
         </w:rPr>
@@ -6381,6 +7193,20 @@
       </w:r>
       <w:r>
         <w:rPr>
+          <w:lang w:val="zh_TW" w:bidi="zh_TW"/>
+        </w:rPr>
+        <w:t>אֲהָ֖הּ לַ⁠יּ֑וֹם</w:t>
+      </w:r>
+    </w:p>
+    <w:p>
+      <w:pPr/>
+      <w:r>
+        <w:rPr>
+          <w:lang w:val="zh_TW" w:bidi="zh_TW"/>
+        </w:rPr>
+      </w:r>
+      <w:r>
+        <w:rPr>
           <w:b/>
           <w:lang w:val="zh_TW" w:bidi="zh_TW"/>
         </w:rPr>
@@ -6477,6 +7303,20 @@
       </w:r>
       <w:r>
         <w:rPr>
+          <w:lang w:val="zh_TW" w:bidi="zh_TW"/>
+        </w:rPr>
+        <w:t>י֣וֹם יְהוָ֔ה</w:t>
+      </w:r>
+    </w:p>
+    <w:p>
+      <w:pPr/>
+      <w:r>
+        <w:rPr>
+          <w:lang w:val="zh_TW" w:bidi="zh_TW"/>
+        </w:rPr>
+      </w:r>
+      <w:r>
+        <w:rPr>
           <w:b/>
           <w:lang w:val="zh_TW" w:bidi="zh_TW"/>
         </w:rPr>
@@ -6573,6 +7413,20 @@
       </w:r>
       <w:r>
         <w:rPr>
+          <w:lang w:val="zh_TW" w:bidi="zh_TW"/>
+        </w:rPr>
+        <w:t>וּ⁠כְ⁠שֹׁ֖ד מִ⁠שַׁדַּ֥י יָבֽוֹא</w:t>
+      </w:r>
+    </w:p>
+    <w:p>
+      <w:pPr/>
+      <w:r>
+        <w:rPr>
+          <w:lang w:val="zh_TW" w:bidi="zh_TW"/>
+        </w:rPr>
+      </w:r>
+      <w:r>
+        <w:rPr>
           <w:b/>
           <w:lang w:val="zh_TW" w:bidi="zh_TW"/>
         </w:rPr>
@@ -6669,6 +7523,20 @@
       </w:r>
       <w:r>
         <w:rPr>
+          <w:lang w:val="zh_TW" w:bidi="zh_TW"/>
+        </w:rPr>
+        <w:t>מִ⁠שַׁדַּ֥י</w:t>
+      </w:r>
+    </w:p>
+    <w:p>
+      <w:pPr/>
+      <w:r>
+        <w:rPr>
+          <w:lang w:val="zh_TW" w:bidi="zh_TW"/>
+        </w:rPr>
+      </w:r>
+      <w:r>
+        <w:rPr>
           <w:b/>
           <w:lang w:val="zh_TW" w:bidi="zh_TW"/>
         </w:rPr>
@@ -6772,6 +7640,20 @@
       </w:r>
       <w:r>
         <w:rPr>
+          <w:lang w:val="zh_TW" w:bidi="zh_TW"/>
+        </w:rPr>
+        <w:t>הֲ⁠ל֛וֹא נֶ֥גֶד עֵינֵ֖י⁠נוּ אֹ֣כֶל נִכְרָ֑ת מִ⁠בֵּ֥ית אֱלֹהֵ֖י⁠נוּ שִׂמְחָ֥ה וָ⁠גִֽיל</w:t>
+      </w:r>
+    </w:p>
+    <w:p>
+      <w:pPr/>
+      <w:r>
+        <w:rPr>
+          <w:lang w:val="zh_TW" w:bidi="zh_TW"/>
+        </w:rPr>
+      </w:r>
+      <w:r>
+        <w:rPr>
           <w:b/>
           <w:lang w:val="zh_TW" w:bidi="zh_TW"/>
         </w:rPr>
@@ -6868,6 +7750,20 @@
       </w:r>
       <w:r>
         <w:rPr>
+          <w:lang w:val="zh_TW" w:bidi="zh_TW"/>
+        </w:rPr>
+        <w:t>הֲ⁠ל֛וֹא נֶ֥גֶד עֵינֵ֖י⁠נוּ אֹ֣כֶל נִכְרָ֑ת</w:t>
+      </w:r>
+    </w:p>
+    <w:p>
+      <w:pPr/>
+      <w:r>
+        <w:rPr>
+          <w:lang w:val="zh_TW" w:bidi="zh_TW"/>
+        </w:rPr>
+      </w:r>
+      <w:r>
+        <w:rPr>
           <w:b/>
           <w:lang w:val="zh_TW" w:bidi="zh_TW"/>
         </w:rPr>
@@ -6979,6 +7875,20 @@
       </w:r>
       <w:r>
         <w:rPr>
+          <w:lang w:val="zh_TW" w:bidi="zh_TW"/>
+        </w:rPr>
+        <w:t>נֶ֥גֶד עֵינֵ֖י⁠נוּ</w:t>
+      </w:r>
+    </w:p>
+    <w:p>
+      <w:pPr/>
+      <w:r>
+        <w:rPr>
+          <w:lang w:val="zh_TW" w:bidi="zh_TW"/>
+        </w:rPr>
+      </w:r>
+      <w:r>
+        <w:rPr>
           <w:b/>
           <w:lang w:val="zh_TW" w:bidi="zh_TW"/>
         </w:rPr>
@@ -7075,6 +7985,20 @@
       </w:r>
       <w:r>
         <w:rPr>
+          <w:lang w:val="zh_TW" w:bidi="zh_TW"/>
+        </w:rPr>
+        <w:t>מִ⁠בֵּ֥ית אֱלֹהֵ֖י⁠נוּ שִׂמְחָ֥ה וָ⁠גִֽיל</w:t>
+      </w:r>
+    </w:p>
+    <w:p>
+      <w:pPr/>
+      <w:r>
+        <w:rPr>
+          <w:lang w:val="zh_TW" w:bidi="zh_TW"/>
+        </w:rPr>
+      </w:r>
+      <w:r>
+        <w:rPr>
           <w:b/>
           <w:lang w:val="zh_TW" w:bidi="zh_TW"/>
         </w:rPr>
@@ -7158,6 +8082,20 @@
       </w:r>
       <w:r>
         <w:rPr>
+          <w:lang w:val="zh_TW" w:bidi="zh_TW"/>
+        </w:rPr>
+        <w:t>שִׂמְחָ֥ה וָ⁠גִֽיל</w:t>
+      </w:r>
+    </w:p>
+    <w:p>
+      <w:pPr/>
+      <w:r>
+        <w:rPr>
+          <w:lang w:val="zh_TW" w:bidi="zh_TW"/>
+        </w:rPr>
+      </w:r>
+      <w:r>
+        <w:rPr>
           <w:b/>
           <w:lang w:val="zh_TW" w:bidi="zh_TW"/>
         </w:rPr>
@@ -7261,6 +8199,20 @@
       </w:r>
       <w:r>
         <w:rPr>
+          <w:lang w:val="zh_TW" w:bidi="zh_TW"/>
+        </w:rPr>
+        <w:t>נֶהֶרְס֖וּ מַמְּגֻר֑וֹת</w:t>
+      </w:r>
+    </w:p>
+    <w:p>
+      <w:pPr/>
+      <w:r>
+        <w:rPr>
+          <w:lang w:val="zh_TW" w:bidi="zh_TW"/>
+        </w:rPr>
+      </w:r>
+      <w:r>
+        <w:rPr>
           <w:b/>
           <w:lang w:val="zh_TW" w:bidi="zh_TW"/>
         </w:rPr>
@@ -7372,6 +8324,20 @@
       </w:r>
       <w:r>
         <w:rPr>
+          <w:lang w:val="zh_TW" w:bidi="zh_TW"/>
+        </w:rPr>
+        <w:t>הֹבִ֖ישׁ דָּגָֽן</w:t>
+      </w:r>
+    </w:p>
+    <w:p>
+      <w:pPr/>
+      <w:r>
+        <w:rPr>
+          <w:lang w:val="zh_TW" w:bidi="zh_TW"/>
+        </w:rPr>
+      </w:r>
+      <w:r>
+        <w:rPr>
           <w:b/>
           <w:lang w:val="zh_TW" w:bidi="zh_TW"/>
         </w:rPr>
@@ -7481,6 +8447,20 @@
       </w:r>
       <w:r>
         <w:rPr>
+          <w:lang w:val="zh_TW" w:bidi="zh_TW"/>
+        </w:rPr>
+        <w:t>מַה־נֶּאֶנְחָ֣ה בְהֵמָ֗ה</w:t>
+      </w:r>
+    </w:p>
+    <w:p>
+      <w:pPr/>
+      <w:r>
+        <w:rPr>
+          <w:lang w:val="zh_TW" w:bidi="zh_TW"/>
+        </w:rPr>
+      </w:r>
+      <w:r>
+        <w:rPr>
           <w:b/>
           <w:lang w:val="zh_TW" w:bidi="zh_TW"/>
         </w:rPr>
@@ -7564,6 +8544,20 @@
       </w:r>
       <w:r>
         <w:rPr>
+          <w:lang w:val="zh_TW" w:bidi="zh_TW"/>
+        </w:rPr>
+        <w:t>מַה־נֶּאֶנְחָ֣ה בְהֵמָ֗ה</w:t>
+      </w:r>
+    </w:p>
+    <w:p>
+      <w:pPr/>
+      <w:r>
+        <w:rPr>
+          <w:lang w:val="zh_TW" w:bidi="zh_TW"/>
+        </w:rPr>
+      </w:r>
+      <w:r>
+        <w:rPr>
           <w:b/>
           <w:lang w:val="zh_TW" w:bidi="zh_TW"/>
         </w:rPr>
@@ -7660,6 +8654,20 @@
       </w:r>
       <w:r>
         <w:rPr>
+          <w:lang w:val="zh_TW" w:bidi="zh_TW"/>
+        </w:rPr>
+        <w:t>נָבֹ֨כוּ֙ עֶדְרֵ֣י בָקָ֔ר</w:t>
+      </w:r>
+    </w:p>
+    <w:p>
+      <w:pPr/>
+      <w:r>
+        <w:rPr>
+          <w:lang w:val="zh_TW" w:bidi="zh_TW"/>
+        </w:rPr>
+      </w:r>
+      <w:r>
+        <w:rPr>
           <w:b/>
           <w:lang w:val="zh_TW" w:bidi="zh_TW"/>
         </w:rPr>
@@ -7771,6 +8779,20 @@
       </w:r>
       <w:r>
         <w:rPr>
+          <w:lang w:val="zh_TW" w:bidi="zh_TW"/>
+        </w:rPr>
+        <w:t>עֶדְרֵ֥י הַ⁠צֹּ֖אן נֶאְשָֽׁמוּ</w:t>
+      </w:r>
+    </w:p>
+    <w:p>
+      <w:pPr/>
+      <w:r>
+        <w:rPr>
+          <w:lang w:val="zh_TW" w:bidi="zh_TW"/>
+        </w:rPr>
+      </w:r>
+      <w:r>
+        <w:rPr>
           <w:b/>
           <w:lang w:val="zh_TW" w:bidi="zh_TW"/>
         </w:rPr>
@@ -7854,6 +8876,20 @@
       </w:r>
       <w:r>
         <w:rPr>
+          <w:lang w:val="zh_TW" w:bidi="zh_TW"/>
+        </w:rPr>
+        <w:t>עֶדְרֵ֥י הַ⁠צֹּ֖אן נֶאְשָֽׁמוּ</w:t>
+      </w:r>
+    </w:p>
+    <w:p>
+      <w:pPr/>
+      <w:r>
+        <w:rPr>
+          <w:lang w:val="zh_TW" w:bidi="zh_TW"/>
+        </w:rPr>
+      </w:r>
+      <w:r>
+        <w:rPr>
           <w:b/>
           <w:lang w:val="zh_TW" w:bidi="zh_TW"/>
         </w:rPr>
@@ -7965,6 +9001,20 @@
       </w:r>
       <w:r>
         <w:rPr>
+          <w:lang w:val="zh_TW" w:bidi="zh_TW"/>
+        </w:rPr>
+        <w:t>אֵלֶ֥י⁠ךָ יְהוָ֖ה אֶקְרָ֑א</w:t>
+      </w:r>
+    </w:p>
+    <w:p>
+      <w:pPr/>
+      <w:r>
+        <w:rPr>
+          <w:lang w:val="zh_TW" w:bidi="zh_TW"/>
+        </w:rPr>
+      </w:r>
+      <w:r>
+        <w:rPr>
           <w:b/>
           <w:lang w:val="zh_TW" w:bidi="zh_TW"/>
         </w:rPr>
@@ -8048,6 +9098,20 @@
       </w:r>
       <w:r>
         <w:rPr>
+          <w:lang w:val="zh_TW" w:bidi="zh_TW"/>
+        </w:rPr>
+        <w:t>כִּ֣י אֵ֗שׁ אָֽכְלָה֙ נְא֣וֹת מִדְבָּ֔ר</w:t>
+      </w:r>
+    </w:p>
+    <w:p>
+      <w:pPr/>
+      <w:r>
+        <w:rPr>
+          <w:lang w:val="zh_TW" w:bidi="zh_TW"/>
+        </w:rPr>
+      </w:r>
+      <w:r>
+        <w:rPr>
           <w:b/>
           <w:lang w:val="zh_TW" w:bidi="zh_TW"/>
         </w:rPr>
@@ -8144,6 +9208,20 @@
       </w:r>
       <w:r>
         <w:rPr>
+          <w:lang w:val="zh_TW" w:bidi="zh_TW"/>
+        </w:rPr>
+        <w:t>וְ⁠לֶ֣הָבָ֔ה לִהֲטָ֖ה כָּל־עֲצֵ֥י הַ⁠שָּׂדֶֽה</w:t>
+      </w:r>
+    </w:p>
+    <w:p>
+      <w:pPr/>
+      <w:r>
+        <w:rPr>
+          <w:lang w:val="zh_TW" w:bidi="zh_TW"/>
+        </w:rPr>
+      </w:r>
+      <w:r>
+        <w:rPr>
           <w:b/>
           <w:lang w:val="zh_TW" w:bidi="zh_TW"/>
         </w:rPr>
@@ -8253,6 +9331,20 @@
       </w:r>
       <w:r>
         <w:rPr>
+          <w:lang w:val="zh_TW" w:bidi="zh_TW"/>
+        </w:rPr>
+        <w:t>וְ⁠לֶ֣הָבָ֔ה לִהֲטָ֖ה כָּל־עֲצֵ֥י הַ⁠שָּׂדֶֽה</w:t>
+      </w:r>
+    </w:p>
+    <w:p>
+      <w:pPr/>
+      <w:r>
+        <w:rPr>
+          <w:lang w:val="zh_TW" w:bidi="zh_TW"/>
+        </w:rPr>
+      </w:r>
+      <w:r>
+        <w:rPr>
           <w:b/>
           <w:lang w:val="zh_TW" w:bidi="zh_TW"/>
         </w:rPr>
@@ -8338,6 +9430,20 @@
         <w:rPr>
           <w:lang w:val="zh_TW" w:bidi="zh_TW"/>
         </w:rPr>
+      </w:r>
+    </w:p>
+    <w:p>
+      <w:pPr/>
+      <w:r>
+        <w:rPr>
+          <w:lang w:val="zh_TW" w:bidi="zh_TW"/>
+        </w:rPr>
+      </w:r>
+      <w:r>
+        <w:rPr>
+          <w:lang w:val="zh_TW" w:bidi="zh_TW"/>
+        </w:rPr>
+        <w:t>אֵלֶ֑י⁠ךָ</w:t>
       </w:r>
     </w:p>
     <w:p>
@@ -8546,6 +9652,20 @@
       </w:r>
       <w:r>
         <w:rPr>
+          <w:lang w:val="zh_TW" w:bidi="zh_TW"/>
+        </w:rPr>
+        <w:t>תִּקְע֨וּ שׁוֹפָ֜ר בְּ⁠צִיּ֗וֹן וְ⁠הָרִ֨יעוּ֙ בְּ⁠הַ֣ר קָדְשִׁ֔⁠י</w:t>
+      </w:r>
+    </w:p>
+    <w:p>
+      <w:pPr/>
+      <w:r>
+        <w:rPr>
+          <w:lang w:val="zh_TW" w:bidi="zh_TW"/>
+        </w:rPr>
+      </w:r>
+      <w:r>
+        <w:rPr>
           <w:b/>
           <w:lang w:val="zh_TW" w:bidi="zh_TW"/>
         </w:rPr>
@@ -8629,6 +9749,20 @@
       </w:r>
       <w:r>
         <w:rPr>
+          <w:lang w:val="zh_TW" w:bidi="zh_TW"/>
+        </w:rPr>
+        <w:t>שׁוֹפָ֜ר</w:t>
+      </w:r>
+    </w:p>
+    <w:p>
+      <w:pPr/>
+      <w:r>
+        <w:rPr>
+          <w:lang w:val="zh_TW" w:bidi="zh_TW"/>
+        </w:rPr>
+      </w:r>
+      <w:r>
+        <w:rPr>
           <w:b/>
           <w:lang w:val="zh_TW" w:bidi="zh_TW"/>
         </w:rPr>
@@ -8719,6 +9853,20 @@
       </w:r>
       <w:r>
         <w:rPr>
+          <w:lang w:val="zh_TW" w:bidi="zh_TW"/>
+        </w:rPr>
+        <w:t>שׁוֹפָ֜ר</w:t>
+      </w:r>
+    </w:p>
+    <w:p>
+      <w:pPr/>
+      <w:r>
+        <w:rPr>
+          <w:lang w:val="zh_TW" w:bidi="zh_TW"/>
+        </w:rPr>
+      </w:r>
+      <w:r>
+        <w:rPr>
           <w:b/>
           <w:lang w:val="zh_TW" w:bidi="zh_TW"/>
         </w:rPr>
@@ -8809,6 +9957,20 @@
       </w:r>
       <w:r>
         <w:rPr>
+          <w:lang w:val="zh_TW" w:bidi="zh_TW"/>
+        </w:rPr>
+        <w:t>בְּ⁠הַ֣ר קָדְשִׁ֔⁠י</w:t>
+      </w:r>
+    </w:p>
+    <w:p>
+      <w:pPr/>
+      <w:r>
+        <w:rPr>
+          <w:lang w:val="zh_TW" w:bidi="zh_TW"/>
+        </w:rPr>
+      </w:r>
+      <w:r>
+        <w:rPr>
           <w:b/>
           <w:lang w:val="zh_TW" w:bidi="zh_TW"/>
         </w:rPr>
@@ -8922,6 +10084,20 @@
         <w:rPr>
           <w:lang w:val="zh_TW" w:bidi="zh_TW"/>
         </w:rPr>
+      </w:r>
+    </w:p>
+    <w:p>
+      <w:pPr/>
+      <w:r>
+        <w:rPr>
+          <w:lang w:val="zh_TW" w:bidi="zh_TW"/>
+        </w:rPr>
+      </w:r>
+      <w:r>
+        <w:rPr>
+          <w:lang w:val="zh_TW" w:bidi="zh_TW"/>
+        </w:rPr>
+        <w:t>יִרְגְּז֕וּ</w:t>
       </w:r>
     </w:p>
     <w:p>
@@ -9130,6 +10306,20 @@
       </w:r>
       <w:r>
         <w:rPr>
+          <w:lang w:val="zh_TW" w:bidi="zh_TW"/>
+        </w:rPr>
+        <w:t>י֧וֹם חֹ֣שֶׁךְ וַ⁠אֲפֵלָ֗ה י֤וֹם עָנָן֙ וַ⁠עֲרָפֶ֔ל</w:t>
+      </w:r>
+    </w:p>
+    <w:p>
+      <w:pPr/>
+      <w:r>
+        <w:rPr>
+          <w:lang w:val="zh_TW" w:bidi="zh_TW"/>
+        </w:rPr>
+      </w:r>
+      <w:r>
+        <w:rPr>
           <w:b/>
           <w:lang w:val="zh_TW" w:bidi="zh_TW"/>
         </w:rPr>
@@ -9226,6 +10416,20 @@
       </w:r>
       <w:r>
         <w:rPr>
+          <w:lang w:val="zh_TW" w:bidi="zh_TW"/>
+        </w:rPr>
+        <w:t>חֹ֣שֶׁךְ וַ⁠אֲפֵלָ֗ה</w:t>
+      </w:r>
+    </w:p>
+    <w:p>
+      <w:pPr/>
+      <w:r>
+        <w:rPr>
+          <w:lang w:val="zh_TW" w:bidi="zh_TW"/>
+        </w:rPr>
+      </w:r>
+      <w:r>
+        <w:rPr>
           <w:b/>
           <w:lang w:val="zh_TW" w:bidi="zh_TW"/>
         </w:rPr>
@@ -9329,6 +10533,20 @@
       </w:r>
       <w:r>
         <w:rPr>
+          <w:lang w:val="zh_TW" w:bidi="zh_TW"/>
+        </w:rPr>
+        <w:t>עָנָן֙ וַ⁠עֲרָפֶ֔ל</w:t>
+      </w:r>
+    </w:p>
+    <w:p>
+      <w:pPr/>
+      <w:r>
+        <w:rPr>
+          <w:lang w:val="zh_TW" w:bidi="zh_TW"/>
+        </w:rPr>
+      </w:r>
+      <w:r>
+        <w:rPr>
           <w:b/>
           <w:lang w:val="zh_TW" w:bidi="zh_TW"/>
         </w:rPr>
@@ -9432,6 +10650,20 @@
       </w:r>
       <w:r>
         <w:rPr>
+          <w:lang w:val="zh_TW" w:bidi="zh_TW"/>
+        </w:rPr>
+        <w:t>כְּ⁠שַׁ֖חַר פָּרֻ֣שׂ עַל־הֶֽ⁠הָרִ֑ים</w:t>
+      </w:r>
+    </w:p>
+    <w:p>
+      <w:pPr/>
+      <w:r>
+        <w:rPr>
+          <w:lang w:val="zh_TW" w:bidi="zh_TW"/>
+        </w:rPr>
+      </w:r>
+      <w:r>
+        <w:rPr>
           <w:b/>
           <w:lang w:val="zh_TW" w:bidi="zh_TW"/>
         </w:rPr>
@@ -9515,6 +10747,20 @@
       </w:r>
       <w:r>
         <w:rPr>
+          <w:lang w:val="zh_TW" w:bidi="zh_TW"/>
+        </w:rPr>
+        <w:t>כְּ⁠שַׁ֖חַר פָּרֻ֣שׂ עַל־הֶֽ⁠הָרִ֑ים</w:t>
+      </w:r>
+    </w:p>
+    <w:p>
+      <w:pPr/>
+      <w:r>
+        <w:rPr>
+          <w:lang w:val="zh_TW" w:bidi="zh_TW"/>
+        </w:rPr>
+      </w:r>
+      <w:r>
+        <w:rPr>
           <w:b/>
           <w:lang w:val="zh_TW" w:bidi="zh_TW"/>
         </w:rPr>
@@ -9626,6 +10872,20 @@
       </w:r>
       <w:r>
         <w:rPr>
+          <w:lang w:val="zh_TW" w:bidi="zh_TW"/>
+        </w:rPr>
+        <w:t>כְּ⁠שַׁ֖חַר</w:t>
+      </w:r>
+    </w:p>
+    <w:p>
+      <w:pPr/>
+      <w:r>
+        <w:rPr>
+          <w:lang w:val="zh_TW" w:bidi="zh_TW"/>
+        </w:rPr>
+      </w:r>
+      <w:r>
+        <w:rPr>
           <w:b/>
           <w:lang w:val="zh_TW" w:bidi="zh_TW"/>
         </w:rPr>
@@ -9722,6 +10982,20 @@
       </w:r>
       <w:r>
         <w:rPr>
+          <w:lang w:val="zh_TW" w:bidi="zh_TW"/>
+        </w:rPr>
+        <w:t>עַ֚ם רַ֣ב וְ⁠עָצ֔וּם</w:t>
+      </w:r>
+    </w:p>
+    <w:p>
+      <w:pPr/>
+      <w:r>
+        <w:rPr>
+          <w:lang w:val="zh_TW" w:bidi="zh_TW"/>
+        </w:rPr>
+      </w:r>
+      <w:r>
+        <w:rPr>
           <w:b/>
           <w:lang w:val="zh_TW" w:bidi="zh_TW"/>
         </w:rPr>
@@ -9805,6 +11079,20 @@
       </w:r>
       <w:r>
         <w:rPr>
+          <w:lang w:val="zh_TW" w:bidi="zh_TW"/>
+        </w:rPr>
+        <w:t>עַ֚ם רַ֣ב וְ⁠עָצ֔וּם</w:t>
+      </w:r>
+    </w:p>
+    <w:p>
+      <w:pPr/>
+      <w:r>
+        <w:rPr>
+          <w:lang w:val="zh_TW" w:bidi="zh_TW"/>
+        </w:rPr>
+      </w:r>
+      <w:r>
+        <w:rPr>
           <w:b/>
           <w:lang w:val="zh_TW" w:bidi="zh_TW"/>
         </w:rPr>
@@ -9908,6 +11196,20 @@
       </w:r>
       <w:r>
         <w:rPr>
+          <w:lang w:val="zh_TW" w:bidi="zh_TW"/>
+        </w:rPr>
+        <w:t>כָּמֹ֗⁠הוּ לֹ֤א נִֽהְיָה֙ מִן־הָ֣⁠עוֹלָ֔ם וְ⁠אַֽחֲרָי⁠ו֙ לֹ֣א יוֹסֵ֔ף עַד־שְׁנֵ֖י דּ֥וֹר וָ⁠דֽוֹר</w:t>
+      </w:r>
+    </w:p>
+    <w:p>
+      <w:pPr/>
+      <w:r>
+        <w:rPr>
+          <w:lang w:val="zh_TW" w:bidi="zh_TW"/>
+        </w:rPr>
+      </w:r>
+      <w:r>
+        <w:rPr>
           <w:b/>
           <w:lang w:val="zh_TW" w:bidi="zh_TW"/>
         </w:rPr>
@@ -9991,6 +11293,20 @@
       </w:r>
       <w:r>
         <w:rPr>
+          <w:lang w:val="zh_TW" w:bidi="zh_TW"/>
+        </w:rPr>
+        <w:t>עַד־שְׁנֵ֖י דּ֥וֹר וָ⁠דֽוֹר</w:t>
+      </w:r>
+    </w:p>
+    <w:p>
+      <w:pPr/>
+      <w:r>
+        <w:rPr>
+          <w:lang w:val="zh_TW" w:bidi="zh_TW"/>
+        </w:rPr>
+      </w:r>
+      <w:r>
+        <w:rPr>
           <w:b/>
           <w:lang w:val="zh_TW" w:bidi="zh_TW"/>
         </w:rPr>
@@ -10074,6 +11390,20 @@
       </w:r>
       <w:r>
         <w:rPr>
+          <w:lang w:val="zh_TW" w:bidi="zh_TW"/>
+        </w:rPr>
+        <w:t>לְ⁠פָנָי⁠ו֙ אָ֣כְלָה אֵ֔שׁ וְ⁠אַחֲרָ֖י⁠ו תְּלַהֵ֣ט לֶֽהָבָ֑ה כְּ⁠גַן־עֵ֨דֶן הָ⁠אָ֜רֶץ לְ⁠פָנָ֗י⁠ו וְ⁠אַֽחֲרָי⁠ו֙ מִדְבַּ֣ר שְׁמָמָ֔ה וְ⁠גַם־פְּלֵיטָ֖ה לֹא־הָ֥יְתָה לּֽ⁠וֹ</w:t>
+      </w:r>
+    </w:p>
+    <w:p>
+      <w:pPr/>
+      <w:r>
+        <w:rPr>
+          <w:lang w:val="zh_TW" w:bidi="zh_TW"/>
+        </w:rPr>
+      </w:r>
+      <w:r>
+        <w:rPr>
           <w:b/>
           <w:lang w:val="zh_TW" w:bidi="zh_TW"/>
         </w:rPr>
@@ -10211,6 +11541,20 @@
       </w:r>
       <w:r>
         <w:rPr>
+          <w:lang w:val="zh_TW" w:bidi="zh_TW"/>
+        </w:rPr>
+        <w:t>לְ⁠פָנָי⁠ו֙ אָ֣כְלָה אֵ֔שׁ וְ⁠אַחֲרָ֖י⁠ו תְּלַהֵ֣ט לֶֽהָבָ֑ה</w:t>
+      </w:r>
+    </w:p>
+    <w:p>
+      <w:pPr/>
+      <w:r>
+        <w:rPr>
+          <w:lang w:val="zh_TW" w:bidi="zh_TW"/>
+        </w:rPr>
+      </w:r>
+      <w:r>
+        <w:rPr>
           <w:b/>
           <w:lang w:val="zh_TW" w:bidi="zh_TW"/>
         </w:rPr>
@@ -10320,6 +11664,20 @@
       </w:r>
       <w:r>
         <w:rPr>
+          <w:lang w:val="zh_TW" w:bidi="zh_TW"/>
+        </w:rPr>
+        <w:t>לְ⁠פָנָי⁠ו֙ אָ֣כְלָה אֵ֔שׁ</w:t>
+      </w:r>
+    </w:p>
+    <w:p>
+      <w:pPr/>
+      <w:r>
+        <w:rPr>
+          <w:lang w:val="zh_TW" w:bidi="zh_TW"/>
+        </w:rPr>
+      </w:r>
+      <w:r>
+        <w:rPr>
           <w:b/>
           <w:lang w:val="zh_TW" w:bidi="zh_TW"/>
         </w:rPr>
@@ -10416,6 +11774,20 @@
       </w:r>
       <w:r>
         <w:rPr>
+          <w:lang w:val="zh_TW" w:bidi="zh_TW"/>
+        </w:rPr>
+        <w:t>כְּ⁠גַן־עֵ֨דֶן הָ⁠אָ֜רֶץ לְ⁠פָנָ֗י⁠ו</w:t>
+      </w:r>
+    </w:p>
+    <w:p>
+      <w:pPr/>
+      <w:r>
+        <w:rPr>
+          <w:lang w:val="zh_TW" w:bidi="zh_TW"/>
+        </w:rPr>
+      </w:r>
+      <w:r>
+        <w:rPr>
           <w:b/>
           <w:lang w:val="zh_TW" w:bidi="zh_TW"/>
         </w:rPr>
@@ -10499,6 +11871,20 @@
       </w:r>
       <w:r>
         <w:rPr>
+          <w:lang w:val="zh_TW" w:bidi="zh_TW"/>
+        </w:rPr>
+        <w:t>מִדְבַּ֣ר שְׁמָמָ֔ה</w:t>
+      </w:r>
+    </w:p>
+    <w:p>
+      <w:pPr/>
+      <w:r>
+        <w:rPr>
+          <w:lang w:val="zh_TW" w:bidi="zh_TW"/>
+        </w:rPr>
+      </w:r>
+      <w:r>
+        <w:rPr>
           <w:b/>
           <w:lang w:val="zh_TW" w:bidi="zh_TW"/>
         </w:rPr>
@@ -10623,6 +12009,20 @@
       </w:r>
       <w:r>
         <w:rPr>
+          <w:lang w:val="zh_TW" w:bidi="zh_TW"/>
+        </w:rPr>
+        <w:t>וְ⁠גַם־פְּלֵיטָ֖ה לֹא־הָ֥יְתָה לּֽ⁠וֹ</w:t>
+      </w:r>
+    </w:p>
+    <w:p>
+      <w:pPr/>
+      <w:r>
+        <w:rPr>
+          <w:lang w:val="zh_TW" w:bidi="zh_TW"/>
+        </w:rPr>
+      </w:r>
+      <w:r>
+        <w:rPr>
           <w:b/>
           <w:lang w:val="zh_TW" w:bidi="zh_TW"/>
         </w:rPr>
@@ -10706,6 +12106,20 @@
       </w:r>
       <w:r>
         <w:rPr>
+          <w:lang w:val="zh_TW" w:bidi="zh_TW"/>
+        </w:rPr>
+        <w:t>פְּלֵיטָ֖ה לֹא־הָ֥יְתָה לּֽ⁠וֹ</w:t>
+      </w:r>
+    </w:p>
+    <w:p>
+      <w:pPr/>
+      <w:r>
+        <w:rPr>
+          <w:lang w:val="zh_TW" w:bidi="zh_TW"/>
+        </w:rPr>
+      </w:r>
+      <w:r>
+        <w:rPr>
           <w:b/>
           <w:lang w:val="zh_TW" w:bidi="zh_TW"/>
         </w:rPr>
@@ -10802,6 +12216,20 @@
       </w:r>
       <w:r>
         <w:rPr>
+          <w:lang w:val="zh_TW" w:bidi="zh_TW"/>
+        </w:rPr>
+        <w:t>כְּ⁠מַרְאֵ֥ה סוּסִ֖ים מַרְאֵ֑⁠הוּ</w:t>
+      </w:r>
+    </w:p>
+    <w:p>
+      <w:pPr/>
+      <w:r>
+        <w:rPr>
+          <w:lang w:val="zh_TW" w:bidi="zh_TW"/>
+        </w:rPr>
+      </w:r>
+      <w:r>
+        <w:rPr>
           <w:b/>
           <w:lang w:val="zh_TW" w:bidi="zh_TW"/>
         </w:rPr>
@@ -10885,6 +12313,20 @@
       </w:r>
       <w:r>
         <w:rPr>
+          <w:lang w:val="zh_TW" w:bidi="zh_TW"/>
+        </w:rPr>
+        <w:t>כְּ⁠מַרְאֵ֥ה &amp; מַרְאֵ֑⁠הוּ</w:t>
+      </w:r>
+    </w:p>
+    <w:p>
+      <w:pPr/>
+      <w:r>
+        <w:rPr>
+          <w:lang w:val="zh_TW" w:bidi="zh_TW"/>
+        </w:rPr>
+      </w:r>
+      <w:r>
+        <w:rPr>
           <w:b/>
           <w:lang w:val="zh_TW" w:bidi="zh_TW"/>
         </w:rPr>
@@ -10968,6 +12410,20 @@
       </w:r>
       <w:r>
         <w:rPr>
+          <w:lang w:val="zh_TW" w:bidi="zh_TW"/>
+        </w:rPr>
+        <w:t>וּ⁠כְ⁠פָרָשִׁ֖ים כֵּ֥ן יְרוּצֽוּ⁠ן</w:t>
+      </w:r>
+    </w:p>
+    <w:p>
+      <w:pPr/>
+      <w:r>
+        <w:rPr>
+          <w:lang w:val="zh_TW" w:bidi="zh_TW"/>
+        </w:rPr>
+      </w:r>
+      <w:r>
+        <w:rPr>
           <w:b/>
           <w:lang w:val="zh_TW" w:bidi="zh_TW"/>
         </w:rPr>
@@ -11051,6 +12507,20 @@
       </w:r>
       <w:r>
         <w:rPr>
+          <w:lang w:val="zh_TW" w:bidi="zh_TW"/>
+        </w:rPr>
+        <w:t>כְּ⁠ק֣וֹל מַרְכָּב֗וֹת עַל־רָאשֵׁ֤י הֶֽ⁠הָרִים֙ יְרַקֵּד֔וּ⁠ן</w:t>
+      </w:r>
+    </w:p>
+    <w:p>
+      <w:pPr/>
+      <w:r>
+        <w:rPr>
+          <w:lang w:val="zh_TW" w:bidi="zh_TW"/>
+        </w:rPr>
+      </w:r>
+      <w:r>
+        <w:rPr>
           <w:b/>
           <w:lang w:val="zh_TW" w:bidi="zh_TW"/>
         </w:rPr>
@@ -11134,6 +12604,20 @@
       </w:r>
       <w:r>
         <w:rPr>
+          <w:lang w:val="zh_TW" w:bidi="zh_TW"/>
+        </w:rPr>
+        <w:t>כְּ⁠קוֹל֙ לַ֣הַב אֵ֔שׁ אֹכְלָ֖ה קָ֑שׁ</w:t>
+      </w:r>
+    </w:p>
+    <w:p>
+      <w:pPr/>
+      <w:r>
+        <w:rPr>
+          <w:lang w:val="zh_TW" w:bidi="zh_TW"/>
+        </w:rPr>
+      </w:r>
+      <w:r>
+        <w:rPr>
           <w:b/>
           <w:lang w:val="zh_TW" w:bidi="zh_TW"/>
         </w:rPr>
@@ -11217,6 +12701,20 @@
       </w:r>
       <w:r>
         <w:rPr>
+          <w:lang w:val="zh_TW" w:bidi="zh_TW"/>
+        </w:rPr>
+        <w:t>כְּ⁠עַ֣ם עָצ֔וּם עֱר֖וּךְ מִלְחָמָֽה</w:t>
+      </w:r>
+    </w:p>
+    <w:p>
+      <w:pPr/>
+      <w:r>
+        <w:rPr>
+          <w:lang w:val="zh_TW" w:bidi="zh_TW"/>
+        </w:rPr>
+      </w:r>
+      <w:r>
+        <w:rPr>
           <w:b/>
           <w:lang w:val="zh_TW" w:bidi="zh_TW"/>
         </w:rPr>
@@ -11328,6 +12826,20 @@
       </w:r>
       <w:r>
         <w:rPr>
+          <w:lang w:val="zh_TW" w:bidi="zh_TW"/>
+        </w:rPr>
+        <w:t>כְּ⁠עַ֣ם עָצ֔וּם עֱר֖וּךְ מִלְחָמָֽה</w:t>
+      </w:r>
+    </w:p>
+    <w:p>
+      <w:pPr/>
+      <w:r>
+        <w:rPr>
+          <w:lang w:val="zh_TW" w:bidi="zh_TW"/>
+        </w:rPr>
+      </w:r>
+      <w:r>
+        <w:rPr>
           <w:b/>
           <w:lang w:val="zh_TW" w:bidi="zh_TW"/>
         </w:rPr>
@@ -11411,6 +12923,20 @@
       </w:r>
       <w:r>
         <w:rPr>
+          <w:lang w:val="zh_TW" w:bidi="zh_TW"/>
+        </w:rPr>
+        <w:t>כְּ⁠עַ֣ם עָצ֔וּם עֱר֖וּךְ מִלְחָמָֽה</w:t>
+      </w:r>
+    </w:p>
+    <w:p>
+      <w:pPr/>
+      <w:r>
+        <w:rPr>
+          <w:lang w:val="zh_TW" w:bidi="zh_TW"/>
+        </w:rPr>
+      </w:r>
+      <w:r>
+        <w:rPr>
           <w:b/>
           <w:lang w:val="zh_TW" w:bidi="zh_TW"/>
         </w:rPr>
@@ -11506,6 +13032,20 @@
       </w:r>
       <w:r>
         <w:rPr>
+          <w:lang w:val="zh_TW" w:bidi="zh_TW"/>
+        </w:rPr>
+        <w:t>יָחִ֣ילוּ</w:t>
+      </w:r>
+    </w:p>
+    <w:p>
+      <w:pPr/>
+      <w:r>
+        <w:rPr>
+          <w:lang w:val="zh_TW" w:bidi="zh_TW"/>
+        </w:rPr>
+      </w:r>
+      <w:r>
+        <w:rPr>
           <w:b/>
           <w:lang w:val="zh_TW" w:bidi="zh_TW"/>
         </w:rPr>
@@ -11630,6 +13170,20 @@
       </w:r>
       <w:r>
         <w:rPr>
+          <w:lang w:val="zh_TW" w:bidi="zh_TW"/>
+        </w:rPr>
+        <w:t>קִבְּצ֥וּ פָארֽוּר</w:t>
+      </w:r>
+    </w:p>
+    <w:p>
+      <w:pPr/>
+      <w:r>
+        <w:rPr>
+          <w:lang w:val="zh_TW" w:bidi="zh_TW"/>
+        </w:rPr>
+      </w:r>
+      <w:r>
+        <w:rPr>
           <w:b/>
           <w:lang w:val="zh_TW" w:bidi="zh_TW"/>
         </w:rPr>
@@ -11726,6 +13280,20 @@
       </w:r>
       <w:r>
         <w:rPr>
+          <w:lang w:val="zh_TW" w:bidi="zh_TW"/>
+        </w:rPr>
+        <w:t>כְּ⁠גִבּוֹרִ֣ים יְרֻצ֔וּ⁠ן</w:t>
+      </w:r>
+    </w:p>
+    <w:p>
+      <w:pPr/>
+      <w:r>
+        <w:rPr>
+          <w:lang w:val="zh_TW" w:bidi="zh_TW"/>
+        </w:rPr>
+      </w:r>
+      <w:r>
+        <w:rPr>
           <w:b/>
           <w:lang w:val="zh_TW" w:bidi="zh_TW"/>
         </w:rPr>
@@ -11809,6 +13377,20 @@
       </w:r>
       <w:r>
         <w:rPr>
+          <w:lang w:val="zh_TW" w:bidi="zh_TW"/>
+        </w:rPr>
+        <w:t>כְּ⁠אַנְשֵׁ֥י מִלְחָמָ֖ה יַעֲל֣וּ חוֹמָ֑ה</w:t>
+      </w:r>
+    </w:p>
+    <w:p>
+      <w:pPr/>
+      <w:r>
+        <w:rPr>
+          <w:lang w:val="zh_TW" w:bidi="zh_TW"/>
+        </w:rPr>
+      </w:r>
+      <w:r>
+        <w:rPr>
           <w:b/>
           <w:lang w:val="zh_TW" w:bidi="zh_TW"/>
         </w:rPr>
@@ -11892,6 +13474,20 @@
       </w:r>
       <w:r>
         <w:rPr>
+          <w:lang w:val="zh_TW" w:bidi="zh_TW"/>
+        </w:rPr>
+        <w:t>כְּ⁠אַנְשֵׁ֥י מִלְחָמָ֖ה</w:t>
+      </w:r>
+    </w:p>
+    <w:p>
+      <w:pPr/>
+      <w:r>
+        <w:rPr>
+          <w:lang w:val="zh_TW" w:bidi="zh_TW"/>
+        </w:rPr>
+      </w:r>
+      <w:r>
+        <w:rPr>
           <w:b/>
           <w:lang w:val="zh_TW" w:bidi="zh_TW"/>
         </w:rPr>
@@ -12016,6 +13612,20 @@
       </w:r>
       <w:r>
         <w:rPr>
+          <w:lang w:val="zh_TW" w:bidi="zh_TW"/>
+        </w:rPr>
+        <w:t>חוֹמָ֑ה</w:t>
+      </w:r>
+    </w:p>
+    <w:p>
+      <w:pPr/>
+      <w:r>
+        <w:rPr>
+          <w:lang w:val="zh_TW" w:bidi="zh_TW"/>
+        </w:rPr>
+      </w:r>
+      <w:r>
+        <w:rPr>
           <w:b/>
           <w:lang w:val="zh_TW" w:bidi="zh_TW"/>
         </w:rPr>
@@ -12112,6 +13722,20 @@
       </w:r>
       <w:r>
         <w:rPr>
+          <w:lang w:val="zh_TW" w:bidi="zh_TW"/>
+        </w:rPr>
+        <w:t>וְ⁠אִ֤ישׁ בִּ⁠דְרָכָי⁠ו֙</w:t>
+      </w:r>
+    </w:p>
+    <w:p>
+      <w:pPr/>
+      <w:r>
+        <w:rPr>
+          <w:lang w:val="zh_TW" w:bidi="zh_TW"/>
+        </w:rPr>
+      </w:r>
+      <w:r>
+        <w:rPr>
           <w:b/>
           <w:lang w:val="zh_TW" w:bidi="zh_TW"/>
         </w:rPr>
@@ -12249,6 +13873,20 @@
       </w:r>
       <w:r>
         <w:rPr>
+          <w:lang w:val="zh_TW" w:bidi="zh_TW"/>
+        </w:rPr>
+        <w:t>וְ⁠לֹ֥א יְעַבְּט֖וּ⁠ן אֹרְחוֹתָֽ⁠ם</w:t>
+      </w:r>
+    </w:p>
+    <w:p>
+      <w:pPr/>
+      <w:r>
+        <w:rPr>
+          <w:lang w:val="zh_TW" w:bidi="zh_TW"/>
+        </w:rPr>
+      </w:r>
+      <w:r>
+        <w:rPr>
           <w:b/>
           <w:lang w:val="zh_TW" w:bidi="zh_TW"/>
         </w:rPr>
@@ -12344,6 +13982,20 @@
       </w:r>
       <w:r>
         <w:rPr>
+          <w:lang w:val="zh_TW" w:bidi="zh_TW"/>
+        </w:rPr>
+        <w:t>וְ⁠לֹ֥א יְעַבְּט֖וּ⁠ן אֹרְחוֹתָֽ⁠ם</w:t>
+      </w:r>
+    </w:p>
+    <w:p>
+      <w:pPr/>
+      <w:r>
+        <w:rPr>
+          <w:lang w:val="zh_TW" w:bidi="zh_TW"/>
+        </w:rPr>
+      </w:r>
+      <w:r>
+        <w:rPr>
           <w:b/>
           <w:lang w:val="zh_TW" w:bidi="zh_TW"/>
         </w:rPr>
@@ -12427,6 +14079,20 @@
       </w:r>
       <w:r>
         <w:rPr>
+          <w:lang w:val="zh_TW" w:bidi="zh_TW"/>
+        </w:rPr>
+        <w:t>וְ⁠אִ֤ישׁ אָחִי⁠ו֙ לֹ֣א יִדְחָק֔וּ⁠ן</w:t>
+      </w:r>
+    </w:p>
+    <w:p>
+      <w:pPr/>
+      <w:r>
+        <w:rPr>
+          <w:lang w:val="zh_TW" w:bidi="zh_TW"/>
+        </w:rPr>
+      </w:r>
+      <w:r>
+        <w:rPr>
           <w:b/>
           <w:lang w:val="zh_TW" w:bidi="zh_TW"/>
         </w:rPr>
@@ -12564,6 +14230,20 @@
       </w:r>
       <w:r>
         <w:rPr>
+          <w:lang w:val="zh_TW" w:bidi="zh_TW"/>
+        </w:rPr>
+        <w:t>גֶּ֥בֶר בִּ⁠מְסִלָּת֖⁠וֹ יֵֽלֵכ֑וּ⁠ן</w:t>
+      </w:r>
+    </w:p>
+    <w:p>
+      <w:pPr/>
+      <w:r>
+        <w:rPr>
+          <w:lang w:val="zh_TW" w:bidi="zh_TW"/>
+        </w:rPr>
+      </w:r>
+      <w:r>
+        <w:rPr>
           <w:b/>
           <w:lang w:val="zh_TW" w:bidi="zh_TW"/>
         </w:rPr>
@@ -12701,6 +14381,20 @@
       </w:r>
       <w:r>
         <w:rPr>
+          <w:lang w:val="zh_TW" w:bidi="zh_TW"/>
+        </w:rPr>
+        <w:t>וּ⁠בְעַ֥ד הַ⁠שֶּׁ֛לַח יִפֹּ֖לוּ לֹ֥א יִבְצָֽעוּ</w:t>
+      </w:r>
+    </w:p>
+    <w:p>
+      <w:pPr/>
+      <w:r>
+        <w:rPr>
+          <w:lang w:val="zh_TW" w:bidi="zh_TW"/>
+        </w:rPr>
+      </w:r>
+      <w:r>
+        <w:rPr>
           <w:b/>
           <w:lang w:val="zh_TW" w:bidi="zh_TW"/>
         </w:rPr>
@@ -12784,6 +14478,20 @@
       </w:r>
       <w:r>
         <w:rPr>
+          <w:lang w:val="zh_TW" w:bidi="zh_TW"/>
+        </w:rPr>
+        <w:t>בָּ⁠עִ֣יר יָשֹׁ֗קּוּ בַּֽ⁠חוֹמָה֙ יְרֻצ֔וּ⁠ן בַּ⁠בָּתִּ֖ים יַעֲל֑וּ בְּעַ֧ד הַ⁠חַלּוֹנִ֛ים יָבֹ֖אוּ כַּ⁠גַּנָּֽב</w:t>
+      </w:r>
+    </w:p>
+    <w:p>
+      <w:pPr/>
+      <w:r>
+        <w:rPr>
+          <w:lang w:val="zh_TW" w:bidi="zh_TW"/>
+        </w:rPr>
+      </w:r>
+      <w:r>
+        <w:rPr>
           <w:b/>
           <w:lang w:val="zh_TW" w:bidi="zh_TW"/>
         </w:rPr>
@@ -12867,6 +14575,20 @@
       </w:r>
       <w:r>
         <w:rPr>
+          <w:lang w:val="zh_TW" w:bidi="zh_TW"/>
+        </w:rPr>
+        <w:t>בְּעַ֧ד הַ⁠חַלּוֹנִ֛ים יָבֹ֖אוּ כַּ⁠גַּנָּֽב</w:t>
+      </w:r>
+    </w:p>
+    <w:p>
+      <w:pPr/>
+      <w:r>
+        <w:rPr>
+          <w:lang w:val="zh_TW" w:bidi="zh_TW"/>
+        </w:rPr>
+      </w:r>
+      <w:r>
+        <w:rPr>
           <w:b/>
           <w:lang w:val="zh_TW" w:bidi="zh_TW"/>
         </w:rPr>
@@ -12962,6 +14684,20 @@
       </w:r>
       <w:r>
         <w:rPr>
+          <w:lang w:val="zh_TW" w:bidi="zh_TW"/>
+        </w:rPr>
+        <w:t>לְ⁠פָנָי⁠ו֙ רָ֣גְזָה אֶ֔רֶץ רָעֲשׁ֖וּ שָׁמָ֑יִם</w:t>
+      </w:r>
+    </w:p>
+    <w:p>
+      <w:pPr/>
+      <w:r>
+        <w:rPr>
+          <w:lang w:val="zh_TW" w:bidi="zh_TW"/>
+        </w:rPr>
+      </w:r>
+      <w:r>
+        <w:rPr>
           <w:b/>
           <w:lang w:val="zh_TW" w:bidi="zh_TW"/>
         </w:rPr>
@@ -13057,6 +14793,20 @@
       </w:r>
       <w:r>
         <w:rPr>
+          <w:lang w:val="zh_TW" w:bidi="zh_TW"/>
+        </w:rPr>
+        <w:t>שֶׁ֤מֶשׁ וְ⁠יָרֵ֨חַ֙ קָדָ֔רוּ</w:t>
+      </w:r>
+    </w:p>
+    <w:p>
+      <w:pPr/>
+      <w:r>
+        <w:rPr>
+          <w:lang w:val="zh_TW" w:bidi="zh_TW"/>
+        </w:rPr>
+      </w:r>
+      <w:r>
+        <w:rPr>
           <w:b/>
           <w:lang w:val="zh_TW" w:bidi="zh_TW"/>
         </w:rPr>
@@ -13178,6 +14928,20 @@
       </w:r>
       <w:r>
         <w:rPr>
+          <w:lang w:val="zh_TW" w:bidi="zh_TW"/>
+        </w:rPr>
+        <w:t>וְ⁠כוֹכָבִ֖ים אָסְפ֥וּ נָגְהָֽ⁠ם</w:t>
+      </w:r>
+    </w:p>
+    <w:p>
+      <w:pPr/>
+      <w:r>
+        <w:rPr>
+          <w:lang w:val="zh_TW" w:bidi="zh_TW"/>
+        </w:rPr>
+      </w:r>
+      <w:r>
+        <w:rPr>
           <w:b/>
           <w:lang w:val="zh_TW" w:bidi="zh_TW"/>
         </w:rPr>
@@ -13327,6 +15091,20 @@
       </w:r>
       <w:r>
         <w:rPr>
+          <w:lang w:val="zh_TW" w:bidi="zh_TW"/>
+        </w:rPr>
+        <w:t>קוֹל⁠וֹ֙</w:t>
+      </w:r>
+    </w:p>
+    <w:p>
+      <w:pPr/>
+      <w:r>
+        <w:rPr>
+          <w:lang w:val="zh_TW" w:bidi="zh_TW"/>
+        </w:rPr>
+      </w:r>
+      <w:r>
+        <w:rPr>
           <w:b/>
           <w:lang w:val="zh_TW" w:bidi="zh_TW"/>
         </w:rPr>
@@ -13435,6 +15213,20 @@
       </w:r>
       <w:r>
         <w:rPr>
+          <w:lang w:val="zh_TW" w:bidi="zh_TW"/>
+        </w:rPr>
+        <w:t>מַחֲנֵ֔⁠הוּ</w:t>
+      </w:r>
+    </w:p>
+    <w:p>
+      <w:pPr/>
+      <w:r>
+        <w:rPr>
+          <w:lang w:val="zh_TW" w:bidi="zh_TW"/>
+        </w:rPr>
+      </w:r>
+      <w:r>
+        <w:rPr>
           <w:b/>
           <w:lang w:val="zh_TW" w:bidi="zh_TW"/>
         </w:rPr>
@@ -13571,6 +15363,20 @@
       </w:r>
       <w:r>
         <w:rPr>
+          <w:lang w:val="zh_TW" w:bidi="zh_TW"/>
+        </w:rPr>
+        <w:t>דְבָר֑⁠וֹ</w:t>
+      </w:r>
+    </w:p>
+    <w:p>
+      <w:pPr/>
+      <w:r>
+        <w:rPr>
+          <w:lang w:val="zh_TW" w:bidi="zh_TW"/>
+        </w:rPr>
+      </w:r>
+      <w:r>
+        <w:rPr>
           <w:b/>
           <w:lang w:val="zh_TW" w:bidi="zh_TW"/>
         </w:rPr>
@@ -13696,6 +15502,20 @@
         <w:rPr>
           <w:lang w:val="zh_TW" w:bidi="zh_TW"/>
         </w:rPr>
+      </w:r>
+    </w:p>
+    <w:p>
+      <w:pPr/>
+      <w:r>
+        <w:rPr>
+          <w:lang w:val="zh_TW" w:bidi="zh_TW"/>
+        </w:rPr>
+      </w:r>
+      <w:r>
+        <w:rPr>
+          <w:lang w:val="zh_TW" w:bidi="zh_TW"/>
+        </w:rPr>
+        <w:t>כִּֽי־גָד֧וֹל יוֹם־יְהוָ֛ה וְ⁠נוֹרָ֥א מְאֹ֖ד וּ⁠מִ֥י יְכִילֶֽ⁠נּוּ</w:t>
       </w:r>
     </w:p>
     <w:p>
@@ -13903,6 +15723,20 @@
       </w:r>
       <w:r>
         <w:rPr>
+          <w:lang w:val="zh_TW" w:bidi="zh_TW"/>
+        </w:rPr>
+        <w:t>וְ⁠גַם־עַתָּה֙ נְאֻם־יְהוָ֔ה שֻׁ֥בוּ עָדַ֖⁠י</w:t>
+      </w:r>
+    </w:p>
+    <w:p>
+      <w:pPr/>
+      <w:r>
+        <w:rPr>
+          <w:lang w:val="zh_TW" w:bidi="zh_TW"/>
+        </w:rPr>
+      </w:r>
+      <w:r>
+        <w:rPr>
           <w:b/>
           <w:lang w:val="zh_TW" w:bidi="zh_TW"/>
         </w:rPr>
@@ -13999,6 +15833,20 @@
       </w:r>
       <w:r>
         <w:rPr>
+          <w:lang w:val="zh_TW" w:bidi="zh_TW"/>
+        </w:rPr>
+        <w:t>שֻׁ֥בוּ</w:t>
+      </w:r>
+    </w:p>
+    <w:p>
+      <w:pPr/>
+      <w:r>
+        <w:rPr>
+          <w:lang w:val="zh_TW" w:bidi="zh_TW"/>
+        </w:rPr>
+      </w:r>
+      <w:r>
+        <w:rPr>
           <w:b/>
           <w:lang w:val="zh_TW" w:bidi="zh_TW"/>
         </w:rPr>
@@ -14095,6 +15943,20 @@
       </w:r>
       <w:r>
         <w:rPr>
+          <w:lang w:val="zh_TW" w:bidi="zh_TW"/>
+        </w:rPr>
+        <w:t>שֻׁ֥בוּ עָדַ֖⁠י בְּ⁠כָל־לְבַבְ⁠כֶ֑ם</w:t>
+      </w:r>
+    </w:p>
+    <w:p>
+      <w:pPr/>
+      <w:r>
+        <w:rPr>
+          <w:lang w:val="zh_TW" w:bidi="zh_TW"/>
+        </w:rPr>
+      </w:r>
+      <w:r>
+        <w:rPr>
           <w:b/>
           <w:lang w:val="zh_TW" w:bidi="zh_TW"/>
         </w:rPr>
@@ -14204,6 +16066,20 @@
       </w:r>
       <w:r>
         <w:rPr>
+          <w:lang w:val="zh_TW" w:bidi="zh_TW"/>
+        </w:rPr>
+        <w:t>לְבַבְ⁠כֶ֑ם</w:t>
+      </w:r>
+    </w:p>
+    <w:p>
+      <w:pPr/>
+      <w:r>
+        <w:rPr>
+          <w:lang w:val="zh_TW" w:bidi="zh_TW"/>
+        </w:rPr>
+      </w:r>
+      <w:r>
+        <w:rPr>
           <w:b/>
           <w:lang w:val="zh_TW" w:bidi="zh_TW"/>
         </w:rPr>
@@ -14314,6 +16190,20 @@
       </w:r>
       <w:r>
         <w:rPr>
+          <w:lang w:val="zh_TW" w:bidi="zh_TW"/>
+        </w:rPr>
+        <w:t>וְ⁠קִרְע֤וּ לְבַבְ⁠כֶם֙ וְ⁠אַל־בִּגְדֵי⁠כֶ֔ם</w:t>
+      </w:r>
+    </w:p>
+    <w:p>
+      <w:pPr/>
+      <w:r>
+        <w:rPr>
+          <w:lang w:val="zh_TW" w:bidi="zh_TW"/>
+        </w:rPr>
+      </w:r>
+      <w:r>
+        <w:rPr>
           <w:b/>
           <w:lang w:val="zh_TW" w:bidi="zh_TW"/>
         </w:rPr>
@@ -14397,6 +16287,20 @@
       </w:r>
       <w:r>
         <w:rPr>
+          <w:lang w:val="zh_TW" w:bidi="zh_TW"/>
+        </w:rPr>
+        <w:t>וְ⁠קִרְע֤וּ לְבַבְ⁠כֶם֙ וְ⁠אַל־בִּגְדֵי⁠כֶ֔ם וְ⁠שׁ֖וּבוּ אֶל־יְהוָ֣ה אֱלֹֽהֵי⁠כֶ֑ם</w:t>
+      </w:r>
+    </w:p>
+    <w:p>
+      <w:pPr/>
+      <w:r>
+        <w:rPr>
+          <w:lang w:val="zh_TW" w:bidi="zh_TW"/>
+        </w:rPr>
+      </w:r>
+      <w:r>
+        <w:rPr>
           <w:b/>
           <w:lang w:val="zh_TW" w:bidi="zh_TW"/>
         </w:rPr>
@@ -14480,6 +16384,20 @@
       </w:r>
       <w:r>
         <w:rPr>
+          <w:lang w:val="zh_TW" w:bidi="zh_TW"/>
+        </w:rPr>
+        <w:t>אֶ֤רֶךְ אַפַּ֨יִם֙</w:t>
+      </w:r>
+    </w:p>
+    <w:p>
+      <w:pPr/>
+      <w:r>
+        <w:rPr>
+          <w:lang w:val="zh_TW" w:bidi="zh_TW"/>
+        </w:rPr>
+      </w:r>
+      <w:r>
+        <w:rPr>
           <w:b/>
           <w:lang w:val="zh_TW" w:bidi="zh_TW"/>
         </w:rPr>
@@ -14604,6 +16522,20 @@
       </w:r>
       <w:r>
         <w:rPr>
+          <w:lang w:val="zh_TW" w:bidi="zh_TW"/>
+        </w:rPr>
+        <w:t>וְ⁠רַב־חֶ֔סֶד</w:t>
+      </w:r>
+    </w:p>
+    <w:p>
+      <w:pPr/>
+      <w:r>
+        <w:rPr>
+          <w:lang w:val="zh_TW" w:bidi="zh_TW"/>
+        </w:rPr>
+      </w:r>
+      <w:r>
+        <w:rPr>
           <w:b/>
           <w:lang w:val="zh_TW" w:bidi="zh_TW"/>
         </w:rPr>
@@ -14700,6 +16632,20 @@
       </w:r>
       <w:r>
         <w:rPr>
+          <w:lang w:val="zh_TW" w:bidi="zh_TW"/>
+        </w:rPr>
+        <w:t>מִ֥י יוֹדֵ֖עַ יָשׁ֣וּב וְ⁠נִחָ֑ם וְ⁠הִשְׁאִ֤יר אַֽחֲרָי⁠ו֙ בְּרָכָ֔ה</w:t>
+      </w:r>
+    </w:p>
+    <w:p>
+      <w:pPr/>
+      <w:r>
+        <w:rPr>
+          <w:lang w:val="zh_TW" w:bidi="zh_TW"/>
+        </w:rPr>
+      </w:r>
+      <w:r>
+        <w:rPr>
           <w:b/>
           <w:lang w:val="zh_TW" w:bidi="zh_TW"/>
         </w:rPr>
@@ -14811,6 +16757,20 @@
       </w:r>
       <w:r>
         <w:rPr>
+          <w:lang w:val="zh_TW" w:bidi="zh_TW"/>
+        </w:rPr>
+        <w:t>יָשׁ֣וּב וְ⁠נִחָ֑ם</w:t>
+      </w:r>
+    </w:p>
+    <w:p>
+      <w:pPr/>
+      <w:r>
+        <w:rPr>
+          <w:lang w:val="zh_TW" w:bidi="zh_TW"/>
+        </w:rPr>
+      </w:r>
+      <w:r>
+        <w:rPr>
           <w:b/>
           <w:lang w:val="zh_TW" w:bidi="zh_TW"/>
         </w:rPr>
@@ -14914,6 +16874,20 @@
       </w:r>
       <w:r>
         <w:rPr>
+          <w:lang w:val="zh_TW" w:bidi="zh_TW"/>
+        </w:rPr>
+        <w:t>וְ⁠הִשְׁאִ֤יר &amp; בְּרָכָ֔ה</w:t>
+      </w:r>
+    </w:p>
+    <w:p>
+      <w:pPr/>
+      <w:r>
+        <w:rPr>
+          <w:lang w:val="zh_TW" w:bidi="zh_TW"/>
+        </w:rPr>
+      </w:r>
+      <w:r>
+        <w:rPr>
           <w:b/>
           <w:lang w:val="zh_TW" w:bidi="zh_TW"/>
         </w:rPr>
@@ -15010,6 +16984,20 @@
       </w:r>
       <w:r>
         <w:rPr>
+          <w:lang w:val="zh_TW" w:bidi="zh_TW"/>
+        </w:rPr>
+        <w:t>אֱלֹהֵי⁠כֶֽם</w:t>
+      </w:r>
+    </w:p>
+    <w:p>
+      <w:pPr/>
+      <w:r>
+        <w:rPr>
+          <w:lang w:val="zh_TW" w:bidi="zh_TW"/>
+        </w:rPr>
+      </w:r>
+      <w:r>
+        <w:rPr>
           <w:b/>
           <w:lang w:val="zh_TW" w:bidi="zh_TW"/>
         </w:rPr>
@@ -15106,6 +17094,20 @@
       </w:r>
       <w:r>
         <w:rPr>
+          <w:lang w:val="zh_TW" w:bidi="zh_TW"/>
+        </w:rPr>
+        <w:t>צ֖וֹם</w:t>
+      </w:r>
+    </w:p>
+    <w:p>
+      <w:pPr/>
+      <w:r>
+        <w:rPr>
+          <w:lang w:val="zh_TW" w:bidi="zh_TW"/>
+        </w:rPr>
+      </w:r>
+      <w:r>
+        <w:rPr>
           <w:b/>
           <w:lang w:val="zh_TW" w:bidi="zh_TW"/>
         </w:rPr>
@@ -15202,6 +17204,20 @@
       </w:r>
       <w:r>
         <w:rPr>
+          <w:lang w:val="zh_TW" w:bidi="zh_TW"/>
+        </w:rPr>
+        <w:t>קַדְּשׁוּ־צ֖וֹם קִרְא֥וּ עֲצָרָֽה</w:t>
+      </w:r>
+    </w:p>
+    <w:p>
+      <w:pPr/>
+      <w:r>
+        <w:rPr>
+          <w:lang w:val="zh_TW" w:bidi="zh_TW"/>
+        </w:rPr>
+      </w:r>
+      <w:r>
+        <w:rPr>
           <w:b/>
           <w:lang w:val="zh_TW" w:bidi="zh_TW"/>
         </w:rPr>
@@ -15285,6 +17301,20 @@
       </w:r>
       <w:r>
         <w:rPr>
+          <w:lang w:val="zh_TW" w:bidi="zh_TW"/>
+        </w:rPr>
+        <w:t>קִבְצ֣וּ זְקֵנִ֔ים אִסְפוּ֙ עֽוֹלָלִ֔ים וְ⁠יֹנְקֵ֖י שָׁדָ֑יִם</w:t>
+      </w:r>
+    </w:p>
+    <w:p>
+      <w:pPr/>
+      <w:r>
+        <w:rPr>
+          <w:lang w:val="zh_TW" w:bidi="zh_TW"/>
+        </w:rPr>
+      </w:r>
+      <w:r>
+        <w:rPr>
           <w:b/>
           <w:lang w:val="zh_TW" w:bidi="zh_TW"/>
         </w:rPr>
@@ -15368,6 +17398,20 @@
       </w:r>
       <w:r>
         <w:rPr>
+          <w:lang w:val="zh_TW" w:bidi="zh_TW"/>
+        </w:rPr>
+        <w:t>יֵצֵ֤א חָתָן֙ מֵֽ⁠חֶדְר֔⁠וֹ וְ⁠כַלָּ֖ה מֵ⁠חֻפָּתָֽ⁠הּ</w:t>
+      </w:r>
+    </w:p>
+    <w:p>
+      <w:pPr/>
+      <w:r>
+        <w:rPr>
+          <w:lang w:val="zh_TW" w:bidi="zh_TW"/>
+        </w:rPr>
+      </w:r>
+      <w:r>
+        <w:rPr>
           <w:b/>
           <w:lang w:val="zh_TW" w:bidi="zh_TW"/>
         </w:rPr>
@@ -15451,6 +17495,20 @@
       </w:r>
       <w:r>
         <w:rPr>
+          <w:lang w:val="zh_TW" w:bidi="zh_TW"/>
+        </w:rPr>
+        <w:t>בֵּ֤ין הָ⁠אוּלָם֙ וְ⁠לַ⁠מִּזְבֵּ֔חַ</w:t>
+      </w:r>
+    </w:p>
+    <w:p>
+      <w:pPr/>
+      <w:r>
+        <w:rPr>
+          <w:lang w:val="zh_TW" w:bidi="zh_TW"/>
+        </w:rPr>
+      </w:r>
+      <w:r>
+        <w:rPr>
           <w:b/>
           <w:lang w:val="zh_TW" w:bidi="zh_TW"/>
         </w:rPr>
@@ -15534,6 +17592,20 @@
       </w:r>
       <w:r>
         <w:rPr>
+          <w:lang w:val="zh_TW" w:bidi="zh_TW"/>
+        </w:rPr>
+        <w:t>וְ⁠אַל־תִּתֵּ֨ן נַחֲלָתְ⁠ךָ֤ לְ⁠חֶרְפָּה֙</w:t>
+      </w:r>
+    </w:p>
+    <w:p>
+      <w:pPr/>
+      <w:r>
+        <w:rPr>
+          <w:lang w:val="zh_TW" w:bidi="zh_TW"/>
+        </w:rPr>
+      </w:r>
+      <w:r>
+        <w:rPr>
           <w:b/>
           <w:lang w:val="zh_TW" w:bidi="zh_TW"/>
         </w:rPr>
@@ -15630,6 +17702,20 @@
       </w:r>
       <w:r>
         <w:rPr>
+          <w:lang w:val="zh_TW" w:bidi="zh_TW"/>
+        </w:rPr>
+        <w:t>נַחֲלָתְ⁠ךָ֤</w:t>
+      </w:r>
+    </w:p>
+    <w:p>
+      <w:pPr/>
+      <w:r>
+        <w:rPr>
+          <w:lang w:val="zh_TW" w:bidi="zh_TW"/>
+        </w:rPr>
+      </w:r>
+      <w:r>
+        <w:rPr>
           <w:b/>
           <w:lang w:val="zh_TW" w:bidi="zh_TW"/>
         </w:rPr>
@@ -15713,6 +17799,20 @@
       </w:r>
       <w:r>
         <w:rPr>
+          <w:lang w:val="zh_TW" w:bidi="zh_TW"/>
+        </w:rPr>
+        <w:t>לִ⁠מְשָׁל־בָּ֣⁠ם גּוֹיִ֔ם</w:t>
+      </w:r>
+    </w:p>
+    <w:p>
+      <w:pPr/>
+      <w:r>
+        <w:rPr>
+          <w:lang w:val="zh_TW" w:bidi="zh_TW"/>
+        </w:rPr>
+      </w:r>
+      <w:r>
+        <w:rPr>
           <w:b/>
           <w:lang w:val="zh_TW" w:bidi="zh_TW"/>
         </w:rPr>
@@ -15808,6 +17908,20 @@
       </w:r>
       <w:r>
         <w:rPr>
+          <w:lang w:val="zh_TW" w:bidi="zh_TW"/>
+        </w:rPr>
+        <w:t>לָ֚⁠מָּה יֹאמְר֣וּ בָֽ⁠עַמִּ֔ים אַיֵּ֖ה אֱלֹהֵי⁠הֶֽם</w:t>
+      </w:r>
+    </w:p>
+    <w:p>
+      <w:pPr/>
+      <w:r>
+        <w:rPr>
+          <w:lang w:val="zh_TW" w:bidi="zh_TW"/>
+        </w:rPr>
+      </w:r>
+      <w:r>
+        <w:rPr>
           <w:b/>
           <w:lang w:val="zh_TW" w:bidi="zh_TW"/>
         </w:rPr>
@@ -15891,6 +18005,20 @@
       </w:r>
       <w:r>
         <w:rPr>
+          <w:lang w:val="zh_TW" w:bidi="zh_TW"/>
+        </w:rPr>
+        <w:t>לָ֚⁠מָּה יֹאמְר֣וּ</w:t>
+      </w:r>
+    </w:p>
+    <w:p>
+      <w:pPr/>
+      <w:r>
+        <w:rPr>
+          <w:lang w:val="zh_TW" w:bidi="zh_TW"/>
+        </w:rPr>
+      </w:r>
+      <w:r>
+        <w:rPr>
           <w:b/>
           <w:lang w:val="zh_TW" w:bidi="zh_TW"/>
         </w:rPr>
@@ -15987,6 +18115,20 @@
       </w:r>
       <w:r>
         <w:rPr>
+          <w:lang w:val="zh_TW" w:bidi="zh_TW"/>
+        </w:rPr>
+        <w:t>לָ֚⁠מָּה יֹאמְר֣וּ בָֽ⁠עַמִּ֔ים</w:t>
+      </w:r>
+    </w:p>
+    <w:p>
+      <w:pPr/>
+      <w:r>
+        <w:rPr>
+          <w:lang w:val="zh_TW" w:bidi="zh_TW"/>
+        </w:rPr>
+      </w:r>
+      <w:r>
+        <w:rPr>
           <w:b/>
           <w:lang w:val="zh_TW" w:bidi="zh_TW"/>
         </w:rPr>
@@ -16070,6 +18212,20 @@
       </w:r>
       <w:r>
         <w:rPr>
+          <w:lang w:val="zh_TW" w:bidi="zh_TW"/>
+        </w:rPr>
+        <w:t>אַיֵּ֖ה אֱלֹהֵי⁠הֶֽם</w:t>
+      </w:r>
+    </w:p>
+    <w:p>
+      <w:pPr/>
+      <w:r>
+        <w:rPr>
+          <w:lang w:val="zh_TW" w:bidi="zh_TW"/>
+        </w:rPr>
+      </w:r>
+      <w:r>
+        <w:rPr>
           <w:b/>
           <w:lang w:val="zh_TW" w:bidi="zh_TW"/>
         </w:rPr>
@@ -16153,6 +18309,20 @@
       </w:r>
       <w:r>
         <w:rPr>
+          <w:lang w:val="zh_TW" w:bidi="zh_TW"/>
+        </w:rPr>
+        <w:t>וַ⁠יְקַנֵּ֥א יְהוָ֖ה לְ⁠אַרְצ֑⁠וֹ וַ⁠יַּחְמֹ֖ל עַל־עַמּֽ⁠וֹ</w:t>
+      </w:r>
+    </w:p>
+    <w:p>
+      <w:pPr/>
+      <w:r>
+        <w:rPr>
+          <w:lang w:val="zh_TW" w:bidi="zh_TW"/>
+        </w:rPr>
+      </w:r>
+      <w:r>
+        <w:rPr>
           <w:b/>
           <w:lang w:val="zh_TW" w:bidi="zh_TW"/>
         </w:rPr>
@@ -16236,6 +18406,20 @@
       </w:r>
       <w:r>
         <w:rPr>
+          <w:lang w:val="zh_TW" w:bidi="zh_TW"/>
+        </w:rPr>
+        <w:t>לְ⁠אַרְצ֑⁠וֹ</w:t>
+      </w:r>
+    </w:p>
+    <w:p>
+      <w:pPr/>
+      <w:r>
+        <w:rPr>
+          <w:lang w:val="zh_TW" w:bidi="zh_TW"/>
+        </w:rPr>
+      </w:r>
+      <w:r>
+        <w:rPr>
           <w:b/>
           <w:lang w:val="zh_TW" w:bidi="zh_TW"/>
         </w:rPr>
@@ -16332,6 +18516,20 @@
       </w:r>
       <w:r>
         <w:rPr>
+          <w:lang w:val="zh_TW" w:bidi="zh_TW"/>
+        </w:rPr>
+        <w:t>וַ⁠יַּ֨עַן יְהוָ֜ה וַ⁠יֹּ֣אמֶר</w:t>
+      </w:r>
+    </w:p>
+    <w:p>
+      <w:pPr/>
+      <w:r>
+        <w:rPr>
+          <w:lang w:val="zh_TW" w:bidi="zh_TW"/>
+        </w:rPr>
+      </w:r>
+      <w:r>
+        <w:rPr>
           <w:b/>
           <w:lang w:val="zh_TW" w:bidi="zh_TW"/>
         </w:rPr>
@@ -16422,6 +18620,20 @@
       </w:r>
       <w:r>
         <w:rPr>
+          <w:lang w:val="zh_TW" w:bidi="zh_TW"/>
+        </w:rPr>
+        <w:t>וַ⁠יַּ֨עַן יְהוָ֜ה וַ⁠יֹּ֣אמֶר</w:t>
+      </w:r>
+    </w:p>
+    <w:p>
+      <w:pPr/>
+      <w:r>
+        <w:rPr>
+          <w:lang w:val="zh_TW" w:bidi="zh_TW"/>
+        </w:rPr>
+      </w:r>
+      <w:r>
+        <w:rPr>
           <w:b/>
           <w:lang w:val="zh_TW" w:bidi="zh_TW"/>
         </w:rPr>
@@ -16544,6 +18756,20 @@
       </w:r>
       <w:r>
         <w:rPr>
+          <w:lang w:val="zh_TW" w:bidi="zh_TW"/>
+        </w:rPr>
+        <w:t>הִנְ⁠נִ֨י שֹׁלֵ֤חַ לָ⁠כֶם֙ אֶת־הַ⁠דָּגָן֙ וְ⁠הַ⁠תִּיר֣וֹשׁ וְ⁠הַ⁠יִּצְהָ֔ר</w:t>
+      </w:r>
+    </w:p>
+    <w:p>
+      <w:pPr/>
+      <w:r>
+        <w:rPr>
+          <w:lang w:val="zh_TW" w:bidi="zh_TW"/>
+        </w:rPr>
+      </w:r>
+      <w:r>
+        <w:rPr>
           <w:b/>
           <w:lang w:val="zh_TW" w:bidi="zh_TW"/>
         </w:rPr>
@@ -16627,6 +18853,20 @@
       </w:r>
       <w:r>
         <w:rPr>
+          <w:lang w:val="zh_TW" w:bidi="zh_TW"/>
+        </w:rPr>
+        <w:t>הִנְ⁠נִ֨י שֹׁלֵ֤חַ</w:t>
+      </w:r>
+    </w:p>
+    <w:p>
+      <w:pPr/>
+      <w:r>
+        <w:rPr>
+          <w:lang w:val="zh_TW" w:bidi="zh_TW"/>
+        </w:rPr>
+      </w:r>
+      <w:r>
+        <w:rPr>
           <w:b/>
           <w:lang w:val="zh_TW" w:bidi="zh_TW"/>
         </w:rPr>
@@ -16723,6 +18963,20 @@
       </w:r>
       <w:r>
         <w:rPr>
+          <w:lang w:val="zh_TW" w:bidi="zh_TW"/>
+        </w:rPr>
+        <w:t>אֹת֑⁠וֹ</w:t>
+      </w:r>
+    </w:p>
+    <w:p>
+      <w:pPr/>
+      <w:r>
+        <w:rPr>
+          <w:lang w:val="zh_TW" w:bidi="zh_TW"/>
+        </w:rPr>
+      </w:r>
+      <w:r>
+        <w:rPr>
           <w:b/>
           <w:lang w:val="zh_TW" w:bidi="zh_TW"/>
         </w:rPr>
@@ -16886,6 +19140,20 @@
       </w:r>
       <w:r>
         <w:rPr>
+          <w:lang w:val="zh_TW" w:bidi="zh_TW"/>
+        </w:rPr>
+        <w:t>וְ⁠לֹא־אֶתֵּ֨ן אֶתְ⁠כֶ֥ם ע֛וֹד חֶרְפָּ֖ה בַּ⁠גּוֹיִֽם</w:t>
+      </w:r>
+    </w:p>
+    <w:p>
+      <w:pPr/>
+      <w:r>
+        <w:rPr>
+          <w:lang w:val="zh_TW" w:bidi="zh_TW"/>
+        </w:rPr>
+      </w:r>
+      <w:r>
+        <w:rPr>
           <w:b/>
           <w:lang w:val="zh_TW" w:bidi="zh_TW"/>
         </w:rPr>
@@ -16982,6 +19250,20 @@
       </w:r>
       <w:r>
         <w:rPr>
+          <w:lang w:val="zh_TW" w:bidi="zh_TW"/>
+        </w:rPr>
+        <w:t>וְֽ⁠אֶת־הַ⁠צְּפוֹנִ֞י</w:t>
+      </w:r>
+    </w:p>
+    <w:p>
+      <w:pPr/>
+      <w:r>
+        <w:rPr>
+          <w:lang w:val="zh_TW" w:bidi="zh_TW"/>
+        </w:rPr>
+      </w:r>
+      <w:r>
+        <w:rPr>
           <w:b/>
           <w:lang w:val="zh_TW" w:bidi="zh_TW"/>
         </w:rPr>
@@ -17106,6 +19388,20 @@
       </w:r>
       <w:r>
         <w:rPr>
+          <w:lang w:val="zh_TW" w:bidi="zh_TW"/>
+        </w:rPr>
+        <w:t>אֶ֣רֶץ צִיָּ֣ה וּ⁠שְׁמָמָה֒</w:t>
+      </w:r>
+    </w:p>
+    <w:p>
+      <w:pPr/>
+      <w:r>
+        <w:rPr>
+          <w:lang w:val="zh_TW" w:bidi="zh_TW"/>
+        </w:rPr>
+      </w:r>
+      <w:r>
+        <w:rPr>
           <w:b/>
           <w:lang w:val="zh_TW" w:bidi="zh_TW"/>
         </w:rPr>
@@ -17243,6 +19539,20 @@
       </w:r>
       <w:r>
         <w:rPr>
+          <w:lang w:val="zh_TW" w:bidi="zh_TW"/>
+        </w:rPr>
+        <w:t>אֶ֣רֶץ צִיָּ֣ה וּ⁠שְׁמָמָה֒</w:t>
+      </w:r>
+    </w:p>
+    <w:p>
+      <w:pPr/>
+      <w:r>
+        <w:rPr>
+          <w:lang w:val="zh_TW" w:bidi="zh_TW"/>
+        </w:rPr>
+      </w:r>
+      <w:r>
+        <w:rPr>
           <w:b/>
           <w:lang w:val="zh_TW" w:bidi="zh_TW"/>
         </w:rPr>
@@ -17346,6 +19656,20 @@
       </w:r>
       <w:r>
         <w:rPr>
+          <w:lang w:val="zh_TW" w:bidi="zh_TW"/>
+        </w:rPr>
+        <w:t>אֶל &amp; אֶת־פָּנָ֗י⁠ו אֶל־הַ⁠יָּם֙ הַ⁠קַּדְמֹנִ֔י וְ⁠סֹפ֖⁠וֹ אֶל־הַ⁠יָּ֣ם הָ⁠אַֽחֲר֑וֹן</w:t>
+      </w:r>
+    </w:p>
+    <w:p>
+      <w:pPr/>
+      <w:r>
+        <w:rPr>
+          <w:lang w:val="zh_TW" w:bidi="zh_TW"/>
+        </w:rPr>
+      </w:r>
+      <w:r>
+        <w:rPr>
           <w:b/>
           <w:lang w:val="zh_TW" w:bidi="zh_TW"/>
         </w:rPr>
@@ -17489,6 +19813,20 @@
       </w:r>
       <w:r>
         <w:rPr>
+          <w:lang w:val="zh_TW" w:bidi="zh_TW"/>
+        </w:rPr>
+        <w:t>אֶל &amp; אֶת־פָּנָ֗י⁠ו אֶל־הַ⁠יָּם֙ הַ⁠קַּדְמֹנִ֔י וְ⁠סֹפ֖⁠וֹ אֶל־הַ⁠יָּ֣ם הָ⁠אַֽחֲר֑וֹן</w:t>
+      </w:r>
+    </w:p>
+    <w:p>
+      <w:pPr/>
+      <w:r>
+        <w:rPr>
+          <w:lang w:val="zh_TW" w:bidi="zh_TW"/>
+        </w:rPr>
+      </w:r>
+      <w:r>
+        <w:rPr>
           <w:b/>
           <w:lang w:val="zh_TW" w:bidi="zh_TW"/>
         </w:rPr>
@@ -17598,6 +19936,20 @@
       </w:r>
       <w:r>
         <w:rPr>
+          <w:lang w:val="zh_TW" w:bidi="zh_TW"/>
+        </w:rPr>
+        <w:t>וְ⁠עָלָ֣ה בָאְשׁ֗⁠וֹ וְ⁠תַ֨עַל֙ צַחֲנָת֔⁠וֹ</w:t>
+      </w:r>
+    </w:p>
+    <w:p>
+      <w:pPr/>
+      <w:r>
+        <w:rPr>
+          <w:lang w:val="zh_TW" w:bidi="zh_TW"/>
+        </w:rPr>
+      </w:r>
+      <w:r>
+        <w:rPr>
           <w:b/>
           <w:lang w:val="zh_TW" w:bidi="zh_TW"/>
         </w:rPr>
@@ -17722,6 +20074,20 @@
       </w:r>
       <w:r>
         <w:rPr>
+          <w:lang w:val="zh_TW" w:bidi="zh_TW"/>
+        </w:rPr>
+        <w:t>הִגְדִּ֖יל לַ⁠עֲשֽׂוֹת</w:t>
+      </w:r>
+    </w:p>
+    <w:p>
+      <w:pPr/>
+      <w:r>
+        <w:rPr>
+          <w:lang w:val="zh_TW" w:bidi="zh_TW"/>
+        </w:rPr>
+      </w:r>
+      <w:r>
+        <w:rPr>
           <w:b/>
           <w:lang w:val="zh_TW" w:bidi="zh_TW"/>
         </w:rPr>
@@ -17805,6 +20171,20 @@
       </w:r>
       <w:r>
         <w:rPr>
+          <w:lang w:val="zh_TW" w:bidi="zh_TW"/>
+        </w:rPr>
+        <w:t>כִּ֥י הִגְדִּ֖יל לַ⁠עֲשֽׂוֹת</w:t>
+      </w:r>
+    </w:p>
+    <w:p>
+      <w:pPr/>
+      <w:r>
+        <w:rPr>
+          <w:lang w:val="zh_TW" w:bidi="zh_TW"/>
+        </w:rPr>
+      </w:r>
+      <w:r>
+        <w:rPr>
           <w:b/>
           <w:lang w:val="zh_TW" w:bidi="zh_TW"/>
         </w:rPr>
@@ -17888,6 +20268,20 @@
       </w:r>
       <w:r>
         <w:rPr>
+          <w:lang w:val="zh_TW" w:bidi="zh_TW"/>
+        </w:rPr>
+        <w:t>אַל־תִּֽירְאִ֖י אֲדָמָ֑ה גִּ֣ילִי וּ⁠שְׂמָ֔חִי</w:t>
+      </w:r>
+    </w:p>
+    <w:p>
+      <w:pPr/>
+      <w:r>
+        <w:rPr>
+          <w:lang w:val="zh_TW" w:bidi="zh_TW"/>
+        </w:rPr>
+      </w:r>
+      <w:r>
+        <w:rPr>
           <w:b/>
           <w:lang w:val="zh_TW" w:bidi="zh_TW"/>
         </w:rPr>
@@ -17984,6 +20378,20 @@
       </w:r>
       <w:r>
         <w:rPr>
+          <w:lang w:val="zh_TW" w:bidi="zh_TW"/>
+        </w:rPr>
+        <w:t>גִּ֣ילִי וּ⁠שְׂמָ֔חִי</w:t>
+      </w:r>
+    </w:p>
+    <w:p>
+      <w:pPr/>
+      <w:r>
+        <w:rPr>
+          <w:lang w:val="zh_TW" w:bidi="zh_TW"/>
+        </w:rPr>
+      </w:r>
+      <w:r>
+        <w:rPr>
           <w:b/>
           <w:lang w:val="zh_TW" w:bidi="zh_TW"/>
         </w:rPr>
@@ -18087,6 +20495,20 @@
       </w:r>
       <w:r>
         <w:rPr>
+          <w:lang w:val="zh_TW" w:bidi="zh_TW"/>
+        </w:rPr>
+        <w:t>הִגְדִּ֥יל יְהוָ֖ה לַ⁠עֲשֽׂוֹת</w:t>
+      </w:r>
+    </w:p>
+    <w:p>
+      <w:pPr/>
+      <w:r>
+        <w:rPr>
+          <w:lang w:val="zh_TW" w:bidi="zh_TW"/>
+        </w:rPr>
+      </w:r>
+      <w:r>
+        <w:rPr>
           <w:b/>
           <w:lang w:val="zh_TW" w:bidi="zh_TW"/>
         </w:rPr>
@@ -18170,6 +20592,20 @@
       </w:r>
       <w:r>
         <w:rPr>
+          <w:lang w:val="zh_TW" w:bidi="zh_TW"/>
+        </w:rPr>
+        <w:t>הִגְדִּ֥יל יְהוָ֖ה לַ⁠עֲשֽׂוֹת</w:t>
+      </w:r>
+    </w:p>
+    <w:p>
+      <w:pPr/>
+      <w:r>
+        <w:rPr>
+          <w:lang w:val="zh_TW" w:bidi="zh_TW"/>
+        </w:rPr>
+      </w:r>
+      <w:r>
+        <w:rPr>
           <w:b/>
           <w:lang w:val="zh_TW" w:bidi="zh_TW"/>
         </w:rPr>
@@ -18253,6 +20689,20 @@
       </w:r>
       <w:r>
         <w:rPr>
+          <w:lang w:val="zh_TW" w:bidi="zh_TW"/>
+        </w:rPr>
+        <w:t>אַל־תִּֽירְאוּ֙ בַּהֲמ֣וֹת שָׂדַ֔י</w:t>
+      </w:r>
+    </w:p>
+    <w:p>
+      <w:pPr/>
+      <w:r>
+        <w:rPr>
+          <w:lang w:val="zh_TW" w:bidi="zh_TW"/>
+        </w:rPr>
+      </w:r>
+      <w:r>
+        <w:rPr>
           <w:b/>
           <w:lang w:val="zh_TW" w:bidi="zh_TW"/>
         </w:rPr>
@@ -18361,6 +20811,20 @@
       </w:r>
       <w:r>
         <w:rPr>
+          <w:lang w:val="zh_TW" w:bidi="zh_TW"/>
+        </w:rPr>
+        <w:t>דָשְׁא֖וּ נְא֣וֹת מִדְבָּ֑ר כִּֽי־עֵץ֙ נָשָׂ֣א פִרְי֔⁠וֹ תְּאֵנָ֥ה וָ⁠גֶ֖פֶן נָתְנ֥וּ חֵילָֽ⁠ם</w:t>
+      </w:r>
+    </w:p>
+    <w:p>
+      <w:pPr/>
+      <w:r>
+        <w:rPr>
+          <w:lang w:val="zh_TW" w:bidi="zh_TW"/>
+        </w:rPr>
+      </w:r>
+      <w:r>
+        <w:rPr>
           <w:b/>
           <w:lang w:val="zh_TW" w:bidi="zh_TW"/>
         </w:rPr>
@@ -18444,6 +20908,20 @@
       </w:r>
       <w:r>
         <w:rPr>
+          <w:lang w:val="zh_TW" w:bidi="zh_TW"/>
+        </w:rPr>
+        <w:t>עֵץ֙ נָשָׂ֣א פִרְי֔⁠וֹ תְּאֵנָ֥ה וָ⁠גֶ֖פֶן נָתְנ֥וּ חֵילָֽ⁠ם</w:t>
+      </w:r>
+    </w:p>
+    <w:p>
+      <w:pPr/>
+      <w:r>
+        <w:rPr>
+          <w:lang w:val="zh_TW" w:bidi="zh_TW"/>
+        </w:rPr>
+      </w:r>
+      <w:r>
+        <w:rPr>
           <w:b/>
           <w:lang w:val="zh_TW" w:bidi="zh_TW"/>
         </w:rPr>
@@ -18566,6 +21044,20 @@
       </w:r>
       <w:r>
         <w:rPr>
+          <w:lang w:val="zh_TW" w:bidi="zh_TW"/>
+        </w:rPr>
+        <w:t>חֵילָֽ⁠ם</w:t>
+      </w:r>
+    </w:p>
+    <w:p>
+      <w:pPr/>
+      <w:r>
+        <w:rPr>
+          <w:lang w:val="zh_TW" w:bidi="zh_TW"/>
+        </w:rPr>
+      </w:r>
+      <w:r>
+        <w:rPr>
           <w:b/>
           <w:lang w:val="zh_TW" w:bidi="zh_TW"/>
         </w:rPr>
@@ -18662,6 +21154,20 @@
       </w:r>
       <w:r>
         <w:rPr>
+          <w:lang w:val="zh_TW" w:bidi="zh_TW"/>
+        </w:rPr>
+        <w:t>וּ⁠בְנֵ֣י צִיּ֗וֹן</w:t>
+      </w:r>
+    </w:p>
+    <w:p>
+      <w:pPr/>
+      <w:r>
+        <w:rPr>
+          <w:lang w:val="zh_TW" w:bidi="zh_TW"/>
+        </w:rPr>
+      </w:r>
+      <w:r>
+        <w:rPr>
           <w:b/>
           <w:lang w:val="zh_TW" w:bidi="zh_TW"/>
         </w:rPr>
@@ -18758,6 +21264,20 @@
       </w:r>
       <w:r>
         <w:rPr>
+          <w:lang w:val="zh_TW" w:bidi="zh_TW"/>
+        </w:rPr>
+        <w:t>אֱלֹֽהֵי⁠כֶ֔ם</w:t>
+      </w:r>
+    </w:p>
+    <w:p>
+      <w:pPr/>
+      <w:r>
+        <w:rPr>
+          <w:lang w:val="zh_TW" w:bidi="zh_TW"/>
+        </w:rPr>
+      </w:r>
+      <w:r>
+        <w:rPr>
           <w:b/>
           <w:lang w:val="zh_TW" w:bidi="zh_TW"/>
         </w:rPr>
@@ -18854,6 +21374,20 @@
       </w:r>
       <w:r>
         <w:rPr>
+          <w:lang w:val="zh_TW" w:bidi="zh_TW"/>
+        </w:rPr>
+        <w:t>נָתַ֥ן לָ⁠כֶ֛ם אֶת־הַ⁠מּוֹרֶ֖ה לִ⁠צְדָקָ֑ה וַ⁠יּ֣וֹרֶד לָ⁠כֶ֗ם גֶּ֛שֶׁם</w:t>
+      </w:r>
+    </w:p>
+    <w:p>
+      <w:pPr/>
+      <w:r>
+        <w:rPr>
+          <w:lang w:val="zh_TW" w:bidi="zh_TW"/>
+        </w:rPr>
+      </w:r>
+      <w:r>
+        <w:rPr>
           <w:b/>
           <w:lang w:val="zh_TW" w:bidi="zh_TW"/>
         </w:rPr>
@@ -18937,6 +21471,20 @@
       </w:r>
       <w:r>
         <w:rPr>
+          <w:lang w:val="zh_TW" w:bidi="zh_TW"/>
+        </w:rPr>
+        <w:t>לִ⁠צְדָקָ֑ה</w:t>
+      </w:r>
+    </w:p>
+    <w:p>
+      <w:pPr/>
+      <w:r>
+        <w:rPr>
+          <w:lang w:val="zh_TW" w:bidi="zh_TW"/>
+        </w:rPr>
+      </w:r>
+      <w:r>
+        <w:rPr>
           <w:b/>
           <w:lang w:val="zh_TW" w:bidi="zh_TW"/>
         </w:rPr>
@@ -19033,6 +21581,20 @@
       </w:r>
       <w:r>
         <w:rPr>
+          <w:lang w:val="zh_TW" w:bidi="zh_TW"/>
+        </w:rPr>
+        <w:t>גֶּ֛שֶׁם</w:t>
+      </w:r>
+    </w:p>
+    <w:p>
+      <w:pPr/>
+      <w:r>
+        <w:rPr>
+          <w:lang w:val="zh_TW" w:bidi="zh_TW"/>
+        </w:rPr>
+      </w:r>
+      <w:r>
+        <w:rPr>
           <w:b/>
           <w:lang w:val="zh_TW" w:bidi="zh_TW"/>
         </w:rPr>
@@ -19129,6 +21691,20 @@
       </w:r>
       <w:r>
         <w:rPr>
+          <w:lang w:val="zh_TW" w:bidi="zh_TW"/>
+        </w:rPr>
+        <w:t>מוֹרֶ֥ה וּ⁠מַלְק֖וֹשׁ</w:t>
+      </w:r>
+    </w:p>
+    <w:p>
+      <w:pPr/>
+      <w:r>
+        <w:rPr>
+          <w:lang w:val="zh_TW" w:bidi="zh_TW"/>
+        </w:rPr>
+      </w:r>
+      <w:r>
+        <w:rPr>
           <w:b/>
           <w:lang w:val="zh_TW" w:bidi="zh_TW"/>
         </w:rPr>
@@ -19266,6 +21842,20 @@
       </w:r>
       <w:r>
         <w:rPr>
+          <w:lang w:val="zh_TW" w:bidi="zh_TW"/>
+        </w:rPr>
+        <w:t>בָּ⁠רִאשֽׁוֹן</w:t>
+      </w:r>
+    </w:p>
+    <w:p>
+      <w:pPr/>
+      <w:r>
+        <w:rPr>
+          <w:lang w:val="zh_TW" w:bidi="zh_TW"/>
+        </w:rPr>
+      </w:r>
+      <w:r>
+        <w:rPr>
           <w:b/>
           <w:lang w:val="zh_TW" w:bidi="zh_TW"/>
         </w:rPr>
@@ -19390,6 +21980,20 @@
       </w:r>
       <w:r>
         <w:rPr>
+          <w:lang w:val="zh_TW" w:bidi="zh_TW"/>
+        </w:rPr>
+        <w:t>וְ⁠הֵשִׁ֥יקוּ הַ⁠יְקָבִ֖ים תִּיר֥וֹשׁ וְ⁠יִצְהָֽר</w:t>
+      </w:r>
+    </w:p>
+    <w:p>
+      <w:pPr/>
+      <w:r>
+        <w:rPr>
+          <w:lang w:val="zh_TW" w:bidi="zh_TW"/>
+        </w:rPr>
+      </w:r>
+      <w:r>
+        <w:rPr>
           <w:b/>
           <w:lang w:val="zh_TW" w:bidi="zh_TW"/>
         </w:rPr>
@@ -19473,6 +22077,20 @@
       </w:r>
       <w:r>
         <w:rPr>
+          <w:lang w:val="zh_TW" w:bidi="zh_TW"/>
+        </w:rPr>
+        <w:t>וְ⁠שִׁלַּמְתִּ֤י לָ⁠כֶם֙ אֶת־הַ⁠שָּׁנִ֔ים</w:t>
+      </w:r>
+    </w:p>
+    <w:p>
+      <w:pPr/>
+      <w:r>
+        <w:rPr>
+          <w:lang w:val="zh_TW" w:bidi="zh_TW"/>
+        </w:rPr>
+      </w:r>
+      <w:r>
+        <w:rPr>
           <w:b/>
           <w:lang w:val="zh_TW" w:bidi="zh_TW"/>
         </w:rPr>
@@ -19556,6 +22174,20 @@
       </w:r>
       <w:r>
         <w:rPr>
+          <w:lang w:val="zh_TW" w:bidi="zh_TW"/>
+        </w:rPr>
+        <w:t>אֶת־הַ⁠שָּׁנִ֔ים</w:t>
+      </w:r>
+    </w:p>
+    <w:p>
+      <w:pPr/>
+      <w:r>
+        <w:rPr>
+          <w:lang w:val="zh_TW" w:bidi="zh_TW"/>
+        </w:rPr>
+      </w:r>
+      <w:r>
+        <w:rPr>
           <w:b/>
           <w:lang w:val="zh_TW" w:bidi="zh_TW"/>
         </w:rPr>
@@ -19652,6 +22284,20 @@
       </w:r>
       <w:r>
         <w:rPr>
+          <w:lang w:val="zh_TW" w:bidi="zh_TW"/>
+        </w:rPr>
+        <w:t>חֵילִ⁠י֙ הַ⁠גָּד֔וֹל</w:t>
+      </w:r>
+    </w:p>
+    <w:p>
+      <w:pPr/>
+      <w:r>
+        <w:rPr>
+          <w:lang w:val="zh_TW" w:bidi="zh_TW"/>
+        </w:rPr>
+      </w:r>
+      <w:r>
+        <w:rPr>
           <w:b/>
           <w:lang w:val="zh_TW" w:bidi="zh_TW"/>
         </w:rPr>
@@ -19748,6 +22394,20 @@
       </w:r>
       <w:r>
         <w:rPr>
+          <w:lang w:val="zh_TW" w:bidi="zh_TW"/>
+        </w:rPr>
+        <w:t>וַ⁠אֲכַלְתֶּ֤ם אָכוֹל֙</w:t>
+      </w:r>
+    </w:p>
+    <w:p>
+      <w:pPr/>
+      <w:r>
+        <w:rPr>
+          <w:lang w:val="zh_TW" w:bidi="zh_TW"/>
+        </w:rPr>
+      </w:r>
+      <w:r>
+        <w:rPr>
           <w:b/>
           <w:lang w:val="zh_TW" w:bidi="zh_TW"/>
         </w:rPr>
@@ -19859,6 +22519,20 @@
       </w:r>
       <w:r>
         <w:rPr>
+          <w:lang w:val="zh_TW" w:bidi="zh_TW"/>
+        </w:rPr>
+        <w:t>אֶת־שֵׁ֤ם יְהוָה֙ אֱלֹ֣הֵי⁠כֶ֔ם</w:t>
+      </w:r>
+    </w:p>
+    <w:p>
+      <w:pPr/>
+      <w:r>
+        <w:rPr>
+          <w:lang w:val="zh_TW" w:bidi="zh_TW"/>
+        </w:rPr>
+      </w:r>
+      <w:r>
+        <w:rPr>
           <w:b/>
           <w:lang w:val="zh_TW" w:bidi="zh_TW"/>
         </w:rPr>
@@ -19942,6 +22616,20 @@
       </w:r>
       <w:r>
         <w:rPr>
+          <w:lang w:val="zh_TW" w:bidi="zh_TW"/>
+        </w:rPr>
+        <w:t>אֶת־שֵׁ֤ם</w:t>
+      </w:r>
+    </w:p>
+    <w:p>
+      <w:pPr/>
+      <w:r>
+        <w:rPr>
+          <w:lang w:val="zh_TW" w:bidi="zh_TW"/>
+        </w:rPr>
+      </w:r>
+      <w:r>
+        <w:rPr>
           <w:b/>
           <w:lang w:val="zh_TW" w:bidi="zh_TW"/>
         </w:rPr>
@@ -20038,6 +22726,20 @@
       </w:r>
       <w:r>
         <w:rPr>
+          <w:lang w:val="zh_TW" w:bidi="zh_TW"/>
+        </w:rPr>
+        <w:t>אֲשֶׁר־עָשָׂ֥ה עִמָּ⁠כֶ֖ם לְ⁠הַפְלִ֑יא</w:t>
+      </w:r>
+    </w:p>
+    <w:p>
+      <w:pPr/>
+      <w:r>
+        <w:rPr>
+          <w:lang w:val="zh_TW" w:bidi="zh_TW"/>
+        </w:rPr>
+      </w:r>
+      <w:r>
+        <w:rPr>
           <w:b/>
           <w:lang w:val="zh_TW" w:bidi="zh_TW"/>
         </w:rPr>
@@ -20156,6 +22858,20 @@
       </w:r>
       <w:r>
         <w:rPr>
+          <w:lang w:val="zh_TW" w:bidi="zh_TW"/>
+        </w:rPr>
+        <w:t>וְ⁠לֹא־יֵבֹ֥שׁוּ עַמִּ֖⁠י לְ⁠עוֹלָֽם</w:t>
+      </w:r>
+    </w:p>
+    <w:p>
+      <w:pPr/>
+      <w:r>
+        <w:rPr>
+          <w:lang w:val="zh_TW" w:bidi="zh_TW"/>
+        </w:rPr>
+      </w:r>
+      <w:r>
+        <w:rPr>
           <w:b/>
           <w:lang w:val="zh_TW" w:bidi="zh_TW"/>
         </w:rPr>
@@ -20252,6 +22968,20 @@
       </w:r>
       <w:r>
         <w:rPr>
+          <w:lang w:val="zh_TW" w:bidi="zh_TW"/>
+        </w:rPr>
+        <w:t>יִשְׂרָאֵל֙</w:t>
+      </w:r>
+    </w:p>
+    <w:p>
+      <w:pPr/>
+      <w:r>
+        <w:rPr>
+          <w:lang w:val="zh_TW" w:bidi="zh_TW"/>
+        </w:rPr>
+      </w:r>
+      <w:r>
+        <w:rPr>
           <w:b/>
           <w:lang w:val="zh_TW" w:bidi="zh_TW"/>
         </w:rPr>
@@ -20348,6 +23078,20 @@
       </w:r>
       <w:r>
         <w:rPr>
+          <w:lang w:val="zh_TW" w:bidi="zh_TW"/>
+        </w:rPr>
+        <w:t>וְ⁠לֹא־יֵבֹ֥שׁוּ עַמִּ֖⁠י לְ⁠עוֹלָֽם</w:t>
+      </w:r>
+    </w:p>
+    <w:p>
+      <w:pPr/>
+      <w:r>
+        <w:rPr>
+          <w:lang w:val="zh_TW" w:bidi="zh_TW"/>
+        </w:rPr>
+      </w:r>
+      <w:r>
+        <w:rPr>
           <w:b/>
           <w:lang w:val="zh_TW" w:bidi="zh_TW"/>
         </w:rPr>
@@ -20444,6 +23188,20 @@
       </w:r>
       <w:r>
         <w:rPr>
+          <w:lang w:val="zh_TW" w:bidi="zh_TW"/>
+        </w:rPr>
+        <w:t>וְ⁠הָיָ֣ה אַֽחֲרֵי־כֵ֗ן</w:t>
+      </w:r>
+    </w:p>
+    <w:p>
+      <w:pPr/>
+      <w:r>
+        <w:rPr>
+          <w:lang w:val="zh_TW" w:bidi="zh_TW"/>
+        </w:rPr>
+      </w:r>
+      <w:r>
+        <w:rPr>
           <w:b/>
           <w:lang w:val="zh_TW" w:bidi="zh_TW"/>
         </w:rPr>
@@ -20527,6 +23285,20 @@
       </w:r>
       <w:r>
         <w:rPr>
+          <w:lang w:val="zh_TW" w:bidi="zh_TW"/>
+        </w:rPr>
+        <w:t>אֶשְׁפּ֤וֹךְ אֶת־רוּחִ⁠י֙ עַל־כָּל־בָּשָׂ֔ר</w:t>
+      </w:r>
+    </w:p>
+    <w:p>
+      <w:pPr/>
+      <w:r>
+        <w:rPr>
+          <w:lang w:val="zh_TW" w:bidi="zh_TW"/>
+        </w:rPr>
+      </w:r>
+      <w:r>
+        <w:rPr>
           <w:b/>
           <w:lang w:val="zh_TW" w:bidi="zh_TW"/>
         </w:rPr>
@@ -20610,6 +23382,20 @@
       </w:r>
       <w:r>
         <w:rPr>
+          <w:lang w:val="zh_TW" w:bidi="zh_TW"/>
+        </w:rPr>
+        <w:t>עַל־כָּל־בָּשָׂ֔ר</w:t>
+      </w:r>
+    </w:p>
+    <w:p>
+      <w:pPr/>
+      <w:r>
+        <w:rPr>
+          <w:lang w:val="zh_TW" w:bidi="zh_TW"/>
+        </w:rPr>
+      </w:r>
+      <w:r>
+        <w:rPr>
           <w:b/>
           <w:lang w:val="zh_TW" w:bidi="zh_TW"/>
         </w:rPr>
@@ -20706,6 +23492,20 @@
       </w:r>
       <w:r>
         <w:rPr>
+          <w:lang w:val="zh_TW" w:bidi="zh_TW"/>
+        </w:rPr>
+        <w:t>עַל־כָּל־בָּשָׂ֔ר</w:t>
+      </w:r>
+    </w:p>
+    <w:p>
+      <w:pPr/>
+      <w:r>
+        <w:rPr>
+          <w:lang w:val="zh_TW" w:bidi="zh_TW"/>
+        </w:rPr>
+      </w:r>
+      <w:r>
+        <w:rPr>
           <w:b/>
           <w:lang w:val="zh_TW" w:bidi="zh_TW"/>
         </w:rPr>
@@ -20802,6 +23602,20 @@
       </w:r>
       <w:r>
         <w:rPr>
+          <w:lang w:val="zh_TW" w:bidi="zh_TW"/>
+        </w:rPr>
+        <w:t>וְ⁠נִבְּא֖וּ בְּנֵי⁠כֶ֣ם וּ⁠בְנֽוֹתֵי⁠כֶ֑ם</w:t>
+      </w:r>
+    </w:p>
+    <w:p>
+      <w:pPr/>
+      <w:r>
+        <w:rPr>
+          <w:lang w:val="zh_TW" w:bidi="zh_TW"/>
+        </w:rPr>
+      </w:r>
+      <w:r>
+        <w:rPr>
           <w:b/>
           <w:lang w:val="zh_TW" w:bidi="zh_TW"/>
         </w:rPr>
@@ -20885,6 +23699,20 @@
       </w:r>
       <w:r>
         <w:rPr>
+          <w:lang w:val="zh_TW" w:bidi="zh_TW"/>
+        </w:rPr>
+        <w:t>זִקְנֵי⁠כֶם֙ חֲלֹמ֣וֹת יַחֲלֹמ֔וּ⁠ן בַּח֣וּרֵי⁠כֶ֔ם חֶזְיֹנ֖וֹת יִרְאֽוּ</w:t>
+      </w:r>
+    </w:p>
+    <w:p>
+      <w:pPr/>
+      <w:r>
+        <w:rPr>
+          <w:lang w:val="zh_TW" w:bidi="zh_TW"/>
+        </w:rPr>
+      </w:r>
+      <w:r>
+        <w:rPr>
           <w:b/>
           <w:lang w:val="zh_TW" w:bidi="zh_TW"/>
         </w:rPr>
@@ -20968,6 +23796,20 @@
       </w:r>
       <w:r>
         <w:rPr>
+          <w:lang w:val="zh_TW" w:bidi="zh_TW"/>
+        </w:rPr>
+        <w:t>חֲלֹמ֣וֹת</w:t>
+      </w:r>
+    </w:p>
+    <w:p>
+      <w:pPr/>
+      <w:r>
+        <w:rPr>
+          <w:lang w:val="zh_TW" w:bidi="zh_TW"/>
+        </w:rPr>
+      </w:r>
+      <w:r>
+        <w:rPr>
           <w:b/>
           <w:lang w:val="zh_TW" w:bidi="zh_TW"/>
         </w:rPr>
@@ -21064,6 +23906,20 @@
       </w:r>
       <w:r>
         <w:rPr>
+          <w:lang w:val="zh_TW" w:bidi="zh_TW"/>
+        </w:rPr>
+        <w:t>וְ⁠גַ֥ם עַל־הָֽ⁠עֲבָדִ֖ים וְ⁠עַל־הַ⁠שְּׁפָח֑וֹת</w:t>
+      </w:r>
+    </w:p>
+    <w:p>
+      <w:pPr/>
+      <w:r>
+        <w:rPr>
+          <w:lang w:val="zh_TW" w:bidi="zh_TW"/>
+        </w:rPr>
+      </w:r>
+      <w:r>
+        <w:rPr>
           <w:b/>
           <w:lang w:val="zh_TW" w:bidi="zh_TW"/>
         </w:rPr>
@@ -21136,6 +23992,20 @@
         <w:rPr>
           <w:lang w:val="zh_TW" w:bidi="zh_TW"/>
         </w:rPr>
+      </w:r>
+    </w:p>
+    <w:p>
+      <w:pPr/>
+      <w:r>
+        <w:rPr>
+          <w:lang w:val="zh_TW" w:bidi="zh_TW"/>
+        </w:rPr>
+      </w:r>
+      <w:r>
+        <w:rPr>
+          <w:lang w:val="zh_TW" w:bidi="zh_TW"/>
+        </w:rPr>
+        <w:t>בַּ⁠יָּמִ֣ים הָ⁠הֵ֔מָּה</w:t>
       </w:r>
     </w:p>
     <w:p>
@@ -21440,6 +24310,20 @@
       </w:r>
       <w:r>
         <w:rPr>
+          <w:lang w:val="zh_TW" w:bidi="zh_TW"/>
+        </w:rPr>
+        <w:t>הַ⁠שֶּׁ֨מֶשׁ֙ יֵהָפֵ֣ךְ לְ⁠חֹ֔שֶׁךְ וְ⁠הַ⁠יָּרֵ֖חַ לְ⁠דָ֑ם</w:t>
+      </w:r>
+    </w:p>
+    <w:p>
+      <w:pPr/>
+      <w:r>
+        <w:rPr>
+          <w:lang w:val="zh_TW" w:bidi="zh_TW"/>
+        </w:rPr>
+      </w:r>
+      <w:r>
+        <w:rPr>
           <w:b/>
           <w:lang w:val="zh_TW" w:bidi="zh_TW"/>
         </w:rPr>
@@ -21523,6 +24407,20 @@
       </w:r>
       <w:r>
         <w:rPr>
+          <w:lang w:val="zh_TW" w:bidi="zh_TW"/>
+        </w:rPr>
+        <w:t>הַ⁠שֶּׁ֨מֶשׁ֙ יֵהָפֵ֣ךְ לְ⁠חֹ֔שֶׁךְ וְ⁠הַ⁠יָּרֵ֖חַ לְ⁠דָ֑ם</w:t>
+      </w:r>
+    </w:p>
+    <w:p>
+      <w:pPr/>
+      <w:r>
+        <w:rPr>
+          <w:lang w:val="zh_TW" w:bidi="zh_TW"/>
+        </w:rPr>
+      </w:r>
+      <w:r>
+        <w:rPr>
           <w:b/>
           <w:lang w:val="zh_TW" w:bidi="zh_TW"/>
         </w:rPr>
@@ -21634,6 +24532,20 @@
       </w:r>
       <w:r>
         <w:rPr>
+          <w:lang w:val="zh_TW" w:bidi="zh_TW"/>
+        </w:rPr>
+        <w:t>וְ⁠הַ⁠יָּרֵ֖חַ לְ⁠דָ֑ם</w:t>
+      </w:r>
+    </w:p>
+    <w:p>
+      <w:pPr/>
+      <w:r>
+        <w:rPr>
+          <w:lang w:val="zh_TW" w:bidi="zh_TW"/>
+        </w:rPr>
+      </w:r>
+      <w:r>
+        <w:rPr>
           <w:b/>
           <w:lang w:val="zh_TW" w:bidi="zh_TW"/>
         </w:rPr>
@@ -21717,6 +24629,20 @@
       </w:r>
       <w:r>
         <w:rPr>
+          <w:lang w:val="zh_TW" w:bidi="zh_TW"/>
+        </w:rPr>
+        <w:t>לִ⁠פְנֵ֗י בּ֚וֹא י֣וֹם יְהוָ֔ה הַ⁠גָּד֖וֹל וְ⁠הַ⁠נּוֹרָֽא</w:t>
+      </w:r>
+    </w:p>
+    <w:p>
+      <w:pPr/>
+      <w:r>
+        <w:rPr>
+          <w:lang w:val="zh_TW" w:bidi="zh_TW"/>
+        </w:rPr>
+      </w:r>
+      <w:r>
+        <w:rPr>
           <w:b/>
           <w:lang w:val="zh_TW" w:bidi="zh_TW"/>
         </w:rPr>
@@ -21802,6 +24728,20 @@
         <w:rPr>
           <w:lang w:val="zh_TW" w:bidi="zh_TW"/>
         </w:rPr>
+      </w:r>
+    </w:p>
+    <w:p>
+      <w:pPr/>
+      <w:r>
+        <w:rPr>
+          <w:lang w:val="zh_TW" w:bidi="zh_TW"/>
+        </w:rPr>
+      </w:r>
+      <w:r>
+        <w:rPr>
+          <w:lang w:val="zh_TW" w:bidi="zh_TW"/>
+        </w:rPr>
+        <w:t>י֣וֹם יְהוָ֔ה הַ⁠גָּד֖וֹל וְ⁠הַ⁠נּוֹרָֽא</w:t>
       </w:r>
     </w:p>
     <w:p>
@@ -21997,6 +24937,20 @@
       </w:r>
       <w:r>
         <w:rPr>
+          <w:lang w:val="zh_TW" w:bidi="zh_TW"/>
+        </w:rPr>
+        <w:t>וְ⁠הָיָ֗ה</w:t>
+      </w:r>
+    </w:p>
+    <w:p>
+      <w:pPr/>
+      <w:r>
+        <w:rPr>
+          <w:lang w:val="zh_TW" w:bidi="zh_TW"/>
+        </w:rPr>
+      </w:r>
+      <w:r>
+        <w:rPr>
           <w:b/>
           <w:lang w:val="zh_TW" w:bidi="zh_TW"/>
         </w:rPr>
@@ -22080,6 +25034,20 @@
       </w:r>
       <w:r>
         <w:rPr>
+          <w:lang w:val="zh_TW" w:bidi="zh_TW"/>
+        </w:rPr>
+        <w:t>כֹּ֧ל אֲשֶׁר־יִקְרָ֛א בְּ⁠שֵׁ֥ם יְהוָ֖ה יִמָּלֵ֑ט &amp; יְהוָ֔ה</w:t>
+      </w:r>
+    </w:p>
+    <w:p>
+      <w:pPr/>
+      <w:r>
+        <w:rPr>
+          <w:lang w:val="zh_TW" w:bidi="zh_TW"/>
+        </w:rPr>
+      </w:r>
+      <w:r>
+        <w:rPr>
           <w:b/>
           <w:lang w:val="zh_TW" w:bidi="zh_TW"/>
         </w:rPr>
@@ -22163,6 +25131,20 @@
       </w:r>
       <w:r>
         <w:rPr>
+          <w:lang w:val="zh_TW" w:bidi="zh_TW"/>
+        </w:rPr>
+        <w:t>בְּ⁠שֵׁ֥ם יְהוָ֖ה &amp; יְהוָ֔ה</w:t>
+      </w:r>
+    </w:p>
+    <w:p>
+      <w:pPr/>
+      <w:r>
+        <w:rPr>
+          <w:lang w:val="zh_TW" w:bidi="zh_TW"/>
+        </w:rPr>
+      </w:r>
+      <w:r>
+        <w:rPr>
           <w:b/>
           <w:lang w:val="zh_TW" w:bidi="zh_TW"/>
         </w:rPr>
@@ -22259,6 +25241,20 @@
       </w:r>
       <w:r>
         <w:rPr>
+          <w:lang w:val="zh_TW" w:bidi="zh_TW"/>
+        </w:rPr>
+        <w:t>בְּ⁠שֵׁ֥ם יְהוָ֖ה &amp; יְהוָ֔ה</w:t>
+      </w:r>
+    </w:p>
+    <w:p>
+      <w:pPr/>
+      <w:r>
+        <w:rPr>
+          <w:lang w:val="zh_TW" w:bidi="zh_TW"/>
+        </w:rPr>
+      </w:r>
+      <w:r>
+        <w:rPr>
           <w:b/>
           <w:lang w:val="zh_TW" w:bidi="zh_TW"/>
         </w:rPr>
@@ -22342,6 +25338,20 @@
       </w:r>
       <w:r>
         <w:rPr>
+          <w:lang w:val="zh_TW" w:bidi="zh_TW"/>
+        </w:rPr>
+        <w:t>כִּ֠י בְּ⁠הַר־צִיּ֨וֹן וּ⁠בִ⁠ירוּשָׁלִַ֜ם תִּֽהְיֶ֣ה פְלֵיטָ֗ה</w:t>
+      </w:r>
+    </w:p>
+    <w:p>
+      <w:pPr/>
+      <w:r>
+        <w:rPr>
+          <w:lang w:val="zh_TW" w:bidi="zh_TW"/>
+        </w:rPr>
+      </w:r>
+      <w:r>
+        <w:rPr>
           <w:b/>
           <w:lang w:val="zh_TW" w:bidi="zh_TW"/>
         </w:rPr>
@@ -22466,6 +25476,20 @@
       </w:r>
       <w:r>
         <w:rPr>
+          <w:lang w:val="zh_TW" w:bidi="zh_TW"/>
+        </w:rPr>
+        <w:t>בְּ⁠הַר־צִיּ֨וֹן וּ⁠בִ⁠ירוּשָׁלִַ֜ם</w:t>
+      </w:r>
+    </w:p>
+    <w:p>
+      <w:pPr/>
+      <w:r>
+        <w:rPr>
+          <w:lang w:val="zh_TW" w:bidi="zh_TW"/>
+        </w:rPr>
+      </w:r>
+      <w:r>
+        <w:rPr>
           <w:b/>
           <w:lang w:val="zh_TW" w:bidi="zh_TW"/>
         </w:rPr>
@@ -22569,6 +25593,20 @@
       </w:r>
       <w:r>
         <w:rPr>
+          <w:lang w:val="zh_TW" w:bidi="zh_TW"/>
+        </w:rPr>
+        <w:t>כַּֽ⁠אֲשֶׁר֙ אָמַ֣ר יְהוָ֔ה</w:t>
+      </w:r>
+    </w:p>
+    <w:p>
+      <w:pPr/>
+      <w:r>
+        <w:rPr>
+          <w:lang w:val="zh_TW" w:bidi="zh_TW"/>
+        </w:rPr>
+      </w:r>
+      <w:r>
+        <w:rPr>
           <w:b/>
           <w:lang w:val="zh_TW" w:bidi="zh_TW"/>
         </w:rPr>
@@ -22652,6 +25690,20 @@
       </w:r>
       <w:r>
         <w:rPr>
+          <w:lang w:val="zh_TW" w:bidi="zh_TW"/>
+        </w:rPr>
+        <w:t>יְהוָ֖ה &amp; וּ⁠בַ֨⁠שְּׂרִידִ֔ים אֲשֶׁ֥ר יְהוָ֖ה קֹרֵֽא</w:t>
+      </w:r>
+    </w:p>
+    <w:p>
+      <w:pPr/>
+      <w:r>
+        <w:rPr>
+          <w:lang w:val="zh_TW" w:bidi="zh_TW"/>
+        </w:rPr>
+      </w:r>
+      <w:r>
+        <w:rPr>
           <w:b/>
           <w:lang w:val="zh_TW" w:bidi="zh_TW"/>
         </w:rPr>
@@ -22735,6 +25787,20 @@
       </w:r>
       <w:r>
         <w:rPr>
+          <w:lang w:val="zh_TW" w:bidi="zh_TW"/>
+        </w:rPr>
+        <w:t>יְהוָ֖ה &amp; אֲשֶׁ֥ר יְהוָ֖ה קֹרֵֽא</w:t>
+      </w:r>
+    </w:p>
+    <w:p>
+      <w:pPr/>
+      <w:r>
+        <w:rPr>
+          <w:lang w:val="zh_TW" w:bidi="zh_TW"/>
+        </w:rPr>
+      </w:r>
+      <w:r>
+        <w:rPr>
           <w:b/>
           <w:lang w:val="zh_TW" w:bidi="zh_TW"/>
         </w:rPr>
@@ -22818,6 +25884,20 @@
       </w:r>
       <w:r>
         <w:rPr>
+          <w:lang w:val="zh_TW" w:bidi="zh_TW"/>
+        </w:rPr>
+        <w:t>כִּ֗י הִנֵּ֛ה בַּ⁠יָּמִ֥ים הָ⁠הֵ֖מָּה וּ⁠בָ⁠עֵ֣ת הַ⁠הִ֑יא</w:t>
+      </w:r>
+    </w:p>
+    <w:p>
+      <w:pPr/>
+      <w:r>
+        <w:rPr>
+          <w:lang w:val="zh_TW" w:bidi="zh_TW"/>
+        </w:rPr>
+      </w:r>
+      <w:r>
+        <w:rPr>
           <w:b/>
           <w:lang w:val="zh_TW" w:bidi="zh_TW"/>
         </w:rPr>
@@ -22929,6 +26009,20 @@
       </w:r>
       <w:r>
         <w:rPr>
+          <w:lang w:val="zh_TW" w:bidi="zh_TW"/>
+        </w:rPr>
+        <w:t>כִּ֗י הִנֵּ֛ה</w:t>
+      </w:r>
+    </w:p>
+    <w:p>
+      <w:pPr/>
+      <w:r>
+        <w:rPr>
+          <w:lang w:val="zh_TW" w:bidi="zh_TW"/>
+        </w:rPr>
+      </w:r>
+      <w:r>
+        <w:rPr>
           <w:b/>
           <w:lang w:val="zh_TW" w:bidi="zh_TW"/>
         </w:rPr>
@@ -23039,6 +26133,20 @@
       </w:r>
       <w:r>
         <w:rPr>
+          <w:lang w:val="zh_TW" w:bidi="zh_TW"/>
+        </w:rPr>
+        <w:t>בַּ⁠יָּמִ֥ים הָ⁠הֵ֖מָּה וּ⁠בָ⁠עֵ֣ת הַ⁠הִ֑יא</w:t>
+      </w:r>
+    </w:p>
+    <w:p>
+      <w:pPr/>
+      <w:r>
+        <w:rPr>
+          <w:lang w:val="zh_TW" w:bidi="zh_TW"/>
+        </w:rPr>
+      </w:r>
+      <w:r>
+        <w:rPr>
           <w:b/>
           <w:lang w:val="zh_TW" w:bidi="zh_TW"/>
         </w:rPr>
@@ -23142,6 +26250,20 @@
       </w:r>
       <w:r>
         <w:rPr>
+          <w:lang w:val="zh_TW" w:bidi="zh_TW"/>
+        </w:rPr>
+        <w:t>אֲשֶׁ֥ר אָשִׁ֛יב אֶת־שְׁב֥וּת יְהוּדָ֖ה וִ⁠ירוּשָׁלִָֽם</w:t>
+      </w:r>
+    </w:p>
+    <w:p>
+      <w:pPr/>
+      <w:r>
+        <w:rPr>
+          <w:lang w:val="zh_TW" w:bidi="zh_TW"/>
+        </w:rPr>
+      </w:r>
+      <w:r>
+        <w:rPr>
           <w:b/>
           <w:lang w:val="zh_TW" w:bidi="zh_TW"/>
         </w:rPr>
@@ -23266,6 +26388,20 @@
       </w:r>
       <w:r>
         <w:rPr>
+          <w:lang w:val="zh_TW" w:bidi="zh_TW"/>
+        </w:rPr>
+        <w:t>אֲשֶׁ֥ר אָשִׁ֛יב אֶת־שְׁב֥וּת יְהוּדָ֖ה וִ⁠ירוּשָׁלִָֽם</w:t>
+      </w:r>
+    </w:p>
+    <w:p>
+      <w:pPr/>
+      <w:r>
+        <w:rPr>
+          <w:lang w:val="zh_TW" w:bidi="zh_TW"/>
+        </w:rPr>
+      </w:r>
+      <w:r>
+        <w:rPr>
           <w:b/>
           <w:lang w:val="zh_TW" w:bidi="zh_TW"/>
         </w:rPr>
@@ -23349,6 +26485,20 @@
       </w:r>
       <w:r>
         <w:rPr>
+          <w:lang w:val="zh_TW" w:bidi="zh_TW"/>
+        </w:rPr>
+        <w:t>עֵ֖מֶק יְהֽוֹשָׁפָ֑ט</w:t>
+      </w:r>
+    </w:p>
+    <w:p>
+      <w:pPr/>
+      <w:r>
+        <w:rPr>
+          <w:lang w:val="zh_TW" w:bidi="zh_TW"/>
+        </w:rPr>
+      </w:r>
+      <w:r>
+        <w:rPr>
           <w:b/>
           <w:lang w:val="zh_TW" w:bidi="zh_TW"/>
         </w:rPr>
@@ -23452,6 +26602,20 @@
       </w:r>
       <w:r>
         <w:rPr>
+          <w:lang w:val="zh_TW" w:bidi="zh_TW"/>
+        </w:rPr>
+        <w:t>עַמִּ֨⁠י וְ⁠נַחֲלָתִ֤⁠י יִשְׂרָאֵל֙</w:t>
+      </w:r>
+    </w:p>
+    <w:p>
+      <w:pPr/>
+      <w:r>
+        <w:rPr>
+          <w:lang w:val="zh_TW" w:bidi="zh_TW"/>
+        </w:rPr>
+      </w:r>
+      <w:r>
+        <w:rPr>
           <w:b/>
           <w:lang w:val="zh_TW" w:bidi="zh_TW"/>
         </w:rPr>
@@ -23574,6 +26738,20 @@
       </w:r>
       <w:r>
         <w:rPr>
+          <w:lang w:val="zh_TW" w:bidi="zh_TW"/>
+        </w:rPr>
+        <w:t>וְ⁠אֶת־אַרְצִ֖⁠י חִלֵּֽקוּ</w:t>
+      </w:r>
+    </w:p>
+    <w:p>
+      <w:pPr/>
+      <w:r>
+        <w:rPr>
+          <w:lang w:val="zh_TW" w:bidi="zh_TW"/>
+        </w:rPr>
+      </w:r>
+      <w:r>
+        <w:rPr>
           <w:b/>
           <w:lang w:val="zh_TW" w:bidi="zh_TW"/>
         </w:rPr>
@@ -23657,6 +26835,20 @@
       </w:r>
       <w:r>
         <w:rPr>
+          <w:lang w:val="zh_TW" w:bidi="zh_TW"/>
+        </w:rPr>
+        <w:t>גוֹרָ֑ל</w:t>
+      </w:r>
+    </w:p>
+    <w:p>
+      <w:pPr/>
+      <w:r>
+        <w:rPr>
+          <w:lang w:val="zh_TW" w:bidi="zh_TW"/>
+        </w:rPr>
+      </w:r>
+      <w:r>
+        <w:rPr>
           <w:b/>
           <w:lang w:val="zh_TW" w:bidi="zh_TW"/>
         </w:rPr>
@@ -23753,6 +26945,20 @@
       </w:r>
       <w:r>
         <w:rPr>
+          <w:lang w:val="zh_TW" w:bidi="zh_TW"/>
+        </w:rPr>
+        <w:t>וַ⁠יִּתְּנ֤וּ הַ⁠יֶּ֨לֶד֙ בַּ⁠זּוֹנָ֔ה וְ⁠הַ⁠יַּלְדָּ֛ה מָכְר֥וּ</w:t>
+      </w:r>
+    </w:p>
+    <w:p>
+      <w:pPr/>
+      <w:r>
+        <w:rPr>
+          <w:lang w:val="zh_TW" w:bidi="zh_TW"/>
+        </w:rPr>
+      </w:r>
+      <w:r>
+        <w:rPr>
           <w:b/>
           <w:lang w:val="zh_TW" w:bidi="zh_TW"/>
         </w:rPr>
@@ -23869,6 +27075,20 @@
       </w:r>
       <w:r>
         <w:rPr>
+          <w:lang w:val="zh_TW" w:bidi="zh_TW"/>
+        </w:rPr>
+        <w:t>וְ֠⁠גַם מָה־אַתֶּ֥ם לִ⁠י֙ צֹ֣ר וְ⁠צִיד֔וֹן וְ⁠כֹ֖ל גְּלִיל֣וֹת פְּלָ֑שֶׁת הַ⁠גְּמ֗וּל אַתֶּם֙ מְשַׁלְּמִ֣ים עָלָ֔⁠י &amp; אַתֶּם֙</w:t>
+      </w:r>
+    </w:p>
+    <w:p>
+      <w:pPr/>
+      <w:r>
+        <w:rPr>
+          <w:lang w:val="zh_TW" w:bidi="zh_TW"/>
+        </w:rPr>
+      </w:r>
+      <w:r>
+        <w:rPr>
           <w:b/>
           <w:lang w:val="zh_TW" w:bidi="zh_TW"/>
         </w:rPr>
@@ -23952,6 +27172,20 @@
       </w:r>
       <w:r>
         <w:rPr>
+          <w:lang w:val="zh_TW" w:bidi="zh_TW"/>
+        </w:rPr>
+        <w:t>מָה־אַתֶּ֥ם לִ⁠י֙</w:t>
+      </w:r>
+    </w:p>
+    <w:p>
+      <w:pPr/>
+      <w:r>
+        <w:rPr>
+          <w:lang w:val="zh_TW" w:bidi="zh_TW"/>
+        </w:rPr>
+      </w:r>
+      <w:r>
+        <w:rPr>
           <w:b/>
           <w:lang w:val="zh_TW" w:bidi="zh_TW"/>
         </w:rPr>
@@ -24035,6 +27269,20 @@
       </w:r>
       <w:r>
         <w:rPr>
+          <w:lang w:val="zh_TW" w:bidi="zh_TW"/>
+        </w:rPr>
+        <w:t>הַ⁠גְּמ֗וּל אַתֶּם֙ מְשַׁלְּמִ֣ים עָלָ֔⁠י וְ⁠אִם־גֹּמְלִ֤ים אַתֶּם֙ עָלַ֔⁠י</w:t>
+      </w:r>
+    </w:p>
+    <w:p>
+      <w:pPr/>
+      <w:r>
+        <w:rPr>
+          <w:lang w:val="zh_TW" w:bidi="zh_TW"/>
+        </w:rPr>
+      </w:r>
+      <w:r>
+        <w:rPr>
           <w:b/>
           <w:lang w:val="zh_TW" w:bidi="zh_TW"/>
         </w:rPr>
@@ -24118,6 +27366,20 @@
       </w:r>
       <w:r>
         <w:rPr>
+          <w:lang w:val="zh_TW" w:bidi="zh_TW"/>
+        </w:rPr>
+        <w:t>קַ֣ל מְהֵרָ֔ה</w:t>
+      </w:r>
+    </w:p>
+    <w:p>
+      <w:pPr/>
+      <w:r>
+        <w:rPr>
+          <w:lang w:val="zh_TW" w:bidi="zh_TW"/>
+        </w:rPr>
+      </w:r>
+      <w:r>
+        <w:rPr>
           <w:b/>
           <w:lang w:val="zh_TW" w:bidi="zh_TW"/>
         </w:rPr>
@@ -24249,6 +27511,20 @@
       </w:r>
       <w:r>
         <w:rPr>
+          <w:lang w:val="zh_TW" w:bidi="zh_TW"/>
+        </w:rPr>
+        <w:t>אָשִׁ֥יב גְּמֻלְ⁠כֶ֖ם בְּ⁠רֹאשְׁ⁠כֶֽם</w:t>
+      </w:r>
+    </w:p>
+    <w:p>
+      <w:pPr/>
+      <w:r>
+        <w:rPr>
+          <w:lang w:val="zh_TW" w:bidi="zh_TW"/>
+        </w:rPr>
+      </w:r>
+      <w:r>
+        <w:rPr>
           <w:b/>
           <w:lang w:val="zh_TW" w:bidi="zh_TW"/>
         </w:rPr>
@@ -24345,6 +27621,20 @@
       </w:r>
       <w:r>
         <w:rPr>
+          <w:lang w:val="zh_TW" w:bidi="zh_TW"/>
+        </w:rPr>
+        <w:t>בְּ⁠רֹאשְׁ⁠כֶֽם</w:t>
+      </w:r>
+    </w:p>
+    <w:p>
+      <w:pPr/>
+      <w:r>
+        <w:rPr>
+          <w:lang w:val="zh_TW" w:bidi="zh_TW"/>
+        </w:rPr>
+      </w:r>
+      <w:r>
+        <w:rPr>
           <w:b/>
           <w:lang w:val="zh_TW" w:bidi="zh_TW"/>
         </w:rPr>
@@ -24458,6 +27748,20 @@
         <w:rPr>
           <w:lang w:val="zh_TW" w:bidi="zh_TW"/>
         </w:rPr>
+      </w:r>
+    </w:p>
+    <w:p>
+      <w:pPr/>
+      <w:r>
+        <w:rPr>
+          <w:lang w:val="zh_TW" w:bidi="zh_TW"/>
+        </w:rPr>
+      </w:r>
+      <w:r>
+        <w:rPr>
+          <w:lang w:val="zh_TW" w:bidi="zh_TW"/>
+        </w:rPr>
+        <w:t>וּ⁠בְנֵ֤י יְהוּדָה֙ וּ⁠בְנֵ֣י יְרוּשָׁלִַ֔ם</w:t>
       </w:r>
     </w:p>
     <w:p>
@@ -24583,6 +27887,20 @@
       </w:r>
       <w:r>
         <w:rPr>
+          <w:lang w:val="zh_TW" w:bidi="zh_TW"/>
+        </w:rPr>
+        <w:t>לִ⁠בְנֵ֣י הַ⁠יְּוָנִ֑ים</w:t>
+      </w:r>
+    </w:p>
+    <w:p>
+      <w:pPr/>
+      <w:r>
+        <w:rPr>
+          <w:lang w:val="zh_TW" w:bidi="zh_TW"/>
+        </w:rPr>
+      </w:r>
+      <w:r>
+        <w:rPr>
           <w:b/>
           <w:lang w:val="zh_TW" w:bidi="zh_TW"/>
         </w:rPr>
@@ -24692,6 +28010,20 @@
       </w:r>
       <w:r>
         <w:rPr>
+          <w:lang w:val="zh_TW" w:bidi="zh_TW"/>
+        </w:rPr>
+        <w:t>הַ⁠יְּוָנִ֑ים</w:t>
+      </w:r>
+    </w:p>
+    <w:p>
+      <w:pPr/>
+      <w:r>
+        <w:rPr>
+          <w:lang w:val="zh_TW" w:bidi="zh_TW"/>
+        </w:rPr>
+      </w:r>
+      <w:r>
+        <w:rPr>
           <w:b/>
           <w:lang w:val="zh_TW" w:bidi="zh_TW"/>
         </w:rPr>
@@ -24782,6 +28114,20 @@
       </w:r>
       <w:r>
         <w:rPr>
+          <w:lang w:val="zh_TW" w:bidi="zh_TW"/>
+        </w:rPr>
+        <w:t>לְמַ֥עַן הַרְחִיקָ֖⁠ם מֵ⁠עַ֥ל גְּבוּלָֽ⁠ם</w:t>
+      </w:r>
+    </w:p>
+    <w:p>
+      <w:pPr/>
+      <w:r>
+        <w:rPr>
+          <w:lang w:val="zh_TW" w:bidi="zh_TW"/>
+        </w:rPr>
+      </w:r>
+      <w:r>
+        <w:rPr>
           <w:b/>
           <w:lang w:val="zh_TW" w:bidi="zh_TW"/>
         </w:rPr>
@@ -24854,6 +28200,20 @@
         <w:rPr>
           <w:lang w:val="zh_TW" w:bidi="zh_TW"/>
         </w:rPr>
+      </w:r>
+    </w:p>
+    <w:p>
+      <w:pPr/>
+      <w:r>
+        <w:rPr>
+          <w:lang w:val="zh_TW" w:bidi="zh_TW"/>
+        </w:rPr>
+      </w:r>
+      <w:r>
+        <w:rPr>
+          <w:lang w:val="zh_TW" w:bidi="zh_TW"/>
+        </w:rPr>
+        <w:t>הִנְ⁠נִ֣י מְעִירָ֔⁠ם</w:t>
       </w:r>
     </w:p>
     <w:p>
@@ -24994,6 +28354,20 @@
       </w:r>
       <w:r>
         <w:rPr>
+          <w:lang w:val="zh_TW" w:bidi="zh_TW"/>
+        </w:rPr>
+        <w:t>אֲשֶׁר־מְכַרְתֶּ֥ם אֹתָ֖⁠ם שָׁ֑מָּ⁠ה</w:t>
+      </w:r>
+    </w:p>
+    <w:p>
+      <w:pPr/>
+      <w:r>
+        <w:rPr>
+          <w:lang w:val="zh_TW" w:bidi="zh_TW"/>
+        </w:rPr>
+      </w:r>
+      <w:r>
+        <w:rPr>
           <w:b/>
           <w:lang w:val="zh_TW" w:bidi="zh_TW"/>
         </w:rPr>
@@ -25178,6 +28552,20 @@
       </w:r>
       <w:r>
         <w:rPr>
+          <w:lang w:val="zh_TW" w:bidi="zh_TW"/>
+        </w:rPr>
+        <w:t>בְּ⁠רֹאשְׁ⁠כֶֽם</w:t>
+      </w:r>
+    </w:p>
+    <w:p>
+      <w:pPr/>
+      <w:r>
+        <w:rPr>
+          <w:lang w:val="zh_TW" w:bidi="zh_TW"/>
+        </w:rPr>
+      </w:r>
+      <w:r>
+        <w:rPr>
           <w:b/>
           <w:lang w:val="zh_TW" w:bidi="zh_TW"/>
         </w:rPr>
@@ -25289,6 +28677,20 @@
       </w:r>
       <w:r>
         <w:rPr>
+          <w:lang w:val="zh_TW" w:bidi="zh_TW"/>
+        </w:rPr>
+        <w:t>וּ⁠מָכַרְתִּ֞י</w:t>
+      </w:r>
+    </w:p>
+    <w:p>
+      <w:pPr/>
+      <w:r>
+        <w:rPr>
+          <w:lang w:val="zh_TW" w:bidi="zh_TW"/>
+        </w:rPr>
+      </w:r>
+      <w:r>
+        <w:rPr>
           <w:b/>
           <w:lang w:val="zh_TW" w:bidi="zh_TW"/>
         </w:rPr>
@@ -25432,6 +28834,20 @@
       </w:r>
       <w:r>
         <w:rPr>
+          <w:lang w:val="zh_TW" w:bidi="zh_TW"/>
+        </w:rPr>
+        <w:t>בְּ⁠יַד֙ בְּנֵ֣י יְהוּדָ֔ה</w:t>
+      </w:r>
+    </w:p>
+    <w:p>
+      <w:pPr/>
+      <w:r>
+        <w:rPr>
+          <w:lang w:val="zh_TW" w:bidi="zh_TW"/>
+        </w:rPr>
+      </w:r>
+      <w:r>
+        <w:rPr>
           <w:b/>
           <w:lang w:val="zh_TW" w:bidi="zh_TW"/>
         </w:rPr>
@@ -25540,6 +28956,20 @@
       </w:r>
       <w:r>
         <w:rPr>
+          <w:lang w:val="zh_TW" w:bidi="zh_TW"/>
+        </w:rPr>
+        <w:t>וּ⁠מָכַרְתִּ֞י אֶת־בְּנֵי⁠כֶ֣ם וְ⁠אֶת־בְּנֽוֹתֵי⁠כֶ֗ם בְּ⁠יַד֙ בְּנֵ֣י יְהוּדָ֔ה</w:t>
+      </w:r>
+    </w:p>
+    <w:p>
+      <w:pPr/>
+      <w:r>
+        <w:rPr>
+          <w:lang w:val="zh_TW" w:bidi="zh_TW"/>
+        </w:rPr>
+      </w:r>
+      <w:r>
+        <w:rPr>
           <w:b/>
           <w:lang w:val="zh_TW" w:bidi="zh_TW"/>
         </w:rPr>
@@ -25636,6 +29066,20 @@
       </w:r>
       <w:r>
         <w:rPr>
+          <w:lang w:val="zh_TW" w:bidi="zh_TW"/>
+        </w:rPr>
+        <w:t>בְּנֵ֣י יְהוּדָ֔ה</w:t>
+      </w:r>
+    </w:p>
+    <w:p>
+      <w:pPr/>
+      <w:r>
+        <w:rPr>
+          <w:lang w:val="zh_TW" w:bidi="zh_TW"/>
+        </w:rPr>
+      </w:r>
+      <w:r>
+        <w:rPr>
           <w:b/>
           <w:lang w:val="zh_TW" w:bidi="zh_TW"/>
         </w:rPr>
@@ -25773,6 +29217,20 @@
       </w:r>
       <w:r>
         <w:rPr>
+          <w:lang w:val="zh_TW" w:bidi="zh_TW"/>
+        </w:rPr>
+        <w:t>לִ⁠שְׁבָאיִ֖ם</w:t>
+      </w:r>
+    </w:p>
+    <w:p>
+      <w:pPr/>
+      <w:r>
+        <w:rPr>
+          <w:lang w:val="zh_TW" w:bidi="zh_TW"/>
+        </w:rPr>
+      </w:r>
+      <w:r>
+        <w:rPr>
           <w:b/>
           <w:lang w:val="zh_TW" w:bidi="zh_TW"/>
         </w:rPr>
@@ -25863,6 +29321,20 @@
       </w:r>
       <w:r>
         <w:rPr>
+          <w:lang w:val="zh_TW" w:bidi="zh_TW"/>
+        </w:rPr>
+        <w:t>אֶל־גּ֣וֹי רָח֑וֹק כִּ֥י יְהוָ֖ה דִּבֵּֽר</w:t>
+      </w:r>
+    </w:p>
+    <w:p>
+      <w:pPr/>
+      <w:r>
+        <w:rPr>
+          <w:lang w:val="zh_TW" w:bidi="zh_TW"/>
+        </w:rPr>
+      </w:r>
+      <w:r>
+        <w:rPr>
           <w:b/>
           <w:lang w:val="zh_TW" w:bidi="zh_TW"/>
         </w:rPr>
@@ -25971,6 +29443,20 @@
       </w:r>
       <w:r>
         <w:rPr>
+          <w:lang w:val="zh_TW" w:bidi="zh_TW"/>
+        </w:rPr>
+        <w:t>קִרְאוּ</w:t>
+      </w:r>
+    </w:p>
+    <w:p>
+      <w:pPr/>
+      <w:r>
+        <w:rPr>
+          <w:lang w:val="zh_TW" w:bidi="zh_TW"/>
+        </w:rPr>
+      </w:r>
+      <w:r>
+        <w:rPr>
           <w:b/>
           <w:lang w:val="zh_TW" w:bidi="zh_TW"/>
         </w:rPr>
@@ -26067,6 +29553,20 @@
       </w:r>
       <w:r>
         <w:rPr>
+          <w:lang w:val="zh_TW" w:bidi="zh_TW"/>
+        </w:rPr>
+        <w:t>קַדְּשׁ֖וּ מִלְחָמָ֑ה</w:t>
+      </w:r>
+    </w:p>
+    <w:p>
+      <w:pPr/>
+      <w:r>
+        <w:rPr>
+          <w:lang w:val="zh_TW" w:bidi="zh_TW"/>
+        </w:rPr>
+      </w:r>
+      <w:r>
+        <w:rPr>
           <w:b/>
           <w:lang w:val="zh_TW" w:bidi="zh_TW"/>
         </w:rPr>
@@ -26163,6 +29663,20 @@
       </w:r>
       <w:r>
         <w:rPr>
+          <w:lang w:val="zh_TW" w:bidi="zh_TW"/>
+        </w:rPr>
+        <w:t>אִתֵּי⁠כֶם֙</w:t>
+      </w:r>
+    </w:p>
+    <w:p>
+      <w:pPr/>
+      <w:r>
+        <w:rPr>
+          <w:lang w:val="zh_TW" w:bidi="zh_TW"/>
+        </w:rPr>
+      </w:r>
+      <w:r>
+        <w:rPr>
           <w:b/>
           <w:lang w:val="zh_TW" w:bidi="zh_TW"/>
         </w:rPr>
@@ -26253,6 +29767,20 @@
       </w:r>
       <w:r>
         <w:rPr>
+          <w:lang w:val="zh_TW" w:bidi="zh_TW"/>
+        </w:rPr>
+        <w:t>וּ⁠מַזְמְרֹֽתֵי⁠כֶ֖ם</w:t>
+      </w:r>
+    </w:p>
+    <w:p>
+      <w:pPr/>
+      <w:r>
+        <w:rPr>
+          <w:lang w:val="zh_TW" w:bidi="zh_TW"/>
+        </w:rPr>
+      </w:r>
+      <w:r>
+        <w:rPr>
           <w:b/>
           <w:lang w:val="zh_TW" w:bidi="zh_TW"/>
         </w:rPr>
@@ -26343,6 +29871,20 @@
       </w:r>
       <w:r>
         <w:rPr>
+          <w:lang w:val="zh_TW" w:bidi="zh_TW"/>
+        </w:rPr>
+        <w:t>הַֽ⁠חַלָּ֔שׁ יֹאמַ֖ר גִּבּ֥וֹר אָֽנִי</w:t>
+      </w:r>
+    </w:p>
+    <w:p>
+      <w:pPr/>
+      <w:r>
+        <w:rPr>
+          <w:lang w:val="zh_TW" w:bidi="zh_TW"/>
+        </w:rPr>
+      </w:r>
+      <w:r>
+        <w:rPr>
           <w:b/>
           <w:lang w:val="zh_TW" w:bidi="zh_TW"/>
         </w:rPr>
@@ -26454,6 +29996,20 @@
       </w:r>
       <w:r>
         <w:rPr>
+          <w:lang w:val="zh_TW" w:bidi="zh_TW"/>
+        </w:rPr>
+        <w:t>הַֽ⁠חַלָּ֔שׁ</w:t>
+      </w:r>
+    </w:p>
+    <w:p>
+      <w:pPr/>
+      <w:r>
+        <w:rPr>
+          <w:lang w:val="zh_TW" w:bidi="zh_TW"/>
+        </w:rPr>
+      </w:r>
+      <w:r>
+        <w:rPr>
           <w:b/>
           <w:lang w:val="zh_TW" w:bidi="zh_TW"/>
         </w:rPr>
@@ -26550,6 +30106,20 @@
       </w:r>
       <w:r>
         <w:rPr>
+          <w:lang w:val="zh_TW" w:bidi="zh_TW"/>
+        </w:rPr>
+        <w:t>ע֣וּשׁוּ וָ⁠בֹ֧אוּ</w:t>
+      </w:r>
+    </w:p>
+    <w:p>
+      <w:pPr/>
+      <w:r>
+        <w:rPr>
+          <w:lang w:val="zh_TW" w:bidi="zh_TW"/>
+        </w:rPr>
+      </w:r>
+      <w:r>
+        <w:rPr>
           <w:b/>
           <w:lang w:val="zh_TW" w:bidi="zh_TW"/>
         </w:rPr>
@@ -26676,6 +30246,20 @@
         <w:rPr>
           <w:lang w:val="zh_TW" w:bidi="zh_TW"/>
         </w:rPr>
+      </w:r>
+    </w:p>
+    <w:p>
+      <w:pPr/>
+      <w:r>
+        <w:rPr>
+          <w:lang w:val="zh_TW" w:bidi="zh_TW"/>
+        </w:rPr>
+      </w:r>
+      <w:r>
+        <w:rPr>
+          <w:lang w:val="zh_TW" w:bidi="zh_TW"/>
+        </w:rPr>
+        <w:t>יֵע֨וֹרוּ֙ &amp; הַ⁠גּוֹיִ֔ם</w:t>
       </w:r>
     </w:p>
     <w:p>
@@ -26883,6 +30467,20 @@
       </w:r>
       <w:r>
         <w:rPr>
+          <w:lang w:val="zh_TW" w:bidi="zh_TW"/>
+        </w:rPr>
+        <w:t>אֵשֵׁ֛ב לִ⁠שְׁפֹּ֥ט</w:t>
+      </w:r>
+    </w:p>
+    <w:p>
+      <w:pPr/>
+      <w:r>
+        <w:rPr>
+          <w:lang w:val="zh_TW" w:bidi="zh_TW"/>
+        </w:rPr>
+      </w:r>
+      <w:r>
+        <w:rPr>
           <w:b/>
           <w:lang w:val="zh_TW" w:bidi="zh_TW"/>
         </w:rPr>
@@ -26973,6 +30571,20 @@
       </w:r>
       <w:r>
         <w:rPr>
+          <w:lang w:val="zh_TW" w:bidi="zh_TW"/>
+        </w:rPr>
+        <w:t>שִׁלְח֣וּ מַגָּ֔ל כִּ֥י בָשַׁ֖ל קָצִ֑יר &amp; כִּֽי</w:t>
+      </w:r>
+    </w:p>
+    <w:p>
+      <w:pPr/>
+      <w:r>
+        <w:rPr>
+          <w:lang w:val="zh_TW" w:bidi="zh_TW"/>
+        </w:rPr>
+      </w:r>
+      <w:r>
+        <w:rPr>
           <w:b/>
           <w:lang w:val="zh_TW" w:bidi="zh_TW"/>
         </w:rPr>
@@ -27062,6 +30674,20 @@
       </w:r>
       <w:r>
         <w:rPr>
+          <w:lang w:val="zh_TW" w:bidi="zh_TW"/>
+        </w:rPr>
+        <w:t>שִׁלְח֣וּ מַגָּ֔ל</w:t>
+      </w:r>
+    </w:p>
+    <w:p>
+      <w:pPr/>
+      <w:r>
+        <w:rPr>
+          <w:lang w:val="zh_TW" w:bidi="zh_TW"/>
+        </w:rPr>
+      </w:r>
+      <w:r>
+        <w:rPr>
           <w:b/>
           <w:lang w:val="zh_TW" w:bidi="zh_TW"/>
         </w:rPr>
@@ -27192,6 +30818,20 @@
       </w:r>
       <w:r>
         <w:rPr>
+          <w:lang w:val="zh_TW" w:bidi="zh_TW"/>
+        </w:rPr>
+        <w:t>שִׁלְח֣וּ מַגָּ֔ל</w:t>
+      </w:r>
+    </w:p>
+    <w:p>
+      <w:pPr/>
+      <w:r>
+        <w:rPr>
+          <w:lang w:val="zh_TW" w:bidi="zh_TW"/>
+        </w:rPr>
+      </w:r>
+      <w:r>
+        <w:rPr>
           <w:b/>
           <w:lang w:val="zh_TW" w:bidi="zh_TW"/>
         </w:rPr>
@@ -27283,6 +30923,20 @@
         <w:rPr>
           <w:lang w:val="zh_TW" w:bidi="zh_TW"/>
         </w:rPr>
+      </w:r>
+    </w:p>
+    <w:p>
+      <w:pPr/>
+      <w:r>
+        <w:rPr>
+          <w:lang w:val="zh_TW" w:bidi="zh_TW"/>
+        </w:rPr>
+      </w:r>
+      <w:r>
+        <w:rPr>
+          <w:lang w:val="zh_TW" w:bidi="zh_TW"/>
+        </w:rPr>
+        <w:t>שִׁלְח֣וּ</w:t>
       </w:r>
     </w:p>
     <w:p>
@@ -27415,6 +31069,20 @@
       </w:r>
       <w:r>
         <w:rPr>
+          <w:lang w:val="zh_TW" w:bidi="zh_TW"/>
+        </w:rPr>
+        <w:t>בֹּ֤אֽוּ רְדוּ֙ כִּֽי־מָ֣לְאָה גַּ֔ת</w:t>
+      </w:r>
+    </w:p>
+    <w:p>
+      <w:pPr/>
+      <w:r>
+        <w:rPr>
+          <w:lang w:val="zh_TW" w:bidi="zh_TW"/>
+        </w:rPr>
+      </w:r>
+      <w:r>
+        <w:rPr>
           <w:b/>
           <w:lang w:val="zh_TW" w:bidi="zh_TW"/>
         </w:rPr>
@@ -27504,6 +31172,20 @@
       </w:r>
       <w:r>
         <w:rPr>
+          <w:lang w:val="zh_TW" w:bidi="zh_TW"/>
+        </w:rPr>
+        <w:t>כִּ֥י &amp; כִּ֥י רַבָּ֖ה רָעָתָֽ⁠ם</w:t>
+      </w:r>
+    </w:p>
+    <w:p>
+      <w:pPr/>
+      <w:r>
+        <w:rPr>
+          <w:lang w:val="zh_TW" w:bidi="zh_TW"/>
+        </w:rPr>
+      </w:r>
+      <w:r>
+        <w:rPr>
           <w:b/>
           <w:lang w:val="zh_TW" w:bidi="zh_TW"/>
         </w:rPr>
@@ -27600,6 +31282,20 @@
       </w:r>
       <w:r>
         <w:rPr>
+          <w:lang w:val="zh_TW" w:bidi="zh_TW"/>
+        </w:rPr>
+        <w:t>הֲמוֹנִ֣ים הֲמוֹנִ֔ים בְּ⁠עֵ֖מֶק הֶֽ⁠חָר֑וּץ &amp; בְּ⁠עֵ֖מֶק</w:t>
+      </w:r>
+    </w:p>
+    <w:p>
+      <w:pPr/>
+      <w:r>
+        <w:rPr>
+          <w:lang w:val="zh_TW" w:bidi="zh_TW"/>
+        </w:rPr>
+      </w:r>
+      <w:r>
+        <w:rPr>
           <w:b/>
           <w:lang w:val="zh_TW" w:bidi="zh_TW"/>
         </w:rPr>
@@ -27696,6 +31392,20 @@
       </w:r>
       <w:r>
         <w:rPr>
+          <w:lang w:val="zh_TW" w:bidi="zh_TW"/>
+        </w:rPr>
+        <w:t>הֲמוֹנִ֣ים הֲמוֹנִ֔ים בְּ⁠עֵ֖מֶק הֶֽ⁠חָר֑וּץ &amp; בְּ⁠עֵ֖מֶק</w:t>
+      </w:r>
+    </w:p>
+    <w:p>
+      <w:pPr/>
+      <w:r>
+        <w:rPr>
+          <w:lang w:val="zh_TW" w:bidi="zh_TW"/>
+        </w:rPr>
+      </w:r>
+      <w:r>
+        <w:rPr>
           <w:b/>
           <w:lang w:val="zh_TW" w:bidi="zh_TW"/>
         </w:rPr>
@@ -27807,6 +31517,20 @@
       </w:r>
       <w:r>
         <w:rPr>
+          <w:lang w:val="zh_TW" w:bidi="zh_TW"/>
+        </w:rPr>
+        <w:t>בְּ⁠עֵ֖מֶק הֶֽ⁠חָר֑וּץ &amp; בְּ⁠עֵ֖מֶק</w:t>
+      </w:r>
+    </w:p>
+    <w:p>
+      <w:pPr/>
+      <w:r>
+        <w:rPr>
+          <w:lang w:val="zh_TW" w:bidi="zh_TW"/>
+        </w:rPr>
+      </w:r>
+      <w:r>
+        <w:rPr>
           <w:b/>
           <w:lang w:val="zh_TW" w:bidi="zh_TW"/>
         </w:rPr>
@@ -27892,6 +31616,20 @@
         <w:rPr>
           <w:lang w:val="zh_TW" w:bidi="zh_TW"/>
         </w:rPr>
+      </w:r>
+    </w:p>
+    <w:p>
+      <w:pPr/>
+      <w:r>
+        <w:rPr>
+          <w:lang w:val="zh_TW" w:bidi="zh_TW"/>
+        </w:rPr>
+      </w:r>
+      <w:r>
+        <w:rPr>
+          <w:lang w:val="zh_TW" w:bidi="zh_TW"/>
+        </w:rPr>
+        <w:t>שֶׁ֥מֶשׁ וְ⁠יָרֵ֖חַ קָדָ֑רוּ וְ⁠כוֹכָבִ֖ים אָסְפ֥וּ נָגְהָֽ⁠ם</w:t>
       </w:r>
     </w:p>
     <w:p>
@@ -28105,6 +31843,20 @@
       </w:r>
       <w:r>
         <w:rPr>
+          <w:lang w:val="zh_TW" w:bidi="zh_TW"/>
+        </w:rPr>
+        <w:t>וַ⁠יהוָ֞ה מִ⁠צִּיּ֣וֹן יִשְׁאָ֗ג</w:t>
+      </w:r>
+    </w:p>
+    <w:p>
+      <w:pPr/>
+      <w:r>
+        <w:rPr>
+          <w:lang w:val="zh_TW" w:bidi="zh_TW"/>
+        </w:rPr>
+      </w:r>
+      <w:r>
+        <w:rPr>
           <w:b/>
           <w:lang w:val="zh_TW" w:bidi="zh_TW"/>
         </w:rPr>
@@ -28213,6 +31965,20 @@
       </w:r>
       <w:r>
         <w:rPr>
+          <w:lang w:val="zh_TW" w:bidi="zh_TW"/>
+        </w:rPr>
+        <w:t>וְ⁠רָעֲשׁ֖וּ שָׁמַ֣יִם וָ⁠אָ֑רֶץ</w:t>
+      </w:r>
+    </w:p>
+    <w:p>
+      <w:pPr/>
+      <w:r>
+        <w:rPr>
+          <w:lang w:val="zh_TW" w:bidi="zh_TW"/>
+        </w:rPr>
+      </w:r>
+      <w:r>
+        <w:rPr>
           <w:b/>
           <w:lang w:val="zh_TW" w:bidi="zh_TW"/>
         </w:rPr>
@@ -28334,6 +32100,20 @@
       </w:r>
       <w:r>
         <w:rPr>
+          <w:lang w:val="zh_TW" w:bidi="zh_TW"/>
+        </w:rPr>
+        <w:t>וַֽ⁠יהוָה֙ מַֽחֲסֶ֣ה לְ⁠עַמּ֔⁠וֹ וּ⁠מָע֖וֹז לִ⁠בְנֵ֥י יִשְׂרָאֵֽל</w:t>
+      </w:r>
+    </w:p>
+    <w:p>
+      <w:pPr/>
+      <w:r>
+        <w:rPr>
+          <w:lang w:val="zh_TW" w:bidi="zh_TW"/>
+        </w:rPr>
+      </w:r>
+      <w:r>
+        <w:rPr>
           <w:b/>
           <w:lang w:val="zh_TW" w:bidi="zh_TW"/>
         </w:rPr>
@@ -28444,6 +32224,20 @@
         <w:rPr>
           <w:lang w:val="zh_TW" w:bidi="zh_TW"/>
         </w:rPr>
+      </w:r>
+    </w:p>
+    <w:p>
+      <w:pPr/>
+      <w:r>
+        <w:rPr>
+          <w:lang w:val="zh_TW" w:bidi="zh_TW"/>
+        </w:rPr>
+      </w:r>
+      <w:r>
+        <w:rPr>
+          <w:lang w:val="zh_TW" w:bidi="zh_TW"/>
+        </w:rPr>
+        <w:t>לִ⁠בְנֵ֥י יִשְׂרָאֵֽל</w:t>
       </w:r>
     </w:p>
     <w:p>
@@ -28597,6 +32391,20 @@
       </w:r>
       <w:r>
         <w:rPr>
+          <w:lang w:val="zh_TW" w:bidi="zh_TW"/>
+        </w:rPr>
+        <w:t>וִֽ⁠ידַעְתֶּ֗ם</w:t>
+      </w:r>
+    </w:p>
+    <w:p>
+      <w:pPr/>
+      <w:r>
+        <w:rPr>
+          <w:lang w:val="zh_TW" w:bidi="zh_TW"/>
+        </w:rPr>
+      </w:r>
+      <w:r>
+        <w:rPr>
           <w:b/>
           <w:lang w:val="zh_TW" w:bidi="zh_TW"/>
         </w:rPr>
@@ -28692,6 +32500,20 @@
       </w:r>
       <w:r>
         <w:rPr>
+          <w:lang w:val="zh_TW" w:bidi="zh_TW"/>
+        </w:rPr>
+        <w:t>הַר־קָדְשִׁ֑⁠י</w:t>
+      </w:r>
+    </w:p>
+    <w:p>
+      <w:pPr/>
+      <w:r>
+        <w:rPr>
+          <w:lang w:val="zh_TW" w:bidi="zh_TW"/>
+        </w:rPr>
+      </w:r>
+      <w:r>
+        <w:rPr>
           <w:b/>
           <w:lang w:val="zh_TW" w:bidi="zh_TW"/>
         </w:rPr>
@@ -28816,6 +32638,20 @@
       </w:r>
       <w:r>
         <w:rPr>
+          <w:lang w:val="zh_TW" w:bidi="zh_TW"/>
+        </w:rPr>
+        <w:t>וְ⁠הָיָה֩ בַ⁠יּ֨וֹם הַ⁠ה֜וּא</w:t>
+      </w:r>
+    </w:p>
+    <w:p>
+      <w:pPr/>
+      <w:r>
+        <w:rPr>
+          <w:lang w:val="zh_TW" w:bidi="zh_TW"/>
+        </w:rPr>
+      </w:r>
+      <w:r>
+        <w:rPr>
           <w:b/>
           <w:lang w:val="zh_TW" w:bidi="zh_TW"/>
         </w:rPr>
@@ -28899,6 +32735,20 @@
       </w:r>
       <w:r>
         <w:rPr>
+          <w:lang w:val="zh_TW" w:bidi="zh_TW"/>
+        </w:rPr>
+        <w:t>בַ⁠יּ֨וֹם הַ⁠ה֜וּא</w:t>
+      </w:r>
+    </w:p>
+    <w:p>
+      <w:pPr/>
+      <w:r>
+        <w:rPr>
+          <w:lang w:val="zh_TW" w:bidi="zh_TW"/>
+        </w:rPr>
+      </w:r>
+      <w:r>
+        <w:rPr>
           <w:b/>
           <w:lang w:val="zh_TW" w:bidi="zh_TW"/>
         </w:rPr>
@@ -29001,6 +32851,20 @@
       </w:r>
       <w:r>
         <w:rPr>
+          <w:lang w:val="zh_TW" w:bidi="zh_TW"/>
+        </w:rPr>
+        <w:t>יִטְּפ֧וּ הֶ⁠הָרִ֣ים עָסִ֗יס וְ⁠הַ⁠גְּבָעוֹת֙ תֵּלַ֣כְנָה חָלָ֔ב</w:t>
+      </w:r>
+    </w:p>
+    <w:p>
+      <w:pPr/>
+      <w:r>
+        <w:rPr>
+          <w:lang w:val="zh_TW" w:bidi="zh_TW"/>
+        </w:rPr>
+      </w:r>
+      <w:r>
+        <w:rPr>
           <w:b/>
           <w:lang w:val="zh_TW" w:bidi="zh_TW"/>
         </w:rPr>
@@ -29142,6 +33006,20 @@
       </w:r>
       <w:r>
         <w:rPr>
+          <w:lang w:val="zh_TW" w:bidi="zh_TW"/>
+        </w:rPr>
+        <w:t>וּ⁠מַעְיָ֗ן &amp; יֵצֵ֔א</w:t>
+      </w:r>
+    </w:p>
+    <w:p>
+      <w:pPr/>
+      <w:r>
+        <w:rPr>
+          <w:lang w:val="zh_TW" w:bidi="zh_TW"/>
+        </w:rPr>
+      </w:r>
+      <w:r>
+        <w:rPr>
           <w:b/>
           <w:lang w:val="zh_TW" w:bidi="zh_TW"/>
         </w:rPr>
@@ -29238,6 +33116,20 @@
       </w:r>
       <w:r>
         <w:rPr>
+          <w:lang w:val="zh_TW" w:bidi="zh_TW"/>
+        </w:rPr>
+        <w:t>וּ⁠מַעְיָ֗ן</w:t>
+      </w:r>
+    </w:p>
+    <w:p>
+      <w:pPr/>
+      <w:r>
+        <w:rPr>
+          <w:lang w:val="zh_TW" w:bidi="zh_TW"/>
+        </w:rPr>
+      </w:r>
+      <w:r>
+        <w:rPr>
           <w:b/>
           <w:lang w:val="zh_TW" w:bidi="zh_TW"/>
         </w:rPr>
@@ -29329,6 +33221,20 @@
         <w:rPr>
           <w:lang w:val="zh_TW" w:bidi="zh_TW"/>
         </w:rPr>
+      </w:r>
+    </w:p>
+    <w:p>
+      <w:pPr/>
+      <w:r>
+        <w:rPr>
+          <w:lang w:val="zh_TW" w:bidi="zh_TW"/>
+        </w:rPr>
+      </w:r>
+      <w:r>
+        <w:rPr>
+          <w:lang w:val="zh_TW" w:bidi="zh_TW"/>
+        </w:rPr>
+        <w:t>מִ⁠בֵּ֤ית יְהוָה֙</w:t>
       </w:r>
     </w:p>
     <w:p>
@@ -29453,6 +33359,20 @@
       </w:r>
       <w:r>
         <w:rPr>
+          <w:lang w:val="zh_TW" w:bidi="zh_TW"/>
+        </w:rPr>
+        <w:t>אֶת־נַ֥חַל הַ⁠שִּׁטִּֽים</w:t>
+      </w:r>
+    </w:p>
+    <w:p>
+      <w:pPr/>
+      <w:r>
+        <w:rPr>
+          <w:lang w:val="zh_TW" w:bidi="zh_TW"/>
+        </w:rPr>
+      </w:r>
+      <w:r>
+        <w:rPr>
           <w:b/>
           <w:lang w:val="zh_TW" w:bidi="zh_TW"/>
         </w:rPr>
@@ -29543,6 +33463,20 @@
       </w:r>
       <w:r>
         <w:rPr>
+          <w:lang w:val="zh_TW" w:bidi="zh_TW"/>
+        </w:rPr>
+        <w:t>מִצְרַ֨יִם֙ לִ⁠שְׁמָמָ֣ה תִֽהְיֶ֔ה</w:t>
+      </w:r>
+    </w:p>
+    <w:p>
+      <w:pPr/>
+      <w:r>
+        <w:rPr>
+          <w:lang w:val="zh_TW" w:bidi="zh_TW"/>
+        </w:rPr>
+      </w:r>
+      <w:r>
+        <w:rPr>
           <w:b/>
           <w:lang w:val="zh_TW" w:bidi="zh_TW"/>
         </w:rPr>
@@ -29639,6 +33573,20 @@
       </w:r>
       <w:r>
         <w:rPr>
+          <w:lang w:val="zh_TW" w:bidi="zh_TW"/>
+        </w:rPr>
+        <w:t>מֵֽ⁠חֲמַס֙ בְּנֵ֣י יְהוּדָ֔ה</w:t>
+      </w:r>
+    </w:p>
+    <w:p>
+      <w:pPr/>
+      <w:r>
+        <w:rPr>
+          <w:lang w:val="zh_TW" w:bidi="zh_TW"/>
+        </w:rPr>
+      </w:r>
+      <w:r>
+        <w:rPr>
           <w:b/>
           <w:lang w:val="zh_TW" w:bidi="zh_TW"/>
         </w:rPr>
@@ -29754,6 +33702,20 @@
       </w:r>
       <w:r>
         <w:rPr>
+          <w:lang w:val="zh_TW" w:bidi="zh_TW"/>
+        </w:rPr>
+        <w:t>שָׁפְכ֥וּ דָם־נָקִ֖יא</w:t>
+      </w:r>
+    </w:p>
+    <w:p>
+      <w:pPr/>
+      <w:r>
+        <w:rPr>
+          <w:lang w:val="zh_TW" w:bidi="zh_TW"/>
+        </w:rPr>
+      </w:r>
+      <w:r>
+        <w:rPr>
           <w:b/>
           <w:lang w:val="zh_TW" w:bidi="zh_TW"/>
         </w:rPr>
@@ -29856,6 +33818,20 @@
       </w:r>
       <w:r>
         <w:rPr>
+          <w:lang w:val="zh_TW" w:bidi="zh_TW"/>
+        </w:rPr>
+        <w:t>בְּ⁠אַרְצָֽ⁠ם</w:t>
+      </w:r>
+    </w:p>
+    <w:p>
+      <w:pPr/>
+      <w:r>
+        <w:rPr>
+          <w:lang w:val="zh_TW" w:bidi="zh_TW"/>
+        </w:rPr>
+      </w:r>
+      <w:r>
+        <w:rPr>
           <w:b/>
           <w:lang w:val="zh_TW" w:bidi="zh_TW"/>
         </w:rPr>
@@ -30013,6 +33989,20 @@
       </w:r>
       <w:r>
         <w:rPr>
+          <w:lang w:val="zh_TW" w:bidi="zh_TW"/>
+        </w:rPr>
+        <w:t>וִ⁠יהוּדָ֖ה</w:t>
+      </w:r>
+    </w:p>
+    <w:p>
+      <w:pPr/>
+      <w:r>
+        <w:rPr>
+          <w:lang w:val="zh_TW" w:bidi="zh_TW"/>
+        </w:rPr>
+      </w:r>
+      <w:r>
+        <w:rPr>
           <w:b/>
           <w:lang w:val="zh_TW" w:bidi="zh_TW"/>
         </w:rPr>
@@ -30115,6 +34105,20 @@
       </w:r>
       <w:r>
         <w:rPr>
+          <w:lang w:val="zh_TW" w:bidi="zh_TW"/>
+        </w:rPr>
+        <w:t>וִ⁠ירוּשָׁלִַ֖ם לְ⁠ד֥וֹר וָ⁠דֽוֹר</w:t>
+      </w:r>
+    </w:p>
+    <w:p>
+      <w:pPr/>
+      <w:r>
+        <w:rPr>
+          <w:lang w:val="zh_TW" w:bidi="zh_TW"/>
+        </w:rPr>
+      </w:r>
+      <w:r>
+        <w:rPr>
           <w:b/>
           <w:lang w:val="zh_TW" w:bidi="zh_TW"/>
         </w:rPr>
@@ -30193,6 +34197,20 @@
         <w:rPr>
           <w:lang w:val="zh_TW" w:bidi="zh_TW"/>
         </w:rPr>
+      </w:r>
+    </w:p>
+    <w:p>
+      <w:pPr/>
+      <w:r>
+        <w:rPr>
+          <w:lang w:val="zh_TW" w:bidi="zh_TW"/>
+        </w:rPr>
+      </w:r>
+      <w:r>
+        <w:rPr>
+          <w:lang w:val="zh_TW" w:bidi="zh_TW"/>
+        </w:rPr>
+        <w:t>לְ⁠ד֥וֹר וָ⁠דֽוֹר</w:t>
       </w:r>
     </w:p>
     <w:p>
@@ -30305,6 +34323,20 @@
       </w:r>
       <w:r>
         <w:rPr>
+          <w:lang w:val="zh_TW" w:bidi="zh_TW"/>
+        </w:rPr>
+        <w:t>וְ⁠נִקֵּ֖יתִי דָּמָ֣⁠ם לֹֽא־נִקֵּ֑יתִי</w:t>
+      </w:r>
+    </w:p>
+    <w:p>
+      <w:pPr/>
+      <w:r>
+        <w:rPr>
+          <w:lang w:val="zh_TW" w:bidi="zh_TW"/>
+        </w:rPr>
+      </w:r>
+      <w:r>
+        <w:rPr>
           <w:b/>
           <w:lang w:val="zh_TW" w:bidi="zh_TW"/>
         </w:rPr>
@@ -30388,6 +34420,20 @@
       </w:r>
       <w:r>
         <w:rPr>
+          <w:lang w:val="zh_TW" w:bidi="zh_TW"/>
+        </w:rPr>
+        <w:t>דָּמָ֣⁠ם</w:t>
+      </w:r>
+    </w:p>
+    <w:p>
+      <w:pPr/>
+      <w:r>
+        <w:rPr>
+          <w:lang w:val="zh_TW" w:bidi="zh_TW"/>
+        </w:rPr>
+      </w:r>
+      <w:r>
+        <w:rPr>
           <w:b/>
           <w:lang w:val="zh_TW" w:bidi="zh_TW"/>
         </w:rPr>
@@ -30490,6 +34536,20 @@
       </w:r>
       <w:r>
         <w:rPr>
+          <w:lang w:val="zh_TW" w:bidi="zh_TW"/>
+        </w:rPr>
+        <w:t>וַֽ⁠יהוָ֖ה שֹׁכֵ֥ן בְּ⁠צִיּֽוֹן</w:t>
+      </w:r>
+    </w:p>
+    <w:p>
+      <w:pPr/>
+      <w:r>
+        <w:rPr>
+          <w:lang w:val="zh_TW" w:bidi="zh_TW"/>
+        </w:rPr>
+      </w:r>
+      <w:r>
+        <w:rPr>
           <w:b/>
           <w:lang w:val="zh_TW" w:bidi="zh_TW"/>
         </w:rPr>
@@ -30574,6 +34634,20 @@
         <w:rPr>
           <w:lang w:val="zh_TW" w:bidi="zh_TW"/>
         </w:rPr>
+      </w:r>
+    </w:p>
+    <w:p>
+      <w:pPr/>
+      <w:r>
+        <w:rPr>
+          <w:lang w:val="zh_TW" w:bidi="zh_TW"/>
+        </w:rPr>
+      </w:r>
+      <w:r>
+        <w:rPr>
+          <w:lang w:val="zh_TW" w:bidi="zh_TW"/>
+        </w:rPr>
+        <w:t>וַֽ⁠יהוָ֖ה שֹׁכֵ֥ן בְּ⁠צִיּֽוֹן</w:t>
       </w:r>
     </w:p>
     <w:p>

--- a/zht/docx/29.content.docx
+++ b/zht/docx/29.content.docx
@@ -209,7 +209,7 @@
         <w:rPr>
           <w:lang w:val="zh_TW" w:bidi="zh_TW"/>
         </w:rPr>
-        <w:t>פְּתוּאֵֽל</w:t>
+        <w:t>פְּתוּאֵֽל</w:t>
       </w:r>
     </w:p>
     <w:p>
@@ -409,7 +409,7 @@
         <w:rPr>
           <w:lang w:val="zh_TW" w:bidi="zh_TW"/>
         </w:rPr>
-        <w:t>דְּבַר־יְהוָה֙ אֲשֶׁ֣ר הָיָ֔ה</w:t>
+        <w:t>דְּבַר־יְהוָה֙ אֲשֶׁ֣ר הָיָ֔ה</w:t>
       </w:r>
     </w:p>
     <w:p>
@@ -518,7 +518,7 @@
         <w:rPr>
           <w:lang w:val="zh_TW" w:bidi="zh_TW"/>
         </w:rPr>
-        <w:t>שִׁמְעוּ־זֹאת֙ הַ⁠זְּקֵנִ֔ים וְ⁠הַֽאֲזִ֔ינוּ כֹּ֖ל יוֹשְׁבֵ֣י הָ⁠אָ֑רֶץ</w:t>
+        <w:t>שִׁמְעוּ־זֹאת֙ הַ⁠זְּקֵנִ֔ים וְ⁠הַֽאֲזִ֔ינוּ כֹּ֖ל יוֹשְׁבֵ֣י הָ⁠אָ֑רֶץ</w:t>
       </w:r>
     </w:p>
     <w:p>
@@ -615,7 +615,7 @@
         <w:rPr>
           <w:lang w:val="zh_TW" w:bidi="zh_TW"/>
         </w:rPr>
-        <w:t>הֶ⁠הָ֤יְתָה זֹּאת֙ בִּֽ⁠ימֵי⁠כֶ֔ם וְ⁠אִ֖ם בִּ⁠ימֵ֥י אֲבֹֽתֵי⁠כֶֽם</w:t>
+        <w:t>הֶ⁠הָ֤יְתָה זֹּאת֙ בִּֽ⁠ימֵי⁠כֶ֔ם וְ⁠אִ֖ם בִּ⁠ימֵ֥י אֲבֹֽתֵי⁠כֶֽם</w:t>
       </w:r>
     </w:p>
     <w:p>
@@ -712,7 +712,7 @@
         <w:rPr>
           <w:lang w:val="zh_TW" w:bidi="zh_TW"/>
         </w:rPr>
-        <w:t>בִּֽ⁠ימֵי⁠כֶ֔ם וְ⁠אִ֖ם בִּ⁠ימֵ֥י</w:t>
+        <w:t>בִּֽ⁠ימֵי⁠כֶ֔ם וְ⁠אִ֖ם בִּ⁠ימֵ֥י</w:t>
       </w:r>
     </w:p>
     <w:p>
@@ -1226,7 +1226,7 @@
         <w:rPr>
           <w:lang w:val="zh_TW" w:bidi="zh_TW"/>
         </w:rPr>
-        <w:t>עָלֶ֖⁠יהָ לִ⁠בְנֵי⁠כֶ֣ם סַפֵּ֑רוּ וּ⁠בְנֵי⁠כֶם֙</w:t>
+        <w:t>עָלֶ֖⁠יהָ לִ⁠בְנֵי⁠כֶ֣ם סַפֵּ֑רוּ וּ⁠בְנֵי⁠כֶם֙</w:t>
       </w:r>
     </w:p>
     <w:p>
@@ -1349,7 +1349,7 @@
         <w:rPr>
           <w:lang w:val="zh_TW" w:bidi="zh_TW"/>
         </w:rPr>
-        <w:t>יֶ֤תֶר הַ⁠גָּזָם֙ אָכַ֣ל הָֽ⁠אַרְבֶּ֔ה וְ⁠יֶ֥תֶר הָ⁠אַרְבֶּ֖ה אָכַ֣ל הַ⁠יָּ֑לֶק וְ⁠יֶ֣תֶר הַ⁠יֶּ֔לֶק אָכַ֖ל הֶ⁠חָסִֽיל</w:t>
+        <w:t>יֶ֤תֶר הַ⁠גָּזָם֙ אָכַ֣ל הָֽ⁠אַרְבֶּ֔ה וְ⁠יֶ֥תֶר הָ⁠אַרְבֶּ֖ה אָכַ֣ל הַ⁠יָּ֑לֶק וְ⁠יֶ֣תֶר הַ⁠יֶּ֔לֶק אָכַ֖ל הֶ⁠חָסִֽיל</w:t>
       </w:r>
     </w:p>
     <w:p>
@@ -1446,7 +1446,7 @@
         <w:rPr>
           <w:lang w:val="zh_TW" w:bidi="zh_TW"/>
         </w:rPr>
-        <w:t>יֶ֤תֶר הַ⁠גָּזָם֙ אָכַ֣ל הָֽ⁠אַרְבֶּ֔ה וְ⁠יֶ֥תֶר הָ⁠אַרְבֶּ֖ה אָכַ֣ל הַ⁠יָּ֑לֶק וְ⁠יֶ֣תֶר הַ⁠יֶּ֔לֶק אָכַ֖ל הֶ⁠חָסִֽיל</w:t>
+        <w:t>יֶ֤תֶר הַ⁠גָּזָם֙ אָכַ֣ל הָֽ⁠אַרְבֶּ֔ה וְ⁠יֶ֥תֶר הָ⁠אַרְבֶּ֖ה אָכַ֣ל הַ⁠יָּ֑לֶק וְ⁠יֶ֣תֶר הַ⁠יֶּ֔לֶק אָכַ֖ל הֶ⁠חָסִֽיל</w:t>
       </w:r>
     </w:p>
     <w:p>
@@ -1543,7 +1543,7 @@
         <w:rPr>
           <w:lang w:val="zh_TW" w:bidi="zh_TW"/>
         </w:rPr>
-        <w:t>יֶ֤תֶר הַ⁠גָּזָם֙ אָכַ֣ל הָֽ⁠אַרְבֶּ֔ה וְ⁠יֶ֥תֶר הָ⁠אַרְבֶּ֖ה אָכַ֣ל הַ⁠יָּ֑לֶק וְ⁠יֶ֣תֶר הַ⁠יֶּ֔לֶק אָכַ֖ל הֶ⁠חָסִֽיל</w:t>
+        <w:t>יֶ֤תֶר הַ⁠גָּזָם֙ אָכַ֣ל הָֽ⁠אַרְבֶּ֔ה וְ⁠יֶ֥תֶר הָ⁠אַרְבֶּ֖ה אָכַ֣ל הַ⁠יָּ֑לֶק וְ⁠יֶ֣תֶר הַ⁠יֶּ֔לֶק אָכַ֖ל הֶ⁠חָסִֽיל</w:t>
       </w:r>
     </w:p>
     <w:p>
@@ -1660,7 +1660,7 @@
         <w:rPr>
           <w:lang w:val="zh_TW" w:bidi="zh_TW"/>
         </w:rPr>
-        <w:t>הָקִ֤יצוּ שִׁכּוֹרִים֙ וּ⁠בְכ֔וּ וְ⁠הֵילִ֖לוּ כָּל־שֹׁ֣תֵי יָ֑יִן עַל־עָסִ֕יס כִּ֥י נִכְרַ֖ת מִ⁠פִּי⁠כֶֽם</w:t>
+        <w:t>הָקִ֤יצוּ שִׁכּוֹרִים֙ וּ⁠בְכ֔וּ וְ⁠הֵילִ֖לוּ כָּל־שֹׁ֣תֵי יָ֑יִן עַל־עָסִ֕יס כִּ֥י נִכְרַ֖ת מִ⁠פִּי⁠כֶֽם</w:t>
       </w:r>
     </w:p>
     <w:p>
@@ -1757,7 +1757,7 @@
         <w:rPr>
           <w:lang w:val="zh_TW" w:bidi="zh_TW"/>
         </w:rPr>
-        <w:t>נִכְרַ֖ת מִ⁠פִּי⁠כֶֽם</w:t>
+        <w:t>נִכְרַ֖ת מִ⁠פִּי⁠כֶֽם</w:t>
       </w:r>
     </w:p>
     <w:p>
@@ -1854,7 +1854,7 @@
         <w:rPr>
           <w:lang w:val="zh_TW" w:bidi="zh_TW"/>
         </w:rPr>
-        <w:t>מִ⁠פִּי⁠כֶֽם</w:t>
+        <w:t>מִ⁠פִּי⁠כֶֽם</w:t>
       </w:r>
     </w:p>
     <w:p>
@@ -1964,7 +1964,7 @@
         <w:rPr>
           <w:lang w:val="zh_TW" w:bidi="zh_TW"/>
         </w:rPr>
-        <w:t>נִכְרַ֖ת מִ⁠פִּי⁠כֶֽם</w:t>
+        <w:t>נִכְרַ֖ת מִ⁠פִּי⁠כֶֽם</w:t>
       </w:r>
     </w:p>
     <w:p>
@@ -2089,7 +2089,7 @@
         <w:rPr>
           <w:lang w:val="zh_TW" w:bidi="zh_TW"/>
         </w:rPr>
-        <w:t>כִּֽי</w:t>
+        <w:t>כִּֽי</w:t>
       </w:r>
     </w:p>
     <w:p>
@@ -2568,7 +2568,7 @@
         <w:rPr>
           <w:lang w:val="zh_TW" w:bidi="zh_TW"/>
         </w:rPr>
-        <w:t>וְ⁠אֵ֣ין מִסְפָּ֑ר</w:t>
+        <w:t>וְ⁠אֵ֣ין מִסְפָּ֑ר</w:t>
       </w:r>
     </w:p>
     <w:p>
@@ -2665,7 +2665,7 @@
         <w:rPr>
           <w:lang w:val="zh_TW" w:bidi="zh_TW"/>
         </w:rPr>
-        <w:t>שִׁנָּי⁠ו֙ שִׁנֵּ֣י אַרְיֵ֔ה וּֽ⁠מְתַלְּע֥וֹת לָבִ֖יא לֽ⁠וֹ</w:t>
+        <w:t>שִׁנָּי⁠ו֙ שִׁנֵּ֣י אַרְיֵ֔ה וּֽ⁠מְתַלְּע֥וֹת לָבִ֖יא לֽ⁠וֹ</w:t>
       </w:r>
     </w:p>
     <w:p>
@@ -2762,7 +2762,7 @@
         <w:rPr>
           <w:lang w:val="zh_TW" w:bidi="zh_TW"/>
         </w:rPr>
-        <w:t>שִׁנָּי⁠ו֙ שִׁנֵּ֣י אַרְיֵ֔ה וּֽ⁠מְתַלְּע֥וֹת לָבִ֖יא לֽ⁠וֹ</w:t>
+        <w:t>שִׁנָּי⁠ו֙ שִׁנֵּ֣י אַרְיֵ֔ה וּֽ⁠מְתַלְּע֥וֹת לָבִ֖יא לֽ⁠וֹ</w:t>
       </w:r>
     </w:p>
     <w:p>
@@ -2897,7 +2897,7 @@
         <w:rPr>
           <w:lang w:val="zh_TW" w:bidi="zh_TW"/>
         </w:rPr>
-        <w:t>וּֽ⁠מְתַלְּע֥וֹת לָבִ֖יא לֽ⁠וֹ</w:t>
+        <w:t>וּֽ⁠מְתַלְּע֥וֹת לָבִ֖יא לֽ⁠וֹ</w:t>
       </w:r>
     </w:p>
     <w:p>
@@ -2994,7 +2994,7 @@
         <w:rPr>
           <w:lang w:val="zh_TW" w:bidi="zh_TW"/>
         </w:rPr>
-        <w:t>שָׂ֤ם גַּפְנִ⁠י֙ לְ⁠שַׁמָּ֔ה וּ⁠תְאֵנָתִ֖⁠י לִ⁠קְצָפָ֑ה</w:t>
+        <w:t>שָׂ֤ם גַּפְנִ⁠י֙ לְ⁠שַׁמָּ֔ה וּ⁠תְאֵנָתִ֖⁠י לִ⁠קְצָפָ֑ה</w:t>
       </w:r>
     </w:p>
     <w:p>
@@ -3104,7 +3104,7 @@
         <w:rPr>
           <w:lang w:val="zh_TW" w:bidi="zh_TW"/>
         </w:rPr>
-        <w:t>שָׂ֤ם גַּפְנִ⁠י֙ לְ⁠שַׁמָּ֔ה</w:t>
+        <w:t>שָׂ֤ם גַּפְנִ⁠י֙ לְ⁠שַׁמָּ֔ה</w:t>
       </w:r>
     </w:p>
     <w:p>
@@ -3242,7 +3242,7 @@
         <w:rPr>
           <w:lang w:val="zh_TW" w:bidi="zh_TW"/>
         </w:rPr>
-        <w:t>חָשֹׂ֤ף חֲשָׂפָ⁠הּ֙</w:t>
+        <w:t>חָשֹׂ֤ף חֲשָׂפָ⁠הּ֙</w:t>
       </w:r>
     </w:p>
     <w:p>
@@ -3367,7 +3367,7 @@
         <w:rPr>
           <w:lang w:val="zh_TW" w:bidi="zh_TW"/>
         </w:rPr>
-        <w:t>וְ⁠הִשְׁלִ֔יךְ</w:t>
+        <w:t>וְ⁠הִשְׁלִ֔יךְ</w:t>
       </w:r>
     </w:p>
     <w:p>
@@ -3489,7 +3489,7 @@
         <w:rPr>
           <w:lang w:val="zh_TW" w:bidi="zh_TW"/>
         </w:rPr>
-        <w:t>הִלְבִּ֖ינוּ שָׂרִיגֶֽי⁠הָ</w:t>
+        <w:t>הִלְבִּ֖ינוּ שָׂרִיגֶֽי⁠הָ</w:t>
       </w:r>
     </w:p>
     <w:p>
@@ -3709,7 +3709,7 @@
         <w:rPr>
           <w:lang w:val="zh_TW" w:bidi="zh_TW"/>
         </w:rPr>
-        <w:t>כִּ⁠בְתוּלָ֥ה חֲגֻֽרַת־שַׂ֖ק עַל־בַּ֥עַל נְעוּרֶֽי⁠הָ</w:t>
+        <w:t>כִּ⁠בְתוּלָ֥ה חֲגֻֽרַת־שַׂ֖ק עַל־בַּ֥עַל נְעוּרֶֽי⁠הָ</w:t>
       </w:r>
     </w:p>
     <w:p>
@@ -3806,7 +3806,7 @@
         <w:rPr>
           <w:lang w:val="zh_TW" w:bidi="zh_TW"/>
         </w:rPr>
-        <w:t>כִּ⁠בְתוּלָ֥ה חֲגֻֽרַת־שַׂ֖ק</w:t>
+        <w:t>כִּ⁠בְתוּלָ֥ה חֲגֻֽרַת־שַׂ֖ק</w:t>
       </w:r>
     </w:p>
     <w:p>
@@ -3910,7 +3910,7 @@
         <w:rPr>
           <w:lang w:val="zh_TW" w:bidi="zh_TW"/>
         </w:rPr>
-        <w:t>כִּ⁠בְתוּלָ֥ה חֲגֻֽרַת־שַׂ֖ק</w:t>
+        <w:t>כִּ⁠בְתוּלָ֥ה חֲגֻֽרַת־שַׂ֖ק</w:t>
       </w:r>
     </w:p>
     <w:p>
@@ -4035,7 +4035,7 @@
         <w:rPr>
           <w:lang w:val="zh_TW" w:bidi="zh_TW"/>
         </w:rPr>
-        <w:t>בַּ֥עַל נְעוּרֶֽי⁠הָ</w:t>
+        <w:t>בַּ֥עַל נְעוּרֶֽי⁠הָ</w:t>
       </w:r>
     </w:p>
     <w:p>
@@ -4392,7 +4392,7 @@
         <w:rPr>
           <w:lang w:val="zh_TW" w:bidi="zh_TW"/>
         </w:rPr>
-        <w:t>הָכְרַ֥ת &amp; מִ⁠בֵּ֣ית</w:t>
+        <w:t>הָכְרַ֥ת &amp; מִ⁠בֵּ֣ית</w:t>
       </w:r>
     </w:p>
     <w:p>
@@ -4502,7 +4502,7 @@
         <w:rPr>
           <w:lang w:val="zh_TW" w:bidi="zh_TW"/>
         </w:rPr>
-        <w:t>מִ⁠בֵּ֣ית יְהוָ֑ה</w:t>
+        <w:t>מִ⁠בֵּ֣ית יְהוָ֑ה</w:t>
       </w:r>
     </w:p>
     <w:p>
@@ -4652,7 +4652,7 @@
         <w:rPr>
           <w:lang w:val="zh_TW" w:bidi="zh_TW"/>
         </w:rPr>
-        <w:t>שֻׁדַּ֣ד שָׂדֶ֔ה אָבְלָ֖ה אֲדָמָ֑ה כִּ֚י שֻׁדַּ֣ד דָּגָ֔ן</w:t>
+        <w:t>שֻׁדַּ֣ד שָׂדֶ֔ה אָבְלָ֖ה אֲדָמָ֑ה כִּ֚י שֻׁדַּ֣ד דָּגָ֔ן</w:t>
       </w:r>
     </w:p>
     <w:p>
@@ -4777,7 +4777,7 @@
         <w:rPr>
           <w:lang w:val="zh_TW" w:bidi="zh_TW"/>
         </w:rPr>
-        <w:t>שֻׁדַּ֣ד שָׂדֶ֔ה &amp; שֻׁדַּ֣ד</w:t>
+        <w:t>שֻׁדַּ֣ד שָׂדֶ֔ה &amp; שֻׁדַּ֣ד</w:t>
       </w:r>
     </w:p>
     <w:p>
@@ -5010,7 +5010,7 @@
         <w:rPr>
           <w:lang w:val="zh_TW" w:bidi="zh_TW"/>
         </w:rPr>
-        <w:t>הוֹבִ֥ישׁ תִּיר֖וֹשׁ</w:t>
+        <w:t>הוֹבִ֥ישׁ תִּיר֖וֹשׁ</w:t>
       </w:r>
     </w:p>
     <w:p>
@@ -5378,7 +5378,7 @@
         <w:rPr>
           <w:lang w:val="zh_TW" w:bidi="zh_TW"/>
         </w:rPr>
-        <w:t>שָׂדֶֽה</w:t>
+        <w:t>שָׂדֶֽה</w:t>
       </w:r>
     </w:p>
     <w:p>
@@ -5488,7 +5488,7 @@
         <w:rPr>
           <w:lang w:val="zh_TW" w:bidi="zh_TW"/>
         </w:rPr>
-        <w:t>הַ⁠גֶּ֣פֶן הוֹבִ֔ישָׁה וְ⁠הַ⁠תְּאֵנָ֖ה אֻמְלָ֑לָה רִמּ֞וֹן גַּם־תָּמָ֣ר וְ⁠תַפּ֗וּחַ</w:t>
+        <w:t>הַ⁠גֶּ֣פֶן הוֹבִ֔ישָׁה וְ⁠הַ⁠תְּאֵנָ֖ה אֻמְלָ֑לָה רִמּ֞וֹן גַּם־תָּמָ֣ר וְ⁠תַפּ֗וּחַ</w:t>
       </w:r>
     </w:p>
     <w:p>
@@ -5775,7 +5775,7 @@
         <w:rPr>
           <w:lang w:val="zh_TW" w:bidi="zh_TW"/>
         </w:rPr>
-        <w:t>וְ⁠הַ⁠תְּאֵנָ֖ה אֻמְלָ֑לָה</w:t>
+        <w:t>וְ⁠הַ⁠תְּאֵנָ֖ה אֻמְלָ֑לָה</w:t>
       </w:r>
     </w:p>
     <w:p>
@@ -5898,7 +5898,7 @@
         <w:rPr>
           <w:lang w:val="zh_TW" w:bidi="zh_TW"/>
         </w:rPr>
-        <w:t>כָּל־עֲצֵ֤י הַ⁠שָּׂדֶה֙ יָבֵ֔שׁוּ</w:t>
+        <w:t>כָּל־עֲצֵ֤י הַ⁠שָּׂדֶה֙ יָבֵ֔שׁוּ</w:t>
       </w:r>
     </w:p>
     <w:p>
@@ -5995,7 +5995,7 @@
         <w:rPr>
           <w:lang w:val="zh_TW" w:bidi="zh_TW"/>
         </w:rPr>
-        <w:t>הֹבִ֥ישׁ שָׂשׂ֖וֹן מִן־בְּנֵ֥י אָדָֽם</w:t>
+        <w:t>הֹבִ֥ישׁ שָׂשׂ֖וֹן מִן־בְּנֵ֥י אָדָֽם</w:t>
       </w:r>
     </w:p>
     <w:p>
@@ -6146,7 +6146,7 @@
         <w:rPr>
           <w:lang w:val="zh_TW" w:bidi="zh_TW"/>
         </w:rPr>
-        <w:t>בְּנֵ֥י אָדָֽם</w:t>
+        <w:t>בְּנֵ֥י אָדָֽם</w:t>
       </w:r>
     </w:p>
     <w:p>
@@ -6435,7 +6435,7 @@
         <w:rPr>
           <w:lang w:val="zh_TW" w:bidi="zh_TW"/>
         </w:rPr>
-        <w:t>לִ֣ינוּ בַ⁠שַּׂקִּ֔ים</w:t>
+        <w:t>לִ֣ינוּ בַ⁠שַּׂקִּ֔ים</w:t>
       </w:r>
     </w:p>
     <w:p>
@@ -6884,7 +6884,7 @@
         <w:rPr>
           <w:lang w:val="zh_TW" w:bidi="zh_TW"/>
         </w:rPr>
-        <w:t>קַדְּשׁוּ־צוֹם֙</w:t>
+        <w:t>קַדְּשׁוּ־צוֹם֙</w:t>
       </w:r>
     </w:p>
     <w:p>
@@ -7415,7 +7415,7 @@
         <w:rPr>
           <w:lang w:val="zh_TW" w:bidi="zh_TW"/>
         </w:rPr>
-        <w:t>וּ⁠כְ⁠שֹׁ֖ד מִ⁠שַׁדַּ֥י יָבֽוֹא</w:t>
+        <w:t>וּ⁠כְ⁠שֹׁ֖ד מִ⁠שַׁדַּ֥י יָבֽוֹא</w:t>
       </w:r>
     </w:p>
     <w:p>
@@ -7525,7 +7525,7 @@
         <w:rPr>
           <w:lang w:val="zh_TW" w:bidi="zh_TW"/>
         </w:rPr>
-        <w:t>מִ⁠שַׁדַּ֥י</w:t>
+        <w:t>מִ⁠שַׁדַּ֥י</w:t>
       </w:r>
     </w:p>
     <w:p>
@@ -7642,7 +7642,7 @@
         <w:rPr>
           <w:lang w:val="zh_TW" w:bidi="zh_TW"/>
         </w:rPr>
-        <w:t>הֲ⁠ל֛וֹא נֶ֥גֶד עֵינֵ֖י⁠נוּ אֹ֣כֶל נִכְרָ֑ת מִ⁠בֵּ֥ית אֱלֹהֵ֖י⁠נוּ שִׂמְחָ֥ה וָ⁠גִֽיל</w:t>
+        <w:t>הֲ⁠ל֛וֹא נֶ֥גֶד עֵינֵ֖י⁠נוּ אֹ֣כֶל נִכְרָ֑ת מִ⁠בֵּ֥ית אֱלֹהֵ֖י⁠נוּ שִׂמְחָ֥ה וָ⁠גִֽיל</w:t>
       </w:r>
     </w:p>
     <w:p>
@@ -7987,7 +7987,7 @@
         <w:rPr>
           <w:lang w:val="zh_TW" w:bidi="zh_TW"/>
         </w:rPr>
-        <w:t>מִ⁠בֵּ֥ית אֱלֹהֵ֖י⁠נוּ שִׂמְחָ֥ה וָ⁠גִֽיל</w:t>
+        <w:t>מִ⁠בֵּ֥ית אֱלֹהֵ֖י⁠נוּ שִׂמְחָ֥ה וָ⁠גִֽיל</w:t>
       </w:r>
     </w:p>
     <w:p>
@@ -8084,7 +8084,7 @@
         <w:rPr>
           <w:lang w:val="zh_TW" w:bidi="zh_TW"/>
         </w:rPr>
-        <w:t>שִׂמְחָ֥ה וָ⁠גִֽיל</w:t>
+        <w:t>שִׂמְחָ֥ה וָ⁠גִֽיל</w:t>
       </w:r>
     </w:p>
     <w:p>
@@ -8201,7 +8201,7 @@
         <w:rPr>
           <w:lang w:val="zh_TW" w:bidi="zh_TW"/>
         </w:rPr>
-        <w:t>נֶהֶרְס֖וּ מַמְּגֻר֑וֹת</w:t>
+        <w:t>נֶהֶרְס֖וּ מַמְּגֻר֑וֹת</w:t>
       </w:r>
     </w:p>
     <w:p>
@@ -8326,7 +8326,7 @@
         <w:rPr>
           <w:lang w:val="zh_TW" w:bidi="zh_TW"/>
         </w:rPr>
-        <w:t>הֹבִ֖ישׁ דָּגָֽן</w:t>
+        <w:t>הֹבִ֖ישׁ דָּגָֽן</w:t>
       </w:r>
     </w:p>
     <w:p>
@@ -8449,7 +8449,7 @@
         <w:rPr>
           <w:lang w:val="zh_TW" w:bidi="zh_TW"/>
         </w:rPr>
-        <w:t>מַה־נֶּאֶנְחָ֣ה בְהֵמָ֗ה</w:t>
+        <w:t>מַה־נֶּאֶנְחָ֣ה בְהֵמָ֗ה</w:t>
       </w:r>
     </w:p>
     <w:p>
@@ -8546,7 +8546,7 @@
         <w:rPr>
           <w:lang w:val="zh_TW" w:bidi="zh_TW"/>
         </w:rPr>
-        <w:t>מַה־נֶּאֶנְחָ֣ה בְהֵמָ֗ה</w:t>
+        <w:t>מַה־נֶּאֶנְחָ֣ה בְהֵמָ֗ה</w:t>
       </w:r>
     </w:p>
     <w:p>
@@ -8781,7 +8781,7 @@
         <w:rPr>
           <w:lang w:val="zh_TW" w:bidi="zh_TW"/>
         </w:rPr>
-        <w:t>עֶדְרֵ֥י הַ⁠צֹּ֖אן נֶאְשָֽׁמוּ</w:t>
+        <w:t>עֶדְרֵ֥י הַ⁠צֹּ֖אן נֶאְשָֽׁמוּ</w:t>
       </w:r>
     </w:p>
     <w:p>
@@ -8878,7 +8878,7 @@
         <w:rPr>
           <w:lang w:val="zh_TW" w:bidi="zh_TW"/>
         </w:rPr>
-        <w:t>עֶדְרֵ֥י הַ⁠צֹּ֖אן נֶאְשָֽׁמוּ</w:t>
+        <w:t>עֶדְרֵ֥י הַ⁠צֹּ֖אן נֶאְשָֽׁמוּ</w:t>
       </w:r>
     </w:p>
     <w:p>
@@ -9100,7 +9100,7 @@
         <w:rPr>
           <w:lang w:val="zh_TW" w:bidi="zh_TW"/>
         </w:rPr>
-        <w:t>כִּ֣י אֵ֗שׁ אָֽכְלָה֙ נְא֣וֹת מִדְבָּ֔ר</w:t>
+        <w:t>כִּ֣י אֵ֗שׁ אָֽכְלָה֙ נְא֣וֹת מִדְבָּ֔ר</w:t>
       </w:r>
     </w:p>
     <w:p>
@@ -9210,7 +9210,7 @@
         <w:rPr>
           <w:lang w:val="zh_TW" w:bidi="zh_TW"/>
         </w:rPr>
-        <w:t>וְ⁠לֶ֣הָבָ֔ה לִהֲטָ֖ה כָּל־עֲצֵ֥י הַ⁠שָּׂדֶֽה</w:t>
+        <w:t>וְ⁠לֶ֣הָבָ֔ה לִהֲטָ֖ה כָּל־עֲצֵ֥י הַ⁠שָּׂדֶֽה</w:t>
       </w:r>
     </w:p>
     <w:p>
@@ -9333,7 +9333,7 @@
         <w:rPr>
           <w:lang w:val="zh_TW" w:bidi="zh_TW"/>
         </w:rPr>
-        <w:t>וְ⁠לֶ֣הָבָ֔ה לִהֲטָ֖ה כָּל־עֲצֵ֥י הַ⁠שָּׂדֶֽה</w:t>
+        <w:t>וְ⁠לֶ֣הָבָ֔ה לִהֲטָ֖ה כָּל־עֲצֵ֥י הַ⁠שָּׂדֶֽה</w:t>
       </w:r>
     </w:p>
     <w:p>
@@ -9654,7 +9654,7 @@
         <w:rPr>
           <w:lang w:val="zh_TW" w:bidi="zh_TW"/>
         </w:rPr>
-        <w:t>תִּקְע֨וּ שׁוֹפָ֜ר בְּ⁠צִיּ֗וֹן וְ⁠הָרִ֨יעוּ֙ בְּ⁠הַ֣ר קָדְשִׁ֔⁠י</w:t>
+        <w:t>תִּקְע֨וּ שׁוֹפָ֜ר בְּ⁠צִיּ֗וֹן וְ⁠הָרִ֨יעוּ֙ בְּ⁠הַ֣ר קָדְשִׁ֔⁠י</w:t>
       </w:r>
     </w:p>
     <w:p>
@@ -9959,7 +9959,7 @@
         <w:rPr>
           <w:lang w:val="zh_TW" w:bidi="zh_TW"/>
         </w:rPr>
-        <w:t>בְּ⁠הַ֣ר קָדְשִׁ֔⁠י</w:t>
+        <w:t>בְּ⁠הַ֣ר קָדְשִׁ֔⁠י</w:t>
       </w:r>
     </w:p>
     <w:p>
@@ -10097,7 +10097,7 @@
         <w:rPr>
           <w:lang w:val="zh_TW" w:bidi="zh_TW"/>
         </w:rPr>
-        <w:t>יִרְגְּז֕וּ</w:t>
+        <w:t>יִרְגְּז֕וּ</w:t>
       </w:r>
     </w:p>
     <w:p>
@@ -10308,7 +10308,7 @@
         <w:rPr>
           <w:lang w:val="zh_TW" w:bidi="zh_TW"/>
         </w:rPr>
-        <w:t>י֧וֹם חֹ֣שֶׁךְ וַ⁠אֲפֵלָ֗ה י֤וֹם עָנָן֙ וַ⁠עֲרָפֶ֔ל</w:t>
+        <w:t>י֧וֹם חֹ֣שֶׁךְ וַ⁠אֲפֵלָ֗ה י֤וֹם עָנָן֙ וַ⁠עֲרָפֶ֔ל</w:t>
       </w:r>
     </w:p>
     <w:p>
@@ -10418,7 +10418,7 @@
         <w:rPr>
           <w:lang w:val="zh_TW" w:bidi="zh_TW"/>
         </w:rPr>
-        <w:t>חֹ֣שֶׁךְ וַ⁠אֲפֵלָ֗ה</w:t>
+        <w:t>חֹ֣שֶׁךְ וַ⁠אֲפֵלָ֗ה</w:t>
       </w:r>
     </w:p>
     <w:p>
@@ -10652,7 +10652,7 @@
         <w:rPr>
           <w:lang w:val="zh_TW" w:bidi="zh_TW"/>
         </w:rPr>
-        <w:t>כְּ⁠שַׁ֖חַר פָּרֻ֣שׂ עַל־הֶֽ⁠הָרִ֑ים</w:t>
+        <w:t>כְּ⁠שַׁ֖חַר פָּרֻ֣שׂ עַל־הֶֽ⁠הָרִ֑ים</w:t>
       </w:r>
     </w:p>
     <w:p>
@@ -10749,7 +10749,7 @@
         <w:rPr>
           <w:lang w:val="zh_TW" w:bidi="zh_TW"/>
         </w:rPr>
-        <w:t>כְּ⁠שַׁ֖חַר פָּרֻ֣שׂ עַל־הֶֽ⁠הָרִ֑ים</w:t>
+        <w:t>כְּ⁠שַׁ֖חַר פָּרֻ֣שׂ עַל־הֶֽ⁠הָרִ֑ים</w:t>
       </w:r>
     </w:p>
     <w:p>
@@ -10874,7 +10874,7 @@
         <w:rPr>
           <w:lang w:val="zh_TW" w:bidi="zh_TW"/>
         </w:rPr>
-        <w:t>כְּ⁠שַׁ֖חַר</w:t>
+        <w:t>כְּ⁠שַׁ֖חַר</w:t>
       </w:r>
     </w:p>
     <w:p>
@@ -11198,7 +11198,7 @@
         <w:rPr>
           <w:lang w:val="zh_TW" w:bidi="zh_TW"/>
         </w:rPr>
-        <w:t>כָּמֹ֗⁠הוּ לֹ֤א נִֽהְיָה֙ מִן־הָ֣⁠עוֹלָ֔ם וְ⁠אַֽחֲרָי⁠ו֙ לֹ֣א יוֹסֵ֔ף עַד־שְׁנֵ֖י דּ֥וֹר וָ⁠דֽוֹר</w:t>
+        <w:t>כָּמֹ֗⁠הוּ לֹ֤א נִֽהְיָה֙ מִן־הָ֣⁠עוֹלָ֔ם וְ⁠אַֽחֲרָי⁠ו֙ לֹ֣א יוֹסֵ֔ף עַד־שְׁנֵ֖י דּ֥וֹר וָ⁠דֽוֹר</w:t>
       </w:r>
     </w:p>
     <w:p>
@@ -11295,7 +11295,7 @@
         <w:rPr>
           <w:lang w:val="zh_TW" w:bidi="zh_TW"/>
         </w:rPr>
-        <w:t>עַד־שְׁנֵ֖י דּ֥וֹר וָ⁠דֽוֹר</w:t>
+        <w:t>עַד־שְׁנֵ֖י דּ֥וֹר וָ⁠דֽוֹר</w:t>
       </w:r>
     </w:p>
     <w:p>
@@ -11392,7 +11392,7 @@
         <w:rPr>
           <w:lang w:val="zh_TW" w:bidi="zh_TW"/>
         </w:rPr>
-        <w:t>לְ⁠פָנָי⁠ו֙ אָ֣כְלָה אֵ֔שׁ וְ⁠אַחֲרָ֖י⁠ו תְּלַהֵ֣ט לֶֽהָבָ֑ה כְּ⁠גַן־עֵ֨דֶן הָ⁠אָ֜רֶץ לְ⁠פָנָ֗י⁠ו וְ⁠אַֽחֲרָי⁠ו֙ מִדְבַּ֣ר שְׁמָמָ֔ה וְ⁠גַם־פְּלֵיטָ֖ה לֹא־הָ֥יְתָה לּֽ⁠וֹ</w:t>
+        <w:t>לְ⁠פָנָי⁠ו֙ אָ֣כְלָה אֵ֔שׁ וְ⁠אַחֲרָ֖י⁠ו תְּלַהֵ֣ט לֶֽהָבָ֑ה כְּ⁠גַן־עֵ֨דֶן הָ⁠אָ֜רֶץ לְ⁠פָנָ֗י⁠ו וְ⁠אַֽחֲרָי⁠ו֙ מִדְבַּ֣ר שְׁמָמָ֔ה וְ⁠גַם־פְּלֵיטָ֖ה לֹא־הָ֥יְתָה לּֽ⁠וֹ</w:t>
       </w:r>
     </w:p>
     <w:p>
@@ -11543,7 +11543,7 @@
         <w:rPr>
           <w:lang w:val="zh_TW" w:bidi="zh_TW"/>
         </w:rPr>
-        <w:t>לְ⁠פָנָי⁠ו֙ אָ֣כְלָה אֵ֔שׁ וְ⁠אַחֲרָ֖י⁠ו תְּלַהֵ֣ט לֶֽהָבָ֑ה</w:t>
+        <w:t>לְ⁠פָנָי⁠ו֙ אָ֣כְלָה אֵ֔שׁ וְ⁠אַחֲרָ֖י⁠ו תְּלַהֵ֣ט לֶֽהָבָ֑ה</w:t>
       </w:r>
     </w:p>
     <w:p>
@@ -11776,7 +11776,7 @@
         <w:rPr>
           <w:lang w:val="zh_TW" w:bidi="zh_TW"/>
         </w:rPr>
-        <w:t>כְּ⁠גַן־עֵ֨דֶן הָ⁠אָ֜רֶץ לְ⁠פָנָ֗י⁠ו</w:t>
+        <w:t>כְּ⁠גַן־עֵ֨דֶן הָ⁠אָ֜רֶץ לְ⁠פָנָ֗י⁠ו</w:t>
       </w:r>
     </w:p>
     <w:p>
@@ -11873,7 +11873,7 @@
         <w:rPr>
           <w:lang w:val="zh_TW" w:bidi="zh_TW"/>
         </w:rPr>
-        <w:t>מִדְבַּ֣ר שְׁמָמָ֔ה</w:t>
+        <w:t>מִדְבַּ֣ר שְׁמָמָ֔ה</w:t>
       </w:r>
     </w:p>
     <w:p>
@@ -12011,7 +12011,7 @@
         <w:rPr>
           <w:lang w:val="zh_TW" w:bidi="zh_TW"/>
         </w:rPr>
-        <w:t>וְ⁠גַם־פְּלֵיטָ֖ה לֹא־הָ֥יְתָה לּֽ⁠וֹ</w:t>
+        <w:t>וְ⁠גַם־פְּלֵיטָ֖ה לֹא־הָ֥יְתָה לּֽ⁠וֹ</w:t>
       </w:r>
     </w:p>
     <w:p>
@@ -12108,7 +12108,7 @@
         <w:rPr>
           <w:lang w:val="zh_TW" w:bidi="zh_TW"/>
         </w:rPr>
-        <w:t>פְּלֵיטָ֖ה לֹא־הָ֥יְתָה לּֽ⁠וֹ</w:t>
+        <w:t>פְּלֵיטָ֖ה לֹא־הָ֥יְתָה לּֽ⁠וֹ</w:t>
       </w:r>
     </w:p>
     <w:p>
@@ -12218,7 +12218,7 @@
         <w:rPr>
           <w:lang w:val="zh_TW" w:bidi="zh_TW"/>
         </w:rPr>
-        <w:t>כְּ⁠מַרְאֵ֥ה סוּסִ֖ים מַרְאֵ֑⁠הוּ</w:t>
+        <w:t>כְּ⁠מַרְאֵ֥ה סוּסִ֖ים מַרְאֵ֑⁠הוּ</w:t>
       </w:r>
     </w:p>
     <w:p>
@@ -12315,7 +12315,7 @@
         <w:rPr>
           <w:lang w:val="zh_TW" w:bidi="zh_TW"/>
         </w:rPr>
-        <w:t>כְּ⁠מַרְאֵ֥ה &amp; מַרְאֵ֑⁠הוּ</w:t>
+        <w:t>כְּ⁠מַרְאֵ֥ה &amp; מַרְאֵ֑⁠הוּ</w:t>
       </w:r>
     </w:p>
     <w:p>
@@ -12412,7 +12412,7 @@
         <w:rPr>
           <w:lang w:val="zh_TW" w:bidi="zh_TW"/>
         </w:rPr>
-        <w:t>וּ⁠כְ⁠פָרָשִׁ֖ים כֵּ֥ן יְרוּצֽוּ⁠ן</w:t>
+        <w:t>וּ⁠כְ⁠פָרָשִׁ֖ים כֵּ֥ן יְרוּצֽוּ⁠ן</w:t>
       </w:r>
     </w:p>
     <w:p>
@@ -12509,7 +12509,7 @@
         <w:rPr>
           <w:lang w:val="zh_TW" w:bidi="zh_TW"/>
         </w:rPr>
-        <w:t>כְּ⁠ק֣וֹל מַרְכָּב֗וֹת עַל־רָאשֵׁ֤י הֶֽ⁠הָרִים֙ יְרַקֵּד֔וּ⁠ן</w:t>
+        <w:t>כְּ⁠ק֣וֹל מַרְכָּב֗וֹת עַל־רָאשֵׁ֤י הֶֽ⁠הָרִים֙ יְרַקֵּד֔וּ⁠ן</w:t>
       </w:r>
     </w:p>
     <w:p>
@@ -12606,7 +12606,7 @@
         <w:rPr>
           <w:lang w:val="zh_TW" w:bidi="zh_TW"/>
         </w:rPr>
-        <w:t>כְּ⁠קוֹל֙ לַ֣הַב אֵ֔שׁ אֹכְלָ֖ה קָ֑שׁ</w:t>
+        <w:t>כְּ⁠קוֹל֙ לַ֣הַב אֵ֔שׁ אֹכְלָ֖ה קָ֑שׁ</w:t>
       </w:r>
     </w:p>
     <w:p>
@@ -12703,7 +12703,7 @@
         <w:rPr>
           <w:lang w:val="zh_TW" w:bidi="zh_TW"/>
         </w:rPr>
-        <w:t>כְּ⁠עַ֣ם עָצ֔וּם עֱר֖וּךְ מִלְחָמָֽה</w:t>
+        <w:t>כְּ⁠עַ֣ם עָצ֔וּם עֱר֖וּךְ מִלְחָמָֽה</w:t>
       </w:r>
     </w:p>
     <w:p>
@@ -12828,7 +12828,7 @@
         <w:rPr>
           <w:lang w:val="zh_TW" w:bidi="zh_TW"/>
         </w:rPr>
-        <w:t>כְּ⁠עַ֣ם עָצ֔וּם עֱר֖וּךְ מִלְחָמָֽה</w:t>
+        <w:t>כְּ⁠עַ֣ם עָצ֔וּם עֱר֖וּךְ מִלְחָמָֽה</w:t>
       </w:r>
     </w:p>
     <w:p>
@@ -12925,7 +12925,7 @@
         <w:rPr>
           <w:lang w:val="zh_TW" w:bidi="zh_TW"/>
         </w:rPr>
-        <w:t>כְּ⁠עַ֣ם עָצ֔וּם עֱר֖וּךְ מִלְחָמָֽה</w:t>
+        <w:t>כְּ⁠עַ֣ם עָצ֔וּם עֱר֖וּךְ מִלְחָמָֽה</w:t>
       </w:r>
     </w:p>
     <w:p>
@@ -13172,7 +13172,7 @@
         <w:rPr>
           <w:lang w:val="zh_TW" w:bidi="zh_TW"/>
         </w:rPr>
-        <w:t>קִבְּצ֥וּ פָארֽוּר</w:t>
+        <w:t>קִבְּצ֥וּ פָארֽוּר</w:t>
       </w:r>
     </w:p>
     <w:p>
@@ -13282,7 +13282,7 @@
         <w:rPr>
           <w:lang w:val="zh_TW" w:bidi="zh_TW"/>
         </w:rPr>
-        <w:t>כְּ⁠גִבּוֹרִ֣ים יְרֻצ֔וּ⁠ן</w:t>
+        <w:t>כְּ⁠גִבּוֹרִ֣ים יְרֻצ֔וּ⁠ן</w:t>
       </w:r>
     </w:p>
     <w:p>
@@ -13379,7 +13379,7 @@
         <w:rPr>
           <w:lang w:val="zh_TW" w:bidi="zh_TW"/>
         </w:rPr>
-        <w:t>כְּ⁠אַנְשֵׁ֥י מִלְחָמָ֖ה יַעֲל֣וּ חוֹמָ֑ה</w:t>
+        <w:t>כְּ⁠אַנְשֵׁ֥י מִלְחָמָ֖ה יַעֲל֣וּ חוֹמָ֑ה</w:t>
       </w:r>
     </w:p>
     <w:p>
@@ -13476,7 +13476,7 @@
         <w:rPr>
           <w:lang w:val="zh_TW" w:bidi="zh_TW"/>
         </w:rPr>
-        <w:t>כְּ⁠אַנְשֵׁ֥י מִלְחָמָ֖ה</w:t>
+        <w:t>כְּ⁠אַנְשֵׁ֥י מִלְחָמָ֖ה</w:t>
       </w:r>
     </w:p>
     <w:p>
@@ -13724,7 +13724,7 @@
         <w:rPr>
           <w:lang w:val="zh_TW" w:bidi="zh_TW"/>
         </w:rPr>
-        <w:t>וְ⁠אִ֤ישׁ בִּ⁠דְרָכָי⁠ו֙</w:t>
+        <w:t>וְ⁠אִ֤ישׁ בִּ⁠דְרָכָי⁠ו֙</w:t>
       </w:r>
     </w:p>
     <w:p>
@@ -13875,7 +13875,7 @@
         <w:rPr>
           <w:lang w:val="zh_TW" w:bidi="zh_TW"/>
         </w:rPr>
-        <w:t>וְ⁠לֹ֥א יְעַבְּט֖וּ⁠ן אֹרְחוֹתָֽ⁠ם</w:t>
+        <w:t>וְ⁠לֹ֥א יְעַבְּט֖וּ⁠ן אֹרְחוֹתָֽ⁠ם</w:t>
       </w:r>
     </w:p>
     <w:p>
@@ -13984,7 +13984,7 @@
         <w:rPr>
           <w:lang w:val="zh_TW" w:bidi="zh_TW"/>
         </w:rPr>
-        <w:t>וְ⁠לֹ֥א יְעַבְּט֖וּ⁠ן אֹרְחוֹתָֽ⁠ם</w:t>
+        <w:t>וְ⁠לֹ֥א יְעַבְּט֖וּ⁠ן אֹרְחוֹתָֽ⁠ם</w:t>
       </w:r>
     </w:p>
     <w:p>
@@ -14232,7 +14232,7 @@
         <w:rPr>
           <w:lang w:val="zh_TW" w:bidi="zh_TW"/>
         </w:rPr>
-        <w:t>גֶּ֥בֶר בִּ⁠מְסִלָּת֖⁠וֹ יֵֽלֵכ֑וּ⁠ן</w:t>
+        <w:t>גֶּ֥בֶר בִּ⁠מְסִלָּת֖⁠וֹ יֵֽלֵכ֑וּ⁠ן</w:t>
       </w:r>
     </w:p>
     <w:p>
@@ -14383,7 +14383,7 @@
         <w:rPr>
           <w:lang w:val="zh_TW" w:bidi="zh_TW"/>
         </w:rPr>
-        <w:t>וּ⁠בְעַ֥ד הַ⁠שֶּׁ֛לַח יִפֹּ֖לוּ לֹ֥א יִבְצָֽעוּ</w:t>
+        <w:t>וּ⁠בְעַ֥ד הַ⁠שֶּׁ֛לַח יִפֹּ֖לוּ לֹ֥א יִבְצָֽעוּ</w:t>
       </w:r>
     </w:p>
     <w:p>
@@ -14480,7 +14480,7 @@
         <w:rPr>
           <w:lang w:val="zh_TW" w:bidi="zh_TW"/>
         </w:rPr>
-        <w:t>בָּ⁠עִ֣יר יָשֹׁ֗קּוּ בַּֽ⁠חוֹמָה֙ יְרֻצ֔וּ⁠ן בַּ⁠בָּתִּ֖ים יַעֲל֑וּ בְּעַ֧ד הַ⁠חַלּוֹנִ֛ים יָבֹ֖אוּ כַּ⁠גַּנָּֽב</w:t>
+        <w:t>בָּ⁠עִ֣יר יָשֹׁ֗קּוּ בַּֽ⁠חוֹמָה֙ יְרֻצ֔וּ⁠ן בַּ⁠בָּתִּ֖ים יַעֲל֑וּ בְּעַ֧ד הַ⁠חַלּוֹנִ֛ים יָבֹ֖אוּ כַּ⁠גַּנָּֽב</w:t>
       </w:r>
     </w:p>
     <w:p>
@@ -14577,7 +14577,7 @@
         <w:rPr>
           <w:lang w:val="zh_TW" w:bidi="zh_TW"/>
         </w:rPr>
-        <w:t>בְּעַ֧ד הַ⁠חַלּוֹנִ֛ים יָבֹ֖אוּ כַּ⁠גַּנָּֽב</w:t>
+        <w:t>בְּעַ֧ד הַ⁠חַלּוֹנִ֛ים יָבֹ֖אוּ כַּ⁠גַּנָּֽב</w:t>
       </w:r>
     </w:p>
     <w:p>
@@ -14686,7 +14686,7 @@
         <w:rPr>
           <w:lang w:val="zh_TW" w:bidi="zh_TW"/>
         </w:rPr>
-        <w:t>לְ⁠פָנָי⁠ו֙ רָ֣גְזָה אֶ֔רֶץ רָעֲשׁ֖וּ שָׁמָ֑יִם</w:t>
+        <w:t>לְ⁠פָנָי⁠ו֙ רָ֣גְזָה אֶ֔רֶץ רָעֲשׁ֖וּ שָׁמָ֑יִם</w:t>
       </w:r>
     </w:p>
     <w:p>
@@ -14795,7 +14795,7 @@
         <w:rPr>
           <w:lang w:val="zh_TW" w:bidi="zh_TW"/>
         </w:rPr>
-        <w:t>שֶׁ֤מֶשׁ וְ⁠יָרֵ֨חַ֙ קָדָ֔רוּ</w:t>
+        <w:t>שֶׁ֤מֶשׁ וְ⁠יָרֵ֨חַ֙ קָדָ֔רוּ</w:t>
       </w:r>
     </w:p>
     <w:p>
@@ -15515,7 +15515,7 @@
         <w:rPr>
           <w:lang w:val="zh_TW" w:bidi="zh_TW"/>
         </w:rPr>
-        <w:t>כִּֽי־גָד֧וֹל יוֹם־יְהוָ֛ה וְ⁠נוֹרָ֥א מְאֹ֖ד וּ⁠מִ֥י יְכִילֶֽ⁠נּוּ</w:t>
+        <w:t>כִּֽי־גָד֧וֹל יוֹם־יְהוָ֛ה וְ⁠נוֹרָ֥א מְאֹ֖ד וּ⁠מִ֥י יְכִילֶֽ⁠נּוּ</w:t>
       </w:r>
     </w:p>
     <w:p>
@@ -15725,7 +15725,7 @@
         <w:rPr>
           <w:lang w:val="zh_TW" w:bidi="zh_TW"/>
         </w:rPr>
-        <w:t>וְ⁠גַם־עַתָּה֙ נְאֻם־יְהוָ֔ה שֻׁ֥בוּ עָדַ֖⁠י</w:t>
+        <w:t>וְ⁠גַם־עַתָּה֙ נְאֻם־יְהוָ֔ה שֻׁ֥בוּ עָדַ֖⁠י</w:t>
       </w:r>
     </w:p>
     <w:p>
@@ -15835,7 +15835,7 @@
         <w:rPr>
           <w:lang w:val="zh_TW" w:bidi="zh_TW"/>
         </w:rPr>
-        <w:t>שֻׁ֥בוּ</w:t>
+        <w:t>שֻׁ֥בוּ</w:t>
       </w:r>
     </w:p>
     <w:p>
@@ -15945,7 +15945,7 @@
         <w:rPr>
           <w:lang w:val="zh_TW" w:bidi="zh_TW"/>
         </w:rPr>
-        <w:t>שֻׁ֥בוּ עָדַ֖⁠י בְּ⁠כָל־לְבַבְ⁠כֶ֑ם</w:t>
+        <w:t>שֻׁ֥בוּ עָדַ֖⁠י בְּ⁠כָל־לְבַבְ⁠כֶ֑ם</w:t>
       </w:r>
     </w:p>
     <w:p>
@@ -16192,7 +16192,7 @@
         <w:rPr>
           <w:lang w:val="zh_TW" w:bidi="zh_TW"/>
         </w:rPr>
-        <w:t>וְ⁠קִרְע֤וּ לְבַבְ⁠כֶם֙ וְ⁠אַל־בִּגְדֵי⁠כֶ֔ם</w:t>
+        <w:t>וְ⁠קִרְע֤וּ לְבַבְ⁠כֶם֙ וְ⁠אַל־בִּגְדֵי⁠כֶ֔ם</w:t>
       </w:r>
     </w:p>
     <w:p>
@@ -16289,7 +16289,7 @@
         <w:rPr>
           <w:lang w:val="zh_TW" w:bidi="zh_TW"/>
         </w:rPr>
-        <w:t>וְ⁠קִרְע֤וּ לְבַבְ⁠כֶם֙ וְ⁠אַל־בִּגְדֵי⁠כֶ֔ם וְ⁠שׁ֖וּבוּ אֶל־יְהוָ֣ה אֱלֹֽהֵי⁠כֶ֑ם</w:t>
+        <w:t>וְ⁠קִרְע֤וּ לְבַבְ⁠כֶם֙ וְ⁠אַל־בִּגְדֵי⁠כֶ֔ם וְ⁠שׁ֖וּבוּ אֶל־יְהוָ֣ה אֱלֹֽהֵי⁠כֶ֑ם</w:t>
       </w:r>
     </w:p>
     <w:p>
@@ -16386,7 +16386,7 @@
         <w:rPr>
           <w:lang w:val="zh_TW" w:bidi="zh_TW"/>
         </w:rPr>
-        <w:t>אֶ֤רֶךְ אַפַּ֨יִם֙</w:t>
+        <w:t>אֶ֤רֶךְ אַפַּ֨יִם֙</w:t>
       </w:r>
     </w:p>
     <w:p>
@@ -16634,7 +16634,7 @@
         <w:rPr>
           <w:lang w:val="zh_TW" w:bidi="zh_TW"/>
         </w:rPr>
-        <w:t>מִ֥י יוֹדֵ֖עַ יָשׁ֣וּב וְ⁠נִחָ֑ם וְ⁠הִשְׁאִ֤יר אַֽחֲרָי⁠ו֙ בְּרָכָ֔ה</w:t>
+        <w:t>מִ֥י יוֹדֵ֖עַ יָשׁ֣וּב וְ⁠נִחָ֑ם וְ⁠הִשְׁאִ֤יר אַֽחֲרָי⁠ו֙ בְּרָכָ֔ה</w:t>
       </w:r>
     </w:p>
     <w:p>
@@ -16876,7 +16876,7 @@
         <w:rPr>
           <w:lang w:val="zh_TW" w:bidi="zh_TW"/>
         </w:rPr>
-        <w:t>וְ⁠הִשְׁאִ֤יר &amp; בְּרָכָ֔ה</w:t>
+        <w:t>וְ⁠הִשְׁאִ֤יר &amp; בְּרָכָ֔ה</w:t>
       </w:r>
     </w:p>
     <w:p>
@@ -17206,7 +17206,7 @@
         <w:rPr>
           <w:lang w:val="zh_TW" w:bidi="zh_TW"/>
         </w:rPr>
-        <w:t>קַדְּשׁוּ־צ֖וֹם קִרְא֥וּ עֲצָרָֽה</w:t>
+        <w:t>קַדְּשׁוּ־צ֖וֹם קִרְא֥וּ עֲצָרָֽה</w:t>
       </w:r>
     </w:p>
     <w:p>
@@ -17303,7 +17303,7 @@
         <w:rPr>
           <w:lang w:val="zh_TW" w:bidi="zh_TW"/>
         </w:rPr>
-        <w:t>קִבְצ֣וּ זְקֵנִ֔ים אִסְפוּ֙ עֽוֹלָלִ֔ים וְ⁠יֹנְקֵ֖י שָׁדָ֑יִם</w:t>
+        <w:t>קִבְצ֣וּ זְקֵנִ֔ים אִסְפוּ֙ עֽוֹלָלִ֔ים וְ⁠יֹנְקֵ֖י שָׁדָ֑יִם</w:t>
       </w:r>
     </w:p>
     <w:p>
@@ -17400,7 +17400,7 @@
         <w:rPr>
           <w:lang w:val="zh_TW" w:bidi="zh_TW"/>
         </w:rPr>
-        <w:t>יֵצֵ֤א חָתָן֙ מֵֽ⁠חֶדְר֔⁠וֹ וְ⁠כַלָּ֖ה מֵ⁠חֻפָּתָֽ⁠הּ</w:t>
+        <w:t>יֵצֵ֤א חָתָן֙ מֵֽ⁠חֶדְר֔⁠וֹ וְ⁠כַלָּ֖ה מֵ⁠חֻפָּתָֽ⁠הּ</w:t>
       </w:r>
     </w:p>
     <w:p>
@@ -17497,7 +17497,7 @@
         <w:rPr>
           <w:lang w:val="zh_TW" w:bidi="zh_TW"/>
         </w:rPr>
-        <w:t>בֵּ֤ין הָ⁠אוּלָם֙ וְ⁠לַ⁠מִּזְבֵּ֔חַ</w:t>
+        <w:t>בֵּ֤ין הָ⁠אוּלָם֙ וְ⁠לַ⁠מִּזְבֵּ֔חַ</w:t>
       </w:r>
     </w:p>
     <w:p>
@@ -17594,7 +17594,7 @@
         <w:rPr>
           <w:lang w:val="zh_TW" w:bidi="zh_TW"/>
         </w:rPr>
-        <w:t>וְ⁠אַל־תִּתֵּ֨ן נַחֲלָתְ⁠ךָ֤ לְ⁠חֶרְפָּה֙</w:t>
+        <w:t>וְ⁠אַל־תִּתֵּ֨ן נַחֲלָתְ⁠ךָ֤ לְ⁠חֶרְפָּה֙</w:t>
       </w:r>
     </w:p>
     <w:p>
@@ -17801,7 +17801,7 @@
         <w:rPr>
           <w:lang w:val="zh_TW" w:bidi="zh_TW"/>
         </w:rPr>
-        <w:t>לִ⁠מְשָׁל־בָּ֣⁠ם גּוֹיִ֔ם</w:t>
+        <w:t>לִ⁠מְשָׁל־בָּ֣⁠ם גּוֹיִ֔ם</w:t>
       </w:r>
     </w:p>
     <w:p>
@@ -17910,7 +17910,7 @@
         <w:rPr>
           <w:lang w:val="zh_TW" w:bidi="zh_TW"/>
         </w:rPr>
-        <w:t>לָ֚⁠מָּה יֹאמְר֣וּ בָֽ⁠עַמִּ֔ים אַיֵּ֖ה אֱלֹהֵי⁠הֶֽם</w:t>
+        <w:t>לָ֚⁠מָּה יֹאמְר֣וּ בָֽ⁠עַמִּ֔ים אַיֵּ֖ה אֱלֹהֵי⁠הֶֽם</w:t>
       </w:r>
     </w:p>
     <w:p>
@@ -18007,7 +18007,7 @@
         <w:rPr>
           <w:lang w:val="zh_TW" w:bidi="zh_TW"/>
         </w:rPr>
-        <w:t>לָ֚⁠מָּה יֹאמְר֣וּ</w:t>
+        <w:t>לָ֚⁠מָּה יֹאמְר֣וּ</w:t>
       </w:r>
     </w:p>
     <w:p>
@@ -18117,7 +18117,7 @@
         <w:rPr>
           <w:lang w:val="zh_TW" w:bidi="zh_TW"/>
         </w:rPr>
-        <w:t>לָ֚⁠מָּה יֹאמְר֣וּ בָֽ⁠עַמִּ֔ים</w:t>
+        <w:t>לָ֚⁠מָּה יֹאמְר֣וּ בָֽ⁠עַמִּ֔ים</w:t>
       </w:r>
     </w:p>
     <w:p>
@@ -18214,7 +18214,7 @@
         <w:rPr>
           <w:lang w:val="zh_TW" w:bidi="zh_TW"/>
         </w:rPr>
-        <w:t>אַיֵּ֖ה אֱלֹהֵי⁠הֶֽם</w:t>
+        <w:t>אַיֵּ֖ה אֱלֹהֵי⁠הֶֽם</w:t>
       </w:r>
     </w:p>
     <w:p>
@@ -18311,7 +18311,7 @@
         <w:rPr>
           <w:lang w:val="zh_TW" w:bidi="zh_TW"/>
         </w:rPr>
-        <w:t>וַ⁠יְקַנֵּ֥א יְהוָ֖ה לְ⁠אַרְצ֑⁠וֹ וַ⁠יַּחְמֹ֖ל עַל־עַמּֽ⁠וֹ</w:t>
+        <w:t>וַ⁠יְקַנֵּ֥א יְהוָ֖ה לְ⁠אַרְצ֑⁠וֹ וַ⁠יַּחְמֹ֖ל עַל־עַמּֽ⁠וֹ</w:t>
       </w:r>
     </w:p>
     <w:p>
@@ -18518,7 +18518,7 @@
         <w:rPr>
           <w:lang w:val="zh_TW" w:bidi="zh_TW"/>
         </w:rPr>
-        <w:t>וַ⁠יַּ֨עַן יְהוָ֜ה וַ⁠יֹּ֣אמֶר</w:t>
+        <w:t>וַ⁠יַּ֨עַן יְהוָ֜ה וַ⁠יֹּ֣אמֶר</w:t>
       </w:r>
     </w:p>
     <w:p>
@@ -18622,7 +18622,7 @@
         <w:rPr>
           <w:lang w:val="zh_TW" w:bidi="zh_TW"/>
         </w:rPr>
-        <w:t>וַ⁠יַּ֨עַן יְהוָ֜ה וַ⁠יֹּ֣אמֶר</w:t>
+        <w:t>וַ⁠יַּ֨עַן יְהוָ֜ה וַ⁠יֹּ֣אמֶר</w:t>
       </w:r>
     </w:p>
     <w:p>
@@ -18758,7 +18758,7 @@
         <w:rPr>
           <w:lang w:val="zh_TW" w:bidi="zh_TW"/>
         </w:rPr>
-        <w:t>הִנְ⁠נִ֨י שֹׁלֵ֤חַ לָ⁠כֶם֙ אֶת־הַ⁠דָּגָן֙ וְ⁠הַ⁠תִּיר֣וֹשׁ וְ⁠הַ⁠יִּצְהָ֔ר</w:t>
+        <w:t>הִנְ⁠נִ֨י שֹׁלֵ֤חַ לָ⁠כֶם֙ אֶת־הַ⁠דָּגָן֙ וְ⁠הַ⁠תִּיר֣וֹשׁ וְ⁠הַ⁠יִּצְהָ֔ר</w:t>
       </w:r>
     </w:p>
     <w:p>
@@ -18855,7 +18855,7 @@
         <w:rPr>
           <w:lang w:val="zh_TW" w:bidi="zh_TW"/>
         </w:rPr>
-        <w:t>הִנְ⁠נִ֨י שֹׁלֵ֤חַ</w:t>
+        <w:t>הִנְ⁠נִ֨י שֹׁלֵ֤חַ</w:t>
       </w:r>
     </w:p>
     <w:p>
@@ -19142,7 +19142,7 @@
         <w:rPr>
           <w:lang w:val="zh_TW" w:bidi="zh_TW"/>
         </w:rPr>
-        <w:t>וְ⁠לֹא־אֶתֵּ֨ן אֶתְ⁠כֶ֥ם ע֛וֹד חֶרְפָּ֖ה בַּ⁠גּוֹיִֽם</w:t>
+        <w:t>וְ⁠לֹא־אֶתֵּ֨ן אֶתְ⁠כֶ֥ם ע֛וֹד חֶרְפָּ֖ה בַּ⁠גּוֹיִֽם</w:t>
       </w:r>
     </w:p>
     <w:p>
@@ -19252,7 +19252,7 @@
         <w:rPr>
           <w:lang w:val="zh_TW" w:bidi="zh_TW"/>
         </w:rPr>
-        <w:t>וְֽ⁠אֶת־הַ⁠צְּפוֹנִ֞י</w:t>
+        <w:t>וְֽ⁠אֶת־הַ⁠צְּפוֹנִ֞י</w:t>
       </w:r>
     </w:p>
     <w:p>
@@ -19390,7 +19390,7 @@
         <w:rPr>
           <w:lang w:val="zh_TW" w:bidi="zh_TW"/>
         </w:rPr>
-        <w:t>אֶ֣רֶץ צִיָּ֣ה וּ⁠שְׁמָמָה֒</w:t>
+        <w:t>אֶ֣רֶץ צִיָּ֣ה וּ⁠שְׁמָמָה֒</w:t>
       </w:r>
     </w:p>
     <w:p>
@@ -19541,7 +19541,7 @@
         <w:rPr>
           <w:lang w:val="zh_TW" w:bidi="zh_TW"/>
         </w:rPr>
-        <w:t>אֶ֣רֶץ צִיָּ֣ה וּ⁠שְׁמָמָה֒</w:t>
+        <w:t>אֶ֣רֶץ צִיָּ֣ה וּ⁠שְׁמָמָה֒</w:t>
       </w:r>
     </w:p>
     <w:p>
@@ -19658,7 +19658,7 @@
         <w:rPr>
           <w:lang w:val="zh_TW" w:bidi="zh_TW"/>
         </w:rPr>
-        <w:t>אֶל &amp; אֶת־פָּנָ֗י⁠ו אֶל־הַ⁠יָּם֙ הַ⁠קַּדְמֹנִ֔י וְ⁠סֹפ֖⁠וֹ אֶל־הַ⁠יָּ֣ם הָ⁠אַֽחֲר֑וֹן</w:t>
+        <w:t>אֶל &amp; אֶת־פָּנָ֗י⁠ו אֶל־הַ⁠יָּם֙ הַ⁠קַּדְמֹנִ֔י וְ⁠סֹפ֖⁠וֹ אֶל־הַ⁠יָּ֣ם הָ⁠אַֽחֲר֑וֹן</w:t>
       </w:r>
     </w:p>
     <w:p>
@@ -19815,7 +19815,7 @@
         <w:rPr>
           <w:lang w:val="zh_TW" w:bidi="zh_TW"/>
         </w:rPr>
-        <w:t>אֶל &amp; אֶת־פָּנָ֗י⁠ו אֶל־הַ⁠יָּם֙ הַ⁠קַּדְמֹנִ֔י וְ⁠סֹפ֖⁠וֹ אֶל־הַ⁠יָּ֣ם הָ⁠אַֽחֲר֑וֹן</w:t>
+        <w:t>אֶל &amp; אֶת־פָּנָ֗י⁠ו אֶל־הַ⁠יָּם֙ הַ⁠קַּדְמֹנִ֔י וְ⁠סֹפ֖⁠וֹ אֶל־הַ⁠יָּ֣ם הָ⁠אַֽחֲר֑וֹן</w:t>
       </w:r>
     </w:p>
     <w:p>
@@ -20076,7 +20076,7 @@
         <w:rPr>
           <w:lang w:val="zh_TW" w:bidi="zh_TW"/>
         </w:rPr>
-        <w:t>הִגְדִּ֖יל לַ⁠עֲשֽׂוֹת</w:t>
+        <w:t>הִגְדִּ֖יל לַ⁠עֲשֽׂוֹת</w:t>
       </w:r>
     </w:p>
     <w:p>
@@ -20173,7 +20173,7 @@
         <w:rPr>
           <w:lang w:val="zh_TW" w:bidi="zh_TW"/>
         </w:rPr>
-        <w:t>כִּ֥י הִגְדִּ֖יל לַ⁠עֲשֽׂוֹת</w:t>
+        <w:t>כִּ֥י הִגְדִּ֖יל לַ⁠עֲשֽׂוֹת</w:t>
       </w:r>
     </w:p>
     <w:p>
@@ -20270,7 +20270,7 @@
         <w:rPr>
           <w:lang w:val="zh_TW" w:bidi="zh_TW"/>
         </w:rPr>
-        <w:t>אַל־תִּֽירְאִ֖י אֲדָמָ֑ה גִּ֣ילִי וּ⁠שְׂמָ֔חִי</w:t>
+        <w:t>אַל־תִּֽירְאִ֖י אֲדָמָ֑ה גִּ֣ילִי וּ⁠שְׂמָ֔חִי</w:t>
       </w:r>
     </w:p>
     <w:p>
@@ -20380,7 +20380,7 @@
         <w:rPr>
           <w:lang w:val="zh_TW" w:bidi="zh_TW"/>
         </w:rPr>
-        <w:t>גִּ֣ילִי וּ⁠שְׂמָ֔חִי</w:t>
+        <w:t>גִּ֣ילִי וּ⁠שְׂמָ֔חִי</w:t>
       </w:r>
     </w:p>
     <w:p>
@@ -20497,7 +20497,7 @@
         <w:rPr>
           <w:lang w:val="zh_TW" w:bidi="zh_TW"/>
         </w:rPr>
-        <w:t>הִגְדִּ֥יל יְהוָ֖ה לַ⁠עֲשֽׂוֹת</w:t>
+        <w:t>הִגְדִּ֥יל יְהוָ֖ה לַ⁠עֲשֽׂוֹת</w:t>
       </w:r>
     </w:p>
     <w:p>
@@ -20594,7 +20594,7 @@
         <w:rPr>
           <w:lang w:val="zh_TW" w:bidi="zh_TW"/>
         </w:rPr>
-        <w:t>הִגְדִּ֥יל יְהוָ֖ה לַ⁠עֲשֽׂוֹת</w:t>
+        <w:t>הִגְדִּ֥יל יְהוָ֖ה לַ⁠עֲשֽׂוֹת</w:t>
       </w:r>
     </w:p>
     <w:p>
@@ -20691,7 +20691,7 @@
         <w:rPr>
           <w:lang w:val="zh_TW" w:bidi="zh_TW"/>
         </w:rPr>
-        <w:t>אַל־תִּֽירְאוּ֙ בַּהֲמ֣וֹת שָׂדַ֔י</w:t>
+        <w:t>אַל־תִּֽירְאוּ֙ בַּהֲמ֣וֹת שָׂדַ֔י</w:t>
       </w:r>
     </w:p>
     <w:p>
@@ -20813,7 +20813,7 @@
         <w:rPr>
           <w:lang w:val="zh_TW" w:bidi="zh_TW"/>
         </w:rPr>
-        <w:t>דָשְׁא֖וּ נְא֣וֹת מִדְבָּ֑ר כִּֽי־עֵץ֙ נָשָׂ֣א פִרְי֔⁠וֹ תְּאֵנָ֥ה וָ⁠גֶ֖פֶן נָתְנ֥וּ חֵילָֽ⁠ם</w:t>
+        <w:t>דָשְׁא֖וּ נְא֣וֹת מִדְבָּ֑ר כִּֽי־עֵץ֙ נָשָׂ֣א פִרְי֔⁠וֹ תְּאֵנָ֥ה וָ⁠גֶ֖פֶן נָתְנ֥וּ חֵילָֽ⁠ם</w:t>
       </w:r>
     </w:p>
     <w:p>
@@ -20910,7 +20910,7 @@
         <w:rPr>
           <w:lang w:val="zh_TW" w:bidi="zh_TW"/>
         </w:rPr>
-        <w:t>עֵץ֙ נָשָׂ֣א פִרְי֔⁠וֹ תְּאֵנָ֥ה וָ⁠גֶ֖פֶן נָתְנ֥וּ חֵילָֽ⁠ם</w:t>
+        <w:t>עֵץ֙ נָשָׂ֣א פִרְי֔⁠וֹ תְּאֵנָ֥ה וָ⁠גֶ֖פֶן נָתְנ֥וּ חֵילָֽ⁠ם</w:t>
       </w:r>
     </w:p>
     <w:p>
@@ -21376,7 +21376,7 @@
         <w:rPr>
           <w:lang w:val="zh_TW" w:bidi="zh_TW"/>
         </w:rPr>
-        <w:t>נָתַ֥ן לָ⁠כֶ֛ם אֶת־הַ⁠מּוֹרֶ֖ה לִ⁠צְדָקָ֑ה וַ⁠יּ֣וֹרֶד לָ⁠כֶ֗ם גֶּ֛שֶׁם</w:t>
+        <w:t>נָתַ֥ן לָ⁠כֶ֛ם אֶת־הַ⁠מּוֹרֶ֖ה לִ⁠צְדָקָ֑ה וַ⁠יּ֣וֹרֶד לָ⁠כֶ֗ם גֶּ֛שֶׁם</w:t>
       </w:r>
     </w:p>
     <w:p>
@@ -21583,7 +21583,7 @@
         <w:rPr>
           <w:lang w:val="zh_TW" w:bidi="zh_TW"/>
         </w:rPr>
-        <w:t>גֶּ֛שֶׁם</w:t>
+        <w:t>גֶּ֛שֶׁם</w:t>
       </w:r>
     </w:p>
     <w:p>
@@ -21844,7 +21844,7 @@
         <w:rPr>
           <w:lang w:val="zh_TW" w:bidi="zh_TW"/>
         </w:rPr>
-        <w:t>בָּ⁠רִאשֽׁוֹן</w:t>
+        <w:t>בָּ⁠רִאשֽׁוֹן</w:t>
       </w:r>
     </w:p>
     <w:p>
@@ -21982,7 +21982,7 @@
         <w:rPr>
           <w:lang w:val="zh_TW" w:bidi="zh_TW"/>
         </w:rPr>
-        <w:t>וְ⁠הֵשִׁ֥יקוּ הַ⁠יְקָבִ֖ים תִּיר֥וֹשׁ וְ⁠יִצְהָֽר</w:t>
+        <w:t>וְ⁠הֵשִׁ֥יקוּ הַ⁠יְקָבִ֖ים תִּיר֥וֹשׁ וְ⁠יִצְהָֽר</w:t>
       </w:r>
     </w:p>
     <w:p>
@@ -22079,7 +22079,7 @@
         <w:rPr>
           <w:lang w:val="zh_TW" w:bidi="zh_TW"/>
         </w:rPr>
-        <w:t>וְ⁠שִׁלַּמְתִּ֤י לָ⁠כֶם֙ אֶת־הַ⁠שָּׁנִ֔ים</w:t>
+        <w:t>וְ⁠שִׁלַּמְתִּ֤י לָ⁠כֶם֙ אֶת־הַ⁠שָּׁנִ֔ים</w:t>
       </w:r>
     </w:p>
     <w:p>
@@ -22176,7 +22176,7 @@
         <w:rPr>
           <w:lang w:val="zh_TW" w:bidi="zh_TW"/>
         </w:rPr>
-        <w:t>אֶת־הַ⁠שָּׁנִ֔ים</w:t>
+        <w:t>אֶת־הַ⁠שָּׁנִ֔ים</w:t>
       </w:r>
     </w:p>
     <w:p>
@@ -22286,7 +22286,7 @@
         <w:rPr>
           <w:lang w:val="zh_TW" w:bidi="zh_TW"/>
         </w:rPr>
-        <w:t>חֵילִ⁠י֙ הַ⁠גָּד֔וֹל</w:t>
+        <w:t>חֵילִ⁠י֙ הַ⁠גָּד֔וֹל</w:t>
       </w:r>
     </w:p>
     <w:p>
@@ -22396,7 +22396,7 @@
         <w:rPr>
           <w:lang w:val="zh_TW" w:bidi="zh_TW"/>
         </w:rPr>
-        <w:t>וַ⁠אֲכַלְתֶּ֤ם אָכוֹל֙</w:t>
+        <w:t>וַ⁠אֲכַלְתֶּ֤ם אָכוֹל֙</w:t>
       </w:r>
     </w:p>
     <w:p>
@@ -22521,7 +22521,7 @@
         <w:rPr>
           <w:lang w:val="zh_TW" w:bidi="zh_TW"/>
         </w:rPr>
-        <w:t>אֶת־שֵׁ֤ם יְהוָה֙ אֱלֹ֣הֵי⁠כֶ֔ם</w:t>
+        <w:t>אֶת־שֵׁ֤ם יְהוָה֙ אֱלֹ֣הֵי⁠כֶ֔ם</w:t>
       </w:r>
     </w:p>
     <w:p>
@@ -22618,7 +22618,7 @@
         <w:rPr>
           <w:lang w:val="zh_TW" w:bidi="zh_TW"/>
         </w:rPr>
-        <w:t>אֶת־שֵׁ֤ם</w:t>
+        <w:t>אֶת־שֵׁ֤ם</w:t>
       </w:r>
     </w:p>
     <w:p>
@@ -22728,7 +22728,7 @@
         <w:rPr>
           <w:lang w:val="zh_TW" w:bidi="zh_TW"/>
         </w:rPr>
-        <w:t>אֲשֶׁר־עָשָׂ֥ה עִמָּ⁠כֶ֖ם לְ⁠הַפְלִ֑יא</w:t>
+        <w:t>אֲשֶׁר־עָשָׂ֥ה עִמָּ⁠כֶ֖ם לְ⁠הַפְלִ֑יא</w:t>
       </w:r>
     </w:p>
     <w:p>
@@ -22860,7 +22860,7 @@
         <w:rPr>
           <w:lang w:val="zh_TW" w:bidi="zh_TW"/>
         </w:rPr>
-        <w:t>וְ⁠לֹא־יֵבֹ֥שׁוּ עַמִּ֖⁠י לְ⁠עוֹלָֽם</w:t>
+        <w:t>וְ⁠לֹא־יֵבֹ֥שׁוּ עַמִּ֖⁠י לְ⁠עוֹלָֽם</w:t>
       </w:r>
     </w:p>
     <w:p>
@@ -22970,7 +22970,7 @@
         <w:rPr>
           <w:lang w:val="zh_TW" w:bidi="zh_TW"/>
         </w:rPr>
-        <w:t>יִשְׂרָאֵל֙</w:t>
+        <w:t>יִשְׂרָאֵל֙</w:t>
       </w:r>
     </w:p>
     <w:p>
@@ -23080,7 +23080,7 @@
         <w:rPr>
           <w:lang w:val="zh_TW" w:bidi="zh_TW"/>
         </w:rPr>
-        <w:t>וְ⁠לֹא־יֵבֹ֥שׁוּ עַמִּ֖⁠י לְ⁠עוֹלָֽם</w:t>
+        <w:t>וְ⁠לֹא־יֵבֹ֥שׁוּ עַמִּ֖⁠י לְ⁠עוֹלָֽם</w:t>
       </w:r>
     </w:p>
     <w:p>
@@ -23287,7 +23287,7 @@
         <w:rPr>
           <w:lang w:val="zh_TW" w:bidi="zh_TW"/>
         </w:rPr>
-        <w:t>אֶשְׁפּ֤וֹךְ אֶת־רוּחִ⁠י֙ עַל־כָּל־בָּשָׂ֔ר</w:t>
+        <w:t>אֶשְׁפּ֤וֹךְ אֶת־רוּחִ⁠י֙ עַל־כָּל־בָּשָׂ֔ר</w:t>
       </w:r>
     </w:p>
     <w:p>
@@ -23384,7 +23384,7 @@
         <w:rPr>
           <w:lang w:val="zh_TW" w:bidi="zh_TW"/>
         </w:rPr>
-        <w:t>עַל־כָּל־בָּשָׂ֔ר</w:t>
+        <w:t>עַל־כָּל־בָּשָׂ֔ר</w:t>
       </w:r>
     </w:p>
     <w:p>
@@ -23494,7 +23494,7 @@
         <w:rPr>
           <w:lang w:val="zh_TW" w:bidi="zh_TW"/>
         </w:rPr>
-        <w:t>עַל־כָּל־בָּשָׂ֔ר</w:t>
+        <w:t>עַל־כָּל־בָּשָׂ֔ר</w:t>
       </w:r>
     </w:p>
     <w:p>
@@ -23604,7 +23604,7 @@
         <w:rPr>
           <w:lang w:val="zh_TW" w:bidi="zh_TW"/>
         </w:rPr>
-        <w:t>וְ⁠נִבְּא֖וּ בְּנֵי⁠כֶ֣ם וּ⁠בְנֽוֹתֵי⁠כֶ֑ם</w:t>
+        <w:t>וְ⁠נִבְּא֖וּ בְּנֵי⁠כֶ֣ם וּ⁠בְנֽוֹתֵי⁠כֶ֑ם</w:t>
       </w:r>
     </w:p>
     <w:p>
@@ -23701,7 +23701,7 @@
         <w:rPr>
           <w:lang w:val="zh_TW" w:bidi="zh_TW"/>
         </w:rPr>
-        <w:t>זִקְנֵי⁠כֶם֙ חֲלֹמ֣וֹת יַחֲלֹמ֔וּ⁠ן בַּח֣וּרֵי⁠כֶ֔ם חֶזְיֹנ֖וֹת יִרְאֽוּ</w:t>
+        <w:t>זִקְנֵי⁠כֶם֙ חֲלֹמ֣וֹת יַחֲלֹמ֔וּ⁠ן בַּח֣וּרֵי⁠כֶ֔ם חֶזְיֹנ֖וֹת יִרְאֽוּ</w:t>
       </w:r>
     </w:p>
     <w:p>
@@ -23908,7 +23908,7 @@
         <w:rPr>
           <w:lang w:val="zh_TW" w:bidi="zh_TW"/>
         </w:rPr>
-        <w:t>וְ⁠גַ֥ם עַל־הָֽ⁠עֲבָדִ֖ים וְ⁠עַל־הַ⁠שְּׁפָח֑וֹת</w:t>
+        <w:t>וְ⁠גַ֥ם עַל־הָֽ⁠עֲבָדִ֖ים וְ⁠עַל־הַ⁠שְּׁפָח֑וֹת</w:t>
       </w:r>
     </w:p>
     <w:p>
@@ -24005,7 +24005,7 @@
         <w:rPr>
           <w:lang w:val="zh_TW" w:bidi="zh_TW"/>
         </w:rPr>
-        <w:t>בַּ⁠יָּמִ֣ים הָ⁠הֵ֔מָּה</w:t>
+        <w:t>בַּ⁠יָּמִ֣ים הָ⁠הֵ֔מָּה</w:t>
       </w:r>
     </w:p>
     <w:p>
@@ -24312,7 +24312,7 @@
         <w:rPr>
           <w:lang w:val="zh_TW" w:bidi="zh_TW"/>
         </w:rPr>
-        <w:t>הַ⁠שֶּׁ֨מֶשׁ֙ יֵהָפֵ֣ךְ לְ⁠חֹ֔שֶׁךְ וְ⁠הַ⁠יָּרֵ֖חַ לְ⁠דָ֑ם</w:t>
+        <w:t>הַ⁠שֶּׁ֨מֶשׁ֙ יֵהָפֵ֣ךְ לְ⁠חֹ֔שֶׁךְ וְ⁠הַ⁠יָּרֵ֖חַ לְ⁠דָ֑ם</w:t>
       </w:r>
     </w:p>
     <w:p>
@@ -24409,7 +24409,7 @@
         <w:rPr>
           <w:lang w:val="zh_TW" w:bidi="zh_TW"/>
         </w:rPr>
-        <w:t>הַ⁠שֶּׁ֨מֶשׁ֙ יֵהָפֵ֣ךְ לְ⁠חֹ֔שֶׁךְ וְ⁠הַ⁠יָּרֵ֖חַ לְ⁠דָ֑ם</w:t>
+        <w:t>הַ⁠שֶּׁ֨מֶשׁ֙ יֵהָפֵ֣ךְ לְ⁠חֹ֔שֶׁךְ וְ⁠הַ⁠יָּרֵ֖חַ לְ⁠דָ֑ם</w:t>
       </w:r>
     </w:p>
     <w:p>
@@ -24534,7 +24534,7 @@
         <w:rPr>
           <w:lang w:val="zh_TW" w:bidi="zh_TW"/>
         </w:rPr>
-        <w:t>וְ⁠הַ⁠יָּרֵ֖חַ לְ⁠דָ֑ם</w:t>
+        <w:t>וְ⁠הַ⁠יָּרֵ֖חַ לְ⁠דָ֑ם</w:t>
       </w:r>
     </w:p>
     <w:p>
@@ -24631,7 +24631,7 @@
         <w:rPr>
           <w:lang w:val="zh_TW" w:bidi="zh_TW"/>
         </w:rPr>
-        <w:t>לִ⁠פְנֵ֗י בּ֚וֹא י֣וֹם יְהוָ֔ה הַ⁠גָּד֖וֹל וְ⁠הַ⁠נּוֹרָֽא</w:t>
+        <w:t>לִ⁠פְנֵ֗י בּ֚וֹא י֣וֹם יְהוָ֔ה הַ⁠גָּד֖וֹל וְ⁠הַ⁠נּוֹרָֽא</w:t>
       </w:r>
     </w:p>
     <w:p>
@@ -24741,7 +24741,7 @@
         <w:rPr>
           <w:lang w:val="zh_TW" w:bidi="zh_TW"/>
         </w:rPr>
-        <w:t>י֣וֹם יְהוָ֔ה הַ⁠גָּד֖וֹל וְ⁠הַ⁠נּוֹרָֽא</w:t>
+        <w:t>י֣וֹם יְהוָ֔ה הַ⁠גָּד֖וֹל וְ⁠הַ⁠נּוֹרָֽא</w:t>
       </w:r>
     </w:p>
     <w:p>
@@ -25036,7 +25036,7 @@
         <w:rPr>
           <w:lang w:val="zh_TW" w:bidi="zh_TW"/>
         </w:rPr>
-        <w:t>כֹּ֧ל אֲשֶׁר־יִקְרָ֛א בְּ⁠שֵׁ֥ם יְהוָ֖ה יִמָּלֵ֑ט &amp; יְהוָ֔ה</w:t>
+        <w:t>כֹּ֧ל אֲשֶׁר־יִקְרָ֛א בְּ⁠שֵׁ֥ם יְהוָ֖ה יִמָּלֵ֑ט &amp; יְהוָ֔ה</w:t>
       </w:r>
     </w:p>
     <w:p>
@@ -25133,7 +25133,7 @@
         <w:rPr>
           <w:lang w:val="zh_TW" w:bidi="zh_TW"/>
         </w:rPr>
-        <w:t>בְּ⁠שֵׁ֥ם יְהוָ֖ה &amp; יְהוָ֔ה</w:t>
+        <w:t>בְּ⁠שֵׁ֥ם יְהוָ֖ה &amp; יְהוָ֔ה</w:t>
       </w:r>
     </w:p>
     <w:p>
@@ -25243,7 +25243,7 @@
         <w:rPr>
           <w:lang w:val="zh_TW" w:bidi="zh_TW"/>
         </w:rPr>
-        <w:t>בְּ⁠שֵׁ֥ם יְהוָ֖ה &amp; יְהוָ֔ה</w:t>
+        <w:t>בְּ⁠שֵׁ֥ם יְהוָ֖ה &amp; יְהוָ֔ה</w:t>
       </w:r>
     </w:p>
     <w:p>
@@ -25340,7 +25340,7 @@
         <w:rPr>
           <w:lang w:val="zh_TW" w:bidi="zh_TW"/>
         </w:rPr>
-        <w:t>כִּ֠י בְּ⁠הַר־צִיּ֨וֹן וּ⁠בִ⁠ירוּשָׁלִַ֜ם תִּֽהְיֶ֣ה פְלֵיטָ֗ה</w:t>
+        <w:t>כִּ֠י בְּ⁠הַר־צִיּ֨וֹן וּ⁠בִ⁠ירוּשָׁלִַ֜ם תִּֽהְיֶ֣ה פְלֵיטָ֗ה</w:t>
       </w:r>
     </w:p>
     <w:p>
@@ -25478,7 +25478,7 @@
         <w:rPr>
           <w:lang w:val="zh_TW" w:bidi="zh_TW"/>
         </w:rPr>
-        <w:t>בְּ⁠הַר־צִיּ֨וֹן וּ⁠בִ⁠ירוּשָׁלִַ֜ם</w:t>
+        <w:t>בְּ⁠הַר־צִיּ֨וֹן וּ⁠בִ⁠ירוּשָׁלִַ֜ם</w:t>
       </w:r>
     </w:p>
     <w:p>
@@ -25595,7 +25595,7 @@
         <w:rPr>
           <w:lang w:val="zh_TW" w:bidi="zh_TW"/>
         </w:rPr>
-        <w:t>כַּֽ⁠אֲשֶׁר֙ אָמַ֣ר יְהוָ֔ה</w:t>
+        <w:t>כַּֽ⁠אֲשֶׁר֙ אָמַ֣ר יְהוָ֔ה</w:t>
       </w:r>
     </w:p>
     <w:p>
@@ -25692,7 +25692,7 @@
         <w:rPr>
           <w:lang w:val="zh_TW" w:bidi="zh_TW"/>
         </w:rPr>
-        <w:t>יְהוָ֖ה &amp; וּ⁠בַ֨⁠שְּׂרִידִ֔ים אֲשֶׁ֥ר יְהוָ֖ה קֹרֵֽא</w:t>
+        <w:t>יְהוָ֖ה &amp; וּ⁠בַ֨⁠שְּׂרִידִ֔ים אֲשֶׁ֥ר יְהוָ֖ה קֹרֵֽא</w:t>
       </w:r>
     </w:p>
     <w:p>
@@ -25789,7 +25789,7 @@
         <w:rPr>
           <w:lang w:val="zh_TW" w:bidi="zh_TW"/>
         </w:rPr>
-        <w:t>יְהוָ֖ה &amp; אֲשֶׁ֥ר יְהוָ֖ה קֹרֵֽא</w:t>
+        <w:t>יְהוָ֖ה &amp; אֲשֶׁ֥ר יְהוָ֖ה קֹרֵֽא</w:t>
       </w:r>
     </w:p>
     <w:p>
@@ -25886,7 +25886,7 @@
         <w:rPr>
           <w:lang w:val="zh_TW" w:bidi="zh_TW"/>
         </w:rPr>
-        <w:t>כִּ֗י הִנֵּ֛ה בַּ⁠יָּמִ֥ים הָ⁠הֵ֖מָּה וּ⁠בָ⁠עֵ֣ת הַ⁠הִ֑יא</w:t>
+        <w:t>כִּ֗י הִנֵּ֛ה בַּ⁠יָּמִ֥ים הָ⁠הֵ֖מָּה וּ⁠בָ⁠עֵ֣ת הַ⁠הִ֑יא</w:t>
       </w:r>
     </w:p>
     <w:p>
@@ -26011,7 +26011,7 @@
         <w:rPr>
           <w:lang w:val="zh_TW" w:bidi="zh_TW"/>
         </w:rPr>
-        <w:t>כִּ֗י הִנֵּ֛ה</w:t>
+        <w:t>כִּ֗י הִנֵּ֛ה</w:t>
       </w:r>
     </w:p>
     <w:p>
@@ -26135,7 +26135,7 @@
         <w:rPr>
           <w:lang w:val="zh_TW" w:bidi="zh_TW"/>
         </w:rPr>
-        <w:t>בַּ⁠יָּמִ֥ים הָ⁠הֵ֖מָּה וּ⁠בָ⁠עֵ֣ת הַ⁠הִ֑יא</w:t>
+        <w:t>בַּ⁠יָּמִ֥ים הָ⁠הֵ֖מָּה וּ⁠בָ⁠עֵ֣ת הַ⁠הִ֑יא</w:t>
       </w:r>
     </w:p>
     <w:p>
@@ -26252,7 +26252,7 @@
         <w:rPr>
           <w:lang w:val="zh_TW" w:bidi="zh_TW"/>
         </w:rPr>
-        <w:t>אֲשֶׁ֥ר אָשִׁ֛יב אֶת־שְׁב֥וּת יְהוּדָ֖ה וִ⁠ירוּשָׁלִָֽם</w:t>
+        <w:t>אֲשֶׁ֥ר אָשִׁ֛יב אֶת־שְׁב֥וּת יְהוּדָ֖ה וִ⁠ירוּשָׁלִָֽם</w:t>
       </w:r>
     </w:p>
     <w:p>
@@ -26390,7 +26390,7 @@
         <w:rPr>
           <w:lang w:val="zh_TW" w:bidi="zh_TW"/>
         </w:rPr>
-        <w:t>אֲשֶׁ֥ר אָשִׁ֛יב אֶת־שְׁב֥וּת יְהוּדָ֖ה וִ⁠ירוּשָׁלִָֽם</w:t>
+        <w:t>אֲשֶׁ֥ר אָשִׁ֛יב אֶת־שְׁב֥וּת יְהוּדָ֖ה וִ⁠ירוּשָׁלִָֽם</w:t>
       </w:r>
     </w:p>
     <w:p>
@@ -26487,7 +26487,7 @@
         <w:rPr>
           <w:lang w:val="zh_TW" w:bidi="zh_TW"/>
         </w:rPr>
-        <w:t>עֵ֖מֶק יְהֽוֹשָׁפָ֑ט</w:t>
+        <w:t>עֵ֖מֶק יְהֽוֹשָׁפָ֑ט</w:t>
       </w:r>
     </w:p>
     <w:p>
@@ -26604,7 +26604,7 @@
         <w:rPr>
           <w:lang w:val="zh_TW" w:bidi="zh_TW"/>
         </w:rPr>
-        <w:t>עַמִּ֨⁠י וְ⁠נַחֲלָתִ֤⁠י יִשְׂרָאֵל֙</w:t>
+        <w:t>עַמִּ֨⁠י וְ⁠נַחֲלָתִ֤⁠י יִשְׂרָאֵל֙</w:t>
       </w:r>
     </w:p>
     <w:p>
@@ -26740,7 +26740,7 @@
         <w:rPr>
           <w:lang w:val="zh_TW" w:bidi="zh_TW"/>
         </w:rPr>
-        <w:t>וְ⁠אֶת־אַרְצִ֖⁠י חִלֵּֽקוּ</w:t>
+        <w:t>וְ⁠אֶת־אַרְצִ֖⁠י חִלֵּֽקוּ</w:t>
       </w:r>
     </w:p>
     <w:p>
@@ -26947,7 +26947,7 @@
         <w:rPr>
           <w:lang w:val="zh_TW" w:bidi="zh_TW"/>
         </w:rPr>
-        <w:t>וַ⁠יִּתְּנ֤וּ הַ⁠יֶּ֨לֶד֙ בַּ⁠זּוֹנָ֔ה וְ⁠הַ⁠יַּלְדָּ֛ה מָכְר֥וּ</w:t>
+        <w:t>וַ⁠יִּתְּנ֤וּ הַ⁠יֶּ֨לֶד֙ בַּ⁠זּוֹנָ֔ה וְ⁠הַ⁠יַּלְדָּ֛ה מָכְר֥וּ</w:t>
       </w:r>
     </w:p>
     <w:p>
@@ -27077,7 +27077,7 @@
         <w:rPr>
           <w:lang w:val="zh_TW" w:bidi="zh_TW"/>
         </w:rPr>
-        <w:t>וְ֠⁠גַם מָה־אַתֶּ֥ם לִ⁠י֙ צֹ֣ר וְ⁠צִיד֔וֹן וְ⁠כֹ֖ל גְּלִיל֣וֹת פְּלָ֑שֶׁת הַ⁠גְּמ֗וּל אַתֶּם֙ מְשַׁלְּמִ֣ים עָלָ֔⁠י &amp; אַתֶּם֙</w:t>
+        <w:t>וְ֠⁠גַם מָה־אַתֶּ֥ם לִ⁠י֙ צֹ֣ר וְ⁠צִיד֔וֹן וְ⁠כֹ֖ל גְּלִיל֣וֹת פְּלָ֑שֶׁת הַ⁠גְּמ֗וּל אַתֶּם֙ מְשַׁלְּמִ֣ים עָלָ֔⁠י &amp; אַתֶּם֙</w:t>
       </w:r>
     </w:p>
     <w:p>
@@ -27174,7 +27174,7 @@
         <w:rPr>
           <w:lang w:val="zh_TW" w:bidi="zh_TW"/>
         </w:rPr>
-        <w:t>מָה־אַתֶּ֥ם לִ⁠י֙</w:t>
+        <w:t>מָה־אַתֶּ֥ם לִ⁠י֙</w:t>
       </w:r>
     </w:p>
     <w:p>
@@ -27271,7 +27271,7 @@
         <w:rPr>
           <w:lang w:val="zh_TW" w:bidi="zh_TW"/>
         </w:rPr>
-        <w:t>הַ⁠גְּמ֗וּל אַתֶּם֙ מְשַׁלְּמִ֣ים עָלָ֔⁠י וְ⁠אִם־גֹּמְלִ֤ים אַתֶּם֙ עָלַ֔⁠י</w:t>
+        <w:t>הַ⁠גְּמ֗וּל אַתֶּם֙ מְשַׁלְּמִ֣ים עָלָ֔⁠י וְ⁠אִם־גֹּמְלִ֤ים אַתֶּם֙ עָלַ֔⁠י</w:t>
       </w:r>
     </w:p>
     <w:p>
@@ -27513,7 +27513,7 @@
         <w:rPr>
           <w:lang w:val="zh_TW" w:bidi="zh_TW"/>
         </w:rPr>
-        <w:t>אָשִׁ֥יב גְּמֻלְ⁠כֶ֖ם בְּ⁠רֹאשְׁ⁠כֶֽם</w:t>
+        <w:t>אָשִׁ֥יב גְּמֻלְ⁠כֶ֖ם בְּ⁠רֹאשְׁ⁠כֶֽם</w:t>
       </w:r>
     </w:p>
     <w:p>
@@ -27623,7 +27623,7 @@
         <w:rPr>
           <w:lang w:val="zh_TW" w:bidi="zh_TW"/>
         </w:rPr>
-        <w:t>בְּ⁠רֹאשְׁ⁠כֶֽם</w:t>
+        <w:t>בְּ⁠רֹאשְׁ⁠כֶֽם</w:t>
       </w:r>
     </w:p>
     <w:p>
@@ -27761,7 +27761,7 @@
         <w:rPr>
           <w:lang w:val="zh_TW" w:bidi="zh_TW"/>
         </w:rPr>
-        <w:t>וּ⁠בְנֵ֤י יְהוּדָה֙ וּ⁠בְנֵ֣י יְרוּשָׁלִַ֔ם</w:t>
+        <w:t>וּ⁠בְנֵ֤י יְהוּדָה֙ וּ⁠בְנֵ֣י יְרוּשָׁלִַ֔ם</w:t>
       </w:r>
     </w:p>
     <w:p>
@@ -27889,7 +27889,7 @@
         <w:rPr>
           <w:lang w:val="zh_TW" w:bidi="zh_TW"/>
         </w:rPr>
-        <w:t>לִ⁠בְנֵ֣י הַ⁠יְּוָנִ֑ים</w:t>
+        <w:t>לִ⁠בְנֵ֣י הַ⁠יְּוָנִ֑ים</w:t>
       </w:r>
     </w:p>
     <w:p>
@@ -28012,7 +28012,7 @@
         <w:rPr>
           <w:lang w:val="zh_TW" w:bidi="zh_TW"/>
         </w:rPr>
-        <w:t>הַ⁠יְּוָנִ֑ים</w:t>
+        <w:t>הַ⁠יְּוָנִ֑ים</w:t>
       </w:r>
     </w:p>
     <w:p>
@@ -28116,7 +28116,7 @@
         <w:rPr>
           <w:lang w:val="zh_TW" w:bidi="zh_TW"/>
         </w:rPr>
-        <w:t>לְמַ֥עַן הַרְחִיקָ֖⁠ם מֵ⁠עַ֥ל גְּבוּלָֽ⁠ם</w:t>
+        <w:t>לְמַ֥עַן הַרְחִיקָ֖⁠ם מֵ⁠עַ֥ל גְּבוּלָֽ⁠ם</w:t>
       </w:r>
     </w:p>
     <w:p>
@@ -28356,7 +28356,7 @@
         <w:rPr>
           <w:lang w:val="zh_TW" w:bidi="zh_TW"/>
         </w:rPr>
-        <w:t>אֲשֶׁר־מְכַרְתֶּ֥ם אֹתָ֖⁠ם שָׁ֑מָּ⁠ה</w:t>
+        <w:t>אֲשֶׁר־מְכַרְתֶּ֥ם אֹתָ֖⁠ם שָׁ֑מָּ⁠ה</w:t>
       </w:r>
     </w:p>
     <w:p>
@@ -28554,7 +28554,7 @@
         <w:rPr>
           <w:lang w:val="zh_TW" w:bidi="zh_TW"/>
         </w:rPr>
-        <w:t>בְּ⁠רֹאשְׁ⁠כֶֽם</w:t>
+        <w:t>בְּ⁠רֹאשְׁ⁠כֶֽם</w:t>
       </w:r>
     </w:p>
     <w:p>
@@ -28679,7 +28679,7 @@
         <w:rPr>
           <w:lang w:val="zh_TW" w:bidi="zh_TW"/>
         </w:rPr>
-        <w:t>וּ⁠מָכַרְתִּ֞י</w:t>
+        <w:t>וּ⁠מָכַרְתִּ֞י</w:t>
       </w:r>
     </w:p>
     <w:p>
@@ -28836,7 +28836,7 @@
         <w:rPr>
           <w:lang w:val="zh_TW" w:bidi="zh_TW"/>
         </w:rPr>
-        <w:t>בְּ⁠יַד֙ בְּנֵ֣י יְהוּדָ֔ה</w:t>
+        <w:t>בְּ⁠יַד֙ בְּנֵ֣י יְהוּדָ֔ה</w:t>
       </w:r>
     </w:p>
     <w:p>
@@ -28958,7 +28958,7 @@
         <w:rPr>
           <w:lang w:val="zh_TW" w:bidi="zh_TW"/>
         </w:rPr>
-        <w:t>וּ⁠מָכַרְתִּ֞י אֶת־בְּנֵי⁠כֶ֣ם וְ⁠אֶת־בְּנֽוֹתֵי⁠כֶ֗ם בְּ⁠יַד֙ בְּנֵ֣י יְהוּדָ֔ה</w:t>
+        <w:t>וּ⁠מָכַרְתִּ֞י אֶת־בְּנֵי⁠כֶ֣ם וְ⁠אֶת־בְּנֽוֹתֵי⁠כֶ֗ם בְּ⁠יַד֙ בְּנֵ֣י יְהוּדָ֔ה</w:t>
       </w:r>
     </w:p>
     <w:p>
@@ -29068,7 +29068,7 @@
         <w:rPr>
           <w:lang w:val="zh_TW" w:bidi="zh_TW"/>
         </w:rPr>
-        <w:t>בְּנֵ֣י יְהוּדָ֔ה</w:t>
+        <w:t>בְּנֵ֣י יְהוּדָ֔ה</w:t>
       </w:r>
     </w:p>
     <w:p>
@@ -29219,7 +29219,7 @@
         <w:rPr>
           <w:lang w:val="zh_TW" w:bidi="zh_TW"/>
         </w:rPr>
-        <w:t>לִ⁠שְׁבָאיִ֖ם</w:t>
+        <w:t>לִ⁠שְׁבָאיִ֖ם</w:t>
       </w:r>
     </w:p>
     <w:p>
@@ -29323,7 +29323,7 @@
         <w:rPr>
           <w:lang w:val="zh_TW" w:bidi="zh_TW"/>
         </w:rPr>
-        <w:t>אֶל־גּ֣וֹי רָח֑וֹק כִּ֥י יְהוָ֖ה דִּבֵּֽר</w:t>
+        <w:t>אֶל־גּ֣וֹי רָח֑וֹק כִּ֥י יְהוָ֖ה דִּבֵּֽר</w:t>
       </w:r>
     </w:p>
     <w:p>
@@ -29555,7 +29555,7 @@
         <w:rPr>
           <w:lang w:val="zh_TW" w:bidi="zh_TW"/>
         </w:rPr>
-        <w:t>קַדְּשׁ֖וּ מִלְחָמָ֑ה</w:t>
+        <w:t>קַדְּשׁ֖וּ מִלְחָמָ֑ה</w:t>
       </w:r>
     </w:p>
     <w:p>
@@ -29665,7 +29665,7 @@
         <w:rPr>
           <w:lang w:val="zh_TW" w:bidi="zh_TW"/>
         </w:rPr>
-        <w:t>אִתֵּי⁠כֶם֙</w:t>
+        <w:t>אִתֵּי⁠כֶם֙</w:t>
       </w:r>
     </w:p>
     <w:p>
@@ -29873,7 +29873,7 @@
         <w:rPr>
           <w:lang w:val="zh_TW" w:bidi="zh_TW"/>
         </w:rPr>
-        <w:t>הַֽ⁠חַלָּ֔שׁ יֹאמַ֖ר גִּבּ֥וֹר אָֽנִי</w:t>
+        <w:t>הַֽ⁠חַלָּ֔שׁ יֹאמַ֖ר גִּבּ֥וֹר אָֽנִי</w:t>
       </w:r>
     </w:p>
     <w:p>
@@ -29998,7 +29998,7 @@
         <w:rPr>
           <w:lang w:val="zh_TW" w:bidi="zh_TW"/>
         </w:rPr>
-        <w:t>הַֽ⁠חַלָּ֔שׁ</w:t>
+        <w:t>הַֽ⁠חַלָּ֔שׁ</w:t>
       </w:r>
     </w:p>
     <w:p>
@@ -30469,7 +30469,7 @@
         <w:rPr>
           <w:lang w:val="zh_TW" w:bidi="zh_TW"/>
         </w:rPr>
-        <w:t>אֵשֵׁ֛ב לִ⁠שְׁפֹּ֥ט</w:t>
+        <w:t>אֵשֵׁ֛ב לִ⁠שְׁפֹּ֥ט</w:t>
       </w:r>
     </w:p>
     <w:p>
@@ -30573,7 +30573,7 @@
         <w:rPr>
           <w:lang w:val="zh_TW" w:bidi="zh_TW"/>
         </w:rPr>
-        <w:t>שִׁלְח֣וּ מַגָּ֔ל כִּ֥י בָשַׁ֖ל קָצִ֑יר &amp; כִּֽי</w:t>
+        <w:t>שִׁלְח֣וּ מַגָּ֔ל כִּ֥י בָשַׁ֖ל קָצִ֑יר &amp; כִּֽי</w:t>
       </w:r>
     </w:p>
     <w:p>
@@ -30676,7 +30676,7 @@
         <w:rPr>
           <w:lang w:val="zh_TW" w:bidi="zh_TW"/>
         </w:rPr>
-        <w:t>שִׁלְח֣וּ מַגָּ֔ל</w:t>
+        <w:t>שִׁלְח֣וּ מַגָּ֔ל</w:t>
       </w:r>
     </w:p>
     <w:p>
@@ -30820,7 +30820,7 @@
         <w:rPr>
           <w:lang w:val="zh_TW" w:bidi="zh_TW"/>
         </w:rPr>
-        <w:t>שִׁלְח֣וּ מַגָּ֔ל</w:t>
+        <w:t>שִׁלְח֣וּ מַגָּ֔ל</w:t>
       </w:r>
     </w:p>
     <w:p>
@@ -30936,7 +30936,7 @@
         <w:rPr>
           <w:lang w:val="zh_TW" w:bidi="zh_TW"/>
         </w:rPr>
-        <w:t>שִׁלְח֣וּ</w:t>
+        <w:t>שִׁלְח֣וּ</w:t>
       </w:r>
     </w:p>
     <w:p>
@@ -31071,7 +31071,7 @@
         <w:rPr>
           <w:lang w:val="zh_TW" w:bidi="zh_TW"/>
         </w:rPr>
-        <w:t>בֹּ֤אֽוּ רְדוּ֙ כִּֽי־מָ֣לְאָה גַּ֔ת</w:t>
+        <w:t>בֹּ֤אֽוּ רְדוּ֙ כִּֽי־מָ֣לְאָה גַּ֔ת</w:t>
       </w:r>
     </w:p>
     <w:p>
@@ -31174,7 +31174,7 @@
         <w:rPr>
           <w:lang w:val="zh_TW" w:bidi="zh_TW"/>
         </w:rPr>
-        <w:t>כִּ֥י &amp; כִּ֥י רַבָּ֖ה רָעָתָֽ⁠ם</w:t>
+        <w:t>כִּ֥י &amp; כִּ֥י רַבָּ֖ה רָעָתָֽ⁠ם</w:t>
       </w:r>
     </w:p>
     <w:p>
@@ -31284,7 +31284,7 @@
         <w:rPr>
           <w:lang w:val="zh_TW" w:bidi="zh_TW"/>
         </w:rPr>
-        <w:t>הֲמוֹנִ֣ים הֲמוֹנִ֔ים בְּ⁠עֵ֖מֶק הֶֽ⁠חָר֑וּץ &amp; בְּ⁠עֵ֖מֶק</w:t>
+        <w:t>הֲמוֹנִ֣ים הֲמוֹנִ֔ים בְּ⁠עֵ֖מֶק הֶֽ⁠חָר֑וּץ &amp; בְּ⁠עֵ֖מֶק</w:t>
       </w:r>
     </w:p>
     <w:p>
@@ -31394,7 +31394,7 @@
         <w:rPr>
           <w:lang w:val="zh_TW" w:bidi="zh_TW"/>
         </w:rPr>
-        <w:t>הֲמוֹנִ֣ים הֲמוֹנִ֔ים בְּ⁠עֵ֖מֶק הֶֽ⁠חָר֑וּץ &amp; בְּ⁠עֵ֖מֶק</w:t>
+        <w:t>הֲמוֹנִ֣ים הֲמוֹנִ֔ים בְּ⁠עֵ֖מֶק הֶֽ⁠חָר֑וּץ &amp; בְּ⁠עֵ֖מֶק</w:t>
       </w:r>
     </w:p>
     <w:p>
@@ -31519,7 +31519,7 @@
         <w:rPr>
           <w:lang w:val="zh_TW" w:bidi="zh_TW"/>
         </w:rPr>
-        <w:t>בְּ⁠עֵ֖מֶק הֶֽ⁠חָר֑וּץ &amp; בְּ⁠עֵ֖מֶק</w:t>
+        <w:t>בְּ⁠עֵ֖מֶק הֶֽ⁠חָר֑וּץ &amp; בְּ⁠עֵ֖מֶק</w:t>
       </w:r>
     </w:p>
     <w:p>
@@ -31629,7 +31629,7 @@
         <w:rPr>
           <w:lang w:val="zh_TW" w:bidi="zh_TW"/>
         </w:rPr>
-        <w:t>שֶׁ֥מֶשׁ וְ⁠יָרֵ֖חַ קָדָ֑רוּ וְ⁠כוֹכָבִ֖ים אָסְפ֥וּ נָגְהָֽ⁠ם</w:t>
+        <w:t>שֶׁ֥מֶשׁ וְ⁠יָרֵ֖חַ קָדָ֑רוּ וְ⁠כוֹכָבִ֖ים אָסְפ֥וּ נָגְהָֽ⁠ם</w:t>
       </w:r>
     </w:p>
     <w:p>
@@ -31845,7 +31845,7 @@
         <w:rPr>
           <w:lang w:val="zh_TW" w:bidi="zh_TW"/>
         </w:rPr>
-        <w:t>וַ⁠יהוָ֞ה מִ⁠צִּיּ֣וֹן יִשְׁאָ֗ג</w:t>
+        <w:t>וַ⁠יהוָ֞ה מִ⁠צִּיּ֣וֹן יִשְׁאָ֗ג</w:t>
       </w:r>
     </w:p>
     <w:p>
@@ -31967,7 +31967,7 @@
         <w:rPr>
           <w:lang w:val="zh_TW" w:bidi="zh_TW"/>
         </w:rPr>
-        <w:t>וְ⁠רָעֲשׁ֖וּ שָׁמַ֣יִם וָ⁠אָ֑רֶץ</w:t>
+        <w:t>וְ⁠רָעֲשׁ֖וּ שָׁמַ֣יִם וָ⁠אָ֑רֶץ</w:t>
       </w:r>
     </w:p>
     <w:p>
@@ -32102,7 +32102,7 @@
         <w:rPr>
           <w:lang w:val="zh_TW" w:bidi="zh_TW"/>
         </w:rPr>
-        <w:t>וַֽ⁠יהוָה֙ מַֽחֲסֶ֣ה לְ⁠עַמּ֔⁠וֹ וּ⁠מָע֖וֹז לִ⁠בְנֵ֥י יִשְׂרָאֵֽל</w:t>
+        <w:t>וַֽ⁠יהוָה֙ מַֽחֲסֶ֣ה לְ⁠עַמּ֔⁠וֹ וּ⁠מָע֖וֹז לִ⁠בְנֵ֥י יִשְׂרָאֵֽל</w:t>
       </w:r>
     </w:p>
     <w:p>
@@ -32237,7 +32237,7 @@
         <w:rPr>
           <w:lang w:val="zh_TW" w:bidi="zh_TW"/>
         </w:rPr>
-        <w:t>לִ⁠בְנֵ֥י יִשְׂרָאֵֽל</w:t>
+        <w:t>לִ⁠בְנֵ֥י יִשְׂרָאֵֽל</w:t>
       </w:r>
     </w:p>
     <w:p>
@@ -32393,7 +32393,7 @@
         <w:rPr>
           <w:lang w:val="zh_TW" w:bidi="zh_TW"/>
         </w:rPr>
-        <w:t>וִֽ⁠ידַעְתֶּ֗ם</w:t>
+        <w:t>וִֽ⁠ידַעְתֶּ֗ם</w:t>
       </w:r>
     </w:p>
     <w:p>
@@ -32502,7 +32502,7 @@
         <w:rPr>
           <w:lang w:val="zh_TW" w:bidi="zh_TW"/>
         </w:rPr>
-        <w:t>הַר־קָדְשִׁ֑⁠י</w:t>
+        <w:t>הַר־קָדְשִׁ֑⁠י</w:t>
       </w:r>
     </w:p>
     <w:p>
@@ -32853,7 +32853,7 @@
         <w:rPr>
           <w:lang w:val="zh_TW" w:bidi="zh_TW"/>
         </w:rPr>
-        <w:t>יִטְּפ֧וּ הֶ⁠הָרִ֣ים עָסִ֗יס וְ⁠הַ⁠גְּבָעוֹת֙ תֵּלַ֣כְנָה חָלָ֔ב</w:t>
+        <w:t>יִטְּפ֧וּ הֶ⁠הָרִ֣ים עָסִ֗יס וְ⁠הַ⁠גְּבָעוֹת֙ תֵּלַ֣כְנָה חָלָ֔ב</w:t>
       </w:r>
     </w:p>
     <w:p>
@@ -33234,7 +33234,7 @@
         <w:rPr>
           <w:lang w:val="zh_TW" w:bidi="zh_TW"/>
         </w:rPr>
-        <w:t>מִ⁠בֵּ֤ית יְהוָה֙</w:t>
+        <w:t>מִ⁠בֵּ֤ית יְהוָה֙</w:t>
       </w:r>
     </w:p>
     <w:p>
@@ -33361,7 +33361,7 @@
         <w:rPr>
           <w:lang w:val="zh_TW" w:bidi="zh_TW"/>
         </w:rPr>
-        <w:t>אֶת־נַ֥חַל הַ⁠שִּׁטִּֽים</w:t>
+        <w:t>אֶת־נַ֥חַל הַ⁠שִּׁטִּֽים</w:t>
       </w:r>
     </w:p>
     <w:p>
@@ -33465,7 +33465,7 @@
         <w:rPr>
           <w:lang w:val="zh_TW" w:bidi="zh_TW"/>
         </w:rPr>
-        <w:t>מִצְרַ֨יִם֙ לִ⁠שְׁמָמָ֣ה תִֽהְיֶ֔ה</w:t>
+        <w:t>מִצְרַ֨יִם֙ לִ⁠שְׁמָמָ֣ה תִֽהְיֶ֔ה</w:t>
       </w:r>
     </w:p>
     <w:p>
@@ -33575,7 +33575,7 @@
         <w:rPr>
           <w:lang w:val="zh_TW" w:bidi="zh_TW"/>
         </w:rPr>
-        <w:t>מֵֽ⁠חֲמַס֙ בְּנֵ֣י יְהוּדָ֔ה</w:t>
+        <w:t>מֵֽ⁠חֲמַס֙ בְּנֵ֣י יְהוּדָ֔ה</w:t>
       </w:r>
     </w:p>
     <w:p>
@@ -33704,7 +33704,7 @@
         <w:rPr>
           <w:lang w:val="zh_TW" w:bidi="zh_TW"/>
         </w:rPr>
-        <w:t>שָׁפְכ֥וּ דָם־נָקִ֖יא</w:t>
+        <w:t>שָׁפְכ֥וּ דָם־נָקִ֖יא</w:t>
       </w:r>
     </w:p>
     <w:p>
@@ -33820,7 +33820,7 @@
         <w:rPr>
           <w:lang w:val="zh_TW" w:bidi="zh_TW"/>
         </w:rPr>
-        <w:t>בְּ⁠אַרְצָֽ⁠ם</w:t>
+        <w:t>בְּ⁠אַרְצָֽ⁠ם</w:t>
       </w:r>
     </w:p>
     <w:p>
@@ -34107,7 +34107,7 @@
         <w:rPr>
           <w:lang w:val="zh_TW" w:bidi="zh_TW"/>
         </w:rPr>
-        <w:t>וִ⁠ירוּשָׁלִַ֖ם לְ⁠ד֥וֹר וָ⁠דֽוֹר</w:t>
+        <w:t>וִ⁠ירוּשָׁלִַ֖ם לְ⁠ד֥וֹר וָ⁠דֽוֹר</w:t>
       </w:r>
     </w:p>
     <w:p>
@@ -34325,7 +34325,7 @@
         <w:rPr>
           <w:lang w:val="zh_TW" w:bidi="zh_TW"/>
         </w:rPr>
-        <w:t>וְ⁠נִקֵּ֖יתִי דָּמָ֣⁠ם לֹֽא־נִקֵּ֑יתִי</w:t>
+        <w:t>וְ⁠נִקֵּ֖יתִי דָּמָ֣⁠ם לֹֽא־נִקֵּ֑יתִי</w:t>
       </w:r>
     </w:p>
     <w:p>
@@ -34422,7 +34422,7 @@
         <w:rPr>
           <w:lang w:val="zh_TW" w:bidi="zh_TW"/>
         </w:rPr>
-        <w:t>דָּמָ֣⁠ם</w:t>
+        <w:t>דָּמָ֣⁠ם</w:t>
       </w:r>
     </w:p>
     <w:p>
@@ -34538,7 +34538,7 @@
         <w:rPr>
           <w:lang w:val="zh_TW" w:bidi="zh_TW"/>
         </w:rPr>
-        <w:t>וַֽ⁠יהוָ֖ה שֹׁכֵ֥ן בְּ⁠צִיּֽוֹן</w:t>
+        <w:t>וַֽ⁠יהוָ֖ה שֹׁכֵ֥ן בְּ⁠צִיּֽוֹן</w:t>
       </w:r>
     </w:p>
     <w:p>
@@ -34647,7 +34647,7 @@
         <w:rPr>
           <w:lang w:val="zh_TW" w:bidi="zh_TW"/>
         </w:rPr>
-        <w:t>וַֽ⁠יהוָ֖ה שֹׁכֵ֥ן בְּ⁠צִיּֽוֹן</w:t>
+        <w:t>וַֽ⁠יהוָ֖ה שֹׁכֵ֥ן בְּ⁠צִיּֽוֹן</w:t>
       </w:r>
     </w:p>
     <w:p>

--- a/zht/docx/29.content.docx
+++ b/zht/docx/29.content.docx
@@ -207,6 +207,20 @@
       </w:r>
       <w:r>
         <w:rPr>
+          <w:lang w:val="zh_TW" w:bidi="zh_TW"/>
+        </w:rPr>
+        <w:t>פְּתוּאֵֽל</w:t>
+      </w:r>
+    </w:p>
+    <w:p>
+      <w:pPr/>
+      <w:r>
+        <w:rPr>
+          <w:lang w:val="zh_TW" w:bidi="zh_TW"/>
+        </w:rPr>
+      </w:r>
+      <w:r>
+        <w:rPr>
           <w:b/>
           <w:lang w:val="zh_TW" w:bidi="zh_TW"/>
         </w:rPr>
@@ -502,6 +516,20 @@
       </w:r>
       <w:r>
         <w:rPr>
+          <w:lang w:val="zh_TW" w:bidi="zh_TW"/>
+        </w:rPr>
+        <w:t>שִׁמְעוּ־זֹאת֙ הַ⁠זְּקֵנִ֔ים וְ⁠הַֽאֲזִ֔ינוּ כֹּ֖ל יוֹשְׁבֵ֣י הָ⁠אָ֑רֶץ</w:t>
+      </w:r>
+    </w:p>
+    <w:p>
+      <w:pPr/>
+      <w:r>
+        <w:rPr>
+          <w:lang w:val="zh_TW" w:bidi="zh_TW"/>
+        </w:rPr>
+      </w:r>
+      <w:r>
+        <w:rPr>
           <w:b/>
           <w:lang w:val="zh_TW" w:bidi="zh_TW"/>
         </w:rPr>
@@ -585,6 +613,20 @@
       </w:r>
       <w:r>
         <w:rPr>
+          <w:lang w:val="zh_TW" w:bidi="zh_TW"/>
+        </w:rPr>
+        <w:t>הֶ⁠הָ֤יְתָה זֹּאת֙ בִּֽ⁠ימֵי⁠כֶ֔ם וְ⁠אִ֖ם בִּ⁠ימֵ֥י אֲבֹֽתֵי⁠כֶֽם</w:t>
+      </w:r>
+    </w:p>
+    <w:p>
+      <w:pPr/>
+      <w:r>
+        <w:rPr>
+          <w:lang w:val="zh_TW" w:bidi="zh_TW"/>
+        </w:rPr>
+      </w:r>
+      <w:r>
+        <w:rPr>
           <w:b/>
           <w:lang w:val="zh_TW" w:bidi="zh_TW"/>
         </w:rPr>
@@ -951,6 +993,20 @@
       </w:r>
       <w:r>
         <w:rPr>
+          <w:lang w:val="zh_TW" w:bidi="zh_TW"/>
+        </w:rPr>
+        <w:t>וּ⁠בְנֵי⁠כֶם֙ לִ⁠בְנֵי⁠הֶ֔ם וּ⁠בְנֵי⁠הֶ֖ם לְ⁠ד֥וֹר אַחֵֽר</w:t>
+      </w:r>
+    </w:p>
+    <w:p>
+      <w:pPr/>
+      <w:r>
+        <w:rPr>
+          <w:lang w:val="zh_TW" w:bidi="zh_TW"/>
+        </w:rPr>
+      </w:r>
+      <w:r>
+        <w:rPr>
           <w:b/>
           <w:lang w:val="zh_TW" w:bidi="zh_TW"/>
         </w:rPr>
@@ -1058,6 +1114,20 @@
       </w:r>
       <w:r>
         <w:rPr>
+          <w:lang w:val="zh_TW" w:bidi="zh_TW"/>
+        </w:rPr>
+        <w:t>לִ⁠בְנֵי⁠כֶ֣ם &amp; וּ⁠בְנֵי⁠כֶם֙ לִ⁠בְנֵי⁠הֶ֔ם וּ⁠בְנֵי⁠הֶ֖ם</w:t>
+      </w:r>
+    </w:p>
+    <w:p>
+      <w:pPr/>
+      <w:r>
+        <w:rPr>
+          <w:lang w:val="zh_TW" w:bidi="zh_TW"/>
+        </w:rPr>
+      </w:r>
+      <w:r>
+        <w:rPr>
           <w:b/>
           <w:lang w:val="zh_TW" w:bidi="zh_TW"/>
         </w:rPr>
@@ -1154,6 +1224,20 @@
       </w:r>
       <w:r>
         <w:rPr>
+          <w:lang w:val="zh_TW" w:bidi="zh_TW"/>
+        </w:rPr>
+        <w:t>עָלֶ֖⁠יהָ לִ⁠בְנֵי⁠כֶ֣ם סַפֵּ֑רוּ וּ⁠בְנֵי⁠כֶם֙</w:t>
+      </w:r>
+    </w:p>
+    <w:p>
+      <w:pPr/>
+      <w:r>
+        <w:rPr>
+          <w:lang w:val="zh_TW" w:bidi="zh_TW"/>
+        </w:rPr>
+      </w:r>
+      <w:r>
+        <w:rPr>
           <w:b/>
           <w:lang w:val="zh_TW" w:bidi="zh_TW"/>
         </w:rPr>
@@ -1263,6 +1347,20 @@
       </w:r>
       <w:r>
         <w:rPr>
+          <w:lang w:val="zh_TW" w:bidi="zh_TW"/>
+        </w:rPr>
+        <w:t>יֶ֤תֶר הַ⁠גָּזָם֙ אָכַ֣ל הָֽ⁠אַרְבֶּ֔ה וְ⁠יֶ֥תֶר הָ⁠אַרְבֶּ֖ה אָכַ֣ל הַ⁠יָּ֑לֶק וְ⁠יֶ֣תֶר הַ⁠יֶּ֔לֶק אָכַ֖ל הֶ⁠חָסִֽיל</w:t>
+      </w:r>
+    </w:p>
+    <w:p>
+      <w:pPr/>
+      <w:r>
+        <w:rPr>
+          <w:lang w:val="zh_TW" w:bidi="zh_TW"/>
+        </w:rPr>
+      </w:r>
+      <w:r>
+        <w:rPr>
           <w:b/>
           <w:lang w:val="zh_TW" w:bidi="zh_TW"/>
         </w:rPr>
@@ -1346,6 +1444,20 @@
       </w:r>
       <w:r>
         <w:rPr>
+          <w:lang w:val="zh_TW" w:bidi="zh_TW"/>
+        </w:rPr>
+        <w:t>יֶ֤תֶר הַ⁠גָּזָם֙ אָכַ֣ל הָֽ⁠אַרְבֶּ֔ה וְ⁠יֶ֥תֶר הָ⁠אַרְבֶּ֖ה אָכַ֣ל הַ⁠יָּ֑לֶק וְ⁠יֶ֣תֶר הַ⁠יֶּ֔לֶק אָכַ֖ל הֶ⁠חָסִֽיל</w:t>
+      </w:r>
+    </w:p>
+    <w:p>
+      <w:pPr/>
+      <w:r>
+        <w:rPr>
+          <w:lang w:val="zh_TW" w:bidi="zh_TW"/>
+        </w:rPr>
+      </w:r>
+      <w:r>
+        <w:rPr>
           <w:b/>
           <w:lang w:val="zh_TW" w:bidi="zh_TW"/>
         </w:rPr>
@@ -1429,6 +1541,20 @@
       </w:r>
       <w:r>
         <w:rPr>
+          <w:lang w:val="zh_TW" w:bidi="zh_TW"/>
+        </w:rPr>
+        <w:t>יֶ֤תֶר הַ⁠גָּזָם֙ אָכַ֣ל הָֽ⁠אַרְבֶּ֔ה וְ⁠יֶ֥תֶר הָ⁠אַרְבֶּ֖ה אָכַ֣ל הַ⁠יָּ֑לֶק וְ⁠יֶ֣תֶר הַ⁠יֶּ֔לֶק אָכַ֖ל הֶ⁠חָסִֽיל</w:t>
+      </w:r>
+    </w:p>
+    <w:p>
+      <w:pPr/>
+      <w:r>
+        <w:rPr>
+          <w:lang w:val="zh_TW" w:bidi="zh_TW"/>
+        </w:rPr>
+      </w:r>
+      <w:r>
+        <w:rPr>
           <w:b/>
           <w:lang w:val="zh_TW" w:bidi="zh_TW"/>
         </w:rPr>
@@ -1532,6 +1658,20 @@
       </w:r>
       <w:r>
         <w:rPr>
+          <w:lang w:val="zh_TW" w:bidi="zh_TW"/>
+        </w:rPr>
+        <w:t>הָקִ֤יצוּ שִׁכּוֹרִים֙ וּ⁠בְכ֔וּ וְ⁠הֵילִ֖לוּ כָּל־שֹׁ֣תֵי יָ֑יִן עַל־עָסִ֕יס כִּ֥י נִכְרַ֖ת מִ⁠פִּי⁠כֶֽם</w:t>
+      </w:r>
+    </w:p>
+    <w:p>
+      <w:pPr/>
+      <w:r>
+        <w:rPr>
+          <w:lang w:val="zh_TW" w:bidi="zh_TW"/>
+        </w:rPr>
+      </w:r>
+      <w:r>
+        <w:rPr>
           <w:b/>
           <w:lang w:val="zh_TW" w:bidi="zh_TW"/>
         </w:rPr>
@@ -1822,6 +1962,20 @@
       </w:r>
       <w:r>
         <w:rPr>
+          <w:lang w:val="zh_TW" w:bidi="zh_TW"/>
+        </w:rPr>
+        <w:t>נִכְרַ֖ת מִ⁠פִּי⁠כֶֽם</w:t>
+      </w:r>
+    </w:p>
+    <w:p>
+      <w:pPr/>
+      <w:r>
+        <w:rPr>
+          <w:lang w:val="zh_TW" w:bidi="zh_TW"/>
+        </w:rPr>
+      </w:r>
+      <w:r>
+        <w:rPr>
           <w:b/>
           <w:lang w:val="zh_TW" w:bidi="zh_TW"/>
         </w:rPr>
@@ -2043,6 +2197,20 @@
       </w:r>
       <w:r>
         <w:rPr>
+          <w:lang w:val="zh_TW" w:bidi="zh_TW"/>
+        </w:rPr>
+        <w:t>גוֹי֙ עָלָ֣ה עַל־אַרְצִ֔⁠י</w:t>
+      </w:r>
+    </w:p>
+    <w:p>
+      <w:pPr/>
+      <w:r>
+        <w:rPr>
+          <w:lang w:val="zh_TW" w:bidi="zh_TW"/>
+        </w:rPr>
+      </w:r>
+      <w:r>
+        <w:rPr>
           <w:b/>
           <w:lang w:val="zh_TW" w:bidi="zh_TW"/>
         </w:rPr>
@@ -2495,6 +2663,20 @@
       </w:r>
       <w:r>
         <w:rPr>
+          <w:lang w:val="zh_TW" w:bidi="zh_TW"/>
+        </w:rPr>
+        <w:t>שִׁנָּי⁠ו֙ שִׁנֵּ֣י אַרְיֵ֔ה וּֽ⁠מְתַלְּע֥וֹת לָבִ֖יא לֽ⁠וֹ</w:t>
+      </w:r>
+    </w:p>
+    <w:p>
+      <w:pPr/>
+      <w:r>
+        <w:rPr>
+          <w:lang w:val="zh_TW" w:bidi="zh_TW"/>
+        </w:rPr>
+      </w:r>
+      <w:r>
+        <w:rPr>
           <w:b/>
           <w:lang w:val="zh_TW" w:bidi="zh_TW"/>
         </w:rPr>
@@ -2713,6 +2895,20 @@
       </w:r>
       <w:r>
         <w:rPr>
+          <w:lang w:val="zh_TW" w:bidi="zh_TW"/>
+        </w:rPr>
+        <w:t>וּֽ⁠מְתַלְּע֥וֹת לָבִ֖יא לֽ⁠וֹ</w:t>
+      </w:r>
+    </w:p>
+    <w:p>
+      <w:pPr/>
+      <w:r>
+        <w:rPr>
+          <w:lang w:val="zh_TW" w:bidi="zh_TW"/>
+        </w:rPr>
+      </w:r>
+      <w:r>
+        <w:rPr>
           <w:b/>
           <w:lang w:val="zh_TW" w:bidi="zh_TW"/>
         </w:rPr>
@@ -2796,6 +2992,20 @@
       </w:r>
       <w:r>
         <w:rPr>
+          <w:lang w:val="zh_TW" w:bidi="zh_TW"/>
+        </w:rPr>
+        <w:t>שָׂ֤ם גַּפְנִ⁠י֙ לְ⁠שַׁמָּ֔ה וּ⁠תְאֵנָתִ֖⁠י לִ⁠קְצָפָ֑ה</w:t>
+      </w:r>
+    </w:p>
+    <w:p>
+      <w:pPr/>
+      <w:r>
+        <w:rPr>
+          <w:lang w:val="zh_TW" w:bidi="zh_TW"/>
+        </w:rPr>
+      </w:r>
+      <w:r>
+        <w:rPr>
           <w:b/>
           <w:lang w:val="zh_TW" w:bidi="zh_TW"/>
         </w:rPr>
@@ -2892,6 +3102,20 @@
       </w:r>
       <w:r>
         <w:rPr>
+          <w:lang w:val="zh_TW" w:bidi="zh_TW"/>
+        </w:rPr>
+        <w:t>שָׂ֤ם גַּפְנִ⁠י֙ לְ⁠שַׁמָּ֔ה</w:t>
+      </w:r>
+    </w:p>
+    <w:p>
+      <w:pPr/>
+      <w:r>
+        <w:rPr>
+          <w:lang w:val="zh_TW" w:bidi="zh_TW"/>
+        </w:rPr>
+      </w:r>
+      <w:r>
+        <w:rPr>
           <w:b/>
           <w:lang w:val="zh_TW" w:bidi="zh_TW"/>
         </w:rPr>
@@ -3483,6 +3707,20 @@
       </w:r>
       <w:r>
         <w:rPr>
+          <w:lang w:val="zh_TW" w:bidi="zh_TW"/>
+        </w:rPr>
+        <w:t>כִּ⁠בְתוּלָ֥ה חֲגֻֽרַת־שַׂ֖ק עַל־בַּ֥עַל נְעוּרֶֽי⁠הָ</w:t>
+      </w:r>
+    </w:p>
+    <w:p>
+      <w:pPr/>
+      <w:r>
+        <w:rPr>
+          <w:lang w:val="zh_TW" w:bidi="zh_TW"/>
+        </w:rPr>
+      </w:r>
+      <w:r>
+        <w:rPr>
           <w:b/>
           <w:lang w:val="zh_TW" w:bidi="zh_TW"/>
         </w:rPr>
@@ -4027,6 +4265,20 @@
       </w:r>
       <w:r>
         <w:rPr>
+          <w:lang w:val="zh_TW" w:bidi="zh_TW"/>
+        </w:rPr>
+        <w:t>הָכְרַ֥ת מִנְחָ֛ה וָ⁠נֶ֖סֶךְ</w:t>
+      </w:r>
+    </w:p>
+    <w:p>
+      <w:pPr/>
+      <w:r>
+        <w:rPr>
+          <w:lang w:val="zh_TW" w:bidi="zh_TW"/>
+        </w:rPr>
+      </w:r>
+      <w:r>
+        <w:rPr>
           <w:b/>
           <w:lang w:val="zh_TW" w:bidi="zh_TW"/>
         </w:rPr>
@@ -4398,6 +4650,20 @@
       </w:r>
       <w:r>
         <w:rPr>
+          <w:lang w:val="zh_TW" w:bidi="zh_TW"/>
+        </w:rPr>
+        <w:t>שֻׁדַּ֣ד שָׂדֶ֔ה אָבְלָ֖ה אֲדָמָ֑ה כִּ֚י שֻׁדַּ֣ד דָּגָ֔ן</w:t>
+      </w:r>
+    </w:p>
+    <w:p>
+      <w:pPr/>
+      <w:r>
+        <w:rPr>
+          <w:lang w:val="zh_TW" w:bidi="zh_TW"/>
+        </w:rPr>
+      </w:r>
+      <w:r>
+        <w:rPr>
           <w:b/>
           <w:lang w:val="zh_TW" w:bidi="zh_TW"/>
         </w:rPr>
@@ -4509,6 +4775,20 @@
       </w:r>
       <w:r>
         <w:rPr>
+          <w:lang w:val="zh_TW" w:bidi="zh_TW"/>
+        </w:rPr>
+        <w:t>שֻׁדַּ֣ד שָׂדֶ֔ה &amp; שֻׁדַּ֣ד</w:t>
+      </w:r>
+    </w:p>
+    <w:p>
+      <w:pPr/>
+      <w:r>
+        <w:rPr>
+          <w:lang w:val="zh_TW" w:bidi="zh_TW"/>
+        </w:rPr>
+      </w:r>
+      <w:r>
+        <w:rPr>
           <w:b/>
           <w:lang w:val="zh_TW" w:bidi="zh_TW"/>
         </w:rPr>
@@ -5206,6 +5486,20 @@
       </w:r>
       <w:r>
         <w:rPr>
+          <w:lang w:val="zh_TW" w:bidi="zh_TW"/>
+        </w:rPr>
+        <w:t>הַ⁠גֶּ֣פֶן הוֹבִ֔ישָׁה וְ⁠הַ⁠תְּאֵנָ֖ה אֻמְלָ֑לָה רִמּ֞וֹן גַּם־תָּמָ֣ר וְ⁠תַפּ֗וּחַ</w:t>
+      </w:r>
+    </w:p>
+    <w:p>
+      <w:pPr/>
+      <w:r>
+        <w:rPr>
+          <w:lang w:val="zh_TW" w:bidi="zh_TW"/>
+        </w:rPr>
+      </w:r>
+      <w:r>
+        <w:rPr>
           <w:b/>
           <w:lang w:val="zh_TW" w:bidi="zh_TW"/>
         </w:rPr>
@@ -5602,6 +5896,20 @@
       </w:r>
       <w:r>
         <w:rPr>
+          <w:lang w:val="zh_TW" w:bidi="zh_TW"/>
+        </w:rPr>
+        <w:t>כָּל־עֲצֵ֤י הַ⁠שָּׂדֶה֙ יָבֵ֔שׁוּ</w:t>
+      </w:r>
+    </w:p>
+    <w:p>
+      <w:pPr/>
+      <w:r>
+        <w:rPr>
+          <w:lang w:val="zh_TW" w:bidi="zh_TW"/>
+        </w:rPr>
+      </w:r>
+      <w:r>
+        <w:rPr>
           <w:b/>
           <w:lang w:val="zh_TW" w:bidi="zh_TW"/>
         </w:rPr>
@@ -5685,6 +5993,20 @@
       </w:r>
       <w:r>
         <w:rPr>
+          <w:lang w:val="zh_TW" w:bidi="zh_TW"/>
+        </w:rPr>
+        <w:t>הֹבִ֥ישׁ שָׂשׂ֖וֹן מִן־בְּנֵ֥י אָדָֽם</w:t>
+      </w:r>
+    </w:p>
+    <w:p>
+      <w:pPr/>
+      <w:r>
+        <w:rPr>
+          <w:lang w:val="zh_TW" w:bidi="zh_TW"/>
+        </w:rPr>
+      </w:r>
+      <w:r>
+        <w:rPr>
           <w:b/>
           <w:lang w:val="zh_TW" w:bidi="zh_TW"/>
         </w:rPr>
@@ -6215,6 +6537,20 @@
       </w:r>
       <w:r>
         <w:rPr>
+          <w:lang w:val="zh_TW" w:bidi="zh_TW"/>
+        </w:rPr>
+        <w:t>נִמְנַ֛ע &amp; מִנְחָ֥ה וָ⁠נָֽסֶךְ</w:t>
+      </w:r>
+    </w:p>
+    <w:p>
+      <w:pPr/>
+      <w:r>
+        <w:rPr>
+          <w:lang w:val="zh_TW" w:bidi="zh_TW"/>
+        </w:rPr>
+      </w:r>
+      <w:r>
+        <w:rPr>
           <w:b/>
           <w:lang w:val="zh_TW" w:bidi="zh_TW"/>
         </w:rPr>
@@ -7077,6 +7413,20 @@
       </w:r>
       <w:r>
         <w:rPr>
+          <w:lang w:val="zh_TW" w:bidi="zh_TW"/>
+        </w:rPr>
+        <w:t>וּ⁠כְ⁠שֹׁ֖ד מִ⁠שַׁדַּ֥י יָבֽוֹא</w:t>
+      </w:r>
+    </w:p>
+    <w:p>
+      <w:pPr/>
+      <w:r>
+        <w:rPr>
+          <w:lang w:val="zh_TW" w:bidi="zh_TW"/>
+        </w:rPr>
+      </w:r>
+      <w:r>
+        <w:rPr>
           <w:b/>
           <w:lang w:val="zh_TW" w:bidi="zh_TW"/>
         </w:rPr>
@@ -7290,6 +7640,20 @@
       </w:r>
       <w:r>
         <w:rPr>
+          <w:lang w:val="zh_TW" w:bidi="zh_TW"/>
+        </w:rPr>
+        <w:t>הֲ⁠ל֛וֹא נֶ֥גֶד עֵינֵ֖י⁠נוּ אֹ֣כֶל נִכְרָ֑ת מִ⁠בֵּ֥ית אֱלֹהֵ֖י⁠נוּ שִׂמְחָ֥ה וָ⁠גִֽיל</w:t>
+      </w:r>
+    </w:p>
+    <w:p>
+      <w:pPr/>
+      <w:r>
+        <w:rPr>
+          <w:lang w:val="zh_TW" w:bidi="zh_TW"/>
+        </w:rPr>
+      </w:r>
+      <w:r>
+        <w:rPr>
           <w:b/>
           <w:lang w:val="zh_TW" w:bidi="zh_TW"/>
         </w:rPr>
@@ -7386,6 +7750,20 @@
       </w:r>
       <w:r>
         <w:rPr>
+          <w:lang w:val="zh_TW" w:bidi="zh_TW"/>
+        </w:rPr>
+        <w:t>הֲ⁠ל֛וֹא נֶ֥גֶד עֵינֵ֖י⁠נוּ אֹ֣כֶל נִכְרָ֑ת</w:t>
+      </w:r>
+    </w:p>
+    <w:p>
+      <w:pPr/>
+      <w:r>
+        <w:rPr>
+          <w:lang w:val="zh_TW" w:bidi="zh_TW"/>
+        </w:rPr>
+      </w:r>
+      <w:r>
+        <w:rPr>
           <w:b/>
           <w:lang w:val="zh_TW" w:bidi="zh_TW"/>
         </w:rPr>
@@ -7821,6 +8199,20 @@
       </w:r>
       <w:r>
         <w:rPr>
+          <w:lang w:val="zh_TW" w:bidi="zh_TW"/>
+        </w:rPr>
+        <w:t>נֶהֶרְס֖וּ מַמְּגֻר֑וֹת</w:t>
+      </w:r>
+    </w:p>
+    <w:p>
+      <w:pPr/>
+      <w:r>
+        <w:rPr>
+          <w:lang w:val="zh_TW" w:bidi="zh_TW"/>
+        </w:rPr>
+      </w:r>
+      <w:r>
+        <w:rPr>
           <w:b/>
           <w:lang w:val="zh_TW" w:bidi="zh_TW"/>
         </w:rPr>
@@ -8609,6 +9001,20 @@
       </w:r>
       <w:r>
         <w:rPr>
+          <w:lang w:val="zh_TW" w:bidi="zh_TW"/>
+        </w:rPr>
+        <w:t>אֵלֶ֥י⁠ךָ יְהוָ֖ה אֶקְרָ֑א</w:t>
+      </w:r>
+    </w:p>
+    <w:p>
+      <w:pPr/>
+      <w:r>
+        <w:rPr>
+          <w:lang w:val="zh_TW" w:bidi="zh_TW"/>
+        </w:rPr>
+      </w:r>
+      <w:r>
+        <w:rPr>
           <w:b/>
           <w:lang w:val="zh_TW" w:bidi="zh_TW"/>
         </w:rPr>
@@ -8692,6 +9098,20 @@
       </w:r>
       <w:r>
         <w:rPr>
+          <w:lang w:val="zh_TW" w:bidi="zh_TW"/>
+        </w:rPr>
+        <w:t>כִּ֣י אֵ֗שׁ אָֽכְלָה֙ נְא֣וֹת מִדְבָּ֔ר</w:t>
+      </w:r>
+    </w:p>
+    <w:p>
+      <w:pPr/>
+      <w:r>
+        <w:rPr>
+          <w:lang w:val="zh_TW" w:bidi="zh_TW"/>
+        </w:rPr>
+      </w:r>
+      <w:r>
+        <w:rPr>
           <w:b/>
           <w:lang w:val="zh_TW" w:bidi="zh_TW"/>
         </w:rPr>
@@ -8788,6 +9208,20 @@
       </w:r>
       <w:r>
         <w:rPr>
+          <w:lang w:val="zh_TW" w:bidi="zh_TW"/>
+        </w:rPr>
+        <w:t>וְ⁠לֶ֣הָבָ֔ה לִהֲטָ֖ה כָּל־עֲצֵ֥י הַ⁠שָּׂדֶֽה</w:t>
+      </w:r>
+    </w:p>
+    <w:p>
+      <w:pPr/>
+      <w:r>
+        <w:rPr>
+          <w:lang w:val="zh_TW" w:bidi="zh_TW"/>
+        </w:rPr>
+      </w:r>
+      <w:r>
+        <w:rPr>
           <w:b/>
           <w:lang w:val="zh_TW" w:bidi="zh_TW"/>
         </w:rPr>
@@ -8897,6 +9331,20 @@
       </w:r>
       <w:r>
         <w:rPr>
+          <w:lang w:val="zh_TW" w:bidi="zh_TW"/>
+        </w:rPr>
+        <w:t>וְ⁠לֶ֣הָבָ֔ה לִהֲטָ֖ה כָּל־עֲצֵ֥י הַ⁠שָּׂדֶֽה</w:t>
+      </w:r>
+    </w:p>
+    <w:p>
+      <w:pPr/>
+      <w:r>
+        <w:rPr>
+          <w:lang w:val="zh_TW" w:bidi="zh_TW"/>
+        </w:rPr>
+      </w:r>
+      <w:r>
+        <w:rPr>
           <w:b/>
           <w:lang w:val="zh_TW" w:bidi="zh_TW"/>
         </w:rPr>
@@ -9092,6 +9540,20 @@
         <w:rPr>
           <w:lang w:val="zh_TW" w:bidi="zh_TW"/>
         </w:rPr>
+      </w:r>
+    </w:p>
+    <w:p>
+      <w:pPr/>
+      <w:r>
+        <w:rPr>
+          <w:lang w:val="zh_TW" w:bidi="zh_TW"/>
+        </w:rPr>
+      </w:r>
+      <w:r>
+        <w:rPr>
+          <w:lang w:val="zh_TW" w:bidi="zh_TW"/>
+        </w:rPr>
+        <w:t>וְ⁠אֵ֕שׁ אָכְלָ֖ה נְא֥וֹת הַ⁠מִּדְבָּֽר</w:t>
       </w:r>
     </w:p>
     <w:p>
@@ -9204,6 +9666,20 @@
       </w:r>
       <w:r>
         <w:rPr>
+          <w:lang w:val="zh_TW" w:bidi="zh_TW"/>
+        </w:rPr>
+        <w:t>תִּקְע֨וּ שׁוֹפָ֜ר בְּ⁠צִיּ֗וֹן וְ⁠הָרִ֨יעוּ֙ בְּ⁠הַ֣ר קָדְשִׁ֔⁠י</w:t>
+      </w:r>
+    </w:p>
+    <w:p>
+      <w:pPr/>
+      <w:r>
+        <w:rPr>
+          <w:lang w:val="zh_TW" w:bidi="zh_TW"/>
+        </w:rPr>
+      </w:r>
+      <w:r>
+        <w:rPr>
           <w:b/>
           <w:lang w:val="zh_TW" w:bidi="zh_TW"/>
         </w:rPr>
@@ -9495,6 +9971,20 @@
       </w:r>
       <w:r>
         <w:rPr>
+          <w:lang w:val="zh_TW" w:bidi="zh_TW"/>
+        </w:rPr>
+        <w:t>בְּ⁠הַ֣ר קָדְשִׁ֔⁠י</w:t>
+      </w:r>
+    </w:p>
+    <w:p>
+      <w:pPr/>
+      <w:r>
+        <w:rPr>
+          <w:lang w:val="zh_TW" w:bidi="zh_TW"/>
+        </w:rPr>
+      </w:r>
+      <w:r>
+        <w:rPr>
           <w:b/>
           <w:lang w:val="zh_TW" w:bidi="zh_TW"/>
         </w:rPr>
@@ -9718,6 +10208,20 @@
         <w:rPr>
           <w:lang w:val="zh_TW" w:bidi="zh_TW"/>
         </w:rPr>
+      </w:r>
+    </w:p>
+    <w:p>
+      <w:pPr/>
+      <w:r>
+        <w:rPr>
+          <w:lang w:val="zh_TW" w:bidi="zh_TW"/>
+        </w:rPr>
+      </w:r>
+      <w:r>
+        <w:rPr>
+          <w:lang w:val="zh_TW" w:bidi="zh_TW"/>
+        </w:rPr>
+        <w:t>יוֹם־יְהוָ֖ה</w:t>
       </w:r>
     </w:p>
     <w:p>
@@ -9830,6 +10334,20 @@
       </w:r>
       <w:r>
         <w:rPr>
+          <w:lang w:val="zh_TW" w:bidi="zh_TW"/>
+        </w:rPr>
+        <w:t>י֧וֹם חֹ֣שֶׁךְ וַ⁠אֲפֵלָ֗ה י֤וֹם עָנָן֙ וַ⁠עֲרָפֶ֔ל</w:t>
+      </w:r>
+    </w:p>
+    <w:p>
+      <w:pPr/>
+      <w:r>
+        <w:rPr>
+          <w:lang w:val="zh_TW" w:bidi="zh_TW"/>
+        </w:rPr>
+      </w:r>
+      <w:r>
+        <w:rPr>
           <w:b/>
           <w:lang w:val="zh_TW" w:bidi="zh_TW"/>
         </w:rPr>
@@ -10257,6 +10775,20 @@
       </w:r>
       <w:r>
         <w:rPr>
+          <w:lang w:val="zh_TW" w:bidi="zh_TW"/>
+        </w:rPr>
+        <w:t>כְּ⁠שַׁ֖חַר פָּרֻ֣שׂ עַל־הֶֽ⁠הָרִ֑ים</w:t>
+      </w:r>
+    </w:p>
+    <w:p>
+      <w:pPr/>
+      <w:r>
+        <w:rPr>
+          <w:lang w:val="zh_TW" w:bidi="zh_TW"/>
+        </w:rPr>
+      </w:r>
+      <w:r>
+        <w:rPr>
           <w:b/>
           <w:lang w:val="zh_TW" w:bidi="zh_TW"/>
         </w:rPr>
@@ -10692,6 +11224,20 @@
       </w:r>
       <w:r>
         <w:rPr>
+          <w:lang w:val="zh_TW" w:bidi="zh_TW"/>
+        </w:rPr>
+        <w:t>כָּמֹ֗⁠הוּ לֹ֤א נִֽהְיָה֙ מִן־הָ֣⁠עוֹלָ֔ם וְ⁠אַֽחֲרָי⁠ו֙ לֹ֣א יוֹסֵ֔ף עַד־שְׁנֵ֖י דּ֥וֹר וָ⁠דֽוֹר</w:t>
+      </w:r>
+    </w:p>
+    <w:p>
+      <w:pPr/>
+      <w:r>
+        <w:rPr>
+          <w:lang w:val="zh_TW" w:bidi="zh_TW"/>
+        </w:rPr>
+      </w:r>
+      <w:r>
+        <w:rPr>
           <w:b/>
           <w:lang w:val="zh_TW" w:bidi="zh_TW"/>
         </w:rPr>
@@ -10775,6 +11321,20 @@
       </w:r>
       <w:r>
         <w:rPr>
+          <w:lang w:val="zh_TW" w:bidi="zh_TW"/>
+        </w:rPr>
+        <w:t>עַד־שְׁנֵ֖י דּ֥וֹר וָ⁠דֽוֹר</w:t>
+      </w:r>
+    </w:p>
+    <w:p>
+      <w:pPr/>
+      <w:r>
+        <w:rPr>
+          <w:lang w:val="zh_TW" w:bidi="zh_TW"/>
+        </w:rPr>
+      </w:r>
+      <w:r>
+        <w:rPr>
           <w:b/>
           <w:lang w:val="zh_TW" w:bidi="zh_TW"/>
         </w:rPr>
@@ -10858,6 +11418,20 @@
       </w:r>
       <w:r>
         <w:rPr>
+          <w:lang w:val="zh_TW" w:bidi="zh_TW"/>
+        </w:rPr>
+        <w:t>לְ⁠פָנָי⁠ו֙ אָ֣כְלָה אֵ֔שׁ וְ⁠אַחֲרָ֖י⁠ו תְּלַהֵ֣ט לֶֽהָבָ֑ה כְּ⁠גַן־עֵ֨דֶן הָ⁠אָ֜רֶץ לְ⁠פָנָ֗י⁠ו וְ⁠אַֽחֲרָי⁠ו֙ מִדְבַּ֣ר שְׁמָמָ֔ה וְ⁠גַם־פְּלֵיטָ֖ה לֹא־הָ֥יְתָה לּֽ⁠וֹ</w:t>
+      </w:r>
+    </w:p>
+    <w:p>
+      <w:pPr/>
+      <w:r>
+        <w:rPr>
+          <w:lang w:val="zh_TW" w:bidi="zh_TW"/>
+        </w:rPr>
+      </w:r>
+      <w:r>
+        <w:rPr>
           <w:b/>
           <w:lang w:val="zh_TW" w:bidi="zh_TW"/>
         </w:rPr>
@@ -11118,6 +11692,20 @@
       </w:r>
       <w:r>
         <w:rPr>
+          <w:lang w:val="zh_TW" w:bidi="zh_TW"/>
+        </w:rPr>
+        <w:t>לְ⁠פָנָי⁠ו֙ אָ֣כְלָה אֵ֔שׁ</w:t>
+      </w:r>
+    </w:p>
+    <w:p>
+      <w:pPr/>
+      <w:r>
+        <w:rPr>
+          <w:lang w:val="zh_TW" w:bidi="zh_TW"/>
+        </w:rPr>
+      </w:r>
+      <w:r>
+        <w:rPr>
           <w:b/>
           <w:lang w:val="zh_TW" w:bidi="zh_TW"/>
         </w:rPr>
@@ -11311,6 +11899,20 @@
       </w:r>
       <w:r>
         <w:rPr>
+          <w:lang w:val="zh_TW" w:bidi="zh_TW"/>
+        </w:rPr>
+        <w:t>מִדְבַּ֣ר שְׁמָמָ֔ה</w:t>
+      </w:r>
+    </w:p>
+    <w:p>
+      <w:pPr/>
+      <w:r>
+        <w:rPr>
+          <w:lang w:val="zh_TW" w:bidi="zh_TW"/>
+        </w:rPr>
+      </w:r>
+      <w:r>
+        <w:rPr>
           <w:b/>
           <w:lang w:val="zh_TW" w:bidi="zh_TW"/>
         </w:rPr>
@@ -11435,6 +12037,20 @@
       </w:r>
       <w:r>
         <w:rPr>
+          <w:lang w:val="zh_TW" w:bidi="zh_TW"/>
+        </w:rPr>
+        <w:t>וְ⁠גַם־פְּלֵיטָ֖ה לֹא־הָ֥יְתָה לּֽ⁠וֹ</w:t>
+      </w:r>
+    </w:p>
+    <w:p>
+      <w:pPr/>
+      <w:r>
+        <w:rPr>
+          <w:lang w:val="zh_TW" w:bidi="zh_TW"/>
+        </w:rPr>
+      </w:r>
+      <w:r>
+        <w:rPr>
           <w:b/>
           <w:lang w:val="zh_TW" w:bidi="zh_TW"/>
         </w:rPr>
@@ -11628,6 +12244,20 @@
       </w:r>
       <w:r>
         <w:rPr>
+          <w:lang w:val="zh_TW" w:bidi="zh_TW"/>
+        </w:rPr>
+        <w:t>כְּ⁠מַרְאֵ֥ה סוּסִ֖ים מַרְאֵ֑⁠הוּ</w:t>
+      </w:r>
+    </w:p>
+    <w:p>
+      <w:pPr/>
+      <w:r>
+        <w:rPr>
+          <w:lang w:val="zh_TW" w:bidi="zh_TW"/>
+        </w:rPr>
+      </w:r>
+      <w:r>
+        <w:rPr>
           <w:b/>
           <w:lang w:val="zh_TW" w:bidi="zh_TW"/>
         </w:rPr>
@@ -11711,6 +12341,20 @@
       </w:r>
       <w:r>
         <w:rPr>
+          <w:lang w:val="zh_TW" w:bidi="zh_TW"/>
+        </w:rPr>
+        <w:t>כְּ⁠מַרְאֵ֥ה &amp; מַרְאֵ֑⁠הוּ</w:t>
+      </w:r>
+    </w:p>
+    <w:p>
+      <w:pPr/>
+      <w:r>
+        <w:rPr>
+          <w:lang w:val="zh_TW" w:bidi="zh_TW"/>
+        </w:rPr>
+      </w:r>
+      <w:r>
+        <w:rPr>
           <w:b/>
           <w:lang w:val="zh_TW" w:bidi="zh_TW"/>
         </w:rPr>
@@ -11891,6 +12535,20 @@
       </w:r>
       <w:r>
         <w:rPr>
+          <w:lang w:val="zh_TW" w:bidi="zh_TW"/>
+        </w:rPr>
+        <w:t>כְּ⁠ק֣וֹל מַרְכָּב֗וֹת עַל־רָאשֵׁ֤י הֶֽ⁠הָרִים֙ יְרַקֵּד֔וּ⁠ן</w:t>
+      </w:r>
+    </w:p>
+    <w:p>
+      <w:pPr/>
+      <w:r>
+        <w:rPr>
+          <w:lang w:val="zh_TW" w:bidi="zh_TW"/>
+        </w:rPr>
+      </w:r>
+      <w:r>
+        <w:rPr>
           <w:b/>
           <w:lang w:val="zh_TW" w:bidi="zh_TW"/>
         </w:rPr>
@@ -12071,6 +12729,20 @@
       </w:r>
       <w:r>
         <w:rPr>
+          <w:lang w:val="zh_TW" w:bidi="zh_TW"/>
+        </w:rPr>
+        <w:t>כְּ⁠עַ֣ם עָצ֔וּם עֱר֖וּךְ מִלְחָמָֽה</w:t>
+      </w:r>
+    </w:p>
+    <w:p>
+      <w:pPr/>
+      <w:r>
+        <w:rPr>
+          <w:lang w:val="zh_TW" w:bidi="zh_TW"/>
+        </w:rPr>
+      </w:r>
+      <w:r>
+        <w:rPr>
           <w:b/>
           <w:lang w:val="zh_TW" w:bidi="zh_TW"/>
         </w:rPr>
@@ -13338,6 +14010,20 @@
       </w:r>
       <w:r>
         <w:rPr>
+          <w:lang w:val="zh_TW" w:bidi="zh_TW"/>
+        </w:rPr>
+        <w:t>וְ⁠לֹ֥א יְעַבְּט֖וּ⁠ן אֹרְחוֹתָֽ⁠ם</w:t>
+      </w:r>
+    </w:p>
+    <w:p>
+      <w:pPr/>
+      <w:r>
+        <w:rPr>
+          <w:lang w:val="zh_TW" w:bidi="zh_TW"/>
+        </w:rPr>
+      </w:r>
+      <w:r>
+        <w:rPr>
           <w:b/>
           <w:lang w:val="zh_TW" w:bidi="zh_TW"/>
         </w:rPr>
@@ -13723,6 +14409,20 @@
       </w:r>
       <w:r>
         <w:rPr>
+          <w:lang w:val="zh_TW" w:bidi="zh_TW"/>
+        </w:rPr>
+        <w:t>וּ⁠בְעַ֥ד הַ⁠שֶּׁ֛לַח יִפֹּ֖לוּ לֹ֥א יִבְצָֽעוּ</w:t>
+      </w:r>
+    </w:p>
+    <w:p>
+      <w:pPr/>
+      <w:r>
+        <w:rPr>
+          <w:lang w:val="zh_TW" w:bidi="zh_TW"/>
+        </w:rPr>
+      </w:r>
+      <w:r>
+        <w:rPr>
           <w:b/>
           <w:lang w:val="zh_TW" w:bidi="zh_TW"/>
         </w:rPr>
@@ -13806,6 +14506,20 @@
       </w:r>
       <w:r>
         <w:rPr>
+          <w:lang w:val="zh_TW" w:bidi="zh_TW"/>
+        </w:rPr>
+        <w:t>בָּ⁠עִ֣יר יָשֹׁ֗קּוּ בַּֽ⁠חוֹמָה֙ יְרֻצ֔וּ⁠ן בַּ⁠בָּתִּ֖ים יַעֲל֑וּ בְּעַ֧ד הַ⁠חַלּוֹנִ֛ים יָבֹ֖אוּ כַּ⁠גַּנָּֽב</w:t>
+      </w:r>
+    </w:p>
+    <w:p>
+      <w:pPr/>
+      <w:r>
+        <w:rPr>
+          <w:lang w:val="zh_TW" w:bidi="zh_TW"/>
+        </w:rPr>
+      </w:r>
+      <w:r>
+        <w:rPr>
           <w:b/>
           <w:lang w:val="zh_TW" w:bidi="zh_TW"/>
         </w:rPr>
@@ -14827,6 +15541,20 @@
       </w:r>
       <w:r>
         <w:rPr>
+          <w:lang w:val="zh_TW" w:bidi="zh_TW"/>
+        </w:rPr>
+        <w:t>כִּֽי־גָד֧וֹל יוֹם־יְהוָ֛ה וְ⁠נוֹרָ֥א מְאֹ֖ד וּ⁠מִ֥י יְכִילֶֽ⁠נּוּ</w:t>
+      </w:r>
+    </w:p>
+    <w:p>
+      <w:pPr/>
+      <w:r>
+        <w:rPr>
+          <w:lang w:val="zh_TW" w:bidi="zh_TW"/>
+        </w:rPr>
+      </w:r>
+      <w:r>
+        <w:rPr>
           <w:b/>
           <w:lang w:val="zh_TW" w:bidi="zh_TW"/>
         </w:rPr>
@@ -14911,6 +15639,20 @@
         <w:rPr>
           <w:lang w:val="zh_TW" w:bidi="zh_TW"/>
         </w:rPr>
+      </w:r>
+    </w:p>
+    <w:p>
+      <w:pPr/>
+      <w:r>
+        <w:rPr>
+          <w:lang w:val="zh_TW" w:bidi="zh_TW"/>
+        </w:rPr>
+      </w:r>
+      <w:r>
+        <w:rPr>
+          <w:lang w:val="zh_TW" w:bidi="zh_TW"/>
+        </w:rPr>
+        <w:t>יוֹם־יְהוָ֛ה</w:t>
       </w:r>
     </w:p>
     <w:p>
@@ -15023,6 +15765,20 @@
       </w:r>
       <w:r>
         <w:rPr>
+          <w:lang w:val="zh_TW" w:bidi="zh_TW"/>
+        </w:rPr>
+        <w:t>וְ⁠גַם־עַתָּה֙ נְאֻם־יְהוָ֔ה שֻׁ֥בוּ עָדַ֖⁠י</w:t>
+      </w:r>
+    </w:p>
+    <w:p>
+      <w:pPr/>
+      <w:r>
+        <w:rPr>
+          <w:lang w:val="zh_TW" w:bidi="zh_TW"/>
+        </w:rPr>
+      </w:r>
+      <w:r>
+        <w:rPr>
           <w:b/>
           <w:lang w:val="zh_TW" w:bidi="zh_TW"/>
         </w:rPr>
@@ -15573,6 +16329,20 @@
       </w:r>
       <w:r>
         <w:rPr>
+          <w:lang w:val="zh_TW" w:bidi="zh_TW"/>
+        </w:rPr>
+        <w:t>וְ⁠קִרְע֤וּ לְבַבְ⁠כֶם֙ וְ⁠אַל־בִּגְדֵי⁠כֶ֔ם וְ⁠שׁ֖וּבוּ אֶל־יְהוָ֣ה אֱלֹֽהֵי⁠כֶ֑ם</w:t>
+      </w:r>
+    </w:p>
+    <w:p>
+      <w:pPr/>
+      <w:r>
+        <w:rPr>
+          <w:lang w:val="zh_TW" w:bidi="zh_TW"/>
+        </w:rPr>
+      </w:r>
+      <w:r>
+        <w:rPr>
           <w:b/>
           <w:lang w:val="zh_TW" w:bidi="zh_TW"/>
         </w:rPr>
@@ -15904,6 +16674,20 @@
       </w:r>
       <w:r>
         <w:rPr>
+          <w:lang w:val="zh_TW" w:bidi="zh_TW"/>
+        </w:rPr>
+        <w:t>מִ֥י יוֹדֵ֖עַ יָשׁ֣וּב וְ⁠נִחָ֑ם וְ⁠הִשְׁאִ֤יר אַֽחֲרָי⁠ו֙ בְּרָכָ֔ה</w:t>
+      </w:r>
+    </w:p>
+    <w:p>
+      <w:pPr/>
+      <w:r>
+        <w:rPr>
+          <w:lang w:val="zh_TW" w:bidi="zh_TW"/>
+        </w:rPr>
+      </w:r>
+      <w:r>
+        <w:rPr>
           <w:b/>
           <w:lang w:val="zh_TW" w:bidi="zh_TW"/>
         </w:rPr>
@@ -16462,6 +17246,20 @@
       </w:r>
       <w:r>
         <w:rPr>
+          <w:lang w:val="zh_TW" w:bidi="zh_TW"/>
+        </w:rPr>
+        <w:t>קַדְּשׁוּ־צ֖וֹם קִרְא֥וּ עֲצָרָֽה</w:t>
+      </w:r>
+    </w:p>
+    <w:p>
+      <w:pPr/>
+      <w:r>
+        <w:rPr>
+          <w:lang w:val="zh_TW" w:bidi="zh_TW"/>
+        </w:rPr>
+      </w:r>
+      <w:r>
+        <w:rPr>
           <w:b/>
           <w:lang w:val="zh_TW" w:bidi="zh_TW"/>
         </w:rPr>
@@ -16545,6 +17343,20 @@
       </w:r>
       <w:r>
         <w:rPr>
+          <w:lang w:val="zh_TW" w:bidi="zh_TW"/>
+        </w:rPr>
+        <w:t>קִבְצ֣וּ זְקֵנִ֔ים אִסְפוּ֙ עֽוֹלָלִ֔ים וְ⁠יֹנְקֵ֖י שָׁדָ֑יִם</w:t>
+      </w:r>
+    </w:p>
+    <w:p>
+      <w:pPr/>
+      <w:r>
+        <w:rPr>
+          <w:lang w:val="zh_TW" w:bidi="zh_TW"/>
+        </w:rPr>
+      </w:r>
+      <w:r>
+        <w:rPr>
           <w:b/>
           <w:lang w:val="zh_TW" w:bidi="zh_TW"/>
         </w:rPr>
@@ -16628,6 +17440,20 @@
       </w:r>
       <w:r>
         <w:rPr>
+          <w:lang w:val="zh_TW" w:bidi="zh_TW"/>
+        </w:rPr>
+        <w:t>יֵצֵ֤א חָתָן֙ מֵֽ⁠חֶדְר֔⁠וֹ וְ⁠כַלָּ֖ה מֵ⁠חֻפָּתָֽ⁠הּ</w:t>
+      </w:r>
+    </w:p>
+    <w:p>
+      <w:pPr/>
+      <w:r>
+        <w:rPr>
+          <w:lang w:val="zh_TW" w:bidi="zh_TW"/>
+        </w:rPr>
+      </w:r>
+      <w:r>
+        <w:rPr>
           <w:b/>
           <w:lang w:val="zh_TW" w:bidi="zh_TW"/>
         </w:rPr>
@@ -16808,6 +17634,20 @@
       </w:r>
       <w:r>
         <w:rPr>
+          <w:lang w:val="zh_TW" w:bidi="zh_TW"/>
+        </w:rPr>
+        <w:t>וְ⁠אַל־תִּתֵּ֨ן נַחֲלָתְ⁠ךָ֤ לְ⁠חֶרְפָּה֙</w:t>
+      </w:r>
+    </w:p>
+    <w:p>
+      <w:pPr/>
+      <w:r>
+        <w:rPr>
+          <w:lang w:val="zh_TW" w:bidi="zh_TW"/>
+        </w:rPr>
+      </w:r>
+      <w:r>
+        <w:rPr>
           <w:b/>
           <w:lang w:val="zh_TW" w:bidi="zh_TW"/>
         </w:rPr>
@@ -17110,6 +17950,20 @@
       </w:r>
       <w:r>
         <w:rPr>
+          <w:lang w:val="zh_TW" w:bidi="zh_TW"/>
+        </w:rPr>
+        <w:t>לָ֚⁠מָּה יֹאמְר֣וּ בָֽ⁠עַמִּ֔ים אַיֵּ֖ה אֱלֹהֵי⁠הֶֽם</w:t>
+      </w:r>
+    </w:p>
+    <w:p>
+      <w:pPr/>
+      <w:r>
+        <w:rPr>
+          <w:lang w:val="zh_TW" w:bidi="zh_TW"/>
+        </w:rPr>
+      </w:r>
+      <w:r>
+        <w:rPr>
           <w:b/>
           <w:lang w:val="zh_TW" w:bidi="zh_TW"/>
         </w:rPr>
@@ -17944,6 +18798,20 @@
       </w:r>
       <w:r>
         <w:rPr>
+          <w:lang w:val="zh_TW" w:bidi="zh_TW"/>
+        </w:rPr>
+        <w:t>הִנְ⁠נִ֨י שֹׁלֵ֤חַ לָ⁠כֶם֙ אֶת־הַ⁠דָּגָן֙ וְ⁠הַ⁠תִּיר֣וֹשׁ וְ⁠הַ⁠יִּצְהָ֔ר</w:t>
+      </w:r>
+    </w:p>
+    <w:p>
+      <w:pPr/>
+      <w:r>
+        <w:rPr>
+          <w:lang w:val="zh_TW" w:bidi="zh_TW"/>
+        </w:rPr>
+      </w:r>
+      <w:r>
+        <w:rPr>
           <w:b/>
           <w:lang w:val="zh_TW" w:bidi="zh_TW"/>
         </w:rPr>
@@ -18314,6 +19182,20 @@
       </w:r>
       <w:r>
         <w:rPr>
+          <w:lang w:val="zh_TW" w:bidi="zh_TW"/>
+        </w:rPr>
+        <w:t>וְ⁠לֹא־אֶתֵּ֨ן אֶתְ⁠כֶ֥ם ע֛וֹד חֶרְפָּ֖ה בַּ⁠גּוֹיִֽם</w:t>
+      </w:r>
+    </w:p>
+    <w:p>
+      <w:pPr/>
+      <w:r>
+        <w:rPr>
+          <w:lang w:val="zh_TW" w:bidi="zh_TW"/>
+        </w:rPr>
+      </w:r>
+      <w:r>
+        <w:rPr>
           <w:b/>
           <w:lang w:val="zh_TW" w:bidi="zh_TW"/>
         </w:rPr>
@@ -18548,6 +19430,20 @@
       </w:r>
       <w:r>
         <w:rPr>
+          <w:lang w:val="zh_TW" w:bidi="zh_TW"/>
+        </w:rPr>
+        <w:t>אֶ֣רֶץ צִיָּ֣ה וּ⁠שְׁמָמָה֒</w:t>
+      </w:r>
+    </w:p>
+    <w:p>
+      <w:pPr/>
+      <w:r>
+        <w:rPr>
+          <w:lang w:val="zh_TW" w:bidi="zh_TW"/>
+        </w:rPr>
+      </w:r>
+      <w:r>
+        <w:rPr>
           <w:b/>
           <w:lang w:val="zh_TW" w:bidi="zh_TW"/>
         </w:rPr>
@@ -18802,6 +19698,20 @@
       </w:r>
       <w:r>
         <w:rPr>
+          <w:lang w:val="zh_TW" w:bidi="zh_TW"/>
+        </w:rPr>
+        <w:t>אֶל &amp; אֶת־פָּנָ֗י⁠ו אֶל־הַ⁠יָּם֙ הַ⁠קַּדְמֹנִ֔י וְ⁠סֹפ֖⁠וֹ אֶל־הַ⁠יָּ֣ם הָ⁠אַֽחֲר֑וֹן</w:t>
+      </w:r>
+    </w:p>
+    <w:p>
+      <w:pPr/>
+      <w:r>
+        <w:rPr>
+          <w:lang w:val="zh_TW" w:bidi="zh_TW"/>
+        </w:rPr>
+      </w:r>
+      <w:r>
+        <w:rPr>
           <w:b/>
           <w:lang w:val="zh_TW" w:bidi="zh_TW"/>
         </w:rPr>
@@ -18945,6 +19855,20 @@
       </w:r>
       <w:r>
         <w:rPr>
+          <w:lang w:val="zh_TW" w:bidi="zh_TW"/>
+        </w:rPr>
+        <w:t>אֶל &amp; אֶת־פָּנָ֗י⁠ו אֶל־הַ⁠יָּם֙ הַ⁠קַּדְמֹנִ֔י וְ⁠סֹפ֖⁠וֹ אֶל־הַ⁠יָּ֣ם הָ⁠אַֽחֲר֑וֹן</w:t>
+      </w:r>
+    </w:p>
+    <w:p>
+      <w:pPr/>
+      <w:r>
+        <w:rPr>
+          <w:lang w:val="zh_TW" w:bidi="zh_TW"/>
+        </w:rPr>
+      </w:r>
+      <w:r>
+        <w:rPr>
           <w:b/>
           <w:lang w:val="zh_TW" w:bidi="zh_TW"/>
         </w:rPr>
@@ -19929,6 +20853,20 @@
       </w:r>
       <w:r>
         <w:rPr>
+          <w:lang w:val="zh_TW" w:bidi="zh_TW"/>
+        </w:rPr>
+        <w:t>דָשְׁא֖וּ נְא֣וֹת מִדְבָּ֑ר כִּֽי־עֵץ֙ נָשָׂ֣א פִרְי֔⁠וֹ תְּאֵנָ֥ה וָ⁠גֶ֖פֶן נָתְנ֥וּ חֵילָֽ⁠ם</w:t>
+      </w:r>
+    </w:p>
+    <w:p>
+      <w:pPr/>
+      <w:r>
+        <w:rPr>
+          <w:lang w:val="zh_TW" w:bidi="zh_TW"/>
+        </w:rPr>
+      </w:r>
+      <w:r>
+        <w:rPr>
           <w:b/>
           <w:lang w:val="zh_TW" w:bidi="zh_TW"/>
         </w:rPr>
@@ -20012,6 +20950,20 @@
       </w:r>
       <w:r>
         <w:rPr>
+          <w:lang w:val="zh_TW" w:bidi="zh_TW"/>
+        </w:rPr>
+        <w:t>עֵץ֙ נָשָׂ֣א פִרְי֔⁠וֹ תְּאֵנָ֥ה וָ⁠גֶ֖פֶן נָתְנ֥וּ חֵילָֽ⁠ם</w:t>
+      </w:r>
+    </w:p>
+    <w:p>
+      <w:pPr/>
+      <w:r>
+        <w:rPr>
+          <w:lang w:val="zh_TW" w:bidi="zh_TW"/>
+        </w:rPr>
+      </w:r>
+      <w:r>
+        <w:rPr>
           <w:b/>
           <w:lang w:val="zh_TW" w:bidi="zh_TW"/>
         </w:rPr>
@@ -20464,6 +21416,20 @@
       </w:r>
       <w:r>
         <w:rPr>
+          <w:lang w:val="zh_TW" w:bidi="zh_TW"/>
+        </w:rPr>
+        <w:t>נָתַ֥ן לָ⁠כֶ֛ם אֶת־הַ⁠מּוֹרֶ֖ה לִ⁠צְדָקָ֑ה וַ⁠יּ֣וֹרֶד לָ⁠כֶ֗ם גֶּ֛שֶׁם</w:t>
+      </w:r>
+    </w:p>
+    <w:p>
+      <w:pPr/>
+      <w:r>
+        <w:rPr>
+          <w:lang w:val="zh_TW" w:bidi="zh_TW"/>
+        </w:rPr>
+      </w:r>
+      <w:r>
+        <w:rPr>
           <w:b/>
           <w:lang w:val="zh_TW" w:bidi="zh_TW"/>
         </w:rPr>
@@ -21056,6 +22022,20 @@
       </w:r>
       <w:r>
         <w:rPr>
+          <w:lang w:val="zh_TW" w:bidi="zh_TW"/>
+        </w:rPr>
+        <w:t>וְ⁠הֵשִׁ֥יקוּ הַ⁠יְקָבִ֖ים תִּיר֥וֹשׁ וְ⁠יִצְהָֽר</w:t>
+      </w:r>
+    </w:p>
+    <w:p>
+      <w:pPr/>
+      <w:r>
+        <w:rPr>
+          <w:lang w:val="zh_TW" w:bidi="zh_TW"/>
+        </w:rPr>
+      </w:r>
+      <w:r>
+        <w:rPr>
           <w:b/>
           <w:lang w:val="zh_TW" w:bidi="zh_TW"/>
         </w:rPr>
@@ -21920,6 +22900,20 @@
       </w:r>
       <w:r>
         <w:rPr>
+          <w:lang w:val="zh_TW" w:bidi="zh_TW"/>
+        </w:rPr>
+        <w:t>וְ⁠לֹא־יֵבֹ֥שׁוּ עַמִּ֖⁠י לְ⁠עוֹלָֽם</w:t>
+      </w:r>
+    </w:p>
+    <w:p>
+      <w:pPr/>
+      <w:r>
+        <w:rPr>
+          <w:lang w:val="zh_TW" w:bidi="zh_TW"/>
+        </w:rPr>
+      </w:r>
+      <w:r>
+        <w:rPr>
           <w:b/>
           <w:lang w:val="zh_TW" w:bidi="zh_TW"/>
         </w:rPr>
@@ -22126,6 +23120,20 @@
       </w:r>
       <w:r>
         <w:rPr>
+          <w:lang w:val="zh_TW" w:bidi="zh_TW"/>
+        </w:rPr>
+        <w:t>וְ⁠לֹא־יֵבֹ֥שׁוּ עַמִּ֖⁠י לְ⁠עוֹלָֽם</w:t>
+      </w:r>
+    </w:p>
+    <w:p>
+      <w:pPr/>
+      <w:r>
+        <w:rPr>
+          <w:lang w:val="zh_TW" w:bidi="zh_TW"/>
+        </w:rPr>
+      </w:r>
+      <w:r>
+        <w:rPr>
           <w:b/>
           <w:lang w:val="zh_TW" w:bidi="zh_TW"/>
         </w:rPr>
@@ -22636,6 +23644,20 @@
       </w:r>
       <w:r>
         <w:rPr>
+          <w:lang w:val="zh_TW" w:bidi="zh_TW"/>
+        </w:rPr>
+        <w:t>וְ⁠נִבְּא֖וּ בְּנֵי⁠כֶ֣ם וּ⁠בְנֽוֹתֵי⁠כֶ֑ם</w:t>
+      </w:r>
+    </w:p>
+    <w:p>
+      <w:pPr/>
+      <w:r>
+        <w:rPr>
+          <w:lang w:val="zh_TW" w:bidi="zh_TW"/>
+        </w:rPr>
+      </w:r>
+      <w:r>
+        <w:rPr>
           <w:b/>
           <w:lang w:val="zh_TW" w:bidi="zh_TW"/>
         </w:rPr>
@@ -22719,6 +23741,20 @@
       </w:r>
       <w:r>
         <w:rPr>
+          <w:lang w:val="zh_TW" w:bidi="zh_TW"/>
+        </w:rPr>
+        <w:t>זִקְנֵי⁠כֶם֙ חֲלֹמ֣וֹת יַחֲלֹמ֔וּ⁠ן בַּח֣וּרֵי⁠כֶ֔ם חֶזְיֹנ֖וֹת יִרְאֽוּ</w:t>
+      </w:r>
+    </w:p>
+    <w:p>
+      <w:pPr/>
+      <w:r>
+        <w:rPr>
+          <w:lang w:val="zh_TW" w:bidi="zh_TW"/>
+        </w:rPr>
+      </w:r>
+      <w:r>
+        <w:rPr>
           <w:b/>
           <w:lang w:val="zh_TW" w:bidi="zh_TW"/>
         </w:rPr>
@@ -23108,6 +24144,20 @@
         <w:rPr>
           <w:lang w:val="zh_TW" w:bidi="zh_TW"/>
         </w:rPr>
+      </w:r>
+    </w:p>
+    <w:p>
+      <w:pPr/>
+      <w:r>
+        <w:rPr>
+          <w:lang w:val="zh_TW" w:bidi="zh_TW"/>
+        </w:rPr>
+      </w:r>
+      <w:r>
+        <w:rPr>
+          <w:lang w:val="zh_TW" w:bidi="zh_TW"/>
+        </w:rPr>
+        <w:t>אֶשְׁפּ֖וֹךְ אֶת־רוּחִֽ⁠י</w:t>
       </w:r>
     </w:p>
     <w:p>
@@ -23316,6 +24366,20 @@
       </w:r>
       <w:r>
         <w:rPr>
+          <w:lang w:val="zh_TW" w:bidi="zh_TW"/>
+        </w:rPr>
+        <w:t>הַ⁠שֶּׁ֨מֶשׁ֙ יֵהָפֵ֣ךְ לְ⁠חֹ֔שֶׁךְ וְ⁠הַ⁠יָּרֵ֖חַ לְ⁠דָ֑ם</w:t>
+      </w:r>
+    </w:p>
+    <w:p>
+      <w:pPr/>
+      <w:r>
+        <w:rPr>
+          <w:lang w:val="zh_TW" w:bidi="zh_TW"/>
+        </w:rPr>
+      </w:r>
+      <w:r>
+        <w:rPr>
           <w:b/>
           <w:lang w:val="zh_TW" w:bidi="zh_TW"/>
         </w:rPr>
@@ -23399,6 +24463,20 @@
       </w:r>
       <w:r>
         <w:rPr>
+          <w:lang w:val="zh_TW" w:bidi="zh_TW"/>
+        </w:rPr>
+        <w:t>הַ⁠שֶּׁ֨מֶשׁ֙ יֵהָפֵ֣ךְ לְ⁠חֹ֔שֶׁךְ וְ⁠הַ⁠יָּרֵ֖חַ לְ⁠דָ֑ם</w:t>
+      </w:r>
+    </w:p>
+    <w:p>
+      <w:pPr/>
+      <w:r>
+        <w:rPr>
+          <w:lang w:val="zh_TW" w:bidi="zh_TW"/>
+        </w:rPr>
+      </w:r>
+      <w:r>
+        <w:rPr>
           <w:b/>
           <w:lang w:val="zh_TW" w:bidi="zh_TW"/>
         </w:rPr>
@@ -23607,6 +24685,20 @@
       </w:r>
       <w:r>
         <w:rPr>
+          <w:lang w:val="zh_TW" w:bidi="zh_TW"/>
+        </w:rPr>
+        <w:t>לִ⁠פְנֵ֗י בּ֚וֹא י֣וֹם יְהוָ֔ה הַ⁠גָּד֖וֹל וְ⁠הַ⁠נּוֹרָֽא</w:t>
+      </w:r>
+    </w:p>
+    <w:p>
+      <w:pPr/>
+      <w:r>
+        <w:rPr>
+          <w:lang w:val="zh_TW" w:bidi="zh_TW"/>
+        </w:rPr>
+      </w:r>
+      <w:r>
+        <w:rPr>
           <w:b/>
           <w:lang w:val="zh_TW" w:bidi="zh_TW"/>
         </w:rPr>
@@ -23703,6 +24795,20 @@
       </w:r>
       <w:r>
         <w:rPr>
+          <w:lang w:val="zh_TW" w:bidi="zh_TW"/>
+        </w:rPr>
+        <w:t>י֣וֹם יְהוָ֔ה הַ⁠גָּד֖וֹל וְ⁠הַ⁠נּוֹרָֽא</w:t>
+      </w:r>
+    </w:p>
+    <w:p>
+      <w:pPr/>
+      <w:r>
+        <w:rPr>
+          <w:lang w:val="zh_TW" w:bidi="zh_TW"/>
+        </w:rPr>
+      </w:r>
+      <w:r>
+        <w:rPr>
           <w:b/>
           <w:lang w:val="zh_TW" w:bidi="zh_TW"/>
         </w:rPr>
@@ -23775,6 +24881,20 @@
         <w:rPr>
           <w:lang w:val="zh_TW" w:bidi="zh_TW"/>
         </w:rPr>
+      </w:r>
+    </w:p>
+    <w:p>
+      <w:pPr/>
+      <w:r>
+        <w:rPr>
+          <w:lang w:val="zh_TW" w:bidi="zh_TW"/>
+        </w:rPr>
+      </w:r>
+      <w:r>
+        <w:rPr>
+          <w:lang w:val="zh_TW" w:bidi="zh_TW"/>
+        </w:rPr>
+        <w:t>י֣וֹם יְהוָ֔ה הַ⁠גָּד֖וֹל וְ⁠הַ⁠נּוֹרָֽא</w:t>
       </w:r>
     </w:p>
     <w:p>
@@ -23984,6 +25104,20 @@
       </w:r>
       <w:r>
         <w:rPr>
+          <w:lang w:val="zh_TW" w:bidi="zh_TW"/>
+        </w:rPr>
+        <w:t>כֹּ֧ל אֲשֶׁר־יִקְרָ֛א בְּ⁠שֵׁ֥ם יְהוָ֖ה יִמָּלֵ֑ט &amp; יְהוָ֔ה</w:t>
+      </w:r>
+    </w:p>
+    <w:p>
+      <w:pPr/>
+      <w:r>
+        <w:rPr>
+          <w:lang w:val="zh_TW" w:bidi="zh_TW"/>
+        </w:rPr>
+      </w:r>
+      <w:r>
+        <w:rPr>
           <w:b/>
           <w:lang w:val="zh_TW" w:bidi="zh_TW"/>
         </w:rPr>
@@ -24179,6 +25313,552 @@
         <w:rPr>
           <w:lang w:val="zh_TW" w:bidi="zh_TW"/>
         </w:rPr>
+        <w:t>בְּ⁠שֵׁ֥ם יְהוָ֖ה &amp; יְהוָ֔ה</w:t>
+      </w:r>
+    </w:p>
+    <w:p>
+      <w:pPr/>
+      <w:r>
+        <w:rPr>
+          <w:lang w:val="zh_TW" w:bidi="zh_TW"/>
+        </w:rPr>
+      </w:r>
+      <w:r>
+        <w:rPr>
+          <w:b/>
+          <w:lang w:val="zh_TW" w:bidi="zh_TW"/>
+        </w:rPr>
+        <w:t>「耶和華（雅巍）名」</w:t>
+      </w:r>
+    </w:p>
+    <w:p>
+      <w:pPr/>
+      <w:r>
+        <w:rPr>
+          <w:lang w:val="zh_TW" w:bidi="zh_TW"/>
+        </w:rPr>
+      </w:r>
+      <w:r>
+        <w:rPr>
+          <w:lang w:val="zh_TW" w:bidi="zh_TW"/>
+        </w:rPr>
+        <w:t>耶和華（雅巍）正在以第三人稱代名詞談論自己。如果在你的語言中用第一人稱代名詞會更有幫助，你可以這樣翻譯。另譯：「我的名」</w:t>
+      </w:r>
+    </w:p>
+    <w:p>
+      <w:pPr/>
+      <w:r>
+        <w:rPr>
+          <w:lang w:val="zh_TW" w:bidi="zh_TW"/>
+        </w:rPr>
+      </w:r>
+      <w:r>
+        <w:rPr>
+          <w:lang w:val="zh_TW" w:bidi="zh_TW"/>
+        </w:rPr>
+        <w:t>見：</w:t>
+      </w:r>
+      <w:r>
+        <w:rPr>
+          <w:lang w:val="zh_TW" w:bidi="zh_TW"/>
+        </w:rPr>
+        <w:t>第一、第二或第三人稱</w:t>
+      </w:r>
+      <w:r>
+        <w:rPr>
+          <w:lang w:val="zh_TW" w:bidi="zh_TW"/>
+        </w:rPr>
+      </w:r>
+      <w:r>
+        <w:rPr>
+          <w:lang w:val="zh_TW" w:bidi="zh_TW"/>
+        </w:rPr>
+      </w:r>
+    </w:p>
+    <w:p>
+      <w:pPr/>
+      <w:r>
+        <w:rPr>
+          <w:lang w:val="zh_TW" w:bidi="zh_TW"/>
+        </w:rPr>
+      </w:r>
+    </w:p>
+    <w:p>
+      <w:pPr>
+        <w:pStyle w:val="Heading2"/>
+      </w:pPr>
+      <w:r>
+        <w:rPr>
+          <w:lang w:val="zh_TW" w:bidi="zh_TW"/>
+        </w:rPr>
+        <w:t>約珥書 2:32 (#5)</w:t>
+      </w:r>
+      <w:r>
+        <w:rPr>
+          <w:lang w:val="zh_TW" w:bidi="zh_TW"/>
+        </w:rPr>
+      </w:r>
+    </w:p>
+    <w:p>
+      <w:pPr/>
+      <w:r>
+        <w:rPr>
+          <w:lang w:val="zh_TW" w:bidi="zh_TW"/>
+        </w:rPr>
+      </w:r>
+      <w:r>
+        <w:rPr>
+          <w:lang w:val="zh_TW" w:bidi="zh_TW"/>
+        </w:rPr>
+        <w:t>כִּ֠י בְּ⁠הַר־צִיּ֨וֹן וּ⁠בִ⁠ירוּשָׁלִַ֜ם תִּֽהְיֶ֣ה פְלֵיטָ֗ה</w:t>
+      </w:r>
+    </w:p>
+    <w:p>
+      <w:pPr/>
+      <w:r>
+        <w:rPr>
+          <w:lang w:val="zh_TW" w:bidi="zh_TW"/>
+        </w:rPr>
+      </w:r>
+      <w:r>
+        <w:rPr>
+          <w:b/>
+          <w:lang w:val="zh_TW" w:bidi="zh_TW"/>
+        </w:rPr>
+        <w:t>「因為……在錫安山，耶路撒冷必有逃脫</w:t>
+      </w:r>
+      <w:r>
+        <w:rPr>
+          <w:b/>
+          <w:lang w:val="zh_TW" w:bidi="zh_TW"/>
+        </w:rPr>
+        <w:t>（譯註：和合本譯為『</w:t>
+      </w:r>
+      <w:r>
+        <w:rPr>
+          <w:b/>
+          <w:lang w:val="zh_TW" w:bidi="zh_TW"/>
+        </w:rPr>
+        <w:t>因為……在錫安山，耶路撒冷必有逃脫的人</w:t>
+      </w:r>
+      <w:r>
+        <w:rPr>
+          <w:b/>
+          <w:lang w:val="zh_TW" w:bidi="zh_TW"/>
+        </w:rPr>
+        <w:t>』）</w:t>
+      </w:r>
+      <w:r>
+        <w:rPr>
+          <w:b/>
+          <w:lang w:val="zh_TW" w:bidi="zh_TW"/>
+        </w:rPr>
+        <w:t>」</w:t>
+      </w:r>
+    </w:p>
+    <w:p>
+      <w:pPr/>
+      <w:r>
+        <w:rPr>
+          <w:lang w:val="zh_TW" w:bidi="zh_TW"/>
+        </w:rPr>
+      </w:r>
+      <w:r>
+        <w:rPr>
+          <w:lang w:val="zh_TW" w:bidi="zh_TW"/>
+        </w:rPr>
+        <w:t>如果在你的語言中沒有用來表達</w:t>
+      </w:r>
+      <w:r>
+        <w:rPr>
+          <w:b/>
+          <w:lang w:val="zh_TW" w:bidi="zh_TW"/>
+        </w:rPr>
+        <w:t>逃脫</w:t>
+      </w:r>
+      <w:r>
+        <w:rPr>
+          <w:lang w:val="zh_TW" w:bidi="zh_TW"/>
+        </w:rPr>
+        <w:t>這個概念的抽象名詞，你可以用其它方式來表達相同的意思。另譯：「因為在錫安山和耶路撒冷，耶和華將為人們提供逃走的方式」</w:t>
+      </w:r>
+    </w:p>
+    <w:p>
+      <w:pPr/>
+      <w:r>
+        <w:rPr>
+          <w:lang w:val="zh_TW" w:bidi="zh_TW"/>
+        </w:rPr>
+      </w:r>
+      <w:r>
+        <w:rPr>
+          <w:lang w:val="zh_TW" w:bidi="zh_TW"/>
+        </w:rPr>
+        <w:t>見：</w:t>
+      </w:r>
+      <w:r>
+        <w:rPr>
+          <w:lang w:val="zh_TW" w:bidi="zh_TW"/>
+        </w:rPr>
+        <w:t>抽象名詞</w:t>
+      </w:r>
+      <w:r>
+        <w:rPr>
+          <w:lang w:val="zh_TW" w:bidi="zh_TW"/>
+        </w:rPr>
+      </w:r>
+      <w:r>
+        <w:rPr>
+          <w:lang w:val="zh_TW" w:bidi="zh_TW"/>
+        </w:rPr>
+      </w:r>
+    </w:p>
+    <w:p>
+      <w:pPr/>
+      <w:r>
+        <w:rPr>
+          <w:lang w:val="zh_TW" w:bidi="zh_TW"/>
+        </w:rPr>
+      </w:r>
+    </w:p>
+    <w:p>
+      <w:pPr>
+        <w:pStyle w:val="Heading2"/>
+      </w:pPr>
+      <w:r>
+        <w:rPr>
+          <w:lang w:val="zh_TW" w:bidi="zh_TW"/>
+        </w:rPr>
+        <w:t>約珥書 2:32 (#6)</w:t>
+      </w:r>
+      <w:r>
+        <w:rPr>
+          <w:lang w:val="zh_TW" w:bidi="zh_TW"/>
+        </w:rPr>
+      </w:r>
+    </w:p>
+    <w:p>
+      <w:pPr/>
+      <w:r>
+        <w:rPr>
+          <w:lang w:val="zh_TW" w:bidi="zh_TW"/>
+        </w:rPr>
+      </w:r>
+      <w:r>
+        <w:rPr>
+          <w:lang w:val="zh_TW" w:bidi="zh_TW"/>
+        </w:rPr>
+        <w:t>בְּ⁠הַר־צִיּ֨וֹן וּ⁠בִ⁠ירוּשָׁלִַ֜ם</w:t>
+      </w:r>
+    </w:p>
+    <w:p>
+      <w:pPr/>
+      <w:r>
+        <w:rPr>
+          <w:lang w:val="zh_TW" w:bidi="zh_TW"/>
+        </w:rPr>
+      </w:r>
+      <w:r>
+        <w:rPr>
+          <w:b/>
+          <w:lang w:val="zh_TW" w:bidi="zh_TW"/>
+        </w:rPr>
+        <w:t>「在錫安山，耶路撒冷」</w:t>
+      </w:r>
+    </w:p>
+    <w:p>
+      <w:pPr/>
+      <w:r>
+        <w:rPr>
+          <w:lang w:val="zh_TW" w:bidi="zh_TW"/>
+        </w:rPr>
+      </w:r>
+      <w:r>
+        <w:rPr>
+          <w:b/>
+          <w:lang w:val="zh_TW" w:bidi="zh_TW"/>
+        </w:rPr>
+        <w:t>錫安山</w:t>
+      </w:r>
+      <w:r>
+        <w:rPr>
+          <w:lang w:val="zh_TW" w:bidi="zh_TW"/>
+        </w:rPr>
+        <w:t>和</w:t>
+      </w:r>
+      <w:r>
+        <w:rPr>
+          <w:b/>
+          <w:lang w:val="zh_TW" w:bidi="zh_TW"/>
+        </w:rPr>
+        <w:t>耶路撒冷</w:t>
+      </w:r>
+      <w:r>
+        <w:rPr>
+          <w:lang w:val="zh_TW" w:bidi="zh_TW"/>
+        </w:rPr>
+        <w:t>的意思相似。耶和華（雅巍）將這兩個詞放在一起使用以示強調。如果用一個片語來表達這種強調對你的讀者更清楚，你可以這樣表達。另譯：「在耶路撒冷的聖城中」</w:t>
+      </w:r>
+    </w:p>
+    <w:p>
+      <w:pPr/>
+      <w:r>
+        <w:rPr>
+          <w:lang w:val="zh_TW" w:bidi="zh_TW"/>
+        </w:rPr>
+      </w:r>
+      <w:r>
+        <w:rPr>
+          <w:lang w:val="zh_TW" w:bidi="zh_TW"/>
+        </w:rPr>
+        <w:t>見：</w:t>
+      </w:r>
+      <w:r>
+        <w:rPr>
+          <w:lang w:val="zh_TW" w:bidi="zh_TW"/>
+        </w:rPr>
+        <w:t>同義連用</w:t>
+      </w:r>
+      <w:r>
+        <w:rPr>
+          <w:lang w:val="zh_TW" w:bidi="zh_TW"/>
+        </w:rPr>
+      </w:r>
+      <w:r>
+        <w:rPr>
+          <w:lang w:val="zh_TW" w:bidi="zh_TW"/>
+        </w:rPr>
+      </w:r>
+    </w:p>
+    <w:p>
+      <w:pPr/>
+      <w:r>
+        <w:rPr>
+          <w:lang w:val="zh_TW" w:bidi="zh_TW"/>
+        </w:rPr>
+      </w:r>
+    </w:p>
+    <w:p>
+      <w:pPr>
+        <w:pStyle w:val="Heading2"/>
+      </w:pPr>
+      <w:r>
+        <w:rPr>
+          <w:lang w:val="zh_TW" w:bidi="zh_TW"/>
+        </w:rPr>
+        <w:t>約珥書 2:32 (#7)</w:t>
+      </w:r>
+      <w:r>
+        <w:rPr>
+          <w:lang w:val="zh_TW" w:bidi="zh_TW"/>
+        </w:rPr>
+      </w:r>
+    </w:p>
+    <w:p>
+      <w:pPr/>
+      <w:r>
+        <w:rPr>
+          <w:lang w:val="zh_TW" w:bidi="zh_TW"/>
+        </w:rPr>
+      </w:r>
+      <w:r>
+        <w:rPr>
+          <w:lang w:val="zh_TW" w:bidi="zh_TW"/>
+        </w:rPr>
+        <w:t>כַּֽ⁠אֲשֶׁר֙ אָמַ֣ר יְהוָ֔ה</w:t>
+      </w:r>
+    </w:p>
+    <w:p>
+      <w:pPr/>
+      <w:r>
+        <w:rPr>
+          <w:lang w:val="zh_TW" w:bidi="zh_TW"/>
+        </w:rPr>
+      </w:r>
+      <w:r>
+        <w:rPr>
+          <w:b/>
+          <w:lang w:val="zh_TW" w:bidi="zh_TW"/>
+        </w:rPr>
+        <w:t>「照耶和華（雅巍）所說的」</w:t>
+      </w:r>
+    </w:p>
+    <w:p>
+      <w:pPr/>
+      <w:r>
+        <w:rPr>
+          <w:lang w:val="zh_TW" w:bidi="zh_TW"/>
+        </w:rPr>
+      </w:r>
+      <w:r>
+        <w:rPr>
+          <w:lang w:val="zh_TW" w:bidi="zh_TW"/>
+        </w:rPr>
+        <w:t>耶和華（雅巍）正在用第三人稱代名詞談論自己。如果在你的語言中將用第一人稱代名詞會更有幫助，你可以這樣翻譯。另譯：「正如我所說」</w:t>
+      </w:r>
+    </w:p>
+    <w:p>
+      <w:pPr/>
+      <w:r>
+        <w:rPr>
+          <w:lang w:val="zh_TW" w:bidi="zh_TW"/>
+        </w:rPr>
+      </w:r>
+      <w:r>
+        <w:rPr>
+          <w:lang w:val="zh_TW" w:bidi="zh_TW"/>
+        </w:rPr>
+        <w:t>見：</w:t>
+      </w:r>
+      <w:r>
+        <w:rPr>
+          <w:lang w:val="zh_TW" w:bidi="zh_TW"/>
+        </w:rPr>
+        <w:t>第一、第二或第三人稱</w:t>
+      </w:r>
+      <w:r>
+        <w:rPr>
+          <w:lang w:val="zh_TW" w:bidi="zh_TW"/>
+        </w:rPr>
+      </w:r>
+      <w:r>
+        <w:rPr>
+          <w:lang w:val="zh_TW" w:bidi="zh_TW"/>
+        </w:rPr>
+      </w:r>
+    </w:p>
+    <w:p>
+      <w:pPr/>
+      <w:r>
+        <w:rPr>
+          <w:lang w:val="zh_TW" w:bidi="zh_TW"/>
+        </w:rPr>
+      </w:r>
+    </w:p>
+    <w:p>
+      <w:pPr>
+        <w:pStyle w:val="Heading2"/>
+      </w:pPr>
+      <w:r>
+        <w:rPr>
+          <w:lang w:val="zh_TW" w:bidi="zh_TW"/>
+        </w:rPr>
+        <w:t>約珥書 2:32 (#8)</w:t>
+      </w:r>
+      <w:r>
+        <w:rPr>
+          <w:lang w:val="zh_TW" w:bidi="zh_TW"/>
+        </w:rPr>
+      </w:r>
+    </w:p>
+    <w:p>
+      <w:pPr/>
+      <w:r>
+        <w:rPr>
+          <w:lang w:val="zh_TW" w:bidi="zh_TW"/>
+        </w:rPr>
+      </w:r>
+      <w:r>
+        <w:rPr>
+          <w:lang w:val="zh_TW" w:bidi="zh_TW"/>
+        </w:rPr>
+        <w:t>יְהוָ֖ה &amp; וּ⁠בַ֨⁠שְּׂרִידִ֔ים אֲשֶׁ֥ר יְהוָ֖ה קֹרֵֽא</w:t>
+      </w:r>
+    </w:p>
+    <w:p>
+      <w:pPr/>
+      <w:r>
+        <w:rPr>
+          <w:lang w:val="zh_TW" w:bidi="zh_TW"/>
+        </w:rPr>
+      </w:r>
+      <w:r>
+        <w:rPr>
+          <w:b/>
+          <w:lang w:val="zh_TW" w:bidi="zh_TW"/>
+        </w:rPr>
+        <w:t>「在剩下的人中耶和華呼召（譯註：和合本譯為『在剩下的人中必有耶和華所召的』）」</w:t>
+      </w:r>
+    </w:p>
+    <w:p>
+      <w:pPr/>
+      <w:r>
+        <w:rPr>
+          <w:lang w:val="zh_TW" w:bidi="zh_TW"/>
+        </w:rPr>
+      </w:r>
+      <w:r>
+        <w:rPr>
+          <w:lang w:val="zh_TW" w:bidi="zh_TW"/>
+        </w:rPr>
+        <w:t>耶和華（雅巍）省略了在許多語言一個完整的句子所必需包含的一些詞語。你可以根據上下文補充這些詞語，好在你的語言中表達得更清晰。另譯：「並且在耶和華所召的倖存者中將有逃脫的人」</w:t>
+      </w:r>
+    </w:p>
+    <w:p>
+      <w:pPr/>
+      <w:r>
+        <w:rPr>
+          <w:lang w:val="zh_TW" w:bidi="zh_TW"/>
+        </w:rPr>
+      </w:r>
+      <w:r>
+        <w:rPr>
+          <w:lang w:val="zh_TW" w:bidi="zh_TW"/>
+        </w:rPr>
+        <w:t>見：</w:t>
+      </w:r>
+      <w:r>
+        <w:rPr>
+          <w:lang w:val="zh_TW" w:bidi="zh_TW"/>
+        </w:rPr>
+        <w:t>省略</w:t>
+      </w:r>
+      <w:r>
+        <w:rPr>
+          <w:lang w:val="zh_TW" w:bidi="zh_TW"/>
+        </w:rPr>
+      </w:r>
+      <w:r>
+        <w:rPr>
+          <w:lang w:val="zh_TW" w:bidi="zh_TW"/>
+        </w:rPr>
+      </w:r>
+    </w:p>
+    <w:p>
+      <w:pPr/>
+      <w:r>
+        <w:rPr>
+          <w:lang w:val="zh_TW" w:bidi="zh_TW"/>
+        </w:rPr>
+      </w:r>
+    </w:p>
+    <w:p>
+      <w:pPr>
+        <w:pStyle w:val="Heading2"/>
+      </w:pPr>
+      <w:r>
+        <w:rPr>
+          <w:lang w:val="zh_TW" w:bidi="zh_TW"/>
+        </w:rPr>
+        <w:t>約珥書 2:32 (#9)</w:t>
+      </w:r>
+      <w:r>
+        <w:rPr>
+          <w:lang w:val="zh_TW" w:bidi="zh_TW"/>
+        </w:rPr>
+      </w:r>
+    </w:p>
+    <w:p>
+      <w:pPr/>
+      <w:r>
+        <w:rPr>
+          <w:lang w:val="zh_TW" w:bidi="zh_TW"/>
+        </w:rPr>
+      </w:r>
+      <w:r>
+        <w:rPr>
+          <w:lang w:val="zh_TW" w:bidi="zh_TW"/>
+        </w:rPr>
         <w:t>יְהוָ֖ה &amp; אֲשֶׁ֥ר יְהוָ֖ה קֹרֵֽא</w:t>
       </w:r>
     </w:p>
@@ -24194,21 +25874,21 @@
           <w:b/>
           <w:lang w:val="zh_TW" w:bidi="zh_TW"/>
         </w:rPr>
-        <w:t>「耶和華（雅巍）名」</w:t>
-      </w:r>
-    </w:p>
-    <w:p>
-      <w:pPr/>
-      <w:r>
-        <w:rPr>
-          <w:lang w:val="zh_TW" w:bidi="zh_TW"/>
-        </w:rPr>
-      </w:r>
-      <w:r>
-        <w:rPr>
-          <w:lang w:val="zh_TW" w:bidi="zh_TW"/>
-        </w:rPr>
-        <w:t>耶和華（雅巍）正在以第三人稱代名詞談論自己。如果在你的語言中用第一人稱代名詞會更有幫助，你可以這樣翻譯。另譯：「我的名」</w:t>
+        <w:t>「耶和華（雅巍）所召的」</w:t>
+      </w:r>
+    </w:p>
+    <w:p>
+      <w:pPr/>
+      <w:r>
+        <w:rPr>
+          <w:lang w:val="zh_TW" w:bidi="zh_TW"/>
+        </w:rPr>
+      </w:r>
+      <w:r>
+        <w:rPr>
+          <w:lang w:val="zh_TW" w:bidi="zh_TW"/>
+        </w:rPr>
+        <w:t>耶和華（雅巍）正在用第三人稱代名詞談論自己。如果在你的語言中將其翻譯為第一人稱代名詞會更有幫助，你可以這樣翻譯。另譯：「我所呼召的」</w:t>
       </w:r>
     </w:p>
     <w:p>
@@ -24257,27 +25937,407 @@
         <w:rPr>
           <w:lang w:val="zh_TW" w:bidi="zh_TW"/>
         </w:rPr>
-        <w:t>約珥書 2:32 (#5)</w:t>
-      </w:r>
-      <w:r>
-        <w:rPr>
-          <w:lang w:val="zh_TW" w:bidi="zh_TW"/>
-        </w:rPr>
-      </w:r>
-    </w:p>
-    <w:p>
-      <w:pPr/>
-      <w:r>
-        <w:rPr>
-          <w:lang w:val="zh_TW" w:bidi="zh_TW"/>
-        </w:rPr>
-      </w:r>
-      <w:r>
-        <w:rPr>
-          <w:b/>
-          <w:lang w:val="zh_TW" w:bidi="zh_TW"/>
-        </w:rPr>
-        <w:t>「因為……在錫安山，耶路撒冷必有逃脫</w:t>
+        <w:t>約珥書 3:1 (#1)</w:t>
+      </w:r>
+      <w:r>
+        <w:rPr>
+          <w:lang w:val="zh_TW" w:bidi="zh_TW"/>
+        </w:rPr>
+      </w:r>
+    </w:p>
+    <w:p>
+      <w:pPr/>
+      <w:r>
+        <w:rPr>
+          <w:lang w:val="zh_TW" w:bidi="zh_TW"/>
+        </w:rPr>
+      </w:r>
+      <w:r>
+        <w:rPr>
+          <w:lang w:val="zh_TW" w:bidi="zh_TW"/>
+        </w:rPr>
+        <w:t>כִּ֗י הִנֵּ֛ה בַּ⁠יָּמִ֥ים הָ⁠הֵ֖מָּה וּ⁠בָ⁠עֵ֣ת הַ⁠הִ֑יא</w:t>
+      </w:r>
+    </w:p>
+    <w:p>
+      <w:pPr/>
+      <w:r>
+        <w:rPr>
+          <w:lang w:val="zh_TW" w:bidi="zh_TW"/>
+        </w:rPr>
+      </w:r>
+      <w:r>
+        <w:rPr>
+          <w:b/>
+          <w:lang w:val="zh_TW" w:bidi="zh_TW"/>
+        </w:rPr>
+        <w:t>「到那日</w:t>
+      </w:r>
+      <w:r>
+        <w:rPr>
+          <w:b/>
+          <w:lang w:val="zh_TW" w:bidi="zh_TW"/>
+        </w:rPr>
+        <w:t>（譯註：有些譯本譯為『</w:t>
+      </w:r>
+      <w:r>
+        <w:rPr>
+          <w:b/>
+          <w:lang w:val="zh_TW" w:bidi="zh_TW"/>
+        </w:rPr>
+        <w:t>看哪，在那些日子</w:t>
+      </w:r>
+      <w:r>
+        <w:rPr>
+          <w:b/>
+          <w:lang w:val="zh_TW" w:bidi="zh_TW"/>
+        </w:rPr>
+        <w:t>』）</w:t>
+      </w:r>
+      <w:r>
+        <w:rPr>
+          <w:b/>
+          <w:lang w:val="zh_TW" w:bidi="zh_TW"/>
+        </w:rPr>
+        <w:t>」</w:t>
+      </w:r>
+    </w:p>
+    <w:p>
+      <w:pPr/>
+      <w:r>
+        <w:rPr>
+          <w:lang w:val="zh_TW" w:bidi="zh_TW"/>
+        </w:rPr>
+      </w:r>
+      <w:r>
+        <w:rPr>
+          <w:lang w:val="zh_TW" w:bidi="zh_TW"/>
+        </w:rPr>
+        <w:t>這節經文繼續直接引用耶和華（雅巍）的話。你可以在翻譯中使用自然的方式來延續直接引文。另譯：「耶和華又說，『因為看哪，在那些日子和那時候』」</w:t>
+      </w:r>
+    </w:p>
+    <w:p>
+      <w:pPr/>
+      <w:r>
+        <w:rPr>
+          <w:lang w:val="zh_TW" w:bidi="zh_TW"/>
+        </w:rPr>
+      </w:r>
+      <w:r>
+        <w:rPr>
+          <w:lang w:val="zh_TW" w:bidi="zh_TW"/>
+        </w:rPr>
+        <w:t>見：</w:t>
+      </w:r>
+      <w:r>
+        <w:rPr>
+          <w:lang w:val="zh_TW" w:bidi="zh_TW"/>
+        </w:rPr>
+        <w:t>直接和間接引文</w:t>
+      </w:r>
+      <w:r>
+        <w:rPr>
+          <w:lang w:val="zh_TW" w:bidi="zh_TW"/>
+        </w:rPr>
+      </w:r>
+      <w:r>
+        <w:rPr>
+          <w:lang w:val="zh_TW" w:bidi="zh_TW"/>
+        </w:rPr>
+      </w:r>
+    </w:p>
+    <w:p>
+      <w:pPr/>
+      <w:r>
+        <w:rPr>
+          <w:lang w:val="zh_TW" w:bidi="zh_TW"/>
+        </w:rPr>
+      </w:r>
+    </w:p>
+    <w:p>
+      <w:pPr>
+        <w:pStyle w:val="Heading2"/>
+      </w:pPr>
+      <w:r>
+        <w:rPr>
+          <w:lang w:val="zh_TW" w:bidi="zh_TW"/>
+        </w:rPr>
+        <w:t>約珥書 3:1 (#2)</w:t>
+      </w:r>
+      <w:r>
+        <w:rPr>
+          <w:lang w:val="zh_TW" w:bidi="zh_TW"/>
+        </w:rPr>
+      </w:r>
+    </w:p>
+    <w:p>
+      <w:pPr/>
+      <w:r>
+        <w:rPr>
+          <w:lang w:val="zh_TW" w:bidi="zh_TW"/>
+        </w:rPr>
+      </w:r>
+      <w:r>
+        <w:rPr>
+          <w:lang w:val="zh_TW" w:bidi="zh_TW"/>
+        </w:rPr>
+        <w:t>כִּ֗י הִנֵּ֛ה</w:t>
+      </w:r>
+    </w:p>
+    <w:p>
+      <w:pPr/>
+      <w:r>
+        <w:rPr>
+          <w:lang w:val="zh_TW" w:bidi="zh_TW"/>
+        </w:rPr>
+      </w:r>
+      <w:r>
+        <w:rPr>
+          <w:b/>
+          <w:lang w:val="zh_TW" w:bidi="zh_TW"/>
+        </w:rPr>
+        <w:t>「〔</w:t>
+      </w:r>
+      <w:r>
+        <w:rPr>
+          <w:b/>
+          <w:lang w:val="zh_TW" w:bidi="zh_TW"/>
+        </w:rPr>
+        <w:t>看哪</w:t>
+      </w:r>
+      <w:r>
+        <w:rPr>
+          <w:b/>
+          <w:lang w:val="zh_TW" w:bidi="zh_TW"/>
+        </w:rPr>
+        <w:t>〕......（譯註：和合本沒有譯出這個詞）」</w:t>
+      </w:r>
+    </w:p>
+    <w:p>
+      <w:pPr/>
+      <w:r>
+        <w:rPr>
+          <w:lang w:val="zh_TW" w:bidi="zh_TW"/>
+        </w:rPr>
+      </w:r>
+      <w:r>
+        <w:rPr>
+          <w:lang w:val="zh_TW" w:bidi="zh_TW"/>
+        </w:rPr>
+        <w:t>耶和華（雅巍）正用</w:t>
+      </w:r>
+      <w:r>
+        <w:rPr>
+          <w:b/>
+          <w:lang w:val="zh_TW" w:bidi="zh_TW"/>
+        </w:rPr>
+        <w:t>看哪</w:t>
+      </w:r>
+      <w:r>
+        <w:rPr>
+          <w:lang w:val="zh_TW" w:bidi="zh_TW"/>
+        </w:rPr>
+        <w:t>這個詞來吸引聽眾將他們的注意力集中在他即將要說的話上。在你的語言中可能有一個類似的表達方式可以在翻譯時使用。另譯：「現在，看」或「現在，聽」</w:t>
+      </w:r>
+    </w:p>
+    <w:p>
+      <w:pPr/>
+      <w:r>
+        <w:rPr>
+          <w:lang w:val="zh_TW" w:bidi="zh_TW"/>
+        </w:rPr>
+      </w:r>
+      <w:r>
+        <w:rPr>
+          <w:lang w:val="zh_TW" w:bidi="zh_TW"/>
+        </w:rPr>
+        <w:t>見：</w:t>
+      </w:r>
+      <w:r>
+        <w:rPr>
+          <w:lang w:val="zh_TW" w:bidi="zh_TW"/>
+        </w:rPr>
+        <w:t>隱喻</w:t>
+      </w:r>
+      <w:r>
+        <w:rPr>
+          <w:lang w:val="zh_TW" w:bidi="zh_TW"/>
+        </w:rPr>
+      </w:r>
+      <w:r>
+        <w:rPr>
+          <w:lang w:val="zh_TW" w:bidi="zh_TW"/>
+        </w:rPr>
+      </w:r>
+    </w:p>
+    <w:p>
+      <w:pPr/>
+      <w:r>
+        <w:rPr>
+          <w:lang w:val="zh_TW" w:bidi="zh_TW"/>
+        </w:rPr>
+      </w:r>
+    </w:p>
+    <w:p>
+      <w:pPr>
+        <w:pStyle w:val="Heading2"/>
+      </w:pPr>
+      <w:r>
+        <w:rPr>
+          <w:lang w:val="zh_TW" w:bidi="zh_TW"/>
+        </w:rPr>
+        <w:t>約珥書 3:1 (#3)</w:t>
+      </w:r>
+      <w:r>
+        <w:rPr>
+          <w:lang w:val="zh_TW" w:bidi="zh_TW"/>
+        </w:rPr>
+      </w:r>
+    </w:p>
+    <w:p>
+      <w:pPr/>
+      <w:r>
+        <w:rPr>
+          <w:lang w:val="zh_TW" w:bidi="zh_TW"/>
+        </w:rPr>
+      </w:r>
+      <w:r>
+        <w:rPr>
+          <w:lang w:val="zh_TW" w:bidi="zh_TW"/>
+        </w:rPr>
+        <w:t>בַּ⁠יָּמִ֥ים הָ⁠הֵ֖מָּה וּ⁠בָ⁠עֵ֣ת הַ⁠הִ֑יא</w:t>
+      </w:r>
+    </w:p>
+    <w:p>
+      <w:pPr/>
+      <w:r>
+        <w:rPr>
+          <w:lang w:val="zh_TW" w:bidi="zh_TW"/>
+        </w:rPr>
+      </w:r>
+      <w:r>
+        <w:rPr>
+          <w:b/>
+          <w:lang w:val="zh_TW" w:bidi="zh_TW"/>
+        </w:rPr>
+        <w:t>「到那日……的時候」</w:t>
+      </w:r>
+    </w:p>
+    <w:p>
+      <w:pPr/>
+      <w:r>
+        <w:rPr>
+          <w:lang w:val="zh_TW" w:bidi="zh_TW"/>
+        </w:rPr>
+      </w:r>
+      <w:r>
+        <w:rPr>
+          <w:b/>
+          <w:lang w:val="zh_TW" w:bidi="zh_TW"/>
+        </w:rPr>
+        <w:t>到那日</w:t>
+      </w:r>
+      <w:r>
+        <w:rPr>
+          <w:lang w:val="zh_TW" w:bidi="zh_TW"/>
+        </w:rPr>
+        <w:t>和</w:t>
+      </w:r>
+      <w:r>
+        <w:rPr>
+          <w:b/>
+          <w:lang w:val="zh_TW" w:bidi="zh_TW"/>
+        </w:rPr>
+        <w:t>……的時候</w:t>
+      </w:r>
+      <w:r>
+        <w:rPr>
+          <w:lang w:val="zh_TW" w:bidi="zh_TW"/>
+        </w:rPr>
+        <w:t>這兩個表達的意思相似。耶和華將這兩個表達方式放在一起使用以示強調。如果用一個單一的片語來表達這種強調對你的讀者來說更清楚，你可以這樣表達。另譯：「當那美好的時光來臨時」</w:t>
+      </w:r>
+    </w:p>
+    <w:p>
+      <w:pPr/>
+      <w:r>
+        <w:rPr>
+          <w:lang w:val="zh_TW" w:bidi="zh_TW"/>
+        </w:rPr>
+      </w:r>
+      <w:r>
+        <w:rPr>
+          <w:lang w:val="zh_TW" w:bidi="zh_TW"/>
+        </w:rPr>
+        <w:t>見：</w:t>
+      </w:r>
+      <w:r>
+        <w:rPr>
+          <w:lang w:val="zh_TW" w:bidi="zh_TW"/>
+        </w:rPr>
+        <w:t>同義連用</w:t>
+      </w:r>
+      <w:r>
+        <w:rPr>
+          <w:lang w:val="zh_TW" w:bidi="zh_TW"/>
+        </w:rPr>
+      </w:r>
+      <w:r>
+        <w:rPr>
+          <w:lang w:val="zh_TW" w:bidi="zh_TW"/>
+        </w:rPr>
+      </w:r>
+    </w:p>
+    <w:p>
+      <w:pPr/>
+      <w:r>
+        <w:rPr>
+          <w:lang w:val="zh_TW" w:bidi="zh_TW"/>
+        </w:rPr>
+      </w:r>
+    </w:p>
+    <w:p>
+      <w:pPr>
+        <w:pStyle w:val="Heading2"/>
+      </w:pPr>
+      <w:r>
+        <w:rPr>
+          <w:lang w:val="zh_TW" w:bidi="zh_TW"/>
+        </w:rPr>
+        <w:t>約珥書 3:1 (#4)</w:t>
+      </w:r>
+      <w:r>
+        <w:rPr>
+          <w:lang w:val="zh_TW" w:bidi="zh_TW"/>
+        </w:rPr>
+      </w:r>
+    </w:p>
+    <w:p>
+      <w:pPr/>
+      <w:r>
+        <w:rPr>
+          <w:lang w:val="zh_TW" w:bidi="zh_TW"/>
+        </w:rPr>
+      </w:r>
+      <w:r>
+        <w:rPr>
+          <w:lang w:val="zh_TW" w:bidi="zh_TW"/>
+        </w:rPr>
+        <w:t>אֲשֶׁ֥ר אָשִׁ֛יב אֶת־שְׁב֥וּת יְהוּדָ֖ה וִ⁠ירוּשָׁלִָֽם</w:t>
+      </w:r>
+    </w:p>
+    <w:p>
+      <w:pPr/>
+      <w:r>
+        <w:rPr>
+          <w:lang w:val="zh_TW" w:bidi="zh_TW"/>
+        </w:rPr>
+      </w:r>
+      <w:r>
+        <w:rPr>
+          <w:b/>
+          <w:lang w:val="zh_TW" w:bidi="zh_TW"/>
+        </w:rPr>
+        <w:t>「我使猶大和耶路撒冷被擄的歸回的時候</w:t>
       </w:r>
       <w:r>
         <w:rPr>
@@ -24291,7 +26351,7 @@
           <w:b/>
           <w:lang w:val="zh_TW" w:bidi="zh_TW"/>
         </w:rPr>
-        <w:t>因為……在錫安山，耶路撒冷必有逃脫的人</w:t>
+        <w:t>我使猶大和耶路撒冷被擄之人歸回的時候</w:t>
       </w:r>
       <w:r>
         <w:rPr>
@@ -24319,20 +26379,20 @@
         <w:rPr>
           <w:lang w:val="zh_TW" w:bidi="zh_TW"/>
         </w:rPr>
-        <w:t>如果在你的語言中沒有用來表達</w:t>
-      </w:r>
-      <w:r>
-        <w:rPr>
-          <w:b/>
-          <w:lang w:val="zh_TW" w:bidi="zh_TW"/>
-        </w:rPr>
-        <w:t>逃脫</w:t>
-      </w:r>
-      <w:r>
-        <w:rPr>
-          <w:lang w:val="zh_TW" w:bidi="zh_TW"/>
-        </w:rPr>
-        <w:t>這個概念的抽象名詞，你可以用其它方式來表達相同的意思。另譯：「因為在錫安山和耶路撒冷，耶和華將為人們提供逃走的方式」</w:t>
+        <w:t>如果在你的語言中沒有用於表示</w:t>
+      </w:r>
+      <w:r>
+        <w:rPr>
+          <w:b/>
+          <w:lang w:val="zh_TW" w:bidi="zh_TW"/>
+        </w:rPr>
+        <w:t>被擄的</w:t>
+      </w:r>
+      <w:r>
+        <w:rPr>
+          <w:lang w:val="zh_TW" w:bidi="zh_TW"/>
+        </w:rPr>
+        <w:t>這一概念的抽象名詞，你可以用其它方式表達相同的意思。另譯：「當我帶回猶大和耶路撒冷的被擄者時」</w:t>
       </w:r>
     </w:p>
     <w:p>
@@ -24381,75 +26441,308 @@
         <w:rPr>
           <w:lang w:val="zh_TW" w:bidi="zh_TW"/>
         </w:rPr>
-        <w:t>約珥書 2:32 (#6)</w:t>
-      </w:r>
-      <w:r>
-        <w:rPr>
-          <w:lang w:val="zh_TW" w:bidi="zh_TW"/>
-        </w:rPr>
-      </w:r>
-    </w:p>
-    <w:p>
-      <w:pPr/>
-      <w:r>
-        <w:rPr>
-          <w:lang w:val="zh_TW" w:bidi="zh_TW"/>
-        </w:rPr>
-      </w:r>
-      <w:r>
-        <w:rPr>
-          <w:lang w:val="zh_TW" w:bidi="zh_TW"/>
-        </w:rPr>
-        <w:t>בְּ⁠הַר־צִיּ֨וֹן וּ⁠בִ⁠ירוּשָׁלִַ֜ם</w:t>
-      </w:r>
-    </w:p>
-    <w:p>
-      <w:pPr/>
-      <w:r>
-        <w:rPr>
-          <w:lang w:val="zh_TW" w:bidi="zh_TW"/>
-        </w:rPr>
-      </w:r>
-      <w:r>
-        <w:rPr>
-          <w:b/>
-          <w:lang w:val="zh_TW" w:bidi="zh_TW"/>
-        </w:rPr>
-        <w:t>「在錫安山，耶路撒冷」</w:t>
-      </w:r>
-    </w:p>
-    <w:p>
-      <w:pPr/>
-      <w:r>
-        <w:rPr>
-          <w:lang w:val="zh_TW" w:bidi="zh_TW"/>
-        </w:rPr>
-      </w:r>
-      <w:r>
-        <w:rPr>
-          <w:b/>
-          <w:lang w:val="zh_TW" w:bidi="zh_TW"/>
-        </w:rPr>
-        <w:t>錫安山</w:t>
-      </w:r>
-      <w:r>
-        <w:rPr>
+        <w:t>約珥書 3:1 (#5)</w:t>
+      </w:r>
+      <w:r>
+        <w:rPr>
+          <w:lang w:val="zh_TW" w:bidi="zh_TW"/>
+        </w:rPr>
+      </w:r>
+    </w:p>
+    <w:p>
+      <w:pPr/>
+      <w:r>
+        <w:rPr>
+          <w:lang w:val="zh_TW" w:bidi="zh_TW"/>
+        </w:rPr>
+      </w:r>
+      <w:r>
+        <w:rPr>
+          <w:lang w:val="zh_TW" w:bidi="zh_TW"/>
+        </w:rPr>
+        <w:t>אֲשֶׁ֥ר אָשִׁ֛יב אֶת־שְׁב֥וּת יְהוּדָ֖ה וִ⁠ירוּשָׁלִָֽם</w:t>
+      </w:r>
+    </w:p>
+    <w:p>
+      <w:pPr/>
+      <w:r>
+        <w:rPr>
+          <w:lang w:val="zh_TW" w:bidi="zh_TW"/>
+        </w:rPr>
+      </w:r>
+      <w:r>
+        <w:rPr>
+          <w:b/>
+          <w:lang w:val="zh_TW" w:bidi="zh_TW"/>
+        </w:rPr>
+        <w:t>「我使猶大和耶路撒冷被擄之人歸回的時候」</w:t>
+      </w:r>
+    </w:p>
+    <w:p>
+      <w:pPr/>
+      <w:r>
+        <w:rPr>
+          <w:lang w:val="zh_TW" w:bidi="zh_TW"/>
+        </w:rPr>
+      </w:r>
+      <w:r>
+        <w:rPr>
+          <w:lang w:val="zh_TW" w:bidi="zh_TW"/>
+        </w:rPr>
+        <w:t>請參閱本章簡介中的討論，了解此片語的另一種讀法。另譯：「當我恢復猶大和耶路撒冷的命運時」</w:t>
+      </w:r>
+    </w:p>
+    <w:p>
+      <w:pPr/>
+      <w:r>
+        <w:rPr>
+          <w:lang w:val="zh_TW" w:bidi="zh_TW"/>
+        </w:rPr>
+      </w:r>
+      <w:r>
+        <w:rPr>
+          <w:lang w:val="zh_TW" w:bidi="zh_TW"/>
+        </w:rPr>
+        <w:t>見：</w:t>
+      </w:r>
+      <w:r>
+        <w:rPr>
+          <w:lang w:val="zh_TW" w:bidi="zh_TW"/>
+        </w:rPr>
+        <w:t>文本異文</w:t>
+      </w:r>
+      <w:r>
+        <w:rPr>
+          <w:lang w:val="zh_TW" w:bidi="zh_TW"/>
+        </w:rPr>
+      </w:r>
+      <w:r>
+        <w:rPr>
+          <w:lang w:val="zh_TW" w:bidi="zh_TW"/>
+        </w:rPr>
+      </w:r>
+    </w:p>
+    <w:p>
+      <w:pPr/>
+      <w:r>
+        <w:rPr>
+          <w:lang w:val="zh_TW" w:bidi="zh_TW"/>
+        </w:rPr>
+      </w:r>
+    </w:p>
+    <w:p>
+      <w:pPr>
+        <w:pStyle w:val="Heading2"/>
+      </w:pPr>
+      <w:r>
+        <w:rPr>
+          <w:lang w:val="zh_TW" w:bidi="zh_TW"/>
+        </w:rPr>
+        <w:t>約珥書 3:2 (#1)</w:t>
+      </w:r>
+      <w:r>
+        <w:rPr>
+          <w:lang w:val="zh_TW" w:bidi="zh_TW"/>
+        </w:rPr>
+      </w:r>
+    </w:p>
+    <w:p>
+      <w:pPr/>
+      <w:r>
+        <w:rPr>
+          <w:lang w:val="zh_TW" w:bidi="zh_TW"/>
+        </w:rPr>
+      </w:r>
+      <w:r>
+        <w:rPr>
+          <w:lang w:val="zh_TW" w:bidi="zh_TW"/>
+        </w:rPr>
+        <w:t>עֵ֖מֶק יְהֽוֹשָׁפָ֑ט</w:t>
+      </w:r>
+    </w:p>
+    <w:p>
+      <w:pPr/>
+      <w:r>
+        <w:rPr>
+          <w:lang w:val="zh_TW" w:bidi="zh_TW"/>
+        </w:rPr>
+      </w:r>
+      <w:r>
+        <w:rPr>
+          <w:b/>
+          <w:lang w:val="zh_TW" w:bidi="zh_TW"/>
+        </w:rPr>
+        <w:t>「約沙法谷」</w:t>
+      </w:r>
+    </w:p>
+    <w:p>
+      <w:pPr/>
+      <w:r>
+        <w:rPr>
+          <w:lang w:val="zh_TW" w:bidi="zh_TW"/>
+        </w:rPr>
+      </w:r>
+      <w:r>
+        <w:rPr>
+          <w:b/>
+          <w:lang w:val="zh_TW" w:bidi="zh_TW"/>
+        </w:rPr>
+        <w:t>約沙法</w:t>
+      </w:r>
+      <w:r>
+        <w:rPr>
+          <w:lang w:val="zh_TW" w:bidi="zh_TW"/>
+        </w:rPr>
+        <w:t>是一個山谷的名字。在你的翻譯中，你可以像和合本那樣按照在你的語言中它的發音來翻譯，或者你可以使用你語言中的一個詞或片語來表達這個</w:t>
+      </w:r>
+      <w:r>
+        <w:rPr>
+          <w:b/>
+          <w:lang w:val="zh_TW" w:bidi="zh_TW"/>
+        </w:rPr>
+        <w:t>名字</w:t>
+      </w:r>
+      <w:r>
+        <w:rPr>
+          <w:lang w:val="zh_TW" w:bidi="zh_TW"/>
+        </w:rPr>
+        <w:t>的意思，即「耶和華（雅巍）必審判」。另譯：「耶和華（雅巍）必審判谷」</w:t>
+      </w:r>
+    </w:p>
+    <w:p>
+      <w:pPr/>
+      <w:r>
+        <w:rPr>
+          <w:lang w:val="zh_TW" w:bidi="zh_TW"/>
+        </w:rPr>
+      </w:r>
+      <w:r>
+        <w:rPr>
+          <w:lang w:val="zh_TW" w:bidi="zh_TW"/>
+        </w:rPr>
+        <w:t>見：</w:t>
+      </w:r>
+      <w:r>
+        <w:rPr>
+          <w:lang w:val="zh_TW" w:bidi="zh_TW"/>
+        </w:rPr>
+        <w:t>複製或借用詞彙</w:t>
+      </w:r>
+      <w:r>
+        <w:rPr>
+          <w:lang w:val="zh_TW" w:bidi="zh_TW"/>
+        </w:rPr>
+      </w:r>
+      <w:r>
+        <w:rPr>
+          <w:lang w:val="zh_TW" w:bidi="zh_TW"/>
+        </w:rPr>
+      </w:r>
+    </w:p>
+    <w:p>
+      <w:pPr/>
+      <w:r>
+        <w:rPr>
+          <w:lang w:val="zh_TW" w:bidi="zh_TW"/>
+        </w:rPr>
+      </w:r>
+    </w:p>
+    <w:p>
+      <w:pPr>
+        <w:pStyle w:val="Heading2"/>
+      </w:pPr>
+      <w:r>
+        <w:rPr>
+          <w:lang w:val="zh_TW" w:bidi="zh_TW"/>
+        </w:rPr>
+        <w:t>約珥書 3:2 (#2)</w:t>
+      </w:r>
+      <w:r>
+        <w:rPr>
+          <w:lang w:val="zh_TW" w:bidi="zh_TW"/>
+        </w:rPr>
+      </w:r>
+    </w:p>
+    <w:p>
+      <w:pPr/>
+      <w:r>
+        <w:rPr>
+          <w:lang w:val="zh_TW" w:bidi="zh_TW"/>
+        </w:rPr>
+      </w:r>
+      <w:r>
+        <w:rPr>
+          <w:lang w:val="zh_TW" w:bidi="zh_TW"/>
+        </w:rPr>
+        <w:t>עַמִּ֨⁠י וְ⁠נַחֲלָתִ֤⁠י יִשְׂרָאֵל֙</w:t>
+      </w:r>
+    </w:p>
+    <w:p>
+      <w:pPr/>
+      <w:r>
+        <w:rPr>
+          <w:lang w:val="zh_TW" w:bidi="zh_TW"/>
+        </w:rPr>
+      </w:r>
+      <w:r>
+        <w:rPr>
+          <w:b/>
+          <w:lang w:val="zh_TW" w:bidi="zh_TW"/>
+        </w:rPr>
+        <w:t>「我的百姓和我的產業以色列（和合本譯為：『我的百姓，就是我的產業以色列』）」</w:t>
+      </w:r>
+    </w:p>
+    <w:p>
+      <w:pPr/>
+      <w:r>
+        <w:rPr>
+          <w:lang w:val="zh_TW" w:bidi="zh_TW"/>
+        </w:rPr>
+      </w:r>
+      <w:r>
+        <w:rPr>
+          <w:lang w:val="zh_TW" w:bidi="zh_TW"/>
+        </w:rPr>
+        <w:t>這個片語用</w:t>
+      </w:r>
+      <w:r>
+        <w:rPr>
+          <w:b/>
           <w:lang w:val="zh_TW" w:bidi="zh_TW"/>
         </w:rPr>
         <w:t>和</w:t>
       </w:r>
       <w:r>
         <w:rPr>
-          <w:b/>
-          <w:lang w:val="zh_TW" w:bidi="zh_TW"/>
-        </w:rPr>
-        <w:t>耶路撒冷</w:t>
-      </w:r>
-      <w:r>
-        <w:rPr>
-          <w:lang w:val="zh_TW" w:bidi="zh_TW"/>
-        </w:rPr>
-        <w:t>的意思相似。耶和華（雅巍）將這兩個詞放在一起使用以示強調。如果用一個片語來表達這種強調對你的讀者更清楚，你可以這樣表達。另譯：「在耶路撒冷的聖城中」</w:t>
+          <w:lang w:val="zh_TW" w:bidi="zh_TW"/>
+        </w:rPr>
+        <w:t>（和合本中為「就是」）把兩個詞語連接起來表達一個單一的想法。詞語</w:t>
+      </w:r>
+      <w:r>
+        <w:rPr>
+          <w:b/>
+          <w:lang w:val="zh_TW" w:bidi="zh_TW"/>
+        </w:rPr>
+        <w:t>產業</w:t>
+      </w:r>
+      <w:r>
+        <w:rPr>
+          <w:lang w:val="zh_TW" w:bidi="zh_TW"/>
+        </w:rPr>
+        <w:t>說明了以色列人在耶和華面前是什麼樣的百姓。在這個語境中，詞語</w:t>
+      </w:r>
+      <w:r>
+        <w:rPr>
+          <w:b/>
+          <w:lang w:val="zh_TW" w:bidi="zh_TW"/>
+        </w:rPr>
+        <w:t>產業</w:t>
+      </w:r>
+      <w:r>
+        <w:rPr>
+          <w:lang w:val="zh_TW" w:bidi="zh_TW"/>
+        </w:rPr>
+        <w:t>指的是某人為自己所挑選的那一部分。另譯：「我所揀選的百姓，以色列」</w:t>
       </w:r>
     </w:p>
     <w:p>
@@ -24469,6 +26762,779 @@
         <w:rPr>
           <w:lang w:val="zh_TW" w:bidi="zh_TW"/>
         </w:rPr>
+        <w:t>二詞一義</w:t>
+      </w:r>
+      <w:r>
+        <w:rPr>
+          <w:lang w:val="zh_TW" w:bidi="zh_TW"/>
+        </w:rPr>
+      </w:r>
+      <w:r>
+        <w:rPr>
+          <w:lang w:val="zh_TW" w:bidi="zh_TW"/>
+        </w:rPr>
+      </w:r>
+    </w:p>
+    <w:p>
+      <w:pPr/>
+      <w:r>
+        <w:rPr>
+          <w:lang w:val="zh_TW" w:bidi="zh_TW"/>
+        </w:rPr>
+      </w:r>
+    </w:p>
+    <w:p>
+      <w:pPr>
+        <w:pStyle w:val="Heading2"/>
+      </w:pPr>
+      <w:r>
+        <w:rPr>
+          <w:lang w:val="zh_TW" w:bidi="zh_TW"/>
+        </w:rPr>
+        <w:t>約珥書 3:2 (#3)</w:t>
+      </w:r>
+      <w:r>
+        <w:rPr>
+          <w:lang w:val="zh_TW" w:bidi="zh_TW"/>
+        </w:rPr>
+      </w:r>
+    </w:p>
+    <w:p>
+      <w:pPr/>
+      <w:r>
+        <w:rPr>
+          <w:lang w:val="zh_TW" w:bidi="zh_TW"/>
+        </w:rPr>
+      </w:r>
+      <w:r>
+        <w:rPr>
+          <w:lang w:val="zh_TW" w:bidi="zh_TW"/>
+        </w:rPr>
+        <w:t>וְ⁠אֶת־אַרְצִ֖⁠י חִלֵּֽקוּ</w:t>
+      </w:r>
+    </w:p>
+    <w:p>
+      <w:pPr/>
+      <w:r>
+        <w:rPr>
+          <w:lang w:val="zh_TW" w:bidi="zh_TW"/>
+        </w:rPr>
+      </w:r>
+      <w:r>
+        <w:rPr>
+          <w:b/>
+          <w:lang w:val="zh_TW" w:bidi="zh_TW"/>
+        </w:rPr>
+        <w:t>「分取我的地土」</w:t>
+      </w:r>
+    </w:p>
+    <w:p>
+      <w:pPr/>
+      <w:r>
+        <w:rPr>
+          <w:lang w:val="zh_TW" w:bidi="zh_TW"/>
+        </w:rPr>
+      </w:r>
+      <w:r>
+        <w:rPr>
+          <w:lang w:val="zh_TW" w:bidi="zh_TW"/>
+        </w:rPr>
+        <w:t>耶和華（雅巍）省略了在許多語言中一個完整的句子所必需包含的一些詞語。你可以根據上下文補充這些詞語，如果這樣做在你的語言中會更清楚。另譯：「因為他們分割了我的土地」</w:t>
+      </w:r>
+    </w:p>
+    <w:p>
+      <w:pPr/>
+      <w:r>
+        <w:rPr>
+          <w:lang w:val="zh_TW" w:bidi="zh_TW"/>
+        </w:rPr>
+      </w:r>
+      <w:r>
+        <w:rPr>
+          <w:lang w:val="zh_TW" w:bidi="zh_TW"/>
+        </w:rPr>
+        <w:t>見：</w:t>
+      </w:r>
+      <w:r>
+        <w:rPr>
+          <w:lang w:val="zh_TW" w:bidi="zh_TW"/>
+        </w:rPr>
+        <w:t>省略</w:t>
+      </w:r>
+      <w:r>
+        <w:rPr>
+          <w:lang w:val="zh_TW" w:bidi="zh_TW"/>
+        </w:rPr>
+      </w:r>
+      <w:r>
+        <w:rPr>
+          <w:lang w:val="zh_TW" w:bidi="zh_TW"/>
+        </w:rPr>
+      </w:r>
+    </w:p>
+    <w:p>
+      <w:pPr/>
+      <w:r>
+        <w:rPr>
+          <w:lang w:val="zh_TW" w:bidi="zh_TW"/>
+        </w:rPr>
+      </w:r>
+    </w:p>
+    <w:p>
+      <w:pPr>
+        <w:pStyle w:val="Heading2"/>
+      </w:pPr>
+      <w:r>
+        <w:rPr>
+          <w:lang w:val="zh_TW" w:bidi="zh_TW"/>
+        </w:rPr>
+        <w:t>約珥書 3:3 (#1)</w:t>
+      </w:r>
+      <w:r>
+        <w:rPr>
+          <w:lang w:val="zh_TW" w:bidi="zh_TW"/>
+        </w:rPr>
+      </w:r>
+    </w:p>
+    <w:p>
+      <w:pPr/>
+      <w:r>
+        <w:rPr>
+          <w:lang w:val="zh_TW" w:bidi="zh_TW"/>
+        </w:rPr>
+      </w:r>
+      <w:r>
+        <w:rPr>
+          <w:lang w:val="zh_TW" w:bidi="zh_TW"/>
+        </w:rPr>
+        <w:t>גוֹרָ֑ל</w:t>
+      </w:r>
+    </w:p>
+    <w:p>
+      <w:pPr/>
+      <w:r>
+        <w:rPr>
+          <w:lang w:val="zh_TW" w:bidi="zh_TW"/>
+        </w:rPr>
+      </w:r>
+      <w:r>
+        <w:rPr>
+          <w:b/>
+          <w:lang w:val="zh_TW" w:bidi="zh_TW"/>
+        </w:rPr>
+        <w:t>「拈鬮」</w:t>
+      </w:r>
+    </w:p>
+    <w:p>
+      <w:pPr/>
+      <w:r>
+        <w:rPr>
+          <w:lang w:val="zh_TW" w:bidi="zh_TW"/>
+        </w:rPr>
+      </w:r>
+      <w:r>
+        <w:rPr>
+          <w:lang w:val="zh_TW" w:bidi="zh_TW"/>
+        </w:rPr>
+        <w:t>耶和華並不是指特定的</w:t>
+      </w:r>
+      <w:r>
+        <w:rPr>
+          <w:b/>
+          <w:lang w:val="zh_TW" w:bidi="zh_TW"/>
+        </w:rPr>
+        <w:t>鬮</w:t>
+      </w:r>
+      <w:r>
+        <w:rPr>
+          <w:lang w:val="zh_TW" w:bidi="zh_TW"/>
+        </w:rPr>
+        <w:t>。他指的是一般的「鬮」。使用複數形式在你的語言中可能更自然。另譯：「鬮」</w:t>
+      </w:r>
+    </w:p>
+    <w:p>
+      <w:pPr/>
+      <w:r>
+        <w:rPr>
+          <w:lang w:val="zh_TW" w:bidi="zh_TW"/>
+        </w:rPr>
+      </w:r>
+      <w:r>
+        <w:rPr>
+          <w:lang w:val="zh_TW" w:bidi="zh_TW"/>
+        </w:rPr>
+        <w:t>見：</w:t>
+      </w:r>
+      <w:r>
+        <w:rPr>
+          <w:lang w:val="zh_TW" w:bidi="zh_TW"/>
+        </w:rPr>
+        <w:t>通用名詞片語</w:t>
+      </w:r>
+      <w:r>
+        <w:rPr>
+          <w:lang w:val="zh_TW" w:bidi="zh_TW"/>
+        </w:rPr>
+      </w:r>
+      <w:r>
+        <w:rPr>
+          <w:lang w:val="zh_TW" w:bidi="zh_TW"/>
+        </w:rPr>
+      </w:r>
+    </w:p>
+    <w:p>
+      <w:pPr/>
+      <w:r>
+        <w:rPr>
+          <w:lang w:val="zh_TW" w:bidi="zh_TW"/>
+        </w:rPr>
+      </w:r>
+    </w:p>
+    <w:p>
+      <w:pPr>
+        <w:pStyle w:val="Heading2"/>
+      </w:pPr>
+      <w:r>
+        <w:rPr>
+          <w:lang w:val="zh_TW" w:bidi="zh_TW"/>
+        </w:rPr>
+        <w:t>約珥書 3:3 (#2)</w:t>
+      </w:r>
+      <w:r>
+        <w:rPr>
+          <w:lang w:val="zh_TW" w:bidi="zh_TW"/>
+        </w:rPr>
+      </w:r>
+    </w:p>
+    <w:p>
+      <w:pPr/>
+      <w:r>
+        <w:rPr>
+          <w:lang w:val="zh_TW" w:bidi="zh_TW"/>
+        </w:rPr>
+      </w:r>
+      <w:r>
+        <w:rPr>
+          <w:lang w:val="zh_TW" w:bidi="zh_TW"/>
+        </w:rPr>
+        <w:t>וַ⁠יִּתְּנ֤וּ הַ⁠יֶּ֨לֶד֙ בַּ⁠זּוֹנָ֔ה וְ⁠הַ⁠יַּלְדָּ֛ה מָכְר֥וּ</w:t>
+      </w:r>
+    </w:p>
+    <w:p>
+      <w:pPr/>
+      <w:r>
+        <w:rPr>
+          <w:lang w:val="zh_TW" w:bidi="zh_TW"/>
+        </w:rPr>
+      </w:r>
+      <w:r>
+        <w:rPr>
+          <w:b/>
+          <w:lang w:val="zh_TW" w:bidi="zh_TW"/>
+        </w:rPr>
+        <w:t>「將童子換妓女，賣童女買酒喝」</w:t>
+      </w:r>
+    </w:p>
+    <w:p>
+      <w:pPr/>
+      <w:r>
+        <w:rPr>
+          <w:lang w:val="zh_TW" w:bidi="zh_TW"/>
+        </w:rPr>
+      </w:r>
+      <w:r>
+        <w:rPr>
+          <w:b/>
+          <w:lang w:val="zh_TW" w:bidi="zh_TW"/>
+        </w:rPr>
+        <w:t>童子</w:t>
+      </w:r>
+      <w:r>
+        <w:rPr>
+          <w:lang w:val="zh_TW" w:bidi="zh_TW"/>
+        </w:rPr>
+        <w:t>、</w:t>
+      </w:r>
+      <w:r>
+        <w:rPr>
+          <w:b/>
+          <w:lang w:val="zh_TW" w:bidi="zh_TW"/>
+        </w:rPr>
+        <w:t>妓女</w:t>
+      </w:r>
+      <w:r>
+        <w:rPr>
+          <w:lang w:val="zh_TW" w:bidi="zh_TW"/>
+        </w:rPr>
+        <w:t>和</w:t>
+      </w:r>
+      <w:r>
+        <w:rPr>
+          <w:b/>
+          <w:lang w:val="zh_TW" w:bidi="zh_TW"/>
+        </w:rPr>
+        <w:t>童女</w:t>
+      </w:r>
+      <w:r>
+        <w:rPr>
+          <w:lang w:val="zh_TW" w:bidi="zh_TW"/>
+        </w:rPr>
+        <w:t>這些詞代表這類人群，而不是特定的某個童子、妓女和童女。如果使用更自然的表達方式在你的語言中會有所幫助，你可以這樣表達。另譯：「他們用男童換妓女，並賣掉女童」</w:t>
+      </w:r>
+    </w:p>
+    <w:p>
+      <w:pPr/>
+      <w:r>
+        <w:rPr>
+          <w:lang w:val="zh_TW" w:bidi="zh_TW"/>
+        </w:rPr>
+      </w:r>
+      <w:r>
+        <w:rPr>
+          <w:lang w:val="zh_TW" w:bidi="zh_TW"/>
+        </w:rPr>
+        <w:t>見：</w:t>
+      </w:r>
+      <w:r>
+        <w:rPr>
+          <w:lang w:val="zh_TW" w:bidi="zh_TW"/>
+        </w:rPr>
+        <w:t>通用名詞片語</w:t>
+      </w:r>
+      <w:r>
+        <w:rPr>
+          <w:lang w:val="zh_TW" w:bidi="zh_TW"/>
+        </w:rPr>
+      </w:r>
+      <w:r>
+        <w:rPr>
+          <w:lang w:val="zh_TW" w:bidi="zh_TW"/>
+        </w:rPr>
+      </w:r>
+    </w:p>
+    <w:p>
+      <w:pPr/>
+      <w:r>
+        <w:rPr>
+          <w:lang w:val="zh_TW" w:bidi="zh_TW"/>
+        </w:rPr>
+      </w:r>
+    </w:p>
+    <w:p>
+      <w:pPr>
+        <w:pStyle w:val="Heading2"/>
+      </w:pPr>
+      <w:r>
+        <w:rPr>
+          <w:lang w:val="zh_TW" w:bidi="zh_TW"/>
+        </w:rPr>
+        <w:t>約珥書 3:4 (#1)</w:t>
+      </w:r>
+      <w:r>
+        <w:rPr>
+          <w:lang w:val="zh_TW" w:bidi="zh_TW"/>
+        </w:rPr>
+      </w:r>
+    </w:p>
+    <w:p>
+      <w:pPr/>
+      <w:r>
+        <w:rPr>
+          <w:lang w:val="zh_TW" w:bidi="zh_TW"/>
+        </w:rPr>
+      </w:r>
+      <w:r>
+        <w:rPr>
+          <w:lang w:val="zh_TW" w:bidi="zh_TW"/>
+        </w:rPr>
+        <w:t>וְ֠⁠גַם מָה־אַתֶּ֥ם לִ⁠י֙ צֹ֣ר וְ⁠צִיד֔וֹן וְ⁠כֹ֖ל גְּלִיל֣וֹת פְּלָ֑שֶׁת הַ⁠גְּמ֗וּל אַתֶּם֙ מְשַׁלְּמִ֣ים עָלָ֔⁠י &amp; אַתֶּם֙</w:t>
+      </w:r>
+    </w:p>
+    <w:p>
+      <w:pPr/>
+      <w:r>
+        <w:rPr>
+          <w:lang w:val="zh_TW" w:bidi="zh_TW"/>
+        </w:rPr>
+      </w:r>
+      <w:r>
+        <w:rPr>
+          <w:b/>
+          <w:lang w:val="zh_TW" w:bidi="zh_TW"/>
+        </w:rPr>
+        <w:t>「泰爾、西頓，和非利士四境的人哪，你們與我何干？你們要報復我嗎？」</w:t>
+      </w:r>
+    </w:p>
+    <w:p>
+      <w:pPr/>
+      <w:r>
+        <w:rPr>
+          <w:lang w:val="zh_TW" w:bidi="zh_TW"/>
+        </w:rPr>
+      </w:r>
+      <w:r>
+        <w:rPr>
+          <w:lang w:val="zh_TW" w:bidi="zh_TW"/>
+        </w:rPr>
+        <w:t>耶和華（雅巍）正在用問句的形式來表示強調。如果在你的語言中人們不會以這種形式使用問句，你可以將其翻譯為陳述句或感嘆句。另譯：「的確，你們沒有什麼可以指責我的，泰爾、西頓，還有所有非利士地區的人！你們沒有任何要向我報復的！」</w:t>
+      </w:r>
+    </w:p>
+    <w:p>
+      <w:pPr/>
+      <w:r>
+        <w:rPr>
+          <w:lang w:val="zh_TW" w:bidi="zh_TW"/>
+        </w:rPr>
+      </w:r>
+      <w:r>
+        <w:rPr>
+          <w:lang w:val="zh_TW" w:bidi="zh_TW"/>
+        </w:rPr>
+        <w:t>見：</w:t>
+      </w:r>
+      <w:r>
+        <w:rPr>
+          <w:lang w:val="zh_TW" w:bidi="zh_TW"/>
+        </w:rPr>
+        <w:t>修辭性問句</w:t>
+      </w:r>
+      <w:r>
+        <w:rPr>
+          <w:lang w:val="zh_TW" w:bidi="zh_TW"/>
+        </w:rPr>
+      </w:r>
+      <w:r>
+        <w:rPr>
+          <w:lang w:val="zh_TW" w:bidi="zh_TW"/>
+        </w:rPr>
+      </w:r>
+    </w:p>
+    <w:p>
+      <w:pPr/>
+      <w:r>
+        <w:rPr>
+          <w:lang w:val="zh_TW" w:bidi="zh_TW"/>
+        </w:rPr>
+      </w:r>
+    </w:p>
+    <w:p>
+      <w:pPr>
+        <w:pStyle w:val="Heading2"/>
+      </w:pPr>
+      <w:r>
+        <w:rPr>
+          <w:lang w:val="zh_TW" w:bidi="zh_TW"/>
+        </w:rPr>
+        <w:t>約珥書 3:4 (#2)</w:t>
+      </w:r>
+      <w:r>
+        <w:rPr>
+          <w:lang w:val="zh_TW" w:bidi="zh_TW"/>
+        </w:rPr>
+      </w:r>
+    </w:p>
+    <w:p>
+      <w:pPr/>
+      <w:r>
+        <w:rPr>
+          <w:lang w:val="zh_TW" w:bidi="zh_TW"/>
+        </w:rPr>
+      </w:r>
+      <w:r>
+        <w:rPr>
+          <w:lang w:val="zh_TW" w:bidi="zh_TW"/>
+        </w:rPr>
+        <w:t>מָה־אַתֶּ֥ם לִ⁠י֙</w:t>
+      </w:r>
+    </w:p>
+    <w:p>
+      <w:pPr/>
+      <w:r>
+        <w:rPr>
+          <w:lang w:val="zh_TW" w:bidi="zh_TW"/>
+        </w:rPr>
+      </w:r>
+      <w:r>
+        <w:rPr>
+          <w:b/>
+          <w:lang w:val="zh_TW" w:bidi="zh_TW"/>
+        </w:rPr>
+        <w:t>「你們與我何干？」</w:t>
+      </w:r>
+    </w:p>
+    <w:p>
+      <w:pPr/>
+      <w:r>
+        <w:rPr>
+          <w:lang w:val="zh_TW" w:bidi="zh_TW"/>
+        </w:rPr>
+      </w:r>
+      <w:r>
+        <w:rPr>
+          <w:lang w:val="zh_TW" w:bidi="zh_TW"/>
+        </w:rPr>
+        <w:t>在這個文化中，這是一個常用來詢問他人為何對自己懷有敵意的表達方式。你的語言中可能有類似的表達方式，可以在翻譯中使用。你也可以使用直白的語言。另譯：「你為什麼針對我」或「你為什麼對我懷有敵意」</w:t>
+      </w:r>
+    </w:p>
+    <w:p>
+      <w:pPr/>
+      <w:r>
+        <w:rPr>
+          <w:lang w:val="zh_TW" w:bidi="zh_TW"/>
+        </w:rPr>
+      </w:r>
+      <w:r>
+        <w:rPr>
+          <w:lang w:val="zh_TW" w:bidi="zh_TW"/>
+        </w:rPr>
+        <w:t>見：</w:t>
+      </w:r>
+      <w:r>
+        <w:rPr>
+          <w:lang w:val="zh_TW" w:bidi="zh_TW"/>
+        </w:rPr>
+        <w:t>慣用語</w:t>
+      </w:r>
+      <w:r>
+        <w:rPr>
+          <w:lang w:val="zh_TW" w:bidi="zh_TW"/>
+        </w:rPr>
+      </w:r>
+      <w:r>
+        <w:rPr>
+          <w:lang w:val="zh_TW" w:bidi="zh_TW"/>
+        </w:rPr>
+      </w:r>
+    </w:p>
+    <w:p>
+      <w:pPr/>
+      <w:r>
+        <w:rPr>
+          <w:lang w:val="zh_TW" w:bidi="zh_TW"/>
+        </w:rPr>
+      </w:r>
+    </w:p>
+    <w:p>
+      <w:pPr>
+        <w:pStyle w:val="Heading2"/>
+      </w:pPr>
+      <w:r>
+        <w:rPr>
+          <w:lang w:val="zh_TW" w:bidi="zh_TW"/>
+        </w:rPr>
+        <w:t>約珥書 3:4 (#3)</w:t>
+      </w:r>
+      <w:r>
+        <w:rPr>
+          <w:lang w:val="zh_TW" w:bidi="zh_TW"/>
+        </w:rPr>
+      </w:r>
+    </w:p>
+    <w:p>
+      <w:pPr/>
+      <w:r>
+        <w:rPr>
+          <w:lang w:val="zh_TW" w:bidi="zh_TW"/>
+        </w:rPr>
+      </w:r>
+      <w:r>
+        <w:rPr>
+          <w:lang w:val="zh_TW" w:bidi="zh_TW"/>
+        </w:rPr>
+        <w:t>הַ⁠גְּמ֗וּל אַתֶּם֙ מְשַׁלְּמִ֣ים עָלָ֔⁠י וְ⁠אִם־גֹּמְלִ֤ים אַתֶּם֙ עָלַ֔⁠י</w:t>
+      </w:r>
+    </w:p>
+    <w:p>
+      <w:pPr/>
+      <w:r>
+        <w:rPr>
+          <w:lang w:val="zh_TW" w:bidi="zh_TW"/>
+        </w:rPr>
+      </w:r>
+      <w:r>
+        <w:rPr>
+          <w:b/>
+          <w:lang w:val="zh_TW" w:bidi="zh_TW"/>
+        </w:rPr>
+        <w:t>「你們要報復我嗎？若報復我」</w:t>
+      </w:r>
+    </w:p>
+    <w:p>
+      <w:pPr/>
+      <w:r>
+        <w:rPr>
+          <w:lang w:val="zh_TW" w:bidi="zh_TW"/>
+        </w:rPr>
+      </w:r>
+      <w:r>
+        <w:rPr>
+          <w:lang w:val="zh_TW" w:bidi="zh_TW"/>
+        </w:rPr>
+        <w:t>耶和華（雅巍）說話的語氣，就像那些國家真的在為他對他們做過的壞事而報復他。他在問他們是否對他懷怨並正在施行報仇。如果在你的語言中直接說明其意思會更清楚，你可以這樣表達。另譯：「你們是否對我懷有怨恨並正在報復我？如果你們正在報復我」</w:t>
+      </w:r>
+    </w:p>
+    <w:p>
+      <w:pPr/>
+      <w:r>
+        <w:rPr>
+          <w:lang w:val="zh_TW" w:bidi="zh_TW"/>
+        </w:rPr>
+      </w:r>
+      <w:r>
+        <w:rPr>
+          <w:lang w:val="zh_TW" w:bidi="zh_TW"/>
+        </w:rPr>
+        <w:t>見：</w:t>
+      </w:r>
+      <w:r>
+        <w:rPr>
+          <w:lang w:val="zh_TW" w:bidi="zh_TW"/>
+        </w:rPr>
+        <w:t>隱喻</w:t>
+      </w:r>
+      <w:r>
+        <w:rPr>
+          <w:lang w:val="zh_TW" w:bidi="zh_TW"/>
+        </w:rPr>
+      </w:r>
+      <w:r>
+        <w:rPr>
+          <w:lang w:val="zh_TW" w:bidi="zh_TW"/>
+        </w:rPr>
+      </w:r>
+    </w:p>
+    <w:p>
+      <w:pPr/>
+      <w:r>
+        <w:rPr>
+          <w:lang w:val="zh_TW" w:bidi="zh_TW"/>
+        </w:rPr>
+      </w:r>
+    </w:p>
+    <w:p>
+      <w:pPr>
+        <w:pStyle w:val="Heading2"/>
+      </w:pPr>
+      <w:r>
+        <w:rPr>
+          <w:lang w:val="zh_TW" w:bidi="zh_TW"/>
+        </w:rPr>
+        <w:t>約珥書 3:4 (#4)</w:t>
+      </w:r>
+      <w:r>
+        <w:rPr>
+          <w:lang w:val="zh_TW" w:bidi="zh_TW"/>
+        </w:rPr>
+      </w:r>
+    </w:p>
+    <w:p>
+      <w:pPr/>
+      <w:r>
+        <w:rPr>
+          <w:lang w:val="zh_TW" w:bidi="zh_TW"/>
+        </w:rPr>
+      </w:r>
+      <w:r>
+        <w:rPr>
+          <w:lang w:val="zh_TW" w:bidi="zh_TW"/>
+        </w:rPr>
+        <w:t>קַ֣ל מְהֵרָ֔ה</w:t>
+      </w:r>
+    </w:p>
+    <w:p>
+      <w:pPr/>
+      <w:r>
+        <w:rPr>
+          <w:lang w:val="zh_TW" w:bidi="zh_TW"/>
+        </w:rPr>
+      </w:r>
+      <w:r>
+        <w:rPr>
+          <w:b/>
+          <w:lang w:val="zh_TW" w:bidi="zh_TW"/>
+        </w:rPr>
+        <w:t>「飛快迅速</w:t>
+      </w:r>
+      <w:r>
+        <w:rPr>
+          <w:b/>
+          <w:lang w:val="zh_TW" w:bidi="zh_TW"/>
+        </w:rPr>
+        <w:t>（譯註：和合本譯為『</w:t>
+      </w:r>
+      <w:r>
+        <w:rPr>
+          <w:b/>
+          <w:lang w:val="zh_TW" w:bidi="zh_TW"/>
+        </w:rPr>
+        <w:t>速速</w:t>
+      </w:r>
+      <w:r>
+        <w:rPr>
+          <w:b/>
+          <w:lang w:val="zh_TW" w:bidi="zh_TW"/>
+        </w:rPr>
+        <w:t>』）</w:t>
+      </w:r>
+      <w:r>
+        <w:rPr>
+          <w:b/>
+          <w:lang w:val="zh_TW" w:bidi="zh_TW"/>
+        </w:rPr>
+        <w:t>」</w:t>
+      </w:r>
+    </w:p>
+    <w:p>
+      <w:pPr/>
+      <w:r>
+        <w:rPr>
+          <w:lang w:val="zh_TW" w:bidi="zh_TW"/>
+        </w:rPr>
+      </w:r>
+      <w:r>
+        <w:rPr>
+          <w:b/>
+          <w:lang w:val="zh_TW" w:bidi="zh_TW"/>
+        </w:rPr>
+        <w:t>飛快</w:t>
+      </w:r>
+      <w:r>
+        <w:rPr>
+          <w:lang w:val="zh_TW" w:bidi="zh_TW"/>
+        </w:rPr>
+        <w:t>和</w:t>
+      </w:r>
+      <w:r>
+        <w:rPr>
+          <w:b/>
+          <w:lang w:val="zh_TW" w:bidi="zh_TW"/>
+        </w:rPr>
+        <w:t>迅速</w:t>
+      </w:r>
+      <w:r>
+        <w:rPr>
+          <w:lang w:val="zh_TW" w:bidi="zh_TW"/>
+        </w:rPr>
+        <w:t>的意思相似。耶和華（雅巍）將這兩個詞放在一起使用以示強調。如果用一個片語來表達強調對讀者來說更清楚，可以這樣表達。另譯：「非常迅速」</w:t>
+      </w:r>
+    </w:p>
+    <w:p>
+      <w:pPr/>
+      <w:r>
+        <w:rPr>
+          <w:lang w:val="zh_TW" w:bidi="zh_TW"/>
+        </w:rPr>
+      </w:r>
+      <w:r>
+        <w:rPr>
+          <w:lang w:val="zh_TW" w:bidi="zh_TW"/>
+        </w:rPr>
+        <w:t>見：</w:t>
+      </w:r>
+      <w:r>
+        <w:rPr>
+          <w:lang w:val="zh_TW" w:bidi="zh_TW"/>
+        </w:rPr>
         <w:t>同義連用</w:t>
       </w:r>
       <w:r>
@@ -24498,55 +27564,68 @@
         <w:rPr>
           <w:lang w:val="zh_TW" w:bidi="zh_TW"/>
         </w:rPr>
-        <w:t>約珥書 2:32 (#7)</w:t>
-      </w:r>
-      <w:r>
-        <w:rPr>
-          <w:lang w:val="zh_TW" w:bidi="zh_TW"/>
-        </w:rPr>
-      </w:r>
-    </w:p>
-    <w:p>
-      <w:pPr/>
-      <w:r>
-        <w:rPr>
-          <w:lang w:val="zh_TW" w:bidi="zh_TW"/>
-        </w:rPr>
-      </w:r>
-      <w:r>
-        <w:rPr>
-          <w:lang w:val="zh_TW" w:bidi="zh_TW"/>
-        </w:rPr>
-        <w:t>כַּֽ⁠אֲשֶׁר֙ אָמַ֣ר יְהוָ֔ה</w:t>
-      </w:r>
-    </w:p>
-    <w:p>
-      <w:pPr/>
-      <w:r>
-        <w:rPr>
-          <w:lang w:val="zh_TW" w:bidi="zh_TW"/>
-        </w:rPr>
-      </w:r>
-      <w:r>
-        <w:rPr>
-          <w:b/>
-          <w:lang w:val="zh_TW" w:bidi="zh_TW"/>
-        </w:rPr>
-        <w:t>「照耶和華（雅巍）所說的」</w:t>
-      </w:r>
-    </w:p>
-    <w:p>
-      <w:pPr/>
-      <w:r>
-        <w:rPr>
-          <w:lang w:val="zh_TW" w:bidi="zh_TW"/>
-        </w:rPr>
-      </w:r>
-      <w:r>
-        <w:rPr>
-          <w:lang w:val="zh_TW" w:bidi="zh_TW"/>
-        </w:rPr>
-        <w:t>耶和華（雅巍）正在用第三人稱代名詞談論自己。如果在你的語言中將用第一人稱代名詞會更有幫助，你可以這樣翻譯。另譯：「正如我所說」</w:t>
+        <w:t>約珥書 3:4 (#5)</w:t>
+      </w:r>
+      <w:r>
+        <w:rPr>
+          <w:lang w:val="zh_TW" w:bidi="zh_TW"/>
+        </w:rPr>
+      </w:r>
+    </w:p>
+    <w:p>
+      <w:pPr/>
+      <w:r>
+        <w:rPr>
+          <w:lang w:val="zh_TW" w:bidi="zh_TW"/>
+        </w:rPr>
+      </w:r>
+      <w:r>
+        <w:rPr>
+          <w:lang w:val="zh_TW" w:bidi="zh_TW"/>
+        </w:rPr>
+        <w:t>אָשִׁ֥יב גְּמֻלְ⁠כֶ֖ם בְּ⁠רֹאשְׁ⁠כֶֽם</w:t>
+      </w:r>
+    </w:p>
+    <w:p>
+      <w:pPr/>
+      <w:r>
+        <w:rPr>
+          <w:lang w:val="zh_TW" w:bidi="zh_TW"/>
+        </w:rPr>
+      </w:r>
+      <w:r>
+        <w:rPr>
+          <w:b/>
+          <w:lang w:val="zh_TW" w:bidi="zh_TW"/>
+        </w:rPr>
+        <w:t>「我必使報應速速歸到你們的頭上」</w:t>
+      </w:r>
+    </w:p>
+    <w:p>
+      <w:pPr/>
+      <w:r>
+        <w:rPr>
+          <w:lang w:val="zh_TW" w:bidi="zh_TW"/>
+        </w:rPr>
+      </w:r>
+      <w:r>
+        <w:rPr>
+          <w:lang w:val="zh_TW" w:bidi="zh_TW"/>
+        </w:rPr>
+        <w:t>耶和華（雅巍）用一個人的一部分——他的</w:t>
+      </w:r>
+      <w:r>
+        <w:rPr>
+          <w:b/>
+          <w:lang w:val="zh_TW" w:bidi="zh_TW"/>
+        </w:rPr>
+        <w:t>頭——</w:t>
+      </w:r>
+      <w:r>
+        <w:rPr>
+          <w:lang w:val="zh_TW" w:bidi="zh_TW"/>
+        </w:rPr>
+        <w:t>來意指整個人。如果在你的語言中，用一個更通用的詞來表達這個意思會更清楚，你可以這樣表達。另譯：「我將把你的報應轉到你身上」或「我將直接報應你」</w:t>
       </w:r>
     </w:p>
     <w:p>
@@ -24566,7 +27645,7 @@
         <w:rPr>
           <w:lang w:val="zh_TW" w:bidi="zh_TW"/>
         </w:rPr>
-        <w:t>第一、第二或第三人稱</w:t>
+        <w:t>提喻法</w:t>
       </w:r>
       <w:r>
         <w:rPr>
@@ -24595,41 +27674,96 @@
         <w:rPr>
           <w:lang w:val="zh_TW" w:bidi="zh_TW"/>
         </w:rPr>
-        <w:t>約珥書 2:32 (#8)</w:t>
-      </w:r>
-      <w:r>
-        <w:rPr>
-          <w:lang w:val="zh_TW" w:bidi="zh_TW"/>
-        </w:rPr>
-      </w:r>
-    </w:p>
-    <w:p>
-      <w:pPr/>
-      <w:r>
-        <w:rPr>
-          <w:lang w:val="zh_TW" w:bidi="zh_TW"/>
-        </w:rPr>
-      </w:r>
-      <w:r>
-        <w:rPr>
-          <w:b/>
-          <w:lang w:val="zh_TW" w:bidi="zh_TW"/>
-        </w:rPr>
-        <w:t>「在剩下的人中耶和華呼召（譯註：和合本譯為『在剩下的人中必有耶和華所召的』）」</w:t>
-      </w:r>
-    </w:p>
-    <w:p>
-      <w:pPr/>
-      <w:r>
-        <w:rPr>
-          <w:lang w:val="zh_TW" w:bidi="zh_TW"/>
-        </w:rPr>
-      </w:r>
-      <w:r>
-        <w:rPr>
-          <w:lang w:val="zh_TW" w:bidi="zh_TW"/>
-        </w:rPr>
-        <w:t>耶和華（雅巍）省略了在許多語言一個完整的句子所必需包含的一些詞語。你可以根據上下文補充這些詞語，好在你的語言中表達得更清晰。另譯：「並且在耶和華所召的倖存者中將有逃脫的人」</w:t>
+        <w:t>約珥書 3:4 (#6)</w:t>
+      </w:r>
+      <w:r>
+        <w:rPr>
+          <w:lang w:val="zh_TW" w:bidi="zh_TW"/>
+        </w:rPr>
+      </w:r>
+    </w:p>
+    <w:p>
+      <w:pPr/>
+      <w:r>
+        <w:rPr>
+          <w:lang w:val="zh_TW" w:bidi="zh_TW"/>
+        </w:rPr>
+      </w:r>
+      <w:r>
+        <w:rPr>
+          <w:lang w:val="zh_TW" w:bidi="zh_TW"/>
+        </w:rPr>
+        <w:t>בְּ⁠רֹאשְׁ⁠כֶֽם</w:t>
+      </w:r>
+    </w:p>
+    <w:p>
+      <w:pPr/>
+      <w:r>
+        <w:rPr>
+          <w:lang w:val="zh_TW" w:bidi="zh_TW"/>
+        </w:rPr>
+      </w:r>
+      <w:r>
+        <w:rPr>
+          <w:b/>
+          <w:lang w:val="zh_TW" w:bidi="zh_TW"/>
+        </w:rPr>
+        <w:t>「你的頭上</w:t>
+      </w:r>
+      <w:r>
+        <w:rPr>
+          <w:b/>
+          <w:lang w:val="zh_TW" w:bidi="zh_TW"/>
+        </w:rPr>
+        <w:t>（譯註：和合本譯為『</w:t>
+      </w:r>
+      <w:r>
+        <w:rPr>
+          <w:b/>
+          <w:lang w:val="zh_TW" w:bidi="zh_TW"/>
+        </w:rPr>
+        <w:t>你們的頭上</w:t>
+      </w:r>
+      <w:r>
+        <w:rPr>
+          <w:b/>
+          <w:lang w:val="zh_TW" w:bidi="zh_TW"/>
+        </w:rPr>
+        <w:t>』）</w:t>
+      </w:r>
+      <w:r>
+        <w:rPr>
+          <w:b/>
+          <w:lang w:val="zh_TW" w:bidi="zh_TW"/>
+        </w:rPr>
+        <w:t>」</w:t>
+      </w:r>
+    </w:p>
+    <w:p>
+      <w:pPr/>
+      <w:r>
+        <w:rPr>
+          <w:lang w:val="zh_TW" w:bidi="zh_TW"/>
+        </w:rPr>
+      </w:r>
+      <w:r>
+        <w:rPr>
+          <w:lang w:val="zh_TW" w:bidi="zh_TW"/>
+        </w:rPr>
+        <w:t>由於耶和華指的是多個國家，在你的語言中使用</w:t>
+      </w:r>
+      <w:r>
+        <w:rPr>
+          <w:b/>
+          <w:lang w:val="zh_TW" w:bidi="zh_TW"/>
+        </w:rPr>
+        <w:t>頭</w:t>
+      </w:r>
+      <w:r>
+        <w:rPr>
+          <w:lang w:val="zh_TW" w:bidi="zh_TW"/>
+        </w:rPr>
+        <w:t>的複數形式可能更自然。另譯：「你們的頭上」</w:t>
       </w:r>
     </w:p>
     <w:p>
@@ -24649,7 +27783,7 @@
         <w:rPr>
           <w:lang w:val="zh_TW" w:bidi="zh_TW"/>
         </w:rPr>
-        <w:t>省略</w:t>
+        <w:t>集合名詞</w:t>
       </w:r>
       <w:r>
         <w:rPr>
@@ -24678,1914 +27812,26 @@
         <w:rPr>
           <w:lang w:val="zh_TW" w:bidi="zh_TW"/>
         </w:rPr>
-        <w:t>約珥書 2:32 (#9)</w:t>
-      </w:r>
-      <w:r>
-        <w:rPr>
-          <w:lang w:val="zh_TW" w:bidi="zh_TW"/>
-        </w:rPr>
-      </w:r>
-    </w:p>
-    <w:p>
-      <w:pPr/>
-      <w:r>
-        <w:rPr>
-          <w:lang w:val="zh_TW" w:bidi="zh_TW"/>
-        </w:rPr>
-      </w:r>
-      <w:r>
-        <w:rPr>
-          <w:b/>
-          <w:lang w:val="zh_TW" w:bidi="zh_TW"/>
-        </w:rPr>
-        <w:t>「耶和華（雅巍）所召的」</w:t>
-      </w:r>
-    </w:p>
-    <w:p>
-      <w:pPr/>
-      <w:r>
-        <w:rPr>
-          <w:lang w:val="zh_TW" w:bidi="zh_TW"/>
-        </w:rPr>
-      </w:r>
-      <w:r>
-        <w:rPr>
-          <w:lang w:val="zh_TW" w:bidi="zh_TW"/>
-        </w:rPr>
-        <w:t>耶和華（雅巍）正在用第三人稱代名詞談論自己。如果在你的語言中將其翻譯為第一人稱代名詞會更有幫助，你可以這樣翻譯。另譯：「我所呼召的」</w:t>
-      </w:r>
-    </w:p>
-    <w:p>
-      <w:pPr/>
-      <w:r>
-        <w:rPr>
-          <w:lang w:val="zh_TW" w:bidi="zh_TW"/>
-        </w:rPr>
-      </w:r>
-      <w:r>
-        <w:rPr>
-          <w:lang w:val="zh_TW" w:bidi="zh_TW"/>
-        </w:rPr>
-        <w:t>見：</w:t>
-      </w:r>
-      <w:r>
-        <w:rPr>
-          <w:lang w:val="zh_TW" w:bidi="zh_TW"/>
-        </w:rPr>
-        <w:t>第一、第二或第三人稱</w:t>
-      </w:r>
-      <w:r>
-        <w:rPr>
-          <w:lang w:val="zh_TW" w:bidi="zh_TW"/>
-        </w:rPr>
-      </w:r>
-      <w:r>
-        <w:rPr>
-          <w:lang w:val="zh_TW" w:bidi="zh_TW"/>
-        </w:rPr>
-      </w:r>
-    </w:p>
-    <w:p>
-      <w:pPr/>
-      <w:r>
-        <w:rPr>
-          <w:lang w:val="zh_TW" w:bidi="zh_TW"/>
-        </w:rPr>
-      </w:r>
-    </w:p>
-    <w:p>
-      <w:pPr>
-        <w:pStyle w:val="Heading2"/>
-      </w:pPr>
-      <w:r>
-        <w:rPr>
-          <w:lang w:val="zh_TW" w:bidi="zh_TW"/>
-        </w:rPr>
-        <w:t>約珥書 3:1 (#1)</w:t>
-      </w:r>
-      <w:r>
-        <w:rPr>
-          <w:lang w:val="zh_TW" w:bidi="zh_TW"/>
-        </w:rPr>
-      </w:r>
-    </w:p>
-    <w:p>
-      <w:pPr/>
-      <w:r>
-        <w:rPr>
-          <w:lang w:val="zh_TW" w:bidi="zh_TW"/>
-        </w:rPr>
-      </w:r>
-      <w:r>
-        <w:rPr>
-          <w:lang w:val="zh_TW" w:bidi="zh_TW"/>
-        </w:rPr>
-        <w:t>כִּ֗י הִנֵּ֛ה בַּ⁠יָּמִ֥ים הָ⁠הֵ֖מָּה וּ⁠בָ⁠עֵ֣ת הַ⁠הִ֑יא</w:t>
-      </w:r>
-    </w:p>
-    <w:p>
-      <w:pPr/>
-      <w:r>
-        <w:rPr>
-          <w:lang w:val="zh_TW" w:bidi="zh_TW"/>
-        </w:rPr>
-      </w:r>
-      <w:r>
-        <w:rPr>
-          <w:b/>
-          <w:lang w:val="zh_TW" w:bidi="zh_TW"/>
-        </w:rPr>
-        <w:t>「到那日</w:t>
-      </w:r>
-      <w:r>
-        <w:rPr>
-          <w:b/>
-          <w:lang w:val="zh_TW" w:bidi="zh_TW"/>
-        </w:rPr>
-        <w:t>（譯註：有些譯本譯為『</w:t>
-      </w:r>
-      <w:r>
-        <w:rPr>
-          <w:b/>
-          <w:lang w:val="zh_TW" w:bidi="zh_TW"/>
-        </w:rPr>
-        <w:t>看哪，在那些日子</w:t>
-      </w:r>
-      <w:r>
-        <w:rPr>
-          <w:b/>
-          <w:lang w:val="zh_TW" w:bidi="zh_TW"/>
-        </w:rPr>
-        <w:t>』）</w:t>
-      </w:r>
-      <w:r>
-        <w:rPr>
-          <w:b/>
-          <w:lang w:val="zh_TW" w:bidi="zh_TW"/>
-        </w:rPr>
-        <w:t>」</w:t>
-      </w:r>
-    </w:p>
-    <w:p>
-      <w:pPr/>
-      <w:r>
-        <w:rPr>
-          <w:lang w:val="zh_TW" w:bidi="zh_TW"/>
-        </w:rPr>
-      </w:r>
-      <w:r>
-        <w:rPr>
-          <w:lang w:val="zh_TW" w:bidi="zh_TW"/>
-        </w:rPr>
-        <w:t>這節經文繼續直接引用耶和華（雅巍）的話。你可以在翻譯中使用自然的方式來延續直接引文。另譯：「耶和華又說，『因為看哪，在那些日子和那時候』」</w:t>
-      </w:r>
-    </w:p>
-    <w:p>
-      <w:pPr/>
-      <w:r>
-        <w:rPr>
-          <w:lang w:val="zh_TW" w:bidi="zh_TW"/>
-        </w:rPr>
-      </w:r>
-      <w:r>
-        <w:rPr>
-          <w:lang w:val="zh_TW" w:bidi="zh_TW"/>
-        </w:rPr>
-        <w:t>見：</w:t>
-      </w:r>
-      <w:r>
-        <w:rPr>
-          <w:lang w:val="zh_TW" w:bidi="zh_TW"/>
-        </w:rPr>
-        <w:t>直接和間接引文</w:t>
-      </w:r>
-      <w:r>
-        <w:rPr>
-          <w:lang w:val="zh_TW" w:bidi="zh_TW"/>
-        </w:rPr>
-      </w:r>
-      <w:r>
-        <w:rPr>
-          <w:lang w:val="zh_TW" w:bidi="zh_TW"/>
-        </w:rPr>
-      </w:r>
-    </w:p>
-    <w:p>
-      <w:pPr/>
-      <w:r>
-        <w:rPr>
-          <w:lang w:val="zh_TW" w:bidi="zh_TW"/>
-        </w:rPr>
-      </w:r>
-    </w:p>
-    <w:p>
-      <w:pPr>
-        <w:pStyle w:val="Heading2"/>
-      </w:pPr>
-      <w:r>
-        <w:rPr>
-          <w:lang w:val="zh_TW" w:bidi="zh_TW"/>
-        </w:rPr>
-        <w:t>約珥書 3:1 (#2)</w:t>
-      </w:r>
-      <w:r>
-        <w:rPr>
-          <w:lang w:val="zh_TW" w:bidi="zh_TW"/>
-        </w:rPr>
-      </w:r>
-    </w:p>
-    <w:p>
-      <w:pPr/>
-      <w:r>
-        <w:rPr>
-          <w:lang w:val="zh_TW" w:bidi="zh_TW"/>
-        </w:rPr>
-      </w:r>
-      <w:r>
-        <w:rPr>
-          <w:lang w:val="zh_TW" w:bidi="zh_TW"/>
-        </w:rPr>
-        <w:t>כִּ֗י הִנֵּ֛ה</w:t>
-      </w:r>
-    </w:p>
-    <w:p>
-      <w:pPr/>
-      <w:r>
-        <w:rPr>
-          <w:lang w:val="zh_TW" w:bidi="zh_TW"/>
-        </w:rPr>
-      </w:r>
-      <w:r>
-        <w:rPr>
-          <w:b/>
-          <w:lang w:val="zh_TW" w:bidi="zh_TW"/>
-        </w:rPr>
-        <w:t>「〔</w:t>
-      </w:r>
-      <w:r>
-        <w:rPr>
-          <w:b/>
-          <w:lang w:val="zh_TW" w:bidi="zh_TW"/>
-        </w:rPr>
-        <w:t>看哪</w:t>
-      </w:r>
-      <w:r>
-        <w:rPr>
-          <w:b/>
-          <w:lang w:val="zh_TW" w:bidi="zh_TW"/>
-        </w:rPr>
-        <w:t>〕......（譯註：和合本沒有譯出這個詞）」</w:t>
-      </w:r>
-    </w:p>
-    <w:p>
-      <w:pPr/>
-      <w:r>
-        <w:rPr>
-          <w:lang w:val="zh_TW" w:bidi="zh_TW"/>
-        </w:rPr>
-      </w:r>
-      <w:r>
-        <w:rPr>
-          <w:lang w:val="zh_TW" w:bidi="zh_TW"/>
-        </w:rPr>
-        <w:t>耶和華（雅巍）正用</w:t>
-      </w:r>
-      <w:r>
-        <w:rPr>
-          <w:b/>
-          <w:lang w:val="zh_TW" w:bidi="zh_TW"/>
-        </w:rPr>
-        <w:t>看哪</w:t>
-      </w:r>
-      <w:r>
-        <w:rPr>
-          <w:lang w:val="zh_TW" w:bidi="zh_TW"/>
-        </w:rPr>
-        <w:t>這個詞來吸引聽眾將他們的注意力集中在他即將要說的話上。在你的語言中可能有一個類似的表達方式可以在翻譯時使用。另譯：「現在，看」或「現在，聽」</w:t>
-      </w:r>
-    </w:p>
-    <w:p>
-      <w:pPr/>
-      <w:r>
-        <w:rPr>
-          <w:lang w:val="zh_TW" w:bidi="zh_TW"/>
-        </w:rPr>
-      </w:r>
-      <w:r>
-        <w:rPr>
-          <w:lang w:val="zh_TW" w:bidi="zh_TW"/>
-        </w:rPr>
-        <w:t>見：</w:t>
-      </w:r>
-      <w:r>
-        <w:rPr>
-          <w:lang w:val="zh_TW" w:bidi="zh_TW"/>
-        </w:rPr>
-        <w:t>隱喻</w:t>
-      </w:r>
-      <w:r>
-        <w:rPr>
-          <w:lang w:val="zh_TW" w:bidi="zh_TW"/>
-        </w:rPr>
-      </w:r>
-      <w:r>
-        <w:rPr>
-          <w:lang w:val="zh_TW" w:bidi="zh_TW"/>
-        </w:rPr>
-      </w:r>
-    </w:p>
-    <w:p>
-      <w:pPr/>
-      <w:r>
-        <w:rPr>
-          <w:lang w:val="zh_TW" w:bidi="zh_TW"/>
-        </w:rPr>
-      </w:r>
-    </w:p>
-    <w:p>
-      <w:pPr>
-        <w:pStyle w:val="Heading2"/>
-      </w:pPr>
-      <w:r>
-        <w:rPr>
-          <w:lang w:val="zh_TW" w:bidi="zh_TW"/>
-        </w:rPr>
-        <w:t>約珥書 3:1 (#3)</w:t>
-      </w:r>
-      <w:r>
-        <w:rPr>
-          <w:lang w:val="zh_TW" w:bidi="zh_TW"/>
-        </w:rPr>
-      </w:r>
-    </w:p>
-    <w:p>
-      <w:pPr/>
-      <w:r>
-        <w:rPr>
-          <w:lang w:val="zh_TW" w:bidi="zh_TW"/>
-        </w:rPr>
-      </w:r>
-      <w:r>
-        <w:rPr>
-          <w:lang w:val="zh_TW" w:bidi="zh_TW"/>
-        </w:rPr>
-        <w:t>בַּ⁠יָּמִ֥ים הָ⁠הֵ֖מָּה וּ⁠בָ⁠עֵ֣ת הַ⁠הִ֑יא</w:t>
-      </w:r>
-    </w:p>
-    <w:p>
-      <w:pPr/>
-      <w:r>
-        <w:rPr>
-          <w:lang w:val="zh_TW" w:bidi="zh_TW"/>
-        </w:rPr>
-      </w:r>
-      <w:r>
-        <w:rPr>
-          <w:b/>
-          <w:lang w:val="zh_TW" w:bidi="zh_TW"/>
-        </w:rPr>
-        <w:t>「到那日……的時候」</w:t>
-      </w:r>
-    </w:p>
-    <w:p>
-      <w:pPr/>
-      <w:r>
-        <w:rPr>
-          <w:lang w:val="zh_TW" w:bidi="zh_TW"/>
-        </w:rPr>
-      </w:r>
-      <w:r>
-        <w:rPr>
-          <w:b/>
-          <w:lang w:val="zh_TW" w:bidi="zh_TW"/>
-        </w:rPr>
-        <w:t>到那日</w:t>
-      </w:r>
-      <w:r>
-        <w:rPr>
-          <w:lang w:val="zh_TW" w:bidi="zh_TW"/>
-        </w:rPr>
-        <w:t>和</w:t>
-      </w:r>
-      <w:r>
-        <w:rPr>
-          <w:b/>
-          <w:lang w:val="zh_TW" w:bidi="zh_TW"/>
-        </w:rPr>
-        <w:t>……的時候</w:t>
-      </w:r>
-      <w:r>
-        <w:rPr>
-          <w:lang w:val="zh_TW" w:bidi="zh_TW"/>
-        </w:rPr>
-        <w:t>這兩個表達的意思相似。耶和華將這兩個表達方式放在一起使用以示強調。如果用一個單一的片語來表達這種強調對你的讀者來說更清楚，你可以這樣表達。另譯：「當那美好的時光來臨時」</w:t>
-      </w:r>
-    </w:p>
-    <w:p>
-      <w:pPr/>
-      <w:r>
-        <w:rPr>
-          <w:lang w:val="zh_TW" w:bidi="zh_TW"/>
-        </w:rPr>
-      </w:r>
-      <w:r>
-        <w:rPr>
-          <w:lang w:val="zh_TW" w:bidi="zh_TW"/>
-        </w:rPr>
-        <w:t>見：</w:t>
-      </w:r>
-      <w:r>
-        <w:rPr>
-          <w:lang w:val="zh_TW" w:bidi="zh_TW"/>
-        </w:rPr>
-        <w:t>同義連用</w:t>
-      </w:r>
-      <w:r>
-        <w:rPr>
-          <w:lang w:val="zh_TW" w:bidi="zh_TW"/>
-        </w:rPr>
-      </w:r>
-      <w:r>
-        <w:rPr>
-          <w:lang w:val="zh_TW" w:bidi="zh_TW"/>
-        </w:rPr>
-      </w:r>
-    </w:p>
-    <w:p>
-      <w:pPr/>
-      <w:r>
-        <w:rPr>
-          <w:lang w:val="zh_TW" w:bidi="zh_TW"/>
-        </w:rPr>
-      </w:r>
-    </w:p>
-    <w:p>
-      <w:pPr>
-        <w:pStyle w:val="Heading2"/>
-      </w:pPr>
-      <w:r>
-        <w:rPr>
-          <w:lang w:val="zh_TW" w:bidi="zh_TW"/>
-        </w:rPr>
-        <w:t>約珥書 3:1 (#4)</w:t>
-      </w:r>
-      <w:r>
-        <w:rPr>
-          <w:lang w:val="zh_TW" w:bidi="zh_TW"/>
-        </w:rPr>
-      </w:r>
-    </w:p>
-    <w:p>
-      <w:pPr/>
-      <w:r>
-        <w:rPr>
-          <w:lang w:val="zh_TW" w:bidi="zh_TW"/>
-        </w:rPr>
-      </w:r>
-      <w:r>
-        <w:rPr>
-          <w:b/>
-          <w:lang w:val="zh_TW" w:bidi="zh_TW"/>
-        </w:rPr>
-        <w:t>「我使猶大和耶路撒冷被擄的歸回的時候</w:t>
-      </w:r>
-      <w:r>
-        <w:rPr>
-          <w:b/>
-          <w:lang w:val="zh_TW" w:bidi="zh_TW"/>
-        </w:rPr>
-        <w:t>（譯註：和合本譯為『</w:t>
-      </w:r>
-      <w:r>
-        <w:rPr>
-          <w:b/>
-          <w:lang w:val="zh_TW" w:bidi="zh_TW"/>
-        </w:rPr>
-        <w:t>我使猶大和耶路撒冷被擄之人歸回的時候</w:t>
-      </w:r>
-      <w:r>
-        <w:rPr>
-          <w:b/>
-          <w:lang w:val="zh_TW" w:bidi="zh_TW"/>
-        </w:rPr>
-        <w:t>』）</w:t>
-      </w:r>
-      <w:r>
-        <w:rPr>
-          <w:b/>
-          <w:lang w:val="zh_TW" w:bidi="zh_TW"/>
-        </w:rPr>
-        <w:t>」</w:t>
-      </w:r>
-    </w:p>
-    <w:p>
-      <w:pPr/>
-      <w:r>
-        <w:rPr>
-          <w:lang w:val="zh_TW" w:bidi="zh_TW"/>
-        </w:rPr>
-      </w:r>
-      <w:r>
-        <w:rPr>
-          <w:lang w:val="zh_TW" w:bidi="zh_TW"/>
-        </w:rPr>
-        <w:t>如果在你的語言中沒有用於表示</w:t>
-      </w:r>
-      <w:r>
-        <w:rPr>
-          <w:b/>
-          <w:lang w:val="zh_TW" w:bidi="zh_TW"/>
-        </w:rPr>
-        <w:t>被擄的</w:t>
-      </w:r>
-      <w:r>
-        <w:rPr>
-          <w:lang w:val="zh_TW" w:bidi="zh_TW"/>
-        </w:rPr>
-        <w:t>這一概念的抽象名詞，你可以用其它方式表達相同的意思。另譯：「當我帶回猶大和耶路撒冷的被擄者時」</w:t>
-      </w:r>
-    </w:p>
-    <w:p>
-      <w:pPr/>
-      <w:r>
-        <w:rPr>
-          <w:lang w:val="zh_TW" w:bidi="zh_TW"/>
-        </w:rPr>
-      </w:r>
-      <w:r>
-        <w:rPr>
-          <w:lang w:val="zh_TW" w:bidi="zh_TW"/>
-        </w:rPr>
-        <w:t>見：</w:t>
-      </w:r>
-      <w:r>
-        <w:rPr>
-          <w:lang w:val="zh_TW" w:bidi="zh_TW"/>
-        </w:rPr>
-        <w:t>抽象名詞</w:t>
-      </w:r>
-      <w:r>
-        <w:rPr>
-          <w:lang w:val="zh_TW" w:bidi="zh_TW"/>
-        </w:rPr>
-      </w:r>
-      <w:r>
-        <w:rPr>
-          <w:lang w:val="zh_TW" w:bidi="zh_TW"/>
-        </w:rPr>
-      </w:r>
-    </w:p>
-    <w:p>
-      <w:pPr/>
-      <w:r>
-        <w:rPr>
-          <w:lang w:val="zh_TW" w:bidi="zh_TW"/>
-        </w:rPr>
-      </w:r>
-    </w:p>
-    <w:p>
-      <w:pPr>
-        <w:pStyle w:val="Heading2"/>
-      </w:pPr>
-      <w:r>
-        <w:rPr>
-          <w:lang w:val="zh_TW" w:bidi="zh_TW"/>
-        </w:rPr>
-        <w:t>約珥書 3:1 (#5)</w:t>
-      </w:r>
-      <w:r>
-        <w:rPr>
-          <w:lang w:val="zh_TW" w:bidi="zh_TW"/>
-        </w:rPr>
-      </w:r>
-    </w:p>
-    <w:p>
-      <w:pPr/>
-      <w:r>
-        <w:rPr>
-          <w:lang w:val="zh_TW" w:bidi="zh_TW"/>
-        </w:rPr>
-      </w:r>
-      <w:r>
-        <w:rPr>
-          <w:b/>
-          <w:lang w:val="zh_TW" w:bidi="zh_TW"/>
-        </w:rPr>
-        <w:t>「我使猶大和耶路撒冷被擄之人歸回的時候」</w:t>
-      </w:r>
-    </w:p>
-    <w:p>
-      <w:pPr/>
-      <w:r>
-        <w:rPr>
-          <w:lang w:val="zh_TW" w:bidi="zh_TW"/>
-        </w:rPr>
-      </w:r>
-      <w:r>
-        <w:rPr>
-          <w:lang w:val="zh_TW" w:bidi="zh_TW"/>
-        </w:rPr>
-        <w:t>請參閱本章簡介中的討論，了解此片語的另一種讀法。另譯：「當我恢復猶大和耶路撒冷的命運時」</w:t>
-      </w:r>
-    </w:p>
-    <w:p>
-      <w:pPr/>
-      <w:r>
-        <w:rPr>
-          <w:lang w:val="zh_TW" w:bidi="zh_TW"/>
-        </w:rPr>
-      </w:r>
-      <w:r>
-        <w:rPr>
-          <w:lang w:val="zh_TW" w:bidi="zh_TW"/>
-        </w:rPr>
-        <w:t>見：</w:t>
-      </w:r>
-      <w:r>
-        <w:rPr>
-          <w:lang w:val="zh_TW" w:bidi="zh_TW"/>
-        </w:rPr>
-        <w:t>文本異文</w:t>
-      </w:r>
-      <w:r>
-        <w:rPr>
-          <w:lang w:val="zh_TW" w:bidi="zh_TW"/>
-        </w:rPr>
-      </w:r>
-      <w:r>
-        <w:rPr>
-          <w:lang w:val="zh_TW" w:bidi="zh_TW"/>
-        </w:rPr>
-      </w:r>
-    </w:p>
-    <w:p>
-      <w:pPr/>
-      <w:r>
-        <w:rPr>
-          <w:lang w:val="zh_TW" w:bidi="zh_TW"/>
-        </w:rPr>
-      </w:r>
-    </w:p>
-    <w:p>
-      <w:pPr>
-        <w:pStyle w:val="Heading2"/>
-      </w:pPr>
-      <w:r>
-        <w:rPr>
-          <w:lang w:val="zh_TW" w:bidi="zh_TW"/>
-        </w:rPr>
-        <w:t>約珥書 3:2 (#1)</w:t>
-      </w:r>
-      <w:r>
-        <w:rPr>
-          <w:lang w:val="zh_TW" w:bidi="zh_TW"/>
-        </w:rPr>
-      </w:r>
-    </w:p>
-    <w:p>
-      <w:pPr/>
-      <w:r>
-        <w:rPr>
-          <w:lang w:val="zh_TW" w:bidi="zh_TW"/>
-        </w:rPr>
-      </w:r>
-      <w:r>
-        <w:rPr>
-          <w:lang w:val="zh_TW" w:bidi="zh_TW"/>
-        </w:rPr>
-        <w:t>עֵ֖מֶק יְהֽוֹשָׁפָ֑ט</w:t>
-      </w:r>
-    </w:p>
-    <w:p>
-      <w:pPr/>
-      <w:r>
-        <w:rPr>
-          <w:lang w:val="zh_TW" w:bidi="zh_TW"/>
-        </w:rPr>
-      </w:r>
-      <w:r>
-        <w:rPr>
-          <w:b/>
-          <w:lang w:val="zh_TW" w:bidi="zh_TW"/>
-        </w:rPr>
-        <w:t>「約沙法谷」</w:t>
-      </w:r>
-    </w:p>
-    <w:p>
-      <w:pPr/>
-      <w:r>
-        <w:rPr>
-          <w:lang w:val="zh_TW" w:bidi="zh_TW"/>
-        </w:rPr>
-      </w:r>
-      <w:r>
-        <w:rPr>
-          <w:b/>
-          <w:lang w:val="zh_TW" w:bidi="zh_TW"/>
-        </w:rPr>
-        <w:t>約沙法</w:t>
-      </w:r>
-      <w:r>
-        <w:rPr>
-          <w:lang w:val="zh_TW" w:bidi="zh_TW"/>
-        </w:rPr>
-        <w:t>是一個山谷的名字。在你的翻譯中，你可以像和合本那樣按照在你的語言中它的發音來翻譯，或者你可以使用你語言中的一個詞或片語來表達這個</w:t>
-      </w:r>
-      <w:r>
-        <w:rPr>
-          <w:b/>
-          <w:lang w:val="zh_TW" w:bidi="zh_TW"/>
-        </w:rPr>
-        <w:t>名字</w:t>
-      </w:r>
-      <w:r>
-        <w:rPr>
-          <w:lang w:val="zh_TW" w:bidi="zh_TW"/>
-        </w:rPr>
-        <w:t>的意思，即「耶和華（雅巍）必審判」。另譯：「耶和華（雅巍）必審判谷」</w:t>
-      </w:r>
-    </w:p>
-    <w:p>
-      <w:pPr/>
-      <w:r>
-        <w:rPr>
-          <w:lang w:val="zh_TW" w:bidi="zh_TW"/>
-        </w:rPr>
-      </w:r>
-      <w:r>
-        <w:rPr>
-          <w:lang w:val="zh_TW" w:bidi="zh_TW"/>
-        </w:rPr>
-        <w:t>見：</w:t>
-      </w:r>
-      <w:r>
-        <w:rPr>
-          <w:lang w:val="zh_TW" w:bidi="zh_TW"/>
-        </w:rPr>
-        <w:t>複製或借用詞彙</w:t>
-      </w:r>
-      <w:r>
-        <w:rPr>
-          <w:lang w:val="zh_TW" w:bidi="zh_TW"/>
-        </w:rPr>
-      </w:r>
-      <w:r>
-        <w:rPr>
-          <w:lang w:val="zh_TW" w:bidi="zh_TW"/>
-        </w:rPr>
-      </w:r>
-    </w:p>
-    <w:p>
-      <w:pPr/>
-      <w:r>
-        <w:rPr>
-          <w:lang w:val="zh_TW" w:bidi="zh_TW"/>
-        </w:rPr>
-      </w:r>
-    </w:p>
-    <w:p>
-      <w:pPr>
-        <w:pStyle w:val="Heading2"/>
-      </w:pPr>
-      <w:r>
-        <w:rPr>
-          <w:lang w:val="zh_TW" w:bidi="zh_TW"/>
-        </w:rPr>
-        <w:t>約珥書 3:2 (#2)</w:t>
-      </w:r>
-      <w:r>
-        <w:rPr>
-          <w:lang w:val="zh_TW" w:bidi="zh_TW"/>
-        </w:rPr>
-      </w:r>
-    </w:p>
-    <w:p>
-      <w:pPr/>
-      <w:r>
-        <w:rPr>
-          <w:lang w:val="zh_TW" w:bidi="zh_TW"/>
-        </w:rPr>
-      </w:r>
-      <w:r>
-        <w:rPr>
-          <w:lang w:val="zh_TW" w:bidi="zh_TW"/>
-        </w:rPr>
-        <w:t>עַמִּ֨⁠י וְ⁠נַחֲלָתִ֤⁠י יִשְׂרָאֵל֙</w:t>
-      </w:r>
-    </w:p>
-    <w:p>
-      <w:pPr/>
-      <w:r>
-        <w:rPr>
-          <w:lang w:val="zh_TW" w:bidi="zh_TW"/>
-        </w:rPr>
-      </w:r>
-      <w:r>
-        <w:rPr>
-          <w:b/>
-          <w:lang w:val="zh_TW" w:bidi="zh_TW"/>
-        </w:rPr>
-        <w:t>「我的百姓和我的產業以色列（和合本譯為：『我的百姓，就是我的產業以色列』）」</w:t>
-      </w:r>
-    </w:p>
-    <w:p>
-      <w:pPr/>
-      <w:r>
-        <w:rPr>
-          <w:lang w:val="zh_TW" w:bidi="zh_TW"/>
-        </w:rPr>
-      </w:r>
-      <w:r>
-        <w:rPr>
-          <w:lang w:val="zh_TW" w:bidi="zh_TW"/>
-        </w:rPr>
-        <w:t>這個片語用</w:t>
-      </w:r>
-      <w:r>
-        <w:rPr>
-          <w:b/>
-          <w:lang w:val="zh_TW" w:bidi="zh_TW"/>
-        </w:rPr>
-        <w:t>和</w:t>
-      </w:r>
-      <w:r>
-        <w:rPr>
-          <w:lang w:val="zh_TW" w:bidi="zh_TW"/>
-        </w:rPr>
-        <w:t>（和合本中為「就是」）把兩個詞語連接起來表達一個單一的想法。詞語</w:t>
-      </w:r>
-      <w:r>
-        <w:rPr>
-          <w:b/>
-          <w:lang w:val="zh_TW" w:bidi="zh_TW"/>
-        </w:rPr>
-        <w:t>產業</w:t>
-      </w:r>
-      <w:r>
-        <w:rPr>
-          <w:lang w:val="zh_TW" w:bidi="zh_TW"/>
-        </w:rPr>
-        <w:t>說明了以色列人在耶和華面前是什麼樣的百姓。在這個語境中，詞語</w:t>
-      </w:r>
-      <w:r>
-        <w:rPr>
-          <w:b/>
-          <w:lang w:val="zh_TW" w:bidi="zh_TW"/>
-        </w:rPr>
-        <w:t>產業</w:t>
-      </w:r>
-      <w:r>
-        <w:rPr>
-          <w:lang w:val="zh_TW" w:bidi="zh_TW"/>
-        </w:rPr>
-        <w:t>指的是某人為自己所挑選的那一部分。另譯：「我所揀選的百姓，以色列」</w:t>
-      </w:r>
-    </w:p>
-    <w:p>
-      <w:pPr/>
-      <w:r>
-        <w:rPr>
-          <w:lang w:val="zh_TW" w:bidi="zh_TW"/>
-        </w:rPr>
-      </w:r>
-      <w:r>
-        <w:rPr>
-          <w:lang w:val="zh_TW" w:bidi="zh_TW"/>
-        </w:rPr>
-        <w:t>見：</w:t>
-      </w:r>
-      <w:r>
-        <w:rPr>
-          <w:lang w:val="zh_TW" w:bidi="zh_TW"/>
-        </w:rPr>
-        <w:t>二詞一義</w:t>
-      </w:r>
-      <w:r>
-        <w:rPr>
-          <w:lang w:val="zh_TW" w:bidi="zh_TW"/>
-        </w:rPr>
-      </w:r>
-      <w:r>
-        <w:rPr>
-          <w:lang w:val="zh_TW" w:bidi="zh_TW"/>
-        </w:rPr>
-      </w:r>
-    </w:p>
-    <w:p>
-      <w:pPr/>
-      <w:r>
-        <w:rPr>
-          <w:lang w:val="zh_TW" w:bidi="zh_TW"/>
-        </w:rPr>
-      </w:r>
-    </w:p>
-    <w:p>
-      <w:pPr>
-        <w:pStyle w:val="Heading2"/>
-      </w:pPr>
-      <w:r>
-        <w:rPr>
-          <w:lang w:val="zh_TW" w:bidi="zh_TW"/>
-        </w:rPr>
-        <w:t>約珥書 3:2 (#3)</w:t>
-      </w:r>
-      <w:r>
-        <w:rPr>
-          <w:lang w:val="zh_TW" w:bidi="zh_TW"/>
-        </w:rPr>
-      </w:r>
-    </w:p>
-    <w:p>
-      <w:pPr/>
-      <w:r>
-        <w:rPr>
-          <w:lang w:val="zh_TW" w:bidi="zh_TW"/>
-        </w:rPr>
-      </w:r>
-      <w:r>
-        <w:rPr>
-          <w:lang w:val="zh_TW" w:bidi="zh_TW"/>
-        </w:rPr>
-        <w:t>וְ⁠אֶת־אַרְצִ֖⁠י חִלֵּֽקוּ</w:t>
-      </w:r>
-    </w:p>
-    <w:p>
-      <w:pPr/>
-      <w:r>
-        <w:rPr>
-          <w:lang w:val="zh_TW" w:bidi="zh_TW"/>
-        </w:rPr>
-      </w:r>
-      <w:r>
-        <w:rPr>
-          <w:b/>
-          <w:lang w:val="zh_TW" w:bidi="zh_TW"/>
-        </w:rPr>
-        <w:t>「分取我的地土」</w:t>
-      </w:r>
-    </w:p>
-    <w:p>
-      <w:pPr/>
-      <w:r>
-        <w:rPr>
-          <w:lang w:val="zh_TW" w:bidi="zh_TW"/>
-        </w:rPr>
-      </w:r>
-      <w:r>
-        <w:rPr>
-          <w:lang w:val="zh_TW" w:bidi="zh_TW"/>
-        </w:rPr>
-        <w:t>耶和華（雅巍）省略了在許多語言中一個完整的句子所必需包含的一些詞語。你可以根據上下文補充這些詞語，如果這樣做在你的語言中會更清楚。另譯：「因為他們分割了我的土地」</w:t>
-      </w:r>
-    </w:p>
-    <w:p>
-      <w:pPr/>
-      <w:r>
-        <w:rPr>
-          <w:lang w:val="zh_TW" w:bidi="zh_TW"/>
-        </w:rPr>
-      </w:r>
-      <w:r>
-        <w:rPr>
-          <w:lang w:val="zh_TW" w:bidi="zh_TW"/>
-        </w:rPr>
-        <w:t>見：</w:t>
-      </w:r>
-      <w:r>
-        <w:rPr>
-          <w:lang w:val="zh_TW" w:bidi="zh_TW"/>
-        </w:rPr>
-        <w:t>省略</w:t>
-      </w:r>
-      <w:r>
-        <w:rPr>
-          <w:lang w:val="zh_TW" w:bidi="zh_TW"/>
-        </w:rPr>
-      </w:r>
-      <w:r>
-        <w:rPr>
-          <w:lang w:val="zh_TW" w:bidi="zh_TW"/>
-        </w:rPr>
-      </w:r>
-    </w:p>
-    <w:p>
-      <w:pPr/>
-      <w:r>
-        <w:rPr>
-          <w:lang w:val="zh_TW" w:bidi="zh_TW"/>
-        </w:rPr>
-      </w:r>
-    </w:p>
-    <w:p>
-      <w:pPr>
-        <w:pStyle w:val="Heading2"/>
-      </w:pPr>
-      <w:r>
-        <w:rPr>
-          <w:lang w:val="zh_TW" w:bidi="zh_TW"/>
-        </w:rPr>
-        <w:t>約珥書 3:3 (#1)</w:t>
-      </w:r>
-      <w:r>
-        <w:rPr>
-          <w:lang w:val="zh_TW" w:bidi="zh_TW"/>
-        </w:rPr>
-      </w:r>
-    </w:p>
-    <w:p>
-      <w:pPr/>
-      <w:r>
-        <w:rPr>
-          <w:lang w:val="zh_TW" w:bidi="zh_TW"/>
-        </w:rPr>
-      </w:r>
-      <w:r>
-        <w:rPr>
-          <w:lang w:val="zh_TW" w:bidi="zh_TW"/>
-        </w:rPr>
-        <w:t>גוֹרָ֑ל</w:t>
-      </w:r>
-    </w:p>
-    <w:p>
-      <w:pPr/>
-      <w:r>
-        <w:rPr>
-          <w:lang w:val="zh_TW" w:bidi="zh_TW"/>
-        </w:rPr>
-      </w:r>
-      <w:r>
-        <w:rPr>
-          <w:b/>
-          <w:lang w:val="zh_TW" w:bidi="zh_TW"/>
-        </w:rPr>
-        <w:t>「拈鬮」</w:t>
-      </w:r>
-    </w:p>
-    <w:p>
-      <w:pPr/>
-      <w:r>
-        <w:rPr>
-          <w:lang w:val="zh_TW" w:bidi="zh_TW"/>
-        </w:rPr>
-      </w:r>
-      <w:r>
-        <w:rPr>
-          <w:lang w:val="zh_TW" w:bidi="zh_TW"/>
-        </w:rPr>
-        <w:t>耶和華並不是指特定的</w:t>
-      </w:r>
-      <w:r>
-        <w:rPr>
-          <w:b/>
-          <w:lang w:val="zh_TW" w:bidi="zh_TW"/>
-        </w:rPr>
-        <w:t>鬮</w:t>
-      </w:r>
-      <w:r>
-        <w:rPr>
-          <w:lang w:val="zh_TW" w:bidi="zh_TW"/>
-        </w:rPr>
-        <w:t>。他指的是一般的「鬮」。使用複數形式在你的語言中可能更自然。另譯：「鬮」</w:t>
-      </w:r>
-    </w:p>
-    <w:p>
-      <w:pPr/>
-      <w:r>
-        <w:rPr>
-          <w:lang w:val="zh_TW" w:bidi="zh_TW"/>
-        </w:rPr>
-      </w:r>
-      <w:r>
-        <w:rPr>
-          <w:lang w:val="zh_TW" w:bidi="zh_TW"/>
-        </w:rPr>
-        <w:t>見：</w:t>
-      </w:r>
-      <w:r>
-        <w:rPr>
-          <w:lang w:val="zh_TW" w:bidi="zh_TW"/>
-        </w:rPr>
-        <w:t>通用名詞片語</w:t>
-      </w:r>
-      <w:r>
-        <w:rPr>
-          <w:lang w:val="zh_TW" w:bidi="zh_TW"/>
-        </w:rPr>
-      </w:r>
-      <w:r>
-        <w:rPr>
-          <w:lang w:val="zh_TW" w:bidi="zh_TW"/>
-        </w:rPr>
-      </w:r>
-    </w:p>
-    <w:p>
-      <w:pPr/>
-      <w:r>
-        <w:rPr>
-          <w:lang w:val="zh_TW" w:bidi="zh_TW"/>
-        </w:rPr>
-      </w:r>
-    </w:p>
-    <w:p>
-      <w:pPr>
-        <w:pStyle w:val="Heading2"/>
-      </w:pPr>
-      <w:r>
-        <w:rPr>
-          <w:lang w:val="zh_TW" w:bidi="zh_TW"/>
-        </w:rPr>
-        <w:t>約珥書 3:3 (#2)</w:t>
-      </w:r>
-      <w:r>
-        <w:rPr>
-          <w:lang w:val="zh_TW" w:bidi="zh_TW"/>
-        </w:rPr>
-      </w:r>
-    </w:p>
-    <w:p>
-      <w:pPr/>
-      <w:r>
-        <w:rPr>
-          <w:lang w:val="zh_TW" w:bidi="zh_TW"/>
-        </w:rPr>
-      </w:r>
-      <w:r>
-        <w:rPr>
-          <w:b/>
-          <w:lang w:val="zh_TW" w:bidi="zh_TW"/>
-        </w:rPr>
-        <w:t>「將童子換妓女，賣童女買酒喝」</w:t>
-      </w:r>
-    </w:p>
-    <w:p>
-      <w:pPr/>
-      <w:r>
-        <w:rPr>
-          <w:lang w:val="zh_TW" w:bidi="zh_TW"/>
-        </w:rPr>
-      </w:r>
-      <w:r>
-        <w:rPr>
-          <w:b/>
-          <w:lang w:val="zh_TW" w:bidi="zh_TW"/>
-        </w:rPr>
-        <w:t>童子</w:t>
-      </w:r>
-      <w:r>
-        <w:rPr>
-          <w:lang w:val="zh_TW" w:bidi="zh_TW"/>
-        </w:rPr>
-        <w:t>、</w:t>
-      </w:r>
-      <w:r>
-        <w:rPr>
-          <w:b/>
-          <w:lang w:val="zh_TW" w:bidi="zh_TW"/>
-        </w:rPr>
-        <w:t>妓女</w:t>
-      </w:r>
-      <w:r>
-        <w:rPr>
-          <w:lang w:val="zh_TW" w:bidi="zh_TW"/>
-        </w:rPr>
-        <w:t>和</w:t>
-      </w:r>
-      <w:r>
-        <w:rPr>
-          <w:b/>
-          <w:lang w:val="zh_TW" w:bidi="zh_TW"/>
-        </w:rPr>
-        <w:t>童女</w:t>
-      </w:r>
-      <w:r>
-        <w:rPr>
-          <w:lang w:val="zh_TW" w:bidi="zh_TW"/>
-        </w:rPr>
-        <w:t>這些詞代表這類人群，而不是特定的某個童子、妓女和童女。如果使用更自然的表達方式在你的語言中會有所幫助，你可以這樣表達。另譯：「他們用男童換妓女，並賣掉女童」</w:t>
-      </w:r>
-    </w:p>
-    <w:p>
-      <w:pPr/>
-      <w:r>
-        <w:rPr>
-          <w:lang w:val="zh_TW" w:bidi="zh_TW"/>
-        </w:rPr>
-      </w:r>
-      <w:r>
-        <w:rPr>
-          <w:lang w:val="zh_TW" w:bidi="zh_TW"/>
-        </w:rPr>
-        <w:t>見：</w:t>
-      </w:r>
-      <w:r>
-        <w:rPr>
-          <w:lang w:val="zh_TW" w:bidi="zh_TW"/>
-        </w:rPr>
-        <w:t>通用名詞片語</w:t>
-      </w:r>
-      <w:r>
-        <w:rPr>
-          <w:lang w:val="zh_TW" w:bidi="zh_TW"/>
-        </w:rPr>
-      </w:r>
-      <w:r>
-        <w:rPr>
-          <w:lang w:val="zh_TW" w:bidi="zh_TW"/>
-        </w:rPr>
-      </w:r>
-    </w:p>
-    <w:p>
-      <w:pPr/>
-      <w:r>
-        <w:rPr>
-          <w:lang w:val="zh_TW" w:bidi="zh_TW"/>
-        </w:rPr>
-      </w:r>
-    </w:p>
-    <w:p>
-      <w:pPr>
-        <w:pStyle w:val="Heading2"/>
-      </w:pPr>
-      <w:r>
-        <w:rPr>
-          <w:lang w:val="zh_TW" w:bidi="zh_TW"/>
-        </w:rPr>
-        <w:t>約珥書 3:4 (#1)</w:t>
-      </w:r>
-      <w:r>
-        <w:rPr>
-          <w:lang w:val="zh_TW" w:bidi="zh_TW"/>
-        </w:rPr>
-      </w:r>
-    </w:p>
-    <w:p>
-      <w:pPr/>
-      <w:r>
-        <w:rPr>
-          <w:lang w:val="zh_TW" w:bidi="zh_TW"/>
-        </w:rPr>
-      </w:r>
-      <w:r>
-        <w:rPr>
-          <w:b/>
-          <w:lang w:val="zh_TW" w:bidi="zh_TW"/>
-        </w:rPr>
-        <w:t>「泰爾、西頓，和非利士四境的人哪，你們與我何干？你們要報復我嗎？」</w:t>
-      </w:r>
-    </w:p>
-    <w:p>
-      <w:pPr/>
-      <w:r>
-        <w:rPr>
-          <w:lang w:val="zh_TW" w:bidi="zh_TW"/>
-        </w:rPr>
-      </w:r>
-      <w:r>
-        <w:rPr>
-          <w:lang w:val="zh_TW" w:bidi="zh_TW"/>
-        </w:rPr>
-        <w:t>耶和華（雅巍）正在用問句的形式來表示強調。如果在你的語言中人們不會以這種形式使用問句，你可以將其翻譯為陳述句或感嘆句。另譯：「的確，你們沒有什麼可以指責我的，泰爾、西頓，還有所有非利士地區的人！你們沒有任何要向我報復的！」</w:t>
-      </w:r>
-    </w:p>
-    <w:p>
-      <w:pPr/>
-      <w:r>
-        <w:rPr>
-          <w:lang w:val="zh_TW" w:bidi="zh_TW"/>
-        </w:rPr>
-      </w:r>
-      <w:r>
-        <w:rPr>
-          <w:lang w:val="zh_TW" w:bidi="zh_TW"/>
-        </w:rPr>
-        <w:t>見：</w:t>
-      </w:r>
-      <w:r>
-        <w:rPr>
-          <w:lang w:val="zh_TW" w:bidi="zh_TW"/>
-        </w:rPr>
-        <w:t>修辭性問句</w:t>
-      </w:r>
-      <w:r>
-        <w:rPr>
-          <w:lang w:val="zh_TW" w:bidi="zh_TW"/>
-        </w:rPr>
-      </w:r>
-      <w:r>
-        <w:rPr>
-          <w:lang w:val="zh_TW" w:bidi="zh_TW"/>
-        </w:rPr>
-      </w:r>
-    </w:p>
-    <w:p>
-      <w:pPr/>
-      <w:r>
-        <w:rPr>
-          <w:lang w:val="zh_TW" w:bidi="zh_TW"/>
-        </w:rPr>
-      </w:r>
-    </w:p>
-    <w:p>
-      <w:pPr>
-        <w:pStyle w:val="Heading2"/>
-      </w:pPr>
-      <w:r>
-        <w:rPr>
-          <w:lang w:val="zh_TW" w:bidi="zh_TW"/>
-        </w:rPr>
-        <w:t>約珥書 3:4 (#2)</w:t>
-      </w:r>
-      <w:r>
-        <w:rPr>
-          <w:lang w:val="zh_TW" w:bidi="zh_TW"/>
-        </w:rPr>
-      </w:r>
-    </w:p>
-    <w:p>
-      <w:pPr/>
-      <w:r>
-        <w:rPr>
-          <w:lang w:val="zh_TW" w:bidi="zh_TW"/>
-        </w:rPr>
-      </w:r>
-      <w:r>
-        <w:rPr>
-          <w:lang w:val="zh_TW" w:bidi="zh_TW"/>
-        </w:rPr>
-        <w:t>מָה־אַתֶּ֥ם לִ⁠י֙</w:t>
-      </w:r>
-    </w:p>
-    <w:p>
-      <w:pPr/>
-      <w:r>
-        <w:rPr>
-          <w:lang w:val="zh_TW" w:bidi="zh_TW"/>
-        </w:rPr>
-      </w:r>
-      <w:r>
-        <w:rPr>
-          <w:b/>
-          <w:lang w:val="zh_TW" w:bidi="zh_TW"/>
-        </w:rPr>
-        <w:t>「你們與我何干？」</w:t>
-      </w:r>
-    </w:p>
-    <w:p>
-      <w:pPr/>
-      <w:r>
-        <w:rPr>
-          <w:lang w:val="zh_TW" w:bidi="zh_TW"/>
-        </w:rPr>
-      </w:r>
-      <w:r>
-        <w:rPr>
-          <w:lang w:val="zh_TW" w:bidi="zh_TW"/>
-        </w:rPr>
-        <w:t>在這個文化中，這是一個常用來詢問他人為何對自己懷有敵意的表達方式。你的語言中可能有類似的表達方式，可以在翻譯中使用。你也可以使用直白的語言。另譯：「你為什麼針對我」或「你為什麼對我懷有敵意」</w:t>
-      </w:r>
-    </w:p>
-    <w:p>
-      <w:pPr/>
-      <w:r>
-        <w:rPr>
-          <w:lang w:val="zh_TW" w:bidi="zh_TW"/>
-        </w:rPr>
-      </w:r>
-      <w:r>
-        <w:rPr>
-          <w:lang w:val="zh_TW" w:bidi="zh_TW"/>
-        </w:rPr>
-        <w:t>見：</w:t>
-      </w:r>
-      <w:r>
-        <w:rPr>
-          <w:lang w:val="zh_TW" w:bidi="zh_TW"/>
-        </w:rPr>
-        <w:t>慣用語</w:t>
-      </w:r>
-      <w:r>
-        <w:rPr>
-          <w:lang w:val="zh_TW" w:bidi="zh_TW"/>
-        </w:rPr>
-      </w:r>
-      <w:r>
-        <w:rPr>
-          <w:lang w:val="zh_TW" w:bidi="zh_TW"/>
-        </w:rPr>
-      </w:r>
-    </w:p>
-    <w:p>
-      <w:pPr/>
-      <w:r>
-        <w:rPr>
-          <w:lang w:val="zh_TW" w:bidi="zh_TW"/>
-        </w:rPr>
-      </w:r>
-    </w:p>
-    <w:p>
-      <w:pPr>
-        <w:pStyle w:val="Heading2"/>
-      </w:pPr>
-      <w:r>
-        <w:rPr>
-          <w:lang w:val="zh_TW" w:bidi="zh_TW"/>
-        </w:rPr>
-        <w:t>約珥書 3:4 (#3)</w:t>
-      </w:r>
-      <w:r>
-        <w:rPr>
-          <w:lang w:val="zh_TW" w:bidi="zh_TW"/>
-        </w:rPr>
-      </w:r>
-    </w:p>
-    <w:p>
-      <w:pPr/>
-      <w:r>
-        <w:rPr>
-          <w:lang w:val="zh_TW" w:bidi="zh_TW"/>
-        </w:rPr>
-      </w:r>
-      <w:r>
-        <w:rPr>
-          <w:lang w:val="zh_TW" w:bidi="zh_TW"/>
-        </w:rPr>
-        <w:t>הַ⁠גְּמ֗וּל אַתֶּם֙ מְשַׁלְּמִ֣ים עָלָ֔⁠י וְ⁠אִם־גֹּמְלִ֤ים אַתֶּם֙ עָלַ֔⁠י</w:t>
-      </w:r>
-    </w:p>
-    <w:p>
-      <w:pPr/>
-      <w:r>
-        <w:rPr>
-          <w:lang w:val="zh_TW" w:bidi="zh_TW"/>
-        </w:rPr>
-      </w:r>
-      <w:r>
-        <w:rPr>
-          <w:b/>
-          <w:lang w:val="zh_TW" w:bidi="zh_TW"/>
-        </w:rPr>
-        <w:t>「你們要報復我嗎？若報復我」</w:t>
-      </w:r>
-    </w:p>
-    <w:p>
-      <w:pPr/>
-      <w:r>
-        <w:rPr>
-          <w:lang w:val="zh_TW" w:bidi="zh_TW"/>
-        </w:rPr>
-      </w:r>
-      <w:r>
-        <w:rPr>
-          <w:lang w:val="zh_TW" w:bidi="zh_TW"/>
-        </w:rPr>
-        <w:t>耶和華（雅巍）說話的語氣，就像那些國家真的在為他對他們做過的壞事而報復他。他在問他們是否對他懷怨並正在施行報仇。如果在你的語言中直接說明其意思會更清楚，你可以這樣表達。另譯：「你們是否對我懷有怨恨並正在報復我？如果你們正在報復我」</w:t>
-      </w:r>
-    </w:p>
-    <w:p>
-      <w:pPr/>
-      <w:r>
-        <w:rPr>
-          <w:lang w:val="zh_TW" w:bidi="zh_TW"/>
-        </w:rPr>
-      </w:r>
-      <w:r>
-        <w:rPr>
-          <w:lang w:val="zh_TW" w:bidi="zh_TW"/>
-        </w:rPr>
-        <w:t>見：</w:t>
-      </w:r>
-      <w:r>
-        <w:rPr>
-          <w:lang w:val="zh_TW" w:bidi="zh_TW"/>
-        </w:rPr>
-        <w:t>隱喻</w:t>
-      </w:r>
-      <w:r>
-        <w:rPr>
-          <w:lang w:val="zh_TW" w:bidi="zh_TW"/>
-        </w:rPr>
-      </w:r>
-      <w:r>
-        <w:rPr>
-          <w:lang w:val="zh_TW" w:bidi="zh_TW"/>
-        </w:rPr>
-      </w:r>
-    </w:p>
-    <w:p>
-      <w:pPr/>
-      <w:r>
-        <w:rPr>
-          <w:lang w:val="zh_TW" w:bidi="zh_TW"/>
-        </w:rPr>
-      </w:r>
-    </w:p>
-    <w:p>
-      <w:pPr>
-        <w:pStyle w:val="Heading2"/>
-      </w:pPr>
-      <w:r>
-        <w:rPr>
-          <w:lang w:val="zh_TW" w:bidi="zh_TW"/>
-        </w:rPr>
-        <w:t>約珥書 3:4 (#4)</w:t>
-      </w:r>
-      <w:r>
-        <w:rPr>
-          <w:lang w:val="zh_TW" w:bidi="zh_TW"/>
-        </w:rPr>
-      </w:r>
-    </w:p>
-    <w:p>
-      <w:pPr/>
-      <w:r>
-        <w:rPr>
-          <w:lang w:val="zh_TW" w:bidi="zh_TW"/>
-        </w:rPr>
-      </w:r>
-      <w:r>
-        <w:rPr>
-          <w:lang w:val="zh_TW" w:bidi="zh_TW"/>
-        </w:rPr>
-        <w:t>קַ֣ל מְהֵרָ֔ה</w:t>
-      </w:r>
-    </w:p>
-    <w:p>
-      <w:pPr/>
-      <w:r>
-        <w:rPr>
-          <w:lang w:val="zh_TW" w:bidi="zh_TW"/>
-        </w:rPr>
-      </w:r>
-      <w:r>
-        <w:rPr>
-          <w:b/>
-          <w:lang w:val="zh_TW" w:bidi="zh_TW"/>
-        </w:rPr>
-        <w:t>「飛快迅速</w:t>
-      </w:r>
-      <w:r>
-        <w:rPr>
-          <w:b/>
-          <w:lang w:val="zh_TW" w:bidi="zh_TW"/>
-        </w:rPr>
-        <w:t>（譯註：和合本譯為『</w:t>
-      </w:r>
-      <w:r>
-        <w:rPr>
-          <w:b/>
-          <w:lang w:val="zh_TW" w:bidi="zh_TW"/>
-        </w:rPr>
-        <w:t>速速</w:t>
-      </w:r>
-      <w:r>
-        <w:rPr>
-          <w:b/>
-          <w:lang w:val="zh_TW" w:bidi="zh_TW"/>
-        </w:rPr>
-        <w:t>』）</w:t>
-      </w:r>
-      <w:r>
-        <w:rPr>
-          <w:b/>
-          <w:lang w:val="zh_TW" w:bidi="zh_TW"/>
-        </w:rPr>
-        <w:t>」</w:t>
-      </w:r>
-    </w:p>
-    <w:p>
-      <w:pPr/>
-      <w:r>
-        <w:rPr>
-          <w:lang w:val="zh_TW" w:bidi="zh_TW"/>
-        </w:rPr>
-      </w:r>
-      <w:r>
-        <w:rPr>
-          <w:b/>
-          <w:lang w:val="zh_TW" w:bidi="zh_TW"/>
-        </w:rPr>
-        <w:t>飛快</w:t>
-      </w:r>
-      <w:r>
-        <w:rPr>
-          <w:lang w:val="zh_TW" w:bidi="zh_TW"/>
-        </w:rPr>
-        <w:t>和</w:t>
-      </w:r>
-      <w:r>
-        <w:rPr>
-          <w:b/>
-          <w:lang w:val="zh_TW" w:bidi="zh_TW"/>
-        </w:rPr>
-        <w:t>迅速</w:t>
-      </w:r>
-      <w:r>
-        <w:rPr>
-          <w:lang w:val="zh_TW" w:bidi="zh_TW"/>
-        </w:rPr>
-        <w:t>的意思相似。耶和華（雅巍）將這兩個詞放在一起使用以示強調。如果用一個片語來表達強調對讀者來說更清楚，可以這樣表達。另譯：「非常迅速」</w:t>
-      </w:r>
-    </w:p>
-    <w:p>
-      <w:pPr/>
-      <w:r>
-        <w:rPr>
-          <w:lang w:val="zh_TW" w:bidi="zh_TW"/>
-        </w:rPr>
-      </w:r>
-      <w:r>
-        <w:rPr>
-          <w:lang w:val="zh_TW" w:bidi="zh_TW"/>
-        </w:rPr>
-        <w:t>見：</w:t>
-      </w:r>
-      <w:r>
-        <w:rPr>
-          <w:lang w:val="zh_TW" w:bidi="zh_TW"/>
-        </w:rPr>
-        <w:t>同義連用</w:t>
-      </w:r>
-      <w:r>
-        <w:rPr>
-          <w:lang w:val="zh_TW" w:bidi="zh_TW"/>
-        </w:rPr>
-      </w:r>
-      <w:r>
-        <w:rPr>
-          <w:lang w:val="zh_TW" w:bidi="zh_TW"/>
-        </w:rPr>
-      </w:r>
-    </w:p>
-    <w:p>
-      <w:pPr/>
-      <w:r>
-        <w:rPr>
-          <w:lang w:val="zh_TW" w:bidi="zh_TW"/>
-        </w:rPr>
-      </w:r>
-    </w:p>
-    <w:p>
-      <w:pPr>
-        <w:pStyle w:val="Heading2"/>
-      </w:pPr>
-      <w:r>
-        <w:rPr>
-          <w:lang w:val="zh_TW" w:bidi="zh_TW"/>
-        </w:rPr>
-        <w:t>約珥書 3:4 (#5)</w:t>
-      </w:r>
-      <w:r>
-        <w:rPr>
-          <w:lang w:val="zh_TW" w:bidi="zh_TW"/>
-        </w:rPr>
-      </w:r>
-    </w:p>
-    <w:p>
-      <w:pPr/>
-      <w:r>
-        <w:rPr>
-          <w:lang w:val="zh_TW" w:bidi="zh_TW"/>
-        </w:rPr>
-      </w:r>
-      <w:r>
-        <w:rPr>
-          <w:lang w:val="zh_TW" w:bidi="zh_TW"/>
-        </w:rPr>
-        <w:t>אָשִׁ֥יב גְּמֻלְ⁠כֶ֖ם בְּ⁠רֹאשְׁ⁠כֶֽם</w:t>
-      </w:r>
-    </w:p>
-    <w:p>
-      <w:pPr/>
-      <w:r>
-        <w:rPr>
-          <w:lang w:val="zh_TW" w:bidi="zh_TW"/>
-        </w:rPr>
-      </w:r>
-      <w:r>
-        <w:rPr>
-          <w:b/>
-          <w:lang w:val="zh_TW" w:bidi="zh_TW"/>
-        </w:rPr>
-        <w:t>「我必使報應速速歸到你們的頭上」</w:t>
-      </w:r>
-    </w:p>
-    <w:p>
-      <w:pPr/>
-      <w:r>
-        <w:rPr>
-          <w:lang w:val="zh_TW" w:bidi="zh_TW"/>
-        </w:rPr>
-      </w:r>
-      <w:r>
-        <w:rPr>
-          <w:lang w:val="zh_TW" w:bidi="zh_TW"/>
-        </w:rPr>
-        <w:t>耶和華（雅巍）用一個人的一部分——他的</w:t>
-      </w:r>
-      <w:r>
-        <w:rPr>
-          <w:b/>
-          <w:lang w:val="zh_TW" w:bidi="zh_TW"/>
-        </w:rPr>
-        <w:t>頭——</w:t>
-      </w:r>
-      <w:r>
-        <w:rPr>
-          <w:lang w:val="zh_TW" w:bidi="zh_TW"/>
-        </w:rPr>
-        <w:t>來意指整個人。如果在你的語言中，用一個更通用的詞來表達這個意思會更清楚，你可以這樣表達。另譯：「我將把你的報應轉到你身上」或「我將直接報應你」</w:t>
-      </w:r>
-    </w:p>
-    <w:p>
-      <w:pPr/>
-      <w:r>
-        <w:rPr>
-          <w:lang w:val="zh_TW" w:bidi="zh_TW"/>
-        </w:rPr>
-      </w:r>
-      <w:r>
-        <w:rPr>
-          <w:lang w:val="zh_TW" w:bidi="zh_TW"/>
-        </w:rPr>
-        <w:t>見：</w:t>
-      </w:r>
-      <w:r>
-        <w:rPr>
-          <w:lang w:val="zh_TW" w:bidi="zh_TW"/>
-        </w:rPr>
-        <w:t>提喻法</w:t>
-      </w:r>
-      <w:r>
-        <w:rPr>
-          <w:lang w:val="zh_TW" w:bidi="zh_TW"/>
-        </w:rPr>
-      </w:r>
-      <w:r>
-        <w:rPr>
-          <w:lang w:val="zh_TW" w:bidi="zh_TW"/>
-        </w:rPr>
-      </w:r>
-    </w:p>
-    <w:p>
-      <w:pPr/>
-      <w:r>
-        <w:rPr>
-          <w:lang w:val="zh_TW" w:bidi="zh_TW"/>
-        </w:rPr>
-      </w:r>
-    </w:p>
-    <w:p>
-      <w:pPr>
-        <w:pStyle w:val="Heading2"/>
-      </w:pPr>
-      <w:r>
-        <w:rPr>
-          <w:lang w:val="zh_TW" w:bidi="zh_TW"/>
-        </w:rPr>
-        <w:t>約珥書 3:4 (#6)</w:t>
-      </w:r>
-      <w:r>
-        <w:rPr>
-          <w:lang w:val="zh_TW" w:bidi="zh_TW"/>
-        </w:rPr>
-      </w:r>
-    </w:p>
-    <w:p>
-      <w:pPr/>
-      <w:r>
-        <w:rPr>
-          <w:lang w:val="zh_TW" w:bidi="zh_TW"/>
-        </w:rPr>
-      </w:r>
-      <w:r>
-        <w:rPr>
-          <w:lang w:val="zh_TW" w:bidi="zh_TW"/>
-        </w:rPr>
-        <w:t>בְּ⁠רֹאשְׁ⁠כֶֽם</w:t>
-      </w:r>
-    </w:p>
-    <w:p>
-      <w:pPr/>
-      <w:r>
-        <w:rPr>
-          <w:lang w:val="zh_TW" w:bidi="zh_TW"/>
-        </w:rPr>
-      </w:r>
-      <w:r>
-        <w:rPr>
-          <w:b/>
-          <w:lang w:val="zh_TW" w:bidi="zh_TW"/>
-        </w:rPr>
-        <w:t>「你的頭上</w:t>
-      </w:r>
-      <w:r>
-        <w:rPr>
-          <w:b/>
-          <w:lang w:val="zh_TW" w:bidi="zh_TW"/>
-        </w:rPr>
-        <w:t>（譯註：和合本譯為『</w:t>
-      </w:r>
-      <w:r>
-        <w:rPr>
-          <w:b/>
-          <w:lang w:val="zh_TW" w:bidi="zh_TW"/>
-        </w:rPr>
-        <w:t>你們的頭上</w:t>
-      </w:r>
-      <w:r>
-        <w:rPr>
-          <w:b/>
-          <w:lang w:val="zh_TW" w:bidi="zh_TW"/>
-        </w:rPr>
-        <w:t>』）</w:t>
-      </w:r>
-      <w:r>
-        <w:rPr>
-          <w:b/>
-          <w:lang w:val="zh_TW" w:bidi="zh_TW"/>
-        </w:rPr>
-        <w:t>」</w:t>
-      </w:r>
-    </w:p>
-    <w:p>
-      <w:pPr/>
-      <w:r>
-        <w:rPr>
-          <w:lang w:val="zh_TW" w:bidi="zh_TW"/>
-        </w:rPr>
-      </w:r>
-      <w:r>
-        <w:rPr>
-          <w:lang w:val="zh_TW" w:bidi="zh_TW"/>
-        </w:rPr>
-        <w:t>由於耶和華指的是多個國家，在你的語言中使用</w:t>
-      </w:r>
-      <w:r>
-        <w:rPr>
-          <w:b/>
-          <w:lang w:val="zh_TW" w:bidi="zh_TW"/>
-        </w:rPr>
-        <w:t>頭</w:t>
-      </w:r>
-      <w:r>
-        <w:rPr>
-          <w:lang w:val="zh_TW" w:bidi="zh_TW"/>
-        </w:rPr>
-        <w:t>的複數形式可能更自然。另譯：「你們的頭上」</w:t>
-      </w:r>
-    </w:p>
-    <w:p>
-      <w:pPr/>
-      <w:r>
-        <w:rPr>
-          <w:lang w:val="zh_TW" w:bidi="zh_TW"/>
-        </w:rPr>
-      </w:r>
-      <w:r>
-        <w:rPr>
-          <w:lang w:val="zh_TW" w:bidi="zh_TW"/>
-        </w:rPr>
-        <w:t>見：</w:t>
-      </w:r>
-      <w:r>
-        <w:rPr>
-          <w:lang w:val="zh_TW" w:bidi="zh_TW"/>
-        </w:rPr>
-        <w:t>集合名詞</w:t>
-      </w:r>
-      <w:r>
-        <w:rPr>
-          <w:lang w:val="zh_TW" w:bidi="zh_TW"/>
-        </w:rPr>
-      </w:r>
-      <w:r>
-        <w:rPr>
-          <w:lang w:val="zh_TW" w:bidi="zh_TW"/>
-        </w:rPr>
-      </w:r>
-    </w:p>
-    <w:p>
-      <w:pPr/>
-      <w:r>
-        <w:rPr>
-          <w:lang w:val="zh_TW" w:bidi="zh_TW"/>
-        </w:rPr>
-      </w:r>
-    </w:p>
-    <w:p>
-      <w:pPr>
-        <w:pStyle w:val="Heading2"/>
-      </w:pPr>
-      <w:r>
-        <w:rPr>
-          <w:lang w:val="zh_TW" w:bidi="zh_TW"/>
-        </w:rPr>
         <w:t>約珥書 3:6 (#1)</w:t>
       </w:r>
       <w:r>
         <w:rPr>
           <w:lang w:val="zh_TW" w:bidi="zh_TW"/>
         </w:rPr>
+      </w:r>
+    </w:p>
+    <w:p>
+      <w:pPr/>
+      <w:r>
+        <w:rPr>
+          <w:lang w:val="zh_TW" w:bidi="zh_TW"/>
+        </w:rPr>
+      </w:r>
+      <w:r>
+        <w:rPr>
+          <w:lang w:val="zh_TW" w:bidi="zh_TW"/>
+        </w:rPr>
+        <w:t>וּ⁠בְנֵ֤י יְהוּדָה֙ וּ⁠בְנֵ֣י יְרוּשָׁלִַ֔ם</w:t>
       </w:r>
     </w:p>
     <w:p>
@@ -26834,6 +28080,20 @@
       </w:r>
       <w:r>
         <w:rPr>
+          <w:lang w:val="zh_TW" w:bidi="zh_TW"/>
+        </w:rPr>
+        <w:t>הַ⁠יְּוָנִ֑ים</w:t>
+      </w:r>
+    </w:p>
+    <w:p>
+      <w:pPr/>
+      <w:r>
+        <w:rPr>
+          <w:lang w:val="zh_TW" w:bidi="zh_TW"/>
+        </w:rPr>
+      </w:r>
+      <w:r>
+        <w:rPr>
           <w:b/>
           <w:lang w:val="zh_TW" w:bidi="zh_TW"/>
         </w:rPr>
@@ -26913,6 +28173,20 @@
         <w:rPr>
           <w:lang w:val="zh_TW" w:bidi="zh_TW"/>
         </w:rPr>
+      </w:r>
+    </w:p>
+    <w:p>
+      <w:pPr/>
+      <w:r>
+        <w:rPr>
+          <w:lang w:val="zh_TW" w:bidi="zh_TW"/>
+        </w:rPr>
+      </w:r>
+      <w:r>
+        <w:rPr>
+          <w:lang w:val="zh_TW" w:bidi="zh_TW"/>
+        </w:rPr>
+        <w:t>לְמַ֥עַן הַרְחִיקָ֖⁠ם מֵ⁠עַ֥ל גְּבוּלָֽ⁠ם</w:t>
       </w:r>
     </w:p>
     <w:p>
@@ -27247,6 +28521,20 @@
       </w:r>
       <w:r>
         <w:rPr>
+          <w:lang w:val="zh_TW" w:bidi="zh_TW"/>
+        </w:rPr>
+        <w:t>וַ⁠הֲשִׁבֹתִ֥י גְמֻלְ⁠כֶ֖ם בְּ⁠רֹאשְׁ⁠כֶֽם</w:t>
+      </w:r>
+    </w:p>
+    <w:p>
+      <w:pPr/>
+      <w:r>
+        <w:rPr>
+          <w:lang w:val="zh_TW" w:bidi="zh_TW"/>
+        </w:rPr>
+      </w:r>
+      <w:r>
+        <w:rPr>
           <w:b/>
           <w:lang w:val="zh_TW" w:bidi="zh_TW"/>
         </w:rPr>
@@ -27630,6 +28918,20 @@
       </w:r>
       <w:r>
         <w:rPr>
+          <w:lang w:val="zh_TW" w:bidi="zh_TW"/>
+        </w:rPr>
+        <w:t>בְּ⁠יַד֙ בְּנֵ֣י יְהוּדָ֔ה</w:t>
+      </w:r>
+    </w:p>
+    <w:p>
+      <w:pPr/>
+      <w:r>
+        <w:rPr>
+          <w:lang w:val="zh_TW" w:bidi="zh_TW"/>
+        </w:rPr>
+      </w:r>
+      <w:r>
+        <w:rPr>
           <w:b/>
           <w:lang w:val="zh_TW" w:bidi="zh_TW"/>
         </w:rPr>
@@ -27738,6 +29040,20 @@
       </w:r>
       <w:r>
         <w:rPr>
+          <w:lang w:val="zh_TW" w:bidi="zh_TW"/>
+        </w:rPr>
+        <w:t>וּ⁠מָכַרְתִּ֞י אֶת־בְּנֵי⁠כֶ֣ם וְ⁠אֶת־בְּנֽוֹתֵי⁠כֶ֗ם בְּ⁠יַד֙ בְּנֵ֣י יְהוּדָ֔ה</w:t>
+      </w:r>
+    </w:p>
+    <w:p>
+      <w:pPr/>
+      <w:r>
+        <w:rPr>
+          <w:lang w:val="zh_TW" w:bidi="zh_TW"/>
+        </w:rPr>
+      </w:r>
+      <w:r>
+        <w:rPr>
           <w:b/>
           <w:lang w:val="zh_TW" w:bidi="zh_TW"/>
         </w:rPr>
@@ -27985,6 +29301,20 @@
       </w:r>
       <w:r>
         <w:rPr>
+          <w:lang w:val="zh_TW" w:bidi="zh_TW"/>
+        </w:rPr>
+        <w:t>לִ⁠שְׁבָאיִ֖ם</w:t>
+      </w:r>
+    </w:p>
+    <w:p>
+      <w:pPr/>
+      <w:r>
+        <w:rPr>
+          <w:lang w:val="zh_TW" w:bidi="zh_TW"/>
+        </w:rPr>
+      </w:r>
+      <w:r>
+        <w:rPr>
           <w:b/>
           <w:lang w:val="zh_TW" w:bidi="zh_TW"/>
         </w:rPr>
@@ -28625,6 +29955,20 @@
       </w:r>
       <w:r>
         <w:rPr>
+          <w:lang w:val="zh_TW" w:bidi="zh_TW"/>
+        </w:rPr>
+        <w:t>הַֽ⁠חַלָּ֔שׁ יֹאמַ֖ר גִּבּ֥וֹר אָֽנִי</w:t>
+      </w:r>
+    </w:p>
+    <w:p>
+      <w:pPr/>
+      <w:r>
+        <w:rPr>
+          <w:lang w:val="zh_TW" w:bidi="zh_TW"/>
+        </w:rPr>
+      </w:r>
+      <w:r>
+        <w:rPr>
           <w:b/>
           <w:lang w:val="zh_TW" w:bidi="zh_TW"/>
         </w:rPr>
@@ -29095,6 +30439,20 @@
         <w:rPr>
           <w:lang w:val="zh_TW" w:bidi="zh_TW"/>
         </w:rPr>
+      </w:r>
+    </w:p>
+    <w:p>
+      <w:pPr/>
+      <w:r>
+        <w:rPr>
+          <w:lang w:val="zh_TW" w:bidi="zh_TW"/>
+        </w:rPr>
+      </w:r>
+      <w:r>
+        <w:rPr>
+          <w:lang w:val="zh_TW" w:bidi="zh_TW"/>
+        </w:rPr>
+        <w:t>עֵ֖מֶק יְהֽוֹשָׁפָ֑ט</w:t>
       </w:r>
     </w:p>
     <w:p>
@@ -29311,6 +30669,20 @@
       </w:r>
       <w:r>
         <w:rPr>
+          <w:lang w:val="zh_TW" w:bidi="zh_TW"/>
+        </w:rPr>
+        <w:t>שִׁלְח֣וּ מַגָּ֔ל כִּ֥י בָשַׁ֖ל קָצִ֑יר &amp; כִּֽי</w:t>
+      </w:r>
+    </w:p>
+    <w:p>
+      <w:pPr/>
+      <w:r>
+        <w:rPr>
+          <w:lang w:val="zh_TW" w:bidi="zh_TW"/>
+        </w:rPr>
+      </w:r>
+      <w:r>
+        <w:rPr>
           <w:b/>
           <w:lang w:val="zh_TW" w:bidi="zh_TW"/>
         </w:rPr>
@@ -29898,6 +31270,20 @@
       </w:r>
       <w:r>
         <w:rPr>
+          <w:lang w:val="zh_TW" w:bidi="zh_TW"/>
+        </w:rPr>
+        <w:t>כִּ֥י &amp; כִּ֥י רַבָּ֖ה רָעָתָֽ⁠ם</w:t>
+      </w:r>
+    </w:p>
+    <w:p>
+      <w:pPr/>
+      <w:r>
+        <w:rPr>
+          <w:lang w:val="zh_TW" w:bidi="zh_TW"/>
+        </w:rPr>
+      </w:r>
+      <w:r>
+        <w:rPr>
           <w:b/>
           <w:lang w:val="zh_TW" w:bidi="zh_TW"/>
         </w:rPr>
@@ -29994,6 +31380,20 @@
       </w:r>
       <w:r>
         <w:rPr>
+          <w:lang w:val="zh_TW" w:bidi="zh_TW"/>
+        </w:rPr>
+        <w:t>הֲמוֹנִ֣ים הֲמוֹנִ֔ים בְּ⁠עֵ֖מֶק הֶֽ⁠חָר֑וּץ &amp; בְּ⁠עֵ֖מֶק</w:t>
+      </w:r>
+    </w:p>
+    <w:p>
+      <w:pPr/>
+      <w:r>
+        <w:rPr>
+          <w:lang w:val="zh_TW" w:bidi="zh_TW"/>
+        </w:rPr>
+      </w:r>
+      <w:r>
+        <w:rPr>
           <w:b/>
           <w:lang w:val="zh_TW" w:bidi="zh_TW"/>
         </w:rPr>
@@ -30090,6 +31490,20 @@
       </w:r>
       <w:r>
         <w:rPr>
+          <w:lang w:val="zh_TW" w:bidi="zh_TW"/>
+        </w:rPr>
+        <w:t>הֲמוֹנִ֣ים הֲמוֹנִ֔ים בְּ⁠עֵ֖מֶק הֶֽ⁠חָר֑וּץ &amp; בְּ⁠עֵ֖מֶק</w:t>
+      </w:r>
+    </w:p>
+    <w:p>
+      <w:pPr/>
+      <w:r>
+        <w:rPr>
+          <w:lang w:val="zh_TW" w:bidi="zh_TW"/>
+        </w:rPr>
+      </w:r>
+      <w:r>
+        <w:rPr>
           <w:b/>
           <w:lang w:val="zh_TW" w:bidi="zh_TW"/>
         </w:rPr>
@@ -30190,6 +31604,20 @@
         <w:rPr>
           <w:lang w:val="zh_TW" w:bidi="zh_TW"/>
         </w:rPr>
+      </w:r>
+    </w:p>
+    <w:p>
+      <w:pPr/>
+      <w:r>
+        <w:rPr>
+          <w:lang w:val="zh_TW" w:bidi="zh_TW"/>
+        </w:rPr>
+      </w:r>
+      <w:r>
+        <w:rPr>
+          <w:lang w:val="zh_TW" w:bidi="zh_TW"/>
+        </w:rPr>
+        <w:t>בְּ⁠עֵ֖מֶק הֶֽ⁠חָר֑וּץ &amp; בְּ⁠עֵ֖מֶק</w:t>
       </w:r>
     </w:p>
     <w:p>
@@ -30412,6 +31840,20 @@
       </w:r>
       <w:r>
         <w:rPr>
+          <w:lang w:val="zh_TW" w:bidi="zh_TW"/>
+        </w:rPr>
+        <w:t>וְ⁠כוֹכָבִ֖ים אָסְפ֥וּ נָגְהָֽ⁠ם</w:t>
+      </w:r>
+    </w:p>
+    <w:p>
+      <w:pPr/>
+      <w:r>
+        <w:rPr>
+          <w:lang w:val="zh_TW" w:bidi="zh_TW"/>
+        </w:rPr>
+      </w:r>
+      <w:r>
+        <w:rPr>
           <w:b/>
           <w:lang w:val="zh_TW" w:bidi="zh_TW"/>
         </w:rPr>
@@ -30770,6 +32212,20 @@
       </w:r>
       <w:r>
         <w:rPr>
+          <w:lang w:val="zh_TW" w:bidi="zh_TW"/>
+        </w:rPr>
+        <w:t>וַֽ⁠יהוָה֙ מַֽחֲסֶ֣ה לְ⁠עַמּ֔⁠וֹ וּ⁠מָע֖וֹז לִ⁠בְנֵ֥י יִשְׂרָאֵֽל</w:t>
+      </w:r>
+    </w:p>
+    <w:p>
+      <w:pPr/>
+      <w:r>
+        <w:rPr>
+          <w:lang w:val="zh_TW" w:bidi="zh_TW"/>
+        </w:rPr>
+      </w:r>
+      <w:r>
+        <w:rPr>
           <w:b/>
           <w:lang w:val="zh_TW" w:bidi="zh_TW"/>
         </w:rPr>
@@ -30880,6 +32336,20 @@
         <w:rPr>
           <w:lang w:val="zh_TW" w:bidi="zh_TW"/>
         </w:rPr>
+      </w:r>
+    </w:p>
+    <w:p>
+      <w:pPr/>
+      <w:r>
+        <w:rPr>
+          <w:lang w:val="zh_TW" w:bidi="zh_TW"/>
+        </w:rPr>
+      </w:r>
+      <w:r>
+        <w:rPr>
+          <w:lang w:val="zh_TW" w:bidi="zh_TW"/>
+        </w:rPr>
+        <w:t>לִ⁠בְנֵ֥י יִשְׂרָאֵֽל</w:t>
       </w:r>
     </w:p>
     <w:p>
@@ -31142,6 +32612,20 @@
       </w:r>
       <w:r>
         <w:rPr>
+          <w:lang w:val="zh_TW" w:bidi="zh_TW"/>
+        </w:rPr>
+        <w:t>הַר־קָדְשִׁ֑⁠י</w:t>
+      </w:r>
+    </w:p>
+    <w:p>
+      <w:pPr/>
+      <w:r>
+        <w:rPr>
+          <w:lang w:val="zh_TW" w:bidi="zh_TW"/>
+        </w:rPr>
+      </w:r>
+      <w:r>
+        <w:rPr>
           <w:b/>
           <w:lang w:val="zh_TW" w:bidi="zh_TW"/>
         </w:rPr>
@@ -31479,6 +32963,20 @@
       </w:r>
       <w:r>
         <w:rPr>
+          <w:lang w:val="zh_TW" w:bidi="zh_TW"/>
+        </w:rPr>
+        <w:t>יִטְּפ֧וּ הֶ⁠הָרִ֣ים עָסִ֗יס וְ⁠הַ⁠גְּבָעוֹת֙ תֵּלַ֣כְנָה חָלָ֔ב</w:t>
+      </w:r>
+    </w:p>
+    <w:p>
+      <w:pPr/>
+      <w:r>
+        <w:rPr>
+          <w:lang w:val="zh_TW" w:bidi="zh_TW"/>
+        </w:rPr>
+      </w:r>
+      <w:r>
+        <w:rPr>
           <w:b/>
           <w:lang w:val="zh_TW" w:bidi="zh_TW"/>
         </w:rPr>
@@ -31620,6 +33118,20 @@
       </w:r>
       <w:r>
         <w:rPr>
+          <w:lang w:val="zh_TW" w:bidi="zh_TW"/>
+        </w:rPr>
+        <w:t>וּ⁠מַעְיָ֗ן &amp; יֵצֵ֔א</w:t>
+      </w:r>
+    </w:p>
+    <w:p>
+      <w:pPr/>
+      <w:r>
+        <w:rPr>
+          <w:lang w:val="zh_TW" w:bidi="zh_TW"/>
+        </w:rPr>
+      </w:r>
+      <w:r>
+        <w:rPr>
           <w:b/>
           <w:lang w:val="zh_TW" w:bidi="zh_TW"/>
         </w:rPr>
@@ -31821,6 +33333,20 @@
         <w:rPr>
           <w:lang w:val="zh_TW" w:bidi="zh_TW"/>
         </w:rPr>
+      </w:r>
+    </w:p>
+    <w:p>
+      <w:pPr/>
+      <w:r>
+        <w:rPr>
+          <w:lang w:val="zh_TW" w:bidi="zh_TW"/>
+        </w:rPr>
+      </w:r>
+      <w:r>
+        <w:rPr>
+          <w:lang w:val="zh_TW" w:bidi="zh_TW"/>
+        </w:rPr>
+        <w:t>מִ⁠בֵּ֤ית יְהוָה֙</w:t>
       </w:r>
     </w:p>
     <w:p>
@@ -32049,6 +33575,20 @@
       </w:r>
       <w:r>
         <w:rPr>
+          <w:lang w:val="zh_TW" w:bidi="zh_TW"/>
+        </w:rPr>
+        <w:t>מִצְרַ֨יִם֙ לִ⁠שְׁמָמָ֣ה תִֽהְיֶ֔ה</w:t>
+      </w:r>
+    </w:p>
+    <w:p>
+      <w:pPr/>
+      <w:r>
+        <w:rPr>
+          <w:lang w:val="zh_TW" w:bidi="zh_TW"/>
+        </w:rPr>
+      </w:r>
+      <w:r>
+        <w:rPr>
           <w:b/>
           <w:lang w:val="zh_TW" w:bidi="zh_TW"/>
         </w:rPr>
@@ -32895,6 +34435,20 @@
       </w:r>
       <w:r>
         <w:rPr>
+          <w:lang w:val="zh_TW" w:bidi="zh_TW"/>
+        </w:rPr>
+        <w:t>וְ⁠נִקֵּ֖יתִי דָּמָ֣⁠ם לֹֽא־נִקֵּ֑יתִי</w:t>
+      </w:r>
+    </w:p>
+    <w:p>
+      <w:pPr/>
+      <w:r>
+        <w:rPr>
+          <w:lang w:val="zh_TW" w:bidi="zh_TW"/>
+        </w:rPr>
+      </w:r>
+      <w:r>
+        <w:rPr>
           <w:b/>
           <w:lang w:val="zh_TW" w:bidi="zh_TW"/>
         </w:rPr>
@@ -33192,6 +34746,20 @@
         <w:rPr>
           <w:lang w:val="zh_TW" w:bidi="zh_TW"/>
         </w:rPr>
+      </w:r>
+    </w:p>
+    <w:p>
+      <w:pPr/>
+      <w:r>
+        <w:rPr>
+          <w:lang w:val="zh_TW" w:bidi="zh_TW"/>
+        </w:rPr>
+      </w:r>
+      <w:r>
+        <w:rPr>
+          <w:lang w:val="zh_TW" w:bidi="zh_TW"/>
+        </w:rPr>
+        <w:t>וַֽ⁠יהוָ֖ה שֹׁכֵ֥ן בְּ⁠צִיּֽוֹן</w:t>
       </w:r>
     </w:p>
     <w:p>

--- a/zht/docx/29.content.docx
+++ b/zht/docx/29.content.docx
@@ -26322,7 +26322,7 @@
         <w:rPr>
           <w:lang w:val="zh_TW" w:bidi="zh_TW"/>
         </w:rPr>
-        <w:t>אֲשֶׁ֥ר אָשִׁ֛יב אֶת־שְׁב֥וּת יְהוּדָ֖ה וִ⁠ירוּשָׁלִָֽם</w:t>
+        <w:t>אֲשֶׁ֥ר אשוב אֶת־שְׁב֥וּת יְהוּדָ֖ה וִ⁠ירוּשָׁלִָֽם</w:t>
       </w:r>
     </w:p>
     <w:p>
@@ -26460,7 +26460,7 @@
         <w:rPr>
           <w:lang w:val="zh_TW" w:bidi="zh_TW"/>
         </w:rPr>
-        <w:t>אֲשֶׁ֥ר אָשִׁ֛יב אֶת־שְׁב֥וּת יְהוּדָ֖ה וִ⁠ירוּשָׁלִָֽם</w:t>
+        <w:t>אֲשֶׁ֥ר אשוב אֶת־שְׁב֥וּת יְהוּדָ֖ה וִ⁠ירוּשָׁלִָֽם</w:t>
       </w:r>
     </w:p>
     <w:p>
